--- a/9tapUserManual.docx
+++ b/9tapUserManual.docx
@@ -25,7 +25,10 @@
         <w:pStyle w:val="CompanyName"/>
       </w:pPr>
       <w:r>
-        <w:t>9 TAP TOUR</w:t>
+        <w:t>9-</w:t>
+      </w:r>
+      <w:r>
+        <w:t>TAP TOUR</w:t>
       </w:r>
     </w:p>
     <w:p>
@@ -38,6 +41,7 @@
         <w:pStyle w:val="TitleCover"/>
         <w:sectPr>
           <w:footerReference w:type="default" r:id="rId8"/>
+          <w:headerReference w:type="first" r:id="rId9"/>
           <w:pgSz w:w="12240" w:h="15840" w:code="1"/>
           <w:pgMar w:top="960" w:right="960" w:bottom="1440" w:left="960" w:header="0" w:footer="0" w:gutter="0"/>
           <w:pgNumType w:start="0"/>
@@ -58,7 +62,13 @@
       </w:pPr>
       <w:r>
         <w:lastRenderedPageBreak/>
-        <w:t>9 tap tour</w:t>
+        <w:t>9</w:t>
+      </w:r>
+      <w:r>
+        <w:t>-</w:t>
+      </w:r>
+      <w:r>
+        <w:t>tap tour</w:t>
       </w:r>
     </w:p>
     <w:p>
@@ -77,7 +87,13 @@
         <w:sym w:font="Symbol" w:char="F0E3"/>
       </w:r>
       <w:r>
-        <w:t xml:space="preserve"> 9 Tap Tour</w:t>
+        <w:t xml:space="preserve"> 9</w:t>
+      </w:r>
+      <w:r>
+        <w:t>-</w:t>
+      </w:r>
+      <w:r>
+        <w:t>Tap Tour</w:t>
       </w:r>
     </w:p>
     <w:p>
@@ -99,18 +115,26 @@
     <w:p>
       <w:pPr>
         <w:pStyle w:val="ReturnAddress"/>
+      </w:pPr>
+      <w:r>
+        <w:t xml:space="preserve">Phone </w:t>
+      </w:r>
+      <w:r>
+        <w:t>253.</w:t>
+      </w:r>
+      <w:r>
+        <w:t>987.7975</w:t>
+      </w:r>
+    </w:p>
+    <w:p>
+      <w:pPr>
+        <w:pStyle w:val="ReturnAddress"/>
         <w:rPr>
           <w:spacing w:val="0"/>
         </w:rPr>
       </w:pPr>
       <w:r>
-        <w:t xml:space="preserve">Phone </w:t>
-      </w:r>
-      <w:r>
-        <w:t>253.</w:t>
-      </w:r>
-      <w:r>
-        <w:t>987.7975</w:t>
+        <w:t xml:space="preserve">Email </w:t>
       </w:r>
     </w:p>
     <w:p>
@@ -122,10 +146,11 @@
       </w:pPr>
     </w:p>
     <w:p/>
+    <w:p/>
     <w:p>
       <w:pPr>
         <w:sectPr>
-          <w:footerReference w:type="first" r:id="rId9"/>
+          <w:footerReference w:type="first" r:id="rId10"/>
           <w:pgSz w:w="12240" w:h="15840" w:code="1"/>
           <w:pgMar w:top="1800" w:right="1200" w:bottom="1440" w:left="1200" w:header="960" w:footer="960" w:gutter="0"/>
           <w:pgNumType w:fmt="lowerRoman" w:start="1"/>
@@ -138,12 +163,13 @@
       <w:pPr>
         <w:pStyle w:val="SectionLabel"/>
         <w:sectPr>
-          <w:headerReference w:type="default" r:id="rId10"/>
-          <w:footerReference w:type="default" r:id="rId11"/>
+          <w:headerReference w:type="default" r:id="rId11"/>
+          <w:footerReference w:type="default" r:id="rId12"/>
           <w:pgSz w:w="12240" w:h="15840" w:code="1"/>
-          <w:pgMar w:top="1200" w:right="1200" w:bottom="1440" w:left="1200" w:header="0" w:footer="960" w:gutter="0"/>
+          <w:pgMar w:top="1200" w:right="1200" w:bottom="1440" w:left="1200" w:header="864" w:footer="960" w:gutter="0"/>
           <w:pgNumType w:fmt="lowerRoman" w:start="1"/>
           <w:cols w:space="720"/>
+          <w:docGrid w:linePitch="218"/>
         </w:sectPr>
       </w:pPr>
       <w:r>
@@ -265,7 +291,21 @@
             <w:rStyle w:val="Hyperlink"/>
             <w:noProof/>
           </w:rPr>
-          <w:t>Installation of 9 Tap program</w:t>
+          <w:t>Installation of 9</w:t>
+        </w:r>
+        <w:r>
+          <w:rPr>
+            <w:rStyle w:val="Hyperlink"/>
+            <w:noProof/>
+          </w:rPr>
+          <w:t>-</w:t>
+        </w:r>
+        <w:r>
+          <w:rPr>
+            <w:rStyle w:val="Hyperlink"/>
+            <w:noProof/>
+          </w:rPr>
+          <w:t>Tap program</w:t>
         </w:r>
         <w:r>
           <w:rPr>
@@ -1050,19 +1090,42 @@
         <w:t>1</w:t>
       </w:r>
     </w:p>
-    <w:p>
-      <w:pPr>
-        <w:sectPr>
-          <w:headerReference w:type="default" r:id="rId12"/>
-          <w:footerReference w:type="default" r:id="rId13"/>
-          <w:headerReference w:type="first" r:id="rId14"/>
-          <w:footerReference w:type="first" r:id="rId15"/>
-          <w:pgSz w:w="12240" w:h="15840" w:code="1"/>
-          <w:pgMar w:top="1800" w:right="1200" w:bottom="1440" w:left="1200" w:header="960" w:footer="960" w:gutter="0"/>
-          <w:pgNumType w:start="1"/>
-          <w:cols w:space="360"/>
-        </w:sectPr>
-      </w:pPr>
+    <w:p/>
+    <w:p/>
+    <w:p/>
+    <w:p/>
+    <w:p/>
+    <w:p/>
+    <w:p/>
+    <w:p/>
+    <w:p/>
+    <w:p/>
+    <w:p/>
+    <w:p/>
+    <w:p/>
+    <w:p>
+      <w:pPr>
+        <w:pStyle w:val="Subtitle"/>
+      </w:pPr>
+      <w:r>
+        <w:t>9-tap tour</w:t>
+      </w:r>
+    </w:p>
+    <w:p>
+      <w:pPr>
+        <w:pStyle w:val="Title"/>
+      </w:pPr>
+      <w:r>
+        <w:t>Welcome</w:t>
+      </w:r>
+    </w:p>
+    <w:p>
+      <w:pPr>
+        <w:pStyle w:val="Caption"/>
+      </w:pPr>
+      <w:r>
+        <w:br w:type="page"/>
+      </w:r>
     </w:p>
     <w:p>
       <w:pPr>
@@ -1070,10 +1133,7 @@
       </w:pPr>
       <w:r>
         <w:lastRenderedPageBreak/>
-        <w:t>About 9 Tap Tour</w:t>
-      </w:r>
-      <w:r>
-        <w:t xml:space="preserve"> INC</w:t>
+        <w:t>About 9 Tap Tour INC</w:t>
       </w:r>
     </w:p>
     <w:p>
@@ -1088,49 +1148,7 @@
         <w:rPr>
           <w:spacing w:val="-5"/>
         </w:rPr>
-        <w:t xml:space="preserve">Welcome to the 9 Tap Tour Program. </w:t>
-      </w:r>
-      <w:r>
-        <w:rPr>
-          <w:spacing w:val="-5"/>
-        </w:rPr>
-        <w:t xml:space="preserve">9-Tap Tour, INC. is a unique, fun and professionally run tournament. Members enjoy our </w:t>
-      </w:r>
-      <w:r>
-        <w:rPr>
-          <w:spacing w:val="-5"/>
-        </w:rPr>
-        <w:t>“</w:t>
-      </w:r>
-      <w:r>
-        <w:rPr>
-          <w:spacing w:val="-5"/>
-        </w:rPr>
-        <w:t>Beat the Board</w:t>
-      </w:r>
-      <w:r>
-        <w:rPr>
-          <w:spacing w:val="-5"/>
-        </w:rPr>
-        <w:t>”</w:t>
-      </w:r>
-      <w:r>
-        <w:rPr>
-          <w:spacing w:val="-5"/>
-        </w:rPr>
-        <w:t xml:space="preserve"> format, with four games per squad. Yet the fun, big payouts, special </w:t>
-      </w:r>
-      <w:r>
-        <w:rPr>
-          <w:spacing w:val="-5"/>
-        </w:rPr>
-        <w:t>pots</w:t>
-      </w:r>
-      <w:r>
-        <w:rPr>
-          <w:spacing w:val="-5"/>
-        </w:rPr>
-        <w:t xml:space="preserve"> and the 9-Tap version of bowling itself, brings new excitement to tournaments.</w:t>
+        <w:t>Welcome to the 9 Tap Tour Program. 9-Tap Tour, INC. is a unique, fun and professionally run tournament. Members enjoy our “Beat the Board” format, with four games per squad. Yet the fun, big payouts, special pots and the 9-Tap version of bowling itself, brings new excitement to tournaments.</w:t>
       </w:r>
     </w:p>
     <w:p>
@@ -1269,8 +1287,11 @@
     </w:p>
     <w:p>
       <w:pPr>
-        <w:pStyle w:val="Heading1"/>
-        <w:rPr>
+        <w:rPr>
+          <w:rFonts w:ascii="Arial Black" w:hAnsi="Arial Black"/>
+          <w:color w:val="808080"/>
+          <w:spacing w:val="-25"/>
+          <w:kern w:val="28"/>
           <w:sz w:val="40"/>
           <w:szCs w:val="40"/>
         </w:rPr>
@@ -1280,57 +1301,22 @@
           <w:sz w:val="40"/>
           <w:szCs w:val="40"/>
         </w:rPr>
+        <w:br w:type="page"/>
+      </w:r>
+    </w:p>
+    <w:p>
+      <w:pPr>
+        <w:pStyle w:val="Heading2"/>
+        <w:rPr>
+          <w:szCs w:val="20"/>
+        </w:rPr>
+      </w:pPr>
+      <w:r>
+        <w:rPr>
+          <w:szCs w:val="20"/>
+        </w:rPr>
         <w:lastRenderedPageBreak/>
-        <w:t>Setup and Installation</w:t>
-      </w:r>
-    </w:p>
-    <w:p>
-      <w:pPr>
-        <w:pStyle w:val="Heading2"/>
-        <w:rPr>
-          <w:sz w:val="24"/>
-          <w:szCs w:val="24"/>
-        </w:rPr>
-      </w:pPr>
-      <w:r>
-        <w:rPr>
-          <w:sz w:val="24"/>
-          <w:szCs w:val="24"/>
-        </w:rPr>
-        <w:t>System Requirements</w:t>
-      </w:r>
-    </w:p>
-    <w:p>
-      <w:pPr>
-        <w:pStyle w:val="BodyTextKeep"/>
-      </w:pPr>
-      <w:r>
-        <w:t>The s</w:t>
-      </w:r>
-      <w:r>
-        <w:t>ystem requirements to run the 9 tap software are as follows:</w:t>
-      </w:r>
-      <w:r>
-        <w:t xml:space="preserve"> Windows 10, (Windows 8, or Windows 7). Storage: how much? USB port. Dot matrix and ink/laser-jet</w:t>
-      </w:r>
-      <w:r>
-        <w:t xml:space="preserve"> printers. Microsoft Excel must be installed on the computer for the 9 Tap Tour program to work.</w:t>
-      </w:r>
-    </w:p>
-    <w:p>
-      <w:pPr>
-        <w:pStyle w:val="Heading2"/>
-        <w:rPr>
-          <w:sz w:val="24"/>
-          <w:szCs w:val="24"/>
-        </w:rPr>
-      </w:pPr>
-      <w:r>
-        <w:rPr>
-          <w:sz w:val="24"/>
-          <w:szCs w:val="24"/>
-        </w:rPr>
-        <w:t>WARNING:</w:t>
+        <w:t>Dedication:</w:t>
       </w:r>
     </w:p>
     <w:p>
@@ -1338,241 +1324,18 @@
         <w:pStyle w:val="BodyText"/>
       </w:pPr>
       <w:r>
-        <w:t xml:space="preserve">If tournament has </w:t>
-      </w:r>
-      <w:r>
-        <w:t>five (5) or fewer</w:t>
-      </w:r>
-      <w:r>
-        <w:t xml:space="preserve"> participants, DO NOT USE PROGRAM. Keep track of player data manually.</w:t>
-      </w:r>
-    </w:p>
-    <w:p>
-      <w:pPr>
-        <w:pStyle w:val="Heading2"/>
-        <w:rPr>
-          <w:sz w:val="24"/>
-          <w:szCs w:val="24"/>
-        </w:rPr>
-      </w:pPr>
-      <w:r>
-        <w:rPr>
-          <w:sz w:val="24"/>
-          <w:szCs w:val="24"/>
-        </w:rPr>
-        <w:t>Installation</w:t>
-      </w:r>
-    </w:p>
-    <w:p>
-      <w:pPr>
-        <w:pStyle w:val="BodyText"/>
-        <w:numPr>
-          <w:ilvl w:val="0"/>
-          <w:numId w:val="40"/>
-        </w:numPr>
-      </w:pPr>
-      <w:r>
-        <w:t>Start Windows and exit all other applications.</w:t>
-      </w:r>
-    </w:p>
-    <w:p>
-      <w:pPr>
-        <w:pStyle w:val="BodyText"/>
-        <w:numPr>
-          <w:ilvl w:val="0"/>
-          <w:numId w:val="40"/>
-        </w:numPr>
-      </w:pPr>
-      <w:r>
-        <w:t>Insert the 9 Tap Tour USB drive into your computer’s USB port.</w:t>
-      </w:r>
-    </w:p>
-    <w:p>
-      <w:pPr>
-        <w:pStyle w:val="BodyText"/>
-        <w:numPr>
-          <w:ilvl w:val="0"/>
-          <w:numId w:val="40"/>
-        </w:numPr>
-      </w:pPr>
-      <w:r>
-        <w:t>If the file manager dialog does not appear, click the Start button on your Windows taskbar, then click Run. Type D:\Setup and click on OK. (Note: If your removable USB drive is assigned a letter other than D, use that letter.)</w:t>
-      </w:r>
-    </w:p>
-    <w:p>
-      <w:pPr>
-        <w:pStyle w:val="BodyText"/>
-        <w:numPr>
-          <w:ilvl w:val="0"/>
-          <w:numId w:val="40"/>
-        </w:numPr>
-      </w:pPr>
-      <w:r>
-        <w:t>The installation wizard will now run.</w:t>
-      </w:r>
-    </w:p>
-    <w:p>
-      <w:pPr>
-        <w:pStyle w:val="BodyText"/>
-        <w:numPr>
-          <w:ilvl w:val="0"/>
-          <w:numId w:val="40"/>
-        </w:numPr>
-      </w:pPr>
-      <w:r>
-        <w:t>The next window will prompt you to shut down all other running programs before starting the 9 Tap Tour installation process. Do this and then click “Next” to continue.</w:t>
-      </w:r>
-    </w:p>
-    <w:p>
-      <w:pPr>
-        <w:pStyle w:val="BodyText"/>
-        <w:numPr>
-          <w:ilvl w:val="0"/>
-          <w:numId w:val="40"/>
-        </w:numPr>
-      </w:pPr>
-      <w:r>
-        <w:t>End User License agreement.</w:t>
-      </w:r>
-      <w:r>
-        <w:t xml:space="preserve"> Read the agreement, and if you agree to the terms and conditions chose “I agree.” Then click the “I Agree” button to continue the installation process.</w:t>
-      </w:r>
-    </w:p>
-    <w:p>
-      <w:pPr>
-        <w:pStyle w:val="BodyText"/>
-        <w:numPr>
-          <w:ilvl w:val="0"/>
-          <w:numId w:val="40"/>
-        </w:numPr>
-      </w:pPr>
-      <w:r>
-        <w:t>Next, chose an install location for the program. Either accept the default location or choose another location. Once you’re satisfied with your choice, click “Next” to continue installing.</w:t>
-      </w:r>
-    </w:p>
-    <w:p>
-      <w:pPr>
-        <w:pStyle w:val="BodyText"/>
-        <w:numPr>
-          <w:ilvl w:val="0"/>
-          <w:numId w:val="40"/>
-        </w:numPr>
-      </w:pPr>
-      <w:r>
-        <w:t xml:space="preserve">Select a Start Menu Folder for 9 Tap Tour. Either accept the default location or chose another. If you don’t want a Start Menu folder to be created check the box “Do Not Create </w:t>
-      </w:r>
-      <w:proofErr w:type="gramStart"/>
-      <w:r>
-        <w:t>A</w:t>
-      </w:r>
-      <w:proofErr w:type="gramEnd"/>
-      <w:r>
-        <w:t xml:space="preserve"> Start Menu Folder”. Once you are satisfied with your selection click the “Next” button to continue.</w:t>
-      </w:r>
-    </w:p>
-    <w:p>
-      <w:pPr>
-        <w:pStyle w:val="BodyText"/>
-        <w:numPr>
-          <w:ilvl w:val="0"/>
-          <w:numId w:val="40"/>
-        </w:numPr>
-      </w:pPr>
-      <w:r>
-        <w:t>Select the shortcuts you want created. Chose to create shortcuts on the Desktop, Quick Launch Toolbar, or neither. Once you are satisfied with your selection click on the “Next” button to continue.</w:t>
-      </w:r>
-    </w:p>
-    <w:p>
-      <w:pPr>
-        <w:pStyle w:val="BodyText"/>
-        <w:numPr>
-          <w:ilvl w:val="0"/>
-          <w:numId w:val="40"/>
-        </w:numPr>
-      </w:pPr>
-      <w:r>
-        <w:t>The 9 Tap Tour will now begin installing. When the “Install complete” message</w:t>
-      </w:r>
-      <w:r>
-        <w:t xml:space="preserve"> displays, click the “Next:” button to continue.</w:t>
-      </w:r>
-    </w:p>
-    <w:p>
-      <w:pPr>
-        <w:pStyle w:val="BodyText"/>
-        <w:numPr>
-          <w:ilvl w:val="0"/>
-          <w:numId w:val="40"/>
-        </w:numPr>
-      </w:pPr>
-      <w:r>
-        <w:lastRenderedPageBreak/>
-        <w:t xml:space="preserve">The 9 Tap Tour program has now been successfully installed. Choose “Run 9 Tap Tour” to </w:t>
-      </w:r>
-      <w:r>
-        <w:t>immediately</w:t>
-      </w:r>
-      <w:r>
-        <w:t xml:space="preserve"> </w:t>
-      </w:r>
-      <w:r>
-        <w:t>launch</w:t>
-      </w:r>
-      <w:r>
-        <w:t xml:space="preserve"> the program, or “View ReadMe.txt” to view the ReadMe file where you can view updated program information made after the game manual was printed.</w:t>
-      </w:r>
-    </w:p>
-    <w:p>
-      <w:pPr>
-        <w:pStyle w:val="Heading2"/>
-        <w:rPr>
-          <w:sz w:val="24"/>
-          <w:szCs w:val="24"/>
-        </w:rPr>
-      </w:pPr>
-      <w:r>
-        <w:rPr>
-          <w:sz w:val="24"/>
-          <w:szCs w:val="24"/>
-        </w:rPr>
-        <w:t>ReadMe File</w:t>
-      </w:r>
-    </w:p>
-    <w:p>
-      <w:pPr>
-        <w:pStyle w:val="BodyText"/>
-      </w:pPr>
-      <w:r>
-        <w:t>The 9 Tap Tour program contains a ReadMe file where you can view updated program information. We strongly encourage you to take the t</w:t>
-      </w:r>
-      <w:r>
-        <w:t>ime</w:t>
-      </w:r>
-      <w:r>
-        <w:t xml:space="preserve"> look over this file to get information on changes made after this manual went to print.</w:t>
-      </w:r>
-    </w:p>
-    <w:p>
-      <w:pPr>
-        <w:pStyle w:val="BodyText"/>
-      </w:pPr>
-      <w:r>
-        <w:t>To view this file, double-click on it in the 9 Tap Tour directory found on your hard drive (usually C:\Program Files\9TapTour\docs\readme_en.txt). You can also view the ReadMe file by clicking on the Start button on your Windows taskbar, then on Programs, then on 9 Tap Tour, then on View Readme.txt.</w:t>
+        <w:t>Who did the work?</w:t>
       </w:r>
     </w:p>
     <w:p>
       <w:pPr>
         <w:pStyle w:val="Heading1"/>
-      </w:pPr>
-      <w:r>
-        <w:t>Using 9 Tap Tour</w:t>
-      </w:r>
-    </w:p>
-    <w:p>
-      <w:pPr>
-        <w:pStyle w:val="Heading1"/>
+        <w:rPr>
+          <w:sz w:val="40"/>
+          <w:szCs w:val="40"/>
+        </w:rPr>
         <w:sectPr>
-          <w:footerReference w:type="default" r:id="rId16"/>
+          <w:footerReference w:type="default" r:id="rId13"/>
           <w:type w:val="continuous"/>
           <w:pgSz w:w="12240" w:h="15840" w:code="1"/>
           <w:pgMar w:top="1800" w:right="1195" w:bottom="1440" w:left="3355" w:header="965" w:footer="965" w:gutter="0"/>
@@ -1583,23 +1346,35 @@
     </w:p>
     <w:p>
       <w:pPr>
-        <w:pStyle w:val="Heading2"/>
-        <w:rPr>
-          <w:sz w:val="22"/>
-          <w:szCs w:val="22"/>
-        </w:rPr>
-      </w:pPr>
-      <w:r>
-        <w:rPr>
-          <w:sz w:val="22"/>
-          <w:szCs w:val="22"/>
-        </w:rPr>
-        <w:t>Main Menu</w:t>
-      </w:r>
-    </w:p>
-    <w:p>
-      <w:pPr>
-        <w:pStyle w:val="Picture"/>
+        <w:pStyle w:val="Heading1"/>
+        <w:rPr>
+          <w:sz w:val="40"/>
+          <w:szCs w:val="40"/>
+        </w:rPr>
+      </w:pPr>
+      <w:r>
+        <w:rPr>
+          <w:sz w:val="40"/>
+          <w:szCs w:val="40"/>
+        </w:rPr>
+        <w:t>What is9-Tap?</w:t>
+      </w:r>
+    </w:p>
+    <w:p>
+      <w:pPr>
+        <w:pStyle w:val="BodyText"/>
+      </w:pPr>
+      <w:r>
+        <w:t>9-Tap is a purpose built, full featured bowling tournament management software</w:t>
+      </w:r>
+      <w:r>
+        <w:t xml:space="preserve"> system with a variety of different functions.</w:t>
+      </w:r>
+    </w:p>
+    <w:p>
+      <w:pPr>
+        <w:pStyle w:val="BodyText"/>
+        <w:keepNext/>
       </w:pPr>
       <w:r>
         <w:rPr>
@@ -1607,9 +1382,9 @@
         </w:rPr>
         <w:drawing>
           <wp:inline distT="0" distB="0" distL="0" distR="0">
-            <wp:extent cx="4648200" cy="3640667"/>
-            <wp:effectExtent l="0" t="0" r="0" b="0"/>
-            <wp:docPr id="2" name="Picture 2"/>
+            <wp:extent cx="4883150" cy="3824605"/>
+            <wp:effectExtent l="0" t="0" r="0" b="4445"/>
+            <wp:docPr id="3" name="Picture 3"/>
             <wp:cNvGraphicFramePr>
               <a:graphicFrameLocks xmlns:a="http://schemas.openxmlformats.org/drawingml/2006/main" noChangeAspect="1"/>
             </wp:cNvGraphicFramePr>
@@ -1617,7 +1392,688 @@
               <a:graphicData uri="http://schemas.openxmlformats.org/drawingml/2006/picture">
                 <pic:pic xmlns:pic="http://schemas.openxmlformats.org/drawingml/2006/picture">
                   <pic:nvPicPr>
-                    <pic:cNvPr id="2" name="MainMenu.PNG"/>
+                    <pic:cNvPr id="3" name="MainMenu.PNG"/>
+                    <pic:cNvPicPr/>
+                  </pic:nvPicPr>
+                  <pic:blipFill>
+                    <a:blip r:embed="rId14">
+                      <a:extLst>
+                        <a:ext uri="{28A0092B-C50C-407E-A947-70E740481C1C}">
+                          <a14:useLocalDpi xmlns:a14="http://schemas.microsoft.com/office/drawing/2010/main" val="0"/>
+                        </a:ext>
+                      </a:extLst>
+                    </a:blip>
+                    <a:stretch>
+                      <a:fillRect/>
+                    </a:stretch>
+                  </pic:blipFill>
+                  <pic:spPr>
+                    <a:xfrm>
+                      <a:off x="0" y="0"/>
+                      <a:ext cx="4883150" cy="3824605"/>
+                    </a:xfrm>
+                    <a:prstGeom prst="rect">
+                      <a:avLst/>
+                    </a:prstGeom>
+                  </pic:spPr>
+                </pic:pic>
+              </a:graphicData>
+            </a:graphic>
+          </wp:inline>
+        </w:drawing>
+      </w:r>
+    </w:p>
+    <w:p>
+      <w:pPr>
+        <w:pStyle w:val="Caption"/>
+        <w:jc w:val="both"/>
+      </w:pPr>
+      <w:r>
+        <w:t xml:space="preserve">Figure </w:t>
+      </w:r>
+      <w:fldSimple w:instr=" SEQ Figure \* ARABIC ">
+        <w:r>
+          <w:rPr>
+            <w:noProof/>
+          </w:rPr>
+          <w:t>1</w:t>
+        </w:r>
+      </w:fldSimple>
+      <w:r>
+        <w:t>: 9-Tap Main Menu</w:t>
+      </w:r>
+    </w:p>
+    <w:p>
+      <w:pPr>
+        <w:pStyle w:val="Heading1"/>
+        <w:rPr>
+          <w:sz w:val="40"/>
+          <w:szCs w:val="40"/>
+        </w:rPr>
+        <w:sectPr>
+          <w:type w:val="continuous"/>
+          <w:pgSz w:w="12240" w:h="15840" w:code="1"/>
+          <w:pgMar w:top="1800" w:right="1195" w:bottom="1440" w:left="3355" w:header="965" w:footer="965" w:gutter="0"/>
+          <w:cols w:space="360"/>
+          <w:titlePg/>
+        </w:sectPr>
+      </w:pPr>
+    </w:p>
+    <w:p>
+      <w:pPr>
+        <w:pStyle w:val="Heading1"/>
+        <w:rPr>
+          <w:sz w:val="40"/>
+          <w:szCs w:val="40"/>
+        </w:rPr>
+      </w:pPr>
+      <w:r>
+        <w:rPr>
+          <w:sz w:val="40"/>
+          <w:szCs w:val="40"/>
+        </w:rPr>
+        <w:t>A good place to start</w:t>
+      </w:r>
+    </w:p>
+    <w:p>
+      <w:pPr>
+        <w:pStyle w:val="Heading2"/>
+      </w:pPr>
+      <w:r>
+        <w:t>Quick start guide</w:t>
+      </w:r>
+    </w:p>
+    <w:p>
+      <w:pPr>
+        <w:pStyle w:val="BodyText"/>
+      </w:pPr>
+      <w:r>
+        <w:t>You can find this on page #</w:t>
+      </w:r>
+    </w:p>
+    <w:p>
+      <w:pPr>
+        <w:pStyle w:val="Heading2"/>
+      </w:pPr>
+      <w:r>
+        <w:t>Troubleshooting</w:t>
+      </w:r>
+    </w:p>
+    <w:p>
+      <w:pPr>
+        <w:pStyle w:val="BodyText"/>
+      </w:pPr>
+      <w:r>
+        <w:t>You can find this on page ##</w:t>
+      </w:r>
+    </w:p>
+    <w:p>
+      <w:pPr>
+        <w:pStyle w:val="Heading1"/>
+      </w:pPr>
+      <w:r>
+        <w:lastRenderedPageBreak/>
+        <w:t>Menus guide</w:t>
+      </w:r>
+    </w:p>
+    <w:p>
+      <w:pPr>
+        <w:pStyle w:val="BodyText"/>
+      </w:pPr>
+      <w:r>
+        <w:t>Familiarization guide .longwinded?</w:t>
+      </w:r>
+    </w:p>
+    <w:p>
+      <w:pPr>
+        <w:pStyle w:val="BodyText"/>
+      </w:pPr>
+      <w:r>
+        <w:br w:type="page"/>
+      </w:r>
+    </w:p>
+    <w:p>
+      <w:pPr>
+        <w:pStyle w:val="PartTitle"/>
+        <w:framePr w:wrap="notBeside"/>
+      </w:pPr>
+      <w:r>
+        <w:lastRenderedPageBreak/>
+        <w:t>Chapter</w:t>
+      </w:r>
+    </w:p>
+    <w:p>
+      <w:pPr>
+        <w:pStyle w:val="PartLabel"/>
+        <w:framePr w:wrap="notBeside"/>
+      </w:pPr>
+      <w:r>
+        <w:t>2</w:t>
+      </w:r>
+    </w:p>
+    <w:p/>
+    <w:p/>
+    <w:p/>
+    <w:p/>
+    <w:p/>
+    <w:p/>
+    <w:p/>
+    <w:p/>
+    <w:p/>
+    <w:p/>
+    <w:p/>
+    <w:p/>
+    <w:p/>
+    <w:p>
+      <w:pPr>
+        <w:pStyle w:val="Subtitle"/>
+      </w:pPr>
+      <w:r>
+        <w:t>9-tap tour</w:t>
+      </w:r>
+    </w:p>
+    <w:p>
+      <w:pPr>
+        <w:pStyle w:val="Title"/>
+      </w:pPr>
+      <w:r>
+        <w:t>Quick Start</w:t>
+      </w:r>
+    </w:p>
+    <w:p>
+      <w:pPr>
+        <w:pStyle w:val="Caption"/>
+      </w:pPr>
+      <w:r>
+        <w:br w:type="page"/>
+      </w:r>
+    </w:p>
+    <w:p>
+      <w:pPr>
+        <w:pStyle w:val="Heading8"/>
+        <w:framePr w:wrap="around"/>
+      </w:pPr>
+      <w:r>
+        <w:lastRenderedPageBreak/>
+        <w:t>To get started quickly, follow these guidelines.</w:t>
+      </w:r>
+    </w:p>
+    <w:p>
+      <w:pPr>
+        <w:pStyle w:val="Heading2"/>
+      </w:pPr>
+      <w:r>
+        <w:t>How do I Launch 9-Tap?</w:t>
+      </w:r>
+    </w:p>
+    <w:p>
+      <w:pPr>
+        <w:pStyle w:val="BodyText"/>
+      </w:pPr>
+      <w:r>
+        <w:t>3. 2. 1. Liftoff…</w:t>
+      </w:r>
+    </w:p>
+    <w:p>
+      <w:pPr>
+        <w:pStyle w:val="BodyText"/>
+      </w:pPr>
+      <w:r>
+        <w:t>Screen shots of desktop icon &amp; system menu</w:t>
+      </w:r>
+    </w:p>
+    <w:p>
+      <w:pPr>
+        <w:pStyle w:val="Heading2"/>
+      </w:pPr>
+      <w:r>
+        <w:t>How do I enter a new player?</w:t>
+      </w:r>
+    </w:p>
+    <w:p>
+      <w:pPr>
+        <w:pStyle w:val="BodyText"/>
+      </w:pPr>
+      <w:r>
+        <w:t>answers</w:t>
+      </w:r>
+    </w:p>
+    <w:p>
+      <w:pPr>
+        <w:pStyle w:val="Heading1"/>
+        <w:rPr>
+          <w:sz w:val="40"/>
+          <w:szCs w:val="40"/>
+        </w:rPr>
+      </w:pPr>
+    </w:p>
+    <w:p>
+      <w:pPr>
+        <w:pStyle w:val="BodyText"/>
+        <w:rPr>
+          <w:rFonts w:ascii="Arial Black" w:hAnsi="Arial Black"/>
+          <w:color w:val="808080"/>
+          <w:spacing w:val="-25"/>
+          <w:kern w:val="28"/>
+        </w:rPr>
+      </w:pPr>
+      <w:r>
+        <w:br w:type="page"/>
+      </w:r>
+    </w:p>
+    <w:p>
+      <w:pPr>
+        <w:pStyle w:val="PartTitle"/>
+        <w:framePr w:wrap="notBeside"/>
+      </w:pPr>
+      <w:r>
+        <w:lastRenderedPageBreak/>
+        <w:t>Chapter</w:t>
+      </w:r>
+    </w:p>
+    <w:p>
+      <w:pPr>
+        <w:pStyle w:val="PartLabel"/>
+        <w:framePr w:wrap="notBeside"/>
+      </w:pPr>
+      <w:r>
+        <w:t>3</w:t>
+      </w:r>
+    </w:p>
+    <w:p/>
+    <w:p/>
+    <w:p/>
+    <w:p/>
+    <w:p/>
+    <w:p/>
+    <w:p/>
+    <w:p/>
+    <w:p/>
+    <w:p/>
+    <w:p/>
+    <w:p/>
+    <w:p/>
+    <w:p>
+      <w:pPr>
+        <w:pStyle w:val="Subtitle"/>
+      </w:pPr>
+      <w:r>
+        <w:t>9-tap tour</w:t>
+      </w:r>
+    </w:p>
+    <w:p>
+      <w:pPr>
+        <w:pStyle w:val="Title"/>
+      </w:pPr>
+      <w:r>
+        <w:t>Menus</w:t>
+      </w:r>
+      <w:r>
+        <w:t xml:space="preserve"> and Forms</w:t>
+      </w:r>
+      <w:r>
+        <w:t xml:space="preserve"> Guide</w:t>
+      </w:r>
+    </w:p>
+    <w:p>
+      <w:pPr>
+        <w:pStyle w:val="Caption"/>
+      </w:pPr>
+      <w:r>
+        <w:br w:type="page"/>
+      </w:r>
+    </w:p>
+    <w:p>
+      <w:pPr>
+        <w:pStyle w:val="Heading1"/>
+        <w:rPr>
+          <w:sz w:val="40"/>
+          <w:szCs w:val="40"/>
+        </w:rPr>
+        <w:sectPr>
+          <w:type w:val="continuous"/>
+          <w:pgSz w:w="12240" w:h="15840" w:code="1"/>
+          <w:pgMar w:top="1800" w:right="1195" w:bottom="1440" w:left="3355" w:header="965" w:footer="965" w:gutter="0"/>
+          <w:cols w:space="360"/>
+          <w:titlePg/>
+        </w:sectPr>
+      </w:pPr>
+    </w:p>
+    <w:p>
+      <w:pPr>
+        <w:pStyle w:val="Heading1"/>
+        <w:rPr>
+          <w:szCs w:val="32"/>
+        </w:rPr>
+      </w:pPr>
+      <w:r>
+        <w:rPr>
+          <w:szCs w:val="32"/>
+        </w:rPr>
+        <w:lastRenderedPageBreak/>
+        <w:t>Start Menu</w:t>
+      </w:r>
+    </w:p>
+    <w:p>
+      <w:pPr>
+        <w:pStyle w:val="BodyText"/>
+        <w:keepNext/>
+      </w:pPr>
+      <w:r>
+        <w:t>Craft beer sartorial copper mug tbh jianbing, locavore VHS salvia +1 vegan gluten-free kogi pug vexillologist affogato. Fanny pack palo santo proident blog bespoke commodo tilde hammock taiyaki wayfarers gentrify. Cardigan ugh slow-carb, ea DIY hot chicken commodo godard. Lorem sint qui 3 wolf moon enim voluptate, velit veniam. Fanny pack man bun helvetica viral, edison bulb cliche jianbing.</w:t>
+      </w:r>
+    </w:p>
+    <w:p>
+      <w:pPr>
+        <w:pStyle w:val="BodyText"/>
+        <w:keepNext/>
+      </w:pPr>
+      <w:r>
+        <w:rPr>
+          <w:noProof/>
+        </w:rPr>
+        <w:drawing>
+          <wp:inline distT="0" distB="0" distL="0" distR="0">
+            <wp:extent cx="4883150" cy="3824605"/>
+            <wp:effectExtent l="0" t="0" r="0" b="4445"/>
+            <wp:docPr id="4" name="Picture 4"/>
+            <wp:cNvGraphicFramePr>
+              <a:graphicFrameLocks xmlns:a="http://schemas.openxmlformats.org/drawingml/2006/main" noChangeAspect="1"/>
+            </wp:cNvGraphicFramePr>
+            <a:graphic xmlns:a="http://schemas.openxmlformats.org/drawingml/2006/main">
+              <a:graphicData uri="http://schemas.openxmlformats.org/drawingml/2006/picture">
+                <pic:pic xmlns:pic="http://schemas.openxmlformats.org/drawingml/2006/picture">
+                  <pic:nvPicPr>
+                    <pic:cNvPr id="4" name="MainMenu.PNG"/>
+                    <pic:cNvPicPr/>
+                  </pic:nvPicPr>
+                  <pic:blipFill>
+                    <a:blip r:embed="rId14">
+                      <a:extLst>
+                        <a:ext uri="{28A0092B-C50C-407E-A947-70E740481C1C}">
+                          <a14:useLocalDpi xmlns:a14="http://schemas.microsoft.com/office/drawing/2010/main" val="0"/>
+                        </a:ext>
+                      </a:extLst>
+                    </a:blip>
+                    <a:stretch>
+                      <a:fillRect/>
+                    </a:stretch>
+                  </pic:blipFill>
+                  <pic:spPr>
+                    <a:xfrm>
+                      <a:off x="0" y="0"/>
+                      <a:ext cx="4883150" cy="3824605"/>
+                    </a:xfrm>
+                    <a:prstGeom prst="rect">
+                      <a:avLst/>
+                    </a:prstGeom>
+                  </pic:spPr>
+                </pic:pic>
+              </a:graphicData>
+            </a:graphic>
+          </wp:inline>
+        </w:drawing>
+      </w:r>
+    </w:p>
+    <w:p>
+      <w:pPr>
+        <w:pStyle w:val="Caption"/>
+        <w:jc w:val="both"/>
+      </w:pPr>
+      <w:r>
+        <w:t xml:space="preserve">Figure </w:t>
+      </w:r>
+      <w:fldSimple w:instr=" SEQ Figure \* ARABIC ">
+        <w:r>
+          <w:rPr>
+            <w:noProof/>
+          </w:rPr>
+          <w:t>2</w:t>
+        </w:r>
+      </w:fldSimple>
+      <w:r>
+        <w:t>: Main Menu</w:t>
+      </w:r>
+    </w:p>
+    <w:p>
+      <w:pPr>
+        <w:pStyle w:val="Heading1"/>
+      </w:pPr>
+      <w:r>
+        <w:lastRenderedPageBreak/>
+        <w:t>Tools</w:t>
+      </w:r>
+    </w:p>
+    <w:p>
+      <w:pPr>
+        <w:pStyle w:val="BodyText"/>
+        <w:keepNext/>
+      </w:pPr>
+      <w:r>
+        <w:t>Craft beer sartorial copper mug tbh jianbing, locavore VHS salvia +1 vegan gluten-free kogi pug vexillologist affogato. Fanny pack palo santo proident blog bespoke commodo tilde hammock taiyaki wayfarers gentrify. Cardigan ugh slow-carb, ea DIY hot chicken commodo godard. Lorem sint qui 3 wolf moon enim voluptate, velit veniam. Fanny pack man bun helvetica viral, edison bulb cliche jianbing.</w:t>
+      </w:r>
+    </w:p>
+    <w:p>
+      <w:pPr>
+        <w:pStyle w:val="BodyText"/>
+        <w:keepNext/>
+        <w:jc w:val="center"/>
+      </w:pPr>
+      <w:r>
+        <w:rPr>
+          <w:noProof/>
+        </w:rPr>
+        <w:drawing>
+          <wp:inline distT="0" distB="0" distL="0" distR="0">
+            <wp:extent cx="2343150" cy="3836334"/>
+            <wp:effectExtent l="0" t="0" r="0" b="0"/>
+            <wp:docPr id="13" name="Picture 13"/>
+            <wp:cNvGraphicFramePr>
+              <a:graphicFrameLocks xmlns:a="http://schemas.openxmlformats.org/drawingml/2006/main" noChangeAspect="1"/>
+            </wp:cNvGraphicFramePr>
+            <a:graphic xmlns:a="http://schemas.openxmlformats.org/drawingml/2006/main">
+              <a:graphicData uri="http://schemas.openxmlformats.org/drawingml/2006/picture">
+                <pic:pic xmlns:pic="http://schemas.openxmlformats.org/drawingml/2006/picture">
+                  <pic:nvPicPr>
+                    <pic:cNvPr id="13" name="UpdateInactiveMembersForm.PNG"/>
+                    <pic:cNvPicPr/>
+                  </pic:nvPicPr>
+                  <pic:blipFill>
+                    <a:blip r:embed="rId15">
+                      <a:extLst>
+                        <a:ext uri="{28A0092B-C50C-407E-A947-70E740481C1C}">
+                          <a14:useLocalDpi xmlns:a14="http://schemas.microsoft.com/office/drawing/2010/main" val="0"/>
+                        </a:ext>
+                      </a:extLst>
+                    </a:blip>
+                    <a:stretch>
+                      <a:fillRect/>
+                    </a:stretch>
+                  </pic:blipFill>
+                  <pic:spPr>
+                    <a:xfrm>
+                      <a:off x="0" y="0"/>
+                      <a:ext cx="2361540" cy="3866443"/>
+                    </a:xfrm>
+                    <a:prstGeom prst="rect">
+                      <a:avLst/>
+                    </a:prstGeom>
+                  </pic:spPr>
+                </pic:pic>
+              </a:graphicData>
+            </a:graphic>
+          </wp:inline>
+        </w:drawing>
+      </w:r>
+    </w:p>
+    <w:p>
+      <w:pPr>
+        <w:pStyle w:val="Caption"/>
+        <w:jc w:val="center"/>
+      </w:pPr>
+      <w:r>
+        <w:t xml:space="preserve">Figure </w:t>
+      </w:r>
+      <w:fldSimple w:instr=" SEQ Figure \* ARABIC ">
+        <w:r>
+          <w:rPr>
+            <w:noProof/>
+          </w:rPr>
+          <w:t>3</w:t>
+        </w:r>
+      </w:fldSimple>
+      <w:r>
+        <w:t>: Under Tools, Update Inactive status</w:t>
+      </w:r>
+    </w:p>
+    <w:p>
+      <w:pPr>
+        <w:pStyle w:val="Heading1"/>
+      </w:pPr>
+      <w:r>
+        <w:lastRenderedPageBreak/>
+        <w:t xml:space="preserve">Member Info </w:t>
+      </w:r>
+      <w:r>
+        <w:t>Form</w:t>
+      </w:r>
+    </w:p>
+    <w:p>
+      <w:pPr>
+        <w:pStyle w:val="BodyText"/>
+        <w:keepNext/>
+      </w:pPr>
+      <w:r>
+        <w:t>Craft beer sartorial copper mug tbh jianbing, locavore VHS salvia +1 vegan gluten-free kogi pug vexillologist affogato. Fanny pack palo santo proident blog bespoke commodo tilde hammock taiyaki wayfarers gentrify. Cardigan ugh slow-carb, ea DIY hot chicken commodo godard. Lorem sint qui 3 wolf moon enim voluptate, velit veniam. Fanny pack man bun helvetica viral, edison bulb cliche jianbing.</w:t>
+      </w:r>
+    </w:p>
+    <w:p>
+      <w:pPr>
+        <w:pStyle w:val="BodyText"/>
+        <w:keepNext/>
+        <w:jc w:val="center"/>
+      </w:pPr>
+      <w:r>
+        <w:rPr>
+          <w:noProof/>
+        </w:rPr>
+        <w:drawing>
+          <wp:inline distT="0" distB="0" distL="0" distR="0">
+            <wp:extent cx="4448175" cy="3980962"/>
+            <wp:effectExtent l="0" t="0" r="0" b="635"/>
+            <wp:docPr id="5" name="Picture 5" descr="The form where member information is entered and edited." title="member info form"/>
+            <wp:cNvGraphicFramePr>
+              <a:graphicFrameLocks xmlns:a="http://schemas.openxmlformats.org/drawingml/2006/main" noChangeAspect="1"/>
+            </wp:cNvGraphicFramePr>
+            <a:graphic xmlns:a="http://schemas.openxmlformats.org/drawingml/2006/main">
+              <a:graphicData uri="http://schemas.openxmlformats.org/drawingml/2006/picture">
+                <pic:pic xmlns:pic="http://schemas.openxmlformats.org/drawingml/2006/picture">
+                  <pic:nvPicPr>
+                    <pic:cNvPr id="5" name="MemberInfoForm.PNG"/>
+                    <pic:cNvPicPr/>
+                  </pic:nvPicPr>
+                  <pic:blipFill rotWithShape="1">
+                    <a:blip r:embed="rId16">
+                      <a:extLst>
+                        <a:ext uri="{28A0092B-C50C-407E-A947-70E740481C1C}">
+                          <a14:useLocalDpi xmlns:a14="http://schemas.microsoft.com/office/drawing/2010/main" val="0"/>
+                        </a:ext>
+                      </a:extLst>
+                    </a:blip>
+                    <a:srcRect l="1" r="40077"/>
+                    <a:stretch/>
+                  </pic:blipFill>
+                  <pic:spPr bwMode="auto">
+                    <a:xfrm>
+                      <a:off x="0" y="0"/>
+                      <a:ext cx="4467314" cy="3998091"/>
+                    </a:xfrm>
+                    <a:prstGeom prst="rect">
+                      <a:avLst/>
+                    </a:prstGeom>
+                    <a:ln>
+                      <a:noFill/>
+                    </a:ln>
+                    <a:extLst>
+                      <a:ext uri="{53640926-AAD7-44D8-BBD7-CCE9431645EC}">
+                        <a14:shadowObscured xmlns:a14="http://schemas.microsoft.com/office/drawing/2010/main"/>
+                      </a:ext>
+                    </a:extLst>
+                  </pic:spPr>
+                </pic:pic>
+              </a:graphicData>
+            </a:graphic>
+          </wp:inline>
+        </w:drawing>
+      </w:r>
+    </w:p>
+    <w:p>
+      <w:pPr>
+        <w:pStyle w:val="Caption"/>
+        <w:jc w:val="center"/>
+      </w:pPr>
+      <w:r>
+        <w:t xml:space="preserve">Figure </w:t>
+      </w:r>
+      <w:fldSimple w:instr=" SEQ Figure \* ARABIC ">
+        <w:r>
+          <w:rPr>
+            <w:noProof/>
+          </w:rPr>
+          <w:t>4</w:t>
+        </w:r>
+      </w:fldSimple>
+      <w:r>
+        <w:t>: Member Information</w:t>
+      </w:r>
+    </w:p>
+    <w:p>
+      <w:pPr>
+        <w:pStyle w:val="Heading2"/>
+        <w:rPr>
+          <w:szCs w:val="20"/>
+        </w:rPr>
+      </w:pPr>
+      <w:r>
+        <w:rPr>
+          <w:szCs w:val="20"/>
+        </w:rPr>
+        <w:lastRenderedPageBreak/>
+        <w:t>Stats</w:t>
+      </w:r>
+    </w:p>
+    <w:p>
+      <w:pPr>
+        <w:pStyle w:val="BodyText"/>
+        <w:keepNext/>
+      </w:pPr>
+      <w:r>
+        <w:t>Craft beer sartorial copper mug tbh jianbing, locavore VHS salvia +1 vegan gluten-free kogi pug vexillologist affogato. Fanny pack palo santo proident blog bespoke commodo tilde hammock taiyaki wayfarers gentrify. Cardigan ugh slow-carb, ea DIY hot chicken commodo godard. Lorem sint qui 3 wolf moon enim voluptate, velit veniam. Fanny pack man bun helvetica viral, edison bulb cliche jianbing.</w:t>
+      </w:r>
+    </w:p>
+    <w:p>
+      <w:pPr>
+        <w:pStyle w:val="BodyText"/>
+        <w:keepNext/>
+        <w:jc w:val="center"/>
+      </w:pPr>
+      <w:r>
+        <w:rPr>
+          <w:noProof/>
+        </w:rPr>
+        <w:drawing>
+          <wp:inline distT="0" distB="0" distL="0" distR="0">
+            <wp:extent cx="4883150" cy="2831465"/>
+            <wp:effectExtent l="0" t="0" r="0" b="6985"/>
+            <wp:docPr id="7" name="Picture 7"/>
+            <wp:cNvGraphicFramePr>
+              <a:graphicFrameLocks xmlns:a="http://schemas.openxmlformats.org/drawingml/2006/main" noChangeAspect="1"/>
+            </wp:cNvGraphicFramePr>
+            <a:graphic xmlns:a="http://schemas.openxmlformats.org/drawingml/2006/main">
+              <a:graphicData uri="http://schemas.openxmlformats.org/drawingml/2006/picture">
+                <pic:pic xmlns:pic="http://schemas.openxmlformats.org/drawingml/2006/picture">
+                  <pic:nvPicPr>
+                    <pic:cNvPr id="7" name="StatsForm.PNG"/>
                     <pic:cNvPicPr/>
                   </pic:nvPicPr>
                   <pic:blipFill>
@@ -1635,7 +2091,7 @@
                   <pic:spPr>
                     <a:xfrm>
                       <a:off x="0" y="0"/>
-                      <a:ext cx="4680307" cy="3665814"/>
+                      <a:ext cx="4883150" cy="2831465"/>
                     </a:xfrm>
                     <a:prstGeom prst="rect">
                       <a:avLst/>
@@ -1651,210 +2107,36 @@
     <w:p>
       <w:pPr>
         <w:pStyle w:val="Caption"/>
-        <w:jc w:val="both"/>
+        <w:jc w:val="center"/>
       </w:pPr>
       <w:r>
         <w:t xml:space="preserve">Figure </w:t>
       </w:r>
-      <w:r>
-        <w:fldChar w:fldCharType="begin"/>
-      </w:r>
-      <w:r>
-        <w:instrText xml:space="preserve"> SEQ Figure \* ARABIC </w:instrText>
-      </w:r>
-      <w:r>
-        <w:fldChar w:fldCharType="separate"/>
-      </w:r>
-      <w:r>
-        <w:rPr>
-          <w:noProof/>
-        </w:rPr>
-        <w:t>1</w:t>
-      </w:r>
-      <w:r>
-        <w:rPr>
-          <w:noProof/>
-        </w:rPr>
-        <w:fldChar w:fldCharType="end"/>
-      </w:r>
-      <w:r>
-        <w:t>: Main Menu</w:t>
-      </w:r>
-    </w:p>
-    <w:p>
-      <w:pPr>
-        <w:pStyle w:val="Caption"/>
-        <w:jc w:val="both"/>
-        <w:rPr>
-          <w:sz w:val="24"/>
-          <w:szCs w:val="24"/>
-        </w:rPr>
-      </w:pPr>
-      <w:r>
-        <w:rPr>
-          <w:sz w:val="24"/>
-          <w:szCs w:val="24"/>
-        </w:rPr>
-        <w:t>Launch 9 Tap Tour. Once it’s running you should see the Main Menu screen.</w:t>
-      </w:r>
-      <w:r>
-        <w:rPr>
-          <w:sz w:val="24"/>
-          <w:szCs w:val="24"/>
-        </w:rPr>
-        <w:t xml:space="preserve"> To enter bowler information or scores there are two main ways to get there, the tabs across the top and the left hand buttons.</w:t>
-      </w:r>
-    </w:p>
-    <w:p>
-      <w:pPr>
-        <w:pStyle w:val="BodyText"/>
-      </w:pPr>
-      <w:r>
+      <w:fldSimple w:instr=" SEQ Figure \* ARABIC ">
+        <w:r>
+          <w:rPr>
+            <w:noProof/>
+          </w:rPr>
+          <w:t>5</w:t>
+        </w:r>
+      </w:fldSimple>
+      <w:r>
+        <w:t>: Stats Form</w:t>
+      </w:r>
+    </w:p>
+    <w:p>
+      <w:pPr>
+        <w:pStyle w:val="Heading2"/>
+        <w:rPr>
+          <w:szCs w:val="20"/>
+        </w:rPr>
+      </w:pPr>
+      <w:r>
+        <w:rPr>
+          <w:szCs w:val="20"/>
+        </w:rPr>
         <w:lastRenderedPageBreak/>
-        <w:t>The top tabs are:</w:t>
-      </w:r>
-    </w:p>
-    <w:p>
-      <w:pPr>
-        <w:pStyle w:val="BodyText"/>
-        <w:numPr>
-          <w:ilvl w:val="0"/>
-          <w:numId w:val="42"/>
-        </w:numPr>
-      </w:pPr>
-      <w:r>
-        <w:t>Home—takes you back to the Main Menu.</w:t>
-      </w:r>
-    </w:p>
-    <w:p>
-      <w:pPr>
-        <w:pStyle w:val="BodyText"/>
-        <w:numPr>
-          <w:ilvl w:val="0"/>
-          <w:numId w:val="42"/>
-        </w:numPr>
-      </w:pPr>
-      <w:r>
-        <w:t xml:space="preserve">Member Info—takes you to the Member Information form. </w:t>
-      </w:r>
-    </w:p>
-    <w:p>
-      <w:pPr>
-        <w:pStyle w:val="BodyText"/>
-        <w:numPr>
-          <w:ilvl w:val="0"/>
-          <w:numId w:val="42"/>
-        </w:numPr>
-      </w:pPr>
-      <w:r>
-        <w:t>Member Scores—takes you to the Member Scores Form. From there, you can access Tournament creation and editing.</w:t>
-      </w:r>
-    </w:p>
-    <w:p>
-      <w:pPr>
-        <w:pStyle w:val="BodyText"/>
-        <w:numPr>
-          <w:ilvl w:val="0"/>
-          <w:numId w:val="42"/>
-        </w:numPr>
-      </w:pPr>
-      <w:r>
-        <w:t>Tools—take you to the active/inactive member dialog.</w:t>
-      </w:r>
-    </w:p>
-    <w:p>
-      <w:pPr>
-        <w:pStyle w:val="BodyText"/>
-      </w:pPr>
-      <w:r>
-        <w:t>The left hand buttons are:</w:t>
-      </w:r>
-    </w:p>
-    <w:p>
-      <w:pPr>
-        <w:pStyle w:val="BodyText"/>
-        <w:numPr>
-          <w:ilvl w:val="0"/>
-          <w:numId w:val="41"/>
-        </w:numPr>
-      </w:pPr>
-      <w:r>
-        <w:t>“Member Info”—Left click on this to go to the member information form. Here is where new member information is entered and saved. Player statistics can be found here too. Also importing member information from Microsoft Excel files is done here</w:t>
-      </w:r>
-    </w:p>
-    <w:p>
-      <w:pPr>
-        <w:pStyle w:val="BodyText"/>
-        <w:numPr>
-          <w:ilvl w:val="0"/>
-          <w:numId w:val="41"/>
-        </w:numPr>
-      </w:pPr>
-      <w:r>
-        <w:t>“Member Scores”—accesses the Member Scores form. From there, access Tournament forms</w:t>
-      </w:r>
-    </w:p>
-    <w:p>
-      <w:pPr>
-        <w:pStyle w:val="BodyText"/>
-        <w:numPr>
-          <w:ilvl w:val="0"/>
-          <w:numId w:val="41"/>
-        </w:numPr>
-      </w:pPr>
-      <w:r>
-        <w:t>“About”—About the 9Tap Tour</w:t>
-      </w:r>
-    </w:p>
-    <w:p>
-      <w:pPr>
-        <w:pStyle w:val="BodyText"/>
-        <w:numPr>
-          <w:ilvl w:val="0"/>
-          <w:numId w:val="41"/>
-        </w:numPr>
-      </w:pPr>
-      <w:r>
-        <w:t>“Exit”—exits the 9Tap Tour program</w:t>
-      </w:r>
-    </w:p>
-    <w:p>
-      <w:pPr>
-        <w:pStyle w:val="BodyText"/>
-        <w:numPr>
-          <w:ilvl w:val="0"/>
-          <w:numId w:val="41"/>
-        </w:numPr>
-      </w:pPr>
-      <w:r>
-        <w:t>Region—drop down menu to pick location. Default is “local”.</w:t>
-      </w:r>
-    </w:p>
-    <w:p>
-      <w:pPr>
-        <w:pStyle w:val="BodyText"/>
-        <w:numPr>
-          <w:ilvl w:val="0"/>
-          <w:numId w:val="41"/>
-        </w:numPr>
-      </w:pPr>
-      <w:r>
-        <w:t>“Add Region”—goes to “Add Region” dialog.</w:t>
-      </w:r>
-    </w:p>
-    <w:p>
-      <w:pPr>
-        <w:pStyle w:val="Heading1"/>
-      </w:pPr>
-      <w:r>
-        <w:lastRenderedPageBreak/>
-        <w:t>Member I</w:t>
-      </w:r>
-      <w:r>
-        <w:t>n</w:t>
-      </w:r>
-      <w:r>
-        <w:t>fo</w:t>
+        <w:t>Member Search</w:t>
       </w:r>
     </w:p>
     <w:p>
@@ -1863,14 +2145,24 @@
         <w:keepNext/>
       </w:pPr>
       <w:r>
+        <w:t>Craft beer sartorial copper mug tbh jianbing, locavore VHS salvia +1 vegan gluten-free kogi pug vexillologist affogato. Fanny pack palo santo proident blog bespoke commodo tilde hammock taiyaki wayfarers gentrify. Cardigan ugh slow-carb, ea DIY hot chicken commodo godard. Lorem sint qui 3 wolf moon enim voluptate, velit veniam. Fanny pack man bun helvetica viral, edison bulb cliche jianbing.</w:t>
+      </w:r>
+    </w:p>
+    <w:p>
+      <w:pPr>
+        <w:pStyle w:val="BodyText"/>
+        <w:keepNext/>
+        <w:jc w:val="center"/>
+      </w:pPr>
+      <w:r>
         <w:rPr>
           <w:noProof/>
         </w:rPr>
         <w:drawing>
           <wp:inline distT="0" distB="0" distL="0" distR="0">
-            <wp:extent cx="4883150" cy="2618740"/>
-            <wp:effectExtent l="0" t="0" r="0" b="0"/>
-            <wp:docPr id="1" name="Picture 1"/>
+            <wp:extent cx="4883150" cy="3178175"/>
+            <wp:effectExtent l="0" t="0" r="0" b="3175"/>
+            <wp:docPr id="8" name="Picture 8"/>
             <wp:cNvGraphicFramePr>
               <a:graphicFrameLocks xmlns:a="http://schemas.openxmlformats.org/drawingml/2006/main" noChangeAspect="1"/>
             </wp:cNvGraphicFramePr>
@@ -1878,11 +2170,11 @@
               <a:graphicData uri="http://schemas.openxmlformats.org/drawingml/2006/picture">
                 <pic:pic xmlns:pic="http://schemas.openxmlformats.org/drawingml/2006/picture">
                   <pic:nvPicPr>
-                    <pic:cNvPr id="1" name="MemberInfoForm.PNG"/>
+                    <pic:cNvPr id="8" name="SearchMembersForm.PNG"/>
                     <pic:cNvPicPr/>
                   </pic:nvPicPr>
                   <pic:blipFill>
-                    <a:blip r:embed="rId18" cstate="print">
+                    <a:blip r:embed="rId18">
                       <a:extLst>
                         <a:ext uri="{28A0092B-C50C-407E-A947-70E740481C1C}">
                           <a14:useLocalDpi xmlns:a14="http://schemas.microsoft.com/office/drawing/2010/main" val="0"/>
@@ -1896,7 +2188,7 @@
                   <pic:spPr>
                     <a:xfrm>
                       <a:off x="0" y="0"/>
-                      <a:ext cx="4883150" cy="2618740"/>
+                      <a:ext cx="4883150" cy="3178175"/>
                     </a:xfrm>
                     <a:prstGeom prst="rect">
                       <a:avLst/>
@@ -1908,38 +2200,1347 @@
           </wp:inline>
         </w:drawing>
       </w:r>
+      <w:r>
+        <w:rPr>
+          <w:noProof/>
+        </w:rPr>
+        <w:drawing>
+          <wp:inline distT="0" distB="0" distL="0" distR="0">
+            <wp:extent cx="4883150" cy="3164840"/>
+            <wp:effectExtent l="0" t="0" r="0" b="0"/>
+            <wp:docPr id="9" name="Picture 9"/>
+            <wp:cNvGraphicFramePr>
+              <a:graphicFrameLocks xmlns:a="http://schemas.openxmlformats.org/drawingml/2006/main" noChangeAspect="1"/>
+            </wp:cNvGraphicFramePr>
+            <a:graphic xmlns:a="http://schemas.openxmlformats.org/drawingml/2006/main">
+              <a:graphicData uri="http://schemas.openxmlformats.org/drawingml/2006/picture">
+                <pic:pic xmlns:pic="http://schemas.openxmlformats.org/drawingml/2006/picture">
+                  <pic:nvPicPr>
+                    <pic:cNvPr id="9" name="SearchMembersSearchClicked.PNG"/>
+                    <pic:cNvPicPr/>
+                  </pic:nvPicPr>
+                  <pic:blipFill>
+                    <a:blip r:embed="rId19">
+                      <a:extLst>
+                        <a:ext uri="{28A0092B-C50C-407E-A947-70E740481C1C}">
+                          <a14:useLocalDpi xmlns:a14="http://schemas.microsoft.com/office/drawing/2010/main" val="0"/>
+                        </a:ext>
+                      </a:extLst>
+                    </a:blip>
+                    <a:stretch>
+                      <a:fillRect/>
+                    </a:stretch>
+                  </pic:blipFill>
+                  <pic:spPr>
+                    <a:xfrm>
+                      <a:off x="0" y="0"/>
+                      <a:ext cx="4883150" cy="3164840"/>
+                    </a:xfrm>
+                    <a:prstGeom prst="rect">
+                      <a:avLst/>
+                    </a:prstGeom>
+                  </pic:spPr>
+                </pic:pic>
+              </a:graphicData>
+            </a:graphic>
+          </wp:inline>
+        </w:drawing>
+      </w:r>
+    </w:p>
+    <w:p>
+      <w:pPr>
+        <w:pStyle w:val="Caption"/>
+        <w:jc w:val="center"/>
+      </w:pPr>
+      <w:r>
+        <w:t xml:space="preserve">Figure </w:t>
+      </w:r>
+      <w:fldSimple w:instr=" SEQ Figure \* ARABIC ">
+        <w:r>
+          <w:rPr>
+            <w:noProof/>
+          </w:rPr>
+          <w:t>6</w:t>
+        </w:r>
+      </w:fldSimple>
+      <w:r>
+        <w:t>: Member search, blank and with results</w:t>
+      </w:r>
+    </w:p>
+    <w:p>
+      <w:pPr>
+        <w:pStyle w:val="Heading2"/>
+        <w:rPr>
+          <w:szCs w:val="20"/>
+        </w:rPr>
+      </w:pPr>
+      <w:r>
+        <w:rPr>
+          <w:szCs w:val="20"/>
+        </w:rPr>
+        <w:lastRenderedPageBreak/>
+        <w:t>Print Recaps</w:t>
+      </w:r>
+    </w:p>
+    <w:p>
+      <w:pPr>
+        <w:pStyle w:val="BodyText"/>
+        <w:keepNext/>
+      </w:pPr>
+      <w:r>
+        <w:t>Craft beer sartorial copper mug tbh jianbing, locavore VHS salvia +1 vegan gluten-free kogi pug vexillologist affogato. Fanny pack palo santo proident blog bespoke commodo tilde hammock taiyaki wayfarers gentrify. Cardigan ugh slow-carb, ea DIY hot chicken commodo godard. Lorem sint qui 3 wolf moon enim voluptate, velit veniam. Fanny pack man bun helvetica viral, edison bulb cliche jianbing.</w:t>
+      </w:r>
+    </w:p>
+    <w:p>
+      <w:pPr>
+        <w:pStyle w:val="BodyText"/>
+        <w:keepNext/>
+        <w:jc w:val="center"/>
+      </w:pPr>
+      <w:r>
+        <w:rPr>
+          <w:noProof/>
+        </w:rPr>
+        <w:drawing>
+          <wp:inline distT="0" distB="0" distL="0" distR="0">
+            <wp:extent cx="4305901" cy="3277057"/>
+            <wp:effectExtent l="0" t="0" r="0" b="0"/>
+            <wp:docPr id="10" name="Picture 10"/>
+            <wp:cNvGraphicFramePr>
+              <a:graphicFrameLocks xmlns:a="http://schemas.openxmlformats.org/drawingml/2006/main" noChangeAspect="1"/>
+            </wp:cNvGraphicFramePr>
+            <a:graphic xmlns:a="http://schemas.openxmlformats.org/drawingml/2006/main">
+              <a:graphicData uri="http://schemas.openxmlformats.org/drawingml/2006/picture">
+                <pic:pic xmlns:pic="http://schemas.openxmlformats.org/drawingml/2006/picture">
+                  <pic:nvPicPr>
+                    <pic:cNvPr id="10" name="PrinterDialog.PNG"/>
+                    <pic:cNvPicPr/>
+                  </pic:nvPicPr>
+                  <pic:blipFill>
+                    <a:blip r:embed="rId20">
+                      <a:extLst>
+                        <a:ext uri="{28A0092B-C50C-407E-A947-70E740481C1C}">
+                          <a14:useLocalDpi xmlns:a14="http://schemas.microsoft.com/office/drawing/2010/main" val="0"/>
+                        </a:ext>
+                      </a:extLst>
+                    </a:blip>
+                    <a:stretch>
+                      <a:fillRect/>
+                    </a:stretch>
+                  </pic:blipFill>
+                  <pic:spPr>
+                    <a:xfrm>
+                      <a:off x="0" y="0"/>
+                      <a:ext cx="4305901" cy="3277057"/>
+                    </a:xfrm>
+                    <a:prstGeom prst="rect">
+                      <a:avLst/>
+                    </a:prstGeom>
+                  </pic:spPr>
+                </pic:pic>
+              </a:graphicData>
+            </a:graphic>
+          </wp:inline>
+        </w:drawing>
+      </w:r>
+    </w:p>
+    <w:p>
+      <w:pPr>
+        <w:pStyle w:val="Caption"/>
+        <w:jc w:val="center"/>
+      </w:pPr>
+      <w:r>
+        <w:t xml:space="preserve">Figure </w:t>
+      </w:r>
+      <w:fldSimple w:instr=" SEQ Figure \* ARABIC ">
+        <w:r>
+          <w:rPr>
+            <w:noProof/>
+          </w:rPr>
+          <w:t>7</w:t>
+        </w:r>
+      </w:fldSimple>
+      <w:r>
+        <w:t>: basic printer dialog</w:t>
+      </w:r>
+    </w:p>
+    <w:p>
+      <w:pPr>
+        <w:pStyle w:val="Heading2"/>
+        <w:rPr>
+          <w:szCs w:val="20"/>
+        </w:rPr>
+      </w:pPr>
+      <w:r>
+        <w:rPr>
+          <w:szCs w:val="20"/>
+        </w:rPr>
+        <w:lastRenderedPageBreak/>
+        <w:t>Labels</w:t>
+      </w:r>
+    </w:p>
+    <w:p>
+      <w:pPr>
+        <w:pStyle w:val="BodyText"/>
+        <w:keepNext/>
+      </w:pPr>
+      <w:r>
+        <w:t>Craft beer sartorial copper mug tbh jianbing, locavore VHS salvia +1 vegan gluten-free kogi pug vexillologist affogato. Fanny pack palo santo proident blog bespoke commodo tilde hammock taiyaki wayfarers gentrify. Cardigan ugh slow-carb, ea DIY hot chicken commodo godard. Lorem sint qui 3 wolf moon enim voluptate, velit veniam. Fanny pack man bun helvetica viral, edison bulb cliche jianbing.</w:t>
+      </w:r>
+    </w:p>
+    <w:p>
+      <w:pPr>
+        <w:pStyle w:val="BodyText"/>
+        <w:keepNext/>
+        <w:jc w:val="center"/>
+      </w:pPr>
+      <w:r>
+        <w:rPr>
+          <w:noProof/>
+        </w:rPr>
+        <w:drawing>
+          <wp:inline distT="0" distB="0" distL="0" distR="0">
+            <wp:extent cx="4883150" cy="3590925"/>
+            <wp:effectExtent l="0" t="0" r="0" b="9525"/>
+            <wp:docPr id="11" name="Picture 11"/>
+            <wp:cNvGraphicFramePr>
+              <a:graphicFrameLocks xmlns:a="http://schemas.openxmlformats.org/drawingml/2006/main" noChangeAspect="1"/>
+            </wp:cNvGraphicFramePr>
+            <a:graphic xmlns:a="http://schemas.openxmlformats.org/drawingml/2006/main">
+              <a:graphicData uri="http://schemas.openxmlformats.org/drawingml/2006/picture">
+                <pic:pic xmlns:pic="http://schemas.openxmlformats.org/drawingml/2006/picture">
+                  <pic:nvPicPr>
+                    <pic:cNvPr id="11" name="PrintAddressLablesForm.PNG"/>
+                    <pic:cNvPicPr/>
+                  </pic:nvPicPr>
+                  <pic:blipFill>
+                    <a:blip r:embed="rId21">
+                      <a:extLst>
+                        <a:ext uri="{28A0092B-C50C-407E-A947-70E740481C1C}">
+                          <a14:useLocalDpi xmlns:a14="http://schemas.microsoft.com/office/drawing/2010/main" val="0"/>
+                        </a:ext>
+                      </a:extLst>
+                    </a:blip>
+                    <a:stretch>
+                      <a:fillRect/>
+                    </a:stretch>
+                  </pic:blipFill>
+                  <pic:spPr>
+                    <a:xfrm>
+                      <a:off x="0" y="0"/>
+                      <a:ext cx="4883150" cy="3590925"/>
+                    </a:xfrm>
+                    <a:prstGeom prst="rect">
+                      <a:avLst/>
+                    </a:prstGeom>
+                  </pic:spPr>
+                </pic:pic>
+              </a:graphicData>
+            </a:graphic>
+          </wp:inline>
+        </w:drawing>
+      </w:r>
+    </w:p>
+    <w:p>
+      <w:pPr>
+        <w:pStyle w:val="Caption"/>
+        <w:jc w:val="center"/>
+      </w:pPr>
+      <w:r>
+        <w:t xml:space="preserve">Figure </w:t>
+      </w:r>
+      <w:fldSimple w:instr=" SEQ Figure \* ARABIC ">
+        <w:r>
+          <w:rPr>
+            <w:noProof/>
+          </w:rPr>
+          <w:t>8</w:t>
+        </w:r>
+      </w:fldSimple>
+      <w:r>
+        <w:t>: Print Labels Dialog</w:t>
+      </w:r>
+    </w:p>
+    <w:p>
+      <w:pPr>
+        <w:pStyle w:val="Heading2"/>
+        <w:rPr>
+          <w:szCs w:val="20"/>
+        </w:rPr>
+      </w:pPr>
+      <w:r>
+        <w:rPr>
+          <w:szCs w:val="20"/>
+        </w:rPr>
+        <w:lastRenderedPageBreak/>
+        <w:t>Import</w:t>
+      </w:r>
+    </w:p>
+    <w:p>
+      <w:pPr>
+        <w:pStyle w:val="BodyText"/>
+        <w:keepNext/>
+      </w:pPr>
+      <w:r>
+        <w:t>Craft beer sartorial copper mug tbh jianbing, locavore VHS salvia +1 vegan gluten-free kogi pug vexillologist affogato. Fanny pack palo santo proident blog bespoke commodo tilde hammock taiyaki wayfarers gentrify. Cardigan ugh slow-carb, ea DIY hot chicken commodo godard. Lorem sint qui 3 wolf moon enim voluptate, velit veniam. Fanny pack man bun helvetica viral, edison bulb cliche jianbing.</w:t>
+      </w:r>
+    </w:p>
+    <w:p>
+      <w:pPr>
+        <w:pStyle w:val="BodyText"/>
+        <w:keepNext/>
+        <w:jc w:val="center"/>
+      </w:pPr>
+      <w:r>
+        <w:rPr>
+          <w:noProof/>
+        </w:rPr>
+        <w:drawing>
+          <wp:inline distT="0" distB="0" distL="0" distR="0">
+            <wp:extent cx="4883150" cy="2945765"/>
+            <wp:effectExtent l="0" t="0" r="0" b="6985"/>
+            <wp:docPr id="12" name="Picture 12"/>
+            <wp:cNvGraphicFramePr>
+              <a:graphicFrameLocks xmlns:a="http://schemas.openxmlformats.org/drawingml/2006/main" noChangeAspect="1"/>
+            </wp:cNvGraphicFramePr>
+            <a:graphic xmlns:a="http://schemas.openxmlformats.org/drawingml/2006/main">
+              <a:graphicData uri="http://schemas.openxmlformats.org/drawingml/2006/picture">
+                <pic:pic xmlns:pic="http://schemas.openxmlformats.org/drawingml/2006/picture">
+                  <pic:nvPicPr>
+                    <pic:cNvPr id="12" name="ImportRecord.PNG"/>
+                    <pic:cNvPicPr/>
+                  </pic:nvPicPr>
+                  <pic:blipFill>
+                    <a:blip r:embed="rId22">
+                      <a:extLst>
+                        <a:ext uri="{28A0092B-C50C-407E-A947-70E740481C1C}">
+                          <a14:useLocalDpi xmlns:a14="http://schemas.microsoft.com/office/drawing/2010/main" val="0"/>
+                        </a:ext>
+                      </a:extLst>
+                    </a:blip>
+                    <a:stretch>
+                      <a:fillRect/>
+                    </a:stretch>
+                  </pic:blipFill>
+                  <pic:spPr>
+                    <a:xfrm>
+                      <a:off x="0" y="0"/>
+                      <a:ext cx="4883150" cy="2945765"/>
+                    </a:xfrm>
+                    <a:prstGeom prst="rect">
+                      <a:avLst/>
+                    </a:prstGeom>
+                  </pic:spPr>
+                </pic:pic>
+              </a:graphicData>
+            </a:graphic>
+          </wp:inline>
+        </w:drawing>
+      </w:r>
+    </w:p>
+    <w:p>
+      <w:pPr>
+        <w:pStyle w:val="Caption"/>
+        <w:jc w:val="center"/>
+      </w:pPr>
+      <w:r>
+        <w:t xml:space="preserve">Figure </w:t>
+      </w:r>
+      <w:fldSimple w:instr=" SEQ Figure \* ARABIC ">
+        <w:r>
+          <w:rPr>
+            <w:noProof/>
+          </w:rPr>
+          <w:t>9</w:t>
+        </w:r>
+      </w:fldSimple>
+      <w:r>
+        <w:t>: Importing existing player information</w:t>
+      </w:r>
+    </w:p>
+    <w:p>
+      <w:pPr>
+        <w:pStyle w:val="Heading1"/>
+        <w:sectPr>
+          <w:type w:val="continuous"/>
+          <w:pgSz w:w="12240" w:h="15840" w:code="1"/>
+          <w:pgMar w:top="1800" w:right="1195" w:bottom="1440" w:left="3355" w:header="965" w:footer="965" w:gutter="0"/>
+          <w:cols w:space="360"/>
+          <w:titlePg/>
+        </w:sectPr>
+      </w:pPr>
+    </w:p>
+    <w:p>
+      <w:pPr>
+        <w:pStyle w:val="Heading1"/>
+      </w:pPr>
+      <w:r>
+        <w:lastRenderedPageBreak/>
+        <w:t>Member Scores</w:t>
+      </w:r>
+      <w:r>
+        <w:t xml:space="preserve"> Form</w:t>
+      </w:r>
+    </w:p>
+    <w:p>
+      <w:pPr>
+        <w:pStyle w:val="BodyText"/>
+        <w:keepNext/>
+      </w:pPr>
+      <w:r>
+        <w:t>Craft beer sartorial copper mug tbh jianbing, locavore VHS salvia +1 vegan gluten-free kogi pug vexillologist affogato. Fanny pack palo santo proident blog bespoke commodo tilde hammock taiyaki wayfarers gentrify. Cardigan ugh slow-carb, ea DIY hot chicken commodo godard. Lorem sint qui 3 wolf moon enim voluptate, velit veniam. Fanny pack man bun helvetica viral, edison bulb cliche jianbing.</w:t>
+      </w:r>
+    </w:p>
+    <w:p>
+      <w:pPr>
+        <w:pStyle w:val="BodyText"/>
+        <w:keepNext/>
+        <w:jc w:val="center"/>
+      </w:pPr>
+      <w:r>
+        <w:rPr>
+          <w:noProof/>
+        </w:rPr>
+        <w:drawing>
+          <wp:inline distT="0" distB="0" distL="0" distR="0">
+            <wp:extent cx="4857750" cy="4342247"/>
+            <wp:effectExtent l="0" t="0" r="0" b="1270"/>
+            <wp:docPr id="6" name="Picture 6"/>
+            <wp:cNvGraphicFramePr>
+              <a:graphicFrameLocks xmlns:a="http://schemas.openxmlformats.org/drawingml/2006/main" noChangeAspect="1"/>
+            </wp:cNvGraphicFramePr>
+            <a:graphic xmlns:a="http://schemas.openxmlformats.org/drawingml/2006/main">
+              <a:graphicData uri="http://schemas.openxmlformats.org/drawingml/2006/picture">
+                <pic:pic xmlns:pic="http://schemas.openxmlformats.org/drawingml/2006/picture">
+                  <pic:nvPicPr>
+                    <pic:cNvPr id="6" name="MemberScoresForm.PNG"/>
+                    <pic:cNvPicPr/>
+                  </pic:nvPicPr>
+                  <pic:blipFill rotWithShape="1">
+                    <a:blip r:embed="rId23">
+                      <a:extLst>
+                        <a:ext uri="{28A0092B-C50C-407E-A947-70E740481C1C}">
+                          <a14:useLocalDpi xmlns:a14="http://schemas.microsoft.com/office/drawing/2010/main" val="0"/>
+                        </a:ext>
+                      </a:extLst>
+                    </a:blip>
+                    <a:srcRect l="-1" r="40078"/>
+                    <a:stretch/>
+                  </pic:blipFill>
+                  <pic:spPr bwMode="auto">
+                    <a:xfrm>
+                      <a:off x="0" y="0"/>
+                      <a:ext cx="4883434" cy="4365206"/>
+                    </a:xfrm>
+                    <a:prstGeom prst="rect">
+                      <a:avLst/>
+                    </a:prstGeom>
+                    <a:ln>
+                      <a:noFill/>
+                    </a:ln>
+                    <a:extLst>
+                      <a:ext uri="{53640926-AAD7-44D8-BBD7-CCE9431645EC}">
+                        <a14:shadowObscured xmlns:a14="http://schemas.microsoft.com/office/drawing/2010/main"/>
+                      </a:ext>
+                    </a:extLst>
+                  </pic:spPr>
+                </pic:pic>
+              </a:graphicData>
+            </a:graphic>
+          </wp:inline>
+        </w:drawing>
+      </w:r>
+    </w:p>
+    <w:p>
+      <w:pPr>
+        <w:pStyle w:val="Caption"/>
+        <w:jc w:val="center"/>
+      </w:pPr>
+      <w:r>
+        <w:t xml:space="preserve">Figure </w:t>
+      </w:r>
+      <w:fldSimple w:instr=" SEQ Figure \* ARABIC ">
+        <w:r>
+          <w:rPr>
+            <w:noProof/>
+          </w:rPr>
+          <w:t>10</w:t>
+        </w:r>
+      </w:fldSimple>
+      <w:r>
+        <w:t>: Member Scores</w:t>
+      </w:r>
+    </w:p>
+    <w:p>
+      <w:pPr>
+        <w:pStyle w:val="Heading2"/>
+        <w:rPr>
+          <w:szCs w:val="20"/>
+        </w:rPr>
+      </w:pPr>
+      <w:r>
+        <w:rPr>
+          <w:szCs w:val="20"/>
+        </w:rPr>
+        <w:lastRenderedPageBreak/>
+        <w:t>Tournament Stats</w:t>
+      </w:r>
+    </w:p>
+    <w:p>
+      <w:pPr>
+        <w:pStyle w:val="BodyText"/>
+        <w:keepNext/>
+      </w:pPr>
+      <w:r>
+        <w:t>Craft beer sartorial copper mug tbh jianbing, locavore VHS salvia +1 vegan gluten-free kogi pug vexillologist affogato. Fanny pack palo santo proident blog bespoke commodo tilde hammock taiyaki wayfarers gentrify. Cardigan ugh slow-carb, ea DIY hot chicken commodo godard. Lorem sint qui 3 wolf moon enim voluptate, velit veniam. Fanny pack man bun helvetica viral, edison bulb cliche jianbing.</w:t>
+      </w:r>
+    </w:p>
+    <w:p>
+      <w:pPr>
+        <w:pStyle w:val="BodyText"/>
+        <w:keepNext/>
+        <w:jc w:val="center"/>
+      </w:pPr>
+      <w:r>
+        <w:rPr>
+          <w:noProof/>
+        </w:rPr>
+        <w:drawing>
+          <wp:inline distT="0" distB="0" distL="0" distR="0">
+            <wp:extent cx="4883150" cy="2634615"/>
+            <wp:effectExtent l="0" t="0" r="0" b="0"/>
+            <wp:docPr id="14" name="Picture 14"/>
+            <wp:cNvGraphicFramePr>
+              <a:graphicFrameLocks xmlns:a="http://schemas.openxmlformats.org/drawingml/2006/main" noChangeAspect="1"/>
+            </wp:cNvGraphicFramePr>
+            <a:graphic xmlns:a="http://schemas.openxmlformats.org/drawingml/2006/main">
+              <a:graphicData uri="http://schemas.openxmlformats.org/drawingml/2006/picture">
+                <pic:pic xmlns:pic="http://schemas.openxmlformats.org/drawingml/2006/picture">
+                  <pic:nvPicPr>
+                    <pic:cNvPr id="14" name="TournamentStatsForm.PNG"/>
+                    <pic:cNvPicPr/>
+                  </pic:nvPicPr>
+                  <pic:blipFill>
+                    <a:blip r:embed="rId24" cstate="print">
+                      <a:extLst>
+                        <a:ext uri="{28A0092B-C50C-407E-A947-70E740481C1C}">
+                          <a14:useLocalDpi xmlns:a14="http://schemas.microsoft.com/office/drawing/2010/main" val="0"/>
+                        </a:ext>
+                      </a:extLst>
+                    </a:blip>
+                    <a:stretch>
+                      <a:fillRect/>
+                    </a:stretch>
+                  </pic:blipFill>
+                  <pic:spPr>
+                    <a:xfrm>
+                      <a:off x="0" y="0"/>
+                      <a:ext cx="4883150" cy="2634615"/>
+                    </a:xfrm>
+                    <a:prstGeom prst="rect">
+                      <a:avLst/>
+                    </a:prstGeom>
+                  </pic:spPr>
+                </pic:pic>
+              </a:graphicData>
+            </a:graphic>
+          </wp:inline>
+        </w:drawing>
+      </w:r>
+    </w:p>
+    <w:p>
+      <w:pPr>
+        <w:pStyle w:val="Caption"/>
+        <w:jc w:val="center"/>
+      </w:pPr>
+      <w:r>
+        <w:t xml:space="preserve">Figure </w:t>
+      </w:r>
+      <w:fldSimple w:instr=" SEQ Figure \* ARABIC ">
+        <w:r>
+          <w:rPr>
+            <w:noProof/>
+          </w:rPr>
+          <w:t>11</w:t>
+        </w:r>
+      </w:fldSimple>
+      <w:r>
+        <w:t>: Tournament Stats Form</w:t>
+      </w:r>
+    </w:p>
+    <w:p>
+      <w:pPr>
+        <w:pStyle w:val="Heading2"/>
+        <w:rPr>
+          <w:szCs w:val="20"/>
+        </w:rPr>
+      </w:pPr>
+      <w:r>
+        <w:rPr>
+          <w:szCs w:val="20"/>
+        </w:rPr>
+        <w:t>Print Recaps By Tournament</w:t>
+      </w:r>
+    </w:p>
+    <w:p>
+      <w:pPr>
+        <w:pStyle w:val="BodyText"/>
+        <w:keepNext/>
+      </w:pPr>
+      <w:r>
+        <w:t>Craft beer sartorial copper mug tbh jianbing, locavore VHS salvia +1 vegan gluten-free kogi pug vexillologist affogato. Fanny pack palo santo proident blog bespoke commodo tilde hammock taiyaki wayfarers gentrify. Cardigan ugh slow-carb, ea DIY hot chicken commodo godard. Lorem sint qui 3 wolf moon enim voluptate, velit veniam. Fanny pack man bun helvetica viral, edison bulb cliche jianbing.</w:t>
+      </w:r>
+    </w:p>
+    <w:p>
+      <w:pPr>
+        <w:pStyle w:val="BodyText"/>
+      </w:pPr>
+    </w:p>
+    <w:p>
+      <w:pPr>
+        <w:pStyle w:val="Heading2"/>
+      </w:pPr>
+      <w:r>
+        <w:lastRenderedPageBreak/>
+        <w:t>Tournament Place Standings</w:t>
+      </w:r>
+    </w:p>
+    <w:p>
+      <w:pPr>
+        <w:pStyle w:val="BodyText"/>
+        <w:keepNext/>
+      </w:pPr>
+      <w:r>
+        <w:t>Craft beer sartorial copper mug tbh jianbing, locavore VHS salvia +1 vegan gluten-free kogi pug vexillologist affogato. Fanny pack palo santo proident blog bespoke commodo tilde hammock taiyaki wayfarers gentrify. Cardigan ugh slow-carb, ea DIY hot chicken commodo godard. Lorem sint qui 3 wolf moon enim voluptate, velit veniam. Fanny pack man bun helvetica viral, edison bulb cliche jianbing.</w:t>
+      </w:r>
+    </w:p>
+    <w:p>
+      <w:pPr>
+        <w:pStyle w:val="BodyText"/>
+        <w:keepNext/>
+        <w:jc w:val="center"/>
+      </w:pPr>
+      <w:r>
+        <w:rPr>
+          <w:noProof/>
+        </w:rPr>
+        <w:drawing>
+          <wp:inline distT="0" distB="0" distL="0" distR="0">
+            <wp:extent cx="4883150" cy="2475865"/>
+            <wp:effectExtent l="0" t="0" r="0" b="635"/>
+            <wp:docPr id="15" name="Picture 15"/>
+            <wp:cNvGraphicFramePr>
+              <a:graphicFrameLocks xmlns:a="http://schemas.openxmlformats.org/drawingml/2006/main" noChangeAspect="1"/>
+            </wp:cNvGraphicFramePr>
+            <a:graphic xmlns:a="http://schemas.openxmlformats.org/drawingml/2006/main">
+              <a:graphicData uri="http://schemas.openxmlformats.org/drawingml/2006/picture">
+                <pic:pic xmlns:pic="http://schemas.openxmlformats.org/drawingml/2006/picture">
+                  <pic:nvPicPr>
+                    <pic:cNvPr id="15" name="TournamentPlaceStandings.PNG"/>
+                    <pic:cNvPicPr/>
+                  </pic:nvPicPr>
+                  <pic:blipFill>
+                    <a:blip r:embed="rId25" cstate="print">
+                      <a:extLst>
+                        <a:ext uri="{28A0092B-C50C-407E-A947-70E740481C1C}">
+                          <a14:useLocalDpi xmlns:a14="http://schemas.microsoft.com/office/drawing/2010/main" val="0"/>
+                        </a:ext>
+                      </a:extLst>
+                    </a:blip>
+                    <a:stretch>
+                      <a:fillRect/>
+                    </a:stretch>
+                  </pic:blipFill>
+                  <pic:spPr>
+                    <a:xfrm>
+                      <a:off x="0" y="0"/>
+                      <a:ext cx="4883150" cy="2475865"/>
+                    </a:xfrm>
+                    <a:prstGeom prst="rect">
+                      <a:avLst/>
+                    </a:prstGeom>
+                  </pic:spPr>
+                </pic:pic>
+              </a:graphicData>
+            </a:graphic>
+          </wp:inline>
+        </w:drawing>
+      </w:r>
+    </w:p>
+    <w:p>
+      <w:pPr>
+        <w:pStyle w:val="Caption"/>
+        <w:jc w:val="center"/>
+      </w:pPr>
+      <w:r>
+        <w:t xml:space="preserve">Figure </w:t>
+      </w:r>
+      <w:fldSimple w:instr=" SEQ Figure \* ARABIC ">
+        <w:r>
+          <w:rPr>
+            <w:noProof/>
+          </w:rPr>
+          <w:t>12</w:t>
+        </w:r>
+      </w:fldSimple>
+      <w:r>
+        <w:t>: Tournament Place Standings</w:t>
+      </w:r>
+    </w:p>
+    <w:p>
+      <w:pPr>
+        <w:pStyle w:val="Heading2"/>
+      </w:pPr>
+      <w:r>
+        <w:lastRenderedPageBreak/>
+        <w:t>Create/Edit Tournament</w:t>
+      </w:r>
+    </w:p>
+    <w:p>
+      <w:pPr>
+        <w:pStyle w:val="BodyText"/>
+        <w:keepNext/>
+      </w:pPr>
+      <w:r>
+        <w:t>Craft beer sartorial copper mug tbh jianbing, locavore VHS salvia +1 vegan gluten-free kogi pug vexillologist affogato. Fanny pack palo santo proident blog bespoke commodo tilde hammock taiyaki wayfarers gentrify. Cardigan ugh slow-carb, ea DIY hot chicken commodo godard. Lorem sint qui 3 wolf moon enim voluptate, velit veniam. Fanny pack man bun helvetica viral, edison bulb cliche jianbing.</w:t>
+      </w:r>
+    </w:p>
+    <w:p>
+      <w:pPr>
+        <w:pStyle w:val="BodyText"/>
+        <w:keepNext/>
+        <w:jc w:val="center"/>
+      </w:pPr>
+      <w:r>
+        <w:rPr>
+          <w:noProof/>
+        </w:rPr>
+        <w:drawing>
+          <wp:inline distT="0" distB="0" distL="0" distR="0">
+            <wp:extent cx="2829320" cy="5125165"/>
+            <wp:effectExtent l="19050" t="19050" r="28575" b="18415"/>
+            <wp:docPr id="16" name="Picture 16"/>
+            <wp:cNvGraphicFramePr>
+              <a:graphicFrameLocks xmlns:a="http://schemas.openxmlformats.org/drawingml/2006/main" noChangeAspect="1"/>
+            </wp:cNvGraphicFramePr>
+            <a:graphic xmlns:a="http://schemas.openxmlformats.org/drawingml/2006/main">
+              <a:graphicData uri="http://schemas.openxmlformats.org/drawingml/2006/picture">
+                <pic:pic xmlns:pic="http://schemas.openxmlformats.org/drawingml/2006/picture">
+                  <pic:nvPicPr>
+                    <pic:cNvPr id="16" name="NewTournamentForm.PNG"/>
+                    <pic:cNvPicPr/>
+                  </pic:nvPicPr>
+                  <pic:blipFill>
+                    <a:blip r:embed="rId26">
+                      <a:extLst>
+                        <a:ext uri="{28A0092B-C50C-407E-A947-70E740481C1C}">
+                          <a14:useLocalDpi xmlns:a14="http://schemas.microsoft.com/office/drawing/2010/main" val="0"/>
+                        </a:ext>
+                      </a:extLst>
+                    </a:blip>
+                    <a:stretch>
+                      <a:fillRect/>
+                    </a:stretch>
+                  </pic:blipFill>
+                  <pic:spPr>
+                    <a:xfrm>
+                      <a:off x="0" y="0"/>
+                      <a:ext cx="2829320" cy="5125165"/>
+                    </a:xfrm>
+                    <a:prstGeom prst="rect">
+                      <a:avLst/>
+                    </a:prstGeom>
+                    <a:ln>
+                      <a:solidFill>
+                        <a:schemeClr val="bg1">
+                          <a:lumMod val="85000"/>
+                        </a:schemeClr>
+                      </a:solidFill>
+                    </a:ln>
+                    <a:effectLst/>
+                  </pic:spPr>
+                </pic:pic>
+              </a:graphicData>
+            </a:graphic>
+          </wp:inline>
+        </w:drawing>
+      </w:r>
+    </w:p>
+    <w:p>
+      <w:pPr>
+        <w:pStyle w:val="Caption"/>
+        <w:jc w:val="center"/>
+        <w:rPr>
+          <w14:shadow w14:blurRad="50800" w14:dist="50800" w14:dir="1800000" w14:sx="0" w14:sy="0" w14:kx="0" w14:ky="0" w14:algn="ctr">
+            <w14:srgbClr w14:val="000000">
+              <w14:alpha w14:val="56870"/>
+            </w14:srgbClr>
+          </w14:shadow>
+        </w:rPr>
+      </w:pPr>
+      <w:r>
+        <w:t xml:space="preserve">Figure </w:t>
+      </w:r>
+      <w:fldSimple w:instr=" SEQ Figure \* ARABIC ">
+        <w:r>
+          <w:rPr>
+            <w:noProof/>
+          </w:rPr>
+          <w:t>13</w:t>
+        </w:r>
+      </w:fldSimple>
+      <w:r>
+        <w:t>: Creat/Edit Tournament Form</w:t>
+      </w:r>
+    </w:p>
+    <w:p>
+      <w:pPr>
+        <w:pStyle w:val="Heading2"/>
+      </w:pPr>
+      <w:r>
+        <w:lastRenderedPageBreak/>
+        <w:t>Search Tournaments</w:t>
+      </w:r>
+    </w:p>
+    <w:p>
+      <w:pPr>
+        <w:pStyle w:val="BodyText"/>
+        <w:keepNext/>
+      </w:pPr>
+      <w:r>
+        <w:t>Craft beer sartorial copper mug tbh jianbing, locavore VHS salvia +1 vegan gluten-free kogi pug vexillologist affogato. Fanny pack palo santo proident blog bespoke commodo tilde hammock taiyaki wayfarers gentrify. Cardigan ugh slow-carb, ea DIY hot chicken commodo godard. Lorem sint qui 3 wolf moon enim voluptate, velit veniam. Fanny pack man bun helvetica viral, edison bulb cliche jianbing.</w:t>
+      </w:r>
+    </w:p>
+    <w:p>
+      <w:pPr>
+        <w:pStyle w:val="BodyText"/>
+        <w:keepNext/>
+        <w:jc w:val="center"/>
+      </w:pPr>
+      <w:r>
+        <w:rPr>
+          <w:noProof/>
+        </w:rPr>
+        <w:drawing>
+          <wp:inline distT="0" distB="0" distL="0" distR="0">
+            <wp:extent cx="2311386" cy="3486150"/>
+            <wp:effectExtent l="0" t="0" r="0" b="0"/>
+            <wp:docPr id="17" name="Picture 17"/>
+            <wp:cNvGraphicFramePr>
+              <a:graphicFrameLocks xmlns:a="http://schemas.openxmlformats.org/drawingml/2006/main" noChangeAspect="1"/>
+            </wp:cNvGraphicFramePr>
+            <a:graphic xmlns:a="http://schemas.openxmlformats.org/drawingml/2006/main">
+              <a:graphicData uri="http://schemas.openxmlformats.org/drawingml/2006/picture">
+                <pic:pic xmlns:pic="http://schemas.openxmlformats.org/drawingml/2006/picture">
+                  <pic:nvPicPr>
+                    <pic:cNvPr id="17" name="SearchTournamentsForm.PNG"/>
+                    <pic:cNvPicPr/>
+                  </pic:nvPicPr>
+                  <pic:blipFill>
+                    <a:blip r:embed="rId27">
+                      <a:extLst>
+                        <a:ext uri="{28A0092B-C50C-407E-A947-70E740481C1C}">
+                          <a14:useLocalDpi xmlns:a14="http://schemas.microsoft.com/office/drawing/2010/main" val="0"/>
+                        </a:ext>
+                      </a:extLst>
+                    </a:blip>
+                    <a:stretch>
+                      <a:fillRect/>
+                    </a:stretch>
+                  </pic:blipFill>
+                  <pic:spPr>
+                    <a:xfrm>
+                      <a:off x="0" y="0"/>
+                      <a:ext cx="2331331" cy="3516233"/>
+                    </a:xfrm>
+                    <a:prstGeom prst="rect">
+                      <a:avLst/>
+                    </a:prstGeom>
+                  </pic:spPr>
+                </pic:pic>
+              </a:graphicData>
+            </a:graphic>
+          </wp:inline>
+        </w:drawing>
+      </w:r>
+      <w:bookmarkStart w:id="0" w:name="_GoBack"/>
+      <w:r>
+        <w:rPr>
+          <w:noProof/>
+        </w:rPr>
+        <w:drawing>
+          <wp:inline distT="0" distB="0" distL="0" distR="0">
+            <wp:extent cx="2466975" cy="3704508"/>
+            <wp:effectExtent l="0" t="0" r="0" b="0"/>
+            <wp:docPr id="18" name="Picture 18"/>
+            <wp:cNvGraphicFramePr>
+              <a:graphicFrameLocks xmlns:a="http://schemas.openxmlformats.org/drawingml/2006/main" noChangeAspect="1"/>
+            </wp:cNvGraphicFramePr>
+            <a:graphic xmlns:a="http://schemas.openxmlformats.org/drawingml/2006/main">
+              <a:graphicData uri="http://schemas.openxmlformats.org/drawingml/2006/picture">
+                <pic:pic xmlns:pic="http://schemas.openxmlformats.org/drawingml/2006/picture">
+                  <pic:nvPicPr>
+                    <pic:cNvPr id="18" name="SearchTournamentsByDate.PNG"/>
+                    <pic:cNvPicPr/>
+                  </pic:nvPicPr>
+                  <pic:blipFill>
+                    <a:blip r:embed="rId28">
+                      <a:extLst>
+                        <a:ext uri="{28A0092B-C50C-407E-A947-70E740481C1C}">
+                          <a14:useLocalDpi xmlns:a14="http://schemas.microsoft.com/office/drawing/2010/main" val="0"/>
+                        </a:ext>
+                      </a:extLst>
+                    </a:blip>
+                    <a:stretch>
+                      <a:fillRect/>
+                    </a:stretch>
+                  </pic:blipFill>
+                  <pic:spPr>
+                    <a:xfrm>
+                      <a:off x="0" y="0"/>
+                      <a:ext cx="2476952" cy="3719489"/>
+                    </a:xfrm>
+                    <a:prstGeom prst="rect">
+                      <a:avLst/>
+                    </a:prstGeom>
+                  </pic:spPr>
+                </pic:pic>
+              </a:graphicData>
+            </a:graphic>
+          </wp:inline>
+        </w:drawing>
+      </w:r>
+      <w:bookmarkEnd w:id="0"/>
+    </w:p>
+    <w:p>
+      <w:pPr>
+        <w:pStyle w:val="Caption"/>
+        <w:jc w:val="center"/>
+      </w:pPr>
+      <w:r>
+        <w:t xml:space="preserve">Figure </w:t>
+      </w:r>
+      <w:fldSimple w:instr=" SEQ Figure \* ARABIC ">
+        <w:r>
+          <w:rPr>
+            <w:noProof/>
+          </w:rPr>
+          <w:t>14</w:t>
+        </w:r>
+      </w:fldSimple>
+      <w:r>
+        <w:t>: Tournament Search Forms</w:t>
+      </w:r>
+    </w:p>
+    <w:p>
+      <w:pPr>
+        <w:pStyle w:val="Heading2"/>
+      </w:pPr>
+      <w:r>
+        <w:t>List Tournaments by year</w:t>
+      </w:r>
+    </w:p>
+    <w:p>
+      <w:pPr>
+        <w:pStyle w:val="BodyText"/>
+        <w:keepNext/>
+      </w:pPr>
+      <w:r>
+        <w:t>Craft beer sartorial copper mug tbh jianbing, locavore VHS salvia +1 vegan gluten-free kogi pug vexillologist affogato. Fanny pack palo santo proident blog bespoke commodo tilde hammock taiyaki wayfarers gentrify. Cardigan ugh slow-carb, ea DIY hot chicken commodo godard. Lorem sint qui 3 wolf moon enim voluptate, velit veniam. Fanny pack man bun helvetica viral, edison bulb cliche jianbing.</w:t>
+      </w:r>
+    </w:p>
+    <w:p>
+      <w:pPr>
+        <w:pStyle w:val="BodyText"/>
+      </w:pPr>
+    </w:p>
+    <w:p>
+      <w:pPr>
+        <w:pStyle w:val="Heading2"/>
+      </w:pPr>
+      <w:r>
+        <w:lastRenderedPageBreak/>
+        <w:t>Reports</w:t>
+      </w:r>
+    </w:p>
+    <w:p>
+      <w:pPr>
+        <w:pStyle w:val="BodyText"/>
+        <w:keepNext/>
+      </w:pPr>
+      <w:r>
+        <w:t>Craft beer sartorial copper mug tbh jianbing, locavore VHS salvia +1 vegan gluten-free kogi pug vexillologist affogato. Fanny pack palo santo proident blog bespoke commodo tilde hammock taiyaki wayfarers gentrify. Cardigan ugh slow-carb, ea DIY hot chicken commodo godard. Lorem sint qui 3 wolf moon enim voluptate, velit veniam. Fanny pack man bun helvetica viral, edison bulb cliche jianbing.</w:t>
+      </w:r>
+    </w:p>
+    <w:p>
+      <w:pPr>
+        <w:pStyle w:val="BodyText"/>
+      </w:pPr>
+    </w:p>
+    <w:p>
+      <w:pPr>
+        <w:pStyle w:val="Heading2"/>
+      </w:pPr>
+      <w:r>
+        <w:t>Finalize Tournament</w:t>
+      </w:r>
+    </w:p>
+    <w:p>
+      <w:pPr>
+        <w:pStyle w:val="BodyText"/>
+        <w:keepNext/>
+      </w:pPr>
+      <w:r>
+        <w:t>Craft beer sartorial copper mug tbh jianbing, locavore VHS salvia +1 vegan gluten-free kogi pug vexillologist affogato. Fanny pack palo santo proident blog bespoke commodo tilde hammock taiyaki wayfarers gentrify. Cardigan ugh slow-carb, ea DIY hot chicken commodo godard. Lorem sint qui 3 wolf moon enim voluptate, velit veniam. Fanny pack man bun helvetica viral, edison bulb cliche jianbing.</w:t>
+      </w:r>
+    </w:p>
+    <w:p>
+      <w:pPr>
+        <w:pStyle w:val="BodyText"/>
+      </w:pPr>
+    </w:p>
+    <w:p>
+      <w:pPr>
+        <w:pStyle w:val="Heading1"/>
+        <w:rPr>
+          <w:sz w:val="40"/>
+          <w:szCs w:val="40"/>
+        </w:rPr>
+      </w:pPr>
+      <w:r>
+        <w:rPr>
+          <w:sz w:val="40"/>
+          <w:szCs w:val="40"/>
+        </w:rPr>
+        <w:t>Setup and Installation</w:t>
+      </w:r>
+    </w:p>
+    <w:p>
+      <w:pPr>
+        <w:pStyle w:val="Heading2"/>
+        <w:rPr>
+          <w:sz w:val="24"/>
+          <w:szCs w:val="24"/>
+        </w:rPr>
+      </w:pPr>
+      <w:r>
+        <w:rPr>
+          <w:sz w:val="24"/>
+          <w:szCs w:val="24"/>
+        </w:rPr>
+        <w:t>System Requirements</w:t>
+      </w:r>
+    </w:p>
+    <w:p>
+      <w:pPr>
+        <w:pStyle w:val="BodyTextKeep"/>
+      </w:pPr>
+      <w:r>
+        <w:t>The s</w:t>
+      </w:r>
+      <w:r>
+        <w:t>ystem requirements to run the 9 tap software are as follows:</w:t>
+      </w:r>
+      <w:r>
+        <w:t xml:space="preserve"> Windows 10, (Windows 8, or Windows 7). Storage: how much? USB port. Dot matrix and ink/laser-jet</w:t>
+      </w:r>
+      <w:r>
+        <w:t xml:space="preserve"> printers. Microsoft Excel must be installed on the computer for the 9 Tap Tour program to work.</w:t>
+      </w:r>
+    </w:p>
+    <w:p>
+      <w:pPr>
+        <w:pStyle w:val="Heading2"/>
+        <w:rPr>
+          <w:sz w:val="24"/>
+          <w:szCs w:val="24"/>
+        </w:rPr>
+      </w:pPr>
+      <w:r>
+        <w:rPr>
+          <w:sz w:val="24"/>
+          <w:szCs w:val="24"/>
+        </w:rPr>
+        <w:t>WARNING:</w:t>
+      </w:r>
+    </w:p>
+    <w:p>
+      <w:pPr>
+        <w:pStyle w:val="BodyText"/>
+      </w:pPr>
+      <w:r>
+        <w:t xml:space="preserve">If tournament has </w:t>
+      </w:r>
+      <w:r>
+        <w:t>five (5) or fewer</w:t>
+      </w:r>
+      <w:r>
+        <w:t xml:space="preserve"> participants, DO NOT USE PROGRAM. Keep track of player data manually.</w:t>
+      </w:r>
+    </w:p>
+    <w:p>
+      <w:pPr>
+        <w:pStyle w:val="Heading2"/>
+        <w:rPr>
+          <w:sz w:val="24"/>
+          <w:szCs w:val="24"/>
+        </w:rPr>
+      </w:pPr>
+      <w:r>
+        <w:rPr>
+          <w:sz w:val="24"/>
+          <w:szCs w:val="24"/>
+        </w:rPr>
+        <w:t>Installation</w:t>
+      </w:r>
+    </w:p>
+    <w:p>
+      <w:pPr>
+        <w:pStyle w:val="BodyText"/>
+        <w:numPr>
+          <w:ilvl w:val="0"/>
+          <w:numId w:val="40"/>
+        </w:numPr>
+      </w:pPr>
+      <w:r>
+        <w:t>Start Windows and exit all other applications.</w:t>
+      </w:r>
+    </w:p>
+    <w:p>
+      <w:pPr>
+        <w:pStyle w:val="BodyText"/>
+        <w:numPr>
+          <w:ilvl w:val="0"/>
+          <w:numId w:val="40"/>
+        </w:numPr>
+      </w:pPr>
+      <w:r>
+        <w:t>Insert the 9 Tap Tour USB drive into your computer’s USB port.</w:t>
+      </w:r>
+    </w:p>
+    <w:p>
+      <w:pPr>
+        <w:pStyle w:val="BodyText"/>
+        <w:numPr>
+          <w:ilvl w:val="0"/>
+          <w:numId w:val="40"/>
+        </w:numPr>
+      </w:pPr>
+      <w:r>
+        <w:t>If the file manager dialog does not appear, click the Start button on your Windows taskbar, then click Run. Type D:\Setup and click on OK. (Note: If your removable USB drive is assigned a letter other than D, use that letter.)</w:t>
+      </w:r>
+    </w:p>
+    <w:p>
+      <w:pPr>
+        <w:pStyle w:val="BodyText"/>
+        <w:numPr>
+          <w:ilvl w:val="0"/>
+          <w:numId w:val="40"/>
+        </w:numPr>
+      </w:pPr>
+      <w:r>
+        <w:t>The installation wizard will now run.</w:t>
+      </w:r>
+    </w:p>
+    <w:p>
+      <w:pPr>
+        <w:pStyle w:val="BodyText"/>
+        <w:numPr>
+          <w:ilvl w:val="0"/>
+          <w:numId w:val="40"/>
+        </w:numPr>
+      </w:pPr>
+      <w:r>
+        <w:t>The next window will prompt you to shut down all other running programs before starting the 9 Tap Tour installation process. Do this and then click “Next” to continue.</w:t>
+      </w:r>
+    </w:p>
+    <w:p>
+      <w:pPr>
+        <w:pStyle w:val="BodyText"/>
+        <w:numPr>
+          <w:ilvl w:val="0"/>
+          <w:numId w:val="40"/>
+        </w:numPr>
+      </w:pPr>
+      <w:r>
+        <w:lastRenderedPageBreak/>
+        <w:t>End User License agreement.</w:t>
+      </w:r>
+      <w:r>
+        <w:t xml:space="preserve"> Read the agreement, and if you agree to the terms and conditions chose “I agree.” Then click the “I Agree” button to continue the installation process.</w:t>
+      </w:r>
+    </w:p>
+    <w:p>
+      <w:pPr>
+        <w:pStyle w:val="BodyText"/>
+        <w:numPr>
+          <w:ilvl w:val="0"/>
+          <w:numId w:val="40"/>
+        </w:numPr>
+      </w:pPr>
+      <w:r>
+        <w:t>Next, chose an install location for the program. Either accept the default location or choose another location. Once you’re satisfied with your choice, click “Next” to continue installing.</w:t>
+      </w:r>
+    </w:p>
+    <w:p>
+      <w:pPr>
+        <w:pStyle w:val="BodyText"/>
+        <w:numPr>
+          <w:ilvl w:val="0"/>
+          <w:numId w:val="40"/>
+        </w:numPr>
+      </w:pPr>
+      <w:r>
+        <w:t>Select a Start Menu Folder for 9 Tap Tour. Either accept the default location or chose another. If you don’t want a Start Menu folder to be created check the box “Do Not Create A Start Menu Folder”. Once you are satisfied with your selection click the “Next” button to continue.</w:t>
+      </w:r>
+    </w:p>
+    <w:p>
+      <w:pPr>
+        <w:pStyle w:val="BodyText"/>
+        <w:numPr>
+          <w:ilvl w:val="0"/>
+          <w:numId w:val="40"/>
+        </w:numPr>
+      </w:pPr>
+      <w:r>
+        <w:t>Select the shortcuts you want created. Chose to create shortcuts on the Desktop, Quick Launch Toolbar, or neither. Once you are satisfied with your selection click on the “Next” button to continue.</w:t>
+      </w:r>
+    </w:p>
+    <w:p>
+      <w:pPr>
+        <w:pStyle w:val="BodyText"/>
+        <w:numPr>
+          <w:ilvl w:val="0"/>
+          <w:numId w:val="40"/>
+        </w:numPr>
+      </w:pPr>
+      <w:r>
+        <w:t>The 9 Tap Tour will now begin installing. When the “Install complete” message</w:t>
+      </w:r>
+      <w:r>
+        <w:t xml:space="preserve"> displays, click the “Next:” button to continue.</w:t>
+      </w:r>
+    </w:p>
+    <w:p>
+      <w:pPr>
+        <w:pStyle w:val="BodyText"/>
+        <w:numPr>
+          <w:ilvl w:val="0"/>
+          <w:numId w:val="40"/>
+        </w:numPr>
+      </w:pPr>
+      <w:r>
+        <w:t xml:space="preserve">The 9 Tap Tour program has now been successfully installed. Choose “Run 9 Tap Tour” to </w:t>
+      </w:r>
+      <w:r>
+        <w:t>immediately</w:t>
+      </w:r>
+      <w:r>
+        <w:t xml:space="preserve"> </w:t>
+      </w:r>
+      <w:r>
+        <w:t>launch</w:t>
+      </w:r>
+      <w:r>
+        <w:t xml:space="preserve"> the program, or “View ReadMe.txt” to view the ReadMe file where you can view updated program information made after the game manual was printed.</w:t>
+      </w:r>
+    </w:p>
+    <w:p>
+      <w:pPr>
+        <w:pStyle w:val="Heading2"/>
+        <w:rPr>
+          <w:sz w:val="24"/>
+          <w:szCs w:val="24"/>
+        </w:rPr>
+      </w:pPr>
+      <w:r>
+        <w:rPr>
+          <w:sz w:val="24"/>
+          <w:szCs w:val="24"/>
+        </w:rPr>
+        <w:t>ReadMe File</w:t>
+      </w:r>
+    </w:p>
+    <w:p>
+      <w:pPr>
+        <w:pStyle w:val="BodyText"/>
+      </w:pPr>
+      <w:r>
+        <w:t>The 9 Tap Tour program contains a ReadMe file where you can view updated program information. We strongly encourage you to take the t</w:t>
+      </w:r>
+      <w:r>
+        <w:t>ime</w:t>
+      </w:r>
+      <w:r>
+        <w:t xml:space="preserve"> look over this file to get information on changes made after this manual went to print.</w:t>
+      </w:r>
+    </w:p>
+    <w:p>
+      <w:pPr>
+        <w:pStyle w:val="BodyText"/>
+      </w:pPr>
+      <w:r>
+        <w:t>To view this file, double-click on it in the 9 Tap Tour directory found on your hard drive (usually C:\Program Files\9TapTour\docs\readme_en.txt). You can also view the ReadMe file by clicking on the Start button on your Windows taskbar, then on Programs, then on 9 Tap Tour, then on View Readme.txt.</w:t>
+      </w:r>
+    </w:p>
+    <w:p>
+      <w:pPr>
+        <w:pStyle w:val="Heading1"/>
+      </w:pPr>
+      <w:r>
+        <w:t>Using 9 Tap Tour</w:t>
+      </w:r>
+    </w:p>
+    <w:p>
+      <w:pPr>
+        <w:pStyle w:val="Heading1"/>
+        <w:sectPr>
+          <w:type w:val="continuous"/>
+          <w:pgSz w:w="12240" w:h="15840" w:code="1"/>
+          <w:pgMar w:top="1800" w:right="1195" w:bottom="1440" w:left="3355" w:header="965" w:footer="965" w:gutter="0"/>
+          <w:cols w:space="360"/>
+          <w:titlePg/>
+        </w:sectPr>
+      </w:pPr>
+    </w:p>
+    <w:p>
+      <w:pPr>
+        <w:pStyle w:val="Heading2"/>
+        <w:rPr>
+          <w:sz w:val="22"/>
+          <w:szCs w:val="22"/>
+        </w:rPr>
+      </w:pPr>
+      <w:r>
+        <w:rPr>
+          <w:sz w:val="22"/>
+          <w:szCs w:val="22"/>
+        </w:rPr>
+        <w:t>Main Menu</w:t>
+      </w:r>
     </w:p>
     <w:p>
       <w:pPr>
         <w:pStyle w:val="Caption"/>
         <w:jc w:val="both"/>
-      </w:pPr>
-      <w:r>
-        <w:t xml:space="preserve">Figure </w:t>
-      </w:r>
-      <w:r>
-        <w:fldChar w:fldCharType="begin"/>
-      </w:r>
-      <w:r>
-        <w:instrText xml:space="preserve"> SEQ Figure \* ARABIC </w:instrText>
-      </w:r>
-      <w:r>
-        <w:fldChar w:fldCharType="separate"/>
-      </w:r>
-      <w:r>
-        <w:rPr>
-          <w:noProof/>
-        </w:rPr>
-        <w:t>2</w:t>
-      </w:r>
-      <w:r>
-        <w:rPr>
-          <w:noProof/>
-        </w:rPr>
-        <w:fldChar w:fldCharType="end"/>
-      </w:r>
-      <w:r>
-        <w:t>: Member Info form</w:t>
+        <w:rPr>
+          <w:sz w:val="24"/>
+          <w:szCs w:val="24"/>
+        </w:rPr>
+      </w:pPr>
+      <w:r>
+        <w:rPr>
+          <w:sz w:val="24"/>
+          <w:szCs w:val="24"/>
+        </w:rPr>
+        <w:t>Launch 9 Tap Tour. Once it’s running you should see the Main Menu screen.</w:t>
+      </w:r>
+      <w:r>
+        <w:rPr>
+          <w:sz w:val="24"/>
+          <w:szCs w:val="24"/>
+        </w:rPr>
+        <w:t xml:space="preserve"> To enter bowler information or scores there are two main ways to get there, the tabs across the top and the left hand buttons.</w:t>
       </w:r>
     </w:p>
     <w:p>
@@ -1947,18 +3548,164 @@
         <w:pStyle w:val="BodyText"/>
       </w:pPr>
       <w:r>
+        <w:t>The top tabs are:</w:t>
+      </w:r>
+    </w:p>
+    <w:p>
+      <w:pPr>
+        <w:pStyle w:val="BodyText"/>
+        <w:numPr>
+          <w:ilvl w:val="0"/>
+          <w:numId w:val="42"/>
+        </w:numPr>
+      </w:pPr>
+      <w:r>
+        <w:t>Home—takes you back to the Main Menu.</w:t>
+      </w:r>
+    </w:p>
+    <w:p>
+      <w:pPr>
+        <w:pStyle w:val="BodyText"/>
+        <w:numPr>
+          <w:ilvl w:val="0"/>
+          <w:numId w:val="42"/>
+        </w:numPr>
+      </w:pPr>
+      <w:r>
+        <w:lastRenderedPageBreak/>
+        <w:t xml:space="preserve">Member Info—takes you to the Member Information form. </w:t>
+      </w:r>
+    </w:p>
+    <w:p>
+      <w:pPr>
+        <w:pStyle w:val="BodyText"/>
+        <w:numPr>
+          <w:ilvl w:val="0"/>
+          <w:numId w:val="42"/>
+        </w:numPr>
+      </w:pPr>
+      <w:r>
+        <w:t>Member Scores—takes you to the Member Scores Form. From there, you can access Tournament creation and editing.</w:t>
+      </w:r>
+    </w:p>
+    <w:p>
+      <w:pPr>
+        <w:pStyle w:val="BodyText"/>
+        <w:numPr>
+          <w:ilvl w:val="0"/>
+          <w:numId w:val="42"/>
+        </w:numPr>
+      </w:pPr>
+      <w:r>
+        <w:t>Tools—take you to the active/inactive member dialog.</w:t>
+      </w:r>
+    </w:p>
+    <w:p>
+      <w:pPr>
+        <w:pStyle w:val="BodyText"/>
+      </w:pPr>
+      <w:r>
+        <w:t>The left hand buttons are:</w:t>
+      </w:r>
+    </w:p>
+    <w:p>
+      <w:pPr>
+        <w:pStyle w:val="BodyText"/>
+        <w:numPr>
+          <w:ilvl w:val="0"/>
+          <w:numId w:val="41"/>
+        </w:numPr>
+      </w:pPr>
+      <w:r>
+        <w:t>“Member Info”—Left click on this to go to the member information form. Here is where new member information is entered and saved. Player statistics can be found here too. Also importing member information from Microsoft Excel files is done here</w:t>
+      </w:r>
+    </w:p>
+    <w:p>
+      <w:pPr>
+        <w:pStyle w:val="BodyText"/>
+        <w:numPr>
+          <w:ilvl w:val="0"/>
+          <w:numId w:val="41"/>
+        </w:numPr>
+      </w:pPr>
+      <w:r>
+        <w:t>“Member Scores”—accesses the Member Scores form. From there, access Tournament forms</w:t>
+      </w:r>
+    </w:p>
+    <w:p>
+      <w:pPr>
+        <w:pStyle w:val="BodyText"/>
+        <w:numPr>
+          <w:ilvl w:val="0"/>
+          <w:numId w:val="41"/>
+        </w:numPr>
+      </w:pPr>
+      <w:r>
+        <w:t>“About”—About the 9Tap Tour</w:t>
+      </w:r>
+    </w:p>
+    <w:p>
+      <w:pPr>
+        <w:pStyle w:val="BodyText"/>
+        <w:numPr>
+          <w:ilvl w:val="0"/>
+          <w:numId w:val="41"/>
+        </w:numPr>
+      </w:pPr>
+      <w:r>
+        <w:t>“Exit”—exits the 9Tap Tour program</w:t>
+      </w:r>
+    </w:p>
+    <w:p>
+      <w:pPr>
+        <w:pStyle w:val="BodyText"/>
+        <w:numPr>
+          <w:ilvl w:val="0"/>
+          <w:numId w:val="41"/>
+        </w:numPr>
+      </w:pPr>
+      <w:r>
+        <w:t>Region—drop down menu to pick location. Default is “local”.</w:t>
+      </w:r>
+    </w:p>
+    <w:p>
+      <w:pPr>
+        <w:pStyle w:val="BodyText"/>
+        <w:numPr>
+          <w:ilvl w:val="0"/>
+          <w:numId w:val="41"/>
+        </w:numPr>
+      </w:pPr>
+      <w:r>
+        <w:t>“Add Region”—goes to “Add Region” dialog.</w:t>
+      </w:r>
+    </w:p>
+    <w:p>
+      <w:pPr>
+        <w:pStyle w:val="Heading1"/>
+      </w:pPr>
+      <w:r>
+        <w:t>Member I</w:t>
+      </w:r>
+      <w:r>
+        <w:t>n</w:t>
+      </w:r>
+      <w:r>
+        <w:t>fo</w:t>
+      </w:r>
+    </w:p>
+    <w:p>
+      <w:pPr>
+        <w:pStyle w:val="BodyText"/>
+      </w:pPr>
+      <w:r>
         <w:t>To enter a new member: Click “New” Button under record. Enter the player’s Last, First, and, if applicable, Middle name at the top of the form. The member number automatically generates. You can click “Save” at this point to come back and finish filling out the player’s information later</w:t>
       </w:r>
       <w:r>
         <w:t>.</w:t>
       </w:r>
       <w:r>
-        <w:t xml:space="preserve"> When you have the time, you can fill out the remaining information: member birthdate, social security number, address, city, state, zip code</w:t>
-      </w:r>
-      <w:bookmarkStart w:id="0" w:name="_GoBack"/>
-      <w:bookmarkEnd w:id="0"/>
-      <w:r>
-        <w:t>, date joined or rejoined,</w:t>
+        <w:t xml:space="preserve"> When you have the time, you can fill out the remaining information: member birthdate, social security number, address, city, state, zip code, date joined or rejoined,</w:t>
       </w:r>
     </w:p>
     <w:p>
@@ -1966,6 +3713,7 @@
         <w:pStyle w:val="Heading1"/>
       </w:pPr>
       <w:r>
+        <w:lastRenderedPageBreak/>
         <w:t>Tournaments</w:t>
       </w:r>
     </w:p>
@@ -2012,42 +3760,46 @@
     </w:p>
     <w:p>
       <w:pPr>
-        <w:pStyle w:val="Caption"/>
+        <w:rPr>
+          <w:rFonts w:ascii="Arial Black" w:hAnsi="Arial Black"/>
+          <w:color w:val="808080"/>
+          <w:spacing w:val="-25"/>
+          <w:kern w:val="28"/>
+          <w:sz w:val="32"/>
+        </w:rPr>
+      </w:pPr>
+      <w:r>
+        <w:br w:type="page"/>
+      </w:r>
+    </w:p>
+    <w:p>
+      <w:pPr>
+        <w:pStyle w:val="Heading1"/>
+      </w:pPr>
+      <w:r>
+        <w:lastRenderedPageBreak/>
+        <w:t>Index</w:t>
+      </w:r>
+      <w:bookmarkEnd w:id="1"/>
+      <w:bookmarkEnd w:id="2"/>
+      <w:bookmarkEnd w:id="3"/>
+    </w:p>
+    <w:p>
+      <w:pPr>
+        <w:pStyle w:val="BodyText"/>
+        <w:rPr>
+          <w:noProof/>
+        </w:rPr>
         <w:sectPr>
-          <w:headerReference w:type="default" r:id="rId19"/>
-          <w:footerReference w:type="default" r:id="rId20"/>
-          <w:headerReference w:type="first" r:id="rId21"/>
+          <w:headerReference w:type="default" r:id="rId29"/>
+          <w:footerReference w:type="default" r:id="rId30"/>
+          <w:headerReference w:type="first" r:id="rId31"/>
           <w:type w:val="continuous"/>
           <w:pgSz w:w="12240" w:h="15840" w:code="1"/>
           <w:pgMar w:top="1800" w:right="1195" w:bottom="1440" w:left="3355" w:header="720" w:footer="720" w:gutter="0"/>
           <w:cols w:space="720"/>
         </w:sectPr>
       </w:pPr>
-    </w:p>
-    <w:p>
-      <w:pPr>
-        <w:pStyle w:val="Heading1"/>
-      </w:pPr>
-      <w:r>
-        <w:t>Index</w:t>
-      </w:r>
-      <w:bookmarkEnd w:id="1"/>
-      <w:bookmarkEnd w:id="2"/>
-      <w:bookmarkEnd w:id="3"/>
-    </w:p>
-    <w:p>
-      <w:pPr>
-        <w:pStyle w:val="BodyText"/>
-        <w:rPr>
-          <w:noProof/>
-        </w:rPr>
-        <w:sectPr>
-          <w:type w:val="continuous"/>
-          <w:pgSz w:w="12240" w:h="15840" w:code="1"/>
-          <w:pgMar w:top="1800" w:right="1195" w:bottom="1440" w:left="3355" w:header="720" w:footer="720" w:gutter="0"/>
-          <w:cols w:space="720"/>
-        </w:sectPr>
-      </w:pPr>
       <w:r>
         <w:fldChar w:fldCharType="begin"/>
       </w:r>
@@ -2174,7 +3926,6 @@
         <w:rPr>
           <w:noProof/>
         </w:rPr>
-        <w:lastRenderedPageBreak/>
         <w:t>drop cap, 1</w:t>
       </w:r>
     </w:p>
@@ -2658,6 +4409,10 @@
   <w:p>
     <w:pPr>
       <w:pStyle w:val="Footer"/>
+      <w:framePr w:wrap="notBeside" w:vAnchor="text" w:hAnchor="margin" w:xAlign="center" w:y="1"/>
+      <w:rPr>
+        <w:rStyle w:val="PageNumber"/>
+      </w:rPr>
     </w:pPr>
     <w:r>
       <w:rPr>
@@ -2669,7 +4424,7 @@
       <w:rPr>
         <w:rStyle w:val="PageNumber"/>
       </w:rPr>
-      <w:instrText xml:space="preserve"> PAGE </w:instrText>
+      <w:instrText xml:space="preserve">PAGE  </w:instrText>
     </w:r>
     <w:r>
       <w:rPr>
@@ -2682,7 +4437,7 @@
         <w:rStyle w:val="PageNumber"/>
         <w:noProof/>
       </w:rPr>
-      <w:t>1</w:t>
+      <w:t>22</w:t>
     </w:r>
     <w:r>
       <w:rPr>
@@ -2691,11 +4446,6 @@
       <w:fldChar w:fldCharType="end"/>
     </w:r>
   </w:p>
-</w:ftr>
-</file>
-
-<file path=word/footer5.xml><?xml version="1.0" encoding="utf-8"?>
-<w:ftr xmlns:wpc="http://schemas.microsoft.com/office/word/2010/wordprocessingCanvas" xmlns:mc="http://schemas.openxmlformats.org/markup-compatibility/2006" xmlns:o="urn:schemas-microsoft-com:office:office" xmlns:r="http://schemas.openxmlformats.org/officeDocument/2006/relationships" xmlns:m="http://schemas.openxmlformats.org/officeDocument/2006/math" xmlns:v="urn:schemas-microsoft-com:vml" xmlns:wp14="http://schemas.microsoft.com/office/word/2010/wordprocessingDrawing" xmlns:wp="http://schemas.openxmlformats.org/drawingml/2006/wordprocessingDrawing" xmlns:w10="urn:schemas-microsoft-com:office:word" xmlns:w="http://schemas.openxmlformats.org/wordprocessingml/2006/main" xmlns:w14="http://schemas.microsoft.com/office/word/2010/wordml" xmlns:w15="http://schemas.microsoft.com/office/word/2012/wordml" xmlns:wpg="http://schemas.microsoft.com/office/word/2010/wordprocessingGroup" xmlns:wpi="http://schemas.microsoft.com/office/word/2010/wordprocessingInk" xmlns:wne="http://schemas.microsoft.com/office/word/2006/wordml" xmlns:wps="http://schemas.microsoft.com/office/word/2010/wordprocessingShape" mc:Ignorable="w14 w15 wp14">
   <w:p>
     <w:pPr>
       <w:pStyle w:val="Footer"/>
@@ -2704,7 +4454,7 @@
 </w:ftr>
 </file>
 
-<file path=word/footer6.xml><?xml version="1.0" encoding="utf-8"?>
+<file path=word/footer5.xml><?xml version="1.0" encoding="utf-8"?>
 <w:ftr xmlns:wpc="http://schemas.microsoft.com/office/word/2010/wordprocessingCanvas" xmlns:mc="http://schemas.openxmlformats.org/markup-compatibility/2006" xmlns:o="urn:schemas-microsoft-com:office:office" xmlns:r="http://schemas.openxmlformats.org/officeDocument/2006/relationships" xmlns:m="http://schemas.openxmlformats.org/officeDocument/2006/math" xmlns:v="urn:schemas-microsoft-com:vml" xmlns:wp14="http://schemas.microsoft.com/office/word/2010/wordprocessingDrawing" xmlns:wp="http://schemas.openxmlformats.org/drawingml/2006/wordprocessingDrawing" xmlns:w10="urn:schemas-microsoft-com:office:word" xmlns:w="http://schemas.openxmlformats.org/wordprocessingml/2006/main" xmlns:w14="http://schemas.microsoft.com/office/word/2010/wordml" xmlns:w15="http://schemas.microsoft.com/office/word/2012/wordml" xmlns:wpg="http://schemas.microsoft.com/office/word/2010/wordprocessingGroup" xmlns:wpi="http://schemas.microsoft.com/office/word/2010/wordprocessingInk" xmlns:wne="http://schemas.microsoft.com/office/word/2006/wordml" xmlns:wps="http://schemas.microsoft.com/office/word/2010/wordprocessingShape" mc:Ignorable="w14 w15 wp14">
   <w:p>
     <w:pPr>
@@ -2737,57 +4487,7 @@
         <w:rStyle w:val="PageNumber"/>
         <w:noProof/>
       </w:rPr>
-      <w:t>4</w:t>
-    </w:r>
-    <w:r>
-      <w:rPr>
-        <w:rStyle w:val="PageNumber"/>
-      </w:rPr>
-      <w:fldChar w:fldCharType="end"/>
-    </w:r>
-  </w:p>
-  <w:p>
-    <w:pPr>
-      <w:pStyle w:val="Footer"/>
-    </w:pPr>
-  </w:p>
-</w:ftr>
-</file>
-
-<file path=word/footer7.xml><?xml version="1.0" encoding="utf-8"?>
-<w:ftr xmlns:wpc="http://schemas.microsoft.com/office/word/2010/wordprocessingCanvas" xmlns:mc="http://schemas.openxmlformats.org/markup-compatibility/2006" xmlns:o="urn:schemas-microsoft-com:office:office" xmlns:r="http://schemas.openxmlformats.org/officeDocument/2006/relationships" xmlns:m="http://schemas.openxmlformats.org/officeDocument/2006/math" xmlns:v="urn:schemas-microsoft-com:vml" xmlns:wp14="http://schemas.microsoft.com/office/word/2010/wordprocessingDrawing" xmlns:wp="http://schemas.openxmlformats.org/drawingml/2006/wordprocessingDrawing" xmlns:w10="urn:schemas-microsoft-com:office:word" xmlns:w="http://schemas.openxmlformats.org/wordprocessingml/2006/main" xmlns:w14="http://schemas.microsoft.com/office/word/2010/wordml" xmlns:w15="http://schemas.microsoft.com/office/word/2012/wordml" xmlns:wpg="http://schemas.microsoft.com/office/word/2010/wordprocessingGroup" xmlns:wpi="http://schemas.microsoft.com/office/word/2010/wordprocessingInk" xmlns:wne="http://schemas.microsoft.com/office/word/2006/wordml" xmlns:wps="http://schemas.microsoft.com/office/word/2010/wordprocessingShape" mc:Ignorable="w14 w15 wp14">
-  <w:p>
-    <w:pPr>
-      <w:pStyle w:val="Footer"/>
-      <w:framePr w:wrap="notBeside" w:vAnchor="text" w:hAnchor="margin" w:xAlign="center" w:y="1"/>
-      <w:rPr>
-        <w:rStyle w:val="PageNumber"/>
-      </w:rPr>
-    </w:pPr>
-    <w:r>
-      <w:rPr>
-        <w:rStyle w:val="PageNumber"/>
-      </w:rPr>
-      <w:fldChar w:fldCharType="begin"/>
-    </w:r>
-    <w:r>
-      <w:rPr>
-        <w:rStyle w:val="PageNumber"/>
-      </w:rPr>
-      <w:instrText xml:space="preserve">PAGE  </w:instrText>
-    </w:r>
-    <w:r>
-      <w:rPr>
-        <w:rStyle w:val="PageNumber"/>
-      </w:rPr>
-      <w:fldChar w:fldCharType="separate"/>
-    </w:r>
-    <w:r>
-      <w:rPr>
-        <w:rStyle w:val="PageNumber"/>
-        <w:noProof/>
-      </w:rPr>
-      <w:t>7</w:t>
+      <w:t>25</w:t>
     </w:r>
     <w:r>
       <w:rPr>
@@ -2829,6 +4529,9 @@
     <w:pPr>
       <w:pStyle w:val="Header"/>
     </w:pPr>
+    <w:r>
+      <w:t>9-tap tour</w:t>
+    </w:r>
   </w:p>
 </w:hdr>
 </file>
@@ -2840,7 +4543,7 @@
       <w:pStyle w:val="Header"/>
     </w:pPr>
     <w:r>
-      <w:t>9tap tour</w:t>
+      <w:t>9-tap tour</w:t>
     </w:r>
   </w:p>
 </w:hdr>
@@ -2853,26 +4556,13 @@
       <w:pStyle w:val="Header"/>
     </w:pPr>
     <w:r>
-      <w:t>9-tap tour</w:t>
+      <w:t>9 Tap Tour</w:t>
     </w:r>
   </w:p>
 </w:hdr>
 </file>
 
 <file path=word/header4.xml><?xml version="1.0" encoding="utf-8"?>
-<w:hdr xmlns:wpc="http://schemas.microsoft.com/office/word/2010/wordprocessingCanvas" xmlns:mc="http://schemas.openxmlformats.org/markup-compatibility/2006" xmlns:o="urn:schemas-microsoft-com:office:office" xmlns:r="http://schemas.openxmlformats.org/officeDocument/2006/relationships" xmlns:m="http://schemas.openxmlformats.org/officeDocument/2006/math" xmlns:v="urn:schemas-microsoft-com:vml" xmlns:wp14="http://schemas.microsoft.com/office/word/2010/wordprocessingDrawing" xmlns:wp="http://schemas.openxmlformats.org/drawingml/2006/wordprocessingDrawing" xmlns:w10="urn:schemas-microsoft-com:office:word" xmlns:w="http://schemas.openxmlformats.org/wordprocessingml/2006/main" xmlns:w14="http://schemas.microsoft.com/office/word/2010/wordml" xmlns:w15="http://schemas.microsoft.com/office/word/2012/wordml" xmlns:wpg="http://schemas.microsoft.com/office/word/2010/wordprocessingGroup" xmlns:wpi="http://schemas.microsoft.com/office/word/2010/wordprocessingInk" xmlns:wne="http://schemas.microsoft.com/office/word/2006/wordml" xmlns:wps="http://schemas.microsoft.com/office/word/2010/wordprocessingShape" mc:Ignorable="w14 w15 wp14">
-  <w:p>
-    <w:pPr>
-      <w:pStyle w:val="Header"/>
-    </w:pPr>
-    <w:r>
-      <w:t>9 Tap Tour</w:t>
-    </w:r>
-  </w:p>
-</w:hdr>
-</file>
-
-<file path=word/header5.xml><?xml version="1.0" encoding="utf-8"?>
 <w:hdr xmlns:wpc="http://schemas.microsoft.com/office/word/2010/wordprocessingCanvas" xmlns:mc="http://schemas.openxmlformats.org/markup-compatibility/2006" xmlns:o="urn:schemas-microsoft-com:office:office" xmlns:r="http://schemas.openxmlformats.org/officeDocument/2006/relationships" xmlns:m="http://schemas.openxmlformats.org/officeDocument/2006/math" xmlns:v="urn:schemas-microsoft-com:vml" xmlns:wp14="http://schemas.microsoft.com/office/word/2010/wordprocessingDrawing" xmlns:wp="http://schemas.openxmlformats.org/drawingml/2006/wordprocessingDrawing" xmlns:w10="urn:schemas-microsoft-com:office:word" xmlns:w="http://schemas.openxmlformats.org/wordprocessingml/2006/main" xmlns:w14="http://schemas.microsoft.com/office/word/2010/wordml" xmlns:w15="http://schemas.microsoft.com/office/word/2012/wordml" xmlns:wpg="http://schemas.microsoft.com/office/word/2010/wordprocessingGroup" xmlns:wpi="http://schemas.microsoft.com/office/word/2010/wordprocessingInk" xmlns:wne="http://schemas.microsoft.com/office/word/2006/wordml" xmlns:wps="http://schemas.microsoft.com/office/word/2010/wordprocessingShape" mc:Ignorable="w14 w15 wp14">
   <w:p>
     <w:pPr>
@@ -3357,6 +5047,119 @@
     </w:lvl>
   </w:abstractNum>
   <w:abstractNum w:abstractNumId="14" w15:restartNumberingAfterBreak="0">
+    <w:nsid w:val="4BDD1E38"/>
+    <w:multiLevelType w:val="hybridMultilevel"/>
+    <w:tmpl w:val="FB46515A"/>
+    <w:lvl w:ilvl="0" w:tplc="04090001">
+      <w:start w:val="1"/>
+      <w:numFmt w:val="bullet"/>
+      <w:lvlText w:val=""/>
+      <w:lvlJc w:val="left"/>
+      <w:pPr>
+        <w:ind w:left="720" w:hanging="360"/>
+      </w:pPr>
+      <w:rPr>
+        <w:rFonts w:ascii="Symbol" w:hAnsi="Symbol" w:hint="default"/>
+      </w:rPr>
+    </w:lvl>
+    <w:lvl w:ilvl="1" w:tplc="04090003" w:tentative="1">
+      <w:start w:val="1"/>
+      <w:numFmt w:val="bullet"/>
+      <w:lvlText w:val="o"/>
+      <w:lvlJc w:val="left"/>
+      <w:pPr>
+        <w:ind w:left="1440" w:hanging="360"/>
+      </w:pPr>
+      <w:rPr>
+        <w:rFonts w:ascii="Courier New" w:hAnsi="Courier New" w:cs="Courier New" w:hint="default"/>
+      </w:rPr>
+    </w:lvl>
+    <w:lvl w:ilvl="2" w:tplc="04090005" w:tentative="1">
+      <w:start w:val="1"/>
+      <w:numFmt w:val="bullet"/>
+      <w:lvlText w:val=""/>
+      <w:lvlJc w:val="left"/>
+      <w:pPr>
+        <w:ind w:left="2160" w:hanging="360"/>
+      </w:pPr>
+      <w:rPr>
+        <w:rFonts w:ascii="Wingdings" w:hAnsi="Wingdings" w:hint="default"/>
+      </w:rPr>
+    </w:lvl>
+    <w:lvl w:ilvl="3" w:tplc="04090001" w:tentative="1">
+      <w:start w:val="1"/>
+      <w:numFmt w:val="bullet"/>
+      <w:lvlText w:val=""/>
+      <w:lvlJc w:val="left"/>
+      <w:pPr>
+        <w:ind w:left="2880" w:hanging="360"/>
+      </w:pPr>
+      <w:rPr>
+        <w:rFonts w:ascii="Symbol" w:hAnsi="Symbol" w:hint="default"/>
+      </w:rPr>
+    </w:lvl>
+    <w:lvl w:ilvl="4" w:tplc="04090003" w:tentative="1">
+      <w:start w:val="1"/>
+      <w:numFmt w:val="bullet"/>
+      <w:lvlText w:val="o"/>
+      <w:lvlJc w:val="left"/>
+      <w:pPr>
+        <w:ind w:left="3600" w:hanging="360"/>
+      </w:pPr>
+      <w:rPr>
+        <w:rFonts w:ascii="Courier New" w:hAnsi="Courier New" w:cs="Courier New" w:hint="default"/>
+      </w:rPr>
+    </w:lvl>
+    <w:lvl w:ilvl="5" w:tplc="04090005" w:tentative="1">
+      <w:start w:val="1"/>
+      <w:numFmt w:val="bullet"/>
+      <w:lvlText w:val=""/>
+      <w:lvlJc w:val="left"/>
+      <w:pPr>
+        <w:ind w:left="4320" w:hanging="360"/>
+      </w:pPr>
+      <w:rPr>
+        <w:rFonts w:ascii="Wingdings" w:hAnsi="Wingdings" w:hint="default"/>
+      </w:rPr>
+    </w:lvl>
+    <w:lvl w:ilvl="6" w:tplc="04090001" w:tentative="1">
+      <w:start w:val="1"/>
+      <w:numFmt w:val="bullet"/>
+      <w:lvlText w:val=""/>
+      <w:lvlJc w:val="left"/>
+      <w:pPr>
+        <w:ind w:left="5040" w:hanging="360"/>
+      </w:pPr>
+      <w:rPr>
+        <w:rFonts w:ascii="Symbol" w:hAnsi="Symbol" w:hint="default"/>
+      </w:rPr>
+    </w:lvl>
+    <w:lvl w:ilvl="7" w:tplc="04090003" w:tentative="1">
+      <w:start w:val="1"/>
+      <w:numFmt w:val="bullet"/>
+      <w:lvlText w:val="o"/>
+      <w:lvlJc w:val="left"/>
+      <w:pPr>
+        <w:ind w:left="5760" w:hanging="360"/>
+      </w:pPr>
+      <w:rPr>
+        <w:rFonts w:ascii="Courier New" w:hAnsi="Courier New" w:cs="Courier New" w:hint="default"/>
+      </w:rPr>
+    </w:lvl>
+    <w:lvl w:ilvl="8" w:tplc="04090005" w:tentative="1">
+      <w:start w:val="1"/>
+      <w:numFmt w:val="bullet"/>
+      <w:lvlText w:val=""/>
+      <w:lvlJc w:val="left"/>
+      <w:pPr>
+        <w:ind w:left="6480" w:hanging="360"/>
+      </w:pPr>
+      <w:rPr>
+        <w:rFonts w:ascii="Wingdings" w:hAnsi="Wingdings" w:hint="default"/>
+      </w:rPr>
+    </w:lvl>
+  </w:abstractNum>
+  <w:abstractNum w:abstractNumId="15" w15:restartNumberingAfterBreak="0">
     <w:nsid w:val="4C510602"/>
     <w:multiLevelType w:val="singleLevel"/>
     <w:tmpl w:val="F1444738"/>
@@ -3377,7 +5180,7 @@
       </w:rPr>
     </w:lvl>
   </w:abstractNum>
-  <w:abstractNum w:abstractNumId="15" w15:restartNumberingAfterBreak="0">
+  <w:abstractNum w:abstractNumId="16" w15:restartNumberingAfterBreak="0">
     <w:nsid w:val="4F61077B"/>
     <w:multiLevelType w:val="singleLevel"/>
     <w:tmpl w:val="39CC91A4"/>
@@ -3392,7 +5195,7 @@
       </w:pPr>
     </w:lvl>
   </w:abstractNum>
-  <w:abstractNum w:abstractNumId="16" w15:restartNumberingAfterBreak="0">
+  <w:abstractNum w:abstractNumId="17" w15:restartNumberingAfterBreak="0">
     <w:nsid w:val="51045A21"/>
     <w:multiLevelType w:val="hybridMultilevel"/>
     <w:tmpl w:val="FD880446"/>
@@ -3505,7 +5308,7 @@
       </w:rPr>
     </w:lvl>
   </w:abstractNum>
-  <w:abstractNum w:abstractNumId="17" w15:restartNumberingAfterBreak="0">
+  <w:abstractNum w:abstractNumId="18" w15:restartNumberingAfterBreak="0">
     <w:nsid w:val="579B0C49"/>
     <w:multiLevelType w:val="singleLevel"/>
     <w:tmpl w:val="B8D67778"/>
@@ -3524,7 +5327,7 @@
       </w:rPr>
     </w:lvl>
   </w:abstractNum>
-  <w:abstractNum w:abstractNumId="18" w15:restartNumberingAfterBreak="0">
+  <w:abstractNum w:abstractNumId="19" w15:restartNumberingAfterBreak="0">
     <w:nsid w:val="5F436190"/>
     <w:multiLevelType w:val="singleLevel"/>
     <w:tmpl w:val="D7CE7166"/>
@@ -3545,7 +5348,7 @@
       </w:rPr>
     </w:lvl>
   </w:abstractNum>
-  <w:abstractNum w:abstractNumId="19" w15:restartNumberingAfterBreak="0">
+  <w:abstractNum w:abstractNumId="20" w15:restartNumberingAfterBreak="0">
     <w:nsid w:val="62540DA9"/>
     <w:multiLevelType w:val="singleLevel"/>
     <w:tmpl w:val="B8D67778"/>
@@ -3564,7 +5367,7 @@
       </w:rPr>
     </w:lvl>
   </w:abstractNum>
-  <w:abstractNum w:abstractNumId="20" w15:restartNumberingAfterBreak="0">
+  <w:abstractNum w:abstractNumId="21" w15:restartNumberingAfterBreak="0">
     <w:nsid w:val="63882B2E"/>
     <w:multiLevelType w:val="singleLevel"/>
     <w:tmpl w:val="8D1E4DD4"/>
@@ -3576,7 +5379,7 @@
       <w:lvlJc w:val="left"/>
     </w:lvl>
   </w:abstractNum>
-  <w:abstractNum w:abstractNumId="21" w15:restartNumberingAfterBreak="0">
+  <w:abstractNum w:abstractNumId="22" w15:restartNumberingAfterBreak="0">
     <w:nsid w:val="6C98497C"/>
     <w:multiLevelType w:val="hybridMultilevel"/>
     <w:tmpl w:val="7EC604A2"/>
@@ -3689,7 +5492,7 @@
       </w:rPr>
     </w:lvl>
   </w:abstractNum>
-  <w:abstractNum w:abstractNumId="22" w15:restartNumberingAfterBreak="0">
+  <w:abstractNum w:abstractNumId="23" w15:restartNumberingAfterBreak="0">
     <w:nsid w:val="70507BFC"/>
     <w:multiLevelType w:val="singleLevel"/>
     <w:tmpl w:val="80DE380C"/>
@@ -3701,7 +5504,7 @@
       <w:lvlJc w:val="left"/>
     </w:lvl>
   </w:abstractNum>
-  <w:abstractNum w:abstractNumId="23" w15:restartNumberingAfterBreak="0">
+  <w:abstractNum w:abstractNumId="24" w15:restartNumberingAfterBreak="0">
     <w:nsid w:val="749D7287"/>
     <w:multiLevelType w:val="singleLevel"/>
     <w:tmpl w:val="DE76053A"/>
@@ -3713,7 +5516,7 @@
       <w:lvlJc w:val="left"/>
     </w:lvl>
   </w:abstractNum>
-  <w:abstractNum w:abstractNumId="24" w15:restartNumberingAfterBreak="0">
+  <w:abstractNum w:abstractNumId="25" w15:restartNumberingAfterBreak="0">
     <w:nsid w:val="75D550E5"/>
     <w:multiLevelType w:val="hybridMultilevel"/>
     <w:tmpl w:val="57ACD532"/>
@@ -3826,7 +5629,7 @@
       </w:pPr>
     </w:lvl>
   </w:abstractNum>
-  <w:abstractNum w:abstractNumId="25" w15:restartNumberingAfterBreak="0">
+  <w:abstractNum w:abstractNumId="26" w15:restartNumberingAfterBreak="0">
     <w:nsid w:val="77CA5CEA"/>
     <w:multiLevelType w:val="hybridMultilevel"/>
     <w:tmpl w:val="7DC45528"/>
@@ -4030,10 +5833,10 @@
     <w:abstractNumId w:val="8"/>
   </w:num>
   <w:num w:numId="8">
-    <w:abstractNumId w:val="17"/>
+    <w:abstractNumId w:val="18"/>
   </w:num>
   <w:num w:numId="9">
-    <w:abstractNumId w:val="19"/>
+    <w:abstractNumId w:val="20"/>
   </w:num>
   <w:num w:numId="10">
     <w:abstractNumId w:val="4"/>
@@ -4055,7 +5858,7 @@
     </w:lvlOverride>
   </w:num>
   <w:num w:numId="11">
-    <w:abstractNumId w:val="18"/>
+    <w:abstractNumId w:val="19"/>
   </w:num>
   <w:num w:numId="12">
     <w:abstractNumId w:val="4"/>
@@ -4077,7 +5880,7 @@
     </w:lvlOverride>
   </w:num>
   <w:num w:numId="13">
-    <w:abstractNumId w:val="14"/>
+    <w:abstractNumId w:val="15"/>
   </w:num>
   <w:num w:numId="14">
     <w:abstractNumId w:val="4"/>
@@ -4156,25 +5959,25 @@
     </w:lvlOverride>
   </w:num>
   <w:num w:numId="18">
-    <w:abstractNumId w:val="20"/>
+    <w:abstractNumId w:val="21"/>
   </w:num>
   <w:num w:numId="19">
     <w:abstractNumId w:val="5"/>
   </w:num>
   <w:num w:numId="20">
-    <w:abstractNumId w:val="23"/>
+    <w:abstractNumId w:val="24"/>
   </w:num>
   <w:num w:numId="21">
-    <w:abstractNumId w:val="22"/>
+    <w:abstractNumId w:val="23"/>
   </w:num>
   <w:num w:numId="22">
     <w:abstractNumId w:val="11"/>
   </w:num>
   <w:num w:numId="23">
-    <w:abstractNumId w:val="15"/>
+    <w:abstractNumId w:val="16"/>
   </w:num>
   <w:num w:numId="24">
-    <w:abstractNumId w:val="15"/>
+    <w:abstractNumId w:val="16"/>
     <w:lvlOverride w:ilvl="0">
       <w:lvl w:ilvl="0">
         <w:start w:val="1"/>
@@ -4189,7 +5992,7 @@
     </w:lvlOverride>
   </w:num>
   <w:num w:numId="25">
-    <w:abstractNumId w:val="15"/>
+    <w:abstractNumId w:val="16"/>
     <w:lvlOverride w:ilvl="0">
       <w:lvl w:ilvl="0">
         <w:start w:val="1"/>
@@ -4204,7 +6007,7 @@
     </w:lvlOverride>
   </w:num>
   <w:num w:numId="26">
-    <w:abstractNumId w:val="15"/>
+    <w:abstractNumId w:val="16"/>
     <w:lvlOverride w:ilvl="0">
       <w:lvl w:ilvl="0">
         <w:start w:val="1"/>
@@ -4219,7 +6022,7 @@
     </w:lvlOverride>
   </w:num>
   <w:num w:numId="27">
-    <w:abstractNumId w:val="15"/>
+    <w:abstractNumId w:val="16"/>
     <w:lvlOverride w:ilvl="0">
       <w:lvl w:ilvl="0">
         <w:start w:val="1"/>
@@ -4252,13 +6055,13 @@
     <w:abstractNumId w:val="1"/>
   </w:num>
   <w:num w:numId="34">
-    <w:abstractNumId w:val="24"/>
+    <w:abstractNumId w:val="25"/>
   </w:num>
   <w:num w:numId="35">
     <w:abstractNumId w:val="13"/>
   </w:num>
   <w:num w:numId="36">
-    <w:abstractNumId w:val="19"/>
+    <w:abstractNumId w:val="20"/>
     <w:lvlOverride w:ilvl="0">
       <w:lvl w:ilvl="0">
         <w:start w:val="1"/>
@@ -4286,13 +6089,16 @@
     <w:abstractNumId w:val="9"/>
   </w:num>
   <w:num w:numId="40">
-    <w:abstractNumId w:val="25"/>
+    <w:abstractNumId w:val="26"/>
   </w:num>
   <w:num w:numId="41">
-    <w:abstractNumId w:val="21"/>
+    <w:abstractNumId w:val="22"/>
   </w:num>
   <w:num w:numId="42">
-    <w:abstractNumId w:val="16"/>
+    <w:abstractNumId w:val="17"/>
+  </w:num>
+  <w:num w:numId="43">
+    <w:abstractNumId w:val="14"/>
   </w:num>
 </w:numbering>
 </file>
@@ -4375,7 +6181,7 @@
     <w:lsdException w:name="Closing" w:semiHidden="1" w:unhideWhenUsed="1"/>
     <w:lsdException w:name="Signature" w:semiHidden="1" w:unhideWhenUsed="1"/>
     <w:lsdException w:name="Default Paragraph Font" w:semiHidden="1" w:uiPriority="1" w:unhideWhenUsed="1"/>
-    <w:lsdException w:name="Body Text" w:semiHidden="1" w:unhideWhenUsed="1"/>
+    <w:lsdException w:name="Body Text" w:semiHidden="1" w:uiPriority="0" w:unhideWhenUsed="1"/>
     <w:lsdException w:name="Body Text Indent" w:semiHidden="1" w:unhideWhenUsed="1"/>
     <w:lsdException w:name="List Continue" w:semiHidden="1" w:unhideWhenUsed="1"/>
     <w:lsdException w:name="List Continue 2" w:semiHidden="1" w:unhideWhenUsed="1"/>
@@ -4714,7 +6520,7 @@
     <w:basedOn w:val="Normal"/>
     <w:next w:val="BodyText"/>
     <w:qFormat/>
-    <w:rsid w:val="00DA28BB"/>
+    <w:rsid w:val="009E46E4"/>
     <w:pPr>
       <w:keepNext/>
       <w:spacing w:line="240" w:lineRule="atLeast"/>
@@ -4724,6 +6530,7 @@
       <w:rFonts w:ascii="Arial Black" w:hAnsi="Arial Black"/>
       <w:spacing w:val="-10"/>
       <w:kern w:val="28"/>
+      <w:sz w:val="20"/>
       <w:szCs w:val="16"/>
     </w:rPr>
   </w:style>
@@ -4898,6 +6705,7 @@
   <w:style w:type="paragraph" w:styleId="CommentText">
     <w:name w:val="annotation text"/>
     <w:basedOn w:val="Normal"/>
+    <w:link w:val="CommentTextChar"/>
     <w:semiHidden/>
     <w:pPr>
       <w:tabs>
@@ -5699,6 +7507,53 @@
       <w:u w:val="single"/>
     </w:rPr>
   </w:style>
+  <w:style w:type="paragraph" w:styleId="CommentSubject">
+    <w:name w:val="annotation subject"/>
+    <w:basedOn w:val="CommentText"/>
+    <w:next w:val="CommentText"/>
+    <w:link w:val="CommentSubjectChar"/>
+    <w:uiPriority w:val="99"/>
+    <w:semiHidden/>
+    <w:unhideWhenUsed/>
+    <w:rsid w:val="00ED49F3"/>
+    <w:pPr>
+      <w:tabs>
+        <w:tab w:val="clear" w:pos="187"/>
+      </w:tabs>
+      <w:spacing w:after="0" w:line="240" w:lineRule="auto"/>
+      <w:ind w:left="0" w:firstLine="0"/>
+    </w:pPr>
+    <w:rPr>
+      <w:b/>
+      <w:bCs/>
+      <w:sz w:val="20"/>
+    </w:rPr>
+  </w:style>
+  <w:style w:type="character" w:customStyle="1" w:styleId="CommentTextChar">
+    <w:name w:val="Comment Text Char"/>
+    <w:basedOn w:val="DefaultParagraphFont"/>
+    <w:link w:val="CommentText"/>
+    <w:semiHidden/>
+    <w:rsid w:val="00ED49F3"/>
+    <w:rPr>
+      <w:rFonts w:ascii="Garamond" w:hAnsi="Garamond"/>
+      <w:sz w:val="16"/>
+    </w:rPr>
+  </w:style>
+  <w:style w:type="character" w:customStyle="1" w:styleId="CommentSubjectChar">
+    <w:name w:val="Comment Subject Char"/>
+    <w:basedOn w:val="CommentTextChar"/>
+    <w:link w:val="CommentSubject"/>
+    <w:uiPriority w:val="99"/>
+    <w:semiHidden/>
+    <w:rsid w:val="00ED49F3"/>
+    <w:rPr>
+      <w:rFonts w:ascii="Garamond" w:hAnsi="Garamond"/>
+      <w:b/>
+      <w:bCs/>
+      <w:sz w:val="16"/>
+    </w:rPr>
+  </w:style>
 </w:styles>
 </file>
 
@@ -5968,7 +7823,7 @@
 </file>
 
 <file path=customXml/itemProps1.xml><?xml version="1.0" encoding="utf-8"?>
-<ds:datastoreItem xmlns:ds="http://schemas.openxmlformats.org/officeDocument/2006/customXml" ds:itemID="{B079A1C9-2AAB-4ADD-9768-CD2BEB8D8216}">
+<ds:datastoreItem xmlns:ds="http://schemas.openxmlformats.org/officeDocument/2006/customXml" ds:itemID="{497F7A78-FF4F-44DF-BD2B-9134B1A56C23}">
   <ds:schemaRefs>
     <ds:schemaRef ds:uri="http://schemas.openxmlformats.org/officeDocument/2006/bibliography"/>
   </ds:schemaRefs>

--- a/9tapUserManual.docx
+++ b/9tapUserManual.docx
@@ -1431,14 +1431,27 @@
       <w:r>
         <w:t xml:space="preserve">Figure </w:t>
       </w:r>
-      <w:fldSimple w:instr=" SEQ Figure \* ARABIC ">
-        <w:r>
-          <w:rPr>
-            <w:noProof/>
-          </w:rPr>
-          <w:t>1</w:t>
-        </w:r>
-      </w:fldSimple>
+      <w:r>
+        <w:fldChar w:fldCharType="begin"/>
+      </w:r>
+      <w:r>
+        <w:instrText xml:space="preserve"> SEQ Figure \* ARABIC </w:instrText>
+      </w:r>
+      <w:r>
+        <w:fldChar w:fldCharType="separate"/>
+      </w:r>
+      <w:r>
+        <w:rPr>
+          <w:noProof/>
+        </w:rPr>
+        <w:t>1</w:t>
+      </w:r>
+      <w:r>
+        <w:rPr>
+          <w:noProof/>
+        </w:rPr>
+        <w:fldChar w:fldCharType="end"/>
+      </w:r>
       <w:r>
         <w:t>: 9-Tap Main Menu</w:t>
       </w:r>
@@ -1634,9 +1647,11 @@
       <w:pPr>
         <w:pStyle w:val="BodyText"/>
       </w:pPr>
+      <w:proofErr w:type="gramStart"/>
       <w:r>
         <w:t>answers</w:t>
       </w:r>
+      <w:proofErr w:type="gramEnd"/>
     </w:p>
     <w:p>
       <w:pPr>
@@ -1760,7 +1775,187 @@
         <w:keepNext/>
       </w:pPr>
       <w:r>
-        <w:t>Craft beer sartorial copper mug tbh jianbing, locavore VHS salvia +1 vegan gluten-free kogi pug vexillologist affogato. Fanny pack palo santo proident blog bespoke commodo tilde hammock taiyaki wayfarers gentrify. Cardigan ugh slow-carb, ea DIY hot chicken commodo godard. Lorem sint qui 3 wolf moon enim voluptate, velit veniam. Fanny pack man bun helvetica viral, edison bulb cliche jianbing.</w:t>
+        <w:t xml:space="preserve">Craft beer sartorial copper mug </w:t>
+      </w:r>
+      <w:proofErr w:type="spellStart"/>
+      <w:r>
+        <w:t>tbh</w:t>
+      </w:r>
+      <w:proofErr w:type="spellEnd"/>
+      <w:r>
+        <w:t xml:space="preserve"> </w:t>
+      </w:r>
+      <w:proofErr w:type="spellStart"/>
+      <w:r>
+        <w:t>jianbing</w:t>
+      </w:r>
+      <w:proofErr w:type="spellEnd"/>
+      <w:r>
+        <w:t xml:space="preserve">, locavore VHS salvia +1 vegan gluten-free </w:t>
+      </w:r>
+      <w:proofErr w:type="spellStart"/>
+      <w:r>
+        <w:t>kogi</w:t>
+      </w:r>
+      <w:proofErr w:type="spellEnd"/>
+      <w:r>
+        <w:t xml:space="preserve"> pug </w:t>
+      </w:r>
+      <w:proofErr w:type="spellStart"/>
+      <w:r>
+        <w:t>vexillologist</w:t>
+      </w:r>
+      <w:proofErr w:type="spellEnd"/>
+      <w:r>
+        <w:t xml:space="preserve"> </w:t>
+      </w:r>
+      <w:proofErr w:type="spellStart"/>
+      <w:r>
+        <w:t>affogato</w:t>
+      </w:r>
+      <w:proofErr w:type="spellEnd"/>
+      <w:r>
+        <w:t xml:space="preserve">. Fanny pack </w:t>
+      </w:r>
+      <w:proofErr w:type="spellStart"/>
+      <w:r>
+        <w:t>palo</w:t>
+      </w:r>
+      <w:proofErr w:type="spellEnd"/>
+      <w:r>
+        <w:t xml:space="preserve"> </w:t>
+      </w:r>
+      <w:proofErr w:type="spellStart"/>
+      <w:r>
+        <w:t>santo</w:t>
+      </w:r>
+      <w:proofErr w:type="spellEnd"/>
+      <w:r>
+        <w:t xml:space="preserve"> </w:t>
+      </w:r>
+      <w:proofErr w:type="spellStart"/>
+      <w:r>
+        <w:t>proident</w:t>
+      </w:r>
+      <w:proofErr w:type="spellEnd"/>
+      <w:r>
+        <w:t xml:space="preserve"> blog bespoke </w:t>
+      </w:r>
+      <w:proofErr w:type="spellStart"/>
+      <w:r>
+        <w:t>commodo</w:t>
+      </w:r>
+      <w:proofErr w:type="spellEnd"/>
+      <w:r>
+        <w:t xml:space="preserve"> tilde hammock </w:t>
+      </w:r>
+      <w:proofErr w:type="spellStart"/>
+      <w:r>
+        <w:t>taiyaki</w:t>
+      </w:r>
+      <w:proofErr w:type="spellEnd"/>
+      <w:r>
+        <w:t xml:space="preserve"> wayfarers gentrify. Cardigan ugh slow-carb, </w:t>
+      </w:r>
+      <w:proofErr w:type="spellStart"/>
+      <w:r>
+        <w:t>ea</w:t>
+      </w:r>
+      <w:proofErr w:type="spellEnd"/>
+      <w:r>
+        <w:t xml:space="preserve"> DIY hot chicken </w:t>
+      </w:r>
+      <w:proofErr w:type="spellStart"/>
+      <w:r>
+        <w:t>commodo</w:t>
+      </w:r>
+      <w:proofErr w:type="spellEnd"/>
+      <w:r>
+        <w:t xml:space="preserve"> </w:t>
+      </w:r>
+      <w:proofErr w:type="spellStart"/>
+      <w:proofErr w:type="gramStart"/>
+      <w:r>
+        <w:t>godard</w:t>
+      </w:r>
+      <w:proofErr w:type="spellEnd"/>
+      <w:proofErr w:type="gramEnd"/>
+      <w:r>
+        <w:t xml:space="preserve">. Lorem </w:t>
+      </w:r>
+      <w:proofErr w:type="spellStart"/>
+      <w:r>
+        <w:t>sint</w:t>
+      </w:r>
+      <w:proofErr w:type="spellEnd"/>
+      <w:r>
+        <w:t xml:space="preserve"> qui 3 wolf moon </w:t>
+      </w:r>
+      <w:proofErr w:type="spellStart"/>
+      <w:r>
+        <w:t>enim</w:t>
+      </w:r>
+      <w:proofErr w:type="spellEnd"/>
+      <w:r>
+        <w:t xml:space="preserve"> </w:t>
+      </w:r>
+      <w:proofErr w:type="spellStart"/>
+      <w:r>
+        <w:t>voluptate</w:t>
+      </w:r>
+      <w:proofErr w:type="spellEnd"/>
+      <w:r>
+        <w:t xml:space="preserve">, </w:t>
+      </w:r>
+      <w:proofErr w:type="spellStart"/>
+      <w:r>
+        <w:t>velit</w:t>
+      </w:r>
+      <w:proofErr w:type="spellEnd"/>
+      <w:r>
+        <w:t xml:space="preserve"> </w:t>
+      </w:r>
+      <w:proofErr w:type="spellStart"/>
+      <w:r>
+        <w:t>veniam</w:t>
+      </w:r>
+      <w:proofErr w:type="spellEnd"/>
+      <w:r>
+        <w:t xml:space="preserve">. Fanny pack man bun </w:t>
+      </w:r>
+      <w:proofErr w:type="spellStart"/>
+      <w:r>
+        <w:t>helvetica</w:t>
+      </w:r>
+      <w:proofErr w:type="spellEnd"/>
+      <w:r>
+        <w:t xml:space="preserve"> viral, </w:t>
+      </w:r>
+      <w:proofErr w:type="spellStart"/>
+      <w:proofErr w:type="gramStart"/>
+      <w:r>
+        <w:t>edison</w:t>
+      </w:r>
+      <w:proofErr w:type="spellEnd"/>
+      <w:proofErr w:type="gramEnd"/>
+      <w:r>
+        <w:t xml:space="preserve"> bulb </w:t>
+      </w:r>
+      <w:proofErr w:type="spellStart"/>
+      <w:r>
+        <w:t>cliche</w:t>
+      </w:r>
+      <w:proofErr w:type="spellEnd"/>
+      <w:r>
+        <w:t xml:space="preserve"> </w:t>
+      </w:r>
+      <w:proofErr w:type="spellStart"/>
+      <w:r>
+        <w:t>jianbing</w:t>
+      </w:r>
+      <w:proofErr w:type="spellEnd"/>
+      <w:r>
+        <w:t>.</w:t>
       </w:r>
     </w:p>
     <w:p>
@@ -1823,14 +2018,30 @@
       <w:r>
         <w:t xml:space="preserve">Figure </w:t>
       </w:r>
-      <w:fldSimple w:instr=" SEQ Figure \* ARABIC ">
-        <w:r>
-          <w:rPr>
-            <w:noProof/>
-          </w:rPr>
-          <w:t>2</w:t>
-        </w:r>
-      </w:fldSimple>
+      <w:r>
+        <w:fldChar w:fldCharType="begin"/>
+      </w:r>
+      <w:r>
+        <w:instrText xml:space="preserve"> SEQ Figure \</w:instrText>
+      </w:r>
+      <w:r>
+        <w:instrText xml:space="preserve">* ARABIC </w:instrText>
+      </w:r>
+      <w:r>
+        <w:fldChar w:fldCharType="separate"/>
+      </w:r>
+      <w:r>
+        <w:rPr>
+          <w:noProof/>
+        </w:rPr>
+        <w:t>2</w:t>
+      </w:r>
+      <w:r>
+        <w:rPr>
+          <w:noProof/>
+        </w:rPr>
+        <w:fldChar w:fldCharType="end"/>
+      </w:r>
       <w:r>
         <w:t>: Main Menu</w:t>
       </w:r>
@@ -1850,7 +2061,187 @@
         <w:keepNext/>
       </w:pPr>
       <w:r>
-        <w:t>Craft beer sartorial copper mug tbh jianbing, locavore VHS salvia +1 vegan gluten-free kogi pug vexillologist affogato. Fanny pack palo santo proident blog bespoke commodo tilde hammock taiyaki wayfarers gentrify. Cardigan ugh slow-carb, ea DIY hot chicken commodo godard. Lorem sint qui 3 wolf moon enim voluptate, velit veniam. Fanny pack man bun helvetica viral, edison bulb cliche jianbing.</w:t>
+        <w:t xml:space="preserve">Craft beer sartorial copper mug </w:t>
+      </w:r>
+      <w:proofErr w:type="spellStart"/>
+      <w:r>
+        <w:t>tbh</w:t>
+      </w:r>
+      <w:proofErr w:type="spellEnd"/>
+      <w:r>
+        <w:t xml:space="preserve"> </w:t>
+      </w:r>
+      <w:proofErr w:type="spellStart"/>
+      <w:r>
+        <w:t>jianbing</w:t>
+      </w:r>
+      <w:proofErr w:type="spellEnd"/>
+      <w:r>
+        <w:t xml:space="preserve">, locavore VHS salvia +1 vegan gluten-free </w:t>
+      </w:r>
+      <w:proofErr w:type="spellStart"/>
+      <w:r>
+        <w:t>kogi</w:t>
+      </w:r>
+      <w:proofErr w:type="spellEnd"/>
+      <w:r>
+        <w:t xml:space="preserve"> pug </w:t>
+      </w:r>
+      <w:proofErr w:type="spellStart"/>
+      <w:r>
+        <w:t>vexillologist</w:t>
+      </w:r>
+      <w:proofErr w:type="spellEnd"/>
+      <w:r>
+        <w:t xml:space="preserve"> </w:t>
+      </w:r>
+      <w:proofErr w:type="spellStart"/>
+      <w:r>
+        <w:t>affogato</w:t>
+      </w:r>
+      <w:proofErr w:type="spellEnd"/>
+      <w:r>
+        <w:t xml:space="preserve">. Fanny pack </w:t>
+      </w:r>
+      <w:proofErr w:type="spellStart"/>
+      <w:r>
+        <w:t>palo</w:t>
+      </w:r>
+      <w:proofErr w:type="spellEnd"/>
+      <w:r>
+        <w:t xml:space="preserve"> </w:t>
+      </w:r>
+      <w:proofErr w:type="spellStart"/>
+      <w:r>
+        <w:t>santo</w:t>
+      </w:r>
+      <w:proofErr w:type="spellEnd"/>
+      <w:r>
+        <w:t xml:space="preserve"> </w:t>
+      </w:r>
+      <w:proofErr w:type="spellStart"/>
+      <w:r>
+        <w:t>proident</w:t>
+      </w:r>
+      <w:proofErr w:type="spellEnd"/>
+      <w:r>
+        <w:t xml:space="preserve"> blog bespoke </w:t>
+      </w:r>
+      <w:proofErr w:type="spellStart"/>
+      <w:r>
+        <w:t>commodo</w:t>
+      </w:r>
+      <w:proofErr w:type="spellEnd"/>
+      <w:r>
+        <w:t xml:space="preserve"> tilde hammock </w:t>
+      </w:r>
+      <w:proofErr w:type="spellStart"/>
+      <w:r>
+        <w:t>taiyaki</w:t>
+      </w:r>
+      <w:proofErr w:type="spellEnd"/>
+      <w:r>
+        <w:t xml:space="preserve"> wayfarers gentrify. Cardigan ugh slow-carb, </w:t>
+      </w:r>
+      <w:proofErr w:type="spellStart"/>
+      <w:r>
+        <w:t>ea</w:t>
+      </w:r>
+      <w:proofErr w:type="spellEnd"/>
+      <w:r>
+        <w:t xml:space="preserve"> DIY hot chicken </w:t>
+      </w:r>
+      <w:proofErr w:type="spellStart"/>
+      <w:r>
+        <w:t>commodo</w:t>
+      </w:r>
+      <w:proofErr w:type="spellEnd"/>
+      <w:r>
+        <w:t xml:space="preserve"> </w:t>
+      </w:r>
+      <w:proofErr w:type="spellStart"/>
+      <w:proofErr w:type="gramStart"/>
+      <w:r>
+        <w:t>godard</w:t>
+      </w:r>
+      <w:proofErr w:type="spellEnd"/>
+      <w:proofErr w:type="gramEnd"/>
+      <w:r>
+        <w:t xml:space="preserve">. Lorem </w:t>
+      </w:r>
+      <w:proofErr w:type="spellStart"/>
+      <w:r>
+        <w:t>sint</w:t>
+      </w:r>
+      <w:proofErr w:type="spellEnd"/>
+      <w:r>
+        <w:t xml:space="preserve"> qui 3 wolf moon </w:t>
+      </w:r>
+      <w:proofErr w:type="spellStart"/>
+      <w:r>
+        <w:t>enim</w:t>
+      </w:r>
+      <w:proofErr w:type="spellEnd"/>
+      <w:r>
+        <w:t xml:space="preserve"> </w:t>
+      </w:r>
+      <w:proofErr w:type="spellStart"/>
+      <w:r>
+        <w:t>voluptate</w:t>
+      </w:r>
+      <w:proofErr w:type="spellEnd"/>
+      <w:r>
+        <w:t xml:space="preserve">, </w:t>
+      </w:r>
+      <w:proofErr w:type="spellStart"/>
+      <w:r>
+        <w:t>velit</w:t>
+      </w:r>
+      <w:proofErr w:type="spellEnd"/>
+      <w:r>
+        <w:t xml:space="preserve"> </w:t>
+      </w:r>
+      <w:proofErr w:type="spellStart"/>
+      <w:r>
+        <w:t>veniam</w:t>
+      </w:r>
+      <w:proofErr w:type="spellEnd"/>
+      <w:r>
+        <w:t xml:space="preserve">. Fanny pack man bun </w:t>
+      </w:r>
+      <w:proofErr w:type="spellStart"/>
+      <w:r>
+        <w:t>helvetica</w:t>
+      </w:r>
+      <w:proofErr w:type="spellEnd"/>
+      <w:r>
+        <w:t xml:space="preserve"> viral, </w:t>
+      </w:r>
+      <w:proofErr w:type="spellStart"/>
+      <w:proofErr w:type="gramStart"/>
+      <w:r>
+        <w:t>edison</w:t>
+      </w:r>
+      <w:proofErr w:type="spellEnd"/>
+      <w:proofErr w:type="gramEnd"/>
+      <w:r>
+        <w:t xml:space="preserve"> bulb </w:t>
+      </w:r>
+      <w:proofErr w:type="spellStart"/>
+      <w:r>
+        <w:t>cliche</w:t>
+      </w:r>
+      <w:proofErr w:type="spellEnd"/>
+      <w:r>
+        <w:t xml:space="preserve"> </w:t>
+      </w:r>
+      <w:proofErr w:type="spellStart"/>
+      <w:r>
+        <w:t>jianbing</w:t>
+      </w:r>
+      <w:proofErr w:type="spellEnd"/>
+      <w:r>
+        <w:t>.</w:t>
       </w:r>
     </w:p>
     <w:p>
@@ -1914,14 +2305,27 @@
       <w:r>
         <w:t xml:space="preserve">Figure </w:t>
       </w:r>
-      <w:fldSimple w:instr=" SEQ Figure \* ARABIC ">
-        <w:r>
-          <w:rPr>
-            <w:noProof/>
-          </w:rPr>
-          <w:t>3</w:t>
-        </w:r>
-      </w:fldSimple>
+      <w:r>
+        <w:fldChar w:fldCharType="begin"/>
+      </w:r>
+      <w:r>
+        <w:instrText xml:space="preserve"> SEQ Figure \* ARABIC </w:instrText>
+      </w:r>
+      <w:r>
+        <w:fldChar w:fldCharType="separate"/>
+      </w:r>
+      <w:r>
+        <w:rPr>
+          <w:noProof/>
+        </w:rPr>
+        <w:t>3</w:t>
+      </w:r>
+      <w:r>
+        <w:rPr>
+          <w:noProof/>
+        </w:rPr>
+        <w:fldChar w:fldCharType="end"/>
+      </w:r>
       <w:r>
         <w:t>: Under Tools, Update Inactive status</w:t>
       </w:r>
@@ -1944,7 +2348,187 @@
         <w:keepNext/>
       </w:pPr>
       <w:r>
-        <w:t>Craft beer sartorial copper mug tbh jianbing, locavore VHS salvia +1 vegan gluten-free kogi pug vexillologist affogato. Fanny pack palo santo proident blog bespoke commodo tilde hammock taiyaki wayfarers gentrify. Cardigan ugh slow-carb, ea DIY hot chicken commodo godard. Lorem sint qui 3 wolf moon enim voluptate, velit veniam. Fanny pack man bun helvetica viral, edison bulb cliche jianbing.</w:t>
+        <w:t xml:space="preserve">Craft beer sartorial copper mug </w:t>
+      </w:r>
+      <w:proofErr w:type="spellStart"/>
+      <w:r>
+        <w:t>tbh</w:t>
+      </w:r>
+      <w:proofErr w:type="spellEnd"/>
+      <w:r>
+        <w:t xml:space="preserve"> </w:t>
+      </w:r>
+      <w:proofErr w:type="spellStart"/>
+      <w:r>
+        <w:t>jianbing</w:t>
+      </w:r>
+      <w:proofErr w:type="spellEnd"/>
+      <w:r>
+        <w:t xml:space="preserve">, locavore VHS salvia +1 vegan gluten-free </w:t>
+      </w:r>
+      <w:proofErr w:type="spellStart"/>
+      <w:r>
+        <w:t>kogi</w:t>
+      </w:r>
+      <w:proofErr w:type="spellEnd"/>
+      <w:r>
+        <w:t xml:space="preserve"> pug </w:t>
+      </w:r>
+      <w:proofErr w:type="spellStart"/>
+      <w:r>
+        <w:t>vexillologist</w:t>
+      </w:r>
+      <w:proofErr w:type="spellEnd"/>
+      <w:r>
+        <w:t xml:space="preserve"> </w:t>
+      </w:r>
+      <w:proofErr w:type="spellStart"/>
+      <w:r>
+        <w:t>affogato</w:t>
+      </w:r>
+      <w:proofErr w:type="spellEnd"/>
+      <w:r>
+        <w:t xml:space="preserve">. Fanny pack </w:t>
+      </w:r>
+      <w:proofErr w:type="spellStart"/>
+      <w:r>
+        <w:t>palo</w:t>
+      </w:r>
+      <w:proofErr w:type="spellEnd"/>
+      <w:r>
+        <w:t xml:space="preserve"> </w:t>
+      </w:r>
+      <w:proofErr w:type="spellStart"/>
+      <w:r>
+        <w:t>santo</w:t>
+      </w:r>
+      <w:proofErr w:type="spellEnd"/>
+      <w:r>
+        <w:t xml:space="preserve"> </w:t>
+      </w:r>
+      <w:proofErr w:type="spellStart"/>
+      <w:r>
+        <w:t>proident</w:t>
+      </w:r>
+      <w:proofErr w:type="spellEnd"/>
+      <w:r>
+        <w:t xml:space="preserve"> blog bespoke </w:t>
+      </w:r>
+      <w:proofErr w:type="spellStart"/>
+      <w:r>
+        <w:t>commodo</w:t>
+      </w:r>
+      <w:proofErr w:type="spellEnd"/>
+      <w:r>
+        <w:t xml:space="preserve"> tilde hammock </w:t>
+      </w:r>
+      <w:proofErr w:type="spellStart"/>
+      <w:r>
+        <w:t>taiyaki</w:t>
+      </w:r>
+      <w:proofErr w:type="spellEnd"/>
+      <w:r>
+        <w:t xml:space="preserve"> wayfarers gentrify. Cardigan ugh slow-carb, </w:t>
+      </w:r>
+      <w:proofErr w:type="spellStart"/>
+      <w:r>
+        <w:t>ea</w:t>
+      </w:r>
+      <w:proofErr w:type="spellEnd"/>
+      <w:r>
+        <w:t xml:space="preserve"> DIY hot chicken </w:t>
+      </w:r>
+      <w:proofErr w:type="spellStart"/>
+      <w:r>
+        <w:t>commodo</w:t>
+      </w:r>
+      <w:proofErr w:type="spellEnd"/>
+      <w:r>
+        <w:t xml:space="preserve"> </w:t>
+      </w:r>
+      <w:proofErr w:type="spellStart"/>
+      <w:proofErr w:type="gramStart"/>
+      <w:r>
+        <w:t>godard</w:t>
+      </w:r>
+      <w:proofErr w:type="spellEnd"/>
+      <w:proofErr w:type="gramEnd"/>
+      <w:r>
+        <w:t xml:space="preserve">. Lorem </w:t>
+      </w:r>
+      <w:proofErr w:type="spellStart"/>
+      <w:r>
+        <w:t>sint</w:t>
+      </w:r>
+      <w:proofErr w:type="spellEnd"/>
+      <w:r>
+        <w:t xml:space="preserve"> qui 3 wolf moon </w:t>
+      </w:r>
+      <w:proofErr w:type="spellStart"/>
+      <w:r>
+        <w:t>enim</w:t>
+      </w:r>
+      <w:proofErr w:type="spellEnd"/>
+      <w:r>
+        <w:t xml:space="preserve"> </w:t>
+      </w:r>
+      <w:proofErr w:type="spellStart"/>
+      <w:r>
+        <w:t>voluptate</w:t>
+      </w:r>
+      <w:proofErr w:type="spellEnd"/>
+      <w:r>
+        <w:t xml:space="preserve">, </w:t>
+      </w:r>
+      <w:proofErr w:type="spellStart"/>
+      <w:r>
+        <w:t>velit</w:t>
+      </w:r>
+      <w:proofErr w:type="spellEnd"/>
+      <w:r>
+        <w:t xml:space="preserve"> </w:t>
+      </w:r>
+      <w:proofErr w:type="spellStart"/>
+      <w:r>
+        <w:t>veniam</w:t>
+      </w:r>
+      <w:proofErr w:type="spellEnd"/>
+      <w:r>
+        <w:t xml:space="preserve">. Fanny pack man bun </w:t>
+      </w:r>
+      <w:proofErr w:type="spellStart"/>
+      <w:r>
+        <w:t>helvetica</w:t>
+      </w:r>
+      <w:proofErr w:type="spellEnd"/>
+      <w:r>
+        <w:t xml:space="preserve"> viral, </w:t>
+      </w:r>
+      <w:proofErr w:type="spellStart"/>
+      <w:proofErr w:type="gramStart"/>
+      <w:r>
+        <w:t>edison</w:t>
+      </w:r>
+      <w:proofErr w:type="spellEnd"/>
+      <w:proofErr w:type="gramEnd"/>
+      <w:r>
+        <w:t xml:space="preserve"> bulb </w:t>
+      </w:r>
+      <w:proofErr w:type="spellStart"/>
+      <w:r>
+        <w:t>cliche</w:t>
+      </w:r>
+      <w:proofErr w:type="spellEnd"/>
+      <w:r>
+        <w:t xml:space="preserve"> </w:t>
+      </w:r>
+      <w:proofErr w:type="spellStart"/>
+      <w:r>
+        <w:t>jianbing</w:t>
+      </w:r>
+      <w:proofErr w:type="spellEnd"/>
+      <w:r>
+        <w:t>.</w:t>
       </w:r>
     </w:p>
     <w:p>
@@ -2015,14 +2599,27 @@
       <w:r>
         <w:t xml:space="preserve">Figure </w:t>
       </w:r>
-      <w:fldSimple w:instr=" SEQ Figure \* ARABIC ">
-        <w:r>
-          <w:rPr>
-            <w:noProof/>
-          </w:rPr>
-          <w:t>4</w:t>
-        </w:r>
-      </w:fldSimple>
+      <w:r>
+        <w:fldChar w:fldCharType="begin"/>
+      </w:r>
+      <w:r>
+        <w:instrText xml:space="preserve"> SEQ Figure \* ARABIC </w:instrText>
+      </w:r>
+      <w:r>
+        <w:fldChar w:fldCharType="separate"/>
+      </w:r>
+      <w:r>
+        <w:rPr>
+          <w:noProof/>
+        </w:rPr>
+        <w:t>4</w:t>
+      </w:r>
+      <w:r>
+        <w:rPr>
+          <w:noProof/>
+        </w:rPr>
+        <w:fldChar w:fldCharType="end"/>
+      </w:r>
       <w:r>
         <w:t>: Member Information</w:t>
       </w:r>
@@ -2048,7 +2645,187 @@
         <w:keepNext/>
       </w:pPr>
       <w:r>
-        <w:t>Craft beer sartorial copper mug tbh jianbing, locavore VHS salvia +1 vegan gluten-free kogi pug vexillologist affogato. Fanny pack palo santo proident blog bespoke commodo tilde hammock taiyaki wayfarers gentrify. Cardigan ugh slow-carb, ea DIY hot chicken commodo godard. Lorem sint qui 3 wolf moon enim voluptate, velit veniam. Fanny pack man bun helvetica viral, edison bulb cliche jianbing.</w:t>
+        <w:t xml:space="preserve">Craft beer sartorial copper mug </w:t>
+      </w:r>
+      <w:proofErr w:type="spellStart"/>
+      <w:r>
+        <w:t>tbh</w:t>
+      </w:r>
+      <w:proofErr w:type="spellEnd"/>
+      <w:r>
+        <w:t xml:space="preserve"> </w:t>
+      </w:r>
+      <w:proofErr w:type="spellStart"/>
+      <w:r>
+        <w:t>jianbing</w:t>
+      </w:r>
+      <w:proofErr w:type="spellEnd"/>
+      <w:r>
+        <w:t xml:space="preserve">, locavore VHS salvia +1 vegan gluten-free </w:t>
+      </w:r>
+      <w:proofErr w:type="spellStart"/>
+      <w:r>
+        <w:t>kogi</w:t>
+      </w:r>
+      <w:proofErr w:type="spellEnd"/>
+      <w:r>
+        <w:t xml:space="preserve"> pug </w:t>
+      </w:r>
+      <w:proofErr w:type="spellStart"/>
+      <w:r>
+        <w:t>vexillologist</w:t>
+      </w:r>
+      <w:proofErr w:type="spellEnd"/>
+      <w:r>
+        <w:t xml:space="preserve"> </w:t>
+      </w:r>
+      <w:proofErr w:type="spellStart"/>
+      <w:r>
+        <w:t>affogato</w:t>
+      </w:r>
+      <w:proofErr w:type="spellEnd"/>
+      <w:r>
+        <w:t xml:space="preserve">. Fanny pack </w:t>
+      </w:r>
+      <w:proofErr w:type="spellStart"/>
+      <w:r>
+        <w:t>palo</w:t>
+      </w:r>
+      <w:proofErr w:type="spellEnd"/>
+      <w:r>
+        <w:t xml:space="preserve"> </w:t>
+      </w:r>
+      <w:proofErr w:type="spellStart"/>
+      <w:r>
+        <w:t>santo</w:t>
+      </w:r>
+      <w:proofErr w:type="spellEnd"/>
+      <w:r>
+        <w:t xml:space="preserve"> </w:t>
+      </w:r>
+      <w:proofErr w:type="spellStart"/>
+      <w:r>
+        <w:t>proident</w:t>
+      </w:r>
+      <w:proofErr w:type="spellEnd"/>
+      <w:r>
+        <w:t xml:space="preserve"> blog bespoke </w:t>
+      </w:r>
+      <w:proofErr w:type="spellStart"/>
+      <w:r>
+        <w:t>commodo</w:t>
+      </w:r>
+      <w:proofErr w:type="spellEnd"/>
+      <w:r>
+        <w:t xml:space="preserve"> tilde hammock </w:t>
+      </w:r>
+      <w:proofErr w:type="spellStart"/>
+      <w:r>
+        <w:t>taiyaki</w:t>
+      </w:r>
+      <w:proofErr w:type="spellEnd"/>
+      <w:r>
+        <w:t xml:space="preserve"> wayfarers gentrify. Cardigan ugh slow-carb, </w:t>
+      </w:r>
+      <w:proofErr w:type="spellStart"/>
+      <w:r>
+        <w:t>ea</w:t>
+      </w:r>
+      <w:proofErr w:type="spellEnd"/>
+      <w:r>
+        <w:t xml:space="preserve"> DIY hot chicken </w:t>
+      </w:r>
+      <w:proofErr w:type="spellStart"/>
+      <w:r>
+        <w:t>commodo</w:t>
+      </w:r>
+      <w:proofErr w:type="spellEnd"/>
+      <w:r>
+        <w:t xml:space="preserve"> </w:t>
+      </w:r>
+      <w:proofErr w:type="spellStart"/>
+      <w:proofErr w:type="gramStart"/>
+      <w:r>
+        <w:t>godard</w:t>
+      </w:r>
+      <w:proofErr w:type="spellEnd"/>
+      <w:proofErr w:type="gramEnd"/>
+      <w:r>
+        <w:t xml:space="preserve">. Lorem </w:t>
+      </w:r>
+      <w:proofErr w:type="spellStart"/>
+      <w:r>
+        <w:t>sint</w:t>
+      </w:r>
+      <w:proofErr w:type="spellEnd"/>
+      <w:r>
+        <w:t xml:space="preserve"> qui 3 wolf moon </w:t>
+      </w:r>
+      <w:proofErr w:type="spellStart"/>
+      <w:r>
+        <w:t>enim</w:t>
+      </w:r>
+      <w:proofErr w:type="spellEnd"/>
+      <w:r>
+        <w:t xml:space="preserve"> </w:t>
+      </w:r>
+      <w:proofErr w:type="spellStart"/>
+      <w:r>
+        <w:t>voluptate</w:t>
+      </w:r>
+      <w:proofErr w:type="spellEnd"/>
+      <w:r>
+        <w:t xml:space="preserve">, </w:t>
+      </w:r>
+      <w:proofErr w:type="spellStart"/>
+      <w:r>
+        <w:t>velit</w:t>
+      </w:r>
+      <w:proofErr w:type="spellEnd"/>
+      <w:r>
+        <w:t xml:space="preserve"> </w:t>
+      </w:r>
+      <w:proofErr w:type="spellStart"/>
+      <w:r>
+        <w:t>veniam</w:t>
+      </w:r>
+      <w:proofErr w:type="spellEnd"/>
+      <w:r>
+        <w:t xml:space="preserve">. Fanny pack man bun </w:t>
+      </w:r>
+      <w:proofErr w:type="spellStart"/>
+      <w:r>
+        <w:t>helvetica</w:t>
+      </w:r>
+      <w:proofErr w:type="spellEnd"/>
+      <w:r>
+        <w:t xml:space="preserve"> viral, </w:t>
+      </w:r>
+      <w:proofErr w:type="spellStart"/>
+      <w:proofErr w:type="gramStart"/>
+      <w:r>
+        <w:t>edison</w:t>
+      </w:r>
+      <w:proofErr w:type="spellEnd"/>
+      <w:proofErr w:type="gramEnd"/>
+      <w:r>
+        <w:t xml:space="preserve"> bulb </w:t>
+      </w:r>
+      <w:proofErr w:type="spellStart"/>
+      <w:r>
+        <w:t>cliche</w:t>
+      </w:r>
+      <w:proofErr w:type="spellEnd"/>
+      <w:r>
+        <w:t xml:space="preserve"> </w:t>
+      </w:r>
+      <w:proofErr w:type="spellStart"/>
+      <w:r>
+        <w:t>jianbing</w:t>
+      </w:r>
+      <w:proofErr w:type="spellEnd"/>
+      <w:r>
+        <w:t>.</w:t>
       </w:r>
     </w:p>
     <w:p>
@@ -2112,14 +2889,27 @@
       <w:r>
         <w:t xml:space="preserve">Figure </w:t>
       </w:r>
-      <w:fldSimple w:instr=" SEQ Figure \* ARABIC ">
-        <w:r>
-          <w:rPr>
-            <w:noProof/>
-          </w:rPr>
-          <w:t>5</w:t>
-        </w:r>
-      </w:fldSimple>
+      <w:r>
+        <w:fldChar w:fldCharType="begin"/>
+      </w:r>
+      <w:r>
+        <w:instrText xml:space="preserve"> SEQ Figure \* ARABIC </w:instrText>
+      </w:r>
+      <w:r>
+        <w:fldChar w:fldCharType="separate"/>
+      </w:r>
+      <w:r>
+        <w:rPr>
+          <w:noProof/>
+        </w:rPr>
+        <w:t>5</w:t>
+      </w:r>
+      <w:r>
+        <w:rPr>
+          <w:noProof/>
+        </w:rPr>
+        <w:fldChar w:fldCharType="end"/>
+      </w:r>
       <w:r>
         <w:t>: Stats Form</w:t>
       </w:r>
@@ -2145,7 +2935,187 @@
         <w:keepNext/>
       </w:pPr>
       <w:r>
-        <w:t>Craft beer sartorial copper mug tbh jianbing, locavore VHS salvia +1 vegan gluten-free kogi pug vexillologist affogato. Fanny pack palo santo proident blog bespoke commodo tilde hammock taiyaki wayfarers gentrify. Cardigan ugh slow-carb, ea DIY hot chicken commodo godard. Lorem sint qui 3 wolf moon enim voluptate, velit veniam. Fanny pack man bun helvetica viral, edison bulb cliche jianbing.</w:t>
+        <w:t xml:space="preserve">Craft beer sartorial copper mug </w:t>
+      </w:r>
+      <w:proofErr w:type="spellStart"/>
+      <w:r>
+        <w:t>tbh</w:t>
+      </w:r>
+      <w:proofErr w:type="spellEnd"/>
+      <w:r>
+        <w:t xml:space="preserve"> </w:t>
+      </w:r>
+      <w:proofErr w:type="spellStart"/>
+      <w:r>
+        <w:t>jianbing</w:t>
+      </w:r>
+      <w:proofErr w:type="spellEnd"/>
+      <w:r>
+        <w:t xml:space="preserve">, locavore VHS salvia +1 vegan gluten-free </w:t>
+      </w:r>
+      <w:proofErr w:type="spellStart"/>
+      <w:r>
+        <w:t>kogi</w:t>
+      </w:r>
+      <w:proofErr w:type="spellEnd"/>
+      <w:r>
+        <w:t xml:space="preserve"> pug </w:t>
+      </w:r>
+      <w:proofErr w:type="spellStart"/>
+      <w:r>
+        <w:t>vexillologist</w:t>
+      </w:r>
+      <w:proofErr w:type="spellEnd"/>
+      <w:r>
+        <w:t xml:space="preserve"> </w:t>
+      </w:r>
+      <w:proofErr w:type="spellStart"/>
+      <w:r>
+        <w:t>affogato</w:t>
+      </w:r>
+      <w:proofErr w:type="spellEnd"/>
+      <w:r>
+        <w:t xml:space="preserve">. Fanny pack </w:t>
+      </w:r>
+      <w:proofErr w:type="spellStart"/>
+      <w:r>
+        <w:t>palo</w:t>
+      </w:r>
+      <w:proofErr w:type="spellEnd"/>
+      <w:r>
+        <w:t xml:space="preserve"> </w:t>
+      </w:r>
+      <w:proofErr w:type="spellStart"/>
+      <w:r>
+        <w:t>santo</w:t>
+      </w:r>
+      <w:proofErr w:type="spellEnd"/>
+      <w:r>
+        <w:t xml:space="preserve"> </w:t>
+      </w:r>
+      <w:proofErr w:type="spellStart"/>
+      <w:r>
+        <w:t>proident</w:t>
+      </w:r>
+      <w:proofErr w:type="spellEnd"/>
+      <w:r>
+        <w:t xml:space="preserve"> blog bespoke </w:t>
+      </w:r>
+      <w:proofErr w:type="spellStart"/>
+      <w:r>
+        <w:t>commodo</w:t>
+      </w:r>
+      <w:proofErr w:type="spellEnd"/>
+      <w:r>
+        <w:t xml:space="preserve"> tilde hammock </w:t>
+      </w:r>
+      <w:proofErr w:type="spellStart"/>
+      <w:r>
+        <w:t>taiyaki</w:t>
+      </w:r>
+      <w:proofErr w:type="spellEnd"/>
+      <w:r>
+        <w:t xml:space="preserve"> wayfarers gentrify. Cardigan ugh slow-carb, </w:t>
+      </w:r>
+      <w:proofErr w:type="spellStart"/>
+      <w:r>
+        <w:t>ea</w:t>
+      </w:r>
+      <w:proofErr w:type="spellEnd"/>
+      <w:r>
+        <w:t xml:space="preserve"> DIY hot chicken </w:t>
+      </w:r>
+      <w:proofErr w:type="spellStart"/>
+      <w:r>
+        <w:t>commodo</w:t>
+      </w:r>
+      <w:proofErr w:type="spellEnd"/>
+      <w:r>
+        <w:t xml:space="preserve"> </w:t>
+      </w:r>
+      <w:proofErr w:type="spellStart"/>
+      <w:proofErr w:type="gramStart"/>
+      <w:r>
+        <w:t>godard</w:t>
+      </w:r>
+      <w:proofErr w:type="spellEnd"/>
+      <w:proofErr w:type="gramEnd"/>
+      <w:r>
+        <w:t xml:space="preserve">. Lorem </w:t>
+      </w:r>
+      <w:proofErr w:type="spellStart"/>
+      <w:r>
+        <w:t>sint</w:t>
+      </w:r>
+      <w:proofErr w:type="spellEnd"/>
+      <w:r>
+        <w:t xml:space="preserve"> qui 3 wolf moon </w:t>
+      </w:r>
+      <w:proofErr w:type="spellStart"/>
+      <w:r>
+        <w:t>enim</w:t>
+      </w:r>
+      <w:proofErr w:type="spellEnd"/>
+      <w:r>
+        <w:t xml:space="preserve"> </w:t>
+      </w:r>
+      <w:proofErr w:type="spellStart"/>
+      <w:r>
+        <w:t>voluptate</w:t>
+      </w:r>
+      <w:proofErr w:type="spellEnd"/>
+      <w:r>
+        <w:t xml:space="preserve">, </w:t>
+      </w:r>
+      <w:proofErr w:type="spellStart"/>
+      <w:r>
+        <w:t>velit</w:t>
+      </w:r>
+      <w:proofErr w:type="spellEnd"/>
+      <w:r>
+        <w:t xml:space="preserve"> </w:t>
+      </w:r>
+      <w:proofErr w:type="spellStart"/>
+      <w:r>
+        <w:t>veniam</w:t>
+      </w:r>
+      <w:proofErr w:type="spellEnd"/>
+      <w:r>
+        <w:t xml:space="preserve">. Fanny pack man bun </w:t>
+      </w:r>
+      <w:proofErr w:type="spellStart"/>
+      <w:r>
+        <w:t>helvetica</w:t>
+      </w:r>
+      <w:proofErr w:type="spellEnd"/>
+      <w:r>
+        <w:t xml:space="preserve"> viral, </w:t>
+      </w:r>
+      <w:proofErr w:type="spellStart"/>
+      <w:proofErr w:type="gramStart"/>
+      <w:r>
+        <w:t>edison</w:t>
+      </w:r>
+      <w:proofErr w:type="spellEnd"/>
+      <w:proofErr w:type="gramEnd"/>
+      <w:r>
+        <w:t xml:space="preserve"> bulb </w:t>
+      </w:r>
+      <w:proofErr w:type="spellStart"/>
+      <w:r>
+        <w:t>cliche</w:t>
+      </w:r>
+      <w:proofErr w:type="spellEnd"/>
+      <w:r>
+        <w:t xml:space="preserve"> </w:t>
+      </w:r>
+      <w:proofErr w:type="spellStart"/>
+      <w:r>
+        <w:t>jianbing</w:t>
+      </w:r>
+      <w:proofErr w:type="spellEnd"/>
+      <w:r>
+        <w:t>.</w:t>
       </w:r>
     </w:p>
     <w:p>
@@ -2255,14 +3225,27 @@
       <w:r>
         <w:t xml:space="preserve">Figure </w:t>
       </w:r>
-      <w:fldSimple w:instr=" SEQ Figure \* ARABIC ">
-        <w:r>
-          <w:rPr>
-            <w:noProof/>
-          </w:rPr>
-          <w:t>6</w:t>
-        </w:r>
-      </w:fldSimple>
+      <w:r>
+        <w:fldChar w:fldCharType="begin"/>
+      </w:r>
+      <w:r>
+        <w:instrText xml:space="preserve"> SEQ Figure \* ARABIC </w:instrText>
+      </w:r>
+      <w:r>
+        <w:fldChar w:fldCharType="separate"/>
+      </w:r>
+      <w:r>
+        <w:rPr>
+          <w:noProof/>
+        </w:rPr>
+        <w:t>6</w:t>
+      </w:r>
+      <w:r>
+        <w:rPr>
+          <w:noProof/>
+        </w:rPr>
+        <w:fldChar w:fldCharType="end"/>
+      </w:r>
       <w:r>
         <w:t>: Member search, blank and with results</w:t>
       </w:r>
@@ -2288,7 +3271,187 @@
         <w:keepNext/>
       </w:pPr>
       <w:r>
-        <w:t>Craft beer sartorial copper mug tbh jianbing, locavore VHS salvia +1 vegan gluten-free kogi pug vexillologist affogato. Fanny pack palo santo proident blog bespoke commodo tilde hammock taiyaki wayfarers gentrify. Cardigan ugh slow-carb, ea DIY hot chicken commodo godard. Lorem sint qui 3 wolf moon enim voluptate, velit veniam. Fanny pack man bun helvetica viral, edison bulb cliche jianbing.</w:t>
+        <w:t xml:space="preserve">Craft beer sartorial copper mug </w:t>
+      </w:r>
+      <w:proofErr w:type="spellStart"/>
+      <w:r>
+        <w:t>tbh</w:t>
+      </w:r>
+      <w:proofErr w:type="spellEnd"/>
+      <w:r>
+        <w:t xml:space="preserve"> </w:t>
+      </w:r>
+      <w:proofErr w:type="spellStart"/>
+      <w:r>
+        <w:t>jianbing</w:t>
+      </w:r>
+      <w:proofErr w:type="spellEnd"/>
+      <w:r>
+        <w:t xml:space="preserve">, locavore VHS salvia +1 vegan gluten-free </w:t>
+      </w:r>
+      <w:proofErr w:type="spellStart"/>
+      <w:r>
+        <w:t>kogi</w:t>
+      </w:r>
+      <w:proofErr w:type="spellEnd"/>
+      <w:r>
+        <w:t xml:space="preserve"> pug </w:t>
+      </w:r>
+      <w:proofErr w:type="spellStart"/>
+      <w:r>
+        <w:t>vexillologist</w:t>
+      </w:r>
+      <w:proofErr w:type="spellEnd"/>
+      <w:r>
+        <w:t xml:space="preserve"> </w:t>
+      </w:r>
+      <w:proofErr w:type="spellStart"/>
+      <w:r>
+        <w:t>affogato</w:t>
+      </w:r>
+      <w:proofErr w:type="spellEnd"/>
+      <w:r>
+        <w:t xml:space="preserve">. Fanny pack </w:t>
+      </w:r>
+      <w:proofErr w:type="spellStart"/>
+      <w:r>
+        <w:t>palo</w:t>
+      </w:r>
+      <w:proofErr w:type="spellEnd"/>
+      <w:r>
+        <w:t xml:space="preserve"> </w:t>
+      </w:r>
+      <w:proofErr w:type="spellStart"/>
+      <w:r>
+        <w:t>santo</w:t>
+      </w:r>
+      <w:proofErr w:type="spellEnd"/>
+      <w:r>
+        <w:t xml:space="preserve"> </w:t>
+      </w:r>
+      <w:proofErr w:type="spellStart"/>
+      <w:r>
+        <w:t>proident</w:t>
+      </w:r>
+      <w:proofErr w:type="spellEnd"/>
+      <w:r>
+        <w:t xml:space="preserve"> blog bespoke </w:t>
+      </w:r>
+      <w:proofErr w:type="spellStart"/>
+      <w:r>
+        <w:t>commodo</w:t>
+      </w:r>
+      <w:proofErr w:type="spellEnd"/>
+      <w:r>
+        <w:t xml:space="preserve"> tilde hammock </w:t>
+      </w:r>
+      <w:proofErr w:type="spellStart"/>
+      <w:r>
+        <w:t>taiyaki</w:t>
+      </w:r>
+      <w:proofErr w:type="spellEnd"/>
+      <w:r>
+        <w:t xml:space="preserve"> wayfarers gentrify. Cardigan ugh slow-carb, </w:t>
+      </w:r>
+      <w:proofErr w:type="spellStart"/>
+      <w:r>
+        <w:t>ea</w:t>
+      </w:r>
+      <w:proofErr w:type="spellEnd"/>
+      <w:r>
+        <w:t xml:space="preserve"> DIY hot chicken </w:t>
+      </w:r>
+      <w:proofErr w:type="spellStart"/>
+      <w:r>
+        <w:t>commodo</w:t>
+      </w:r>
+      <w:proofErr w:type="spellEnd"/>
+      <w:r>
+        <w:t xml:space="preserve"> </w:t>
+      </w:r>
+      <w:proofErr w:type="spellStart"/>
+      <w:proofErr w:type="gramStart"/>
+      <w:r>
+        <w:t>godard</w:t>
+      </w:r>
+      <w:proofErr w:type="spellEnd"/>
+      <w:proofErr w:type="gramEnd"/>
+      <w:r>
+        <w:t xml:space="preserve">. Lorem </w:t>
+      </w:r>
+      <w:proofErr w:type="spellStart"/>
+      <w:r>
+        <w:t>sint</w:t>
+      </w:r>
+      <w:proofErr w:type="spellEnd"/>
+      <w:r>
+        <w:t xml:space="preserve"> qui 3 wolf moon </w:t>
+      </w:r>
+      <w:proofErr w:type="spellStart"/>
+      <w:r>
+        <w:t>enim</w:t>
+      </w:r>
+      <w:proofErr w:type="spellEnd"/>
+      <w:r>
+        <w:t xml:space="preserve"> </w:t>
+      </w:r>
+      <w:proofErr w:type="spellStart"/>
+      <w:r>
+        <w:t>voluptate</w:t>
+      </w:r>
+      <w:proofErr w:type="spellEnd"/>
+      <w:r>
+        <w:t xml:space="preserve">, </w:t>
+      </w:r>
+      <w:proofErr w:type="spellStart"/>
+      <w:r>
+        <w:t>velit</w:t>
+      </w:r>
+      <w:proofErr w:type="spellEnd"/>
+      <w:r>
+        <w:t xml:space="preserve"> </w:t>
+      </w:r>
+      <w:proofErr w:type="spellStart"/>
+      <w:r>
+        <w:t>veniam</w:t>
+      </w:r>
+      <w:proofErr w:type="spellEnd"/>
+      <w:r>
+        <w:t xml:space="preserve">. Fanny pack man bun </w:t>
+      </w:r>
+      <w:proofErr w:type="spellStart"/>
+      <w:r>
+        <w:t>helvetica</w:t>
+      </w:r>
+      <w:proofErr w:type="spellEnd"/>
+      <w:r>
+        <w:t xml:space="preserve"> viral, </w:t>
+      </w:r>
+      <w:proofErr w:type="spellStart"/>
+      <w:proofErr w:type="gramStart"/>
+      <w:r>
+        <w:t>edison</w:t>
+      </w:r>
+      <w:proofErr w:type="spellEnd"/>
+      <w:proofErr w:type="gramEnd"/>
+      <w:r>
+        <w:t xml:space="preserve"> bulb </w:t>
+      </w:r>
+      <w:proofErr w:type="spellStart"/>
+      <w:r>
+        <w:t>cliche</w:t>
+      </w:r>
+      <w:proofErr w:type="spellEnd"/>
+      <w:r>
+        <w:t xml:space="preserve"> </w:t>
+      </w:r>
+      <w:proofErr w:type="spellStart"/>
+      <w:r>
+        <w:t>jianbing</w:t>
+      </w:r>
+      <w:proofErr w:type="spellEnd"/>
+      <w:r>
+        <w:t>.</w:t>
       </w:r>
     </w:p>
     <w:p>
@@ -2352,14 +3515,27 @@
       <w:r>
         <w:t xml:space="preserve">Figure </w:t>
       </w:r>
-      <w:fldSimple w:instr=" SEQ Figure \* ARABIC ">
-        <w:r>
-          <w:rPr>
-            <w:noProof/>
-          </w:rPr>
-          <w:t>7</w:t>
-        </w:r>
-      </w:fldSimple>
+      <w:r>
+        <w:fldChar w:fldCharType="begin"/>
+      </w:r>
+      <w:r>
+        <w:instrText xml:space="preserve"> SEQ Figure \* ARABIC </w:instrText>
+      </w:r>
+      <w:r>
+        <w:fldChar w:fldCharType="separate"/>
+      </w:r>
+      <w:r>
+        <w:rPr>
+          <w:noProof/>
+        </w:rPr>
+        <w:t>7</w:t>
+      </w:r>
+      <w:r>
+        <w:rPr>
+          <w:noProof/>
+        </w:rPr>
+        <w:fldChar w:fldCharType="end"/>
+      </w:r>
       <w:r>
         <w:t>: basic printer dialog</w:t>
       </w:r>
@@ -2385,7 +3561,187 @@
         <w:keepNext/>
       </w:pPr>
       <w:r>
-        <w:t>Craft beer sartorial copper mug tbh jianbing, locavore VHS salvia +1 vegan gluten-free kogi pug vexillologist affogato. Fanny pack palo santo proident blog bespoke commodo tilde hammock taiyaki wayfarers gentrify. Cardigan ugh slow-carb, ea DIY hot chicken commodo godard. Lorem sint qui 3 wolf moon enim voluptate, velit veniam. Fanny pack man bun helvetica viral, edison bulb cliche jianbing.</w:t>
+        <w:t xml:space="preserve">Craft beer sartorial copper mug </w:t>
+      </w:r>
+      <w:proofErr w:type="spellStart"/>
+      <w:r>
+        <w:t>tbh</w:t>
+      </w:r>
+      <w:proofErr w:type="spellEnd"/>
+      <w:r>
+        <w:t xml:space="preserve"> </w:t>
+      </w:r>
+      <w:proofErr w:type="spellStart"/>
+      <w:r>
+        <w:t>jianbing</w:t>
+      </w:r>
+      <w:proofErr w:type="spellEnd"/>
+      <w:r>
+        <w:t xml:space="preserve">, locavore VHS salvia +1 vegan gluten-free </w:t>
+      </w:r>
+      <w:proofErr w:type="spellStart"/>
+      <w:r>
+        <w:t>kogi</w:t>
+      </w:r>
+      <w:proofErr w:type="spellEnd"/>
+      <w:r>
+        <w:t xml:space="preserve"> pug </w:t>
+      </w:r>
+      <w:proofErr w:type="spellStart"/>
+      <w:r>
+        <w:t>vexillologist</w:t>
+      </w:r>
+      <w:proofErr w:type="spellEnd"/>
+      <w:r>
+        <w:t xml:space="preserve"> </w:t>
+      </w:r>
+      <w:proofErr w:type="spellStart"/>
+      <w:r>
+        <w:t>affogato</w:t>
+      </w:r>
+      <w:proofErr w:type="spellEnd"/>
+      <w:r>
+        <w:t xml:space="preserve">. Fanny pack </w:t>
+      </w:r>
+      <w:proofErr w:type="spellStart"/>
+      <w:r>
+        <w:t>palo</w:t>
+      </w:r>
+      <w:proofErr w:type="spellEnd"/>
+      <w:r>
+        <w:t xml:space="preserve"> </w:t>
+      </w:r>
+      <w:proofErr w:type="spellStart"/>
+      <w:r>
+        <w:t>santo</w:t>
+      </w:r>
+      <w:proofErr w:type="spellEnd"/>
+      <w:r>
+        <w:t xml:space="preserve"> </w:t>
+      </w:r>
+      <w:proofErr w:type="spellStart"/>
+      <w:r>
+        <w:t>proident</w:t>
+      </w:r>
+      <w:proofErr w:type="spellEnd"/>
+      <w:r>
+        <w:t xml:space="preserve"> blog bespoke </w:t>
+      </w:r>
+      <w:proofErr w:type="spellStart"/>
+      <w:r>
+        <w:t>commodo</w:t>
+      </w:r>
+      <w:proofErr w:type="spellEnd"/>
+      <w:r>
+        <w:t xml:space="preserve"> tilde hammock </w:t>
+      </w:r>
+      <w:proofErr w:type="spellStart"/>
+      <w:r>
+        <w:t>taiyaki</w:t>
+      </w:r>
+      <w:proofErr w:type="spellEnd"/>
+      <w:r>
+        <w:t xml:space="preserve"> wayfarers gentrify. Cardigan ugh slow-carb, </w:t>
+      </w:r>
+      <w:proofErr w:type="spellStart"/>
+      <w:r>
+        <w:t>ea</w:t>
+      </w:r>
+      <w:proofErr w:type="spellEnd"/>
+      <w:r>
+        <w:t xml:space="preserve"> DIY hot chicken </w:t>
+      </w:r>
+      <w:proofErr w:type="spellStart"/>
+      <w:r>
+        <w:t>commodo</w:t>
+      </w:r>
+      <w:proofErr w:type="spellEnd"/>
+      <w:r>
+        <w:t xml:space="preserve"> </w:t>
+      </w:r>
+      <w:proofErr w:type="spellStart"/>
+      <w:proofErr w:type="gramStart"/>
+      <w:r>
+        <w:t>godard</w:t>
+      </w:r>
+      <w:proofErr w:type="spellEnd"/>
+      <w:proofErr w:type="gramEnd"/>
+      <w:r>
+        <w:t xml:space="preserve">. Lorem </w:t>
+      </w:r>
+      <w:proofErr w:type="spellStart"/>
+      <w:r>
+        <w:t>sint</w:t>
+      </w:r>
+      <w:proofErr w:type="spellEnd"/>
+      <w:r>
+        <w:t xml:space="preserve"> qui 3 wolf moon </w:t>
+      </w:r>
+      <w:proofErr w:type="spellStart"/>
+      <w:r>
+        <w:t>enim</w:t>
+      </w:r>
+      <w:proofErr w:type="spellEnd"/>
+      <w:r>
+        <w:t xml:space="preserve"> </w:t>
+      </w:r>
+      <w:proofErr w:type="spellStart"/>
+      <w:r>
+        <w:t>voluptate</w:t>
+      </w:r>
+      <w:proofErr w:type="spellEnd"/>
+      <w:r>
+        <w:t xml:space="preserve">, </w:t>
+      </w:r>
+      <w:proofErr w:type="spellStart"/>
+      <w:r>
+        <w:t>velit</w:t>
+      </w:r>
+      <w:proofErr w:type="spellEnd"/>
+      <w:r>
+        <w:t xml:space="preserve"> </w:t>
+      </w:r>
+      <w:proofErr w:type="spellStart"/>
+      <w:r>
+        <w:t>veniam</w:t>
+      </w:r>
+      <w:proofErr w:type="spellEnd"/>
+      <w:r>
+        <w:t xml:space="preserve">. Fanny pack man bun </w:t>
+      </w:r>
+      <w:proofErr w:type="spellStart"/>
+      <w:r>
+        <w:t>helvetica</w:t>
+      </w:r>
+      <w:proofErr w:type="spellEnd"/>
+      <w:r>
+        <w:t xml:space="preserve"> viral, </w:t>
+      </w:r>
+      <w:proofErr w:type="spellStart"/>
+      <w:proofErr w:type="gramStart"/>
+      <w:r>
+        <w:t>edison</w:t>
+      </w:r>
+      <w:proofErr w:type="spellEnd"/>
+      <w:proofErr w:type="gramEnd"/>
+      <w:r>
+        <w:t xml:space="preserve"> bulb </w:t>
+      </w:r>
+      <w:proofErr w:type="spellStart"/>
+      <w:r>
+        <w:t>cliche</w:t>
+      </w:r>
+      <w:proofErr w:type="spellEnd"/>
+      <w:r>
+        <w:t xml:space="preserve"> </w:t>
+      </w:r>
+      <w:proofErr w:type="spellStart"/>
+      <w:r>
+        <w:t>jianbing</w:t>
+      </w:r>
+      <w:proofErr w:type="spellEnd"/>
+      <w:r>
+        <w:t>.</w:t>
       </w:r>
     </w:p>
     <w:p>
@@ -2449,14 +3805,27 @@
       <w:r>
         <w:t xml:space="preserve">Figure </w:t>
       </w:r>
-      <w:fldSimple w:instr=" SEQ Figure \* ARABIC ">
-        <w:r>
-          <w:rPr>
-            <w:noProof/>
-          </w:rPr>
-          <w:t>8</w:t>
-        </w:r>
-      </w:fldSimple>
+      <w:r>
+        <w:fldChar w:fldCharType="begin"/>
+      </w:r>
+      <w:r>
+        <w:instrText xml:space="preserve"> SEQ Figure \* ARABIC </w:instrText>
+      </w:r>
+      <w:r>
+        <w:fldChar w:fldCharType="separate"/>
+      </w:r>
+      <w:r>
+        <w:rPr>
+          <w:noProof/>
+        </w:rPr>
+        <w:t>8</w:t>
+      </w:r>
+      <w:r>
+        <w:rPr>
+          <w:noProof/>
+        </w:rPr>
+        <w:fldChar w:fldCharType="end"/>
+      </w:r>
       <w:r>
         <w:t>: Print Labels Dialog</w:t>
       </w:r>
@@ -2482,7 +3851,187 @@
         <w:keepNext/>
       </w:pPr>
       <w:r>
-        <w:t>Craft beer sartorial copper mug tbh jianbing, locavore VHS salvia +1 vegan gluten-free kogi pug vexillologist affogato. Fanny pack palo santo proident blog bespoke commodo tilde hammock taiyaki wayfarers gentrify. Cardigan ugh slow-carb, ea DIY hot chicken commodo godard. Lorem sint qui 3 wolf moon enim voluptate, velit veniam. Fanny pack man bun helvetica viral, edison bulb cliche jianbing.</w:t>
+        <w:t xml:space="preserve">Craft beer sartorial copper mug </w:t>
+      </w:r>
+      <w:proofErr w:type="spellStart"/>
+      <w:r>
+        <w:t>tbh</w:t>
+      </w:r>
+      <w:proofErr w:type="spellEnd"/>
+      <w:r>
+        <w:t xml:space="preserve"> </w:t>
+      </w:r>
+      <w:proofErr w:type="spellStart"/>
+      <w:r>
+        <w:t>jianbing</w:t>
+      </w:r>
+      <w:proofErr w:type="spellEnd"/>
+      <w:r>
+        <w:t xml:space="preserve">, locavore VHS salvia +1 vegan gluten-free </w:t>
+      </w:r>
+      <w:proofErr w:type="spellStart"/>
+      <w:r>
+        <w:t>kogi</w:t>
+      </w:r>
+      <w:proofErr w:type="spellEnd"/>
+      <w:r>
+        <w:t xml:space="preserve"> pug </w:t>
+      </w:r>
+      <w:proofErr w:type="spellStart"/>
+      <w:r>
+        <w:t>vexillologist</w:t>
+      </w:r>
+      <w:proofErr w:type="spellEnd"/>
+      <w:r>
+        <w:t xml:space="preserve"> </w:t>
+      </w:r>
+      <w:proofErr w:type="spellStart"/>
+      <w:r>
+        <w:t>affogato</w:t>
+      </w:r>
+      <w:proofErr w:type="spellEnd"/>
+      <w:r>
+        <w:t xml:space="preserve">. Fanny pack </w:t>
+      </w:r>
+      <w:proofErr w:type="spellStart"/>
+      <w:r>
+        <w:t>palo</w:t>
+      </w:r>
+      <w:proofErr w:type="spellEnd"/>
+      <w:r>
+        <w:t xml:space="preserve"> </w:t>
+      </w:r>
+      <w:proofErr w:type="spellStart"/>
+      <w:r>
+        <w:t>santo</w:t>
+      </w:r>
+      <w:proofErr w:type="spellEnd"/>
+      <w:r>
+        <w:t xml:space="preserve"> </w:t>
+      </w:r>
+      <w:proofErr w:type="spellStart"/>
+      <w:r>
+        <w:t>proident</w:t>
+      </w:r>
+      <w:proofErr w:type="spellEnd"/>
+      <w:r>
+        <w:t xml:space="preserve"> blog bespoke </w:t>
+      </w:r>
+      <w:proofErr w:type="spellStart"/>
+      <w:r>
+        <w:t>commodo</w:t>
+      </w:r>
+      <w:proofErr w:type="spellEnd"/>
+      <w:r>
+        <w:t xml:space="preserve"> tilde hammock </w:t>
+      </w:r>
+      <w:proofErr w:type="spellStart"/>
+      <w:r>
+        <w:t>taiyaki</w:t>
+      </w:r>
+      <w:proofErr w:type="spellEnd"/>
+      <w:r>
+        <w:t xml:space="preserve"> wayfarers gentrify. Cardigan ugh slow-carb, </w:t>
+      </w:r>
+      <w:proofErr w:type="spellStart"/>
+      <w:r>
+        <w:t>ea</w:t>
+      </w:r>
+      <w:proofErr w:type="spellEnd"/>
+      <w:r>
+        <w:t xml:space="preserve"> DIY hot chicken </w:t>
+      </w:r>
+      <w:proofErr w:type="spellStart"/>
+      <w:r>
+        <w:t>commodo</w:t>
+      </w:r>
+      <w:proofErr w:type="spellEnd"/>
+      <w:r>
+        <w:t xml:space="preserve"> </w:t>
+      </w:r>
+      <w:proofErr w:type="spellStart"/>
+      <w:proofErr w:type="gramStart"/>
+      <w:r>
+        <w:t>godard</w:t>
+      </w:r>
+      <w:proofErr w:type="spellEnd"/>
+      <w:proofErr w:type="gramEnd"/>
+      <w:r>
+        <w:t xml:space="preserve">. Lorem </w:t>
+      </w:r>
+      <w:proofErr w:type="spellStart"/>
+      <w:r>
+        <w:t>sint</w:t>
+      </w:r>
+      <w:proofErr w:type="spellEnd"/>
+      <w:r>
+        <w:t xml:space="preserve"> qui 3 wolf moon </w:t>
+      </w:r>
+      <w:proofErr w:type="spellStart"/>
+      <w:r>
+        <w:t>enim</w:t>
+      </w:r>
+      <w:proofErr w:type="spellEnd"/>
+      <w:r>
+        <w:t xml:space="preserve"> </w:t>
+      </w:r>
+      <w:proofErr w:type="spellStart"/>
+      <w:r>
+        <w:t>voluptate</w:t>
+      </w:r>
+      <w:proofErr w:type="spellEnd"/>
+      <w:r>
+        <w:t xml:space="preserve">, </w:t>
+      </w:r>
+      <w:proofErr w:type="spellStart"/>
+      <w:r>
+        <w:t>velit</w:t>
+      </w:r>
+      <w:proofErr w:type="spellEnd"/>
+      <w:r>
+        <w:t xml:space="preserve"> </w:t>
+      </w:r>
+      <w:proofErr w:type="spellStart"/>
+      <w:r>
+        <w:t>veniam</w:t>
+      </w:r>
+      <w:proofErr w:type="spellEnd"/>
+      <w:r>
+        <w:t xml:space="preserve">. Fanny pack man bun </w:t>
+      </w:r>
+      <w:proofErr w:type="spellStart"/>
+      <w:r>
+        <w:t>helvetica</w:t>
+      </w:r>
+      <w:proofErr w:type="spellEnd"/>
+      <w:r>
+        <w:t xml:space="preserve"> viral, </w:t>
+      </w:r>
+      <w:proofErr w:type="spellStart"/>
+      <w:proofErr w:type="gramStart"/>
+      <w:r>
+        <w:t>edison</w:t>
+      </w:r>
+      <w:proofErr w:type="spellEnd"/>
+      <w:proofErr w:type="gramEnd"/>
+      <w:r>
+        <w:t xml:space="preserve"> bulb </w:t>
+      </w:r>
+      <w:proofErr w:type="spellStart"/>
+      <w:r>
+        <w:t>cliche</w:t>
+      </w:r>
+      <w:proofErr w:type="spellEnd"/>
+      <w:r>
+        <w:t xml:space="preserve"> </w:t>
+      </w:r>
+      <w:proofErr w:type="spellStart"/>
+      <w:r>
+        <w:t>jianbing</w:t>
+      </w:r>
+      <w:proofErr w:type="spellEnd"/>
+      <w:r>
+        <w:t>.</w:t>
       </w:r>
     </w:p>
     <w:p>
@@ -2546,14 +4095,27 @@
       <w:r>
         <w:t xml:space="preserve">Figure </w:t>
       </w:r>
-      <w:fldSimple w:instr=" SEQ Figure \* ARABIC ">
-        <w:r>
-          <w:rPr>
-            <w:noProof/>
-          </w:rPr>
-          <w:t>9</w:t>
-        </w:r>
-      </w:fldSimple>
+      <w:r>
+        <w:fldChar w:fldCharType="begin"/>
+      </w:r>
+      <w:r>
+        <w:instrText xml:space="preserve"> SEQ Figure \* ARABIC </w:instrText>
+      </w:r>
+      <w:r>
+        <w:fldChar w:fldCharType="separate"/>
+      </w:r>
+      <w:r>
+        <w:rPr>
+          <w:noProof/>
+        </w:rPr>
+        <w:t>9</w:t>
+      </w:r>
+      <w:r>
+        <w:rPr>
+          <w:noProof/>
+        </w:rPr>
+        <w:fldChar w:fldCharType="end"/>
+      </w:r>
       <w:r>
         <w:t>: Importing existing player information</w:t>
       </w:r>
@@ -2588,7 +4150,187 @@
         <w:keepNext/>
       </w:pPr>
       <w:r>
-        <w:t>Craft beer sartorial copper mug tbh jianbing, locavore VHS salvia +1 vegan gluten-free kogi pug vexillologist affogato. Fanny pack palo santo proident blog bespoke commodo tilde hammock taiyaki wayfarers gentrify. Cardigan ugh slow-carb, ea DIY hot chicken commodo godard. Lorem sint qui 3 wolf moon enim voluptate, velit veniam. Fanny pack man bun helvetica viral, edison bulb cliche jianbing.</w:t>
+        <w:t xml:space="preserve">Craft beer sartorial copper mug </w:t>
+      </w:r>
+      <w:proofErr w:type="spellStart"/>
+      <w:r>
+        <w:t>tbh</w:t>
+      </w:r>
+      <w:proofErr w:type="spellEnd"/>
+      <w:r>
+        <w:t xml:space="preserve"> </w:t>
+      </w:r>
+      <w:proofErr w:type="spellStart"/>
+      <w:r>
+        <w:t>jianbing</w:t>
+      </w:r>
+      <w:proofErr w:type="spellEnd"/>
+      <w:r>
+        <w:t xml:space="preserve">, locavore VHS salvia +1 vegan gluten-free </w:t>
+      </w:r>
+      <w:proofErr w:type="spellStart"/>
+      <w:r>
+        <w:t>kogi</w:t>
+      </w:r>
+      <w:proofErr w:type="spellEnd"/>
+      <w:r>
+        <w:t xml:space="preserve"> pug </w:t>
+      </w:r>
+      <w:proofErr w:type="spellStart"/>
+      <w:r>
+        <w:t>vexillologist</w:t>
+      </w:r>
+      <w:proofErr w:type="spellEnd"/>
+      <w:r>
+        <w:t xml:space="preserve"> </w:t>
+      </w:r>
+      <w:proofErr w:type="spellStart"/>
+      <w:r>
+        <w:t>affogato</w:t>
+      </w:r>
+      <w:proofErr w:type="spellEnd"/>
+      <w:r>
+        <w:t xml:space="preserve">. Fanny pack </w:t>
+      </w:r>
+      <w:proofErr w:type="spellStart"/>
+      <w:r>
+        <w:t>palo</w:t>
+      </w:r>
+      <w:proofErr w:type="spellEnd"/>
+      <w:r>
+        <w:t xml:space="preserve"> </w:t>
+      </w:r>
+      <w:proofErr w:type="spellStart"/>
+      <w:r>
+        <w:t>santo</w:t>
+      </w:r>
+      <w:proofErr w:type="spellEnd"/>
+      <w:r>
+        <w:t xml:space="preserve"> </w:t>
+      </w:r>
+      <w:proofErr w:type="spellStart"/>
+      <w:r>
+        <w:t>proident</w:t>
+      </w:r>
+      <w:proofErr w:type="spellEnd"/>
+      <w:r>
+        <w:t xml:space="preserve"> blog bespoke </w:t>
+      </w:r>
+      <w:proofErr w:type="spellStart"/>
+      <w:r>
+        <w:t>commodo</w:t>
+      </w:r>
+      <w:proofErr w:type="spellEnd"/>
+      <w:r>
+        <w:t xml:space="preserve"> tilde hammock </w:t>
+      </w:r>
+      <w:proofErr w:type="spellStart"/>
+      <w:r>
+        <w:t>taiyaki</w:t>
+      </w:r>
+      <w:proofErr w:type="spellEnd"/>
+      <w:r>
+        <w:t xml:space="preserve"> wayfarers gentrify. Cardigan ugh slow-carb, </w:t>
+      </w:r>
+      <w:proofErr w:type="spellStart"/>
+      <w:r>
+        <w:t>ea</w:t>
+      </w:r>
+      <w:proofErr w:type="spellEnd"/>
+      <w:r>
+        <w:t xml:space="preserve"> DIY hot chicken </w:t>
+      </w:r>
+      <w:proofErr w:type="spellStart"/>
+      <w:r>
+        <w:t>commodo</w:t>
+      </w:r>
+      <w:proofErr w:type="spellEnd"/>
+      <w:r>
+        <w:t xml:space="preserve"> </w:t>
+      </w:r>
+      <w:proofErr w:type="spellStart"/>
+      <w:proofErr w:type="gramStart"/>
+      <w:r>
+        <w:t>godard</w:t>
+      </w:r>
+      <w:proofErr w:type="spellEnd"/>
+      <w:proofErr w:type="gramEnd"/>
+      <w:r>
+        <w:t xml:space="preserve">. Lorem </w:t>
+      </w:r>
+      <w:proofErr w:type="spellStart"/>
+      <w:r>
+        <w:t>sint</w:t>
+      </w:r>
+      <w:proofErr w:type="spellEnd"/>
+      <w:r>
+        <w:t xml:space="preserve"> qui 3 wolf moon </w:t>
+      </w:r>
+      <w:proofErr w:type="spellStart"/>
+      <w:r>
+        <w:t>enim</w:t>
+      </w:r>
+      <w:proofErr w:type="spellEnd"/>
+      <w:r>
+        <w:t xml:space="preserve"> </w:t>
+      </w:r>
+      <w:proofErr w:type="spellStart"/>
+      <w:r>
+        <w:t>voluptate</w:t>
+      </w:r>
+      <w:proofErr w:type="spellEnd"/>
+      <w:r>
+        <w:t xml:space="preserve">, </w:t>
+      </w:r>
+      <w:proofErr w:type="spellStart"/>
+      <w:r>
+        <w:t>velit</w:t>
+      </w:r>
+      <w:proofErr w:type="spellEnd"/>
+      <w:r>
+        <w:t xml:space="preserve"> </w:t>
+      </w:r>
+      <w:proofErr w:type="spellStart"/>
+      <w:r>
+        <w:t>veniam</w:t>
+      </w:r>
+      <w:proofErr w:type="spellEnd"/>
+      <w:r>
+        <w:t xml:space="preserve">. Fanny pack man bun </w:t>
+      </w:r>
+      <w:proofErr w:type="spellStart"/>
+      <w:r>
+        <w:t>helvetica</w:t>
+      </w:r>
+      <w:proofErr w:type="spellEnd"/>
+      <w:r>
+        <w:t xml:space="preserve"> viral, </w:t>
+      </w:r>
+      <w:proofErr w:type="spellStart"/>
+      <w:proofErr w:type="gramStart"/>
+      <w:r>
+        <w:t>edison</w:t>
+      </w:r>
+      <w:proofErr w:type="spellEnd"/>
+      <w:proofErr w:type="gramEnd"/>
+      <w:r>
+        <w:t xml:space="preserve"> bulb </w:t>
+      </w:r>
+      <w:proofErr w:type="spellStart"/>
+      <w:r>
+        <w:t>cliche</w:t>
+      </w:r>
+      <w:proofErr w:type="spellEnd"/>
+      <w:r>
+        <w:t xml:space="preserve"> </w:t>
+      </w:r>
+      <w:proofErr w:type="spellStart"/>
+      <w:r>
+        <w:t>jianbing</w:t>
+      </w:r>
+      <w:proofErr w:type="spellEnd"/>
+      <w:r>
+        <w:t>.</w:t>
       </w:r>
     </w:p>
     <w:p>
@@ -2659,14 +4401,27 @@
       <w:r>
         <w:t xml:space="preserve">Figure </w:t>
       </w:r>
-      <w:fldSimple w:instr=" SEQ Figure \* ARABIC ">
-        <w:r>
-          <w:rPr>
-            <w:noProof/>
-          </w:rPr>
-          <w:t>10</w:t>
-        </w:r>
-      </w:fldSimple>
+      <w:r>
+        <w:fldChar w:fldCharType="begin"/>
+      </w:r>
+      <w:r>
+        <w:instrText xml:space="preserve"> SEQ Figure \* ARABIC </w:instrText>
+      </w:r>
+      <w:r>
+        <w:fldChar w:fldCharType="separate"/>
+      </w:r>
+      <w:r>
+        <w:rPr>
+          <w:noProof/>
+        </w:rPr>
+        <w:t>10</w:t>
+      </w:r>
+      <w:r>
+        <w:rPr>
+          <w:noProof/>
+        </w:rPr>
+        <w:fldChar w:fldCharType="end"/>
+      </w:r>
       <w:r>
         <w:t>: Member Scores</w:t>
       </w:r>
@@ -2692,7 +4447,187 @@
         <w:keepNext/>
       </w:pPr>
       <w:r>
-        <w:t>Craft beer sartorial copper mug tbh jianbing, locavore VHS salvia +1 vegan gluten-free kogi pug vexillologist affogato. Fanny pack palo santo proident blog bespoke commodo tilde hammock taiyaki wayfarers gentrify. Cardigan ugh slow-carb, ea DIY hot chicken commodo godard. Lorem sint qui 3 wolf moon enim voluptate, velit veniam. Fanny pack man bun helvetica viral, edison bulb cliche jianbing.</w:t>
+        <w:t xml:space="preserve">Craft beer sartorial copper mug </w:t>
+      </w:r>
+      <w:proofErr w:type="spellStart"/>
+      <w:r>
+        <w:t>tbh</w:t>
+      </w:r>
+      <w:proofErr w:type="spellEnd"/>
+      <w:r>
+        <w:t xml:space="preserve"> </w:t>
+      </w:r>
+      <w:proofErr w:type="spellStart"/>
+      <w:r>
+        <w:t>jianbing</w:t>
+      </w:r>
+      <w:proofErr w:type="spellEnd"/>
+      <w:r>
+        <w:t xml:space="preserve">, locavore VHS salvia +1 vegan gluten-free </w:t>
+      </w:r>
+      <w:proofErr w:type="spellStart"/>
+      <w:r>
+        <w:t>kogi</w:t>
+      </w:r>
+      <w:proofErr w:type="spellEnd"/>
+      <w:r>
+        <w:t xml:space="preserve"> pug </w:t>
+      </w:r>
+      <w:proofErr w:type="spellStart"/>
+      <w:r>
+        <w:t>vexillologist</w:t>
+      </w:r>
+      <w:proofErr w:type="spellEnd"/>
+      <w:r>
+        <w:t xml:space="preserve"> </w:t>
+      </w:r>
+      <w:proofErr w:type="spellStart"/>
+      <w:r>
+        <w:t>affogato</w:t>
+      </w:r>
+      <w:proofErr w:type="spellEnd"/>
+      <w:r>
+        <w:t xml:space="preserve">. Fanny pack </w:t>
+      </w:r>
+      <w:proofErr w:type="spellStart"/>
+      <w:r>
+        <w:t>palo</w:t>
+      </w:r>
+      <w:proofErr w:type="spellEnd"/>
+      <w:r>
+        <w:t xml:space="preserve"> </w:t>
+      </w:r>
+      <w:proofErr w:type="spellStart"/>
+      <w:r>
+        <w:t>santo</w:t>
+      </w:r>
+      <w:proofErr w:type="spellEnd"/>
+      <w:r>
+        <w:t xml:space="preserve"> </w:t>
+      </w:r>
+      <w:proofErr w:type="spellStart"/>
+      <w:r>
+        <w:t>proident</w:t>
+      </w:r>
+      <w:proofErr w:type="spellEnd"/>
+      <w:r>
+        <w:t xml:space="preserve"> blog bespoke </w:t>
+      </w:r>
+      <w:proofErr w:type="spellStart"/>
+      <w:r>
+        <w:t>commodo</w:t>
+      </w:r>
+      <w:proofErr w:type="spellEnd"/>
+      <w:r>
+        <w:t xml:space="preserve"> tilde hammock </w:t>
+      </w:r>
+      <w:proofErr w:type="spellStart"/>
+      <w:r>
+        <w:t>taiyaki</w:t>
+      </w:r>
+      <w:proofErr w:type="spellEnd"/>
+      <w:r>
+        <w:t xml:space="preserve"> wayfarers gentrify. Cardigan ugh slow-carb, </w:t>
+      </w:r>
+      <w:proofErr w:type="spellStart"/>
+      <w:r>
+        <w:t>ea</w:t>
+      </w:r>
+      <w:proofErr w:type="spellEnd"/>
+      <w:r>
+        <w:t xml:space="preserve"> DIY hot chicken </w:t>
+      </w:r>
+      <w:proofErr w:type="spellStart"/>
+      <w:r>
+        <w:t>commodo</w:t>
+      </w:r>
+      <w:proofErr w:type="spellEnd"/>
+      <w:r>
+        <w:t xml:space="preserve"> </w:t>
+      </w:r>
+      <w:proofErr w:type="spellStart"/>
+      <w:proofErr w:type="gramStart"/>
+      <w:r>
+        <w:t>godard</w:t>
+      </w:r>
+      <w:proofErr w:type="spellEnd"/>
+      <w:proofErr w:type="gramEnd"/>
+      <w:r>
+        <w:t xml:space="preserve">. Lorem </w:t>
+      </w:r>
+      <w:proofErr w:type="spellStart"/>
+      <w:r>
+        <w:t>sint</w:t>
+      </w:r>
+      <w:proofErr w:type="spellEnd"/>
+      <w:r>
+        <w:t xml:space="preserve"> qui 3 wolf moon </w:t>
+      </w:r>
+      <w:proofErr w:type="spellStart"/>
+      <w:r>
+        <w:t>enim</w:t>
+      </w:r>
+      <w:proofErr w:type="spellEnd"/>
+      <w:r>
+        <w:t xml:space="preserve"> </w:t>
+      </w:r>
+      <w:proofErr w:type="spellStart"/>
+      <w:r>
+        <w:t>voluptate</w:t>
+      </w:r>
+      <w:proofErr w:type="spellEnd"/>
+      <w:r>
+        <w:t xml:space="preserve">, </w:t>
+      </w:r>
+      <w:proofErr w:type="spellStart"/>
+      <w:r>
+        <w:t>velit</w:t>
+      </w:r>
+      <w:proofErr w:type="spellEnd"/>
+      <w:r>
+        <w:t xml:space="preserve"> </w:t>
+      </w:r>
+      <w:proofErr w:type="spellStart"/>
+      <w:r>
+        <w:t>veniam</w:t>
+      </w:r>
+      <w:proofErr w:type="spellEnd"/>
+      <w:r>
+        <w:t xml:space="preserve">. Fanny pack man bun </w:t>
+      </w:r>
+      <w:proofErr w:type="spellStart"/>
+      <w:r>
+        <w:t>helvetica</w:t>
+      </w:r>
+      <w:proofErr w:type="spellEnd"/>
+      <w:r>
+        <w:t xml:space="preserve"> viral, </w:t>
+      </w:r>
+      <w:proofErr w:type="spellStart"/>
+      <w:proofErr w:type="gramStart"/>
+      <w:r>
+        <w:t>edison</w:t>
+      </w:r>
+      <w:proofErr w:type="spellEnd"/>
+      <w:proofErr w:type="gramEnd"/>
+      <w:r>
+        <w:t xml:space="preserve"> bulb </w:t>
+      </w:r>
+      <w:proofErr w:type="spellStart"/>
+      <w:r>
+        <w:t>cliche</w:t>
+      </w:r>
+      <w:proofErr w:type="spellEnd"/>
+      <w:r>
+        <w:t xml:space="preserve"> </w:t>
+      </w:r>
+      <w:proofErr w:type="spellStart"/>
+      <w:r>
+        <w:t>jianbing</w:t>
+      </w:r>
+      <w:proofErr w:type="spellEnd"/>
+      <w:r>
+        <w:t>.</w:t>
       </w:r>
     </w:p>
     <w:p>
@@ -2756,14 +4691,27 @@
       <w:r>
         <w:t xml:space="preserve">Figure </w:t>
       </w:r>
-      <w:fldSimple w:instr=" SEQ Figure \* ARABIC ">
-        <w:r>
-          <w:rPr>
-            <w:noProof/>
-          </w:rPr>
-          <w:t>11</w:t>
-        </w:r>
-      </w:fldSimple>
+      <w:r>
+        <w:fldChar w:fldCharType="begin"/>
+      </w:r>
+      <w:r>
+        <w:instrText xml:space="preserve"> SEQ Figure \* ARABIC </w:instrText>
+      </w:r>
+      <w:r>
+        <w:fldChar w:fldCharType="separate"/>
+      </w:r>
+      <w:r>
+        <w:rPr>
+          <w:noProof/>
+        </w:rPr>
+        <w:t>11</w:t>
+      </w:r>
+      <w:r>
+        <w:rPr>
+          <w:noProof/>
+        </w:rPr>
+        <w:fldChar w:fldCharType="end"/>
+      </w:r>
       <w:r>
         <w:t>: Tournament Stats Form</w:t>
       </w:r>
@@ -2779,7 +4727,21 @@
         <w:rPr>
           <w:szCs w:val="20"/>
         </w:rPr>
-        <w:t>Print Recaps By Tournament</w:t>
+        <w:t xml:space="preserve">Print Recaps </w:t>
+      </w:r>
+      <w:proofErr w:type="gramStart"/>
+      <w:r>
+        <w:rPr>
+          <w:szCs w:val="20"/>
+        </w:rPr>
+        <w:t>By</w:t>
+      </w:r>
+      <w:proofErr w:type="gramEnd"/>
+      <w:r>
+        <w:rPr>
+          <w:szCs w:val="20"/>
+        </w:rPr>
+        <w:t xml:space="preserve"> Tournament</w:t>
       </w:r>
     </w:p>
     <w:p>
@@ -2788,7 +4750,187 @@
         <w:keepNext/>
       </w:pPr>
       <w:r>
-        <w:t>Craft beer sartorial copper mug tbh jianbing, locavore VHS salvia +1 vegan gluten-free kogi pug vexillologist affogato. Fanny pack palo santo proident blog bespoke commodo tilde hammock taiyaki wayfarers gentrify. Cardigan ugh slow-carb, ea DIY hot chicken commodo godard. Lorem sint qui 3 wolf moon enim voluptate, velit veniam. Fanny pack man bun helvetica viral, edison bulb cliche jianbing.</w:t>
+        <w:t xml:space="preserve">Craft beer sartorial copper mug </w:t>
+      </w:r>
+      <w:proofErr w:type="spellStart"/>
+      <w:r>
+        <w:t>tbh</w:t>
+      </w:r>
+      <w:proofErr w:type="spellEnd"/>
+      <w:r>
+        <w:t xml:space="preserve"> </w:t>
+      </w:r>
+      <w:proofErr w:type="spellStart"/>
+      <w:r>
+        <w:t>jianbing</w:t>
+      </w:r>
+      <w:proofErr w:type="spellEnd"/>
+      <w:r>
+        <w:t xml:space="preserve">, locavore VHS salvia +1 vegan gluten-free </w:t>
+      </w:r>
+      <w:proofErr w:type="spellStart"/>
+      <w:r>
+        <w:t>kogi</w:t>
+      </w:r>
+      <w:proofErr w:type="spellEnd"/>
+      <w:r>
+        <w:t xml:space="preserve"> pug </w:t>
+      </w:r>
+      <w:proofErr w:type="spellStart"/>
+      <w:r>
+        <w:t>vexillologist</w:t>
+      </w:r>
+      <w:proofErr w:type="spellEnd"/>
+      <w:r>
+        <w:t xml:space="preserve"> </w:t>
+      </w:r>
+      <w:proofErr w:type="spellStart"/>
+      <w:r>
+        <w:t>affogato</w:t>
+      </w:r>
+      <w:proofErr w:type="spellEnd"/>
+      <w:r>
+        <w:t xml:space="preserve">. Fanny pack </w:t>
+      </w:r>
+      <w:proofErr w:type="spellStart"/>
+      <w:r>
+        <w:t>palo</w:t>
+      </w:r>
+      <w:proofErr w:type="spellEnd"/>
+      <w:r>
+        <w:t xml:space="preserve"> </w:t>
+      </w:r>
+      <w:proofErr w:type="spellStart"/>
+      <w:r>
+        <w:t>santo</w:t>
+      </w:r>
+      <w:proofErr w:type="spellEnd"/>
+      <w:r>
+        <w:t xml:space="preserve"> </w:t>
+      </w:r>
+      <w:proofErr w:type="spellStart"/>
+      <w:r>
+        <w:t>proident</w:t>
+      </w:r>
+      <w:proofErr w:type="spellEnd"/>
+      <w:r>
+        <w:t xml:space="preserve"> blog bespoke </w:t>
+      </w:r>
+      <w:proofErr w:type="spellStart"/>
+      <w:r>
+        <w:t>commodo</w:t>
+      </w:r>
+      <w:proofErr w:type="spellEnd"/>
+      <w:r>
+        <w:t xml:space="preserve"> tilde hammock </w:t>
+      </w:r>
+      <w:proofErr w:type="spellStart"/>
+      <w:r>
+        <w:t>taiyaki</w:t>
+      </w:r>
+      <w:proofErr w:type="spellEnd"/>
+      <w:r>
+        <w:t xml:space="preserve"> wayfarers gentrify. Cardigan ugh slow-carb, </w:t>
+      </w:r>
+      <w:proofErr w:type="spellStart"/>
+      <w:r>
+        <w:t>ea</w:t>
+      </w:r>
+      <w:proofErr w:type="spellEnd"/>
+      <w:r>
+        <w:t xml:space="preserve"> DIY hot chicken </w:t>
+      </w:r>
+      <w:proofErr w:type="spellStart"/>
+      <w:r>
+        <w:t>commodo</w:t>
+      </w:r>
+      <w:proofErr w:type="spellEnd"/>
+      <w:r>
+        <w:t xml:space="preserve"> </w:t>
+      </w:r>
+      <w:proofErr w:type="spellStart"/>
+      <w:proofErr w:type="gramStart"/>
+      <w:r>
+        <w:t>godard</w:t>
+      </w:r>
+      <w:proofErr w:type="spellEnd"/>
+      <w:proofErr w:type="gramEnd"/>
+      <w:r>
+        <w:t xml:space="preserve">. Lorem </w:t>
+      </w:r>
+      <w:proofErr w:type="spellStart"/>
+      <w:r>
+        <w:t>sint</w:t>
+      </w:r>
+      <w:proofErr w:type="spellEnd"/>
+      <w:r>
+        <w:t xml:space="preserve"> qui 3 wolf moon </w:t>
+      </w:r>
+      <w:proofErr w:type="spellStart"/>
+      <w:r>
+        <w:t>enim</w:t>
+      </w:r>
+      <w:proofErr w:type="spellEnd"/>
+      <w:r>
+        <w:t xml:space="preserve"> </w:t>
+      </w:r>
+      <w:proofErr w:type="spellStart"/>
+      <w:r>
+        <w:t>voluptate</w:t>
+      </w:r>
+      <w:proofErr w:type="spellEnd"/>
+      <w:r>
+        <w:t xml:space="preserve">, </w:t>
+      </w:r>
+      <w:proofErr w:type="spellStart"/>
+      <w:r>
+        <w:t>velit</w:t>
+      </w:r>
+      <w:proofErr w:type="spellEnd"/>
+      <w:r>
+        <w:t xml:space="preserve"> </w:t>
+      </w:r>
+      <w:proofErr w:type="spellStart"/>
+      <w:r>
+        <w:t>veniam</w:t>
+      </w:r>
+      <w:proofErr w:type="spellEnd"/>
+      <w:r>
+        <w:t xml:space="preserve">. Fanny pack man bun </w:t>
+      </w:r>
+      <w:proofErr w:type="spellStart"/>
+      <w:r>
+        <w:t>helvetica</w:t>
+      </w:r>
+      <w:proofErr w:type="spellEnd"/>
+      <w:r>
+        <w:t xml:space="preserve"> viral, </w:t>
+      </w:r>
+      <w:proofErr w:type="spellStart"/>
+      <w:proofErr w:type="gramStart"/>
+      <w:r>
+        <w:t>edison</w:t>
+      </w:r>
+      <w:proofErr w:type="spellEnd"/>
+      <w:proofErr w:type="gramEnd"/>
+      <w:r>
+        <w:t xml:space="preserve"> bulb </w:t>
+      </w:r>
+      <w:proofErr w:type="spellStart"/>
+      <w:r>
+        <w:t>cliche</w:t>
+      </w:r>
+      <w:proofErr w:type="spellEnd"/>
+      <w:r>
+        <w:t xml:space="preserve"> </w:t>
+      </w:r>
+      <w:proofErr w:type="spellStart"/>
+      <w:r>
+        <w:t>jianbing</w:t>
+      </w:r>
+      <w:proofErr w:type="spellEnd"/>
+      <w:r>
+        <w:t>.</w:t>
       </w:r>
     </w:p>
     <w:p>
@@ -2811,7 +4953,187 @@
         <w:keepNext/>
       </w:pPr>
       <w:r>
-        <w:t>Craft beer sartorial copper mug tbh jianbing, locavore VHS salvia +1 vegan gluten-free kogi pug vexillologist affogato. Fanny pack palo santo proident blog bespoke commodo tilde hammock taiyaki wayfarers gentrify. Cardigan ugh slow-carb, ea DIY hot chicken commodo godard. Lorem sint qui 3 wolf moon enim voluptate, velit veniam. Fanny pack man bun helvetica viral, edison bulb cliche jianbing.</w:t>
+        <w:t xml:space="preserve">Craft beer sartorial copper mug </w:t>
+      </w:r>
+      <w:proofErr w:type="spellStart"/>
+      <w:r>
+        <w:t>tbh</w:t>
+      </w:r>
+      <w:proofErr w:type="spellEnd"/>
+      <w:r>
+        <w:t xml:space="preserve"> </w:t>
+      </w:r>
+      <w:proofErr w:type="spellStart"/>
+      <w:r>
+        <w:t>jianbing</w:t>
+      </w:r>
+      <w:proofErr w:type="spellEnd"/>
+      <w:r>
+        <w:t xml:space="preserve">, locavore VHS salvia +1 vegan gluten-free </w:t>
+      </w:r>
+      <w:proofErr w:type="spellStart"/>
+      <w:r>
+        <w:t>kogi</w:t>
+      </w:r>
+      <w:proofErr w:type="spellEnd"/>
+      <w:r>
+        <w:t xml:space="preserve"> pug </w:t>
+      </w:r>
+      <w:proofErr w:type="spellStart"/>
+      <w:r>
+        <w:t>vexillologist</w:t>
+      </w:r>
+      <w:proofErr w:type="spellEnd"/>
+      <w:r>
+        <w:t xml:space="preserve"> </w:t>
+      </w:r>
+      <w:proofErr w:type="spellStart"/>
+      <w:r>
+        <w:t>affogato</w:t>
+      </w:r>
+      <w:proofErr w:type="spellEnd"/>
+      <w:r>
+        <w:t xml:space="preserve">. Fanny pack </w:t>
+      </w:r>
+      <w:proofErr w:type="spellStart"/>
+      <w:r>
+        <w:t>palo</w:t>
+      </w:r>
+      <w:proofErr w:type="spellEnd"/>
+      <w:r>
+        <w:t xml:space="preserve"> </w:t>
+      </w:r>
+      <w:proofErr w:type="spellStart"/>
+      <w:r>
+        <w:t>santo</w:t>
+      </w:r>
+      <w:proofErr w:type="spellEnd"/>
+      <w:r>
+        <w:t xml:space="preserve"> </w:t>
+      </w:r>
+      <w:proofErr w:type="spellStart"/>
+      <w:r>
+        <w:t>proident</w:t>
+      </w:r>
+      <w:proofErr w:type="spellEnd"/>
+      <w:r>
+        <w:t xml:space="preserve"> blog bespoke </w:t>
+      </w:r>
+      <w:proofErr w:type="spellStart"/>
+      <w:r>
+        <w:t>commodo</w:t>
+      </w:r>
+      <w:proofErr w:type="spellEnd"/>
+      <w:r>
+        <w:t xml:space="preserve"> tilde hammock </w:t>
+      </w:r>
+      <w:proofErr w:type="spellStart"/>
+      <w:r>
+        <w:t>taiyaki</w:t>
+      </w:r>
+      <w:proofErr w:type="spellEnd"/>
+      <w:r>
+        <w:t xml:space="preserve"> wayfarers gentrify. Cardigan ugh slow-carb, </w:t>
+      </w:r>
+      <w:proofErr w:type="spellStart"/>
+      <w:r>
+        <w:t>ea</w:t>
+      </w:r>
+      <w:proofErr w:type="spellEnd"/>
+      <w:r>
+        <w:t xml:space="preserve"> DIY hot chicken </w:t>
+      </w:r>
+      <w:proofErr w:type="spellStart"/>
+      <w:r>
+        <w:t>commodo</w:t>
+      </w:r>
+      <w:proofErr w:type="spellEnd"/>
+      <w:r>
+        <w:t xml:space="preserve"> </w:t>
+      </w:r>
+      <w:proofErr w:type="spellStart"/>
+      <w:proofErr w:type="gramStart"/>
+      <w:r>
+        <w:t>godard</w:t>
+      </w:r>
+      <w:proofErr w:type="spellEnd"/>
+      <w:proofErr w:type="gramEnd"/>
+      <w:r>
+        <w:t xml:space="preserve">. Lorem </w:t>
+      </w:r>
+      <w:proofErr w:type="spellStart"/>
+      <w:r>
+        <w:t>sint</w:t>
+      </w:r>
+      <w:proofErr w:type="spellEnd"/>
+      <w:r>
+        <w:t xml:space="preserve"> qui 3 wolf moon </w:t>
+      </w:r>
+      <w:proofErr w:type="spellStart"/>
+      <w:r>
+        <w:t>enim</w:t>
+      </w:r>
+      <w:proofErr w:type="spellEnd"/>
+      <w:r>
+        <w:t xml:space="preserve"> </w:t>
+      </w:r>
+      <w:proofErr w:type="spellStart"/>
+      <w:r>
+        <w:t>voluptate</w:t>
+      </w:r>
+      <w:proofErr w:type="spellEnd"/>
+      <w:r>
+        <w:t xml:space="preserve">, </w:t>
+      </w:r>
+      <w:proofErr w:type="spellStart"/>
+      <w:r>
+        <w:t>velit</w:t>
+      </w:r>
+      <w:proofErr w:type="spellEnd"/>
+      <w:r>
+        <w:t xml:space="preserve"> </w:t>
+      </w:r>
+      <w:proofErr w:type="spellStart"/>
+      <w:r>
+        <w:t>veniam</w:t>
+      </w:r>
+      <w:proofErr w:type="spellEnd"/>
+      <w:r>
+        <w:t xml:space="preserve">. Fanny pack man bun </w:t>
+      </w:r>
+      <w:proofErr w:type="spellStart"/>
+      <w:r>
+        <w:t>helvetica</w:t>
+      </w:r>
+      <w:proofErr w:type="spellEnd"/>
+      <w:r>
+        <w:t xml:space="preserve"> viral, </w:t>
+      </w:r>
+      <w:proofErr w:type="spellStart"/>
+      <w:proofErr w:type="gramStart"/>
+      <w:r>
+        <w:t>edison</w:t>
+      </w:r>
+      <w:proofErr w:type="spellEnd"/>
+      <w:proofErr w:type="gramEnd"/>
+      <w:r>
+        <w:t xml:space="preserve"> bulb </w:t>
+      </w:r>
+      <w:proofErr w:type="spellStart"/>
+      <w:r>
+        <w:t>cliche</w:t>
+      </w:r>
+      <w:proofErr w:type="spellEnd"/>
+      <w:r>
+        <w:t xml:space="preserve"> </w:t>
+      </w:r>
+      <w:proofErr w:type="spellStart"/>
+      <w:r>
+        <w:t>jianbing</w:t>
+      </w:r>
+      <w:proofErr w:type="spellEnd"/>
+      <w:r>
+        <w:t>.</w:t>
       </w:r>
     </w:p>
     <w:p>
@@ -2875,14 +5197,27 @@
       <w:r>
         <w:t xml:space="preserve">Figure </w:t>
       </w:r>
-      <w:fldSimple w:instr=" SEQ Figure \* ARABIC ">
-        <w:r>
-          <w:rPr>
-            <w:noProof/>
-          </w:rPr>
-          <w:t>12</w:t>
-        </w:r>
-      </w:fldSimple>
+      <w:r>
+        <w:fldChar w:fldCharType="begin"/>
+      </w:r>
+      <w:r>
+        <w:instrText xml:space="preserve"> SEQ Figure \* ARABIC </w:instrText>
+      </w:r>
+      <w:r>
+        <w:fldChar w:fldCharType="separate"/>
+      </w:r>
+      <w:r>
+        <w:rPr>
+          <w:noProof/>
+        </w:rPr>
+        <w:t>12</w:t>
+      </w:r>
+      <w:r>
+        <w:rPr>
+          <w:noProof/>
+        </w:rPr>
+        <w:fldChar w:fldCharType="end"/>
+      </w:r>
       <w:r>
         <w:t>: Tournament Place Standings</w:t>
       </w:r>
@@ -2902,7 +5237,187 @@
         <w:keepNext/>
       </w:pPr>
       <w:r>
-        <w:t>Craft beer sartorial copper mug tbh jianbing, locavore VHS salvia +1 vegan gluten-free kogi pug vexillologist affogato. Fanny pack palo santo proident blog bespoke commodo tilde hammock taiyaki wayfarers gentrify. Cardigan ugh slow-carb, ea DIY hot chicken commodo godard. Lorem sint qui 3 wolf moon enim voluptate, velit veniam. Fanny pack man bun helvetica viral, edison bulb cliche jianbing.</w:t>
+        <w:t xml:space="preserve">Craft beer sartorial copper mug </w:t>
+      </w:r>
+      <w:proofErr w:type="spellStart"/>
+      <w:r>
+        <w:t>tbh</w:t>
+      </w:r>
+      <w:proofErr w:type="spellEnd"/>
+      <w:r>
+        <w:t xml:space="preserve"> </w:t>
+      </w:r>
+      <w:proofErr w:type="spellStart"/>
+      <w:r>
+        <w:t>jianbing</w:t>
+      </w:r>
+      <w:proofErr w:type="spellEnd"/>
+      <w:r>
+        <w:t xml:space="preserve">, locavore VHS salvia +1 vegan gluten-free </w:t>
+      </w:r>
+      <w:proofErr w:type="spellStart"/>
+      <w:r>
+        <w:t>kogi</w:t>
+      </w:r>
+      <w:proofErr w:type="spellEnd"/>
+      <w:r>
+        <w:t xml:space="preserve"> pug </w:t>
+      </w:r>
+      <w:proofErr w:type="spellStart"/>
+      <w:r>
+        <w:t>vexillologist</w:t>
+      </w:r>
+      <w:proofErr w:type="spellEnd"/>
+      <w:r>
+        <w:t xml:space="preserve"> </w:t>
+      </w:r>
+      <w:proofErr w:type="spellStart"/>
+      <w:r>
+        <w:t>affogato</w:t>
+      </w:r>
+      <w:proofErr w:type="spellEnd"/>
+      <w:r>
+        <w:t xml:space="preserve">. Fanny pack </w:t>
+      </w:r>
+      <w:proofErr w:type="spellStart"/>
+      <w:r>
+        <w:t>palo</w:t>
+      </w:r>
+      <w:proofErr w:type="spellEnd"/>
+      <w:r>
+        <w:t xml:space="preserve"> </w:t>
+      </w:r>
+      <w:proofErr w:type="spellStart"/>
+      <w:r>
+        <w:t>santo</w:t>
+      </w:r>
+      <w:proofErr w:type="spellEnd"/>
+      <w:r>
+        <w:t xml:space="preserve"> </w:t>
+      </w:r>
+      <w:proofErr w:type="spellStart"/>
+      <w:r>
+        <w:t>proident</w:t>
+      </w:r>
+      <w:proofErr w:type="spellEnd"/>
+      <w:r>
+        <w:t xml:space="preserve"> blog bespoke </w:t>
+      </w:r>
+      <w:proofErr w:type="spellStart"/>
+      <w:r>
+        <w:t>commodo</w:t>
+      </w:r>
+      <w:proofErr w:type="spellEnd"/>
+      <w:r>
+        <w:t xml:space="preserve"> tilde hammock </w:t>
+      </w:r>
+      <w:proofErr w:type="spellStart"/>
+      <w:r>
+        <w:t>taiyaki</w:t>
+      </w:r>
+      <w:proofErr w:type="spellEnd"/>
+      <w:r>
+        <w:t xml:space="preserve"> wayfarers gentrify. Cardigan ugh slow-carb, </w:t>
+      </w:r>
+      <w:proofErr w:type="spellStart"/>
+      <w:r>
+        <w:t>ea</w:t>
+      </w:r>
+      <w:proofErr w:type="spellEnd"/>
+      <w:r>
+        <w:t xml:space="preserve"> DIY hot chicken </w:t>
+      </w:r>
+      <w:proofErr w:type="spellStart"/>
+      <w:r>
+        <w:t>commodo</w:t>
+      </w:r>
+      <w:proofErr w:type="spellEnd"/>
+      <w:r>
+        <w:t xml:space="preserve"> </w:t>
+      </w:r>
+      <w:proofErr w:type="spellStart"/>
+      <w:proofErr w:type="gramStart"/>
+      <w:r>
+        <w:t>godard</w:t>
+      </w:r>
+      <w:proofErr w:type="spellEnd"/>
+      <w:proofErr w:type="gramEnd"/>
+      <w:r>
+        <w:t xml:space="preserve">. Lorem </w:t>
+      </w:r>
+      <w:proofErr w:type="spellStart"/>
+      <w:r>
+        <w:t>sint</w:t>
+      </w:r>
+      <w:proofErr w:type="spellEnd"/>
+      <w:r>
+        <w:t xml:space="preserve"> qui 3 wolf moon </w:t>
+      </w:r>
+      <w:proofErr w:type="spellStart"/>
+      <w:r>
+        <w:t>enim</w:t>
+      </w:r>
+      <w:proofErr w:type="spellEnd"/>
+      <w:r>
+        <w:t xml:space="preserve"> </w:t>
+      </w:r>
+      <w:proofErr w:type="spellStart"/>
+      <w:r>
+        <w:t>voluptate</w:t>
+      </w:r>
+      <w:proofErr w:type="spellEnd"/>
+      <w:r>
+        <w:t xml:space="preserve">, </w:t>
+      </w:r>
+      <w:proofErr w:type="spellStart"/>
+      <w:r>
+        <w:t>velit</w:t>
+      </w:r>
+      <w:proofErr w:type="spellEnd"/>
+      <w:r>
+        <w:t xml:space="preserve"> </w:t>
+      </w:r>
+      <w:proofErr w:type="spellStart"/>
+      <w:r>
+        <w:t>veniam</w:t>
+      </w:r>
+      <w:proofErr w:type="spellEnd"/>
+      <w:r>
+        <w:t xml:space="preserve">. Fanny pack man bun </w:t>
+      </w:r>
+      <w:proofErr w:type="spellStart"/>
+      <w:r>
+        <w:t>helvetica</w:t>
+      </w:r>
+      <w:proofErr w:type="spellEnd"/>
+      <w:r>
+        <w:t xml:space="preserve"> viral, </w:t>
+      </w:r>
+      <w:proofErr w:type="spellStart"/>
+      <w:proofErr w:type="gramStart"/>
+      <w:r>
+        <w:t>edison</w:t>
+      </w:r>
+      <w:proofErr w:type="spellEnd"/>
+      <w:proofErr w:type="gramEnd"/>
+      <w:r>
+        <w:t xml:space="preserve"> bulb </w:t>
+      </w:r>
+      <w:proofErr w:type="spellStart"/>
+      <w:r>
+        <w:t>cliche</w:t>
+      </w:r>
+      <w:proofErr w:type="spellEnd"/>
+      <w:r>
+        <w:t xml:space="preserve"> </w:t>
+      </w:r>
+      <w:proofErr w:type="spellStart"/>
+      <w:r>
+        <w:t>jianbing</w:t>
+      </w:r>
+      <w:proofErr w:type="spellEnd"/>
+      <w:r>
+        <w:t>.</w:t>
       </w:r>
     </w:p>
     <w:p>
@@ -2981,16 +5496,40 @@
       <w:r>
         <w:t xml:space="preserve">Figure </w:t>
       </w:r>
-      <w:fldSimple w:instr=" SEQ Figure \* ARABIC ">
-        <w:r>
-          <w:rPr>
-            <w:noProof/>
-          </w:rPr>
-          <w:t>13</w:t>
-        </w:r>
-      </w:fldSimple>
-      <w:r>
-        <w:t>: Creat/Edit Tournament Form</w:t>
+      <w:r>
+        <w:fldChar w:fldCharType="begin"/>
+      </w:r>
+      <w:r>
+        <w:instrText xml:space="preserve"> </w:instrText>
+      </w:r>
+      <w:r>
+        <w:instrText xml:space="preserve">SEQ Figure \* ARABIC </w:instrText>
+      </w:r>
+      <w:r>
+        <w:fldChar w:fldCharType="separate"/>
+      </w:r>
+      <w:r>
+        <w:rPr>
+          <w:noProof/>
+        </w:rPr>
+        <w:t>13</w:t>
+      </w:r>
+      <w:r>
+        <w:rPr>
+          <w:noProof/>
+        </w:rPr>
+        <w:fldChar w:fldCharType="end"/>
+      </w:r>
+      <w:r>
+        <w:t xml:space="preserve">: </w:t>
+      </w:r>
+      <w:proofErr w:type="spellStart"/>
+      <w:r>
+        <w:t>Creat</w:t>
+      </w:r>
+      <w:proofErr w:type="spellEnd"/>
+      <w:r>
+        <w:t>/Edit Tournament Form</w:t>
       </w:r>
     </w:p>
     <w:p>
@@ -3008,7 +5547,187 @@
         <w:keepNext/>
       </w:pPr>
       <w:r>
-        <w:t>Craft beer sartorial copper mug tbh jianbing, locavore VHS salvia +1 vegan gluten-free kogi pug vexillologist affogato. Fanny pack palo santo proident blog bespoke commodo tilde hammock taiyaki wayfarers gentrify. Cardigan ugh slow-carb, ea DIY hot chicken commodo godard. Lorem sint qui 3 wolf moon enim voluptate, velit veniam. Fanny pack man bun helvetica viral, edison bulb cliche jianbing.</w:t>
+        <w:t xml:space="preserve">Craft beer sartorial copper mug </w:t>
+      </w:r>
+      <w:proofErr w:type="spellStart"/>
+      <w:r>
+        <w:t>tbh</w:t>
+      </w:r>
+      <w:proofErr w:type="spellEnd"/>
+      <w:r>
+        <w:t xml:space="preserve"> </w:t>
+      </w:r>
+      <w:proofErr w:type="spellStart"/>
+      <w:r>
+        <w:t>jianbing</w:t>
+      </w:r>
+      <w:proofErr w:type="spellEnd"/>
+      <w:r>
+        <w:t xml:space="preserve">, locavore VHS salvia +1 vegan gluten-free </w:t>
+      </w:r>
+      <w:proofErr w:type="spellStart"/>
+      <w:r>
+        <w:t>kogi</w:t>
+      </w:r>
+      <w:proofErr w:type="spellEnd"/>
+      <w:r>
+        <w:t xml:space="preserve"> pug </w:t>
+      </w:r>
+      <w:proofErr w:type="spellStart"/>
+      <w:r>
+        <w:t>vexillologist</w:t>
+      </w:r>
+      <w:proofErr w:type="spellEnd"/>
+      <w:r>
+        <w:t xml:space="preserve"> </w:t>
+      </w:r>
+      <w:proofErr w:type="spellStart"/>
+      <w:r>
+        <w:t>affogato</w:t>
+      </w:r>
+      <w:proofErr w:type="spellEnd"/>
+      <w:r>
+        <w:t xml:space="preserve">. Fanny pack </w:t>
+      </w:r>
+      <w:proofErr w:type="spellStart"/>
+      <w:r>
+        <w:t>palo</w:t>
+      </w:r>
+      <w:proofErr w:type="spellEnd"/>
+      <w:r>
+        <w:t xml:space="preserve"> </w:t>
+      </w:r>
+      <w:proofErr w:type="spellStart"/>
+      <w:r>
+        <w:t>santo</w:t>
+      </w:r>
+      <w:proofErr w:type="spellEnd"/>
+      <w:r>
+        <w:t xml:space="preserve"> </w:t>
+      </w:r>
+      <w:proofErr w:type="spellStart"/>
+      <w:r>
+        <w:t>proident</w:t>
+      </w:r>
+      <w:proofErr w:type="spellEnd"/>
+      <w:r>
+        <w:t xml:space="preserve"> blog bespoke </w:t>
+      </w:r>
+      <w:proofErr w:type="spellStart"/>
+      <w:r>
+        <w:t>commodo</w:t>
+      </w:r>
+      <w:proofErr w:type="spellEnd"/>
+      <w:r>
+        <w:t xml:space="preserve"> tilde hammock </w:t>
+      </w:r>
+      <w:proofErr w:type="spellStart"/>
+      <w:r>
+        <w:t>taiyaki</w:t>
+      </w:r>
+      <w:proofErr w:type="spellEnd"/>
+      <w:r>
+        <w:t xml:space="preserve"> wayfarers gentrify. Cardigan ugh slow-carb, </w:t>
+      </w:r>
+      <w:proofErr w:type="spellStart"/>
+      <w:r>
+        <w:t>ea</w:t>
+      </w:r>
+      <w:proofErr w:type="spellEnd"/>
+      <w:r>
+        <w:t xml:space="preserve"> DIY hot chicken </w:t>
+      </w:r>
+      <w:proofErr w:type="spellStart"/>
+      <w:r>
+        <w:t>commodo</w:t>
+      </w:r>
+      <w:proofErr w:type="spellEnd"/>
+      <w:r>
+        <w:t xml:space="preserve"> </w:t>
+      </w:r>
+      <w:proofErr w:type="spellStart"/>
+      <w:proofErr w:type="gramStart"/>
+      <w:r>
+        <w:t>godard</w:t>
+      </w:r>
+      <w:proofErr w:type="spellEnd"/>
+      <w:proofErr w:type="gramEnd"/>
+      <w:r>
+        <w:t xml:space="preserve">. Lorem </w:t>
+      </w:r>
+      <w:proofErr w:type="spellStart"/>
+      <w:r>
+        <w:t>sint</w:t>
+      </w:r>
+      <w:proofErr w:type="spellEnd"/>
+      <w:r>
+        <w:t xml:space="preserve"> qui 3 wolf moon </w:t>
+      </w:r>
+      <w:proofErr w:type="spellStart"/>
+      <w:r>
+        <w:t>enim</w:t>
+      </w:r>
+      <w:proofErr w:type="spellEnd"/>
+      <w:r>
+        <w:t xml:space="preserve"> </w:t>
+      </w:r>
+      <w:proofErr w:type="spellStart"/>
+      <w:r>
+        <w:t>voluptate</w:t>
+      </w:r>
+      <w:proofErr w:type="spellEnd"/>
+      <w:r>
+        <w:t xml:space="preserve">, </w:t>
+      </w:r>
+      <w:proofErr w:type="spellStart"/>
+      <w:r>
+        <w:t>velit</w:t>
+      </w:r>
+      <w:proofErr w:type="spellEnd"/>
+      <w:r>
+        <w:t xml:space="preserve"> </w:t>
+      </w:r>
+      <w:proofErr w:type="spellStart"/>
+      <w:r>
+        <w:t>veniam</w:t>
+      </w:r>
+      <w:proofErr w:type="spellEnd"/>
+      <w:r>
+        <w:t xml:space="preserve">. Fanny pack man bun </w:t>
+      </w:r>
+      <w:proofErr w:type="spellStart"/>
+      <w:r>
+        <w:t>helvetica</w:t>
+      </w:r>
+      <w:proofErr w:type="spellEnd"/>
+      <w:r>
+        <w:t xml:space="preserve"> viral, </w:t>
+      </w:r>
+      <w:proofErr w:type="spellStart"/>
+      <w:proofErr w:type="gramStart"/>
+      <w:r>
+        <w:t>edison</w:t>
+      </w:r>
+      <w:proofErr w:type="spellEnd"/>
+      <w:proofErr w:type="gramEnd"/>
+      <w:r>
+        <w:t xml:space="preserve"> bulb </w:t>
+      </w:r>
+      <w:proofErr w:type="spellStart"/>
+      <w:r>
+        <w:t>cliche</w:t>
+      </w:r>
+      <w:proofErr w:type="spellEnd"/>
+      <w:r>
+        <w:t xml:space="preserve"> </w:t>
+      </w:r>
+      <w:proofErr w:type="spellStart"/>
+      <w:r>
+        <w:t>jianbing</w:t>
+      </w:r>
+      <w:proofErr w:type="spellEnd"/>
+      <w:r>
+        <w:t>.</w:t>
       </w:r>
     </w:p>
     <w:p>
@@ -3063,7 +5782,6 @@
           </wp:inline>
         </w:drawing>
       </w:r>
-      <w:bookmarkStart w:id="0" w:name="_GoBack"/>
       <w:r>
         <w:rPr>
           <w:noProof/>
@@ -3110,7 +5828,290 @@
           </wp:inline>
         </w:drawing>
       </w:r>
-      <w:bookmarkEnd w:id="0"/>
+    </w:p>
+    <w:p>
+      <w:pPr>
+        <w:pStyle w:val="Caption"/>
+        <w:jc w:val="center"/>
+      </w:pPr>
+      <w:r>
+        <w:t xml:space="preserve">Figure </w:t>
+      </w:r>
+      <w:r>
+        <w:fldChar w:fldCharType="begin"/>
+      </w:r>
+      <w:r>
+        <w:instrText xml:space="preserve"> SEQ Figure \* ARABIC </w:instrText>
+      </w:r>
+      <w:r>
+        <w:fldChar w:fldCharType="separate"/>
+      </w:r>
+      <w:r>
+        <w:rPr>
+          <w:noProof/>
+        </w:rPr>
+        <w:t>14</w:t>
+      </w:r>
+      <w:r>
+        <w:rPr>
+          <w:noProof/>
+        </w:rPr>
+        <w:fldChar w:fldCharType="end"/>
+      </w:r>
+      <w:r>
+        <w:t>: Tournament Search Forms</w:t>
+      </w:r>
+    </w:p>
+    <w:p>
+      <w:pPr>
+        <w:pStyle w:val="Heading2"/>
+      </w:pPr>
+      <w:r>
+        <w:lastRenderedPageBreak/>
+        <w:t>List Tournaments by year</w:t>
+      </w:r>
+    </w:p>
+    <w:p>
+      <w:pPr>
+        <w:pStyle w:val="BodyText"/>
+        <w:keepNext/>
+      </w:pPr>
+      <w:r>
+        <w:t xml:space="preserve">Craft beer sartorial copper mug </w:t>
+      </w:r>
+      <w:proofErr w:type="spellStart"/>
+      <w:r>
+        <w:t>tbh</w:t>
+      </w:r>
+      <w:proofErr w:type="spellEnd"/>
+      <w:r>
+        <w:t xml:space="preserve"> </w:t>
+      </w:r>
+      <w:proofErr w:type="spellStart"/>
+      <w:r>
+        <w:t>jianbing</w:t>
+      </w:r>
+      <w:proofErr w:type="spellEnd"/>
+      <w:r>
+        <w:t xml:space="preserve">, locavore VHS salvia +1 vegan gluten-free </w:t>
+      </w:r>
+      <w:proofErr w:type="spellStart"/>
+      <w:r>
+        <w:t>kogi</w:t>
+      </w:r>
+      <w:proofErr w:type="spellEnd"/>
+      <w:r>
+        <w:t xml:space="preserve"> pug </w:t>
+      </w:r>
+      <w:proofErr w:type="spellStart"/>
+      <w:r>
+        <w:t>vexillologist</w:t>
+      </w:r>
+      <w:proofErr w:type="spellEnd"/>
+      <w:r>
+        <w:t xml:space="preserve"> </w:t>
+      </w:r>
+      <w:proofErr w:type="spellStart"/>
+      <w:r>
+        <w:t>affogato</w:t>
+      </w:r>
+      <w:proofErr w:type="spellEnd"/>
+      <w:r>
+        <w:t xml:space="preserve">. Fanny pack </w:t>
+      </w:r>
+      <w:proofErr w:type="spellStart"/>
+      <w:r>
+        <w:t>palo</w:t>
+      </w:r>
+      <w:proofErr w:type="spellEnd"/>
+      <w:r>
+        <w:t xml:space="preserve"> </w:t>
+      </w:r>
+      <w:proofErr w:type="spellStart"/>
+      <w:r>
+        <w:t>santo</w:t>
+      </w:r>
+      <w:proofErr w:type="spellEnd"/>
+      <w:r>
+        <w:t xml:space="preserve"> </w:t>
+      </w:r>
+      <w:proofErr w:type="spellStart"/>
+      <w:r>
+        <w:t>proident</w:t>
+      </w:r>
+      <w:proofErr w:type="spellEnd"/>
+      <w:r>
+        <w:t xml:space="preserve"> blog bespoke </w:t>
+      </w:r>
+      <w:proofErr w:type="spellStart"/>
+      <w:r>
+        <w:t>commodo</w:t>
+      </w:r>
+      <w:proofErr w:type="spellEnd"/>
+      <w:r>
+        <w:t xml:space="preserve"> tilde hammock </w:t>
+      </w:r>
+      <w:proofErr w:type="spellStart"/>
+      <w:r>
+        <w:t>taiyaki</w:t>
+      </w:r>
+      <w:proofErr w:type="spellEnd"/>
+      <w:r>
+        <w:t xml:space="preserve"> wayfarers gentrify. Cardigan ugh slow-carb, </w:t>
+      </w:r>
+      <w:proofErr w:type="spellStart"/>
+      <w:r>
+        <w:t>ea</w:t>
+      </w:r>
+      <w:proofErr w:type="spellEnd"/>
+      <w:r>
+        <w:t xml:space="preserve"> DIY hot chicken </w:t>
+      </w:r>
+      <w:proofErr w:type="spellStart"/>
+      <w:r>
+        <w:t>commodo</w:t>
+      </w:r>
+      <w:proofErr w:type="spellEnd"/>
+      <w:r>
+        <w:t xml:space="preserve"> </w:t>
+      </w:r>
+      <w:proofErr w:type="spellStart"/>
+      <w:proofErr w:type="gramStart"/>
+      <w:r>
+        <w:t>godard</w:t>
+      </w:r>
+      <w:proofErr w:type="spellEnd"/>
+      <w:proofErr w:type="gramEnd"/>
+      <w:r>
+        <w:t xml:space="preserve">. Lorem </w:t>
+      </w:r>
+      <w:proofErr w:type="spellStart"/>
+      <w:r>
+        <w:t>sint</w:t>
+      </w:r>
+      <w:proofErr w:type="spellEnd"/>
+      <w:r>
+        <w:t xml:space="preserve"> qui 3 wolf moon </w:t>
+      </w:r>
+      <w:proofErr w:type="spellStart"/>
+      <w:r>
+        <w:t>enim</w:t>
+      </w:r>
+      <w:proofErr w:type="spellEnd"/>
+      <w:r>
+        <w:t xml:space="preserve"> </w:t>
+      </w:r>
+      <w:proofErr w:type="spellStart"/>
+      <w:r>
+        <w:t>voluptate</w:t>
+      </w:r>
+      <w:proofErr w:type="spellEnd"/>
+      <w:r>
+        <w:t xml:space="preserve">, </w:t>
+      </w:r>
+      <w:proofErr w:type="spellStart"/>
+      <w:r>
+        <w:t>velit</w:t>
+      </w:r>
+      <w:proofErr w:type="spellEnd"/>
+      <w:r>
+        <w:t xml:space="preserve"> </w:t>
+      </w:r>
+      <w:proofErr w:type="spellStart"/>
+      <w:r>
+        <w:t>veniam</w:t>
+      </w:r>
+      <w:proofErr w:type="spellEnd"/>
+      <w:r>
+        <w:t xml:space="preserve">. Fanny pack man bun </w:t>
+      </w:r>
+      <w:proofErr w:type="spellStart"/>
+      <w:r>
+        <w:t>helvetica</w:t>
+      </w:r>
+      <w:proofErr w:type="spellEnd"/>
+      <w:r>
+        <w:t xml:space="preserve"> viral, </w:t>
+      </w:r>
+      <w:proofErr w:type="spellStart"/>
+      <w:proofErr w:type="gramStart"/>
+      <w:r>
+        <w:t>edison</w:t>
+      </w:r>
+      <w:proofErr w:type="spellEnd"/>
+      <w:proofErr w:type="gramEnd"/>
+      <w:r>
+        <w:t xml:space="preserve"> bulb </w:t>
+      </w:r>
+      <w:proofErr w:type="spellStart"/>
+      <w:r>
+        <w:t>cliche</w:t>
+      </w:r>
+      <w:proofErr w:type="spellEnd"/>
+      <w:r>
+        <w:t xml:space="preserve"> </w:t>
+      </w:r>
+      <w:proofErr w:type="spellStart"/>
+      <w:r>
+        <w:t>jianbing</w:t>
+      </w:r>
+      <w:proofErr w:type="spellEnd"/>
+      <w:r>
+        <w:t>.</w:t>
+      </w:r>
+    </w:p>
+    <w:p>
+      <w:pPr>
+        <w:pStyle w:val="BodyText"/>
+        <w:keepNext/>
+        <w:jc w:val="center"/>
+      </w:pPr>
+      <w:r>
+        <w:rPr>
+          <w:noProof/>
+        </w:rPr>
+        <w:drawing>
+          <wp:inline distT="0" distB="0" distL="0" distR="0">
+            <wp:extent cx="4883150" cy="3150870"/>
+            <wp:effectExtent l="0" t="0" r="0" b="0"/>
+            <wp:docPr id="1" name="Picture 1"/>
+            <wp:cNvGraphicFramePr>
+              <a:graphicFrameLocks xmlns:a="http://schemas.openxmlformats.org/drawingml/2006/main" noChangeAspect="1"/>
+            </wp:cNvGraphicFramePr>
+            <a:graphic xmlns:a="http://schemas.openxmlformats.org/drawingml/2006/main">
+              <a:graphicData uri="http://schemas.openxmlformats.org/drawingml/2006/picture">
+                <pic:pic xmlns:pic="http://schemas.openxmlformats.org/drawingml/2006/picture">
+                  <pic:nvPicPr>
+                    <pic:cNvPr id="1" name="TournamentsByYear.PNG"/>
+                    <pic:cNvPicPr/>
+                  </pic:nvPicPr>
+                  <pic:blipFill>
+                    <a:blip r:embed="rId29">
+                      <a:extLst>
+                        <a:ext uri="{28A0092B-C50C-407E-A947-70E740481C1C}">
+                          <a14:useLocalDpi xmlns:a14="http://schemas.microsoft.com/office/drawing/2010/main" val="0"/>
+                        </a:ext>
+                      </a:extLst>
+                    </a:blip>
+                    <a:stretch>
+                      <a:fillRect/>
+                    </a:stretch>
+                  </pic:blipFill>
+                  <pic:spPr>
+                    <a:xfrm>
+                      <a:off x="0" y="0"/>
+                      <a:ext cx="4883150" cy="3150870"/>
+                    </a:xfrm>
+                    <a:prstGeom prst="rect">
+                      <a:avLst/>
+                    </a:prstGeom>
+                  </pic:spPr>
+                </pic:pic>
+              </a:graphicData>
+            </a:graphic>
+          </wp:inline>
+        </w:drawing>
+      </w:r>
     </w:p>
     <w:p>
       <w:pPr>
@@ -3125,11 +6126,11 @@
           <w:rPr>
             <w:noProof/>
           </w:rPr>
-          <w:t>14</w:t>
+          <w:t>15</w:t>
         </w:r>
       </w:fldSimple>
       <w:r>
-        <w:t>: Tournament Search Forms</w:t>
+        <w:t>: Tournaments by Year</w:t>
       </w:r>
     </w:p>
     <w:p>
@@ -3137,7 +6138,7 @@
         <w:pStyle w:val="Heading2"/>
       </w:pPr>
       <w:r>
-        <w:t>List Tournaments by year</w:t>
+        <w:t>Reports</w:t>
       </w:r>
     </w:p>
     <w:p>
@@ -3146,21 +6147,207 @@
         <w:keepNext/>
       </w:pPr>
       <w:r>
-        <w:t>Craft beer sartorial copper mug tbh jianbing, locavore VHS salvia +1 vegan gluten-free kogi pug vexillologist affogato. Fanny pack palo santo proident blog bespoke commodo tilde hammock taiyaki wayfarers gentrify. Cardigan ugh slow-carb, ea DIY hot chicken commodo godard. Lorem sint qui 3 wolf moon enim voluptate, velit veniam. Fanny pack man bun helvetica viral, edison bulb cliche jianbing.</w:t>
+        <w:t xml:space="preserve">Craft beer sartorial copper mug </w:t>
+      </w:r>
+      <w:proofErr w:type="spellStart"/>
+      <w:r>
+        <w:t>tbh</w:t>
+      </w:r>
+      <w:proofErr w:type="spellEnd"/>
+      <w:r>
+        <w:t xml:space="preserve"> </w:t>
+      </w:r>
+      <w:proofErr w:type="spellStart"/>
+      <w:r>
+        <w:t>jianbing</w:t>
+      </w:r>
+      <w:proofErr w:type="spellEnd"/>
+      <w:r>
+        <w:t xml:space="preserve">, locavore VHS salvia +1 vegan gluten-free </w:t>
+      </w:r>
+      <w:proofErr w:type="spellStart"/>
+      <w:r>
+        <w:t>kogi</w:t>
+      </w:r>
+      <w:proofErr w:type="spellEnd"/>
+      <w:r>
+        <w:t xml:space="preserve"> pug </w:t>
+      </w:r>
+      <w:proofErr w:type="spellStart"/>
+      <w:r>
+        <w:t>vexillologist</w:t>
+      </w:r>
+      <w:proofErr w:type="spellEnd"/>
+      <w:r>
+        <w:t xml:space="preserve"> </w:t>
+      </w:r>
+      <w:proofErr w:type="spellStart"/>
+      <w:r>
+        <w:t>affogato</w:t>
+      </w:r>
+      <w:proofErr w:type="spellEnd"/>
+      <w:r>
+        <w:t xml:space="preserve">. Fanny pack </w:t>
+      </w:r>
+      <w:proofErr w:type="spellStart"/>
+      <w:r>
+        <w:t>palo</w:t>
+      </w:r>
+      <w:proofErr w:type="spellEnd"/>
+      <w:r>
+        <w:t xml:space="preserve"> </w:t>
+      </w:r>
+      <w:proofErr w:type="spellStart"/>
+      <w:r>
+        <w:t>santo</w:t>
+      </w:r>
+      <w:proofErr w:type="spellEnd"/>
+      <w:r>
+        <w:t xml:space="preserve"> </w:t>
+      </w:r>
+      <w:proofErr w:type="spellStart"/>
+      <w:r>
+        <w:t>proident</w:t>
+      </w:r>
+      <w:proofErr w:type="spellEnd"/>
+      <w:r>
+        <w:t xml:space="preserve"> blog bespoke </w:t>
+      </w:r>
+      <w:proofErr w:type="spellStart"/>
+      <w:r>
+        <w:t>commodo</w:t>
+      </w:r>
+      <w:proofErr w:type="spellEnd"/>
+      <w:r>
+        <w:t xml:space="preserve"> tilde hammock </w:t>
+      </w:r>
+      <w:proofErr w:type="spellStart"/>
+      <w:r>
+        <w:t>taiyaki</w:t>
+      </w:r>
+      <w:proofErr w:type="spellEnd"/>
+      <w:r>
+        <w:t xml:space="preserve"> wayfarers gentrify. Cardigan ugh slow-carb, </w:t>
+      </w:r>
+      <w:proofErr w:type="spellStart"/>
+      <w:r>
+        <w:t>ea</w:t>
+      </w:r>
+      <w:proofErr w:type="spellEnd"/>
+      <w:r>
+        <w:t xml:space="preserve"> DIY hot chicken </w:t>
+      </w:r>
+      <w:proofErr w:type="spellStart"/>
+      <w:r>
+        <w:t>commodo</w:t>
+      </w:r>
+      <w:proofErr w:type="spellEnd"/>
+      <w:r>
+        <w:t xml:space="preserve"> </w:t>
+      </w:r>
+      <w:proofErr w:type="spellStart"/>
+      <w:proofErr w:type="gramStart"/>
+      <w:r>
+        <w:t>godard</w:t>
+      </w:r>
+      <w:proofErr w:type="spellEnd"/>
+      <w:proofErr w:type="gramEnd"/>
+      <w:r>
+        <w:t xml:space="preserve">. Lorem </w:t>
+      </w:r>
+      <w:proofErr w:type="spellStart"/>
+      <w:r>
+        <w:t>sint</w:t>
+      </w:r>
+      <w:proofErr w:type="spellEnd"/>
+      <w:r>
+        <w:t xml:space="preserve"> qui 3 wolf moon </w:t>
+      </w:r>
+      <w:proofErr w:type="spellStart"/>
+      <w:r>
+        <w:t>enim</w:t>
+      </w:r>
+      <w:proofErr w:type="spellEnd"/>
+      <w:r>
+        <w:t xml:space="preserve"> </w:t>
+      </w:r>
+      <w:proofErr w:type="spellStart"/>
+      <w:r>
+        <w:t>voluptate</w:t>
+      </w:r>
+      <w:proofErr w:type="spellEnd"/>
+      <w:r>
+        <w:t xml:space="preserve">, </w:t>
+      </w:r>
+      <w:proofErr w:type="spellStart"/>
+      <w:r>
+        <w:t>velit</w:t>
+      </w:r>
+      <w:proofErr w:type="spellEnd"/>
+      <w:r>
+        <w:t xml:space="preserve"> </w:t>
+      </w:r>
+      <w:proofErr w:type="spellStart"/>
+      <w:r>
+        <w:t>veniam</w:t>
+      </w:r>
+      <w:proofErr w:type="spellEnd"/>
+      <w:r>
+        <w:t xml:space="preserve">. Fanny pack man bun </w:t>
+      </w:r>
+      <w:proofErr w:type="spellStart"/>
+      <w:r>
+        <w:t>helvetica</w:t>
+      </w:r>
+      <w:proofErr w:type="spellEnd"/>
+      <w:r>
+        <w:t xml:space="preserve"> viral, </w:t>
+      </w:r>
+      <w:proofErr w:type="spellStart"/>
+      <w:proofErr w:type="gramStart"/>
+      <w:r>
+        <w:t>edison</w:t>
+      </w:r>
+      <w:proofErr w:type="spellEnd"/>
+      <w:proofErr w:type="gramEnd"/>
+      <w:r>
+        <w:t xml:space="preserve"> bulb </w:t>
+      </w:r>
+      <w:proofErr w:type="spellStart"/>
+      <w:r>
+        <w:t>cliche</w:t>
+      </w:r>
+      <w:proofErr w:type="spellEnd"/>
+      <w:r>
+        <w:t xml:space="preserve"> </w:t>
+      </w:r>
+      <w:proofErr w:type="spellStart"/>
+      <w:r>
+        <w:t>jianbing</w:t>
+      </w:r>
+      <w:proofErr w:type="spellEnd"/>
+      <w:r>
+        <w:t>.</w:t>
       </w:r>
     </w:p>
     <w:p>
       <w:pPr>
         <w:pStyle w:val="BodyText"/>
-      </w:pPr>
+        <w:jc w:val="center"/>
+      </w:pPr>
+      <w:r>
+        <w:t>Screenshot of</w:t>
+      </w:r>
+      <w:r>
+        <w:t xml:space="preserve"> Reports dialog</w:t>
+      </w:r>
     </w:p>
     <w:p>
       <w:pPr>
         <w:pStyle w:val="Heading2"/>
       </w:pPr>
       <w:r>
-        <w:lastRenderedPageBreak/>
-        <w:t>Reports</w:t>
+        <w:t>Finalize Tournament</w:t>
       </w:r>
     </w:p>
     <w:p>
@@ -3169,50 +6356,287 @@
         <w:keepNext/>
       </w:pPr>
       <w:r>
-        <w:t>Craft beer sartorial copper mug tbh jianbing, locavore VHS salvia +1 vegan gluten-free kogi pug vexillologist affogato. Fanny pack palo santo proident blog bespoke commodo tilde hammock taiyaki wayfarers gentrify. Cardigan ugh slow-carb, ea DIY hot chicken commodo godard. Lorem sint qui 3 wolf moon enim voluptate, velit veniam. Fanny pack man bun helvetica viral, edison bulb cliche jianbing.</w:t>
+        <w:t xml:space="preserve">Craft beer sartorial copper mug </w:t>
+      </w:r>
+      <w:proofErr w:type="spellStart"/>
+      <w:r>
+        <w:t>tbh</w:t>
+      </w:r>
+      <w:proofErr w:type="spellEnd"/>
+      <w:r>
+        <w:t xml:space="preserve"> </w:t>
+      </w:r>
+      <w:proofErr w:type="spellStart"/>
+      <w:r>
+        <w:t>jianbing</w:t>
+      </w:r>
+      <w:proofErr w:type="spellEnd"/>
+      <w:r>
+        <w:t xml:space="preserve">, locavore VHS salvia +1 vegan gluten-free </w:t>
+      </w:r>
+      <w:proofErr w:type="spellStart"/>
+      <w:r>
+        <w:t>kogi</w:t>
+      </w:r>
+      <w:proofErr w:type="spellEnd"/>
+      <w:r>
+        <w:t xml:space="preserve"> pug </w:t>
+      </w:r>
+      <w:proofErr w:type="spellStart"/>
+      <w:r>
+        <w:t>vexillologist</w:t>
+      </w:r>
+      <w:proofErr w:type="spellEnd"/>
+      <w:r>
+        <w:t xml:space="preserve"> </w:t>
+      </w:r>
+      <w:proofErr w:type="spellStart"/>
+      <w:r>
+        <w:t>affogato</w:t>
+      </w:r>
+      <w:proofErr w:type="spellEnd"/>
+      <w:r>
+        <w:t xml:space="preserve">. Fanny pack </w:t>
+      </w:r>
+      <w:proofErr w:type="spellStart"/>
+      <w:r>
+        <w:t>palo</w:t>
+      </w:r>
+      <w:proofErr w:type="spellEnd"/>
+      <w:r>
+        <w:t xml:space="preserve"> </w:t>
+      </w:r>
+      <w:proofErr w:type="spellStart"/>
+      <w:r>
+        <w:t>santo</w:t>
+      </w:r>
+      <w:proofErr w:type="spellEnd"/>
+      <w:r>
+        <w:t xml:space="preserve"> </w:t>
+      </w:r>
+      <w:r>
+        <w:pgNum/>
+      </w:r>
+      <w:proofErr w:type="spellStart"/>
+      <w:r>
+        <w:t>dison</w:t>
+      </w:r>
+      <w:proofErr w:type="spellEnd"/>
+      <w:r>
+        <w:pgNum/>
+        <w:t>ca</w:t>
+      </w:r>
+      <w:r>
+        <w:t xml:space="preserve"> blog bespoke </w:t>
+      </w:r>
+      <w:proofErr w:type="spellStart"/>
+      <w:r>
+        <w:t>commodo</w:t>
+      </w:r>
+      <w:proofErr w:type="spellEnd"/>
+      <w:r>
+        <w:t xml:space="preserve"> tilde hammock </w:t>
+      </w:r>
+      <w:proofErr w:type="spellStart"/>
+      <w:r>
+        <w:t>taiyaki</w:t>
+      </w:r>
+      <w:proofErr w:type="spellEnd"/>
+      <w:r>
+        <w:t xml:space="preserve"> wayfarers gentrify. Cardigan ugh slow-carb, </w:t>
+      </w:r>
+      <w:proofErr w:type="spellStart"/>
+      <w:r>
+        <w:t>ea</w:t>
+      </w:r>
+      <w:proofErr w:type="spellEnd"/>
+      <w:r>
+        <w:t xml:space="preserve"> DIY hot chicken </w:t>
+      </w:r>
+      <w:proofErr w:type="spellStart"/>
+      <w:r>
+        <w:t>commodo</w:t>
+      </w:r>
+      <w:proofErr w:type="spellEnd"/>
+      <w:r>
+        <w:t xml:space="preserve"> </w:t>
+      </w:r>
+      <w:proofErr w:type="spellStart"/>
+      <w:proofErr w:type="gramStart"/>
+      <w:r>
+        <w:t>godard</w:t>
+      </w:r>
+      <w:proofErr w:type="spellEnd"/>
+      <w:proofErr w:type="gramEnd"/>
+      <w:r>
+        <w:t xml:space="preserve">. Lorem </w:t>
+      </w:r>
+      <w:proofErr w:type="spellStart"/>
+      <w:r>
+        <w:t>sint</w:t>
+      </w:r>
+      <w:proofErr w:type="spellEnd"/>
+      <w:r>
+        <w:t xml:space="preserve"> qui 3 wolf moon </w:t>
+      </w:r>
+      <w:proofErr w:type="spellStart"/>
+      <w:r>
+        <w:t>enim</w:t>
+      </w:r>
+      <w:proofErr w:type="spellEnd"/>
+      <w:r>
+        <w:t xml:space="preserve"> </w:t>
+      </w:r>
+      <w:proofErr w:type="spellStart"/>
+      <w:r>
+        <w:t>voluptate</w:t>
+      </w:r>
+      <w:proofErr w:type="spellEnd"/>
+      <w:r>
+        <w:t xml:space="preserve">, </w:t>
+      </w:r>
+      <w:proofErr w:type="spellStart"/>
+      <w:r>
+        <w:t>velit</w:t>
+      </w:r>
+      <w:proofErr w:type="spellEnd"/>
+      <w:r>
+        <w:t xml:space="preserve"> </w:t>
+      </w:r>
+      <w:proofErr w:type="spellStart"/>
+      <w:r>
+        <w:t>veniam</w:t>
+      </w:r>
+      <w:proofErr w:type="spellEnd"/>
+      <w:r>
+        <w:t xml:space="preserve">. Fanny pack man bun </w:t>
+      </w:r>
+      <w:proofErr w:type="spellStart"/>
+      <w:r>
+        <w:t>helvetica</w:t>
+      </w:r>
+      <w:proofErr w:type="spellEnd"/>
+      <w:r>
+        <w:t xml:space="preserve"> viral, </w:t>
+      </w:r>
+      <w:proofErr w:type="spellStart"/>
+      <w:proofErr w:type="gramStart"/>
+      <w:r>
+        <w:t>edison</w:t>
+      </w:r>
+      <w:proofErr w:type="spellEnd"/>
+      <w:proofErr w:type="gramEnd"/>
+      <w:r>
+        <w:t xml:space="preserve"> bulb </w:t>
+      </w:r>
+      <w:proofErr w:type="spellStart"/>
+      <w:r>
+        <w:t>cliche</w:t>
+      </w:r>
+      <w:proofErr w:type="spellEnd"/>
+      <w:r>
+        <w:t xml:space="preserve"> </w:t>
+      </w:r>
+      <w:proofErr w:type="spellStart"/>
+      <w:r>
+        <w:t>jianbing</w:t>
+      </w:r>
+      <w:proofErr w:type="spellEnd"/>
+      <w:r>
+        <w:t>.</w:t>
       </w:r>
     </w:p>
     <w:p>
       <w:pPr>
         <w:pStyle w:val="BodyText"/>
-      </w:pPr>
-    </w:p>
-    <w:p>
-      <w:pPr>
-        <w:pStyle w:val="Heading2"/>
-      </w:pPr>
-      <w:r>
-        <w:t>Finalize Tournament</w:t>
-      </w:r>
-    </w:p>
-    <w:p>
-      <w:pPr>
-        <w:pStyle w:val="BodyText"/>
-        <w:keepNext/>
-      </w:pPr>
-      <w:r>
-        <w:t>Craft beer sartorial copper mug tbh jianbing, locavore VHS salvia +1 vegan gluten-free kogi pug vexillologist affogato. Fanny pack palo santo proident blog bespoke commodo tilde hammock taiyaki wayfarers gentrify. Cardigan ugh slow-carb, ea DIY hot chicken commodo godard. Lorem sint qui 3 wolf moon enim voluptate, velit veniam. Fanny pack man bun helvetica viral, edison bulb cliche jianbing.</w:t>
-      </w:r>
-    </w:p>
-    <w:p>
-      <w:pPr>
-        <w:pStyle w:val="BodyText"/>
-      </w:pPr>
+        <w:jc w:val="center"/>
+      </w:pPr>
+      <w:r>
+        <w:t xml:space="preserve">Screenshot </w:t>
+      </w:r>
+      <w:r>
+        <w:t>of Finalize tournament</w:t>
+      </w:r>
+    </w:p>
+    <w:p/>
+    <w:p>
+      <w:pPr>
+        <w:pStyle w:val="PartTitle"/>
+        <w:framePr w:wrap="notBeside"/>
+      </w:pPr>
+      <w:r>
+        <w:lastRenderedPageBreak/>
+        <w:t>Chapter</w:t>
+      </w:r>
+    </w:p>
+    <w:p>
+      <w:pPr>
+        <w:pStyle w:val="PartLabel"/>
+        <w:framePr w:wrap="notBeside"/>
+      </w:pPr>
+      <w:r>
+        <w:t>4</w:t>
+      </w:r>
+    </w:p>
+    <w:p/>
+    <w:p/>
+    <w:p/>
+    <w:p/>
+    <w:p/>
+    <w:p/>
+    <w:p/>
+    <w:p/>
+    <w:p/>
+    <w:p/>
+    <w:p/>
+    <w:p>
+      <w:pPr>
+        <w:pStyle w:val="Subtitle"/>
+      </w:pPr>
+      <w:r>
+        <w:t>9-tap tour</w:t>
+      </w:r>
+    </w:p>
+    <w:p>
+      <w:pPr>
+        <w:pStyle w:val="Title"/>
+      </w:pPr>
+      <w:r>
+        <w:t>General Information</w:t>
+      </w:r>
+    </w:p>
+    <w:p>
+      <w:pPr>
+        <w:pStyle w:val="Caption"/>
+      </w:pPr>
+      <w:r>
+        <w:br w:type="page"/>
+      </w:r>
     </w:p>
     <w:p>
       <w:pPr>
         <w:pStyle w:val="Heading1"/>
-        <w:rPr>
-          <w:sz w:val="40"/>
-          <w:szCs w:val="40"/>
-        </w:rPr>
-      </w:pPr>
-      <w:r>
-        <w:rPr>
-          <w:sz w:val="40"/>
-          <w:szCs w:val="40"/>
-        </w:rPr>
-        <w:t>Setup and Installation</w:t>
+      </w:pPr>
+      <w:r>
+        <w:lastRenderedPageBreak/>
+        <w:t>System Requirements</w:t>
+      </w:r>
+    </w:p>
+    <w:p>
+      <w:pPr>
+        <w:pStyle w:val="BodyTextKeep"/>
+      </w:pPr>
+      <w:r>
+        <w:t>The s</w:t>
+      </w:r>
+      <w:r>
+        <w:t>ystem requirements to run the 9 tap software are as follows:</w:t>
+      </w:r>
+      <w:r>
+        <w:t xml:space="preserve"> Windows 10, (Windows 8, or Windows 7). Storage: how much? USB port. Dot matrix and ink/laser-jet</w:t>
+      </w:r>
+      <w:r>
+        <w:t xml:space="preserve"> printers. Microsoft Excel must be installed on the computer for the 9 Tap Tour program to work.</w:t>
       </w:r>
     </w:p>
     <w:p>
@@ -3223,47 +6647,16 @@
           <w:szCs w:val="24"/>
         </w:rPr>
       </w:pPr>
+      <w:bookmarkStart w:id="0" w:name="_GoBack"/>
       <w:r>
         <w:rPr>
           <w:sz w:val="24"/>
           <w:szCs w:val="24"/>
         </w:rPr>
-        <w:t>System Requirements</w:t>
-      </w:r>
-    </w:p>
-    <w:p>
-      <w:pPr>
-        <w:pStyle w:val="BodyTextKeep"/>
-      </w:pPr>
-      <w:r>
-        <w:t>The s</w:t>
-      </w:r>
-      <w:r>
-        <w:t>ystem requirements to run the 9 tap software are as follows:</w:t>
-      </w:r>
-      <w:r>
-        <w:t xml:space="preserve"> Windows 10, (Windows 8, or Windows 7). Storage: how much? USB port. Dot matrix and ink/laser-jet</w:t>
-      </w:r>
-      <w:r>
-        <w:t xml:space="preserve"> printers. Microsoft Excel must be installed on the computer for the 9 Tap Tour program to work.</w:t>
-      </w:r>
-    </w:p>
-    <w:p>
-      <w:pPr>
-        <w:pStyle w:val="Heading2"/>
-        <w:rPr>
-          <w:sz w:val="24"/>
-          <w:szCs w:val="24"/>
-        </w:rPr>
-      </w:pPr>
-      <w:r>
-        <w:rPr>
-          <w:sz w:val="24"/>
-          <w:szCs w:val="24"/>
-        </w:rPr>
         <w:t>WARNING:</w:t>
       </w:r>
     </w:p>
+    <w:bookmarkEnd w:id="0"/>
     <w:p>
       <w:pPr>
         <w:pStyle w:val="BodyText"/>
@@ -3363,7 +6756,6 @@
         </w:numPr>
       </w:pPr>
       <w:r>
-        <w:lastRenderedPageBreak/>
         <w:t>End User License agreement.</w:t>
       </w:r>
       <w:r>
@@ -3391,7 +6783,15 @@
         </w:numPr>
       </w:pPr>
       <w:r>
-        <w:t>Select a Start Menu Folder for 9 Tap Tour. Either accept the default location or chose another. If you don’t want a Start Menu folder to be created check the box “Do Not Create A Start Menu Folder”. Once you are satisfied with your selection click the “Next” button to continue.</w:t>
+        <w:t xml:space="preserve">Select a Start Menu Folder for 9 Tap Tour. Either accept the default location or chose another. If you don’t want a Start Menu folder to be created check the box “Do Not Create </w:t>
+      </w:r>
+      <w:proofErr w:type="gramStart"/>
+      <w:r>
+        <w:t>A</w:t>
+      </w:r>
+      <w:proofErr w:type="gramEnd"/>
+      <w:r>
+        <w:t xml:space="preserve"> Start Menu Folder”. Once you are satisfied with your selection click the “Next” button to continue.</w:t>
       </w:r>
     </w:p>
     <w:p>
@@ -3430,6 +6830,7 @@
         </w:numPr>
       </w:pPr>
       <w:r>
+        <w:lastRenderedPageBreak/>
         <w:t xml:space="preserve">The 9 Tap Tour program has now been successfully installed. Choose “Run 9 Tap Tour” to </w:t>
       </w:r>
       <w:r>
@@ -3572,7 +6973,6 @@
         </w:numPr>
       </w:pPr>
       <w:r>
-        <w:lastRenderedPageBreak/>
         <w:t xml:space="preserve">Member Info—takes you to the Member Information form. </w:t>
       </w:r>
     </w:p>
@@ -3665,6 +7065,7 @@
         </w:numPr>
       </w:pPr>
       <w:r>
+        <w:lastRenderedPageBreak/>
         <w:t>Region—drop down menu to pick location. Default is “local”.</w:t>
       </w:r>
     </w:p>
@@ -3713,7 +7114,6 @@
         <w:pStyle w:val="Heading1"/>
       </w:pPr>
       <w:r>
-        <w:lastRenderedPageBreak/>
         <w:t>Tournaments</w:t>
       </w:r>
     </w:p>
@@ -3756,6 +7156,12 @@
           <w:sz w:val="20"/>
         </w:rPr>
         <w:t xml:space="preserve">Deal with the </w:t>
+      </w:r>
+      <w:r>
+        <w:rPr>
+          <w:sz w:val="20"/>
+        </w:rPr>
+        <w:t>Problems</w:t>
       </w:r>
     </w:p>
     <w:p>
@@ -3791,9 +7197,9 @@
           <w:noProof/>
         </w:rPr>
         <w:sectPr>
-          <w:headerReference w:type="default" r:id="rId29"/>
-          <w:footerReference w:type="default" r:id="rId30"/>
-          <w:headerReference w:type="first" r:id="rId31"/>
+          <w:headerReference w:type="default" r:id="rId30"/>
+          <w:footerReference w:type="default" r:id="rId31"/>
+          <w:headerReference w:type="first" r:id="rId32"/>
           <w:type w:val="continuous"/>
           <w:pgSz w:w="12240" w:h="15840" w:code="1"/>
           <w:pgMar w:top="1800" w:right="1195" w:bottom="1440" w:left="3355" w:header="720" w:footer="720" w:gutter="0"/>
@@ -4437,7 +7843,7 @@
         <w:rStyle w:val="PageNumber"/>
         <w:noProof/>
       </w:rPr>
-      <w:t>22</w:t>
+      <w:t>25</w:t>
     </w:r>
     <w:r>
       <w:rPr>
@@ -4487,7 +7893,7 @@
         <w:rStyle w:val="PageNumber"/>
         <w:noProof/>
       </w:rPr>
-      <w:t>25</w:t>
+      <w:t>26</w:t>
     </w:r>
     <w:r>
       <w:rPr>
@@ -7823,7 +11229,7 @@
 </file>
 
 <file path=customXml/itemProps1.xml><?xml version="1.0" encoding="utf-8"?>
-<ds:datastoreItem xmlns:ds="http://schemas.openxmlformats.org/officeDocument/2006/customXml" ds:itemID="{497F7A78-FF4F-44DF-BD2B-9134B1A56C23}">
+<ds:datastoreItem xmlns:ds="http://schemas.openxmlformats.org/officeDocument/2006/customXml" ds:itemID="{061B2D37-3E32-49DB-AF59-3F210BC88E17}">
   <ds:schemaRefs>
     <ds:schemaRef ds:uri="http://schemas.openxmlformats.org/officeDocument/2006/bibliography"/>
   </ds:schemaRefs>

--- a/9tapUserManual.docx
+++ b/9tapUserManual.docx
@@ -1,6 +1,6 @@
 
 <file path=word/document.xml><?xml version="1.0" encoding="utf-8"?>
-<w:document xmlns:wpc="http://schemas.microsoft.com/office/word/2010/wordprocessingCanvas" xmlns:mc="http://schemas.openxmlformats.org/markup-compatibility/2006" xmlns:o="urn:schemas-microsoft-com:office:office" xmlns:r="http://schemas.openxmlformats.org/officeDocument/2006/relationships" xmlns:m="http://schemas.openxmlformats.org/officeDocument/2006/math" xmlns:v="urn:schemas-microsoft-com:vml" xmlns:wp14="http://schemas.microsoft.com/office/word/2010/wordprocessingDrawing" xmlns:wp="http://schemas.openxmlformats.org/drawingml/2006/wordprocessingDrawing" xmlns:w10="urn:schemas-microsoft-com:office:word" xmlns:w="http://schemas.openxmlformats.org/wordprocessingml/2006/main" xmlns:w14="http://schemas.microsoft.com/office/word/2010/wordml" xmlns:w15="http://schemas.microsoft.com/office/word/2012/wordml" xmlns:wpg="http://schemas.microsoft.com/office/word/2010/wordprocessingGroup" xmlns:wpi="http://schemas.microsoft.com/office/word/2010/wordprocessingInk" xmlns:wne="http://schemas.microsoft.com/office/word/2006/wordml" xmlns:wps="http://schemas.microsoft.com/office/word/2010/wordprocessingShape" mc:Ignorable="w14 w15 wp14">
+<w:document xmlns:wpc="http://schemas.microsoft.com/office/word/2010/wordprocessingCanvas" xmlns:cx="http://schemas.microsoft.com/office/drawing/2014/chartex" xmlns:cx1="http://schemas.microsoft.com/office/drawing/2015/9/8/chartex" xmlns:cx2="http://schemas.microsoft.com/office/drawing/2015/10/21/chartex" xmlns:cx3="http://schemas.microsoft.com/office/drawing/2016/5/9/chartex" xmlns:cx4="http://schemas.microsoft.com/office/drawing/2016/5/10/chartex" xmlns:cx5="http://schemas.microsoft.com/office/drawing/2016/5/11/chartex" xmlns:cx6="http://schemas.microsoft.com/office/drawing/2016/5/12/chartex" xmlns:cx7="http://schemas.microsoft.com/office/drawing/2016/5/13/chartex" xmlns:cx8="http://schemas.microsoft.com/office/drawing/2016/5/14/chartex" xmlns:mc="http://schemas.openxmlformats.org/markup-compatibility/2006" xmlns:aink="http://schemas.microsoft.com/office/drawing/2016/ink" xmlns:am3d="http://schemas.microsoft.com/office/drawing/2017/model3d" xmlns:o="urn:schemas-microsoft-com:office:office" xmlns:r="http://schemas.openxmlformats.org/officeDocument/2006/relationships" xmlns:m="http://schemas.openxmlformats.org/officeDocument/2006/math" xmlns:v="urn:schemas-microsoft-com:vml" xmlns:wp14="http://schemas.microsoft.com/office/word/2010/wordprocessingDrawing" xmlns:wp="http://schemas.openxmlformats.org/drawingml/2006/wordprocessingDrawing" xmlns:w10="urn:schemas-microsoft-com:office:word" xmlns:w="http://schemas.openxmlformats.org/wordprocessingml/2006/main" xmlns:w14="http://schemas.microsoft.com/office/word/2010/wordml" xmlns:w15="http://schemas.microsoft.com/office/word/2012/wordml" xmlns:w16cid="http://schemas.microsoft.com/office/word/2016/wordml/cid" xmlns:w16se="http://schemas.microsoft.com/office/word/2015/wordml/symex" xmlns:wpg="http://schemas.microsoft.com/office/word/2010/wordprocessingGroup" xmlns:wpi="http://schemas.microsoft.com/office/word/2010/wordprocessingInk" xmlns:wne="http://schemas.microsoft.com/office/word/2006/wordml" xmlns:wps="http://schemas.microsoft.com/office/word/2010/wordprocessingShape" mc:Ignorable="w14 w15 w16se w16cid wp14">
   <w:body>
     <w:p>
       <w:pPr>
@@ -1431,27 +1431,14 @@
       <w:r>
         <w:t xml:space="preserve">Figure </w:t>
       </w:r>
-      <w:r>
-        <w:fldChar w:fldCharType="begin"/>
-      </w:r>
-      <w:r>
-        <w:instrText xml:space="preserve"> SEQ Figure \* ARABIC </w:instrText>
-      </w:r>
-      <w:r>
-        <w:fldChar w:fldCharType="separate"/>
-      </w:r>
-      <w:r>
-        <w:rPr>
-          <w:noProof/>
-        </w:rPr>
-        <w:t>1</w:t>
-      </w:r>
-      <w:r>
-        <w:rPr>
-          <w:noProof/>
-        </w:rPr>
-        <w:fldChar w:fldCharType="end"/>
-      </w:r>
+      <w:fldSimple w:instr=" SEQ Figure \* ARABIC ">
+        <w:r>
+          <w:rPr>
+            <w:noProof/>
+          </w:rPr>
+          <w:t>1</w:t>
+        </w:r>
+      </w:fldSimple>
       <w:r>
         <w:t>: 9-Tap Main Menu</w:t>
       </w:r>
@@ -1474,26 +1461,50 @@
     </w:p>
     <w:p>
       <w:pPr>
-        <w:pStyle w:val="Heading1"/>
-        <w:rPr>
-          <w:sz w:val="40"/>
-          <w:szCs w:val="40"/>
-        </w:rPr>
-      </w:pPr>
-      <w:r>
-        <w:rPr>
-          <w:sz w:val="40"/>
-          <w:szCs w:val="40"/>
-        </w:rPr>
+        <w:pStyle w:val="Heading2"/>
+      </w:pPr>
+      <w:r>
         <w:t>A good place to start</w:t>
       </w:r>
     </w:p>
     <w:p>
       <w:pPr>
+        <w:pStyle w:val="Heading3"/>
+      </w:pPr>
+      <w:r>
+        <w:t>Quick start guide</w:t>
+      </w:r>
+    </w:p>
+    <w:p>
+      <w:pPr>
+        <w:pStyle w:val="BodyText"/>
+      </w:pPr>
+      <w:r>
+        <w:t>You can find this on page #</w:t>
+      </w:r>
+    </w:p>
+    <w:p>
+      <w:pPr>
+        <w:pStyle w:val="Heading3"/>
+      </w:pPr>
+      <w:r>
+        <w:t>Troubleshooting</w:t>
+      </w:r>
+    </w:p>
+    <w:p>
+      <w:pPr>
+        <w:pStyle w:val="BodyText"/>
+      </w:pPr>
+      <w:r>
+        <w:t>You can find this on page ##</w:t>
+      </w:r>
+    </w:p>
+    <w:p>
+      <w:pPr>
         <w:pStyle w:val="Heading2"/>
       </w:pPr>
       <w:r>
-        <w:t>Quick start guide</w:t>
+        <w:t>Menus guide</w:t>
       </w:r>
     </w:p>
     <w:p>
@@ -1501,40 +1512,15 @@
         <w:pStyle w:val="BodyText"/>
       </w:pPr>
       <w:r>
-        <w:t>You can find this on page #</w:t>
-      </w:r>
-    </w:p>
-    <w:p>
-      <w:pPr>
-        <w:pStyle w:val="Heading2"/>
-      </w:pPr>
-      <w:r>
-        <w:t>Troubleshooting</w:t>
-      </w:r>
-    </w:p>
-    <w:p>
-      <w:pPr>
-        <w:pStyle w:val="BodyText"/>
-      </w:pPr>
-      <w:r>
-        <w:t>You can find this on page ##</w:t>
-      </w:r>
-    </w:p>
-    <w:p>
-      <w:pPr>
-        <w:pStyle w:val="Heading1"/>
-      </w:pPr>
-      <w:r>
-        <w:lastRenderedPageBreak/>
-        <w:t>Menus guide</w:t>
-      </w:r>
-    </w:p>
-    <w:p>
-      <w:pPr>
-        <w:pStyle w:val="BodyText"/>
-      </w:pPr>
-      <w:r>
-        <w:t>Familiarization guide .longwinded?</w:t>
+        <w:t xml:space="preserve">Familiarization </w:t>
+      </w:r>
+      <w:proofErr w:type="gramStart"/>
+      <w:r>
+        <w:t>guide .longwinded</w:t>
+      </w:r>
+      <w:proofErr w:type="gramEnd"/>
+      <w:r>
+        <w:t>?</w:t>
       </w:r>
     </w:p>
     <w:p>
@@ -1603,12 +1589,328 @@
     </w:p>
     <w:p>
       <w:pPr>
+        <w:pStyle w:val="Heading1"/>
+      </w:pPr>
+      <w:r>
+        <w:lastRenderedPageBreak/>
+        <w:t>Quick Start Guide</w:t>
+      </w:r>
+      <w:r>
+        <w:t xml:space="preserve"> </w:t>
+      </w:r>
+    </w:p>
+    <w:p>
+      <w:pPr>
         <w:pStyle w:val="Heading8"/>
         <w:framePr w:wrap="around"/>
       </w:pPr>
       <w:r>
+        <w:t>hELPFUL GUIDELINES</w:t>
+      </w:r>
+      <w:bookmarkStart w:id="0" w:name="_GoBack"/>
+      <w:bookmarkEnd w:id="0"/>
+      <w:r>
+        <w:t xml:space="preserve"> TO GET 9-tAP UP AND RUNNING</w:t>
+      </w:r>
+      <w:r>
+        <w:t>.</w:t>
+      </w:r>
+    </w:p>
+    <w:p>
+      <w:pPr>
+        <w:pStyle w:val="Heading2"/>
+      </w:pPr>
+      <w:r>
+        <w:t>What are the system requirements to run 9-Tap?</w:t>
+      </w:r>
+    </w:p>
+    <w:p>
+      <w:pPr>
+        <w:pStyle w:val="BodyTextKeep"/>
+      </w:pPr>
+      <w:r>
+        <w:t>The system requirements to run the 9-tap software are as follows: Windows 10, (Windows 8, or Windows 7). Storage: how much? USB port. Dot matrix and ink/laser-jet printers. Microsoft Excel must be installed on the computer for the 9-Tap Tour program to work.</w:t>
+      </w:r>
+    </w:p>
+    <w:p>
+      <w:pPr>
+        <w:pStyle w:val="BodyText"/>
+      </w:pPr>
+    </w:p>
+    <w:p>
+      <w:pPr>
+        <w:pStyle w:val="Heading2"/>
+      </w:pPr>
+      <w:r>
+        <w:t>How do I install 9-Tap?</w:t>
+      </w:r>
+    </w:p>
+    <w:p>
+      <w:pPr>
+        <w:pStyle w:val="BodyText"/>
+        <w:numPr>
+          <w:ilvl w:val="0"/>
+          <w:numId w:val="40"/>
+        </w:numPr>
+      </w:pPr>
+      <w:r>
+        <w:t>Start Windows and exit all other applications.</w:t>
+      </w:r>
+    </w:p>
+    <w:p>
+      <w:pPr>
+        <w:pStyle w:val="BodyText"/>
+        <w:numPr>
+          <w:ilvl w:val="0"/>
+          <w:numId w:val="40"/>
+        </w:numPr>
+      </w:pPr>
+      <w:r>
+        <w:t>Insert the 9 Tap Tour USB drive into your computer’s USB port.</w:t>
+      </w:r>
+    </w:p>
+    <w:p>
+      <w:pPr>
+        <w:pStyle w:val="BodyText"/>
+        <w:numPr>
+          <w:ilvl w:val="0"/>
+          <w:numId w:val="40"/>
+        </w:numPr>
+      </w:pPr>
+      <w:r>
+        <w:t>If the file manager dialog does not appear, click the Start button on your Windows taskbar, then click Run. Type D:\Setup and click on OK. (Note: If your removable USB drive is assigned a letter other than D, use that letter.)</w:t>
+      </w:r>
+    </w:p>
+    <w:p>
+      <w:pPr>
+        <w:pStyle w:val="BodyText"/>
+        <w:numPr>
+          <w:ilvl w:val="0"/>
+          <w:numId w:val="40"/>
+        </w:numPr>
+      </w:pPr>
+      <w:r>
+        <w:t>The installation wizard will now run.</w:t>
+      </w:r>
+    </w:p>
+    <w:p>
+      <w:pPr>
+        <w:pStyle w:val="BodyText"/>
+        <w:numPr>
+          <w:ilvl w:val="0"/>
+          <w:numId w:val="40"/>
+        </w:numPr>
+      </w:pPr>
+      <w:r>
+        <w:t>The next window will prompt you to shut down all other running programs before starting the 9 Tap Tour installation process. Do this and then click “Next” to continue.</w:t>
+      </w:r>
+    </w:p>
+    <w:p>
+      <w:pPr>
+        <w:pStyle w:val="BodyText"/>
+        <w:numPr>
+          <w:ilvl w:val="0"/>
+          <w:numId w:val="40"/>
+        </w:numPr>
+      </w:pPr>
+      <w:r>
+        <w:t>End User License agreement. Read the agreement, and if you agree to the terms and conditions chose “I agree.” Then click the “I Agree” button to continue the installation process.</w:t>
+      </w:r>
+    </w:p>
+    <w:p>
+      <w:pPr>
+        <w:pStyle w:val="BodyText"/>
+        <w:numPr>
+          <w:ilvl w:val="0"/>
+          <w:numId w:val="40"/>
+        </w:numPr>
+      </w:pPr>
+      <w:r>
+        <w:t>Next, chose an install location for the program. Either accept the default location or choose another location. Once you’re satisfied with your choice, click “Next” to continue installing.</w:t>
+      </w:r>
+    </w:p>
+    <w:p>
+      <w:pPr>
+        <w:pStyle w:val="BodyText"/>
+        <w:numPr>
+          <w:ilvl w:val="0"/>
+          <w:numId w:val="40"/>
+        </w:numPr>
+      </w:pPr>
+      <w:r>
+        <w:t>Select a Start Menu Folder for 9 Tap Tour. Either accept the default location or chose another. If you don’t want a Start Menu folder to be created check the box “Do Not Create A Start Menu Folder”. Once you are satisfied with your selection click the “Next” button to continue.</w:t>
+      </w:r>
+    </w:p>
+    <w:p>
+      <w:pPr>
+        <w:pStyle w:val="BodyText"/>
+        <w:numPr>
+          <w:ilvl w:val="0"/>
+          <w:numId w:val="40"/>
+        </w:numPr>
+      </w:pPr>
+      <w:r>
+        <w:t>Select the shortcuts you want created. Chose to create shortcuts on the Desktop, Quick Launch Toolbar, or neither. Once you are satisfied with your selection click on the “Next” button to continue.</w:t>
+      </w:r>
+    </w:p>
+    <w:p>
+      <w:pPr>
+        <w:pStyle w:val="BodyText"/>
+        <w:numPr>
+          <w:ilvl w:val="0"/>
+          <w:numId w:val="40"/>
+        </w:numPr>
+      </w:pPr>
+      <w:r>
+        <w:t>The 9 Tap Tour will now begin installing. When the “Install complete” message displays, click the “Next:” button to continue.</w:t>
+      </w:r>
+    </w:p>
+    <w:p>
+      <w:pPr>
+        <w:pStyle w:val="BodyText"/>
+        <w:numPr>
+          <w:ilvl w:val="0"/>
+          <w:numId w:val="40"/>
+        </w:numPr>
+      </w:pPr>
+      <w:r>
+        <w:t xml:space="preserve">The 9 Tap Tour program has now been successfully installed. Choose “Run 9 Tap Tour” to immediately launch the program, or “View ReadMe.txt” to view </w:t>
+      </w:r>
+      <w:r>
         <w:lastRenderedPageBreak/>
-        <w:t>To get started quickly, follow these guidelines.</w:t>
+        <w:t>the ReadMe file where you can view updated program information made after the game manual was printed.</w:t>
+      </w:r>
+    </w:p>
+    <w:p>
+      <w:pPr>
+        <w:pStyle w:val="BodyText"/>
+        <w:numPr>
+          <w:ilvl w:val="0"/>
+          <w:numId w:val="40"/>
+        </w:numPr>
+      </w:pPr>
+      <w:r>
+        <w:t>Start Windows and exit all other applications.</w:t>
+      </w:r>
+    </w:p>
+    <w:p>
+      <w:pPr>
+        <w:pStyle w:val="BodyText"/>
+        <w:numPr>
+          <w:ilvl w:val="0"/>
+          <w:numId w:val="40"/>
+        </w:numPr>
+      </w:pPr>
+      <w:r>
+        <w:t>Insert the 9 Tap Tour USB drive into your computer’s USB port.</w:t>
+      </w:r>
+    </w:p>
+    <w:p>
+      <w:pPr>
+        <w:pStyle w:val="BodyText"/>
+        <w:numPr>
+          <w:ilvl w:val="0"/>
+          <w:numId w:val="40"/>
+        </w:numPr>
+      </w:pPr>
+      <w:r>
+        <w:t>If the file manager dialog does not appear, click the Start button on your Windows taskbar, then click Run. Type D:\Setup and click on OK. (Note: If your removable USB drive is assigned a letter other than D, use that letter.)</w:t>
+      </w:r>
+    </w:p>
+    <w:p>
+      <w:pPr>
+        <w:pStyle w:val="BodyText"/>
+        <w:numPr>
+          <w:ilvl w:val="0"/>
+          <w:numId w:val="40"/>
+        </w:numPr>
+      </w:pPr>
+      <w:r>
+        <w:t>The installation wizard will now run.</w:t>
+      </w:r>
+    </w:p>
+    <w:p>
+      <w:pPr>
+        <w:pStyle w:val="BodyText"/>
+        <w:numPr>
+          <w:ilvl w:val="0"/>
+          <w:numId w:val="40"/>
+        </w:numPr>
+      </w:pPr>
+      <w:r>
+        <w:t>The next window will prompt you to shut down all other running programs before starting the 9 Tap Tour installation process. Do this and then click “Next” to continue.</w:t>
+      </w:r>
+    </w:p>
+    <w:p>
+      <w:pPr>
+        <w:pStyle w:val="BodyText"/>
+        <w:numPr>
+          <w:ilvl w:val="0"/>
+          <w:numId w:val="40"/>
+        </w:numPr>
+      </w:pPr>
+      <w:r>
+        <w:t>End User License agreement. Read the agreement, and if you agree to the terms and conditions chose “I agree.” Then click the “I Agree” button to continue the installation process.</w:t>
+      </w:r>
+    </w:p>
+    <w:p>
+      <w:pPr>
+        <w:pStyle w:val="BodyText"/>
+        <w:numPr>
+          <w:ilvl w:val="0"/>
+          <w:numId w:val="40"/>
+        </w:numPr>
+      </w:pPr>
+      <w:r>
+        <w:t>Next, chose an install location for the program. Either accept the default location or choose another location. Once you’re satisfied with your choice, click “Next” to continue installing.</w:t>
+      </w:r>
+    </w:p>
+    <w:p>
+      <w:pPr>
+        <w:pStyle w:val="BodyText"/>
+        <w:numPr>
+          <w:ilvl w:val="0"/>
+          <w:numId w:val="40"/>
+        </w:numPr>
+      </w:pPr>
+      <w:r>
+        <w:t>Select a Start Menu Folder for 9 Tap Tour. Either accept the default location or chose another. If you don’t want a Start Menu folder to be created check the box “Do Not Create A Start Menu Folder”. Once you are satisfied with your selection click the “Next” button to continue.</w:t>
+      </w:r>
+    </w:p>
+    <w:p>
+      <w:pPr>
+        <w:pStyle w:val="BodyText"/>
+        <w:numPr>
+          <w:ilvl w:val="0"/>
+          <w:numId w:val="40"/>
+        </w:numPr>
+      </w:pPr>
+      <w:r>
+        <w:t>Select the shortcuts you want created. Chose to create shortcuts on the Desktop, Quick Launch Toolbar, or neither. Once you are satisfied with your selection click on the “Next” button to continue.</w:t>
+      </w:r>
+    </w:p>
+    <w:p>
+      <w:pPr>
+        <w:pStyle w:val="BodyText"/>
+        <w:numPr>
+          <w:ilvl w:val="0"/>
+          <w:numId w:val="40"/>
+        </w:numPr>
+      </w:pPr>
+      <w:r>
+        <w:t>The 9 Tap Tour will now begin installing. When the “Install complete” message displays, click the “Next:” button to continue.</w:t>
+      </w:r>
+    </w:p>
+    <w:p>
+      <w:pPr>
+        <w:pStyle w:val="BodyText"/>
+        <w:numPr>
+          <w:ilvl w:val="0"/>
+          <w:numId w:val="40"/>
+        </w:numPr>
+      </w:pPr>
+      <w:r>
+        <w:t>The 9 Tap Tour program has now been successfully installed. Choose “Run 9 Tap Tour” to immediately launch the program, or “View ReadMe.txt” to view the ReadMe file where you can view updated program information made after the game manual was printed.</w:t>
       </w:r>
     </w:p>
     <w:p>
@@ -1624,7 +1926,7 @@
         <w:pStyle w:val="BodyText"/>
       </w:pPr>
       <w:r>
-        <w:t>3. 2. 1. Liftoff…</w:t>
+        <w:t>Screen shots of desktop icon &amp; system menu</w:t>
       </w:r>
     </w:p>
     <w:p>
@@ -1632,7 +1934,13 @@
         <w:pStyle w:val="BodyText"/>
       </w:pPr>
       <w:r>
-        <w:t>Screen shots of desktop icon &amp; system menu</w:t>
+        <w:t xml:space="preserve">Double click on the desktop </w:t>
+      </w:r>
+      <w:r>
+        <w:t>icon or</w:t>
+      </w:r>
+      <w:r>
+        <w:t xml:space="preserve"> go to the program in the system menu and click on it.</w:t>
       </w:r>
     </w:p>
     <w:p>
@@ -1640,6 +1948,26 @@
         <w:pStyle w:val="Heading2"/>
       </w:pPr>
       <w:r>
+        <w:lastRenderedPageBreak/>
+        <w:t>How do I import existing members?</w:t>
+      </w:r>
+    </w:p>
+    <w:p>
+      <w:pPr>
+        <w:pStyle w:val="BodyText"/>
+      </w:pPr>
+      <w:r>
+        <w:t xml:space="preserve">On the Member Info screen, Find the import button. Click on it. When the file picker screen comes up, navigate to the Excel file you need to import. Select it and </w:t>
+      </w:r>
+      <w:r>
+        <w:t>hit OK.</w:t>
+      </w:r>
+    </w:p>
+    <w:p>
+      <w:pPr>
+        <w:pStyle w:val="Heading2"/>
+      </w:pPr>
+      <w:r>
         <w:t>How do I enter a new player?</w:t>
       </w:r>
     </w:p>
@@ -1647,11 +1975,9 @@
       <w:pPr>
         <w:pStyle w:val="BodyText"/>
       </w:pPr>
-      <w:proofErr w:type="gramStart"/>
-      <w:r>
-        <w:t>answers</w:t>
-      </w:r>
-      <w:proofErr w:type="gramEnd"/>
+      <w:r>
+        <w:t>On the Member Info screen, Click new. A new blank record will display. Start filling in the player’s information, at a minimum his first and last name. Save the record.</w:t>
+      </w:r>
     </w:p>
     <w:p>
       <w:pPr>
@@ -1783,27 +2109,35 @@
       </w:r>
       <w:proofErr w:type="spellEnd"/>
       <w:r>
+        <w:t xml:space="preserve"> jianbing, locavore VHS salvia +1 vegan gluten-free </w:t>
+      </w:r>
+      <w:proofErr w:type="spellStart"/>
+      <w:r>
+        <w:t>kogi</w:t>
+      </w:r>
+      <w:proofErr w:type="spellEnd"/>
+      <w:r>
+        <w:t xml:space="preserve"> pug </w:t>
+      </w:r>
+      <w:proofErr w:type="spellStart"/>
+      <w:r>
+        <w:t>vexillologist</w:t>
+      </w:r>
+      <w:proofErr w:type="spellEnd"/>
+      <w:r>
+        <w:t xml:space="preserve"> affogato. Fanny pack </w:t>
+      </w:r>
+      <w:proofErr w:type="spellStart"/>
+      <w:r>
+        <w:t>palo</w:t>
+      </w:r>
+      <w:proofErr w:type="spellEnd"/>
+      <w:r>
         <w:t xml:space="preserve"> </w:t>
       </w:r>
       <w:proofErr w:type="spellStart"/>
       <w:r>
-        <w:t>jianbing</w:t>
-      </w:r>
-      <w:proofErr w:type="spellEnd"/>
-      <w:r>
-        <w:t xml:space="preserve">, locavore VHS salvia +1 vegan gluten-free </w:t>
-      </w:r>
-      <w:proofErr w:type="spellStart"/>
-      <w:r>
-        <w:t>kogi</w:t>
-      </w:r>
-      <w:proofErr w:type="spellEnd"/>
-      <w:r>
-        <w:t xml:space="preserve"> pug </w:t>
-      </w:r>
-      <w:proofErr w:type="spellStart"/>
-      <w:r>
-        <w:t>vexillologist</w:t>
+        <w:t>santo</w:t>
       </w:r>
       <w:proofErr w:type="spellEnd"/>
       <w:r>
@@ -1811,15 +2145,39 @@
       </w:r>
       <w:proofErr w:type="spellStart"/>
       <w:r>
-        <w:t>affogato</w:t>
-      </w:r>
-      <w:proofErr w:type="spellEnd"/>
-      <w:r>
-        <w:t xml:space="preserve">. Fanny pack </w:t>
-      </w:r>
-      <w:proofErr w:type="spellStart"/>
-      <w:r>
-        <w:t>palo</w:t>
+        <w:t>proident</w:t>
+      </w:r>
+      <w:proofErr w:type="spellEnd"/>
+      <w:r>
+        <w:t xml:space="preserve"> blog bespoke </w:t>
+      </w:r>
+      <w:proofErr w:type="spellStart"/>
+      <w:r>
+        <w:t>commodo</w:t>
+      </w:r>
+      <w:proofErr w:type="spellEnd"/>
+      <w:r>
+        <w:t xml:space="preserve"> tilde hammock </w:t>
+      </w:r>
+      <w:proofErr w:type="spellStart"/>
+      <w:r>
+        <w:t>taiyaki</w:t>
+      </w:r>
+      <w:proofErr w:type="spellEnd"/>
+      <w:r>
+        <w:t xml:space="preserve"> wayfarers gentrify. Cardigan ugh slow-carb, </w:t>
+      </w:r>
+      <w:proofErr w:type="spellStart"/>
+      <w:r>
+        <w:t>ea</w:t>
+      </w:r>
+      <w:proofErr w:type="spellEnd"/>
+      <w:r>
+        <w:t xml:space="preserve"> DIY hot chicken </w:t>
+      </w:r>
+      <w:proofErr w:type="spellStart"/>
+      <w:r>
+        <w:t>commodo</w:t>
       </w:r>
       <w:proofErr w:type="spellEnd"/>
       <w:r>
@@ -1827,7 +2185,23 @@
       </w:r>
       <w:proofErr w:type="spellStart"/>
       <w:r>
-        <w:t>santo</w:t>
+        <w:t>godard</w:t>
+      </w:r>
+      <w:proofErr w:type="spellEnd"/>
+      <w:r>
+        <w:t xml:space="preserve">. Lorem </w:t>
+      </w:r>
+      <w:proofErr w:type="spellStart"/>
+      <w:r>
+        <w:t>sint</w:t>
+      </w:r>
+      <w:proofErr w:type="spellEnd"/>
+      <w:r>
+        <w:t xml:space="preserve"> qui 3 wolf moon </w:t>
+      </w:r>
+      <w:proofErr w:type="spellStart"/>
+      <w:r>
+        <w:t>enim</w:t>
       </w:r>
       <w:proofErr w:type="spellEnd"/>
       <w:r>
@@ -1835,87 +2209,21 @@
       </w:r>
       <w:proofErr w:type="spellStart"/>
       <w:r>
-        <w:t>proident</w:t>
-      </w:r>
-      <w:proofErr w:type="spellEnd"/>
-      <w:r>
-        <w:t xml:space="preserve"> blog bespoke </w:t>
-      </w:r>
-      <w:proofErr w:type="spellStart"/>
-      <w:r>
-        <w:t>commodo</w:t>
-      </w:r>
-      <w:proofErr w:type="spellEnd"/>
-      <w:r>
-        <w:t xml:space="preserve"> tilde hammock </w:t>
-      </w:r>
-      <w:proofErr w:type="spellStart"/>
-      <w:r>
-        <w:t>taiyaki</w:t>
-      </w:r>
-      <w:proofErr w:type="spellEnd"/>
-      <w:r>
-        <w:t xml:space="preserve"> wayfarers gentrify. Cardigan ugh slow-carb, </w:t>
-      </w:r>
-      <w:proofErr w:type="spellStart"/>
-      <w:r>
-        <w:t>ea</w:t>
-      </w:r>
-      <w:proofErr w:type="spellEnd"/>
-      <w:r>
-        <w:t xml:space="preserve"> DIY hot chicken </w:t>
-      </w:r>
-      <w:proofErr w:type="spellStart"/>
-      <w:r>
-        <w:t>commodo</w:t>
+        <w:t>voluptate</w:t>
+      </w:r>
+      <w:proofErr w:type="spellEnd"/>
+      <w:r>
+        <w:t xml:space="preserve">, </w:t>
+      </w:r>
+      <w:proofErr w:type="spellStart"/>
+      <w:r>
+        <w:t>velit</w:t>
       </w:r>
       <w:proofErr w:type="spellEnd"/>
       <w:r>
         <w:t xml:space="preserve"> </w:t>
       </w:r>
       <w:proofErr w:type="spellStart"/>
-      <w:proofErr w:type="gramStart"/>
-      <w:r>
-        <w:t>godard</w:t>
-      </w:r>
-      <w:proofErr w:type="spellEnd"/>
-      <w:proofErr w:type="gramEnd"/>
-      <w:r>
-        <w:t xml:space="preserve">. Lorem </w:t>
-      </w:r>
-      <w:proofErr w:type="spellStart"/>
-      <w:r>
-        <w:t>sint</w:t>
-      </w:r>
-      <w:proofErr w:type="spellEnd"/>
-      <w:r>
-        <w:t xml:space="preserve"> qui 3 wolf moon </w:t>
-      </w:r>
-      <w:proofErr w:type="spellStart"/>
-      <w:r>
-        <w:t>enim</w:t>
-      </w:r>
-      <w:proofErr w:type="spellEnd"/>
-      <w:r>
-        <w:t xml:space="preserve"> </w:t>
-      </w:r>
-      <w:proofErr w:type="spellStart"/>
-      <w:r>
-        <w:t>voluptate</w:t>
-      </w:r>
-      <w:proofErr w:type="spellEnd"/>
-      <w:r>
-        <w:t xml:space="preserve">, </w:t>
-      </w:r>
-      <w:proofErr w:type="spellStart"/>
-      <w:r>
-        <w:t>velit</w:t>
-      </w:r>
-      <w:proofErr w:type="spellEnd"/>
-      <w:r>
-        <w:t xml:space="preserve"> </w:t>
-      </w:r>
-      <w:proofErr w:type="spellStart"/>
       <w:r>
         <w:t>veniam</w:t>
       </w:r>
@@ -1932,12 +2240,10 @@
         <w:t xml:space="preserve"> viral, </w:t>
       </w:r>
       <w:proofErr w:type="spellStart"/>
-      <w:proofErr w:type="gramStart"/>
       <w:r>
         <w:t>edison</w:t>
       </w:r>
       <w:proofErr w:type="spellEnd"/>
-      <w:proofErr w:type="gramEnd"/>
       <w:r>
         <w:t xml:space="preserve"> bulb </w:t>
       </w:r>
@@ -1947,15 +2253,7 @@
       </w:r>
       <w:proofErr w:type="spellEnd"/>
       <w:r>
-        <w:t xml:space="preserve"> </w:t>
-      </w:r>
-      <w:proofErr w:type="spellStart"/>
-      <w:r>
-        <w:t>jianbing</w:t>
-      </w:r>
-      <w:proofErr w:type="spellEnd"/>
-      <w:r>
-        <w:t>.</w:t>
+        <w:t xml:space="preserve"> jianbing.</w:t>
       </w:r>
     </w:p>
     <w:p>
@@ -2018,30 +2316,14 @@
       <w:r>
         <w:t xml:space="preserve">Figure </w:t>
       </w:r>
-      <w:r>
-        <w:fldChar w:fldCharType="begin"/>
-      </w:r>
-      <w:r>
-        <w:instrText xml:space="preserve"> SEQ Figure \</w:instrText>
-      </w:r>
-      <w:r>
-        <w:instrText xml:space="preserve">* ARABIC </w:instrText>
-      </w:r>
-      <w:r>
-        <w:fldChar w:fldCharType="separate"/>
-      </w:r>
-      <w:r>
-        <w:rPr>
-          <w:noProof/>
-        </w:rPr>
-        <w:t>2</w:t>
-      </w:r>
-      <w:r>
-        <w:rPr>
-          <w:noProof/>
-        </w:rPr>
-        <w:fldChar w:fldCharType="end"/>
-      </w:r>
+      <w:fldSimple w:instr=" SEQ Figure \* ARABIC ">
+        <w:r>
+          <w:rPr>
+            <w:noProof/>
+          </w:rPr>
+          <w:t>2</w:t>
+        </w:r>
+      </w:fldSimple>
       <w:r>
         <w:t>: Main Menu</w:t>
       </w:r>
@@ -2069,27 +2351,35 @@
       </w:r>
       <w:proofErr w:type="spellEnd"/>
       <w:r>
+        <w:t xml:space="preserve"> jianbing, locavore VHS salvia +1 vegan gluten-free </w:t>
+      </w:r>
+      <w:proofErr w:type="spellStart"/>
+      <w:r>
+        <w:t>kogi</w:t>
+      </w:r>
+      <w:proofErr w:type="spellEnd"/>
+      <w:r>
+        <w:t xml:space="preserve"> pug </w:t>
+      </w:r>
+      <w:proofErr w:type="spellStart"/>
+      <w:r>
+        <w:t>vexillologist</w:t>
+      </w:r>
+      <w:proofErr w:type="spellEnd"/>
+      <w:r>
+        <w:t xml:space="preserve"> affogato. Fanny pack </w:t>
+      </w:r>
+      <w:proofErr w:type="spellStart"/>
+      <w:r>
+        <w:t>palo</w:t>
+      </w:r>
+      <w:proofErr w:type="spellEnd"/>
+      <w:r>
         <w:t xml:space="preserve"> </w:t>
       </w:r>
       <w:proofErr w:type="spellStart"/>
       <w:r>
-        <w:t>jianbing</w:t>
-      </w:r>
-      <w:proofErr w:type="spellEnd"/>
-      <w:r>
-        <w:t xml:space="preserve">, locavore VHS salvia +1 vegan gluten-free </w:t>
-      </w:r>
-      <w:proofErr w:type="spellStart"/>
-      <w:r>
-        <w:t>kogi</w:t>
-      </w:r>
-      <w:proofErr w:type="spellEnd"/>
-      <w:r>
-        <w:t xml:space="preserve"> pug </w:t>
-      </w:r>
-      <w:proofErr w:type="spellStart"/>
-      <w:r>
-        <w:t>vexillologist</w:t>
+        <w:t>santo</w:t>
       </w:r>
       <w:proofErr w:type="spellEnd"/>
       <w:r>
@@ -2097,15 +2387,39 @@
       </w:r>
       <w:proofErr w:type="spellStart"/>
       <w:r>
-        <w:t>affogato</w:t>
-      </w:r>
-      <w:proofErr w:type="spellEnd"/>
-      <w:r>
-        <w:t xml:space="preserve">. Fanny pack </w:t>
-      </w:r>
-      <w:proofErr w:type="spellStart"/>
-      <w:r>
-        <w:t>palo</w:t>
+        <w:t>proident</w:t>
+      </w:r>
+      <w:proofErr w:type="spellEnd"/>
+      <w:r>
+        <w:t xml:space="preserve"> blog bespoke </w:t>
+      </w:r>
+      <w:proofErr w:type="spellStart"/>
+      <w:r>
+        <w:t>commodo</w:t>
+      </w:r>
+      <w:proofErr w:type="spellEnd"/>
+      <w:r>
+        <w:t xml:space="preserve"> tilde hammock </w:t>
+      </w:r>
+      <w:proofErr w:type="spellStart"/>
+      <w:r>
+        <w:t>taiyaki</w:t>
+      </w:r>
+      <w:proofErr w:type="spellEnd"/>
+      <w:r>
+        <w:t xml:space="preserve"> wayfarers gentrify. Cardigan ugh slow-carb, </w:t>
+      </w:r>
+      <w:proofErr w:type="spellStart"/>
+      <w:r>
+        <w:t>ea</w:t>
+      </w:r>
+      <w:proofErr w:type="spellEnd"/>
+      <w:r>
+        <w:t xml:space="preserve"> DIY hot chicken </w:t>
+      </w:r>
+      <w:proofErr w:type="spellStart"/>
+      <w:r>
+        <w:t>commodo</w:t>
       </w:r>
       <w:proofErr w:type="spellEnd"/>
       <w:r>
@@ -2113,7 +2427,23 @@
       </w:r>
       <w:proofErr w:type="spellStart"/>
       <w:r>
-        <w:t>santo</w:t>
+        <w:t>godard</w:t>
+      </w:r>
+      <w:proofErr w:type="spellEnd"/>
+      <w:r>
+        <w:t xml:space="preserve">. Lorem </w:t>
+      </w:r>
+      <w:proofErr w:type="spellStart"/>
+      <w:r>
+        <w:t>sint</w:t>
+      </w:r>
+      <w:proofErr w:type="spellEnd"/>
+      <w:r>
+        <w:t xml:space="preserve"> qui 3 wolf moon </w:t>
+      </w:r>
+      <w:proofErr w:type="spellStart"/>
+      <w:r>
+        <w:t>enim</w:t>
       </w:r>
       <w:proofErr w:type="spellEnd"/>
       <w:r>
@@ -2121,87 +2451,21 @@
       </w:r>
       <w:proofErr w:type="spellStart"/>
       <w:r>
-        <w:t>proident</w:t>
-      </w:r>
-      <w:proofErr w:type="spellEnd"/>
-      <w:r>
-        <w:t xml:space="preserve"> blog bespoke </w:t>
-      </w:r>
-      <w:proofErr w:type="spellStart"/>
-      <w:r>
-        <w:t>commodo</w:t>
-      </w:r>
-      <w:proofErr w:type="spellEnd"/>
-      <w:r>
-        <w:t xml:space="preserve"> tilde hammock </w:t>
-      </w:r>
-      <w:proofErr w:type="spellStart"/>
-      <w:r>
-        <w:t>taiyaki</w:t>
-      </w:r>
-      <w:proofErr w:type="spellEnd"/>
-      <w:r>
-        <w:t xml:space="preserve"> wayfarers gentrify. Cardigan ugh slow-carb, </w:t>
-      </w:r>
-      <w:proofErr w:type="spellStart"/>
-      <w:r>
-        <w:t>ea</w:t>
-      </w:r>
-      <w:proofErr w:type="spellEnd"/>
-      <w:r>
-        <w:t xml:space="preserve"> DIY hot chicken </w:t>
-      </w:r>
-      <w:proofErr w:type="spellStart"/>
-      <w:r>
-        <w:t>commodo</w:t>
+        <w:t>voluptate</w:t>
+      </w:r>
+      <w:proofErr w:type="spellEnd"/>
+      <w:r>
+        <w:t xml:space="preserve">, </w:t>
+      </w:r>
+      <w:proofErr w:type="spellStart"/>
+      <w:r>
+        <w:t>velit</w:t>
       </w:r>
       <w:proofErr w:type="spellEnd"/>
       <w:r>
         <w:t xml:space="preserve"> </w:t>
       </w:r>
       <w:proofErr w:type="spellStart"/>
-      <w:proofErr w:type="gramStart"/>
-      <w:r>
-        <w:t>godard</w:t>
-      </w:r>
-      <w:proofErr w:type="spellEnd"/>
-      <w:proofErr w:type="gramEnd"/>
-      <w:r>
-        <w:t xml:space="preserve">. Lorem </w:t>
-      </w:r>
-      <w:proofErr w:type="spellStart"/>
-      <w:r>
-        <w:t>sint</w:t>
-      </w:r>
-      <w:proofErr w:type="spellEnd"/>
-      <w:r>
-        <w:t xml:space="preserve"> qui 3 wolf moon </w:t>
-      </w:r>
-      <w:proofErr w:type="spellStart"/>
-      <w:r>
-        <w:t>enim</w:t>
-      </w:r>
-      <w:proofErr w:type="spellEnd"/>
-      <w:r>
-        <w:t xml:space="preserve"> </w:t>
-      </w:r>
-      <w:proofErr w:type="spellStart"/>
-      <w:r>
-        <w:t>voluptate</w:t>
-      </w:r>
-      <w:proofErr w:type="spellEnd"/>
-      <w:r>
-        <w:t xml:space="preserve">, </w:t>
-      </w:r>
-      <w:proofErr w:type="spellStart"/>
-      <w:r>
-        <w:t>velit</w:t>
-      </w:r>
-      <w:proofErr w:type="spellEnd"/>
-      <w:r>
-        <w:t xml:space="preserve"> </w:t>
-      </w:r>
-      <w:proofErr w:type="spellStart"/>
       <w:r>
         <w:t>veniam</w:t>
       </w:r>
@@ -2218,12 +2482,10 @@
         <w:t xml:space="preserve"> viral, </w:t>
       </w:r>
       <w:proofErr w:type="spellStart"/>
-      <w:proofErr w:type="gramStart"/>
       <w:r>
         <w:t>edison</w:t>
       </w:r>
       <w:proofErr w:type="spellEnd"/>
-      <w:proofErr w:type="gramEnd"/>
       <w:r>
         <w:t xml:space="preserve"> bulb </w:t>
       </w:r>
@@ -2233,15 +2495,7 @@
       </w:r>
       <w:proofErr w:type="spellEnd"/>
       <w:r>
-        <w:t xml:space="preserve"> </w:t>
-      </w:r>
-      <w:proofErr w:type="spellStart"/>
-      <w:r>
-        <w:t>jianbing</w:t>
-      </w:r>
-      <w:proofErr w:type="spellEnd"/>
-      <w:r>
-        <w:t>.</w:t>
+        <w:t xml:space="preserve"> jianbing.</w:t>
       </w:r>
     </w:p>
     <w:p>
@@ -2305,27 +2559,14 @@
       <w:r>
         <w:t xml:space="preserve">Figure </w:t>
       </w:r>
-      <w:r>
-        <w:fldChar w:fldCharType="begin"/>
-      </w:r>
-      <w:r>
-        <w:instrText xml:space="preserve"> SEQ Figure \* ARABIC </w:instrText>
-      </w:r>
-      <w:r>
-        <w:fldChar w:fldCharType="separate"/>
-      </w:r>
-      <w:r>
-        <w:rPr>
-          <w:noProof/>
-        </w:rPr>
-        <w:t>3</w:t>
-      </w:r>
-      <w:r>
-        <w:rPr>
-          <w:noProof/>
-        </w:rPr>
-        <w:fldChar w:fldCharType="end"/>
-      </w:r>
+      <w:fldSimple w:instr=" SEQ Figure \* ARABIC ">
+        <w:r>
+          <w:rPr>
+            <w:noProof/>
+          </w:rPr>
+          <w:t>3</w:t>
+        </w:r>
+      </w:fldSimple>
       <w:r>
         <w:t>: Under Tools, Update Inactive status</w:t>
       </w:r>
@@ -2356,27 +2597,35 @@
       </w:r>
       <w:proofErr w:type="spellEnd"/>
       <w:r>
+        <w:t xml:space="preserve"> jianbing, locavore VHS salvia +1 vegan gluten-free </w:t>
+      </w:r>
+      <w:proofErr w:type="spellStart"/>
+      <w:r>
+        <w:t>kogi</w:t>
+      </w:r>
+      <w:proofErr w:type="spellEnd"/>
+      <w:r>
+        <w:t xml:space="preserve"> pug </w:t>
+      </w:r>
+      <w:proofErr w:type="spellStart"/>
+      <w:r>
+        <w:t>vexillologist</w:t>
+      </w:r>
+      <w:proofErr w:type="spellEnd"/>
+      <w:r>
+        <w:t xml:space="preserve"> affogato. Fanny pack </w:t>
+      </w:r>
+      <w:proofErr w:type="spellStart"/>
+      <w:r>
+        <w:t>palo</w:t>
+      </w:r>
+      <w:proofErr w:type="spellEnd"/>
+      <w:r>
         <w:t xml:space="preserve"> </w:t>
       </w:r>
       <w:proofErr w:type="spellStart"/>
       <w:r>
-        <w:t>jianbing</w:t>
-      </w:r>
-      <w:proofErr w:type="spellEnd"/>
-      <w:r>
-        <w:t xml:space="preserve">, locavore VHS salvia +1 vegan gluten-free </w:t>
-      </w:r>
-      <w:proofErr w:type="spellStart"/>
-      <w:r>
-        <w:t>kogi</w:t>
-      </w:r>
-      <w:proofErr w:type="spellEnd"/>
-      <w:r>
-        <w:t xml:space="preserve"> pug </w:t>
-      </w:r>
-      <w:proofErr w:type="spellStart"/>
-      <w:r>
-        <w:t>vexillologist</w:t>
+        <w:t>santo</w:t>
       </w:r>
       <w:proofErr w:type="spellEnd"/>
       <w:r>
@@ -2384,15 +2633,39 @@
       </w:r>
       <w:proofErr w:type="spellStart"/>
       <w:r>
-        <w:t>affogato</w:t>
-      </w:r>
-      <w:proofErr w:type="spellEnd"/>
-      <w:r>
-        <w:t xml:space="preserve">. Fanny pack </w:t>
-      </w:r>
-      <w:proofErr w:type="spellStart"/>
-      <w:r>
-        <w:t>palo</w:t>
+        <w:t>proident</w:t>
+      </w:r>
+      <w:proofErr w:type="spellEnd"/>
+      <w:r>
+        <w:t xml:space="preserve"> blog bespoke </w:t>
+      </w:r>
+      <w:proofErr w:type="spellStart"/>
+      <w:r>
+        <w:t>commodo</w:t>
+      </w:r>
+      <w:proofErr w:type="spellEnd"/>
+      <w:r>
+        <w:t xml:space="preserve"> tilde hammock </w:t>
+      </w:r>
+      <w:proofErr w:type="spellStart"/>
+      <w:r>
+        <w:t>taiyaki</w:t>
+      </w:r>
+      <w:proofErr w:type="spellEnd"/>
+      <w:r>
+        <w:t xml:space="preserve"> wayfarers gentrify. Cardigan ugh slow-carb, </w:t>
+      </w:r>
+      <w:proofErr w:type="spellStart"/>
+      <w:r>
+        <w:t>ea</w:t>
+      </w:r>
+      <w:proofErr w:type="spellEnd"/>
+      <w:r>
+        <w:t xml:space="preserve"> DIY hot chicken </w:t>
+      </w:r>
+      <w:proofErr w:type="spellStart"/>
+      <w:r>
+        <w:t>commodo</w:t>
       </w:r>
       <w:proofErr w:type="spellEnd"/>
       <w:r>
@@ -2400,7 +2673,23 @@
       </w:r>
       <w:proofErr w:type="spellStart"/>
       <w:r>
-        <w:t>santo</w:t>
+        <w:t>godard</w:t>
+      </w:r>
+      <w:proofErr w:type="spellEnd"/>
+      <w:r>
+        <w:t xml:space="preserve">. Lorem </w:t>
+      </w:r>
+      <w:proofErr w:type="spellStart"/>
+      <w:r>
+        <w:t>sint</w:t>
+      </w:r>
+      <w:proofErr w:type="spellEnd"/>
+      <w:r>
+        <w:t xml:space="preserve"> qui 3 wolf moon </w:t>
+      </w:r>
+      <w:proofErr w:type="spellStart"/>
+      <w:r>
+        <w:t>enim</w:t>
       </w:r>
       <w:proofErr w:type="spellEnd"/>
       <w:r>
@@ -2408,87 +2697,21 @@
       </w:r>
       <w:proofErr w:type="spellStart"/>
       <w:r>
-        <w:t>proident</w:t>
-      </w:r>
-      <w:proofErr w:type="spellEnd"/>
-      <w:r>
-        <w:t xml:space="preserve"> blog bespoke </w:t>
-      </w:r>
-      <w:proofErr w:type="spellStart"/>
-      <w:r>
-        <w:t>commodo</w:t>
-      </w:r>
-      <w:proofErr w:type="spellEnd"/>
-      <w:r>
-        <w:t xml:space="preserve"> tilde hammock </w:t>
-      </w:r>
-      <w:proofErr w:type="spellStart"/>
-      <w:r>
-        <w:t>taiyaki</w:t>
-      </w:r>
-      <w:proofErr w:type="spellEnd"/>
-      <w:r>
-        <w:t xml:space="preserve"> wayfarers gentrify. Cardigan ugh slow-carb, </w:t>
-      </w:r>
-      <w:proofErr w:type="spellStart"/>
-      <w:r>
-        <w:t>ea</w:t>
-      </w:r>
-      <w:proofErr w:type="spellEnd"/>
-      <w:r>
-        <w:t xml:space="preserve"> DIY hot chicken </w:t>
-      </w:r>
-      <w:proofErr w:type="spellStart"/>
-      <w:r>
-        <w:t>commodo</w:t>
+        <w:t>voluptate</w:t>
+      </w:r>
+      <w:proofErr w:type="spellEnd"/>
+      <w:r>
+        <w:t xml:space="preserve">, </w:t>
+      </w:r>
+      <w:proofErr w:type="spellStart"/>
+      <w:r>
+        <w:t>velit</w:t>
       </w:r>
       <w:proofErr w:type="spellEnd"/>
       <w:r>
         <w:t xml:space="preserve"> </w:t>
       </w:r>
       <w:proofErr w:type="spellStart"/>
-      <w:proofErr w:type="gramStart"/>
-      <w:r>
-        <w:t>godard</w:t>
-      </w:r>
-      <w:proofErr w:type="spellEnd"/>
-      <w:proofErr w:type="gramEnd"/>
-      <w:r>
-        <w:t xml:space="preserve">. Lorem </w:t>
-      </w:r>
-      <w:proofErr w:type="spellStart"/>
-      <w:r>
-        <w:t>sint</w:t>
-      </w:r>
-      <w:proofErr w:type="spellEnd"/>
-      <w:r>
-        <w:t xml:space="preserve"> qui 3 wolf moon </w:t>
-      </w:r>
-      <w:proofErr w:type="spellStart"/>
-      <w:r>
-        <w:t>enim</w:t>
-      </w:r>
-      <w:proofErr w:type="spellEnd"/>
-      <w:r>
-        <w:t xml:space="preserve"> </w:t>
-      </w:r>
-      <w:proofErr w:type="spellStart"/>
-      <w:r>
-        <w:t>voluptate</w:t>
-      </w:r>
-      <w:proofErr w:type="spellEnd"/>
-      <w:r>
-        <w:t xml:space="preserve">, </w:t>
-      </w:r>
-      <w:proofErr w:type="spellStart"/>
-      <w:r>
-        <w:t>velit</w:t>
-      </w:r>
-      <w:proofErr w:type="spellEnd"/>
-      <w:r>
-        <w:t xml:space="preserve"> </w:t>
-      </w:r>
-      <w:proofErr w:type="spellStart"/>
       <w:r>
         <w:t>veniam</w:t>
       </w:r>
@@ -2505,12 +2728,10 @@
         <w:t xml:space="preserve"> viral, </w:t>
       </w:r>
       <w:proofErr w:type="spellStart"/>
-      <w:proofErr w:type="gramStart"/>
       <w:r>
         <w:t>edison</w:t>
       </w:r>
       <w:proofErr w:type="spellEnd"/>
-      <w:proofErr w:type="gramEnd"/>
       <w:r>
         <w:t xml:space="preserve"> bulb </w:t>
       </w:r>
@@ -2520,15 +2741,7 @@
       </w:r>
       <w:proofErr w:type="spellEnd"/>
       <w:r>
-        <w:t xml:space="preserve"> </w:t>
-      </w:r>
-      <w:proofErr w:type="spellStart"/>
-      <w:r>
-        <w:t>jianbing</w:t>
-      </w:r>
-      <w:proofErr w:type="spellEnd"/>
-      <w:r>
-        <w:t>.</w:t>
+        <w:t xml:space="preserve"> jianbing.</w:t>
       </w:r>
     </w:p>
     <w:p>
@@ -2599,27 +2812,14 @@
       <w:r>
         <w:t xml:space="preserve">Figure </w:t>
       </w:r>
-      <w:r>
-        <w:fldChar w:fldCharType="begin"/>
-      </w:r>
-      <w:r>
-        <w:instrText xml:space="preserve"> SEQ Figure \* ARABIC </w:instrText>
-      </w:r>
-      <w:r>
-        <w:fldChar w:fldCharType="separate"/>
-      </w:r>
-      <w:r>
-        <w:rPr>
-          <w:noProof/>
-        </w:rPr>
-        <w:t>4</w:t>
-      </w:r>
-      <w:r>
-        <w:rPr>
-          <w:noProof/>
-        </w:rPr>
-        <w:fldChar w:fldCharType="end"/>
-      </w:r>
+      <w:fldSimple w:instr=" SEQ Figure \* ARABIC ">
+        <w:r>
+          <w:rPr>
+            <w:noProof/>
+          </w:rPr>
+          <w:t>4</w:t>
+        </w:r>
+      </w:fldSimple>
       <w:r>
         <w:t>: Member Information</w:t>
       </w:r>
@@ -2653,27 +2853,35 @@
       </w:r>
       <w:proofErr w:type="spellEnd"/>
       <w:r>
+        <w:t xml:space="preserve"> jianbing, locavore VHS salvia +1 vegan gluten-free </w:t>
+      </w:r>
+      <w:proofErr w:type="spellStart"/>
+      <w:r>
+        <w:t>kogi</w:t>
+      </w:r>
+      <w:proofErr w:type="spellEnd"/>
+      <w:r>
+        <w:t xml:space="preserve"> pug </w:t>
+      </w:r>
+      <w:proofErr w:type="spellStart"/>
+      <w:r>
+        <w:t>vexillologist</w:t>
+      </w:r>
+      <w:proofErr w:type="spellEnd"/>
+      <w:r>
+        <w:t xml:space="preserve"> affogato. Fanny pack </w:t>
+      </w:r>
+      <w:proofErr w:type="spellStart"/>
+      <w:r>
+        <w:t>palo</w:t>
+      </w:r>
+      <w:proofErr w:type="spellEnd"/>
+      <w:r>
         <w:t xml:space="preserve"> </w:t>
       </w:r>
       <w:proofErr w:type="spellStart"/>
       <w:r>
-        <w:t>jianbing</w:t>
-      </w:r>
-      <w:proofErr w:type="spellEnd"/>
-      <w:r>
-        <w:t xml:space="preserve">, locavore VHS salvia +1 vegan gluten-free </w:t>
-      </w:r>
-      <w:proofErr w:type="spellStart"/>
-      <w:r>
-        <w:t>kogi</w:t>
-      </w:r>
-      <w:proofErr w:type="spellEnd"/>
-      <w:r>
-        <w:t xml:space="preserve"> pug </w:t>
-      </w:r>
-      <w:proofErr w:type="spellStart"/>
-      <w:r>
-        <w:t>vexillologist</w:t>
+        <w:t>santo</w:t>
       </w:r>
       <w:proofErr w:type="spellEnd"/>
       <w:r>
@@ -2681,15 +2889,39 @@
       </w:r>
       <w:proofErr w:type="spellStart"/>
       <w:r>
-        <w:t>affogato</w:t>
-      </w:r>
-      <w:proofErr w:type="spellEnd"/>
-      <w:r>
-        <w:t xml:space="preserve">. Fanny pack </w:t>
-      </w:r>
-      <w:proofErr w:type="spellStart"/>
-      <w:r>
-        <w:t>palo</w:t>
+        <w:t>proident</w:t>
+      </w:r>
+      <w:proofErr w:type="spellEnd"/>
+      <w:r>
+        <w:t xml:space="preserve"> blog bespoke </w:t>
+      </w:r>
+      <w:proofErr w:type="spellStart"/>
+      <w:r>
+        <w:t>commodo</w:t>
+      </w:r>
+      <w:proofErr w:type="spellEnd"/>
+      <w:r>
+        <w:t xml:space="preserve"> tilde hammock </w:t>
+      </w:r>
+      <w:proofErr w:type="spellStart"/>
+      <w:r>
+        <w:t>taiyaki</w:t>
+      </w:r>
+      <w:proofErr w:type="spellEnd"/>
+      <w:r>
+        <w:t xml:space="preserve"> wayfarers gentrify. Cardigan ugh slow-carb, </w:t>
+      </w:r>
+      <w:proofErr w:type="spellStart"/>
+      <w:r>
+        <w:t>ea</w:t>
+      </w:r>
+      <w:proofErr w:type="spellEnd"/>
+      <w:r>
+        <w:t xml:space="preserve"> DIY hot chicken </w:t>
+      </w:r>
+      <w:proofErr w:type="spellStart"/>
+      <w:r>
+        <w:t>commodo</w:t>
       </w:r>
       <w:proofErr w:type="spellEnd"/>
       <w:r>
@@ -2697,7 +2929,23 @@
       </w:r>
       <w:proofErr w:type="spellStart"/>
       <w:r>
-        <w:t>santo</w:t>
+        <w:t>godard</w:t>
+      </w:r>
+      <w:proofErr w:type="spellEnd"/>
+      <w:r>
+        <w:t xml:space="preserve">. Lorem </w:t>
+      </w:r>
+      <w:proofErr w:type="spellStart"/>
+      <w:r>
+        <w:t>sint</w:t>
+      </w:r>
+      <w:proofErr w:type="spellEnd"/>
+      <w:r>
+        <w:t xml:space="preserve"> qui 3 wolf moon </w:t>
+      </w:r>
+      <w:proofErr w:type="spellStart"/>
+      <w:r>
+        <w:t>enim</w:t>
       </w:r>
       <w:proofErr w:type="spellEnd"/>
       <w:r>
@@ -2705,87 +2953,21 @@
       </w:r>
       <w:proofErr w:type="spellStart"/>
       <w:r>
-        <w:t>proident</w:t>
-      </w:r>
-      <w:proofErr w:type="spellEnd"/>
-      <w:r>
-        <w:t xml:space="preserve"> blog bespoke </w:t>
-      </w:r>
-      <w:proofErr w:type="spellStart"/>
-      <w:r>
-        <w:t>commodo</w:t>
-      </w:r>
-      <w:proofErr w:type="spellEnd"/>
-      <w:r>
-        <w:t xml:space="preserve"> tilde hammock </w:t>
-      </w:r>
-      <w:proofErr w:type="spellStart"/>
-      <w:r>
-        <w:t>taiyaki</w:t>
-      </w:r>
-      <w:proofErr w:type="spellEnd"/>
-      <w:r>
-        <w:t xml:space="preserve"> wayfarers gentrify. Cardigan ugh slow-carb, </w:t>
-      </w:r>
-      <w:proofErr w:type="spellStart"/>
-      <w:r>
-        <w:t>ea</w:t>
-      </w:r>
-      <w:proofErr w:type="spellEnd"/>
-      <w:r>
-        <w:t xml:space="preserve"> DIY hot chicken </w:t>
-      </w:r>
-      <w:proofErr w:type="spellStart"/>
-      <w:r>
-        <w:t>commodo</w:t>
+        <w:t>voluptate</w:t>
+      </w:r>
+      <w:proofErr w:type="spellEnd"/>
+      <w:r>
+        <w:t xml:space="preserve">, </w:t>
+      </w:r>
+      <w:proofErr w:type="spellStart"/>
+      <w:r>
+        <w:t>velit</w:t>
       </w:r>
       <w:proofErr w:type="spellEnd"/>
       <w:r>
         <w:t xml:space="preserve"> </w:t>
       </w:r>
       <w:proofErr w:type="spellStart"/>
-      <w:proofErr w:type="gramStart"/>
-      <w:r>
-        <w:t>godard</w:t>
-      </w:r>
-      <w:proofErr w:type="spellEnd"/>
-      <w:proofErr w:type="gramEnd"/>
-      <w:r>
-        <w:t xml:space="preserve">. Lorem </w:t>
-      </w:r>
-      <w:proofErr w:type="spellStart"/>
-      <w:r>
-        <w:t>sint</w:t>
-      </w:r>
-      <w:proofErr w:type="spellEnd"/>
-      <w:r>
-        <w:t xml:space="preserve"> qui 3 wolf moon </w:t>
-      </w:r>
-      <w:proofErr w:type="spellStart"/>
-      <w:r>
-        <w:t>enim</w:t>
-      </w:r>
-      <w:proofErr w:type="spellEnd"/>
-      <w:r>
-        <w:t xml:space="preserve"> </w:t>
-      </w:r>
-      <w:proofErr w:type="spellStart"/>
-      <w:r>
-        <w:t>voluptate</w:t>
-      </w:r>
-      <w:proofErr w:type="spellEnd"/>
-      <w:r>
-        <w:t xml:space="preserve">, </w:t>
-      </w:r>
-      <w:proofErr w:type="spellStart"/>
-      <w:r>
-        <w:t>velit</w:t>
-      </w:r>
-      <w:proofErr w:type="spellEnd"/>
-      <w:r>
-        <w:t xml:space="preserve"> </w:t>
-      </w:r>
-      <w:proofErr w:type="spellStart"/>
       <w:r>
         <w:t>veniam</w:t>
       </w:r>
@@ -2802,12 +2984,10 @@
         <w:t xml:space="preserve"> viral, </w:t>
       </w:r>
       <w:proofErr w:type="spellStart"/>
-      <w:proofErr w:type="gramStart"/>
       <w:r>
         <w:t>edison</w:t>
       </w:r>
       <w:proofErr w:type="spellEnd"/>
-      <w:proofErr w:type="gramEnd"/>
       <w:r>
         <w:t xml:space="preserve"> bulb </w:t>
       </w:r>
@@ -2817,15 +2997,7 @@
       </w:r>
       <w:proofErr w:type="spellEnd"/>
       <w:r>
-        <w:t xml:space="preserve"> </w:t>
-      </w:r>
-      <w:proofErr w:type="spellStart"/>
-      <w:r>
-        <w:t>jianbing</w:t>
-      </w:r>
-      <w:proofErr w:type="spellEnd"/>
-      <w:r>
-        <w:t>.</w:t>
+        <w:t xml:space="preserve"> jianbing.</w:t>
       </w:r>
     </w:p>
     <w:p>
@@ -2889,27 +3061,14 @@
       <w:r>
         <w:t xml:space="preserve">Figure </w:t>
       </w:r>
-      <w:r>
-        <w:fldChar w:fldCharType="begin"/>
-      </w:r>
-      <w:r>
-        <w:instrText xml:space="preserve"> SEQ Figure \* ARABIC </w:instrText>
-      </w:r>
-      <w:r>
-        <w:fldChar w:fldCharType="separate"/>
-      </w:r>
-      <w:r>
-        <w:rPr>
-          <w:noProof/>
-        </w:rPr>
-        <w:t>5</w:t>
-      </w:r>
-      <w:r>
-        <w:rPr>
-          <w:noProof/>
-        </w:rPr>
-        <w:fldChar w:fldCharType="end"/>
-      </w:r>
+      <w:fldSimple w:instr=" SEQ Figure \* ARABIC ">
+        <w:r>
+          <w:rPr>
+            <w:noProof/>
+          </w:rPr>
+          <w:t>5</w:t>
+        </w:r>
+      </w:fldSimple>
       <w:r>
         <w:t>: Stats Form</w:t>
       </w:r>
@@ -2943,27 +3102,35 @@
       </w:r>
       <w:proofErr w:type="spellEnd"/>
       <w:r>
+        <w:t xml:space="preserve"> jianbing, locavore VHS salvia +1 vegan gluten-free </w:t>
+      </w:r>
+      <w:proofErr w:type="spellStart"/>
+      <w:r>
+        <w:t>kogi</w:t>
+      </w:r>
+      <w:proofErr w:type="spellEnd"/>
+      <w:r>
+        <w:t xml:space="preserve"> pug </w:t>
+      </w:r>
+      <w:proofErr w:type="spellStart"/>
+      <w:r>
+        <w:t>vexillologist</w:t>
+      </w:r>
+      <w:proofErr w:type="spellEnd"/>
+      <w:r>
+        <w:t xml:space="preserve"> affogato. Fanny pack </w:t>
+      </w:r>
+      <w:proofErr w:type="spellStart"/>
+      <w:r>
+        <w:t>palo</w:t>
+      </w:r>
+      <w:proofErr w:type="spellEnd"/>
+      <w:r>
         <w:t xml:space="preserve"> </w:t>
       </w:r>
       <w:proofErr w:type="spellStart"/>
       <w:r>
-        <w:t>jianbing</w:t>
-      </w:r>
-      <w:proofErr w:type="spellEnd"/>
-      <w:r>
-        <w:t xml:space="preserve">, locavore VHS salvia +1 vegan gluten-free </w:t>
-      </w:r>
-      <w:proofErr w:type="spellStart"/>
-      <w:r>
-        <w:t>kogi</w:t>
-      </w:r>
-      <w:proofErr w:type="spellEnd"/>
-      <w:r>
-        <w:t xml:space="preserve"> pug </w:t>
-      </w:r>
-      <w:proofErr w:type="spellStart"/>
-      <w:r>
-        <w:t>vexillologist</w:t>
+        <w:t>santo</w:t>
       </w:r>
       <w:proofErr w:type="spellEnd"/>
       <w:r>
@@ -2971,15 +3138,39 @@
       </w:r>
       <w:proofErr w:type="spellStart"/>
       <w:r>
-        <w:t>affogato</w:t>
-      </w:r>
-      <w:proofErr w:type="spellEnd"/>
-      <w:r>
-        <w:t xml:space="preserve">. Fanny pack </w:t>
-      </w:r>
-      <w:proofErr w:type="spellStart"/>
-      <w:r>
-        <w:t>palo</w:t>
+        <w:t>proident</w:t>
+      </w:r>
+      <w:proofErr w:type="spellEnd"/>
+      <w:r>
+        <w:t xml:space="preserve"> blog bespoke </w:t>
+      </w:r>
+      <w:proofErr w:type="spellStart"/>
+      <w:r>
+        <w:t>commodo</w:t>
+      </w:r>
+      <w:proofErr w:type="spellEnd"/>
+      <w:r>
+        <w:t xml:space="preserve"> tilde hammock </w:t>
+      </w:r>
+      <w:proofErr w:type="spellStart"/>
+      <w:r>
+        <w:t>taiyaki</w:t>
+      </w:r>
+      <w:proofErr w:type="spellEnd"/>
+      <w:r>
+        <w:t xml:space="preserve"> wayfarers gentrify. Cardigan ugh slow-carb, </w:t>
+      </w:r>
+      <w:proofErr w:type="spellStart"/>
+      <w:r>
+        <w:t>ea</w:t>
+      </w:r>
+      <w:proofErr w:type="spellEnd"/>
+      <w:r>
+        <w:t xml:space="preserve"> DIY hot chicken </w:t>
+      </w:r>
+      <w:proofErr w:type="spellStart"/>
+      <w:r>
+        <w:t>commodo</w:t>
       </w:r>
       <w:proofErr w:type="spellEnd"/>
       <w:r>
@@ -2987,7 +3178,23 @@
       </w:r>
       <w:proofErr w:type="spellStart"/>
       <w:r>
-        <w:t>santo</w:t>
+        <w:t>godard</w:t>
+      </w:r>
+      <w:proofErr w:type="spellEnd"/>
+      <w:r>
+        <w:t xml:space="preserve">. Lorem </w:t>
+      </w:r>
+      <w:proofErr w:type="spellStart"/>
+      <w:r>
+        <w:t>sint</w:t>
+      </w:r>
+      <w:proofErr w:type="spellEnd"/>
+      <w:r>
+        <w:t xml:space="preserve"> qui 3 wolf moon </w:t>
+      </w:r>
+      <w:proofErr w:type="spellStart"/>
+      <w:r>
+        <w:t>enim</w:t>
       </w:r>
       <w:proofErr w:type="spellEnd"/>
       <w:r>
@@ -2995,87 +3202,21 @@
       </w:r>
       <w:proofErr w:type="spellStart"/>
       <w:r>
-        <w:t>proident</w:t>
-      </w:r>
-      <w:proofErr w:type="spellEnd"/>
-      <w:r>
-        <w:t xml:space="preserve"> blog bespoke </w:t>
-      </w:r>
-      <w:proofErr w:type="spellStart"/>
-      <w:r>
-        <w:t>commodo</w:t>
-      </w:r>
-      <w:proofErr w:type="spellEnd"/>
-      <w:r>
-        <w:t xml:space="preserve"> tilde hammock </w:t>
-      </w:r>
-      <w:proofErr w:type="spellStart"/>
-      <w:r>
-        <w:t>taiyaki</w:t>
-      </w:r>
-      <w:proofErr w:type="spellEnd"/>
-      <w:r>
-        <w:t xml:space="preserve"> wayfarers gentrify. Cardigan ugh slow-carb, </w:t>
-      </w:r>
-      <w:proofErr w:type="spellStart"/>
-      <w:r>
-        <w:t>ea</w:t>
-      </w:r>
-      <w:proofErr w:type="spellEnd"/>
-      <w:r>
-        <w:t xml:space="preserve"> DIY hot chicken </w:t>
-      </w:r>
-      <w:proofErr w:type="spellStart"/>
-      <w:r>
-        <w:t>commodo</w:t>
+        <w:t>voluptate</w:t>
+      </w:r>
+      <w:proofErr w:type="spellEnd"/>
+      <w:r>
+        <w:t xml:space="preserve">, </w:t>
+      </w:r>
+      <w:proofErr w:type="spellStart"/>
+      <w:r>
+        <w:t>velit</w:t>
       </w:r>
       <w:proofErr w:type="spellEnd"/>
       <w:r>
         <w:t xml:space="preserve"> </w:t>
       </w:r>
       <w:proofErr w:type="spellStart"/>
-      <w:proofErr w:type="gramStart"/>
-      <w:r>
-        <w:t>godard</w:t>
-      </w:r>
-      <w:proofErr w:type="spellEnd"/>
-      <w:proofErr w:type="gramEnd"/>
-      <w:r>
-        <w:t xml:space="preserve">. Lorem </w:t>
-      </w:r>
-      <w:proofErr w:type="spellStart"/>
-      <w:r>
-        <w:t>sint</w:t>
-      </w:r>
-      <w:proofErr w:type="spellEnd"/>
-      <w:r>
-        <w:t xml:space="preserve"> qui 3 wolf moon </w:t>
-      </w:r>
-      <w:proofErr w:type="spellStart"/>
-      <w:r>
-        <w:t>enim</w:t>
-      </w:r>
-      <w:proofErr w:type="spellEnd"/>
-      <w:r>
-        <w:t xml:space="preserve"> </w:t>
-      </w:r>
-      <w:proofErr w:type="spellStart"/>
-      <w:r>
-        <w:t>voluptate</w:t>
-      </w:r>
-      <w:proofErr w:type="spellEnd"/>
-      <w:r>
-        <w:t xml:space="preserve">, </w:t>
-      </w:r>
-      <w:proofErr w:type="spellStart"/>
-      <w:r>
-        <w:t>velit</w:t>
-      </w:r>
-      <w:proofErr w:type="spellEnd"/>
-      <w:r>
-        <w:t xml:space="preserve"> </w:t>
-      </w:r>
-      <w:proofErr w:type="spellStart"/>
       <w:r>
         <w:t>veniam</w:t>
       </w:r>
@@ -3092,12 +3233,10 @@
         <w:t xml:space="preserve"> viral, </w:t>
       </w:r>
       <w:proofErr w:type="spellStart"/>
-      <w:proofErr w:type="gramStart"/>
       <w:r>
         <w:t>edison</w:t>
       </w:r>
       <w:proofErr w:type="spellEnd"/>
-      <w:proofErr w:type="gramEnd"/>
       <w:r>
         <w:t xml:space="preserve"> bulb </w:t>
       </w:r>
@@ -3107,15 +3246,7 @@
       </w:r>
       <w:proofErr w:type="spellEnd"/>
       <w:r>
-        <w:t xml:space="preserve"> </w:t>
-      </w:r>
-      <w:proofErr w:type="spellStart"/>
-      <w:r>
-        <w:t>jianbing</w:t>
-      </w:r>
-      <w:proofErr w:type="spellEnd"/>
-      <w:r>
-        <w:t>.</w:t>
+        <w:t xml:space="preserve"> jianbing.</w:t>
       </w:r>
     </w:p>
     <w:p>
@@ -3225,27 +3356,14 @@
       <w:r>
         <w:t xml:space="preserve">Figure </w:t>
       </w:r>
-      <w:r>
-        <w:fldChar w:fldCharType="begin"/>
-      </w:r>
-      <w:r>
-        <w:instrText xml:space="preserve"> SEQ Figure \* ARABIC </w:instrText>
-      </w:r>
-      <w:r>
-        <w:fldChar w:fldCharType="separate"/>
-      </w:r>
-      <w:r>
-        <w:rPr>
-          <w:noProof/>
-        </w:rPr>
-        <w:t>6</w:t>
-      </w:r>
-      <w:r>
-        <w:rPr>
-          <w:noProof/>
-        </w:rPr>
-        <w:fldChar w:fldCharType="end"/>
-      </w:r>
+      <w:fldSimple w:instr=" SEQ Figure \* ARABIC ">
+        <w:r>
+          <w:rPr>
+            <w:noProof/>
+          </w:rPr>
+          <w:t>6</w:t>
+        </w:r>
+      </w:fldSimple>
       <w:r>
         <w:t>: Member search, blank and with results</w:t>
       </w:r>
@@ -3279,27 +3397,35 @@
       </w:r>
       <w:proofErr w:type="spellEnd"/>
       <w:r>
+        <w:t xml:space="preserve"> jianbing, locavore VHS salvia +1 vegan gluten-free </w:t>
+      </w:r>
+      <w:proofErr w:type="spellStart"/>
+      <w:r>
+        <w:t>kogi</w:t>
+      </w:r>
+      <w:proofErr w:type="spellEnd"/>
+      <w:r>
+        <w:t xml:space="preserve"> pug </w:t>
+      </w:r>
+      <w:proofErr w:type="spellStart"/>
+      <w:r>
+        <w:t>vexillologist</w:t>
+      </w:r>
+      <w:proofErr w:type="spellEnd"/>
+      <w:r>
+        <w:t xml:space="preserve"> affogato. Fanny pack </w:t>
+      </w:r>
+      <w:proofErr w:type="spellStart"/>
+      <w:r>
+        <w:t>palo</w:t>
+      </w:r>
+      <w:proofErr w:type="spellEnd"/>
+      <w:r>
         <w:t xml:space="preserve"> </w:t>
       </w:r>
       <w:proofErr w:type="spellStart"/>
       <w:r>
-        <w:t>jianbing</w:t>
-      </w:r>
-      <w:proofErr w:type="spellEnd"/>
-      <w:r>
-        <w:t xml:space="preserve">, locavore VHS salvia +1 vegan gluten-free </w:t>
-      </w:r>
-      <w:proofErr w:type="spellStart"/>
-      <w:r>
-        <w:t>kogi</w:t>
-      </w:r>
-      <w:proofErr w:type="spellEnd"/>
-      <w:r>
-        <w:t xml:space="preserve"> pug </w:t>
-      </w:r>
-      <w:proofErr w:type="spellStart"/>
-      <w:r>
-        <w:t>vexillologist</w:t>
+        <w:t>santo</w:t>
       </w:r>
       <w:proofErr w:type="spellEnd"/>
       <w:r>
@@ -3307,15 +3433,39 @@
       </w:r>
       <w:proofErr w:type="spellStart"/>
       <w:r>
-        <w:t>affogato</w:t>
-      </w:r>
-      <w:proofErr w:type="spellEnd"/>
-      <w:r>
-        <w:t xml:space="preserve">. Fanny pack </w:t>
-      </w:r>
-      <w:proofErr w:type="spellStart"/>
-      <w:r>
-        <w:t>palo</w:t>
+        <w:t>proident</w:t>
+      </w:r>
+      <w:proofErr w:type="spellEnd"/>
+      <w:r>
+        <w:t xml:space="preserve"> blog bespoke </w:t>
+      </w:r>
+      <w:proofErr w:type="spellStart"/>
+      <w:r>
+        <w:t>commodo</w:t>
+      </w:r>
+      <w:proofErr w:type="spellEnd"/>
+      <w:r>
+        <w:t xml:space="preserve"> tilde hammock </w:t>
+      </w:r>
+      <w:proofErr w:type="spellStart"/>
+      <w:r>
+        <w:t>taiyaki</w:t>
+      </w:r>
+      <w:proofErr w:type="spellEnd"/>
+      <w:r>
+        <w:t xml:space="preserve"> wayfarers gentrify. Cardigan ugh slow-carb, </w:t>
+      </w:r>
+      <w:proofErr w:type="spellStart"/>
+      <w:r>
+        <w:t>ea</w:t>
+      </w:r>
+      <w:proofErr w:type="spellEnd"/>
+      <w:r>
+        <w:t xml:space="preserve"> DIY hot chicken </w:t>
+      </w:r>
+      <w:proofErr w:type="spellStart"/>
+      <w:r>
+        <w:t>commodo</w:t>
       </w:r>
       <w:proofErr w:type="spellEnd"/>
       <w:r>
@@ -3323,7 +3473,23 @@
       </w:r>
       <w:proofErr w:type="spellStart"/>
       <w:r>
-        <w:t>santo</w:t>
+        <w:t>godard</w:t>
+      </w:r>
+      <w:proofErr w:type="spellEnd"/>
+      <w:r>
+        <w:t xml:space="preserve">. Lorem </w:t>
+      </w:r>
+      <w:proofErr w:type="spellStart"/>
+      <w:r>
+        <w:t>sint</w:t>
+      </w:r>
+      <w:proofErr w:type="spellEnd"/>
+      <w:r>
+        <w:t xml:space="preserve"> qui 3 wolf moon </w:t>
+      </w:r>
+      <w:proofErr w:type="spellStart"/>
+      <w:r>
+        <w:t>enim</w:t>
       </w:r>
       <w:proofErr w:type="spellEnd"/>
       <w:r>
@@ -3331,87 +3497,21 @@
       </w:r>
       <w:proofErr w:type="spellStart"/>
       <w:r>
-        <w:t>proident</w:t>
-      </w:r>
-      <w:proofErr w:type="spellEnd"/>
-      <w:r>
-        <w:t xml:space="preserve"> blog bespoke </w:t>
-      </w:r>
-      <w:proofErr w:type="spellStart"/>
-      <w:r>
-        <w:t>commodo</w:t>
-      </w:r>
-      <w:proofErr w:type="spellEnd"/>
-      <w:r>
-        <w:t xml:space="preserve"> tilde hammock </w:t>
-      </w:r>
-      <w:proofErr w:type="spellStart"/>
-      <w:r>
-        <w:t>taiyaki</w:t>
-      </w:r>
-      <w:proofErr w:type="spellEnd"/>
-      <w:r>
-        <w:t xml:space="preserve"> wayfarers gentrify. Cardigan ugh slow-carb, </w:t>
-      </w:r>
-      <w:proofErr w:type="spellStart"/>
-      <w:r>
-        <w:t>ea</w:t>
-      </w:r>
-      <w:proofErr w:type="spellEnd"/>
-      <w:r>
-        <w:t xml:space="preserve"> DIY hot chicken </w:t>
-      </w:r>
-      <w:proofErr w:type="spellStart"/>
-      <w:r>
-        <w:t>commodo</w:t>
+        <w:t>voluptate</w:t>
+      </w:r>
+      <w:proofErr w:type="spellEnd"/>
+      <w:r>
+        <w:t xml:space="preserve">, </w:t>
+      </w:r>
+      <w:proofErr w:type="spellStart"/>
+      <w:r>
+        <w:t>velit</w:t>
       </w:r>
       <w:proofErr w:type="spellEnd"/>
       <w:r>
         <w:t xml:space="preserve"> </w:t>
       </w:r>
       <w:proofErr w:type="spellStart"/>
-      <w:proofErr w:type="gramStart"/>
-      <w:r>
-        <w:t>godard</w:t>
-      </w:r>
-      <w:proofErr w:type="spellEnd"/>
-      <w:proofErr w:type="gramEnd"/>
-      <w:r>
-        <w:t xml:space="preserve">. Lorem </w:t>
-      </w:r>
-      <w:proofErr w:type="spellStart"/>
-      <w:r>
-        <w:t>sint</w:t>
-      </w:r>
-      <w:proofErr w:type="spellEnd"/>
-      <w:r>
-        <w:t xml:space="preserve"> qui 3 wolf moon </w:t>
-      </w:r>
-      <w:proofErr w:type="spellStart"/>
-      <w:r>
-        <w:t>enim</w:t>
-      </w:r>
-      <w:proofErr w:type="spellEnd"/>
-      <w:r>
-        <w:t xml:space="preserve"> </w:t>
-      </w:r>
-      <w:proofErr w:type="spellStart"/>
-      <w:r>
-        <w:t>voluptate</w:t>
-      </w:r>
-      <w:proofErr w:type="spellEnd"/>
-      <w:r>
-        <w:t xml:space="preserve">, </w:t>
-      </w:r>
-      <w:proofErr w:type="spellStart"/>
-      <w:r>
-        <w:t>velit</w:t>
-      </w:r>
-      <w:proofErr w:type="spellEnd"/>
-      <w:r>
-        <w:t xml:space="preserve"> </w:t>
-      </w:r>
-      <w:proofErr w:type="spellStart"/>
       <w:r>
         <w:t>veniam</w:t>
       </w:r>
@@ -3428,12 +3528,10 @@
         <w:t xml:space="preserve"> viral, </w:t>
       </w:r>
       <w:proofErr w:type="spellStart"/>
-      <w:proofErr w:type="gramStart"/>
       <w:r>
         <w:t>edison</w:t>
       </w:r>
       <w:proofErr w:type="spellEnd"/>
-      <w:proofErr w:type="gramEnd"/>
       <w:r>
         <w:t xml:space="preserve"> bulb </w:t>
       </w:r>
@@ -3443,15 +3541,7 @@
       </w:r>
       <w:proofErr w:type="spellEnd"/>
       <w:r>
-        <w:t xml:space="preserve"> </w:t>
-      </w:r>
-      <w:proofErr w:type="spellStart"/>
-      <w:r>
-        <w:t>jianbing</w:t>
-      </w:r>
-      <w:proofErr w:type="spellEnd"/>
-      <w:r>
-        <w:t>.</w:t>
+        <w:t xml:space="preserve"> jianbing.</w:t>
       </w:r>
     </w:p>
     <w:p>
@@ -3515,27 +3605,14 @@
       <w:r>
         <w:t xml:space="preserve">Figure </w:t>
       </w:r>
-      <w:r>
-        <w:fldChar w:fldCharType="begin"/>
-      </w:r>
-      <w:r>
-        <w:instrText xml:space="preserve"> SEQ Figure \* ARABIC </w:instrText>
-      </w:r>
-      <w:r>
-        <w:fldChar w:fldCharType="separate"/>
-      </w:r>
-      <w:r>
-        <w:rPr>
-          <w:noProof/>
-        </w:rPr>
-        <w:t>7</w:t>
-      </w:r>
-      <w:r>
-        <w:rPr>
-          <w:noProof/>
-        </w:rPr>
-        <w:fldChar w:fldCharType="end"/>
-      </w:r>
+      <w:fldSimple w:instr=" SEQ Figure \* ARABIC ">
+        <w:r>
+          <w:rPr>
+            <w:noProof/>
+          </w:rPr>
+          <w:t>7</w:t>
+        </w:r>
+      </w:fldSimple>
       <w:r>
         <w:t>: basic printer dialog</w:t>
       </w:r>
@@ -3569,27 +3646,35 @@
       </w:r>
       <w:proofErr w:type="spellEnd"/>
       <w:r>
+        <w:t xml:space="preserve"> jianbing, locavore VHS salvia +1 vegan gluten-free </w:t>
+      </w:r>
+      <w:proofErr w:type="spellStart"/>
+      <w:r>
+        <w:t>kogi</w:t>
+      </w:r>
+      <w:proofErr w:type="spellEnd"/>
+      <w:r>
+        <w:t xml:space="preserve"> pug </w:t>
+      </w:r>
+      <w:proofErr w:type="spellStart"/>
+      <w:r>
+        <w:t>vexillologist</w:t>
+      </w:r>
+      <w:proofErr w:type="spellEnd"/>
+      <w:r>
+        <w:t xml:space="preserve"> affogato. Fanny pack </w:t>
+      </w:r>
+      <w:proofErr w:type="spellStart"/>
+      <w:r>
+        <w:t>palo</w:t>
+      </w:r>
+      <w:proofErr w:type="spellEnd"/>
+      <w:r>
         <w:t xml:space="preserve"> </w:t>
       </w:r>
       <w:proofErr w:type="spellStart"/>
       <w:r>
-        <w:t>jianbing</w:t>
-      </w:r>
-      <w:proofErr w:type="spellEnd"/>
-      <w:r>
-        <w:t xml:space="preserve">, locavore VHS salvia +1 vegan gluten-free </w:t>
-      </w:r>
-      <w:proofErr w:type="spellStart"/>
-      <w:r>
-        <w:t>kogi</w:t>
-      </w:r>
-      <w:proofErr w:type="spellEnd"/>
-      <w:r>
-        <w:t xml:space="preserve"> pug </w:t>
-      </w:r>
-      <w:proofErr w:type="spellStart"/>
-      <w:r>
-        <w:t>vexillologist</w:t>
+        <w:t>santo</w:t>
       </w:r>
       <w:proofErr w:type="spellEnd"/>
       <w:r>
@@ -3597,15 +3682,39 @@
       </w:r>
       <w:proofErr w:type="spellStart"/>
       <w:r>
-        <w:t>affogato</w:t>
-      </w:r>
-      <w:proofErr w:type="spellEnd"/>
-      <w:r>
-        <w:t xml:space="preserve">. Fanny pack </w:t>
-      </w:r>
-      <w:proofErr w:type="spellStart"/>
-      <w:r>
-        <w:t>palo</w:t>
+        <w:t>proident</w:t>
+      </w:r>
+      <w:proofErr w:type="spellEnd"/>
+      <w:r>
+        <w:t xml:space="preserve"> blog bespoke </w:t>
+      </w:r>
+      <w:proofErr w:type="spellStart"/>
+      <w:r>
+        <w:t>commodo</w:t>
+      </w:r>
+      <w:proofErr w:type="spellEnd"/>
+      <w:r>
+        <w:t xml:space="preserve"> tilde hammock </w:t>
+      </w:r>
+      <w:proofErr w:type="spellStart"/>
+      <w:r>
+        <w:t>taiyaki</w:t>
+      </w:r>
+      <w:proofErr w:type="spellEnd"/>
+      <w:r>
+        <w:t xml:space="preserve"> wayfarers gentrify. Cardigan ugh slow-carb, </w:t>
+      </w:r>
+      <w:proofErr w:type="spellStart"/>
+      <w:r>
+        <w:t>ea</w:t>
+      </w:r>
+      <w:proofErr w:type="spellEnd"/>
+      <w:r>
+        <w:t xml:space="preserve"> DIY hot chicken </w:t>
+      </w:r>
+      <w:proofErr w:type="spellStart"/>
+      <w:r>
+        <w:t>commodo</w:t>
       </w:r>
       <w:proofErr w:type="spellEnd"/>
       <w:r>
@@ -3613,7 +3722,23 @@
       </w:r>
       <w:proofErr w:type="spellStart"/>
       <w:r>
-        <w:t>santo</w:t>
+        <w:t>godard</w:t>
+      </w:r>
+      <w:proofErr w:type="spellEnd"/>
+      <w:r>
+        <w:t xml:space="preserve">. Lorem </w:t>
+      </w:r>
+      <w:proofErr w:type="spellStart"/>
+      <w:r>
+        <w:t>sint</w:t>
+      </w:r>
+      <w:proofErr w:type="spellEnd"/>
+      <w:r>
+        <w:t xml:space="preserve"> qui 3 wolf moon </w:t>
+      </w:r>
+      <w:proofErr w:type="spellStart"/>
+      <w:r>
+        <w:t>enim</w:t>
       </w:r>
       <w:proofErr w:type="spellEnd"/>
       <w:r>
@@ -3621,87 +3746,21 @@
       </w:r>
       <w:proofErr w:type="spellStart"/>
       <w:r>
-        <w:t>proident</w:t>
-      </w:r>
-      <w:proofErr w:type="spellEnd"/>
-      <w:r>
-        <w:t xml:space="preserve"> blog bespoke </w:t>
-      </w:r>
-      <w:proofErr w:type="spellStart"/>
-      <w:r>
-        <w:t>commodo</w:t>
-      </w:r>
-      <w:proofErr w:type="spellEnd"/>
-      <w:r>
-        <w:t xml:space="preserve"> tilde hammock </w:t>
-      </w:r>
-      <w:proofErr w:type="spellStart"/>
-      <w:r>
-        <w:t>taiyaki</w:t>
-      </w:r>
-      <w:proofErr w:type="spellEnd"/>
-      <w:r>
-        <w:t xml:space="preserve"> wayfarers gentrify. Cardigan ugh slow-carb, </w:t>
-      </w:r>
-      <w:proofErr w:type="spellStart"/>
-      <w:r>
-        <w:t>ea</w:t>
-      </w:r>
-      <w:proofErr w:type="spellEnd"/>
-      <w:r>
-        <w:t xml:space="preserve"> DIY hot chicken </w:t>
-      </w:r>
-      <w:proofErr w:type="spellStart"/>
-      <w:r>
-        <w:t>commodo</w:t>
+        <w:t>voluptate</w:t>
+      </w:r>
+      <w:proofErr w:type="spellEnd"/>
+      <w:r>
+        <w:t xml:space="preserve">, </w:t>
+      </w:r>
+      <w:proofErr w:type="spellStart"/>
+      <w:r>
+        <w:t>velit</w:t>
       </w:r>
       <w:proofErr w:type="spellEnd"/>
       <w:r>
         <w:t xml:space="preserve"> </w:t>
       </w:r>
       <w:proofErr w:type="spellStart"/>
-      <w:proofErr w:type="gramStart"/>
-      <w:r>
-        <w:t>godard</w:t>
-      </w:r>
-      <w:proofErr w:type="spellEnd"/>
-      <w:proofErr w:type="gramEnd"/>
-      <w:r>
-        <w:t xml:space="preserve">. Lorem </w:t>
-      </w:r>
-      <w:proofErr w:type="spellStart"/>
-      <w:r>
-        <w:t>sint</w:t>
-      </w:r>
-      <w:proofErr w:type="spellEnd"/>
-      <w:r>
-        <w:t xml:space="preserve"> qui 3 wolf moon </w:t>
-      </w:r>
-      <w:proofErr w:type="spellStart"/>
-      <w:r>
-        <w:t>enim</w:t>
-      </w:r>
-      <w:proofErr w:type="spellEnd"/>
-      <w:r>
-        <w:t xml:space="preserve"> </w:t>
-      </w:r>
-      <w:proofErr w:type="spellStart"/>
-      <w:r>
-        <w:t>voluptate</w:t>
-      </w:r>
-      <w:proofErr w:type="spellEnd"/>
-      <w:r>
-        <w:t xml:space="preserve">, </w:t>
-      </w:r>
-      <w:proofErr w:type="spellStart"/>
-      <w:r>
-        <w:t>velit</w:t>
-      </w:r>
-      <w:proofErr w:type="spellEnd"/>
-      <w:r>
-        <w:t xml:space="preserve"> </w:t>
-      </w:r>
-      <w:proofErr w:type="spellStart"/>
       <w:r>
         <w:t>veniam</w:t>
       </w:r>
@@ -3718,12 +3777,10 @@
         <w:t xml:space="preserve"> viral, </w:t>
       </w:r>
       <w:proofErr w:type="spellStart"/>
-      <w:proofErr w:type="gramStart"/>
       <w:r>
         <w:t>edison</w:t>
       </w:r>
       <w:proofErr w:type="spellEnd"/>
-      <w:proofErr w:type="gramEnd"/>
       <w:r>
         <w:t xml:space="preserve"> bulb </w:t>
       </w:r>
@@ -3733,15 +3790,7 @@
       </w:r>
       <w:proofErr w:type="spellEnd"/>
       <w:r>
-        <w:t xml:space="preserve"> </w:t>
-      </w:r>
-      <w:proofErr w:type="spellStart"/>
-      <w:r>
-        <w:t>jianbing</w:t>
-      </w:r>
-      <w:proofErr w:type="spellEnd"/>
-      <w:r>
-        <w:t>.</w:t>
+        <w:t xml:space="preserve"> jianbing.</w:t>
       </w:r>
     </w:p>
     <w:p>
@@ -3805,27 +3854,14 @@
       <w:r>
         <w:t xml:space="preserve">Figure </w:t>
       </w:r>
-      <w:r>
-        <w:fldChar w:fldCharType="begin"/>
-      </w:r>
-      <w:r>
-        <w:instrText xml:space="preserve"> SEQ Figure \* ARABIC </w:instrText>
-      </w:r>
-      <w:r>
-        <w:fldChar w:fldCharType="separate"/>
-      </w:r>
-      <w:r>
-        <w:rPr>
-          <w:noProof/>
-        </w:rPr>
-        <w:t>8</w:t>
-      </w:r>
-      <w:r>
-        <w:rPr>
-          <w:noProof/>
-        </w:rPr>
-        <w:fldChar w:fldCharType="end"/>
-      </w:r>
+      <w:fldSimple w:instr=" SEQ Figure \* ARABIC ">
+        <w:r>
+          <w:rPr>
+            <w:noProof/>
+          </w:rPr>
+          <w:t>8</w:t>
+        </w:r>
+      </w:fldSimple>
       <w:r>
         <w:t>: Print Labels Dialog</w:t>
       </w:r>
@@ -3859,27 +3895,35 @@
       </w:r>
       <w:proofErr w:type="spellEnd"/>
       <w:r>
+        <w:t xml:space="preserve"> jianbing, locavore VHS salvia +1 vegan gluten-free </w:t>
+      </w:r>
+      <w:proofErr w:type="spellStart"/>
+      <w:r>
+        <w:t>kogi</w:t>
+      </w:r>
+      <w:proofErr w:type="spellEnd"/>
+      <w:r>
+        <w:t xml:space="preserve"> pug </w:t>
+      </w:r>
+      <w:proofErr w:type="spellStart"/>
+      <w:r>
+        <w:t>vexillologist</w:t>
+      </w:r>
+      <w:proofErr w:type="spellEnd"/>
+      <w:r>
+        <w:t xml:space="preserve"> affogato. Fanny pack </w:t>
+      </w:r>
+      <w:proofErr w:type="spellStart"/>
+      <w:r>
+        <w:t>palo</w:t>
+      </w:r>
+      <w:proofErr w:type="spellEnd"/>
+      <w:r>
         <w:t xml:space="preserve"> </w:t>
       </w:r>
       <w:proofErr w:type="spellStart"/>
       <w:r>
-        <w:t>jianbing</w:t>
-      </w:r>
-      <w:proofErr w:type="spellEnd"/>
-      <w:r>
-        <w:t xml:space="preserve">, locavore VHS salvia +1 vegan gluten-free </w:t>
-      </w:r>
-      <w:proofErr w:type="spellStart"/>
-      <w:r>
-        <w:t>kogi</w:t>
-      </w:r>
-      <w:proofErr w:type="spellEnd"/>
-      <w:r>
-        <w:t xml:space="preserve"> pug </w:t>
-      </w:r>
-      <w:proofErr w:type="spellStart"/>
-      <w:r>
-        <w:t>vexillologist</w:t>
+        <w:t>santo</w:t>
       </w:r>
       <w:proofErr w:type="spellEnd"/>
       <w:r>
@@ -3887,15 +3931,39 @@
       </w:r>
       <w:proofErr w:type="spellStart"/>
       <w:r>
-        <w:t>affogato</w:t>
-      </w:r>
-      <w:proofErr w:type="spellEnd"/>
-      <w:r>
-        <w:t xml:space="preserve">. Fanny pack </w:t>
-      </w:r>
-      <w:proofErr w:type="spellStart"/>
-      <w:r>
-        <w:t>palo</w:t>
+        <w:t>proident</w:t>
+      </w:r>
+      <w:proofErr w:type="spellEnd"/>
+      <w:r>
+        <w:t xml:space="preserve"> blog bespoke </w:t>
+      </w:r>
+      <w:proofErr w:type="spellStart"/>
+      <w:r>
+        <w:t>commodo</w:t>
+      </w:r>
+      <w:proofErr w:type="spellEnd"/>
+      <w:r>
+        <w:t xml:space="preserve"> tilde hammock </w:t>
+      </w:r>
+      <w:proofErr w:type="spellStart"/>
+      <w:r>
+        <w:t>taiyaki</w:t>
+      </w:r>
+      <w:proofErr w:type="spellEnd"/>
+      <w:r>
+        <w:t xml:space="preserve"> wayfarers gentrify. Cardigan ugh slow-carb, </w:t>
+      </w:r>
+      <w:proofErr w:type="spellStart"/>
+      <w:r>
+        <w:t>ea</w:t>
+      </w:r>
+      <w:proofErr w:type="spellEnd"/>
+      <w:r>
+        <w:t xml:space="preserve"> DIY hot chicken </w:t>
+      </w:r>
+      <w:proofErr w:type="spellStart"/>
+      <w:r>
+        <w:t>commodo</w:t>
       </w:r>
       <w:proofErr w:type="spellEnd"/>
       <w:r>
@@ -3903,7 +3971,23 @@
       </w:r>
       <w:proofErr w:type="spellStart"/>
       <w:r>
-        <w:t>santo</w:t>
+        <w:t>godard</w:t>
+      </w:r>
+      <w:proofErr w:type="spellEnd"/>
+      <w:r>
+        <w:t xml:space="preserve">. Lorem </w:t>
+      </w:r>
+      <w:proofErr w:type="spellStart"/>
+      <w:r>
+        <w:t>sint</w:t>
+      </w:r>
+      <w:proofErr w:type="spellEnd"/>
+      <w:r>
+        <w:t xml:space="preserve"> qui 3 wolf moon </w:t>
+      </w:r>
+      <w:proofErr w:type="spellStart"/>
+      <w:r>
+        <w:t>enim</w:t>
       </w:r>
       <w:proofErr w:type="spellEnd"/>
       <w:r>
@@ -3911,87 +3995,21 @@
       </w:r>
       <w:proofErr w:type="spellStart"/>
       <w:r>
-        <w:t>proident</w:t>
-      </w:r>
-      <w:proofErr w:type="spellEnd"/>
-      <w:r>
-        <w:t xml:space="preserve"> blog bespoke </w:t>
-      </w:r>
-      <w:proofErr w:type="spellStart"/>
-      <w:r>
-        <w:t>commodo</w:t>
-      </w:r>
-      <w:proofErr w:type="spellEnd"/>
-      <w:r>
-        <w:t xml:space="preserve"> tilde hammock </w:t>
-      </w:r>
-      <w:proofErr w:type="spellStart"/>
-      <w:r>
-        <w:t>taiyaki</w:t>
-      </w:r>
-      <w:proofErr w:type="spellEnd"/>
-      <w:r>
-        <w:t xml:space="preserve"> wayfarers gentrify. Cardigan ugh slow-carb, </w:t>
-      </w:r>
-      <w:proofErr w:type="spellStart"/>
-      <w:r>
-        <w:t>ea</w:t>
-      </w:r>
-      <w:proofErr w:type="spellEnd"/>
-      <w:r>
-        <w:t xml:space="preserve"> DIY hot chicken </w:t>
-      </w:r>
-      <w:proofErr w:type="spellStart"/>
-      <w:r>
-        <w:t>commodo</w:t>
+        <w:t>voluptate</w:t>
+      </w:r>
+      <w:proofErr w:type="spellEnd"/>
+      <w:r>
+        <w:t xml:space="preserve">, </w:t>
+      </w:r>
+      <w:proofErr w:type="spellStart"/>
+      <w:r>
+        <w:t>velit</w:t>
       </w:r>
       <w:proofErr w:type="spellEnd"/>
       <w:r>
         <w:t xml:space="preserve"> </w:t>
       </w:r>
       <w:proofErr w:type="spellStart"/>
-      <w:proofErr w:type="gramStart"/>
-      <w:r>
-        <w:t>godard</w:t>
-      </w:r>
-      <w:proofErr w:type="spellEnd"/>
-      <w:proofErr w:type="gramEnd"/>
-      <w:r>
-        <w:t xml:space="preserve">. Lorem </w:t>
-      </w:r>
-      <w:proofErr w:type="spellStart"/>
-      <w:r>
-        <w:t>sint</w:t>
-      </w:r>
-      <w:proofErr w:type="spellEnd"/>
-      <w:r>
-        <w:t xml:space="preserve"> qui 3 wolf moon </w:t>
-      </w:r>
-      <w:proofErr w:type="spellStart"/>
-      <w:r>
-        <w:t>enim</w:t>
-      </w:r>
-      <w:proofErr w:type="spellEnd"/>
-      <w:r>
-        <w:t xml:space="preserve"> </w:t>
-      </w:r>
-      <w:proofErr w:type="spellStart"/>
-      <w:r>
-        <w:t>voluptate</w:t>
-      </w:r>
-      <w:proofErr w:type="spellEnd"/>
-      <w:r>
-        <w:t xml:space="preserve">, </w:t>
-      </w:r>
-      <w:proofErr w:type="spellStart"/>
-      <w:r>
-        <w:t>velit</w:t>
-      </w:r>
-      <w:proofErr w:type="spellEnd"/>
-      <w:r>
-        <w:t xml:space="preserve"> </w:t>
-      </w:r>
-      <w:proofErr w:type="spellStart"/>
       <w:r>
         <w:t>veniam</w:t>
       </w:r>
@@ -4008,12 +4026,10 @@
         <w:t xml:space="preserve"> viral, </w:t>
       </w:r>
       <w:proofErr w:type="spellStart"/>
-      <w:proofErr w:type="gramStart"/>
       <w:r>
         <w:t>edison</w:t>
       </w:r>
       <w:proofErr w:type="spellEnd"/>
-      <w:proofErr w:type="gramEnd"/>
       <w:r>
         <w:t xml:space="preserve"> bulb </w:t>
       </w:r>
@@ -4023,15 +4039,7 @@
       </w:r>
       <w:proofErr w:type="spellEnd"/>
       <w:r>
-        <w:t xml:space="preserve"> </w:t>
-      </w:r>
-      <w:proofErr w:type="spellStart"/>
-      <w:r>
-        <w:t>jianbing</w:t>
-      </w:r>
-      <w:proofErr w:type="spellEnd"/>
-      <w:r>
-        <w:t>.</w:t>
+        <w:t xml:space="preserve"> jianbing.</w:t>
       </w:r>
     </w:p>
     <w:p>
@@ -4095,27 +4103,14 @@
       <w:r>
         <w:t xml:space="preserve">Figure </w:t>
       </w:r>
-      <w:r>
-        <w:fldChar w:fldCharType="begin"/>
-      </w:r>
-      <w:r>
-        <w:instrText xml:space="preserve"> SEQ Figure \* ARABIC </w:instrText>
-      </w:r>
-      <w:r>
-        <w:fldChar w:fldCharType="separate"/>
-      </w:r>
-      <w:r>
-        <w:rPr>
-          <w:noProof/>
-        </w:rPr>
-        <w:t>9</w:t>
-      </w:r>
-      <w:r>
-        <w:rPr>
-          <w:noProof/>
-        </w:rPr>
-        <w:fldChar w:fldCharType="end"/>
-      </w:r>
+      <w:fldSimple w:instr=" SEQ Figure \* ARABIC ">
+        <w:r>
+          <w:rPr>
+            <w:noProof/>
+          </w:rPr>
+          <w:t>9</w:t>
+        </w:r>
+      </w:fldSimple>
       <w:r>
         <w:t>: Importing existing player information</w:t>
       </w:r>
@@ -4158,27 +4153,35 @@
       </w:r>
       <w:proofErr w:type="spellEnd"/>
       <w:r>
+        <w:t xml:space="preserve"> jianbing, locavore VHS salvia +1 vegan gluten-free </w:t>
+      </w:r>
+      <w:proofErr w:type="spellStart"/>
+      <w:r>
+        <w:t>kogi</w:t>
+      </w:r>
+      <w:proofErr w:type="spellEnd"/>
+      <w:r>
+        <w:t xml:space="preserve"> pug </w:t>
+      </w:r>
+      <w:proofErr w:type="spellStart"/>
+      <w:r>
+        <w:t>vexillologist</w:t>
+      </w:r>
+      <w:proofErr w:type="spellEnd"/>
+      <w:r>
+        <w:t xml:space="preserve"> affogato. Fanny pack </w:t>
+      </w:r>
+      <w:proofErr w:type="spellStart"/>
+      <w:r>
+        <w:t>palo</w:t>
+      </w:r>
+      <w:proofErr w:type="spellEnd"/>
+      <w:r>
         <w:t xml:space="preserve"> </w:t>
       </w:r>
       <w:proofErr w:type="spellStart"/>
       <w:r>
-        <w:t>jianbing</w:t>
-      </w:r>
-      <w:proofErr w:type="spellEnd"/>
-      <w:r>
-        <w:t xml:space="preserve">, locavore VHS salvia +1 vegan gluten-free </w:t>
-      </w:r>
-      <w:proofErr w:type="spellStart"/>
-      <w:r>
-        <w:t>kogi</w:t>
-      </w:r>
-      <w:proofErr w:type="spellEnd"/>
-      <w:r>
-        <w:t xml:space="preserve"> pug </w:t>
-      </w:r>
-      <w:proofErr w:type="spellStart"/>
-      <w:r>
-        <w:t>vexillologist</w:t>
+        <w:t>santo</w:t>
       </w:r>
       <w:proofErr w:type="spellEnd"/>
       <w:r>
@@ -4186,15 +4189,39 @@
       </w:r>
       <w:proofErr w:type="spellStart"/>
       <w:r>
-        <w:t>affogato</w:t>
-      </w:r>
-      <w:proofErr w:type="spellEnd"/>
-      <w:r>
-        <w:t xml:space="preserve">. Fanny pack </w:t>
-      </w:r>
-      <w:proofErr w:type="spellStart"/>
-      <w:r>
-        <w:t>palo</w:t>
+        <w:t>proident</w:t>
+      </w:r>
+      <w:proofErr w:type="spellEnd"/>
+      <w:r>
+        <w:t xml:space="preserve"> blog bespoke </w:t>
+      </w:r>
+      <w:proofErr w:type="spellStart"/>
+      <w:r>
+        <w:t>commodo</w:t>
+      </w:r>
+      <w:proofErr w:type="spellEnd"/>
+      <w:r>
+        <w:t xml:space="preserve"> tilde hammock </w:t>
+      </w:r>
+      <w:proofErr w:type="spellStart"/>
+      <w:r>
+        <w:t>taiyaki</w:t>
+      </w:r>
+      <w:proofErr w:type="spellEnd"/>
+      <w:r>
+        <w:t xml:space="preserve"> wayfarers gentrify. Cardigan ugh slow-carb, </w:t>
+      </w:r>
+      <w:proofErr w:type="spellStart"/>
+      <w:r>
+        <w:t>ea</w:t>
+      </w:r>
+      <w:proofErr w:type="spellEnd"/>
+      <w:r>
+        <w:t xml:space="preserve"> DIY hot chicken </w:t>
+      </w:r>
+      <w:proofErr w:type="spellStart"/>
+      <w:r>
+        <w:t>commodo</w:t>
       </w:r>
       <w:proofErr w:type="spellEnd"/>
       <w:r>
@@ -4202,7 +4229,23 @@
       </w:r>
       <w:proofErr w:type="spellStart"/>
       <w:r>
-        <w:t>santo</w:t>
+        <w:t>godard</w:t>
+      </w:r>
+      <w:proofErr w:type="spellEnd"/>
+      <w:r>
+        <w:t xml:space="preserve">. Lorem </w:t>
+      </w:r>
+      <w:proofErr w:type="spellStart"/>
+      <w:r>
+        <w:t>sint</w:t>
+      </w:r>
+      <w:proofErr w:type="spellEnd"/>
+      <w:r>
+        <w:t xml:space="preserve"> qui 3 wolf moon </w:t>
+      </w:r>
+      <w:proofErr w:type="spellStart"/>
+      <w:r>
+        <w:t>enim</w:t>
       </w:r>
       <w:proofErr w:type="spellEnd"/>
       <w:r>
@@ -4210,87 +4253,21 @@
       </w:r>
       <w:proofErr w:type="spellStart"/>
       <w:r>
-        <w:t>proident</w:t>
-      </w:r>
-      <w:proofErr w:type="spellEnd"/>
-      <w:r>
-        <w:t xml:space="preserve"> blog bespoke </w:t>
-      </w:r>
-      <w:proofErr w:type="spellStart"/>
-      <w:r>
-        <w:t>commodo</w:t>
-      </w:r>
-      <w:proofErr w:type="spellEnd"/>
-      <w:r>
-        <w:t xml:space="preserve"> tilde hammock </w:t>
-      </w:r>
-      <w:proofErr w:type="spellStart"/>
-      <w:r>
-        <w:t>taiyaki</w:t>
-      </w:r>
-      <w:proofErr w:type="spellEnd"/>
-      <w:r>
-        <w:t xml:space="preserve"> wayfarers gentrify. Cardigan ugh slow-carb, </w:t>
-      </w:r>
-      <w:proofErr w:type="spellStart"/>
-      <w:r>
-        <w:t>ea</w:t>
-      </w:r>
-      <w:proofErr w:type="spellEnd"/>
-      <w:r>
-        <w:t xml:space="preserve"> DIY hot chicken </w:t>
-      </w:r>
-      <w:proofErr w:type="spellStart"/>
-      <w:r>
-        <w:t>commodo</w:t>
+        <w:t>voluptate</w:t>
+      </w:r>
+      <w:proofErr w:type="spellEnd"/>
+      <w:r>
+        <w:t xml:space="preserve">, </w:t>
+      </w:r>
+      <w:proofErr w:type="spellStart"/>
+      <w:r>
+        <w:t>velit</w:t>
       </w:r>
       <w:proofErr w:type="spellEnd"/>
       <w:r>
         <w:t xml:space="preserve"> </w:t>
       </w:r>
       <w:proofErr w:type="spellStart"/>
-      <w:proofErr w:type="gramStart"/>
-      <w:r>
-        <w:t>godard</w:t>
-      </w:r>
-      <w:proofErr w:type="spellEnd"/>
-      <w:proofErr w:type="gramEnd"/>
-      <w:r>
-        <w:t xml:space="preserve">. Lorem </w:t>
-      </w:r>
-      <w:proofErr w:type="spellStart"/>
-      <w:r>
-        <w:t>sint</w:t>
-      </w:r>
-      <w:proofErr w:type="spellEnd"/>
-      <w:r>
-        <w:t xml:space="preserve"> qui 3 wolf moon </w:t>
-      </w:r>
-      <w:proofErr w:type="spellStart"/>
-      <w:r>
-        <w:t>enim</w:t>
-      </w:r>
-      <w:proofErr w:type="spellEnd"/>
-      <w:r>
-        <w:t xml:space="preserve"> </w:t>
-      </w:r>
-      <w:proofErr w:type="spellStart"/>
-      <w:r>
-        <w:t>voluptate</w:t>
-      </w:r>
-      <w:proofErr w:type="spellEnd"/>
-      <w:r>
-        <w:t xml:space="preserve">, </w:t>
-      </w:r>
-      <w:proofErr w:type="spellStart"/>
-      <w:r>
-        <w:t>velit</w:t>
-      </w:r>
-      <w:proofErr w:type="spellEnd"/>
-      <w:r>
-        <w:t xml:space="preserve"> </w:t>
-      </w:r>
-      <w:proofErr w:type="spellStart"/>
       <w:r>
         <w:t>veniam</w:t>
       </w:r>
@@ -4307,12 +4284,10 @@
         <w:t xml:space="preserve"> viral, </w:t>
       </w:r>
       <w:proofErr w:type="spellStart"/>
-      <w:proofErr w:type="gramStart"/>
       <w:r>
         <w:t>edison</w:t>
       </w:r>
       <w:proofErr w:type="spellEnd"/>
-      <w:proofErr w:type="gramEnd"/>
       <w:r>
         <w:t xml:space="preserve"> bulb </w:t>
       </w:r>
@@ -4322,15 +4297,7 @@
       </w:r>
       <w:proofErr w:type="spellEnd"/>
       <w:r>
-        <w:t xml:space="preserve"> </w:t>
-      </w:r>
-      <w:proofErr w:type="spellStart"/>
-      <w:r>
-        <w:t>jianbing</w:t>
-      </w:r>
-      <w:proofErr w:type="spellEnd"/>
-      <w:r>
-        <w:t>.</w:t>
+        <w:t xml:space="preserve"> jianbing.</w:t>
       </w:r>
     </w:p>
     <w:p>
@@ -4401,27 +4368,14 @@
       <w:r>
         <w:t xml:space="preserve">Figure </w:t>
       </w:r>
-      <w:r>
-        <w:fldChar w:fldCharType="begin"/>
-      </w:r>
-      <w:r>
-        <w:instrText xml:space="preserve"> SEQ Figure \* ARABIC </w:instrText>
-      </w:r>
-      <w:r>
-        <w:fldChar w:fldCharType="separate"/>
-      </w:r>
-      <w:r>
-        <w:rPr>
-          <w:noProof/>
-        </w:rPr>
-        <w:t>10</w:t>
-      </w:r>
-      <w:r>
-        <w:rPr>
-          <w:noProof/>
-        </w:rPr>
-        <w:fldChar w:fldCharType="end"/>
-      </w:r>
+      <w:fldSimple w:instr=" SEQ Figure \* ARABIC ">
+        <w:r>
+          <w:rPr>
+            <w:noProof/>
+          </w:rPr>
+          <w:t>10</w:t>
+        </w:r>
+      </w:fldSimple>
       <w:r>
         <w:t>: Member Scores</w:t>
       </w:r>
@@ -4455,27 +4409,35 @@
       </w:r>
       <w:proofErr w:type="spellEnd"/>
       <w:r>
+        <w:t xml:space="preserve"> jianbing, locavore VHS salvia +1 vegan gluten-free </w:t>
+      </w:r>
+      <w:proofErr w:type="spellStart"/>
+      <w:r>
+        <w:t>kogi</w:t>
+      </w:r>
+      <w:proofErr w:type="spellEnd"/>
+      <w:r>
+        <w:t xml:space="preserve"> pug </w:t>
+      </w:r>
+      <w:proofErr w:type="spellStart"/>
+      <w:r>
+        <w:t>vexillologist</w:t>
+      </w:r>
+      <w:proofErr w:type="spellEnd"/>
+      <w:r>
+        <w:t xml:space="preserve"> affogato. Fanny pack </w:t>
+      </w:r>
+      <w:proofErr w:type="spellStart"/>
+      <w:r>
+        <w:t>palo</w:t>
+      </w:r>
+      <w:proofErr w:type="spellEnd"/>
+      <w:r>
         <w:t xml:space="preserve"> </w:t>
       </w:r>
       <w:proofErr w:type="spellStart"/>
       <w:r>
-        <w:t>jianbing</w:t>
-      </w:r>
-      <w:proofErr w:type="spellEnd"/>
-      <w:r>
-        <w:t xml:space="preserve">, locavore VHS salvia +1 vegan gluten-free </w:t>
-      </w:r>
-      <w:proofErr w:type="spellStart"/>
-      <w:r>
-        <w:t>kogi</w:t>
-      </w:r>
-      <w:proofErr w:type="spellEnd"/>
-      <w:r>
-        <w:t xml:space="preserve"> pug </w:t>
-      </w:r>
-      <w:proofErr w:type="spellStart"/>
-      <w:r>
-        <w:t>vexillologist</w:t>
+        <w:t>santo</w:t>
       </w:r>
       <w:proofErr w:type="spellEnd"/>
       <w:r>
@@ -4483,15 +4445,39 @@
       </w:r>
       <w:proofErr w:type="spellStart"/>
       <w:r>
-        <w:t>affogato</w:t>
-      </w:r>
-      <w:proofErr w:type="spellEnd"/>
-      <w:r>
-        <w:t xml:space="preserve">. Fanny pack </w:t>
-      </w:r>
-      <w:proofErr w:type="spellStart"/>
-      <w:r>
-        <w:t>palo</w:t>
+        <w:t>proident</w:t>
+      </w:r>
+      <w:proofErr w:type="spellEnd"/>
+      <w:r>
+        <w:t xml:space="preserve"> blog bespoke </w:t>
+      </w:r>
+      <w:proofErr w:type="spellStart"/>
+      <w:r>
+        <w:t>commodo</w:t>
+      </w:r>
+      <w:proofErr w:type="spellEnd"/>
+      <w:r>
+        <w:t xml:space="preserve"> tilde hammock </w:t>
+      </w:r>
+      <w:proofErr w:type="spellStart"/>
+      <w:r>
+        <w:t>taiyaki</w:t>
+      </w:r>
+      <w:proofErr w:type="spellEnd"/>
+      <w:r>
+        <w:t xml:space="preserve"> wayfarers gentrify. Cardigan ugh slow-carb, </w:t>
+      </w:r>
+      <w:proofErr w:type="spellStart"/>
+      <w:r>
+        <w:t>ea</w:t>
+      </w:r>
+      <w:proofErr w:type="spellEnd"/>
+      <w:r>
+        <w:t xml:space="preserve"> DIY hot chicken </w:t>
+      </w:r>
+      <w:proofErr w:type="spellStart"/>
+      <w:r>
+        <w:t>commodo</w:t>
       </w:r>
       <w:proofErr w:type="spellEnd"/>
       <w:r>
@@ -4499,7 +4485,23 @@
       </w:r>
       <w:proofErr w:type="spellStart"/>
       <w:r>
-        <w:t>santo</w:t>
+        <w:t>godard</w:t>
+      </w:r>
+      <w:proofErr w:type="spellEnd"/>
+      <w:r>
+        <w:t xml:space="preserve">. Lorem </w:t>
+      </w:r>
+      <w:proofErr w:type="spellStart"/>
+      <w:r>
+        <w:t>sint</w:t>
+      </w:r>
+      <w:proofErr w:type="spellEnd"/>
+      <w:r>
+        <w:t xml:space="preserve"> qui 3 wolf moon </w:t>
+      </w:r>
+      <w:proofErr w:type="spellStart"/>
+      <w:r>
+        <w:t>enim</w:t>
       </w:r>
       <w:proofErr w:type="spellEnd"/>
       <w:r>
@@ -4507,87 +4509,21 @@
       </w:r>
       <w:proofErr w:type="spellStart"/>
       <w:r>
-        <w:t>proident</w:t>
-      </w:r>
-      <w:proofErr w:type="spellEnd"/>
-      <w:r>
-        <w:t xml:space="preserve"> blog bespoke </w:t>
-      </w:r>
-      <w:proofErr w:type="spellStart"/>
-      <w:r>
-        <w:t>commodo</w:t>
-      </w:r>
-      <w:proofErr w:type="spellEnd"/>
-      <w:r>
-        <w:t xml:space="preserve"> tilde hammock </w:t>
-      </w:r>
-      <w:proofErr w:type="spellStart"/>
-      <w:r>
-        <w:t>taiyaki</w:t>
-      </w:r>
-      <w:proofErr w:type="spellEnd"/>
-      <w:r>
-        <w:t xml:space="preserve"> wayfarers gentrify. Cardigan ugh slow-carb, </w:t>
-      </w:r>
-      <w:proofErr w:type="spellStart"/>
-      <w:r>
-        <w:t>ea</w:t>
-      </w:r>
-      <w:proofErr w:type="spellEnd"/>
-      <w:r>
-        <w:t xml:space="preserve"> DIY hot chicken </w:t>
-      </w:r>
-      <w:proofErr w:type="spellStart"/>
-      <w:r>
-        <w:t>commodo</w:t>
+        <w:t>voluptate</w:t>
+      </w:r>
+      <w:proofErr w:type="spellEnd"/>
+      <w:r>
+        <w:t xml:space="preserve">, </w:t>
+      </w:r>
+      <w:proofErr w:type="spellStart"/>
+      <w:r>
+        <w:t>velit</w:t>
       </w:r>
       <w:proofErr w:type="spellEnd"/>
       <w:r>
         <w:t xml:space="preserve"> </w:t>
       </w:r>
       <w:proofErr w:type="spellStart"/>
-      <w:proofErr w:type="gramStart"/>
-      <w:r>
-        <w:t>godard</w:t>
-      </w:r>
-      <w:proofErr w:type="spellEnd"/>
-      <w:proofErr w:type="gramEnd"/>
-      <w:r>
-        <w:t xml:space="preserve">. Lorem </w:t>
-      </w:r>
-      <w:proofErr w:type="spellStart"/>
-      <w:r>
-        <w:t>sint</w:t>
-      </w:r>
-      <w:proofErr w:type="spellEnd"/>
-      <w:r>
-        <w:t xml:space="preserve"> qui 3 wolf moon </w:t>
-      </w:r>
-      <w:proofErr w:type="spellStart"/>
-      <w:r>
-        <w:t>enim</w:t>
-      </w:r>
-      <w:proofErr w:type="spellEnd"/>
-      <w:r>
-        <w:t xml:space="preserve"> </w:t>
-      </w:r>
-      <w:proofErr w:type="spellStart"/>
-      <w:r>
-        <w:t>voluptate</w:t>
-      </w:r>
-      <w:proofErr w:type="spellEnd"/>
-      <w:r>
-        <w:t xml:space="preserve">, </w:t>
-      </w:r>
-      <w:proofErr w:type="spellStart"/>
-      <w:r>
-        <w:t>velit</w:t>
-      </w:r>
-      <w:proofErr w:type="spellEnd"/>
-      <w:r>
-        <w:t xml:space="preserve"> </w:t>
-      </w:r>
-      <w:proofErr w:type="spellStart"/>
       <w:r>
         <w:t>veniam</w:t>
       </w:r>
@@ -4604,12 +4540,10 @@
         <w:t xml:space="preserve"> viral, </w:t>
       </w:r>
       <w:proofErr w:type="spellStart"/>
-      <w:proofErr w:type="gramStart"/>
       <w:r>
         <w:t>edison</w:t>
       </w:r>
       <w:proofErr w:type="spellEnd"/>
-      <w:proofErr w:type="gramEnd"/>
       <w:r>
         <w:t xml:space="preserve"> bulb </w:t>
       </w:r>
@@ -4619,15 +4553,7 @@
       </w:r>
       <w:proofErr w:type="spellEnd"/>
       <w:r>
-        <w:t xml:space="preserve"> </w:t>
-      </w:r>
-      <w:proofErr w:type="spellStart"/>
-      <w:r>
-        <w:t>jianbing</w:t>
-      </w:r>
-      <w:proofErr w:type="spellEnd"/>
-      <w:r>
-        <w:t>.</w:t>
+        <w:t xml:space="preserve"> jianbing.</w:t>
       </w:r>
     </w:p>
     <w:p>
@@ -4691,27 +4617,14 @@
       <w:r>
         <w:t xml:space="preserve">Figure </w:t>
       </w:r>
-      <w:r>
-        <w:fldChar w:fldCharType="begin"/>
-      </w:r>
-      <w:r>
-        <w:instrText xml:space="preserve"> SEQ Figure \* ARABIC </w:instrText>
-      </w:r>
-      <w:r>
-        <w:fldChar w:fldCharType="separate"/>
-      </w:r>
-      <w:r>
-        <w:rPr>
-          <w:noProof/>
-        </w:rPr>
-        <w:t>11</w:t>
-      </w:r>
-      <w:r>
-        <w:rPr>
-          <w:noProof/>
-        </w:rPr>
-        <w:fldChar w:fldCharType="end"/>
-      </w:r>
+      <w:fldSimple w:instr=" SEQ Figure \* ARABIC ">
+        <w:r>
+          <w:rPr>
+            <w:noProof/>
+          </w:rPr>
+          <w:t>11</w:t>
+        </w:r>
+      </w:fldSimple>
       <w:r>
         <w:t>: Tournament Stats Form</w:t>
       </w:r>
@@ -4758,27 +4671,35 @@
       </w:r>
       <w:proofErr w:type="spellEnd"/>
       <w:r>
+        <w:t xml:space="preserve"> jianbing, locavore VHS salvia +1 vegan gluten-free </w:t>
+      </w:r>
+      <w:proofErr w:type="spellStart"/>
+      <w:r>
+        <w:t>kogi</w:t>
+      </w:r>
+      <w:proofErr w:type="spellEnd"/>
+      <w:r>
+        <w:t xml:space="preserve"> pug </w:t>
+      </w:r>
+      <w:proofErr w:type="spellStart"/>
+      <w:r>
+        <w:t>vexillologist</w:t>
+      </w:r>
+      <w:proofErr w:type="spellEnd"/>
+      <w:r>
+        <w:t xml:space="preserve"> affogato. Fanny pack </w:t>
+      </w:r>
+      <w:proofErr w:type="spellStart"/>
+      <w:r>
+        <w:t>palo</w:t>
+      </w:r>
+      <w:proofErr w:type="spellEnd"/>
+      <w:r>
         <w:t xml:space="preserve"> </w:t>
       </w:r>
       <w:proofErr w:type="spellStart"/>
       <w:r>
-        <w:t>jianbing</w:t>
-      </w:r>
-      <w:proofErr w:type="spellEnd"/>
-      <w:r>
-        <w:t xml:space="preserve">, locavore VHS salvia +1 vegan gluten-free </w:t>
-      </w:r>
-      <w:proofErr w:type="spellStart"/>
-      <w:r>
-        <w:t>kogi</w:t>
-      </w:r>
-      <w:proofErr w:type="spellEnd"/>
-      <w:r>
-        <w:t xml:space="preserve"> pug </w:t>
-      </w:r>
-      <w:proofErr w:type="spellStart"/>
-      <w:r>
-        <w:t>vexillologist</w:t>
+        <w:t>santo</w:t>
       </w:r>
       <w:proofErr w:type="spellEnd"/>
       <w:r>
@@ -4786,15 +4707,39 @@
       </w:r>
       <w:proofErr w:type="spellStart"/>
       <w:r>
-        <w:t>affogato</w:t>
-      </w:r>
-      <w:proofErr w:type="spellEnd"/>
-      <w:r>
-        <w:t xml:space="preserve">. Fanny pack </w:t>
-      </w:r>
-      <w:proofErr w:type="spellStart"/>
-      <w:r>
-        <w:t>palo</w:t>
+        <w:t>proident</w:t>
+      </w:r>
+      <w:proofErr w:type="spellEnd"/>
+      <w:r>
+        <w:t xml:space="preserve"> blog bespoke </w:t>
+      </w:r>
+      <w:proofErr w:type="spellStart"/>
+      <w:r>
+        <w:t>commodo</w:t>
+      </w:r>
+      <w:proofErr w:type="spellEnd"/>
+      <w:r>
+        <w:t xml:space="preserve"> tilde hammock </w:t>
+      </w:r>
+      <w:proofErr w:type="spellStart"/>
+      <w:r>
+        <w:t>taiyaki</w:t>
+      </w:r>
+      <w:proofErr w:type="spellEnd"/>
+      <w:r>
+        <w:t xml:space="preserve"> wayfarers gentrify. Cardigan ugh slow-carb, </w:t>
+      </w:r>
+      <w:proofErr w:type="spellStart"/>
+      <w:r>
+        <w:t>ea</w:t>
+      </w:r>
+      <w:proofErr w:type="spellEnd"/>
+      <w:r>
+        <w:t xml:space="preserve"> DIY hot chicken </w:t>
+      </w:r>
+      <w:proofErr w:type="spellStart"/>
+      <w:r>
+        <w:t>commodo</w:t>
       </w:r>
       <w:proofErr w:type="spellEnd"/>
       <w:r>
@@ -4802,7 +4747,23 @@
       </w:r>
       <w:proofErr w:type="spellStart"/>
       <w:r>
-        <w:t>santo</w:t>
+        <w:t>godard</w:t>
+      </w:r>
+      <w:proofErr w:type="spellEnd"/>
+      <w:r>
+        <w:t xml:space="preserve">. Lorem </w:t>
+      </w:r>
+      <w:proofErr w:type="spellStart"/>
+      <w:r>
+        <w:t>sint</w:t>
+      </w:r>
+      <w:proofErr w:type="spellEnd"/>
+      <w:r>
+        <w:t xml:space="preserve"> qui 3 wolf moon </w:t>
+      </w:r>
+      <w:proofErr w:type="spellStart"/>
+      <w:r>
+        <w:t>enim</w:t>
       </w:r>
       <w:proofErr w:type="spellEnd"/>
       <w:r>
@@ -4810,87 +4771,21 @@
       </w:r>
       <w:proofErr w:type="spellStart"/>
       <w:r>
-        <w:t>proident</w:t>
-      </w:r>
-      <w:proofErr w:type="spellEnd"/>
-      <w:r>
-        <w:t xml:space="preserve"> blog bespoke </w:t>
-      </w:r>
-      <w:proofErr w:type="spellStart"/>
-      <w:r>
-        <w:t>commodo</w:t>
-      </w:r>
-      <w:proofErr w:type="spellEnd"/>
-      <w:r>
-        <w:t xml:space="preserve"> tilde hammock </w:t>
-      </w:r>
-      <w:proofErr w:type="spellStart"/>
-      <w:r>
-        <w:t>taiyaki</w:t>
-      </w:r>
-      <w:proofErr w:type="spellEnd"/>
-      <w:r>
-        <w:t xml:space="preserve"> wayfarers gentrify. Cardigan ugh slow-carb, </w:t>
-      </w:r>
-      <w:proofErr w:type="spellStart"/>
-      <w:r>
-        <w:t>ea</w:t>
-      </w:r>
-      <w:proofErr w:type="spellEnd"/>
-      <w:r>
-        <w:t xml:space="preserve"> DIY hot chicken </w:t>
-      </w:r>
-      <w:proofErr w:type="spellStart"/>
-      <w:r>
-        <w:t>commodo</w:t>
+        <w:t>voluptate</w:t>
+      </w:r>
+      <w:proofErr w:type="spellEnd"/>
+      <w:r>
+        <w:t xml:space="preserve">, </w:t>
+      </w:r>
+      <w:proofErr w:type="spellStart"/>
+      <w:r>
+        <w:t>velit</w:t>
       </w:r>
       <w:proofErr w:type="spellEnd"/>
       <w:r>
         <w:t xml:space="preserve"> </w:t>
       </w:r>
       <w:proofErr w:type="spellStart"/>
-      <w:proofErr w:type="gramStart"/>
-      <w:r>
-        <w:t>godard</w:t>
-      </w:r>
-      <w:proofErr w:type="spellEnd"/>
-      <w:proofErr w:type="gramEnd"/>
-      <w:r>
-        <w:t xml:space="preserve">. Lorem </w:t>
-      </w:r>
-      <w:proofErr w:type="spellStart"/>
-      <w:r>
-        <w:t>sint</w:t>
-      </w:r>
-      <w:proofErr w:type="spellEnd"/>
-      <w:r>
-        <w:t xml:space="preserve"> qui 3 wolf moon </w:t>
-      </w:r>
-      <w:proofErr w:type="spellStart"/>
-      <w:r>
-        <w:t>enim</w:t>
-      </w:r>
-      <w:proofErr w:type="spellEnd"/>
-      <w:r>
-        <w:t xml:space="preserve"> </w:t>
-      </w:r>
-      <w:proofErr w:type="spellStart"/>
-      <w:r>
-        <w:t>voluptate</w:t>
-      </w:r>
-      <w:proofErr w:type="spellEnd"/>
-      <w:r>
-        <w:t xml:space="preserve">, </w:t>
-      </w:r>
-      <w:proofErr w:type="spellStart"/>
-      <w:r>
-        <w:t>velit</w:t>
-      </w:r>
-      <w:proofErr w:type="spellEnd"/>
-      <w:r>
-        <w:t xml:space="preserve"> </w:t>
-      </w:r>
-      <w:proofErr w:type="spellStart"/>
       <w:r>
         <w:t>veniam</w:t>
       </w:r>
@@ -4907,12 +4802,10 @@
         <w:t xml:space="preserve"> viral, </w:t>
       </w:r>
       <w:proofErr w:type="spellStart"/>
-      <w:proofErr w:type="gramStart"/>
       <w:r>
         <w:t>edison</w:t>
       </w:r>
       <w:proofErr w:type="spellEnd"/>
-      <w:proofErr w:type="gramEnd"/>
       <w:r>
         <w:t xml:space="preserve"> bulb </w:t>
       </w:r>
@@ -4922,15 +4815,7 @@
       </w:r>
       <w:proofErr w:type="spellEnd"/>
       <w:r>
-        <w:t xml:space="preserve"> </w:t>
-      </w:r>
-      <w:proofErr w:type="spellStart"/>
-      <w:r>
-        <w:t>jianbing</w:t>
-      </w:r>
-      <w:proofErr w:type="spellEnd"/>
-      <w:r>
-        <w:t>.</w:t>
+        <w:t xml:space="preserve"> jianbing.</w:t>
       </w:r>
     </w:p>
     <w:p>
@@ -4961,27 +4846,35 @@
       </w:r>
       <w:proofErr w:type="spellEnd"/>
       <w:r>
+        <w:t xml:space="preserve"> jianbing, locavore VHS salvia +1 vegan gluten-free </w:t>
+      </w:r>
+      <w:proofErr w:type="spellStart"/>
+      <w:r>
+        <w:t>kogi</w:t>
+      </w:r>
+      <w:proofErr w:type="spellEnd"/>
+      <w:r>
+        <w:t xml:space="preserve"> pug </w:t>
+      </w:r>
+      <w:proofErr w:type="spellStart"/>
+      <w:r>
+        <w:t>vexillologist</w:t>
+      </w:r>
+      <w:proofErr w:type="spellEnd"/>
+      <w:r>
+        <w:t xml:space="preserve"> affogato. Fanny pack </w:t>
+      </w:r>
+      <w:proofErr w:type="spellStart"/>
+      <w:r>
+        <w:t>palo</w:t>
+      </w:r>
+      <w:proofErr w:type="spellEnd"/>
+      <w:r>
         <w:t xml:space="preserve"> </w:t>
       </w:r>
       <w:proofErr w:type="spellStart"/>
       <w:r>
-        <w:t>jianbing</w:t>
-      </w:r>
-      <w:proofErr w:type="spellEnd"/>
-      <w:r>
-        <w:t xml:space="preserve">, locavore VHS salvia +1 vegan gluten-free </w:t>
-      </w:r>
-      <w:proofErr w:type="spellStart"/>
-      <w:r>
-        <w:t>kogi</w:t>
-      </w:r>
-      <w:proofErr w:type="spellEnd"/>
-      <w:r>
-        <w:t xml:space="preserve"> pug </w:t>
-      </w:r>
-      <w:proofErr w:type="spellStart"/>
-      <w:r>
-        <w:t>vexillologist</w:t>
+        <w:t>santo</w:t>
       </w:r>
       <w:proofErr w:type="spellEnd"/>
       <w:r>
@@ -4989,15 +4882,39 @@
       </w:r>
       <w:proofErr w:type="spellStart"/>
       <w:r>
-        <w:t>affogato</w:t>
-      </w:r>
-      <w:proofErr w:type="spellEnd"/>
-      <w:r>
-        <w:t xml:space="preserve">. Fanny pack </w:t>
-      </w:r>
-      <w:proofErr w:type="spellStart"/>
-      <w:r>
-        <w:t>palo</w:t>
+        <w:t>proident</w:t>
+      </w:r>
+      <w:proofErr w:type="spellEnd"/>
+      <w:r>
+        <w:t xml:space="preserve"> blog bespoke </w:t>
+      </w:r>
+      <w:proofErr w:type="spellStart"/>
+      <w:r>
+        <w:t>commodo</w:t>
+      </w:r>
+      <w:proofErr w:type="spellEnd"/>
+      <w:r>
+        <w:t xml:space="preserve"> tilde hammock </w:t>
+      </w:r>
+      <w:proofErr w:type="spellStart"/>
+      <w:r>
+        <w:t>taiyaki</w:t>
+      </w:r>
+      <w:proofErr w:type="spellEnd"/>
+      <w:r>
+        <w:t xml:space="preserve"> wayfarers gentrify. Cardigan ugh slow-carb, </w:t>
+      </w:r>
+      <w:proofErr w:type="spellStart"/>
+      <w:r>
+        <w:t>ea</w:t>
+      </w:r>
+      <w:proofErr w:type="spellEnd"/>
+      <w:r>
+        <w:t xml:space="preserve"> DIY hot chicken </w:t>
+      </w:r>
+      <w:proofErr w:type="spellStart"/>
+      <w:r>
+        <w:t>commodo</w:t>
       </w:r>
       <w:proofErr w:type="spellEnd"/>
       <w:r>
@@ -5005,7 +4922,23 @@
       </w:r>
       <w:proofErr w:type="spellStart"/>
       <w:r>
-        <w:t>santo</w:t>
+        <w:t>godard</w:t>
+      </w:r>
+      <w:proofErr w:type="spellEnd"/>
+      <w:r>
+        <w:t xml:space="preserve">. Lorem </w:t>
+      </w:r>
+      <w:proofErr w:type="spellStart"/>
+      <w:r>
+        <w:t>sint</w:t>
+      </w:r>
+      <w:proofErr w:type="spellEnd"/>
+      <w:r>
+        <w:t xml:space="preserve"> qui 3 wolf moon </w:t>
+      </w:r>
+      <w:proofErr w:type="spellStart"/>
+      <w:r>
+        <w:t>enim</w:t>
       </w:r>
       <w:proofErr w:type="spellEnd"/>
       <w:r>
@@ -5013,87 +4946,21 @@
       </w:r>
       <w:proofErr w:type="spellStart"/>
       <w:r>
-        <w:t>proident</w:t>
-      </w:r>
-      <w:proofErr w:type="spellEnd"/>
-      <w:r>
-        <w:t xml:space="preserve"> blog bespoke </w:t>
-      </w:r>
-      <w:proofErr w:type="spellStart"/>
-      <w:r>
-        <w:t>commodo</w:t>
-      </w:r>
-      <w:proofErr w:type="spellEnd"/>
-      <w:r>
-        <w:t xml:space="preserve"> tilde hammock </w:t>
-      </w:r>
-      <w:proofErr w:type="spellStart"/>
-      <w:r>
-        <w:t>taiyaki</w:t>
-      </w:r>
-      <w:proofErr w:type="spellEnd"/>
-      <w:r>
-        <w:t xml:space="preserve"> wayfarers gentrify. Cardigan ugh slow-carb, </w:t>
-      </w:r>
-      <w:proofErr w:type="spellStart"/>
-      <w:r>
-        <w:t>ea</w:t>
-      </w:r>
-      <w:proofErr w:type="spellEnd"/>
-      <w:r>
-        <w:t xml:space="preserve"> DIY hot chicken </w:t>
-      </w:r>
-      <w:proofErr w:type="spellStart"/>
-      <w:r>
-        <w:t>commodo</w:t>
+        <w:t>voluptate</w:t>
+      </w:r>
+      <w:proofErr w:type="spellEnd"/>
+      <w:r>
+        <w:t xml:space="preserve">, </w:t>
+      </w:r>
+      <w:proofErr w:type="spellStart"/>
+      <w:r>
+        <w:t>velit</w:t>
       </w:r>
       <w:proofErr w:type="spellEnd"/>
       <w:r>
         <w:t xml:space="preserve"> </w:t>
       </w:r>
       <w:proofErr w:type="spellStart"/>
-      <w:proofErr w:type="gramStart"/>
-      <w:r>
-        <w:t>godard</w:t>
-      </w:r>
-      <w:proofErr w:type="spellEnd"/>
-      <w:proofErr w:type="gramEnd"/>
-      <w:r>
-        <w:t xml:space="preserve">. Lorem </w:t>
-      </w:r>
-      <w:proofErr w:type="spellStart"/>
-      <w:r>
-        <w:t>sint</w:t>
-      </w:r>
-      <w:proofErr w:type="spellEnd"/>
-      <w:r>
-        <w:t xml:space="preserve"> qui 3 wolf moon </w:t>
-      </w:r>
-      <w:proofErr w:type="spellStart"/>
-      <w:r>
-        <w:t>enim</w:t>
-      </w:r>
-      <w:proofErr w:type="spellEnd"/>
-      <w:r>
-        <w:t xml:space="preserve"> </w:t>
-      </w:r>
-      <w:proofErr w:type="spellStart"/>
-      <w:r>
-        <w:t>voluptate</w:t>
-      </w:r>
-      <w:proofErr w:type="spellEnd"/>
-      <w:r>
-        <w:t xml:space="preserve">, </w:t>
-      </w:r>
-      <w:proofErr w:type="spellStart"/>
-      <w:r>
-        <w:t>velit</w:t>
-      </w:r>
-      <w:proofErr w:type="spellEnd"/>
-      <w:r>
-        <w:t xml:space="preserve"> </w:t>
-      </w:r>
-      <w:proofErr w:type="spellStart"/>
       <w:r>
         <w:t>veniam</w:t>
       </w:r>
@@ -5110,12 +4977,10 @@
         <w:t xml:space="preserve"> viral, </w:t>
       </w:r>
       <w:proofErr w:type="spellStart"/>
-      <w:proofErr w:type="gramStart"/>
       <w:r>
         <w:t>edison</w:t>
       </w:r>
       <w:proofErr w:type="spellEnd"/>
-      <w:proofErr w:type="gramEnd"/>
       <w:r>
         <w:t xml:space="preserve"> bulb </w:t>
       </w:r>
@@ -5125,15 +4990,7 @@
       </w:r>
       <w:proofErr w:type="spellEnd"/>
       <w:r>
-        <w:t xml:space="preserve"> </w:t>
-      </w:r>
-      <w:proofErr w:type="spellStart"/>
-      <w:r>
-        <w:t>jianbing</w:t>
-      </w:r>
-      <w:proofErr w:type="spellEnd"/>
-      <w:r>
-        <w:t>.</w:t>
+        <w:t xml:space="preserve"> jianbing.</w:t>
       </w:r>
     </w:p>
     <w:p>
@@ -5197,27 +5054,14 @@
       <w:r>
         <w:t xml:space="preserve">Figure </w:t>
       </w:r>
-      <w:r>
-        <w:fldChar w:fldCharType="begin"/>
-      </w:r>
-      <w:r>
-        <w:instrText xml:space="preserve"> SEQ Figure \* ARABIC </w:instrText>
-      </w:r>
-      <w:r>
-        <w:fldChar w:fldCharType="separate"/>
-      </w:r>
-      <w:r>
-        <w:rPr>
-          <w:noProof/>
-        </w:rPr>
-        <w:t>12</w:t>
-      </w:r>
-      <w:r>
-        <w:rPr>
-          <w:noProof/>
-        </w:rPr>
-        <w:fldChar w:fldCharType="end"/>
-      </w:r>
+      <w:fldSimple w:instr=" SEQ Figure \* ARABIC ">
+        <w:r>
+          <w:rPr>
+            <w:noProof/>
+          </w:rPr>
+          <w:t>12</w:t>
+        </w:r>
+      </w:fldSimple>
       <w:r>
         <w:t>: Tournament Place Standings</w:t>
       </w:r>
@@ -5245,27 +5089,35 @@
       </w:r>
       <w:proofErr w:type="spellEnd"/>
       <w:r>
+        <w:t xml:space="preserve"> jianbing, locavore VHS salvia +1 vegan gluten-free </w:t>
+      </w:r>
+      <w:proofErr w:type="spellStart"/>
+      <w:r>
+        <w:t>kogi</w:t>
+      </w:r>
+      <w:proofErr w:type="spellEnd"/>
+      <w:r>
+        <w:t xml:space="preserve"> pug </w:t>
+      </w:r>
+      <w:proofErr w:type="spellStart"/>
+      <w:r>
+        <w:t>vexillologist</w:t>
+      </w:r>
+      <w:proofErr w:type="spellEnd"/>
+      <w:r>
+        <w:t xml:space="preserve"> affogato. Fanny pack </w:t>
+      </w:r>
+      <w:proofErr w:type="spellStart"/>
+      <w:r>
+        <w:t>palo</w:t>
+      </w:r>
+      <w:proofErr w:type="spellEnd"/>
+      <w:r>
         <w:t xml:space="preserve"> </w:t>
       </w:r>
       <w:proofErr w:type="spellStart"/>
       <w:r>
-        <w:t>jianbing</w:t>
-      </w:r>
-      <w:proofErr w:type="spellEnd"/>
-      <w:r>
-        <w:t xml:space="preserve">, locavore VHS salvia +1 vegan gluten-free </w:t>
-      </w:r>
-      <w:proofErr w:type="spellStart"/>
-      <w:r>
-        <w:t>kogi</w:t>
-      </w:r>
-      <w:proofErr w:type="spellEnd"/>
-      <w:r>
-        <w:t xml:space="preserve"> pug </w:t>
-      </w:r>
-      <w:proofErr w:type="spellStart"/>
-      <w:r>
-        <w:t>vexillologist</w:t>
+        <w:t>santo</w:t>
       </w:r>
       <w:proofErr w:type="spellEnd"/>
       <w:r>
@@ -5273,15 +5125,39 @@
       </w:r>
       <w:proofErr w:type="spellStart"/>
       <w:r>
-        <w:t>affogato</w:t>
-      </w:r>
-      <w:proofErr w:type="spellEnd"/>
-      <w:r>
-        <w:t xml:space="preserve">. Fanny pack </w:t>
-      </w:r>
-      <w:proofErr w:type="spellStart"/>
-      <w:r>
-        <w:t>palo</w:t>
+        <w:t>proident</w:t>
+      </w:r>
+      <w:proofErr w:type="spellEnd"/>
+      <w:r>
+        <w:t xml:space="preserve"> blog bespoke </w:t>
+      </w:r>
+      <w:proofErr w:type="spellStart"/>
+      <w:r>
+        <w:t>commodo</w:t>
+      </w:r>
+      <w:proofErr w:type="spellEnd"/>
+      <w:r>
+        <w:t xml:space="preserve"> tilde hammock </w:t>
+      </w:r>
+      <w:proofErr w:type="spellStart"/>
+      <w:r>
+        <w:t>taiyaki</w:t>
+      </w:r>
+      <w:proofErr w:type="spellEnd"/>
+      <w:r>
+        <w:t xml:space="preserve"> wayfarers gentrify. Cardigan ugh slow-carb, </w:t>
+      </w:r>
+      <w:proofErr w:type="spellStart"/>
+      <w:r>
+        <w:t>ea</w:t>
+      </w:r>
+      <w:proofErr w:type="spellEnd"/>
+      <w:r>
+        <w:t xml:space="preserve"> DIY hot chicken </w:t>
+      </w:r>
+      <w:proofErr w:type="spellStart"/>
+      <w:r>
+        <w:t>commodo</w:t>
       </w:r>
       <w:proofErr w:type="spellEnd"/>
       <w:r>
@@ -5289,7 +5165,23 @@
       </w:r>
       <w:proofErr w:type="spellStart"/>
       <w:r>
-        <w:t>santo</w:t>
+        <w:t>godard</w:t>
+      </w:r>
+      <w:proofErr w:type="spellEnd"/>
+      <w:r>
+        <w:t xml:space="preserve">. Lorem </w:t>
+      </w:r>
+      <w:proofErr w:type="spellStart"/>
+      <w:r>
+        <w:t>sint</w:t>
+      </w:r>
+      <w:proofErr w:type="spellEnd"/>
+      <w:r>
+        <w:t xml:space="preserve"> qui 3 wolf moon </w:t>
+      </w:r>
+      <w:proofErr w:type="spellStart"/>
+      <w:r>
+        <w:t>enim</w:t>
       </w:r>
       <w:proofErr w:type="spellEnd"/>
       <w:r>
@@ -5297,87 +5189,21 @@
       </w:r>
       <w:proofErr w:type="spellStart"/>
       <w:r>
-        <w:t>proident</w:t>
-      </w:r>
-      <w:proofErr w:type="spellEnd"/>
-      <w:r>
-        <w:t xml:space="preserve"> blog bespoke </w:t>
-      </w:r>
-      <w:proofErr w:type="spellStart"/>
-      <w:r>
-        <w:t>commodo</w:t>
-      </w:r>
-      <w:proofErr w:type="spellEnd"/>
-      <w:r>
-        <w:t xml:space="preserve"> tilde hammock </w:t>
-      </w:r>
-      <w:proofErr w:type="spellStart"/>
-      <w:r>
-        <w:t>taiyaki</w:t>
-      </w:r>
-      <w:proofErr w:type="spellEnd"/>
-      <w:r>
-        <w:t xml:space="preserve"> wayfarers gentrify. Cardigan ugh slow-carb, </w:t>
-      </w:r>
-      <w:proofErr w:type="spellStart"/>
-      <w:r>
-        <w:t>ea</w:t>
-      </w:r>
-      <w:proofErr w:type="spellEnd"/>
-      <w:r>
-        <w:t xml:space="preserve"> DIY hot chicken </w:t>
-      </w:r>
-      <w:proofErr w:type="spellStart"/>
-      <w:r>
-        <w:t>commodo</w:t>
+        <w:t>voluptate</w:t>
+      </w:r>
+      <w:proofErr w:type="spellEnd"/>
+      <w:r>
+        <w:t xml:space="preserve">, </w:t>
+      </w:r>
+      <w:proofErr w:type="spellStart"/>
+      <w:r>
+        <w:t>velit</w:t>
       </w:r>
       <w:proofErr w:type="spellEnd"/>
       <w:r>
         <w:t xml:space="preserve"> </w:t>
       </w:r>
       <w:proofErr w:type="spellStart"/>
-      <w:proofErr w:type="gramStart"/>
-      <w:r>
-        <w:t>godard</w:t>
-      </w:r>
-      <w:proofErr w:type="spellEnd"/>
-      <w:proofErr w:type="gramEnd"/>
-      <w:r>
-        <w:t xml:space="preserve">. Lorem </w:t>
-      </w:r>
-      <w:proofErr w:type="spellStart"/>
-      <w:r>
-        <w:t>sint</w:t>
-      </w:r>
-      <w:proofErr w:type="spellEnd"/>
-      <w:r>
-        <w:t xml:space="preserve"> qui 3 wolf moon </w:t>
-      </w:r>
-      <w:proofErr w:type="spellStart"/>
-      <w:r>
-        <w:t>enim</w:t>
-      </w:r>
-      <w:proofErr w:type="spellEnd"/>
-      <w:r>
-        <w:t xml:space="preserve"> </w:t>
-      </w:r>
-      <w:proofErr w:type="spellStart"/>
-      <w:r>
-        <w:t>voluptate</w:t>
-      </w:r>
-      <w:proofErr w:type="spellEnd"/>
-      <w:r>
-        <w:t xml:space="preserve">, </w:t>
-      </w:r>
-      <w:proofErr w:type="spellStart"/>
-      <w:r>
-        <w:t>velit</w:t>
-      </w:r>
-      <w:proofErr w:type="spellEnd"/>
-      <w:r>
-        <w:t xml:space="preserve"> </w:t>
-      </w:r>
-      <w:proofErr w:type="spellStart"/>
       <w:r>
         <w:t>veniam</w:t>
       </w:r>
@@ -5394,12 +5220,10 @@
         <w:t xml:space="preserve"> viral, </w:t>
       </w:r>
       <w:proofErr w:type="spellStart"/>
-      <w:proofErr w:type="gramStart"/>
       <w:r>
         <w:t>edison</w:t>
       </w:r>
       <w:proofErr w:type="spellEnd"/>
-      <w:proofErr w:type="gramEnd"/>
       <w:r>
         <w:t xml:space="preserve"> bulb </w:t>
       </w:r>
@@ -5409,15 +5233,7 @@
       </w:r>
       <w:proofErr w:type="spellEnd"/>
       <w:r>
-        <w:t xml:space="preserve"> </w:t>
-      </w:r>
-      <w:proofErr w:type="spellStart"/>
-      <w:r>
-        <w:t>jianbing</w:t>
-      </w:r>
-      <w:proofErr w:type="spellEnd"/>
-      <w:r>
-        <w:t>.</w:t>
+        <w:t xml:space="preserve"> jianbing.</w:t>
       </w:r>
     </w:p>
     <w:p>
@@ -5496,30 +5312,14 @@
       <w:r>
         <w:t xml:space="preserve">Figure </w:t>
       </w:r>
-      <w:r>
-        <w:fldChar w:fldCharType="begin"/>
-      </w:r>
-      <w:r>
-        <w:instrText xml:space="preserve"> </w:instrText>
-      </w:r>
-      <w:r>
-        <w:instrText xml:space="preserve">SEQ Figure \* ARABIC </w:instrText>
-      </w:r>
-      <w:r>
-        <w:fldChar w:fldCharType="separate"/>
-      </w:r>
-      <w:r>
-        <w:rPr>
-          <w:noProof/>
-        </w:rPr>
-        <w:t>13</w:t>
-      </w:r>
-      <w:r>
-        <w:rPr>
-          <w:noProof/>
-        </w:rPr>
-        <w:fldChar w:fldCharType="end"/>
-      </w:r>
+      <w:fldSimple w:instr=" SEQ Figure \* ARABIC ">
+        <w:r>
+          <w:rPr>
+            <w:noProof/>
+          </w:rPr>
+          <w:t>13</w:t>
+        </w:r>
+      </w:fldSimple>
       <w:r>
         <w:t xml:space="preserve">: </w:t>
       </w:r>
@@ -5555,27 +5355,35 @@
       </w:r>
       <w:proofErr w:type="spellEnd"/>
       <w:r>
+        <w:t xml:space="preserve"> jianbing, locavore VHS salvia +1 vegan gluten-free </w:t>
+      </w:r>
+      <w:proofErr w:type="spellStart"/>
+      <w:r>
+        <w:t>kogi</w:t>
+      </w:r>
+      <w:proofErr w:type="spellEnd"/>
+      <w:r>
+        <w:t xml:space="preserve"> pug </w:t>
+      </w:r>
+      <w:proofErr w:type="spellStart"/>
+      <w:r>
+        <w:t>vexillologist</w:t>
+      </w:r>
+      <w:proofErr w:type="spellEnd"/>
+      <w:r>
+        <w:t xml:space="preserve"> affogato. Fanny pack </w:t>
+      </w:r>
+      <w:proofErr w:type="spellStart"/>
+      <w:r>
+        <w:t>palo</w:t>
+      </w:r>
+      <w:proofErr w:type="spellEnd"/>
+      <w:r>
         <w:t xml:space="preserve"> </w:t>
       </w:r>
       <w:proofErr w:type="spellStart"/>
       <w:r>
-        <w:t>jianbing</w:t>
-      </w:r>
-      <w:proofErr w:type="spellEnd"/>
-      <w:r>
-        <w:t xml:space="preserve">, locavore VHS salvia +1 vegan gluten-free </w:t>
-      </w:r>
-      <w:proofErr w:type="spellStart"/>
-      <w:r>
-        <w:t>kogi</w:t>
-      </w:r>
-      <w:proofErr w:type="spellEnd"/>
-      <w:r>
-        <w:t xml:space="preserve"> pug </w:t>
-      </w:r>
-      <w:proofErr w:type="spellStart"/>
-      <w:r>
-        <w:t>vexillologist</w:t>
+        <w:t>santo</w:t>
       </w:r>
       <w:proofErr w:type="spellEnd"/>
       <w:r>
@@ -5583,15 +5391,39 @@
       </w:r>
       <w:proofErr w:type="spellStart"/>
       <w:r>
-        <w:t>affogato</w:t>
-      </w:r>
-      <w:proofErr w:type="spellEnd"/>
-      <w:r>
-        <w:t xml:space="preserve">. Fanny pack </w:t>
-      </w:r>
-      <w:proofErr w:type="spellStart"/>
-      <w:r>
-        <w:t>palo</w:t>
+        <w:t>proident</w:t>
+      </w:r>
+      <w:proofErr w:type="spellEnd"/>
+      <w:r>
+        <w:t xml:space="preserve"> blog bespoke </w:t>
+      </w:r>
+      <w:proofErr w:type="spellStart"/>
+      <w:r>
+        <w:t>commodo</w:t>
+      </w:r>
+      <w:proofErr w:type="spellEnd"/>
+      <w:r>
+        <w:t xml:space="preserve"> tilde hammock </w:t>
+      </w:r>
+      <w:proofErr w:type="spellStart"/>
+      <w:r>
+        <w:t>taiyaki</w:t>
+      </w:r>
+      <w:proofErr w:type="spellEnd"/>
+      <w:r>
+        <w:t xml:space="preserve"> wayfarers gentrify. Cardigan ugh slow-carb, </w:t>
+      </w:r>
+      <w:proofErr w:type="spellStart"/>
+      <w:r>
+        <w:t>ea</w:t>
+      </w:r>
+      <w:proofErr w:type="spellEnd"/>
+      <w:r>
+        <w:t xml:space="preserve"> DIY hot chicken </w:t>
+      </w:r>
+      <w:proofErr w:type="spellStart"/>
+      <w:r>
+        <w:t>commodo</w:t>
       </w:r>
       <w:proofErr w:type="spellEnd"/>
       <w:r>
@@ -5599,7 +5431,23 @@
       </w:r>
       <w:proofErr w:type="spellStart"/>
       <w:r>
-        <w:t>santo</w:t>
+        <w:t>godard</w:t>
+      </w:r>
+      <w:proofErr w:type="spellEnd"/>
+      <w:r>
+        <w:t xml:space="preserve">. Lorem </w:t>
+      </w:r>
+      <w:proofErr w:type="spellStart"/>
+      <w:r>
+        <w:t>sint</w:t>
+      </w:r>
+      <w:proofErr w:type="spellEnd"/>
+      <w:r>
+        <w:t xml:space="preserve"> qui 3 wolf moon </w:t>
+      </w:r>
+      <w:proofErr w:type="spellStart"/>
+      <w:r>
+        <w:t>enim</w:t>
       </w:r>
       <w:proofErr w:type="spellEnd"/>
       <w:r>
@@ -5607,87 +5455,21 @@
       </w:r>
       <w:proofErr w:type="spellStart"/>
       <w:r>
-        <w:t>proident</w:t>
-      </w:r>
-      <w:proofErr w:type="spellEnd"/>
-      <w:r>
-        <w:t xml:space="preserve"> blog bespoke </w:t>
-      </w:r>
-      <w:proofErr w:type="spellStart"/>
-      <w:r>
-        <w:t>commodo</w:t>
-      </w:r>
-      <w:proofErr w:type="spellEnd"/>
-      <w:r>
-        <w:t xml:space="preserve"> tilde hammock </w:t>
-      </w:r>
-      <w:proofErr w:type="spellStart"/>
-      <w:r>
-        <w:t>taiyaki</w:t>
-      </w:r>
-      <w:proofErr w:type="spellEnd"/>
-      <w:r>
-        <w:t xml:space="preserve"> wayfarers gentrify. Cardigan ugh slow-carb, </w:t>
-      </w:r>
-      <w:proofErr w:type="spellStart"/>
-      <w:r>
-        <w:t>ea</w:t>
-      </w:r>
-      <w:proofErr w:type="spellEnd"/>
-      <w:r>
-        <w:t xml:space="preserve"> DIY hot chicken </w:t>
-      </w:r>
-      <w:proofErr w:type="spellStart"/>
-      <w:r>
-        <w:t>commodo</w:t>
+        <w:t>voluptate</w:t>
+      </w:r>
+      <w:proofErr w:type="spellEnd"/>
+      <w:r>
+        <w:t xml:space="preserve">, </w:t>
+      </w:r>
+      <w:proofErr w:type="spellStart"/>
+      <w:r>
+        <w:t>velit</w:t>
       </w:r>
       <w:proofErr w:type="spellEnd"/>
       <w:r>
         <w:t xml:space="preserve"> </w:t>
       </w:r>
       <w:proofErr w:type="spellStart"/>
-      <w:proofErr w:type="gramStart"/>
-      <w:r>
-        <w:t>godard</w:t>
-      </w:r>
-      <w:proofErr w:type="spellEnd"/>
-      <w:proofErr w:type="gramEnd"/>
-      <w:r>
-        <w:t xml:space="preserve">. Lorem </w:t>
-      </w:r>
-      <w:proofErr w:type="spellStart"/>
-      <w:r>
-        <w:t>sint</w:t>
-      </w:r>
-      <w:proofErr w:type="spellEnd"/>
-      <w:r>
-        <w:t xml:space="preserve"> qui 3 wolf moon </w:t>
-      </w:r>
-      <w:proofErr w:type="spellStart"/>
-      <w:r>
-        <w:t>enim</w:t>
-      </w:r>
-      <w:proofErr w:type="spellEnd"/>
-      <w:r>
-        <w:t xml:space="preserve"> </w:t>
-      </w:r>
-      <w:proofErr w:type="spellStart"/>
-      <w:r>
-        <w:t>voluptate</w:t>
-      </w:r>
-      <w:proofErr w:type="spellEnd"/>
-      <w:r>
-        <w:t xml:space="preserve">, </w:t>
-      </w:r>
-      <w:proofErr w:type="spellStart"/>
-      <w:r>
-        <w:t>velit</w:t>
-      </w:r>
-      <w:proofErr w:type="spellEnd"/>
-      <w:r>
-        <w:t xml:space="preserve"> </w:t>
-      </w:r>
-      <w:proofErr w:type="spellStart"/>
       <w:r>
         <w:t>veniam</w:t>
       </w:r>
@@ -5704,12 +5486,10 @@
         <w:t xml:space="preserve"> viral, </w:t>
       </w:r>
       <w:proofErr w:type="spellStart"/>
-      <w:proofErr w:type="gramStart"/>
       <w:r>
         <w:t>edison</w:t>
       </w:r>
       <w:proofErr w:type="spellEnd"/>
-      <w:proofErr w:type="gramEnd"/>
       <w:r>
         <w:t xml:space="preserve"> bulb </w:t>
       </w:r>
@@ -5719,15 +5499,7 @@
       </w:r>
       <w:proofErr w:type="spellEnd"/>
       <w:r>
-        <w:t xml:space="preserve"> </w:t>
-      </w:r>
-      <w:proofErr w:type="spellStart"/>
-      <w:r>
-        <w:t>jianbing</w:t>
-      </w:r>
-      <w:proofErr w:type="spellEnd"/>
-      <w:r>
-        <w:t>.</w:t>
+        <w:t xml:space="preserve"> jianbing.</w:t>
       </w:r>
     </w:p>
     <w:p>
@@ -5837,27 +5609,14 @@
       <w:r>
         <w:t xml:space="preserve">Figure </w:t>
       </w:r>
-      <w:r>
-        <w:fldChar w:fldCharType="begin"/>
-      </w:r>
-      <w:r>
-        <w:instrText xml:space="preserve"> SEQ Figure \* ARABIC </w:instrText>
-      </w:r>
-      <w:r>
-        <w:fldChar w:fldCharType="separate"/>
-      </w:r>
-      <w:r>
-        <w:rPr>
-          <w:noProof/>
-        </w:rPr>
-        <w:t>14</w:t>
-      </w:r>
-      <w:r>
-        <w:rPr>
-          <w:noProof/>
-        </w:rPr>
-        <w:fldChar w:fldCharType="end"/>
-      </w:r>
+      <w:fldSimple w:instr=" SEQ Figure \* ARABIC ">
+        <w:r>
+          <w:rPr>
+            <w:noProof/>
+          </w:rPr>
+          <w:t>14</w:t>
+        </w:r>
+      </w:fldSimple>
       <w:r>
         <w:t>: Tournament Search Forms</w:t>
       </w:r>
@@ -5885,27 +5644,35 @@
       </w:r>
       <w:proofErr w:type="spellEnd"/>
       <w:r>
+        <w:t xml:space="preserve"> jianbing, locavore VHS salvia +1 vegan gluten-free </w:t>
+      </w:r>
+      <w:proofErr w:type="spellStart"/>
+      <w:r>
+        <w:t>kogi</w:t>
+      </w:r>
+      <w:proofErr w:type="spellEnd"/>
+      <w:r>
+        <w:t xml:space="preserve"> pug </w:t>
+      </w:r>
+      <w:proofErr w:type="spellStart"/>
+      <w:r>
+        <w:t>vexillologist</w:t>
+      </w:r>
+      <w:proofErr w:type="spellEnd"/>
+      <w:r>
+        <w:t xml:space="preserve"> affogato. Fanny pack </w:t>
+      </w:r>
+      <w:proofErr w:type="spellStart"/>
+      <w:r>
+        <w:t>palo</w:t>
+      </w:r>
+      <w:proofErr w:type="spellEnd"/>
+      <w:r>
         <w:t xml:space="preserve"> </w:t>
       </w:r>
       <w:proofErr w:type="spellStart"/>
       <w:r>
-        <w:t>jianbing</w:t>
-      </w:r>
-      <w:proofErr w:type="spellEnd"/>
-      <w:r>
-        <w:t xml:space="preserve">, locavore VHS salvia +1 vegan gluten-free </w:t>
-      </w:r>
-      <w:proofErr w:type="spellStart"/>
-      <w:r>
-        <w:t>kogi</w:t>
-      </w:r>
-      <w:proofErr w:type="spellEnd"/>
-      <w:r>
-        <w:t xml:space="preserve"> pug </w:t>
-      </w:r>
-      <w:proofErr w:type="spellStart"/>
-      <w:r>
-        <w:t>vexillologist</w:t>
+        <w:t>santo</w:t>
       </w:r>
       <w:proofErr w:type="spellEnd"/>
       <w:r>
@@ -5913,15 +5680,39 @@
       </w:r>
       <w:proofErr w:type="spellStart"/>
       <w:r>
-        <w:t>affogato</w:t>
-      </w:r>
-      <w:proofErr w:type="spellEnd"/>
-      <w:r>
-        <w:t xml:space="preserve">. Fanny pack </w:t>
-      </w:r>
-      <w:proofErr w:type="spellStart"/>
-      <w:r>
-        <w:t>palo</w:t>
+        <w:t>proident</w:t>
+      </w:r>
+      <w:proofErr w:type="spellEnd"/>
+      <w:r>
+        <w:t xml:space="preserve"> blog bespoke </w:t>
+      </w:r>
+      <w:proofErr w:type="spellStart"/>
+      <w:r>
+        <w:t>commodo</w:t>
+      </w:r>
+      <w:proofErr w:type="spellEnd"/>
+      <w:r>
+        <w:t xml:space="preserve"> tilde hammock </w:t>
+      </w:r>
+      <w:proofErr w:type="spellStart"/>
+      <w:r>
+        <w:t>taiyaki</w:t>
+      </w:r>
+      <w:proofErr w:type="spellEnd"/>
+      <w:r>
+        <w:t xml:space="preserve"> wayfarers gentrify. Cardigan ugh slow-carb, </w:t>
+      </w:r>
+      <w:proofErr w:type="spellStart"/>
+      <w:r>
+        <w:t>ea</w:t>
+      </w:r>
+      <w:proofErr w:type="spellEnd"/>
+      <w:r>
+        <w:t xml:space="preserve"> DIY hot chicken </w:t>
+      </w:r>
+      <w:proofErr w:type="spellStart"/>
+      <w:r>
+        <w:t>commodo</w:t>
       </w:r>
       <w:proofErr w:type="spellEnd"/>
       <w:r>
@@ -5929,7 +5720,23 @@
       </w:r>
       <w:proofErr w:type="spellStart"/>
       <w:r>
-        <w:t>santo</w:t>
+        <w:t>godard</w:t>
+      </w:r>
+      <w:proofErr w:type="spellEnd"/>
+      <w:r>
+        <w:t xml:space="preserve">. Lorem </w:t>
+      </w:r>
+      <w:proofErr w:type="spellStart"/>
+      <w:r>
+        <w:t>sint</w:t>
+      </w:r>
+      <w:proofErr w:type="spellEnd"/>
+      <w:r>
+        <w:t xml:space="preserve"> qui 3 wolf moon </w:t>
+      </w:r>
+      <w:proofErr w:type="spellStart"/>
+      <w:r>
+        <w:t>enim</w:t>
       </w:r>
       <w:proofErr w:type="spellEnd"/>
       <w:r>
@@ -5937,87 +5744,21 @@
       </w:r>
       <w:proofErr w:type="spellStart"/>
       <w:r>
-        <w:t>proident</w:t>
-      </w:r>
-      <w:proofErr w:type="spellEnd"/>
-      <w:r>
-        <w:t xml:space="preserve"> blog bespoke </w:t>
-      </w:r>
-      <w:proofErr w:type="spellStart"/>
-      <w:r>
-        <w:t>commodo</w:t>
-      </w:r>
-      <w:proofErr w:type="spellEnd"/>
-      <w:r>
-        <w:t xml:space="preserve"> tilde hammock </w:t>
-      </w:r>
-      <w:proofErr w:type="spellStart"/>
-      <w:r>
-        <w:t>taiyaki</w:t>
-      </w:r>
-      <w:proofErr w:type="spellEnd"/>
-      <w:r>
-        <w:t xml:space="preserve"> wayfarers gentrify. Cardigan ugh slow-carb, </w:t>
-      </w:r>
-      <w:proofErr w:type="spellStart"/>
-      <w:r>
-        <w:t>ea</w:t>
-      </w:r>
-      <w:proofErr w:type="spellEnd"/>
-      <w:r>
-        <w:t xml:space="preserve"> DIY hot chicken </w:t>
-      </w:r>
-      <w:proofErr w:type="spellStart"/>
-      <w:r>
-        <w:t>commodo</w:t>
+        <w:t>voluptate</w:t>
+      </w:r>
+      <w:proofErr w:type="spellEnd"/>
+      <w:r>
+        <w:t xml:space="preserve">, </w:t>
+      </w:r>
+      <w:proofErr w:type="spellStart"/>
+      <w:r>
+        <w:t>velit</w:t>
       </w:r>
       <w:proofErr w:type="spellEnd"/>
       <w:r>
         <w:t xml:space="preserve"> </w:t>
       </w:r>
       <w:proofErr w:type="spellStart"/>
-      <w:proofErr w:type="gramStart"/>
-      <w:r>
-        <w:t>godard</w:t>
-      </w:r>
-      <w:proofErr w:type="spellEnd"/>
-      <w:proofErr w:type="gramEnd"/>
-      <w:r>
-        <w:t xml:space="preserve">. Lorem </w:t>
-      </w:r>
-      <w:proofErr w:type="spellStart"/>
-      <w:r>
-        <w:t>sint</w:t>
-      </w:r>
-      <w:proofErr w:type="spellEnd"/>
-      <w:r>
-        <w:t xml:space="preserve"> qui 3 wolf moon </w:t>
-      </w:r>
-      <w:proofErr w:type="spellStart"/>
-      <w:r>
-        <w:t>enim</w:t>
-      </w:r>
-      <w:proofErr w:type="spellEnd"/>
-      <w:r>
-        <w:t xml:space="preserve"> </w:t>
-      </w:r>
-      <w:proofErr w:type="spellStart"/>
-      <w:r>
-        <w:t>voluptate</w:t>
-      </w:r>
-      <w:proofErr w:type="spellEnd"/>
-      <w:r>
-        <w:t xml:space="preserve">, </w:t>
-      </w:r>
-      <w:proofErr w:type="spellStart"/>
-      <w:r>
-        <w:t>velit</w:t>
-      </w:r>
-      <w:proofErr w:type="spellEnd"/>
-      <w:r>
-        <w:t xml:space="preserve"> </w:t>
-      </w:r>
-      <w:proofErr w:type="spellStart"/>
       <w:r>
         <w:t>veniam</w:t>
       </w:r>
@@ -6034,12 +5775,10 @@
         <w:t xml:space="preserve"> viral, </w:t>
       </w:r>
       <w:proofErr w:type="spellStart"/>
-      <w:proofErr w:type="gramStart"/>
       <w:r>
         <w:t>edison</w:t>
       </w:r>
       <w:proofErr w:type="spellEnd"/>
-      <w:proofErr w:type="gramEnd"/>
       <w:r>
         <w:t xml:space="preserve"> bulb </w:t>
       </w:r>
@@ -6049,15 +5788,7 @@
       </w:r>
       <w:proofErr w:type="spellEnd"/>
       <w:r>
-        <w:t xml:space="preserve"> </w:t>
-      </w:r>
-      <w:proofErr w:type="spellStart"/>
-      <w:r>
-        <w:t>jianbing</w:t>
-      </w:r>
-      <w:proofErr w:type="spellEnd"/>
-      <w:r>
-        <w:t>.</w:t>
+        <w:t xml:space="preserve"> jianbing.</w:t>
       </w:r>
     </w:p>
     <w:p>
@@ -6155,27 +5886,35 @@
       </w:r>
       <w:proofErr w:type="spellEnd"/>
       <w:r>
+        <w:t xml:space="preserve"> jianbing, locavore VHS salvia +1 vegan gluten-free </w:t>
+      </w:r>
+      <w:proofErr w:type="spellStart"/>
+      <w:r>
+        <w:t>kogi</w:t>
+      </w:r>
+      <w:proofErr w:type="spellEnd"/>
+      <w:r>
+        <w:t xml:space="preserve"> pug </w:t>
+      </w:r>
+      <w:proofErr w:type="spellStart"/>
+      <w:r>
+        <w:t>vexillologist</w:t>
+      </w:r>
+      <w:proofErr w:type="spellEnd"/>
+      <w:r>
+        <w:t xml:space="preserve"> affogato. Fanny pack </w:t>
+      </w:r>
+      <w:proofErr w:type="spellStart"/>
+      <w:r>
+        <w:t>palo</w:t>
+      </w:r>
+      <w:proofErr w:type="spellEnd"/>
+      <w:r>
         <w:t xml:space="preserve"> </w:t>
       </w:r>
       <w:proofErr w:type="spellStart"/>
       <w:r>
-        <w:t>jianbing</w:t>
-      </w:r>
-      <w:proofErr w:type="spellEnd"/>
-      <w:r>
-        <w:t xml:space="preserve">, locavore VHS salvia +1 vegan gluten-free </w:t>
-      </w:r>
-      <w:proofErr w:type="spellStart"/>
-      <w:r>
-        <w:t>kogi</w:t>
-      </w:r>
-      <w:proofErr w:type="spellEnd"/>
-      <w:r>
-        <w:t xml:space="preserve"> pug </w:t>
-      </w:r>
-      <w:proofErr w:type="spellStart"/>
-      <w:r>
-        <w:t>vexillologist</w:t>
+        <w:t>santo</w:t>
       </w:r>
       <w:proofErr w:type="spellEnd"/>
       <w:r>
@@ -6183,15 +5922,39 @@
       </w:r>
       <w:proofErr w:type="spellStart"/>
       <w:r>
-        <w:t>affogato</w:t>
-      </w:r>
-      <w:proofErr w:type="spellEnd"/>
-      <w:r>
-        <w:t xml:space="preserve">. Fanny pack </w:t>
-      </w:r>
-      <w:proofErr w:type="spellStart"/>
-      <w:r>
-        <w:t>palo</w:t>
+        <w:t>proident</w:t>
+      </w:r>
+      <w:proofErr w:type="spellEnd"/>
+      <w:r>
+        <w:t xml:space="preserve"> blog bespoke </w:t>
+      </w:r>
+      <w:proofErr w:type="spellStart"/>
+      <w:r>
+        <w:t>commodo</w:t>
+      </w:r>
+      <w:proofErr w:type="spellEnd"/>
+      <w:r>
+        <w:t xml:space="preserve"> tilde hammock </w:t>
+      </w:r>
+      <w:proofErr w:type="spellStart"/>
+      <w:r>
+        <w:t>taiyaki</w:t>
+      </w:r>
+      <w:proofErr w:type="spellEnd"/>
+      <w:r>
+        <w:t xml:space="preserve"> wayfarers gentrify. Cardigan ugh slow-carb, </w:t>
+      </w:r>
+      <w:proofErr w:type="spellStart"/>
+      <w:r>
+        <w:t>ea</w:t>
+      </w:r>
+      <w:proofErr w:type="spellEnd"/>
+      <w:r>
+        <w:t xml:space="preserve"> DIY hot chicken </w:t>
+      </w:r>
+      <w:proofErr w:type="spellStart"/>
+      <w:r>
+        <w:t>commodo</w:t>
       </w:r>
       <w:proofErr w:type="spellEnd"/>
       <w:r>
@@ -6199,7 +5962,23 @@
       </w:r>
       <w:proofErr w:type="spellStart"/>
       <w:r>
-        <w:t>santo</w:t>
+        <w:t>godard</w:t>
+      </w:r>
+      <w:proofErr w:type="spellEnd"/>
+      <w:r>
+        <w:t xml:space="preserve">. Lorem </w:t>
+      </w:r>
+      <w:proofErr w:type="spellStart"/>
+      <w:r>
+        <w:t>sint</w:t>
+      </w:r>
+      <w:proofErr w:type="spellEnd"/>
+      <w:r>
+        <w:t xml:space="preserve"> qui 3 wolf moon </w:t>
+      </w:r>
+      <w:proofErr w:type="spellStart"/>
+      <w:r>
+        <w:t>enim</w:t>
       </w:r>
       <w:proofErr w:type="spellEnd"/>
       <w:r>
@@ -6207,87 +5986,21 @@
       </w:r>
       <w:proofErr w:type="spellStart"/>
       <w:r>
-        <w:t>proident</w:t>
-      </w:r>
-      <w:proofErr w:type="spellEnd"/>
-      <w:r>
-        <w:t xml:space="preserve"> blog bespoke </w:t>
-      </w:r>
-      <w:proofErr w:type="spellStart"/>
-      <w:r>
-        <w:t>commodo</w:t>
-      </w:r>
-      <w:proofErr w:type="spellEnd"/>
-      <w:r>
-        <w:t xml:space="preserve"> tilde hammock </w:t>
-      </w:r>
-      <w:proofErr w:type="spellStart"/>
-      <w:r>
-        <w:t>taiyaki</w:t>
-      </w:r>
-      <w:proofErr w:type="spellEnd"/>
-      <w:r>
-        <w:t xml:space="preserve"> wayfarers gentrify. Cardigan ugh slow-carb, </w:t>
-      </w:r>
-      <w:proofErr w:type="spellStart"/>
-      <w:r>
-        <w:t>ea</w:t>
-      </w:r>
-      <w:proofErr w:type="spellEnd"/>
-      <w:r>
-        <w:t xml:space="preserve"> DIY hot chicken </w:t>
-      </w:r>
-      <w:proofErr w:type="spellStart"/>
-      <w:r>
-        <w:t>commodo</w:t>
+        <w:t>voluptate</w:t>
+      </w:r>
+      <w:proofErr w:type="spellEnd"/>
+      <w:r>
+        <w:t xml:space="preserve">, </w:t>
+      </w:r>
+      <w:proofErr w:type="spellStart"/>
+      <w:r>
+        <w:t>velit</w:t>
       </w:r>
       <w:proofErr w:type="spellEnd"/>
       <w:r>
         <w:t xml:space="preserve"> </w:t>
       </w:r>
       <w:proofErr w:type="spellStart"/>
-      <w:proofErr w:type="gramStart"/>
-      <w:r>
-        <w:t>godard</w:t>
-      </w:r>
-      <w:proofErr w:type="spellEnd"/>
-      <w:proofErr w:type="gramEnd"/>
-      <w:r>
-        <w:t xml:space="preserve">. Lorem </w:t>
-      </w:r>
-      <w:proofErr w:type="spellStart"/>
-      <w:r>
-        <w:t>sint</w:t>
-      </w:r>
-      <w:proofErr w:type="spellEnd"/>
-      <w:r>
-        <w:t xml:space="preserve"> qui 3 wolf moon </w:t>
-      </w:r>
-      <w:proofErr w:type="spellStart"/>
-      <w:r>
-        <w:t>enim</w:t>
-      </w:r>
-      <w:proofErr w:type="spellEnd"/>
-      <w:r>
-        <w:t xml:space="preserve"> </w:t>
-      </w:r>
-      <w:proofErr w:type="spellStart"/>
-      <w:r>
-        <w:t>voluptate</w:t>
-      </w:r>
-      <w:proofErr w:type="spellEnd"/>
-      <w:r>
-        <w:t xml:space="preserve">, </w:t>
-      </w:r>
-      <w:proofErr w:type="spellStart"/>
-      <w:r>
-        <w:t>velit</w:t>
-      </w:r>
-      <w:proofErr w:type="spellEnd"/>
-      <w:r>
-        <w:t xml:space="preserve"> </w:t>
-      </w:r>
-      <w:proofErr w:type="spellStart"/>
       <w:r>
         <w:t>veniam</w:t>
       </w:r>
@@ -6304,12 +6017,10 @@
         <w:t xml:space="preserve"> viral, </w:t>
       </w:r>
       <w:proofErr w:type="spellStart"/>
-      <w:proofErr w:type="gramStart"/>
       <w:r>
         <w:t>edison</w:t>
       </w:r>
       <w:proofErr w:type="spellEnd"/>
-      <w:proofErr w:type="gramEnd"/>
       <w:r>
         <w:t xml:space="preserve"> bulb </w:t>
       </w:r>
@@ -6319,15 +6030,7 @@
       </w:r>
       <w:proofErr w:type="spellEnd"/>
       <w:r>
-        <w:t xml:space="preserve"> </w:t>
-      </w:r>
-      <w:proofErr w:type="spellStart"/>
-      <w:r>
-        <w:t>jianbing</w:t>
-      </w:r>
-      <w:proofErr w:type="spellEnd"/>
-      <w:r>
-        <w:t>.</w:t>
+        <w:t xml:space="preserve"> jianbing.</w:t>
       </w:r>
     </w:p>
     <w:p>
@@ -6364,43 +6067,84 @@
       </w:r>
       <w:proofErr w:type="spellEnd"/>
       <w:r>
+        <w:t xml:space="preserve"> jianbing, locavore VHS salvia +1 vegan gluten-free </w:t>
+      </w:r>
+      <w:proofErr w:type="spellStart"/>
+      <w:r>
+        <w:t>kogi</w:t>
+      </w:r>
+      <w:proofErr w:type="spellEnd"/>
+      <w:r>
+        <w:t xml:space="preserve"> pug </w:t>
+      </w:r>
+      <w:proofErr w:type="spellStart"/>
+      <w:r>
+        <w:t>vexillologist</w:t>
+      </w:r>
+      <w:proofErr w:type="spellEnd"/>
+      <w:r>
+        <w:t xml:space="preserve"> affogato. Fanny pack </w:t>
+      </w:r>
+      <w:proofErr w:type="spellStart"/>
+      <w:r>
+        <w:t>palo</w:t>
+      </w:r>
+      <w:proofErr w:type="spellEnd"/>
+      <w:r>
         <w:t xml:space="preserve"> </w:t>
       </w:r>
       <w:proofErr w:type="spellStart"/>
       <w:r>
-        <w:t>jianbing</w:t>
-      </w:r>
-      <w:proofErr w:type="spellEnd"/>
-      <w:r>
-        <w:t xml:space="preserve">, locavore VHS salvia +1 vegan gluten-free </w:t>
-      </w:r>
-      <w:proofErr w:type="spellStart"/>
-      <w:r>
-        <w:t>kogi</w:t>
-      </w:r>
-      <w:proofErr w:type="spellEnd"/>
-      <w:r>
-        <w:t xml:space="preserve"> pug </w:t>
-      </w:r>
-      <w:proofErr w:type="spellStart"/>
-      <w:r>
-        <w:t>vexillologist</w:t>
+        <w:t>santo</w:t>
       </w:r>
       <w:proofErr w:type="spellEnd"/>
       <w:r>
         <w:t xml:space="preserve"> </w:t>
       </w:r>
-      <w:proofErr w:type="spellStart"/>
-      <w:r>
-        <w:t>affogato</w:t>
-      </w:r>
-      <w:proofErr w:type="spellEnd"/>
-      <w:r>
-        <w:t xml:space="preserve">. Fanny pack </w:t>
-      </w:r>
-      <w:proofErr w:type="spellStart"/>
-      <w:r>
-        <w:t>palo</w:t>
+      <w:r>
+        <w:pgNum/>
+      </w:r>
+      <w:proofErr w:type="spellStart"/>
+      <w:r>
+        <w:t>dison</w:t>
+      </w:r>
+      <w:proofErr w:type="spellEnd"/>
+      <w:r>
+        <w:pgNum/>
+      </w:r>
+      <w:r>
+        <w:t>ca</w:t>
+      </w:r>
+      <w:r>
+        <w:t xml:space="preserve"> blog bespoke </w:t>
+      </w:r>
+      <w:proofErr w:type="spellStart"/>
+      <w:r>
+        <w:t>commodo</w:t>
+      </w:r>
+      <w:proofErr w:type="spellEnd"/>
+      <w:r>
+        <w:t xml:space="preserve"> tilde hammock </w:t>
+      </w:r>
+      <w:proofErr w:type="spellStart"/>
+      <w:r>
+        <w:t>taiyaki</w:t>
+      </w:r>
+      <w:proofErr w:type="spellEnd"/>
+      <w:r>
+        <w:t xml:space="preserve"> wayfarers gentrify. Cardigan ugh slow-carb, </w:t>
+      </w:r>
+      <w:proofErr w:type="spellStart"/>
+      <w:r>
+        <w:t>ea</w:t>
+      </w:r>
+      <w:proofErr w:type="spellEnd"/>
+      <w:r>
+        <w:t xml:space="preserve"> DIY hot chicken </w:t>
+      </w:r>
+      <w:proofErr w:type="spellStart"/>
+      <w:r>
+        <w:t>commodo</w:t>
       </w:r>
       <w:proofErr w:type="spellEnd"/>
       <w:r>
@@ -6408,102 +6152,45 @@
       </w:r>
       <w:proofErr w:type="spellStart"/>
       <w:r>
-        <w:t>santo</w:t>
+        <w:t>godard</w:t>
+      </w:r>
+      <w:proofErr w:type="spellEnd"/>
+      <w:r>
+        <w:t xml:space="preserve">. Lorem </w:t>
+      </w:r>
+      <w:proofErr w:type="spellStart"/>
+      <w:r>
+        <w:t>sint</w:t>
+      </w:r>
+      <w:proofErr w:type="spellEnd"/>
+      <w:r>
+        <w:t xml:space="preserve"> qui 3 wolf moon </w:t>
+      </w:r>
+      <w:proofErr w:type="spellStart"/>
+      <w:r>
+        <w:t>enim</w:t>
       </w:r>
       <w:proofErr w:type="spellEnd"/>
       <w:r>
         <w:t xml:space="preserve"> </w:t>
       </w:r>
-      <w:r>
-        <w:pgNum/>
-      </w:r>
-      <w:proofErr w:type="spellStart"/>
-      <w:r>
-        <w:t>dison</w:t>
-      </w:r>
-      <w:proofErr w:type="spellEnd"/>
-      <w:r>
-        <w:pgNum/>
-        <w:t>ca</w:t>
-      </w:r>
-      <w:r>
-        <w:t xml:space="preserve"> blog bespoke </w:t>
-      </w:r>
-      <w:proofErr w:type="spellStart"/>
-      <w:r>
-        <w:t>commodo</w:t>
-      </w:r>
-      <w:proofErr w:type="spellEnd"/>
-      <w:r>
-        <w:t xml:space="preserve"> tilde hammock </w:t>
-      </w:r>
-      <w:proofErr w:type="spellStart"/>
-      <w:r>
-        <w:t>taiyaki</w:t>
-      </w:r>
-      <w:proofErr w:type="spellEnd"/>
-      <w:r>
-        <w:t xml:space="preserve"> wayfarers gentrify. Cardigan ugh slow-carb, </w:t>
-      </w:r>
-      <w:proofErr w:type="spellStart"/>
-      <w:r>
-        <w:t>ea</w:t>
-      </w:r>
-      <w:proofErr w:type="spellEnd"/>
-      <w:r>
-        <w:t xml:space="preserve"> DIY hot chicken </w:t>
-      </w:r>
-      <w:proofErr w:type="spellStart"/>
-      <w:r>
-        <w:t>commodo</w:t>
+      <w:proofErr w:type="spellStart"/>
+      <w:r>
+        <w:t>voluptate</w:t>
+      </w:r>
+      <w:proofErr w:type="spellEnd"/>
+      <w:r>
+        <w:t xml:space="preserve">, </w:t>
+      </w:r>
+      <w:proofErr w:type="spellStart"/>
+      <w:r>
+        <w:t>velit</w:t>
       </w:r>
       <w:proofErr w:type="spellEnd"/>
       <w:r>
         <w:t xml:space="preserve"> </w:t>
       </w:r>
       <w:proofErr w:type="spellStart"/>
-      <w:proofErr w:type="gramStart"/>
-      <w:r>
-        <w:t>godard</w:t>
-      </w:r>
-      <w:proofErr w:type="spellEnd"/>
-      <w:proofErr w:type="gramEnd"/>
-      <w:r>
-        <w:t xml:space="preserve">. Lorem </w:t>
-      </w:r>
-      <w:proofErr w:type="spellStart"/>
-      <w:r>
-        <w:t>sint</w:t>
-      </w:r>
-      <w:proofErr w:type="spellEnd"/>
-      <w:r>
-        <w:t xml:space="preserve"> qui 3 wolf moon </w:t>
-      </w:r>
-      <w:proofErr w:type="spellStart"/>
-      <w:r>
-        <w:t>enim</w:t>
-      </w:r>
-      <w:proofErr w:type="spellEnd"/>
-      <w:r>
-        <w:t xml:space="preserve"> </w:t>
-      </w:r>
-      <w:proofErr w:type="spellStart"/>
-      <w:r>
-        <w:t>voluptate</w:t>
-      </w:r>
-      <w:proofErr w:type="spellEnd"/>
-      <w:r>
-        <w:t xml:space="preserve">, </w:t>
-      </w:r>
-      <w:proofErr w:type="spellStart"/>
-      <w:r>
-        <w:t>velit</w:t>
-      </w:r>
-      <w:proofErr w:type="spellEnd"/>
-      <w:r>
-        <w:t xml:space="preserve"> </w:t>
-      </w:r>
-      <w:proofErr w:type="spellStart"/>
       <w:r>
         <w:t>veniam</w:t>
       </w:r>
@@ -6520,12 +6207,10 @@
         <w:t xml:space="preserve"> viral, </w:t>
       </w:r>
       <w:proofErr w:type="spellStart"/>
-      <w:proofErr w:type="gramStart"/>
       <w:r>
         <w:t>edison</w:t>
       </w:r>
       <w:proofErr w:type="spellEnd"/>
-      <w:proofErr w:type="gramEnd"/>
       <w:r>
         <w:t xml:space="preserve"> bulb </w:t>
       </w:r>
@@ -6535,15 +6220,7 @@
       </w:r>
       <w:proofErr w:type="spellEnd"/>
       <w:r>
-        <w:t xml:space="preserve"> </w:t>
-      </w:r>
-      <w:proofErr w:type="spellStart"/>
-      <w:r>
-        <w:t>jianbing</w:t>
-      </w:r>
-      <w:proofErr w:type="spellEnd"/>
-      <w:r>
-        <w:t>.</w:t>
+        <w:t xml:space="preserve"> jianbing.</w:t>
       </w:r>
     </w:p>
     <w:p>
@@ -6602,7 +6279,7 @@
         <w:pStyle w:val="Title"/>
       </w:pPr>
       <w:r>
-        <w:t>General Information</w:t>
+        <w:t>Trouble Shooting</w:t>
       </w:r>
     </w:p>
     <w:p>
@@ -6619,24 +6296,7 @@
       </w:pPr>
       <w:r>
         <w:lastRenderedPageBreak/>
-        <w:t>System Requirements</w:t>
-      </w:r>
-    </w:p>
-    <w:p>
-      <w:pPr>
-        <w:pStyle w:val="BodyTextKeep"/>
-      </w:pPr>
-      <w:r>
-        <w:t>The s</w:t>
-      </w:r>
-      <w:r>
-        <w:t>ystem requirements to run the 9 tap software are as follows:</w:t>
-      </w:r>
-      <w:r>
-        <w:t xml:space="preserve"> Windows 10, (Windows 8, or Windows 7). Storage: how much? USB port. Dot matrix and ink/laser-jet</w:t>
-      </w:r>
-      <w:r>
-        <w:t xml:space="preserve"> printers. Microsoft Excel must be installed on the computer for the 9 Tap Tour program to work.</w:t>
+        <w:t>Trouble Shooting 9-Tap</w:t>
       </w:r>
     </w:p>
     <w:p>
@@ -6647,7 +6307,6 @@
           <w:szCs w:val="24"/>
         </w:rPr>
       </w:pPr>
-      <w:bookmarkStart w:id="0" w:name="_GoBack"/>
       <w:r>
         <w:rPr>
           <w:sz w:val="24"/>
@@ -6656,7 +6315,6 @@
         <w:t>WARNING:</w:t>
       </w:r>
     </w:p>
-    <w:bookmarkEnd w:id="0"/>
     <w:p>
       <w:pPr>
         <w:pStyle w:val="BodyText"/>
@@ -6684,201 +6342,26 @@
           <w:sz w:val="24"/>
           <w:szCs w:val="24"/>
         </w:rPr>
-        <w:t>Installation</w:t>
+        <w:t>ReadMe File</w:t>
       </w:r>
     </w:p>
     <w:p>
       <w:pPr>
         <w:pStyle w:val="BodyText"/>
-        <w:numPr>
-          <w:ilvl w:val="0"/>
-          <w:numId w:val="40"/>
-        </w:numPr>
-      </w:pPr>
-      <w:r>
-        <w:t>Start Windows and exit all other applications.</w:t>
+      </w:pPr>
+      <w:r>
+        <w:t>The 9 Tap Tour program contains a ReadMe file where you can view updated program information. We strongly encourage you to take the t</w:t>
+      </w:r>
+      <w:r>
+        <w:t>ime</w:t>
+      </w:r>
+      <w:r>
+        <w:t xml:space="preserve"> look over this file to get information on changes made after this manual went to print.</w:t>
       </w:r>
     </w:p>
     <w:p>
       <w:pPr>
         <w:pStyle w:val="BodyText"/>
-        <w:numPr>
-          <w:ilvl w:val="0"/>
-          <w:numId w:val="40"/>
-        </w:numPr>
-      </w:pPr>
-      <w:r>
-        <w:t>Insert the 9 Tap Tour USB drive into your computer’s USB port.</w:t>
-      </w:r>
-    </w:p>
-    <w:p>
-      <w:pPr>
-        <w:pStyle w:val="BodyText"/>
-        <w:numPr>
-          <w:ilvl w:val="0"/>
-          <w:numId w:val="40"/>
-        </w:numPr>
-      </w:pPr>
-      <w:r>
-        <w:t>If the file manager dialog does not appear, click the Start button on your Windows taskbar, then click Run. Type D:\Setup and click on OK. (Note: If your removable USB drive is assigned a letter other than D, use that letter.)</w:t>
-      </w:r>
-    </w:p>
-    <w:p>
-      <w:pPr>
-        <w:pStyle w:val="BodyText"/>
-        <w:numPr>
-          <w:ilvl w:val="0"/>
-          <w:numId w:val="40"/>
-        </w:numPr>
-      </w:pPr>
-      <w:r>
-        <w:t>The installation wizard will now run.</w:t>
-      </w:r>
-    </w:p>
-    <w:p>
-      <w:pPr>
-        <w:pStyle w:val="BodyText"/>
-        <w:numPr>
-          <w:ilvl w:val="0"/>
-          <w:numId w:val="40"/>
-        </w:numPr>
-      </w:pPr>
-      <w:r>
-        <w:t>The next window will prompt you to shut down all other running programs before starting the 9 Tap Tour installation process. Do this and then click “Next” to continue.</w:t>
-      </w:r>
-    </w:p>
-    <w:p>
-      <w:pPr>
-        <w:pStyle w:val="BodyText"/>
-        <w:numPr>
-          <w:ilvl w:val="0"/>
-          <w:numId w:val="40"/>
-        </w:numPr>
-      </w:pPr>
-      <w:r>
-        <w:t>End User License agreement.</w:t>
-      </w:r>
-      <w:r>
-        <w:t xml:space="preserve"> Read the agreement, and if you agree to the terms and conditions chose “I agree.” Then click the “I Agree” button to continue the installation process.</w:t>
-      </w:r>
-    </w:p>
-    <w:p>
-      <w:pPr>
-        <w:pStyle w:val="BodyText"/>
-        <w:numPr>
-          <w:ilvl w:val="0"/>
-          <w:numId w:val="40"/>
-        </w:numPr>
-      </w:pPr>
-      <w:r>
-        <w:t>Next, chose an install location for the program. Either accept the default location or choose another location. Once you’re satisfied with your choice, click “Next” to continue installing.</w:t>
-      </w:r>
-    </w:p>
-    <w:p>
-      <w:pPr>
-        <w:pStyle w:val="BodyText"/>
-        <w:numPr>
-          <w:ilvl w:val="0"/>
-          <w:numId w:val="40"/>
-        </w:numPr>
-      </w:pPr>
-      <w:r>
-        <w:t xml:space="preserve">Select a Start Menu Folder for 9 Tap Tour. Either accept the default location or chose another. If you don’t want a Start Menu folder to be created check the box “Do Not Create </w:t>
-      </w:r>
-      <w:proofErr w:type="gramStart"/>
-      <w:r>
-        <w:t>A</w:t>
-      </w:r>
-      <w:proofErr w:type="gramEnd"/>
-      <w:r>
-        <w:t xml:space="preserve"> Start Menu Folder”. Once you are satisfied with your selection click the “Next” button to continue.</w:t>
-      </w:r>
-    </w:p>
-    <w:p>
-      <w:pPr>
-        <w:pStyle w:val="BodyText"/>
-        <w:numPr>
-          <w:ilvl w:val="0"/>
-          <w:numId w:val="40"/>
-        </w:numPr>
-      </w:pPr>
-      <w:r>
-        <w:t>Select the shortcuts you want created. Chose to create shortcuts on the Desktop, Quick Launch Toolbar, or neither. Once you are satisfied with your selection click on the “Next” button to continue.</w:t>
-      </w:r>
-    </w:p>
-    <w:p>
-      <w:pPr>
-        <w:pStyle w:val="BodyText"/>
-        <w:numPr>
-          <w:ilvl w:val="0"/>
-          <w:numId w:val="40"/>
-        </w:numPr>
-      </w:pPr>
-      <w:r>
-        <w:t>The 9 Tap Tour will now begin installing. When the “Install complete” message</w:t>
-      </w:r>
-      <w:r>
-        <w:t xml:space="preserve"> displays, click the “Next:” button to continue.</w:t>
-      </w:r>
-    </w:p>
-    <w:p>
-      <w:pPr>
-        <w:pStyle w:val="BodyText"/>
-        <w:numPr>
-          <w:ilvl w:val="0"/>
-          <w:numId w:val="40"/>
-        </w:numPr>
-      </w:pPr>
-      <w:r>
-        <w:lastRenderedPageBreak/>
-        <w:t xml:space="preserve">The 9 Tap Tour program has now been successfully installed. Choose “Run 9 Tap Tour” to </w:t>
-      </w:r>
-      <w:r>
-        <w:t>immediately</w:t>
-      </w:r>
-      <w:r>
-        <w:t xml:space="preserve"> </w:t>
-      </w:r>
-      <w:r>
-        <w:t>launch</w:t>
-      </w:r>
-      <w:r>
-        <w:t xml:space="preserve"> the program, or “View ReadMe.txt” to view the ReadMe file where you can view updated program information made after the game manual was printed.</w:t>
-      </w:r>
-    </w:p>
-    <w:p>
-      <w:pPr>
-        <w:pStyle w:val="Heading2"/>
-        <w:rPr>
-          <w:sz w:val="24"/>
-          <w:szCs w:val="24"/>
-        </w:rPr>
-      </w:pPr>
-      <w:r>
-        <w:rPr>
-          <w:sz w:val="24"/>
-          <w:szCs w:val="24"/>
-        </w:rPr>
-        <w:t>ReadMe File</w:t>
-      </w:r>
-    </w:p>
-    <w:p>
-      <w:pPr>
-        <w:pStyle w:val="BodyText"/>
-      </w:pPr>
-      <w:r>
-        <w:t>The 9 Tap Tour program contains a ReadMe file where you can view updated program information. We strongly encourage you to take the t</w:t>
-      </w:r>
-      <w:r>
-        <w:t>ime</w:t>
-      </w:r>
-      <w:r>
-        <w:t xml:space="preserve"> look over this file to get information on changes made after this manual went to print.</w:t>
-      </w:r>
-    </w:p>
-    <w:p>
-      <w:pPr>
-        <w:pStyle w:val="BodyText"/>
       </w:pPr>
       <w:r>
         <w:t>To view this file, double-click on it in the 9 Tap Tour directory found on your hard drive (usually C:\Program Files\9TapTour\docs\readme_en.txt). You can also view the ReadMe file by clicking on the Start button on your Windows taskbar, then on Programs, then on 9 Tap Tour, then on View Readme.txt.</w:t>
@@ -6886,10 +6369,16 @@
     </w:p>
     <w:p>
       <w:pPr>
-        <w:pStyle w:val="Heading1"/>
-      </w:pPr>
-      <w:r>
-        <w:t>Using 9 Tap Tour</w:t>
+        <w:rPr>
+          <w:rFonts w:ascii="Arial Black" w:hAnsi="Arial Black"/>
+          <w:color w:val="808080"/>
+          <w:spacing w:val="-25"/>
+          <w:kern w:val="28"/>
+          <w:sz w:val="32"/>
+        </w:rPr>
+      </w:pPr>
+      <w:r>
+        <w:br w:type="page"/>
       </w:r>
     </w:p>
     <w:p>
@@ -6906,6 +6395,81 @@
     </w:p>
     <w:p>
       <w:pPr>
+        <w:pStyle w:val="PartTitle"/>
+        <w:framePr w:wrap="notBeside"/>
+      </w:pPr>
+      <w:r>
+        <w:lastRenderedPageBreak/>
+        <w:t>Chapter</w:t>
+      </w:r>
+    </w:p>
+    <w:p>
+      <w:pPr>
+        <w:pStyle w:val="PartLabel"/>
+        <w:framePr w:wrap="notBeside"/>
+      </w:pPr>
+      <w:r>
+        <w:t>5</w:t>
+      </w:r>
+    </w:p>
+    <w:p/>
+    <w:p/>
+    <w:p/>
+    <w:p/>
+    <w:p/>
+    <w:p/>
+    <w:p/>
+    <w:p/>
+    <w:p/>
+    <w:p/>
+    <w:p/>
+    <w:p>
+      <w:pPr>
+        <w:pStyle w:val="Subtitle"/>
+      </w:pPr>
+      <w:r>
+        <w:t>9-tap tour</w:t>
+      </w:r>
+    </w:p>
+    <w:p>
+      <w:pPr>
+        <w:pStyle w:val="Title"/>
+      </w:pPr>
+      <w:r>
+        <w:t>General Information</w:t>
+      </w:r>
+    </w:p>
+    <w:p>
+      <w:pPr>
+        <w:pStyle w:val="Caption"/>
+      </w:pPr>
+      <w:r>
+        <w:br w:type="page"/>
+      </w:r>
+    </w:p>
+    <w:p>
+      <w:pPr>
+        <w:pStyle w:val="Heading1"/>
+      </w:pPr>
+      <w:r>
+        <w:lastRenderedPageBreak/>
+        <w:t>Using 9 Tap Tour</w:t>
+      </w:r>
+    </w:p>
+    <w:p>
+      <w:pPr>
+        <w:pStyle w:val="Heading1"/>
+        <w:sectPr>
+          <w:type w:val="continuous"/>
+          <w:pgSz w:w="12240" w:h="15840" w:code="1"/>
+          <w:pgMar w:top="1800" w:right="1195" w:bottom="1440" w:left="3355" w:header="965" w:footer="965" w:gutter="0"/>
+          <w:cols w:space="360"/>
+          <w:titlePg/>
+        </w:sectPr>
+      </w:pPr>
+    </w:p>
+    <w:p>
+      <w:pPr>
         <w:pStyle w:val="Heading2"/>
         <w:rPr>
           <w:sz w:val="22"/>
@@ -7065,7 +6629,6 @@
         </w:numPr>
       </w:pPr>
       <w:r>
-        <w:lastRenderedPageBreak/>
         <w:t>Region—drop down menu to pick location. Default is “local”.</w:t>
       </w:r>
     </w:p>
@@ -7098,74 +6661,6 @@
     <w:p>
       <w:pPr>
         <w:pStyle w:val="BodyText"/>
-      </w:pPr>
-      <w:r>
-        <w:t>To enter a new member: Click “New” Button under record. Enter the player’s Last, First, and, if applicable, Middle name at the top of the form. The member number automatically generates. You can click “Save” at this point to come back and finish filling out the player’s information later</w:t>
-      </w:r>
-      <w:r>
-        <w:t>.</w:t>
-      </w:r>
-      <w:r>
-        <w:t xml:space="preserve"> When you have the time, you can fill out the remaining information: member birthdate, social security number, address, city, state, zip code, date joined or rejoined,</w:t>
-      </w:r>
-    </w:p>
-    <w:p>
-      <w:pPr>
-        <w:pStyle w:val="Heading1"/>
-      </w:pPr>
-      <w:r>
-        <w:t>Tournaments</w:t>
-      </w:r>
-    </w:p>
-    <w:p>
-      <w:pPr>
-        <w:pStyle w:val="Heading1"/>
-      </w:pPr>
-      <w:r>
-        <w:t>Reports</w:t>
-      </w:r>
-    </w:p>
-    <w:p>
-      <w:pPr>
-        <w:pStyle w:val="Heading1"/>
-      </w:pPr>
-      <w:r>
-        <w:t>Tools</w:t>
-      </w:r>
-    </w:p>
-    <w:p>
-      <w:pPr>
-        <w:pStyle w:val="Heading1"/>
-      </w:pPr>
-      <w:r>
-        <w:t>Troubleshooting</w:t>
-      </w:r>
-    </w:p>
-    <w:p>
-      <w:pPr>
-        <w:pStyle w:val="Caption"/>
-        <w:rPr>
-          <w:sz w:val="20"/>
-        </w:rPr>
-      </w:pPr>
-      <w:bookmarkStart w:id="1" w:name="_Toc35154388"/>
-      <w:bookmarkStart w:id="2" w:name="_Toc35154911"/>
-      <w:bookmarkStart w:id="3" w:name="_Toc36023011"/>
-      <w:r>
-        <w:rPr>
-          <w:sz w:val="20"/>
-        </w:rPr>
-        <w:t xml:space="preserve">Deal with the </w:t>
-      </w:r>
-      <w:r>
-        <w:rPr>
-          <w:sz w:val="20"/>
-        </w:rPr>
-        <w:t>Problems</w:t>
-      </w:r>
-    </w:p>
-    <w:p>
-      <w:pPr>
         <w:rPr>
           <w:rFonts w:ascii="Arial Black" w:hAnsi="Arial Black"/>
           <w:color w:val="808080"/>
@@ -7174,6 +6669,18 @@
           <w:sz w:val="32"/>
         </w:rPr>
       </w:pPr>
+      <w:r>
+        <w:t>To enter a new member: Click “New” Button under record. Enter the player’s Last, First, and, if applicable, Middle name at the top of the form. The member number automatically generates. You can click “Save” at this point to come back and finish filling out the player’s information later</w:t>
+      </w:r>
+      <w:r>
+        <w:t>.</w:t>
+      </w:r>
+      <w:r>
+        <w:t xml:space="preserve"> When you have the time, you can fill out the remaining information: member birthdate, social security number, address, city, state, zip code, date joined or rejoined,</w:t>
+      </w:r>
+      <w:bookmarkStart w:id="1" w:name="_Toc35154388"/>
+      <w:bookmarkStart w:id="2" w:name="_Toc35154911"/>
+      <w:bookmarkStart w:id="3" w:name="_Toc36023011"/>
       <w:r>
         <w:br w:type="page"/>
       </w:r>
@@ -7731,7 +7238,7 @@
 </file>
 
 <file path=word/endnotes.xml><?xml version="1.0" encoding="utf-8"?>
-<w:endnotes xmlns:wpc="http://schemas.microsoft.com/office/word/2010/wordprocessingCanvas" xmlns:mc="http://schemas.openxmlformats.org/markup-compatibility/2006" xmlns:o="urn:schemas-microsoft-com:office:office" xmlns:r="http://schemas.openxmlformats.org/officeDocument/2006/relationships" xmlns:m="http://schemas.openxmlformats.org/officeDocument/2006/math" xmlns:v="urn:schemas-microsoft-com:vml" xmlns:wp14="http://schemas.microsoft.com/office/word/2010/wordprocessingDrawing" xmlns:wp="http://schemas.openxmlformats.org/drawingml/2006/wordprocessingDrawing" xmlns:w10="urn:schemas-microsoft-com:office:word" xmlns:w="http://schemas.openxmlformats.org/wordprocessingml/2006/main" xmlns:w14="http://schemas.microsoft.com/office/word/2010/wordml" xmlns:w15="http://schemas.microsoft.com/office/word/2012/wordml" xmlns:wpg="http://schemas.microsoft.com/office/word/2010/wordprocessingGroup" xmlns:wpi="http://schemas.microsoft.com/office/word/2010/wordprocessingInk" xmlns:wne="http://schemas.microsoft.com/office/word/2006/wordml" xmlns:wps="http://schemas.microsoft.com/office/word/2010/wordprocessingShape" mc:Ignorable="w14 w15 wp14">
+<w:endnotes xmlns:wpc="http://schemas.microsoft.com/office/word/2010/wordprocessingCanvas" xmlns:cx="http://schemas.microsoft.com/office/drawing/2014/chartex" xmlns:cx1="http://schemas.microsoft.com/office/drawing/2015/9/8/chartex" xmlns:cx2="http://schemas.microsoft.com/office/drawing/2015/10/21/chartex" xmlns:cx3="http://schemas.microsoft.com/office/drawing/2016/5/9/chartex" xmlns:cx4="http://schemas.microsoft.com/office/drawing/2016/5/10/chartex" xmlns:cx5="http://schemas.microsoft.com/office/drawing/2016/5/11/chartex" xmlns:cx6="http://schemas.microsoft.com/office/drawing/2016/5/12/chartex" xmlns:cx7="http://schemas.microsoft.com/office/drawing/2016/5/13/chartex" xmlns:cx8="http://schemas.microsoft.com/office/drawing/2016/5/14/chartex" xmlns:mc="http://schemas.openxmlformats.org/markup-compatibility/2006" xmlns:aink="http://schemas.microsoft.com/office/drawing/2016/ink" xmlns:am3d="http://schemas.microsoft.com/office/drawing/2017/model3d" xmlns:o="urn:schemas-microsoft-com:office:office" xmlns:r="http://schemas.openxmlformats.org/officeDocument/2006/relationships" xmlns:m="http://schemas.openxmlformats.org/officeDocument/2006/math" xmlns:v="urn:schemas-microsoft-com:vml" xmlns:wp14="http://schemas.microsoft.com/office/word/2010/wordprocessingDrawing" xmlns:wp="http://schemas.openxmlformats.org/drawingml/2006/wordprocessingDrawing" xmlns:w10="urn:schemas-microsoft-com:office:word" xmlns:w="http://schemas.openxmlformats.org/wordprocessingml/2006/main" xmlns:w14="http://schemas.microsoft.com/office/word/2010/wordml" xmlns:w15="http://schemas.microsoft.com/office/word/2012/wordml" xmlns:w16cid="http://schemas.microsoft.com/office/word/2016/wordml/cid" xmlns:w16se="http://schemas.microsoft.com/office/word/2015/wordml/symex" xmlns:wpg="http://schemas.microsoft.com/office/word/2010/wordprocessingGroup" xmlns:wpi="http://schemas.microsoft.com/office/word/2010/wordprocessingInk" xmlns:wne="http://schemas.microsoft.com/office/word/2006/wordml" xmlns:wps="http://schemas.microsoft.com/office/word/2010/wordprocessingShape" mc:Ignorable="w14 w15 w16se w16cid wp14">
   <w:endnote w:type="separator" w:id="-1">
     <w:p>
       <w:r>
@@ -7750,7 +7257,7 @@
 </file>
 
 <file path=word/footer1.xml><?xml version="1.0" encoding="utf-8"?>
-<w:ftr xmlns:wpc="http://schemas.microsoft.com/office/word/2010/wordprocessingCanvas" xmlns:mc="http://schemas.openxmlformats.org/markup-compatibility/2006" xmlns:o="urn:schemas-microsoft-com:office:office" xmlns:r="http://schemas.openxmlformats.org/officeDocument/2006/relationships" xmlns:m="http://schemas.openxmlformats.org/officeDocument/2006/math" xmlns:v="urn:schemas-microsoft-com:vml" xmlns:wp14="http://schemas.microsoft.com/office/word/2010/wordprocessingDrawing" xmlns:wp="http://schemas.openxmlformats.org/drawingml/2006/wordprocessingDrawing" xmlns:w10="urn:schemas-microsoft-com:office:word" xmlns:w="http://schemas.openxmlformats.org/wordprocessingml/2006/main" xmlns:w14="http://schemas.microsoft.com/office/word/2010/wordml" xmlns:w15="http://schemas.microsoft.com/office/word/2012/wordml" xmlns:wpg="http://schemas.microsoft.com/office/word/2010/wordprocessingGroup" xmlns:wpi="http://schemas.microsoft.com/office/word/2010/wordprocessingInk" xmlns:wne="http://schemas.microsoft.com/office/word/2006/wordml" xmlns:wps="http://schemas.microsoft.com/office/word/2010/wordprocessingShape" mc:Ignorable="w14 w15 wp14">
+<w:ftr xmlns:wpc="http://schemas.microsoft.com/office/word/2010/wordprocessingCanvas" xmlns:cx="http://schemas.microsoft.com/office/drawing/2014/chartex" xmlns:cx1="http://schemas.microsoft.com/office/drawing/2015/9/8/chartex" xmlns:cx2="http://schemas.microsoft.com/office/drawing/2015/10/21/chartex" xmlns:cx3="http://schemas.microsoft.com/office/drawing/2016/5/9/chartex" xmlns:cx4="http://schemas.microsoft.com/office/drawing/2016/5/10/chartex" xmlns:cx5="http://schemas.microsoft.com/office/drawing/2016/5/11/chartex" xmlns:cx6="http://schemas.microsoft.com/office/drawing/2016/5/12/chartex" xmlns:cx7="http://schemas.microsoft.com/office/drawing/2016/5/13/chartex" xmlns:cx8="http://schemas.microsoft.com/office/drawing/2016/5/14/chartex" xmlns:mc="http://schemas.openxmlformats.org/markup-compatibility/2006" xmlns:aink="http://schemas.microsoft.com/office/drawing/2016/ink" xmlns:am3d="http://schemas.microsoft.com/office/drawing/2017/model3d" xmlns:o="urn:schemas-microsoft-com:office:office" xmlns:r="http://schemas.openxmlformats.org/officeDocument/2006/relationships" xmlns:m="http://schemas.openxmlformats.org/officeDocument/2006/math" xmlns:v="urn:schemas-microsoft-com:vml" xmlns:wp14="http://schemas.microsoft.com/office/word/2010/wordprocessingDrawing" xmlns:wp="http://schemas.openxmlformats.org/drawingml/2006/wordprocessingDrawing" xmlns:w10="urn:schemas-microsoft-com:office:word" xmlns:w="http://schemas.openxmlformats.org/wordprocessingml/2006/main" xmlns:w14="http://schemas.microsoft.com/office/word/2010/wordml" xmlns:w15="http://schemas.microsoft.com/office/word/2012/wordml" xmlns:w16cid="http://schemas.microsoft.com/office/word/2016/wordml/cid" xmlns:w16se="http://schemas.microsoft.com/office/word/2015/wordml/symex" xmlns:wpg="http://schemas.microsoft.com/office/word/2010/wordprocessingGroup" xmlns:wpi="http://schemas.microsoft.com/office/word/2010/wordprocessingInk" xmlns:wne="http://schemas.microsoft.com/office/word/2006/wordml" xmlns:wps="http://schemas.microsoft.com/office/word/2010/wordprocessingShape" mc:Ignorable="w14 w15 w16se w16cid wp14">
   <w:p>
     <w:pPr>
       <w:pStyle w:val="Footer"/>
@@ -7791,7 +7298,7 @@
 </file>
 
 <file path=word/footer2.xml><?xml version="1.0" encoding="utf-8"?>
-<w:ftr xmlns:wpc="http://schemas.microsoft.com/office/word/2010/wordprocessingCanvas" xmlns:mc="http://schemas.openxmlformats.org/markup-compatibility/2006" xmlns:o="urn:schemas-microsoft-com:office:office" xmlns:r="http://schemas.openxmlformats.org/officeDocument/2006/relationships" xmlns:m="http://schemas.openxmlformats.org/officeDocument/2006/math" xmlns:v="urn:schemas-microsoft-com:vml" xmlns:wp14="http://schemas.microsoft.com/office/word/2010/wordprocessingDrawing" xmlns:wp="http://schemas.openxmlformats.org/drawingml/2006/wordprocessingDrawing" xmlns:w10="urn:schemas-microsoft-com:office:word" xmlns:w="http://schemas.openxmlformats.org/wordprocessingml/2006/main" xmlns:w14="http://schemas.microsoft.com/office/word/2010/wordml" xmlns:w15="http://schemas.microsoft.com/office/word/2012/wordml" xmlns:wpg="http://schemas.microsoft.com/office/word/2010/wordprocessingGroup" xmlns:wpi="http://schemas.microsoft.com/office/word/2010/wordprocessingInk" xmlns:wne="http://schemas.microsoft.com/office/word/2006/wordml" xmlns:wps="http://schemas.microsoft.com/office/word/2010/wordprocessingShape" mc:Ignorable="w14 w15 wp14">
+<w:ftr xmlns:wpc="http://schemas.microsoft.com/office/word/2010/wordprocessingCanvas" xmlns:cx="http://schemas.microsoft.com/office/drawing/2014/chartex" xmlns:cx1="http://schemas.microsoft.com/office/drawing/2015/9/8/chartex" xmlns:cx2="http://schemas.microsoft.com/office/drawing/2015/10/21/chartex" xmlns:cx3="http://schemas.microsoft.com/office/drawing/2016/5/9/chartex" xmlns:cx4="http://schemas.microsoft.com/office/drawing/2016/5/10/chartex" xmlns:cx5="http://schemas.microsoft.com/office/drawing/2016/5/11/chartex" xmlns:cx6="http://schemas.microsoft.com/office/drawing/2016/5/12/chartex" xmlns:cx7="http://schemas.microsoft.com/office/drawing/2016/5/13/chartex" xmlns:cx8="http://schemas.microsoft.com/office/drawing/2016/5/14/chartex" xmlns:mc="http://schemas.openxmlformats.org/markup-compatibility/2006" xmlns:aink="http://schemas.microsoft.com/office/drawing/2016/ink" xmlns:am3d="http://schemas.microsoft.com/office/drawing/2017/model3d" xmlns:o="urn:schemas-microsoft-com:office:office" xmlns:r="http://schemas.openxmlformats.org/officeDocument/2006/relationships" xmlns:m="http://schemas.openxmlformats.org/officeDocument/2006/math" xmlns:v="urn:schemas-microsoft-com:vml" xmlns:wp14="http://schemas.microsoft.com/office/word/2010/wordprocessingDrawing" xmlns:wp="http://schemas.openxmlformats.org/drawingml/2006/wordprocessingDrawing" xmlns:w10="urn:schemas-microsoft-com:office:word" xmlns:w="http://schemas.openxmlformats.org/wordprocessingml/2006/main" xmlns:w14="http://schemas.microsoft.com/office/word/2010/wordml" xmlns:w15="http://schemas.microsoft.com/office/word/2012/wordml" xmlns:w16cid="http://schemas.microsoft.com/office/word/2016/wordml/cid" xmlns:w16se="http://schemas.microsoft.com/office/word/2015/wordml/symex" xmlns:wpg="http://schemas.microsoft.com/office/word/2010/wordprocessingGroup" xmlns:wpi="http://schemas.microsoft.com/office/word/2010/wordprocessingInk" xmlns:wne="http://schemas.microsoft.com/office/word/2006/wordml" xmlns:wps="http://schemas.microsoft.com/office/word/2010/wordprocessingShape" mc:Ignorable="w14 w15 w16se w16cid wp14">
   <w:p>
     <w:pPr>
       <w:pStyle w:val="Footer"/>
@@ -7801,7 +7308,7 @@
 </file>
 
 <file path=word/footer3.xml><?xml version="1.0" encoding="utf-8"?>
-<w:ftr xmlns:wpc="http://schemas.microsoft.com/office/word/2010/wordprocessingCanvas" xmlns:mc="http://schemas.openxmlformats.org/markup-compatibility/2006" xmlns:o="urn:schemas-microsoft-com:office:office" xmlns:r="http://schemas.openxmlformats.org/officeDocument/2006/relationships" xmlns:m="http://schemas.openxmlformats.org/officeDocument/2006/math" xmlns:v="urn:schemas-microsoft-com:vml" xmlns:wp14="http://schemas.microsoft.com/office/word/2010/wordprocessingDrawing" xmlns:wp="http://schemas.openxmlformats.org/drawingml/2006/wordprocessingDrawing" xmlns:w10="urn:schemas-microsoft-com:office:word" xmlns:w="http://schemas.openxmlformats.org/wordprocessingml/2006/main" xmlns:w14="http://schemas.microsoft.com/office/word/2010/wordml" xmlns:w15="http://schemas.microsoft.com/office/word/2012/wordml" xmlns:wpg="http://schemas.microsoft.com/office/word/2010/wordprocessingGroup" xmlns:wpi="http://schemas.microsoft.com/office/word/2010/wordprocessingInk" xmlns:wne="http://schemas.microsoft.com/office/word/2006/wordml" xmlns:wps="http://schemas.microsoft.com/office/word/2010/wordprocessingShape" mc:Ignorable="w14 w15 wp14">
+<w:ftr xmlns:wpc="http://schemas.microsoft.com/office/word/2010/wordprocessingCanvas" xmlns:cx="http://schemas.microsoft.com/office/drawing/2014/chartex" xmlns:cx1="http://schemas.microsoft.com/office/drawing/2015/9/8/chartex" xmlns:cx2="http://schemas.microsoft.com/office/drawing/2015/10/21/chartex" xmlns:cx3="http://schemas.microsoft.com/office/drawing/2016/5/9/chartex" xmlns:cx4="http://schemas.microsoft.com/office/drawing/2016/5/10/chartex" xmlns:cx5="http://schemas.microsoft.com/office/drawing/2016/5/11/chartex" xmlns:cx6="http://schemas.microsoft.com/office/drawing/2016/5/12/chartex" xmlns:cx7="http://schemas.microsoft.com/office/drawing/2016/5/13/chartex" xmlns:cx8="http://schemas.microsoft.com/office/drawing/2016/5/14/chartex" xmlns:mc="http://schemas.openxmlformats.org/markup-compatibility/2006" xmlns:aink="http://schemas.microsoft.com/office/drawing/2016/ink" xmlns:am3d="http://schemas.microsoft.com/office/drawing/2017/model3d" xmlns:o="urn:schemas-microsoft-com:office:office" xmlns:r="http://schemas.openxmlformats.org/officeDocument/2006/relationships" xmlns:m="http://schemas.openxmlformats.org/officeDocument/2006/math" xmlns:v="urn:schemas-microsoft-com:vml" xmlns:wp14="http://schemas.microsoft.com/office/word/2010/wordprocessingDrawing" xmlns:wp="http://schemas.openxmlformats.org/drawingml/2006/wordprocessingDrawing" xmlns:w10="urn:schemas-microsoft-com:office:word" xmlns:w="http://schemas.openxmlformats.org/wordprocessingml/2006/main" xmlns:w14="http://schemas.microsoft.com/office/word/2010/wordml" xmlns:w15="http://schemas.microsoft.com/office/word/2012/wordml" xmlns:w16cid="http://schemas.microsoft.com/office/word/2016/wordml/cid" xmlns:w16se="http://schemas.microsoft.com/office/word/2015/wordml/symex" xmlns:wpg="http://schemas.microsoft.com/office/word/2010/wordprocessingGroup" xmlns:wpi="http://schemas.microsoft.com/office/word/2010/wordprocessingInk" xmlns:wne="http://schemas.microsoft.com/office/word/2006/wordml" xmlns:wps="http://schemas.microsoft.com/office/word/2010/wordprocessingShape" mc:Ignorable="w14 w15 w16se w16cid wp14">
   <w:p>
     <w:pPr>
       <w:pStyle w:val="Footer"/>
@@ -7811,7 +7318,7 @@
 </file>
 
 <file path=word/footer4.xml><?xml version="1.0" encoding="utf-8"?>
-<w:ftr xmlns:wpc="http://schemas.microsoft.com/office/word/2010/wordprocessingCanvas" xmlns:mc="http://schemas.openxmlformats.org/markup-compatibility/2006" xmlns:o="urn:schemas-microsoft-com:office:office" xmlns:r="http://schemas.openxmlformats.org/officeDocument/2006/relationships" xmlns:m="http://schemas.openxmlformats.org/officeDocument/2006/math" xmlns:v="urn:schemas-microsoft-com:vml" xmlns:wp14="http://schemas.microsoft.com/office/word/2010/wordprocessingDrawing" xmlns:wp="http://schemas.openxmlformats.org/drawingml/2006/wordprocessingDrawing" xmlns:w10="urn:schemas-microsoft-com:office:word" xmlns:w="http://schemas.openxmlformats.org/wordprocessingml/2006/main" xmlns:w14="http://schemas.microsoft.com/office/word/2010/wordml" xmlns:w15="http://schemas.microsoft.com/office/word/2012/wordml" xmlns:wpg="http://schemas.microsoft.com/office/word/2010/wordprocessingGroup" xmlns:wpi="http://schemas.microsoft.com/office/word/2010/wordprocessingInk" xmlns:wne="http://schemas.microsoft.com/office/word/2006/wordml" xmlns:wps="http://schemas.microsoft.com/office/word/2010/wordprocessingShape" mc:Ignorable="w14 w15 wp14">
+<w:ftr xmlns:wpc="http://schemas.microsoft.com/office/word/2010/wordprocessingCanvas" xmlns:cx="http://schemas.microsoft.com/office/drawing/2014/chartex" xmlns:cx1="http://schemas.microsoft.com/office/drawing/2015/9/8/chartex" xmlns:cx2="http://schemas.microsoft.com/office/drawing/2015/10/21/chartex" xmlns:cx3="http://schemas.microsoft.com/office/drawing/2016/5/9/chartex" xmlns:cx4="http://schemas.microsoft.com/office/drawing/2016/5/10/chartex" xmlns:cx5="http://schemas.microsoft.com/office/drawing/2016/5/11/chartex" xmlns:cx6="http://schemas.microsoft.com/office/drawing/2016/5/12/chartex" xmlns:cx7="http://schemas.microsoft.com/office/drawing/2016/5/13/chartex" xmlns:cx8="http://schemas.microsoft.com/office/drawing/2016/5/14/chartex" xmlns:mc="http://schemas.openxmlformats.org/markup-compatibility/2006" xmlns:aink="http://schemas.microsoft.com/office/drawing/2016/ink" xmlns:am3d="http://schemas.microsoft.com/office/drawing/2017/model3d" xmlns:o="urn:schemas-microsoft-com:office:office" xmlns:r="http://schemas.openxmlformats.org/officeDocument/2006/relationships" xmlns:m="http://schemas.openxmlformats.org/officeDocument/2006/math" xmlns:v="urn:schemas-microsoft-com:vml" xmlns:wp14="http://schemas.microsoft.com/office/word/2010/wordprocessingDrawing" xmlns:wp="http://schemas.openxmlformats.org/drawingml/2006/wordprocessingDrawing" xmlns:w10="urn:schemas-microsoft-com:office:word" xmlns:w="http://schemas.openxmlformats.org/wordprocessingml/2006/main" xmlns:w14="http://schemas.microsoft.com/office/word/2010/wordml" xmlns:w15="http://schemas.microsoft.com/office/word/2012/wordml" xmlns:w16cid="http://schemas.microsoft.com/office/word/2016/wordml/cid" xmlns:w16se="http://schemas.microsoft.com/office/word/2015/wordml/symex" xmlns:wpg="http://schemas.microsoft.com/office/word/2010/wordprocessingGroup" xmlns:wpi="http://schemas.microsoft.com/office/word/2010/wordprocessingInk" xmlns:wne="http://schemas.microsoft.com/office/word/2006/wordml" xmlns:wps="http://schemas.microsoft.com/office/word/2010/wordprocessingShape" mc:Ignorable="w14 w15 w16se w16cid wp14">
   <w:p>
     <w:pPr>
       <w:pStyle w:val="Footer"/>
@@ -7843,7 +7350,7 @@
         <w:rStyle w:val="PageNumber"/>
         <w:noProof/>
       </w:rPr>
-      <w:t>25</w:t>
+      <w:t>20</w:t>
     </w:r>
     <w:r>
       <w:rPr>
@@ -7861,7 +7368,7 @@
 </file>
 
 <file path=word/footer5.xml><?xml version="1.0" encoding="utf-8"?>
-<w:ftr xmlns:wpc="http://schemas.microsoft.com/office/word/2010/wordprocessingCanvas" xmlns:mc="http://schemas.openxmlformats.org/markup-compatibility/2006" xmlns:o="urn:schemas-microsoft-com:office:office" xmlns:r="http://schemas.openxmlformats.org/officeDocument/2006/relationships" xmlns:m="http://schemas.openxmlformats.org/officeDocument/2006/math" xmlns:v="urn:schemas-microsoft-com:vml" xmlns:wp14="http://schemas.microsoft.com/office/word/2010/wordprocessingDrawing" xmlns:wp="http://schemas.openxmlformats.org/drawingml/2006/wordprocessingDrawing" xmlns:w10="urn:schemas-microsoft-com:office:word" xmlns:w="http://schemas.openxmlformats.org/wordprocessingml/2006/main" xmlns:w14="http://schemas.microsoft.com/office/word/2010/wordml" xmlns:w15="http://schemas.microsoft.com/office/word/2012/wordml" xmlns:wpg="http://schemas.microsoft.com/office/word/2010/wordprocessingGroup" xmlns:wpi="http://schemas.microsoft.com/office/word/2010/wordprocessingInk" xmlns:wne="http://schemas.microsoft.com/office/word/2006/wordml" xmlns:wps="http://schemas.microsoft.com/office/word/2010/wordprocessingShape" mc:Ignorable="w14 w15 wp14">
+<w:ftr xmlns:wpc="http://schemas.microsoft.com/office/word/2010/wordprocessingCanvas" xmlns:cx="http://schemas.microsoft.com/office/drawing/2014/chartex" xmlns:cx1="http://schemas.microsoft.com/office/drawing/2015/9/8/chartex" xmlns:cx2="http://schemas.microsoft.com/office/drawing/2015/10/21/chartex" xmlns:cx3="http://schemas.microsoft.com/office/drawing/2016/5/9/chartex" xmlns:cx4="http://schemas.microsoft.com/office/drawing/2016/5/10/chartex" xmlns:cx5="http://schemas.microsoft.com/office/drawing/2016/5/11/chartex" xmlns:cx6="http://schemas.microsoft.com/office/drawing/2016/5/12/chartex" xmlns:cx7="http://schemas.microsoft.com/office/drawing/2016/5/13/chartex" xmlns:cx8="http://schemas.microsoft.com/office/drawing/2016/5/14/chartex" xmlns:mc="http://schemas.openxmlformats.org/markup-compatibility/2006" xmlns:aink="http://schemas.microsoft.com/office/drawing/2016/ink" xmlns:am3d="http://schemas.microsoft.com/office/drawing/2017/model3d" xmlns:o="urn:schemas-microsoft-com:office:office" xmlns:r="http://schemas.openxmlformats.org/officeDocument/2006/relationships" xmlns:m="http://schemas.openxmlformats.org/officeDocument/2006/math" xmlns:v="urn:schemas-microsoft-com:vml" xmlns:wp14="http://schemas.microsoft.com/office/word/2010/wordprocessingDrawing" xmlns:wp="http://schemas.openxmlformats.org/drawingml/2006/wordprocessingDrawing" xmlns:w10="urn:schemas-microsoft-com:office:word" xmlns:w="http://schemas.openxmlformats.org/wordprocessingml/2006/main" xmlns:w14="http://schemas.microsoft.com/office/word/2010/wordml" xmlns:w15="http://schemas.microsoft.com/office/word/2012/wordml" xmlns:w16cid="http://schemas.microsoft.com/office/word/2016/wordml/cid" xmlns:w16se="http://schemas.microsoft.com/office/word/2015/wordml/symex" xmlns:wpg="http://schemas.microsoft.com/office/word/2010/wordprocessingGroup" xmlns:wpi="http://schemas.microsoft.com/office/word/2010/wordprocessingInk" xmlns:wne="http://schemas.microsoft.com/office/word/2006/wordml" xmlns:wps="http://schemas.microsoft.com/office/word/2010/wordprocessingShape" mc:Ignorable="w14 w15 w16se w16cid wp14">
   <w:p>
     <w:pPr>
       <w:pStyle w:val="Footer"/>
@@ -7893,7 +7400,7 @@
         <w:rStyle w:val="PageNumber"/>
         <w:noProof/>
       </w:rPr>
-      <w:t>26</w:t>
+      <w:t>28</w:t>
     </w:r>
     <w:r>
       <w:rPr>
@@ -7911,7 +7418,7 @@
 </file>
 
 <file path=word/footnotes.xml><?xml version="1.0" encoding="utf-8"?>
-<w:footnotes xmlns:wpc="http://schemas.microsoft.com/office/word/2010/wordprocessingCanvas" xmlns:mc="http://schemas.openxmlformats.org/markup-compatibility/2006" xmlns:o="urn:schemas-microsoft-com:office:office" xmlns:r="http://schemas.openxmlformats.org/officeDocument/2006/relationships" xmlns:m="http://schemas.openxmlformats.org/officeDocument/2006/math" xmlns:v="urn:schemas-microsoft-com:vml" xmlns:wp14="http://schemas.microsoft.com/office/word/2010/wordprocessingDrawing" xmlns:wp="http://schemas.openxmlformats.org/drawingml/2006/wordprocessingDrawing" xmlns:w10="urn:schemas-microsoft-com:office:word" xmlns:w="http://schemas.openxmlformats.org/wordprocessingml/2006/main" xmlns:w14="http://schemas.microsoft.com/office/word/2010/wordml" xmlns:w15="http://schemas.microsoft.com/office/word/2012/wordml" xmlns:wpg="http://schemas.microsoft.com/office/word/2010/wordprocessingGroup" xmlns:wpi="http://schemas.microsoft.com/office/word/2010/wordprocessingInk" xmlns:wne="http://schemas.microsoft.com/office/word/2006/wordml" xmlns:wps="http://schemas.microsoft.com/office/word/2010/wordprocessingShape" mc:Ignorable="w14 w15 wp14">
+<w:footnotes xmlns:wpc="http://schemas.microsoft.com/office/word/2010/wordprocessingCanvas" xmlns:cx="http://schemas.microsoft.com/office/drawing/2014/chartex" xmlns:cx1="http://schemas.microsoft.com/office/drawing/2015/9/8/chartex" xmlns:cx2="http://schemas.microsoft.com/office/drawing/2015/10/21/chartex" xmlns:cx3="http://schemas.microsoft.com/office/drawing/2016/5/9/chartex" xmlns:cx4="http://schemas.microsoft.com/office/drawing/2016/5/10/chartex" xmlns:cx5="http://schemas.microsoft.com/office/drawing/2016/5/11/chartex" xmlns:cx6="http://schemas.microsoft.com/office/drawing/2016/5/12/chartex" xmlns:cx7="http://schemas.microsoft.com/office/drawing/2016/5/13/chartex" xmlns:cx8="http://schemas.microsoft.com/office/drawing/2016/5/14/chartex" xmlns:mc="http://schemas.openxmlformats.org/markup-compatibility/2006" xmlns:aink="http://schemas.microsoft.com/office/drawing/2016/ink" xmlns:am3d="http://schemas.microsoft.com/office/drawing/2017/model3d" xmlns:o="urn:schemas-microsoft-com:office:office" xmlns:r="http://schemas.openxmlformats.org/officeDocument/2006/relationships" xmlns:m="http://schemas.openxmlformats.org/officeDocument/2006/math" xmlns:v="urn:schemas-microsoft-com:vml" xmlns:wp14="http://schemas.microsoft.com/office/word/2010/wordprocessingDrawing" xmlns:wp="http://schemas.openxmlformats.org/drawingml/2006/wordprocessingDrawing" xmlns:w10="urn:schemas-microsoft-com:office:word" xmlns:w="http://schemas.openxmlformats.org/wordprocessingml/2006/main" xmlns:w14="http://schemas.microsoft.com/office/word/2010/wordml" xmlns:w15="http://schemas.microsoft.com/office/word/2012/wordml" xmlns:w16cid="http://schemas.microsoft.com/office/word/2016/wordml/cid" xmlns:w16se="http://schemas.microsoft.com/office/word/2015/wordml/symex" xmlns:wpg="http://schemas.microsoft.com/office/word/2010/wordprocessingGroup" xmlns:wpi="http://schemas.microsoft.com/office/word/2010/wordprocessingInk" xmlns:wne="http://schemas.microsoft.com/office/word/2006/wordml" xmlns:wps="http://schemas.microsoft.com/office/word/2010/wordprocessingShape" mc:Ignorable="w14 w15 w16se w16cid wp14">
   <w:footnote w:type="separator" w:id="-1">
     <w:p>
       <w:r>
@@ -7930,7 +7437,7 @@
 </file>
 
 <file path=word/header1.xml><?xml version="1.0" encoding="utf-8"?>
-<w:hdr xmlns:wpc="http://schemas.microsoft.com/office/word/2010/wordprocessingCanvas" xmlns:mc="http://schemas.openxmlformats.org/markup-compatibility/2006" xmlns:o="urn:schemas-microsoft-com:office:office" xmlns:r="http://schemas.openxmlformats.org/officeDocument/2006/relationships" xmlns:m="http://schemas.openxmlformats.org/officeDocument/2006/math" xmlns:v="urn:schemas-microsoft-com:vml" xmlns:wp14="http://schemas.microsoft.com/office/word/2010/wordprocessingDrawing" xmlns:wp="http://schemas.openxmlformats.org/drawingml/2006/wordprocessingDrawing" xmlns:w10="urn:schemas-microsoft-com:office:word" xmlns:w="http://schemas.openxmlformats.org/wordprocessingml/2006/main" xmlns:w14="http://schemas.microsoft.com/office/word/2010/wordml" xmlns:w15="http://schemas.microsoft.com/office/word/2012/wordml" xmlns:wpg="http://schemas.microsoft.com/office/word/2010/wordprocessingGroup" xmlns:wpi="http://schemas.microsoft.com/office/word/2010/wordprocessingInk" xmlns:wne="http://schemas.microsoft.com/office/word/2006/wordml" xmlns:wps="http://schemas.microsoft.com/office/word/2010/wordprocessingShape" mc:Ignorable="w14 w15 wp14">
+<w:hdr xmlns:wpc="http://schemas.microsoft.com/office/word/2010/wordprocessingCanvas" xmlns:cx="http://schemas.microsoft.com/office/drawing/2014/chartex" xmlns:cx1="http://schemas.microsoft.com/office/drawing/2015/9/8/chartex" xmlns:cx2="http://schemas.microsoft.com/office/drawing/2015/10/21/chartex" xmlns:cx3="http://schemas.microsoft.com/office/drawing/2016/5/9/chartex" xmlns:cx4="http://schemas.microsoft.com/office/drawing/2016/5/10/chartex" xmlns:cx5="http://schemas.microsoft.com/office/drawing/2016/5/11/chartex" xmlns:cx6="http://schemas.microsoft.com/office/drawing/2016/5/12/chartex" xmlns:cx7="http://schemas.microsoft.com/office/drawing/2016/5/13/chartex" xmlns:cx8="http://schemas.microsoft.com/office/drawing/2016/5/14/chartex" xmlns:mc="http://schemas.openxmlformats.org/markup-compatibility/2006" xmlns:aink="http://schemas.microsoft.com/office/drawing/2016/ink" xmlns:am3d="http://schemas.microsoft.com/office/drawing/2017/model3d" xmlns:o="urn:schemas-microsoft-com:office:office" xmlns:r="http://schemas.openxmlformats.org/officeDocument/2006/relationships" xmlns:m="http://schemas.openxmlformats.org/officeDocument/2006/math" xmlns:v="urn:schemas-microsoft-com:vml" xmlns:wp14="http://schemas.microsoft.com/office/word/2010/wordprocessingDrawing" xmlns:wp="http://schemas.openxmlformats.org/drawingml/2006/wordprocessingDrawing" xmlns:w10="urn:schemas-microsoft-com:office:word" xmlns:w="http://schemas.openxmlformats.org/wordprocessingml/2006/main" xmlns:w14="http://schemas.microsoft.com/office/word/2010/wordml" xmlns:w15="http://schemas.microsoft.com/office/word/2012/wordml" xmlns:w16cid="http://schemas.microsoft.com/office/word/2016/wordml/cid" xmlns:w16se="http://schemas.microsoft.com/office/word/2015/wordml/symex" xmlns:wpg="http://schemas.microsoft.com/office/word/2010/wordprocessingGroup" xmlns:wpi="http://schemas.microsoft.com/office/word/2010/wordprocessingInk" xmlns:wne="http://schemas.microsoft.com/office/word/2006/wordml" xmlns:wps="http://schemas.microsoft.com/office/word/2010/wordprocessingShape" mc:Ignorable="w14 w15 w16se w16cid wp14">
   <w:p>
     <w:pPr>
       <w:pStyle w:val="Header"/>
@@ -7943,7 +7450,7 @@
 </file>
 
 <file path=word/header2.xml><?xml version="1.0" encoding="utf-8"?>
-<w:hdr xmlns:wpc="http://schemas.microsoft.com/office/word/2010/wordprocessingCanvas" xmlns:mc="http://schemas.openxmlformats.org/markup-compatibility/2006" xmlns:o="urn:schemas-microsoft-com:office:office" xmlns:r="http://schemas.openxmlformats.org/officeDocument/2006/relationships" xmlns:m="http://schemas.openxmlformats.org/officeDocument/2006/math" xmlns:v="urn:schemas-microsoft-com:vml" xmlns:wp14="http://schemas.microsoft.com/office/word/2010/wordprocessingDrawing" xmlns:wp="http://schemas.openxmlformats.org/drawingml/2006/wordprocessingDrawing" xmlns:w10="urn:schemas-microsoft-com:office:word" xmlns:w="http://schemas.openxmlformats.org/wordprocessingml/2006/main" xmlns:w14="http://schemas.microsoft.com/office/word/2010/wordml" xmlns:w15="http://schemas.microsoft.com/office/word/2012/wordml" xmlns:wpg="http://schemas.microsoft.com/office/word/2010/wordprocessingGroup" xmlns:wpi="http://schemas.microsoft.com/office/word/2010/wordprocessingInk" xmlns:wne="http://schemas.microsoft.com/office/word/2006/wordml" xmlns:wps="http://schemas.microsoft.com/office/word/2010/wordprocessingShape" mc:Ignorable="w14 w15 wp14">
+<w:hdr xmlns:wpc="http://schemas.microsoft.com/office/word/2010/wordprocessingCanvas" xmlns:cx="http://schemas.microsoft.com/office/drawing/2014/chartex" xmlns:cx1="http://schemas.microsoft.com/office/drawing/2015/9/8/chartex" xmlns:cx2="http://schemas.microsoft.com/office/drawing/2015/10/21/chartex" xmlns:cx3="http://schemas.microsoft.com/office/drawing/2016/5/9/chartex" xmlns:cx4="http://schemas.microsoft.com/office/drawing/2016/5/10/chartex" xmlns:cx5="http://schemas.microsoft.com/office/drawing/2016/5/11/chartex" xmlns:cx6="http://schemas.microsoft.com/office/drawing/2016/5/12/chartex" xmlns:cx7="http://schemas.microsoft.com/office/drawing/2016/5/13/chartex" xmlns:cx8="http://schemas.microsoft.com/office/drawing/2016/5/14/chartex" xmlns:mc="http://schemas.openxmlformats.org/markup-compatibility/2006" xmlns:aink="http://schemas.microsoft.com/office/drawing/2016/ink" xmlns:am3d="http://schemas.microsoft.com/office/drawing/2017/model3d" xmlns:o="urn:schemas-microsoft-com:office:office" xmlns:r="http://schemas.openxmlformats.org/officeDocument/2006/relationships" xmlns:m="http://schemas.openxmlformats.org/officeDocument/2006/math" xmlns:v="urn:schemas-microsoft-com:vml" xmlns:wp14="http://schemas.microsoft.com/office/word/2010/wordprocessingDrawing" xmlns:wp="http://schemas.openxmlformats.org/drawingml/2006/wordprocessingDrawing" xmlns:w10="urn:schemas-microsoft-com:office:word" xmlns:w="http://schemas.openxmlformats.org/wordprocessingml/2006/main" xmlns:w14="http://schemas.microsoft.com/office/word/2010/wordml" xmlns:w15="http://schemas.microsoft.com/office/word/2012/wordml" xmlns:w16cid="http://schemas.microsoft.com/office/word/2016/wordml/cid" xmlns:w16se="http://schemas.microsoft.com/office/word/2015/wordml/symex" xmlns:wpg="http://schemas.microsoft.com/office/word/2010/wordprocessingGroup" xmlns:wpi="http://schemas.microsoft.com/office/word/2010/wordprocessingInk" xmlns:wne="http://schemas.microsoft.com/office/word/2006/wordml" xmlns:wps="http://schemas.microsoft.com/office/word/2010/wordprocessingShape" mc:Ignorable="w14 w15 w16se w16cid wp14">
   <w:p>
     <w:pPr>
       <w:pStyle w:val="Header"/>
@@ -7956,7 +7463,7 @@
 </file>
 
 <file path=word/header3.xml><?xml version="1.0" encoding="utf-8"?>
-<w:hdr xmlns:wpc="http://schemas.microsoft.com/office/word/2010/wordprocessingCanvas" xmlns:mc="http://schemas.openxmlformats.org/markup-compatibility/2006" xmlns:o="urn:schemas-microsoft-com:office:office" xmlns:r="http://schemas.openxmlformats.org/officeDocument/2006/relationships" xmlns:m="http://schemas.openxmlformats.org/officeDocument/2006/math" xmlns:v="urn:schemas-microsoft-com:vml" xmlns:wp14="http://schemas.microsoft.com/office/word/2010/wordprocessingDrawing" xmlns:wp="http://schemas.openxmlformats.org/drawingml/2006/wordprocessingDrawing" xmlns:w10="urn:schemas-microsoft-com:office:word" xmlns:w="http://schemas.openxmlformats.org/wordprocessingml/2006/main" xmlns:w14="http://schemas.microsoft.com/office/word/2010/wordml" xmlns:w15="http://schemas.microsoft.com/office/word/2012/wordml" xmlns:wpg="http://schemas.microsoft.com/office/word/2010/wordprocessingGroup" xmlns:wpi="http://schemas.microsoft.com/office/word/2010/wordprocessingInk" xmlns:wne="http://schemas.microsoft.com/office/word/2006/wordml" xmlns:wps="http://schemas.microsoft.com/office/word/2010/wordprocessingShape" mc:Ignorable="w14 w15 wp14">
+<w:hdr xmlns:wpc="http://schemas.microsoft.com/office/word/2010/wordprocessingCanvas" xmlns:cx="http://schemas.microsoft.com/office/drawing/2014/chartex" xmlns:cx1="http://schemas.microsoft.com/office/drawing/2015/9/8/chartex" xmlns:cx2="http://schemas.microsoft.com/office/drawing/2015/10/21/chartex" xmlns:cx3="http://schemas.microsoft.com/office/drawing/2016/5/9/chartex" xmlns:cx4="http://schemas.microsoft.com/office/drawing/2016/5/10/chartex" xmlns:cx5="http://schemas.microsoft.com/office/drawing/2016/5/11/chartex" xmlns:cx6="http://schemas.microsoft.com/office/drawing/2016/5/12/chartex" xmlns:cx7="http://schemas.microsoft.com/office/drawing/2016/5/13/chartex" xmlns:cx8="http://schemas.microsoft.com/office/drawing/2016/5/14/chartex" xmlns:mc="http://schemas.openxmlformats.org/markup-compatibility/2006" xmlns:aink="http://schemas.microsoft.com/office/drawing/2016/ink" xmlns:am3d="http://schemas.microsoft.com/office/drawing/2017/model3d" xmlns:o="urn:schemas-microsoft-com:office:office" xmlns:r="http://schemas.openxmlformats.org/officeDocument/2006/relationships" xmlns:m="http://schemas.openxmlformats.org/officeDocument/2006/math" xmlns:v="urn:schemas-microsoft-com:vml" xmlns:wp14="http://schemas.microsoft.com/office/word/2010/wordprocessingDrawing" xmlns:wp="http://schemas.openxmlformats.org/drawingml/2006/wordprocessingDrawing" xmlns:w10="urn:schemas-microsoft-com:office:word" xmlns:w="http://schemas.openxmlformats.org/wordprocessingml/2006/main" xmlns:w14="http://schemas.microsoft.com/office/word/2010/wordml" xmlns:w15="http://schemas.microsoft.com/office/word/2012/wordml" xmlns:w16cid="http://schemas.microsoft.com/office/word/2016/wordml/cid" xmlns:w16se="http://schemas.microsoft.com/office/word/2015/wordml/symex" xmlns:wpg="http://schemas.microsoft.com/office/word/2010/wordprocessingGroup" xmlns:wpi="http://schemas.microsoft.com/office/word/2010/wordprocessingInk" xmlns:wne="http://schemas.microsoft.com/office/word/2006/wordml" xmlns:wps="http://schemas.microsoft.com/office/word/2010/wordprocessingShape" mc:Ignorable="w14 w15 w16se w16cid wp14">
   <w:p>
     <w:pPr>
       <w:pStyle w:val="Header"/>
@@ -7969,7 +7476,7 @@
 </file>
 
 <file path=word/header4.xml><?xml version="1.0" encoding="utf-8"?>
-<w:hdr xmlns:wpc="http://schemas.microsoft.com/office/word/2010/wordprocessingCanvas" xmlns:mc="http://schemas.openxmlformats.org/markup-compatibility/2006" xmlns:o="urn:schemas-microsoft-com:office:office" xmlns:r="http://schemas.openxmlformats.org/officeDocument/2006/relationships" xmlns:m="http://schemas.openxmlformats.org/officeDocument/2006/math" xmlns:v="urn:schemas-microsoft-com:vml" xmlns:wp14="http://schemas.microsoft.com/office/word/2010/wordprocessingDrawing" xmlns:wp="http://schemas.openxmlformats.org/drawingml/2006/wordprocessingDrawing" xmlns:w10="urn:schemas-microsoft-com:office:word" xmlns:w="http://schemas.openxmlformats.org/wordprocessingml/2006/main" xmlns:w14="http://schemas.microsoft.com/office/word/2010/wordml" xmlns:w15="http://schemas.microsoft.com/office/word/2012/wordml" xmlns:wpg="http://schemas.microsoft.com/office/word/2010/wordprocessingGroup" xmlns:wpi="http://schemas.microsoft.com/office/word/2010/wordprocessingInk" xmlns:wne="http://schemas.microsoft.com/office/word/2006/wordml" xmlns:wps="http://schemas.microsoft.com/office/word/2010/wordprocessingShape" mc:Ignorable="w14 w15 wp14">
+<w:hdr xmlns:wpc="http://schemas.microsoft.com/office/word/2010/wordprocessingCanvas" xmlns:cx="http://schemas.microsoft.com/office/drawing/2014/chartex" xmlns:cx1="http://schemas.microsoft.com/office/drawing/2015/9/8/chartex" xmlns:cx2="http://schemas.microsoft.com/office/drawing/2015/10/21/chartex" xmlns:cx3="http://schemas.microsoft.com/office/drawing/2016/5/9/chartex" xmlns:cx4="http://schemas.microsoft.com/office/drawing/2016/5/10/chartex" xmlns:cx5="http://schemas.microsoft.com/office/drawing/2016/5/11/chartex" xmlns:cx6="http://schemas.microsoft.com/office/drawing/2016/5/12/chartex" xmlns:cx7="http://schemas.microsoft.com/office/drawing/2016/5/13/chartex" xmlns:cx8="http://schemas.microsoft.com/office/drawing/2016/5/14/chartex" xmlns:mc="http://schemas.openxmlformats.org/markup-compatibility/2006" xmlns:aink="http://schemas.microsoft.com/office/drawing/2016/ink" xmlns:am3d="http://schemas.microsoft.com/office/drawing/2017/model3d" xmlns:o="urn:schemas-microsoft-com:office:office" xmlns:r="http://schemas.openxmlformats.org/officeDocument/2006/relationships" xmlns:m="http://schemas.openxmlformats.org/officeDocument/2006/math" xmlns:v="urn:schemas-microsoft-com:vml" xmlns:wp14="http://schemas.microsoft.com/office/word/2010/wordprocessingDrawing" xmlns:wp="http://schemas.openxmlformats.org/drawingml/2006/wordprocessingDrawing" xmlns:w10="urn:schemas-microsoft-com:office:word" xmlns:w="http://schemas.openxmlformats.org/wordprocessingml/2006/main" xmlns:w14="http://schemas.microsoft.com/office/word/2010/wordml" xmlns:w15="http://schemas.microsoft.com/office/word/2012/wordml" xmlns:w16cid="http://schemas.microsoft.com/office/word/2016/wordml/cid" xmlns:w16se="http://schemas.microsoft.com/office/word/2015/wordml/symex" xmlns:wpg="http://schemas.microsoft.com/office/word/2010/wordprocessingGroup" xmlns:wpi="http://schemas.microsoft.com/office/word/2010/wordprocessingInk" xmlns:wne="http://schemas.microsoft.com/office/word/2006/wordml" xmlns:wps="http://schemas.microsoft.com/office/word/2010/wordprocessingShape" mc:Ignorable="w14 w15 w16se w16cid wp14">
   <w:p>
     <w:pPr>
       <w:pStyle w:val="Header"/>
@@ -7979,7 +7486,7 @@
 </file>
 
 <file path=word/numbering.xml><?xml version="1.0" encoding="utf-8"?>
-<w:numbering xmlns:wpc="http://schemas.microsoft.com/office/word/2010/wordprocessingCanvas" xmlns:mc="http://schemas.openxmlformats.org/markup-compatibility/2006" xmlns:o="urn:schemas-microsoft-com:office:office" xmlns:r="http://schemas.openxmlformats.org/officeDocument/2006/relationships" xmlns:m="http://schemas.openxmlformats.org/officeDocument/2006/math" xmlns:v="urn:schemas-microsoft-com:vml" xmlns:wp14="http://schemas.microsoft.com/office/word/2010/wordprocessingDrawing" xmlns:wp="http://schemas.openxmlformats.org/drawingml/2006/wordprocessingDrawing" xmlns:w10="urn:schemas-microsoft-com:office:word" xmlns:w="http://schemas.openxmlformats.org/wordprocessingml/2006/main" xmlns:w14="http://schemas.microsoft.com/office/word/2010/wordml" xmlns:w15="http://schemas.microsoft.com/office/word/2012/wordml" xmlns:wpg="http://schemas.microsoft.com/office/word/2010/wordprocessingGroup" xmlns:wpi="http://schemas.microsoft.com/office/word/2010/wordprocessingInk" xmlns:wne="http://schemas.microsoft.com/office/word/2006/wordml" xmlns:wps="http://schemas.microsoft.com/office/word/2010/wordprocessingShape" mc:Ignorable="w14 w15 wp14">
+<w:numbering xmlns:wpc="http://schemas.microsoft.com/office/word/2010/wordprocessingCanvas" xmlns:cx="http://schemas.microsoft.com/office/drawing/2014/chartex" xmlns:cx1="http://schemas.microsoft.com/office/drawing/2015/9/8/chartex" xmlns:cx2="http://schemas.microsoft.com/office/drawing/2015/10/21/chartex" xmlns:cx3="http://schemas.microsoft.com/office/drawing/2016/5/9/chartex" xmlns:cx4="http://schemas.microsoft.com/office/drawing/2016/5/10/chartex" xmlns:cx5="http://schemas.microsoft.com/office/drawing/2016/5/11/chartex" xmlns:cx6="http://schemas.microsoft.com/office/drawing/2016/5/12/chartex" xmlns:cx7="http://schemas.microsoft.com/office/drawing/2016/5/13/chartex" xmlns:cx8="http://schemas.microsoft.com/office/drawing/2016/5/14/chartex" xmlns:mc="http://schemas.openxmlformats.org/markup-compatibility/2006" xmlns:aink="http://schemas.microsoft.com/office/drawing/2016/ink" xmlns:am3d="http://schemas.microsoft.com/office/drawing/2017/model3d" xmlns:o="urn:schemas-microsoft-com:office:office" xmlns:r="http://schemas.openxmlformats.org/officeDocument/2006/relationships" xmlns:m="http://schemas.openxmlformats.org/officeDocument/2006/math" xmlns:v="urn:schemas-microsoft-com:vml" xmlns:wp14="http://schemas.microsoft.com/office/word/2010/wordprocessingDrawing" xmlns:wp="http://schemas.openxmlformats.org/drawingml/2006/wordprocessingDrawing" xmlns:w10="urn:schemas-microsoft-com:office:word" xmlns:w="http://schemas.openxmlformats.org/wordprocessingml/2006/main" xmlns:w14="http://schemas.microsoft.com/office/word/2010/wordml" xmlns:w15="http://schemas.microsoft.com/office/word/2012/wordml" xmlns:w16cid="http://schemas.microsoft.com/office/word/2016/wordml/cid" xmlns:w16se="http://schemas.microsoft.com/office/word/2015/wordml/symex" xmlns:wpg="http://schemas.microsoft.com/office/word/2010/wordprocessingGroup" xmlns:wpi="http://schemas.microsoft.com/office/word/2010/wordprocessingInk" xmlns:wne="http://schemas.microsoft.com/office/word/2006/wordml" xmlns:wps="http://schemas.microsoft.com/office/word/2010/wordprocessingShape" mc:Ignorable="w14 w15 w16se w16cid wp14">
   <w:abstractNum w:abstractNumId="0" w15:restartNumberingAfterBreak="0">
     <w:nsid w:val="FFFFFF7E"/>
     <w:multiLevelType w:val="singleLevel"/>
@@ -9510,7 +9017,7 @@
 </file>
 
 <file path=word/styles.xml><?xml version="1.0" encoding="utf-8"?>
-<w:styles xmlns:mc="http://schemas.openxmlformats.org/markup-compatibility/2006" xmlns:r="http://schemas.openxmlformats.org/officeDocument/2006/relationships" xmlns:w="http://schemas.openxmlformats.org/wordprocessingml/2006/main" xmlns:w14="http://schemas.microsoft.com/office/word/2010/wordml" xmlns:w15="http://schemas.microsoft.com/office/word/2012/wordml" mc:Ignorable="w14 w15">
+<w:styles xmlns:mc="http://schemas.openxmlformats.org/markup-compatibility/2006" xmlns:r="http://schemas.openxmlformats.org/officeDocument/2006/relationships" xmlns:w="http://schemas.openxmlformats.org/wordprocessingml/2006/main" xmlns:w14="http://schemas.microsoft.com/office/word/2010/wordml" xmlns:w15="http://schemas.microsoft.com/office/word/2012/wordml" xmlns:w16cid="http://schemas.microsoft.com/office/word/2016/wordml/cid" xmlns:w16se="http://schemas.microsoft.com/office/word/2015/wordml/symex" mc:Ignorable="w14 w15 w16se w16cid">
   <w:docDefaults>
     <w:rPrDefault>
       <w:rPr>
@@ -9520,7 +9027,7 @@
     </w:rPrDefault>
     <w:pPrDefault/>
   </w:docDefaults>
-  <w:latentStyles w:defLockedState="0" w:defUIPriority="99" w:defSemiHidden="0" w:defUnhideWhenUsed="0" w:defQFormat="0" w:count="371">
+  <w:latentStyles w:defLockedState="0" w:defUIPriority="99" w:defSemiHidden="0" w:defUnhideWhenUsed="0" w:defQFormat="0" w:count="375">
     <w:lsdException w:name="Normal" w:uiPriority="0" w:qFormat="1"/>
     <w:lsdException w:name="heading 1" w:uiPriority="9" w:qFormat="1"/>
     <w:lsdException w:name="heading 2" w:uiPriority="9" w:qFormat="1"/>
@@ -9626,7 +9133,6 @@
     <w:lsdException w:name="HTML Sample" w:semiHidden="1" w:unhideWhenUsed="1"/>
     <w:lsdException w:name="HTML Typewriter" w:semiHidden="1" w:unhideWhenUsed="1"/>
     <w:lsdException w:name="HTML Variable" w:semiHidden="1" w:unhideWhenUsed="1"/>
-    <w:lsdException w:name="Normal Table" w:semiHidden="1" w:unhideWhenUsed="1"/>
     <w:lsdException w:name="annotation subject" w:semiHidden="1" w:unhideWhenUsed="1"/>
     <w:lsdException w:name="No List" w:semiHidden="1" w:unhideWhenUsed="1"/>
     <w:lsdException w:name="Outline List 1" w:semiHidden="1" w:unhideWhenUsed="1"/>
@@ -9670,10 +9176,8 @@
     <w:lsdException w:name="Table Elegant" w:semiHidden="1" w:unhideWhenUsed="1"/>
     <w:lsdException w:name="Table Professional" w:semiHidden="1" w:unhideWhenUsed="1"/>
     <w:lsdException w:name="Table Subtle 1" w:semiHidden="1" w:unhideWhenUsed="1"/>
-    <w:lsdException w:name="Table Subtle 2" w:semiHidden="1" w:unhideWhenUsed="1"/>
     <w:lsdException w:name="Table Web 1" w:semiHidden="1" w:unhideWhenUsed="1"/>
     <w:lsdException w:name="Table Web 2" w:semiHidden="1" w:unhideWhenUsed="1"/>
-    <w:lsdException w:name="Table Web 3" w:semiHidden="1" w:unhideWhenUsed="1"/>
     <w:lsdException w:name="Balloon Text" w:semiHidden="1" w:unhideWhenUsed="1"/>
     <w:lsdException w:name="Table Grid" w:uiPriority="39"/>
     <w:lsdException w:name="Table Theme" w:semiHidden="1" w:unhideWhenUsed="1"/>
@@ -9892,6 +9396,10 @@
     <w:lsdException w:name="List Table 5 Dark Accent 6" w:uiPriority="50"/>
     <w:lsdException w:name="List Table 6 Colorful Accent 6" w:uiPriority="51"/>
     <w:lsdException w:name="List Table 7 Colorful Accent 6" w:uiPriority="52"/>
+    <w:lsdException w:name="Mention" w:semiHidden="1" w:unhideWhenUsed="1"/>
+    <w:lsdException w:name="Smart Hyperlink" w:semiHidden="1" w:unhideWhenUsed="1"/>
+    <w:lsdException w:name="Hashtag" w:semiHidden="1" w:unhideWhenUsed="1"/>
+    <w:lsdException w:name="Unresolved Mention" w:semiHidden="1" w:unhideWhenUsed="1"/>
   </w:latentStyles>
   <w:style w:type="paragraph" w:default="1" w:styleId="Normal">
     <w:name w:val="Normal"/>
@@ -11229,7 +10737,7 @@
 </file>
 
 <file path=customXml/itemProps1.xml><?xml version="1.0" encoding="utf-8"?>
-<ds:datastoreItem xmlns:ds="http://schemas.openxmlformats.org/officeDocument/2006/customXml" ds:itemID="{061B2D37-3E32-49DB-AF59-3F210BC88E17}">
+<ds:datastoreItem xmlns:ds="http://schemas.openxmlformats.org/officeDocument/2006/customXml" ds:itemID="{B9ABB7FA-5CBA-454F-AC48-56D138F32C7C}">
   <ds:schemaRefs>
     <ds:schemaRef ds:uri="http://schemas.openxmlformats.org/officeDocument/2006/bibliography"/>
   </ds:schemaRefs>

--- a/9tapUserManual.docx
+++ b/9tapUserManual.docx
@@ -1,6 +1,6 @@
 
 <file path=word/document.xml><?xml version="1.0" encoding="utf-8"?>
-<w:document xmlns:wpc="http://schemas.microsoft.com/office/word/2010/wordprocessingCanvas" xmlns:cx="http://schemas.microsoft.com/office/drawing/2014/chartex" xmlns:cx1="http://schemas.microsoft.com/office/drawing/2015/9/8/chartex" xmlns:cx2="http://schemas.microsoft.com/office/drawing/2015/10/21/chartex" xmlns:cx3="http://schemas.microsoft.com/office/drawing/2016/5/9/chartex" xmlns:cx4="http://schemas.microsoft.com/office/drawing/2016/5/10/chartex" xmlns:cx5="http://schemas.microsoft.com/office/drawing/2016/5/11/chartex" xmlns:cx6="http://schemas.microsoft.com/office/drawing/2016/5/12/chartex" xmlns:cx7="http://schemas.microsoft.com/office/drawing/2016/5/13/chartex" xmlns:cx8="http://schemas.microsoft.com/office/drawing/2016/5/14/chartex" xmlns:mc="http://schemas.openxmlformats.org/markup-compatibility/2006" xmlns:aink="http://schemas.microsoft.com/office/drawing/2016/ink" xmlns:am3d="http://schemas.microsoft.com/office/drawing/2017/model3d" xmlns:o="urn:schemas-microsoft-com:office:office" xmlns:r="http://schemas.openxmlformats.org/officeDocument/2006/relationships" xmlns:m="http://schemas.openxmlformats.org/officeDocument/2006/math" xmlns:v="urn:schemas-microsoft-com:vml" xmlns:wp14="http://schemas.microsoft.com/office/word/2010/wordprocessingDrawing" xmlns:wp="http://schemas.openxmlformats.org/drawingml/2006/wordprocessingDrawing" xmlns:w10="urn:schemas-microsoft-com:office:word" xmlns:w="http://schemas.openxmlformats.org/wordprocessingml/2006/main" xmlns:w14="http://schemas.microsoft.com/office/word/2010/wordml" xmlns:w15="http://schemas.microsoft.com/office/word/2012/wordml" xmlns:w16cid="http://schemas.microsoft.com/office/word/2016/wordml/cid" xmlns:w16se="http://schemas.microsoft.com/office/word/2015/wordml/symex" xmlns:wpg="http://schemas.microsoft.com/office/word/2010/wordprocessingGroup" xmlns:wpi="http://schemas.microsoft.com/office/word/2010/wordprocessingInk" xmlns:wne="http://schemas.microsoft.com/office/word/2006/wordml" xmlns:wps="http://schemas.microsoft.com/office/word/2010/wordprocessingShape" mc:Ignorable="w14 w15 w16se w16cid wp14">
+<w:document xmlns:wpc="http://schemas.microsoft.com/office/word/2010/wordprocessingCanvas" xmlns:mc="http://schemas.openxmlformats.org/markup-compatibility/2006" xmlns:o="urn:schemas-microsoft-com:office:office" xmlns:r="http://schemas.openxmlformats.org/officeDocument/2006/relationships" xmlns:m="http://schemas.openxmlformats.org/officeDocument/2006/math" xmlns:v="urn:schemas-microsoft-com:vml" xmlns:wp14="http://schemas.microsoft.com/office/word/2010/wordprocessingDrawing" xmlns:wp="http://schemas.openxmlformats.org/drawingml/2006/wordprocessingDrawing" xmlns:w10="urn:schemas-microsoft-com:office:word" xmlns:w="http://schemas.openxmlformats.org/wordprocessingml/2006/main" xmlns:w14="http://schemas.microsoft.com/office/word/2010/wordml" xmlns:w15="http://schemas.microsoft.com/office/word/2012/wordml" xmlns:wpg="http://schemas.microsoft.com/office/word/2010/wordprocessingGroup" xmlns:wpi="http://schemas.microsoft.com/office/word/2010/wordprocessingInk" xmlns:wne="http://schemas.microsoft.com/office/word/2006/wordml" xmlns:wps="http://schemas.microsoft.com/office/word/2010/wordprocessingShape" mc:Ignorable="w14 w15 wp14">
   <w:body>
     <w:p>
       <w:pPr>
@@ -1382,8 +1382,8 @@
         </w:rPr>
         <w:drawing>
           <wp:inline distT="0" distB="0" distL="0" distR="0">
-            <wp:extent cx="4883150" cy="3824605"/>
-            <wp:effectExtent l="0" t="0" r="0" b="4445"/>
+            <wp:extent cx="4883150" cy="2623280"/>
+            <wp:effectExtent l="0" t="0" r="0" b="5715"/>
             <wp:docPr id="3" name="Picture 3"/>
             <wp:cNvGraphicFramePr>
               <a:graphicFrameLocks xmlns:a="http://schemas.openxmlformats.org/drawingml/2006/main" noChangeAspect="1"/>
@@ -1396,7 +1396,7 @@
                     <pic:cNvPicPr/>
                   </pic:nvPicPr>
                   <pic:blipFill>
-                    <a:blip r:embed="rId14">
+                    <a:blip r:embed="rId14" cstate="print">
                       <a:extLst>
                         <a:ext uri="{28A0092B-C50C-407E-A947-70E740481C1C}">
                           <a14:useLocalDpi xmlns:a14="http://schemas.microsoft.com/office/drawing/2010/main" val="0"/>
@@ -1410,7 +1410,7 @@
                   <pic:spPr>
                     <a:xfrm>
                       <a:off x="0" y="0"/>
-                      <a:ext cx="4883150" cy="3824605"/>
+                      <a:ext cx="4883150" cy="2623280"/>
                     </a:xfrm>
                     <a:prstGeom prst="rect">
                       <a:avLst/>
@@ -1431,14 +1431,27 @@
       <w:r>
         <w:t xml:space="preserve">Figure </w:t>
       </w:r>
-      <w:fldSimple w:instr=" SEQ Figure \* ARABIC ">
-        <w:r>
-          <w:rPr>
-            <w:noProof/>
-          </w:rPr>
-          <w:t>1</w:t>
-        </w:r>
-      </w:fldSimple>
+      <w:r>
+        <w:fldChar w:fldCharType="begin"/>
+      </w:r>
+      <w:r>
+        <w:instrText xml:space="preserve"> SEQ Figure \* ARABIC </w:instrText>
+      </w:r>
+      <w:r>
+        <w:fldChar w:fldCharType="separate"/>
+      </w:r>
+      <w:r>
+        <w:rPr>
+          <w:noProof/>
+        </w:rPr>
+        <w:t>1</w:t>
+      </w:r>
+      <w:r>
+        <w:rPr>
+          <w:noProof/>
+        </w:rPr>
+        <w:fldChar w:fldCharType="end"/>
+      </w:r>
       <w:r>
         <w:t>: 9-Tap Main Menu</w:t>
       </w:r>
@@ -1480,7 +1493,10 @@
         <w:pStyle w:val="BodyText"/>
       </w:pPr>
       <w:r>
-        <w:t>You can find this on page #</w:t>
+        <w:t xml:space="preserve">You can find this on page </w:t>
+      </w:r>
+      <w:r>
+        <w:t>5.</w:t>
       </w:r>
     </w:p>
     <w:p>
@@ -1496,7 +1512,10 @@
         <w:pStyle w:val="BodyText"/>
       </w:pPr>
       <w:r>
-        <w:t>You can find this on page ##</w:t>
+        <w:t xml:space="preserve">You can find this on page </w:t>
+      </w:r>
+      <w:r>
+        <w:t>24.</w:t>
       </w:r>
     </w:p>
     <w:p>
@@ -1512,15 +1531,7 @@
         <w:pStyle w:val="BodyText"/>
       </w:pPr>
       <w:r>
-        <w:t xml:space="preserve">Familiarization </w:t>
-      </w:r>
-      <w:proofErr w:type="gramStart"/>
-      <w:r>
-        <w:t>guide .longwinded</w:t>
-      </w:r>
-      <w:proofErr w:type="gramEnd"/>
-      <w:r>
-        <w:t>?</w:t>
+        <w:t>An in depth explanation of the program menus can be found on page 9.</w:t>
       </w:r>
     </w:p>
     <w:p>
@@ -1605,15 +1616,13 @@
         <w:framePr w:wrap="around"/>
       </w:pPr>
       <w:r>
-        <w:t>hELPFUL GUIDELINES</w:t>
-      </w:r>
-      <w:bookmarkStart w:id="0" w:name="_GoBack"/>
-      <w:bookmarkEnd w:id="0"/>
-      <w:r>
-        <w:t xml:space="preserve"> TO GET 9-tAP UP AND RUNNING</w:t>
-      </w:r>
-      <w:r>
-        <w:t>.</w:t>
+        <w:t xml:space="preserve">hELPFUL </w:t>
+      </w:r>
+      <w:r>
+        <w:t>Tips</w:t>
+      </w:r>
+      <w:r>
+        <w:t xml:space="preserve"> TO GET 9-tAP UP AND RUNNING.</w:t>
       </w:r>
     </w:p>
     <w:p>
@@ -1629,7 +1638,19 @@
         <w:pStyle w:val="BodyTextKeep"/>
       </w:pPr>
       <w:r>
-        <w:t>The system requirements to run the 9-tap software are as follows: Windows 10, (Windows 8, or Windows 7). Storage: how much? USB port. Dot matrix and ink/laser-jet printers. Microsoft Excel must be installed on the computer for the 9-Tap Tour program to work.</w:t>
+        <w:t xml:space="preserve">The system requirements to run the 9-tap software are </w:t>
+      </w:r>
+      <w:r>
+        <w:t>Windows 7 and above</w:t>
+      </w:r>
+      <w:r>
+        <w:t xml:space="preserve">. </w:t>
+      </w:r>
+      <w:r>
+        <w:t>13MB free disk space.</w:t>
+      </w:r>
+      <w:r>
+        <w:t xml:space="preserve"> USB port. Dot matrix and ink/laser-jet printers. Microsoft Excel must be installed on the computer for the 9-Tap Tour program to work.</w:t>
       </w:r>
     </w:p>
     <w:p>
@@ -1668,6 +1689,12 @@
       <w:r>
         <w:t>Insert the 9 Tap Tour USB drive into your computer’s USB port.</w:t>
       </w:r>
+      <w:r>
+        <w:t xml:space="preserve"> </w:t>
+      </w:r>
+      <w:r>
+        <w:t>Or navigate to the download site. Download 9-Tap.exe.</w:t>
+      </w:r>
     </w:p>
     <w:p>
       <w:pPr>
@@ -1926,14 +1953,6 @@
         <w:pStyle w:val="BodyText"/>
       </w:pPr>
       <w:r>
-        <w:t>Screen shots of desktop icon &amp; system menu</w:t>
-      </w:r>
-    </w:p>
-    <w:p>
-      <w:pPr>
-        <w:pStyle w:val="BodyText"/>
-      </w:pPr>
-      <w:r>
         <w:t xml:space="preserve">Double click on the desktop </w:t>
       </w:r>
       <w:r>
@@ -1941,6 +1960,9 @@
       </w:r>
       <w:r>
         <w:t xml:space="preserve"> go to the program in the system menu and click on it.</w:t>
+      </w:r>
+      <w:r>
+        <w:t xml:space="preserve"> This will launch 9-Tap.</w:t>
       </w:r>
     </w:p>
     <w:p>
@@ -1976,7 +1998,51 @@
         <w:pStyle w:val="BodyText"/>
       </w:pPr>
       <w:r>
-        <w:t>On the Member Info screen, Click new. A new blank record will display. Start filling in the player’s information, at a minimum his first and last name. Save the record.</w:t>
+        <w:t>On the Member Info screen, Click new. A new blank record will display. Start filling in the player’s information</w:t>
+      </w:r>
+      <w:r>
+        <w:t>, first and last name are required at time of creation</w:t>
+      </w:r>
+      <w:r>
+        <w:t>. Save the record.</w:t>
+      </w:r>
+    </w:p>
+    <w:p>
+      <w:pPr>
+        <w:pStyle w:val="Heading2"/>
+      </w:pPr>
+      <w:r>
+        <w:t>How do I create a tournament?</w:t>
+      </w:r>
+    </w:p>
+    <w:p>
+      <w:pPr>
+        <w:pStyle w:val="BodyText"/>
+      </w:pPr>
+      <w:r>
+        <w:t xml:space="preserve">On the Member Scores screen, </w:t>
+      </w:r>
+      <w:r>
+        <w:t>click on the Create/Ed</w:t>
+      </w:r>
+      <w:r>
+        <w:t>it Tournament… button. This launches the New Tournament screen. Fill in the necessary information.</w:t>
+      </w:r>
+    </w:p>
+    <w:p>
+      <w:pPr>
+        <w:pStyle w:val="Heading2"/>
+      </w:pPr>
+      <w:r>
+        <w:t>How do I enter a bowler’s scores?</w:t>
+      </w:r>
+    </w:p>
+    <w:p>
+      <w:pPr>
+        <w:pStyle w:val="BodyText"/>
+      </w:pPr>
+      <w:r>
+        <w:t xml:space="preserve">On the Member Scores screen, in the Tournament Files section, select the tournament from the drop down menu. Once the tournament is selected, enter the member number and click enter. The player information and status will auto-populate. Pick which squad they bowled in. Enter the player’s scratch scores in a three digit format. 9-Tap will tab through as the scores are entered. Before clicking “Add New/Update Record” double check that the entered scores are correct. </w:t>
       </w:r>
     </w:p>
     <w:p>
@@ -2101,159 +2167,7 @@
         <w:keepNext/>
       </w:pPr>
       <w:r>
-        <w:t xml:space="preserve">Craft beer sartorial copper mug </w:t>
-      </w:r>
-      <w:proofErr w:type="spellStart"/>
-      <w:r>
-        <w:t>tbh</w:t>
-      </w:r>
-      <w:proofErr w:type="spellEnd"/>
-      <w:r>
-        <w:t xml:space="preserve"> jianbing, locavore VHS salvia +1 vegan gluten-free </w:t>
-      </w:r>
-      <w:proofErr w:type="spellStart"/>
-      <w:r>
-        <w:t>kogi</w:t>
-      </w:r>
-      <w:proofErr w:type="spellEnd"/>
-      <w:r>
-        <w:t xml:space="preserve"> pug </w:t>
-      </w:r>
-      <w:proofErr w:type="spellStart"/>
-      <w:r>
-        <w:t>vexillologist</w:t>
-      </w:r>
-      <w:proofErr w:type="spellEnd"/>
-      <w:r>
-        <w:t xml:space="preserve"> affogato. Fanny pack </w:t>
-      </w:r>
-      <w:proofErr w:type="spellStart"/>
-      <w:r>
-        <w:t>palo</w:t>
-      </w:r>
-      <w:proofErr w:type="spellEnd"/>
-      <w:r>
-        <w:t xml:space="preserve"> </w:t>
-      </w:r>
-      <w:proofErr w:type="spellStart"/>
-      <w:r>
-        <w:t>santo</w:t>
-      </w:r>
-      <w:proofErr w:type="spellEnd"/>
-      <w:r>
-        <w:t xml:space="preserve"> </w:t>
-      </w:r>
-      <w:proofErr w:type="spellStart"/>
-      <w:r>
-        <w:t>proident</w:t>
-      </w:r>
-      <w:proofErr w:type="spellEnd"/>
-      <w:r>
-        <w:t xml:space="preserve"> blog bespoke </w:t>
-      </w:r>
-      <w:proofErr w:type="spellStart"/>
-      <w:r>
-        <w:t>commodo</w:t>
-      </w:r>
-      <w:proofErr w:type="spellEnd"/>
-      <w:r>
-        <w:t xml:space="preserve"> tilde hammock </w:t>
-      </w:r>
-      <w:proofErr w:type="spellStart"/>
-      <w:r>
-        <w:t>taiyaki</w:t>
-      </w:r>
-      <w:proofErr w:type="spellEnd"/>
-      <w:r>
-        <w:t xml:space="preserve"> wayfarers gentrify. Cardigan ugh slow-carb, </w:t>
-      </w:r>
-      <w:proofErr w:type="spellStart"/>
-      <w:r>
-        <w:t>ea</w:t>
-      </w:r>
-      <w:proofErr w:type="spellEnd"/>
-      <w:r>
-        <w:t xml:space="preserve"> DIY hot chicken </w:t>
-      </w:r>
-      <w:proofErr w:type="spellStart"/>
-      <w:r>
-        <w:t>commodo</w:t>
-      </w:r>
-      <w:proofErr w:type="spellEnd"/>
-      <w:r>
-        <w:t xml:space="preserve"> </w:t>
-      </w:r>
-      <w:proofErr w:type="spellStart"/>
-      <w:r>
-        <w:t>godard</w:t>
-      </w:r>
-      <w:proofErr w:type="spellEnd"/>
-      <w:r>
-        <w:t xml:space="preserve">. Lorem </w:t>
-      </w:r>
-      <w:proofErr w:type="spellStart"/>
-      <w:r>
-        <w:t>sint</w:t>
-      </w:r>
-      <w:proofErr w:type="spellEnd"/>
-      <w:r>
-        <w:t xml:space="preserve"> qui 3 wolf moon </w:t>
-      </w:r>
-      <w:proofErr w:type="spellStart"/>
-      <w:r>
-        <w:t>enim</w:t>
-      </w:r>
-      <w:proofErr w:type="spellEnd"/>
-      <w:r>
-        <w:t xml:space="preserve"> </w:t>
-      </w:r>
-      <w:proofErr w:type="spellStart"/>
-      <w:r>
-        <w:t>voluptate</w:t>
-      </w:r>
-      <w:proofErr w:type="spellEnd"/>
-      <w:r>
-        <w:t xml:space="preserve">, </w:t>
-      </w:r>
-      <w:proofErr w:type="spellStart"/>
-      <w:r>
-        <w:t>velit</w:t>
-      </w:r>
-      <w:proofErr w:type="spellEnd"/>
-      <w:r>
-        <w:t xml:space="preserve"> </w:t>
-      </w:r>
-      <w:proofErr w:type="spellStart"/>
-      <w:r>
-        <w:t>veniam</w:t>
-      </w:r>
-      <w:proofErr w:type="spellEnd"/>
-      <w:r>
-        <w:t xml:space="preserve">. Fanny pack man bun </w:t>
-      </w:r>
-      <w:proofErr w:type="spellStart"/>
-      <w:r>
-        <w:t>helvetica</w:t>
-      </w:r>
-      <w:proofErr w:type="spellEnd"/>
-      <w:r>
-        <w:t xml:space="preserve"> viral, </w:t>
-      </w:r>
-      <w:proofErr w:type="spellStart"/>
-      <w:r>
-        <w:t>edison</w:t>
-      </w:r>
-      <w:proofErr w:type="spellEnd"/>
-      <w:r>
-        <w:t xml:space="preserve"> bulb </w:t>
-      </w:r>
-      <w:proofErr w:type="spellStart"/>
-      <w:r>
-        <w:t>cliche</w:t>
-      </w:r>
-      <w:proofErr w:type="spellEnd"/>
-      <w:r>
-        <w:t xml:space="preserve"> jianbing.</w:t>
+        <w:t>The main menu is where you access the various functions of the program. Member Info, button and tab. Member Scores, button and tab. The About and Exit buttons. The Region picker. And the “Add Region” button. Also, the tools tab accesses the active/inactive member dialog.</w:t>
       </w:r>
     </w:p>
     <w:p>
@@ -2267,8 +2181,8 @@
         </w:rPr>
         <w:drawing>
           <wp:inline distT="0" distB="0" distL="0" distR="0">
-            <wp:extent cx="4883150" cy="3824605"/>
-            <wp:effectExtent l="0" t="0" r="0" b="4445"/>
+            <wp:extent cx="4883150" cy="2623280"/>
+            <wp:effectExtent l="0" t="0" r="0" b="5715"/>
             <wp:docPr id="4" name="Picture 4"/>
             <wp:cNvGraphicFramePr>
               <a:graphicFrameLocks xmlns:a="http://schemas.openxmlformats.org/drawingml/2006/main" noChangeAspect="1"/>
@@ -2281,7 +2195,7 @@
                     <pic:cNvPicPr/>
                   </pic:nvPicPr>
                   <pic:blipFill>
-                    <a:blip r:embed="rId14">
+                    <a:blip r:embed="rId14" cstate="print">
                       <a:extLst>
                         <a:ext uri="{28A0092B-C50C-407E-A947-70E740481C1C}">
                           <a14:useLocalDpi xmlns:a14="http://schemas.microsoft.com/office/drawing/2010/main" val="0"/>
@@ -2295,7 +2209,7 @@
                   <pic:spPr>
                     <a:xfrm>
                       <a:off x="0" y="0"/>
-                      <a:ext cx="4883150" cy="3824605"/>
+                      <a:ext cx="4883150" cy="2623280"/>
                     </a:xfrm>
                     <a:prstGeom prst="rect">
                       <a:avLst/>
@@ -2316,14 +2230,27 @@
       <w:r>
         <w:t xml:space="preserve">Figure </w:t>
       </w:r>
-      <w:fldSimple w:instr=" SEQ Figure \* ARABIC ">
-        <w:r>
-          <w:rPr>
-            <w:noProof/>
-          </w:rPr>
-          <w:t>2</w:t>
-        </w:r>
-      </w:fldSimple>
+      <w:r>
+        <w:fldChar w:fldCharType="begin"/>
+      </w:r>
+      <w:r>
+        <w:instrText xml:space="preserve"> SEQ Figure \* ARABIC </w:instrText>
+      </w:r>
+      <w:r>
+        <w:fldChar w:fldCharType="separate"/>
+      </w:r>
+      <w:r>
+        <w:rPr>
+          <w:noProof/>
+        </w:rPr>
+        <w:t>2</w:t>
+      </w:r>
+      <w:r>
+        <w:rPr>
+          <w:noProof/>
+        </w:rPr>
+        <w:fldChar w:fldCharType="end"/>
+      </w:r>
       <w:r>
         <w:t>: Main Menu</w:t>
       </w:r>
@@ -2343,159 +2270,7 @@
         <w:keepNext/>
       </w:pPr>
       <w:r>
-        <w:t xml:space="preserve">Craft beer sartorial copper mug </w:t>
-      </w:r>
-      <w:proofErr w:type="spellStart"/>
-      <w:r>
-        <w:t>tbh</w:t>
-      </w:r>
-      <w:proofErr w:type="spellEnd"/>
-      <w:r>
-        <w:t xml:space="preserve"> jianbing, locavore VHS salvia +1 vegan gluten-free </w:t>
-      </w:r>
-      <w:proofErr w:type="spellStart"/>
-      <w:r>
-        <w:t>kogi</w:t>
-      </w:r>
-      <w:proofErr w:type="spellEnd"/>
-      <w:r>
-        <w:t xml:space="preserve"> pug </w:t>
-      </w:r>
-      <w:proofErr w:type="spellStart"/>
-      <w:r>
-        <w:t>vexillologist</w:t>
-      </w:r>
-      <w:proofErr w:type="spellEnd"/>
-      <w:r>
-        <w:t xml:space="preserve"> affogato. Fanny pack </w:t>
-      </w:r>
-      <w:proofErr w:type="spellStart"/>
-      <w:r>
-        <w:t>palo</w:t>
-      </w:r>
-      <w:proofErr w:type="spellEnd"/>
-      <w:r>
-        <w:t xml:space="preserve"> </w:t>
-      </w:r>
-      <w:proofErr w:type="spellStart"/>
-      <w:r>
-        <w:t>santo</w:t>
-      </w:r>
-      <w:proofErr w:type="spellEnd"/>
-      <w:r>
-        <w:t xml:space="preserve"> </w:t>
-      </w:r>
-      <w:proofErr w:type="spellStart"/>
-      <w:r>
-        <w:t>proident</w:t>
-      </w:r>
-      <w:proofErr w:type="spellEnd"/>
-      <w:r>
-        <w:t xml:space="preserve"> blog bespoke </w:t>
-      </w:r>
-      <w:proofErr w:type="spellStart"/>
-      <w:r>
-        <w:t>commodo</w:t>
-      </w:r>
-      <w:proofErr w:type="spellEnd"/>
-      <w:r>
-        <w:t xml:space="preserve"> tilde hammock </w:t>
-      </w:r>
-      <w:proofErr w:type="spellStart"/>
-      <w:r>
-        <w:t>taiyaki</w:t>
-      </w:r>
-      <w:proofErr w:type="spellEnd"/>
-      <w:r>
-        <w:t xml:space="preserve"> wayfarers gentrify. Cardigan ugh slow-carb, </w:t>
-      </w:r>
-      <w:proofErr w:type="spellStart"/>
-      <w:r>
-        <w:t>ea</w:t>
-      </w:r>
-      <w:proofErr w:type="spellEnd"/>
-      <w:r>
-        <w:t xml:space="preserve"> DIY hot chicken </w:t>
-      </w:r>
-      <w:proofErr w:type="spellStart"/>
-      <w:r>
-        <w:t>commodo</w:t>
-      </w:r>
-      <w:proofErr w:type="spellEnd"/>
-      <w:r>
-        <w:t xml:space="preserve"> </w:t>
-      </w:r>
-      <w:proofErr w:type="spellStart"/>
-      <w:r>
-        <w:t>godard</w:t>
-      </w:r>
-      <w:proofErr w:type="spellEnd"/>
-      <w:r>
-        <w:t xml:space="preserve">. Lorem </w:t>
-      </w:r>
-      <w:proofErr w:type="spellStart"/>
-      <w:r>
-        <w:t>sint</w:t>
-      </w:r>
-      <w:proofErr w:type="spellEnd"/>
-      <w:r>
-        <w:t xml:space="preserve"> qui 3 wolf moon </w:t>
-      </w:r>
-      <w:proofErr w:type="spellStart"/>
-      <w:r>
-        <w:t>enim</w:t>
-      </w:r>
-      <w:proofErr w:type="spellEnd"/>
-      <w:r>
-        <w:t xml:space="preserve"> </w:t>
-      </w:r>
-      <w:proofErr w:type="spellStart"/>
-      <w:r>
-        <w:t>voluptate</w:t>
-      </w:r>
-      <w:proofErr w:type="spellEnd"/>
-      <w:r>
-        <w:t xml:space="preserve">, </w:t>
-      </w:r>
-      <w:proofErr w:type="spellStart"/>
-      <w:r>
-        <w:t>velit</w:t>
-      </w:r>
-      <w:proofErr w:type="spellEnd"/>
-      <w:r>
-        <w:t xml:space="preserve"> </w:t>
-      </w:r>
-      <w:proofErr w:type="spellStart"/>
-      <w:r>
-        <w:t>veniam</w:t>
-      </w:r>
-      <w:proofErr w:type="spellEnd"/>
-      <w:r>
-        <w:t xml:space="preserve">. Fanny pack man bun </w:t>
-      </w:r>
-      <w:proofErr w:type="spellStart"/>
-      <w:r>
-        <w:t>helvetica</w:t>
-      </w:r>
-      <w:proofErr w:type="spellEnd"/>
-      <w:r>
-        <w:t xml:space="preserve"> viral, </w:t>
-      </w:r>
-      <w:proofErr w:type="spellStart"/>
-      <w:r>
-        <w:t>edison</w:t>
-      </w:r>
-      <w:proofErr w:type="spellEnd"/>
-      <w:r>
-        <w:t xml:space="preserve"> bulb </w:t>
-      </w:r>
-      <w:proofErr w:type="spellStart"/>
-      <w:r>
-        <w:t>cliche</w:t>
-      </w:r>
-      <w:proofErr w:type="spellEnd"/>
-      <w:r>
-        <w:t xml:space="preserve"> jianbing.</w:t>
+        <w:t>Under Tools you will find the Update Inactive Members screen. Pick the date to find which members haven’t bowled for more than 180 days. You can click the check box by the names of the players to update to inactive status. Click “Update” to update the member information.</w:t>
       </w:r>
     </w:p>
     <w:p>
@@ -2559,14 +2334,27 @@
       <w:r>
         <w:t xml:space="preserve">Figure </w:t>
       </w:r>
-      <w:fldSimple w:instr=" SEQ Figure \* ARABIC ">
-        <w:r>
-          <w:rPr>
-            <w:noProof/>
-          </w:rPr>
-          <w:t>3</w:t>
-        </w:r>
-      </w:fldSimple>
+      <w:r>
+        <w:fldChar w:fldCharType="begin"/>
+      </w:r>
+      <w:r>
+        <w:instrText xml:space="preserve"> SEQ Figure \* ARABIC </w:instrText>
+      </w:r>
+      <w:r>
+        <w:fldChar w:fldCharType="separate"/>
+      </w:r>
+      <w:r>
+        <w:rPr>
+          <w:noProof/>
+        </w:rPr>
+        <w:t>3</w:t>
+      </w:r>
+      <w:r>
+        <w:rPr>
+          <w:noProof/>
+        </w:rPr>
+        <w:fldChar w:fldCharType="end"/>
+      </w:r>
       <w:r>
         <w:t>: Under Tools, Update Inactive status</w:t>
       </w:r>
@@ -2589,159 +2377,18 @@
         <w:keepNext/>
       </w:pPr>
       <w:r>
-        <w:t xml:space="preserve">Craft beer sartorial copper mug </w:t>
-      </w:r>
-      <w:proofErr w:type="spellStart"/>
-      <w:r>
-        <w:t>tbh</w:t>
-      </w:r>
-      <w:proofErr w:type="spellEnd"/>
-      <w:r>
-        <w:t xml:space="preserve"> jianbing, locavore VHS salvia +1 vegan gluten-free </w:t>
-      </w:r>
-      <w:proofErr w:type="spellStart"/>
-      <w:r>
-        <w:t>kogi</w:t>
-      </w:r>
-      <w:proofErr w:type="spellEnd"/>
-      <w:r>
-        <w:t xml:space="preserve"> pug </w:t>
-      </w:r>
-      <w:proofErr w:type="spellStart"/>
-      <w:r>
-        <w:t>vexillologist</w:t>
-      </w:r>
-      <w:proofErr w:type="spellEnd"/>
-      <w:r>
-        <w:t xml:space="preserve"> affogato. Fanny pack </w:t>
-      </w:r>
-      <w:proofErr w:type="spellStart"/>
-      <w:r>
-        <w:t>palo</w:t>
-      </w:r>
-      <w:proofErr w:type="spellEnd"/>
-      <w:r>
-        <w:t xml:space="preserve"> </w:t>
-      </w:r>
-      <w:proofErr w:type="spellStart"/>
-      <w:r>
-        <w:t>santo</w:t>
-      </w:r>
-      <w:proofErr w:type="spellEnd"/>
-      <w:r>
-        <w:t xml:space="preserve"> </w:t>
-      </w:r>
-      <w:proofErr w:type="spellStart"/>
-      <w:r>
-        <w:t>proident</w:t>
-      </w:r>
-      <w:proofErr w:type="spellEnd"/>
-      <w:r>
-        <w:t xml:space="preserve"> blog bespoke </w:t>
-      </w:r>
-      <w:proofErr w:type="spellStart"/>
-      <w:r>
-        <w:t>commodo</w:t>
-      </w:r>
-      <w:proofErr w:type="spellEnd"/>
-      <w:r>
-        <w:t xml:space="preserve"> tilde hammock </w:t>
-      </w:r>
-      <w:proofErr w:type="spellStart"/>
-      <w:r>
-        <w:t>taiyaki</w:t>
-      </w:r>
-      <w:proofErr w:type="spellEnd"/>
-      <w:r>
-        <w:t xml:space="preserve"> wayfarers gentrify. Cardigan ugh slow-carb, </w:t>
-      </w:r>
-      <w:proofErr w:type="spellStart"/>
-      <w:r>
-        <w:t>ea</w:t>
-      </w:r>
-      <w:proofErr w:type="spellEnd"/>
-      <w:r>
-        <w:t xml:space="preserve"> DIY hot chicken </w:t>
-      </w:r>
-      <w:proofErr w:type="spellStart"/>
-      <w:r>
-        <w:t>commodo</w:t>
-      </w:r>
-      <w:proofErr w:type="spellEnd"/>
-      <w:r>
-        <w:t xml:space="preserve"> </w:t>
-      </w:r>
-      <w:proofErr w:type="spellStart"/>
-      <w:r>
-        <w:t>godard</w:t>
-      </w:r>
-      <w:proofErr w:type="spellEnd"/>
-      <w:r>
-        <w:t xml:space="preserve">. Lorem </w:t>
-      </w:r>
-      <w:proofErr w:type="spellStart"/>
-      <w:r>
-        <w:t>sint</w:t>
-      </w:r>
-      <w:proofErr w:type="spellEnd"/>
-      <w:r>
-        <w:t xml:space="preserve"> qui 3 wolf moon </w:t>
-      </w:r>
-      <w:proofErr w:type="spellStart"/>
-      <w:r>
-        <w:t>enim</w:t>
-      </w:r>
-      <w:proofErr w:type="spellEnd"/>
-      <w:r>
-        <w:t xml:space="preserve"> </w:t>
-      </w:r>
-      <w:proofErr w:type="spellStart"/>
-      <w:r>
-        <w:t>voluptate</w:t>
-      </w:r>
-      <w:proofErr w:type="spellEnd"/>
-      <w:r>
-        <w:t xml:space="preserve">, </w:t>
-      </w:r>
-      <w:proofErr w:type="spellStart"/>
-      <w:r>
-        <w:t>velit</w:t>
-      </w:r>
-      <w:proofErr w:type="spellEnd"/>
-      <w:r>
-        <w:t xml:space="preserve"> </w:t>
-      </w:r>
-      <w:proofErr w:type="spellStart"/>
-      <w:r>
-        <w:t>veniam</w:t>
-      </w:r>
-      <w:proofErr w:type="spellEnd"/>
-      <w:r>
-        <w:t xml:space="preserve">. Fanny pack man bun </w:t>
-      </w:r>
-      <w:proofErr w:type="spellStart"/>
-      <w:r>
-        <w:t>helvetica</w:t>
-      </w:r>
-      <w:proofErr w:type="spellEnd"/>
-      <w:r>
-        <w:t xml:space="preserve"> viral, </w:t>
-      </w:r>
-      <w:proofErr w:type="spellStart"/>
-      <w:r>
-        <w:t>edison</w:t>
-      </w:r>
-      <w:proofErr w:type="spellEnd"/>
-      <w:r>
-        <w:t xml:space="preserve"> bulb </w:t>
-      </w:r>
-      <w:proofErr w:type="spellStart"/>
-      <w:r>
-        <w:t>cliche</w:t>
-      </w:r>
-      <w:proofErr w:type="spellEnd"/>
-      <w:r>
-        <w:t xml:space="preserve"> jianbing.</w:t>
+        <w:t>The Member Info screen is where new players are entered</w:t>
+      </w:r>
+      <w:r>
+        <w:t>; member information is updated; and member information can be imported from Excel files. The member number is auto-generated for each new member. The member last and first name are required. If you are pressed for time, you can save the member at this point, then come back and fill in the other information. Select if they are active or inactive under Status. Based on the member’s birthdate, are they old enough to be in the senior bracket? If yes, check the “</w:t>
+      </w:r>
+      <w:proofErr w:type="gramStart"/>
+      <w:r>
+        <w:t>Senior</w:t>
+      </w:r>
+      <w:proofErr w:type="gramEnd"/>
+      <w:r>
+        <w:t xml:space="preserve">” box. Select gender under Gender section. </w:t>
       </w:r>
     </w:p>
     <w:p>
@@ -2812,17 +2459,35 @@
       <w:r>
         <w:t xml:space="preserve">Figure </w:t>
       </w:r>
-      <w:fldSimple w:instr=" SEQ Figure \* ARABIC ">
-        <w:r>
-          <w:rPr>
-            <w:noProof/>
-          </w:rPr>
-          <w:t>4</w:t>
-        </w:r>
-      </w:fldSimple>
+      <w:r>
+        <w:fldChar w:fldCharType="begin"/>
+      </w:r>
+      <w:r>
+        <w:instrText xml:space="preserve"> SEQ Figure \* ARABIC </w:instrText>
+      </w:r>
+      <w:r>
+        <w:fldChar w:fldCharType="separate"/>
+      </w:r>
+      <w:r>
+        <w:rPr>
+          <w:noProof/>
+        </w:rPr>
+        <w:t>4</w:t>
+      </w:r>
+      <w:r>
+        <w:rPr>
+          <w:noProof/>
+        </w:rPr>
+        <w:fldChar w:fldCharType="end"/>
+      </w:r>
       <w:r>
         <w:t>: Member Information</w:t>
       </w:r>
+    </w:p>
+    <w:p>
+      <w:pPr>
+        <w:pStyle w:val="BodyText"/>
+      </w:pPr>
     </w:p>
     <w:p>
       <w:pPr>
@@ -2853,7 +2518,15 @@
       </w:r>
       <w:proofErr w:type="spellEnd"/>
       <w:r>
-        <w:t xml:space="preserve"> jianbing, locavore VHS salvia +1 vegan gluten-free </w:t>
+        <w:t xml:space="preserve"> </w:t>
+      </w:r>
+      <w:proofErr w:type="spellStart"/>
+      <w:r>
+        <w:t>jianbing</w:t>
+      </w:r>
+      <w:proofErr w:type="spellEnd"/>
+      <w:r>
+        <w:t xml:space="preserve">, locavore VHS salvia +1 vegan gluten-free </w:t>
       </w:r>
       <w:proofErr w:type="spellStart"/>
       <w:r>
@@ -2869,7 +2542,15 @@
       </w:r>
       <w:proofErr w:type="spellEnd"/>
       <w:r>
-        <w:t xml:space="preserve"> affogato. Fanny pack </w:t>
+        <w:t xml:space="preserve"> </w:t>
+      </w:r>
+      <w:proofErr w:type="spellStart"/>
+      <w:r>
+        <w:t>affogato</w:t>
+      </w:r>
+      <w:proofErr w:type="spellEnd"/>
+      <w:r>
+        <w:t xml:space="preserve">. Fanny pack </w:t>
       </w:r>
       <w:proofErr w:type="spellStart"/>
       <w:r>
@@ -2997,7 +2678,15 @@
       </w:r>
       <w:proofErr w:type="spellEnd"/>
       <w:r>
-        <w:t xml:space="preserve"> jianbing.</w:t>
+        <w:t xml:space="preserve"> </w:t>
+      </w:r>
+      <w:proofErr w:type="spellStart"/>
+      <w:r>
+        <w:t>jianbing</w:t>
+      </w:r>
+      <w:proofErr w:type="spellEnd"/>
+      <w:r>
+        <w:t>.</w:t>
       </w:r>
     </w:p>
     <w:p>
@@ -3061,14 +2750,27 @@
       <w:r>
         <w:t xml:space="preserve">Figure </w:t>
       </w:r>
-      <w:fldSimple w:instr=" SEQ Figure \* ARABIC ">
-        <w:r>
-          <w:rPr>
-            <w:noProof/>
-          </w:rPr>
-          <w:t>5</w:t>
-        </w:r>
-      </w:fldSimple>
+      <w:r>
+        <w:fldChar w:fldCharType="begin"/>
+      </w:r>
+      <w:r>
+        <w:instrText xml:space="preserve"> SEQ Figure \* ARABIC </w:instrText>
+      </w:r>
+      <w:r>
+        <w:fldChar w:fldCharType="separate"/>
+      </w:r>
+      <w:r>
+        <w:rPr>
+          <w:noProof/>
+        </w:rPr>
+        <w:t>5</w:t>
+      </w:r>
+      <w:r>
+        <w:rPr>
+          <w:noProof/>
+        </w:rPr>
+        <w:fldChar w:fldCharType="end"/>
+      </w:r>
       <w:r>
         <w:t>: Stats Form</w:t>
       </w:r>
@@ -3102,7 +2804,15 @@
       </w:r>
       <w:proofErr w:type="spellEnd"/>
       <w:r>
-        <w:t xml:space="preserve"> jianbing, locavore VHS salvia +1 vegan gluten-free </w:t>
+        <w:t xml:space="preserve"> </w:t>
+      </w:r>
+      <w:proofErr w:type="spellStart"/>
+      <w:r>
+        <w:t>jianbing</w:t>
+      </w:r>
+      <w:proofErr w:type="spellEnd"/>
+      <w:r>
+        <w:t xml:space="preserve">, locavore VHS salvia +1 vegan gluten-free </w:t>
       </w:r>
       <w:proofErr w:type="spellStart"/>
       <w:r>
@@ -3118,7 +2828,15 @@
       </w:r>
       <w:proofErr w:type="spellEnd"/>
       <w:r>
-        <w:t xml:space="preserve"> affogato. Fanny pack </w:t>
+        <w:t xml:space="preserve"> </w:t>
+      </w:r>
+      <w:proofErr w:type="spellStart"/>
+      <w:r>
+        <w:t>affogato</w:t>
+      </w:r>
+      <w:proofErr w:type="spellEnd"/>
+      <w:r>
+        <w:t xml:space="preserve">. Fanny pack </w:t>
       </w:r>
       <w:proofErr w:type="spellStart"/>
       <w:r>
@@ -3246,7 +2964,15 @@
       </w:r>
       <w:proofErr w:type="spellEnd"/>
       <w:r>
-        <w:t xml:space="preserve"> jianbing.</w:t>
+        <w:t xml:space="preserve"> </w:t>
+      </w:r>
+      <w:proofErr w:type="spellStart"/>
+      <w:r>
+        <w:t>jianbing</w:t>
+      </w:r>
+      <w:proofErr w:type="spellEnd"/>
+      <w:r>
+        <w:t>.</w:t>
       </w:r>
     </w:p>
     <w:p>
@@ -3356,14 +3082,27 @@
       <w:r>
         <w:t xml:space="preserve">Figure </w:t>
       </w:r>
-      <w:fldSimple w:instr=" SEQ Figure \* ARABIC ">
-        <w:r>
-          <w:rPr>
-            <w:noProof/>
-          </w:rPr>
-          <w:t>6</w:t>
-        </w:r>
-      </w:fldSimple>
+      <w:r>
+        <w:fldChar w:fldCharType="begin"/>
+      </w:r>
+      <w:r>
+        <w:instrText xml:space="preserve"> SEQ Figure \* ARABIC </w:instrText>
+      </w:r>
+      <w:r>
+        <w:fldChar w:fldCharType="separate"/>
+      </w:r>
+      <w:r>
+        <w:rPr>
+          <w:noProof/>
+        </w:rPr>
+        <w:t>6</w:t>
+      </w:r>
+      <w:r>
+        <w:rPr>
+          <w:noProof/>
+        </w:rPr>
+        <w:fldChar w:fldCharType="end"/>
+      </w:r>
       <w:r>
         <w:t>: Member search, blank and with results</w:t>
       </w:r>
@@ -3389,159 +3128,7 @@
         <w:keepNext/>
       </w:pPr>
       <w:r>
-        <w:t xml:space="preserve">Craft beer sartorial copper mug </w:t>
-      </w:r>
-      <w:proofErr w:type="spellStart"/>
-      <w:r>
-        <w:t>tbh</w:t>
-      </w:r>
-      <w:proofErr w:type="spellEnd"/>
-      <w:r>
-        <w:t xml:space="preserve"> jianbing, locavore VHS salvia +1 vegan gluten-free </w:t>
-      </w:r>
-      <w:proofErr w:type="spellStart"/>
-      <w:r>
-        <w:t>kogi</w:t>
-      </w:r>
-      <w:proofErr w:type="spellEnd"/>
-      <w:r>
-        <w:t xml:space="preserve"> pug </w:t>
-      </w:r>
-      <w:proofErr w:type="spellStart"/>
-      <w:r>
-        <w:t>vexillologist</w:t>
-      </w:r>
-      <w:proofErr w:type="spellEnd"/>
-      <w:r>
-        <w:t xml:space="preserve"> affogato. Fanny pack </w:t>
-      </w:r>
-      <w:proofErr w:type="spellStart"/>
-      <w:r>
-        <w:t>palo</w:t>
-      </w:r>
-      <w:proofErr w:type="spellEnd"/>
-      <w:r>
-        <w:t xml:space="preserve"> </w:t>
-      </w:r>
-      <w:proofErr w:type="spellStart"/>
-      <w:r>
-        <w:t>santo</w:t>
-      </w:r>
-      <w:proofErr w:type="spellEnd"/>
-      <w:r>
-        <w:t xml:space="preserve"> </w:t>
-      </w:r>
-      <w:proofErr w:type="spellStart"/>
-      <w:r>
-        <w:t>proident</w:t>
-      </w:r>
-      <w:proofErr w:type="spellEnd"/>
-      <w:r>
-        <w:t xml:space="preserve"> blog bespoke </w:t>
-      </w:r>
-      <w:proofErr w:type="spellStart"/>
-      <w:r>
-        <w:t>commodo</w:t>
-      </w:r>
-      <w:proofErr w:type="spellEnd"/>
-      <w:r>
-        <w:t xml:space="preserve"> tilde hammock </w:t>
-      </w:r>
-      <w:proofErr w:type="spellStart"/>
-      <w:r>
-        <w:t>taiyaki</w:t>
-      </w:r>
-      <w:proofErr w:type="spellEnd"/>
-      <w:r>
-        <w:t xml:space="preserve"> wayfarers gentrify. Cardigan ugh slow-carb, </w:t>
-      </w:r>
-      <w:proofErr w:type="spellStart"/>
-      <w:r>
-        <w:t>ea</w:t>
-      </w:r>
-      <w:proofErr w:type="spellEnd"/>
-      <w:r>
-        <w:t xml:space="preserve"> DIY hot chicken </w:t>
-      </w:r>
-      <w:proofErr w:type="spellStart"/>
-      <w:r>
-        <w:t>commodo</w:t>
-      </w:r>
-      <w:proofErr w:type="spellEnd"/>
-      <w:r>
-        <w:t xml:space="preserve"> </w:t>
-      </w:r>
-      <w:proofErr w:type="spellStart"/>
-      <w:r>
-        <w:t>godard</w:t>
-      </w:r>
-      <w:proofErr w:type="spellEnd"/>
-      <w:r>
-        <w:t xml:space="preserve">. Lorem </w:t>
-      </w:r>
-      <w:proofErr w:type="spellStart"/>
-      <w:r>
-        <w:t>sint</w:t>
-      </w:r>
-      <w:proofErr w:type="spellEnd"/>
-      <w:r>
-        <w:t xml:space="preserve"> qui 3 wolf moon </w:t>
-      </w:r>
-      <w:proofErr w:type="spellStart"/>
-      <w:r>
-        <w:t>enim</w:t>
-      </w:r>
-      <w:proofErr w:type="spellEnd"/>
-      <w:r>
-        <w:t xml:space="preserve"> </w:t>
-      </w:r>
-      <w:proofErr w:type="spellStart"/>
-      <w:r>
-        <w:t>voluptate</w:t>
-      </w:r>
-      <w:proofErr w:type="spellEnd"/>
-      <w:r>
-        <w:t xml:space="preserve">, </w:t>
-      </w:r>
-      <w:proofErr w:type="spellStart"/>
-      <w:r>
-        <w:t>velit</w:t>
-      </w:r>
-      <w:proofErr w:type="spellEnd"/>
-      <w:r>
-        <w:t xml:space="preserve"> </w:t>
-      </w:r>
-      <w:proofErr w:type="spellStart"/>
-      <w:r>
-        <w:t>veniam</w:t>
-      </w:r>
-      <w:proofErr w:type="spellEnd"/>
-      <w:r>
-        <w:t xml:space="preserve">. Fanny pack man bun </w:t>
-      </w:r>
-      <w:proofErr w:type="spellStart"/>
-      <w:r>
-        <w:t>helvetica</w:t>
-      </w:r>
-      <w:proofErr w:type="spellEnd"/>
-      <w:r>
-        <w:t xml:space="preserve"> viral, </w:t>
-      </w:r>
-      <w:proofErr w:type="spellStart"/>
-      <w:r>
-        <w:t>edison</w:t>
-      </w:r>
-      <w:proofErr w:type="spellEnd"/>
-      <w:r>
-        <w:t xml:space="preserve"> bulb </w:t>
-      </w:r>
-      <w:proofErr w:type="spellStart"/>
-      <w:r>
-        <w:t>cliche</w:t>
-      </w:r>
-      <w:proofErr w:type="spellEnd"/>
-      <w:r>
-        <w:t xml:space="preserve"> jianbing.</w:t>
+        <w:t xml:space="preserve">The “Print Single” and “Print Tournament” buttons go directly to your computers print dialog. You can then “print to pdf” to save the information as a pdf file. The “Print by Date” button </w:t>
       </w:r>
     </w:p>
     <w:p>
@@ -3556,8 +3143,8 @@
         </w:rPr>
         <w:drawing>
           <wp:inline distT="0" distB="0" distL="0" distR="0">
-            <wp:extent cx="4305901" cy="3277057"/>
-            <wp:effectExtent l="0" t="0" r="0" b="0"/>
+            <wp:extent cx="4092538" cy="3114675"/>
+            <wp:effectExtent l="0" t="0" r="3810" b="0"/>
             <wp:docPr id="10" name="Picture 10"/>
             <wp:cNvGraphicFramePr>
               <a:graphicFrameLocks xmlns:a="http://schemas.openxmlformats.org/drawingml/2006/main" noChangeAspect="1"/>
@@ -3584,7 +3171,7 @@
                   <pic:spPr>
                     <a:xfrm>
                       <a:off x="0" y="0"/>
-                      <a:ext cx="4305901" cy="3277057"/>
+                      <a:ext cx="4098949" cy="3119554"/>
                     </a:xfrm>
                     <a:prstGeom prst="rect">
                       <a:avLst/>
@@ -3605,16 +3192,92 @@
       <w:r>
         <w:t xml:space="preserve">Figure </w:t>
       </w:r>
-      <w:fldSimple w:instr=" SEQ Figure \* ARABIC ">
-        <w:r>
-          <w:rPr>
-            <w:noProof/>
-          </w:rPr>
-          <w:t>7</w:t>
-        </w:r>
-      </w:fldSimple>
+      <w:r>
+        <w:fldChar w:fldCharType="begin"/>
+      </w:r>
+      <w:r>
+        <w:instrText xml:space="preserve"> SEQ Figure \* ARABIC </w:instrText>
+      </w:r>
+      <w:r>
+        <w:fldChar w:fldCharType="separate"/>
+      </w:r>
+      <w:r>
+        <w:rPr>
+          <w:noProof/>
+        </w:rPr>
+        <w:t>7</w:t>
+      </w:r>
+      <w:r>
+        <w:rPr>
+          <w:noProof/>
+        </w:rPr>
+        <w:fldChar w:fldCharType="end"/>
+      </w:r>
       <w:r>
         <w:t>: basic printer dialog</w:t>
+      </w:r>
+      <w:r>
+        <w:t xml:space="preserve">, Print </w:t>
+      </w:r>
+      <w:proofErr w:type="gramStart"/>
+      <w:r>
+        <w:t>By</w:t>
+      </w:r>
+      <w:proofErr w:type="gramEnd"/>
+      <w:r>
+        <w:t xml:space="preserve"> Date form.</w:t>
+      </w:r>
+    </w:p>
+    <w:p>
+      <w:pPr>
+        <w:pStyle w:val="BodyText"/>
+        <w:jc w:val="center"/>
+      </w:pPr>
+      <w:r>
+        <w:rPr>
+          <w:noProof/>
+        </w:rPr>
+        <w:drawing>
+          <wp:inline distT="0" distB="0" distL="0" distR="0">
+            <wp:extent cx="2810267" cy="3534268"/>
+            <wp:effectExtent l="0" t="0" r="9525" b="9525"/>
+            <wp:docPr id="2" name="Picture 2"/>
+            <wp:cNvGraphicFramePr>
+              <a:graphicFrameLocks xmlns:a="http://schemas.openxmlformats.org/drawingml/2006/main" noChangeAspect="1"/>
+            </wp:cNvGraphicFramePr>
+            <a:graphic xmlns:a="http://schemas.openxmlformats.org/drawingml/2006/main">
+              <a:graphicData uri="http://schemas.openxmlformats.org/drawingml/2006/picture">
+                <pic:pic xmlns:pic="http://schemas.openxmlformats.org/drawingml/2006/picture">
+                  <pic:nvPicPr>
+                    <pic:cNvPr id="2" name="PrintByDateForm.PNG"/>
+                    <pic:cNvPicPr/>
+                  </pic:nvPicPr>
+                  <pic:blipFill>
+                    <a:blip r:embed="rId21">
+                      <a:extLst>
+                        <a:ext uri="{28A0092B-C50C-407E-A947-70E740481C1C}">
+                          <a14:useLocalDpi xmlns:a14="http://schemas.microsoft.com/office/drawing/2010/main" val="0"/>
+                        </a:ext>
+                      </a:extLst>
+                    </a:blip>
+                    <a:stretch>
+                      <a:fillRect/>
+                    </a:stretch>
+                  </pic:blipFill>
+                  <pic:spPr>
+                    <a:xfrm>
+                      <a:off x="0" y="0"/>
+                      <a:ext cx="2810267" cy="3534268"/>
+                    </a:xfrm>
+                    <a:prstGeom prst="rect">
+                      <a:avLst/>
+                    </a:prstGeom>
+                  </pic:spPr>
+                </pic:pic>
+              </a:graphicData>
+            </a:graphic>
+          </wp:inline>
+        </w:drawing>
       </w:r>
     </w:p>
     <w:p>
@@ -3646,7 +3309,15 @@
       </w:r>
       <w:proofErr w:type="spellEnd"/>
       <w:r>
-        <w:t xml:space="preserve"> jianbing, locavore VHS salvia +1 vegan gluten-free </w:t>
+        <w:t xml:space="preserve"> </w:t>
+      </w:r>
+      <w:proofErr w:type="spellStart"/>
+      <w:r>
+        <w:t>jianbing</w:t>
+      </w:r>
+      <w:proofErr w:type="spellEnd"/>
+      <w:r>
+        <w:t xml:space="preserve">, locavore VHS salvia +1 vegan gluten-free </w:t>
       </w:r>
       <w:proofErr w:type="spellStart"/>
       <w:r>
@@ -3662,7 +3333,15 @@
       </w:r>
       <w:proofErr w:type="spellEnd"/>
       <w:r>
-        <w:t xml:space="preserve"> affogato. Fanny pack </w:t>
+        <w:t xml:space="preserve"> </w:t>
+      </w:r>
+      <w:proofErr w:type="spellStart"/>
+      <w:r>
+        <w:t>affogato</w:t>
+      </w:r>
+      <w:proofErr w:type="spellEnd"/>
+      <w:r>
+        <w:t xml:space="preserve">. Fanny pack </w:t>
       </w:r>
       <w:proofErr w:type="spellStart"/>
       <w:r>
@@ -3790,7 +3469,15 @@
       </w:r>
       <w:proofErr w:type="spellEnd"/>
       <w:r>
-        <w:t xml:space="preserve"> jianbing.</w:t>
+        <w:t xml:space="preserve"> </w:t>
+      </w:r>
+      <w:proofErr w:type="spellStart"/>
+      <w:r>
+        <w:t>jianbing</w:t>
+      </w:r>
+      <w:proofErr w:type="spellEnd"/>
+      <w:r>
+        <w:t>.</w:t>
       </w:r>
     </w:p>
     <w:p>
@@ -3819,7 +3506,7 @@
                     <pic:cNvPicPr/>
                   </pic:nvPicPr>
                   <pic:blipFill>
-                    <a:blip r:embed="rId21">
+                    <a:blip r:embed="rId22">
                       <a:extLst>
                         <a:ext uri="{28A0092B-C50C-407E-A947-70E740481C1C}">
                           <a14:useLocalDpi xmlns:a14="http://schemas.microsoft.com/office/drawing/2010/main" val="0"/>
@@ -3854,14 +3541,27 @@
       <w:r>
         <w:t xml:space="preserve">Figure </w:t>
       </w:r>
-      <w:fldSimple w:instr=" SEQ Figure \* ARABIC ">
-        <w:r>
-          <w:rPr>
-            <w:noProof/>
-          </w:rPr>
-          <w:t>8</w:t>
-        </w:r>
-      </w:fldSimple>
+      <w:r>
+        <w:fldChar w:fldCharType="begin"/>
+      </w:r>
+      <w:r>
+        <w:instrText xml:space="preserve"> SEQ Figure \* ARABIC </w:instrText>
+      </w:r>
+      <w:r>
+        <w:fldChar w:fldCharType="separate"/>
+      </w:r>
+      <w:r>
+        <w:rPr>
+          <w:noProof/>
+        </w:rPr>
+        <w:t>8</w:t>
+      </w:r>
+      <w:r>
+        <w:rPr>
+          <w:noProof/>
+        </w:rPr>
+        <w:fldChar w:fldCharType="end"/>
+      </w:r>
       <w:r>
         <w:t>: Print Labels Dialog</w:t>
       </w:r>
@@ -3895,7 +3595,15 @@
       </w:r>
       <w:proofErr w:type="spellEnd"/>
       <w:r>
-        <w:t xml:space="preserve"> jianbing, locavore VHS salvia +1 vegan gluten-free </w:t>
+        <w:t xml:space="preserve"> </w:t>
+      </w:r>
+      <w:proofErr w:type="spellStart"/>
+      <w:r>
+        <w:t>jianbing</w:t>
+      </w:r>
+      <w:proofErr w:type="spellEnd"/>
+      <w:r>
+        <w:t xml:space="preserve">, locavore VHS salvia +1 vegan gluten-free </w:t>
       </w:r>
       <w:proofErr w:type="spellStart"/>
       <w:r>
@@ -3911,7 +3619,15 @@
       </w:r>
       <w:proofErr w:type="spellEnd"/>
       <w:r>
-        <w:t xml:space="preserve"> affogato. Fanny pack </w:t>
+        <w:t xml:space="preserve"> </w:t>
+      </w:r>
+      <w:proofErr w:type="spellStart"/>
+      <w:r>
+        <w:t>affogato</w:t>
+      </w:r>
+      <w:proofErr w:type="spellEnd"/>
+      <w:r>
+        <w:t xml:space="preserve">. Fanny pack </w:t>
       </w:r>
       <w:proofErr w:type="spellStart"/>
       <w:r>
@@ -4039,7 +3755,15 @@
       </w:r>
       <w:proofErr w:type="spellEnd"/>
       <w:r>
-        <w:t xml:space="preserve"> jianbing.</w:t>
+        <w:t xml:space="preserve"> </w:t>
+      </w:r>
+      <w:proofErr w:type="spellStart"/>
+      <w:r>
+        <w:t>jianbing</w:t>
+      </w:r>
+      <w:proofErr w:type="spellEnd"/>
+      <w:r>
+        <w:t>.</w:t>
       </w:r>
     </w:p>
     <w:p>
@@ -4068,7 +3792,7 @@
                     <pic:cNvPicPr/>
                   </pic:nvPicPr>
                   <pic:blipFill>
-                    <a:blip r:embed="rId22">
+                    <a:blip r:embed="rId23">
                       <a:extLst>
                         <a:ext uri="{28A0092B-C50C-407E-A947-70E740481C1C}">
                           <a14:useLocalDpi xmlns:a14="http://schemas.microsoft.com/office/drawing/2010/main" val="0"/>
@@ -4103,14 +3827,27 @@
       <w:r>
         <w:t xml:space="preserve">Figure </w:t>
       </w:r>
-      <w:fldSimple w:instr=" SEQ Figure \* ARABIC ">
-        <w:r>
-          <w:rPr>
-            <w:noProof/>
-          </w:rPr>
-          <w:t>9</w:t>
-        </w:r>
-      </w:fldSimple>
+      <w:r>
+        <w:fldChar w:fldCharType="begin"/>
+      </w:r>
+      <w:r>
+        <w:instrText xml:space="preserve"> SEQ Figure \* ARABIC </w:instrText>
+      </w:r>
+      <w:r>
+        <w:fldChar w:fldCharType="separate"/>
+      </w:r>
+      <w:r>
+        <w:rPr>
+          <w:noProof/>
+        </w:rPr>
+        <w:t>9</w:t>
+      </w:r>
+      <w:r>
+        <w:rPr>
+          <w:noProof/>
+        </w:rPr>
+        <w:fldChar w:fldCharType="end"/>
+      </w:r>
       <w:r>
         <w:t>: Importing existing player information</w:t>
       </w:r>
@@ -4153,7 +3890,15 @@
       </w:r>
       <w:proofErr w:type="spellEnd"/>
       <w:r>
-        <w:t xml:space="preserve"> jianbing, locavore VHS salvia +1 vegan gluten-free </w:t>
+        <w:t xml:space="preserve"> </w:t>
+      </w:r>
+      <w:proofErr w:type="spellStart"/>
+      <w:r>
+        <w:t>jianbing</w:t>
+      </w:r>
+      <w:proofErr w:type="spellEnd"/>
+      <w:r>
+        <w:t xml:space="preserve">, locavore VHS salvia +1 vegan gluten-free </w:t>
       </w:r>
       <w:proofErr w:type="spellStart"/>
       <w:r>
@@ -4169,7 +3914,15 @@
       </w:r>
       <w:proofErr w:type="spellEnd"/>
       <w:r>
-        <w:t xml:space="preserve"> affogato. Fanny pack </w:t>
+        <w:t xml:space="preserve"> </w:t>
+      </w:r>
+      <w:proofErr w:type="spellStart"/>
+      <w:r>
+        <w:t>affogato</w:t>
+      </w:r>
+      <w:proofErr w:type="spellEnd"/>
+      <w:r>
+        <w:t xml:space="preserve">. Fanny pack </w:t>
       </w:r>
       <w:proofErr w:type="spellStart"/>
       <w:r>
@@ -4297,7 +4050,15 @@
       </w:r>
       <w:proofErr w:type="spellEnd"/>
       <w:r>
-        <w:t xml:space="preserve"> jianbing.</w:t>
+        <w:t xml:space="preserve"> </w:t>
+      </w:r>
+      <w:proofErr w:type="spellStart"/>
+      <w:r>
+        <w:t>jianbing</w:t>
+      </w:r>
+      <w:proofErr w:type="spellEnd"/>
+      <w:r>
+        <w:t>.</w:t>
       </w:r>
     </w:p>
     <w:p>
@@ -4306,14 +4067,15 @@
         <w:keepNext/>
         <w:jc w:val="center"/>
       </w:pPr>
+      <w:bookmarkStart w:id="0" w:name="_GoBack"/>
       <w:r>
         <w:rPr>
           <w:noProof/>
         </w:rPr>
         <w:drawing>
           <wp:inline distT="0" distB="0" distL="0" distR="0">
-            <wp:extent cx="4857750" cy="4342247"/>
-            <wp:effectExtent l="0" t="0" r="0" b="1270"/>
+            <wp:extent cx="4858133" cy="4365206"/>
+            <wp:effectExtent l="0" t="0" r="0" b="0"/>
             <wp:docPr id="6" name="Picture 6"/>
             <wp:cNvGraphicFramePr>
               <a:graphicFrameLocks xmlns:a="http://schemas.openxmlformats.org/drawingml/2006/main" noChangeAspect="1"/>
@@ -4325,21 +4087,22 @@
                     <pic:cNvPr id="6" name="MemberScoresForm.PNG"/>
                     <pic:cNvPicPr/>
                   </pic:nvPicPr>
-                  <pic:blipFill rotWithShape="1">
-                    <a:blip r:embed="rId23">
+                  <pic:blipFill>
+                    <a:blip r:embed="rId24">
                       <a:extLst>
                         <a:ext uri="{28A0092B-C50C-407E-A947-70E740481C1C}">
                           <a14:useLocalDpi xmlns:a14="http://schemas.microsoft.com/office/drawing/2010/main" val="0"/>
                         </a:ext>
                       </a:extLst>
                     </a:blip>
-                    <a:srcRect l="-1" r="40078"/>
-                    <a:stretch/>
+                    <a:stretch>
+                      <a:fillRect/>
+                    </a:stretch>
                   </pic:blipFill>
                   <pic:spPr bwMode="auto">
                     <a:xfrm>
                       <a:off x="0" y="0"/>
-                      <a:ext cx="4883434" cy="4365206"/>
+                      <a:ext cx="4858133" cy="4365206"/>
                     </a:xfrm>
                     <a:prstGeom prst="rect">
                       <a:avLst/>
@@ -4359,6 +4122,7 @@
           </wp:inline>
         </w:drawing>
       </w:r>
+      <w:bookmarkEnd w:id="0"/>
     </w:p>
     <w:p>
       <w:pPr>
@@ -4368,14 +4132,27 @@
       <w:r>
         <w:t xml:space="preserve">Figure </w:t>
       </w:r>
-      <w:fldSimple w:instr=" SEQ Figure \* ARABIC ">
-        <w:r>
-          <w:rPr>
-            <w:noProof/>
-          </w:rPr>
-          <w:t>10</w:t>
-        </w:r>
-      </w:fldSimple>
+      <w:r>
+        <w:fldChar w:fldCharType="begin"/>
+      </w:r>
+      <w:r>
+        <w:instrText xml:space="preserve"> SEQ Figure \* ARABIC </w:instrText>
+      </w:r>
+      <w:r>
+        <w:fldChar w:fldCharType="separate"/>
+      </w:r>
+      <w:r>
+        <w:rPr>
+          <w:noProof/>
+        </w:rPr>
+        <w:t>10</w:t>
+      </w:r>
+      <w:r>
+        <w:rPr>
+          <w:noProof/>
+        </w:rPr>
+        <w:fldChar w:fldCharType="end"/>
+      </w:r>
       <w:r>
         <w:t>: Member Scores</w:t>
       </w:r>
@@ -4409,7 +4186,15 @@
       </w:r>
       <w:proofErr w:type="spellEnd"/>
       <w:r>
-        <w:t xml:space="preserve"> jianbing, locavore VHS salvia +1 vegan gluten-free </w:t>
+        <w:t xml:space="preserve"> </w:t>
+      </w:r>
+      <w:proofErr w:type="spellStart"/>
+      <w:r>
+        <w:t>jianbing</w:t>
+      </w:r>
+      <w:proofErr w:type="spellEnd"/>
+      <w:r>
+        <w:t xml:space="preserve">, locavore VHS salvia +1 vegan gluten-free </w:t>
       </w:r>
       <w:proofErr w:type="spellStart"/>
       <w:r>
@@ -4425,7 +4210,15 @@
       </w:r>
       <w:proofErr w:type="spellEnd"/>
       <w:r>
-        <w:t xml:space="preserve"> affogato. Fanny pack </w:t>
+        <w:t xml:space="preserve"> </w:t>
+      </w:r>
+      <w:proofErr w:type="spellStart"/>
+      <w:r>
+        <w:t>affogato</w:t>
+      </w:r>
+      <w:proofErr w:type="spellEnd"/>
+      <w:r>
+        <w:t xml:space="preserve">. Fanny pack </w:t>
       </w:r>
       <w:proofErr w:type="spellStart"/>
       <w:r>
@@ -4553,7 +4346,15 @@
       </w:r>
       <w:proofErr w:type="spellEnd"/>
       <w:r>
-        <w:t xml:space="preserve"> jianbing.</w:t>
+        <w:t xml:space="preserve"> </w:t>
+      </w:r>
+      <w:proofErr w:type="spellStart"/>
+      <w:r>
+        <w:t>jianbing</w:t>
+      </w:r>
+      <w:proofErr w:type="spellEnd"/>
+      <w:r>
+        <w:t>.</w:t>
       </w:r>
     </w:p>
     <w:p>
@@ -4582,7 +4383,7 @@
                     <pic:cNvPicPr/>
                   </pic:nvPicPr>
                   <pic:blipFill>
-                    <a:blip r:embed="rId24" cstate="print">
+                    <a:blip r:embed="rId25" cstate="print">
                       <a:extLst>
                         <a:ext uri="{28A0092B-C50C-407E-A947-70E740481C1C}">
                           <a14:useLocalDpi xmlns:a14="http://schemas.microsoft.com/office/drawing/2010/main" val="0"/>
@@ -4617,14 +4418,27 @@
       <w:r>
         <w:t xml:space="preserve">Figure </w:t>
       </w:r>
-      <w:fldSimple w:instr=" SEQ Figure \* ARABIC ">
-        <w:r>
-          <w:rPr>
-            <w:noProof/>
-          </w:rPr>
-          <w:t>11</w:t>
-        </w:r>
-      </w:fldSimple>
+      <w:r>
+        <w:fldChar w:fldCharType="begin"/>
+      </w:r>
+      <w:r>
+        <w:instrText xml:space="preserve"> SEQ Figure \* ARABIC </w:instrText>
+      </w:r>
+      <w:r>
+        <w:fldChar w:fldCharType="separate"/>
+      </w:r>
+      <w:r>
+        <w:rPr>
+          <w:noProof/>
+        </w:rPr>
+        <w:t>11</w:t>
+      </w:r>
+      <w:r>
+        <w:rPr>
+          <w:noProof/>
+        </w:rPr>
+        <w:fldChar w:fldCharType="end"/>
+      </w:r>
       <w:r>
         <w:t>: Tournament Stats Form</w:t>
       </w:r>
@@ -4671,7 +4485,15 @@
       </w:r>
       <w:proofErr w:type="spellEnd"/>
       <w:r>
-        <w:t xml:space="preserve"> jianbing, locavore VHS salvia +1 vegan gluten-free </w:t>
+        <w:t xml:space="preserve"> </w:t>
+      </w:r>
+      <w:proofErr w:type="spellStart"/>
+      <w:r>
+        <w:t>jianbing</w:t>
+      </w:r>
+      <w:proofErr w:type="spellEnd"/>
+      <w:r>
+        <w:t xml:space="preserve">, locavore VHS salvia +1 vegan gluten-free </w:t>
       </w:r>
       <w:proofErr w:type="spellStart"/>
       <w:r>
@@ -4687,7 +4509,15 @@
       </w:r>
       <w:proofErr w:type="spellEnd"/>
       <w:r>
-        <w:t xml:space="preserve"> affogato. Fanny pack </w:t>
+        <w:t xml:space="preserve"> </w:t>
+      </w:r>
+      <w:proofErr w:type="spellStart"/>
+      <w:r>
+        <w:t>affogato</w:t>
+      </w:r>
+      <w:proofErr w:type="spellEnd"/>
+      <w:r>
+        <w:t xml:space="preserve">. Fanny pack </w:t>
       </w:r>
       <w:proofErr w:type="spellStart"/>
       <w:r>
@@ -4815,7 +4645,15 @@
       </w:r>
       <w:proofErr w:type="spellEnd"/>
       <w:r>
-        <w:t xml:space="preserve"> jianbing.</w:t>
+        <w:t xml:space="preserve"> </w:t>
+      </w:r>
+      <w:proofErr w:type="spellStart"/>
+      <w:r>
+        <w:t>jianbing</w:t>
+      </w:r>
+      <w:proofErr w:type="spellEnd"/>
+      <w:r>
+        <w:t>.</w:t>
       </w:r>
     </w:p>
     <w:p>
@@ -4846,7 +4684,15 @@
       </w:r>
       <w:proofErr w:type="spellEnd"/>
       <w:r>
-        <w:t xml:space="preserve"> jianbing, locavore VHS salvia +1 vegan gluten-free </w:t>
+        <w:t xml:space="preserve"> </w:t>
+      </w:r>
+      <w:proofErr w:type="spellStart"/>
+      <w:r>
+        <w:t>jianbing</w:t>
+      </w:r>
+      <w:proofErr w:type="spellEnd"/>
+      <w:r>
+        <w:t xml:space="preserve">, locavore VHS salvia +1 vegan gluten-free </w:t>
       </w:r>
       <w:proofErr w:type="spellStart"/>
       <w:r>
@@ -4862,7 +4708,15 @@
       </w:r>
       <w:proofErr w:type="spellEnd"/>
       <w:r>
-        <w:t xml:space="preserve"> affogato. Fanny pack </w:t>
+        <w:t xml:space="preserve"> </w:t>
+      </w:r>
+      <w:proofErr w:type="spellStart"/>
+      <w:r>
+        <w:t>affogato</w:t>
+      </w:r>
+      <w:proofErr w:type="spellEnd"/>
+      <w:r>
+        <w:t xml:space="preserve">. Fanny pack </w:t>
       </w:r>
       <w:proofErr w:type="spellStart"/>
       <w:r>
@@ -4990,7 +4844,15 @@
       </w:r>
       <w:proofErr w:type="spellEnd"/>
       <w:r>
-        <w:t xml:space="preserve"> jianbing.</w:t>
+        <w:t xml:space="preserve"> </w:t>
+      </w:r>
+      <w:proofErr w:type="spellStart"/>
+      <w:r>
+        <w:t>jianbing</w:t>
+      </w:r>
+      <w:proofErr w:type="spellEnd"/>
+      <w:r>
+        <w:t>.</w:t>
       </w:r>
     </w:p>
     <w:p>
@@ -5019,7 +4881,7 @@
                     <pic:cNvPicPr/>
                   </pic:nvPicPr>
                   <pic:blipFill>
-                    <a:blip r:embed="rId25" cstate="print">
+                    <a:blip r:embed="rId26" cstate="print">
                       <a:extLst>
                         <a:ext uri="{28A0092B-C50C-407E-A947-70E740481C1C}">
                           <a14:useLocalDpi xmlns:a14="http://schemas.microsoft.com/office/drawing/2010/main" val="0"/>
@@ -5054,14 +4916,27 @@
       <w:r>
         <w:t xml:space="preserve">Figure </w:t>
       </w:r>
-      <w:fldSimple w:instr=" SEQ Figure \* ARABIC ">
-        <w:r>
-          <w:rPr>
-            <w:noProof/>
-          </w:rPr>
-          <w:t>12</w:t>
-        </w:r>
-      </w:fldSimple>
+      <w:r>
+        <w:fldChar w:fldCharType="begin"/>
+      </w:r>
+      <w:r>
+        <w:instrText xml:space="preserve"> SEQ Figure \* ARABIC </w:instrText>
+      </w:r>
+      <w:r>
+        <w:fldChar w:fldCharType="separate"/>
+      </w:r>
+      <w:r>
+        <w:rPr>
+          <w:noProof/>
+        </w:rPr>
+        <w:t>12</w:t>
+      </w:r>
+      <w:r>
+        <w:rPr>
+          <w:noProof/>
+        </w:rPr>
+        <w:fldChar w:fldCharType="end"/>
+      </w:r>
       <w:r>
         <w:t>: Tournament Place Standings</w:t>
       </w:r>
@@ -5089,7 +4964,15 @@
       </w:r>
       <w:proofErr w:type="spellEnd"/>
       <w:r>
-        <w:t xml:space="preserve"> jianbing, locavore VHS salvia +1 vegan gluten-free </w:t>
+        <w:t xml:space="preserve"> </w:t>
+      </w:r>
+      <w:proofErr w:type="spellStart"/>
+      <w:r>
+        <w:t>jianbing</w:t>
+      </w:r>
+      <w:proofErr w:type="spellEnd"/>
+      <w:r>
+        <w:t xml:space="preserve">, locavore VHS salvia +1 vegan gluten-free </w:t>
       </w:r>
       <w:proofErr w:type="spellStart"/>
       <w:r>
@@ -5105,7 +4988,15 @@
       </w:r>
       <w:proofErr w:type="spellEnd"/>
       <w:r>
-        <w:t xml:space="preserve"> affogato. Fanny pack </w:t>
+        <w:t xml:space="preserve"> </w:t>
+      </w:r>
+      <w:proofErr w:type="spellStart"/>
+      <w:r>
+        <w:t>affogato</w:t>
+      </w:r>
+      <w:proofErr w:type="spellEnd"/>
+      <w:r>
+        <w:t xml:space="preserve">. Fanny pack </w:t>
       </w:r>
       <w:proofErr w:type="spellStart"/>
       <w:r>
@@ -5233,7 +5124,15 @@
       </w:r>
       <w:proofErr w:type="spellEnd"/>
       <w:r>
-        <w:t xml:space="preserve"> jianbing.</w:t>
+        <w:t xml:space="preserve"> </w:t>
+      </w:r>
+      <w:proofErr w:type="spellStart"/>
+      <w:r>
+        <w:t>jianbing</w:t>
+      </w:r>
+      <w:proofErr w:type="spellEnd"/>
+      <w:r>
+        <w:t>.</w:t>
       </w:r>
     </w:p>
     <w:p>
@@ -5262,7 +5161,7 @@
                     <pic:cNvPicPr/>
                   </pic:nvPicPr>
                   <pic:blipFill>
-                    <a:blip r:embed="rId26">
+                    <a:blip r:embed="rId27">
                       <a:extLst>
                         <a:ext uri="{28A0092B-C50C-407E-A947-70E740481C1C}">
                           <a14:useLocalDpi xmlns:a14="http://schemas.microsoft.com/office/drawing/2010/main" val="0"/>
@@ -5312,14 +5211,27 @@
       <w:r>
         <w:t xml:space="preserve">Figure </w:t>
       </w:r>
-      <w:fldSimple w:instr=" SEQ Figure \* ARABIC ">
-        <w:r>
-          <w:rPr>
-            <w:noProof/>
-          </w:rPr>
-          <w:t>13</w:t>
-        </w:r>
-      </w:fldSimple>
+      <w:r>
+        <w:fldChar w:fldCharType="begin"/>
+      </w:r>
+      <w:r>
+        <w:instrText xml:space="preserve"> SEQ Figure \* ARABIC </w:instrText>
+      </w:r>
+      <w:r>
+        <w:fldChar w:fldCharType="separate"/>
+      </w:r>
+      <w:r>
+        <w:rPr>
+          <w:noProof/>
+        </w:rPr>
+        <w:t>13</w:t>
+      </w:r>
+      <w:r>
+        <w:rPr>
+          <w:noProof/>
+        </w:rPr>
+        <w:fldChar w:fldCharType="end"/>
+      </w:r>
       <w:r>
         <w:t xml:space="preserve">: </w:t>
       </w:r>
@@ -5355,7 +5267,15 @@
       </w:r>
       <w:proofErr w:type="spellEnd"/>
       <w:r>
-        <w:t xml:space="preserve"> jianbing, locavore VHS salvia +1 vegan gluten-free </w:t>
+        <w:t xml:space="preserve"> </w:t>
+      </w:r>
+      <w:proofErr w:type="spellStart"/>
+      <w:r>
+        <w:t>jianbing</w:t>
+      </w:r>
+      <w:proofErr w:type="spellEnd"/>
+      <w:r>
+        <w:t xml:space="preserve">, locavore VHS salvia +1 vegan gluten-free </w:t>
       </w:r>
       <w:proofErr w:type="spellStart"/>
       <w:r>
@@ -5371,7 +5291,15 @@
       </w:r>
       <w:proofErr w:type="spellEnd"/>
       <w:r>
-        <w:t xml:space="preserve"> affogato. Fanny pack </w:t>
+        <w:t xml:space="preserve"> </w:t>
+      </w:r>
+      <w:proofErr w:type="spellStart"/>
+      <w:r>
+        <w:t>affogato</w:t>
+      </w:r>
+      <w:proofErr w:type="spellEnd"/>
+      <w:r>
+        <w:t xml:space="preserve">. Fanny pack </w:t>
       </w:r>
       <w:proofErr w:type="spellStart"/>
       <w:r>
@@ -5499,7 +5427,15 @@
       </w:r>
       <w:proofErr w:type="spellEnd"/>
       <w:r>
-        <w:t xml:space="preserve"> jianbing.</w:t>
+        <w:t xml:space="preserve"> </w:t>
+      </w:r>
+      <w:proofErr w:type="spellStart"/>
+      <w:r>
+        <w:t>jianbing</w:t>
+      </w:r>
+      <w:proofErr w:type="spellEnd"/>
+      <w:r>
+        <w:t>.</w:t>
       </w:r>
     </w:p>
     <w:p>
@@ -5528,7 +5464,7 @@
                     <pic:cNvPicPr/>
                   </pic:nvPicPr>
                   <pic:blipFill>
-                    <a:blip r:embed="rId27">
+                    <a:blip r:embed="rId28">
                       <a:extLst>
                         <a:ext uri="{28A0092B-C50C-407E-A947-70E740481C1C}">
                           <a14:useLocalDpi xmlns:a14="http://schemas.microsoft.com/office/drawing/2010/main" val="0"/>
@@ -5574,7 +5510,7 @@
                     <pic:cNvPicPr/>
                   </pic:nvPicPr>
                   <pic:blipFill>
-                    <a:blip r:embed="rId28">
+                    <a:blip r:embed="rId29">
                       <a:extLst>
                         <a:ext uri="{28A0092B-C50C-407E-A947-70E740481C1C}">
                           <a14:useLocalDpi xmlns:a14="http://schemas.microsoft.com/office/drawing/2010/main" val="0"/>
@@ -5609,14 +5545,27 @@
       <w:r>
         <w:t xml:space="preserve">Figure </w:t>
       </w:r>
-      <w:fldSimple w:instr=" SEQ Figure \* ARABIC ">
-        <w:r>
-          <w:rPr>
-            <w:noProof/>
-          </w:rPr>
-          <w:t>14</w:t>
-        </w:r>
-      </w:fldSimple>
+      <w:r>
+        <w:fldChar w:fldCharType="begin"/>
+      </w:r>
+      <w:r>
+        <w:instrText xml:space="preserve"> SEQ Figure \* ARABIC </w:instrText>
+      </w:r>
+      <w:r>
+        <w:fldChar w:fldCharType="separate"/>
+      </w:r>
+      <w:r>
+        <w:rPr>
+          <w:noProof/>
+        </w:rPr>
+        <w:t>14</w:t>
+      </w:r>
+      <w:r>
+        <w:rPr>
+          <w:noProof/>
+        </w:rPr>
+        <w:fldChar w:fldCharType="end"/>
+      </w:r>
       <w:r>
         <w:t>: Tournament Search Forms</w:t>
       </w:r>
@@ -5644,7 +5593,15 @@
       </w:r>
       <w:proofErr w:type="spellEnd"/>
       <w:r>
-        <w:t xml:space="preserve"> jianbing, locavore VHS salvia +1 vegan gluten-free </w:t>
+        <w:t xml:space="preserve"> </w:t>
+      </w:r>
+      <w:proofErr w:type="spellStart"/>
+      <w:r>
+        <w:t>jianbing</w:t>
+      </w:r>
+      <w:proofErr w:type="spellEnd"/>
+      <w:r>
+        <w:t xml:space="preserve">, locavore VHS salvia +1 vegan gluten-free </w:t>
       </w:r>
       <w:proofErr w:type="spellStart"/>
       <w:r>
@@ -5660,7 +5617,15 @@
       </w:r>
       <w:proofErr w:type="spellEnd"/>
       <w:r>
-        <w:t xml:space="preserve"> affogato. Fanny pack </w:t>
+        <w:t xml:space="preserve"> </w:t>
+      </w:r>
+      <w:proofErr w:type="spellStart"/>
+      <w:r>
+        <w:t>affogato</w:t>
+      </w:r>
+      <w:proofErr w:type="spellEnd"/>
+      <w:r>
+        <w:t xml:space="preserve">. Fanny pack </w:t>
       </w:r>
       <w:proofErr w:type="spellStart"/>
       <w:r>
@@ -5788,7 +5753,15 @@
       </w:r>
       <w:proofErr w:type="spellEnd"/>
       <w:r>
-        <w:t xml:space="preserve"> jianbing.</w:t>
+        <w:t xml:space="preserve"> </w:t>
+      </w:r>
+      <w:proofErr w:type="spellStart"/>
+      <w:r>
+        <w:t>jianbing</w:t>
+      </w:r>
+      <w:proofErr w:type="spellEnd"/>
+      <w:r>
+        <w:t>.</w:t>
       </w:r>
     </w:p>
     <w:p>
@@ -5817,7 +5790,7 @@
                     <pic:cNvPicPr/>
                   </pic:nvPicPr>
                   <pic:blipFill>
-                    <a:blip r:embed="rId29">
+                    <a:blip r:embed="rId30">
                       <a:extLst>
                         <a:ext uri="{28A0092B-C50C-407E-A947-70E740481C1C}">
                           <a14:useLocalDpi xmlns:a14="http://schemas.microsoft.com/office/drawing/2010/main" val="0"/>
@@ -5852,14 +5825,27 @@
       <w:r>
         <w:t xml:space="preserve">Figure </w:t>
       </w:r>
-      <w:fldSimple w:instr=" SEQ Figure \* ARABIC ">
-        <w:r>
-          <w:rPr>
-            <w:noProof/>
-          </w:rPr>
-          <w:t>15</w:t>
-        </w:r>
-      </w:fldSimple>
+      <w:r>
+        <w:fldChar w:fldCharType="begin"/>
+      </w:r>
+      <w:r>
+        <w:instrText xml:space="preserve"> SEQ Figure \* ARABIC </w:instrText>
+      </w:r>
+      <w:r>
+        <w:fldChar w:fldCharType="separate"/>
+      </w:r>
+      <w:r>
+        <w:rPr>
+          <w:noProof/>
+        </w:rPr>
+        <w:t>15</w:t>
+      </w:r>
+      <w:r>
+        <w:rPr>
+          <w:noProof/>
+        </w:rPr>
+        <w:fldChar w:fldCharType="end"/>
+      </w:r>
       <w:r>
         <w:t>: Tournaments by Year</w:t>
       </w:r>
@@ -5886,7 +5872,15 @@
       </w:r>
       <w:proofErr w:type="spellEnd"/>
       <w:r>
-        <w:t xml:space="preserve"> jianbing, locavore VHS salvia +1 vegan gluten-free </w:t>
+        <w:t xml:space="preserve"> </w:t>
+      </w:r>
+      <w:proofErr w:type="spellStart"/>
+      <w:r>
+        <w:t>jianbing</w:t>
+      </w:r>
+      <w:proofErr w:type="spellEnd"/>
+      <w:r>
+        <w:t xml:space="preserve">, locavore VHS salvia +1 vegan gluten-free </w:t>
       </w:r>
       <w:proofErr w:type="spellStart"/>
       <w:r>
@@ -5902,7 +5896,15 @@
       </w:r>
       <w:proofErr w:type="spellEnd"/>
       <w:r>
-        <w:t xml:space="preserve"> affogato. Fanny pack </w:t>
+        <w:t xml:space="preserve"> </w:t>
+      </w:r>
+      <w:proofErr w:type="spellStart"/>
+      <w:r>
+        <w:t>affogato</w:t>
+      </w:r>
+      <w:proofErr w:type="spellEnd"/>
+      <w:r>
+        <w:t xml:space="preserve">. Fanny pack </w:t>
       </w:r>
       <w:proofErr w:type="spellStart"/>
       <w:r>
@@ -6030,7 +6032,15 @@
       </w:r>
       <w:proofErr w:type="spellEnd"/>
       <w:r>
-        <w:t xml:space="preserve"> jianbing.</w:t>
+        <w:t xml:space="preserve"> </w:t>
+      </w:r>
+      <w:proofErr w:type="spellStart"/>
+      <w:r>
+        <w:t>jianbing</w:t>
+      </w:r>
+      <w:proofErr w:type="spellEnd"/>
+      <w:r>
+        <w:t>.</w:t>
       </w:r>
     </w:p>
     <w:p>
@@ -6067,7 +6077,15 @@
       </w:r>
       <w:proofErr w:type="spellEnd"/>
       <w:r>
-        <w:t xml:space="preserve"> jianbing, locavore VHS salvia +1 vegan gluten-free </w:t>
+        <w:t xml:space="preserve"> </w:t>
+      </w:r>
+      <w:proofErr w:type="spellStart"/>
+      <w:r>
+        <w:t>jianbing</w:t>
+      </w:r>
+      <w:proofErr w:type="spellEnd"/>
+      <w:r>
+        <w:t xml:space="preserve">, locavore VHS salvia +1 vegan gluten-free </w:t>
       </w:r>
       <w:proofErr w:type="spellStart"/>
       <w:r>
@@ -6083,7 +6101,15 @@
       </w:r>
       <w:proofErr w:type="spellEnd"/>
       <w:r>
-        <w:t xml:space="preserve"> affogato. Fanny pack </w:t>
+        <w:t xml:space="preserve"> </w:t>
+      </w:r>
+      <w:proofErr w:type="spellStart"/>
+      <w:r>
+        <w:t>affogato</w:t>
+      </w:r>
+      <w:proofErr w:type="spellEnd"/>
+      <w:r>
+        <w:t xml:space="preserve">. Fanny pack </w:t>
       </w:r>
       <w:proofErr w:type="spellStart"/>
       <w:r>
@@ -6220,7 +6246,15 @@
       </w:r>
       <w:proofErr w:type="spellEnd"/>
       <w:r>
-        <w:t xml:space="preserve"> jianbing.</w:t>
+        <w:t xml:space="preserve"> </w:t>
+      </w:r>
+      <w:proofErr w:type="spellStart"/>
+      <w:r>
+        <w:t>jianbing</w:t>
+      </w:r>
+      <w:proofErr w:type="spellEnd"/>
+      <w:r>
+        <w:t>.</w:t>
       </w:r>
     </w:p>
     <w:p>
@@ -6704,9 +6738,9 @@
           <w:noProof/>
         </w:rPr>
         <w:sectPr>
-          <w:headerReference w:type="default" r:id="rId30"/>
-          <w:footerReference w:type="default" r:id="rId31"/>
-          <w:headerReference w:type="first" r:id="rId32"/>
+          <w:headerReference w:type="default" r:id="rId31"/>
+          <w:footerReference w:type="default" r:id="rId32"/>
+          <w:headerReference w:type="first" r:id="rId33"/>
           <w:type w:val="continuous"/>
           <w:pgSz w:w="12240" w:h="15840" w:code="1"/>
           <w:pgMar w:top="1800" w:right="1195" w:bottom="1440" w:left="3355" w:header="720" w:footer="720" w:gutter="0"/>
@@ -7238,7 +7272,7 @@
 </file>
 
 <file path=word/endnotes.xml><?xml version="1.0" encoding="utf-8"?>
-<w:endnotes xmlns:wpc="http://schemas.microsoft.com/office/word/2010/wordprocessingCanvas" xmlns:cx="http://schemas.microsoft.com/office/drawing/2014/chartex" xmlns:cx1="http://schemas.microsoft.com/office/drawing/2015/9/8/chartex" xmlns:cx2="http://schemas.microsoft.com/office/drawing/2015/10/21/chartex" xmlns:cx3="http://schemas.microsoft.com/office/drawing/2016/5/9/chartex" xmlns:cx4="http://schemas.microsoft.com/office/drawing/2016/5/10/chartex" xmlns:cx5="http://schemas.microsoft.com/office/drawing/2016/5/11/chartex" xmlns:cx6="http://schemas.microsoft.com/office/drawing/2016/5/12/chartex" xmlns:cx7="http://schemas.microsoft.com/office/drawing/2016/5/13/chartex" xmlns:cx8="http://schemas.microsoft.com/office/drawing/2016/5/14/chartex" xmlns:mc="http://schemas.openxmlformats.org/markup-compatibility/2006" xmlns:aink="http://schemas.microsoft.com/office/drawing/2016/ink" xmlns:am3d="http://schemas.microsoft.com/office/drawing/2017/model3d" xmlns:o="urn:schemas-microsoft-com:office:office" xmlns:r="http://schemas.openxmlformats.org/officeDocument/2006/relationships" xmlns:m="http://schemas.openxmlformats.org/officeDocument/2006/math" xmlns:v="urn:schemas-microsoft-com:vml" xmlns:wp14="http://schemas.microsoft.com/office/word/2010/wordprocessingDrawing" xmlns:wp="http://schemas.openxmlformats.org/drawingml/2006/wordprocessingDrawing" xmlns:w10="urn:schemas-microsoft-com:office:word" xmlns:w="http://schemas.openxmlformats.org/wordprocessingml/2006/main" xmlns:w14="http://schemas.microsoft.com/office/word/2010/wordml" xmlns:w15="http://schemas.microsoft.com/office/word/2012/wordml" xmlns:w16cid="http://schemas.microsoft.com/office/word/2016/wordml/cid" xmlns:w16se="http://schemas.microsoft.com/office/word/2015/wordml/symex" xmlns:wpg="http://schemas.microsoft.com/office/word/2010/wordprocessingGroup" xmlns:wpi="http://schemas.microsoft.com/office/word/2010/wordprocessingInk" xmlns:wne="http://schemas.microsoft.com/office/word/2006/wordml" xmlns:wps="http://schemas.microsoft.com/office/word/2010/wordprocessingShape" mc:Ignorable="w14 w15 w16se w16cid wp14">
+<w:endnotes xmlns:wpc="http://schemas.microsoft.com/office/word/2010/wordprocessingCanvas" xmlns:mc="http://schemas.openxmlformats.org/markup-compatibility/2006" xmlns:o="urn:schemas-microsoft-com:office:office" xmlns:r="http://schemas.openxmlformats.org/officeDocument/2006/relationships" xmlns:m="http://schemas.openxmlformats.org/officeDocument/2006/math" xmlns:v="urn:schemas-microsoft-com:vml" xmlns:wp14="http://schemas.microsoft.com/office/word/2010/wordprocessingDrawing" xmlns:wp="http://schemas.openxmlformats.org/drawingml/2006/wordprocessingDrawing" xmlns:w10="urn:schemas-microsoft-com:office:word" xmlns:w="http://schemas.openxmlformats.org/wordprocessingml/2006/main" xmlns:w14="http://schemas.microsoft.com/office/word/2010/wordml" xmlns:w15="http://schemas.microsoft.com/office/word/2012/wordml" xmlns:wpg="http://schemas.microsoft.com/office/word/2010/wordprocessingGroup" xmlns:wpi="http://schemas.microsoft.com/office/word/2010/wordprocessingInk" xmlns:wne="http://schemas.microsoft.com/office/word/2006/wordml" xmlns:wps="http://schemas.microsoft.com/office/word/2010/wordprocessingShape" mc:Ignorable="w14 w15 wp14">
   <w:endnote w:type="separator" w:id="-1">
     <w:p>
       <w:r>
@@ -7257,7 +7291,7 @@
 </file>
 
 <file path=word/footer1.xml><?xml version="1.0" encoding="utf-8"?>
-<w:ftr xmlns:wpc="http://schemas.microsoft.com/office/word/2010/wordprocessingCanvas" xmlns:cx="http://schemas.microsoft.com/office/drawing/2014/chartex" xmlns:cx1="http://schemas.microsoft.com/office/drawing/2015/9/8/chartex" xmlns:cx2="http://schemas.microsoft.com/office/drawing/2015/10/21/chartex" xmlns:cx3="http://schemas.microsoft.com/office/drawing/2016/5/9/chartex" xmlns:cx4="http://schemas.microsoft.com/office/drawing/2016/5/10/chartex" xmlns:cx5="http://schemas.microsoft.com/office/drawing/2016/5/11/chartex" xmlns:cx6="http://schemas.microsoft.com/office/drawing/2016/5/12/chartex" xmlns:cx7="http://schemas.microsoft.com/office/drawing/2016/5/13/chartex" xmlns:cx8="http://schemas.microsoft.com/office/drawing/2016/5/14/chartex" xmlns:mc="http://schemas.openxmlformats.org/markup-compatibility/2006" xmlns:aink="http://schemas.microsoft.com/office/drawing/2016/ink" xmlns:am3d="http://schemas.microsoft.com/office/drawing/2017/model3d" xmlns:o="urn:schemas-microsoft-com:office:office" xmlns:r="http://schemas.openxmlformats.org/officeDocument/2006/relationships" xmlns:m="http://schemas.openxmlformats.org/officeDocument/2006/math" xmlns:v="urn:schemas-microsoft-com:vml" xmlns:wp14="http://schemas.microsoft.com/office/word/2010/wordprocessingDrawing" xmlns:wp="http://schemas.openxmlformats.org/drawingml/2006/wordprocessingDrawing" xmlns:w10="urn:schemas-microsoft-com:office:word" xmlns:w="http://schemas.openxmlformats.org/wordprocessingml/2006/main" xmlns:w14="http://schemas.microsoft.com/office/word/2010/wordml" xmlns:w15="http://schemas.microsoft.com/office/word/2012/wordml" xmlns:w16cid="http://schemas.microsoft.com/office/word/2016/wordml/cid" xmlns:w16se="http://schemas.microsoft.com/office/word/2015/wordml/symex" xmlns:wpg="http://schemas.microsoft.com/office/word/2010/wordprocessingGroup" xmlns:wpi="http://schemas.microsoft.com/office/word/2010/wordprocessingInk" xmlns:wne="http://schemas.microsoft.com/office/word/2006/wordml" xmlns:wps="http://schemas.microsoft.com/office/word/2010/wordprocessingShape" mc:Ignorable="w14 w15 w16se w16cid wp14">
+<w:ftr xmlns:wpc="http://schemas.microsoft.com/office/word/2010/wordprocessingCanvas" xmlns:mc="http://schemas.openxmlformats.org/markup-compatibility/2006" xmlns:o="urn:schemas-microsoft-com:office:office" xmlns:r="http://schemas.openxmlformats.org/officeDocument/2006/relationships" xmlns:m="http://schemas.openxmlformats.org/officeDocument/2006/math" xmlns:v="urn:schemas-microsoft-com:vml" xmlns:wp14="http://schemas.microsoft.com/office/word/2010/wordprocessingDrawing" xmlns:wp="http://schemas.openxmlformats.org/drawingml/2006/wordprocessingDrawing" xmlns:w10="urn:schemas-microsoft-com:office:word" xmlns:w="http://schemas.openxmlformats.org/wordprocessingml/2006/main" xmlns:w14="http://schemas.microsoft.com/office/word/2010/wordml" xmlns:w15="http://schemas.microsoft.com/office/word/2012/wordml" xmlns:wpg="http://schemas.microsoft.com/office/word/2010/wordprocessingGroup" xmlns:wpi="http://schemas.microsoft.com/office/word/2010/wordprocessingInk" xmlns:wne="http://schemas.microsoft.com/office/word/2006/wordml" xmlns:wps="http://schemas.microsoft.com/office/word/2010/wordprocessingShape" mc:Ignorable="w14 w15 wp14">
   <w:p>
     <w:pPr>
       <w:pStyle w:val="Footer"/>
@@ -7298,7 +7332,7 @@
 </file>
 
 <file path=word/footer2.xml><?xml version="1.0" encoding="utf-8"?>
-<w:ftr xmlns:wpc="http://schemas.microsoft.com/office/word/2010/wordprocessingCanvas" xmlns:cx="http://schemas.microsoft.com/office/drawing/2014/chartex" xmlns:cx1="http://schemas.microsoft.com/office/drawing/2015/9/8/chartex" xmlns:cx2="http://schemas.microsoft.com/office/drawing/2015/10/21/chartex" xmlns:cx3="http://schemas.microsoft.com/office/drawing/2016/5/9/chartex" xmlns:cx4="http://schemas.microsoft.com/office/drawing/2016/5/10/chartex" xmlns:cx5="http://schemas.microsoft.com/office/drawing/2016/5/11/chartex" xmlns:cx6="http://schemas.microsoft.com/office/drawing/2016/5/12/chartex" xmlns:cx7="http://schemas.microsoft.com/office/drawing/2016/5/13/chartex" xmlns:cx8="http://schemas.microsoft.com/office/drawing/2016/5/14/chartex" xmlns:mc="http://schemas.openxmlformats.org/markup-compatibility/2006" xmlns:aink="http://schemas.microsoft.com/office/drawing/2016/ink" xmlns:am3d="http://schemas.microsoft.com/office/drawing/2017/model3d" xmlns:o="urn:schemas-microsoft-com:office:office" xmlns:r="http://schemas.openxmlformats.org/officeDocument/2006/relationships" xmlns:m="http://schemas.openxmlformats.org/officeDocument/2006/math" xmlns:v="urn:schemas-microsoft-com:vml" xmlns:wp14="http://schemas.microsoft.com/office/word/2010/wordprocessingDrawing" xmlns:wp="http://schemas.openxmlformats.org/drawingml/2006/wordprocessingDrawing" xmlns:w10="urn:schemas-microsoft-com:office:word" xmlns:w="http://schemas.openxmlformats.org/wordprocessingml/2006/main" xmlns:w14="http://schemas.microsoft.com/office/word/2010/wordml" xmlns:w15="http://schemas.microsoft.com/office/word/2012/wordml" xmlns:w16cid="http://schemas.microsoft.com/office/word/2016/wordml/cid" xmlns:w16se="http://schemas.microsoft.com/office/word/2015/wordml/symex" xmlns:wpg="http://schemas.microsoft.com/office/word/2010/wordprocessingGroup" xmlns:wpi="http://schemas.microsoft.com/office/word/2010/wordprocessingInk" xmlns:wne="http://schemas.microsoft.com/office/word/2006/wordml" xmlns:wps="http://schemas.microsoft.com/office/word/2010/wordprocessingShape" mc:Ignorable="w14 w15 w16se w16cid wp14">
+<w:ftr xmlns:wpc="http://schemas.microsoft.com/office/word/2010/wordprocessingCanvas" xmlns:mc="http://schemas.openxmlformats.org/markup-compatibility/2006" xmlns:o="urn:schemas-microsoft-com:office:office" xmlns:r="http://schemas.openxmlformats.org/officeDocument/2006/relationships" xmlns:m="http://schemas.openxmlformats.org/officeDocument/2006/math" xmlns:v="urn:schemas-microsoft-com:vml" xmlns:wp14="http://schemas.microsoft.com/office/word/2010/wordprocessingDrawing" xmlns:wp="http://schemas.openxmlformats.org/drawingml/2006/wordprocessingDrawing" xmlns:w10="urn:schemas-microsoft-com:office:word" xmlns:w="http://schemas.openxmlformats.org/wordprocessingml/2006/main" xmlns:w14="http://schemas.microsoft.com/office/word/2010/wordml" xmlns:w15="http://schemas.microsoft.com/office/word/2012/wordml" xmlns:wpg="http://schemas.microsoft.com/office/word/2010/wordprocessingGroup" xmlns:wpi="http://schemas.microsoft.com/office/word/2010/wordprocessingInk" xmlns:wne="http://schemas.microsoft.com/office/word/2006/wordml" xmlns:wps="http://schemas.microsoft.com/office/word/2010/wordprocessingShape" mc:Ignorable="w14 w15 wp14">
   <w:p>
     <w:pPr>
       <w:pStyle w:val="Footer"/>
@@ -7308,7 +7342,7 @@
 </file>
 
 <file path=word/footer3.xml><?xml version="1.0" encoding="utf-8"?>
-<w:ftr xmlns:wpc="http://schemas.microsoft.com/office/word/2010/wordprocessingCanvas" xmlns:cx="http://schemas.microsoft.com/office/drawing/2014/chartex" xmlns:cx1="http://schemas.microsoft.com/office/drawing/2015/9/8/chartex" xmlns:cx2="http://schemas.microsoft.com/office/drawing/2015/10/21/chartex" xmlns:cx3="http://schemas.microsoft.com/office/drawing/2016/5/9/chartex" xmlns:cx4="http://schemas.microsoft.com/office/drawing/2016/5/10/chartex" xmlns:cx5="http://schemas.microsoft.com/office/drawing/2016/5/11/chartex" xmlns:cx6="http://schemas.microsoft.com/office/drawing/2016/5/12/chartex" xmlns:cx7="http://schemas.microsoft.com/office/drawing/2016/5/13/chartex" xmlns:cx8="http://schemas.microsoft.com/office/drawing/2016/5/14/chartex" xmlns:mc="http://schemas.openxmlformats.org/markup-compatibility/2006" xmlns:aink="http://schemas.microsoft.com/office/drawing/2016/ink" xmlns:am3d="http://schemas.microsoft.com/office/drawing/2017/model3d" xmlns:o="urn:schemas-microsoft-com:office:office" xmlns:r="http://schemas.openxmlformats.org/officeDocument/2006/relationships" xmlns:m="http://schemas.openxmlformats.org/officeDocument/2006/math" xmlns:v="urn:schemas-microsoft-com:vml" xmlns:wp14="http://schemas.microsoft.com/office/word/2010/wordprocessingDrawing" xmlns:wp="http://schemas.openxmlformats.org/drawingml/2006/wordprocessingDrawing" xmlns:w10="urn:schemas-microsoft-com:office:word" xmlns:w="http://schemas.openxmlformats.org/wordprocessingml/2006/main" xmlns:w14="http://schemas.microsoft.com/office/word/2010/wordml" xmlns:w15="http://schemas.microsoft.com/office/word/2012/wordml" xmlns:w16cid="http://schemas.microsoft.com/office/word/2016/wordml/cid" xmlns:w16se="http://schemas.microsoft.com/office/word/2015/wordml/symex" xmlns:wpg="http://schemas.microsoft.com/office/word/2010/wordprocessingGroup" xmlns:wpi="http://schemas.microsoft.com/office/word/2010/wordprocessingInk" xmlns:wne="http://schemas.microsoft.com/office/word/2006/wordml" xmlns:wps="http://schemas.microsoft.com/office/word/2010/wordprocessingShape" mc:Ignorable="w14 w15 w16se w16cid wp14">
+<w:ftr xmlns:wpc="http://schemas.microsoft.com/office/word/2010/wordprocessingCanvas" xmlns:mc="http://schemas.openxmlformats.org/markup-compatibility/2006" xmlns:o="urn:schemas-microsoft-com:office:office" xmlns:r="http://schemas.openxmlformats.org/officeDocument/2006/relationships" xmlns:m="http://schemas.openxmlformats.org/officeDocument/2006/math" xmlns:v="urn:schemas-microsoft-com:vml" xmlns:wp14="http://schemas.microsoft.com/office/word/2010/wordprocessingDrawing" xmlns:wp="http://schemas.openxmlformats.org/drawingml/2006/wordprocessingDrawing" xmlns:w10="urn:schemas-microsoft-com:office:word" xmlns:w="http://schemas.openxmlformats.org/wordprocessingml/2006/main" xmlns:w14="http://schemas.microsoft.com/office/word/2010/wordml" xmlns:w15="http://schemas.microsoft.com/office/word/2012/wordml" xmlns:wpg="http://schemas.microsoft.com/office/word/2010/wordprocessingGroup" xmlns:wpi="http://schemas.microsoft.com/office/word/2010/wordprocessingInk" xmlns:wne="http://schemas.microsoft.com/office/word/2006/wordml" xmlns:wps="http://schemas.microsoft.com/office/word/2010/wordprocessingShape" mc:Ignorable="w14 w15 wp14">
   <w:p>
     <w:pPr>
       <w:pStyle w:val="Footer"/>
@@ -7318,7 +7352,7 @@
 </file>
 
 <file path=word/footer4.xml><?xml version="1.0" encoding="utf-8"?>
-<w:ftr xmlns:wpc="http://schemas.microsoft.com/office/word/2010/wordprocessingCanvas" xmlns:cx="http://schemas.microsoft.com/office/drawing/2014/chartex" xmlns:cx1="http://schemas.microsoft.com/office/drawing/2015/9/8/chartex" xmlns:cx2="http://schemas.microsoft.com/office/drawing/2015/10/21/chartex" xmlns:cx3="http://schemas.microsoft.com/office/drawing/2016/5/9/chartex" xmlns:cx4="http://schemas.microsoft.com/office/drawing/2016/5/10/chartex" xmlns:cx5="http://schemas.microsoft.com/office/drawing/2016/5/11/chartex" xmlns:cx6="http://schemas.microsoft.com/office/drawing/2016/5/12/chartex" xmlns:cx7="http://schemas.microsoft.com/office/drawing/2016/5/13/chartex" xmlns:cx8="http://schemas.microsoft.com/office/drawing/2016/5/14/chartex" xmlns:mc="http://schemas.openxmlformats.org/markup-compatibility/2006" xmlns:aink="http://schemas.microsoft.com/office/drawing/2016/ink" xmlns:am3d="http://schemas.microsoft.com/office/drawing/2017/model3d" xmlns:o="urn:schemas-microsoft-com:office:office" xmlns:r="http://schemas.openxmlformats.org/officeDocument/2006/relationships" xmlns:m="http://schemas.openxmlformats.org/officeDocument/2006/math" xmlns:v="urn:schemas-microsoft-com:vml" xmlns:wp14="http://schemas.microsoft.com/office/word/2010/wordprocessingDrawing" xmlns:wp="http://schemas.openxmlformats.org/drawingml/2006/wordprocessingDrawing" xmlns:w10="urn:schemas-microsoft-com:office:word" xmlns:w="http://schemas.openxmlformats.org/wordprocessingml/2006/main" xmlns:w14="http://schemas.microsoft.com/office/word/2010/wordml" xmlns:w15="http://schemas.microsoft.com/office/word/2012/wordml" xmlns:w16cid="http://schemas.microsoft.com/office/word/2016/wordml/cid" xmlns:w16se="http://schemas.microsoft.com/office/word/2015/wordml/symex" xmlns:wpg="http://schemas.microsoft.com/office/word/2010/wordprocessingGroup" xmlns:wpi="http://schemas.microsoft.com/office/word/2010/wordprocessingInk" xmlns:wne="http://schemas.microsoft.com/office/word/2006/wordml" xmlns:wps="http://schemas.microsoft.com/office/word/2010/wordprocessingShape" mc:Ignorable="w14 w15 w16se w16cid wp14">
+<w:ftr xmlns:wpc="http://schemas.microsoft.com/office/word/2010/wordprocessingCanvas" xmlns:mc="http://schemas.openxmlformats.org/markup-compatibility/2006" xmlns:o="urn:schemas-microsoft-com:office:office" xmlns:r="http://schemas.openxmlformats.org/officeDocument/2006/relationships" xmlns:m="http://schemas.openxmlformats.org/officeDocument/2006/math" xmlns:v="urn:schemas-microsoft-com:vml" xmlns:wp14="http://schemas.microsoft.com/office/word/2010/wordprocessingDrawing" xmlns:wp="http://schemas.openxmlformats.org/drawingml/2006/wordprocessingDrawing" xmlns:w10="urn:schemas-microsoft-com:office:word" xmlns:w="http://schemas.openxmlformats.org/wordprocessingml/2006/main" xmlns:w14="http://schemas.microsoft.com/office/word/2010/wordml" xmlns:w15="http://schemas.microsoft.com/office/word/2012/wordml" xmlns:wpg="http://schemas.microsoft.com/office/word/2010/wordprocessingGroup" xmlns:wpi="http://schemas.microsoft.com/office/word/2010/wordprocessingInk" xmlns:wne="http://schemas.microsoft.com/office/word/2006/wordml" xmlns:wps="http://schemas.microsoft.com/office/word/2010/wordprocessingShape" mc:Ignorable="w14 w15 wp14">
   <w:p>
     <w:pPr>
       <w:pStyle w:val="Footer"/>
@@ -7350,7 +7384,7 @@
         <w:rStyle w:val="PageNumber"/>
         <w:noProof/>
       </w:rPr>
-      <w:t>20</w:t>
+      <w:t>19</w:t>
     </w:r>
     <w:r>
       <w:rPr>
@@ -7368,7 +7402,7 @@
 </file>
 
 <file path=word/footer5.xml><?xml version="1.0" encoding="utf-8"?>
-<w:ftr xmlns:wpc="http://schemas.microsoft.com/office/word/2010/wordprocessingCanvas" xmlns:cx="http://schemas.microsoft.com/office/drawing/2014/chartex" xmlns:cx1="http://schemas.microsoft.com/office/drawing/2015/9/8/chartex" xmlns:cx2="http://schemas.microsoft.com/office/drawing/2015/10/21/chartex" xmlns:cx3="http://schemas.microsoft.com/office/drawing/2016/5/9/chartex" xmlns:cx4="http://schemas.microsoft.com/office/drawing/2016/5/10/chartex" xmlns:cx5="http://schemas.microsoft.com/office/drawing/2016/5/11/chartex" xmlns:cx6="http://schemas.microsoft.com/office/drawing/2016/5/12/chartex" xmlns:cx7="http://schemas.microsoft.com/office/drawing/2016/5/13/chartex" xmlns:cx8="http://schemas.microsoft.com/office/drawing/2016/5/14/chartex" xmlns:mc="http://schemas.openxmlformats.org/markup-compatibility/2006" xmlns:aink="http://schemas.microsoft.com/office/drawing/2016/ink" xmlns:am3d="http://schemas.microsoft.com/office/drawing/2017/model3d" xmlns:o="urn:schemas-microsoft-com:office:office" xmlns:r="http://schemas.openxmlformats.org/officeDocument/2006/relationships" xmlns:m="http://schemas.openxmlformats.org/officeDocument/2006/math" xmlns:v="urn:schemas-microsoft-com:vml" xmlns:wp14="http://schemas.microsoft.com/office/word/2010/wordprocessingDrawing" xmlns:wp="http://schemas.openxmlformats.org/drawingml/2006/wordprocessingDrawing" xmlns:w10="urn:schemas-microsoft-com:office:word" xmlns:w="http://schemas.openxmlformats.org/wordprocessingml/2006/main" xmlns:w14="http://schemas.microsoft.com/office/word/2010/wordml" xmlns:w15="http://schemas.microsoft.com/office/word/2012/wordml" xmlns:w16cid="http://schemas.microsoft.com/office/word/2016/wordml/cid" xmlns:w16se="http://schemas.microsoft.com/office/word/2015/wordml/symex" xmlns:wpg="http://schemas.microsoft.com/office/word/2010/wordprocessingGroup" xmlns:wpi="http://schemas.microsoft.com/office/word/2010/wordprocessingInk" xmlns:wne="http://schemas.microsoft.com/office/word/2006/wordml" xmlns:wps="http://schemas.microsoft.com/office/word/2010/wordprocessingShape" mc:Ignorable="w14 w15 w16se w16cid wp14">
+<w:ftr xmlns:wpc="http://schemas.microsoft.com/office/word/2010/wordprocessingCanvas" xmlns:mc="http://schemas.openxmlformats.org/markup-compatibility/2006" xmlns:o="urn:schemas-microsoft-com:office:office" xmlns:r="http://schemas.openxmlformats.org/officeDocument/2006/relationships" xmlns:m="http://schemas.openxmlformats.org/officeDocument/2006/math" xmlns:v="urn:schemas-microsoft-com:vml" xmlns:wp14="http://schemas.microsoft.com/office/word/2010/wordprocessingDrawing" xmlns:wp="http://schemas.openxmlformats.org/drawingml/2006/wordprocessingDrawing" xmlns:w10="urn:schemas-microsoft-com:office:word" xmlns:w="http://schemas.openxmlformats.org/wordprocessingml/2006/main" xmlns:w14="http://schemas.microsoft.com/office/word/2010/wordml" xmlns:w15="http://schemas.microsoft.com/office/word/2012/wordml" xmlns:wpg="http://schemas.microsoft.com/office/word/2010/wordprocessingGroup" xmlns:wpi="http://schemas.microsoft.com/office/word/2010/wordprocessingInk" xmlns:wne="http://schemas.microsoft.com/office/word/2006/wordml" xmlns:wps="http://schemas.microsoft.com/office/word/2010/wordprocessingShape" mc:Ignorable="w14 w15 wp14">
   <w:p>
     <w:pPr>
       <w:pStyle w:val="Footer"/>
@@ -7418,7 +7452,7 @@
 </file>
 
 <file path=word/footnotes.xml><?xml version="1.0" encoding="utf-8"?>
-<w:footnotes xmlns:wpc="http://schemas.microsoft.com/office/word/2010/wordprocessingCanvas" xmlns:cx="http://schemas.microsoft.com/office/drawing/2014/chartex" xmlns:cx1="http://schemas.microsoft.com/office/drawing/2015/9/8/chartex" xmlns:cx2="http://schemas.microsoft.com/office/drawing/2015/10/21/chartex" xmlns:cx3="http://schemas.microsoft.com/office/drawing/2016/5/9/chartex" xmlns:cx4="http://schemas.microsoft.com/office/drawing/2016/5/10/chartex" xmlns:cx5="http://schemas.microsoft.com/office/drawing/2016/5/11/chartex" xmlns:cx6="http://schemas.microsoft.com/office/drawing/2016/5/12/chartex" xmlns:cx7="http://schemas.microsoft.com/office/drawing/2016/5/13/chartex" xmlns:cx8="http://schemas.microsoft.com/office/drawing/2016/5/14/chartex" xmlns:mc="http://schemas.openxmlformats.org/markup-compatibility/2006" xmlns:aink="http://schemas.microsoft.com/office/drawing/2016/ink" xmlns:am3d="http://schemas.microsoft.com/office/drawing/2017/model3d" xmlns:o="urn:schemas-microsoft-com:office:office" xmlns:r="http://schemas.openxmlformats.org/officeDocument/2006/relationships" xmlns:m="http://schemas.openxmlformats.org/officeDocument/2006/math" xmlns:v="urn:schemas-microsoft-com:vml" xmlns:wp14="http://schemas.microsoft.com/office/word/2010/wordprocessingDrawing" xmlns:wp="http://schemas.openxmlformats.org/drawingml/2006/wordprocessingDrawing" xmlns:w10="urn:schemas-microsoft-com:office:word" xmlns:w="http://schemas.openxmlformats.org/wordprocessingml/2006/main" xmlns:w14="http://schemas.microsoft.com/office/word/2010/wordml" xmlns:w15="http://schemas.microsoft.com/office/word/2012/wordml" xmlns:w16cid="http://schemas.microsoft.com/office/word/2016/wordml/cid" xmlns:w16se="http://schemas.microsoft.com/office/word/2015/wordml/symex" xmlns:wpg="http://schemas.microsoft.com/office/word/2010/wordprocessingGroup" xmlns:wpi="http://schemas.microsoft.com/office/word/2010/wordprocessingInk" xmlns:wne="http://schemas.microsoft.com/office/word/2006/wordml" xmlns:wps="http://schemas.microsoft.com/office/word/2010/wordprocessingShape" mc:Ignorable="w14 w15 w16se w16cid wp14">
+<w:footnotes xmlns:wpc="http://schemas.microsoft.com/office/word/2010/wordprocessingCanvas" xmlns:mc="http://schemas.openxmlformats.org/markup-compatibility/2006" xmlns:o="urn:schemas-microsoft-com:office:office" xmlns:r="http://schemas.openxmlformats.org/officeDocument/2006/relationships" xmlns:m="http://schemas.openxmlformats.org/officeDocument/2006/math" xmlns:v="urn:schemas-microsoft-com:vml" xmlns:wp14="http://schemas.microsoft.com/office/word/2010/wordprocessingDrawing" xmlns:wp="http://schemas.openxmlformats.org/drawingml/2006/wordprocessingDrawing" xmlns:w10="urn:schemas-microsoft-com:office:word" xmlns:w="http://schemas.openxmlformats.org/wordprocessingml/2006/main" xmlns:w14="http://schemas.microsoft.com/office/word/2010/wordml" xmlns:w15="http://schemas.microsoft.com/office/word/2012/wordml" xmlns:wpg="http://schemas.microsoft.com/office/word/2010/wordprocessingGroup" xmlns:wpi="http://schemas.microsoft.com/office/word/2010/wordprocessingInk" xmlns:wne="http://schemas.microsoft.com/office/word/2006/wordml" xmlns:wps="http://schemas.microsoft.com/office/word/2010/wordprocessingShape" mc:Ignorable="w14 w15 wp14">
   <w:footnote w:type="separator" w:id="-1">
     <w:p>
       <w:r>
@@ -7437,7 +7471,7 @@
 </file>
 
 <file path=word/header1.xml><?xml version="1.0" encoding="utf-8"?>
-<w:hdr xmlns:wpc="http://schemas.microsoft.com/office/word/2010/wordprocessingCanvas" xmlns:cx="http://schemas.microsoft.com/office/drawing/2014/chartex" xmlns:cx1="http://schemas.microsoft.com/office/drawing/2015/9/8/chartex" xmlns:cx2="http://schemas.microsoft.com/office/drawing/2015/10/21/chartex" xmlns:cx3="http://schemas.microsoft.com/office/drawing/2016/5/9/chartex" xmlns:cx4="http://schemas.microsoft.com/office/drawing/2016/5/10/chartex" xmlns:cx5="http://schemas.microsoft.com/office/drawing/2016/5/11/chartex" xmlns:cx6="http://schemas.microsoft.com/office/drawing/2016/5/12/chartex" xmlns:cx7="http://schemas.microsoft.com/office/drawing/2016/5/13/chartex" xmlns:cx8="http://schemas.microsoft.com/office/drawing/2016/5/14/chartex" xmlns:mc="http://schemas.openxmlformats.org/markup-compatibility/2006" xmlns:aink="http://schemas.microsoft.com/office/drawing/2016/ink" xmlns:am3d="http://schemas.microsoft.com/office/drawing/2017/model3d" xmlns:o="urn:schemas-microsoft-com:office:office" xmlns:r="http://schemas.openxmlformats.org/officeDocument/2006/relationships" xmlns:m="http://schemas.openxmlformats.org/officeDocument/2006/math" xmlns:v="urn:schemas-microsoft-com:vml" xmlns:wp14="http://schemas.microsoft.com/office/word/2010/wordprocessingDrawing" xmlns:wp="http://schemas.openxmlformats.org/drawingml/2006/wordprocessingDrawing" xmlns:w10="urn:schemas-microsoft-com:office:word" xmlns:w="http://schemas.openxmlformats.org/wordprocessingml/2006/main" xmlns:w14="http://schemas.microsoft.com/office/word/2010/wordml" xmlns:w15="http://schemas.microsoft.com/office/word/2012/wordml" xmlns:w16cid="http://schemas.microsoft.com/office/word/2016/wordml/cid" xmlns:w16se="http://schemas.microsoft.com/office/word/2015/wordml/symex" xmlns:wpg="http://schemas.microsoft.com/office/word/2010/wordprocessingGroup" xmlns:wpi="http://schemas.microsoft.com/office/word/2010/wordprocessingInk" xmlns:wne="http://schemas.microsoft.com/office/word/2006/wordml" xmlns:wps="http://schemas.microsoft.com/office/word/2010/wordprocessingShape" mc:Ignorable="w14 w15 w16se w16cid wp14">
+<w:hdr xmlns:wpc="http://schemas.microsoft.com/office/word/2010/wordprocessingCanvas" xmlns:mc="http://schemas.openxmlformats.org/markup-compatibility/2006" xmlns:o="urn:schemas-microsoft-com:office:office" xmlns:r="http://schemas.openxmlformats.org/officeDocument/2006/relationships" xmlns:m="http://schemas.openxmlformats.org/officeDocument/2006/math" xmlns:v="urn:schemas-microsoft-com:vml" xmlns:wp14="http://schemas.microsoft.com/office/word/2010/wordprocessingDrawing" xmlns:wp="http://schemas.openxmlformats.org/drawingml/2006/wordprocessingDrawing" xmlns:w10="urn:schemas-microsoft-com:office:word" xmlns:w="http://schemas.openxmlformats.org/wordprocessingml/2006/main" xmlns:w14="http://schemas.microsoft.com/office/word/2010/wordml" xmlns:w15="http://schemas.microsoft.com/office/word/2012/wordml" xmlns:wpg="http://schemas.microsoft.com/office/word/2010/wordprocessingGroup" xmlns:wpi="http://schemas.microsoft.com/office/word/2010/wordprocessingInk" xmlns:wne="http://schemas.microsoft.com/office/word/2006/wordml" xmlns:wps="http://schemas.microsoft.com/office/word/2010/wordprocessingShape" mc:Ignorable="w14 w15 wp14">
   <w:p>
     <w:pPr>
       <w:pStyle w:val="Header"/>
@@ -7450,7 +7484,7 @@
 </file>
 
 <file path=word/header2.xml><?xml version="1.0" encoding="utf-8"?>
-<w:hdr xmlns:wpc="http://schemas.microsoft.com/office/word/2010/wordprocessingCanvas" xmlns:cx="http://schemas.microsoft.com/office/drawing/2014/chartex" xmlns:cx1="http://schemas.microsoft.com/office/drawing/2015/9/8/chartex" xmlns:cx2="http://schemas.microsoft.com/office/drawing/2015/10/21/chartex" xmlns:cx3="http://schemas.microsoft.com/office/drawing/2016/5/9/chartex" xmlns:cx4="http://schemas.microsoft.com/office/drawing/2016/5/10/chartex" xmlns:cx5="http://schemas.microsoft.com/office/drawing/2016/5/11/chartex" xmlns:cx6="http://schemas.microsoft.com/office/drawing/2016/5/12/chartex" xmlns:cx7="http://schemas.microsoft.com/office/drawing/2016/5/13/chartex" xmlns:cx8="http://schemas.microsoft.com/office/drawing/2016/5/14/chartex" xmlns:mc="http://schemas.openxmlformats.org/markup-compatibility/2006" xmlns:aink="http://schemas.microsoft.com/office/drawing/2016/ink" xmlns:am3d="http://schemas.microsoft.com/office/drawing/2017/model3d" xmlns:o="urn:schemas-microsoft-com:office:office" xmlns:r="http://schemas.openxmlformats.org/officeDocument/2006/relationships" xmlns:m="http://schemas.openxmlformats.org/officeDocument/2006/math" xmlns:v="urn:schemas-microsoft-com:vml" xmlns:wp14="http://schemas.microsoft.com/office/word/2010/wordprocessingDrawing" xmlns:wp="http://schemas.openxmlformats.org/drawingml/2006/wordprocessingDrawing" xmlns:w10="urn:schemas-microsoft-com:office:word" xmlns:w="http://schemas.openxmlformats.org/wordprocessingml/2006/main" xmlns:w14="http://schemas.microsoft.com/office/word/2010/wordml" xmlns:w15="http://schemas.microsoft.com/office/word/2012/wordml" xmlns:w16cid="http://schemas.microsoft.com/office/word/2016/wordml/cid" xmlns:w16se="http://schemas.microsoft.com/office/word/2015/wordml/symex" xmlns:wpg="http://schemas.microsoft.com/office/word/2010/wordprocessingGroup" xmlns:wpi="http://schemas.microsoft.com/office/word/2010/wordprocessingInk" xmlns:wne="http://schemas.microsoft.com/office/word/2006/wordml" xmlns:wps="http://schemas.microsoft.com/office/word/2010/wordprocessingShape" mc:Ignorable="w14 w15 w16se w16cid wp14">
+<w:hdr xmlns:wpc="http://schemas.microsoft.com/office/word/2010/wordprocessingCanvas" xmlns:mc="http://schemas.openxmlformats.org/markup-compatibility/2006" xmlns:o="urn:schemas-microsoft-com:office:office" xmlns:r="http://schemas.openxmlformats.org/officeDocument/2006/relationships" xmlns:m="http://schemas.openxmlformats.org/officeDocument/2006/math" xmlns:v="urn:schemas-microsoft-com:vml" xmlns:wp14="http://schemas.microsoft.com/office/word/2010/wordprocessingDrawing" xmlns:wp="http://schemas.openxmlformats.org/drawingml/2006/wordprocessingDrawing" xmlns:w10="urn:schemas-microsoft-com:office:word" xmlns:w="http://schemas.openxmlformats.org/wordprocessingml/2006/main" xmlns:w14="http://schemas.microsoft.com/office/word/2010/wordml" xmlns:w15="http://schemas.microsoft.com/office/word/2012/wordml" xmlns:wpg="http://schemas.microsoft.com/office/word/2010/wordprocessingGroup" xmlns:wpi="http://schemas.microsoft.com/office/word/2010/wordprocessingInk" xmlns:wne="http://schemas.microsoft.com/office/word/2006/wordml" xmlns:wps="http://schemas.microsoft.com/office/word/2010/wordprocessingShape" mc:Ignorable="w14 w15 wp14">
   <w:p>
     <w:pPr>
       <w:pStyle w:val="Header"/>
@@ -7463,7 +7497,7 @@
 </file>
 
 <file path=word/header3.xml><?xml version="1.0" encoding="utf-8"?>
-<w:hdr xmlns:wpc="http://schemas.microsoft.com/office/word/2010/wordprocessingCanvas" xmlns:cx="http://schemas.microsoft.com/office/drawing/2014/chartex" xmlns:cx1="http://schemas.microsoft.com/office/drawing/2015/9/8/chartex" xmlns:cx2="http://schemas.microsoft.com/office/drawing/2015/10/21/chartex" xmlns:cx3="http://schemas.microsoft.com/office/drawing/2016/5/9/chartex" xmlns:cx4="http://schemas.microsoft.com/office/drawing/2016/5/10/chartex" xmlns:cx5="http://schemas.microsoft.com/office/drawing/2016/5/11/chartex" xmlns:cx6="http://schemas.microsoft.com/office/drawing/2016/5/12/chartex" xmlns:cx7="http://schemas.microsoft.com/office/drawing/2016/5/13/chartex" xmlns:cx8="http://schemas.microsoft.com/office/drawing/2016/5/14/chartex" xmlns:mc="http://schemas.openxmlformats.org/markup-compatibility/2006" xmlns:aink="http://schemas.microsoft.com/office/drawing/2016/ink" xmlns:am3d="http://schemas.microsoft.com/office/drawing/2017/model3d" xmlns:o="urn:schemas-microsoft-com:office:office" xmlns:r="http://schemas.openxmlformats.org/officeDocument/2006/relationships" xmlns:m="http://schemas.openxmlformats.org/officeDocument/2006/math" xmlns:v="urn:schemas-microsoft-com:vml" xmlns:wp14="http://schemas.microsoft.com/office/word/2010/wordprocessingDrawing" xmlns:wp="http://schemas.openxmlformats.org/drawingml/2006/wordprocessingDrawing" xmlns:w10="urn:schemas-microsoft-com:office:word" xmlns:w="http://schemas.openxmlformats.org/wordprocessingml/2006/main" xmlns:w14="http://schemas.microsoft.com/office/word/2010/wordml" xmlns:w15="http://schemas.microsoft.com/office/word/2012/wordml" xmlns:w16cid="http://schemas.microsoft.com/office/word/2016/wordml/cid" xmlns:w16se="http://schemas.microsoft.com/office/word/2015/wordml/symex" xmlns:wpg="http://schemas.microsoft.com/office/word/2010/wordprocessingGroup" xmlns:wpi="http://schemas.microsoft.com/office/word/2010/wordprocessingInk" xmlns:wne="http://schemas.microsoft.com/office/word/2006/wordml" xmlns:wps="http://schemas.microsoft.com/office/word/2010/wordprocessingShape" mc:Ignorable="w14 w15 w16se w16cid wp14">
+<w:hdr xmlns:wpc="http://schemas.microsoft.com/office/word/2010/wordprocessingCanvas" xmlns:mc="http://schemas.openxmlformats.org/markup-compatibility/2006" xmlns:o="urn:schemas-microsoft-com:office:office" xmlns:r="http://schemas.openxmlformats.org/officeDocument/2006/relationships" xmlns:m="http://schemas.openxmlformats.org/officeDocument/2006/math" xmlns:v="urn:schemas-microsoft-com:vml" xmlns:wp14="http://schemas.microsoft.com/office/word/2010/wordprocessingDrawing" xmlns:wp="http://schemas.openxmlformats.org/drawingml/2006/wordprocessingDrawing" xmlns:w10="urn:schemas-microsoft-com:office:word" xmlns:w="http://schemas.openxmlformats.org/wordprocessingml/2006/main" xmlns:w14="http://schemas.microsoft.com/office/word/2010/wordml" xmlns:w15="http://schemas.microsoft.com/office/word/2012/wordml" xmlns:wpg="http://schemas.microsoft.com/office/word/2010/wordprocessingGroup" xmlns:wpi="http://schemas.microsoft.com/office/word/2010/wordprocessingInk" xmlns:wne="http://schemas.microsoft.com/office/word/2006/wordml" xmlns:wps="http://schemas.microsoft.com/office/word/2010/wordprocessingShape" mc:Ignorable="w14 w15 wp14">
   <w:p>
     <w:pPr>
       <w:pStyle w:val="Header"/>
@@ -7476,7 +7510,7 @@
 </file>
 
 <file path=word/header4.xml><?xml version="1.0" encoding="utf-8"?>
-<w:hdr xmlns:wpc="http://schemas.microsoft.com/office/word/2010/wordprocessingCanvas" xmlns:cx="http://schemas.microsoft.com/office/drawing/2014/chartex" xmlns:cx1="http://schemas.microsoft.com/office/drawing/2015/9/8/chartex" xmlns:cx2="http://schemas.microsoft.com/office/drawing/2015/10/21/chartex" xmlns:cx3="http://schemas.microsoft.com/office/drawing/2016/5/9/chartex" xmlns:cx4="http://schemas.microsoft.com/office/drawing/2016/5/10/chartex" xmlns:cx5="http://schemas.microsoft.com/office/drawing/2016/5/11/chartex" xmlns:cx6="http://schemas.microsoft.com/office/drawing/2016/5/12/chartex" xmlns:cx7="http://schemas.microsoft.com/office/drawing/2016/5/13/chartex" xmlns:cx8="http://schemas.microsoft.com/office/drawing/2016/5/14/chartex" xmlns:mc="http://schemas.openxmlformats.org/markup-compatibility/2006" xmlns:aink="http://schemas.microsoft.com/office/drawing/2016/ink" xmlns:am3d="http://schemas.microsoft.com/office/drawing/2017/model3d" xmlns:o="urn:schemas-microsoft-com:office:office" xmlns:r="http://schemas.openxmlformats.org/officeDocument/2006/relationships" xmlns:m="http://schemas.openxmlformats.org/officeDocument/2006/math" xmlns:v="urn:schemas-microsoft-com:vml" xmlns:wp14="http://schemas.microsoft.com/office/word/2010/wordprocessingDrawing" xmlns:wp="http://schemas.openxmlformats.org/drawingml/2006/wordprocessingDrawing" xmlns:w10="urn:schemas-microsoft-com:office:word" xmlns:w="http://schemas.openxmlformats.org/wordprocessingml/2006/main" xmlns:w14="http://schemas.microsoft.com/office/word/2010/wordml" xmlns:w15="http://schemas.microsoft.com/office/word/2012/wordml" xmlns:w16cid="http://schemas.microsoft.com/office/word/2016/wordml/cid" xmlns:w16se="http://schemas.microsoft.com/office/word/2015/wordml/symex" xmlns:wpg="http://schemas.microsoft.com/office/word/2010/wordprocessingGroup" xmlns:wpi="http://schemas.microsoft.com/office/word/2010/wordprocessingInk" xmlns:wne="http://schemas.microsoft.com/office/word/2006/wordml" xmlns:wps="http://schemas.microsoft.com/office/word/2010/wordprocessingShape" mc:Ignorable="w14 w15 w16se w16cid wp14">
+<w:hdr xmlns:wpc="http://schemas.microsoft.com/office/word/2010/wordprocessingCanvas" xmlns:mc="http://schemas.openxmlformats.org/markup-compatibility/2006" xmlns:o="urn:schemas-microsoft-com:office:office" xmlns:r="http://schemas.openxmlformats.org/officeDocument/2006/relationships" xmlns:m="http://schemas.openxmlformats.org/officeDocument/2006/math" xmlns:v="urn:schemas-microsoft-com:vml" xmlns:wp14="http://schemas.microsoft.com/office/word/2010/wordprocessingDrawing" xmlns:wp="http://schemas.openxmlformats.org/drawingml/2006/wordprocessingDrawing" xmlns:w10="urn:schemas-microsoft-com:office:word" xmlns:w="http://schemas.openxmlformats.org/wordprocessingml/2006/main" xmlns:w14="http://schemas.microsoft.com/office/word/2010/wordml" xmlns:w15="http://schemas.microsoft.com/office/word/2012/wordml" xmlns:wpg="http://schemas.microsoft.com/office/word/2010/wordprocessingGroup" xmlns:wpi="http://schemas.microsoft.com/office/word/2010/wordprocessingInk" xmlns:wne="http://schemas.microsoft.com/office/word/2006/wordml" xmlns:wps="http://schemas.microsoft.com/office/word/2010/wordprocessingShape" mc:Ignorable="w14 w15 wp14">
   <w:p>
     <w:pPr>
       <w:pStyle w:val="Header"/>
@@ -7486,7 +7520,7 @@
 </file>
 
 <file path=word/numbering.xml><?xml version="1.0" encoding="utf-8"?>
-<w:numbering xmlns:wpc="http://schemas.microsoft.com/office/word/2010/wordprocessingCanvas" xmlns:cx="http://schemas.microsoft.com/office/drawing/2014/chartex" xmlns:cx1="http://schemas.microsoft.com/office/drawing/2015/9/8/chartex" xmlns:cx2="http://schemas.microsoft.com/office/drawing/2015/10/21/chartex" xmlns:cx3="http://schemas.microsoft.com/office/drawing/2016/5/9/chartex" xmlns:cx4="http://schemas.microsoft.com/office/drawing/2016/5/10/chartex" xmlns:cx5="http://schemas.microsoft.com/office/drawing/2016/5/11/chartex" xmlns:cx6="http://schemas.microsoft.com/office/drawing/2016/5/12/chartex" xmlns:cx7="http://schemas.microsoft.com/office/drawing/2016/5/13/chartex" xmlns:cx8="http://schemas.microsoft.com/office/drawing/2016/5/14/chartex" xmlns:mc="http://schemas.openxmlformats.org/markup-compatibility/2006" xmlns:aink="http://schemas.microsoft.com/office/drawing/2016/ink" xmlns:am3d="http://schemas.microsoft.com/office/drawing/2017/model3d" xmlns:o="urn:schemas-microsoft-com:office:office" xmlns:r="http://schemas.openxmlformats.org/officeDocument/2006/relationships" xmlns:m="http://schemas.openxmlformats.org/officeDocument/2006/math" xmlns:v="urn:schemas-microsoft-com:vml" xmlns:wp14="http://schemas.microsoft.com/office/word/2010/wordprocessingDrawing" xmlns:wp="http://schemas.openxmlformats.org/drawingml/2006/wordprocessingDrawing" xmlns:w10="urn:schemas-microsoft-com:office:word" xmlns:w="http://schemas.openxmlformats.org/wordprocessingml/2006/main" xmlns:w14="http://schemas.microsoft.com/office/word/2010/wordml" xmlns:w15="http://schemas.microsoft.com/office/word/2012/wordml" xmlns:w16cid="http://schemas.microsoft.com/office/word/2016/wordml/cid" xmlns:w16se="http://schemas.microsoft.com/office/word/2015/wordml/symex" xmlns:wpg="http://schemas.microsoft.com/office/word/2010/wordprocessingGroup" xmlns:wpi="http://schemas.microsoft.com/office/word/2010/wordprocessingInk" xmlns:wne="http://schemas.microsoft.com/office/word/2006/wordml" xmlns:wps="http://schemas.microsoft.com/office/word/2010/wordprocessingShape" mc:Ignorable="w14 w15 w16se w16cid wp14">
+<w:numbering xmlns:wpc="http://schemas.microsoft.com/office/word/2010/wordprocessingCanvas" xmlns:mc="http://schemas.openxmlformats.org/markup-compatibility/2006" xmlns:o="urn:schemas-microsoft-com:office:office" xmlns:r="http://schemas.openxmlformats.org/officeDocument/2006/relationships" xmlns:m="http://schemas.openxmlformats.org/officeDocument/2006/math" xmlns:v="urn:schemas-microsoft-com:vml" xmlns:wp14="http://schemas.microsoft.com/office/word/2010/wordprocessingDrawing" xmlns:wp="http://schemas.openxmlformats.org/drawingml/2006/wordprocessingDrawing" xmlns:w10="urn:schemas-microsoft-com:office:word" xmlns:w="http://schemas.openxmlformats.org/wordprocessingml/2006/main" xmlns:w14="http://schemas.microsoft.com/office/word/2010/wordml" xmlns:w15="http://schemas.microsoft.com/office/word/2012/wordml" xmlns:wpg="http://schemas.microsoft.com/office/word/2010/wordprocessingGroup" xmlns:wpi="http://schemas.microsoft.com/office/word/2010/wordprocessingInk" xmlns:wne="http://schemas.microsoft.com/office/word/2006/wordml" xmlns:wps="http://schemas.microsoft.com/office/word/2010/wordprocessingShape" mc:Ignorable="w14 w15 wp14">
   <w:abstractNum w:abstractNumId="0" w15:restartNumberingAfterBreak="0">
     <w:nsid w:val="FFFFFF7E"/>
     <w:multiLevelType w:val="singleLevel"/>
@@ -9017,7 +9051,7 @@
 </file>
 
 <file path=word/styles.xml><?xml version="1.0" encoding="utf-8"?>
-<w:styles xmlns:mc="http://schemas.openxmlformats.org/markup-compatibility/2006" xmlns:r="http://schemas.openxmlformats.org/officeDocument/2006/relationships" xmlns:w="http://schemas.openxmlformats.org/wordprocessingml/2006/main" xmlns:w14="http://schemas.microsoft.com/office/word/2010/wordml" xmlns:w15="http://schemas.microsoft.com/office/word/2012/wordml" xmlns:w16cid="http://schemas.microsoft.com/office/word/2016/wordml/cid" xmlns:w16se="http://schemas.microsoft.com/office/word/2015/wordml/symex" mc:Ignorable="w14 w15 w16se w16cid">
+<w:styles xmlns:mc="http://schemas.openxmlformats.org/markup-compatibility/2006" xmlns:r="http://schemas.openxmlformats.org/officeDocument/2006/relationships" xmlns:w="http://schemas.openxmlformats.org/wordprocessingml/2006/main" xmlns:w14="http://schemas.microsoft.com/office/word/2010/wordml" xmlns:w15="http://schemas.microsoft.com/office/word/2012/wordml" mc:Ignorable="w14 w15">
   <w:docDefaults>
     <w:rPrDefault>
       <w:rPr>
@@ -9027,7 +9061,7 @@
     </w:rPrDefault>
     <w:pPrDefault/>
   </w:docDefaults>
-  <w:latentStyles w:defLockedState="0" w:defUIPriority="99" w:defSemiHidden="0" w:defUnhideWhenUsed="0" w:defQFormat="0" w:count="375">
+  <w:latentStyles w:defLockedState="0" w:defUIPriority="99" w:defSemiHidden="0" w:defUnhideWhenUsed="0" w:defQFormat="0" w:count="371">
     <w:lsdException w:name="Normal" w:uiPriority="0" w:qFormat="1"/>
     <w:lsdException w:name="heading 1" w:uiPriority="9" w:qFormat="1"/>
     <w:lsdException w:name="heading 2" w:uiPriority="9" w:qFormat="1"/>
@@ -9133,6 +9167,7 @@
     <w:lsdException w:name="HTML Sample" w:semiHidden="1" w:unhideWhenUsed="1"/>
     <w:lsdException w:name="HTML Typewriter" w:semiHidden="1" w:unhideWhenUsed="1"/>
     <w:lsdException w:name="HTML Variable" w:semiHidden="1" w:unhideWhenUsed="1"/>
+    <w:lsdException w:name="Normal Table" w:semiHidden="1" w:unhideWhenUsed="1"/>
     <w:lsdException w:name="annotation subject" w:semiHidden="1" w:unhideWhenUsed="1"/>
     <w:lsdException w:name="No List" w:semiHidden="1" w:unhideWhenUsed="1"/>
     <w:lsdException w:name="Outline List 1" w:semiHidden="1" w:unhideWhenUsed="1"/>
@@ -9176,8 +9211,10 @@
     <w:lsdException w:name="Table Elegant" w:semiHidden="1" w:unhideWhenUsed="1"/>
     <w:lsdException w:name="Table Professional" w:semiHidden="1" w:unhideWhenUsed="1"/>
     <w:lsdException w:name="Table Subtle 1" w:semiHidden="1" w:unhideWhenUsed="1"/>
+    <w:lsdException w:name="Table Subtle 2" w:semiHidden="1" w:unhideWhenUsed="1"/>
     <w:lsdException w:name="Table Web 1" w:semiHidden="1" w:unhideWhenUsed="1"/>
     <w:lsdException w:name="Table Web 2" w:semiHidden="1" w:unhideWhenUsed="1"/>
+    <w:lsdException w:name="Table Web 3" w:semiHidden="1" w:unhideWhenUsed="1"/>
     <w:lsdException w:name="Balloon Text" w:semiHidden="1" w:unhideWhenUsed="1"/>
     <w:lsdException w:name="Table Grid" w:uiPriority="39"/>
     <w:lsdException w:name="Table Theme" w:semiHidden="1" w:unhideWhenUsed="1"/>
@@ -9396,10 +9433,6 @@
     <w:lsdException w:name="List Table 5 Dark Accent 6" w:uiPriority="50"/>
     <w:lsdException w:name="List Table 6 Colorful Accent 6" w:uiPriority="51"/>
     <w:lsdException w:name="List Table 7 Colorful Accent 6" w:uiPriority="52"/>
-    <w:lsdException w:name="Mention" w:semiHidden="1" w:unhideWhenUsed="1"/>
-    <w:lsdException w:name="Smart Hyperlink" w:semiHidden="1" w:unhideWhenUsed="1"/>
-    <w:lsdException w:name="Hashtag" w:semiHidden="1" w:unhideWhenUsed="1"/>
-    <w:lsdException w:name="Unresolved Mention" w:semiHidden="1" w:unhideWhenUsed="1"/>
   </w:latentStyles>
   <w:style w:type="paragraph" w:default="1" w:styleId="Normal">
     <w:name w:val="Normal"/>
@@ -10737,7 +10770,7 @@
 </file>
 
 <file path=customXml/itemProps1.xml><?xml version="1.0" encoding="utf-8"?>
-<ds:datastoreItem xmlns:ds="http://schemas.openxmlformats.org/officeDocument/2006/customXml" ds:itemID="{B9ABB7FA-5CBA-454F-AC48-56D138F32C7C}">
+<ds:datastoreItem xmlns:ds="http://schemas.openxmlformats.org/officeDocument/2006/customXml" ds:itemID="{15A87ACE-2F22-464C-A65C-F071C6B8CFA9}">
   <ds:schemaRefs>
     <ds:schemaRef ds:uri="http://schemas.openxmlformats.org/officeDocument/2006/bibliography"/>
   </ds:schemaRefs>

--- a/9tapUserManual.docx
+++ b/9tapUserManual.docx
@@ -1282,27 +1282,25 @@
         <w:rPr>
           <w:spacing w:val="-5"/>
         </w:rPr>
-        <w:t>Steve Freeman - Director</w:t>
-      </w:r>
-    </w:p>
-    <w:p>
-      <w:pPr>
-        <w:rPr>
-          <w:rFonts w:ascii="Arial Black" w:hAnsi="Arial Black"/>
-          <w:color w:val="808080"/>
-          <w:spacing w:val="-25"/>
-          <w:kern w:val="28"/>
-          <w:sz w:val="40"/>
-          <w:szCs w:val="40"/>
-        </w:rPr>
-      </w:pPr>
-      <w:r>
-        <w:rPr>
-          <w:sz w:val="40"/>
-          <w:szCs w:val="40"/>
-        </w:rPr>
-        <w:br w:type="page"/>
-      </w:r>
+        <w:t xml:space="preserve">Steve Freeman </w:t>
+      </w:r>
+      <w:r>
+        <w:rPr>
+          <w:spacing w:val="-5"/>
+        </w:rPr>
+        <w:t>–</w:t>
+      </w:r>
+      <w:r>
+        <w:rPr>
+          <w:spacing w:val="-5"/>
+        </w:rPr>
+        <w:t xml:space="preserve"> Director</w:t>
+      </w:r>
+    </w:p>
+    <w:p>
+      <w:pPr>
+        <w:pStyle w:val="BodyText"/>
+      </w:pPr>
     </w:p>
     <w:p>
       <w:pPr>
@@ -1431,27 +1429,14 @@
       <w:r>
         <w:t xml:space="preserve">Figure </w:t>
       </w:r>
-      <w:r>
-        <w:fldChar w:fldCharType="begin"/>
-      </w:r>
-      <w:r>
-        <w:instrText xml:space="preserve"> SEQ Figure \* ARABIC </w:instrText>
-      </w:r>
-      <w:r>
-        <w:fldChar w:fldCharType="separate"/>
-      </w:r>
-      <w:r>
-        <w:rPr>
-          <w:noProof/>
-        </w:rPr>
-        <w:t>1</w:t>
-      </w:r>
-      <w:r>
-        <w:rPr>
-          <w:noProof/>
-        </w:rPr>
-        <w:fldChar w:fldCharType="end"/>
-      </w:r>
+      <w:fldSimple w:instr=" SEQ Figure \* ARABIC ">
+        <w:r>
+          <w:rPr>
+            <w:noProof/>
+          </w:rPr>
+          <w:t>1</w:t>
+        </w:r>
+      </w:fldSimple>
       <w:r>
         <w:t>: 9-Tap Main Menu</w:t>
       </w:r>
@@ -1593,10 +1578,14 @@
     <w:p>
       <w:pPr>
         <w:pStyle w:val="Caption"/>
-      </w:pPr>
-      <w:r>
-        <w:br w:type="page"/>
-      </w:r>
+        <w:sectPr>
+          <w:type w:val="continuous"/>
+          <w:pgSz w:w="12240" w:h="15840" w:code="1"/>
+          <w:pgMar w:top="1800" w:right="1195" w:bottom="1440" w:left="3355" w:header="965" w:footer="965" w:gutter="0"/>
+          <w:cols w:space="360"/>
+          <w:titlePg/>
+        </w:sectPr>
+      </w:pPr>
     </w:p>
     <w:p>
       <w:pPr>
@@ -1801,11 +1790,8 @@
         </w:numPr>
       </w:pPr>
       <w:r>
-        <w:t xml:space="preserve">The 9 Tap Tour program has now been successfully installed. Choose “Run 9 Tap Tour” to immediately launch the program, or “View ReadMe.txt” to view </w:t>
-      </w:r>
-      <w:r>
         <w:lastRenderedPageBreak/>
-        <w:t>the ReadMe file where you can view updated program information made after the game manual was printed.</w:t>
+        <w:t>The 9 Tap Tour program has now been successfully installed. Choose “Run 9 Tap Tour” to immediately launch the program, or “View ReadMe.txt” to view the ReadMe file where you can view updated program information made after the game manual was printed.</w:t>
       </w:r>
     </w:p>
     <w:p>
@@ -1982,7 +1968,10 @@
         <w:t xml:space="preserve">On the Member Info screen, Find the import button. Click on it. When the file picker screen comes up, navigate to the Excel file you need to import. Select it and </w:t>
       </w:r>
       <w:r>
-        <w:t>hit OK.</w:t>
+        <w:t>click</w:t>
+      </w:r>
+      <w:r>
+        <w:t xml:space="preserve"> OK.</w:t>
       </w:r>
     </w:p>
     <w:p>
@@ -1998,13 +1987,25 @@
         <w:pStyle w:val="BodyText"/>
       </w:pPr>
       <w:r>
-        <w:t>On the Member Info screen, Click new. A new blank record will display. Start filling in the player’s information</w:t>
+        <w:t xml:space="preserve">On the Member Info screen, Click </w:t>
+      </w:r>
+      <w:r>
+        <w:t>“New” button.</w:t>
+      </w:r>
+      <w:r>
+        <w:t xml:space="preserve"> A new blank record will display. Start filling in the player’s information</w:t>
       </w:r>
       <w:r>
         <w:t>, first and last name are required at time of creation</w:t>
       </w:r>
       <w:r>
-        <w:t>. Save the record.</w:t>
+        <w:t>. Save the record</w:t>
+      </w:r>
+      <w:r>
+        <w:t xml:space="preserve"> by clicking “Save”</w:t>
+      </w:r>
+      <w:r>
+        <w:t>.</w:t>
       </w:r>
     </w:p>
     <w:p>
@@ -2023,10 +2024,40 @@
         <w:t xml:space="preserve">On the Member Scores screen, </w:t>
       </w:r>
       <w:r>
-        <w:t>click on the Create/Ed</w:t>
-      </w:r>
-      <w:r>
-        <w:t>it Tournament… button. This launches the New Tournament screen. Fill in the necessary information.</w:t>
+        <w:t xml:space="preserve">click on the </w:t>
+      </w:r>
+      <w:r>
+        <w:t>“</w:t>
+      </w:r>
+      <w:r>
+        <w:t>Create/Ed</w:t>
+      </w:r>
+      <w:r>
+        <w:t>it Tournament…</w:t>
+      </w:r>
+      <w:r>
+        <w:t>”</w:t>
+      </w:r>
+      <w:r>
+        <w:t xml:space="preserve"> button. This launches the New Tournament screen. </w:t>
+      </w:r>
+      <w:r>
+        <w:t xml:space="preserve">Use the Tournament Date field to enter the date of the tournament. </w:t>
+      </w:r>
+      <w:r>
+        <w:t xml:space="preserve">Fill in the </w:t>
+      </w:r>
+      <w:r>
+        <w:t>Location field with the name of the bowling alley. Enter the name of the event in the Event field. Enter the sponsors in the Sponsors field. LEAVE THE DOUBLES BOX UNCHECKED</w:t>
+      </w:r>
+      <w:r>
+        <w:t>.</w:t>
+      </w:r>
+      <w:r>
+        <w:t xml:space="preserve"> </w:t>
+      </w:r>
+      <w:r>
+        <w:t>If appropriate, check the 3 out of 4 box. Enter the number of squads in the Number of Squads field. If needed enter notes on the tournament in the Notes field. Double check your information, then click “Create Tournament”.</w:t>
       </w:r>
     </w:p>
     <w:p>
@@ -2042,7 +2073,19 @@
         <w:pStyle w:val="BodyText"/>
       </w:pPr>
       <w:r>
-        <w:t xml:space="preserve">On the Member Scores screen, in the Tournament Files section, select the tournament from the drop down menu. Once the tournament is selected, enter the member number and click enter. The player information and status will auto-populate. Pick which squad they bowled in. Enter the player’s scratch scores in a three digit format. 9-Tap will tab through as the scores are entered. Before clicking “Add New/Update Record” double check that the entered scores are correct. </w:t>
+        <w:t xml:space="preserve">On the Member Scores screen, in the Tournament Files section, select </w:t>
+      </w:r>
+      <w:r>
+        <w:t>a</w:t>
+      </w:r>
+      <w:r>
+        <w:t xml:space="preserve"> tournament from the drop down menu. Once the tournament is selected, enter the member</w:t>
+      </w:r>
+      <w:r>
+        <w:t>’s</w:t>
+      </w:r>
+      <w:r>
+        <w:t xml:space="preserve"> number and click enter. The player information and status will auto-populate. Pick which squad they bowled in. Enter the player’s scratch scores in a three digit format. 9-Tap will tab through as the scores are entered. Before clicking “Add New/Update Record” double check that the entered scores are correct. </w:t>
       </w:r>
     </w:p>
     <w:p>
@@ -2134,22 +2177,6 @@
       <w:pPr>
         <w:pStyle w:val="Heading1"/>
         <w:rPr>
-          <w:sz w:val="40"/>
-          <w:szCs w:val="40"/>
-        </w:rPr>
-        <w:sectPr>
-          <w:type w:val="continuous"/>
-          <w:pgSz w:w="12240" w:h="15840" w:code="1"/>
-          <w:pgMar w:top="1800" w:right="1195" w:bottom="1440" w:left="3355" w:header="965" w:footer="965" w:gutter="0"/>
-          <w:cols w:space="360"/>
-          <w:titlePg/>
-        </w:sectPr>
-      </w:pPr>
-    </w:p>
-    <w:p>
-      <w:pPr>
-        <w:pStyle w:val="Heading1"/>
-        <w:rPr>
           <w:szCs w:val="32"/>
         </w:rPr>
       </w:pPr>
@@ -2163,11 +2190,23 @@
     </w:p>
     <w:p>
       <w:pPr>
+        <w:pStyle w:val="Heading8"/>
+        <w:framePr w:wrap="around"/>
+      </w:pPr>
+      <w:r>
+        <w:t>An indepth look at the 9-Tap program</w:t>
+      </w:r>
+    </w:p>
+    <w:p>
+      <w:pPr>
         <w:pStyle w:val="BodyText"/>
         <w:keepNext/>
       </w:pPr>
       <w:r>
-        <w:t>The main menu is where you access the various functions of the program. Member Info, button and tab. Member Scores, button and tab. The About and Exit buttons. The Region picker. And the “Add Region” button. Also, the tools tab accesses the active/inactive member dialog.</w:t>
+        <w:t>After launching 9-Tap, The main menu screen will display. This</w:t>
+      </w:r>
+      <w:r>
+        <w:t xml:space="preserve"> is where you access the various functions of the program. Member Info, button and tab. Member Scores, button and tab. The About and Exit buttons. The Region picker. And the “Add Region” button. Also, the tools tab accesses the active/inactive member dialog.</w:t>
       </w:r>
     </w:p>
     <w:p>
@@ -2230,27 +2269,14 @@
       <w:r>
         <w:t xml:space="preserve">Figure </w:t>
       </w:r>
-      <w:r>
-        <w:fldChar w:fldCharType="begin"/>
-      </w:r>
-      <w:r>
-        <w:instrText xml:space="preserve"> SEQ Figure \* ARABIC </w:instrText>
-      </w:r>
-      <w:r>
-        <w:fldChar w:fldCharType="separate"/>
-      </w:r>
-      <w:r>
-        <w:rPr>
-          <w:noProof/>
-        </w:rPr>
-        <w:t>2</w:t>
-      </w:r>
-      <w:r>
-        <w:rPr>
-          <w:noProof/>
-        </w:rPr>
-        <w:fldChar w:fldCharType="end"/>
-      </w:r>
+      <w:fldSimple w:instr=" SEQ Figure \* ARABIC ">
+        <w:r>
+          <w:rPr>
+            <w:noProof/>
+          </w:rPr>
+          <w:t>2</w:t>
+        </w:r>
+      </w:fldSimple>
       <w:r>
         <w:t>: Main Menu</w:t>
       </w:r>
@@ -2261,7 +2287,7 @@
       </w:pPr>
       <w:r>
         <w:lastRenderedPageBreak/>
-        <w:t>Tools</w:t>
+        <w:t>Member Info</w:t>
       </w:r>
     </w:p>
     <w:p>
@@ -2270,142 +2296,32 @@
         <w:keepNext/>
       </w:pPr>
       <w:r>
-        <w:t>Under Tools you will find the Update Inactive Members screen. Pick the date to find which members haven’t bowled for more than 180 days. You can click the check box by the names of the players to update to inactive status. Click “Update” to update the member information.</w:t>
+        <w:t>The Member Info screen is where new players are entered</w:t>
+      </w:r>
+      <w:r>
+        <w:t>; member information is updated; and member information can be imported from Excel files</w:t>
+      </w:r>
+      <w:r>
+        <w:t>.</w:t>
       </w:r>
     </w:p>
     <w:p>
       <w:pPr>
         <w:pStyle w:val="BodyText"/>
         <w:keepNext/>
-        <w:jc w:val="center"/>
-      </w:pPr>
+      </w:pPr>
+      <w:r>
+        <w:t xml:space="preserve"> </w:t>
+      </w:r>
       <w:r>
         <w:rPr>
           <w:noProof/>
         </w:rPr>
         <w:drawing>
-          <wp:inline distT="0" distB="0" distL="0" distR="0">
-            <wp:extent cx="2343150" cy="3836334"/>
-            <wp:effectExtent l="0" t="0" r="0" b="0"/>
-            <wp:docPr id="13" name="Picture 13"/>
-            <wp:cNvGraphicFramePr>
-              <a:graphicFrameLocks xmlns:a="http://schemas.openxmlformats.org/drawingml/2006/main" noChangeAspect="1"/>
-            </wp:cNvGraphicFramePr>
-            <a:graphic xmlns:a="http://schemas.openxmlformats.org/drawingml/2006/main">
-              <a:graphicData uri="http://schemas.openxmlformats.org/drawingml/2006/picture">
-                <pic:pic xmlns:pic="http://schemas.openxmlformats.org/drawingml/2006/picture">
-                  <pic:nvPicPr>
-                    <pic:cNvPr id="13" name="UpdateInactiveMembersForm.PNG"/>
-                    <pic:cNvPicPr/>
-                  </pic:nvPicPr>
-                  <pic:blipFill>
-                    <a:blip r:embed="rId15">
-                      <a:extLst>
-                        <a:ext uri="{28A0092B-C50C-407E-A947-70E740481C1C}">
-                          <a14:useLocalDpi xmlns:a14="http://schemas.microsoft.com/office/drawing/2010/main" val="0"/>
-                        </a:ext>
-                      </a:extLst>
-                    </a:blip>
-                    <a:stretch>
-                      <a:fillRect/>
-                    </a:stretch>
-                  </pic:blipFill>
-                  <pic:spPr>
-                    <a:xfrm>
-                      <a:off x="0" y="0"/>
-                      <a:ext cx="2361540" cy="3866443"/>
-                    </a:xfrm>
-                    <a:prstGeom prst="rect">
-                      <a:avLst/>
-                    </a:prstGeom>
-                  </pic:spPr>
-                </pic:pic>
-              </a:graphicData>
-            </a:graphic>
-          </wp:inline>
-        </w:drawing>
-      </w:r>
-    </w:p>
-    <w:p>
-      <w:pPr>
-        <w:pStyle w:val="Caption"/>
-        <w:jc w:val="center"/>
-      </w:pPr>
-      <w:r>
-        <w:t xml:space="preserve">Figure </w:t>
-      </w:r>
-      <w:r>
-        <w:fldChar w:fldCharType="begin"/>
-      </w:r>
-      <w:r>
-        <w:instrText xml:space="preserve"> SEQ Figure \* ARABIC </w:instrText>
-      </w:r>
-      <w:r>
-        <w:fldChar w:fldCharType="separate"/>
-      </w:r>
-      <w:r>
-        <w:rPr>
-          <w:noProof/>
-        </w:rPr>
-        <w:t>3</w:t>
-      </w:r>
-      <w:r>
-        <w:rPr>
-          <w:noProof/>
-        </w:rPr>
-        <w:fldChar w:fldCharType="end"/>
-      </w:r>
-      <w:r>
-        <w:t>: Under Tools, Update Inactive status</w:t>
-      </w:r>
-    </w:p>
-    <w:p>
-      <w:pPr>
-        <w:pStyle w:val="Heading1"/>
-      </w:pPr>
-      <w:r>
-        <w:lastRenderedPageBreak/>
-        <w:t xml:space="preserve">Member Info </w:t>
-      </w:r>
-      <w:r>
-        <w:t>Form</w:t>
-      </w:r>
-    </w:p>
-    <w:p>
-      <w:pPr>
-        <w:pStyle w:val="BodyText"/>
-        <w:keepNext/>
-      </w:pPr>
-      <w:r>
-        <w:t>The Member Info screen is where new players are entered</w:t>
-      </w:r>
-      <w:r>
-        <w:t>; member information is updated; and member information can be imported from Excel files. The member number is auto-generated for each new member. The member last and first name are required. If you are pressed for time, you can save the member at this point, then come back and fill in the other information. Select if they are active or inactive under Status. Based on the member’s birthdate, are they old enough to be in the senior bracket? If yes, check the “</w:t>
-      </w:r>
-      <w:proofErr w:type="gramStart"/>
-      <w:r>
-        <w:t>Senior</w:t>
-      </w:r>
-      <w:proofErr w:type="gramEnd"/>
-      <w:r>
-        <w:t xml:space="preserve">” box. Select gender under Gender section. </w:t>
-      </w:r>
-    </w:p>
-    <w:p>
-      <w:pPr>
-        <w:pStyle w:val="BodyText"/>
-        <w:keepNext/>
-        <w:jc w:val="center"/>
-      </w:pPr>
-      <w:r>
-        <w:rPr>
-          <w:noProof/>
-        </w:rPr>
-        <w:drawing>
-          <wp:inline distT="0" distB="0" distL="0" distR="0">
+          <wp:inline distT="0" distB="0" distL="0" distR="0" wp14:anchorId="311BC661" wp14:editId="11963595">
             <wp:extent cx="4448175" cy="3980962"/>
             <wp:effectExtent l="0" t="0" r="0" b="635"/>
-            <wp:docPr id="5" name="Picture 5" descr="The form where member information is entered and edited." title="member info form"/>
+            <wp:docPr id="19" name="Picture 19" descr="The form where member information is entered and edited." title="member info form"/>
             <wp:cNvGraphicFramePr>
               <a:graphicFrameLocks xmlns:a="http://schemas.openxmlformats.org/drawingml/2006/main" noChangeAspect="1"/>
             </wp:cNvGraphicFramePr>
@@ -2417,7 +2333,7 @@
                     <pic:cNvPicPr/>
                   </pic:nvPicPr>
                   <pic:blipFill rotWithShape="1">
-                    <a:blip r:embed="rId16">
+                    <a:blip r:embed="rId15">
                       <a:extLst>
                         <a:ext uri="{28A0092B-C50C-407E-A947-70E740481C1C}">
                           <a14:useLocalDpi xmlns:a14="http://schemas.microsoft.com/office/drawing/2010/main" val="0"/>
@@ -2454,7 +2370,7 @@
     <w:p>
       <w:pPr>
         <w:pStyle w:val="Caption"/>
-        <w:jc w:val="center"/>
+        <w:jc w:val="both"/>
       </w:pPr>
       <w:r>
         <w:t xml:space="preserve">Figure </w:t>
@@ -2472,7 +2388,7 @@
         <w:rPr>
           <w:noProof/>
         </w:rPr>
-        <w:t>4</w:t>
+        <w:t>3</w:t>
       </w:r>
       <w:r>
         <w:rPr>
@@ -2486,8 +2402,211 @@
     </w:p>
     <w:p>
       <w:pPr>
+        <w:pStyle w:val="Heading3"/>
+      </w:pPr>
+      <w:r>
+        <w:t>Import Members</w:t>
+      </w:r>
+    </w:p>
+    <w:p>
+      <w:pPr>
         <w:pStyle w:val="BodyText"/>
-      </w:pPr>
+        <w:keepNext/>
+      </w:pPr>
+      <w:r>
+        <w:t>In the Record box, click on the “Import” button. The import file window will open</w:t>
+      </w:r>
+      <w:r>
+        <w:t>, see figure 10</w:t>
+      </w:r>
+      <w:r>
+        <w:t>. Chose the Excel file to be imported, then click “Open”. The member information will now be imported</w:t>
+      </w:r>
+      <w:r>
+        <w:t xml:space="preserve"> to the member database</w:t>
+      </w:r>
+    </w:p>
+    <w:p>
+      <w:pPr>
+        <w:pStyle w:val="Heading3"/>
+      </w:pPr>
+      <w:r>
+        <w:t>New Members</w:t>
+      </w:r>
+    </w:p>
+    <w:p>
+      <w:pPr>
+        <w:pStyle w:val="BodyText"/>
+        <w:keepNext/>
+      </w:pPr>
+      <w:r>
+        <w:t xml:space="preserve">To add a new member, start on the Member Info screen. Click the “New” button in the Record box. </w:t>
+      </w:r>
+      <w:r>
+        <w:t>The member number auto-generate</w:t>
+      </w:r>
+      <w:r>
+        <w:t>s</w:t>
+      </w:r>
+      <w:r>
+        <w:t xml:space="preserve"> for each new member. </w:t>
+      </w:r>
+      <w:r>
+        <w:t>Begin entering the member’s last name in the Last Name field, then hit tab. enter the member’s first name in the First Name field, then hit tab</w:t>
+      </w:r>
+      <w:r>
+        <w:t>.</w:t>
+      </w:r>
+      <w:r>
+        <w:t xml:space="preserve"> If applicable, enter the member’s middle initial, then hit tab. You are now at the D.O.B. field, enter the member’s date of birth. Hit tab to go to the SSN field. The member Social Security Number is entered here. By default it is hidden, to display the SSN, check the box to the left of the SSN field. Tab to the Address field to begin enter</w:t>
+      </w:r>
+      <w:r>
+        <w:t>ing the members address information. Tab to the next field as the information is entered.</w:t>
+      </w:r>
+      <w:r>
+        <w:t xml:space="preserve"> After his email has been entered, tab to Date Joined. Enter the member’s join date, then hit tab. If </w:t>
+      </w:r>
+      <w:r>
+        <w:lastRenderedPageBreak/>
+        <w:t>applicable enter the member’s rejoin date, then hit tab. If the player has any referrals, enter them in the Referral</w:t>
+      </w:r>
+      <w:r>
+        <w:t xml:space="preserve"> field, hit tab twice.</w:t>
+      </w:r>
+    </w:p>
+    <w:p>
+      <w:pPr>
+        <w:pStyle w:val="BodyText"/>
+        <w:keepNext/>
+      </w:pPr>
+      <w:r>
+        <w:t xml:space="preserve">Next is the Average field. To enter the member average from elsewhere, she has to have proof of it, </w:t>
+      </w:r>
+      <w:proofErr w:type="spellStart"/>
+      <w:r>
+        <w:t>ie</w:t>
+      </w:r>
+      <w:proofErr w:type="spellEnd"/>
+      <w:r>
+        <w:t xml:space="preserve"> her published average from another league. Tab through until you are in the Status box. Choose if the member is inactive or active. If the member is 55 years old or older, check the “</w:t>
+      </w:r>
+      <w:proofErr w:type="gramStart"/>
+      <w:r>
+        <w:t>Senior</w:t>
+      </w:r>
+      <w:proofErr w:type="gramEnd"/>
+      <w:r>
+        <w:t>” box. In the gender box, select the member’s gender. Enter the date of the member’s last payment. Enter any notes in the note field, if applicable. Click “Save”. The new member is now added to the member database. Note: Last name and first name are required fields.</w:t>
+      </w:r>
+    </w:p>
+    <w:p>
+      <w:pPr>
+        <w:pStyle w:val="BodyText"/>
+        <w:keepNext/>
+      </w:pPr>
+      <w:r>
+        <w:rPr>
+          <w:noProof/>
+        </w:rPr>
+        <w:drawing>
+          <wp:inline distT="0" distB="0" distL="0" distR="0">
+            <wp:extent cx="4448175" cy="3980962"/>
+            <wp:effectExtent l="0" t="0" r="0" b="635"/>
+            <wp:docPr id="5" name="Picture 5" descr="The form where member information is entered and edited." title="member info form"/>
+            <wp:cNvGraphicFramePr>
+              <a:graphicFrameLocks xmlns:a="http://schemas.openxmlformats.org/drawingml/2006/main" noChangeAspect="1"/>
+            </wp:cNvGraphicFramePr>
+            <a:graphic xmlns:a="http://schemas.openxmlformats.org/drawingml/2006/main">
+              <a:graphicData uri="http://schemas.openxmlformats.org/drawingml/2006/picture">
+                <pic:pic xmlns:pic="http://schemas.openxmlformats.org/drawingml/2006/picture">
+                  <pic:nvPicPr>
+                    <pic:cNvPr id="5" name="MemberInfoForm.PNG"/>
+                    <pic:cNvPicPr/>
+                  </pic:nvPicPr>
+                  <pic:blipFill rotWithShape="1">
+                    <a:blip r:embed="rId15">
+                      <a:extLst>
+                        <a:ext uri="{28A0092B-C50C-407E-A947-70E740481C1C}">
+                          <a14:useLocalDpi xmlns:a14="http://schemas.microsoft.com/office/drawing/2010/main" val="0"/>
+                        </a:ext>
+                      </a:extLst>
+                    </a:blip>
+                    <a:srcRect l="1" r="40077"/>
+                    <a:stretch/>
+                  </pic:blipFill>
+                  <pic:spPr bwMode="auto">
+                    <a:xfrm>
+                      <a:off x="0" y="0"/>
+                      <a:ext cx="4467314" cy="3998091"/>
+                    </a:xfrm>
+                    <a:prstGeom prst="rect">
+                      <a:avLst/>
+                    </a:prstGeom>
+                    <a:ln>
+                      <a:noFill/>
+                    </a:ln>
+                    <a:extLst>
+                      <a:ext uri="{53640926-AAD7-44D8-BBD7-CCE9431645EC}">
+                        <a14:shadowObscured xmlns:a14="http://schemas.microsoft.com/office/drawing/2010/main"/>
+                      </a:ext>
+                    </a:extLst>
+                  </pic:spPr>
+                </pic:pic>
+              </a:graphicData>
+            </a:graphic>
+          </wp:inline>
+        </w:drawing>
+      </w:r>
+    </w:p>
+    <w:p>
+      <w:pPr>
+        <w:pStyle w:val="Caption"/>
+        <w:jc w:val="both"/>
+      </w:pPr>
+      <w:r>
+        <w:t xml:space="preserve">Figure </w:t>
+      </w:r>
+      <w:fldSimple w:instr=" SEQ Figure \* ARABIC ">
+        <w:r>
+          <w:rPr>
+            <w:noProof/>
+          </w:rPr>
+          <w:t>5</w:t>
+        </w:r>
+      </w:fldSimple>
+      <w:r>
+        <w:t>: Member Information</w:t>
+      </w:r>
+    </w:p>
+    <w:p>
+      <w:pPr>
+        <w:pStyle w:val="Heading3"/>
+      </w:pPr>
+      <w:r>
+        <w:t>Updating a member.</w:t>
+      </w:r>
+    </w:p>
+    <w:p>
+      <w:pPr>
+        <w:pStyle w:val="BodyText"/>
+      </w:pPr>
+      <w:r>
+        <w:t xml:space="preserve">Click on the “Member Search” button. The member search screen will display (figure 7). Members can be searched by number, name, average, handicap, or bonus. </w:t>
+      </w:r>
+      <w:r>
+        <w:t xml:space="preserve">Enter the search parameters and click “Search”. The results display at the bottom of the screen. </w:t>
+      </w:r>
+      <w:r>
+        <w:t>To display all members in the database, leave the fields blank and click “Search”</w:t>
+      </w:r>
+    </w:p>
+    <w:p>
+      <w:pPr>
+        <w:pStyle w:val="BodyText"/>
+      </w:pPr>
+      <w:r>
+        <w:t>Select the member to be updated and click “Select”. The member will now be displayed on the Member Info screen. Make updates to the member’s information. Then click “Save”. The updates will be saved to the member database.</w:t>
+      </w:r>
     </w:p>
     <w:p>
       <w:pPr>
@@ -2510,190 +2629,13 @@
         <w:keepNext/>
       </w:pPr>
       <w:r>
-        <w:t xml:space="preserve">Craft beer sartorial copper mug </w:t>
-      </w:r>
-      <w:proofErr w:type="spellStart"/>
-      <w:r>
-        <w:t>tbh</w:t>
-      </w:r>
-      <w:proofErr w:type="spellEnd"/>
-      <w:r>
-        <w:t xml:space="preserve"> </w:t>
-      </w:r>
-      <w:proofErr w:type="spellStart"/>
-      <w:r>
-        <w:t>jianbing</w:t>
-      </w:r>
-      <w:proofErr w:type="spellEnd"/>
-      <w:r>
-        <w:t xml:space="preserve">, locavore VHS salvia +1 vegan gluten-free </w:t>
-      </w:r>
-      <w:proofErr w:type="spellStart"/>
-      <w:r>
-        <w:t>kogi</w:t>
-      </w:r>
-      <w:proofErr w:type="spellEnd"/>
-      <w:r>
-        <w:t xml:space="preserve"> pug </w:t>
-      </w:r>
-      <w:proofErr w:type="spellStart"/>
-      <w:r>
-        <w:t>vexillologist</w:t>
-      </w:r>
-      <w:proofErr w:type="spellEnd"/>
-      <w:r>
-        <w:t xml:space="preserve"> </w:t>
-      </w:r>
-      <w:proofErr w:type="spellStart"/>
-      <w:r>
-        <w:t>affogato</w:t>
-      </w:r>
-      <w:proofErr w:type="spellEnd"/>
-      <w:r>
-        <w:t xml:space="preserve">. Fanny pack </w:t>
-      </w:r>
-      <w:proofErr w:type="spellStart"/>
-      <w:r>
-        <w:t>palo</w:t>
-      </w:r>
-      <w:proofErr w:type="spellEnd"/>
-      <w:r>
-        <w:t xml:space="preserve"> </w:t>
-      </w:r>
-      <w:proofErr w:type="spellStart"/>
-      <w:r>
-        <w:t>santo</w:t>
-      </w:r>
-      <w:proofErr w:type="spellEnd"/>
-      <w:r>
-        <w:t xml:space="preserve"> </w:t>
-      </w:r>
-      <w:proofErr w:type="spellStart"/>
-      <w:r>
-        <w:t>proident</w:t>
-      </w:r>
-      <w:proofErr w:type="spellEnd"/>
-      <w:r>
-        <w:t xml:space="preserve"> blog bespoke </w:t>
-      </w:r>
-      <w:proofErr w:type="spellStart"/>
-      <w:r>
-        <w:t>commodo</w:t>
-      </w:r>
-      <w:proofErr w:type="spellEnd"/>
-      <w:r>
-        <w:t xml:space="preserve"> tilde hammock </w:t>
-      </w:r>
-      <w:proofErr w:type="spellStart"/>
-      <w:r>
-        <w:t>taiyaki</w:t>
-      </w:r>
-      <w:proofErr w:type="spellEnd"/>
-      <w:r>
-        <w:t xml:space="preserve"> wayfarers gentrify. Cardigan ugh slow-carb, </w:t>
-      </w:r>
-      <w:proofErr w:type="spellStart"/>
-      <w:r>
-        <w:t>ea</w:t>
-      </w:r>
-      <w:proofErr w:type="spellEnd"/>
-      <w:r>
-        <w:t xml:space="preserve"> DIY hot chicken </w:t>
-      </w:r>
-      <w:proofErr w:type="spellStart"/>
-      <w:r>
-        <w:t>commodo</w:t>
-      </w:r>
-      <w:proofErr w:type="spellEnd"/>
-      <w:r>
-        <w:t xml:space="preserve"> </w:t>
-      </w:r>
-      <w:proofErr w:type="spellStart"/>
-      <w:r>
-        <w:t>godard</w:t>
-      </w:r>
-      <w:proofErr w:type="spellEnd"/>
-      <w:r>
-        <w:t xml:space="preserve">. Lorem </w:t>
-      </w:r>
-      <w:proofErr w:type="spellStart"/>
-      <w:r>
-        <w:t>sint</w:t>
-      </w:r>
-      <w:proofErr w:type="spellEnd"/>
-      <w:r>
-        <w:t xml:space="preserve"> qui 3 wolf moon </w:t>
-      </w:r>
-      <w:proofErr w:type="spellStart"/>
-      <w:r>
-        <w:t>enim</w:t>
-      </w:r>
-      <w:proofErr w:type="spellEnd"/>
-      <w:r>
-        <w:t xml:space="preserve"> </w:t>
-      </w:r>
-      <w:proofErr w:type="spellStart"/>
-      <w:r>
-        <w:t>voluptate</w:t>
-      </w:r>
-      <w:proofErr w:type="spellEnd"/>
-      <w:r>
-        <w:t xml:space="preserve">, </w:t>
-      </w:r>
-      <w:proofErr w:type="spellStart"/>
-      <w:r>
-        <w:t>velit</w:t>
-      </w:r>
-      <w:proofErr w:type="spellEnd"/>
-      <w:r>
-        <w:t xml:space="preserve"> </w:t>
-      </w:r>
-      <w:proofErr w:type="spellStart"/>
-      <w:r>
-        <w:t>veniam</w:t>
-      </w:r>
-      <w:proofErr w:type="spellEnd"/>
-      <w:r>
-        <w:t xml:space="preserve">. Fanny pack man bun </w:t>
-      </w:r>
-      <w:proofErr w:type="spellStart"/>
-      <w:r>
-        <w:t>helvetica</w:t>
-      </w:r>
-      <w:proofErr w:type="spellEnd"/>
-      <w:r>
-        <w:t xml:space="preserve"> viral, </w:t>
-      </w:r>
-      <w:proofErr w:type="spellStart"/>
-      <w:r>
-        <w:t>edison</w:t>
-      </w:r>
-      <w:proofErr w:type="spellEnd"/>
-      <w:r>
-        <w:t xml:space="preserve"> bulb </w:t>
-      </w:r>
-      <w:proofErr w:type="spellStart"/>
-      <w:r>
-        <w:t>cliche</w:t>
-      </w:r>
-      <w:proofErr w:type="spellEnd"/>
-      <w:r>
-        <w:t xml:space="preserve"> </w:t>
-      </w:r>
-      <w:proofErr w:type="spellStart"/>
-      <w:r>
-        <w:t>jianbing</w:t>
-      </w:r>
-      <w:proofErr w:type="spellEnd"/>
-      <w:r>
-        <w:t>.</w:t>
+        <w:t>The “Stats” button brings up a member’s individual stats. From this screen, the director can correct information, if necessary, and save. Or the player stats can be printed to a pdf to save then printed to have a hard copy. The example below is blank because there are no stats for that member.</w:t>
       </w:r>
     </w:p>
     <w:p>
       <w:pPr>
         <w:pStyle w:val="BodyText"/>
         <w:keepNext/>
-        <w:jc w:val="center"/>
       </w:pPr>
       <w:r>
         <w:rPr>
@@ -2715,7 +2657,7 @@
                     <pic:cNvPicPr/>
                   </pic:nvPicPr>
                   <pic:blipFill>
-                    <a:blip r:embed="rId17">
+                    <a:blip r:embed="rId16">
                       <a:extLst>
                         <a:ext uri="{28A0092B-C50C-407E-A947-70E740481C1C}">
                           <a14:useLocalDpi xmlns:a14="http://schemas.microsoft.com/office/drawing/2010/main" val="0"/>
@@ -2745,32 +2687,19 @@
     <w:p>
       <w:pPr>
         <w:pStyle w:val="Caption"/>
-        <w:jc w:val="center"/>
+        <w:jc w:val="both"/>
       </w:pPr>
       <w:r>
         <w:t xml:space="preserve">Figure </w:t>
       </w:r>
-      <w:r>
-        <w:fldChar w:fldCharType="begin"/>
-      </w:r>
-      <w:r>
-        <w:instrText xml:space="preserve"> SEQ Figure \* ARABIC </w:instrText>
-      </w:r>
-      <w:r>
-        <w:fldChar w:fldCharType="separate"/>
-      </w:r>
-      <w:r>
-        <w:rPr>
-          <w:noProof/>
-        </w:rPr>
-        <w:t>5</w:t>
-      </w:r>
-      <w:r>
-        <w:rPr>
-          <w:noProof/>
-        </w:rPr>
-        <w:fldChar w:fldCharType="end"/>
-      </w:r>
+      <w:fldSimple w:instr=" SEQ Figure \* ARABIC ">
+        <w:r>
+          <w:rPr>
+            <w:noProof/>
+          </w:rPr>
+          <w:t>6</w:t>
+        </w:r>
+      </w:fldSimple>
       <w:r>
         <w:t>: Stats Form</w:t>
       </w:r>
@@ -2796,190 +2725,13 @@
         <w:keepNext/>
       </w:pPr>
       <w:r>
-        <w:t xml:space="preserve">Craft beer sartorial copper mug </w:t>
-      </w:r>
-      <w:proofErr w:type="spellStart"/>
-      <w:r>
-        <w:t>tbh</w:t>
-      </w:r>
-      <w:proofErr w:type="spellEnd"/>
-      <w:r>
-        <w:t xml:space="preserve"> </w:t>
-      </w:r>
-      <w:proofErr w:type="spellStart"/>
-      <w:r>
-        <w:t>jianbing</w:t>
-      </w:r>
-      <w:proofErr w:type="spellEnd"/>
-      <w:r>
-        <w:t xml:space="preserve">, locavore VHS salvia +1 vegan gluten-free </w:t>
-      </w:r>
-      <w:proofErr w:type="spellStart"/>
-      <w:r>
-        <w:t>kogi</w:t>
-      </w:r>
-      <w:proofErr w:type="spellEnd"/>
-      <w:r>
-        <w:t xml:space="preserve"> pug </w:t>
-      </w:r>
-      <w:proofErr w:type="spellStart"/>
-      <w:r>
-        <w:t>vexillologist</w:t>
-      </w:r>
-      <w:proofErr w:type="spellEnd"/>
-      <w:r>
-        <w:t xml:space="preserve"> </w:t>
-      </w:r>
-      <w:proofErr w:type="spellStart"/>
-      <w:r>
-        <w:t>affogato</w:t>
-      </w:r>
-      <w:proofErr w:type="spellEnd"/>
-      <w:r>
-        <w:t xml:space="preserve">. Fanny pack </w:t>
-      </w:r>
-      <w:proofErr w:type="spellStart"/>
-      <w:r>
-        <w:t>palo</w:t>
-      </w:r>
-      <w:proofErr w:type="spellEnd"/>
-      <w:r>
-        <w:t xml:space="preserve"> </w:t>
-      </w:r>
-      <w:proofErr w:type="spellStart"/>
-      <w:r>
-        <w:t>santo</w:t>
-      </w:r>
-      <w:proofErr w:type="spellEnd"/>
-      <w:r>
-        <w:t xml:space="preserve"> </w:t>
-      </w:r>
-      <w:proofErr w:type="spellStart"/>
-      <w:r>
-        <w:t>proident</w:t>
-      </w:r>
-      <w:proofErr w:type="spellEnd"/>
-      <w:r>
-        <w:t xml:space="preserve"> blog bespoke </w:t>
-      </w:r>
-      <w:proofErr w:type="spellStart"/>
-      <w:r>
-        <w:t>commodo</w:t>
-      </w:r>
-      <w:proofErr w:type="spellEnd"/>
-      <w:r>
-        <w:t xml:space="preserve"> tilde hammock </w:t>
-      </w:r>
-      <w:proofErr w:type="spellStart"/>
-      <w:r>
-        <w:t>taiyaki</w:t>
-      </w:r>
-      <w:proofErr w:type="spellEnd"/>
-      <w:r>
-        <w:t xml:space="preserve"> wayfarers gentrify. Cardigan ugh slow-carb, </w:t>
-      </w:r>
-      <w:proofErr w:type="spellStart"/>
-      <w:r>
-        <w:t>ea</w:t>
-      </w:r>
-      <w:proofErr w:type="spellEnd"/>
-      <w:r>
-        <w:t xml:space="preserve"> DIY hot chicken </w:t>
-      </w:r>
-      <w:proofErr w:type="spellStart"/>
-      <w:r>
-        <w:t>commodo</w:t>
-      </w:r>
-      <w:proofErr w:type="spellEnd"/>
-      <w:r>
-        <w:t xml:space="preserve"> </w:t>
-      </w:r>
-      <w:proofErr w:type="spellStart"/>
-      <w:r>
-        <w:t>godard</w:t>
-      </w:r>
-      <w:proofErr w:type="spellEnd"/>
-      <w:r>
-        <w:t xml:space="preserve">. Lorem </w:t>
-      </w:r>
-      <w:proofErr w:type="spellStart"/>
-      <w:r>
-        <w:t>sint</w:t>
-      </w:r>
-      <w:proofErr w:type="spellEnd"/>
-      <w:r>
-        <w:t xml:space="preserve"> qui 3 wolf moon </w:t>
-      </w:r>
-      <w:proofErr w:type="spellStart"/>
-      <w:r>
-        <w:t>enim</w:t>
-      </w:r>
-      <w:proofErr w:type="spellEnd"/>
-      <w:r>
-        <w:t xml:space="preserve"> </w:t>
-      </w:r>
-      <w:proofErr w:type="spellStart"/>
-      <w:r>
-        <w:t>voluptate</w:t>
-      </w:r>
-      <w:proofErr w:type="spellEnd"/>
-      <w:r>
-        <w:t xml:space="preserve">, </w:t>
-      </w:r>
-      <w:proofErr w:type="spellStart"/>
-      <w:r>
-        <w:t>velit</w:t>
-      </w:r>
-      <w:proofErr w:type="spellEnd"/>
-      <w:r>
-        <w:t xml:space="preserve"> </w:t>
-      </w:r>
-      <w:proofErr w:type="spellStart"/>
-      <w:r>
-        <w:t>veniam</w:t>
-      </w:r>
-      <w:proofErr w:type="spellEnd"/>
-      <w:r>
-        <w:t xml:space="preserve">. Fanny pack man bun </w:t>
-      </w:r>
-      <w:proofErr w:type="spellStart"/>
-      <w:r>
-        <w:t>helvetica</w:t>
-      </w:r>
-      <w:proofErr w:type="spellEnd"/>
-      <w:r>
-        <w:t xml:space="preserve"> viral, </w:t>
-      </w:r>
-      <w:proofErr w:type="spellStart"/>
-      <w:r>
-        <w:t>edison</w:t>
-      </w:r>
-      <w:proofErr w:type="spellEnd"/>
-      <w:r>
-        <w:t xml:space="preserve"> bulb </w:t>
-      </w:r>
-      <w:proofErr w:type="spellStart"/>
-      <w:r>
-        <w:t>cliche</w:t>
-      </w:r>
-      <w:proofErr w:type="spellEnd"/>
-      <w:r>
-        <w:t xml:space="preserve"> </w:t>
-      </w:r>
-      <w:proofErr w:type="spellStart"/>
-      <w:r>
-        <w:t>jianbing</w:t>
-      </w:r>
-      <w:proofErr w:type="spellEnd"/>
-      <w:r>
-        <w:t>.</w:t>
+        <w:t>Clicking on the “Member Search” button will display the member search screen. From here you can search the member records and select a record to display or update. Do not check “Advance View” if “Search” has not already been clicked.</w:t>
       </w:r>
     </w:p>
     <w:p>
       <w:pPr>
         <w:pStyle w:val="BodyText"/>
         <w:keepNext/>
-        <w:jc w:val="center"/>
       </w:pPr>
       <w:r>
         <w:rPr>
@@ -3001,7 +2753,7 @@
                     <pic:cNvPicPr/>
                   </pic:nvPicPr>
                   <pic:blipFill>
-                    <a:blip r:embed="rId18">
+                    <a:blip r:embed="rId17">
                       <a:extLst>
                         <a:ext uri="{28A0092B-C50C-407E-A947-70E740481C1C}">
                           <a14:useLocalDpi xmlns:a14="http://schemas.microsoft.com/office/drawing/2010/main" val="0"/>
@@ -3047,7 +2799,7 @@
                     <pic:cNvPicPr/>
                   </pic:nvPicPr>
                   <pic:blipFill>
-                    <a:blip r:embed="rId19">
+                    <a:blip r:embed="rId18">
                       <a:extLst>
                         <a:ext uri="{28A0092B-C50C-407E-A947-70E740481C1C}">
                           <a14:useLocalDpi xmlns:a14="http://schemas.microsoft.com/office/drawing/2010/main" val="0"/>
@@ -3077,32 +2829,19 @@
     <w:p>
       <w:pPr>
         <w:pStyle w:val="Caption"/>
-        <w:jc w:val="center"/>
+        <w:jc w:val="both"/>
       </w:pPr>
       <w:r>
         <w:t xml:space="preserve">Figure </w:t>
       </w:r>
-      <w:r>
-        <w:fldChar w:fldCharType="begin"/>
-      </w:r>
-      <w:r>
-        <w:instrText xml:space="preserve"> SEQ Figure \* ARABIC </w:instrText>
-      </w:r>
-      <w:r>
-        <w:fldChar w:fldCharType="separate"/>
-      </w:r>
-      <w:r>
-        <w:rPr>
-          <w:noProof/>
-        </w:rPr>
-        <w:t>6</w:t>
-      </w:r>
-      <w:r>
-        <w:rPr>
-          <w:noProof/>
-        </w:rPr>
-        <w:fldChar w:fldCharType="end"/>
-      </w:r>
+      <w:fldSimple w:instr=" SEQ Figure \* ARABIC ">
+        <w:r>
+          <w:rPr>
+            <w:noProof/>
+          </w:rPr>
+          <w:t>7</w:t>
+        </w:r>
+      </w:fldSimple>
       <w:r>
         <w:t>: Member search, blank and with results</w:t>
       </w:r>
@@ -3128,14 +2867,22 @@
         <w:keepNext/>
       </w:pPr>
       <w:r>
-        <w:t xml:space="preserve">The “Print Single” and “Print Tournament” buttons go directly to your computers print dialog. You can then “print to pdf” to save the information as a pdf file. The “Print by Date” button </w:t>
+        <w:t>The “Print Single” and “Print Tournament” buttons go directly to your computer</w:t>
+      </w:r>
+      <w:r>
+        <w:t>’</w:t>
+      </w:r>
+      <w:r>
+        <w:t xml:space="preserve">s print dialog. You can then “print to pdf” to save the information as a pdf file. The “Print by Date” button </w:t>
+      </w:r>
+      <w:r>
+        <w:t>opens the print by date screen. You can enter a date range to print multiple tournaments from here.</w:t>
       </w:r>
     </w:p>
     <w:p>
       <w:pPr>
         <w:pStyle w:val="BodyText"/>
         <w:keepNext/>
-        <w:jc w:val="center"/>
       </w:pPr>
       <w:r>
         <w:rPr>
@@ -3143,8 +2890,8 @@
         </w:rPr>
         <w:drawing>
           <wp:inline distT="0" distB="0" distL="0" distR="0">
-            <wp:extent cx="4092538" cy="3114675"/>
-            <wp:effectExtent l="0" t="0" r="3810" b="0"/>
+            <wp:extent cx="2628900" cy="2000755"/>
+            <wp:effectExtent l="0" t="0" r="0" b="0"/>
             <wp:docPr id="10" name="Picture 10"/>
             <wp:cNvGraphicFramePr>
               <a:graphicFrameLocks xmlns:a="http://schemas.openxmlformats.org/drawingml/2006/main" noChangeAspect="1"/>
@@ -3154,6 +2901,52 @@
                 <pic:pic xmlns:pic="http://schemas.openxmlformats.org/drawingml/2006/picture">
                   <pic:nvPicPr>
                     <pic:cNvPr id="10" name="PrinterDialog.PNG"/>
+                    <pic:cNvPicPr/>
+                  </pic:nvPicPr>
+                  <pic:blipFill>
+                    <a:blip r:embed="rId19">
+                      <a:extLst>
+                        <a:ext uri="{28A0092B-C50C-407E-A947-70E740481C1C}">
+                          <a14:useLocalDpi xmlns:a14="http://schemas.microsoft.com/office/drawing/2010/main" val="0"/>
+                        </a:ext>
+                      </a:extLst>
+                    </a:blip>
+                    <a:stretch>
+                      <a:fillRect/>
+                    </a:stretch>
+                  </pic:blipFill>
+                  <pic:spPr>
+                    <a:xfrm>
+                      <a:off x="0" y="0"/>
+                      <a:ext cx="2684598" cy="2043145"/>
+                    </a:xfrm>
+                    <a:prstGeom prst="rect">
+                      <a:avLst/>
+                    </a:prstGeom>
+                  </pic:spPr>
+                </pic:pic>
+              </a:graphicData>
+            </a:graphic>
+          </wp:inline>
+        </w:drawing>
+      </w:r>
+      <w:r>
+        <w:rPr>
+          <w:noProof/>
+        </w:rPr>
+        <w:drawing>
+          <wp:inline distT="0" distB="0" distL="0" distR="0" wp14:anchorId="313672C7" wp14:editId="10DE0174">
+            <wp:extent cx="1590632" cy="2000422"/>
+            <wp:effectExtent l="0" t="0" r="0" b="0"/>
+            <wp:docPr id="2" name="Picture 2"/>
+            <wp:cNvGraphicFramePr>
+              <a:graphicFrameLocks xmlns:a="http://schemas.openxmlformats.org/drawingml/2006/main" noChangeAspect="1"/>
+            </wp:cNvGraphicFramePr>
+            <a:graphic xmlns:a="http://schemas.openxmlformats.org/drawingml/2006/main">
+              <a:graphicData uri="http://schemas.openxmlformats.org/drawingml/2006/picture">
+                <pic:pic xmlns:pic="http://schemas.openxmlformats.org/drawingml/2006/picture">
+                  <pic:nvPicPr>
+                    <pic:cNvPr id="2" name="PrintByDateForm.PNG"/>
                     <pic:cNvPicPr/>
                   </pic:nvPicPr>
                   <pic:blipFill>
@@ -3171,7 +2964,7 @@
                   <pic:spPr>
                     <a:xfrm>
                       <a:off x="0" y="0"/>
-                      <a:ext cx="4098949" cy="3119554"/>
+                      <a:ext cx="1660851" cy="2088731"/>
                     </a:xfrm>
                     <a:prstGeom prst="rect">
                       <a:avLst/>
@@ -3187,32 +2980,19 @@
     <w:p>
       <w:pPr>
         <w:pStyle w:val="Caption"/>
-        <w:jc w:val="center"/>
+        <w:jc w:val="both"/>
       </w:pPr>
       <w:r>
         <w:t xml:space="preserve">Figure </w:t>
       </w:r>
-      <w:r>
-        <w:fldChar w:fldCharType="begin"/>
-      </w:r>
-      <w:r>
-        <w:instrText xml:space="preserve"> SEQ Figure \* ARABIC </w:instrText>
-      </w:r>
-      <w:r>
-        <w:fldChar w:fldCharType="separate"/>
-      </w:r>
-      <w:r>
-        <w:rPr>
-          <w:noProof/>
-        </w:rPr>
-        <w:t>7</w:t>
-      </w:r>
-      <w:r>
-        <w:rPr>
-          <w:noProof/>
-        </w:rPr>
-        <w:fldChar w:fldCharType="end"/>
-      </w:r>
+      <w:fldSimple w:instr=" SEQ Figure \* ARABIC ">
+        <w:r>
+          <w:rPr>
+            <w:noProof/>
+          </w:rPr>
+          <w:t>8</w:t>
+        </w:r>
+      </w:fldSimple>
       <w:r>
         <w:t>: basic printer dialog</w:t>
       </w:r>
@@ -3230,58 +3010,6 @@
     </w:p>
     <w:p>
       <w:pPr>
-        <w:pStyle w:val="BodyText"/>
-        <w:jc w:val="center"/>
-      </w:pPr>
-      <w:r>
-        <w:rPr>
-          <w:noProof/>
-        </w:rPr>
-        <w:drawing>
-          <wp:inline distT="0" distB="0" distL="0" distR="0">
-            <wp:extent cx="2810267" cy="3534268"/>
-            <wp:effectExtent l="0" t="0" r="9525" b="9525"/>
-            <wp:docPr id="2" name="Picture 2"/>
-            <wp:cNvGraphicFramePr>
-              <a:graphicFrameLocks xmlns:a="http://schemas.openxmlformats.org/drawingml/2006/main" noChangeAspect="1"/>
-            </wp:cNvGraphicFramePr>
-            <a:graphic xmlns:a="http://schemas.openxmlformats.org/drawingml/2006/main">
-              <a:graphicData uri="http://schemas.openxmlformats.org/drawingml/2006/picture">
-                <pic:pic xmlns:pic="http://schemas.openxmlformats.org/drawingml/2006/picture">
-                  <pic:nvPicPr>
-                    <pic:cNvPr id="2" name="PrintByDateForm.PNG"/>
-                    <pic:cNvPicPr/>
-                  </pic:nvPicPr>
-                  <pic:blipFill>
-                    <a:blip r:embed="rId21">
-                      <a:extLst>
-                        <a:ext uri="{28A0092B-C50C-407E-A947-70E740481C1C}">
-                          <a14:useLocalDpi xmlns:a14="http://schemas.microsoft.com/office/drawing/2010/main" val="0"/>
-                        </a:ext>
-                      </a:extLst>
-                    </a:blip>
-                    <a:stretch>
-                      <a:fillRect/>
-                    </a:stretch>
-                  </pic:blipFill>
-                  <pic:spPr>
-                    <a:xfrm>
-                      <a:off x="0" y="0"/>
-                      <a:ext cx="2810267" cy="3534268"/>
-                    </a:xfrm>
-                    <a:prstGeom prst="rect">
-                      <a:avLst/>
-                    </a:prstGeom>
-                  </pic:spPr>
-                </pic:pic>
-              </a:graphicData>
-            </a:graphic>
-          </wp:inline>
-        </w:drawing>
-      </w:r>
-    </w:p>
-    <w:p>
-      <w:pPr>
         <w:pStyle w:val="Heading2"/>
         <w:rPr>
           <w:szCs w:val="20"/>
@@ -3291,7 +3019,6 @@
         <w:rPr>
           <w:szCs w:val="20"/>
         </w:rPr>
-        <w:lastRenderedPageBreak/>
         <w:t>Labels</w:t>
       </w:r>
     </w:p>
@@ -3301,190 +3028,13 @@
         <w:keepNext/>
       </w:pPr>
       <w:r>
-        <w:t xml:space="preserve">Craft beer sartorial copper mug </w:t>
-      </w:r>
-      <w:proofErr w:type="spellStart"/>
-      <w:r>
-        <w:t>tbh</w:t>
-      </w:r>
-      <w:proofErr w:type="spellEnd"/>
-      <w:r>
-        <w:t xml:space="preserve"> </w:t>
-      </w:r>
-      <w:proofErr w:type="spellStart"/>
-      <w:r>
-        <w:t>jianbing</w:t>
-      </w:r>
-      <w:proofErr w:type="spellEnd"/>
-      <w:r>
-        <w:t xml:space="preserve">, locavore VHS salvia +1 vegan gluten-free </w:t>
-      </w:r>
-      <w:proofErr w:type="spellStart"/>
-      <w:r>
-        <w:t>kogi</w:t>
-      </w:r>
-      <w:proofErr w:type="spellEnd"/>
-      <w:r>
-        <w:t xml:space="preserve"> pug </w:t>
-      </w:r>
-      <w:proofErr w:type="spellStart"/>
-      <w:r>
-        <w:t>vexillologist</w:t>
-      </w:r>
-      <w:proofErr w:type="spellEnd"/>
-      <w:r>
-        <w:t xml:space="preserve"> </w:t>
-      </w:r>
-      <w:proofErr w:type="spellStart"/>
-      <w:r>
-        <w:t>affogato</w:t>
-      </w:r>
-      <w:proofErr w:type="spellEnd"/>
-      <w:r>
-        <w:t xml:space="preserve">. Fanny pack </w:t>
-      </w:r>
-      <w:proofErr w:type="spellStart"/>
-      <w:r>
-        <w:t>palo</w:t>
-      </w:r>
-      <w:proofErr w:type="spellEnd"/>
-      <w:r>
-        <w:t xml:space="preserve"> </w:t>
-      </w:r>
-      <w:proofErr w:type="spellStart"/>
-      <w:r>
-        <w:t>santo</w:t>
-      </w:r>
-      <w:proofErr w:type="spellEnd"/>
-      <w:r>
-        <w:t xml:space="preserve"> </w:t>
-      </w:r>
-      <w:proofErr w:type="spellStart"/>
-      <w:r>
-        <w:t>proident</w:t>
-      </w:r>
-      <w:proofErr w:type="spellEnd"/>
-      <w:r>
-        <w:t xml:space="preserve"> blog bespoke </w:t>
-      </w:r>
-      <w:proofErr w:type="spellStart"/>
-      <w:r>
-        <w:t>commodo</w:t>
-      </w:r>
-      <w:proofErr w:type="spellEnd"/>
-      <w:r>
-        <w:t xml:space="preserve"> tilde hammock </w:t>
-      </w:r>
-      <w:proofErr w:type="spellStart"/>
-      <w:r>
-        <w:t>taiyaki</w:t>
-      </w:r>
-      <w:proofErr w:type="spellEnd"/>
-      <w:r>
-        <w:t xml:space="preserve"> wayfarers gentrify. Cardigan ugh slow-carb, </w:t>
-      </w:r>
-      <w:proofErr w:type="spellStart"/>
-      <w:r>
-        <w:t>ea</w:t>
-      </w:r>
-      <w:proofErr w:type="spellEnd"/>
-      <w:r>
-        <w:t xml:space="preserve"> DIY hot chicken </w:t>
-      </w:r>
-      <w:proofErr w:type="spellStart"/>
-      <w:r>
-        <w:t>commodo</w:t>
-      </w:r>
-      <w:proofErr w:type="spellEnd"/>
-      <w:r>
-        <w:t xml:space="preserve"> </w:t>
-      </w:r>
-      <w:proofErr w:type="spellStart"/>
-      <w:r>
-        <w:t>godard</w:t>
-      </w:r>
-      <w:proofErr w:type="spellEnd"/>
-      <w:r>
-        <w:t xml:space="preserve">. Lorem </w:t>
-      </w:r>
-      <w:proofErr w:type="spellStart"/>
-      <w:r>
-        <w:t>sint</w:t>
-      </w:r>
-      <w:proofErr w:type="spellEnd"/>
-      <w:r>
-        <w:t xml:space="preserve"> qui 3 wolf moon </w:t>
-      </w:r>
-      <w:proofErr w:type="spellStart"/>
-      <w:r>
-        <w:t>enim</w:t>
-      </w:r>
-      <w:proofErr w:type="spellEnd"/>
-      <w:r>
-        <w:t xml:space="preserve"> </w:t>
-      </w:r>
-      <w:proofErr w:type="spellStart"/>
-      <w:r>
-        <w:t>voluptate</w:t>
-      </w:r>
-      <w:proofErr w:type="spellEnd"/>
-      <w:r>
-        <w:t xml:space="preserve">, </w:t>
-      </w:r>
-      <w:proofErr w:type="spellStart"/>
-      <w:r>
-        <w:t>velit</w:t>
-      </w:r>
-      <w:proofErr w:type="spellEnd"/>
-      <w:r>
-        <w:t xml:space="preserve"> </w:t>
-      </w:r>
-      <w:proofErr w:type="spellStart"/>
-      <w:r>
-        <w:t>veniam</w:t>
-      </w:r>
-      <w:proofErr w:type="spellEnd"/>
-      <w:r>
-        <w:t xml:space="preserve">. Fanny pack man bun </w:t>
-      </w:r>
-      <w:proofErr w:type="spellStart"/>
-      <w:r>
-        <w:t>helvetica</w:t>
-      </w:r>
-      <w:proofErr w:type="spellEnd"/>
-      <w:r>
-        <w:t xml:space="preserve"> viral, </w:t>
-      </w:r>
-      <w:proofErr w:type="spellStart"/>
-      <w:r>
-        <w:t>edison</w:t>
-      </w:r>
-      <w:proofErr w:type="spellEnd"/>
-      <w:r>
-        <w:t xml:space="preserve"> bulb </w:t>
-      </w:r>
-      <w:proofErr w:type="spellStart"/>
-      <w:r>
-        <w:t>cliche</w:t>
-      </w:r>
-      <w:proofErr w:type="spellEnd"/>
-      <w:r>
-        <w:t xml:space="preserve"> </w:t>
-      </w:r>
-      <w:proofErr w:type="spellStart"/>
-      <w:r>
-        <w:t>jianbing</w:t>
-      </w:r>
-      <w:proofErr w:type="spellEnd"/>
-      <w:r>
-        <w:t>.</w:t>
+        <w:t>Ask Rob V. about this.</w:t>
       </w:r>
     </w:p>
     <w:p>
       <w:pPr>
         <w:pStyle w:val="BodyText"/>
         <w:keepNext/>
-        <w:jc w:val="center"/>
       </w:pPr>
       <w:r>
         <w:rPr>
@@ -3506,7 +3056,7 @@
                     <pic:cNvPicPr/>
                   </pic:nvPicPr>
                   <pic:blipFill>
-                    <a:blip r:embed="rId22">
+                    <a:blip r:embed="rId21">
                       <a:extLst>
                         <a:ext uri="{28A0092B-C50C-407E-A947-70E740481C1C}">
                           <a14:useLocalDpi xmlns:a14="http://schemas.microsoft.com/office/drawing/2010/main" val="0"/>
@@ -3536,32 +3086,19 @@
     <w:p>
       <w:pPr>
         <w:pStyle w:val="Caption"/>
-        <w:jc w:val="center"/>
+        <w:jc w:val="both"/>
       </w:pPr>
       <w:r>
         <w:t xml:space="preserve">Figure </w:t>
       </w:r>
-      <w:r>
-        <w:fldChar w:fldCharType="begin"/>
-      </w:r>
-      <w:r>
-        <w:instrText xml:space="preserve"> SEQ Figure \* ARABIC </w:instrText>
-      </w:r>
-      <w:r>
-        <w:fldChar w:fldCharType="separate"/>
-      </w:r>
-      <w:r>
-        <w:rPr>
-          <w:noProof/>
-        </w:rPr>
-        <w:t>8</w:t>
-      </w:r>
-      <w:r>
-        <w:rPr>
-          <w:noProof/>
-        </w:rPr>
-        <w:fldChar w:fldCharType="end"/>
-      </w:r>
+      <w:fldSimple w:instr=" SEQ Figure \* ARABIC ">
+        <w:r>
+          <w:rPr>
+            <w:noProof/>
+          </w:rPr>
+          <w:t>9</w:t>
+        </w:r>
+      </w:fldSimple>
       <w:r>
         <w:t>: Print Labels Dialog</w:t>
       </w:r>
@@ -3587,190 +3124,13 @@
         <w:keepNext/>
       </w:pPr>
       <w:r>
-        <w:t xml:space="preserve">Craft beer sartorial copper mug </w:t>
-      </w:r>
-      <w:proofErr w:type="spellStart"/>
-      <w:r>
-        <w:t>tbh</w:t>
-      </w:r>
-      <w:proofErr w:type="spellEnd"/>
-      <w:r>
-        <w:t xml:space="preserve"> </w:t>
-      </w:r>
-      <w:proofErr w:type="spellStart"/>
-      <w:r>
-        <w:t>jianbing</w:t>
-      </w:r>
-      <w:proofErr w:type="spellEnd"/>
-      <w:r>
-        <w:t xml:space="preserve">, locavore VHS salvia +1 vegan gluten-free </w:t>
-      </w:r>
-      <w:proofErr w:type="spellStart"/>
-      <w:r>
-        <w:t>kogi</w:t>
-      </w:r>
-      <w:proofErr w:type="spellEnd"/>
-      <w:r>
-        <w:t xml:space="preserve"> pug </w:t>
-      </w:r>
-      <w:proofErr w:type="spellStart"/>
-      <w:r>
-        <w:t>vexillologist</w:t>
-      </w:r>
-      <w:proofErr w:type="spellEnd"/>
-      <w:r>
-        <w:t xml:space="preserve"> </w:t>
-      </w:r>
-      <w:proofErr w:type="spellStart"/>
-      <w:r>
-        <w:t>affogato</w:t>
-      </w:r>
-      <w:proofErr w:type="spellEnd"/>
-      <w:r>
-        <w:t xml:space="preserve">. Fanny pack </w:t>
-      </w:r>
-      <w:proofErr w:type="spellStart"/>
-      <w:r>
-        <w:t>palo</w:t>
-      </w:r>
-      <w:proofErr w:type="spellEnd"/>
-      <w:r>
-        <w:t xml:space="preserve"> </w:t>
-      </w:r>
-      <w:proofErr w:type="spellStart"/>
-      <w:r>
-        <w:t>santo</w:t>
-      </w:r>
-      <w:proofErr w:type="spellEnd"/>
-      <w:r>
-        <w:t xml:space="preserve"> </w:t>
-      </w:r>
-      <w:proofErr w:type="spellStart"/>
-      <w:r>
-        <w:t>proident</w:t>
-      </w:r>
-      <w:proofErr w:type="spellEnd"/>
-      <w:r>
-        <w:t xml:space="preserve"> blog bespoke </w:t>
-      </w:r>
-      <w:proofErr w:type="spellStart"/>
-      <w:r>
-        <w:t>commodo</w:t>
-      </w:r>
-      <w:proofErr w:type="spellEnd"/>
-      <w:r>
-        <w:t xml:space="preserve"> tilde hammock </w:t>
-      </w:r>
-      <w:proofErr w:type="spellStart"/>
-      <w:r>
-        <w:t>taiyaki</w:t>
-      </w:r>
-      <w:proofErr w:type="spellEnd"/>
-      <w:r>
-        <w:t xml:space="preserve"> wayfarers gentrify. Cardigan ugh slow-carb, </w:t>
-      </w:r>
-      <w:proofErr w:type="spellStart"/>
-      <w:r>
-        <w:t>ea</w:t>
-      </w:r>
-      <w:proofErr w:type="spellEnd"/>
-      <w:r>
-        <w:t xml:space="preserve"> DIY hot chicken </w:t>
-      </w:r>
-      <w:proofErr w:type="spellStart"/>
-      <w:r>
-        <w:t>commodo</w:t>
-      </w:r>
-      <w:proofErr w:type="spellEnd"/>
-      <w:r>
-        <w:t xml:space="preserve"> </w:t>
-      </w:r>
-      <w:proofErr w:type="spellStart"/>
-      <w:r>
-        <w:t>godard</w:t>
-      </w:r>
-      <w:proofErr w:type="spellEnd"/>
-      <w:r>
-        <w:t xml:space="preserve">. Lorem </w:t>
-      </w:r>
-      <w:proofErr w:type="spellStart"/>
-      <w:r>
-        <w:t>sint</w:t>
-      </w:r>
-      <w:proofErr w:type="spellEnd"/>
-      <w:r>
-        <w:t xml:space="preserve"> qui 3 wolf moon </w:t>
-      </w:r>
-      <w:proofErr w:type="spellStart"/>
-      <w:r>
-        <w:t>enim</w:t>
-      </w:r>
-      <w:proofErr w:type="spellEnd"/>
-      <w:r>
-        <w:t xml:space="preserve"> </w:t>
-      </w:r>
-      <w:proofErr w:type="spellStart"/>
-      <w:r>
-        <w:t>voluptate</w:t>
-      </w:r>
-      <w:proofErr w:type="spellEnd"/>
-      <w:r>
-        <w:t xml:space="preserve">, </w:t>
-      </w:r>
-      <w:proofErr w:type="spellStart"/>
-      <w:r>
-        <w:t>velit</w:t>
-      </w:r>
-      <w:proofErr w:type="spellEnd"/>
-      <w:r>
-        <w:t xml:space="preserve"> </w:t>
-      </w:r>
-      <w:proofErr w:type="spellStart"/>
-      <w:r>
-        <w:t>veniam</w:t>
-      </w:r>
-      <w:proofErr w:type="spellEnd"/>
-      <w:r>
-        <w:t xml:space="preserve">. Fanny pack man bun </w:t>
-      </w:r>
-      <w:proofErr w:type="spellStart"/>
-      <w:r>
-        <w:t>helvetica</w:t>
-      </w:r>
-      <w:proofErr w:type="spellEnd"/>
-      <w:r>
-        <w:t xml:space="preserve"> viral, </w:t>
-      </w:r>
-      <w:proofErr w:type="spellStart"/>
-      <w:r>
-        <w:t>edison</w:t>
-      </w:r>
-      <w:proofErr w:type="spellEnd"/>
-      <w:r>
-        <w:t xml:space="preserve"> bulb </w:t>
-      </w:r>
-      <w:proofErr w:type="spellStart"/>
-      <w:r>
-        <w:t>cliche</w:t>
-      </w:r>
-      <w:proofErr w:type="spellEnd"/>
-      <w:r>
-        <w:t xml:space="preserve"> </w:t>
-      </w:r>
-      <w:proofErr w:type="spellStart"/>
-      <w:r>
-        <w:t>jianbing</w:t>
-      </w:r>
-      <w:proofErr w:type="spellEnd"/>
-      <w:r>
-        <w:t>.</w:t>
+        <w:t>The “Import” button brings up the file screen. This is used to import existing player information from an Excel file.</w:t>
       </w:r>
     </w:p>
     <w:p>
       <w:pPr>
         <w:pStyle w:val="BodyText"/>
         <w:keepNext/>
-        <w:jc w:val="center"/>
       </w:pPr>
       <w:r>
         <w:rPr>
@@ -3792,7 +3152,7 @@
                     <pic:cNvPicPr/>
                   </pic:nvPicPr>
                   <pic:blipFill>
-                    <a:blip r:embed="rId23">
+                    <a:blip r:embed="rId22">
                       <a:extLst>
                         <a:ext uri="{28A0092B-C50C-407E-A947-70E740481C1C}">
                           <a14:useLocalDpi xmlns:a14="http://schemas.microsoft.com/office/drawing/2010/main" val="0"/>
@@ -3822,47 +3182,22 @@
     <w:p>
       <w:pPr>
         <w:pStyle w:val="Caption"/>
-        <w:jc w:val="center"/>
+        <w:jc w:val="both"/>
       </w:pPr>
       <w:r>
         <w:t xml:space="preserve">Figure </w:t>
       </w:r>
-      <w:r>
-        <w:fldChar w:fldCharType="begin"/>
-      </w:r>
-      <w:r>
-        <w:instrText xml:space="preserve"> SEQ Figure \* ARABIC </w:instrText>
-      </w:r>
-      <w:r>
-        <w:fldChar w:fldCharType="separate"/>
-      </w:r>
-      <w:r>
-        <w:rPr>
-          <w:noProof/>
-        </w:rPr>
-        <w:t>9</w:t>
-      </w:r>
-      <w:r>
-        <w:rPr>
-          <w:noProof/>
-        </w:rPr>
-        <w:fldChar w:fldCharType="end"/>
-      </w:r>
+      <w:fldSimple w:instr=" SEQ Figure \* ARABIC ">
+        <w:r>
+          <w:rPr>
+            <w:noProof/>
+          </w:rPr>
+          <w:t>10</w:t>
+        </w:r>
+      </w:fldSimple>
       <w:r>
         <w:t>: Importing existing player information</w:t>
       </w:r>
-    </w:p>
-    <w:p>
-      <w:pPr>
-        <w:pStyle w:val="Heading1"/>
-        <w:sectPr>
-          <w:type w:val="continuous"/>
-          <w:pgSz w:w="12240" w:h="15840" w:code="1"/>
-          <w:pgMar w:top="1800" w:right="1195" w:bottom="1440" w:left="3355" w:header="965" w:footer="965" w:gutter="0"/>
-          <w:cols w:space="360"/>
-          <w:titlePg/>
-        </w:sectPr>
-      </w:pPr>
     </w:p>
     <w:p>
       <w:pPr>
@@ -3872,9 +3207,6 @@
         <w:lastRenderedPageBreak/>
         <w:t>Member Scores</w:t>
       </w:r>
-      <w:r>
-        <w:t xml:space="preserve"> Form</w:t>
-      </w:r>
     </w:p>
     <w:p>
       <w:pPr>
@@ -3882,192 +3214,19 @@
         <w:keepNext/>
       </w:pPr>
       <w:r>
-        <w:t xml:space="preserve">Craft beer sartorial copper mug </w:t>
-      </w:r>
-      <w:proofErr w:type="spellStart"/>
-      <w:r>
-        <w:t>tbh</w:t>
-      </w:r>
-      <w:proofErr w:type="spellEnd"/>
-      <w:r>
-        <w:t xml:space="preserve"> </w:t>
-      </w:r>
-      <w:proofErr w:type="spellStart"/>
-      <w:r>
-        <w:t>jianbing</w:t>
-      </w:r>
-      <w:proofErr w:type="spellEnd"/>
-      <w:r>
-        <w:t xml:space="preserve">, locavore VHS salvia +1 vegan gluten-free </w:t>
-      </w:r>
-      <w:proofErr w:type="spellStart"/>
-      <w:r>
-        <w:t>kogi</w:t>
-      </w:r>
-      <w:proofErr w:type="spellEnd"/>
-      <w:r>
-        <w:t xml:space="preserve"> pug </w:t>
-      </w:r>
-      <w:proofErr w:type="spellStart"/>
-      <w:r>
-        <w:t>vexillologist</w:t>
-      </w:r>
-      <w:proofErr w:type="spellEnd"/>
-      <w:r>
-        <w:t xml:space="preserve"> </w:t>
-      </w:r>
-      <w:proofErr w:type="spellStart"/>
-      <w:r>
-        <w:t>affogato</w:t>
-      </w:r>
-      <w:proofErr w:type="spellEnd"/>
-      <w:r>
-        <w:t xml:space="preserve">. Fanny pack </w:t>
-      </w:r>
-      <w:proofErr w:type="spellStart"/>
-      <w:r>
-        <w:t>palo</w:t>
-      </w:r>
-      <w:proofErr w:type="spellEnd"/>
-      <w:r>
-        <w:t xml:space="preserve"> </w:t>
-      </w:r>
-      <w:proofErr w:type="spellStart"/>
-      <w:r>
-        <w:t>santo</w:t>
-      </w:r>
-      <w:proofErr w:type="spellEnd"/>
-      <w:r>
-        <w:t xml:space="preserve"> </w:t>
-      </w:r>
-      <w:proofErr w:type="spellStart"/>
-      <w:r>
-        <w:t>proident</w:t>
-      </w:r>
-      <w:proofErr w:type="spellEnd"/>
-      <w:r>
-        <w:t xml:space="preserve"> blog bespoke </w:t>
-      </w:r>
-      <w:proofErr w:type="spellStart"/>
-      <w:r>
-        <w:t>commodo</w:t>
-      </w:r>
-      <w:proofErr w:type="spellEnd"/>
-      <w:r>
-        <w:t xml:space="preserve"> tilde hammock </w:t>
-      </w:r>
-      <w:proofErr w:type="spellStart"/>
-      <w:r>
-        <w:t>taiyaki</w:t>
-      </w:r>
-      <w:proofErr w:type="spellEnd"/>
-      <w:r>
-        <w:t xml:space="preserve"> wayfarers gentrify. Cardigan ugh slow-carb, </w:t>
-      </w:r>
-      <w:proofErr w:type="spellStart"/>
-      <w:r>
-        <w:t>ea</w:t>
-      </w:r>
-      <w:proofErr w:type="spellEnd"/>
-      <w:r>
-        <w:t xml:space="preserve"> DIY hot chicken </w:t>
-      </w:r>
-      <w:proofErr w:type="spellStart"/>
-      <w:r>
-        <w:t>commodo</w:t>
-      </w:r>
-      <w:proofErr w:type="spellEnd"/>
-      <w:r>
-        <w:t xml:space="preserve"> </w:t>
-      </w:r>
-      <w:proofErr w:type="spellStart"/>
-      <w:r>
-        <w:t>godard</w:t>
-      </w:r>
-      <w:proofErr w:type="spellEnd"/>
-      <w:r>
-        <w:t xml:space="preserve">. Lorem </w:t>
-      </w:r>
-      <w:proofErr w:type="spellStart"/>
-      <w:r>
-        <w:t>sint</w:t>
-      </w:r>
-      <w:proofErr w:type="spellEnd"/>
-      <w:r>
-        <w:t xml:space="preserve"> qui 3 wolf moon </w:t>
-      </w:r>
-      <w:proofErr w:type="spellStart"/>
-      <w:r>
-        <w:t>enim</w:t>
-      </w:r>
-      <w:proofErr w:type="spellEnd"/>
-      <w:r>
-        <w:t xml:space="preserve"> </w:t>
-      </w:r>
-      <w:proofErr w:type="spellStart"/>
-      <w:r>
-        <w:t>voluptate</w:t>
-      </w:r>
-      <w:proofErr w:type="spellEnd"/>
-      <w:r>
-        <w:t xml:space="preserve">, </w:t>
-      </w:r>
-      <w:proofErr w:type="spellStart"/>
-      <w:r>
-        <w:t>velit</w:t>
-      </w:r>
-      <w:proofErr w:type="spellEnd"/>
-      <w:r>
-        <w:t xml:space="preserve"> </w:t>
-      </w:r>
-      <w:proofErr w:type="spellStart"/>
-      <w:r>
-        <w:t>veniam</w:t>
-      </w:r>
-      <w:proofErr w:type="spellEnd"/>
-      <w:r>
-        <w:t xml:space="preserve">. Fanny pack man bun </w:t>
-      </w:r>
-      <w:proofErr w:type="spellStart"/>
-      <w:r>
-        <w:t>helvetica</w:t>
-      </w:r>
-      <w:proofErr w:type="spellEnd"/>
-      <w:r>
-        <w:t xml:space="preserve"> viral, </w:t>
-      </w:r>
-      <w:proofErr w:type="spellStart"/>
-      <w:r>
-        <w:t>edison</w:t>
-      </w:r>
-      <w:proofErr w:type="spellEnd"/>
-      <w:r>
-        <w:t xml:space="preserve"> bulb </w:t>
-      </w:r>
-      <w:proofErr w:type="spellStart"/>
-      <w:r>
-        <w:t>cliche</w:t>
-      </w:r>
-      <w:proofErr w:type="spellEnd"/>
-      <w:r>
-        <w:t xml:space="preserve"> </w:t>
-      </w:r>
-      <w:proofErr w:type="spellStart"/>
-      <w:r>
-        <w:t>jianbing</w:t>
-      </w:r>
-      <w:proofErr w:type="spellEnd"/>
-      <w:r>
-        <w:t>.</w:t>
-      </w:r>
+        <w:t>The member scores screen is where tournaments are created and member scored are entered.</w:t>
+      </w:r>
+      <w:r>
+        <w:t xml:space="preserve"> A tournament must be created before the member scores can be entered.</w:t>
+      </w:r>
+      <w:bookmarkStart w:id="0" w:name="_GoBack"/>
+      <w:bookmarkEnd w:id="0"/>
     </w:p>
     <w:p>
       <w:pPr>
         <w:pStyle w:val="BodyText"/>
         <w:keepNext/>
-        <w:jc w:val="center"/>
-      </w:pPr>
-      <w:bookmarkStart w:id="0" w:name="_GoBack"/>
+      </w:pPr>
       <w:r>
         <w:rPr>
           <w:noProof/>
@@ -4088,7 +3247,7 @@
                     <pic:cNvPicPr/>
                   </pic:nvPicPr>
                   <pic:blipFill>
-                    <a:blip r:embed="rId24">
+                    <a:blip r:embed="rId23">
                       <a:extLst>
                         <a:ext uri="{28A0092B-C50C-407E-A947-70E740481C1C}">
                           <a14:useLocalDpi xmlns:a14="http://schemas.microsoft.com/office/drawing/2010/main" val="0"/>
@@ -4122,37 +3281,23 @@
           </wp:inline>
         </w:drawing>
       </w:r>
-      <w:bookmarkEnd w:id="0"/>
     </w:p>
     <w:p>
       <w:pPr>
         <w:pStyle w:val="Caption"/>
-        <w:jc w:val="center"/>
+        <w:jc w:val="both"/>
       </w:pPr>
       <w:r>
         <w:t xml:space="preserve">Figure </w:t>
       </w:r>
-      <w:r>
-        <w:fldChar w:fldCharType="begin"/>
-      </w:r>
-      <w:r>
-        <w:instrText xml:space="preserve"> SEQ Figure \* ARABIC </w:instrText>
-      </w:r>
-      <w:r>
-        <w:fldChar w:fldCharType="separate"/>
-      </w:r>
-      <w:r>
-        <w:rPr>
-          <w:noProof/>
-        </w:rPr>
-        <w:t>10</w:t>
-      </w:r>
-      <w:r>
-        <w:rPr>
-          <w:noProof/>
-        </w:rPr>
-        <w:fldChar w:fldCharType="end"/>
-      </w:r>
+      <w:fldSimple w:instr=" SEQ Figure \* ARABIC ">
+        <w:r>
+          <w:rPr>
+            <w:noProof/>
+          </w:rPr>
+          <w:t>11</w:t>
+        </w:r>
+      </w:fldSimple>
       <w:r>
         <w:t>: Member Scores</w:t>
       </w:r>
@@ -4361,7 +3506,6 @@
       <w:pPr>
         <w:pStyle w:val="BodyText"/>
         <w:keepNext/>
-        <w:jc w:val="center"/>
       </w:pPr>
       <w:r>
         <w:rPr>
@@ -4383,7 +3527,7 @@
                     <pic:cNvPicPr/>
                   </pic:nvPicPr>
                   <pic:blipFill>
-                    <a:blip r:embed="rId25" cstate="print">
+                    <a:blip r:embed="rId24" cstate="print">
                       <a:extLst>
                         <a:ext uri="{28A0092B-C50C-407E-A947-70E740481C1C}">
                           <a14:useLocalDpi xmlns:a14="http://schemas.microsoft.com/office/drawing/2010/main" val="0"/>
@@ -4413,32 +3557,19 @@
     <w:p>
       <w:pPr>
         <w:pStyle w:val="Caption"/>
-        <w:jc w:val="center"/>
+        <w:jc w:val="both"/>
       </w:pPr>
       <w:r>
         <w:t xml:space="preserve">Figure </w:t>
       </w:r>
-      <w:r>
-        <w:fldChar w:fldCharType="begin"/>
-      </w:r>
-      <w:r>
-        <w:instrText xml:space="preserve"> SEQ Figure \* ARABIC </w:instrText>
-      </w:r>
-      <w:r>
-        <w:fldChar w:fldCharType="separate"/>
-      </w:r>
-      <w:r>
-        <w:rPr>
-          <w:noProof/>
-        </w:rPr>
-        <w:t>11</w:t>
-      </w:r>
-      <w:r>
-        <w:rPr>
-          <w:noProof/>
-        </w:rPr>
-        <w:fldChar w:fldCharType="end"/>
-      </w:r>
+      <w:fldSimple w:instr=" SEQ Figure \* ARABIC ">
+        <w:r>
+          <w:rPr>
+            <w:noProof/>
+          </w:rPr>
+          <w:t>12</w:t>
+        </w:r>
+      </w:fldSimple>
       <w:r>
         <w:t>: Tournament Stats Form</w:t>
       </w:r>
@@ -4859,7 +3990,6 @@
       <w:pPr>
         <w:pStyle w:val="BodyText"/>
         <w:keepNext/>
-        <w:jc w:val="center"/>
       </w:pPr>
       <w:r>
         <w:rPr>
@@ -4881,7 +4011,7 @@
                     <pic:cNvPicPr/>
                   </pic:nvPicPr>
                   <pic:blipFill>
-                    <a:blip r:embed="rId26" cstate="print">
+                    <a:blip r:embed="rId25" cstate="print">
                       <a:extLst>
                         <a:ext uri="{28A0092B-C50C-407E-A947-70E740481C1C}">
                           <a14:useLocalDpi xmlns:a14="http://schemas.microsoft.com/office/drawing/2010/main" val="0"/>
@@ -4911,32 +4041,19 @@
     <w:p>
       <w:pPr>
         <w:pStyle w:val="Caption"/>
-        <w:jc w:val="center"/>
+        <w:jc w:val="both"/>
       </w:pPr>
       <w:r>
         <w:t xml:space="preserve">Figure </w:t>
       </w:r>
-      <w:r>
-        <w:fldChar w:fldCharType="begin"/>
-      </w:r>
-      <w:r>
-        <w:instrText xml:space="preserve"> SEQ Figure \* ARABIC </w:instrText>
-      </w:r>
-      <w:r>
-        <w:fldChar w:fldCharType="separate"/>
-      </w:r>
-      <w:r>
-        <w:rPr>
-          <w:noProof/>
-        </w:rPr>
-        <w:t>12</w:t>
-      </w:r>
-      <w:r>
-        <w:rPr>
-          <w:noProof/>
-        </w:rPr>
-        <w:fldChar w:fldCharType="end"/>
-      </w:r>
+      <w:fldSimple w:instr=" SEQ Figure \* ARABIC ">
+        <w:r>
+          <w:rPr>
+            <w:noProof/>
+          </w:rPr>
+          <w:t>13</w:t>
+        </w:r>
+      </w:fldSimple>
       <w:r>
         <w:t>: Tournament Place Standings</w:t>
       </w:r>
@@ -5139,7 +4256,6 @@
       <w:pPr>
         <w:pStyle w:val="BodyText"/>
         <w:keepNext/>
-        <w:jc w:val="center"/>
       </w:pPr>
       <w:r>
         <w:rPr>
@@ -5161,7 +4277,7 @@
                     <pic:cNvPicPr/>
                   </pic:nvPicPr>
                   <pic:blipFill>
-                    <a:blip r:embed="rId27">
+                    <a:blip r:embed="rId26">
                       <a:extLst>
                         <a:ext uri="{28A0092B-C50C-407E-A947-70E740481C1C}">
                           <a14:useLocalDpi xmlns:a14="http://schemas.microsoft.com/office/drawing/2010/main" val="0"/>
@@ -5199,7 +4315,7 @@
     <w:p>
       <w:pPr>
         <w:pStyle w:val="Caption"/>
-        <w:jc w:val="center"/>
+        <w:jc w:val="both"/>
         <w:rPr>
           <w14:shadow w14:blurRad="50800" w14:dist="50800" w14:dir="1800000" w14:sx="0" w14:sy="0" w14:kx="0" w14:ky="0" w14:algn="ctr">
             <w14:srgbClr w14:val="000000">
@@ -5211,27 +4327,14 @@
       <w:r>
         <w:t xml:space="preserve">Figure </w:t>
       </w:r>
-      <w:r>
-        <w:fldChar w:fldCharType="begin"/>
-      </w:r>
-      <w:r>
-        <w:instrText xml:space="preserve"> SEQ Figure \* ARABIC </w:instrText>
-      </w:r>
-      <w:r>
-        <w:fldChar w:fldCharType="separate"/>
-      </w:r>
-      <w:r>
-        <w:rPr>
-          <w:noProof/>
-        </w:rPr>
-        <w:t>13</w:t>
-      </w:r>
-      <w:r>
-        <w:rPr>
-          <w:noProof/>
-        </w:rPr>
-        <w:fldChar w:fldCharType="end"/>
-      </w:r>
+      <w:fldSimple w:instr=" SEQ Figure \* ARABIC ">
+        <w:r>
+          <w:rPr>
+            <w:noProof/>
+          </w:rPr>
+          <w:t>14</w:t>
+        </w:r>
+      </w:fldSimple>
       <w:r>
         <w:t xml:space="preserve">: </w:t>
       </w:r>
@@ -5442,7 +4545,6 @@
       <w:pPr>
         <w:pStyle w:val="BodyText"/>
         <w:keepNext/>
-        <w:jc w:val="center"/>
       </w:pPr>
       <w:r>
         <w:rPr>
@@ -5464,7 +4566,7 @@
                     <pic:cNvPicPr/>
                   </pic:nvPicPr>
                   <pic:blipFill>
-                    <a:blip r:embed="rId28">
+                    <a:blip r:embed="rId27">
                       <a:extLst>
                         <a:ext uri="{28A0092B-C50C-407E-A947-70E740481C1C}">
                           <a14:useLocalDpi xmlns:a14="http://schemas.microsoft.com/office/drawing/2010/main" val="0"/>
@@ -5510,7 +4612,7 @@
                     <pic:cNvPicPr/>
                   </pic:nvPicPr>
                   <pic:blipFill>
-                    <a:blip r:embed="rId29">
+                    <a:blip r:embed="rId28">
                       <a:extLst>
                         <a:ext uri="{28A0092B-C50C-407E-A947-70E740481C1C}">
                           <a14:useLocalDpi xmlns:a14="http://schemas.microsoft.com/office/drawing/2010/main" val="0"/>
@@ -5540,32 +4642,19 @@
     <w:p>
       <w:pPr>
         <w:pStyle w:val="Caption"/>
-        <w:jc w:val="center"/>
+        <w:jc w:val="both"/>
       </w:pPr>
       <w:r>
         <w:t xml:space="preserve">Figure </w:t>
       </w:r>
-      <w:r>
-        <w:fldChar w:fldCharType="begin"/>
-      </w:r>
-      <w:r>
-        <w:instrText xml:space="preserve"> SEQ Figure \* ARABIC </w:instrText>
-      </w:r>
-      <w:r>
-        <w:fldChar w:fldCharType="separate"/>
-      </w:r>
-      <w:r>
-        <w:rPr>
-          <w:noProof/>
-        </w:rPr>
-        <w:t>14</w:t>
-      </w:r>
-      <w:r>
-        <w:rPr>
-          <w:noProof/>
-        </w:rPr>
-        <w:fldChar w:fldCharType="end"/>
-      </w:r>
+      <w:fldSimple w:instr=" SEQ Figure \* ARABIC ">
+        <w:r>
+          <w:rPr>
+            <w:noProof/>
+          </w:rPr>
+          <w:t>15</w:t>
+        </w:r>
+      </w:fldSimple>
       <w:r>
         <w:t>: Tournament Search Forms</w:t>
       </w:r>
@@ -5768,7 +4857,6 @@
       <w:pPr>
         <w:pStyle w:val="BodyText"/>
         <w:keepNext/>
-        <w:jc w:val="center"/>
       </w:pPr>
       <w:r>
         <w:rPr>
@@ -5790,7 +4878,7 @@
                     <pic:cNvPicPr/>
                   </pic:nvPicPr>
                   <pic:blipFill>
-                    <a:blip r:embed="rId30">
+                    <a:blip r:embed="rId29">
                       <a:extLst>
                         <a:ext uri="{28A0092B-C50C-407E-A947-70E740481C1C}">
                           <a14:useLocalDpi xmlns:a14="http://schemas.microsoft.com/office/drawing/2010/main" val="0"/>
@@ -5820,32 +4908,19 @@
     <w:p>
       <w:pPr>
         <w:pStyle w:val="Caption"/>
-        <w:jc w:val="center"/>
+        <w:jc w:val="both"/>
       </w:pPr>
       <w:r>
         <w:t xml:space="preserve">Figure </w:t>
       </w:r>
-      <w:r>
-        <w:fldChar w:fldCharType="begin"/>
-      </w:r>
-      <w:r>
-        <w:instrText xml:space="preserve"> SEQ Figure \* ARABIC </w:instrText>
-      </w:r>
-      <w:r>
-        <w:fldChar w:fldCharType="separate"/>
-      </w:r>
-      <w:r>
-        <w:rPr>
-          <w:noProof/>
-        </w:rPr>
-        <w:t>15</w:t>
-      </w:r>
-      <w:r>
-        <w:rPr>
-          <w:noProof/>
-        </w:rPr>
-        <w:fldChar w:fldCharType="end"/>
-      </w:r>
+      <w:fldSimple w:instr=" SEQ Figure \* ARABIC ">
+        <w:r>
+          <w:rPr>
+            <w:noProof/>
+          </w:rPr>
+          <w:t>16</w:t>
+        </w:r>
+      </w:fldSimple>
       <w:r>
         <w:t>: Tournaments by Year</w:t>
       </w:r>
@@ -6269,7 +5344,112 @@
         <w:t>of Finalize tournament</w:t>
       </w:r>
     </w:p>
-    <w:p/>
+    <w:p>
+      <w:pPr>
+        <w:pStyle w:val="Heading1"/>
+      </w:pPr>
+      <w:r>
+        <w:lastRenderedPageBreak/>
+        <w:t>Tools</w:t>
+      </w:r>
+    </w:p>
+    <w:p>
+      <w:pPr>
+        <w:pStyle w:val="BodyText"/>
+        <w:keepNext/>
+      </w:pPr>
+      <w:r>
+        <w:t>Under Tools you will find the Update Inactive Members screen. Pick the date to find which members haven’t bowled for more than 180 days. You can click the check box by the names of the players to update to inactive status. Click “Update” to update the member information.</w:t>
+      </w:r>
+    </w:p>
+    <w:p>
+      <w:pPr>
+        <w:pStyle w:val="BodyText"/>
+        <w:keepNext/>
+      </w:pPr>
+      <w:r>
+        <w:rPr>
+          <w:noProof/>
+        </w:rPr>
+        <w:drawing>
+          <wp:inline distT="0" distB="0" distL="0" distR="0" wp14:anchorId="6166FE6E" wp14:editId="473BA504">
+            <wp:extent cx="2343150" cy="3836334"/>
+            <wp:effectExtent l="0" t="0" r="0" b="0"/>
+            <wp:docPr id="13" name="Picture 13"/>
+            <wp:cNvGraphicFramePr>
+              <a:graphicFrameLocks xmlns:a="http://schemas.openxmlformats.org/drawingml/2006/main" noChangeAspect="1"/>
+            </wp:cNvGraphicFramePr>
+            <a:graphic xmlns:a="http://schemas.openxmlformats.org/drawingml/2006/main">
+              <a:graphicData uri="http://schemas.openxmlformats.org/drawingml/2006/picture">
+                <pic:pic xmlns:pic="http://schemas.openxmlformats.org/drawingml/2006/picture">
+                  <pic:nvPicPr>
+                    <pic:cNvPr id="13" name="UpdateInactiveMembersForm.PNG"/>
+                    <pic:cNvPicPr/>
+                  </pic:nvPicPr>
+                  <pic:blipFill>
+                    <a:blip r:embed="rId30">
+                      <a:extLst>
+                        <a:ext uri="{28A0092B-C50C-407E-A947-70E740481C1C}">
+                          <a14:useLocalDpi xmlns:a14="http://schemas.microsoft.com/office/drawing/2010/main" val="0"/>
+                        </a:ext>
+                      </a:extLst>
+                    </a:blip>
+                    <a:stretch>
+                      <a:fillRect/>
+                    </a:stretch>
+                  </pic:blipFill>
+                  <pic:spPr>
+                    <a:xfrm>
+                      <a:off x="0" y="0"/>
+                      <a:ext cx="2361540" cy="3866443"/>
+                    </a:xfrm>
+                    <a:prstGeom prst="rect">
+                      <a:avLst/>
+                    </a:prstGeom>
+                  </pic:spPr>
+                </pic:pic>
+              </a:graphicData>
+            </a:graphic>
+          </wp:inline>
+        </w:drawing>
+      </w:r>
+    </w:p>
+    <w:p>
+      <w:pPr>
+        <w:pStyle w:val="Caption"/>
+        <w:jc w:val="both"/>
+      </w:pPr>
+      <w:r>
+        <w:t xml:space="preserve">Figure </w:t>
+      </w:r>
+      <w:r>
+        <w:fldChar w:fldCharType="begin"/>
+      </w:r>
+      <w:r>
+        <w:instrText xml:space="preserve"> SEQ Figure \* ARABIC </w:instrText>
+      </w:r>
+      <w:r>
+        <w:fldChar w:fldCharType="separate"/>
+      </w:r>
+      <w:r>
+        <w:rPr>
+          <w:noProof/>
+        </w:rPr>
+        <w:t>17</w:t>
+      </w:r>
+      <w:r>
+        <w:rPr>
+          <w:noProof/>
+        </w:rPr>
+        <w:fldChar w:fldCharType="end"/>
+      </w:r>
+      <w:r>
+        <w:t>: Update Inactive status</w:t>
+      </w:r>
+      <w:r>
+        <w:t xml:space="preserve"> screen</w:t>
+      </w:r>
+    </w:p>
     <w:p>
       <w:pPr>
         <w:pStyle w:val="PartTitle"/>
@@ -6346,7 +5526,21 @@
           <w:sz w:val="24"/>
           <w:szCs w:val="24"/>
         </w:rPr>
-        <w:t>WARNING:</w:t>
+        <w:t>WARNING</w:t>
+      </w:r>
+      <w:r>
+        <w:rPr>
+          <w:sz w:val="24"/>
+          <w:szCs w:val="24"/>
+        </w:rPr>
+        <w:t>S</w:t>
+      </w:r>
+      <w:r>
+        <w:rPr>
+          <w:sz w:val="24"/>
+          <w:szCs w:val="24"/>
+        </w:rPr>
+        <w:t>:</w:t>
       </w:r>
     </w:p>
     <w:p>
@@ -6361,6 +5555,22 @@
       </w:r>
       <w:r>
         <w:t xml:space="preserve"> participants, DO NOT USE PROGRAM. Keep track of player data manually.</w:t>
+      </w:r>
+    </w:p>
+    <w:p>
+      <w:pPr>
+        <w:pStyle w:val="BodyText"/>
+      </w:pPr>
+      <w:r>
+        <w:t>Doubles tournaments are not supported by the software at this time. Leave this alone.</w:t>
+      </w:r>
+    </w:p>
+    <w:p>
+      <w:pPr>
+        <w:pStyle w:val="BodyText"/>
+      </w:pPr>
+      <w:r>
+        <w:t>Do not start a new tournament before the current tournament you are working on has been finalized.</w:t>
       </w:r>
     </w:p>
     <w:p>
@@ -7384,7 +6594,7 @@
         <w:rStyle w:val="PageNumber"/>
         <w:noProof/>
       </w:rPr>
-      <w:t>19</w:t>
+      <w:t>27</w:t>
     </w:r>
     <w:r>
       <w:rPr>
@@ -10770,7 +9980,7 @@
 </file>
 
 <file path=customXml/itemProps1.xml><?xml version="1.0" encoding="utf-8"?>
-<ds:datastoreItem xmlns:ds="http://schemas.openxmlformats.org/officeDocument/2006/customXml" ds:itemID="{15A87ACE-2F22-464C-A65C-F071C6B8CFA9}">
+<ds:datastoreItem xmlns:ds="http://schemas.openxmlformats.org/officeDocument/2006/customXml" ds:itemID="{AAD670C0-8032-444E-A1FE-817619F1E3AC}">
   <ds:schemaRefs>
     <ds:schemaRef ds:uri="http://schemas.openxmlformats.org/officeDocument/2006/bibliography"/>
   </ds:schemaRefs>

--- a/9tapUserManual.docx
+++ b/9tapUserManual.docx
@@ -1429,14 +1429,27 @@
       <w:r>
         <w:t xml:space="preserve">Figure </w:t>
       </w:r>
-      <w:fldSimple w:instr=" SEQ Figure \* ARABIC ">
-        <w:r>
-          <w:rPr>
-            <w:noProof/>
-          </w:rPr>
-          <w:t>1</w:t>
-        </w:r>
-      </w:fldSimple>
+      <w:r>
+        <w:fldChar w:fldCharType="begin"/>
+      </w:r>
+      <w:r>
+        <w:instrText xml:space="preserve"> SEQ Figure \* ARABIC </w:instrText>
+      </w:r>
+      <w:r>
+        <w:fldChar w:fldCharType="separate"/>
+      </w:r>
+      <w:r>
+        <w:rPr>
+          <w:noProof/>
+        </w:rPr>
+        <w:t>1</w:t>
+      </w:r>
+      <w:r>
+        <w:rPr>
+          <w:noProof/>
+        </w:rPr>
+        <w:fldChar w:fldCharType="end"/>
+      </w:r>
       <w:r>
         <w:t>: 9-Tap Main Menu</w:t>
       </w:r>
@@ -1481,7 +1494,10 @@
         <w:t xml:space="preserve">You can find this on page </w:t>
       </w:r>
       <w:r>
-        <w:t>5.</w:t>
+        <w:t>#</w:t>
+      </w:r>
+      <w:r>
+        <w:t>.</w:t>
       </w:r>
     </w:p>
     <w:p>
@@ -1500,7 +1516,10 @@
         <w:t xml:space="preserve">You can find this on page </w:t>
       </w:r>
       <w:r>
-        <w:t>24.</w:t>
+        <w:t>#</w:t>
+      </w:r>
+      <w:r>
+        <w:t>.</w:t>
       </w:r>
     </w:p>
     <w:p>
@@ -1627,7 +1646,10 @@
         <w:pStyle w:val="BodyTextKeep"/>
       </w:pPr>
       <w:r>
-        <w:t xml:space="preserve">The system requirements to run the 9-tap software are </w:t>
+        <w:t>The system requirements</w:t>
+      </w:r>
+      <w:r>
+        <w:t xml:space="preserve">: </w:t>
       </w:r>
       <w:r>
         <w:t>Windows 7 and above</w:t>
@@ -1639,13 +1661,14 @@
         <w:t>13MB free disk space.</w:t>
       </w:r>
       <w:r>
-        <w:t xml:space="preserve"> USB port. Dot matrix and ink/laser-jet printers. Microsoft Excel must be installed on the computer for the 9-Tap Tour program to work.</w:t>
-      </w:r>
-    </w:p>
-    <w:p>
-      <w:pPr>
-        <w:pStyle w:val="BodyText"/>
-      </w:pPr>
+        <w:t xml:space="preserve"> </w:t>
+      </w:r>
+      <w:r>
+        <w:t xml:space="preserve">Optimized for 1366 X 768 screen resolution. </w:t>
+      </w:r>
+      <w:r>
+        <w:t>USB port. Dot matrix and ink/laser-jet printers. Microsoft Excel must be installed on the computer for the 9-Tap Tour program to work.</w:t>
+      </w:r>
     </w:p>
     <w:p>
       <w:pPr>
@@ -1790,8 +1813,11 @@
         </w:numPr>
       </w:pPr>
       <w:r>
+        <w:t xml:space="preserve">The 9 Tap Tour program has now been successfully installed. Choose “Run 9 Tap Tour” to immediately launch the program, or “View ReadMe.txt” to view </w:t>
+      </w:r>
+      <w:r>
         <w:lastRenderedPageBreak/>
-        <w:t>The 9 Tap Tour program has now been successfully installed. Choose “Run 9 Tap Tour” to immediately launch the program, or “View ReadMe.txt” to view the ReadMe file where you can view updated program information made after the game manual was printed.</w:t>
+        <w:t>the ReadMe file where you can view updated program information made after the game manual was printed.</w:t>
       </w:r>
     </w:p>
     <w:p>
@@ -2269,14 +2295,27 @@
       <w:r>
         <w:t xml:space="preserve">Figure </w:t>
       </w:r>
-      <w:fldSimple w:instr=" SEQ Figure \* ARABIC ">
-        <w:r>
-          <w:rPr>
-            <w:noProof/>
-          </w:rPr>
-          <w:t>2</w:t>
-        </w:r>
-      </w:fldSimple>
+      <w:r>
+        <w:fldChar w:fldCharType="begin"/>
+      </w:r>
+      <w:r>
+        <w:instrText xml:space="preserve"> SEQ Figure \* ARABIC </w:instrText>
+      </w:r>
+      <w:r>
+        <w:fldChar w:fldCharType="separate"/>
+      </w:r>
+      <w:r>
+        <w:rPr>
+          <w:noProof/>
+        </w:rPr>
+        <w:t>2</w:t>
+      </w:r>
+      <w:r>
+        <w:rPr>
+          <w:noProof/>
+        </w:rPr>
+        <w:fldChar w:fldCharType="end"/>
+      </w:r>
       <w:r>
         <w:t>: Main Menu</w:t>
       </w:r>
@@ -2375,27 +2414,14 @@
       <w:r>
         <w:t xml:space="preserve">Figure </w:t>
       </w:r>
-      <w:r>
-        <w:fldChar w:fldCharType="begin"/>
-      </w:r>
-      <w:r>
-        <w:instrText xml:space="preserve"> SEQ Figure \* ARABIC </w:instrText>
-      </w:r>
-      <w:r>
-        <w:fldChar w:fldCharType="separate"/>
-      </w:r>
-      <w:r>
-        <w:rPr>
-          <w:noProof/>
-        </w:rPr>
-        <w:t>3</w:t>
-      </w:r>
-      <w:r>
-        <w:rPr>
-          <w:noProof/>
-        </w:rPr>
-        <w:fldChar w:fldCharType="end"/>
-      </w:r>
+      <w:fldSimple w:instr=" SEQ Figure \* ARABIC ">
+        <w:r>
+          <w:rPr>
+            <w:noProof/>
+          </w:rPr>
+          <w:t>3</w:t>
+        </w:r>
+      </w:fldSimple>
       <w:r>
         <w:t>: Member Information</w:t>
       </w:r>
@@ -2566,14 +2592,27 @@
       <w:r>
         <w:t xml:space="preserve">Figure </w:t>
       </w:r>
-      <w:fldSimple w:instr=" SEQ Figure \* ARABIC ">
-        <w:r>
-          <w:rPr>
-            <w:noProof/>
-          </w:rPr>
-          <w:t>5</w:t>
-        </w:r>
-      </w:fldSimple>
+      <w:r>
+        <w:fldChar w:fldCharType="begin"/>
+      </w:r>
+      <w:r>
+        <w:instrText xml:space="preserve"> SEQ Figure \* ARABIC </w:instrText>
+      </w:r>
+      <w:r>
+        <w:fldChar w:fldCharType="separate"/>
+      </w:r>
+      <w:r>
+        <w:rPr>
+          <w:noProof/>
+        </w:rPr>
+        <w:t>4</w:t>
+      </w:r>
+      <w:r>
+        <w:rPr>
+          <w:noProof/>
+        </w:rPr>
+        <w:fldChar w:fldCharType="end"/>
+      </w:r>
       <w:r>
         <w:t>: Member Information</w:t>
       </w:r>
@@ -2692,14 +2731,27 @@
       <w:r>
         <w:t xml:space="preserve">Figure </w:t>
       </w:r>
-      <w:fldSimple w:instr=" SEQ Figure \* ARABIC ">
-        <w:r>
-          <w:rPr>
-            <w:noProof/>
-          </w:rPr>
-          <w:t>6</w:t>
-        </w:r>
-      </w:fldSimple>
+      <w:r>
+        <w:fldChar w:fldCharType="begin"/>
+      </w:r>
+      <w:r>
+        <w:instrText xml:space="preserve"> SEQ Figure \* ARABIC </w:instrText>
+      </w:r>
+      <w:r>
+        <w:fldChar w:fldCharType="separate"/>
+      </w:r>
+      <w:r>
+        <w:rPr>
+          <w:noProof/>
+        </w:rPr>
+        <w:t>5</w:t>
+      </w:r>
+      <w:r>
+        <w:rPr>
+          <w:noProof/>
+        </w:rPr>
+        <w:fldChar w:fldCharType="end"/>
+      </w:r>
       <w:r>
         <w:t>: Stats Form</w:t>
       </w:r>
@@ -2834,14 +2886,27 @@
       <w:r>
         <w:t xml:space="preserve">Figure </w:t>
       </w:r>
-      <w:fldSimple w:instr=" SEQ Figure \* ARABIC ">
-        <w:r>
-          <w:rPr>
-            <w:noProof/>
-          </w:rPr>
-          <w:t>7</w:t>
-        </w:r>
-      </w:fldSimple>
+      <w:r>
+        <w:fldChar w:fldCharType="begin"/>
+      </w:r>
+      <w:r>
+        <w:instrText xml:space="preserve"> SEQ Figure \* ARABIC </w:instrText>
+      </w:r>
+      <w:r>
+        <w:fldChar w:fldCharType="separate"/>
+      </w:r>
+      <w:r>
+        <w:rPr>
+          <w:noProof/>
+        </w:rPr>
+        <w:t>6</w:t>
+      </w:r>
+      <w:r>
+        <w:rPr>
+          <w:noProof/>
+        </w:rPr>
+        <w:fldChar w:fldCharType="end"/>
+      </w:r>
       <w:r>
         <w:t>: Member search, blank and with results</w:t>
       </w:r>
@@ -2985,14 +3050,27 @@
       <w:r>
         <w:t xml:space="preserve">Figure </w:t>
       </w:r>
-      <w:fldSimple w:instr=" SEQ Figure \* ARABIC ">
-        <w:r>
-          <w:rPr>
-            <w:noProof/>
-          </w:rPr>
-          <w:t>8</w:t>
-        </w:r>
-      </w:fldSimple>
+      <w:r>
+        <w:fldChar w:fldCharType="begin"/>
+      </w:r>
+      <w:r>
+        <w:instrText xml:space="preserve"> SEQ Figure \* ARABIC </w:instrText>
+      </w:r>
+      <w:r>
+        <w:fldChar w:fldCharType="separate"/>
+      </w:r>
+      <w:r>
+        <w:rPr>
+          <w:noProof/>
+        </w:rPr>
+        <w:t>7</w:t>
+      </w:r>
+      <w:r>
+        <w:rPr>
+          <w:noProof/>
+        </w:rPr>
+        <w:fldChar w:fldCharType="end"/>
+      </w:r>
       <w:r>
         <w:t>: basic printer dialog</w:t>
       </w:r>
@@ -3091,14 +3169,27 @@
       <w:r>
         <w:t xml:space="preserve">Figure </w:t>
       </w:r>
-      <w:fldSimple w:instr=" SEQ Figure \* ARABIC ">
-        <w:r>
-          <w:rPr>
-            <w:noProof/>
-          </w:rPr>
-          <w:t>9</w:t>
-        </w:r>
-      </w:fldSimple>
+      <w:r>
+        <w:fldChar w:fldCharType="begin"/>
+      </w:r>
+      <w:r>
+        <w:instrText xml:space="preserve"> SEQ Figure \* ARABIC </w:instrText>
+      </w:r>
+      <w:r>
+        <w:fldChar w:fldCharType="separate"/>
+      </w:r>
+      <w:r>
+        <w:rPr>
+          <w:noProof/>
+        </w:rPr>
+        <w:t>8</w:t>
+      </w:r>
+      <w:r>
+        <w:rPr>
+          <w:noProof/>
+        </w:rPr>
+        <w:fldChar w:fldCharType="end"/>
+      </w:r>
       <w:r>
         <w:t>: Print Labels Dialog</w:t>
       </w:r>
@@ -3187,14 +3278,27 @@
       <w:r>
         <w:t xml:space="preserve">Figure </w:t>
       </w:r>
-      <w:fldSimple w:instr=" SEQ Figure \* ARABIC ">
-        <w:r>
-          <w:rPr>
-            <w:noProof/>
-          </w:rPr>
-          <w:t>10</w:t>
-        </w:r>
-      </w:fldSimple>
+      <w:r>
+        <w:fldChar w:fldCharType="begin"/>
+      </w:r>
+      <w:r>
+        <w:instrText xml:space="preserve"> SEQ Figure \* ARABIC </w:instrText>
+      </w:r>
+      <w:r>
+        <w:fldChar w:fldCharType="separate"/>
+      </w:r>
+      <w:r>
+        <w:rPr>
+          <w:noProof/>
+        </w:rPr>
+        <w:t>9</w:t>
+      </w:r>
+      <w:r>
+        <w:rPr>
+          <w:noProof/>
+        </w:rPr>
+        <w:fldChar w:fldCharType="end"/>
+      </w:r>
       <w:r>
         <w:t>: Importing existing player information</w:t>
       </w:r>
@@ -3219,8 +3323,9 @@
       <w:r>
         <w:t xml:space="preserve"> A tournament must be created before the member scores can be entered.</w:t>
       </w:r>
-      <w:bookmarkStart w:id="0" w:name="_GoBack"/>
-      <w:bookmarkEnd w:id="0"/>
+      <w:r>
+        <w:t xml:space="preserve"> See Create/Update Tournament.</w:t>
+      </w:r>
     </w:p>
     <w:p>
       <w:pPr>
@@ -3290,14 +3395,27 @@
       <w:r>
         <w:t xml:space="preserve">Figure </w:t>
       </w:r>
-      <w:fldSimple w:instr=" SEQ Figure \* ARABIC ">
-        <w:r>
-          <w:rPr>
-            <w:noProof/>
-          </w:rPr>
-          <w:t>11</w:t>
-        </w:r>
-      </w:fldSimple>
+      <w:r>
+        <w:fldChar w:fldCharType="begin"/>
+      </w:r>
+      <w:r>
+        <w:instrText xml:space="preserve"> SEQ Figure \* ARABIC </w:instrText>
+      </w:r>
+      <w:r>
+        <w:fldChar w:fldCharType="separate"/>
+      </w:r>
+      <w:r>
+        <w:rPr>
+          <w:noProof/>
+        </w:rPr>
+        <w:t>10</w:t>
+      </w:r>
+      <w:r>
+        <w:rPr>
+          <w:noProof/>
+        </w:rPr>
+        <w:fldChar w:fldCharType="end"/>
+      </w:r>
       <w:r>
         <w:t>: Member Scores</w:t>
       </w:r>
@@ -3562,14 +3680,27 @@
       <w:r>
         <w:t xml:space="preserve">Figure </w:t>
       </w:r>
-      <w:fldSimple w:instr=" SEQ Figure \* ARABIC ">
-        <w:r>
-          <w:rPr>
-            <w:noProof/>
-          </w:rPr>
-          <w:t>12</w:t>
-        </w:r>
-      </w:fldSimple>
+      <w:r>
+        <w:fldChar w:fldCharType="begin"/>
+      </w:r>
+      <w:r>
+        <w:instrText xml:space="preserve"> SEQ Figure \* ARABIC </w:instrText>
+      </w:r>
+      <w:r>
+        <w:fldChar w:fldCharType="separate"/>
+      </w:r>
+      <w:r>
+        <w:rPr>
+          <w:noProof/>
+        </w:rPr>
+        <w:t>11</w:t>
+      </w:r>
+      <w:r>
+        <w:rPr>
+          <w:noProof/>
+        </w:rPr>
+        <w:fldChar w:fldCharType="end"/>
+      </w:r>
       <w:r>
         <w:t>: Tournament Stats Form</w:t>
       </w:r>
@@ -4046,14 +4177,27 @@
       <w:r>
         <w:t xml:space="preserve">Figure </w:t>
       </w:r>
-      <w:fldSimple w:instr=" SEQ Figure \* ARABIC ">
-        <w:r>
-          <w:rPr>
-            <w:noProof/>
-          </w:rPr>
-          <w:t>13</w:t>
-        </w:r>
-      </w:fldSimple>
+      <w:r>
+        <w:fldChar w:fldCharType="begin"/>
+      </w:r>
+      <w:r>
+        <w:instrText xml:space="preserve"> SEQ Figure \* ARABIC </w:instrText>
+      </w:r>
+      <w:r>
+        <w:fldChar w:fldCharType="separate"/>
+      </w:r>
+      <w:r>
+        <w:rPr>
+          <w:noProof/>
+        </w:rPr>
+        <w:t>12</w:t>
+      </w:r>
+      <w:r>
+        <w:rPr>
+          <w:noProof/>
+        </w:rPr>
+        <w:fldChar w:fldCharType="end"/>
+      </w:r>
       <w:r>
         <w:t>: Tournament Place Standings</w:t>
       </w:r>
@@ -4073,183 +4217,19 @@
         <w:keepNext/>
       </w:pPr>
       <w:r>
-        <w:t xml:space="preserve">Craft beer sartorial copper mug </w:t>
-      </w:r>
-      <w:proofErr w:type="spellStart"/>
-      <w:r>
-        <w:t>tbh</w:t>
-      </w:r>
-      <w:proofErr w:type="spellEnd"/>
-      <w:r>
-        <w:t xml:space="preserve"> </w:t>
-      </w:r>
-      <w:proofErr w:type="spellStart"/>
-      <w:r>
-        <w:t>jianbing</w:t>
-      </w:r>
-      <w:proofErr w:type="spellEnd"/>
-      <w:r>
-        <w:t xml:space="preserve">, locavore VHS salvia +1 vegan gluten-free </w:t>
-      </w:r>
-      <w:proofErr w:type="spellStart"/>
-      <w:r>
-        <w:t>kogi</w:t>
-      </w:r>
-      <w:proofErr w:type="spellEnd"/>
-      <w:r>
-        <w:t xml:space="preserve"> pug </w:t>
-      </w:r>
-      <w:proofErr w:type="spellStart"/>
-      <w:r>
-        <w:t>vexillologist</w:t>
-      </w:r>
-      <w:proofErr w:type="spellEnd"/>
-      <w:r>
-        <w:t xml:space="preserve"> </w:t>
-      </w:r>
-      <w:proofErr w:type="spellStart"/>
-      <w:r>
-        <w:t>affogato</w:t>
-      </w:r>
-      <w:proofErr w:type="spellEnd"/>
-      <w:r>
-        <w:t xml:space="preserve">. Fanny pack </w:t>
-      </w:r>
-      <w:proofErr w:type="spellStart"/>
-      <w:r>
-        <w:t>palo</w:t>
-      </w:r>
-      <w:proofErr w:type="spellEnd"/>
-      <w:r>
-        <w:t xml:space="preserve"> </w:t>
-      </w:r>
-      <w:proofErr w:type="spellStart"/>
-      <w:r>
-        <w:t>santo</w:t>
-      </w:r>
-      <w:proofErr w:type="spellEnd"/>
-      <w:r>
-        <w:t xml:space="preserve"> </w:t>
-      </w:r>
-      <w:proofErr w:type="spellStart"/>
-      <w:r>
-        <w:t>proident</w:t>
-      </w:r>
-      <w:proofErr w:type="spellEnd"/>
-      <w:r>
-        <w:t xml:space="preserve"> blog bespoke </w:t>
-      </w:r>
-      <w:proofErr w:type="spellStart"/>
-      <w:r>
-        <w:t>commodo</w:t>
-      </w:r>
-      <w:proofErr w:type="spellEnd"/>
-      <w:r>
-        <w:t xml:space="preserve"> tilde hammock </w:t>
-      </w:r>
-      <w:proofErr w:type="spellStart"/>
-      <w:r>
-        <w:t>taiyaki</w:t>
-      </w:r>
-      <w:proofErr w:type="spellEnd"/>
-      <w:r>
-        <w:t xml:space="preserve"> wayfarers gentrify. Cardigan ugh slow-carb, </w:t>
-      </w:r>
-      <w:proofErr w:type="spellStart"/>
-      <w:r>
-        <w:t>ea</w:t>
-      </w:r>
-      <w:proofErr w:type="spellEnd"/>
-      <w:r>
-        <w:t xml:space="preserve"> DIY hot chicken </w:t>
-      </w:r>
-      <w:proofErr w:type="spellStart"/>
-      <w:r>
-        <w:t>commodo</w:t>
-      </w:r>
-      <w:proofErr w:type="spellEnd"/>
-      <w:r>
-        <w:t xml:space="preserve"> </w:t>
-      </w:r>
-      <w:proofErr w:type="spellStart"/>
-      <w:r>
-        <w:t>godard</w:t>
-      </w:r>
-      <w:proofErr w:type="spellEnd"/>
-      <w:r>
-        <w:t xml:space="preserve">. Lorem </w:t>
-      </w:r>
-      <w:proofErr w:type="spellStart"/>
-      <w:r>
-        <w:t>sint</w:t>
-      </w:r>
-      <w:proofErr w:type="spellEnd"/>
-      <w:r>
-        <w:t xml:space="preserve"> qui 3 wolf moon </w:t>
-      </w:r>
-      <w:proofErr w:type="spellStart"/>
-      <w:r>
-        <w:t>enim</w:t>
-      </w:r>
-      <w:proofErr w:type="spellEnd"/>
-      <w:r>
-        <w:t xml:space="preserve"> </w:t>
-      </w:r>
-      <w:proofErr w:type="spellStart"/>
-      <w:r>
-        <w:t>voluptate</w:t>
-      </w:r>
-      <w:proofErr w:type="spellEnd"/>
-      <w:r>
-        <w:t xml:space="preserve">, </w:t>
-      </w:r>
-      <w:proofErr w:type="spellStart"/>
-      <w:r>
-        <w:t>velit</w:t>
-      </w:r>
-      <w:proofErr w:type="spellEnd"/>
-      <w:r>
-        <w:t xml:space="preserve"> </w:t>
-      </w:r>
-      <w:proofErr w:type="spellStart"/>
-      <w:r>
-        <w:t>veniam</w:t>
-      </w:r>
-      <w:proofErr w:type="spellEnd"/>
-      <w:r>
-        <w:t xml:space="preserve">. Fanny pack man bun </w:t>
-      </w:r>
-      <w:proofErr w:type="spellStart"/>
-      <w:r>
-        <w:t>helvetica</w:t>
-      </w:r>
-      <w:proofErr w:type="spellEnd"/>
-      <w:r>
-        <w:t xml:space="preserve"> viral, </w:t>
-      </w:r>
-      <w:proofErr w:type="spellStart"/>
-      <w:r>
-        <w:t>edison</w:t>
-      </w:r>
-      <w:proofErr w:type="spellEnd"/>
-      <w:r>
-        <w:t xml:space="preserve"> bulb </w:t>
-      </w:r>
-      <w:proofErr w:type="spellStart"/>
-      <w:r>
-        <w:t>cliche</w:t>
-      </w:r>
-      <w:proofErr w:type="spellEnd"/>
-      <w:r>
-        <w:t xml:space="preserve"> </w:t>
-      </w:r>
-      <w:proofErr w:type="spellStart"/>
-      <w:r>
-        <w:t>jianbing</w:t>
-      </w:r>
-      <w:proofErr w:type="spellEnd"/>
-      <w:r>
-        <w:t>.</w:t>
+        <w:t>From the Member Scores screen, click on the “Create/Edit Tournament…” button. You should now see the New Tournament screen.</w:t>
+      </w:r>
+      <w:r>
+        <w:t xml:space="preserve"> Select the tournament date. Fill in the name of the bowling center in the Location field. Put the name of the event in the Event field. List the sponsors in the </w:t>
+      </w:r>
+      <w:r>
+        <w:t>Sponsors</w:t>
+      </w:r>
+      <w:r>
+        <w:t xml:space="preserve"> field. DO NOT CHECK THE DOUBLES BOX. If it’s a three out of four tournament, check the “3 out of 4” box. Fill in the number of squads in the Number of Squads field. The default is 4.</w:t>
+      </w:r>
+      <w:r>
+        <w:t xml:space="preserve"> Any necessary tournament notes should be entered in the Notes field. Double check the entries for accuracy. Click “Create Tournament” to save the entry.</w:t>
       </w:r>
     </w:p>
     <w:p>
@@ -4316,43 +4296,78 @@
       <w:pPr>
         <w:pStyle w:val="Caption"/>
         <w:jc w:val="both"/>
-        <w:rPr>
-          <w14:shadow w14:blurRad="50800" w14:dist="50800" w14:dir="1800000" w14:sx="0" w14:sy="0" w14:kx="0" w14:ky="0" w14:algn="ctr">
-            <w14:srgbClr w14:val="000000">
-              <w14:alpha w14:val="56870"/>
-            </w14:srgbClr>
-          </w14:shadow>
-        </w:rPr>
       </w:pPr>
       <w:r>
         <w:t xml:space="preserve">Figure </w:t>
       </w:r>
-      <w:fldSimple w:instr=" SEQ Figure \* ARABIC ">
-        <w:r>
-          <w:rPr>
-            <w:noProof/>
-          </w:rPr>
-          <w:t>14</w:t>
-        </w:r>
-      </w:fldSimple>
+      <w:r>
+        <w:fldChar w:fldCharType="begin"/>
+      </w:r>
+      <w:r>
+        <w:instrText xml:space="preserve"> SEQ Figure \* ARABIC </w:instrText>
+      </w:r>
+      <w:r>
+        <w:fldChar w:fldCharType="separate"/>
+      </w:r>
+      <w:r>
+        <w:rPr>
+          <w:noProof/>
+        </w:rPr>
+        <w:t>13</w:t>
+      </w:r>
+      <w:r>
+        <w:rPr>
+          <w:noProof/>
+        </w:rPr>
+        <w:fldChar w:fldCharType="end"/>
+      </w:r>
       <w:r>
         <w:t xml:space="preserve">: </w:t>
       </w:r>
-      <w:proofErr w:type="spellStart"/>
-      <w:r>
-        <w:t>Creat</w:t>
-      </w:r>
-      <w:proofErr w:type="spellEnd"/>
+      <w:r>
+        <w:t>Create</w:t>
+      </w:r>
       <w:r>
         <w:t>/Edit Tournament Form</w:t>
       </w:r>
     </w:p>
     <w:p>
       <w:pPr>
+        <w:pStyle w:val="Heading3"/>
+      </w:pPr>
+      <w:r>
+        <w:t>To Update an Existing Tournament</w:t>
+      </w:r>
+    </w:p>
+    <w:p>
+      <w:pPr>
+        <w:pStyle w:val="BodyText"/>
+      </w:pPr>
+      <w:r>
+        <w:t>Click on the “Create/Edit Tournament” button. On the New Tournament screen, click “Edit Existing Tournament…” This will bring up the “Search Tournaments”</w:t>
+      </w:r>
+      <w:r>
+        <w:t xml:space="preserve"> screen</w:t>
+      </w:r>
+      <w:r>
+        <w:t xml:space="preserve">, figure 14. </w:t>
+      </w:r>
+      <w:r>
+        <w:t xml:space="preserve">See Search Tournaments </w:t>
+      </w:r>
+      <w:r>
+        <w:t xml:space="preserve">for the search function. Once the </w:t>
+      </w:r>
+      <w:r>
+        <w:lastRenderedPageBreak/>
+        <w:t>tournament to edit has been selected, you can then edit the pertinent information and save the entry.</w:t>
+      </w:r>
+    </w:p>
+    <w:p>
+      <w:pPr>
         <w:pStyle w:val="Heading2"/>
       </w:pPr>
       <w:r>
-        <w:lastRenderedPageBreak/>
         <w:t>Search Tournaments</w:t>
       </w:r>
     </w:p>
@@ -4362,183 +4377,7 @@
         <w:keepNext/>
       </w:pPr>
       <w:r>
-        <w:t xml:space="preserve">Craft beer sartorial copper mug </w:t>
-      </w:r>
-      <w:proofErr w:type="spellStart"/>
-      <w:r>
-        <w:t>tbh</w:t>
-      </w:r>
-      <w:proofErr w:type="spellEnd"/>
-      <w:r>
-        <w:t xml:space="preserve"> </w:t>
-      </w:r>
-      <w:proofErr w:type="spellStart"/>
-      <w:r>
-        <w:t>jianbing</w:t>
-      </w:r>
-      <w:proofErr w:type="spellEnd"/>
-      <w:r>
-        <w:t xml:space="preserve">, locavore VHS salvia +1 vegan gluten-free </w:t>
-      </w:r>
-      <w:proofErr w:type="spellStart"/>
-      <w:r>
-        <w:t>kogi</w:t>
-      </w:r>
-      <w:proofErr w:type="spellEnd"/>
-      <w:r>
-        <w:t xml:space="preserve"> pug </w:t>
-      </w:r>
-      <w:proofErr w:type="spellStart"/>
-      <w:r>
-        <w:t>vexillologist</w:t>
-      </w:r>
-      <w:proofErr w:type="spellEnd"/>
-      <w:r>
-        <w:t xml:space="preserve"> </w:t>
-      </w:r>
-      <w:proofErr w:type="spellStart"/>
-      <w:r>
-        <w:t>affogato</w:t>
-      </w:r>
-      <w:proofErr w:type="spellEnd"/>
-      <w:r>
-        <w:t xml:space="preserve">. Fanny pack </w:t>
-      </w:r>
-      <w:proofErr w:type="spellStart"/>
-      <w:r>
-        <w:t>palo</w:t>
-      </w:r>
-      <w:proofErr w:type="spellEnd"/>
-      <w:r>
-        <w:t xml:space="preserve"> </w:t>
-      </w:r>
-      <w:proofErr w:type="spellStart"/>
-      <w:r>
-        <w:t>santo</w:t>
-      </w:r>
-      <w:proofErr w:type="spellEnd"/>
-      <w:r>
-        <w:t xml:space="preserve"> </w:t>
-      </w:r>
-      <w:proofErr w:type="spellStart"/>
-      <w:r>
-        <w:t>proident</w:t>
-      </w:r>
-      <w:proofErr w:type="spellEnd"/>
-      <w:r>
-        <w:t xml:space="preserve"> blog bespoke </w:t>
-      </w:r>
-      <w:proofErr w:type="spellStart"/>
-      <w:r>
-        <w:t>commodo</w:t>
-      </w:r>
-      <w:proofErr w:type="spellEnd"/>
-      <w:r>
-        <w:t xml:space="preserve"> tilde hammock </w:t>
-      </w:r>
-      <w:proofErr w:type="spellStart"/>
-      <w:r>
-        <w:t>taiyaki</w:t>
-      </w:r>
-      <w:proofErr w:type="spellEnd"/>
-      <w:r>
-        <w:t xml:space="preserve"> wayfarers gentrify. Cardigan ugh slow-carb, </w:t>
-      </w:r>
-      <w:proofErr w:type="spellStart"/>
-      <w:r>
-        <w:t>ea</w:t>
-      </w:r>
-      <w:proofErr w:type="spellEnd"/>
-      <w:r>
-        <w:t xml:space="preserve"> DIY hot chicken </w:t>
-      </w:r>
-      <w:proofErr w:type="spellStart"/>
-      <w:r>
-        <w:t>commodo</w:t>
-      </w:r>
-      <w:proofErr w:type="spellEnd"/>
-      <w:r>
-        <w:t xml:space="preserve"> </w:t>
-      </w:r>
-      <w:proofErr w:type="spellStart"/>
-      <w:r>
-        <w:t>godard</w:t>
-      </w:r>
-      <w:proofErr w:type="spellEnd"/>
-      <w:r>
-        <w:t xml:space="preserve">. Lorem </w:t>
-      </w:r>
-      <w:proofErr w:type="spellStart"/>
-      <w:r>
-        <w:t>sint</w:t>
-      </w:r>
-      <w:proofErr w:type="spellEnd"/>
-      <w:r>
-        <w:t xml:space="preserve"> qui 3 wolf moon </w:t>
-      </w:r>
-      <w:proofErr w:type="spellStart"/>
-      <w:r>
-        <w:t>enim</w:t>
-      </w:r>
-      <w:proofErr w:type="spellEnd"/>
-      <w:r>
-        <w:t xml:space="preserve"> </w:t>
-      </w:r>
-      <w:proofErr w:type="spellStart"/>
-      <w:r>
-        <w:t>voluptate</w:t>
-      </w:r>
-      <w:proofErr w:type="spellEnd"/>
-      <w:r>
-        <w:t xml:space="preserve">, </w:t>
-      </w:r>
-      <w:proofErr w:type="spellStart"/>
-      <w:r>
-        <w:t>velit</w:t>
-      </w:r>
-      <w:proofErr w:type="spellEnd"/>
-      <w:r>
-        <w:t xml:space="preserve"> </w:t>
-      </w:r>
-      <w:proofErr w:type="spellStart"/>
-      <w:r>
-        <w:t>veniam</w:t>
-      </w:r>
-      <w:proofErr w:type="spellEnd"/>
-      <w:r>
-        <w:t xml:space="preserve">. Fanny pack man bun </w:t>
-      </w:r>
-      <w:proofErr w:type="spellStart"/>
-      <w:r>
-        <w:t>helvetica</w:t>
-      </w:r>
-      <w:proofErr w:type="spellEnd"/>
-      <w:r>
-        <w:t xml:space="preserve"> viral, </w:t>
-      </w:r>
-      <w:proofErr w:type="spellStart"/>
-      <w:r>
-        <w:t>edison</w:t>
-      </w:r>
-      <w:proofErr w:type="spellEnd"/>
-      <w:r>
-        <w:t xml:space="preserve"> bulb </w:t>
-      </w:r>
-      <w:proofErr w:type="spellStart"/>
-      <w:r>
-        <w:t>cliche</w:t>
-      </w:r>
-      <w:proofErr w:type="spellEnd"/>
-      <w:r>
-        <w:t xml:space="preserve"> </w:t>
-      </w:r>
-      <w:proofErr w:type="spellStart"/>
-      <w:r>
-        <w:t>jianbing</w:t>
-      </w:r>
-      <w:proofErr w:type="spellEnd"/>
-      <w:r>
-        <w:t>.</w:t>
+        <w:t>Tournaments can be searched by location, event, or tournament date. This function can be reached by either the “Edit Existing Tournament” button on the New Tournament screen; or by the “Search Tournaments…” button on the Member Scores Screen.</w:t>
       </w:r>
     </w:p>
     <w:p>
@@ -4647,16 +4486,94 @@
       <w:r>
         <w:t xml:space="preserve">Figure </w:t>
       </w:r>
-      <w:fldSimple w:instr=" SEQ Figure \* ARABIC ">
-        <w:r>
-          <w:rPr>
-            <w:noProof/>
-          </w:rPr>
-          <w:t>15</w:t>
-        </w:r>
-      </w:fldSimple>
+      <w:r>
+        <w:fldChar w:fldCharType="begin"/>
+      </w:r>
+      <w:r>
+        <w:instrText xml:space="preserve"> SEQ Figure \* ARABIC </w:instrText>
+      </w:r>
+      <w:r>
+        <w:fldChar w:fldCharType="separate"/>
+      </w:r>
+      <w:r>
+        <w:rPr>
+          <w:noProof/>
+        </w:rPr>
+        <w:t>14</w:t>
+      </w:r>
+      <w:r>
+        <w:rPr>
+          <w:noProof/>
+        </w:rPr>
+        <w:fldChar w:fldCharType="end"/>
+      </w:r>
       <w:r>
         <w:t>: Tournament Search Forms</w:t>
+      </w:r>
+    </w:p>
+    <w:p>
+      <w:pPr>
+        <w:pStyle w:val="Heading3"/>
+      </w:pPr>
+      <w:r>
+        <w:t>Search by Location</w:t>
+      </w:r>
+    </w:p>
+    <w:p>
+      <w:pPr>
+        <w:pStyle w:val="BodyText"/>
+      </w:pPr>
+      <w:r>
+        <w:t>To search a tournament by location</w:t>
+      </w:r>
+      <w:r>
+        <w:t>:</w:t>
+      </w:r>
+      <w:r>
+        <w:t xml:space="preserve"> Fill in the name of the </w:t>
+      </w:r>
+      <w:r>
+        <w:t>bowling center in the Location field. Click “Search”. Choose the tournament. Click “Accept”.</w:t>
+      </w:r>
+    </w:p>
+    <w:p>
+      <w:pPr>
+        <w:pStyle w:val="Heading3"/>
+      </w:pPr>
+      <w:r>
+        <w:t>Search by Event</w:t>
+      </w:r>
+    </w:p>
+    <w:p>
+      <w:pPr>
+        <w:pStyle w:val="BodyText"/>
+      </w:pPr>
+      <w:r>
+        <w:t>To find a tournament by event: Fill in the name of the event in the Event field. Click “Search”. Choose the tournament you need from the displayed list. Click “Accept”.</w:t>
+      </w:r>
+    </w:p>
+    <w:p>
+      <w:pPr>
+        <w:pStyle w:val="Heading3"/>
+      </w:pPr>
+      <w:r>
+        <w:t>Search by Date</w:t>
+      </w:r>
+    </w:p>
+    <w:p>
+      <w:pPr>
+        <w:pStyle w:val="BodyText"/>
+      </w:pPr>
+      <w:r>
+        <w:t xml:space="preserve">To find a tournament by date: Check the Date box. Pick the date range to search with the </w:t>
+      </w:r>
+      <w:proofErr w:type="gramStart"/>
+      <w:r>
+        <w:t>From</w:t>
+      </w:r>
+      <w:proofErr w:type="gramEnd"/>
+      <w:r>
+        <w:t xml:space="preserve"> and To date fields. Click “Search”. Choose the tournament you need from the list. Click “Accept”.</w:t>
       </w:r>
     </w:p>
     <w:p>
@@ -4674,183 +4591,15 @@
         <w:keepNext/>
       </w:pPr>
       <w:r>
-        <w:t xml:space="preserve">Craft beer sartorial copper mug </w:t>
-      </w:r>
-      <w:proofErr w:type="spellStart"/>
-      <w:r>
-        <w:t>tbh</w:t>
-      </w:r>
-      <w:proofErr w:type="spellEnd"/>
-      <w:r>
-        <w:t xml:space="preserve"> </w:t>
-      </w:r>
-      <w:proofErr w:type="spellStart"/>
-      <w:r>
-        <w:t>jianbing</w:t>
-      </w:r>
-      <w:proofErr w:type="spellEnd"/>
-      <w:r>
-        <w:t xml:space="preserve">, locavore VHS salvia +1 vegan gluten-free </w:t>
-      </w:r>
-      <w:proofErr w:type="spellStart"/>
-      <w:r>
-        <w:t>kogi</w:t>
-      </w:r>
-      <w:proofErr w:type="spellEnd"/>
-      <w:r>
-        <w:t xml:space="preserve"> pug </w:t>
-      </w:r>
-      <w:proofErr w:type="spellStart"/>
-      <w:r>
-        <w:t>vexillologist</w:t>
-      </w:r>
-      <w:proofErr w:type="spellEnd"/>
-      <w:r>
-        <w:t xml:space="preserve"> </w:t>
-      </w:r>
-      <w:proofErr w:type="spellStart"/>
-      <w:r>
-        <w:t>affogato</w:t>
-      </w:r>
-      <w:proofErr w:type="spellEnd"/>
-      <w:r>
-        <w:t xml:space="preserve">. Fanny pack </w:t>
-      </w:r>
-      <w:proofErr w:type="spellStart"/>
-      <w:r>
-        <w:t>palo</w:t>
-      </w:r>
-      <w:proofErr w:type="spellEnd"/>
-      <w:r>
-        <w:t xml:space="preserve"> </w:t>
-      </w:r>
-      <w:proofErr w:type="spellStart"/>
-      <w:r>
-        <w:t>santo</w:t>
-      </w:r>
-      <w:proofErr w:type="spellEnd"/>
-      <w:r>
-        <w:t xml:space="preserve"> </w:t>
-      </w:r>
-      <w:proofErr w:type="spellStart"/>
-      <w:r>
-        <w:t>proident</w:t>
-      </w:r>
-      <w:proofErr w:type="spellEnd"/>
-      <w:r>
-        <w:t xml:space="preserve"> blog bespoke </w:t>
-      </w:r>
-      <w:proofErr w:type="spellStart"/>
-      <w:r>
-        <w:t>commodo</w:t>
-      </w:r>
-      <w:proofErr w:type="spellEnd"/>
-      <w:r>
-        <w:t xml:space="preserve"> tilde hammock </w:t>
-      </w:r>
-      <w:proofErr w:type="spellStart"/>
-      <w:r>
-        <w:t>taiyaki</w:t>
-      </w:r>
-      <w:proofErr w:type="spellEnd"/>
-      <w:r>
-        <w:t xml:space="preserve"> wayfarers gentrify. Cardigan ugh slow-carb, </w:t>
-      </w:r>
-      <w:proofErr w:type="spellStart"/>
-      <w:r>
-        <w:t>ea</w:t>
-      </w:r>
-      <w:proofErr w:type="spellEnd"/>
-      <w:r>
-        <w:t xml:space="preserve"> DIY hot chicken </w:t>
-      </w:r>
-      <w:proofErr w:type="spellStart"/>
-      <w:r>
-        <w:t>commodo</w:t>
-      </w:r>
-      <w:proofErr w:type="spellEnd"/>
-      <w:r>
-        <w:t xml:space="preserve"> </w:t>
-      </w:r>
-      <w:proofErr w:type="spellStart"/>
-      <w:r>
-        <w:t>godard</w:t>
-      </w:r>
-      <w:proofErr w:type="spellEnd"/>
-      <w:r>
-        <w:t xml:space="preserve">. Lorem </w:t>
-      </w:r>
-      <w:proofErr w:type="spellStart"/>
-      <w:r>
-        <w:t>sint</w:t>
-      </w:r>
-      <w:proofErr w:type="spellEnd"/>
-      <w:r>
-        <w:t xml:space="preserve"> qui 3 wolf moon </w:t>
-      </w:r>
-      <w:proofErr w:type="spellStart"/>
-      <w:r>
-        <w:t>enim</w:t>
-      </w:r>
-      <w:proofErr w:type="spellEnd"/>
-      <w:r>
-        <w:t xml:space="preserve"> </w:t>
-      </w:r>
-      <w:proofErr w:type="spellStart"/>
-      <w:r>
-        <w:t>voluptate</w:t>
-      </w:r>
-      <w:proofErr w:type="spellEnd"/>
-      <w:r>
-        <w:t xml:space="preserve">, </w:t>
-      </w:r>
-      <w:proofErr w:type="spellStart"/>
-      <w:r>
-        <w:t>velit</w:t>
-      </w:r>
-      <w:proofErr w:type="spellEnd"/>
-      <w:r>
-        <w:t xml:space="preserve"> </w:t>
-      </w:r>
-      <w:proofErr w:type="spellStart"/>
-      <w:r>
-        <w:t>veniam</w:t>
-      </w:r>
-      <w:proofErr w:type="spellEnd"/>
-      <w:r>
-        <w:t xml:space="preserve">. Fanny pack man bun </w:t>
-      </w:r>
-      <w:proofErr w:type="spellStart"/>
-      <w:r>
-        <w:t>helvetica</w:t>
-      </w:r>
-      <w:proofErr w:type="spellEnd"/>
-      <w:r>
-        <w:t xml:space="preserve"> viral, </w:t>
-      </w:r>
-      <w:proofErr w:type="spellStart"/>
-      <w:r>
-        <w:t>edison</w:t>
-      </w:r>
-      <w:proofErr w:type="spellEnd"/>
-      <w:r>
-        <w:t xml:space="preserve"> bulb </w:t>
-      </w:r>
-      <w:proofErr w:type="spellStart"/>
-      <w:r>
-        <w:t>cliche</w:t>
-      </w:r>
-      <w:proofErr w:type="spellEnd"/>
-      <w:r>
-        <w:t xml:space="preserve"> </w:t>
-      </w:r>
-      <w:proofErr w:type="spellStart"/>
-      <w:r>
-        <w:t>jianbing</w:t>
-      </w:r>
-      <w:proofErr w:type="spellEnd"/>
-      <w:r>
-        <w:t>.</w:t>
+        <w:t xml:space="preserve">The “List Tournaments </w:t>
+      </w:r>
+      <w:proofErr w:type="gramStart"/>
+      <w:r>
+        <w:t>By</w:t>
+      </w:r>
+      <w:proofErr w:type="gramEnd"/>
+      <w:r>
+        <w:t xml:space="preserve"> Year” button displays the Tournaments by Year screen. Choose a year from the drop down menu. The tournaments from that year will be displayed.</w:t>
       </w:r>
     </w:p>
     <w:p>
@@ -4864,7 +4613,7 @@
         </w:rPr>
         <w:drawing>
           <wp:inline distT="0" distB="0" distL="0" distR="0">
-            <wp:extent cx="4883150" cy="3150870"/>
+            <wp:extent cx="2420909" cy="1562100"/>
             <wp:effectExtent l="0" t="0" r="0" b="0"/>
             <wp:docPr id="1" name="Picture 1"/>
             <wp:cNvGraphicFramePr>
@@ -4878,7 +4627,7 @@
                     <pic:cNvPicPr/>
                   </pic:nvPicPr>
                   <pic:blipFill>
-                    <a:blip r:embed="rId29">
+                    <a:blip r:embed="rId29" cstate="print">
                       <a:extLst>
                         <a:ext uri="{28A0092B-C50C-407E-A947-70E740481C1C}">
                           <a14:useLocalDpi xmlns:a14="http://schemas.microsoft.com/office/drawing/2010/main" val="0"/>
@@ -4892,7 +4641,7 @@
                   <pic:spPr>
                     <a:xfrm>
                       <a:off x="0" y="0"/>
-                      <a:ext cx="4883150" cy="3150870"/>
+                      <a:ext cx="2442884" cy="1576279"/>
                     </a:xfrm>
                     <a:prstGeom prst="rect">
                       <a:avLst/>
@@ -4904,6 +4653,59 @@
           </wp:inline>
         </w:drawing>
       </w:r>
+      <w:r>
+        <w:rPr>
+          <w:noProof/>
+        </w:rPr>
+        <w:drawing>
+          <wp:inline distT="0" distB="0" distL="0" distR="0">
+            <wp:extent cx="2420620" cy="1561843"/>
+            <wp:effectExtent l="0" t="0" r="0" b="635"/>
+            <wp:docPr id="25" name="Picture 25" descr="F:\cptc\2018-Winter\cpw205\UserManual9tapTour\9tapScreenShots\TournamentsByYear.PNG"/>
+            <wp:cNvGraphicFramePr>
+              <a:graphicFrameLocks xmlns:a="http://schemas.openxmlformats.org/drawingml/2006/main" noChangeAspect="1"/>
+            </wp:cNvGraphicFramePr>
+            <a:graphic xmlns:a="http://schemas.openxmlformats.org/drawingml/2006/main">
+              <a:graphicData uri="http://schemas.openxmlformats.org/drawingml/2006/picture">
+                <pic:pic xmlns:pic="http://schemas.openxmlformats.org/drawingml/2006/picture">
+                  <pic:nvPicPr>
+                    <pic:cNvPr id="0" name="Picture 1" descr="F:\cptc\2018-Winter\cpw205\UserManual9tapTour\9tapScreenShots\TournamentsByYear.PNG"/>
+                    <pic:cNvPicPr>
+                      <a:picLocks noChangeAspect="1" noChangeArrowheads="1"/>
+                    </pic:cNvPicPr>
+                  </pic:nvPicPr>
+                  <pic:blipFill>
+                    <a:blip r:embed="rId30" cstate="print">
+                      <a:extLst>
+                        <a:ext uri="{28A0092B-C50C-407E-A947-70E740481C1C}">
+                          <a14:useLocalDpi xmlns:a14="http://schemas.microsoft.com/office/drawing/2010/main" val="0"/>
+                        </a:ext>
+                      </a:extLst>
+                    </a:blip>
+                    <a:srcRect/>
+                    <a:stretch>
+                      <a:fillRect/>
+                    </a:stretch>
+                  </pic:blipFill>
+                  <pic:spPr bwMode="auto">
+                    <a:xfrm>
+                      <a:off x="0" y="0"/>
+                      <a:ext cx="2438294" cy="1573247"/>
+                    </a:xfrm>
+                    <a:prstGeom prst="rect">
+                      <a:avLst/>
+                    </a:prstGeom>
+                    <a:noFill/>
+                    <a:ln>
+                      <a:noFill/>
+                    </a:ln>
+                  </pic:spPr>
+                </pic:pic>
+              </a:graphicData>
+            </a:graphic>
+          </wp:inline>
+        </w:drawing>
+      </w:r>
     </w:p>
     <w:p>
       <w:pPr>
@@ -4913,6 +4715,109 @@
       <w:r>
         <w:t xml:space="preserve">Figure </w:t>
       </w:r>
+      <w:r>
+        <w:fldChar w:fldCharType="begin"/>
+      </w:r>
+      <w:r>
+        <w:instrText xml:space="preserve"> SEQ Figure \* ARABIC </w:instrText>
+      </w:r>
+      <w:r>
+        <w:fldChar w:fldCharType="separate"/>
+      </w:r>
+      <w:r>
+        <w:rPr>
+          <w:noProof/>
+        </w:rPr>
+        <w:t>15</w:t>
+      </w:r>
+      <w:r>
+        <w:rPr>
+          <w:noProof/>
+        </w:rPr>
+        <w:fldChar w:fldCharType="end"/>
+      </w:r>
+      <w:r>
+        <w:t>: Tournaments by Year</w:t>
+      </w:r>
+    </w:p>
+    <w:p>
+      <w:pPr>
+        <w:pStyle w:val="Heading2"/>
+      </w:pPr>
+      <w:r>
+        <w:t>Reports</w:t>
+      </w:r>
+    </w:p>
+    <w:p>
+      <w:pPr>
+        <w:pStyle w:val="BodyText"/>
+        <w:keepNext/>
+      </w:pPr>
+      <w:r>
+        <w:t xml:space="preserve">With the member scores reports, you can print or save to pdf member placing information. Depending on </w:t>
+      </w:r>
+    </w:p>
+    <w:p>
+      <w:pPr>
+        <w:pStyle w:val="BodyText"/>
+        <w:keepNext/>
+        <w:jc w:val="center"/>
+      </w:pPr>
+      <w:r>
+        <w:rPr>
+          <w:noProof/>
+        </w:rPr>
+        <w:drawing>
+          <wp:inline distT="0" distB="0" distL="0" distR="0">
+            <wp:extent cx="2171700" cy="2178892"/>
+            <wp:effectExtent l="0" t="0" r="0" b="0"/>
+            <wp:docPr id="26" name="Picture 26"/>
+            <wp:cNvGraphicFramePr>
+              <a:graphicFrameLocks xmlns:a="http://schemas.openxmlformats.org/drawingml/2006/main" noChangeAspect="1"/>
+            </wp:cNvGraphicFramePr>
+            <a:graphic xmlns:a="http://schemas.openxmlformats.org/drawingml/2006/main">
+              <a:graphicData uri="http://schemas.openxmlformats.org/drawingml/2006/picture">
+                <pic:pic xmlns:pic="http://schemas.openxmlformats.org/drawingml/2006/picture">
+                  <pic:nvPicPr>
+                    <pic:cNvPr id="26" name="MemberScoresReports.PNG"/>
+                    <pic:cNvPicPr/>
+                  </pic:nvPicPr>
+                  <pic:blipFill>
+                    <a:blip r:embed="rId31">
+                      <a:extLst>
+                        <a:ext uri="{28A0092B-C50C-407E-A947-70E740481C1C}">
+                          <a14:useLocalDpi xmlns:a14="http://schemas.microsoft.com/office/drawing/2010/main" val="0"/>
+                        </a:ext>
+                      </a:extLst>
+                    </a:blip>
+                    <a:stretch>
+                      <a:fillRect/>
+                    </a:stretch>
+                  </pic:blipFill>
+                  <pic:spPr>
+                    <a:xfrm>
+                      <a:off x="0" y="0"/>
+                      <a:ext cx="2199760" cy="2207045"/>
+                    </a:xfrm>
+                    <a:prstGeom prst="rect">
+                      <a:avLst/>
+                    </a:prstGeom>
+                  </pic:spPr>
+                </pic:pic>
+              </a:graphicData>
+            </a:graphic>
+          </wp:inline>
+        </w:drawing>
+      </w:r>
+    </w:p>
+    <w:p>
+      <w:pPr>
+        <w:pStyle w:val="Caption"/>
+        <w:jc w:val="center"/>
+      </w:pPr>
+      <w:r>
+        <w:t xml:space="preserve">Figure </w:t>
+      </w:r>
       <w:fldSimple w:instr=" SEQ Figure \* ARABIC ">
         <w:r>
           <w:rPr>
@@ -4922,212 +4827,7 @@
         </w:r>
       </w:fldSimple>
       <w:r>
-        <w:t>: Tournaments by Year</w:t>
-      </w:r>
-    </w:p>
-    <w:p>
-      <w:pPr>
-        <w:pStyle w:val="Heading2"/>
-      </w:pPr>
-      <w:r>
-        <w:t>Reports</w:t>
-      </w:r>
-    </w:p>
-    <w:p>
-      <w:pPr>
-        <w:pStyle w:val="BodyText"/>
-        <w:keepNext/>
-      </w:pPr>
-      <w:r>
-        <w:t xml:space="preserve">Craft beer sartorial copper mug </w:t>
-      </w:r>
-      <w:proofErr w:type="spellStart"/>
-      <w:r>
-        <w:t>tbh</w:t>
-      </w:r>
-      <w:proofErr w:type="spellEnd"/>
-      <w:r>
-        <w:t xml:space="preserve"> </w:t>
-      </w:r>
-      <w:proofErr w:type="spellStart"/>
-      <w:r>
-        <w:t>jianbing</w:t>
-      </w:r>
-      <w:proofErr w:type="spellEnd"/>
-      <w:r>
-        <w:t xml:space="preserve">, locavore VHS salvia +1 vegan gluten-free </w:t>
-      </w:r>
-      <w:proofErr w:type="spellStart"/>
-      <w:r>
-        <w:t>kogi</w:t>
-      </w:r>
-      <w:proofErr w:type="spellEnd"/>
-      <w:r>
-        <w:t xml:space="preserve"> pug </w:t>
-      </w:r>
-      <w:proofErr w:type="spellStart"/>
-      <w:r>
-        <w:t>vexillologist</w:t>
-      </w:r>
-      <w:proofErr w:type="spellEnd"/>
-      <w:r>
-        <w:t xml:space="preserve"> </w:t>
-      </w:r>
-      <w:proofErr w:type="spellStart"/>
-      <w:r>
-        <w:t>affogato</w:t>
-      </w:r>
-      <w:proofErr w:type="spellEnd"/>
-      <w:r>
-        <w:t xml:space="preserve">. Fanny pack </w:t>
-      </w:r>
-      <w:proofErr w:type="spellStart"/>
-      <w:r>
-        <w:t>palo</w:t>
-      </w:r>
-      <w:proofErr w:type="spellEnd"/>
-      <w:r>
-        <w:t xml:space="preserve"> </w:t>
-      </w:r>
-      <w:proofErr w:type="spellStart"/>
-      <w:r>
-        <w:t>santo</w:t>
-      </w:r>
-      <w:proofErr w:type="spellEnd"/>
-      <w:r>
-        <w:t xml:space="preserve"> </w:t>
-      </w:r>
-      <w:proofErr w:type="spellStart"/>
-      <w:r>
-        <w:t>proident</w:t>
-      </w:r>
-      <w:proofErr w:type="spellEnd"/>
-      <w:r>
-        <w:t xml:space="preserve"> blog bespoke </w:t>
-      </w:r>
-      <w:proofErr w:type="spellStart"/>
-      <w:r>
-        <w:t>commodo</w:t>
-      </w:r>
-      <w:proofErr w:type="spellEnd"/>
-      <w:r>
-        <w:t xml:space="preserve"> tilde hammock </w:t>
-      </w:r>
-      <w:proofErr w:type="spellStart"/>
-      <w:r>
-        <w:t>taiyaki</w:t>
-      </w:r>
-      <w:proofErr w:type="spellEnd"/>
-      <w:r>
-        <w:t xml:space="preserve"> wayfarers gentrify. Cardigan ugh slow-carb, </w:t>
-      </w:r>
-      <w:proofErr w:type="spellStart"/>
-      <w:r>
-        <w:t>ea</w:t>
-      </w:r>
-      <w:proofErr w:type="spellEnd"/>
-      <w:r>
-        <w:t xml:space="preserve"> DIY hot chicken </w:t>
-      </w:r>
-      <w:proofErr w:type="spellStart"/>
-      <w:r>
-        <w:t>commodo</w:t>
-      </w:r>
-      <w:proofErr w:type="spellEnd"/>
-      <w:r>
-        <w:t xml:space="preserve"> </w:t>
-      </w:r>
-      <w:proofErr w:type="spellStart"/>
-      <w:r>
-        <w:t>godard</w:t>
-      </w:r>
-      <w:proofErr w:type="spellEnd"/>
-      <w:r>
-        <w:t xml:space="preserve">. Lorem </w:t>
-      </w:r>
-      <w:proofErr w:type="spellStart"/>
-      <w:r>
-        <w:t>sint</w:t>
-      </w:r>
-      <w:proofErr w:type="spellEnd"/>
-      <w:r>
-        <w:t xml:space="preserve"> qui 3 wolf moon </w:t>
-      </w:r>
-      <w:proofErr w:type="spellStart"/>
-      <w:r>
-        <w:t>enim</w:t>
-      </w:r>
-      <w:proofErr w:type="spellEnd"/>
-      <w:r>
-        <w:t xml:space="preserve"> </w:t>
-      </w:r>
-      <w:proofErr w:type="spellStart"/>
-      <w:r>
-        <w:t>voluptate</w:t>
-      </w:r>
-      <w:proofErr w:type="spellEnd"/>
-      <w:r>
-        <w:t xml:space="preserve">, </w:t>
-      </w:r>
-      <w:proofErr w:type="spellStart"/>
-      <w:r>
-        <w:t>velit</w:t>
-      </w:r>
-      <w:proofErr w:type="spellEnd"/>
-      <w:r>
-        <w:t xml:space="preserve"> </w:t>
-      </w:r>
-      <w:proofErr w:type="spellStart"/>
-      <w:r>
-        <w:t>veniam</w:t>
-      </w:r>
-      <w:proofErr w:type="spellEnd"/>
-      <w:r>
-        <w:t xml:space="preserve">. Fanny pack man bun </w:t>
-      </w:r>
-      <w:proofErr w:type="spellStart"/>
-      <w:r>
-        <w:t>helvetica</w:t>
-      </w:r>
-      <w:proofErr w:type="spellEnd"/>
-      <w:r>
-        <w:t xml:space="preserve"> viral, </w:t>
-      </w:r>
-      <w:proofErr w:type="spellStart"/>
-      <w:r>
-        <w:t>edison</w:t>
-      </w:r>
-      <w:proofErr w:type="spellEnd"/>
-      <w:r>
-        <w:t xml:space="preserve"> bulb </w:t>
-      </w:r>
-      <w:proofErr w:type="spellStart"/>
-      <w:r>
-        <w:t>cliche</w:t>
-      </w:r>
-      <w:proofErr w:type="spellEnd"/>
-      <w:r>
-        <w:t xml:space="preserve"> </w:t>
-      </w:r>
-      <w:proofErr w:type="spellStart"/>
-      <w:r>
-        <w:t>jianbing</w:t>
-      </w:r>
-      <w:proofErr w:type="spellEnd"/>
-      <w:r>
-        <w:t>.</w:t>
-      </w:r>
-    </w:p>
-    <w:p>
-      <w:pPr>
-        <w:pStyle w:val="BodyText"/>
-        <w:jc w:val="center"/>
-      </w:pPr>
-      <w:r>
-        <w:t>Screenshot of</w:t>
-      </w:r>
-      <w:r>
-        <w:t xml:space="preserve"> Reports dialog</w:t>
+        <w:t xml:space="preserve"> Member Scores Reports screen</w:t>
       </w:r>
     </w:p>
     <w:p>
@@ -5387,7 +5087,7 @@
                     <pic:cNvPicPr/>
                   </pic:nvPicPr>
                   <pic:blipFill>
-                    <a:blip r:embed="rId30">
+                    <a:blip r:embed="rId32">
                       <a:extLst>
                         <a:ext uri="{28A0092B-C50C-407E-A947-70E740481C1C}">
                           <a14:useLocalDpi xmlns:a14="http://schemas.microsoft.com/office/drawing/2010/main" val="0"/>
@@ -5422,27 +5122,14 @@
       <w:r>
         <w:t xml:space="preserve">Figure </w:t>
       </w:r>
-      <w:r>
-        <w:fldChar w:fldCharType="begin"/>
-      </w:r>
-      <w:r>
-        <w:instrText xml:space="preserve"> SEQ Figure \* ARABIC </w:instrText>
-      </w:r>
-      <w:r>
-        <w:fldChar w:fldCharType="separate"/>
-      </w:r>
-      <w:r>
-        <w:rPr>
-          <w:noProof/>
-        </w:rPr>
-        <w:t>17</w:t>
-      </w:r>
-      <w:r>
-        <w:rPr>
-          <w:noProof/>
-        </w:rPr>
-        <w:fldChar w:fldCharType="end"/>
-      </w:r>
+      <w:fldSimple w:instr=" SEQ Figure \* ARABIC ">
+        <w:r>
+          <w:rPr>
+            <w:noProof/>
+          </w:rPr>
+          <w:t>17</w:t>
+        </w:r>
+      </w:fldSimple>
       <w:r>
         <w:t>: Update Inactive status</w:t>
       </w:r>
@@ -5576,58 +5263,156 @@
     <w:p>
       <w:pPr>
         <w:pStyle w:val="Heading2"/>
+      </w:pPr>
+      <w:r>
+        <w:t>Screen “splitting”</w:t>
+      </w:r>
+      <w:r>
+        <w:t xml:space="preserve"> on resize</w:t>
+      </w:r>
+    </w:p>
+    <w:p>
+      <w:pPr>
+        <w:pStyle w:val="BodyText"/>
+        <w:keepNext/>
+      </w:pPr>
+      <w:r>
+        <w:t xml:space="preserve">When resizing </w:t>
+      </w:r>
+      <w:r>
+        <w:t>the 9-Tap program the screen may split into individual screens contained within the main program display screen</w:t>
+      </w:r>
+      <w:r>
+        <w:t>.</w:t>
+      </w:r>
+    </w:p>
+    <w:p>
+      <w:pPr>
+        <w:pStyle w:val="BodyText"/>
+        <w:keepNext/>
+      </w:pPr>
+      <w:r>
+        <w:rPr>
+          <w:noProof/>
+        </w:rPr>
+        <w:drawing>
+          <wp:inline distT="0" distB="0" distL="0" distR="0">
+            <wp:extent cx="4883150" cy="3818890"/>
+            <wp:effectExtent l="0" t="0" r="0" b="0"/>
+            <wp:docPr id="22" name="Picture 22"/>
+            <wp:cNvGraphicFramePr>
+              <a:graphicFrameLocks xmlns:a="http://schemas.openxmlformats.org/drawingml/2006/main" noChangeAspect="1"/>
+            </wp:cNvGraphicFramePr>
+            <a:graphic xmlns:a="http://schemas.openxmlformats.org/drawingml/2006/main">
+              <a:graphicData uri="http://schemas.openxmlformats.org/drawingml/2006/picture">
+                <pic:pic xmlns:pic="http://schemas.openxmlformats.org/drawingml/2006/picture">
+                  <pic:nvPicPr>
+                    <pic:cNvPr id="22" name="ScreenSplitsOnResize.PNG"/>
+                    <pic:cNvPicPr/>
+                  </pic:nvPicPr>
+                  <pic:blipFill>
+                    <a:blip r:embed="rId33">
+                      <a:extLst>
+                        <a:ext uri="{28A0092B-C50C-407E-A947-70E740481C1C}">
+                          <a14:useLocalDpi xmlns:a14="http://schemas.microsoft.com/office/drawing/2010/main" val="0"/>
+                        </a:ext>
+                      </a:extLst>
+                    </a:blip>
+                    <a:stretch>
+                      <a:fillRect/>
+                    </a:stretch>
+                  </pic:blipFill>
+                  <pic:spPr>
+                    <a:xfrm>
+                      <a:off x="0" y="0"/>
+                      <a:ext cx="4883150" cy="3818890"/>
+                    </a:xfrm>
+                    <a:prstGeom prst="rect">
+                      <a:avLst/>
+                    </a:prstGeom>
+                  </pic:spPr>
+                </pic:pic>
+              </a:graphicData>
+            </a:graphic>
+          </wp:inline>
+        </w:drawing>
+      </w:r>
+    </w:p>
+    <w:p>
+      <w:pPr>
+        <w:pStyle w:val="BodyText"/>
+        <w:keepNext/>
+      </w:pPr>
+    </w:p>
+    <w:p>
+      <w:pPr>
+        <w:pStyle w:val="BodyText"/>
+      </w:pPr>
+      <w:r>
+        <w:rPr>
+          <w:noProof/>
+        </w:rPr>
+        <w:drawing>
+          <wp:anchor distT="0" distB="0" distL="114300" distR="114300" simplePos="0" relativeHeight="251665408" behindDoc="0" locked="0" layoutInCell="1" allowOverlap="1">
+            <wp:simplePos x="0" y="0"/>
+            <wp:positionH relativeFrom="column">
+              <wp:posOffset>3175</wp:posOffset>
+            </wp:positionH>
+            <wp:positionV relativeFrom="paragraph">
+              <wp:posOffset>5715</wp:posOffset>
+            </wp:positionV>
+            <wp:extent cx="1962424" cy="1190791"/>
+            <wp:effectExtent l="0" t="0" r="0" b="9525"/>
+            <wp:wrapSquare wrapText="bothSides"/>
+            <wp:docPr id="23" name="Picture 23"/>
+            <wp:cNvGraphicFramePr>
+              <a:graphicFrameLocks xmlns:a="http://schemas.openxmlformats.org/drawingml/2006/main" noChangeAspect="1"/>
+            </wp:cNvGraphicFramePr>
+            <a:graphic xmlns:a="http://schemas.openxmlformats.org/drawingml/2006/main">
+              <a:graphicData uri="http://schemas.openxmlformats.org/drawingml/2006/picture">
+                <pic:pic xmlns:pic="http://schemas.openxmlformats.org/drawingml/2006/picture">
+                  <pic:nvPicPr>
+                    <pic:cNvPr id="23" name="ScreenSplitCloseUp.PNG"/>
+                    <pic:cNvPicPr/>
+                  </pic:nvPicPr>
+                  <pic:blipFill>
+                    <a:blip r:embed="rId34">
+                      <a:extLst>
+                        <a:ext uri="{28A0092B-C50C-407E-A947-70E740481C1C}">
+                          <a14:useLocalDpi xmlns:a14="http://schemas.microsoft.com/office/drawing/2010/main" val="0"/>
+                        </a:ext>
+                      </a:extLst>
+                    </a:blip>
+                    <a:stretch>
+                      <a:fillRect/>
+                    </a:stretch>
+                  </pic:blipFill>
+                  <pic:spPr>
+                    <a:xfrm>
+                      <a:off x="0" y="0"/>
+                      <a:ext cx="1962424" cy="1190791"/>
+                    </a:xfrm>
+                    <a:prstGeom prst="rect">
+                      <a:avLst/>
+                    </a:prstGeom>
+                  </pic:spPr>
+                </pic:pic>
+              </a:graphicData>
+            </a:graphic>
+          </wp:anchor>
+        </w:drawing>
+      </w:r>
+      <w:r>
+        <w:t>If the display splits, you can click maximize for the individual screens. They will return to normal. You can then continue working with the program.</w:t>
+      </w:r>
+    </w:p>
+    <w:p>
+      <w:pPr>
+        <w:pStyle w:val="Heading2"/>
         <w:rPr>
           <w:sz w:val="24"/>
           <w:szCs w:val="24"/>
         </w:rPr>
-      </w:pPr>
-      <w:r>
-        <w:rPr>
-          <w:sz w:val="24"/>
-          <w:szCs w:val="24"/>
-        </w:rPr>
-        <w:t>ReadMe File</w:t>
-      </w:r>
-    </w:p>
-    <w:p>
-      <w:pPr>
-        <w:pStyle w:val="BodyText"/>
-      </w:pPr>
-      <w:r>
-        <w:t>The 9 Tap Tour program contains a ReadMe file where you can view updated program information. We strongly encourage you to take the t</w:t>
-      </w:r>
-      <w:r>
-        <w:t>ime</w:t>
-      </w:r>
-      <w:r>
-        <w:t xml:space="preserve"> look over this file to get information on changes made after this manual went to print.</w:t>
-      </w:r>
-    </w:p>
-    <w:p>
-      <w:pPr>
-        <w:pStyle w:val="BodyText"/>
-      </w:pPr>
-      <w:r>
-        <w:t>To view this file, double-click on it in the 9 Tap Tour directory found on your hard drive (usually C:\Program Files\9TapTour\docs\readme_en.txt). You can also view the ReadMe file by clicking on the Start button on your Windows taskbar, then on Programs, then on 9 Tap Tour, then on View Readme.txt.</w:t>
-      </w:r>
-    </w:p>
-    <w:p>
-      <w:pPr>
-        <w:rPr>
-          <w:rFonts w:ascii="Arial Black" w:hAnsi="Arial Black"/>
-          <w:color w:val="808080"/>
-          <w:spacing w:val="-25"/>
-          <w:kern w:val="28"/>
-          <w:sz w:val="32"/>
-        </w:rPr>
-      </w:pPr>
-      <w:r>
-        <w:br w:type="page"/>
-      </w:r>
-    </w:p>
-    <w:p>
-      <w:pPr>
-        <w:pStyle w:val="Heading1"/>
         <w:sectPr>
           <w:type w:val="continuous"/>
           <w:pgSz w:w="12240" w:h="15840" w:code="1"/>
@@ -5636,6 +5421,59 @@
           <w:titlePg/>
         </w:sectPr>
       </w:pPr>
+    </w:p>
+    <w:p>
+      <w:pPr>
+        <w:pStyle w:val="Heading2"/>
+        <w:rPr>
+          <w:sz w:val="24"/>
+          <w:szCs w:val="24"/>
+        </w:rPr>
+      </w:pPr>
+      <w:r>
+        <w:rPr>
+          <w:sz w:val="24"/>
+          <w:szCs w:val="24"/>
+        </w:rPr>
+        <w:lastRenderedPageBreak/>
+        <w:t>ReadMe File</w:t>
+      </w:r>
+    </w:p>
+    <w:p>
+      <w:pPr>
+        <w:pStyle w:val="BodyText"/>
+      </w:pPr>
+      <w:r>
+        <w:t>The 9 Tap Tour program contains a ReadMe file where you can view updated program information. We strongly encourage you to take the t</w:t>
+      </w:r>
+      <w:r>
+        <w:t>ime</w:t>
+      </w:r>
+      <w:r>
+        <w:t xml:space="preserve"> look over this file to get information on changes made after this manual went to print.</w:t>
+      </w:r>
+    </w:p>
+    <w:p>
+      <w:pPr>
+        <w:pStyle w:val="BodyText"/>
+      </w:pPr>
+      <w:r>
+        <w:t>To view this file, double-click on it in the 9 Tap Tour directory found on your hard drive (usually C:\Program Files\9TapTour\docs\readme_en.txt). You can also view the ReadMe file by clicking on the Start button on your Windows taskbar, then on Programs, then on 9 Tap Tour, then on View Readme.txt.</w:t>
+      </w:r>
+    </w:p>
+    <w:p>
+      <w:pPr>
+        <w:rPr>
+          <w:rFonts w:ascii="Arial Black" w:hAnsi="Arial Black"/>
+          <w:color w:val="808080"/>
+          <w:spacing w:val="-25"/>
+          <w:kern w:val="28"/>
+          <w:sz w:val="32"/>
+        </w:rPr>
+      </w:pPr>
+      <w:r>
+        <w:br w:type="page"/>
+      </w:r>
     </w:p>
     <w:p>
       <w:pPr>
@@ -5680,6 +5518,93 @@
         <w:pStyle w:val="Title"/>
       </w:pPr>
       <w:r>
+        <w:t>Conversion Program</w:t>
+      </w:r>
+    </w:p>
+    <w:p>
+      <w:pPr>
+        <w:pStyle w:val="Caption"/>
+      </w:pPr>
+      <w:r>
+        <w:br w:type="page"/>
+      </w:r>
+    </w:p>
+    <w:p>
+      <w:pPr>
+        <w:pStyle w:val="Heading1"/>
+      </w:pPr>
+      <w:r>
+        <w:lastRenderedPageBreak/>
+        <w:t>Converting</w:t>
+      </w:r>
+    </w:p>
+    <w:p>
+      <w:pPr>
+        <w:pStyle w:val="BodyText"/>
+      </w:pPr>
+      <w:r>
+        <w:t>Conversion fr</w:t>
+      </w:r>
+      <w:r>
+        <w:t>om old version of 9-Tap program for the Las Vegas and Hawaii regions. (Talk to Xavier to get outline/details of the steps</w:t>
+      </w:r>
+      <w:r>
+        <w:t>. Have emailed him 3/14/18</w:t>
+      </w:r>
+      <w:bookmarkStart w:id="0" w:name="_GoBack"/>
+      <w:bookmarkEnd w:id="0"/>
+      <w:r>
+        <w:t>)</w:t>
+      </w:r>
+    </w:p>
+    <w:p>
+      <w:pPr>
+        <w:pStyle w:val="BodyText"/>
+      </w:pPr>
+    </w:p>
+    <w:p>
+      <w:pPr>
+        <w:pStyle w:val="PartTitle"/>
+        <w:framePr w:wrap="notBeside"/>
+      </w:pPr>
+      <w:r>
+        <w:lastRenderedPageBreak/>
+        <w:t>Chapter</w:t>
+      </w:r>
+    </w:p>
+    <w:p>
+      <w:pPr>
+        <w:pStyle w:val="PartLabel"/>
+        <w:framePr w:wrap="notBeside"/>
+      </w:pPr>
+      <w:r>
+        <w:t>6</w:t>
+      </w:r>
+    </w:p>
+    <w:p/>
+    <w:p/>
+    <w:p/>
+    <w:p/>
+    <w:p/>
+    <w:p/>
+    <w:p/>
+    <w:p/>
+    <w:p/>
+    <w:p/>
+    <w:p/>
+    <w:p>
+      <w:pPr>
+        <w:pStyle w:val="Subtitle"/>
+      </w:pPr>
+      <w:r>
+        <w:t>9-tap tour</w:t>
+      </w:r>
+    </w:p>
+    <w:p>
+      <w:pPr>
+        <w:pStyle w:val="Title"/>
+      </w:pPr>
+      <w:r>
         <w:t>General Information</w:t>
       </w:r>
     </w:p>
@@ -5704,7 +5629,6 @@
       <w:pPr>
         <w:pStyle w:val="Heading1"/>
         <w:sectPr>
-          <w:type w:val="continuous"/>
           <w:pgSz w:w="12240" w:h="15840" w:code="1"/>
           <w:pgMar w:top="1800" w:right="1195" w:bottom="1440" w:left="3355" w:header="965" w:footer="965" w:gutter="0"/>
           <w:cols w:space="360"/>
@@ -5948,9 +5872,9 @@
           <w:noProof/>
         </w:rPr>
         <w:sectPr>
-          <w:headerReference w:type="default" r:id="rId31"/>
-          <w:footerReference w:type="default" r:id="rId32"/>
-          <w:headerReference w:type="first" r:id="rId33"/>
+          <w:headerReference w:type="default" r:id="rId35"/>
+          <w:footerReference w:type="default" r:id="rId36"/>
+          <w:headerReference w:type="first" r:id="rId37"/>
           <w:type w:val="continuous"/>
           <w:pgSz w:w="12240" w:h="15840" w:code="1"/>
           <w:pgMar w:top="1800" w:right="1195" w:bottom="1440" w:left="3355" w:header="720" w:footer="720" w:gutter="0"/>
@@ -6594,7 +6518,7 @@
         <w:rStyle w:val="PageNumber"/>
         <w:noProof/>
       </w:rPr>
-      <w:t>27</w:t>
+      <w:t>30</w:t>
     </w:r>
     <w:r>
       <w:rPr>
@@ -6644,7 +6568,7 @@
         <w:rStyle w:val="PageNumber"/>
         <w:noProof/>
       </w:rPr>
-      <w:t>28</w:t>
+      <w:t>31</w:t>
     </w:r>
     <w:r>
       <w:rPr>
@@ -9980,7 +9904,7 @@
 </file>
 
 <file path=customXml/itemProps1.xml><?xml version="1.0" encoding="utf-8"?>
-<ds:datastoreItem xmlns:ds="http://schemas.openxmlformats.org/officeDocument/2006/customXml" ds:itemID="{AAD670C0-8032-444E-A1FE-817619F1E3AC}">
+<ds:datastoreItem xmlns:ds="http://schemas.openxmlformats.org/officeDocument/2006/customXml" ds:itemID="{EE652A04-9988-41A7-BF19-616750930BC6}">
   <ds:schemaRefs>
     <ds:schemaRef ds:uri="http://schemas.openxmlformats.org/officeDocument/2006/bibliography"/>
   </ds:schemaRefs>

--- a/9tapUserManual.docx
+++ b/9tapUserManual.docx
@@ -1429,27 +1429,14 @@
       <w:r>
         <w:t xml:space="preserve">Figure </w:t>
       </w:r>
-      <w:r>
-        <w:fldChar w:fldCharType="begin"/>
-      </w:r>
-      <w:r>
-        <w:instrText xml:space="preserve"> SEQ Figure \* ARABIC </w:instrText>
-      </w:r>
-      <w:r>
-        <w:fldChar w:fldCharType="separate"/>
-      </w:r>
-      <w:r>
-        <w:rPr>
-          <w:noProof/>
-        </w:rPr>
-        <w:t>1</w:t>
-      </w:r>
-      <w:r>
-        <w:rPr>
-          <w:noProof/>
-        </w:rPr>
-        <w:fldChar w:fldCharType="end"/>
-      </w:r>
+      <w:fldSimple w:instr=" SEQ Figure \* ARABIC ">
+        <w:r>
+          <w:rPr>
+            <w:noProof/>
+          </w:rPr>
+          <w:t>1</w:t>
+        </w:r>
+      </w:fldSimple>
       <w:r>
         <w:t>: 9-Tap Main Menu</w:t>
       </w:r>
@@ -2295,27 +2282,14 @@
       <w:r>
         <w:t xml:space="preserve">Figure </w:t>
       </w:r>
-      <w:r>
-        <w:fldChar w:fldCharType="begin"/>
-      </w:r>
-      <w:r>
-        <w:instrText xml:space="preserve"> SEQ Figure \* ARABIC </w:instrText>
-      </w:r>
-      <w:r>
-        <w:fldChar w:fldCharType="separate"/>
-      </w:r>
-      <w:r>
-        <w:rPr>
-          <w:noProof/>
-        </w:rPr>
-        <w:t>2</w:t>
-      </w:r>
-      <w:r>
-        <w:rPr>
-          <w:noProof/>
-        </w:rPr>
-        <w:fldChar w:fldCharType="end"/>
-      </w:r>
+      <w:fldSimple w:instr=" SEQ Figure \* ARABIC ">
+        <w:r>
+          <w:rPr>
+            <w:noProof/>
+          </w:rPr>
+          <w:t>2</w:t>
+        </w:r>
+      </w:fldSimple>
       <w:r>
         <w:t>: Main Menu</w:t>
       </w:r>
@@ -2414,14 +2388,27 @@
       <w:r>
         <w:t xml:space="preserve">Figure </w:t>
       </w:r>
-      <w:fldSimple w:instr=" SEQ Figure \* ARABIC ">
-        <w:r>
-          <w:rPr>
-            <w:noProof/>
-          </w:rPr>
-          <w:t>3</w:t>
-        </w:r>
-      </w:fldSimple>
+      <w:r>
+        <w:fldChar w:fldCharType="begin"/>
+      </w:r>
+      <w:r>
+        <w:instrText xml:space="preserve"> SEQ Figure \* ARABIC </w:instrText>
+      </w:r>
+      <w:r>
+        <w:fldChar w:fldCharType="separate"/>
+      </w:r>
+      <w:r>
+        <w:rPr>
+          <w:noProof/>
+        </w:rPr>
+        <w:t>3</w:t>
+      </w:r>
+      <w:r>
+        <w:rPr>
+          <w:noProof/>
+        </w:rPr>
+        <w:fldChar w:fldCharType="end"/>
+      </w:r>
       <w:r>
         <w:t>: Member Information</w:t>
       </w:r>
@@ -2592,27 +2579,14 @@
       <w:r>
         <w:t xml:space="preserve">Figure </w:t>
       </w:r>
-      <w:r>
-        <w:fldChar w:fldCharType="begin"/>
-      </w:r>
-      <w:r>
-        <w:instrText xml:space="preserve"> SEQ Figure \* ARABIC </w:instrText>
-      </w:r>
-      <w:r>
-        <w:fldChar w:fldCharType="separate"/>
-      </w:r>
-      <w:r>
-        <w:rPr>
-          <w:noProof/>
-        </w:rPr>
-        <w:t>4</w:t>
-      </w:r>
-      <w:r>
-        <w:rPr>
-          <w:noProof/>
-        </w:rPr>
-        <w:fldChar w:fldCharType="end"/>
-      </w:r>
+      <w:fldSimple w:instr=" SEQ Figure \* ARABIC ">
+        <w:r>
+          <w:rPr>
+            <w:noProof/>
+          </w:rPr>
+          <w:t>4</w:t>
+        </w:r>
+      </w:fldSimple>
       <w:r>
         <w:t>: Member Information</w:t>
       </w:r>
@@ -2731,27 +2705,14 @@
       <w:r>
         <w:t xml:space="preserve">Figure </w:t>
       </w:r>
-      <w:r>
-        <w:fldChar w:fldCharType="begin"/>
-      </w:r>
-      <w:r>
-        <w:instrText xml:space="preserve"> SEQ Figure \* ARABIC </w:instrText>
-      </w:r>
-      <w:r>
-        <w:fldChar w:fldCharType="separate"/>
-      </w:r>
-      <w:r>
-        <w:rPr>
-          <w:noProof/>
-        </w:rPr>
-        <w:t>5</w:t>
-      </w:r>
-      <w:r>
-        <w:rPr>
-          <w:noProof/>
-        </w:rPr>
-        <w:fldChar w:fldCharType="end"/>
-      </w:r>
+      <w:fldSimple w:instr=" SEQ Figure \* ARABIC ">
+        <w:r>
+          <w:rPr>
+            <w:noProof/>
+          </w:rPr>
+          <w:t>5</w:t>
+        </w:r>
+      </w:fldSimple>
       <w:r>
         <w:t>: Stats Form</w:t>
       </w:r>
@@ -2886,27 +2847,14 @@
       <w:r>
         <w:t xml:space="preserve">Figure </w:t>
       </w:r>
-      <w:r>
-        <w:fldChar w:fldCharType="begin"/>
-      </w:r>
-      <w:r>
-        <w:instrText xml:space="preserve"> SEQ Figure \* ARABIC </w:instrText>
-      </w:r>
-      <w:r>
-        <w:fldChar w:fldCharType="separate"/>
-      </w:r>
-      <w:r>
-        <w:rPr>
-          <w:noProof/>
-        </w:rPr>
-        <w:t>6</w:t>
-      </w:r>
-      <w:r>
-        <w:rPr>
-          <w:noProof/>
-        </w:rPr>
-        <w:fldChar w:fldCharType="end"/>
-      </w:r>
+      <w:fldSimple w:instr=" SEQ Figure \* ARABIC ">
+        <w:r>
+          <w:rPr>
+            <w:noProof/>
+          </w:rPr>
+          <w:t>6</w:t>
+        </w:r>
+      </w:fldSimple>
       <w:r>
         <w:t>: Member search, blank and with results</w:t>
       </w:r>
@@ -3050,27 +2998,14 @@
       <w:r>
         <w:t xml:space="preserve">Figure </w:t>
       </w:r>
-      <w:r>
-        <w:fldChar w:fldCharType="begin"/>
-      </w:r>
-      <w:r>
-        <w:instrText xml:space="preserve"> SEQ Figure \* ARABIC </w:instrText>
-      </w:r>
-      <w:r>
-        <w:fldChar w:fldCharType="separate"/>
-      </w:r>
-      <w:r>
-        <w:rPr>
-          <w:noProof/>
-        </w:rPr>
-        <w:t>7</w:t>
-      </w:r>
-      <w:r>
-        <w:rPr>
-          <w:noProof/>
-        </w:rPr>
-        <w:fldChar w:fldCharType="end"/>
-      </w:r>
+      <w:fldSimple w:instr=" SEQ Figure \* ARABIC ">
+        <w:r>
+          <w:rPr>
+            <w:noProof/>
+          </w:rPr>
+          <w:t>7</w:t>
+        </w:r>
+      </w:fldSimple>
       <w:r>
         <w:t>: basic printer dialog</w:t>
       </w:r>
@@ -3097,115 +3032,6 @@
         <w:rPr>
           <w:szCs w:val="20"/>
         </w:rPr>
-        <w:t>Labels</w:t>
-      </w:r>
-    </w:p>
-    <w:p>
-      <w:pPr>
-        <w:pStyle w:val="BodyText"/>
-        <w:keepNext/>
-      </w:pPr>
-      <w:r>
-        <w:t>Ask Rob V. about this.</w:t>
-      </w:r>
-    </w:p>
-    <w:p>
-      <w:pPr>
-        <w:pStyle w:val="BodyText"/>
-        <w:keepNext/>
-      </w:pPr>
-      <w:r>
-        <w:rPr>
-          <w:noProof/>
-        </w:rPr>
-        <w:drawing>
-          <wp:inline distT="0" distB="0" distL="0" distR="0">
-            <wp:extent cx="4883150" cy="3590925"/>
-            <wp:effectExtent l="0" t="0" r="0" b="9525"/>
-            <wp:docPr id="11" name="Picture 11"/>
-            <wp:cNvGraphicFramePr>
-              <a:graphicFrameLocks xmlns:a="http://schemas.openxmlformats.org/drawingml/2006/main" noChangeAspect="1"/>
-            </wp:cNvGraphicFramePr>
-            <a:graphic xmlns:a="http://schemas.openxmlformats.org/drawingml/2006/main">
-              <a:graphicData uri="http://schemas.openxmlformats.org/drawingml/2006/picture">
-                <pic:pic xmlns:pic="http://schemas.openxmlformats.org/drawingml/2006/picture">
-                  <pic:nvPicPr>
-                    <pic:cNvPr id="11" name="PrintAddressLablesForm.PNG"/>
-                    <pic:cNvPicPr/>
-                  </pic:nvPicPr>
-                  <pic:blipFill>
-                    <a:blip r:embed="rId21">
-                      <a:extLst>
-                        <a:ext uri="{28A0092B-C50C-407E-A947-70E740481C1C}">
-                          <a14:useLocalDpi xmlns:a14="http://schemas.microsoft.com/office/drawing/2010/main" val="0"/>
-                        </a:ext>
-                      </a:extLst>
-                    </a:blip>
-                    <a:stretch>
-                      <a:fillRect/>
-                    </a:stretch>
-                  </pic:blipFill>
-                  <pic:spPr>
-                    <a:xfrm>
-                      <a:off x="0" y="0"/>
-                      <a:ext cx="4883150" cy="3590925"/>
-                    </a:xfrm>
-                    <a:prstGeom prst="rect">
-                      <a:avLst/>
-                    </a:prstGeom>
-                  </pic:spPr>
-                </pic:pic>
-              </a:graphicData>
-            </a:graphic>
-          </wp:inline>
-        </w:drawing>
-      </w:r>
-    </w:p>
-    <w:p>
-      <w:pPr>
-        <w:pStyle w:val="Caption"/>
-        <w:jc w:val="both"/>
-      </w:pPr>
-      <w:r>
-        <w:t xml:space="preserve">Figure </w:t>
-      </w:r>
-      <w:r>
-        <w:fldChar w:fldCharType="begin"/>
-      </w:r>
-      <w:r>
-        <w:instrText xml:space="preserve"> SEQ Figure \* ARABIC </w:instrText>
-      </w:r>
-      <w:r>
-        <w:fldChar w:fldCharType="separate"/>
-      </w:r>
-      <w:r>
-        <w:rPr>
-          <w:noProof/>
-        </w:rPr>
-        <w:t>8</w:t>
-      </w:r>
-      <w:r>
-        <w:rPr>
-          <w:noProof/>
-        </w:rPr>
-        <w:fldChar w:fldCharType="end"/>
-      </w:r>
-      <w:r>
-        <w:t>: Print Labels Dialog</w:t>
-      </w:r>
-    </w:p>
-    <w:p>
-      <w:pPr>
-        <w:pStyle w:val="Heading2"/>
-        <w:rPr>
-          <w:szCs w:val="20"/>
-        </w:rPr>
-      </w:pPr>
-      <w:r>
-        <w:rPr>
-          <w:szCs w:val="20"/>
-        </w:rPr>
-        <w:lastRenderedPageBreak/>
         <w:t>Import</w:t>
       </w:r>
     </w:p>
@@ -3243,7 +3069,7 @@
                     <pic:cNvPicPr/>
                   </pic:nvPicPr>
                   <pic:blipFill>
-                    <a:blip r:embed="rId22">
+                    <a:blip r:embed="rId21">
                       <a:extLst>
                         <a:ext uri="{28A0092B-C50C-407E-A947-70E740481C1C}">
                           <a14:useLocalDpi xmlns:a14="http://schemas.microsoft.com/office/drawing/2010/main" val="0"/>
@@ -3278,27 +3104,14 @@
       <w:r>
         <w:t xml:space="preserve">Figure </w:t>
       </w:r>
-      <w:r>
-        <w:fldChar w:fldCharType="begin"/>
-      </w:r>
-      <w:r>
-        <w:instrText xml:space="preserve"> SEQ Figure \* ARABIC </w:instrText>
-      </w:r>
-      <w:r>
-        <w:fldChar w:fldCharType="separate"/>
-      </w:r>
-      <w:r>
-        <w:rPr>
-          <w:noProof/>
-        </w:rPr>
-        <w:t>9</w:t>
-      </w:r>
-      <w:r>
-        <w:rPr>
-          <w:noProof/>
-        </w:rPr>
-        <w:fldChar w:fldCharType="end"/>
-      </w:r>
+      <w:fldSimple w:instr=" SEQ Figure \* ARABIC ">
+        <w:r>
+          <w:rPr>
+            <w:noProof/>
+          </w:rPr>
+          <w:t>9</w:t>
+        </w:r>
+      </w:fldSimple>
       <w:r>
         <w:t>: Importing existing player information</w:t>
       </w:r>
@@ -3352,7 +3165,7 @@
                     <pic:cNvPicPr/>
                   </pic:nvPicPr>
                   <pic:blipFill>
-                    <a:blip r:embed="rId23">
+                    <a:blip r:embed="rId22">
                       <a:extLst>
                         <a:ext uri="{28A0092B-C50C-407E-A947-70E740481C1C}">
                           <a14:useLocalDpi xmlns:a14="http://schemas.microsoft.com/office/drawing/2010/main" val="0"/>
@@ -3395,27 +3208,14 @@
       <w:r>
         <w:t xml:space="preserve">Figure </w:t>
       </w:r>
-      <w:r>
-        <w:fldChar w:fldCharType="begin"/>
-      </w:r>
-      <w:r>
-        <w:instrText xml:space="preserve"> SEQ Figure \* ARABIC </w:instrText>
-      </w:r>
-      <w:r>
-        <w:fldChar w:fldCharType="separate"/>
-      </w:r>
-      <w:r>
-        <w:rPr>
-          <w:noProof/>
-        </w:rPr>
-        <w:t>10</w:t>
-      </w:r>
-      <w:r>
-        <w:rPr>
-          <w:noProof/>
-        </w:rPr>
-        <w:fldChar w:fldCharType="end"/>
-      </w:r>
+      <w:fldSimple w:instr=" SEQ Figure \* ARABIC ">
+        <w:r>
+          <w:rPr>
+            <w:noProof/>
+          </w:rPr>
+          <w:t>10</w:t>
+        </w:r>
+      </w:fldSimple>
       <w:r>
         <w:t>: Member Scores</w:t>
       </w:r>
@@ -3645,7 +3445,7 @@
                     <pic:cNvPicPr/>
                   </pic:nvPicPr>
                   <pic:blipFill>
-                    <a:blip r:embed="rId24" cstate="print">
+                    <a:blip r:embed="rId23" cstate="print">
                       <a:extLst>
                         <a:ext uri="{28A0092B-C50C-407E-A947-70E740481C1C}">
                           <a14:useLocalDpi xmlns:a14="http://schemas.microsoft.com/office/drawing/2010/main" val="0"/>
@@ -3680,27 +3480,14 @@
       <w:r>
         <w:t xml:space="preserve">Figure </w:t>
       </w:r>
-      <w:r>
-        <w:fldChar w:fldCharType="begin"/>
-      </w:r>
-      <w:r>
-        <w:instrText xml:space="preserve"> SEQ Figure \* ARABIC </w:instrText>
-      </w:r>
-      <w:r>
-        <w:fldChar w:fldCharType="separate"/>
-      </w:r>
-      <w:r>
-        <w:rPr>
-          <w:noProof/>
-        </w:rPr>
-        <w:t>11</w:t>
-      </w:r>
-      <w:r>
-        <w:rPr>
-          <w:noProof/>
-        </w:rPr>
-        <w:fldChar w:fldCharType="end"/>
-      </w:r>
+      <w:fldSimple w:instr=" SEQ Figure \* ARABIC ">
+        <w:r>
+          <w:rPr>
+            <w:noProof/>
+          </w:rPr>
+          <w:t>11</w:t>
+        </w:r>
+      </w:fldSimple>
       <w:r>
         <w:t>: Tournament Stats Form</w:t>
       </w:r>
@@ -4142,7 +3929,7 @@
                     <pic:cNvPicPr/>
                   </pic:nvPicPr>
                   <pic:blipFill>
-                    <a:blip r:embed="rId25" cstate="print">
+                    <a:blip r:embed="rId24" cstate="print">
                       <a:extLst>
                         <a:ext uri="{28A0092B-C50C-407E-A947-70E740481C1C}">
                           <a14:useLocalDpi xmlns:a14="http://schemas.microsoft.com/office/drawing/2010/main" val="0"/>
@@ -4177,27 +3964,14 @@
       <w:r>
         <w:t xml:space="preserve">Figure </w:t>
       </w:r>
-      <w:r>
-        <w:fldChar w:fldCharType="begin"/>
-      </w:r>
-      <w:r>
-        <w:instrText xml:space="preserve"> SEQ Figure \* ARABIC </w:instrText>
-      </w:r>
-      <w:r>
-        <w:fldChar w:fldCharType="separate"/>
-      </w:r>
-      <w:r>
-        <w:rPr>
-          <w:noProof/>
-        </w:rPr>
-        <w:t>12</w:t>
-      </w:r>
-      <w:r>
-        <w:rPr>
-          <w:noProof/>
-        </w:rPr>
-        <w:fldChar w:fldCharType="end"/>
-      </w:r>
+      <w:fldSimple w:instr=" SEQ Figure \* ARABIC ">
+        <w:r>
+          <w:rPr>
+            <w:noProof/>
+          </w:rPr>
+          <w:t>12</w:t>
+        </w:r>
+      </w:fldSimple>
       <w:r>
         <w:t>: Tournament Place Standings</w:t>
       </w:r>
@@ -4257,7 +4031,7 @@
                     <pic:cNvPicPr/>
                   </pic:nvPicPr>
                   <pic:blipFill>
-                    <a:blip r:embed="rId26">
+                    <a:blip r:embed="rId25">
                       <a:extLst>
                         <a:ext uri="{28A0092B-C50C-407E-A947-70E740481C1C}">
                           <a14:useLocalDpi xmlns:a14="http://schemas.microsoft.com/office/drawing/2010/main" val="0"/>
@@ -4300,27 +4074,14 @@
       <w:r>
         <w:t xml:space="preserve">Figure </w:t>
       </w:r>
-      <w:r>
-        <w:fldChar w:fldCharType="begin"/>
-      </w:r>
-      <w:r>
-        <w:instrText xml:space="preserve"> SEQ Figure \* ARABIC </w:instrText>
-      </w:r>
-      <w:r>
-        <w:fldChar w:fldCharType="separate"/>
-      </w:r>
-      <w:r>
-        <w:rPr>
-          <w:noProof/>
-        </w:rPr>
-        <w:t>13</w:t>
-      </w:r>
-      <w:r>
-        <w:rPr>
-          <w:noProof/>
-        </w:rPr>
-        <w:fldChar w:fldCharType="end"/>
-      </w:r>
+      <w:fldSimple w:instr=" SEQ Figure \* ARABIC ">
+        <w:r>
+          <w:rPr>
+            <w:noProof/>
+          </w:rPr>
+          <w:t>13</w:t>
+        </w:r>
+      </w:fldSimple>
       <w:r>
         <w:t xml:space="preserve">: </w:t>
       </w:r>
@@ -4405,7 +4166,7 @@
                     <pic:cNvPicPr/>
                   </pic:nvPicPr>
                   <pic:blipFill>
-                    <a:blip r:embed="rId27">
+                    <a:blip r:embed="rId26">
                       <a:extLst>
                         <a:ext uri="{28A0092B-C50C-407E-A947-70E740481C1C}">
                           <a14:useLocalDpi xmlns:a14="http://schemas.microsoft.com/office/drawing/2010/main" val="0"/>
@@ -4451,7 +4212,7 @@
                     <pic:cNvPicPr/>
                   </pic:nvPicPr>
                   <pic:blipFill>
-                    <a:blip r:embed="rId28">
+                    <a:blip r:embed="rId27">
                       <a:extLst>
                         <a:ext uri="{28A0092B-C50C-407E-A947-70E740481C1C}">
                           <a14:useLocalDpi xmlns:a14="http://schemas.microsoft.com/office/drawing/2010/main" val="0"/>
@@ -4486,27 +4247,14 @@
       <w:r>
         <w:t xml:space="preserve">Figure </w:t>
       </w:r>
-      <w:r>
-        <w:fldChar w:fldCharType="begin"/>
-      </w:r>
-      <w:r>
-        <w:instrText xml:space="preserve"> SEQ Figure \* ARABIC </w:instrText>
-      </w:r>
-      <w:r>
-        <w:fldChar w:fldCharType="separate"/>
-      </w:r>
-      <w:r>
-        <w:rPr>
-          <w:noProof/>
-        </w:rPr>
-        <w:t>14</w:t>
-      </w:r>
-      <w:r>
-        <w:rPr>
-          <w:noProof/>
-        </w:rPr>
-        <w:fldChar w:fldCharType="end"/>
-      </w:r>
+      <w:fldSimple w:instr=" SEQ Figure \* ARABIC ">
+        <w:r>
+          <w:rPr>
+            <w:noProof/>
+          </w:rPr>
+          <w:t>14</w:t>
+        </w:r>
+      </w:fldSimple>
       <w:r>
         <w:t>: Tournament Search Forms</w:t>
       </w:r>
@@ -4627,7 +4375,7 @@
                     <pic:cNvPicPr/>
                   </pic:nvPicPr>
                   <pic:blipFill>
-                    <a:blip r:embed="rId29" cstate="print">
+                    <a:blip r:embed="rId28" cstate="print">
                       <a:extLst>
                         <a:ext uri="{28A0092B-C50C-407E-A947-70E740481C1C}">
                           <a14:useLocalDpi xmlns:a14="http://schemas.microsoft.com/office/drawing/2010/main" val="0"/>
@@ -4675,7 +4423,7 @@
                     </pic:cNvPicPr>
                   </pic:nvPicPr>
                   <pic:blipFill>
-                    <a:blip r:embed="rId30" cstate="print">
+                    <a:blip r:embed="rId29" cstate="print">
                       <a:extLst>
                         <a:ext uri="{28A0092B-C50C-407E-A947-70E740481C1C}">
                           <a14:useLocalDpi xmlns:a14="http://schemas.microsoft.com/office/drawing/2010/main" val="0"/>
@@ -4715,27 +4463,14 @@
       <w:r>
         <w:t xml:space="preserve">Figure </w:t>
       </w:r>
-      <w:r>
-        <w:fldChar w:fldCharType="begin"/>
-      </w:r>
-      <w:r>
-        <w:instrText xml:space="preserve"> SEQ Figure \* ARABIC </w:instrText>
-      </w:r>
-      <w:r>
-        <w:fldChar w:fldCharType="separate"/>
-      </w:r>
-      <w:r>
-        <w:rPr>
-          <w:noProof/>
-        </w:rPr>
-        <w:t>15</w:t>
-      </w:r>
-      <w:r>
-        <w:rPr>
-          <w:noProof/>
-        </w:rPr>
-        <w:fldChar w:fldCharType="end"/>
-      </w:r>
+      <w:fldSimple w:instr=" SEQ Figure \* ARABIC ">
+        <w:r>
+          <w:rPr>
+            <w:noProof/>
+          </w:rPr>
+          <w:t>15</w:t>
+        </w:r>
+      </w:fldSimple>
       <w:r>
         <w:t>: Tournaments by Year</w:t>
       </w:r>
@@ -4783,7 +4518,7 @@
                     <pic:cNvPicPr/>
                   </pic:nvPicPr>
                   <pic:blipFill>
-                    <a:blip r:embed="rId31">
+                    <a:blip r:embed="rId30">
                       <a:extLst>
                         <a:ext uri="{28A0092B-C50C-407E-A947-70E740481C1C}">
                           <a14:useLocalDpi xmlns:a14="http://schemas.microsoft.com/office/drawing/2010/main" val="0"/>
@@ -4818,14 +4553,27 @@
       <w:r>
         <w:t xml:space="preserve">Figure </w:t>
       </w:r>
-      <w:fldSimple w:instr=" SEQ Figure \* ARABIC ">
-        <w:r>
-          <w:rPr>
-            <w:noProof/>
-          </w:rPr>
-          <w:t>16</w:t>
-        </w:r>
-      </w:fldSimple>
+      <w:r>
+        <w:fldChar w:fldCharType="begin"/>
+      </w:r>
+      <w:r>
+        <w:instrText xml:space="preserve"> SEQ Figure \* ARABIC </w:instrText>
+      </w:r>
+      <w:r>
+        <w:fldChar w:fldCharType="separate"/>
+      </w:r>
+      <w:r>
+        <w:rPr>
+          <w:noProof/>
+        </w:rPr>
+        <w:t>16</w:t>
+      </w:r>
+      <w:r>
+        <w:rPr>
+          <w:noProof/>
+        </w:rPr>
+        <w:fldChar w:fldCharType="end"/>
+      </w:r>
       <w:r>
         <w:t xml:space="preserve"> Member Scores Reports screen</w:t>
       </w:r>
@@ -5087,7 +4835,7 @@
                     <pic:cNvPicPr/>
                   </pic:nvPicPr>
                   <pic:blipFill>
-                    <a:blip r:embed="rId32">
+                    <a:blip r:embed="rId31">
                       <a:extLst>
                         <a:ext uri="{28A0092B-C50C-407E-A947-70E740481C1C}">
                           <a14:useLocalDpi xmlns:a14="http://schemas.microsoft.com/office/drawing/2010/main" val="0"/>
@@ -5122,14 +4870,27 @@
       <w:r>
         <w:t xml:space="preserve">Figure </w:t>
       </w:r>
-      <w:fldSimple w:instr=" SEQ Figure \* ARABIC ">
-        <w:r>
-          <w:rPr>
-            <w:noProof/>
-          </w:rPr>
-          <w:t>17</w:t>
-        </w:r>
-      </w:fldSimple>
+      <w:r>
+        <w:fldChar w:fldCharType="begin"/>
+      </w:r>
+      <w:r>
+        <w:instrText xml:space="preserve"> SEQ Figure \* ARABIC </w:instrText>
+      </w:r>
+      <w:r>
+        <w:fldChar w:fldCharType="separate"/>
+      </w:r>
+      <w:r>
+        <w:rPr>
+          <w:noProof/>
+        </w:rPr>
+        <w:t>17</w:t>
+      </w:r>
+      <w:r>
+        <w:rPr>
+          <w:noProof/>
+        </w:rPr>
+        <w:fldChar w:fldCharType="end"/>
+      </w:r>
       <w:r>
         <w:t>: Update Inactive status</w:t>
       </w:r>
@@ -5311,7 +5072,7 @@
                     <pic:cNvPicPr/>
                   </pic:nvPicPr>
                   <pic:blipFill>
-                    <a:blip r:embed="rId33">
+                    <a:blip r:embed="rId32">
                       <a:extLst>
                         <a:ext uri="{28A0092B-C50C-407E-A947-70E740481C1C}">
                           <a14:useLocalDpi xmlns:a14="http://schemas.microsoft.com/office/drawing/2010/main" val="0"/>
@@ -5376,7 +5137,7 @@
                     <pic:cNvPicPr/>
                   </pic:nvPicPr>
                   <pic:blipFill>
-                    <a:blip r:embed="rId34">
+                    <a:blip r:embed="rId33">
                       <a:extLst>
                         <a:ext uri="{28A0092B-C50C-407E-A947-70E740481C1C}">
                           <a14:useLocalDpi xmlns:a14="http://schemas.microsoft.com/office/drawing/2010/main" val="0"/>
@@ -5535,24 +5296,27 @@
       </w:pPr>
       <w:r>
         <w:lastRenderedPageBreak/>
-        <w:t>Converting</w:t>
-      </w:r>
-    </w:p>
-    <w:p>
-      <w:pPr>
-        <w:pStyle w:val="BodyText"/>
-      </w:pPr>
-      <w:r>
-        <w:t>Conversion fr</w:t>
-      </w:r>
-      <w:r>
-        <w:t>om old version of 9-Tap program for the Las Vegas and Hawaii regions. (Talk to Xavier to get outline/details of the steps</w:t>
-      </w:r>
-      <w:r>
-        <w:t>. Have emailed him 3/14/18</w:t>
+        <w:t>Conver</w:t>
+      </w:r>
+      <w:r>
+        <w:t>sion Program</w:t>
       </w:r>
       <w:bookmarkStart w:id="0" w:name="_GoBack"/>
       <w:bookmarkEnd w:id="0"/>
+    </w:p>
+    <w:p>
+      <w:pPr>
+        <w:pStyle w:val="BodyText"/>
+      </w:pPr>
+      <w:r>
+        <w:t>Conversion fr</w:t>
+      </w:r>
+      <w:r>
+        <w:t>om old version of 9-Tap program for the Las Vegas and Hawaii regions. (Talk to Xavier to get outline/details of the steps</w:t>
+      </w:r>
+      <w:r>
+        <w:t>. Have emailed him 3/14/18</w:t>
+      </w:r>
       <w:r>
         <w:t>)</w:t>
       </w:r>
@@ -5872,9 +5636,9 @@
           <w:noProof/>
         </w:rPr>
         <w:sectPr>
-          <w:headerReference w:type="default" r:id="rId35"/>
-          <w:footerReference w:type="default" r:id="rId36"/>
-          <w:headerReference w:type="first" r:id="rId37"/>
+          <w:headerReference w:type="default" r:id="rId34"/>
+          <w:footerReference w:type="default" r:id="rId35"/>
+          <w:headerReference w:type="first" r:id="rId36"/>
           <w:type w:val="continuous"/>
           <w:pgSz w:w="12240" w:h="15840" w:code="1"/>
           <w:pgMar w:top="1800" w:right="1195" w:bottom="1440" w:left="3355" w:header="720" w:footer="720" w:gutter="0"/>
@@ -6518,7 +6282,7 @@
         <w:rStyle w:val="PageNumber"/>
         <w:noProof/>
       </w:rPr>
-      <w:t>30</w:t>
+      <w:t>29</w:t>
     </w:r>
     <w:r>
       <w:rPr>
@@ -6568,7 +6332,7 @@
         <w:rStyle w:val="PageNumber"/>
         <w:noProof/>
       </w:rPr>
-      <w:t>31</w:t>
+      <w:t>30</w:t>
     </w:r>
     <w:r>
       <w:rPr>
@@ -9904,7 +9668,7 @@
 </file>
 
 <file path=customXml/itemProps1.xml><?xml version="1.0" encoding="utf-8"?>
-<ds:datastoreItem xmlns:ds="http://schemas.openxmlformats.org/officeDocument/2006/customXml" ds:itemID="{EE652A04-9988-41A7-BF19-616750930BC6}">
+<ds:datastoreItem xmlns:ds="http://schemas.openxmlformats.org/officeDocument/2006/customXml" ds:itemID="{020F98FF-3D58-4EDA-8032-2F55D352E1F4}">
   <ds:schemaRefs>
     <ds:schemaRef ds:uri="http://schemas.openxmlformats.org/officeDocument/2006/bibliography"/>
   </ds:schemaRefs>

--- a/9tapUserManual.docx
+++ b/9tapUserManual.docx
@@ -134,18 +134,9 @@
         </w:rPr>
       </w:pPr>
       <w:r>
-        <w:t xml:space="preserve">Email </w:t>
-      </w:r>
-    </w:p>
-    <w:p>
-      <w:pPr>
-        <w:pStyle w:val="ReturnAddress"/>
-        <w:rPr>
-          <w:spacing w:val="0"/>
-        </w:rPr>
-      </w:pPr>
-    </w:p>
-    <w:p/>
+        <w:t>Email: rob1@9taptour.com</w:t>
+      </w:r>
+    </w:p>
     <w:p/>
     <w:p>
       <w:pPr>
@@ -161,915 +152,3292 @@
     </w:p>
     <w:p>
       <w:pPr>
-        <w:pStyle w:val="SectionLabel"/>
+        <w:sectPr>
+          <w:pgSz w:w="12240" w:h="15840" w:code="1"/>
+          <w:pgMar w:top="1800" w:right="1200" w:bottom="1440" w:left="1200" w:header="960" w:footer="960" w:gutter="0"/>
+          <w:pgNumType w:fmt="lowerRoman" w:start="1"/>
+          <w:cols w:space="720"/>
+          <w:titlePg/>
+        </w:sectPr>
+      </w:pPr>
+    </w:p>
+    <w:sdt>
+      <w:sdtPr>
+        <w:id w:val="1842428249"/>
+        <w:docPartObj>
+          <w:docPartGallery w:val="Table of Contents"/>
+          <w:docPartUnique/>
+        </w:docPartObj>
+      </w:sdtPr>
+      <w:sdtEndPr>
+        <w:rPr>
+          <w:rFonts w:ascii="Garamond" w:eastAsia="Times New Roman" w:hAnsi="Garamond" w:cs="Times New Roman"/>
+          <w:b/>
+          <w:bCs/>
+          <w:noProof/>
+          <w:color w:val="auto"/>
+          <w:sz w:val="16"/>
+          <w:szCs w:val="20"/>
+        </w:rPr>
+      </w:sdtEndPr>
+      <w:sdtContent>
+        <w:p>
+          <w:pPr>
+            <w:pStyle w:val="TOCHeading"/>
+            <w:rPr>
+              <w:rFonts w:ascii="Arial Black" w:hAnsi="Arial Black"/>
+              <w:color w:val="808080" w:themeColor="background1" w:themeShade="80"/>
+              <w:sz w:val="48"/>
+              <w:szCs w:val="48"/>
+            </w:rPr>
+          </w:pPr>
+          <w:r>
+            <w:rPr>
+              <w:rFonts w:ascii="Arial Black" w:hAnsi="Arial Black"/>
+              <w:color w:val="808080" w:themeColor="background1" w:themeShade="80"/>
+              <w:spacing w:val="-100"/>
+              <w:sz w:val="48"/>
+              <w:szCs w:val="48"/>
+            </w:rPr>
+            <w:t>T</w:t>
+          </w:r>
+          <w:r>
+            <w:rPr>
+              <w:rFonts w:ascii="Arial Black" w:hAnsi="Arial Black"/>
+              <w:color w:val="808080" w:themeColor="background1" w:themeShade="80"/>
+              <w:sz w:val="48"/>
+              <w:szCs w:val="48"/>
+            </w:rPr>
+            <w:t>able of Contents</w:t>
+          </w:r>
+        </w:p>
+        <w:p>
+          <w:pPr>
+            <w:pStyle w:val="TOC1"/>
+            <w:tabs>
+              <w:tab w:val="right" w:leader="dot" w:pos="7910"/>
+            </w:tabs>
+            <w:rPr>
+              <w:rFonts w:asciiTheme="minorHAnsi" w:eastAsiaTheme="minorEastAsia" w:hAnsiTheme="minorHAnsi" w:cstheme="minorBidi"/>
+              <w:noProof/>
+              <w:sz w:val="22"/>
+              <w:szCs w:val="22"/>
+            </w:rPr>
+          </w:pPr>
+          <w:r>
+            <w:fldChar w:fldCharType="begin"/>
+          </w:r>
+          <w:r>
+            <w:instrText xml:space="preserve"> TOC \o "1-3" \h \z \u </w:instrText>
+          </w:r>
+          <w:r>
+            <w:fldChar w:fldCharType="separate"/>
+          </w:r>
+          <w:hyperlink w:anchor="_Toc508882988" w:history="1">
+            <w:r>
+              <w:rPr>
+                <w:rStyle w:val="Hyperlink"/>
+                <w:noProof/>
+              </w:rPr>
+              <w:t>About 9 Tap Tour INC</w:t>
+            </w:r>
+            <w:r>
+              <w:rPr>
+                <w:noProof/>
+                <w:webHidden/>
+              </w:rPr>
+              <w:tab/>
+            </w:r>
+            <w:r>
+              <w:rPr>
+                <w:noProof/>
+                <w:webHidden/>
+              </w:rPr>
+              <w:fldChar w:fldCharType="begin"/>
+            </w:r>
+            <w:r>
+              <w:rPr>
+                <w:noProof/>
+                <w:webHidden/>
+              </w:rPr>
+              <w:instrText xml:space="preserve"> PAGEREF _Toc508882988 \h </w:instrText>
+            </w:r>
+            <w:r>
+              <w:rPr>
+                <w:noProof/>
+                <w:webHidden/>
+              </w:rPr>
+            </w:r>
+            <w:r>
+              <w:rPr>
+                <w:noProof/>
+                <w:webHidden/>
+              </w:rPr>
+              <w:fldChar w:fldCharType="separate"/>
+            </w:r>
+            <w:r>
+              <w:rPr>
+                <w:noProof/>
+                <w:webHidden/>
+              </w:rPr>
+              <w:t>4</w:t>
+            </w:r>
+            <w:r>
+              <w:rPr>
+                <w:noProof/>
+                <w:webHidden/>
+              </w:rPr>
+              <w:fldChar w:fldCharType="end"/>
+            </w:r>
+          </w:hyperlink>
+        </w:p>
+        <w:p>
+          <w:pPr>
+            <w:pStyle w:val="TOC1"/>
+            <w:tabs>
+              <w:tab w:val="right" w:leader="dot" w:pos="7910"/>
+            </w:tabs>
+            <w:rPr>
+              <w:rFonts w:asciiTheme="minorHAnsi" w:eastAsiaTheme="minorEastAsia" w:hAnsiTheme="minorHAnsi" w:cstheme="minorBidi"/>
+              <w:noProof/>
+              <w:sz w:val="22"/>
+              <w:szCs w:val="22"/>
+            </w:rPr>
+          </w:pPr>
+          <w:hyperlink w:anchor="_Toc508882990" w:history="1">
+            <w:r>
+              <w:rPr>
+                <w:rStyle w:val="Hyperlink"/>
+                <w:noProof/>
+              </w:rPr>
+              <w:t>What is9-Tap?</w:t>
+            </w:r>
+            <w:r>
+              <w:rPr>
+                <w:noProof/>
+                <w:webHidden/>
+              </w:rPr>
+              <w:tab/>
+            </w:r>
+            <w:r>
+              <w:rPr>
+                <w:noProof/>
+                <w:webHidden/>
+              </w:rPr>
+              <w:fldChar w:fldCharType="begin"/>
+            </w:r>
+            <w:r>
+              <w:rPr>
+                <w:noProof/>
+                <w:webHidden/>
+              </w:rPr>
+              <w:instrText xml:space="preserve"> PAGEREF _Toc508882990 \h </w:instrText>
+            </w:r>
+            <w:r>
+              <w:rPr>
+                <w:noProof/>
+                <w:webHidden/>
+              </w:rPr>
+            </w:r>
+            <w:r>
+              <w:rPr>
+                <w:noProof/>
+                <w:webHidden/>
+              </w:rPr>
+              <w:fldChar w:fldCharType="separate"/>
+            </w:r>
+            <w:r>
+              <w:rPr>
+                <w:noProof/>
+                <w:webHidden/>
+              </w:rPr>
+              <w:t>5</w:t>
+            </w:r>
+            <w:r>
+              <w:rPr>
+                <w:noProof/>
+                <w:webHidden/>
+              </w:rPr>
+              <w:fldChar w:fldCharType="end"/>
+            </w:r>
+          </w:hyperlink>
+        </w:p>
+        <w:p>
+          <w:pPr>
+            <w:pStyle w:val="TOC2"/>
+            <w:rPr>
+              <w:rFonts w:asciiTheme="minorHAnsi" w:eastAsiaTheme="minorEastAsia" w:hAnsiTheme="minorHAnsi" w:cstheme="minorBidi"/>
+              <w:noProof/>
+              <w:sz w:val="22"/>
+              <w:szCs w:val="22"/>
+            </w:rPr>
+          </w:pPr>
+          <w:hyperlink w:anchor="_Toc508882991" w:history="1">
+            <w:r>
+              <w:rPr>
+                <w:rStyle w:val="Hyperlink"/>
+                <w:noProof/>
+              </w:rPr>
+              <w:t>A good place to start</w:t>
+            </w:r>
+            <w:r>
+              <w:rPr>
+                <w:noProof/>
+                <w:webHidden/>
+              </w:rPr>
+              <w:tab/>
+            </w:r>
+            <w:r>
+              <w:rPr>
+                <w:noProof/>
+                <w:webHidden/>
+              </w:rPr>
+              <w:fldChar w:fldCharType="begin"/>
+            </w:r>
+            <w:r>
+              <w:rPr>
+                <w:noProof/>
+                <w:webHidden/>
+              </w:rPr>
+              <w:instrText xml:space="preserve"> PAGEREF _Toc508882991 \h </w:instrText>
+            </w:r>
+            <w:r>
+              <w:rPr>
+                <w:noProof/>
+                <w:webHidden/>
+              </w:rPr>
+            </w:r>
+            <w:r>
+              <w:rPr>
+                <w:noProof/>
+                <w:webHidden/>
+              </w:rPr>
+              <w:fldChar w:fldCharType="separate"/>
+            </w:r>
+            <w:r>
+              <w:rPr>
+                <w:noProof/>
+                <w:webHidden/>
+              </w:rPr>
+              <w:t>5</w:t>
+            </w:r>
+            <w:r>
+              <w:rPr>
+                <w:noProof/>
+                <w:webHidden/>
+              </w:rPr>
+              <w:fldChar w:fldCharType="end"/>
+            </w:r>
+          </w:hyperlink>
+        </w:p>
+        <w:p>
+          <w:pPr>
+            <w:pStyle w:val="TOC3"/>
+            <w:tabs>
+              <w:tab w:val="right" w:leader="dot" w:pos="7910"/>
+            </w:tabs>
+            <w:rPr>
+              <w:rFonts w:asciiTheme="minorHAnsi" w:eastAsiaTheme="minorEastAsia" w:hAnsiTheme="minorHAnsi" w:cstheme="minorBidi"/>
+              <w:noProof/>
+              <w:sz w:val="22"/>
+              <w:szCs w:val="22"/>
+            </w:rPr>
+          </w:pPr>
+          <w:hyperlink w:anchor="_Toc508882992" w:history="1">
+            <w:r>
+              <w:rPr>
+                <w:rStyle w:val="Hyperlink"/>
+                <w:noProof/>
+              </w:rPr>
+              <w:t>Quick start guide</w:t>
+            </w:r>
+            <w:r>
+              <w:rPr>
+                <w:noProof/>
+                <w:webHidden/>
+              </w:rPr>
+              <w:tab/>
+            </w:r>
+            <w:r>
+              <w:rPr>
+                <w:noProof/>
+                <w:webHidden/>
+              </w:rPr>
+              <w:fldChar w:fldCharType="begin"/>
+            </w:r>
+            <w:r>
+              <w:rPr>
+                <w:noProof/>
+                <w:webHidden/>
+              </w:rPr>
+              <w:instrText xml:space="preserve"> PAGEREF _Toc508882992 \h </w:instrText>
+            </w:r>
+            <w:r>
+              <w:rPr>
+                <w:noProof/>
+                <w:webHidden/>
+              </w:rPr>
+            </w:r>
+            <w:r>
+              <w:rPr>
+                <w:noProof/>
+                <w:webHidden/>
+              </w:rPr>
+              <w:fldChar w:fldCharType="separate"/>
+            </w:r>
+            <w:r>
+              <w:rPr>
+                <w:noProof/>
+                <w:webHidden/>
+              </w:rPr>
+              <w:t>5</w:t>
+            </w:r>
+            <w:r>
+              <w:rPr>
+                <w:noProof/>
+                <w:webHidden/>
+              </w:rPr>
+              <w:fldChar w:fldCharType="end"/>
+            </w:r>
+          </w:hyperlink>
+        </w:p>
+        <w:p>
+          <w:pPr>
+            <w:pStyle w:val="TOC3"/>
+            <w:tabs>
+              <w:tab w:val="right" w:leader="dot" w:pos="7910"/>
+            </w:tabs>
+            <w:rPr>
+              <w:rFonts w:asciiTheme="minorHAnsi" w:eastAsiaTheme="minorEastAsia" w:hAnsiTheme="minorHAnsi" w:cstheme="minorBidi"/>
+              <w:noProof/>
+              <w:sz w:val="22"/>
+              <w:szCs w:val="22"/>
+            </w:rPr>
+          </w:pPr>
+          <w:hyperlink w:anchor="_Toc508882993" w:history="1">
+            <w:r>
+              <w:rPr>
+                <w:rStyle w:val="Hyperlink"/>
+                <w:noProof/>
+              </w:rPr>
+              <w:t>Troubleshooting</w:t>
+            </w:r>
+            <w:r>
+              <w:rPr>
+                <w:noProof/>
+                <w:webHidden/>
+              </w:rPr>
+              <w:tab/>
+            </w:r>
+            <w:r>
+              <w:rPr>
+                <w:noProof/>
+                <w:webHidden/>
+              </w:rPr>
+              <w:fldChar w:fldCharType="begin"/>
+            </w:r>
+            <w:r>
+              <w:rPr>
+                <w:noProof/>
+                <w:webHidden/>
+              </w:rPr>
+              <w:instrText xml:space="preserve"> PAGEREF _Toc508882993 \h </w:instrText>
+            </w:r>
+            <w:r>
+              <w:rPr>
+                <w:noProof/>
+                <w:webHidden/>
+              </w:rPr>
+            </w:r>
+            <w:r>
+              <w:rPr>
+                <w:noProof/>
+                <w:webHidden/>
+              </w:rPr>
+              <w:fldChar w:fldCharType="separate"/>
+            </w:r>
+            <w:r>
+              <w:rPr>
+                <w:noProof/>
+                <w:webHidden/>
+              </w:rPr>
+              <w:t>5</w:t>
+            </w:r>
+            <w:r>
+              <w:rPr>
+                <w:noProof/>
+                <w:webHidden/>
+              </w:rPr>
+              <w:fldChar w:fldCharType="end"/>
+            </w:r>
+          </w:hyperlink>
+        </w:p>
+        <w:p>
+          <w:pPr>
+            <w:pStyle w:val="TOC2"/>
+            <w:rPr>
+              <w:rFonts w:asciiTheme="minorHAnsi" w:eastAsiaTheme="minorEastAsia" w:hAnsiTheme="minorHAnsi" w:cstheme="minorBidi"/>
+              <w:noProof/>
+              <w:sz w:val="22"/>
+              <w:szCs w:val="22"/>
+            </w:rPr>
+          </w:pPr>
+          <w:hyperlink w:anchor="_Toc508882994" w:history="1">
+            <w:r>
+              <w:rPr>
+                <w:rStyle w:val="Hyperlink"/>
+                <w:noProof/>
+              </w:rPr>
+              <w:t>Menus guide</w:t>
+            </w:r>
+            <w:r>
+              <w:rPr>
+                <w:noProof/>
+                <w:webHidden/>
+              </w:rPr>
+              <w:tab/>
+            </w:r>
+            <w:r>
+              <w:rPr>
+                <w:noProof/>
+                <w:webHidden/>
+              </w:rPr>
+              <w:fldChar w:fldCharType="begin"/>
+            </w:r>
+            <w:r>
+              <w:rPr>
+                <w:noProof/>
+                <w:webHidden/>
+              </w:rPr>
+              <w:instrText xml:space="preserve"> PAGEREF _Toc508882994 \h </w:instrText>
+            </w:r>
+            <w:r>
+              <w:rPr>
+                <w:noProof/>
+                <w:webHidden/>
+              </w:rPr>
+            </w:r>
+            <w:r>
+              <w:rPr>
+                <w:noProof/>
+                <w:webHidden/>
+              </w:rPr>
+              <w:fldChar w:fldCharType="separate"/>
+            </w:r>
+            <w:r>
+              <w:rPr>
+                <w:noProof/>
+                <w:webHidden/>
+              </w:rPr>
+              <w:t>5</w:t>
+            </w:r>
+            <w:r>
+              <w:rPr>
+                <w:noProof/>
+                <w:webHidden/>
+              </w:rPr>
+              <w:fldChar w:fldCharType="end"/>
+            </w:r>
+          </w:hyperlink>
+        </w:p>
+        <w:p>
+          <w:pPr>
+            <w:pStyle w:val="TOC1"/>
+            <w:tabs>
+              <w:tab w:val="right" w:leader="dot" w:pos="7910"/>
+            </w:tabs>
+            <w:rPr>
+              <w:rFonts w:asciiTheme="minorHAnsi" w:eastAsiaTheme="minorEastAsia" w:hAnsiTheme="minorHAnsi" w:cstheme="minorBidi"/>
+              <w:noProof/>
+              <w:sz w:val="22"/>
+              <w:szCs w:val="22"/>
+            </w:rPr>
+          </w:pPr>
+          <w:hyperlink w:anchor="_Toc508882995" w:history="1">
+            <w:r>
+              <w:rPr>
+                <w:rStyle w:val="Hyperlink"/>
+                <w:noProof/>
+              </w:rPr>
+              <w:t>Quick Start Guide</w:t>
+            </w:r>
+            <w:r>
+              <w:rPr>
+                <w:noProof/>
+                <w:webHidden/>
+              </w:rPr>
+              <w:tab/>
+            </w:r>
+            <w:r>
+              <w:rPr>
+                <w:noProof/>
+                <w:webHidden/>
+              </w:rPr>
+              <w:fldChar w:fldCharType="begin"/>
+            </w:r>
+            <w:r>
+              <w:rPr>
+                <w:noProof/>
+                <w:webHidden/>
+              </w:rPr>
+              <w:instrText xml:space="preserve"> PAGEREF _Toc508882995 \h </w:instrText>
+            </w:r>
+            <w:r>
+              <w:rPr>
+                <w:noProof/>
+                <w:webHidden/>
+              </w:rPr>
+            </w:r>
+            <w:r>
+              <w:rPr>
+                <w:noProof/>
+                <w:webHidden/>
+              </w:rPr>
+              <w:fldChar w:fldCharType="separate"/>
+            </w:r>
+            <w:r>
+              <w:rPr>
+                <w:noProof/>
+                <w:webHidden/>
+              </w:rPr>
+              <w:t>7</w:t>
+            </w:r>
+            <w:r>
+              <w:rPr>
+                <w:noProof/>
+                <w:webHidden/>
+              </w:rPr>
+              <w:fldChar w:fldCharType="end"/>
+            </w:r>
+          </w:hyperlink>
+        </w:p>
+        <w:p>
+          <w:pPr>
+            <w:pStyle w:val="TOC2"/>
+            <w:rPr>
+              <w:rFonts w:asciiTheme="minorHAnsi" w:eastAsiaTheme="minorEastAsia" w:hAnsiTheme="minorHAnsi" w:cstheme="minorBidi"/>
+              <w:noProof/>
+              <w:sz w:val="22"/>
+              <w:szCs w:val="22"/>
+            </w:rPr>
+          </w:pPr>
+          <w:hyperlink w:anchor="_Toc508882996" w:history="1">
+            <w:r>
+              <w:rPr>
+                <w:rStyle w:val="Hyperlink"/>
+                <w:noProof/>
+              </w:rPr>
+              <w:t>What are the system requirements to run 9-Tap?</w:t>
+            </w:r>
+            <w:r>
+              <w:rPr>
+                <w:noProof/>
+                <w:webHidden/>
+              </w:rPr>
+              <w:tab/>
+            </w:r>
+            <w:r>
+              <w:rPr>
+                <w:noProof/>
+                <w:webHidden/>
+              </w:rPr>
+              <w:fldChar w:fldCharType="begin"/>
+            </w:r>
+            <w:r>
+              <w:rPr>
+                <w:noProof/>
+                <w:webHidden/>
+              </w:rPr>
+              <w:instrText xml:space="preserve"> PAGEREF _Toc508882996 \h </w:instrText>
+            </w:r>
+            <w:r>
+              <w:rPr>
+                <w:noProof/>
+                <w:webHidden/>
+              </w:rPr>
+            </w:r>
+            <w:r>
+              <w:rPr>
+                <w:noProof/>
+                <w:webHidden/>
+              </w:rPr>
+              <w:fldChar w:fldCharType="separate"/>
+            </w:r>
+            <w:r>
+              <w:rPr>
+                <w:noProof/>
+                <w:webHidden/>
+              </w:rPr>
+              <w:t>7</w:t>
+            </w:r>
+            <w:r>
+              <w:rPr>
+                <w:noProof/>
+                <w:webHidden/>
+              </w:rPr>
+              <w:fldChar w:fldCharType="end"/>
+            </w:r>
+          </w:hyperlink>
+        </w:p>
+        <w:p>
+          <w:pPr>
+            <w:pStyle w:val="TOC2"/>
+            <w:rPr>
+              <w:rFonts w:asciiTheme="minorHAnsi" w:eastAsiaTheme="minorEastAsia" w:hAnsiTheme="minorHAnsi" w:cstheme="minorBidi"/>
+              <w:noProof/>
+              <w:sz w:val="22"/>
+              <w:szCs w:val="22"/>
+            </w:rPr>
+          </w:pPr>
+          <w:hyperlink w:anchor="_Toc508882997" w:history="1">
+            <w:r>
+              <w:rPr>
+                <w:rStyle w:val="Hyperlink"/>
+                <w:noProof/>
+              </w:rPr>
+              <w:t>How do I install 9-Tap?</w:t>
+            </w:r>
+            <w:r>
+              <w:rPr>
+                <w:noProof/>
+                <w:webHidden/>
+              </w:rPr>
+              <w:tab/>
+            </w:r>
+            <w:r>
+              <w:rPr>
+                <w:noProof/>
+                <w:webHidden/>
+              </w:rPr>
+              <w:fldChar w:fldCharType="begin"/>
+            </w:r>
+            <w:r>
+              <w:rPr>
+                <w:noProof/>
+                <w:webHidden/>
+              </w:rPr>
+              <w:instrText xml:space="preserve"> PAGEREF _Toc508882997 \h </w:instrText>
+            </w:r>
+            <w:r>
+              <w:rPr>
+                <w:noProof/>
+                <w:webHidden/>
+              </w:rPr>
+            </w:r>
+            <w:r>
+              <w:rPr>
+                <w:noProof/>
+                <w:webHidden/>
+              </w:rPr>
+              <w:fldChar w:fldCharType="separate"/>
+            </w:r>
+            <w:r>
+              <w:rPr>
+                <w:noProof/>
+                <w:webHidden/>
+              </w:rPr>
+              <w:t>7</w:t>
+            </w:r>
+            <w:r>
+              <w:rPr>
+                <w:noProof/>
+                <w:webHidden/>
+              </w:rPr>
+              <w:fldChar w:fldCharType="end"/>
+            </w:r>
+          </w:hyperlink>
+        </w:p>
+        <w:p>
+          <w:pPr>
+            <w:pStyle w:val="TOC2"/>
+            <w:rPr>
+              <w:rFonts w:asciiTheme="minorHAnsi" w:eastAsiaTheme="minorEastAsia" w:hAnsiTheme="minorHAnsi" w:cstheme="minorBidi"/>
+              <w:noProof/>
+              <w:sz w:val="22"/>
+              <w:szCs w:val="22"/>
+            </w:rPr>
+          </w:pPr>
+          <w:hyperlink w:anchor="_Toc508882998" w:history="1">
+            <w:r>
+              <w:rPr>
+                <w:rStyle w:val="Hyperlink"/>
+                <w:noProof/>
+              </w:rPr>
+              <w:t>How do I Launch 9-Tap?</w:t>
+            </w:r>
+            <w:r>
+              <w:rPr>
+                <w:noProof/>
+                <w:webHidden/>
+              </w:rPr>
+              <w:tab/>
+            </w:r>
+            <w:r>
+              <w:rPr>
+                <w:noProof/>
+                <w:webHidden/>
+              </w:rPr>
+              <w:fldChar w:fldCharType="begin"/>
+            </w:r>
+            <w:r>
+              <w:rPr>
+                <w:noProof/>
+                <w:webHidden/>
+              </w:rPr>
+              <w:instrText xml:space="preserve"> PAGEREF _Toc508882998 \h </w:instrText>
+            </w:r>
+            <w:r>
+              <w:rPr>
+                <w:noProof/>
+                <w:webHidden/>
+              </w:rPr>
+            </w:r>
+            <w:r>
+              <w:rPr>
+                <w:noProof/>
+                <w:webHidden/>
+              </w:rPr>
+              <w:fldChar w:fldCharType="separate"/>
+            </w:r>
+            <w:r>
+              <w:rPr>
+                <w:noProof/>
+                <w:webHidden/>
+              </w:rPr>
+              <w:t>8</w:t>
+            </w:r>
+            <w:r>
+              <w:rPr>
+                <w:noProof/>
+                <w:webHidden/>
+              </w:rPr>
+              <w:fldChar w:fldCharType="end"/>
+            </w:r>
+          </w:hyperlink>
+        </w:p>
+        <w:p>
+          <w:pPr>
+            <w:pStyle w:val="TOC2"/>
+            <w:rPr>
+              <w:rFonts w:asciiTheme="minorHAnsi" w:eastAsiaTheme="minorEastAsia" w:hAnsiTheme="minorHAnsi" w:cstheme="minorBidi"/>
+              <w:noProof/>
+              <w:sz w:val="22"/>
+              <w:szCs w:val="22"/>
+            </w:rPr>
+          </w:pPr>
+          <w:hyperlink w:anchor="_Toc508882999" w:history="1">
+            <w:r>
+              <w:rPr>
+                <w:rStyle w:val="Hyperlink"/>
+                <w:noProof/>
+              </w:rPr>
+              <w:t>How do I import existing members?</w:t>
+            </w:r>
+            <w:r>
+              <w:rPr>
+                <w:noProof/>
+                <w:webHidden/>
+              </w:rPr>
+              <w:tab/>
+            </w:r>
+            <w:r>
+              <w:rPr>
+                <w:noProof/>
+                <w:webHidden/>
+              </w:rPr>
+              <w:fldChar w:fldCharType="begin"/>
+            </w:r>
+            <w:r>
+              <w:rPr>
+                <w:noProof/>
+                <w:webHidden/>
+              </w:rPr>
+              <w:instrText xml:space="preserve"> PAGEREF _Toc508882999 \h </w:instrText>
+            </w:r>
+            <w:r>
+              <w:rPr>
+                <w:noProof/>
+                <w:webHidden/>
+              </w:rPr>
+            </w:r>
+            <w:r>
+              <w:rPr>
+                <w:noProof/>
+                <w:webHidden/>
+              </w:rPr>
+              <w:fldChar w:fldCharType="separate"/>
+            </w:r>
+            <w:r>
+              <w:rPr>
+                <w:noProof/>
+                <w:webHidden/>
+              </w:rPr>
+              <w:t>9</w:t>
+            </w:r>
+            <w:r>
+              <w:rPr>
+                <w:noProof/>
+                <w:webHidden/>
+              </w:rPr>
+              <w:fldChar w:fldCharType="end"/>
+            </w:r>
+          </w:hyperlink>
+        </w:p>
+        <w:p>
+          <w:pPr>
+            <w:pStyle w:val="TOC2"/>
+            <w:rPr>
+              <w:rFonts w:asciiTheme="minorHAnsi" w:eastAsiaTheme="minorEastAsia" w:hAnsiTheme="minorHAnsi" w:cstheme="minorBidi"/>
+              <w:noProof/>
+              <w:sz w:val="22"/>
+              <w:szCs w:val="22"/>
+            </w:rPr>
+          </w:pPr>
+          <w:hyperlink w:anchor="_Toc508883000" w:history="1">
+            <w:r>
+              <w:rPr>
+                <w:rStyle w:val="Hyperlink"/>
+                <w:noProof/>
+              </w:rPr>
+              <w:t>How do I enter a new player?</w:t>
+            </w:r>
+            <w:r>
+              <w:rPr>
+                <w:noProof/>
+                <w:webHidden/>
+              </w:rPr>
+              <w:tab/>
+            </w:r>
+            <w:r>
+              <w:rPr>
+                <w:noProof/>
+                <w:webHidden/>
+              </w:rPr>
+              <w:fldChar w:fldCharType="begin"/>
+            </w:r>
+            <w:r>
+              <w:rPr>
+                <w:noProof/>
+                <w:webHidden/>
+              </w:rPr>
+              <w:instrText xml:space="preserve"> PAGEREF _Toc508883000 \h </w:instrText>
+            </w:r>
+            <w:r>
+              <w:rPr>
+                <w:noProof/>
+                <w:webHidden/>
+              </w:rPr>
+            </w:r>
+            <w:r>
+              <w:rPr>
+                <w:noProof/>
+                <w:webHidden/>
+              </w:rPr>
+              <w:fldChar w:fldCharType="separate"/>
+            </w:r>
+            <w:r>
+              <w:rPr>
+                <w:noProof/>
+                <w:webHidden/>
+              </w:rPr>
+              <w:t>9</w:t>
+            </w:r>
+            <w:r>
+              <w:rPr>
+                <w:noProof/>
+                <w:webHidden/>
+              </w:rPr>
+              <w:fldChar w:fldCharType="end"/>
+            </w:r>
+          </w:hyperlink>
+        </w:p>
+        <w:p>
+          <w:pPr>
+            <w:pStyle w:val="TOC2"/>
+            <w:rPr>
+              <w:rFonts w:asciiTheme="minorHAnsi" w:eastAsiaTheme="minorEastAsia" w:hAnsiTheme="minorHAnsi" w:cstheme="minorBidi"/>
+              <w:noProof/>
+              <w:sz w:val="22"/>
+              <w:szCs w:val="22"/>
+            </w:rPr>
+          </w:pPr>
+          <w:hyperlink w:anchor="_Toc508883001" w:history="1">
+            <w:r>
+              <w:rPr>
+                <w:rStyle w:val="Hyperlink"/>
+                <w:noProof/>
+              </w:rPr>
+              <w:t>How do I create a tournament?</w:t>
+            </w:r>
+            <w:r>
+              <w:rPr>
+                <w:noProof/>
+                <w:webHidden/>
+              </w:rPr>
+              <w:tab/>
+            </w:r>
+            <w:r>
+              <w:rPr>
+                <w:noProof/>
+                <w:webHidden/>
+              </w:rPr>
+              <w:fldChar w:fldCharType="begin"/>
+            </w:r>
+            <w:r>
+              <w:rPr>
+                <w:noProof/>
+                <w:webHidden/>
+              </w:rPr>
+              <w:instrText xml:space="preserve"> PAGEREF _Toc508883001 \h </w:instrText>
+            </w:r>
+            <w:r>
+              <w:rPr>
+                <w:noProof/>
+                <w:webHidden/>
+              </w:rPr>
+            </w:r>
+            <w:r>
+              <w:rPr>
+                <w:noProof/>
+                <w:webHidden/>
+              </w:rPr>
+              <w:fldChar w:fldCharType="separate"/>
+            </w:r>
+            <w:r>
+              <w:rPr>
+                <w:noProof/>
+                <w:webHidden/>
+              </w:rPr>
+              <w:t>9</w:t>
+            </w:r>
+            <w:r>
+              <w:rPr>
+                <w:noProof/>
+                <w:webHidden/>
+              </w:rPr>
+              <w:fldChar w:fldCharType="end"/>
+            </w:r>
+          </w:hyperlink>
+        </w:p>
+        <w:p>
+          <w:pPr>
+            <w:pStyle w:val="TOC2"/>
+            <w:rPr>
+              <w:rFonts w:asciiTheme="minorHAnsi" w:eastAsiaTheme="minorEastAsia" w:hAnsiTheme="minorHAnsi" w:cstheme="minorBidi"/>
+              <w:noProof/>
+              <w:sz w:val="22"/>
+              <w:szCs w:val="22"/>
+            </w:rPr>
+          </w:pPr>
+          <w:hyperlink w:anchor="_Toc508883002" w:history="1">
+            <w:r>
+              <w:rPr>
+                <w:rStyle w:val="Hyperlink"/>
+                <w:noProof/>
+              </w:rPr>
+              <w:t>How do I enter a bowler’s scores?</w:t>
+            </w:r>
+            <w:r>
+              <w:rPr>
+                <w:noProof/>
+                <w:webHidden/>
+              </w:rPr>
+              <w:tab/>
+            </w:r>
+            <w:r>
+              <w:rPr>
+                <w:noProof/>
+                <w:webHidden/>
+              </w:rPr>
+              <w:fldChar w:fldCharType="begin"/>
+            </w:r>
+            <w:r>
+              <w:rPr>
+                <w:noProof/>
+                <w:webHidden/>
+              </w:rPr>
+              <w:instrText xml:space="preserve"> PAGEREF _Toc508883002 \h </w:instrText>
+            </w:r>
+            <w:r>
+              <w:rPr>
+                <w:noProof/>
+                <w:webHidden/>
+              </w:rPr>
+            </w:r>
+            <w:r>
+              <w:rPr>
+                <w:noProof/>
+                <w:webHidden/>
+              </w:rPr>
+              <w:fldChar w:fldCharType="separate"/>
+            </w:r>
+            <w:r>
+              <w:rPr>
+                <w:noProof/>
+                <w:webHidden/>
+              </w:rPr>
+              <w:t>9</w:t>
+            </w:r>
+            <w:r>
+              <w:rPr>
+                <w:noProof/>
+                <w:webHidden/>
+              </w:rPr>
+              <w:fldChar w:fldCharType="end"/>
+            </w:r>
+          </w:hyperlink>
+        </w:p>
+        <w:p>
+          <w:pPr>
+            <w:pStyle w:val="TOC1"/>
+            <w:tabs>
+              <w:tab w:val="right" w:leader="dot" w:pos="7910"/>
+            </w:tabs>
+            <w:rPr>
+              <w:rFonts w:asciiTheme="minorHAnsi" w:eastAsiaTheme="minorEastAsia" w:hAnsiTheme="minorHAnsi" w:cstheme="minorBidi"/>
+              <w:noProof/>
+              <w:sz w:val="22"/>
+              <w:szCs w:val="22"/>
+            </w:rPr>
+          </w:pPr>
+          <w:hyperlink w:anchor="_Toc508883003" w:history="1">
+            <w:r>
+              <w:rPr>
+                <w:rStyle w:val="Hyperlink"/>
+                <w:noProof/>
+              </w:rPr>
+              <w:t>Start Menu</w:t>
+            </w:r>
+            <w:r>
+              <w:rPr>
+                <w:noProof/>
+                <w:webHidden/>
+              </w:rPr>
+              <w:tab/>
+            </w:r>
+            <w:r>
+              <w:rPr>
+                <w:noProof/>
+                <w:webHidden/>
+              </w:rPr>
+              <w:fldChar w:fldCharType="begin"/>
+            </w:r>
+            <w:r>
+              <w:rPr>
+                <w:noProof/>
+                <w:webHidden/>
+              </w:rPr>
+              <w:instrText xml:space="preserve"> PAGEREF _Toc508883003 \h </w:instrText>
+            </w:r>
+            <w:r>
+              <w:rPr>
+                <w:noProof/>
+                <w:webHidden/>
+              </w:rPr>
+            </w:r>
+            <w:r>
+              <w:rPr>
+                <w:noProof/>
+                <w:webHidden/>
+              </w:rPr>
+              <w:fldChar w:fldCharType="separate"/>
+            </w:r>
+            <w:r>
+              <w:rPr>
+                <w:noProof/>
+                <w:webHidden/>
+              </w:rPr>
+              <w:t>11</w:t>
+            </w:r>
+            <w:r>
+              <w:rPr>
+                <w:noProof/>
+                <w:webHidden/>
+              </w:rPr>
+              <w:fldChar w:fldCharType="end"/>
+            </w:r>
+          </w:hyperlink>
+        </w:p>
+        <w:p>
+          <w:pPr>
+            <w:pStyle w:val="TOC1"/>
+            <w:tabs>
+              <w:tab w:val="right" w:leader="dot" w:pos="7910"/>
+            </w:tabs>
+            <w:rPr>
+              <w:rFonts w:asciiTheme="minorHAnsi" w:eastAsiaTheme="minorEastAsia" w:hAnsiTheme="minorHAnsi" w:cstheme="minorBidi"/>
+              <w:noProof/>
+              <w:sz w:val="22"/>
+              <w:szCs w:val="22"/>
+            </w:rPr>
+          </w:pPr>
+          <w:hyperlink w:anchor="_Toc508883004" w:history="1">
+            <w:r>
+              <w:rPr>
+                <w:rStyle w:val="Hyperlink"/>
+                <w:noProof/>
+              </w:rPr>
+              <w:t>Member Info</w:t>
+            </w:r>
+            <w:r>
+              <w:rPr>
+                <w:noProof/>
+                <w:webHidden/>
+              </w:rPr>
+              <w:tab/>
+            </w:r>
+            <w:r>
+              <w:rPr>
+                <w:noProof/>
+                <w:webHidden/>
+              </w:rPr>
+              <w:fldChar w:fldCharType="begin"/>
+            </w:r>
+            <w:r>
+              <w:rPr>
+                <w:noProof/>
+                <w:webHidden/>
+              </w:rPr>
+              <w:instrText xml:space="preserve"> PAGEREF _Toc508883004 \h </w:instrText>
+            </w:r>
+            <w:r>
+              <w:rPr>
+                <w:noProof/>
+                <w:webHidden/>
+              </w:rPr>
+            </w:r>
+            <w:r>
+              <w:rPr>
+                <w:noProof/>
+                <w:webHidden/>
+              </w:rPr>
+              <w:fldChar w:fldCharType="separate"/>
+            </w:r>
+            <w:r>
+              <w:rPr>
+                <w:noProof/>
+                <w:webHidden/>
+              </w:rPr>
+              <w:t>12</w:t>
+            </w:r>
+            <w:r>
+              <w:rPr>
+                <w:noProof/>
+                <w:webHidden/>
+              </w:rPr>
+              <w:fldChar w:fldCharType="end"/>
+            </w:r>
+          </w:hyperlink>
+        </w:p>
+        <w:p>
+          <w:pPr>
+            <w:pStyle w:val="TOC3"/>
+            <w:tabs>
+              <w:tab w:val="right" w:leader="dot" w:pos="7910"/>
+            </w:tabs>
+            <w:rPr>
+              <w:rFonts w:asciiTheme="minorHAnsi" w:eastAsiaTheme="minorEastAsia" w:hAnsiTheme="minorHAnsi" w:cstheme="minorBidi"/>
+              <w:noProof/>
+              <w:sz w:val="22"/>
+              <w:szCs w:val="22"/>
+            </w:rPr>
+          </w:pPr>
+          <w:hyperlink w:anchor="_Toc508883005" w:history="1">
+            <w:r>
+              <w:rPr>
+                <w:rStyle w:val="Hyperlink"/>
+                <w:noProof/>
+              </w:rPr>
+              <w:t>Import Members</w:t>
+            </w:r>
+            <w:r>
+              <w:rPr>
+                <w:noProof/>
+                <w:webHidden/>
+              </w:rPr>
+              <w:tab/>
+            </w:r>
+            <w:r>
+              <w:rPr>
+                <w:noProof/>
+                <w:webHidden/>
+              </w:rPr>
+              <w:fldChar w:fldCharType="begin"/>
+            </w:r>
+            <w:r>
+              <w:rPr>
+                <w:noProof/>
+                <w:webHidden/>
+              </w:rPr>
+              <w:instrText xml:space="preserve"> PAGEREF _Toc508883005 \h </w:instrText>
+            </w:r>
+            <w:r>
+              <w:rPr>
+                <w:noProof/>
+                <w:webHidden/>
+              </w:rPr>
+            </w:r>
+            <w:r>
+              <w:rPr>
+                <w:noProof/>
+                <w:webHidden/>
+              </w:rPr>
+              <w:fldChar w:fldCharType="separate"/>
+            </w:r>
+            <w:r>
+              <w:rPr>
+                <w:noProof/>
+                <w:webHidden/>
+              </w:rPr>
+              <w:t>12</w:t>
+            </w:r>
+            <w:r>
+              <w:rPr>
+                <w:noProof/>
+                <w:webHidden/>
+              </w:rPr>
+              <w:fldChar w:fldCharType="end"/>
+            </w:r>
+          </w:hyperlink>
+        </w:p>
+        <w:p>
+          <w:pPr>
+            <w:pStyle w:val="TOC3"/>
+            <w:tabs>
+              <w:tab w:val="right" w:leader="dot" w:pos="7910"/>
+            </w:tabs>
+            <w:rPr>
+              <w:rFonts w:asciiTheme="minorHAnsi" w:eastAsiaTheme="minorEastAsia" w:hAnsiTheme="minorHAnsi" w:cstheme="minorBidi"/>
+              <w:noProof/>
+              <w:sz w:val="22"/>
+              <w:szCs w:val="22"/>
+            </w:rPr>
+          </w:pPr>
+          <w:hyperlink w:anchor="_Toc508883006" w:history="1">
+            <w:r>
+              <w:rPr>
+                <w:rStyle w:val="Hyperlink"/>
+                <w:noProof/>
+              </w:rPr>
+              <w:t>New Members</w:t>
+            </w:r>
+            <w:r>
+              <w:rPr>
+                <w:noProof/>
+                <w:webHidden/>
+              </w:rPr>
+              <w:tab/>
+            </w:r>
+            <w:r>
+              <w:rPr>
+                <w:noProof/>
+                <w:webHidden/>
+              </w:rPr>
+              <w:fldChar w:fldCharType="begin"/>
+            </w:r>
+            <w:r>
+              <w:rPr>
+                <w:noProof/>
+                <w:webHidden/>
+              </w:rPr>
+              <w:instrText xml:space="preserve"> PAGEREF _Toc508883006 \h </w:instrText>
+            </w:r>
+            <w:r>
+              <w:rPr>
+                <w:noProof/>
+                <w:webHidden/>
+              </w:rPr>
+            </w:r>
+            <w:r>
+              <w:rPr>
+                <w:noProof/>
+                <w:webHidden/>
+              </w:rPr>
+              <w:fldChar w:fldCharType="separate"/>
+            </w:r>
+            <w:r>
+              <w:rPr>
+                <w:noProof/>
+                <w:webHidden/>
+              </w:rPr>
+              <w:t>12</w:t>
+            </w:r>
+            <w:r>
+              <w:rPr>
+                <w:noProof/>
+                <w:webHidden/>
+              </w:rPr>
+              <w:fldChar w:fldCharType="end"/>
+            </w:r>
+          </w:hyperlink>
+        </w:p>
+        <w:p>
+          <w:pPr>
+            <w:pStyle w:val="TOC3"/>
+            <w:tabs>
+              <w:tab w:val="right" w:leader="dot" w:pos="7910"/>
+            </w:tabs>
+            <w:rPr>
+              <w:rFonts w:asciiTheme="minorHAnsi" w:eastAsiaTheme="minorEastAsia" w:hAnsiTheme="minorHAnsi" w:cstheme="minorBidi"/>
+              <w:noProof/>
+              <w:sz w:val="22"/>
+              <w:szCs w:val="22"/>
+            </w:rPr>
+          </w:pPr>
+          <w:hyperlink w:anchor="_Toc508883007" w:history="1">
+            <w:r>
+              <w:rPr>
+                <w:rStyle w:val="Hyperlink"/>
+                <w:noProof/>
+              </w:rPr>
+              <w:t>Updating a member.</w:t>
+            </w:r>
+            <w:r>
+              <w:rPr>
+                <w:noProof/>
+                <w:webHidden/>
+              </w:rPr>
+              <w:tab/>
+            </w:r>
+            <w:r>
+              <w:rPr>
+                <w:noProof/>
+                <w:webHidden/>
+              </w:rPr>
+              <w:fldChar w:fldCharType="begin"/>
+            </w:r>
+            <w:r>
+              <w:rPr>
+                <w:noProof/>
+                <w:webHidden/>
+              </w:rPr>
+              <w:instrText xml:space="preserve"> PAGEREF _Toc508883007 \h </w:instrText>
+            </w:r>
+            <w:r>
+              <w:rPr>
+                <w:noProof/>
+                <w:webHidden/>
+              </w:rPr>
+            </w:r>
+            <w:r>
+              <w:rPr>
+                <w:noProof/>
+                <w:webHidden/>
+              </w:rPr>
+              <w:fldChar w:fldCharType="separate"/>
+            </w:r>
+            <w:r>
+              <w:rPr>
+                <w:noProof/>
+                <w:webHidden/>
+              </w:rPr>
+              <w:t>13</w:t>
+            </w:r>
+            <w:r>
+              <w:rPr>
+                <w:noProof/>
+                <w:webHidden/>
+              </w:rPr>
+              <w:fldChar w:fldCharType="end"/>
+            </w:r>
+          </w:hyperlink>
+        </w:p>
+        <w:p>
+          <w:pPr>
+            <w:pStyle w:val="TOC2"/>
+            <w:rPr>
+              <w:rFonts w:asciiTheme="minorHAnsi" w:eastAsiaTheme="minorEastAsia" w:hAnsiTheme="minorHAnsi" w:cstheme="minorBidi"/>
+              <w:noProof/>
+              <w:sz w:val="22"/>
+              <w:szCs w:val="22"/>
+            </w:rPr>
+          </w:pPr>
+          <w:hyperlink w:anchor="_Toc508883008" w:history="1">
+            <w:r>
+              <w:rPr>
+                <w:rStyle w:val="Hyperlink"/>
+                <w:noProof/>
+              </w:rPr>
+              <w:t>Stats</w:t>
+            </w:r>
+            <w:r>
+              <w:rPr>
+                <w:noProof/>
+                <w:webHidden/>
+              </w:rPr>
+              <w:tab/>
+            </w:r>
+            <w:r>
+              <w:rPr>
+                <w:noProof/>
+                <w:webHidden/>
+              </w:rPr>
+              <w:fldChar w:fldCharType="begin"/>
+            </w:r>
+            <w:r>
+              <w:rPr>
+                <w:noProof/>
+                <w:webHidden/>
+              </w:rPr>
+              <w:instrText xml:space="preserve"> PAGEREF _Toc508883008 \h </w:instrText>
+            </w:r>
+            <w:r>
+              <w:rPr>
+                <w:noProof/>
+                <w:webHidden/>
+              </w:rPr>
+            </w:r>
+            <w:r>
+              <w:rPr>
+                <w:noProof/>
+                <w:webHidden/>
+              </w:rPr>
+              <w:fldChar w:fldCharType="separate"/>
+            </w:r>
+            <w:r>
+              <w:rPr>
+                <w:noProof/>
+                <w:webHidden/>
+              </w:rPr>
+              <w:t>14</w:t>
+            </w:r>
+            <w:r>
+              <w:rPr>
+                <w:noProof/>
+                <w:webHidden/>
+              </w:rPr>
+              <w:fldChar w:fldCharType="end"/>
+            </w:r>
+          </w:hyperlink>
+        </w:p>
+        <w:p>
+          <w:pPr>
+            <w:pStyle w:val="TOC2"/>
+            <w:rPr>
+              <w:rFonts w:asciiTheme="minorHAnsi" w:eastAsiaTheme="minorEastAsia" w:hAnsiTheme="minorHAnsi" w:cstheme="minorBidi"/>
+              <w:noProof/>
+              <w:sz w:val="22"/>
+              <w:szCs w:val="22"/>
+            </w:rPr>
+          </w:pPr>
+          <w:hyperlink w:anchor="_Toc508883009" w:history="1">
+            <w:r>
+              <w:rPr>
+                <w:rStyle w:val="Hyperlink"/>
+                <w:noProof/>
+              </w:rPr>
+              <w:t>Member Search</w:t>
+            </w:r>
+            <w:r>
+              <w:rPr>
+                <w:noProof/>
+                <w:webHidden/>
+              </w:rPr>
+              <w:tab/>
+            </w:r>
+            <w:r>
+              <w:rPr>
+                <w:noProof/>
+                <w:webHidden/>
+              </w:rPr>
+              <w:fldChar w:fldCharType="begin"/>
+            </w:r>
+            <w:r>
+              <w:rPr>
+                <w:noProof/>
+                <w:webHidden/>
+              </w:rPr>
+              <w:instrText xml:space="preserve"> PAGEREF _Toc508883009 \h </w:instrText>
+            </w:r>
+            <w:r>
+              <w:rPr>
+                <w:noProof/>
+                <w:webHidden/>
+              </w:rPr>
+            </w:r>
+            <w:r>
+              <w:rPr>
+                <w:noProof/>
+                <w:webHidden/>
+              </w:rPr>
+              <w:fldChar w:fldCharType="separate"/>
+            </w:r>
+            <w:r>
+              <w:rPr>
+                <w:noProof/>
+                <w:webHidden/>
+              </w:rPr>
+              <w:t>15</w:t>
+            </w:r>
+            <w:r>
+              <w:rPr>
+                <w:noProof/>
+                <w:webHidden/>
+              </w:rPr>
+              <w:fldChar w:fldCharType="end"/>
+            </w:r>
+          </w:hyperlink>
+        </w:p>
+        <w:p>
+          <w:pPr>
+            <w:pStyle w:val="TOC2"/>
+            <w:rPr>
+              <w:rFonts w:asciiTheme="minorHAnsi" w:eastAsiaTheme="minorEastAsia" w:hAnsiTheme="minorHAnsi" w:cstheme="minorBidi"/>
+              <w:noProof/>
+              <w:sz w:val="22"/>
+              <w:szCs w:val="22"/>
+            </w:rPr>
+          </w:pPr>
+          <w:hyperlink w:anchor="_Toc508883010" w:history="1">
+            <w:r>
+              <w:rPr>
+                <w:rStyle w:val="Hyperlink"/>
+                <w:noProof/>
+              </w:rPr>
+              <w:t>Print Recaps</w:t>
+            </w:r>
+            <w:r>
+              <w:rPr>
+                <w:noProof/>
+                <w:webHidden/>
+              </w:rPr>
+              <w:tab/>
+            </w:r>
+            <w:r>
+              <w:rPr>
+                <w:noProof/>
+                <w:webHidden/>
+              </w:rPr>
+              <w:fldChar w:fldCharType="begin"/>
+            </w:r>
+            <w:r>
+              <w:rPr>
+                <w:noProof/>
+                <w:webHidden/>
+              </w:rPr>
+              <w:instrText xml:space="preserve"> PAGEREF _Toc508883010 \h </w:instrText>
+            </w:r>
+            <w:r>
+              <w:rPr>
+                <w:noProof/>
+                <w:webHidden/>
+              </w:rPr>
+            </w:r>
+            <w:r>
+              <w:rPr>
+                <w:noProof/>
+                <w:webHidden/>
+              </w:rPr>
+              <w:fldChar w:fldCharType="separate"/>
+            </w:r>
+            <w:r>
+              <w:rPr>
+                <w:noProof/>
+                <w:webHidden/>
+              </w:rPr>
+              <w:t>16</w:t>
+            </w:r>
+            <w:r>
+              <w:rPr>
+                <w:noProof/>
+                <w:webHidden/>
+              </w:rPr>
+              <w:fldChar w:fldCharType="end"/>
+            </w:r>
+          </w:hyperlink>
+        </w:p>
+        <w:p>
+          <w:pPr>
+            <w:pStyle w:val="TOC2"/>
+            <w:rPr>
+              <w:rFonts w:asciiTheme="minorHAnsi" w:eastAsiaTheme="minorEastAsia" w:hAnsiTheme="minorHAnsi" w:cstheme="minorBidi"/>
+              <w:noProof/>
+              <w:sz w:val="22"/>
+              <w:szCs w:val="22"/>
+            </w:rPr>
+          </w:pPr>
+          <w:hyperlink w:anchor="_Toc508883011" w:history="1">
+            <w:r>
+              <w:rPr>
+                <w:rStyle w:val="Hyperlink"/>
+                <w:noProof/>
+              </w:rPr>
+              <w:t>Import</w:t>
+            </w:r>
+            <w:r>
+              <w:rPr>
+                <w:noProof/>
+                <w:webHidden/>
+              </w:rPr>
+              <w:tab/>
+            </w:r>
+            <w:r>
+              <w:rPr>
+                <w:noProof/>
+                <w:webHidden/>
+              </w:rPr>
+              <w:fldChar w:fldCharType="begin"/>
+            </w:r>
+            <w:r>
+              <w:rPr>
+                <w:noProof/>
+                <w:webHidden/>
+              </w:rPr>
+              <w:instrText xml:space="preserve"> PAGEREF _Toc508883011 \h </w:instrText>
+            </w:r>
+            <w:r>
+              <w:rPr>
+                <w:noProof/>
+                <w:webHidden/>
+              </w:rPr>
+            </w:r>
+            <w:r>
+              <w:rPr>
+                <w:noProof/>
+                <w:webHidden/>
+              </w:rPr>
+              <w:fldChar w:fldCharType="separate"/>
+            </w:r>
+            <w:r>
+              <w:rPr>
+                <w:noProof/>
+                <w:webHidden/>
+              </w:rPr>
+              <w:t>16</w:t>
+            </w:r>
+            <w:r>
+              <w:rPr>
+                <w:noProof/>
+                <w:webHidden/>
+              </w:rPr>
+              <w:fldChar w:fldCharType="end"/>
+            </w:r>
+          </w:hyperlink>
+        </w:p>
+        <w:p>
+          <w:pPr>
+            <w:pStyle w:val="TOC1"/>
+            <w:tabs>
+              <w:tab w:val="right" w:leader="dot" w:pos="7910"/>
+            </w:tabs>
+            <w:rPr>
+              <w:rFonts w:asciiTheme="minorHAnsi" w:eastAsiaTheme="minorEastAsia" w:hAnsiTheme="minorHAnsi" w:cstheme="minorBidi"/>
+              <w:noProof/>
+              <w:sz w:val="22"/>
+              <w:szCs w:val="22"/>
+            </w:rPr>
+          </w:pPr>
+          <w:hyperlink w:anchor="_Toc508883012" w:history="1">
+            <w:r>
+              <w:rPr>
+                <w:rStyle w:val="Hyperlink"/>
+                <w:noProof/>
+              </w:rPr>
+              <w:t>Member Scores</w:t>
+            </w:r>
+            <w:r>
+              <w:rPr>
+                <w:noProof/>
+                <w:webHidden/>
+              </w:rPr>
+              <w:tab/>
+            </w:r>
+            <w:r>
+              <w:rPr>
+                <w:noProof/>
+                <w:webHidden/>
+              </w:rPr>
+              <w:fldChar w:fldCharType="begin"/>
+            </w:r>
+            <w:r>
+              <w:rPr>
+                <w:noProof/>
+                <w:webHidden/>
+              </w:rPr>
+              <w:instrText xml:space="preserve"> PAGEREF _Toc508883012 \h </w:instrText>
+            </w:r>
+            <w:r>
+              <w:rPr>
+                <w:noProof/>
+                <w:webHidden/>
+              </w:rPr>
+            </w:r>
+            <w:r>
+              <w:rPr>
+                <w:noProof/>
+                <w:webHidden/>
+              </w:rPr>
+              <w:fldChar w:fldCharType="separate"/>
+            </w:r>
+            <w:r>
+              <w:rPr>
+                <w:noProof/>
+                <w:webHidden/>
+              </w:rPr>
+              <w:t>17</w:t>
+            </w:r>
+            <w:r>
+              <w:rPr>
+                <w:noProof/>
+                <w:webHidden/>
+              </w:rPr>
+              <w:fldChar w:fldCharType="end"/>
+            </w:r>
+          </w:hyperlink>
+        </w:p>
+        <w:p>
+          <w:pPr>
+            <w:pStyle w:val="TOC2"/>
+            <w:rPr>
+              <w:rFonts w:asciiTheme="minorHAnsi" w:eastAsiaTheme="minorEastAsia" w:hAnsiTheme="minorHAnsi" w:cstheme="minorBidi"/>
+              <w:noProof/>
+              <w:sz w:val="22"/>
+              <w:szCs w:val="22"/>
+            </w:rPr>
+          </w:pPr>
+          <w:hyperlink w:anchor="_Toc508883013" w:history="1">
+            <w:r>
+              <w:rPr>
+                <w:rStyle w:val="Hyperlink"/>
+                <w:noProof/>
+              </w:rPr>
+              <w:t>Tournament Stats</w:t>
+            </w:r>
+            <w:r>
+              <w:rPr>
+                <w:noProof/>
+                <w:webHidden/>
+              </w:rPr>
+              <w:tab/>
+            </w:r>
+            <w:r>
+              <w:rPr>
+                <w:noProof/>
+                <w:webHidden/>
+              </w:rPr>
+              <w:fldChar w:fldCharType="begin"/>
+            </w:r>
+            <w:r>
+              <w:rPr>
+                <w:noProof/>
+                <w:webHidden/>
+              </w:rPr>
+              <w:instrText xml:space="preserve"> PAGEREF _Toc508883013 \h </w:instrText>
+            </w:r>
+            <w:r>
+              <w:rPr>
+                <w:noProof/>
+                <w:webHidden/>
+              </w:rPr>
+            </w:r>
+            <w:r>
+              <w:rPr>
+                <w:noProof/>
+                <w:webHidden/>
+              </w:rPr>
+              <w:fldChar w:fldCharType="separate"/>
+            </w:r>
+            <w:r>
+              <w:rPr>
+                <w:noProof/>
+                <w:webHidden/>
+              </w:rPr>
+              <w:t>18</w:t>
+            </w:r>
+            <w:r>
+              <w:rPr>
+                <w:noProof/>
+                <w:webHidden/>
+              </w:rPr>
+              <w:fldChar w:fldCharType="end"/>
+            </w:r>
+          </w:hyperlink>
+        </w:p>
+        <w:p>
+          <w:pPr>
+            <w:pStyle w:val="TOC2"/>
+            <w:rPr>
+              <w:rFonts w:asciiTheme="minorHAnsi" w:eastAsiaTheme="minorEastAsia" w:hAnsiTheme="minorHAnsi" w:cstheme="minorBidi"/>
+              <w:noProof/>
+              <w:sz w:val="22"/>
+              <w:szCs w:val="22"/>
+            </w:rPr>
+          </w:pPr>
+          <w:hyperlink w:anchor="_Toc508883014" w:history="1">
+            <w:r>
+              <w:rPr>
+                <w:rStyle w:val="Hyperlink"/>
+                <w:noProof/>
+              </w:rPr>
+              <w:t>Print Recaps By Tournament</w:t>
+            </w:r>
+            <w:r>
+              <w:rPr>
+                <w:noProof/>
+                <w:webHidden/>
+              </w:rPr>
+              <w:tab/>
+            </w:r>
+            <w:r>
+              <w:rPr>
+                <w:noProof/>
+                <w:webHidden/>
+              </w:rPr>
+              <w:fldChar w:fldCharType="begin"/>
+            </w:r>
+            <w:r>
+              <w:rPr>
+                <w:noProof/>
+                <w:webHidden/>
+              </w:rPr>
+              <w:instrText xml:space="preserve"> PAGEREF _Toc508883014 \h </w:instrText>
+            </w:r>
+            <w:r>
+              <w:rPr>
+                <w:noProof/>
+                <w:webHidden/>
+              </w:rPr>
+            </w:r>
+            <w:r>
+              <w:rPr>
+                <w:noProof/>
+                <w:webHidden/>
+              </w:rPr>
+              <w:fldChar w:fldCharType="separate"/>
+            </w:r>
+            <w:r>
+              <w:rPr>
+                <w:noProof/>
+                <w:webHidden/>
+              </w:rPr>
+              <w:t>18</w:t>
+            </w:r>
+            <w:r>
+              <w:rPr>
+                <w:noProof/>
+                <w:webHidden/>
+              </w:rPr>
+              <w:fldChar w:fldCharType="end"/>
+            </w:r>
+          </w:hyperlink>
+        </w:p>
+        <w:p>
+          <w:pPr>
+            <w:pStyle w:val="TOC2"/>
+            <w:rPr>
+              <w:rFonts w:asciiTheme="minorHAnsi" w:eastAsiaTheme="minorEastAsia" w:hAnsiTheme="minorHAnsi" w:cstheme="minorBidi"/>
+              <w:noProof/>
+              <w:sz w:val="22"/>
+              <w:szCs w:val="22"/>
+            </w:rPr>
+          </w:pPr>
+          <w:hyperlink w:anchor="_Toc508883015" w:history="1">
+            <w:r>
+              <w:rPr>
+                <w:rStyle w:val="Hyperlink"/>
+                <w:noProof/>
+              </w:rPr>
+              <w:t>Tournament Place Standings</w:t>
+            </w:r>
+            <w:r>
+              <w:rPr>
+                <w:noProof/>
+                <w:webHidden/>
+              </w:rPr>
+              <w:tab/>
+            </w:r>
+            <w:r>
+              <w:rPr>
+                <w:noProof/>
+                <w:webHidden/>
+              </w:rPr>
+              <w:fldChar w:fldCharType="begin"/>
+            </w:r>
+            <w:r>
+              <w:rPr>
+                <w:noProof/>
+                <w:webHidden/>
+              </w:rPr>
+              <w:instrText xml:space="preserve"> PAGEREF _Toc508883015 \h </w:instrText>
+            </w:r>
+            <w:r>
+              <w:rPr>
+                <w:noProof/>
+                <w:webHidden/>
+              </w:rPr>
+            </w:r>
+            <w:r>
+              <w:rPr>
+                <w:noProof/>
+                <w:webHidden/>
+              </w:rPr>
+              <w:fldChar w:fldCharType="separate"/>
+            </w:r>
+            <w:r>
+              <w:rPr>
+                <w:noProof/>
+                <w:webHidden/>
+              </w:rPr>
+              <w:t>19</w:t>
+            </w:r>
+            <w:r>
+              <w:rPr>
+                <w:noProof/>
+                <w:webHidden/>
+              </w:rPr>
+              <w:fldChar w:fldCharType="end"/>
+            </w:r>
+          </w:hyperlink>
+        </w:p>
+        <w:p>
+          <w:pPr>
+            <w:pStyle w:val="TOC2"/>
+            <w:rPr>
+              <w:rFonts w:asciiTheme="minorHAnsi" w:eastAsiaTheme="minorEastAsia" w:hAnsiTheme="minorHAnsi" w:cstheme="minorBidi"/>
+              <w:noProof/>
+              <w:sz w:val="22"/>
+              <w:szCs w:val="22"/>
+            </w:rPr>
+          </w:pPr>
+          <w:hyperlink w:anchor="_Toc508883016" w:history="1">
+            <w:r>
+              <w:rPr>
+                <w:rStyle w:val="Hyperlink"/>
+                <w:noProof/>
+              </w:rPr>
+              <w:t>Create/Edit Tournament</w:t>
+            </w:r>
+            <w:r>
+              <w:rPr>
+                <w:noProof/>
+                <w:webHidden/>
+              </w:rPr>
+              <w:tab/>
+            </w:r>
+            <w:r>
+              <w:rPr>
+                <w:noProof/>
+                <w:webHidden/>
+              </w:rPr>
+              <w:fldChar w:fldCharType="begin"/>
+            </w:r>
+            <w:r>
+              <w:rPr>
+                <w:noProof/>
+                <w:webHidden/>
+              </w:rPr>
+              <w:instrText xml:space="preserve"> PAGEREF _Toc508883016 \h </w:instrText>
+            </w:r>
+            <w:r>
+              <w:rPr>
+                <w:noProof/>
+                <w:webHidden/>
+              </w:rPr>
+            </w:r>
+            <w:r>
+              <w:rPr>
+                <w:noProof/>
+                <w:webHidden/>
+              </w:rPr>
+              <w:fldChar w:fldCharType="separate"/>
+            </w:r>
+            <w:r>
+              <w:rPr>
+                <w:noProof/>
+                <w:webHidden/>
+              </w:rPr>
+              <w:t>20</w:t>
+            </w:r>
+            <w:r>
+              <w:rPr>
+                <w:noProof/>
+                <w:webHidden/>
+              </w:rPr>
+              <w:fldChar w:fldCharType="end"/>
+            </w:r>
+          </w:hyperlink>
+        </w:p>
+        <w:p>
+          <w:pPr>
+            <w:pStyle w:val="TOC3"/>
+            <w:tabs>
+              <w:tab w:val="right" w:leader="dot" w:pos="7910"/>
+            </w:tabs>
+            <w:rPr>
+              <w:rFonts w:asciiTheme="minorHAnsi" w:eastAsiaTheme="minorEastAsia" w:hAnsiTheme="minorHAnsi" w:cstheme="minorBidi"/>
+              <w:noProof/>
+              <w:sz w:val="22"/>
+              <w:szCs w:val="22"/>
+            </w:rPr>
+          </w:pPr>
+          <w:hyperlink w:anchor="_Toc508883017" w:history="1">
+            <w:r>
+              <w:rPr>
+                <w:rStyle w:val="Hyperlink"/>
+                <w:noProof/>
+              </w:rPr>
+              <w:t>To Update an Existing Tournament</w:t>
+            </w:r>
+            <w:r>
+              <w:rPr>
+                <w:noProof/>
+                <w:webHidden/>
+              </w:rPr>
+              <w:tab/>
+            </w:r>
+            <w:r>
+              <w:rPr>
+                <w:noProof/>
+                <w:webHidden/>
+              </w:rPr>
+              <w:fldChar w:fldCharType="begin"/>
+            </w:r>
+            <w:r>
+              <w:rPr>
+                <w:noProof/>
+                <w:webHidden/>
+              </w:rPr>
+              <w:instrText xml:space="preserve"> PAGEREF _Toc508883017 \h </w:instrText>
+            </w:r>
+            <w:r>
+              <w:rPr>
+                <w:noProof/>
+                <w:webHidden/>
+              </w:rPr>
+            </w:r>
+            <w:r>
+              <w:rPr>
+                <w:noProof/>
+                <w:webHidden/>
+              </w:rPr>
+              <w:fldChar w:fldCharType="separate"/>
+            </w:r>
+            <w:r>
+              <w:rPr>
+                <w:noProof/>
+                <w:webHidden/>
+              </w:rPr>
+              <w:t>20</w:t>
+            </w:r>
+            <w:r>
+              <w:rPr>
+                <w:noProof/>
+                <w:webHidden/>
+              </w:rPr>
+              <w:fldChar w:fldCharType="end"/>
+            </w:r>
+          </w:hyperlink>
+        </w:p>
+        <w:p>
+          <w:pPr>
+            <w:pStyle w:val="TOC2"/>
+            <w:rPr>
+              <w:rFonts w:asciiTheme="minorHAnsi" w:eastAsiaTheme="minorEastAsia" w:hAnsiTheme="minorHAnsi" w:cstheme="minorBidi"/>
+              <w:noProof/>
+              <w:sz w:val="22"/>
+              <w:szCs w:val="22"/>
+            </w:rPr>
+          </w:pPr>
+          <w:hyperlink w:anchor="_Toc508883018" w:history="1">
+            <w:r>
+              <w:rPr>
+                <w:rStyle w:val="Hyperlink"/>
+                <w:noProof/>
+              </w:rPr>
+              <w:t>Search Tournaments</w:t>
+            </w:r>
+            <w:r>
+              <w:rPr>
+                <w:noProof/>
+                <w:webHidden/>
+              </w:rPr>
+              <w:tab/>
+            </w:r>
+            <w:r>
+              <w:rPr>
+                <w:noProof/>
+                <w:webHidden/>
+              </w:rPr>
+              <w:fldChar w:fldCharType="begin"/>
+            </w:r>
+            <w:r>
+              <w:rPr>
+                <w:noProof/>
+                <w:webHidden/>
+              </w:rPr>
+              <w:instrText xml:space="preserve"> PAGEREF _Toc508883018 \h </w:instrText>
+            </w:r>
+            <w:r>
+              <w:rPr>
+                <w:noProof/>
+                <w:webHidden/>
+              </w:rPr>
+            </w:r>
+            <w:r>
+              <w:rPr>
+                <w:noProof/>
+                <w:webHidden/>
+              </w:rPr>
+              <w:fldChar w:fldCharType="separate"/>
+            </w:r>
+            <w:r>
+              <w:rPr>
+                <w:noProof/>
+                <w:webHidden/>
+              </w:rPr>
+              <w:t>21</w:t>
+            </w:r>
+            <w:r>
+              <w:rPr>
+                <w:noProof/>
+                <w:webHidden/>
+              </w:rPr>
+              <w:fldChar w:fldCharType="end"/>
+            </w:r>
+          </w:hyperlink>
+        </w:p>
+        <w:p>
+          <w:pPr>
+            <w:pStyle w:val="TOC3"/>
+            <w:tabs>
+              <w:tab w:val="right" w:leader="dot" w:pos="7910"/>
+            </w:tabs>
+            <w:rPr>
+              <w:rFonts w:asciiTheme="minorHAnsi" w:eastAsiaTheme="minorEastAsia" w:hAnsiTheme="minorHAnsi" w:cstheme="minorBidi"/>
+              <w:noProof/>
+              <w:sz w:val="22"/>
+              <w:szCs w:val="22"/>
+            </w:rPr>
+          </w:pPr>
+          <w:hyperlink w:anchor="_Toc508883019" w:history="1">
+            <w:r>
+              <w:rPr>
+                <w:rStyle w:val="Hyperlink"/>
+                <w:noProof/>
+              </w:rPr>
+              <w:t>Search by Location</w:t>
+            </w:r>
+            <w:r>
+              <w:rPr>
+                <w:noProof/>
+                <w:webHidden/>
+              </w:rPr>
+              <w:tab/>
+            </w:r>
+            <w:r>
+              <w:rPr>
+                <w:noProof/>
+                <w:webHidden/>
+              </w:rPr>
+              <w:fldChar w:fldCharType="begin"/>
+            </w:r>
+            <w:r>
+              <w:rPr>
+                <w:noProof/>
+                <w:webHidden/>
+              </w:rPr>
+              <w:instrText xml:space="preserve"> PAGEREF _Toc508883019 \h </w:instrText>
+            </w:r>
+            <w:r>
+              <w:rPr>
+                <w:noProof/>
+                <w:webHidden/>
+              </w:rPr>
+            </w:r>
+            <w:r>
+              <w:rPr>
+                <w:noProof/>
+                <w:webHidden/>
+              </w:rPr>
+              <w:fldChar w:fldCharType="separate"/>
+            </w:r>
+            <w:r>
+              <w:rPr>
+                <w:noProof/>
+                <w:webHidden/>
+              </w:rPr>
+              <w:t>21</w:t>
+            </w:r>
+            <w:r>
+              <w:rPr>
+                <w:noProof/>
+                <w:webHidden/>
+              </w:rPr>
+              <w:fldChar w:fldCharType="end"/>
+            </w:r>
+          </w:hyperlink>
+        </w:p>
+        <w:p>
+          <w:pPr>
+            <w:pStyle w:val="TOC3"/>
+            <w:tabs>
+              <w:tab w:val="right" w:leader="dot" w:pos="7910"/>
+            </w:tabs>
+            <w:rPr>
+              <w:rFonts w:asciiTheme="minorHAnsi" w:eastAsiaTheme="minorEastAsia" w:hAnsiTheme="minorHAnsi" w:cstheme="minorBidi"/>
+              <w:noProof/>
+              <w:sz w:val="22"/>
+              <w:szCs w:val="22"/>
+            </w:rPr>
+          </w:pPr>
+          <w:hyperlink w:anchor="_Toc508883020" w:history="1">
+            <w:r>
+              <w:rPr>
+                <w:rStyle w:val="Hyperlink"/>
+                <w:noProof/>
+              </w:rPr>
+              <w:t>Search by Event</w:t>
+            </w:r>
+            <w:r>
+              <w:rPr>
+                <w:noProof/>
+                <w:webHidden/>
+              </w:rPr>
+              <w:tab/>
+            </w:r>
+            <w:r>
+              <w:rPr>
+                <w:noProof/>
+                <w:webHidden/>
+              </w:rPr>
+              <w:fldChar w:fldCharType="begin"/>
+            </w:r>
+            <w:r>
+              <w:rPr>
+                <w:noProof/>
+                <w:webHidden/>
+              </w:rPr>
+              <w:instrText xml:space="preserve"> PAGEREF _Toc508883020 \h </w:instrText>
+            </w:r>
+            <w:r>
+              <w:rPr>
+                <w:noProof/>
+                <w:webHidden/>
+              </w:rPr>
+            </w:r>
+            <w:r>
+              <w:rPr>
+                <w:noProof/>
+                <w:webHidden/>
+              </w:rPr>
+              <w:fldChar w:fldCharType="separate"/>
+            </w:r>
+            <w:r>
+              <w:rPr>
+                <w:noProof/>
+                <w:webHidden/>
+              </w:rPr>
+              <w:t>21</w:t>
+            </w:r>
+            <w:r>
+              <w:rPr>
+                <w:noProof/>
+                <w:webHidden/>
+              </w:rPr>
+              <w:fldChar w:fldCharType="end"/>
+            </w:r>
+          </w:hyperlink>
+        </w:p>
+        <w:p>
+          <w:pPr>
+            <w:pStyle w:val="TOC3"/>
+            <w:tabs>
+              <w:tab w:val="right" w:leader="dot" w:pos="7910"/>
+            </w:tabs>
+            <w:rPr>
+              <w:rFonts w:asciiTheme="minorHAnsi" w:eastAsiaTheme="minorEastAsia" w:hAnsiTheme="minorHAnsi" w:cstheme="minorBidi"/>
+              <w:noProof/>
+              <w:sz w:val="22"/>
+              <w:szCs w:val="22"/>
+            </w:rPr>
+          </w:pPr>
+          <w:hyperlink w:anchor="_Toc508883021" w:history="1">
+            <w:r>
+              <w:rPr>
+                <w:rStyle w:val="Hyperlink"/>
+                <w:noProof/>
+              </w:rPr>
+              <w:t>Search by Date</w:t>
+            </w:r>
+            <w:r>
+              <w:rPr>
+                <w:noProof/>
+                <w:webHidden/>
+              </w:rPr>
+              <w:tab/>
+            </w:r>
+            <w:r>
+              <w:rPr>
+                <w:noProof/>
+                <w:webHidden/>
+              </w:rPr>
+              <w:fldChar w:fldCharType="begin"/>
+            </w:r>
+            <w:r>
+              <w:rPr>
+                <w:noProof/>
+                <w:webHidden/>
+              </w:rPr>
+              <w:instrText xml:space="preserve"> PAGEREF _Toc508883021 \h </w:instrText>
+            </w:r>
+            <w:r>
+              <w:rPr>
+                <w:noProof/>
+                <w:webHidden/>
+              </w:rPr>
+            </w:r>
+            <w:r>
+              <w:rPr>
+                <w:noProof/>
+                <w:webHidden/>
+              </w:rPr>
+              <w:fldChar w:fldCharType="separate"/>
+            </w:r>
+            <w:r>
+              <w:rPr>
+                <w:noProof/>
+                <w:webHidden/>
+              </w:rPr>
+              <w:t>21</w:t>
+            </w:r>
+            <w:r>
+              <w:rPr>
+                <w:noProof/>
+                <w:webHidden/>
+              </w:rPr>
+              <w:fldChar w:fldCharType="end"/>
+            </w:r>
+          </w:hyperlink>
+        </w:p>
+        <w:p>
+          <w:pPr>
+            <w:pStyle w:val="TOC2"/>
+            <w:rPr>
+              <w:rFonts w:asciiTheme="minorHAnsi" w:eastAsiaTheme="minorEastAsia" w:hAnsiTheme="minorHAnsi" w:cstheme="minorBidi"/>
+              <w:noProof/>
+              <w:sz w:val="22"/>
+              <w:szCs w:val="22"/>
+            </w:rPr>
+          </w:pPr>
+          <w:hyperlink w:anchor="_Toc508883022" w:history="1">
+            <w:r>
+              <w:rPr>
+                <w:rStyle w:val="Hyperlink"/>
+                <w:noProof/>
+              </w:rPr>
+              <w:t>List Tournaments by year</w:t>
+            </w:r>
+            <w:r>
+              <w:rPr>
+                <w:noProof/>
+                <w:webHidden/>
+              </w:rPr>
+              <w:tab/>
+            </w:r>
+            <w:r>
+              <w:rPr>
+                <w:noProof/>
+                <w:webHidden/>
+              </w:rPr>
+              <w:fldChar w:fldCharType="begin"/>
+            </w:r>
+            <w:r>
+              <w:rPr>
+                <w:noProof/>
+                <w:webHidden/>
+              </w:rPr>
+              <w:instrText xml:space="preserve"> PAGEREF _Toc508883022 \h </w:instrText>
+            </w:r>
+            <w:r>
+              <w:rPr>
+                <w:noProof/>
+                <w:webHidden/>
+              </w:rPr>
+            </w:r>
+            <w:r>
+              <w:rPr>
+                <w:noProof/>
+                <w:webHidden/>
+              </w:rPr>
+              <w:fldChar w:fldCharType="separate"/>
+            </w:r>
+            <w:r>
+              <w:rPr>
+                <w:noProof/>
+                <w:webHidden/>
+              </w:rPr>
+              <w:t>22</w:t>
+            </w:r>
+            <w:r>
+              <w:rPr>
+                <w:noProof/>
+                <w:webHidden/>
+              </w:rPr>
+              <w:fldChar w:fldCharType="end"/>
+            </w:r>
+          </w:hyperlink>
+        </w:p>
+        <w:p>
+          <w:pPr>
+            <w:pStyle w:val="TOC2"/>
+            <w:rPr>
+              <w:rFonts w:asciiTheme="minorHAnsi" w:eastAsiaTheme="minorEastAsia" w:hAnsiTheme="minorHAnsi" w:cstheme="minorBidi"/>
+              <w:noProof/>
+              <w:sz w:val="22"/>
+              <w:szCs w:val="22"/>
+            </w:rPr>
+          </w:pPr>
+          <w:hyperlink w:anchor="_Toc508883023" w:history="1">
+            <w:r>
+              <w:rPr>
+                <w:rStyle w:val="Hyperlink"/>
+                <w:noProof/>
+              </w:rPr>
+              <w:t>Reports</w:t>
+            </w:r>
+            <w:r>
+              <w:rPr>
+                <w:noProof/>
+                <w:webHidden/>
+              </w:rPr>
+              <w:tab/>
+            </w:r>
+            <w:r>
+              <w:rPr>
+                <w:noProof/>
+                <w:webHidden/>
+              </w:rPr>
+              <w:fldChar w:fldCharType="begin"/>
+            </w:r>
+            <w:r>
+              <w:rPr>
+                <w:noProof/>
+                <w:webHidden/>
+              </w:rPr>
+              <w:instrText xml:space="preserve"> PAGEREF _Toc508883023 \h </w:instrText>
+            </w:r>
+            <w:r>
+              <w:rPr>
+                <w:noProof/>
+                <w:webHidden/>
+              </w:rPr>
+            </w:r>
+            <w:r>
+              <w:rPr>
+                <w:noProof/>
+                <w:webHidden/>
+              </w:rPr>
+              <w:fldChar w:fldCharType="separate"/>
+            </w:r>
+            <w:r>
+              <w:rPr>
+                <w:noProof/>
+                <w:webHidden/>
+              </w:rPr>
+              <w:t>22</w:t>
+            </w:r>
+            <w:r>
+              <w:rPr>
+                <w:noProof/>
+                <w:webHidden/>
+              </w:rPr>
+              <w:fldChar w:fldCharType="end"/>
+            </w:r>
+          </w:hyperlink>
+        </w:p>
+        <w:p>
+          <w:pPr>
+            <w:pStyle w:val="TOC2"/>
+            <w:rPr>
+              <w:rFonts w:asciiTheme="minorHAnsi" w:eastAsiaTheme="minorEastAsia" w:hAnsiTheme="minorHAnsi" w:cstheme="minorBidi"/>
+              <w:noProof/>
+              <w:sz w:val="22"/>
+              <w:szCs w:val="22"/>
+            </w:rPr>
+          </w:pPr>
+          <w:hyperlink w:anchor="_Toc508883024" w:history="1">
+            <w:r>
+              <w:rPr>
+                <w:rStyle w:val="Hyperlink"/>
+                <w:noProof/>
+              </w:rPr>
+              <w:t>Finalize Tournament</w:t>
+            </w:r>
+            <w:r>
+              <w:rPr>
+                <w:noProof/>
+                <w:webHidden/>
+              </w:rPr>
+              <w:tab/>
+            </w:r>
+            <w:r>
+              <w:rPr>
+                <w:noProof/>
+                <w:webHidden/>
+              </w:rPr>
+              <w:fldChar w:fldCharType="begin"/>
+            </w:r>
+            <w:r>
+              <w:rPr>
+                <w:noProof/>
+                <w:webHidden/>
+              </w:rPr>
+              <w:instrText xml:space="preserve"> PAGEREF _Toc508883024 \h </w:instrText>
+            </w:r>
+            <w:r>
+              <w:rPr>
+                <w:noProof/>
+                <w:webHidden/>
+              </w:rPr>
+            </w:r>
+            <w:r>
+              <w:rPr>
+                <w:noProof/>
+                <w:webHidden/>
+              </w:rPr>
+              <w:fldChar w:fldCharType="separate"/>
+            </w:r>
+            <w:r>
+              <w:rPr>
+                <w:noProof/>
+                <w:webHidden/>
+              </w:rPr>
+              <w:t>22</w:t>
+            </w:r>
+            <w:r>
+              <w:rPr>
+                <w:noProof/>
+                <w:webHidden/>
+              </w:rPr>
+              <w:fldChar w:fldCharType="end"/>
+            </w:r>
+          </w:hyperlink>
+        </w:p>
+        <w:p>
+          <w:pPr>
+            <w:pStyle w:val="TOC1"/>
+            <w:tabs>
+              <w:tab w:val="right" w:leader="dot" w:pos="7910"/>
+            </w:tabs>
+            <w:rPr>
+              <w:rFonts w:asciiTheme="minorHAnsi" w:eastAsiaTheme="minorEastAsia" w:hAnsiTheme="minorHAnsi" w:cstheme="minorBidi"/>
+              <w:noProof/>
+              <w:sz w:val="22"/>
+              <w:szCs w:val="22"/>
+            </w:rPr>
+          </w:pPr>
+          <w:hyperlink w:anchor="_Toc508883025" w:history="1">
+            <w:r>
+              <w:rPr>
+                <w:rStyle w:val="Hyperlink"/>
+                <w:noProof/>
+              </w:rPr>
+              <w:t>Tools</w:t>
+            </w:r>
+            <w:r>
+              <w:rPr>
+                <w:noProof/>
+                <w:webHidden/>
+              </w:rPr>
+              <w:tab/>
+            </w:r>
+            <w:r>
+              <w:rPr>
+                <w:noProof/>
+                <w:webHidden/>
+              </w:rPr>
+              <w:fldChar w:fldCharType="begin"/>
+            </w:r>
+            <w:r>
+              <w:rPr>
+                <w:noProof/>
+                <w:webHidden/>
+              </w:rPr>
+              <w:instrText xml:space="preserve"> PAGEREF _Toc508883025 \h </w:instrText>
+            </w:r>
+            <w:r>
+              <w:rPr>
+                <w:noProof/>
+                <w:webHidden/>
+              </w:rPr>
+            </w:r>
+            <w:r>
+              <w:rPr>
+                <w:noProof/>
+                <w:webHidden/>
+              </w:rPr>
+              <w:fldChar w:fldCharType="separate"/>
+            </w:r>
+            <w:r>
+              <w:rPr>
+                <w:noProof/>
+                <w:webHidden/>
+              </w:rPr>
+              <w:t>23</w:t>
+            </w:r>
+            <w:r>
+              <w:rPr>
+                <w:noProof/>
+                <w:webHidden/>
+              </w:rPr>
+              <w:fldChar w:fldCharType="end"/>
+            </w:r>
+          </w:hyperlink>
+        </w:p>
+        <w:p>
+          <w:pPr>
+            <w:pStyle w:val="TOC1"/>
+            <w:tabs>
+              <w:tab w:val="right" w:leader="dot" w:pos="7910"/>
+            </w:tabs>
+            <w:rPr>
+              <w:rFonts w:asciiTheme="minorHAnsi" w:eastAsiaTheme="minorEastAsia" w:hAnsiTheme="minorHAnsi" w:cstheme="minorBidi"/>
+              <w:noProof/>
+              <w:sz w:val="22"/>
+              <w:szCs w:val="22"/>
+            </w:rPr>
+          </w:pPr>
+          <w:hyperlink w:anchor="_Toc508883026" w:history="1">
+            <w:r>
+              <w:rPr>
+                <w:rStyle w:val="Hyperlink"/>
+                <w:noProof/>
+              </w:rPr>
+              <w:t>Trouble Shooting 9-Tap</w:t>
+            </w:r>
+            <w:r>
+              <w:rPr>
+                <w:noProof/>
+                <w:webHidden/>
+              </w:rPr>
+              <w:tab/>
+            </w:r>
+            <w:r>
+              <w:rPr>
+                <w:noProof/>
+                <w:webHidden/>
+              </w:rPr>
+              <w:fldChar w:fldCharType="begin"/>
+            </w:r>
+            <w:r>
+              <w:rPr>
+                <w:noProof/>
+                <w:webHidden/>
+              </w:rPr>
+              <w:instrText xml:space="preserve"> PAGEREF _Toc508883026 \h </w:instrText>
+            </w:r>
+            <w:r>
+              <w:rPr>
+                <w:noProof/>
+                <w:webHidden/>
+              </w:rPr>
+            </w:r>
+            <w:r>
+              <w:rPr>
+                <w:noProof/>
+                <w:webHidden/>
+              </w:rPr>
+              <w:fldChar w:fldCharType="separate"/>
+            </w:r>
+            <w:r>
+              <w:rPr>
+                <w:noProof/>
+                <w:webHidden/>
+              </w:rPr>
+              <w:t>25</w:t>
+            </w:r>
+            <w:r>
+              <w:rPr>
+                <w:noProof/>
+                <w:webHidden/>
+              </w:rPr>
+              <w:fldChar w:fldCharType="end"/>
+            </w:r>
+          </w:hyperlink>
+        </w:p>
+        <w:p>
+          <w:pPr>
+            <w:pStyle w:val="TOC2"/>
+            <w:rPr>
+              <w:rFonts w:asciiTheme="minorHAnsi" w:eastAsiaTheme="minorEastAsia" w:hAnsiTheme="minorHAnsi" w:cstheme="minorBidi"/>
+              <w:noProof/>
+              <w:sz w:val="22"/>
+              <w:szCs w:val="22"/>
+            </w:rPr>
+          </w:pPr>
+          <w:hyperlink w:anchor="_Toc508883027" w:history="1">
+            <w:r>
+              <w:rPr>
+                <w:rStyle w:val="Hyperlink"/>
+                <w:noProof/>
+              </w:rPr>
+              <w:t>WARNINGS:</w:t>
+            </w:r>
+            <w:r>
+              <w:rPr>
+                <w:noProof/>
+                <w:webHidden/>
+              </w:rPr>
+              <w:tab/>
+            </w:r>
+            <w:r>
+              <w:rPr>
+                <w:noProof/>
+                <w:webHidden/>
+              </w:rPr>
+              <w:fldChar w:fldCharType="begin"/>
+            </w:r>
+            <w:r>
+              <w:rPr>
+                <w:noProof/>
+                <w:webHidden/>
+              </w:rPr>
+              <w:instrText xml:space="preserve"> PAGEREF _Toc508883027 \h </w:instrText>
+            </w:r>
+            <w:r>
+              <w:rPr>
+                <w:noProof/>
+                <w:webHidden/>
+              </w:rPr>
+            </w:r>
+            <w:r>
+              <w:rPr>
+                <w:noProof/>
+                <w:webHidden/>
+              </w:rPr>
+              <w:fldChar w:fldCharType="separate"/>
+            </w:r>
+            <w:r>
+              <w:rPr>
+                <w:noProof/>
+                <w:webHidden/>
+              </w:rPr>
+              <w:t>25</w:t>
+            </w:r>
+            <w:r>
+              <w:rPr>
+                <w:noProof/>
+                <w:webHidden/>
+              </w:rPr>
+              <w:fldChar w:fldCharType="end"/>
+            </w:r>
+          </w:hyperlink>
+        </w:p>
+        <w:p>
+          <w:pPr>
+            <w:pStyle w:val="TOC2"/>
+            <w:rPr>
+              <w:rFonts w:asciiTheme="minorHAnsi" w:eastAsiaTheme="minorEastAsia" w:hAnsiTheme="minorHAnsi" w:cstheme="minorBidi"/>
+              <w:noProof/>
+              <w:sz w:val="22"/>
+              <w:szCs w:val="22"/>
+            </w:rPr>
+          </w:pPr>
+          <w:hyperlink w:anchor="_Toc508883028" w:history="1">
+            <w:r>
+              <w:rPr>
+                <w:rStyle w:val="Hyperlink"/>
+                <w:noProof/>
+              </w:rPr>
+              <w:t>Screen “splitting” on resize</w:t>
+            </w:r>
+            <w:r>
+              <w:rPr>
+                <w:noProof/>
+                <w:webHidden/>
+              </w:rPr>
+              <w:tab/>
+            </w:r>
+            <w:r>
+              <w:rPr>
+                <w:noProof/>
+                <w:webHidden/>
+              </w:rPr>
+              <w:fldChar w:fldCharType="begin"/>
+            </w:r>
+            <w:r>
+              <w:rPr>
+                <w:noProof/>
+                <w:webHidden/>
+              </w:rPr>
+              <w:instrText xml:space="preserve"> PAGEREF _Toc508883028 \h </w:instrText>
+            </w:r>
+            <w:r>
+              <w:rPr>
+                <w:noProof/>
+                <w:webHidden/>
+              </w:rPr>
+            </w:r>
+            <w:r>
+              <w:rPr>
+                <w:noProof/>
+                <w:webHidden/>
+              </w:rPr>
+              <w:fldChar w:fldCharType="separate"/>
+            </w:r>
+            <w:r>
+              <w:rPr>
+                <w:noProof/>
+                <w:webHidden/>
+              </w:rPr>
+              <w:t>25</w:t>
+            </w:r>
+            <w:r>
+              <w:rPr>
+                <w:noProof/>
+                <w:webHidden/>
+              </w:rPr>
+              <w:fldChar w:fldCharType="end"/>
+            </w:r>
+          </w:hyperlink>
+        </w:p>
+        <w:p>
+          <w:pPr>
+            <w:pStyle w:val="TOC2"/>
+            <w:rPr>
+              <w:rFonts w:asciiTheme="minorHAnsi" w:eastAsiaTheme="minorEastAsia" w:hAnsiTheme="minorHAnsi" w:cstheme="minorBidi"/>
+              <w:noProof/>
+              <w:sz w:val="22"/>
+              <w:szCs w:val="22"/>
+            </w:rPr>
+          </w:pPr>
+          <w:hyperlink w:anchor="_Toc508883029" w:history="1">
+            <w:r>
+              <w:rPr>
+                <w:rStyle w:val="Hyperlink"/>
+                <w:noProof/>
+              </w:rPr>
+              <w:t>ReadMe File</w:t>
+            </w:r>
+            <w:r>
+              <w:rPr>
+                <w:noProof/>
+                <w:webHidden/>
+              </w:rPr>
+              <w:tab/>
+            </w:r>
+            <w:r>
+              <w:rPr>
+                <w:noProof/>
+                <w:webHidden/>
+              </w:rPr>
+              <w:fldChar w:fldCharType="begin"/>
+            </w:r>
+            <w:r>
+              <w:rPr>
+                <w:noProof/>
+                <w:webHidden/>
+              </w:rPr>
+              <w:instrText xml:space="preserve"> PAGEREF _Toc508883029 \h </w:instrText>
+            </w:r>
+            <w:r>
+              <w:rPr>
+                <w:noProof/>
+                <w:webHidden/>
+              </w:rPr>
+            </w:r>
+            <w:r>
+              <w:rPr>
+                <w:noProof/>
+                <w:webHidden/>
+              </w:rPr>
+              <w:fldChar w:fldCharType="separate"/>
+            </w:r>
+            <w:r>
+              <w:rPr>
+                <w:noProof/>
+                <w:webHidden/>
+              </w:rPr>
+              <w:t>26</w:t>
+            </w:r>
+            <w:r>
+              <w:rPr>
+                <w:noProof/>
+                <w:webHidden/>
+              </w:rPr>
+              <w:fldChar w:fldCharType="end"/>
+            </w:r>
+          </w:hyperlink>
+        </w:p>
+        <w:p>
+          <w:pPr>
+            <w:pStyle w:val="TOC1"/>
+            <w:tabs>
+              <w:tab w:val="right" w:leader="dot" w:pos="7910"/>
+            </w:tabs>
+            <w:rPr>
+              <w:rFonts w:asciiTheme="minorHAnsi" w:eastAsiaTheme="minorEastAsia" w:hAnsiTheme="minorHAnsi" w:cstheme="minorBidi"/>
+              <w:noProof/>
+              <w:sz w:val="22"/>
+              <w:szCs w:val="22"/>
+            </w:rPr>
+          </w:pPr>
+          <w:hyperlink w:anchor="_Toc508883030" w:history="1">
+            <w:r>
+              <w:rPr>
+                <w:rStyle w:val="Hyperlink"/>
+                <w:noProof/>
+              </w:rPr>
+              <w:t>Conversion Program</w:t>
+            </w:r>
+            <w:r>
+              <w:rPr>
+                <w:noProof/>
+                <w:webHidden/>
+              </w:rPr>
+              <w:tab/>
+            </w:r>
+            <w:r>
+              <w:rPr>
+                <w:noProof/>
+                <w:webHidden/>
+              </w:rPr>
+              <w:fldChar w:fldCharType="begin"/>
+            </w:r>
+            <w:r>
+              <w:rPr>
+                <w:noProof/>
+                <w:webHidden/>
+              </w:rPr>
+              <w:instrText xml:space="preserve"> PAGEREF _Toc508883030 \h </w:instrText>
+            </w:r>
+            <w:r>
+              <w:rPr>
+                <w:noProof/>
+                <w:webHidden/>
+              </w:rPr>
+            </w:r>
+            <w:r>
+              <w:rPr>
+                <w:noProof/>
+                <w:webHidden/>
+              </w:rPr>
+              <w:fldChar w:fldCharType="separate"/>
+            </w:r>
+            <w:r>
+              <w:rPr>
+                <w:noProof/>
+                <w:webHidden/>
+              </w:rPr>
+              <w:t>28</w:t>
+            </w:r>
+            <w:r>
+              <w:rPr>
+                <w:noProof/>
+                <w:webHidden/>
+              </w:rPr>
+              <w:fldChar w:fldCharType="end"/>
+            </w:r>
+          </w:hyperlink>
+        </w:p>
+        <w:p>
+          <w:pPr>
+            <w:pStyle w:val="TOC1"/>
+            <w:tabs>
+              <w:tab w:val="right" w:leader="dot" w:pos="7910"/>
+            </w:tabs>
+            <w:rPr>
+              <w:rFonts w:asciiTheme="minorHAnsi" w:eastAsiaTheme="minorEastAsia" w:hAnsiTheme="minorHAnsi" w:cstheme="minorBidi"/>
+              <w:noProof/>
+              <w:sz w:val="22"/>
+              <w:szCs w:val="22"/>
+            </w:rPr>
+          </w:pPr>
+          <w:hyperlink w:anchor="_Toc508883031" w:history="1">
+            <w:r>
+              <w:rPr>
+                <w:rStyle w:val="Hyperlink"/>
+                <w:noProof/>
+              </w:rPr>
+              <w:t>Using 9 Tap Tour</w:t>
+            </w:r>
+            <w:r>
+              <w:rPr>
+                <w:noProof/>
+                <w:webHidden/>
+              </w:rPr>
+              <w:tab/>
+            </w:r>
+            <w:r>
+              <w:rPr>
+                <w:noProof/>
+                <w:webHidden/>
+              </w:rPr>
+              <w:fldChar w:fldCharType="begin"/>
+            </w:r>
+            <w:r>
+              <w:rPr>
+                <w:noProof/>
+                <w:webHidden/>
+              </w:rPr>
+              <w:instrText xml:space="preserve"> PAGEREF _Toc508883031 \h </w:instrText>
+            </w:r>
+            <w:r>
+              <w:rPr>
+                <w:noProof/>
+                <w:webHidden/>
+              </w:rPr>
+            </w:r>
+            <w:r>
+              <w:rPr>
+                <w:noProof/>
+                <w:webHidden/>
+              </w:rPr>
+              <w:fldChar w:fldCharType="separate"/>
+            </w:r>
+            <w:r>
+              <w:rPr>
+                <w:noProof/>
+                <w:webHidden/>
+              </w:rPr>
+              <w:t>30</w:t>
+            </w:r>
+            <w:r>
+              <w:rPr>
+                <w:noProof/>
+                <w:webHidden/>
+              </w:rPr>
+              <w:fldChar w:fldCharType="end"/>
+            </w:r>
+          </w:hyperlink>
+        </w:p>
+        <w:p>
+          <w:pPr>
+            <w:pStyle w:val="TOC2"/>
+            <w:rPr>
+              <w:rFonts w:asciiTheme="minorHAnsi" w:eastAsiaTheme="minorEastAsia" w:hAnsiTheme="minorHAnsi" w:cstheme="minorBidi"/>
+              <w:noProof/>
+              <w:sz w:val="22"/>
+              <w:szCs w:val="22"/>
+            </w:rPr>
+          </w:pPr>
+          <w:hyperlink w:anchor="_Toc508883032" w:history="1">
+            <w:r>
+              <w:rPr>
+                <w:rStyle w:val="Hyperlink"/>
+                <w:noProof/>
+              </w:rPr>
+              <w:t>Main Menu</w:t>
+            </w:r>
+            <w:r>
+              <w:rPr>
+                <w:noProof/>
+                <w:webHidden/>
+              </w:rPr>
+              <w:tab/>
+            </w:r>
+            <w:r>
+              <w:rPr>
+                <w:noProof/>
+                <w:webHidden/>
+              </w:rPr>
+              <w:fldChar w:fldCharType="begin"/>
+            </w:r>
+            <w:r>
+              <w:rPr>
+                <w:noProof/>
+                <w:webHidden/>
+              </w:rPr>
+              <w:instrText xml:space="preserve"> PAGEREF _Toc508883032 \h </w:instrText>
+            </w:r>
+            <w:r>
+              <w:rPr>
+                <w:noProof/>
+                <w:webHidden/>
+              </w:rPr>
+            </w:r>
+            <w:r>
+              <w:rPr>
+                <w:noProof/>
+                <w:webHidden/>
+              </w:rPr>
+              <w:fldChar w:fldCharType="separate"/>
+            </w:r>
+            <w:r>
+              <w:rPr>
+                <w:noProof/>
+                <w:webHidden/>
+              </w:rPr>
+              <w:t>30</w:t>
+            </w:r>
+            <w:r>
+              <w:rPr>
+                <w:noProof/>
+                <w:webHidden/>
+              </w:rPr>
+              <w:fldChar w:fldCharType="end"/>
+            </w:r>
+          </w:hyperlink>
+        </w:p>
+        <w:p>
+          <w:pPr>
+            <w:pStyle w:val="TOC1"/>
+            <w:tabs>
+              <w:tab w:val="right" w:leader="dot" w:pos="7910"/>
+            </w:tabs>
+            <w:rPr>
+              <w:rFonts w:asciiTheme="minorHAnsi" w:eastAsiaTheme="minorEastAsia" w:hAnsiTheme="minorHAnsi" w:cstheme="minorBidi"/>
+              <w:noProof/>
+              <w:sz w:val="22"/>
+              <w:szCs w:val="22"/>
+            </w:rPr>
+          </w:pPr>
+          <w:hyperlink w:anchor="_Toc508883033" w:history="1">
+            <w:r>
+              <w:rPr>
+                <w:rStyle w:val="Hyperlink"/>
+                <w:noProof/>
+              </w:rPr>
+              <w:t>Member Info</w:t>
+            </w:r>
+            <w:r>
+              <w:rPr>
+                <w:noProof/>
+                <w:webHidden/>
+              </w:rPr>
+              <w:tab/>
+            </w:r>
+            <w:r>
+              <w:rPr>
+                <w:noProof/>
+                <w:webHidden/>
+              </w:rPr>
+              <w:fldChar w:fldCharType="begin"/>
+            </w:r>
+            <w:r>
+              <w:rPr>
+                <w:noProof/>
+                <w:webHidden/>
+              </w:rPr>
+              <w:instrText xml:space="preserve"> PAGEREF _Toc508883033 \h </w:instrText>
+            </w:r>
+            <w:r>
+              <w:rPr>
+                <w:noProof/>
+                <w:webHidden/>
+              </w:rPr>
+            </w:r>
+            <w:r>
+              <w:rPr>
+                <w:noProof/>
+                <w:webHidden/>
+              </w:rPr>
+              <w:fldChar w:fldCharType="separate"/>
+            </w:r>
+            <w:r>
+              <w:rPr>
+                <w:noProof/>
+                <w:webHidden/>
+              </w:rPr>
+              <w:t>30</w:t>
+            </w:r>
+            <w:r>
+              <w:rPr>
+                <w:noProof/>
+                <w:webHidden/>
+              </w:rPr>
+              <w:fldChar w:fldCharType="end"/>
+            </w:r>
+          </w:hyperlink>
+        </w:p>
+        <w:p>
+          <w:pPr>
+            <w:pStyle w:val="TOC1"/>
+            <w:tabs>
+              <w:tab w:val="right" w:leader="dot" w:pos="7910"/>
+            </w:tabs>
+            <w:rPr>
+              <w:rFonts w:asciiTheme="minorHAnsi" w:eastAsiaTheme="minorEastAsia" w:hAnsiTheme="minorHAnsi" w:cstheme="minorBidi"/>
+              <w:noProof/>
+              <w:sz w:val="22"/>
+              <w:szCs w:val="22"/>
+            </w:rPr>
+          </w:pPr>
+          <w:hyperlink w:anchor="_Toc508883034" w:history="1">
+            <w:r>
+              <w:rPr>
+                <w:rStyle w:val="Hyperlink"/>
+                <w:noProof/>
+              </w:rPr>
+              <w:t>Index</w:t>
+            </w:r>
+            <w:r>
+              <w:rPr>
+                <w:noProof/>
+                <w:webHidden/>
+              </w:rPr>
+              <w:tab/>
+            </w:r>
+            <w:r>
+              <w:rPr>
+                <w:noProof/>
+                <w:webHidden/>
+              </w:rPr>
+              <w:fldChar w:fldCharType="begin"/>
+            </w:r>
+            <w:r>
+              <w:rPr>
+                <w:noProof/>
+                <w:webHidden/>
+              </w:rPr>
+              <w:instrText xml:space="preserve"> PAGEREF _Toc508883034 \h </w:instrText>
+            </w:r>
+            <w:r>
+              <w:rPr>
+                <w:noProof/>
+                <w:webHidden/>
+              </w:rPr>
+            </w:r>
+            <w:r>
+              <w:rPr>
+                <w:noProof/>
+                <w:webHidden/>
+              </w:rPr>
+              <w:fldChar w:fldCharType="separate"/>
+            </w:r>
+            <w:r>
+              <w:rPr>
+                <w:noProof/>
+                <w:webHidden/>
+              </w:rPr>
+              <w:t>31</w:t>
+            </w:r>
+            <w:r>
+              <w:rPr>
+                <w:noProof/>
+                <w:webHidden/>
+              </w:rPr>
+              <w:fldChar w:fldCharType="end"/>
+            </w:r>
+          </w:hyperlink>
+        </w:p>
+        <w:p>
+          <w:r>
+            <w:rPr>
+              <w:b/>
+              <w:bCs/>
+              <w:noProof/>
+            </w:rPr>
+            <w:fldChar w:fldCharType="end"/>
+          </w:r>
+        </w:p>
+      </w:sdtContent>
+    </w:sdt>
+    <w:p>
+      <w:pPr>
+        <w:pStyle w:val="TOCBase"/>
+        <w:rPr>
+          <w:kern w:val="28"/>
+        </w:rPr>
         <w:sectPr>
           <w:headerReference w:type="default" r:id="rId11"/>
           <w:footerReference w:type="default" r:id="rId12"/>
-          <w:pgSz w:w="12240" w:h="15840" w:code="1"/>
-          <w:pgMar w:top="1200" w:right="1200" w:bottom="1440" w:left="1200" w:header="864" w:footer="960" w:gutter="0"/>
-          <w:pgNumType w:fmt="lowerRoman" w:start="1"/>
-          <w:cols w:space="720"/>
-          <w:docGrid w:linePitch="218"/>
-        </w:sectPr>
-      </w:pPr>
-      <w:r>
-        <w:rPr>
-          <w:spacing w:val="-100"/>
-        </w:rPr>
-        <w:lastRenderedPageBreak/>
-        <w:t>T</w:t>
-      </w:r>
-      <w:r>
-        <w:t>able of Contents</w:t>
-      </w:r>
-    </w:p>
-    <w:p>
-      <w:pPr>
-        <w:pStyle w:val="TOC1"/>
-        <w:tabs>
-          <w:tab w:val="right" w:leader="dot" w:pos="7910"/>
-        </w:tabs>
-        <w:rPr>
-          <w:rFonts w:ascii="Times New Roman" w:hAnsi="Times New Roman"/>
-          <w:noProof/>
-          <w:sz w:val="24"/>
-          <w:szCs w:val="24"/>
-        </w:rPr>
-      </w:pPr>
-      <w:r>
-        <w:rPr>
-          <w:kern w:val="28"/>
-        </w:rPr>
-        <w:fldChar w:fldCharType="begin"/>
-      </w:r>
-      <w:r>
-        <w:rPr>
-          <w:kern w:val="28"/>
-        </w:rPr>
-        <w:instrText xml:space="preserve"> TOC \o "1-3" \h \z \t "Chapter Title,1" </w:instrText>
-      </w:r>
-      <w:r>
-        <w:rPr>
-          <w:kern w:val="28"/>
-        </w:rPr>
-        <w:fldChar w:fldCharType="separate"/>
-      </w:r>
-      <w:hyperlink w:anchor="_Toc36022999" w:history="1">
-        <w:r>
-          <w:rPr>
-            <w:rStyle w:val="Hyperlink"/>
-            <w:noProof/>
-          </w:rPr>
-          <w:t>Setup and Installation</w:t>
-        </w:r>
-        <w:r>
-          <w:rPr>
-            <w:noProof/>
-            <w:webHidden/>
-          </w:rPr>
-          <w:tab/>
-        </w:r>
-        <w:r>
-          <w:rPr>
-            <w:noProof/>
-            <w:webHidden/>
-          </w:rPr>
-          <w:fldChar w:fldCharType="begin"/>
-        </w:r>
-        <w:r>
-          <w:rPr>
-            <w:noProof/>
-            <w:webHidden/>
-          </w:rPr>
-          <w:instrText xml:space="preserve"> PAGEREF _Toc36022999 \h </w:instrText>
-        </w:r>
-        <w:r>
-          <w:rPr>
-            <w:noProof/>
-            <w:webHidden/>
-          </w:rPr>
-        </w:r>
-        <w:r>
-          <w:rPr>
-            <w:noProof/>
-            <w:webHidden/>
-          </w:rPr>
-          <w:fldChar w:fldCharType="separate"/>
-        </w:r>
-        <w:r>
-          <w:rPr>
-            <w:noProof/>
-            <w:webHidden/>
-          </w:rPr>
-          <w:t>1</w:t>
-        </w:r>
-        <w:r>
-          <w:rPr>
-            <w:noProof/>
-            <w:webHidden/>
-          </w:rPr>
-          <w:fldChar w:fldCharType="end"/>
-        </w:r>
-      </w:hyperlink>
-    </w:p>
-    <w:p>
-      <w:pPr>
-        <w:pStyle w:val="TOC1"/>
-        <w:tabs>
-          <w:tab w:val="right" w:leader="dot" w:pos="7910"/>
-        </w:tabs>
-        <w:rPr>
-          <w:rFonts w:ascii="Times New Roman" w:hAnsi="Times New Roman"/>
-          <w:noProof/>
-          <w:sz w:val="24"/>
-          <w:szCs w:val="24"/>
-        </w:rPr>
-      </w:pPr>
-      <w:hyperlink w:anchor="_Toc36023000" w:history="1">
-        <w:r>
-          <w:rPr>
-            <w:rStyle w:val="Hyperlink"/>
-            <w:noProof/>
-          </w:rPr>
-          <w:t>Installation of 9</w:t>
-        </w:r>
-        <w:r>
-          <w:rPr>
-            <w:rStyle w:val="Hyperlink"/>
-            <w:noProof/>
-          </w:rPr>
-          <w:t>-</w:t>
-        </w:r>
-        <w:r>
-          <w:rPr>
-            <w:rStyle w:val="Hyperlink"/>
-            <w:noProof/>
-          </w:rPr>
-          <w:t>Tap program</w:t>
-        </w:r>
-        <w:r>
-          <w:rPr>
-            <w:noProof/>
-            <w:webHidden/>
-          </w:rPr>
-          <w:tab/>
-        </w:r>
-        <w:r>
-          <w:rPr>
-            <w:noProof/>
-            <w:webHidden/>
-          </w:rPr>
-          <w:fldChar w:fldCharType="begin"/>
-        </w:r>
-        <w:r>
-          <w:rPr>
-            <w:noProof/>
-            <w:webHidden/>
-          </w:rPr>
-          <w:instrText xml:space="preserve"> PAGEREF _Toc36023000 \h </w:instrText>
-        </w:r>
-        <w:r>
-          <w:rPr>
-            <w:noProof/>
-            <w:webHidden/>
-          </w:rPr>
-        </w:r>
-        <w:r>
-          <w:rPr>
-            <w:noProof/>
-            <w:webHidden/>
-          </w:rPr>
-          <w:fldChar w:fldCharType="separate"/>
-        </w:r>
-        <w:r>
-          <w:rPr>
-            <w:noProof/>
-            <w:webHidden/>
-          </w:rPr>
-          <w:t>1</w:t>
-        </w:r>
-        <w:r>
-          <w:rPr>
-            <w:noProof/>
-            <w:webHidden/>
-          </w:rPr>
-          <w:fldChar w:fldCharType="end"/>
-        </w:r>
-      </w:hyperlink>
-    </w:p>
-    <w:p>
-      <w:pPr>
-        <w:pStyle w:val="TOC1"/>
-        <w:tabs>
-          <w:tab w:val="right" w:leader="dot" w:pos="7910"/>
-        </w:tabs>
-        <w:rPr>
-          <w:rFonts w:ascii="Times New Roman" w:hAnsi="Times New Roman"/>
-          <w:noProof/>
-          <w:sz w:val="24"/>
-          <w:szCs w:val="24"/>
-        </w:rPr>
-      </w:pPr>
-      <w:hyperlink w:anchor="_Toc36023002" w:history="1">
-        <w:r>
-          <w:rPr>
-            <w:rStyle w:val="Hyperlink"/>
-            <w:noProof/>
-          </w:rPr>
-          <w:t>Start Program</w:t>
-        </w:r>
-        <w:r>
-          <w:rPr>
-            <w:noProof/>
-            <w:webHidden/>
-          </w:rPr>
-          <w:tab/>
-        </w:r>
-        <w:r>
-          <w:rPr>
-            <w:noProof/>
-            <w:webHidden/>
-          </w:rPr>
-          <w:fldChar w:fldCharType="begin"/>
-        </w:r>
-        <w:r>
-          <w:rPr>
-            <w:noProof/>
-            <w:webHidden/>
-          </w:rPr>
-          <w:instrText xml:space="preserve"> PAGEREF _Toc36023002 \h </w:instrText>
-        </w:r>
-        <w:r>
-          <w:rPr>
-            <w:noProof/>
-            <w:webHidden/>
-          </w:rPr>
-        </w:r>
-        <w:r>
-          <w:rPr>
-            <w:noProof/>
-            <w:webHidden/>
-          </w:rPr>
-          <w:fldChar w:fldCharType="separate"/>
-        </w:r>
-        <w:r>
-          <w:rPr>
-            <w:noProof/>
-            <w:webHidden/>
-          </w:rPr>
-          <w:t>2</w:t>
-        </w:r>
-        <w:r>
-          <w:rPr>
-            <w:noProof/>
-            <w:webHidden/>
-          </w:rPr>
-          <w:fldChar w:fldCharType="end"/>
-        </w:r>
-      </w:hyperlink>
-    </w:p>
-    <w:p>
-      <w:pPr>
-        <w:pStyle w:val="TOC1"/>
-        <w:tabs>
-          <w:tab w:val="right" w:leader="dot" w:pos="7910"/>
-        </w:tabs>
-        <w:rPr>
-          <w:rFonts w:ascii="Times New Roman" w:hAnsi="Times New Roman"/>
-          <w:noProof/>
-          <w:sz w:val="24"/>
-          <w:szCs w:val="24"/>
-        </w:rPr>
-      </w:pPr>
-      <w:hyperlink w:anchor="_Toc36023003" w:history="1">
-        <w:r>
-          <w:rPr>
-            <w:rStyle w:val="Hyperlink"/>
-            <w:noProof/>
-          </w:rPr>
-          <w:t>Main Menu Options</w:t>
-        </w:r>
-        <w:r>
-          <w:rPr>
-            <w:noProof/>
-            <w:webHidden/>
-          </w:rPr>
-          <w:tab/>
-        </w:r>
-        <w:r>
-          <w:rPr>
-            <w:noProof/>
-            <w:webHidden/>
-          </w:rPr>
-          <w:fldChar w:fldCharType="begin"/>
-        </w:r>
-        <w:r>
-          <w:rPr>
-            <w:noProof/>
-            <w:webHidden/>
-          </w:rPr>
-          <w:instrText xml:space="preserve"> PAGEREF _Toc36023003 \h </w:instrText>
-        </w:r>
-        <w:r>
-          <w:rPr>
-            <w:noProof/>
-            <w:webHidden/>
-          </w:rPr>
-        </w:r>
-        <w:r>
-          <w:rPr>
-            <w:noProof/>
-            <w:webHidden/>
-          </w:rPr>
-          <w:fldChar w:fldCharType="separate"/>
-        </w:r>
-        <w:r>
-          <w:rPr>
-            <w:noProof/>
-            <w:webHidden/>
-          </w:rPr>
-          <w:t>2</w:t>
-        </w:r>
-        <w:r>
-          <w:rPr>
-            <w:noProof/>
-            <w:webHidden/>
-          </w:rPr>
-          <w:fldChar w:fldCharType="end"/>
-        </w:r>
-      </w:hyperlink>
-    </w:p>
-    <w:p>
-      <w:pPr>
-        <w:pStyle w:val="TOC2"/>
-        <w:rPr>
-          <w:rFonts w:ascii="Times New Roman" w:hAnsi="Times New Roman"/>
-          <w:noProof/>
-          <w:szCs w:val="24"/>
-        </w:rPr>
-      </w:pPr>
-      <w:hyperlink w:anchor="_Toc36023004" w:history="1">
-        <w:r>
-          <w:rPr>
-            <w:rStyle w:val="Hyperlink"/>
-            <w:noProof/>
-          </w:rPr>
-          <w:t>How to Generate a Table of Contents</w:t>
-        </w:r>
-        <w:r>
-          <w:rPr>
-            <w:noProof/>
-            <w:webHidden/>
-          </w:rPr>
-          <w:tab/>
-        </w:r>
-        <w:r>
-          <w:rPr>
-            <w:noProof/>
-            <w:webHidden/>
-          </w:rPr>
-          <w:fldChar w:fldCharType="begin"/>
-        </w:r>
-        <w:r>
-          <w:rPr>
-            <w:noProof/>
-            <w:webHidden/>
-          </w:rPr>
-          <w:instrText xml:space="preserve"> PAGEREF _Toc36023004 \h </w:instrText>
-        </w:r>
-        <w:r>
-          <w:rPr>
-            <w:noProof/>
-            <w:webHidden/>
-          </w:rPr>
-        </w:r>
-        <w:r>
-          <w:rPr>
-            <w:noProof/>
-            <w:webHidden/>
-          </w:rPr>
-          <w:fldChar w:fldCharType="separate"/>
-        </w:r>
-        <w:r>
-          <w:rPr>
-            <w:noProof/>
-            <w:webHidden/>
-          </w:rPr>
-          <w:t>3</w:t>
-        </w:r>
-        <w:r>
-          <w:rPr>
-            <w:noProof/>
-            <w:webHidden/>
-          </w:rPr>
-          <w:fldChar w:fldCharType="end"/>
-        </w:r>
-      </w:hyperlink>
-    </w:p>
-    <w:p>
-      <w:pPr>
-        <w:pStyle w:val="TOC2"/>
-        <w:rPr>
-          <w:rFonts w:ascii="Times New Roman" w:hAnsi="Times New Roman"/>
-          <w:noProof/>
-          <w:szCs w:val="24"/>
-        </w:rPr>
-      </w:pPr>
-      <w:hyperlink w:anchor="_Toc36023005" w:history="1">
-        <w:r>
-          <w:rPr>
-            <w:rStyle w:val="Hyperlink"/>
-            <w:noProof/>
-          </w:rPr>
-          <w:t>How to Create an Index</w:t>
-        </w:r>
-        <w:r>
-          <w:rPr>
-            <w:noProof/>
-            <w:webHidden/>
-          </w:rPr>
-          <w:tab/>
-        </w:r>
-        <w:r>
-          <w:rPr>
-            <w:noProof/>
-            <w:webHidden/>
-          </w:rPr>
-          <w:fldChar w:fldCharType="begin"/>
-        </w:r>
-        <w:r>
-          <w:rPr>
-            <w:noProof/>
-            <w:webHidden/>
-          </w:rPr>
-          <w:instrText xml:space="preserve"> PAGEREF _Toc36023005 \h </w:instrText>
-        </w:r>
-        <w:r>
-          <w:rPr>
-            <w:noProof/>
-            <w:webHidden/>
-          </w:rPr>
-        </w:r>
-        <w:r>
-          <w:rPr>
-            <w:noProof/>
-            <w:webHidden/>
-          </w:rPr>
-          <w:fldChar w:fldCharType="separate"/>
-        </w:r>
-        <w:r>
-          <w:rPr>
-            <w:noProof/>
-            <w:webHidden/>
-          </w:rPr>
-          <w:t>3</w:t>
-        </w:r>
-        <w:r>
-          <w:rPr>
-            <w:noProof/>
-            <w:webHidden/>
-          </w:rPr>
-          <w:fldChar w:fldCharType="end"/>
-        </w:r>
-      </w:hyperlink>
-    </w:p>
-    <w:p>
-      <w:pPr>
-        <w:pStyle w:val="TOC1"/>
-        <w:tabs>
-          <w:tab w:val="right" w:leader="dot" w:pos="7910"/>
-        </w:tabs>
-        <w:rPr>
-          <w:rFonts w:ascii="Times New Roman" w:hAnsi="Times New Roman"/>
-          <w:noProof/>
-          <w:sz w:val="24"/>
-          <w:szCs w:val="24"/>
-        </w:rPr>
-      </w:pPr>
-      <w:hyperlink w:anchor="_Toc36023006" w:history="1">
-        <w:r>
-          <w:rPr>
-            <w:rStyle w:val="Hyperlink"/>
-            <w:noProof/>
-          </w:rPr>
-          <w:t>Member Information Form</w:t>
-        </w:r>
-        <w:r>
-          <w:rPr>
-            <w:noProof/>
-            <w:webHidden/>
-          </w:rPr>
-          <w:tab/>
-        </w:r>
-        <w:r>
-          <w:rPr>
-            <w:noProof/>
-            <w:webHidden/>
-          </w:rPr>
-          <w:fldChar w:fldCharType="begin"/>
-        </w:r>
-        <w:r>
-          <w:rPr>
-            <w:noProof/>
-            <w:webHidden/>
-          </w:rPr>
-          <w:instrText xml:space="preserve"> PAGEREF _Toc36023006 \h </w:instrText>
-        </w:r>
-        <w:r>
-          <w:rPr>
-            <w:noProof/>
-            <w:webHidden/>
-          </w:rPr>
-        </w:r>
-        <w:r>
-          <w:rPr>
-            <w:noProof/>
-            <w:webHidden/>
-          </w:rPr>
-          <w:fldChar w:fldCharType="separate"/>
-        </w:r>
-        <w:r>
-          <w:rPr>
-            <w:noProof/>
-            <w:webHidden/>
-          </w:rPr>
-          <w:t>3</w:t>
-        </w:r>
-        <w:r>
-          <w:rPr>
-            <w:noProof/>
-            <w:webHidden/>
-          </w:rPr>
-          <w:fldChar w:fldCharType="end"/>
-        </w:r>
-      </w:hyperlink>
-    </w:p>
-    <w:p>
-      <w:pPr>
-        <w:pStyle w:val="TOC1"/>
-        <w:tabs>
-          <w:tab w:val="right" w:leader="dot" w:pos="7910"/>
-        </w:tabs>
-        <w:rPr>
-          <w:rFonts w:ascii="Times New Roman" w:hAnsi="Times New Roman"/>
-          <w:noProof/>
-          <w:sz w:val="24"/>
-          <w:szCs w:val="24"/>
-        </w:rPr>
-      </w:pPr>
-      <w:hyperlink w:anchor="_Toc36023007" w:history="1">
-        <w:r>
-          <w:rPr>
-            <w:rStyle w:val="Hyperlink"/>
-            <w:noProof/>
-          </w:rPr>
-          <w:t>Tools</w:t>
-        </w:r>
-        <w:r>
-          <w:rPr>
-            <w:noProof/>
-            <w:webHidden/>
-          </w:rPr>
-          <w:tab/>
-        </w:r>
-        <w:r>
-          <w:rPr>
-            <w:noProof/>
-            <w:webHidden/>
-          </w:rPr>
-          <w:fldChar w:fldCharType="begin"/>
-        </w:r>
-        <w:r>
-          <w:rPr>
-            <w:noProof/>
-            <w:webHidden/>
-          </w:rPr>
-          <w:instrText xml:space="preserve"> PAGEREF _Toc36023007 \h </w:instrText>
-        </w:r>
-        <w:r>
-          <w:rPr>
-            <w:noProof/>
-            <w:webHidden/>
-          </w:rPr>
-        </w:r>
-        <w:r>
-          <w:rPr>
-            <w:noProof/>
-            <w:webHidden/>
-          </w:rPr>
-          <w:fldChar w:fldCharType="separate"/>
-        </w:r>
-        <w:r>
-          <w:rPr>
-            <w:noProof/>
-            <w:webHidden/>
-          </w:rPr>
-          <w:t>3</w:t>
-        </w:r>
-        <w:r>
-          <w:rPr>
-            <w:noProof/>
-            <w:webHidden/>
-          </w:rPr>
-          <w:fldChar w:fldCharType="end"/>
-        </w:r>
-      </w:hyperlink>
-    </w:p>
-    <w:p>
-      <w:pPr>
-        <w:pStyle w:val="TOC1"/>
-        <w:tabs>
-          <w:tab w:val="right" w:leader="dot" w:pos="7910"/>
-        </w:tabs>
-        <w:rPr>
-          <w:rFonts w:ascii="Times New Roman" w:hAnsi="Times New Roman"/>
-          <w:noProof/>
-          <w:sz w:val="24"/>
-          <w:szCs w:val="24"/>
-        </w:rPr>
-      </w:pPr>
-      <w:hyperlink w:anchor="_Toc36023008" w:history="1">
-        <w:r>
-          <w:rPr>
-            <w:rStyle w:val="Hyperlink"/>
-            <w:noProof/>
-          </w:rPr>
-          <w:t>Tournaments</w:t>
-        </w:r>
-        <w:r>
-          <w:rPr>
-            <w:noProof/>
-            <w:webHidden/>
-          </w:rPr>
-          <w:tab/>
-        </w:r>
-        <w:r>
-          <w:rPr>
-            <w:noProof/>
-            <w:webHidden/>
-          </w:rPr>
-          <w:fldChar w:fldCharType="begin"/>
-        </w:r>
-        <w:r>
-          <w:rPr>
-            <w:noProof/>
-            <w:webHidden/>
-          </w:rPr>
-          <w:instrText xml:space="preserve"> PAGEREF _Toc36023008 \h </w:instrText>
-        </w:r>
-        <w:r>
-          <w:rPr>
-            <w:noProof/>
-            <w:webHidden/>
-          </w:rPr>
-        </w:r>
-        <w:r>
-          <w:rPr>
-            <w:noProof/>
-            <w:webHidden/>
-          </w:rPr>
-          <w:fldChar w:fldCharType="separate"/>
-        </w:r>
-        <w:r>
-          <w:rPr>
-            <w:noProof/>
-            <w:webHidden/>
-          </w:rPr>
-          <w:t>4</w:t>
-        </w:r>
-        <w:r>
-          <w:rPr>
-            <w:noProof/>
-            <w:webHidden/>
-          </w:rPr>
-          <w:fldChar w:fldCharType="end"/>
-        </w:r>
-      </w:hyperlink>
-    </w:p>
-    <w:p>
-      <w:pPr>
-        <w:pStyle w:val="TOC2"/>
-        <w:rPr>
-          <w:noProof/>
-        </w:rPr>
-      </w:pPr>
-      <w:hyperlink w:anchor="_Toc36023009" w:history="1">
-        <w:r>
-          <w:rPr>
-            <w:rStyle w:val="Hyperlink"/>
-            <w:noProof/>
-          </w:rPr>
-          <w:t>How to Create a Document</w:t>
-        </w:r>
-        <w:r>
-          <w:rPr>
-            <w:noProof/>
-            <w:webHidden/>
-          </w:rPr>
-          <w:tab/>
-        </w:r>
-        <w:r>
-          <w:rPr>
-            <w:noProof/>
-            <w:webHidden/>
-          </w:rPr>
-          <w:fldChar w:fldCharType="begin"/>
-        </w:r>
-        <w:r>
-          <w:rPr>
-            <w:noProof/>
-            <w:webHidden/>
-          </w:rPr>
-          <w:instrText xml:space="preserve"> PAGEREF _Toc36023009 \h </w:instrText>
-        </w:r>
-        <w:r>
-          <w:rPr>
-            <w:noProof/>
-            <w:webHidden/>
-          </w:rPr>
-        </w:r>
-        <w:r>
-          <w:rPr>
-            <w:noProof/>
-            <w:webHidden/>
-          </w:rPr>
-          <w:fldChar w:fldCharType="separate"/>
-        </w:r>
-        <w:r>
-          <w:rPr>
-            <w:noProof/>
-            <w:webHidden/>
-          </w:rPr>
-          <w:t>4</w:t>
-        </w:r>
-        <w:r>
-          <w:rPr>
-            <w:noProof/>
-            <w:webHidden/>
-          </w:rPr>
-          <w:fldChar w:fldCharType="end"/>
-        </w:r>
-      </w:hyperlink>
-    </w:p>
-    <w:p>
-      <w:pPr>
-        <w:pStyle w:val="TOC1"/>
-        <w:tabs>
-          <w:tab w:val="right" w:leader="dot" w:pos="7910"/>
-        </w:tabs>
-        <w:rPr>
-          <w:noProof/>
-        </w:rPr>
-      </w:pPr>
-      <w:hyperlink w:anchor="_Toc36023010" w:history="1">
-        <w:r>
-          <w:rPr>
-            <w:rStyle w:val="Hyperlink"/>
-            <w:noProof/>
-          </w:rPr>
-          <w:t>Region</w:t>
-        </w:r>
-        <w:r>
-          <w:rPr>
-            <w:noProof/>
-            <w:webHidden/>
-          </w:rPr>
-          <w:tab/>
-        </w:r>
-        <w:r>
-          <w:rPr>
-            <w:noProof/>
-            <w:webHidden/>
-          </w:rPr>
-          <w:fldChar w:fldCharType="begin"/>
-        </w:r>
-        <w:r>
-          <w:rPr>
-            <w:noProof/>
-            <w:webHidden/>
-          </w:rPr>
-          <w:instrText xml:space="preserve"> PAGEREF _Toc36023010 \h </w:instrText>
-        </w:r>
-        <w:r>
-          <w:rPr>
-            <w:noProof/>
-            <w:webHidden/>
-          </w:rPr>
-        </w:r>
-        <w:r>
-          <w:rPr>
-            <w:noProof/>
-            <w:webHidden/>
-          </w:rPr>
-          <w:fldChar w:fldCharType="separate"/>
-        </w:r>
-        <w:r>
-          <w:rPr>
-            <w:noProof/>
-            <w:webHidden/>
-          </w:rPr>
-          <w:t>4</w:t>
-        </w:r>
-        <w:r>
-          <w:rPr>
-            <w:noProof/>
-            <w:webHidden/>
-          </w:rPr>
-          <w:fldChar w:fldCharType="end"/>
-        </w:r>
-      </w:hyperlink>
-    </w:p>
-    <w:p>
-      <w:pPr>
-        <w:pStyle w:val="TOC1"/>
-        <w:tabs>
-          <w:tab w:val="right" w:leader="dot" w:pos="7910"/>
-        </w:tabs>
-        <w:rPr>
-          <w:rFonts w:ascii="Times New Roman" w:hAnsi="Times New Roman"/>
-          <w:noProof/>
-          <w:sz w:val="24"/>
-          <w:szCs w:val="24"/>
-        </w:rPr>
-      </w:pPr>
-      <w:hyperlink w:anchor="_Toc36023011" w:history="1">
-        <w:r>
-          <w:rPr>
-            <w:rStyle w:val="Hyperlink"/>
-            <w:noProof/>
-          </w:rPr>
-          <w:t>Index</w:t>
-        </w:r>
-        <w:r>
-          <w:rPr>
-            <w:noProof/>
-            <w:webHidden/>
-          </w:rPr>
-          <w:tab/>
-        </w:r>
-        <w:r>
-          <w:rPr>
-            <w:noProof/>
-            <w:webHidden/>
-          </w:rPr>
-          <w:fldChar w:fldCharType="begin"/>
-        </w:r>
-        <w:r>
-          <w:rPr>
-            <w:noProof/>
-            <w:webHidden/>
-          </w:rPr>
-          <w:instrText xml:space="preserve"> PAGEREF _Toc36023011 \h </w:instrText>
-        </w:r>
-        <w:r>
-          <w:rPr>
-            <w:noProof/>
-            <w:webHidden/>
-          </w:rPr>
-        </w:r>
-        <w:r>
-          <w:rPr>
-            <w:noProof/>
-            <w:webHidden/>
-          </w:rPr>
-          <w:fldChar w:fldCharType="separate"/>
-        </w:r>
-        <w:r>
-          <w:rPr>
-            <w:noProof/>
-            <w:webHidden/>
-          </w:rPr>
-          <w:t>4</w:t>
-        </w:r>
-        <w:r>
-          <w:rPr>
-            <w:noProof/>
-            <w:webHidden/>
-          </w:rPr>
-          <w:fldChar w:fldCharType="end"/>
-        </w:r>
-      </w:hyperlink>
-    </w:p>
-    <w:p>
-      <w:pPr>
-        <w:pStyle w:val="TOCBase"/>
-        <w:rPr>
-          <w:kern w:val="28"/>
-        </w:rPr>
-        <w:sectPr>
           <w:type w:val="continuous"/>
           <w:pgSz w:w="12240" w:h="15840" w:code="1"/>
           <w:pgMar w:top="1800" w:right="2040" w:bottom="1440" w:left="2280" w:header="960" w:footer="960" w:gutter="0"/>
           <w:cols w:space="720"/>
         </w:sectPr>
       </w:pPr>
-      <w:r>
-        <w:rPr>
-          <w:kern w:val="28"/>
-          <w:sz w:val="28"/>
-        </w:rPr>
-        <w:fldChar w:fldCharType="end"/>
-      </w:r>
     </w:p>
     <w:p>
       <w:pPr>
@@ -1131,10 +3499,12 @@
       <w:pPr>
         <w:pStyle w:val="Heading1"/>
       </w:pPr>
+      <w:bookmarkStart w:id="0" w:name="_Toc508882988"/>
       <w:r>
         <w:lastRenderedPageBreak/>
         <w:t>About 9 Tap Tour INC</w:t>
       </w:r>
+      <w:bookmarkEnd w:id="0"/>
     </w:p>
     <w:p>
       <w:pPr>
@@ -1309,6 +3679,7 @@
           <w:szCs w:val="20"/>
         </w:rPr>
       </w:pPr>
+      <w:bookmarkStart w:id="1" w:name="_Toc508882989"/>
       <w:r>
         <w:rPr>
           <w:szCs w:val="20"/>
@@ -1316,6 +3687,7 @@
         <w:lastRenderedPageBreak/>
         <w:t>Dedication:</w:t>
       </w:r>
+      <w:bookmarkEnd w:id="1"/>
     </w:p>
     <w:p>
       <w:pPr>
@@ -1350,13 +3722,29 @@
           <w:szCs w:val="40"/>
         </w:rPr>
       </w:pPr>
+      <w:bookmarkStart w:id="2" w:name="_Toc508882990"/>
       <w:r>
         <w:rPr>
           <w:sz w:val="40"/>
           <w:szCs w:val="40"/>
         </w:rPr>
-        <w:t>What is9-Tap?</w:t>
-      </w:r>
+        <w:t>What is</w:t>
+      </w:r>
+      <w:r>
+        <w:rPr>
+          <w:sz w:val="40"/>
+          <w:szCs w:val="40"/>
+        </w:rPr>
+        <w:t xml:space="preserve"> </w:t>
+      </w:r>
+      <w:r>
+        <w:rPr>
+          <w:sz w:val="40"/>
+          <w:szCs w:val="40"/>
+        </w:rPr>
+        <w:t>9-Tap?</w:t>
+      </w:r>
+      <w:bookmarkEnd w:id="2"/>
     </w:p>
     <w:p>
       <w:pPr>
@@ -1461,17 +3849,21 @@
       <w:pPr>
         <w:pStyle w:val="Heading2"/>
       </w:pPr>
+      <w:bookmarkStart w:id="3" w:name="_Toc508882991"/>
       <w:r>
         <w:t>A good place to start</w:t>
       </w:r>
+      <w:bookmarkEnd w:id="3"/>
     </w:p>
     <w:p>
       <w:pPr>
         <w:pStyle w:val="Heading3"/>
       </w:pPr>
+      <w:bookmarkStart w:id="4" w:name="_Toc508882992"/>
       <w:r>
         <w:t>Quick start guide</w:t>
       </w:r>
+      <w:bookmarkEnd w:id="4"/>
     </w:p>
     <w:p>
       <w:pPr>
@@ -1491,9 +3883,11 @@
       <w:pPr>
         <w:pStyle w:val="Heading3"/>
       </w:pPr>
+      <w:bookmarkStart w:id="5" w:name="_Toc508882993"/>
       <w:r>
         <w:t>Troubleshooting</w:t>
       </w:r>
+      <w:bookmarkEnd w:id="5"/>
     </w:p>
     <w:p>
       <w:pPr>
@@ -1513,9 +3907,11 @@
       <w:pPr>
         <w:pStyle w:val="Heading2"/>
       </w:pPr>
+      <w:bookmarkStart w:id="6" w:name="_Toc508882994"/>
       <w:r>
         <w:t>Menus guide</w:t>
       </w:r>
+      <w:bookmarkEnd w:id="6"/>
     </w:p>
     <w:p>
       <w:pPr>
@@ -1597,10 +3993,12 @@
       <w:pPr>
         <w:pStyle w:val="Heading1"/>
       </w:pPr>
+      <w:bookmarkStart w:id="7" w:name="_Toc508882995"/>
       <w:r>
         <w:lastRenderedPageBreak/>
         <w:t>Quick Start Guide</w:t>
       </w:r>
+      <w:bookmarkEnd w:id="7"/>
       <w:r>
         <w:t xml:space="preserve"> </w:t>
       </w:r>
@@ -1624,9 +4022,11 @@
       <w:pPr>
         <w:pStyle w:val="Heading2"/>
       </w:pPr>
+      <w:bookmarkStart w:id="8" w:name="_Toc508882996"/>
       <w:r>
         <w:t>What are the system requirements to run 9-Tap?</w:t>
       </w:r>
+      <w:bookmarkEnd w:id="8"/>
     </w:p>
     <w:p>
       <w:pPr>
@@ -1661,9 +4061,11 @@
       <w:pPr>
         <w:pStyle w:val="Heading2"/>
       </w:pPr>
+      <w:bookmarkStart w:id="9" w:name="_Toc508882997"/>
       <w:r>
         <w:t>How do I install 9-Tap?</w:t>
       </w:r>
+      <w:bookmarkEnd w:id="9"/>
     </w:p>
     <w:p>
       <w:pPr>
@@ -1943,9 +4345,11 @@
       <w:pPr>
         <w:pStyle w:val="Heading2"/>
       </w:pPr>
+      <w:bookmarkStart w:id="10" w:name="_Toc508882998"/>
       <w:r>
         <w:t>How do I Launch 9-Tap?</w:t>
       </w:r>
+      <w:bookmarkEnd w:id="10"/>
     </w:p>
     <w:p>
       <w:pPr>
@@ -1968,10 +4372,12 @@
       <w:pPr>
         <w:pStyle w:val="Heading2"/>
       </w:pPr>
+      <w:bookmarkStart w:id="11" w:name="_Toc508882999"/>
       <w:r>
         <w:lastRenderedPageBreak/>
         <w:t>How do I import existing members?</w:t>
       </w:r>
+      <w:bookmarkEnd w:id="11"/>
     </w:p>
     <w:p>
       <w:pPr>
@@ -1991,9 +4397,11 @@
       <w:pPr>
         <w:pStyle w:val="Heading2"/>
       </w:pPr>
+      <w:bookmarkStart w:id="12" w:name="_Toc508883000"/>
       <w:r>
         <w:t>How do I enter a new player?</w:t>
       </w:r>
+      <w:bookmarkEnd w:id="12"/>
     </w:p>
     <w:p>
       <w:pPr>
@@ -2025,9 +4433,11 @@
       <w:pPr>
         <w:pStyle w:val="Heading2"/>
       </w:pPr>
+      <w:bookmarkStart w:id="13" w:name="_Toc508883001"/>
       <w:r>
         <w:t>How do I create a tournament?</w:t>
       </w:r>
+      <w:bookmarkEnd w:id="13"/>
     </w:p>
     <w:p>
       <w:pPr>
@@ -2077,9 +4487,11 @@
       <w:pPr>
         <w:pStyle w:val="Heading2"/>
       </w:pPr>
+      <w:bookmarkStart w:id="14" w:name="_Toc508883002"/>
       <w:r>
         <w:t>How do I enter a bowler’s scores?</w:t>
       </w:r>
+      <w:bookmarkEnd w:id="14"/>
     </w:p>
     <w:p>
       <w:pPr>
@@ -2193,6 +4605,7 @@
           <w:szCs w:val="32"/>
         </w:rPr>
       </w:pPr>
+      <w:bookmarkStart w:id="15" w:name="_Toc508883003"/>
       <w:r>
         <w:rPr>
           <w:szCs w:val="32"/>
@@ -2200,6 +4613,7 @@
         <w:lastRenderedPageBreak/>
         <w:t>Start Menu</w:t>
       </w:r>
+      <w:bookmarkEnd w:id="15"/>
     </w:p>
     <w:p>
       <w:pPr>
@@ -2298,10 +4712,12 @@
       <w:pPr>
         <w:pStyle w:val="Heading1"/>
       </w:pPr>
+      <w:bookmarkStart w:id="16" w:name="_Toc508883004"/>
       <w:r>
         <w:lastRenderedPageBreak/>
         <w:t>Member Info</w:t>
       </w:r>
+      <w:bookmarkEnd w:id="16"/>
     </w:p>
     <w:p>
       <w:pPr>
@@ -2388,27 +4804,14 @@
       <w:r>
         <w:t xml:space="preserve">Figure </w:t>
       </w:r>
-      <w:r>
-        <w:fldChar w:fldCharType="begin"/>
-      </w:r>
-      <w:r>
-        <w:instrText xml:space="preserve"> SEQ Figure \* ARABIC </w:instrText>
-      </w:r>
-      <w:r>
-        <w:fldChar w:fldCharType="separate"/>
-      </w:r>
-      <w:r>
-        <w:rPr>
-          <w:noProof/>
-        </w:rPr>
-        <w:t>3</w:t>
-      </w:r>
-      <w:r>
-        <w:rPr>
-          <w:noProof/>
-        </w:rPr>
-        <w:fldChar w:fldCharType="end"/>
-      </w:r>
+      <w:fldSimple w:instr=" SEQ Figure \* ARABIC ">
+        <w:r>
+          <w:rPr>
+            <w:noProof/>
+          </w:rPr>
+          <w:t>3</w:t>
+        </w:r>
+      </w:fldSimple>
       <w:r>
         <w:t>: Member Information</w:t>
       </w:r>
@@ -2417,9 +4820,11 @@
       <w:pPr>
         <w:pStyle w:val="Heading3"/>
       </w:pPr>
+      <w:bookmarkStart w:id="17" w:name="_Toc508883005"/>
       <w:r>
         <w:t>Import Members</w:t>
       </w:r>
+      <w:bookmarkEnd w:id="17"/>
     </w:p>
     <w:p>
       <w:pPr>
@@ -2438,14 +4843,19 @@
       <w:r>
         <w:t xml:space="preserve"> to the member database</w:t>
       </w:r>
+      <w:r>
+        <w:t>. If you are updating from the old version of 9-Tap, please see Chapter 5, Conversion Program.</w:t>
+      </w:r>
     </w:p>
     <w:p>
       <w:pPr>
         <w:pStyle w:val="Heading3"/>
       </w:pPr>
+      <w:bookmarkStart w:id="18" w:name="_Toc508883006"/>
       <w:r>
         <w:t>New Members</w:t>
       </w:r>
+      <w:bookmarkEnd w:id="18"/>
     </w:p>
     <w:p>
       <w:pPr>
@@ -2477,11 +4887,11 @@
         <w:t>ing the members address information. Tab to the next field as the information is entered.</w:t>
       </w:r>
       <w:r>
-        <w:t xml:space="preserve"> After his email has been entered, tab to Date Joined. Enter the member’s join date, then hit tab. If </w:t>
+        <w:t xml:space="preserve"> After his email </w:t>
       </w:r>
       <w:r>
         <w:lastRenderedPageBreak/>
-        <w:t>applicable enter the member’s rejoin date, then hit tab. If the player has any referrals, enter them in the Referral</w:t>
+        <w:t>has been entered, tab to Date Joined. Enter the member’s join date, then hit tab. If applicable enter the member’s rejoin date, then hit tab. If the player has any referrals, enter them in the Referral</w:t>
       </w:r>
       <w:r>
         <w:t xml:space="preserve"> field, hit tab twice.</w:t>
@@ -2495,11 +4905,9 @@
       <w:r>
         <w:t xml:space="preserve">Next is the Average field. To enter the member average from elsewhere, she has to have proof of it, </w:t>
       </w:r>
-      <w:proofErr w:type="spellStart"/>
-      <w:r>
-        <w:t>ie</w:t>
-      </w:r>
-      <w:proofErr w:type="spellEnd"/>
+      <w:r>
+        <w:t>for example:</w:t>
+      </w:r>
       <w:r>
         <w:t xml:space="preserve"> her published average from another league. Tab through until you are in the Status box. Choose if the member is inactive or active. If the member is 55 years old or older, check the “</w:t>
       </w:r>
@@ -2595,9 +5003,11 @@
       <w:pPr>
         <w:pStyle w:val="Heading3"/>
       </w:pPr>
+      <w:bookmarkStart w:id="19" w:name="_Toc508883007"/>
       <w:r>
         <w:t>Updating a member.</w:t>
       </w:r>
+      <w:bookmarkEnd w:id="19"/>
     </w:p>
     <w:p>
       <w:pPr>
@@ -2628,6 +5038,7 @@
           <w:szCs w:val="20"/>
         </w:rPr>
       </w:pPr>
+      <w:bookmarkStart w:id="20" w:name="_Toc508883008"/>
       <w:r>
         <w:rPr>
           <w:szCs w:val="20"/>
@@ -2635,6 +5046,7 @@
         <w:lastRenderedPageBreak/>
         <w:t>Stats</w:t>
       </w:r>
+      <w:bookmarkEnd w:id="20"/>
     </w:p>
     <w:p>
       <w:pPr>
@@ -2724,6 +5136,7 @@
           <w:szCs w:val="20"/>
         </w:rPr>
       </w:pPr>
+      <w:bookmarkStart w:id="21" w:name="_Toc508883009"/>
       <w:r>
         <w:rPr>
           <w:szCs w:val="20"/>
@@ -2731,6 +5144,7 @@
         <w:lastRenderedPageBreak/>
         <w:t>Member Search</w:t>
       </w:r>
+      <w:bookmarkEnd w:id="21"/>
     </w:p>
     <w:p>
       <w:pPr>
@@ -2866,6 +5280,7 @@
           <w:szCs w:val="20"/>
         </w:rPr>
       </w:pPr>
+      <w:bookmarkStart w:id="22" w:name="_Toc508883010"/>
       <w:r>
         <w:rPr>
           <w:szCs w:val="20"/>
@@ -2873,6 +5288,7 @@
         <w:lastRenderedPageBreak/>
         <w:t>Print Recaps</w:t>
       </w:r>
+      <w:bookmarkEnd w:id="22"/>
     </w:p>
     <w:p>
       <w:pPr>
@@ -3028,12 +5444,14 @@
           <w:szCs w:val="20"/>
         </w:rPr>
       </w:pPr>
+      <w:bookmarkStart w:id="23" w:name="_Toc508883011"/>
       <w:r>
         <w:rPr>
           <w:szCs w:val="20"/>
         </w:rPr>
         <w:t>Import</w:t>
       </w:r>
+      <w:bookmarkEnd w:id="23"/>
     </w:p>
     <w:p>
       <w:pPr>
@@ -3109,7 +5527,7 @@
           <w:rPr>
             <w:noProof/>
           </w:rPr>
-          <w:t>9</w:t>
+          <w:t>8</w:t>
         </w:r>
       </w:fldSimple>
       <w:r>
@@ -3120,10 +5538,12 @@
       <w:pPr>
         <w:pStyle w:val="Heading1"/>
       </w:pPr>
+      <w:bookmarkStart w:id="24" w:name="_Toc508883012"/>
       <w:r>
         <w:lastRenderedPageBreak/>
         <w:t>Member Scores</w:t>
       </w:r>
+      <w:bookmarkEnd w:id="24"/>
     </w:p>
     <w:p>
       <w:pPr>
@@ -3131,7 +5551,13 @@
         <w:keepNext/>
       </w:pPr>
       <w:r>
-        <w:t>The member scores screen is where tournaments are created and member scored are entered.</w:t>
+        <w:t>The member scores screen is where tournaments are created and member score</w:t>
+      </w:r>
+      <w:r>
+        <w:t>s</w:t>
+      </w:r>
+      <w:r>
+        <w:t xml:space="preserve"> are entered.</w:t>
       </w:r>
       <w:r>
         <w:t xml:space="preserve"> A tournament must be created before the member scores can be entered.</w:t>
@@ -3213,7 +5639,7 @@
           <w:rPr>
             <w:noProof/>
           </w:rPr>
-          <w:t>10</w:t>
+          <w:t>9</w:t>
         </w:r>
       </w:fldSimple>
       <w:r>
@@ -3222,11 +5648,23 @@
     </w:p>
     <w:p>
       <w:pPr>
+        <w:pStyle w:val="BodyText"/>
+      </w:pPr>
+      <w:r>
+        <w:t xml:space="preserve">From the Tournament File drop down menu, pick the tournament for which you are entering member scores. Enter the member number in the Enter Member Number field and click “Enter”. The member’s last, first, middle initial, and status should auto populate. Pick the squad that he bowled in from the Squad Number field. In the Stats field, enter the bowler’s first scratch score in the first Scratch Scores field. Use a three digit format. 9-Tap will then auto-tab to the next score field. Continue entering the member scores until the final Scratch Scores field has been filled in. Double check the entries for accuracy. Then click the “Add New/Update Record” button. </w:t>
+      </w:r>
+      <w:r>
+        <w:t>The member scores are now saved to the database.</w:t>
+      </w:r>
+    </w:p>
+    <w:p>
+      <w:pPr>
         <w:pStyle w:val="Heading2"/>
         <w:rPr>
           <w:szCs w:val="20"/>
         </w:rPr>
       </w:pPr>
+      <w:bookmarkStart w:id="25" w:name="_Toc508883013"/>
       <w:r>
         <w:rPr>
           <w:szCs w:val="20"/>
@@ -3234,6 +5672,7 @@
         <w:lastRenderedPageBreak/>
         <w:t>Tournament Stats</w:t>
       </w:r>
+      <w:bookmarkEnd w:id="25"/>
     </w:p>
     <w:p>
       <w:pPr>
@@ -3241,183 +5680,10 @@
         <w:keepNext/>
       </w:pPr>
       <w:r>
-        <w:t xml:space="preserve">Craft beer sartorial copper mug </w:t>
-      </w:r>
-      <w:proofErr w:type="spellStart"/>
-      <w:r>
-        <w:t>tbh</w:t>
-      </w:r>
-      <w:proofErr w:type="spellEnd"/>
-      <w:r>
-        <w:t xml:space="preserve"> </w:t>
-      </w:r>
-      <w:proofErr w:type="spellStart"/>
-      <w:r>
-        <w:t>jianbing</w:t>
-      </w:r>
-      <w:proofErr w:type="spellEnd"/>
-      <w:r>
-        <w:t xml:space="preserve">, locavore VHS salvia +1 vegan gluten-free </w:t>
-      </w:r>
-      <w:proofErr w:type="spellStart"/>
-      <w:r>
-        <w:t>kogi</w:t>
-      </w:r>
-      <w:proofErr w:type="spellEnd"/>
-      <w:r>
-        <w:t xml:space="preserve"> pug </w:t>
-      </w:r>
-      <w:proofErr w:type="spellStart"/>
-      <w:r>
-        <w:t>vexillologist</w:t>
-      </w:r>
-      <w:proofErr w:type="spellEnd"/>
-      <w:r>
-        <w:t xml:space="preserve"> </w:t>
-      </w:r>
-      <w:proofErr w:type="spellStart"/>
-      <w:r>
-        <w:t>affogato</w:t>
-      </w:r>
-      <w:proofErr w:type="spellEnd"/>
-      <w:r>
-        <w:t xml:space="preserve">. Fanny pack </w:t>
-      </w:r>
-      <w:proofErr w:type="spellStart"/>
-      <w:r>
-        <w:t>palo</w:t>
-      </w:r>
-      <w:proofErr w:type="spellEnd"/>
-      <w:r>
-        <w:t xml:space="preserve"> </w:t>
-      </w:r>
-      <w:proofErr w:type="spellStart"/>
-      <w:r>
-        <w:t>santo</w:t>
-      </w:r>
-      <w:proofErr w:type="spellEnd"/>
-      <w:r>
-        <w:t xml:space="preserve"> </w:t>
-      </w:r>
-      <w:proofErr w:type="spellStart"/>
-      <w:r>
-        <w:t>proident</w:t>
-      </w:r>
-      <w:proofErr w:type="spellEnd"/>
-      <w:r>
-        <w:t xml:space="preserve"> blog bespoke </w:t>
-      </w:r>
-      <w:proofErr w:type="spellStart"/>
-      <w:r>
-        <w:t>commodo</w:t>
-      </w:r>
-      <w:proofErr w:type="spellEnd"/>
-      <w:r>
-        <w:t xml:space="preserve"> tilde hammock </w:t>
-      </w:r>
-      <w:proofErr w:type="spellStart"/>
-      <w:r>
-        <w:t>taiyaki</w:t>
-      </w:r>
-      <w:proofErr w:type="spellEnd"/>
-      <w:r>
-        <w:t xml:space="preserve"> wayfarers gentrify. Cardigan ugh slow-carb, </w:t>
-      </w:r>
-      <w:proofErr w:type="spellStart"/>
-      <w:r>
-        <w:t>ea</w:t>
-      </w:r>
-      <w:proofErr w:type="spellEnd"/>
-      <w:r>
-        <w:t xml:space="preserve"> DIY hot chicken </w:t>
-      </w:r>
-      <w:proofErr w:type="spellStart"/>
-      <w:r>
-        <w:t>commodo</w:t>
-      </w:r>
-      <w:proofErr w:type="spellEnd"/>
-      <w:r>
-        <w:t xml:space="preserve"> </w:t>
-      </w:r>
-      <w:proofErr w:type="spellStart"/>
-      <w:r>
-        <w:t>godard</w:t>
-      </w:r>
-      <w:proofErr w:type="spellEnd"/>
-      <w:r>
-        <w:t xml:space="preserve">. Lorem </w:t>
-      </w:r>
-      <w:proofErr w:type="spellStart"/>
-      <w:r>
-        <w:t>sint</w:t>
-      </w:r>
-      <w:proofErr w:type="spellEnd"/>
-      <w:r>
-        <w:t xml:space="preserve"> qui 3 wolf moon </w:t>
-      </w:r>
-      <w:proofErr w:type="spellStart"/>
-      <w:r>
-        <w:t>enim</w:t>
-      </w:r>
-      <w:proofErr w:type="spellEnd"/>
-      <w:r>
-        <w:t xml:space="preserve"> </w:t>
-      </w:r>
-      <w:proofErr w:type="spellStart"/>
-      <w:r>
-        <w:t>voluptate</w:t>
-      </w:r>
-      <w:proofErr w:type="spellEnd"/>
-      <w:r>
-        <w:t xml:space="preserve">, </w:t>
-      </w:r>
-      <w:proofErr w:type="spellStart"/>
-      <w:r>
-        <w:t>velit</w:t>
-      </w:r>
-      <w:proofErr w:type="spellEnd"/>
-      <w:r>
-        <w:t xml:space="preserve"> </w:t>
-      </w:r>
-      <w:proofErr w:type="spellStart"/>
-      <w:r>
-        <w:t>veniam</w:t>
-      </w:r>
-      <w:proofErr w:type="spellEnd"/>
-      <w:r>
-        <w:t xml:space="preserve">. Fanny pack man bun </w:t>
-      </w:r>
-      <w:proofErr w:type="spellStart"/>
-      <w:r>
-        <w:t>helvetica</w:t>
-      </w:r>
-      <w:proofErr w:type="spellEnd"/>
-      <w:r>
-        <w:t xml:space="preserve"> viral, </w:t>
-      </w:r>
-      <w:proofErr w:type="spellStart"/>
-      <w:r>
-        <w:t>edison</w:t>
-      </w:r>
-      <w:proofErr w:type="spellEnd"/>
-      <w:r>
-        <w:t xml:space="preserve"> bulb </w:t>
-      </w:r>
-      <w:proofErr w:type="spellStart"/>
-      <w:r>
-        <w:t>cliche</w:t>
-      </w:r>
-      <w:proofErr w:type="spellEnd"/>
-      <w:r>
-        <w:t xml:space="preserve"> </w:t>
-      </w:r>
-      <w:proofErr w:type="spellStart"/>
-      <w:r>
-        <w:t>jianbing</w:t>
-      </w:r>
-      <w:proofErr w:type="spellEnd"/>
-      <w:r>
-        <w:t>.</w:t>
+        <w:t>Underneath the member record navigation buttons on the Member Scores screen c</w:t>
+      </w:r>
+      <w:r>
+        <w:t>licking the “Tournament Stats” button brings up the Tournament Statistics screen. This shows the basic statistics for the tournament. From here you can print a copy of it by clicking print and following the print dialog for your computer.</w:t>
       </w:r>
     </w:p>
     <w:p>
@@ -3485,40 +5751,148 @@
           <w:rPr>
             <w:noProof/>
           </w:rPr>
+          <w:t>10</w:t>
+        </w:r>
+      </w:fldSimple>
+      <w:r>
+        <w:t>: Tournament Stats Form</w:t>
+      </w:r>
+    </w:p>
+    <w:p>
+      <w:pPr>
+        <w:pStyle w:val="Heading2"/>
+        <w:rPr>
+          <w:szCs w:val="20"/>
+        </w:rPr>
+      </w:pPr>
+      <w:bookmarkStart w:id="26" w:name="_Toc508883014"/>
+      <w:r>
+        <w:rPr>
+          <w:szCs w:val="20"/>
+        </w:rPr>
+        <w:t xml:space="preserve">Print Recaps </w:t>
+      </w:r>
+      <w:proofErr w:type="gramStart"/>
+      <w:r>
+        <w:rPr>
+          <w:szCs w:val="20"/>
+        </w:rPr>
+        <w:t>By</w:t>
+      </w:r>
+      <w:proofErr w:type="gramEnd"/>
+      <w:r>
+        <w:rPr>
+          <w:szCs w:val="20"/>
+        </w:rPr>
+        <w:t xml:space="preserve"> Tournament</w:t>
+      </w:r>
+      <w:bookmarkEnd w:id="26"/>
+    </w:p>
+    <w:p>
+      <w:pPr>
+        <w:pStyle w:val="BodyText"/>
+        <w:keepNext/>
+      </w:pPr>
+      <w:r>
+        <w:t>In the Record field on the Member Scores screen</w:t>
+      </w:r>
+      <w:r>
+        <w:t>, t</w:t>
+      </w:r>
+      <w:r>
+        <w:t xml:space="preserve">he “Print Recaps </w:t>
+      </w:r>
+      <w:proofErr w:type="gramStart"/>
+      <w:r>
+        <w:t>By</w:t>
+      </w:r>
+      <w:proofErr w:type="gramEnd"/>
+      <w:r>
+        <w:t xml:space="preserve"> Tournament” button goes directly to the print dialog. From there you can print the recap or save it by “printing to pdf”.</w:t>
+      </w:r>
+    </w:p>
+    <w:p>
+      <w:pPr>
+        <w:pStyle w:val="BodyText"/>
+        <w:keepNext/>
+      </w:pPr>
+      <w:r>
+        <w:rPr>
+          <w:noProof/>
+        </w:rPr>
+        <w:drawing>
+          <wp:inline distT="0" distB="0" distL="0" distR="0" wp14:anchorId="6CFDD092" wp14:editId="603770B7">
+            <wp:extent cx="2628900" cy="2000755"/>
+            <wp:effectExtent l="0" t="0" r="0" b="0"/>
+            <wp:docPr id="11" name="Picture 11"/>
+            <wp:cNvGraphicFramePr>
+              <a:graphicFrameLocks xmlns:a="http://schemas.openxmlformats.org/drawingml/2006/main" noChangeAspect="1"/>
+            </wp:cNvGraphicFramePr>
+            <a:graphic xmlns:a="http://schemas.openxmlformats.org/drawingml/2006/main">
+              <a:graphicData uri="http://schemas.openxmlformats.org/drawingml/2006/picture">
+                <pic:pic xmlns:pic="http://schemas.openxmlformats.org/drawingml/2006/picture">
+                  <pic:nvPicPr>
+                    <pic:cNvPr id="10" name="PrinterDialog.PNG"/>
+                    <pic:cNvPicPr/>
+                  </pic:nvPicPr>
+                  <pic:blipFill>
+                    <a:blip r:embed="rId19">
+                      <a:extLst>
+                        <a:ext uri="{28A0092B-C50C-407E-A947-70E740481C1C}">
+                          <a14:useLocalDpi xmlns:a14="http://schemas.microsoft.com/office/drawing/2010/main" val="0"/>
+                        </a:ext>
+                      </a:extLst>
+                    </a:blip>
+                    <a:stretch>
+                      <a:fillRect/>
+                    </a:stretch>
+                  </pic:blipFill>
+                  <pic:spPr>
+                    <a:xfrm>
+                      <a:off x="0" y="0"/>
+                      <a:ext cx="2684598" cy="2043145"/>
+                    </a:xfrm>
+                    <a:prstGeom prst="rect">
+                      <a:avLst/>
+                    </a:prstGeom>
+                  </pic:spPr>
+                </pic:pic>
+              </a:graphicData>
+            </a:graphic>
+          </wp:inline>
+        </w:drawing>
+      </w:r>
+    </w:p>
+    <w:p>
+      <w:pPr>
+        <w:pStyle w:val="Caption"/>
+        <w:jc w:val="both"/>
+      </w:pPr>
+      <w:r>
+        <w:t xml:space="preserve">Figure </w:t>
+      </w:r>
+      <w:fldSimple w:instr=" SEQ Figure \* ARABIC ">
+        <w:r>
+          <w:rPr>
+            <w:noProof/>
+          </w:rPr>
           <w:t>11</w:t>
         </w:r>
       </w:fldSimple>
       <w:r>
-        <w:t>: Tournament Stats Form</w:t>
+        <w:t xml:space="preserve"> Print Dialog</w:t>
       </w:r>
     </w:p>
     <w:p>
       <w:pPr>
         <w:pStyle w:val="Heading2"/>
-        <w:rPr>
-          <w:szCs w:val="20"/>
-        </w:rPr>
-      </w:pPr>
-      <w:r>
-        <w:rPr>
-          <w:szCs w:val="20"/>
-        </w:rPr>
-        <w:t xml:space="preserve">Print Recaps </w:t>
-      </w:r>
-      <w:proofErr w:type="gramStart"/>
-      <w:r>
-        <w:rPr>
-          <w:szCs w:val="20"/>
-        </w:rPr>
-        <w:t>By</w:t>
-      </w:r>
-      <w:proofErr w:type="gramEnd"/>
-      <w:r>
-        <w:rPr>
-          <w:szCs w:val="20"/>
-        </w:rPr>
-        <w:t xml:space="preserve"> Tournament</w:t>
-      </w:r>
+      </w:pPr>
+      <w:bookmarkStart w:id="27" w:name="_Toc508883015"/>
+      <w:r>
+        <w:lastRenderedPageBreak/>
+        <w:t>Tournament Place Standings</w:t>
+      </w:r>
+      <w:bookmarkEnd w:id="27"/>
     </w:p>
     <w:p>
       <w:pPr>
@@ -3526,382 +5900,13 @@
         <w:keepNext/>
       </w:pPr>
       <w:r>
-        <w:t xml:space="preserve">Craft beer sartorial copper mug </w:t>
-      </w:r>
-      <w:proofErr w:type="spellStart"/>
-      <w:r>
-        <w:t>tbh</w:t>
-      </w:r>
-      <w:proofErr w:type="spellEnd"/>
-      <w:r>
-        <w:t xml:space="preserve"> </w:t>
-      </w:r>
-      <w:proofErr w:type="spellStart"/>
-      <w:r>
-        <w:t>jianbing</w:t>
-      </w:r>
-      <w:proofErr w:type="spellEnd"/>
-      <w:r>
-        <w:t xml:space="preserve">, locavore VHS salvia +1 vegan gluten-free </w:t>
-      </w:r>
-      <w:proofErr w:type="spellStart"/>
-      <w:r>
-        <w:t>kogi</w:t>
-      </w:r>
-      <w:proofErr w:type="spellEnd"/>
-      <w:r>
-        <w:t xml:space="preserve"> pug </w:t>
-      </w:r>
-      <w:proofErr w:type="spellStart"/>
-      <w:r>
-        <w:t>vexillologist</w:t>
-      </w:r>
-      <w:proofErr w:type="spellEnd"/>
-      <w:r>
-        <w:t xml:space="preserve"> </w:t>
-      </w:r>
-      <w:proofErr w:type="spellStart"/>
-      <w:r>
-        <w:t>affogato</w:t>
-      </w:r>
-      <w:proofErr w:type="spellEnd"/>
-      <w:r>
-        <w:t xml:space="preserve">. Fanny pack </w:t>
-      </w:r>
-      <w:proofErr w:type="spellStart"/>
-      <w:r>
-        <w:t>palo</w:t>
-      </w:r>
-      <w:proofErr w:type="spellEnd"/>
-      <w:r>
-        <w:t xml:space="preserve"> </w:t>
-      </w:r>
-      <w:proofErr w:type="spellStart"/>
-      <w:r>
-        <w:t>santo</w:t>
-      </w:r>
-      <w:proofErr w:type="spellEnd"/>
-      <w:r>
-        <w:t xml:space="preserve"> </w:t>
-      </w:r>
-      <w:proofErr w:type="spellStart"/>
-      <w:r>
-        <w:t>proident</w:t>
-      </w:r>
-      <w:proofErr w:type="spellEnd"/>
-      <w:r>
-        <w:t xml:space="preserve"> blog bespoke </w:t>
-      </w:r>
-      <w:proofErr w:type="spellStart"/>
-      <w:r>
-        <w:t>commodo</w:t>
-      </w:r>
-      <w:proofErr w:type="spellEnd"/>
-      <w:r>
-        <w:t xml:space="preserve"> tilde hammock </w:t>
-      </w:r>
-      <w:proofErr w:type="spellStart"/>
-      <w:r>
-        <w:t>taiyaki</w:t>
-      </w:r>
-      <w:proofErr w:type="spellEnd"/>
-      <w:r>
-        <w:t xml:space="preserve"> wayfarers gentrify. Cardigan ugh slow-carb, </w:t>
-      </w:r>
-      <w:proofErr w:type="spellStart"/>
-      <w:r>
-        <w:t>ea</w:t>
-      </w:r>
-      <w:proofErr w:type="spellEnd"/>
-      <w:r>
-        <w:t xml:space="preserve"> DIY hot chicken </w:t>
-      </w:r>
-      <w:proofErr w:type="spellStart"/>
-      <w:r>
-        <w:t>commodo</w:t>
-      </w:r>
-      <w:proofErr w:type="spellEnd"/>
-      <w:r>
-        <w:t xml:space="preserve"> </w:t>
-      </w:r>
-      <w:proofErr w:type="spellStart"/>
-      <w:r>
-        <w:t>godard</w:t>
-      </w:r>
-      <w:proofErr w:type="spellEnd"/>
-      <w:r>
-        <w:t xml:space="preserve">. Lorem </w:t>
-      </w:r>
-      <w:proofErr w:type="spellStart"/>
-      <w:r>
-        <w:t>sint</w:t>
-      </w:r>
-      <w:proofErr w:type="spellEnd"/>
-      <w:r>
-        <w:t xml:space="preserve"> qui 3 wolf moon </w:t>
-      </w:r>
-      <w:proofErr w:type="spellStart"/>
-      <w:r>
-        <w:t>enim</w:t>
-      </w:r>
-      <w:proofErr w:type="spellEnd"/>
-      <w:r>
-        <w:t xml:space="preserve"> </w:t>
-      </w:r>
-      <w:proofErr w:type="spellStart"/>
-      <w:r>
-        <w:t>voluptate</w:t>
-      </w:r>
-      <w:proofErr w:type="spellEnd"/>
-      <w:r>
-        <w:t xml:space="preserve">, </w:t>
-      </w:r>
-      <w:proofErr w:type="spellStart"/>
-      <w:r>
-        <w:t>velit</w:t>
-      </w:r>
-      <w:proofErr w:type="spellEnd"/>
-      <w:r>
-        <w:t xml:space="preserve"> </w:t>
-      </w:r>
-      <w:proofErr w:type="spellStart"/>
-      <w:r>
-        <w:t>veniam</w:t>
-      </w:r>
-      <w:proofErr w:type="spellEnd"/>
-      <w:r>
-        <w:t xml:space="preserve">. Fanny pack man bun </w:t>
-      </w:r>
-      <w:proofErr w:type="spellStart"/>
-      <w:r>
-        <w:t>helvetica</w:t>
-      </w:r>
-      <w:proofErr w:type="spellEnd"/>
-      <w:r>
-        <w:t xml:space="preserve"> viral, </w:t>
-      </w:r>
-      <w:proofErr w:type="spellStart"/>
-      <w:r>
-        <w:t>edison</w:t>
-      </w:r>
-      <w:proofErr w:type="spellEnd"/>
-      <w:r>
-        <w:t xml:space="preserve"> bulb </w:t>
-      </w:r>
-      <w:proofErr w:type="spellStart"/>
-      <w:r>
-        <w:t>cliche</w:t>
-      </w:r>
-      <w:proofErr w:type="spellEnd"/>
-      <w:r>
-        <w:t xml:space="preserve"> </w:t>
-      </w:r>
-      <w:proofErr w:type="spellStart"/>
-      <w:r>
-        <w:t>jianbing</w:t>
-      </w:r>
-      <w:proofErr w:type="spellEnd"/>
-      <w:r>
-        <w:t>.</w:t>
-      </w:r>
-    </w:p>
-    <w:p>
-      <w:pPr>
-        <w:pStyle w:val="BodyText"/>
-      </w:pPr>
-    </w:p>
-    <w:p>
-      <w:pPr>
-        <w:pStyle w:val="Heading2"/>
-      </w:pPr>
-      <w:r>
-        <w:lastRenderedPageBreak/>
-        <w:t>Tournament Place Standings</w:t>
-      </w:r>
-    </w:p>
-    <w:p>
-      <w:pPr>
-        <w:pStyle w:val="BodyText"/>
-        <w:keepNext/>
-      </w:pPr>
-      <w:r>
-        <w:t xml:space="preserve">Craft beer sartorial copper mug </w:t>
-      </w:r>
-      <w:proofErr w:type="spellStart"/>
-      <w:r>
-        <w:t>tbh</w:t>
-      </w:r>
-      <w:proofErr w:type="spellEnd"/>
-      <w:r>
-        <w:t xml:space="preserve"> </w:t>
-      </w:r>
-      <w:proofErr w:type="spellStart"/>
-      <w:r>
-        <w:t>jianbing</w:t>
-      </w:r>
-      <w:proofErr w:type="spellEnd"/>
-      <w:r>
-        <w:t xml:space="preserve">, locavore VHS salvia +1 vegan gluten-free </w:t>
-      </w:r>
-      <w:proofErr w:type="spellStart"/>
-      <w:r>
-        <w:t>kogi</w:t>
-      </w:r>
-      <w:proofErr w:type="spellEnd"/>
-      <w:r>
-        <w:t xml:space="preserve"> pug </w:t>
-      </w:r>
-      <w:proofErr w:type="spellStart"/>
-      <w:r>
-        <w:t>vexillologist</w:t>
-      </w:r>
-      <w:proofErr w:type="spellEnd"/>
-      <w:r>
-        <w:t xml:space="preserve"> </w:t>
-      </w:r>
-      <w:proofErr w:type="spellStart"/>
-      <w:r>
-        <w:t>affogato</w:t>
-      </w:r>
-      <w:proofErr w:type="spellEnd"/>
-      <w:r>
-        <w:t xml:space="preserve">. Fanny pack </w:t>
-      </w:r>
-      <w:proofErr w:type="spellStart"/>
-      <w:r>
-        <w:t>palo</w:t>
-      </w:r>
-      <w:proofErr w:type="spellEnd"/>
-      <w:r>
-        <w:t xml:space="preserve"> </w:t>
-      </w:r>
-      <w:proofErr w:type="spellStart"/>
-      <w:r>
-        <w:t>santo</w:t>
-      </w:r>
-      <w:proofErr w:type="spellEnd"/>
-      <w:r>
-        <w:t xml:space="preserve"> </w:t>
-      </w:r>
-      <w:proofErr w:type="spellStart"/>
-      <w:r>
-        <w:t>proident</w:t>
-      </w:r>
-      <w:proofErr w:type="spellEnd"/>
-      <w:r>
-        <w:t xml:space="preserve"> blog bespoke </w:t>
-      </w:r>
-      <w:proofErr w:type="spellStart"/>
-      <w:r>
-        <w:t>commodo</w:t>
-      </w:r>
-      <w:proofErr w:type="spellEnd"/>
-      <w:r>
-        <w:t xml:space="preserve"> tilde hammock </w:t>
-      </w:r>
-      <w:proofErr w:type="spellStart"/>
-      <w:r>
-        <w:t>taiyaki</w:t>
-      </w:r>
-      <w:proofErr w:type="spellEnd"/>
-      <w:r>
-        <w:t xml:space="preserve"> wayfarers gentrify. Cardigan ugh slow-carb, </w:t>
-      </w:r>
-      <w:proofErr w:type="spellStart"/>
-      <w:r>
-        <w:t>ea</w:t>
-      </w:r>
-      <w:proofErr w:type="spellEnd"/>
-      <w:r>
-        <w:t xml:space="preserve"> DIY hot chicken </w:t>
-      </w:r>
-      <w:proofErr w:type="spellStart"/>
-      <w:r>
-        <w:t>commodo</w:t>
-      </w:r>
-      <w:proofErr w:type="spellEnd"/>
-      <w:r>
-        <w:t xml:space="preserve"> </w:t>
-      </w:r>
-      <w:proofErr w:type="spellStart"/>
-      <w:r>
-        <w:t>godard</w:t>
-      </w:r>
-      <w:proofErr w:type="spellEnd"/>
-      <w:r>
-        <w:t xml:space="preserve">. Lorem </w:t>
-      </w:r>
-      <w:proofErr w:type="spellStart"/>
-      <w:r>
-        <w:t>sint</w:t>
-      </w:r>
-      <w:proofErr w:type="spellEnd"/>
-      <w:r>
-        <w:t xml:space="preserve"> qui 3 wolf moon </w:t>
-      </w:r>
-      <w:proofErr w:type="spellStart"/>
-      <w:r>
-        <w:t>enim</w:t>
-      </w:r>
-      <w:proofErr w:type="spellEnd"/>
-      <w:r>
-        <w:t xml:space="preserve"> </w:t>
-      </w:r>
-      <w:proofErr w:type="spellStart"/>
-      <w:r>
-        <w:t>voluptate</w:t>
-      </w:r>
-      <w:proofErr w:type="spellEnd"/>
-      <w:r>
-        <w:t xml:space="preserve">, </w:t>
-      </w:r>
-      <w:proofErr w:type="spellStart"/>
-      <w:r>
-        <w:t>velit</w:t>
-      </w:r>
-      <w:proofErr w:type="spellEnd"/>
-      <w:r>
-        <w:t xml:space="preserve"> </w:t>
-      </w:r>
-      <w:proofErr w:type="spellStart"/>
-      <w:r>
-        <w:t>veniam</w:t>
-      </w:r>
-      <w:proofErr w:type="spellEnd"/>
-      <w:r>
-        <w:t xml:space="preserve">. Fanny pack man bun </w:t>
-      </w:r>
-      <w:proofErr w:type="spellStart"/>
-      <w:r>
-        <w:t>helvetica</w:t>
-      </w:r>
-      <w:proofErr w:type="spellEnd"/>
-      <w:r>
-        <w:t xml:space="preserve"> viral, </w:t>
-      </w:r>
-      <w:proofErr w:type="spellStart"/>
-      <w:r>
-        <w:t>edison</w:t>
-      </w:r>
-      <w:proofErr w:type="spellEnd"/>
-      <w:r>
-        <w:t xml:space="preserve"> bulb </w:t>
-      </w:r>
-      <w:proofErr w:type="spellStart"/>
-      <w:r>
-        <w:t>cliche</w:t>
-      </w:r>
-      <w:proofErr w:type="spellEnd"/>
-      <w:r>
-        <w:t xml:space="preserve"> </w:t>
-      </w:r>
-      <w:proofErr w:type="spellStart"/>
-      <w:r>
-        <w:t>jianbing</w:t>
-      </w:r>
-      <w:proofErr w:type="spellEnd"/>
-      <w:r>
-        <w:t>.</w:t>
+        <w:t>From the Member Scores screen, c</w:t>
+      </w:r>
+      <w:r>
+        <w:t>licking the “Tournament Place Standings” button</w:t>
+      </w:r>
+      <w:r>
+        <w:t xml:space="preserve"> brings up the Tournament Place Standings screen for the current tournament. It lists the bowlers in member number order.</w:t>
       </w:r>
     </w:p>
     <w:p>
@@ -3980,10 +5985,12 @@
       <w:pPr>
         <w:pStyle w:val="Heading2"/>
       </w:pPr>
+      <w:bookmarkStart w:id="28" w:name="_Toc508883016"/>
       <w:r>
         <w:lastRenderedPageBreak/>
         <w:t>Create/Edit Tournament</w:t>
       </w:r>
+      <w:bookmarkEnd w:id="28"/>
     </w:p>
     <w:p>
       <w:pPr>
@@ -4096,9 +6103,11 @@
       <w:pPr>
         <w:pStyle w:val="Heading3"/>
       </w:pPr>
+      <w:bookmarkStart w:id="29" w:name="_Toc508883017"/>
       <w:r>
         <w:t>To Update an Existing Tournament</w:t>
       </w:r>
+      <w:bookmarkEnd w:id="29"/>
     </w:p>
     <w:p>
       <w:pPr>
@@ -4128,9 +6137,11 @@
       <w:pPr>
         <w:pStyle w:val="Heading2"/>
       </w:pPr>
+      <w:bookmarkStart w:id="30" w:name="_Toc508883018"/>
       <w:r>
         <w:t>Search Tournaments</w:t>
       </w:r>
+      <w:bookmarkEnd w:id="30"/>
     </w:p>
     <w:p>
       <w:pPr>
@@ -4263,9 +6274,11 @@
       <w:pPr>
         <w:pStyle w:val="Heading3"/>
       </w:pPr>
+      <w:bookmarkStart w:id="31" w:name="_Toc508883019"/>
       <w:r>
         <w:t>Search by Location</w:t>
       </w:r>
+      <w:bookmarkEnd w:id="31"/>
     </w:p>
     <w:p>
       <w:pPr>
@@ -4288,9 +6301,11 @@
       <w:pPr>
         <w:pStyle w:val="Heading3"/>
       </w:pPr>
+      <w:bookmarkStart w:id="32" w:name="_Toc508883020"/>
       <w:r>
         <w:t>Search by Event</w:t>
       </w:r>
+      <w:bookmarkEnd w:id="32"/>
     </w:p>
     <w:p>
       <w:pPr>
@@ -4304,9 +6319,11 @@
       <w:pPr>
         <w:pStyle w:val="Heading3"/>
       </w:pPr>
+      <w:bookmarkStart w:id="33" w:name="_Toc508883021"/>
       <w:r>
         <w:t>Search by Date</w:t>
       </w:r>
+      <w:bookmarkEnd w:id="33"/>
     </w:p>
     <w:p>
       <w:pPr>
@@ -4328,10 +6345,12 @@
       <w:pPr>
         <w:pStyle w:val="Heading2"/>
       </w:pPr>
+      <w:bookmarkStart w:id="34" w:name="_Toc508883022"/>
       <w:r>
         <w:lastRenderedPageBreak/>
         <w:t>List Tournaments by year</w:t>
       </w:r>
+      <w:bookmarkEnd w:id="34"/>
     </w:p>
     <w:p>
       <w:pPr>
@@ -4479,9 +6498,11 @@
       <w:pPr>
         <w:pStyle w:val="Heading2"/>
       </w:pPr>
+      <w:bookmarkStart w:id="35" w:name="_Toc508883023"/>
       <w:r>
         <w:t>Reports</w:t>
       </w:r>
+      <w:bookmarkEnd w:id="35"/>
     </w:p>
     <w:p>
       <w:pPr>
@@ -4489,7 +6510,21 @@
         <w:keepNext/>
       </w:pPr>
       <w:r>
-        <w:t xml:space="preserve">With the member scores reports, you can print or save to pdf member placing information. Depending on </w:t>
+        <w:t>In the Reports field, you can access</w:t>
+      </w:r>
+      <w:r>
+        <w:t xml:space="preserve"> the member scores reports</w:t>
+      </w:r>
+      <w:r>
+        <w:t xml:space="preserve"> by way of their respective buttons “</w:t>
+      </w:r>
+      <w:proofErr w:type="gramStart"/>
+      <w:r>
+        <w:t>Seniors</w:t>
+      </w:r>
+      <w:proofErr w:type="gramEnd"/>
+      <w:r>
+        <w:t>”, “Game”, and “Series”. Clicking the appropriate button for the needed report. This will bring up the Member Scores Reports dialog. Enter the number of top places in the field and click “Print”. This goes to the print dialog where it can be printed to pdf and saved or printed directly.</w:t>
       </w:r>
     </w:p>
     <w:p>
@@ -4553,27 +6588,14 @@
       <w:r>
         <w:t xml:space="preserve">Figure </w:t>
       </w:r>
-      <w:r>
-        <w:fldChar w:fldCharType="begin"/>
-      </w:r>
-      <w:r>
-        <w:instrText xml:space="preserve"> SEQ Figure \* ARABIC </w:instrText>
-      </w:r>
-      <w:r>
-        <w:fldChar w:fldCharType="separate"/>
-      </w:r>
-      <w:r>
-        <w:rPr>
-          <w:noProof/>
-        </w:rPr>
-        <w:t>16</w:t>
-      </w:r>
-      <w:r>
-        <w:rPr>
-          <w:noProof/>
-        </w:rPr>
-        <w:fldChar w:fldCharType="end"/>
-      </w:r>
+      <w:fldSimple w:instr=" SEQ Figure \* ARABIC ">
+        <w:r>
+          <w:rPr>
+            <w:noProof/>
+          </w:rPr>
+          <w:t>16</w:t>
+        </w:r>
+      </w:fldSimple>
       <w:r>
         <w:t xml:space="preserve"> Member Scores Reports screen</w:t>
       </w:r>
@@ -4582,9 +6604,12 @@
       <w:pPr>
         <w:pStyle w:val="Heading2"/>
       </w:pPr>
-      <w:r>
+      <w:bookmarkStart w:id="36" w:name="_Toc508883024"/>
+      <w:r>
+        <w:lastRenderedPageBreak/>
         <w:t>Finalize Tournament</w:t>
       </w:r>
+      <w:bookmarkEnd w:id="36"/>
     </w:p>
     <w:p>
       <w:pPr>
@@ -4756,10 +6781,12 @@
         <w:t xml:space="preserve"> viral, </w:t>
       </w:r>
       <w:proofErr w:type="spellStart"/>
+      <w:proofErr w:type="gramStart"/>
       <w:r>
         <w:t>edison</w:t>
       </w:r>
       <w:proofErr w:type="spellEnd"/>
+      <w:proofErr w:type="gramEnd"/>
       <w:r>
         <w:t xml:space="preserve"> bulb </w:t>
       </w:r>
@@ -4782,15 +6809,76 @@
     </w:p>
     <w:p>
       <w:pPr>
-        <w:pStyle w:val="BodyText"/>
-        <w:jc w:val="center"/>
-      </w:pPr>
-      <w:r>
-        <w:t xml:space="preserve">Screenshot </w:t>
-      </w:r>
-      <w:r>
-        <w:t>of Finalize tournament</w:t>
-      </w:r>
+        <w:keepNext/>
+      </w:pPr>
+      <w:bookmarkStart w:id="37" w:name="_Toc508883025"/>
+      <w:r>
+        <w:rPr>
+          <w:noProof/>
+        </w:rPr>
+        <w:drawing>
+          <wp:inline distT="0" distB="0" distL="0" distR="0">
+            <wp:extent cx="4883150" cy="2618105"/>
+            <wp:effectExtent l="0" t="0" r="0" b="0"/>
+            <wp:docPr id="21" name="Picture 21"/>
+            <wp:cNvGraphicFramePr>
+              <a:graphicFrameLocks xmlns:a="http://schemas.openxmlformats.org/drawingml/2006/main" noChangeAspect="1"/>
+            </wp:cNvGraphicFramePr>
+            <a:graphic xmlns:a="http://schemas.openxmlformats.org/drawingml/2006/main">
+              <a:graphicData uri="http://schemas.openxmlformats.org/drawingml/2006/picture">
+                <pic:pic xmlns:pic="http://schemas.openxmlformats.org/drawingml/2006/picture">
+                  <pic:nvPicPr>
+                    <pic:cNvPr id="21" name="FinalizeTournament.PNG"/>
+                    <pic:cNvPicPr/>
+                  </pic:nvPicPr>
+                  <pic:blipFill>
+                    <a:blip r:embed="rId31" cstate="print">
+                      <a:extLst>
+                        <a:ext uri="{28A0092B-C50C-407E-A947-70E740481C1C}">
+                          <a14:useLocalDpi xmlns:a14="http://schemas.microsoft.com/office/drawing/2010/main" val="0"/>
+                        </a:ext>
+                      </a:extLst>
+                    </a:blip>
+                    <a:stretch>
+                      <a:fillRect/>
+                    </a:stretch>
+                  </pic:blipFill>
+                  <pic:spPr>
+                    <a:xfrm>
+                      <a:off x="0" y="0"/>
+                      <a:ext cx="4883150" cy="2618105"/>
+                    </a:xfrm>
+                    <a:prstGeom prst="rect">
+                      <a:avLst/>
+                    </a:prstGeom>
+                  </pic:spPr>
+                </pic:pic>
+              </a:graphicData>
+            </a:graphic>
+          </wp:inline>
+        </w:drawing>
+      </w:r>
+    </w:p>
+    <w:p>
+      <w:pPr>
+        <w:pStyle w:val="Caption"/>
+      </w:pPr>
+      <w:r>
+        <w:t xml:space="preserve">Figure </w:t>
+      </w:r>
+      <w:fldSimple w:instr=" SEQ Figure \* ARABIC ">
+        <w:r>
+          <w:rPr>
+            <w:noProof/>
+          </w:rPr>
+          <w:t>17</w:t>
+        </w:r>
+      </w:fldSimple>
+      <w:r>
+        <w:t xml:space="preserve"> Finalize Tournament Screen</w:t>
+      </w:r>
+      <w:bookmarkStart w:id="38" w:name="_GoBack"/>
+      <w:bookmarkEnd w:id="38"/>
     </w:p>
     <w:p>
       <w:pPr>
@@ -4800,6 +6888,7 @@
         <w:lastRenderedPageBreak/>
         <w:t>Tools</w:t>
       </w:r>
+      <w:bookmarkEnd w:id="37"/>
     </w:p>
     <w:p>
       <w:pPr>
@@ -4835,7 +6924,7 @@
                     <pic:cNvPicPr/>
                   </pic:nvPicPr>
                   <pic:blipFill>
-                    <a:blip r:embed="rId31">
+                    <a:blip r:embed="rId32">
                       <a:extLst>
                         <a:ext uri="{28A0092B-C50C-407E-A947-70E740481C1C}">
                           <a14:useLocalDpi xmlns:a14="http://schemas.microsoft.com/office/drawing/2010/main" val="0"/>
@@ -4870,27 +6959,14 @@
       <w:r>
         <w:t xml:space="preserve">Figure </w:t>
       </w:r>
-      <w:r>
-        <w:fldChar w:fldCharType="begin"/>
-      </w:r>
-      <w:r>
-        <w:instrText xml:space="preserve"> SEQ Figure \* ARABIC </w:instrText>
-      </w:r>
-      <w:r>
-        <w:fldChar w:fldCharType="separate"/>
-      </w:r>
-      <w:r>
-        <w:rPr>
-          <w:noProof/>
-        </w:rPr>
-        <w:t>17</w:t>
-      </w:r>
-      <w:r>
-        <w:rPr>
-          <w:noProof/>
-        </w:rPr>
-        <w:fldChar w:fldCharType="end"/>
-      </w:r>
+      <w:fldSimple w:instr=" SEQ Figure \* ARABIC ">
+        <w:r>
+          <w:rPr>
+            <w:noProof/>
+          </w:rPr>
+          <w:t>18</w:t>
+        </w:r>
+      </w:fldSimple>
       <w:r>
         <w:t>: Update Inactive status</w:t>
       </w:r>
@@ -4956,10 +7032,12 @@
       <w:pPr>
         <w:pStyle w:val="Heading1"/>
       </w:pPr>
+      <w:bookmarkStart w:id="39" w:name="_Toc508883026"/>
       <w:r>
         <w:lastRenderedPageBreak/>
         <w:t>Trouble Shooting 9-Tap</w:t>
       </w:r>
+      <w:bookmarkEnd w:id="39"/>
     </w:p>
     <w:p>
       <w:pPr>
@@ -4969,6 +7047,7 @@
           <w:szCs w:val="24"/>
         </w:rPr>
       </w:pPr>
+      <w:bookmarkStart w:id="40" w:name="_Toc508883027"/>
       <w:r>
         <w:rPr>
           <w:sz w:val="24"/>
@@ -4990,6 +7069,7 @@
         </w:rPr>
         <w:t>:</w:t>
       </w:r>
+      <w:bookmarkEnd w:id="40"/>
     </w:p>
     <w:p>
       <w:pPr>
@@ -5025,12 +7105,14 @@
       <w:pPr>
         <w:pStyle w:val="Heading2"/>
       </w:pPr>
+      <w:bookmarkStart w:id="41" w:name="_Toc508883028"/>
       <w:r>
         <w:t>Screen “splitting”</w:t>
       </w:r>
       <w:r>
         <w:t xml:space="preserve"> on resize</w:t>
       </w:r>
+      <w:bookmarkEnd w:id="41"/>
     </w:p>
     <w:p>
       <w:pPr>
@@ -5072,7 +7154,7 @@
                     <pic:cNvPicPr/>
                   </pic:nvPicPr>
                   <pic:blipFill>
-                    <a:blip r:embed="rId32">
+                    <a:blip r:embed="rId33">
                       <a:extLst>
                         <a:ext uri="{28A0092B-C50C-407E-A947-70E740481C1C}">
                           <a14:useLocalDpi xmlns:a14="http://schemas.microsoft.com/office/drawing/2010/main" val="0"/>
@@ -5137,7 +7219,7 @@
                     <pic:cNvPicPr/>
                   </pic:nvPicPr>
                   <pic:blipFill>
-                    <a:blip r:embed="rId33">
+                    <a:blip r:embed="rId34">
                       <a:extLst>
                         <a:ext uri="{28A0092B-C50C-407E-A947-70E740481C1C}">
                           <a14:useLocalDpi xmlns:a14="http://schemas.microsoft.com/office/drawing/2010/main" val="0"/>
@@ -5191,6 +7273,7 @@
           <w:szCs w:val="24"/>
         </w:rPr>
       </w:pPr>
+      <w:bookmarkStart w:id="42" w:name="_Toc508883029"/>
       <w:r>
         <w:rPr>
           <w:sz w:val="24"/>
@@ -5199,6 +7282,7 @@
         <w:lastRenderedPageBreak/>
         <w:t>ReadMe File</w:t>
       </w:r>
+      <w:bookmarkEnd w:id="42"/>
     </w:p>
     <w:p>
       <w:pPr>
@@ -5294,6 +7378,7 @@
       <w:pPr>
         <w:pStyle w:val="Heading1"/>
       </w:pPr>
+      <w:bookmarkStart w:id="43" w:name="_Toc508883030"/>
       <w:r>
         <w:lastRenderedPageBreak/>
         <w:t>Conver</w:t>
@@ -5301,8 +7386,7 @@
       <w:r>
         <w:t>sion Program</w:t>
       </w:r>
-      <w:bookmarkStart w:id="0" w:name="_GoBack"/>
-      <w:bookmarkEnd w:id="0"/>
+      <w:bookmarkEnd w:id="43"/>
     </w:p>
     <w:p>
       <w:pPr>
@@ -5384,10 +7468,12 @@
       <w:pPr>
         <w:pStyle w:val="Heading1"/>
       </w:pPr>
+      <w:bookmarkStart w:id="44" w:name="_Toc508883031"/>
       <w:r>
         <w:lastRenderedPageBreak/>
         <w:t>Using 9 Tap Tour</w:t>
       </w:r>
+      <w:bookmarkEnd w:id="44"/>
     </w:p>
     <w:p>
       <w:pPr>
@@ -5408,6 +7494,7 @@
           <w:szCs w:val="22"/>
         </w:rPr>
       </w:pPr>
+      <w:bookmarkStart w:id="45" w:name="_Toc508883032"/>
       <w:r>
         <w:rPr>
           <w:sz w:val="22"/>
@@ -5415,6 +7502,7 @@
         </w:rPr>
         <w:t>Main Menu</w:t>
       </w:r>
+      <w:bookmarkEnd w:id="45"/>
     </w:p>
     <w:p>
       <w:pPr>
@@ -5580,6 +7668,7 @@
       <w:pPr>
         <w:pStyle w:val="Heading1"/>
       </w:pPr>
+      <w:bookmarkStart w:id="46" w:name="_Toc508883033"/>
       <w:r>
         <w:t>Member I</w:t>
       </w:r>
@@ -5589,6 +7678,7 @@
       <w:r>
         <w:t>fo</w:t>
       </w:r>
+      <w:bookmarkEnd w:id="46"/>
     </w:p>
     <w:p>
       <w:pPr>
@@ -5610,9 +7700,9 @@
       <w:r>
         <w:t xml:space="preserve"> When you have the time, you can fill out the remaining information: member birthdate, social security number, address, city, state, zip code, date joined or rejoined,</w:t>
       </w:r>
-      <w:bookmarkStart w:id="1" w:name="_Toc35154388"/>
-      <w:bookmarkStart w:id="2" w:name="_Toc35154911"/>
-      <w:bookmarkStart w:id="3" w:name="_Toc36023011"/>
+      <w:bookmarkStart w:id="47" w:name="_Toc35154388"/>
+      <w:bookmarkStart w:id="48" w:name="_Toc35154911"/>
+      <w:bookmarkStart w:id="49" w:name="_Toc36023011"/>
       <w:r>
         <w:br w:type="page"/>
       </w:r>
@@ -5621,13 +7711,15 @@
       <w:pPr>
         <w:pStyle w:val="Heading1"/>
       </w:pPr>
+      <w:bookmarkStart w:id="50" w:name="_Toc508883034"/>
       <w:r>
         <w:lastRenderedPageBreak/>
         <w:t>Index</w:t>
       </w:r>
-      <w:bookmarkEnd w:id="1"/>
-      <w:bookmarkEnd w:id="2"/>
-      <w:bookmarkEnd w:id="3"/>
+      <w:bookmarkEnd w:id="47"/>
+      <w:bookmarkEnd w:id="48"/>
+      <w:bookmarkEnd w:id="49"/>
+      <w:bookmarkEnd w:id="50"/>
     </w:p>
     <w:p>
       <w:pPr>
@@ -5636,9 +7728,9 @@
           <w:noProof/>
         </w:rPr>
         <w:sectPr>
-          <w:headerReference w:type="default" r:id="rId34"/>
-          <w:footerReference w:type="default" r:id="rId35"/>
-          <w:headerReference w:type="first" r:id="rId36"/>
+          <w:headerReference w:type="default" r:id="rId35"/>
+          <w:footerReference w:type="default" r:id="rId36"/>
+          <w:headerReference w:type="first" r:id="rId37"/>
           <w:type w:val="continuous"/>
           <w:pgSz w:w="12240" w:h="15840" w:code="1"/>
           <w:pgMar w:top="1800" w:right="1195" w:bottom="1440" w:left="3355" w:header="720" w:footer="720" w:gutter="0"/>
@@ -6282,7 +8374,7 @@
         <w:rStyle w:val="PageNumber"/>
         <w:noProof/>
       </w:rPr>
-      <w:t>29</w:t>
+      <w:t>30</w:t>
     </w:r>
     <w:r>
       <w:rPr>
@@ -6332,7 +8424,7 @@
         <w:rStyle w:val="PageNumber"/>
         <w:noProof/>
       </w:rPr>
-      <w:t>30</w:t>
+      <w:t>32</w:t>
     </w:r>
     <w:r>
       <w:rPr>
@@ -9175,7 +11267,7 @@
     <w:name w:val="toc 1"/>
     <w:basedOn w:val="Normal"/>
     <w:autoRedefine/>
-    <w:semiHidden/>
+    <w:uiPriority w:val="39"/>
     <w:rsid w:val="00DA28BB"/>
     <w:pPr>
       <w:spacing w:line="320" w:lineRule="atLeast"/>
@@ -9189,7 +11281,7 @@
     <w:name w:val="toc 2"/>
     <w:basedOn w:val="TOC1"/>
     <w:autoRedefine/>
-    <w:semiHidden/>
+    <w:uiPriority w:val="39"/>
     <w:rsid w:val="00DA28BB"/>
     <w:pPr>
       <w:tabs>
@@ -9206,7 +11298,7 @@
     <w:basedOn w:val="Normal"/>
     <w:next w:val="Normal"/>
     <w:autoRedefine/>
-    <w:semiHidden/>
+    <w:uiPriority w:val="39"/>
     <w:rsid w:val="00DA28BB"/>
     <w:pPr>
       <w:spacing w:line="320" w:lineRule="atLeast"/>
@@ -9346,6 +11438,7 @@
   <w:style w:type="character" w:styleId="Hyperlink">
     <w:name w:val="Hyperlink"/>
     <w:basedOn w:val="DefaultParagraphFont"/>
+    <w:uiPriority w:val="99"/>
     <w:rsid w:val="004265DB"/>
     <w:rPr>
       <w:color w:val="0000FF"/>
@@ -9397,6 +11490,27 @@
       <w:b/>
       <w:bCs/>
       <w:sz w:val="16"/>
+    </w:rPr>
+  </w:style>
+  <w:style w:type="paragraph" w:styleId="TOCHeading">
+    <w:name w:val="TOC Heading"/>
+    <w:basedOn w:val="Heading1"/>
+    <w:next w:val="Normal"/>
+    <w:uiPriority w:val="39"/>
+    <w:unhideWhenUsed/>
+    <w:qFormat/>
+    <w:rsid w:val="00C46293"/>
+    <w:pPr>
+      <w:keepLines/>
+      <w:spacing w:after="0" w:line="259" w:lineRule="auto"/>
+      <w:outlineLvl w:val="9"/>
+    </w:pPr>
+    <w:rPr>
+      <w:rFonts w:asciiTheme="majorHAnsi" w:eastAsiaTheme="majorEastAsia" w:hAnsiTheme="majorHAnsi" w:cstheme="majorBidi"/>
+      <w:color w:val="31479E" w:themeColor="accent1" w:themeShade="BF"/>
+      <w:spacing w:val="0"/>
+      <w:kern w:val="0"/>
+      <w:szCs w:val="32"/>
     </w:rPr>
   </w:style>
 </w:styles>
@@ -9668,7 +11782,7 @@
 </file>
 
 <file path=customXml/itemProps1.xml><?xml version="1.0" encoding="utf-8"?>
-<ds:datastoreItem xmlns:ds="http://schemas.openxmlformats.org/officeDocument/2006/customXml" ds:itemID="{020F98FF-3D58-4EDA-8032-2F55D352E1F4}">
+<ds:datastoreItem xmlns:ds="http://schemas.openxmlformats.org/officeDocument/2006/customXml" ds:itemID="{67B545E0-29A4-432F-8FEA-31ACC22719F6}">
   <ds:schemaRefs>
     <ds:schemaRef ds:uri="http://schemas.openxmlformats.org/officeDocument/2006/bibliography"/>
   </ds:schemaRefs>

--- a/9tapUserManual.docx
+++ b/9tapUserManual.docx
@@ -3149,7 +3149,7 @@
                 <w:rStyle w:val="Hyperlink"/>
                 <w:noProof/>
               </w:rPr>
-              <w:t>Using 9 Tap Tour</w:t>
+              <w:t>General Information</w:t>
             </w:r>
             <w:r>
               <w:rPr>
@@ -3171,6 +3171,72 @@
                 <w:webHidden/>
               </w:rPr>
               <w:instrText xml:space="preserve"> PAGEREF _Toc508883031 \h </w:instrText>
+            </w:r>
+            <w:r>
+              <w:rPr>
+                <w:noProof/>
+                <w:webHidden/>
+              </w:rPr>
+            </w:r>
+            <w:r>
+              <w:rPr>
+                <w:noProof/>
+                <w:webHidden/>
+              </w:rPr>
+              <w:fldChar w:fldCharType="separate"/>
+            </w:r>
+            <w:r>
+              <w:rPr>
+                <w:noProof/>
+                <w:webHidden/>
+              </w:rPr>
+              <w:t>30</w:t>
+            </w:r>
+            <w:r>
+              <w:rPr>
+                <w:noProof/>
+                <w:webHidden/>
+              </w:rPr>
+              <w:fldChar w:fldCharType="end"/>
+            </w:r>
+          </w:hyperlink>
+        </w:p>
+        <w:p>
+          <w:pPr>
+            <w:pStyle w:val="TOC2"/>
+            <w:rPr>
+              <w:rStyle w:val="Hyperlink"/>
+              <w:noProof/>
+            </w:rPr>
+          </w:pPr>
+          <w:hyperlink w:anchor="_Toc508883032" w:history="1">
+            <w:r>
+              <w:rPr>
+                <w:rStyle w:val="Hyperlink"/>
+                <w:noProof/>
+              </w:rPr>
+              <w:t>Main Menu</w:t>
+            </w:r>
+            <w:r>
+              <w:rPr>
+                <w:noProof/>
+                <w:webHidden/>
+              </w:rPr>
+              <w:tab/>
+            </w:r>
+            <w:r>
+              <w:rPr>
+                <w:noProof/>
+                <w:webHidden/>
+              </w:rPr>
+              <w:fldChar w:fldCharType="begin"/>
+            </w:r>
+            <w:r>
+              <w:rPr>
+                <w:noProof/>
+                <w:webHidden/>
+              </w:rPr>
+              <w:instrText xml:space="preserve"> PAGEREF _Toc508883032 \h </w:instrText>
             </w:r>
             <w:r>
               <w:rPr>
@@ -3217,7 +3283,7 @@
                 <w:rStyle w:val="Hyperlink"/>
                 <w:noProof/>
               </w:rPr>
-              <w:t>Main Menu</w:t>
+              <w:t>Member Info</w:t>
             </w:r>
             <w:r>
               <w:rPr>
@@ -3258,7 +3324,14 @@
                 <w:noProof/>
                 <w:webHidden/>
               </w:rPr>
-              <w:t>30</w:t>
+              <w:t>3</w:t>
+            </w:r>
+            <w:r>
+              <w:rPr>
+                <w:noProof/>
+                <w:webHidden/>
+              </w:rPr>
+              <w:t>0</w:t>
             </w:r>
             <w:r>
               <w:rPr>
@@ -3271,10 +3344,7 @@
         </w:p>
         <w:p>
           <w:pPr>
-            <w:pStyle w:val="TOC1"/>
-            <w:tabs>
-              <w:tab w:val="right" w:leader="dot" w:pos="7910"/>
-            </w:tabs>
+            <w:pStyle w:val="TOC2"/>
             <w:rPr>
               <w:rFonts w:asciiTheme="minorHAnsi" w:eastAsiaTheme="minorEastAsia" w:hAnsiTheme="minorHAnsi" w:cstheme="minorBidi"/>
               <w:noProof/>
@@ -3282,13 +3352,13 @@
               <w:szCs w:val="22"/>
             </w:rPr>
           </w:pPr>
-          <w:hyperlink w:anchor="_Toc508883033" w:history="1">
+          <w:hyperlink w:anchor="_Toc508883032" w:history="1">
             <w:r>
               <w:rPr>
                 <w:rStyle w:val="Hyperlink"/>
                 <w:noProof/>
               </w:rPr>
-              <w:t>Member Info</w:t>
+              <w:t>Member Scores</w:t>
             </w:r>
             <w:r>
               <w:rPr>
@@ -3309,7 +3379,7 @@
                 <w:noProof/>
                 <w:webHidden/>
               </w:rPr>
-              <w:instrText xml:space="preserve"> PAGEREF _Toc508883033 \h </w:instrText>
+              <w:instrText xml:space="preserve"> PAGEREF _Toc508883032 \h </w:instrText>
             </w:r>
             <w:r>
               <w:rPr>
@@ -3329,7 +3399,89 @@
                 <w:noProof/>
                 <w:webHidden/>
               </w:rPr>
-              <w:t>30</w:t>
+              <w:t>3</w:t>
+            </w:r>
+            <w:r>
+              <w:rPr>
+                <w:noProof/>
+                <w:webHidden/>
+              </w:rPr>
+              <w:t>1</w:t>
+            </w:r>
+            <w:r>
+              <w:rPr>
+                <w:noProof/>
+                <w:webHidden/>
+              </w:rPr>
+              <w:fldChar w:fldCharType="end"/>
+            </w:r>
+          </w:hyperlink>
+        </w:p>
+        <w:p>
+          <w:pPr>
+            <w:pStyle w:val="TOC2"/>
+            <w:rPr>
+              <w:rFonts w:asciiTheme="minorHAnsi" w:eastAsiaTheme="minorEastAsia" w:hAnsiTheme="minorHAnsi" w:cstheme="minorBidi"/>
+              <w:noProof/>
+              <w:sz w:val="22"/>
+              <w:szCs w:val="22"/>
+            </w:rPr>
+          </w:pPr>
+          <w:hyperlink w:anchor="_Toc508883032" w:history="1">
+            <w:r>
+              <w:rPr>
+                <w:rStyle w:val="Hyperlink"/>
+                <w:noProof/>
+              </w:rPr>
+              <w:t>Tools</w:t>
+            </w:r>
+            <w:r>
+              <w:rPr>
+                <w:noProof/>
+                <w:webHidden/>
+              </w:rPr>
+              <w:tab/>
+            </w:r>
+            <w:r>
+              <w:rPr>
+                <w:noProof/>
+                <w:webHidden/>
+              </w:rPr>
+              <w:fldChar w:fldCharType="begin"/>
+            </w:r>
+            <w:r>
+              <w:rPr>
+                <w:noProof/>
+                <w:webHidden/>
+              </w:rPr>
+              <w:instrText xml:space="preserve"> PAGEREF _Toc508883032 \h </w:instrText>
+            </w:r>
+            <w:r>
+              <w:rPr>
+                <w:noProof/>
+                <w:webHidden/>
+              </w:rPr>
+            </w:r>
+            <w:r>
+              <w:rPr>
+                <w:noProof/>
+                <w:webHidden/>
+              </w:rPr>
+              <w:fldChar w:fldCharType="separate"/>
+            </w:r>
+            <w:r>
+              <w:rPr>
+                <w:noProof/>
+                <w:webHidden/>
+              </w:rPr>
+              <w:t>3</w:t>
+            </w:r>
+            <w:r>
+              <w:rPr>
+                <w:noProof/>
+                <w:webHidden/>
+              </w:rPr>
+              <w:t>2</w:t>
             </w:r>
             <w:r>
               <w:rPr>
@@ -3400,8 +3552,17 @@
                 <w:noProof/>
                 <w:webHidden/>
               </w:rPr>
-              <w:t>31</w:t>
-            </w:r>
+              <w:t>3</w:t>
+            </w:r>
+            <w:r>
+              <w:rPr>
+                <w:noProof/>
+                <w:webHidden/>
+              </w:rPr>
+              <w:t>4</w:t>
+            </w:r>
+            <w:bookmarkStart w:id="0" w:name="_GoBack"/>
+            <w:bookmarkEnd w:id="0"/>
             <w:r>
               <w:rPr>
                 <w:noProof/>
@@ -3499,12 +3660,30 @@
       <w:pPr>
         <w:pStyle w:val="Heading1"/>
       </w:pPr>
-      <w:bookmarkStart w:id="0" w:name="_Toc508882988"/>
+      <w:bookmarkStart w:id="1" w:name="_Toc508882988"/>
       <w:r>
         <w:lastRenderedPageBreak/>
-        <w:t>About 9 Tap Tour INC</w:t>
-      </w:r>
-      <w:bookmarkEnd w:id="0"/>
+        <w:t>About</w:t>
+      </w:r>
+      <w:r>
+        <w:fldChar w:fldCharType="begin"/>
+      </w:r>
+      <w:r>
+        <w:instrText xml:space="preserve"> XE "</w:instrText>
+      </w:r>
+      <w:r>
+        <w:instrText>About</w:instrText>
+      </w:r>
+      <w:r>
+        <w:instrText xml:space="preserve">" </w:instrText>
+      </w:r>
+      <w:r>
+        <w:fldChar w:fldCharType="end"/>
+      </w:r>
+      <w:r>
+        <w:t xml:space="preserve"> 9 Tap Tour INC</w:t>
+      </w:r>
+      <w:bookmarkEnd w:id="1"/>
     </w:p>
     <w:p>
       <w:pPr>
@@ -3679,7 +3858,7 @@
           <w:szCs w:val="20"/>
         </w:rPr>
       </w:pPr>
-      <w:bookmarkStart w:id="1" w:name="_Toc508882989"/>
+      <w:bookmarkStart w:id="2" w:name="_Toc508882989"/>
       <w:r>
         <w:rPr>
           <w:szCs w:val="20"/>
@@ -3687,7 +3866,7 @@
         <w:lastRenderedPageBreak/>
         <w:t>Dedication:</w:t>
       </w:r>
-      <w:bookmarkEnd w:id="1"/>
+      <w:bookmarkEnd w:id="2"/>
     </w:p>
     <w:p>
       <w:pPr>
@@ -3722,7 +3901,7 @@
           <w:szCs w:val="40"/>
         </w:rPr>
       </w:pPr>
-      <w:bookmarkStart w:id="2" w:name="_Toc508882990"/>
+      <w:bookmarkStart w:id="3" w:name="_Toc508882990"/>
       <w:r>
         <w:rPr>
           <w:sz w:val="40"/>
@@ -3744,7 +3923,7 @@
         </w:rPr>
         <w:t>9-Tap?</w:t>
       </w:r>
-      <w:bookmarkEnd w:id="2"/>
+      <w:bookmarkEnd w:id="3"/>
     </w:p>
     <w:p>
       <w:pPr>
@@ -3849,21 +4028,21 @@
       <w:pPr>
         <w:pStyle w:val="Heading2"/>
       </w:pPr>
-      <w:bookmarkStart w:id="3" w:name="_Toc508882991"/>
+      <w:bookmarkStart w:id="4" w:name="_Toc508882991"/>
       <w:r>
         <w:t>A good place to start</w:t>
       </w:r>
-      <w:bookmarkEnd w:id="3"/>
+      <w:bookmarkEnd w:id="4"/>
     </w:p>
     <w:p>
       <w:pPr>
         <w:pStyle w:val="Heading3"/>
       </w:pPr>
-      <w:bookmarkStart w:id="4" w:name="_Toc508882992"/>
+      <w:bookmarkStart w:id="5" w:name="_Toc508882992"/>
       <w:r>
         <w:t>Quick start guide</w:t>
       </w:r>
-      <w:bookmarkEnd w:id="4"/>
+      <w:bookmarkEnd w:id="5"/>
     </w:p>
     <w:p>
       <w:pPr>
@@ -3873,7 +4052,7 @@
         <w:t xml:space="preserve">You can find this on page </w:t>
       </w:r>
       <w:r>
-        <w:t>#</w:t>
+        <w:t>7</w:t>
       </w:r>
       <w:r>
         <w:t>.</w:t>
@@ -3883,11 +4062,11 @@
       <w:pPr>
         <w:pStyle w:val="Heading3"/>
       </w:pPr>
-      <w:bookmarkStart w:id="5" w:name="_Toc508882993"/>
+      <w:bookmarkStart w:id="6" w:name="_Toc508882993"/>
       <w:r>
         <w:t>Troubleshooting</w:t>
       </w:r>
-      <w:bookmarkEnd w:id="5"/>
+      <w:bookmarkEnd w:id="6"/>
     </w:p>
     <w:p>
       <w:pPr>
@@ -3897,7 +4076,7 @@
         <w:t xml:space="preserve">You can find this on page </w:t>
       </w:r>
       <w:r>
-        <w:t>#</w:t>
+        <w:t>25</w:t>
       </w:r>
       <w:r>
         <w:t>.</w:t>
@@ -3907,18 +4086,30 @@
       <w:pPr>
         <w:pStyle w:val="Heading2"/>
       </w:pPr>
-      <w:bookmarkStart w:id="6" w:name="_Toc508882994"/>
+      <w:bookmarkStart w:id="7" w:name="_Toc508882994"/>
       <w:r>
         <w:t>Menus guide</w:t>
       </w:r>
-      <w:bookmarkEnd w:id="6"/>
-    </w:p>
-    <w:p>
-      <w:pPr>
-        <w:pStyle w:val="BodyText"/>
-      </w:pPr>
-      <w:r>
-        <w:t>An in depth explanation of the program menus can be found on page 9.</w:t>
+      <w:bookmarkEnd w:id="7"/>
+    </w:p>
+    <w:p>
+      <w:pPr>
+        <w:pStyle w:val="BodyText"/>
+      </w:pPr>
+      <w:r>
+        <w:t xml:space="preserve">An in depth explanation of the program menus can be found </w:t>
+      </w:r>
+      <w:r>
+        <w:t xml:space="preserve">starting </w:t>
+      </w:r>
+      <w:r>
+        <w:t xml:space="preserve">on page </w:t>
+      </w:r>
+      <w:r>
+        <w:t>10</w:t>
+      </w:r>
+      <w:r>
+        <w:t>.</w:t>
       </w:r>
     </w:p>
     <w:p>
@@ -3976,6 +4167,9 @@
       <w:r>
         <w:t>Quick Start</w:t>
       </w:r>
+      <w:r>
+        <w:t xml:space="preserve"> Guide</w:t>
+      </w:r>
     </w:p>
     <w:p>
       <w:pPr>
@@ -3993,12 +4187,12 @@
       <w:pPr>
         <w:pStyle w:val="Heading1"/>
       </w:pPr>
-      <w:bookmarkStart w:id="7" w:name="_Toc508882995"/>
+      <w:bookmarkStart w:id="8" w:name="_Toc508882995"/>
       <w:r>
         <w:lastRenderedPageBreak/>
         <w:t>Quick Start Guide</w:t>
       </w:r>
-      <w:bookmarkEnd w:id="7"/>
+      <w:bookmarkEnd w:id="8"/>
       <w:r>
         <w:t xml:space="preserve"> </w:t>
       </w:r>
@@ -4022,11 +4216,11 @@
       <w:pPr>
         <w:pStyle w:val="Heading2"/>
       </w:pPr>
-      <w:bookmarkStart w:id="8" w:name="_Toc508882996"/>
+      <w:bookmarkStart w:id="9" w:name="_Toc508882996"/>
       <w:r>
         <w:t>What are the system requirements to run 9-Tap?</w:t>
       </w:r>
-      <w:bookmarkEnd w:id="8"/>
+      <w:bookmarkEnd w:id="9"/>
     </w:p>
     <w:p>
       <w:pPr>
@@ -4061,11 +4255,11 @@
       <w:pPr>
         <w:pStyle w:val="Heading2"/>
       </w:pPr>
-      <w:bookmarkStart w:id="9" w:name="_Toc508882997"/>
+      <w:bookmarkStart w:id="10" w:name="_Toc508882997"/>
       <w:r>
         <w:t>How do I install 9-Tap?</w:t>
       </w:r>
-      <w:bookmarkEnd w:id="9"/>
+      <w:bookmarkEnd w:id="10"/>
     </w:p>
     <w:p>
       <w:pPr>
@@ -4345,11 +4539,11 @@
       <w:pPr>
         <w:pStyle w:val="Heading2"/>
       </w:pPr>
-      <w:bookmarkStart w:id="10" w:name="_Toc508882998"/>
+      <w:bookmarkStart w:id="11" w:name="_Toc508882998"/>
       <w:r>
         <w:t>How do I Launch 9-Tap?</w:t>
       </w:r>
-      <w:bookmarkEnd w:id="10"/>
+      <w:bookmarkEnd w:id="11"/>
     </w:p>
     <w:p>
       <w:pPr>
@@ -4372,12 +4566,12 @@
       <w:pPr>
         <w:pStyle w:val="Heading2"/>
       </w:pPr>
-      <w:bookmarkStart w:id="11" w:name="_Toc508882999"/>
+      <w:bookmarkStart w:id="12" w:name="_Toc508882999"/>
       <w:r>
         <w:lastRenderedPageBreak/>
         <w:t>How do I import existing members?</w:t>
       </w:r>
-      <w:bookmarkEnd w:id="11"/>
+      <w:bookmarkEnd w:id="12"/>
     </w:p>
     <w:p>
       <w:pPr>
@@ -4397,11 +4591,11 @@
       <w:pPr>
         <w:pStyle w:val="Heading2"/>
       </w:pPr>
-      <w:bookmarkStart w:id="12" w:name="_Toc508883000"/>
+      <w:bookmarkStart w:id="13" w:name="_Toc508883000"/>
       <w:r>
         <w:t>How do I enter a new player?</w:t>
       </w:r>
-      <w:bookmarkEnd w:id="12"/>
+      <w:bookmarkEnd w:id="13"/>
     </w:p>
     <w:p>
       <w:pPr>
@@ -4433,11 +4627,11 @@
       <w:pPr>
         <w:pStyle w:val="Heading2"/>
       </w:pPr>
-      <w:bookmarkStart w:id="13" w:name="_Toc508883001"/>
+      <w:bookmarkStart w:id="14" w:name="_Toc508883001"/>
       <w:r>
         <w:t>How do I create a tournament?</w:t>
       </w:r>
-      <w:bookmarkEnd w:id="13"/>
+      <w:bookmarkEnd w:id="14"/>
     </w:p>
     <w:p>
       <w:pPr>
@@ -4487,11 +4681,11 @@
       <w:pPr>
         <w:pStyle w:val="Heading2"/>
       </w:pPr>
-      <w:bookmarkStart w:id="14" w:name="_Toc508883002"/>
+      <w:bookmarkStart w:id="15" w:name="_Toc508883002"/>
       <w:r>
         <w:t>How do I enter a bowler’s scores?</w:t>
       </w:r>
-      <w:bookmarkEnd w:id="14"/>
+      <w:bookmarkEnd w:id="15"/>
     </w:p>
     <w:p>
       <w:pPr>
@@ -4515,11 +4709,7 @@
     </w:p>
     <w:p>
       <w:pPr>
-        <w:pStyle w:val="Heading1"/>
-        <w:rPr>
-          <w:sz w:val="40"/>
-          <w:szCs w:val="40"/>
-        </w:rPr>
+        <w:pStyle w:val="BodyText"/>
       </w:pPr>
     </w:p>
     <w:p>
@@ -4605,7 +4795,7 @@
           <w:szCs w:val="32"/>
         </w:rPr>
       </w:pPr>
-      <w:bookmarkStart w:id="15" w:name="_Toc508883003"/>
+      <w:bookmarkStart w:id="16" w:name="_Toc508883003"/>
       <w:r>
         <w:rPr>
           <w:szCs w:val="32"/>
@@ -4613,7 +4803,7 @@
         <w:lastRenderedPageBreak/>
         <w:t>Start Menu</w:t>
       </w:r>
-      <w:bookmarkEnd w:id="15"/>
+      <w:bookmarkEnd w:id="16"/>
     </w:p>
     <w:p>
       <w:pPr>
@@ -4712,12 +4902,12 @@
       <w:pPr>
         <w:pStyle w:val="Heading1"/>
       </w:pPr>
-      <w:bookmarkStart w:id="16" w:name="_Toc508883004"/>
+      <w:bookmarkStart w:id="17" w:name="_Toc508883004"/>
       <w:r>
         <w:lastRenderedPageBreak/>
         <w:t>Member Info</w:t>
       </w:r>
-      <w:bookmarkEnd w:id="16"/>
+      <w:bookmarkEnd w:id="17"/>
     </w:p>
     <w:p>
       <w:pPr>
@@ -4820,11 +5010,11 @@
       <w:pPr>
         <w:pStyle w:val="Heading3"/>
       </w:pPr>
-      <w:bookmarkStart w:id="17" w:name="_Toc508883005"/>
+      <w:bookmarkStart w:id="18" w:name="_Toc508883005"/>
       <w:r>
         <w:t>Import Members</w:t>
       </w:r>
-      <w:bookmarkEnd w:id="17"/>
+      <w:bookmarkEnd w:id="18"/>
     </w:p>
     <w:p>
       <w:pPr>
@@ -4851,11 +5041,11 @@
       <w:pPr>
         <w:pStyle w:val="Heading3"/>
       </w:pPr>
-      <w:bookmarkStart w:id="18" w:name="_Toc508883006"/>
+      <w:bookmarkStart w:id="19" w:name="_Toc508883006"/>
       <w:r>
         <w:t>New Members</w:t>
       </w:r>
-      <w:bookmarkEnd w:id="18"/>
+      <w:bookmarkEnd w:id="19"/>
     </w:p>
     <w:p>
       <w:pPr>
@@ -5003,11 +5193,11 @@
       <w:pPr>
         <w:pStyle w:val="Heading3"/>
       </w:pPr>
-      <w:bookmarkStart w:id="19" w:name="_Toc508883007"/>
+      <w:bookmarkStart w:id="20" w:name="_Toc508883007"/>
       <w:r>
         <w:t>Updating a member.</w:t>
       </w:r>
-      <w:bookmarkEnd w:id="19"/>
+      <w:bookmarkEnd w:id="20"/>
     </w:p>
     <w:p>
       <w:pPr>
@@ -5038,7 +5228,7 @@
           <w:szCs w:val="20"/>
         </w:rPr>
       </w:pPr>
-      <w:bookmarkStart w:id="20" w:name="_Toc508883008"/>
+      <w:bookmarkStart w:id="21" w:name="_Toc508883008"/>
       <w:r>
         <w:rPr>
           <w:szCs w:val="20"/>
@@ -5046,7 +5236,7 @@
         <w:lastRenderedPageBreak/>
         <w:t>Stats</w:t>
       </w:r>
-      <w:bookmarkEnd w:id="20"/>
+      <w:bookmarkEnd w:id="21"/>
     </w:p>
     <w:p>
       <w:pPr>
@@ -5068,8 +5258,8 @@
         </w:rPr>
         <w:drawing>
           <wp:inline distT="0" distB="0" distL="0" distR="0">
-            <wp:extent cx="4883150" cy="2831465"/>
-            <wp:effectExtent l="0" t="0" r="0" b="6985"/>
+            <wp:extent cx="4905375" cy="2844352"/>
+            <wp:effectExtent l="0" t="0" r="0" b="0"/>
             <wp:docPr id="7" name="Picture 7"/>
             <wp:cNvGraphicFramePr>
               <a:graphicFrameLocks xmlns:a="http://schemas.openxmlformats.org/drawingml/2006/main" noChangeAspect="1"/>
@@ -5096,7 +5286,7 @@
                   <pic:spPr>
                     <a:xfrm>
                       <a:off x="0" y="0"/>
-                      <a:ext cx="4883150" cy="2831465"/>
+                      <a:ext cx="5009579" cy="2904774"/>
                     </a:xfrm>
                     <a:prstGeom prst="rect">
                       <a:avLst/>
@@ -5136,7 +5326,7 @@
           <w:szCs w:val="20"/>
         </w:rPr>
       </w:pPr>
-      <w:bookmarkStart w:id="21" w:name="_Toc508883009"/>
+      <w:bookmarkStart w:id="22" w:name="_Toc508883009"/>
       <w:r>
         <w:rPr>
           <w:szCs w:val="20"/>
@@ -5144,7 +5334,7 @@
         <w:lastRenderedPageBreak/>
         <w:t>Member Search</w:t>
       </w:r>
-      <w:bookmarkEnd w:id="21"/>
+      <w:bookmarkEnd w:id="22"/>
     </w:p>
     <w:p>
       <w:pPr>
@@ -5280,7 +5470,7 @@
           <w:szCs w:val="20"/>
         </w:rPr>
       </w:pPr>
-      <w:bookmarkStart w:id="22" w:name="_Toc508883010"/>
+      <w:bookmarkStart w:id="23" w:name="_Toc508883010"/>
       <w:r>
         <w:rPr>
           <w:szCs w:val="20"/>
@@ -5288,7 +5478,7 @@
         <w:lastRenderedPageBreak/>
         <w:t>Print Recaps</w:t>
       </w:r>
-      <w:bookmarkEnd w:id="22"/>
+      <w:bookmarkEnd w:id="23"/>
     </w:p>
     <w:p>
       <w:pPr>
@@ -5444,14 +5634,14 @@
           <w:szCs w:val="20"/>
         </w:rPr>
       </w:pPr>
-      <w:bookmarkStart w:id="23" w:name="_Toc508883011"/>
+      <w:bookmarkStart w:id="24" w:name="_Toc508883011"/>
       <w:r>
         <w:rPr>
           <w:szCs w:val="20"/>
         </w:rPr>
         <w:t>Import</w:t>
       </w:r>
-      <w:bookmarkEnd w:id="23"/>
+      <w:bookmarkEnd w:id="24"/>
     </w:p>
     <w:p>
       <w:pPr>
@@ -5538,12 +5728,12 @@
       <w:pPr>
         <w:pStyle w:val="Heading1"/>
       </w:pPr>
-      <w:bookmarkStart w:id="24" w:name="_Toc508883012"/>
+      <w:bookmarkStart w:id="25" w:name="_Toc508883012"/>
       <w:r>
         <w:lastRenderedPageBreak/>
         <w:t>Member Scores</w:t>
       </w:r>
-      <w:bookmarkEnd w:id="24"/>
+      <w:bookmarkEnd w:id="25"/>
     </w:p>
     <w:p>
       <w:pPr>
@@ -5664,7 +5854,7 @@
           <w:szCs w:val="20"/>
         </w:rPr>
       </w:pPr>
-      <w:bookmarkStart w:id="25" w:name="_Toc508883013"/>
+      <w:bookmarkStart w:id="26" w:name="_Toc508883013"/>
       <w:r>
         <w:rPr>
           <w:szCs w:val="20"/>
@@ -5672,7 +5862,7 @@
         <w:lastRenderedPageBreak/>
         <w:t>Tournament Stats</w:t>
       </w:r>
-      <w:bookmarkEnd w:id="25"/>
+      <w:bookmarkEnd w:id="26"/>
     </w:p>
     <w:p>
       <w:pPr>
@@ -5765,7 +5955,7 @@
           <w:szCs w:val="20"/>
         </w:rPr>
       </w:pPr>
-      <w:bookmarkStart w:id="26" w:name="_Toc508883014"/>
+      <w:bookmarkStart w:id="27" w:name="_Toc508883014"/>
       <w:r>
         <w:rPr>
           <w:szCs w:val="20"/>
@@ -5786,7 +5976,7 @@
         </w:rPr>
         <w:t xml:space="preserve"> Tournament</w:t>
       </w:r>
-      <w:bookmarkEnd w:id="26"/>
+      <w:bookmarkEnd w:id="27"/>
     </w:p>
     <w:p>
       <w:pPr>
@@ -5887,12 +6077,12 @@
       <w:pPr>
         <w:pStyle w:val="Heading2"/>
       </w:pPr>
-      <w:bookmarkStart w:id="27" w:name="_Toc508883015"/>
+      <w:bookmarkStart w:id="28" w:name="_Toc508883015"/>
       <w:r>
         <w:lastRenderedPageBreak/>
         <w:t>Tournament Place Standings</w:t>
       </w:r>
-      <w:bookmarkEnd w:id="27"/>
+      <w:bookmarkEnd w:id="28"/>
     </w:p>
     <w:p>
       <w:pPr>
@@ -5985,12 +6175,12 @@
       <w:pPr>
         <w:pStyle w:val="Heading2"/>
       </w:pPr>
-      <w:bookmarkStart w:id="28" w:name="_Toc508883016"/>
+      <w:bookmarkStart w:id="29" w:name="_Toc508883016"/>
       <w:r>
         <w:lastRenderedPageBreak/>
         <w:t>Create/Edit Tournament</w:t>
       </w:r>
-      <w:bookmarkEnd w:id="28"/>
+      <w:bookmarkEnd w:id="29"/>
     </w:p>
     <w:p>
       <w:pPr>
@@ -6103,11 +6293,11 @@
       <w:pPr>
         <w:pStyle w:val="Heading3"/>
       </w:pPr>
-      <w:bookmarkStart w:id="29" w:name="_Toc508883017"/>
+      <w:bookmarkStart w:id="30" w:name="_Toc508883017"/>
       <w:r>
         <w:t>To Update an Existing Tournament</w:t>
       </w:r>
-      <w:bookmarkEnd w:id="29"/>
+      <w:bookmarkEnd w:id="30"/>
     </w:p>
     <w:p>
       <w:pPr>
@@ -6137,11 +6327,11 @@
       <w:pPr>
         <w:pStyle w:val="Heading2"/>
       </w:pPr>
-      <w:bookmarkStart w:id="30" w:name="_Toc508883018"/>
+      <w:bookmarkStart w:id="31" w:name="_Toc508883018"/>
       <w:r>
         <w:t>Search Tournaments</w:t>
       </w:r>
-      <w:bookmarkEnd w:id="30"/>
+      <w:bookmarkEnd w:id="31"/>
     </w:p>
     <w:p>
       <w:pPr>
@@ -6274,11 +6464,11 @@
       <w:pPr>
         <w:pStyle w:val="Heading3"/>
       </w:pPr>
-      <w:bookmarkStart w:id="31" w:name="_Toc508883019"/>
+      <w:bookmarkStart w:id="32" w:name="_Toc508883019"/>
       <w:r>
         <w:t>Search by Location</w:t>
       </w:r>
-      <w:bookmarkEnd w:id="31"/>
+      <w:bookmarkEnd w:id="32"/>
     </w:p>
     <w:p>
       <w:pPr>
@@ -6301,11 +6491,11 @@
       <w:pPr>
         <w:pStyle w:val="Heading3"/>
       </w:pPr>
-      <w:bookmarkStart w:id="32" w:name="_Toc508883020"/>
+      <w:bookmarkStart w:id="33" w:name="_Toc508883020"/>
       <w:r>
         <w:t>Search by Event</w:t>
       </w:r>
-      <w:bookmarkEnd w:id="32"/>
+      <w:bookmarkEnd w:id="33"/>
     </w:p>
     <w:p>
       <w:pPr>
@@ -6319,11 +6509,11 @@
       <w:pPr>
         <w:pStyle w:val="Heading3"/>
       </w:pPr>
-      <w:bookmarkStart w:id="33" w:name="_Toc508883021"/>
+      <w:bookmarkStart w:id="34" w:name="_Toc508883021"/>
       <w:r>
         <w:t>Search by Date</w:t>
       </w:r>
-      <w:bookmarkEnd w:id="33"/>
+      <w:bookmarkEnd w:id="34"/>
     </w:p>
     <w:p>
       <w:pPr>
@@ -6345,12 +6535,12 @@
       <w:pPr>
         <w:pStyle w:val="Heading2"/>
       </w:pPr>
-      <w:bookmarkStart w:id="34" w:name="_Toc508883022"/>
+      <w:bookmarkStart w:id="35" w:name="_Toc508883022"/>
       <w:r>
         <w:lastRenderedPageBreak/>
         <w:t>List Tournaments by year</w:t>
       </w:r>
-      <w:bookmarkEnd w:id="34"/>
+      <w:bookmarkEnd w:id="35"/>
     </w:p>
     <w:p>
       <w:pPr>
@@ -6498,11 +6688,11 @@
       <w:pPr>
         <w:pStyle w:val="Heading2"/>
       </w:pPr>
-      <w:bookmarkStart w:id="35" w:name="_Toc508883023"/>
+      <w:bookmarkStart w:id="36" w:name="_Toc508883023"/>
       <w:r>
         <w:t>Reports</w:t>
       </w:r>
-      <w:bookmarkEnd w:id="35"/>
+      <w:bookmarkEnd w:id="36"/>
     </w:p>
     <w:p>
       <w:pPr>
@@ -6604,214 +6794,54 @@
       <w:pPr>
         <w:pStyle w:val="Heading2"/>
       </w:pPr>
-      <w:bookmarkStart w:id="36" w:name="_Toc508883024"/>
+      <w:bookmarkStart w:id="37" w:name="_Toc508883024"/>
+      <w:r>
+        <w:t>Finalize Tournament</w:t>
+      </w:r>
+      <w:bookmarkEnd w:id="37"/>
+    </w:p>
+    <w:p>
+      <w:pPr>
+        <w:pStyle w:val="BodyText"/>
+        <w:keepNext/>
+      </w:pPr>
+      <w:r>
+        <w:t xml:space="preserve">On the Member Scores screen, the “Finalized Tournament” button launches the Finalize Tournament screen. This screen is used by the tournament director to finalize the member scores for the selected tournament. The director determines if the scores are valid. If needed the director can </w:t>
+      </w:r>
+      <w:r>
+        <w:t>uncheck the “Valid Score” box for the respective score so it is not included in calculating the bowler’s average The director then enters the adjusted average in the ADJ AVG field</w:t>
+      </w:r>
+      <w:r>
+        <w:t>.</w:t>
+      </w:r>
+      <w:r>
+        <w:t xml:space="preserve"> </w:t>
+      </w:r>
+      <w:r>
+        <w:t>The Adjusted Average</w:t>
+      </w:r>
+      <w:r>
+        <w:t xml:space="preserve"> determines the member’s handicap for the next tournament </w:t>
+      </w:r>
+      <w:r>
+        <w:t>in which they are competing</w:t>
+      </w:r>
+      <w:r>
+        <w:t>.</w:t>
+      </w:r>
+      <w:r>
+        <w:t xml:space="preserve"> Once the </w:t>
+      </w:r>
       <w:r>
         <w:lastRenderedPageBreak/>
-        <w:t>Finalize Tournament</w:t>
-      </w:r>
-      <w:bookmarkEnd w:id="36"/>
-    </w:p>
-    <w:p>
-      <w:pPr>
-        <w:pStyle w:val="BodyText"/>
+        <w:t>information has been validated, the director checks off the “Director Check” boxes. Then “Finalize” is clicked and the information is saved to the database.</w:t>
+      </w:r>
+    </w:p>
+    <w:p>
+      <w:pPr>
         <w:keepNext/>
       </w:pPr>
-      <w:r>
-        <w:t xml:space="preserve">Craft beer sartorial copper mug </w:t>
-      </w:r>
-      <w:proofErr w:type="spellStart"/>
-      <w:r>
-        <w:t>tbh</w:t>
-      </w:r>
-      <w:proofErr w:type="spellEnd"/>
-      <w:r>
-        <w:t xml:space="preserve"> </w:t>
-      </w:r>
-      <w:proofErr w:type="spellStart"/>
-      <w:r>
-        <w:t>jianbing</w:t>
-      </w:r>
-      <w:proofErr w:type="spellEnd"/>
-      <w:r>
-        <w:t xml:space="preserve">, locavore VHS salvia +1 vegan gluten-free </w:t>
-      </w:r>
-      <w:proofErr w:type="spellStart"/>
-      <w:r>
-        <w:t>kogi</w:t>
-      </w:r>
-      <w:proofErr w:type="spellEnd"/>
-      <w:r>
-        <w:t xml:space="preserve"> pug </w:t>
-      </w:r>
-      <w:proofErr w:type="spellStart"/>
-      <w:r>
-        <w:t>vexillologist</w:t>
-      </w:r>
-      <w:proofErr w:type="spellEnd"/>
-      <w:r>
-        <w:t xml:space="preserve"> </w:t>
-      </w:r>
-      <w:proofErr w:type="spellStart"/>
-      <w:r>
-        <w:t>affogato</w:t>
-      </w:r>
-      <w:proofErr w:type="spellEnd"/>
-      <w:r>
-        <w:t xml:space="preserve">. Fanny pack </w:t>
-      </w:r>
-      <w:proofErr w:type="spellStart"/>
-      <w:r>
-        <w:t>palo</w:t>
-      </w:r>
-      <w:proofErr w:type="spellEnd"/>
-      <w:r>
-        <w:t xml:space="preserve"> </w:t>
-      </w:r>
-      <w:proofErr w:type="spellStart"/>
-      <w:r>
-        <w:t>santo</w:t>
-      </w:r>
-      <w:proofErr w:type="spellEnd"/>
-      <w:r>
-        <w:t xml:space="preserve"> </w:t>
-      </w:r>
-      <w:r>
-        <w:pgNum/>
-      </w:r>
-      <w:proofErr w:type="spellStart"/>
-      <w:r>
-        <w:t>dison</w:t>
-      </w:r>
-      <w:proofErr w:type="spellEnd"/>
-      <w:r>
-        <w:pgNum/>
-      </w:r>
-      <w:r>
-        <w:t>ca</w:t>
-      </w:r>
-      <w:r>
-        <w:t xml:space="preserve"> blog bespoke </w:t>
-      </w:r>
-      <w:proofErr w:type="spellStart"/>
-      <w:r>
-        <w:t>commodo</w:t>
-      </w:r>
-      <w:proofErr w:type="spellEnd"/>
-      <w:r>
-        <w:t xml:space="preserve"> tilde hammock </w:t>
-      </w:r>
-      <w:proofErr w:type="spellStart"/>
-      <w:r>
-        <w:t>taiyaki</w:t>
-      </w:r>
-      <w:proofErr w:type="spellEnd"/>
-      <w:r>
-        <w:t xml:space="preserve"> wayfarers gentrify. Cardigan ugh slow-carb, </w:t>
-      </w:r>
-      <w:proofErr w:type="spellStart"/>
-      <w:r>
-        <w:t>ea</w:t>
-      </w:r>
-      <w:proofErr w:type="spellEnd"/>
-      <w:r>
-        <w:t xml:space="preserve"> DIY hot chicken </w:t>
-      </w:r>
-      <w:proofErr w:type="spellStart"/>
-      <w:r>
-        <w:t>commodo</w:t>
-      </w:r>
-      <w:proofErr w:type="spellEnd"/>
-      <w:r>
-        <w:t xml:space="preserve"> </w:t>
-      </w:r>
-      <w:proofErr w:type="spellStart"/>
-      <w:r>
-        <w:t>godard</w:t>
-      </w:r>
-      <w:proofErr w:type="spellEnd"/>
-      <w:r>
-        <w:t xml:space="preserve">. Lorem </w:t>
-      </w:r>
-      <w:proofErr w:type="spellStart"/>
-      <w:r>
-        <w:t>sint</w:t>
-      </w:r>
-      <w:proofErr w:type="spellEnd"/>
-      <w:r>
-        <w:t xml:space="preserve"> qui 3 wolf moon </w:t>
-      </w:r>
-      <w:proofErr w:type="spellStart"/>
-      <w:r>
-        <w:t>enim</w:t>
-      </w:r>
-      <w:proofErr w:type="spellEnd"/>
-      <w:r>
-        <w:t xml:space="preserve"> </w:t>
-      </w:r>
-      <w:proofErr w:type="spellStart"/>
-      <w:r>
-        <w:t>voluptate</w:t>
-      </w:r>
-      <w:proofErr w:type="spellEnd"/>
-      <w:r>
-        <w:t xml:space="preserve">, </w:t>
-      </w:r>
-      <w:proofErr w:type="spellStart"/>
-      <w:r>
-        <w:t>velit</w:t>
-      </w:r>
-      <w:proofErr w:type="spellEnd"/>
-      <w:r>
-        <w:t xml:space="preserve"> </w:t>
-      </w:r>
-      <w:proofErr w:type="spellStart"/>
-      <w:r>
-        <w:t>veniam</w:t>
-      </w:r>
-      <w:proofErr w:type="spellEnd"/>
-      <w:r>
-        <w:t xml:space="preserve">. Fanny pack man bun </w:t>
-      </w:r>
-      <w:proofErr w:type="spellStart"/>
-      <w:r>
-        <w:t>helvetica</w:t>
-      </w:r>
-      <w:proofErr w:type="spellEnd"/>
-      <w:r>
-        <w:t xml:space="preserve"> viral, </w:t>
-      </w:r>
-      <w:proofErr w:type="spellStart"/>
-      <w:proofErr w:type="gramStart"/>
-      <w:r>
-        <w:t>edison</w:t>
-      </w:r>
-      <w:proofErr w:type="spellEnd"/>
-      <w:proofErr w:type="gramEnd"/>
-      <w:r>
-        <w:t xml:space="preserve"> bulb </w:t>
-      </w:r>
-      <w:proofErr w:type="spellStart"/>
-      <w:r>
-        <w:t>cliche</w:t>
-      </w:r>
-      <w:proofErr w:type="spellEnd"/>
-      <w:r>
-        <w:t xml:space="preserve"> </w:t>
-      </w:r>
-      <w:proofErr w:type="spellStart"/>
-      <w:r>
-        <w:t>jianbing</w:t>
-      </w:r>
-      <w:proofErr w:type="spellEnd"/>
-      <w:r>
-        <w:t>.</w:t>
-      </w:r>
-    </w:p>
-    <w:p>
-      <w:pPr>
-        <w:keepNext/>
-      </w:pPr>
-      <w:bookmarkStart w:id="37" w:name="_Toc508883025"/>
+      <w:bookmarkStart w:id="38" w:name="_Toc508883025"/>
       <w:r>
         <w:rPr>
           <w:noProof/>
@@ -6877,8 +6907,6 @@
       <w:r>
         <w:t xml:space="preserve"> Finalize Tournament Screen</w:t>
       </w:r>
-      <w:bookmarkStart w:id="38" w:name="_GoBack"/>
-      <w:bookmarkEnd w:id="38"/>
     </w:p>
     <w:p>
       <w:pPr>
@@ -6888,7 +6916,7 @@
         <w:lastRenderedPageBreak/>
         <w:t>Tools</w:t>
       </w:r>
-      <w:bookmarkEnd w:id="37"/>
+      <w:bookmarkEnd w:id="38"/>
     </w:p>
     <w:p>
       <w:pPr>
@@ -7076,21 +7104,48 @@
         <w:pStyle w:val="BodyText"/>
       </w:pPr>
       <w:r>
-        <w:t xml:space="preserve">If tournament has </w:t>
-      </w:r>
-      <w:r>
+        <w:rPr>
+          <w:b/>
+        </w:rPr>
+        <w:t xml:space="preserve">If </w:t>
+      </w:r>
+      <w:r>
+        <w:rPr>
+          <w:b/>
+        </w:rPr>
+        <w:t xml:space="preserve">the </w:t>
+      </w:r>
+      <w:r>
+        <w:rPr>
+          <w:b/>
+        </w:rPr>
+        <w:t xml:space="preserve">tournament has </w:t>
+      </w:r>
+      <w:r>
+        <w:rPr>
+          <w:b/>
+        </w:rPr>
         <w:t>five (5) or fewer</w:t>
       </w:r>
       <w:r>
-        <w:t xml:space="preserve"> participants, DO NOT USE PROGRAM. Keep track of player data manually.</w:t>
-      </w:r>
-    </w:p>
-    <w:p>
-      <w:pPr>
-        <w:pStyle w:val="BodyText"/>
-      </w:pPr>
-      <w:r>
-        <w:t>Doubles tournaments are not supported by the software at this time. Leave this alone.</w:t>
+        <w:rPr>
+          <w:b/>
+        </w:rPr>
+        <w:t xml:space="preserve"> participants, DO NOT USE PROGRAM. Keep track of player data manually</w:t>
+      </w:r>
+      <w:r>
+        <w:t>.</w:t>
+      </w:r>
+    </w:p>
+    <w:p>
+      <w:pPr>
+        <w:pStyle w:val="BodyText"/>
+      </w:pPr>
+      <w:r>
+        <w:t>Doubles tournaments are not supported by the software at this time</w:t>
+      </w:r>
+      <w:r>
+        <w:t>. LEAVE DOUBLES UNCHECKED ON THE NEW TOURNAMENT SCREEN/DIALOG.</w:t>
       </w:r>
     </w:p>
     <w:p>
@@ -7140,7 +7195,7 @@
         </w:rPr>
         <w:drawing>
           <wp:inline distT="0" distB="0" distL="0" distR="0">
-            <wp:extent cx="4883150" cy="3818890"/>
+            <wp:extent cx="3810000" cy="2979628"/>
             <wp:effectExtent l="0" t="0" r="0" b="0"/>
             <wp:docPr id="22" name="Picture 22"/>
             <wp:cNvGraphicFramePr>
@@ -7154,7 +7209,7 @@
                     <pic:cNvPicPr/>
                   </pic:nvPicPr>
                   <pic:blipFill>
-                    <a:blip r:embed="rId33">
+                    <a:blip r:embed="rId33" cstate="print">
                       <a:extLst>
                         <a:ext uri="{28A0092B-C50C-407E-A947-70E740481C1C}">
                           <a14:useLocalDpi xmlns:a14="http://schemas.microsoft.com/office/drawing/2010/main" val="0"/>
@@ -7168,7 +7223,7 @@
                   <pic:spPr>
                     <a:xfrm>
                       <a:off x="0" y="0"/>
-                      <a:ext cx="4883150" cy="3818890"/>
+                      <a:ext cx="3851902" cy="3012397"/>
                     </a:xfrm>
                     <a:prstGeom prst="rect">
                       <a:avLst/>
@@ -7183,6 +7238,26 @@
     </w:p>
     <w:p>
       <w:pPr>
+        <w:pStyle w:val="Caption"/>
+        <w:jc w:val="both"/>
+      </w:pPr>
+      <w:r>
+        <w:t xml:space="preserve">Figure </w:t>
+      </w:r>
+      <w:fldSimple w:instr=" SEQ Figure \* ARABIC ">
+        <w:r>
+          <w:rPr>
+            <w:noProof/>
+          </w:rPr>
+          <w:t>19</w:t>
+        </w:r>
+      </w:fldSimple>
+      <w:r>
+        <w:t xml:space="preserve"> Showing split screen error</w:t>
+      </w:r>
+    </w:p>
+    <w:p>
+      <w:pPr>
         <w:pStyle w:val="BodyText"/>
         <w:keepNext/>
       </w:pPr>
@@ -7191,6 +7266,128 @@
       <w:pPr>
         <w:pStyle w:val="BodyText"/>
       </w:pPr>
+      <w:r>
+        <w:rPr>
+          <w:noProof/>
+        </w:rPr>
+        <mc:AlternateContent>
+          <mc:Choice Requires="wps">
+            <w:drawing>
+              <wp:anchor distT="0" distB="0" distL="114300" distR="114300" simplePos="0" relativeHeight="251667456" behindDoc="0" locked="0" layoutInCell="1" allowOverlap="1" wp14:anchorId="2EB0F7D5" wp14:editId="56206372">
+                <wp:simplePos x="0" y="0"/>
+                <wp:positionH relativeFrom="column">
+                  <wp:posOffset>3175</wp:posOffset>
+                </wp:positionH>
+                <wp:positionV relativeFrom="paragraph">
+                  <wp:posOffset>1254760</wp:posOffset>
+                </wp:positionV>
+                <wp:extent cx="1962150" cy="171450"/>
+                <wp:effectExtent l="0" t="0" r="0" b="0"/>
+                <wp:wrapSquare wrapText="bothSides"/>
+                <wp:docPr id="24" name="Text Box 24"/>
+                <wp:cNvGraphicFramePr/>
+                <a:graphic xmlns:a="http://schemas.openxmlformats.org/drawingml/2006/main">
+                  <a:graphicData uri="http://schemas.microsoft.com/office/word/2010/wordprocessingShape">
+                    <wps:wsp>
+                      <wps:cNvSpPr txBox="1"/>
+                      <wps:spPr>
+                        <a:xfrm>
+                          <a:off x="0" y="0"/>
+                          <a:ext cx="1962150" cy="171450"/>
+                        </a:xfrm>
+                        <a:prstGeom prst="rect">
+                          <a:avLst/>
+                        </a:prstGeom>
+                        <a:solidFill>
+                          <a:prstClr val="white"/>
+                        </a:solidFill>
+                        <a:ln>
+                          <a:noFill/>
+                        </a:ln>
+                        <a:effectLst/>
+                      </wps:spPr>
+                      <wps:txbx>
+                        <w:txbxContent>
+                          <w:p>
+                            <w:pPr>
+                              <w:pStyle w:val="Caption"/>
+                              <w:rPr>
+                                <w:noProof/>
+                                <w:sz w:val="24"/>
+                              </w:rPr>
+                            </w:pPr>
+                            <w:r>
+                              <w:t xml:space="preserve">Figure </w:t>
+                            </w:r>
+                            <w:fldSimple w:instr=" SEQ Figure \* ARABIC ">
+                              <w:r>
+                                <w:rPr>
+                                  <w:noProof/>
+                                </w:rPr>
+                                <w:t>20</w:t>
+                              </w:r>
+                            </w:fldSimple>
+                            <w:r>
+                              <w:t xml:space="preserve"> Inner screen maximize</w:t>
+                            </w:r>
+                          </w:p>
+                        </w:txbxContent>
+                      </wps:txbx>
+                      <wps:bodyPr rot="0" spcFirstLastPara="0" vertOverflow="overflow" horzOverflow="overflow" vert="horz" wrap="square" lIns="0" tIns="0" rIns="0" bIns="0" numCol="1" spcCol="0" rtlCol="0" fromWordArt="0" anchor="t" anchorCtr="0" forceAA="0" compatLnSpc="1">
+                        <a:prstTxWarp prst="textNoShape">
+                          <a:avLst/>
+                        </a:prstTxWarp>
+                        <a:noAutofit/>
+                      </wps:bodyPr>
+                    </wps:wsp>
+                  </a:graphicData>
+                </a:graphic>
+                <wp14:sizeRelV relativeFrom="margin">
+                  <wp14:pctHeight>0</wp14:pctHeight>
+                </wp14:sizeRelV>
+              </wp:anchor>
+            </w:drawing>
+          </mc:Choice>
+          <mc:Fallback>
+            <w:pict>
+              <v:shapetype w14:anchorId="2EB0F7D5" id="_x0000_t202" coordsize="21600,21600" o:spt="202" path="m,l,21600r21600,l21600,xe">
+                <v:stroke joinstyle="miter"/>
+                <v:path gradientshapeok="t" o:connecttype="rect"/>
+              </v:shapetype>
+              <v:shape id="Text Box 24" o:spid="_x0000_s1026" type="#_x0000_t202" style="position:absolute;left:0;text-align:left;margin-left:.25pt;margin-top:98.8pt;width:154.5pt;height:13.5pt;z-index:251667456;visibility:visible;mso-wrap-style:square;mso-height-percent:0;mso-wrap-distance-left:9pt;mso-wrap-distance-top:0;mso-wrap-distance-right:9pt;mso-wrap-distance-bottom:0;mso-position-horizontal:absolute;mso-position-horizontal-relative:text;mso-position-vertical:absolute;mso-position-vertical-relative:text;mso-height-percent:0;mso-height-relative:margin;v-text-anchor:top" o:gfxdata="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" stroked="f">
+                <v:textbox inset="0,0,0,0">
+                  <w:txbxContent>
+                    <w:p>
+                      <w:pPr>
+                        <w:pStyle w:val="Caption"/>
+                        <w:rPr>
+                          <w:noProof/>
+                          <w:sz w:val="24"/>
+                        </w:rPr>
+                      </w:pPr>
+                      <w:r>
+                        <w:t xml:space="preserve">Figure </w:t>
+                      </w:r>
+                      <w:fldSimple w:instr=" SEQ Figure \* ARABIC ">
+                        <w:r>
+                          <w:rPr>
+                            <w:noProof/>
+                          </w:rPr>
+                          <w:t>20</w:t>
+                        </w:r>
+                      </w:fldSimple>
+                      <w:r>
+                        <w:t xml:space="preserve"> Inner screen maximize</w:t>
+                      </w:r>
+                    </w:p>
+                  </w:txbxContent>
+                </v:textbox>
+                <w10:wrap type="square"/>
+              </v:shape>
+            </w:pict>
+          </mc:Fallback>
+        </mc:AlternateContent>
+      </w:r>
       <w:r>
         <w:rPr>
           <w:noProof/>
@@ -7468,12 +7665,10 @@
       <w:pPr>
         <w:pStyle w:val="Heading1"/>
       </w:pPr>
-      <w:bookmarkStart w:id="44" w:name="_Toc508883031"/>
       <w:r>
         <w:lastRenderedPageBreak/>
-        <w:t>Using 9 Tap Tour</w:t>
-      </w:r>
-      <w:bookmarkEnd w:id="44"/>
+        <w:t>General Information</w:t>
+      </w:r>
     </w:p>
     <w:p>
       <w:pPr>
@@ -7494,7 +7689,7 @@
           <w:szCs w:val="22"/>
         </w:rPr>
       </w:pPr>
-      <w:bookmarkStart w:id="45" w:name="_Toc508883032"/>
+      <w:bookmarkStart w:id="44" w:name="_Toc508883032"/>
       <w:r>
         <w:rPr>
           <w:sz w:val="22"/>
@@ -7502,7 +7697,7 @@
         </w:rPr>
         <w:t>Main Menu</w:t>
       </w:r>
-      <w:bookmarkEnd w:id="45"/>
+      <w:bookmarkEnd w:id="44"/>
     </w:p>
     <w:p>
       <w:pPr>
@@ -7666,67 +7861,572 @@
     </w:p>
     <w:p>
       <w:pPr>
-        <w:pStyle w:val="Heading1"/>
-      </w:pPr>
-      <w:bookmarkStart w:id="46" w:name="_Toc508883033"/>
-      <w:r>
-        <w:t>Member I</w:t>
-      </w:r>
-      <w:r>
-        <w:t>n</w:t>
-      </w:r>
-      <w:r>
-        <w:t>fo</w:t>
-      </w:r>
-      <w:bookmarkEnd w:id="46"/>
-    </w:p>
-    <w:p>
-      <w:pPr>
-        <w:pStyle w:val="BodyText"/>
-        <w:rPr>
-          <w:rFonts w:ascii="Arial Black" w:hAnsi="Arial Black"/>
-          <w:color w:val="808080"/>
-          <w:spacing w:val="-25"/>
-          <w:kern w:val="28"/>
-          <w:sz w:val="32"/>
-        </w:rPr>
-      </w:pPr>
-      <w:r>
-        <w:t>To enter a new member: Click “New” Button under record. Enter the player’s Last, First, and, if applicable, Middle name at the top of the form. The member number automatically generates. You can click “Save” at this point to come back and finish filling out the player’s information later</w:t>
-      </w:r>
-      <w:r>
-        <w:t>.</w:t>
-      </w:r>
-      <w:r>
-        <w:t xml:space="preserve"> When you have the time, you can fill out the remaining information: member birthdate, social security number, address, city, state, zip code, date joined or rejoined,</w:t>
-      </w:r>
-      <w:bookmarkStart w:id="47" w:name="_Toc35154388"/>
-      <w:bookmarkStart w:id="48" w:name="_Toc35154911"/>
-      <w:bookmarkStart w:id="49" w:name="_Toc36023011"/>
-      <w:r>
-        <w:br w:type="page"/>
-      </w:r>
-    </w:p>
-    <w:p>
-      <w:pPr>
-        <w:pStyle w:val="Heading1"/>
-      </w:pPr>
-      <w:bookmarkStart w:id="50" w:name="_Toc508883034"/>
+        <w:pStyle w:val="Heading2"/>
+      </w:pPr>
+      <w:r>
+        <w:t>Member Info</w:t>
+      </w:r>
+    </w:p>
+    <w:p>
+      <w:pPr>
+        <w:pStyle w:val="BodyText"/>
+      </w:pPr>
+      <w:r>
+        <w:t>Once on t</w:t>
+      </w:r>
+      <w:r>
+        <w:t>he Member Info screen</w:t>
+      </w:r>
+      <w:r>
+        <w:t xml:space="preserve"> you can enter a new or update an existing member</w:t>
+      </w:r>
+      <w:r>
+        <w:t>:</w:t>
+      </w:r>
+    </w:p>
+    <w:p>
+      <w:pPr>
+        <w:pStyle w:val="BodyText"/>
+        <w:numPr>
+          <w:ilvl w:val="0"/>
+          <w:numId w:val="46"/>
+        </w:numPr>
+      </w:pPr>
+      <w:r>
+        <w:t xml:space="preserve">“Member Number”—the member number auto generates. </w:t>
+      </w:r>
+    </w:p>
+    <w:p>
+      <w:pPr>
+        <w:pStyle w:val="BodyText"/>
+        <w:numPr>
+          <w:ilvl w:val="0"/>
+          <w:numId w:val="46"/>
+        </w:numPr>
+      </w:pPr>
+      <w:r>
+        <w:t>“Last Name”—member</w:t>
+      </w:r>
+      <w:r>
+        <w:t>’s</w:t>
+      </w:r>
+      <w:r>
+        <w:t xml:space="preserve"> last name.</w:t>
+      </w:r>
+      <w:r>
+        <w:t xml:space="preserve"> Required field.</w:t>
+      </w:r>
+    </w:p>
+    <w:p>
+      <w:pPr>
+        <w:pStyle w:val="BodyText"/>
+        <w:numPr>
+          <w:ilvl w:val="0"/>
+          <w:numId w:val="46"/>
+        </w:numPr>
+      </w:pPr>
+      <w:r>
+        <w:t>“First Name”—member</w:t>
+      </w:r>
+      <w:r>
+        <w:t>’s</w:t>
+      </w:r>
+      <w:r>
+        <w:t xml:space="preserve"> first name.</w:t>
+      </w:r>
+      <w:r>
+        <w:t xml:space="preserve"> Required field.</w:t>
+      </w:r>
+    </w:p>
+    <w:p>
+      <w:pPr>
+        <w:pStyle w:val="BodyText"/>
+        <w:numPr>
+          <w:ilvl w:val="0"/>
+          <w:numId w:val="46"/>
+        </w:numPr>
+      </w:pPr>
+      <w:r>
+        <w:t>“Middle Initial”—member’s middle initial.</w:t>
+      </w:r>
+    </w:p>
+    <w:p>
+      <w:pPr>
+        <w:pStyle w:val="BodyText"/>
+        <w:numPr>
+          <w:ilvl w:val="0"/>
+          <w:numId w:val="46"/>
+        </w:numPr>
+      </w:pPr>
       <w:r>
         <w:lastRenderedPageBreak/>
-        <w:t>Index</w:t>
-      </w:r>
-      <w:bookmarkEnd w:id="47"/>
-      <w:bookmarkEnd w:id="48"/>
-      <w:bookmarkEnd w:id="49"/>
-      <w:bookmarkEnd w:id="50"/>
-    </w:p>
-    <w:p>
-      <w:pPr>
-        <w:pStyle w:val="BodyText"/>
-        <w:rPr>
-          <w:noProof/>
-        </w:rPr>
+        <w:t>Member Information block</w:t>
+      </w:r>
+    </w:p>
+    <w:p>
+      <w:pPr>
+        <w:pStyle w:val="BodyText"/>
+        <w:numPr>
+          <w:ilvl w:val="1"/>
+          <w:numId w:val="46"/>
+        </w:numPr>
+      </w:pPr>
+      <w:r>
+        <w:t>“D.O.B.”—member’s date of birth, mm/</w:t>
+      </w:r>
+      <w:proofErr w:type="spellStart"/>
+      <w:r>
+        <w:t>dd</w:t>
+      </w:r>
+      <w:proofErr w:type="spellEnd"/>
+      <w:r>
+        <w:t>/</w:t>
+      </w:r>
+      <w:proofErr w:type="spellStart"/>
+      <w:r>
+        <w:t>yyyy</w:t>
+      </w:r>
+      <w:proofErr w:type="spellEnd"/>
+      <w:r>
+        <w:t xml:space="preserve"> format.</w:t>
+      </w:r>
+    </w:p>
+    <w:p>
+      <w:pPr>
+        <w:pStyle w:val="BodyText"/>
+        <w:numPr>
+          <w:ilvl w:val="1"/>
+          <w:numId w:val="46"/>
+        </w:numPr>
+      </w:pPr>
+      <w:r>
+        <w:t>“SSN”—the member’s social security number. Not displayed by default.</w:t>
+      </w:r>
+    </w:p>
+    <w:p>
+      <w:pPr>
+        <w:pStyle w:val="BodyText"/>
+        <w:numPr>
+          <w:ilvl w:val="1"/>
+          <w:numId w:val="46"/>
+        </w:numPr>
+      </w:pPr>
+      <w:r>
+        <w:t>“Address”—member’s street address.</w:t>
+      </w:r>
+    </w:p>
+    <w:p>
+      <w:pPr>
+        <w:pStyle w:val="BodyText"/>
+        <w:numPr>
+          <w:ilvl w:val="1"/>
+          <w:numId w:val="46"/>
+        </w:numPr>
+      </w:pPr>
+      <w:r>
+        <w:t>“City”</w:t>
+      </w:r>
+    </w:p>
+    <w:p>
+      <w:pPr>
+        <w:pStyle w:val="BodyText"/>
+        <w:numPr>
+          <w:ilvl w:val="1"/>
+          <w:numId w:val="46"/>
+        </w:numPr>
+      </w:pPr>
+      <w:r>
+        <w:t>“State”</w:t>
+      </w:r>
+    </w:p>
+    <w:p>
+      <w:pPr>
+        <w:pStyle w:val="BodyText"/>
+        <w:numPr>
+          <w:ilvl w:val="1"/>
+          <w:numId w:val="46"/>
+        </w:numPr>
+      </w:pPr>
+      <w:r>
+        <w:t>“Zip”</w:t>
+      </w:r>
+    </w:p>
+    <w:p>
+      <w:pPr>
+        <w:pStyle w:val="BodyText"/>
+        <w:numPr>
+          <w:ilvl w:val="1"/>
+          <w:numId w:val="46"/>
+        </w:numPr>
+      </w:pPr>
+      <w:r>
+        <w:t>“Email”—member’s email.</w:t>
+      </w:r>
+    </w:p>
+    <w:p>
+      <w:pPr>
+        <w:pStyle w:val="BodyText"/>
+        <w:numPr>
+          <w:ilvl w:val="1"/>
+          <w:numId w:val="46"/>
+        </w:numPr>
+      </w:pPr>
+      <w:r>
+        <w:t>“Date Joined”—date member joined.</w:t>
+      </w:r>
+    </w:p>
+    <w:p>
+      <w:pPr>
+        <w:pStyle w:val="BodyText"/>
+        <w:numPr>
+          <w:ilvl w:val="1"/>
+          <w:numId w:val="46"/>
+        </w:numPr>
+      </w:pPr>
+      <w:r>
+        <w:t>“Rejoin Date”—date member rejoined.</w:t>
+      </w:r>
+    </w:p>
+    <w:p>
+      <w:pPr>
+        <w:pStyle w:val="BodyText"/>
+        <w:numPr>
+          <w:ilvl w:val="1"/>
+          <w:numId w:val="46"/>
+        </w:numPr>
+      </w:pPr>
+      <w:r>
+        <w:t>“Referrals”—track number of bowlers referred by the member. Once they have five confirmed referrals, the member becomes a lifetime member.</w:t>
+      </w:r>
+    </w:p>
+    <w:p>
+      <w:pPr>
+        <w:pStyle w:val="BodyText"/>
+        <w:numPr>
+          <w:ilvl w:val="0"/>
+          <w:numId w:val="47"/>
+        </w:numPr>
+      </w:pPr>
+      <w:r>
+        <w:t>“Average”—where the member’s average displays. For a new member, where her average can be entered, with proof.</w:t>
+      </w:r>
+    </w:p>
+    <w:p>
+      <w:pPr>
+        <w:pStyle w:val="BodyText"/>
+        <w:numPr>
+          <w:ilvl w:val="0"/>
+          <w:numId w:val="47"/>
+        </w:numPr>
+      </w:pPr>
+      <w:r>
+        <w:t>“30 Game Average”—member’s average over the last 30 games he’s bowled.</w:t>
+      </w:r>
+    </w:p>
+    <w:p>
+      <w:pPr>
+        <w:pStyle w:val="BodyText"/>
+        <w:numPr>
+          <w:ilvl w:val="0"/>
+          <w:numId w:val="47"/>
+        </w:numPr>
+      </w:pPr>
+      <w:r>
+        <w:t>“Handicap”—member’s calculated handicap.</w:t>
+      </w:r>
+    </w:p>
+    <w:p>
+      <w:pPr>
+        <w:pStyle w:val="BodyText"/>
+        <w:numPr>
+          <w:ilvl w:val="0"/>
+          <w:numId w:val="47"/>
+        </w:numPr>
+      </w:pPr>
+      <w:r>
+        <w:t>“Bonus”—bonus pins.</w:t>
+      </w:r>
+    </w:p>
+    <w:p>
+      <w:pPr>
+        <w:pStyle w:val="BodyText"/>
+        <w:numPr>
+          <w:ilvl w:val="0"/>
+          <w:numId w:val="47"/>
+        </w:numPr>
+      </w:pPr>
+      <w:r>
+        <w:t>“Year End Tournaments”</w:t>
+      </w:r>
+    </w:p>
+    <w:p>
+      <w:pPr>
+        <w:pStyle w:val="BodyText"/>
+        <w:numPr>
+          <w:ilvl w:val="0"/>
+          <w:numId w:val="47"/>
+        </w:numPr>
+      </w:pPr>
+      <w:r>
+        <w:t>“Money Earned”—prize money earned by the member from tournaments.</w:t>
+      </w:r>
+    </w:p>
+    <w:p>
+      <w:pPr>
+        <w:pStyle w:val="BodyText"/>
+        <w:numPr>
+          <w:ilvl w:val="0"/>
+          <w:numId w:val="47"/>
+        </w:numPr>
+      </w:pPr>
+      <w:r>
+        <w:t>“Last Bowled”—date member last bowled.</w:t>
+      </w:r>
+    </w:p>
+    <w:p>
+      <w:pPr>
+        <w:pStyle w:val="BodyText"/>
+        <w:numPr>
+          <w:ilvl w:val="0"/>
+          <w:numId w:val="47"/>
+        </w:numPr>
+      </w:pPr>
+      <w:r>
+        <w:t>Record block</w:t>
+      </w:r>
+    </w:p>
+    <w:p>
+      <w:pPr>
+        <w:pStyle w:val="BodyText"/>
+        <w:numPr>
+          <w:ilvl w:val="1"/>
+          <w:numId w:val="47"/>
+        </w:numPr>
+      </w:pPr>
+      <w:r>
+        <w:t>“New”—starts a new record.</w:t>
+      </w:r>
+    </w:p>
+    <w:p>
+      <w:pPr>
+        <w:pStyle w:val="BodyText"/>
+        <w:numPr>
+          <w:ilvl w:val="1"/>
+          <w:numId w:val="47"/>
+        </w:numPr>
+      </w:pPr>
+      <w:r>
+        <w:t>“Save”—saves member information to the database.</w:t>
+      </w:r>
+    </w:p>
+    <w:p>
+      <w:pPr>
+        <w:pStyle w:val="BodyText"/>
+        <w:numPr>
+          <w:ilvl w:val="1"/>
+          <w:numId w:val="47"/>
+        </w:numPr>
+      </w:pPr>
+      <w:r>
+        <w:t>“Import”—imports member information from an excel file.</w:t>
+      </w:r>
+    </w:p>
+    <w:p>
+      <w:pPr>
+        <w:pStyle w:val="BodyText"/>
+        <w:numPr>
+          <w:ilvl w:val="0"/>
+          <w:numId w:val="47"/>
+        </w:numPr>
+      </w:pPr>
+      <w:r>
+        <w:lastRenderedPageBreak/>
+        <w:t>“Record Number” block. For navigation between records.</w:t>
+      </w:r>
+    </w:p>
+    <w:p>
+      <w:pPr>
+        <w:pStyle w:val="BodyText"/>
+        <w:numPr>
+          <w:ilvl w:val="1"/>
+          <w:numId w:val="47"/>
+        </w:numPr>
+      </w:pPr>
+      <w:r>
+        <w:t>“&lt;”—goes one record back</w:t>
+      </w:r>
+    </w:p>
+    <w:p>
+      <w:pPr>
+        <w:pStyle w:val="BodyText"/>
+        <w:numPr>
+          <w:ilvl w:val="1"/>
+          <w:numId w:val="47"/>
+        </w:numPr>
+      </w:pPr>
+      <w:r>
+        <w:t>“&gt;”—goes one record forward</w:t>
+      </w:r>
+    </w:p>
+    <w:p>
+      <w:pPr>
+        <w:pStyle w:val="BodyText"/>
+        <w:numPr>
+          <w:ilvl w:val="1"/>
+          <w:numId w:val="47"/>
+        </w:numPr>
+      </w:pPr>
+      <w:r>
+        <w:t>“First Record”—goes to first record</w:t>
+      </w:r>
+    </w:p>
+    <w:p>
+      <w:pPr>
+        <w:pStyle w:val="BodyText"/>
+        <w:numPr>
+          <w:ilvl w:val="1"/>
+          <w:numId w:val="47"/>
+        </w:numPr>
+      </w:pPr>
+      <w:r>
+        <w:t>“Last Record”—goes to last record</w:t>
+      </w:r>
+    </w:p>
+    <w:p>
+      <w:pPr>
+        <w:pStyle w:val="BodyText"/>
+        <w:numPr>
+          <w:ilvl w:val="0"/>
+          <w:numId w:val="47"/>
+        </w:numPr>
+      </w:pPr>
+      <w:r>
+        <w:t>“Stats” block</w:t>
+      </w:r>
+    </w:p>
+    <w:p>
+      <w:pPr>
+        <w:pStyle w:val="BodyText"/>
+        <w:numPr>
+          <w:ilvl w:val="1"/>
+          <w:numId w:val="47"/>
+        </w:numPr>
+      </w:pPr>
+      <w:r>
+        <w:t>“Stats”—brings up currently selected member’s statistics.</w:t>
+      </w:r>
+    </w:p>
+    <w:p>
+      <w:pPr>
+        <w:pStyle w:val="BodyText"/>
+        <w:numPr>
+          <w:ilvl w:val="0"/>
+          <w:numId w:val="47"/>
+        </w:numPr>
+      </w:pPr>
+      <w:r>
+        <w:t>“Search” block</w:t>
+      </w:r>
+    </w:p>
+    <w:p>
+      <w:pPr>
+        <w:pStyle w:val="BodyText"/>
+        <w:numPr>
+          <w:ilvl w:val="1"/>
+          <w:numId w:val="47"/>
+        </w:numPr>
+      </w:pPr>
+      <w:r>
+        <w:t>“Member Search”—brings up member search screen, used to search for member records.</w:t>
+      </w:r>
+    </w:p>
+    <w:p>
+      <w:pPr>
+        <w:pStyle w:val="BodyText"/>
+        <w:numPr>
+          <w:ilvl w:val="0"/>
+          <w:numId w:val="47"/>
+        </w:numPr>
+      </w:pPr>
+      <w:r>
+        <w:t>“Print Recaps” block</w:t>
+      </w:r>
+    </w:p>
+    <w:p>
+      <w:pPr>
+        <w:pStyle w:val="BodyText"/>
+        <w:numPr>
+          <w:ilvl w:val="1"/>
+          <w:numId w:val="47"/>
+        </w:numPr>
+      </w:pPr>
+      <w:r>
+        <w:t>“Print Single”—prints a single member’s record.</w:t>
+      </w:r>
+    </w:p>
+    <w:p>
+      <w:pPr>
+        <w:pStyle w:val="BodyText"/>
+        <w:numPr>
+          <w:ilvl w:val="1"/>
+          <w:numId w:val="47"/>
+        </w:numPr>
+      </w:pPr>
+      <w:r>
+        <w:t xml:space="preserve">“Print </w:t>
+      </w:r>
+      <w:proofErr w:type="gramStart"/>
+      <w:r>
+        <w:t>By</w:t>
+      </w:r>
+      <w:proofErr w:type="gramEnd"/>
+      <w:r>
+        <w:t xml:space="preserve"> Date”—brings up the print by date dialog. To print a range of records by date.</w:t>
+      </w:r>
+    </w:p>
+    <w:p>
+      <w:pPr>
+        <w:pStyle w:val="BodyText"/>
+        <w:numPr>
+          <w:ilvl w:val="1"/>
+          <w:numId w:val="47"/>
+        </w:numPr>
+      </w:pPr>
+      <w:r>
+        <w:t xml:space="preserve">“Print </w:t>
+      </w:r>
+      <w:proofErr w:type="gramStart"/>
+      <w:r>
+        <w:t>By</w:t>
+      </w:r>
+      <w:proofErr w:type="gramEnd"/>
+      <w:r>
+        <w:t xml:space="preserve"> Tournament”</w:t>
+      </w:r>
+      <w:r>
+        <w:t>—prints member record by tournament.</w:t>
+      </w:r>
+    </w:p>
+    <w:p>
+      <w:pPr>
+        <w:pStyle w:val="Heading2"/>
+      </w:pPr>
+      <w:r>
+        <w:t>Member Scores</w:t>
+      </w:r>
+    </w:p>
+    <w:p>
+      <w:pPr>
+        <w:pStyle w:val="BodyText"/>
+      </w:pPr>
+    </w:p>
+    <w:p>
+      <w:pPr>
+        <w:pStyle w:val="BodyText"/>
+      </w:pPr>
+    </w:p>
+    <w:p>
+      <w:pPr>
         <w:sectPr>
           <w:headerReference w:type="default" r:id="rId35"/>
           <w:footerReference w:type="default" r:id="rId36"/>
@@ -7737,497 +8437,23 @@
           <w:cols w:space="720"/>
         </w:sectPr>
       </w:pPr>
-      <w:r>
-        <w:fldChar w:fldCharType="begin"/>
-      </w:r>
-      <w:r>
-        <w:instrText xml:space="preserve"> INDEX \c "2" \z "1033" </w:instrText>
-      </w:r>
-      <w:r>
-        <w:fldChar w:fldCharType="separate"/>
-      </w:r>
-    </w:p>
-    <w:p>
-      <w:pPr>
-        <w:pStyle w:val="Index1"/>
-        <w:tabs>
-          <w:tab w:val="right" w:leader="dot" w:pos="3475"/>
-        </w:tabs>
-        <w:rPr>
-          <w:noProof/>
-        </w:rPr>
-      </w:pPr>
-      <w:r>
-        <w:rPr>
-          <w:noProof/>
-        </w:rPr>
-        <w:t>background, 1</w:t>
-      </w:r>
-    </w:p>
-    <w:p>
-      <w:pPr>
-        <w:pStyle w:val="Index1"/>
-        <w:tabs>
-          <w:tab w:val="right" w:leader="dot" w:pos="3475"/>
-        </w:tabs>
-        <w:rPr>
-          <w:noProof/>
-        </w:rPr>
-      </w:pPr>
-      <w:r>
-        <w:rPr>
-          <w:noProof/>
-        </w:rPr>
-        <w:t>border, 3</w:t>
-      </w:r>
-    </w:p>
-    <w:p>
-      <w:pPr>
-        <w:pStyle w:val="Index1"/>
-        <w:tabs>
-          <w:tab w:val="right" w:leader="dot" w:pos="3475"/>
-        </w:tabs>
-        <w:rPr>
-          <w:noProof/>
-        </w:rPr>
-      </w:pPr>
-      <w:r>
-        <w:rPr>
-          <w:noProof/>
-        </w:rPr>
-        <w:t>bullet, 1</w:t>
-      </w:r>
-    </w:p>
-    <w:p>
-      <w:pPr>
-        <w:pStyle w:val="Index1"/>
-        <w:tabs>
-          <w:tab w:val="right" w:leader="dot" w:pos="3475"/>
-        </w:tabs>
-        <w:rPr>
-          <w:noProof/>
-        </w:rPr>
-      </w:pPr>
-      <w:r>
-        <w:rPr>
-          <w:noProof/>
-        </w:rPr>
-        <w:t>caption, 2</w:t>
-      </w:r>
-    </w:p>
-    <w:p>
-      <w:pPr>
-        <w:pStyle w:val="Index1"/>
-        <w:tabs>
-          <w:tab w:val="right" w:leader="dot" w:pos="3475"/>
-        </w:tabs>
-        <w:rPr>
-          <w:noProof/>
-        </w:rPr>
-      </w:pPr>
-      <w:r>
-        <w:rPr>
-          <w:noProof/>
-        </w:rPr>
-        <w:t>color, 2</w:t>
-      </w:r>
-    </w:p>
-    <w:p>
-      <w:pPr>
-        <w:pStyle w:val="Index1"/>
-        <w:tabs>
-          <w:tab w:val="right" w:leader="dot" w:pos="3475"/>
-        </w:tabs>
-        <w:rPr>
-          <w:noProof/>
-        </w:rPr>
-      </w:pPr>
-      <w:r>
-        <w:rPr>
-          <w:noProof/>
-        </w:rPr>
-        <w:t>drawing, 2</w:t>
-      </w:r>
-    </w:p>
-    <w:p>
-      <w:pPr>
-        <w:pStyle w:val="Index1"/>
-        <w:tabs>
-          <w:tab w:val="right" w:leader="dot" w:pos="3475"/>
-        </w:tabs>
-        <w:rPr>
-          <w:noProof/>
-        </w:rPr>
-      </w:pPr>
-      <w:r>
-        <w:rPr>
-          <w:noProof/>
-        </w:rPr>
-        <w:t>drop cap, 1</w:t>
-      </w:r>
-    </w:p>
-    <w:p>
-      <w:pPr>
-        <w:pStyle w:val="Index1"/>
-        <w:tabs>
-          <w:tab w:val="right" w:leader="dot" w:pos="3475"/>
-        </w:tabs>
-        <w:rPr>
-          <w:noProof/>
-        </w:rPr>
-      </w:pPr>
-      <w:r>
-        <w:rPr>
-          <w:noProof/>
-        </w:rPr>
-        <w:t>footer, 3</w:t>
-      </w:r>
-    </w:p>
-    <w:p>
-      <w:pPr>
-        <w:pStyle w:val="Index1"/>
-        <w:tabs>
-          <w:tab w:val="right" w:leader="dot" w:pos="3475"/>
-        </w:tabs>
-        <w:rPr>
-          <w:noProof/>
-        </w:rPr>
-      </w:pPr>
-      <w:r>
-        <w:rPr>
-          <w:noProof/>
-        </w:rPr>
-        <w:t>frame, 3</w:t>
-      </w:r>
-    </w:p>
-    <w:p>
-      <w:pPr>
-        <w:pStyle w:val="Index1"/>
-        <w:tabs>
-          <w:tab w:val="right" w:leader="dot" w:pos="3475"/>
-        </w:tabs>
-        <w:rPr>
-          <w:noProof/>
-        </w:rPr>
-      </w:pPr>
-      <w:r>
-        <w:rPr>
-          <w:noProof/>
-        </w:rPr>
-        <w:t>graphic, 2</w:t>
-      </w:r>
-    </w:p>
-    <w:p>
-      <w:pPr>
-        <w:pStyle w:val="Index1"/>
-        <w:tabs>
-          <w:tab w:val="right" w:leader="dot" w:pos="3475"/>
-        </w:tabs>
-        <w:rPr>
-          <w:noProof/>
-        </w:rPr>
-      </w:pPr>
-      <w:r>
-        <w:rPr>
-          <w:noProof/>
-        </w:rPr>
-        <w:t>group, 2</w:t>
-      </w:r>
-    </w:p>
-    <w:p>
-      <w:pPr>
-        <w:pStyle w:val="Index1"/>
-        <w:tabs>
-          <w:tab w:val="right" w:leader="dot" w:pos="3475"/>
-        </w:tabs>
-        <w:rPr>
-          <w:noProof/>
-        </w:rPr>
-      </w:pPr>
-      <w:r>
-        <w:rPr>
-          <w:noProof/>
-        </w:rPr>
-        <w:t>header, 3</w:t>
-      </w:r>
-    </w:p>
-    <w:p>
-      <w:pPr>
-        <w:pStyle w:val="Index1"/>
-        <w:tabs>
-          <w:tab w:val="right" w:leader="dot" w:pos="3475"/>
-        </w:tabs>
-        <w:rPr>
-          <w:noProof/>
-        </w:rPr>
-      </w:pPr>
-      <w:r>
-        <w:rPr>
-          <w:noProof/>
-        </w:rPr>
-        <w:t>H</w:t>
-      </w:r>
-      <w:r>
-        <w:rPr>
-          <w:noProof/>
-        </w:rPr>
-        <w:t>elp, 3</w:t>
-      </w:r>
-    </w:p>
-    <w:p>
-      <w:pPr>
-        <w:pStyle w:val="Index1"/>
-        <w:tabs>
-          <w:tab w:val="right" w:leader="dot" w:pos="3475"/>
-        </w:tabs>
-        <w:rPr>
-          <w:noProof/>
-        </w:rPr>
-      </w:pPr>
-      <w:r>
-        <w:rPr>
-          <w:noProof/>
-        </w:rPr>
-        <w:t>link, 4</w:t>
-      </w:r>
-    </w:p>
-    <w:p>
-      <w:pPr>
-        <w:pStyle w:val="Index1"/>
-        <w:tabs>
-          <w:tab w:val="right" w:leader="dot" w:pos="3475"/>
-        </w:tabs>
-        <w:rPr>
-          <w:noProof/>
-        </w:rPr>
-      </w:pPr>
-      <w:r>
-        <w:rPr>
-          <w:noProof/>
-        </w:rPr>
-        <w:t>margins, 2</w:t>
-      </w:r>
-    </w:p>
-    <w:p>
-      <w:pPr>
-        <w:pStyle w:val="Index1"/>
-        <w:tabs>
-          <w:tab w:val="right" w:leader="dot" w:pos="3475"/>
-        </w:tabs>
-        <w:rPr>
-          <w:noProof/>
-        </w:rPr>
-      </w:pPr>
-      <w:r>
-        <w:rPr>
-          <w:noProof/>
-        </w:rPr>
-        <w:t>normal view, 1</w:t>
-      </w:r>
-    </w:p>
-    <w:p>
-      <w:pPr>
-        <w:pStyle w:val="Index1"/>
-        <w:tabs>
-          <w:tab w:val="right" w:leader="dot" w:pos="3475"/>
-        </w:tabs>
-        <w:rPr>
-          <w:noProof/>
-        </w:rPr>
-      </w:pPr>
-      <w:r>
-        <w:rPr>
-          <w:noProof/>
-        </w:rPr>
-        <w:t>number, 4</w:t>
-      </w:r>
-    </w:p>
-    <w:p>
-      <w:pPr>
-        <w:pStyle w:val="Index1"/>
-        <w:tabs>
-          <w:tab w:val="right" w:leader="dot" w:pos="3475"/>
-        </w:tabs>
-        <w:rPr>
-          <w:noProof/>
-        </w:rPr>
-      </w:pPr>
-      <w:r>
-        <w:rPr>
-          <w:noProof/>
-        </w:rPr>
-        <w:t>picture, 2, 3, 4</w:t>
-      </w:r>
-    </w:p>
-    <w:p>
-      <w:pPr>
-        <w:pStyle w:val="Index1"/>
-        <w:tabs>
-          <w:tab w:val="right" w:leader="dot" w:pos="3475"/>
-        </w:tabs>
-        <w:rPr>
-          <w:noProof/>
-        </w:rPr>
-      </w:pPr>
-      <w:r>
-        <w:rPr>
-          <w:noProof/>
-        </w:rPr>
-        <w:t>print, 1</w:t>
-      </w:r>
-    </w:p>
-    <w:p>
-      <w:pPr>
-        <w:pStyle w:val="Index1"/>
-        <w:tabs>
-          <w:tab w:val="right" w:leader="dot" w:pos="3475"/>
-        </w:tabs>
-        <w:rPr>
-          <w:noProof/>
-        </w:rPr>
-      </w:pPr>
-      <w:r>
-        <w:rPr>
-          <w:noProof/>
-        </w:rPr>
-        <w:t>re-size, 3</w:t>
-      </w:r>
-    </w:p>
-    <w:p>
-      <w:pPr>
-        <w:pStyle w:val="Index1"/>
-        <w:tabs>
-          <w:tab w:val="right" w:leader="dot" w:pos="3475"/>
-        </w:tabs>
-        <w:rPr>
-          <w:noProof/>
-        </w:rPr>
-      </w:pPr>
-      <w:r>
-        <w:rPr>
-          <w:noProof/>
-        </w:rPr>
-        <w:t>section break, 2</w:t>
-      </w:r>
-    </w:p>
-    <w:p>
-      <w:pPr>
-        <w:pStyle w:val="Index1"/>
-        <w:tabs>
-          <w:tab w:val="right" w:leader="dot" w:pos="3475"/>
-        </w:tabs>
-        <w:rPr>
-          <w:noProof/>
-        </w:rPr>
-      </w:pPr>
-      <w:r>
-        <w:rPr>
-          <w:noProof/>
-        </w:rPr>
-        <w:t>shading, 1</w:t>
-      </w:r>
-    </w:p>
-    <w:p>
-      <w:pPr>
-        <w:pStyle w:val="Index1"/>
-        <w:tabs>
-          <w:tab w:val="right" w:leader="dot" w:pos="3475"/>
-        </w:tabs>
-        <w:rPr>
-          <w:noProof/>
-        </w:rPr>
-      </w:pPr>
-      <w:r>
-        <w:rPr>
-          <w:noProof/>
-        </w:rPr>
-        <w:t>style, 1, 2, 3, 4</w:t>
-      </w:r>
-    </w:p>
-    <w:p>
-      <w:pPr>
-        <w:pStyle w:val="Index1"/>
-        <w:tabs>
-          <w:tab w:val="right" w:leader="dot" w:pos="3475"/>
-        </w:tabs>
-        <w:rPr>
-          <w:noProof/>
-        </w:rPr>
-      </w:pPr>
-      <w:r>
-        <w:rPr>
-          <w:noProof/>
-        </w:rPr>
-        <w:t>symbol, 1</w:t>
-      </w:r>
-    </w:p>
-    <w:p>
-      <w:pPr>
-        <w:pStyle w:val="Index1"/>
-        <w:tabs>
-          <w:tab w:val="right" w:leader="dot" w:pos="3475"/>
-        </w:tabs>
-        <w:rPr>
-          <w:noProof/>
-        </w:rPr>
-      </w:pPr>
-      <w:r>
-        <w:rPr>
-          <w:noProof/>
-        </w:rPr>
-        <w:t>Table of Contents, 3</w:t>
-      </w:r>
-    </w:p>
-    <w:p>
-      <w:pPr>
-        <w:pStyle w:val="Index1"/>
-        <w:tabs>
-          <w:tab w:val="right" w:leader="dot" w:pos="3475"/>
-        </w:tabs>
-        <w:rPr>
-          <w:noProof/>
-        </w:rPr>
-      </w:pPr>
-      <w:r>
-        <w:rPr>
-          <w:noProof/>
-        </w:rPr>
-        <w:t>template, 4</w:t>
-      </w:r>
-    </w:p>
-    <w:p>
-      <w:pPr>
-        <w:pStyle w:val="Index1"/>
-        <w:tabs>
-          <w:tab w:val="right" w:leader="dot" w:pos="3475"/>
-        </w:tabs>
-        <w:rPr>
-          <w:noProof/>
-        </w:rPr>
-      </w:pPr>
-      <w:r>
-        <w:rPr>
-          <w:noProof/>
-        </w:rPr>
-        <w:t>ungroup, 2</w:t>
-      </w:r>
-    </w:p>
-    <w:p>
-      <w:pPr>
-        <w:pStyle w:val="Index1"/>
-        <w:tabs>
-          <w:tab w:val="right" w:leader="dot" w:pos="3475"/>
-        </w:tabs>
-        <w:rPr>
-          <w:noProof/>
-        </w:rPr>
-      </w:pPr>
-      <w:r>
-        <w:rPr>
-          <w:noProof/>
-        </w:rPr>
-        <w:t>Wingdings, 1</w:t>
-      </w:r>
+      <w:bookmarkStart w:id="45" w:name="_Toc35154388"/>
+      <w:bookmarkStart w:id="46" w:name="_Toc35154911"/>
+      <w:bookmarkStart w:id="47" w:name="_Toc36023011"/>
+    </w:p>
+    <w:p>
+      <w:pPr>
+        <w:pStyle w:val="Heading1"/>
+      </w:pPr>
+      <w:bookmarkStart w:id="48" w:name="_Toc508883034"/>
+      <w:r>
+        <w:lastRenderedPageBreak/>
+        <w:t>Index</w:t>
+      </w:r>
+      <w:bookmarkEnd w:id="45"/>
+      <w:bookmarkEnd w:id="46"/>
+      <w:bookmarkEnd w:id="47"/>
+      <w:bookmarkEnd w:id="48"/>
     </w:p>
     <w:p>
       <w:pPr>
@@ -8236,12 +8462,20 @@
           <w:noProof/>
         </w:rPr>
         <w:sectPr>
-          <w:type w:val="continuous"/>
           <w:pgSz w:w="12240" w:h="15840" w:code="1"/>
           <w:pgMar w:top="1800" w:right="1195" w:bottom="1440" w:left="3355" w:header="720" w:footer="720" w:gutter="0"/>
-          <w:cols w:num="2" w:space="720"/>
+          <w:cols w:space="720"/>
         </w:sectPr>
       </w:pPr>
+      <w:r>
+        <w:fldChar w:fldCharType="begin"/>
+      </w:r>
+      <w:r>
+        <w:instrText xml:space="preserve"> INDEX \c "2" \z "1033" </w:instrText>
+      </w:r>
+      <w:r>
+        <w:fldChar w:fldCharType="separate"/>
+      </w:r>
     </w:p>
     <w:p>
       <w:pPr>
@@ -8374,7 +8608,7 @@
         <w:rStyle w:val="PageNumber"/>
         <w:noProof/>
       </w:rPr>
-      <w:t>30</w:t>
+      <w:t>19</w:t>
     </w:r>
     <w:r>
       <w:rPr>
@@ -8596,6 +8830,119 @@
     </w:lvl>
   </w:abstractNum>
   <w:abstractNum w:abstractNumId="5" w15:restartNumberingAfterBreak="0">
+    <w:nsid w:val="00DD5F7E"/>
+    <w:multiLevelType w:val="hybridMultilevel"/>
+    <w:tmpl w:val="4B72C4DA"/>
+    <w:lvl w:ilvl="0" w:tplc="04090001">
+      <w:start w:val="1"/>
+      <w:numFmt w:val="bullet"/>
+      <w:lvlText w:val=""/>
+      <w:lvlJc w:val="left"/>
+      <w:pPr>
+        <w:ind w:left="720" w:hanging="360"/>
+      </w:pPr>
+      <w:rPr>
+        <w:rFonts w:ascii="Symbol" w:hAnsi="Symbol" w:hint="default"/>
+      </w:rPr>
+    </w:lvl>
+    <w:lvl w:ilvl="1" w:tplc="04090003" w:tentative="1">
+      <w:start w:val="1"/>
+      <w:numFmt w:val="bullet"/>
+      <w:lvlText w:val="o"/>
+      <w:lvlJc w:val="left"/>
+      <w:pPr>
+        <w:ind w:left="1440" w:hanging="360"/>
+      </w:pPr>
+      <w:rPr>
+        <w:rFonts w:ascii="Courier New" w:hAnsi="Courier New" w:cs="Courier New" w:hint="default"/>
+      </w:rPr>
+    </w:lvl>
+    <w:lvl w:ilvl="2" w:tplc="04090005" w:tentative="1">
+      <w:start w:val="1"/>
+      <w:numFmt w:val="bullet"/>
+      <w:lvlText w:val=""/>
+      <w:lvlJc w:val="left"/>
+      <w:pPr>
+        <w:ind w:left="2160" w:hanging="360"/>
+      </w:pPr>
+      <w:rPr>
+        <w:rFonts w:ascii="Wingdings" w:hAnsi="Wingdings" w:hint="default"/>
+      </w:rPr>
+    </w:lvl>
+    <w:lvl w:ilvl="3" w:tplc="04090001" w:tentative="1">
+      <w:start w:val="1"/>
+      <w:numFmt w:val="bullet"/>
+      <w:lvlText w:val=""/>
+      <w:lvlJc w:val="left"/>
+      <w:pPr>
+        <w:ind w:left="2880" w:hanging="360"/>
+      </w:pPr>
+      <w:rPr>
+        <w:rFonts w:ascii="Symbol" w:hAnsi="Symbol" w:hint="default"/>
+      </w:rPr>
+    </w:lvl>
+    <w:lvl w:ilvl="4" w:tplc="04090003" w:tentative="1">
+      <w:start w:val="1"/>
+      <w:numFmt w:val="bullet"/>
+      <w:lvlText w:val="o"/>
+      <w:lvlJc w:val="left"/>
+      <w:pPr>
+        <w:ind w:left="3600" w:hanging="360"/>
+      </w:pPr>
+      <w:rPr>
+        <w:rFonts w:ascii="Courier New" w:hAnsi="Courier New" w:cs="Courier New" w:hint="default"/>
+      </w:rPr>
+    </w:lvl>
+    <w:lvl w:ilvl="5" w:tplc="04090005" w:tentative="1">
+      <w:start w:val="1"/>
+      <w:numFmt w:val="bullet"/>
+      <w:lvlText w:val=""/>
+      <w:lvlJc w:val="left"/>
+      <w:pPr>
+        <w:ind w:left="4320" w:hanging="360"/>
+      </w:pPr>
+      <w:rPr>
+        <w:rFonts w:ascii="Wingdings" w:hAnsi="Wingdings" w:hint="default"/>
+      </w:rPr>
+    </w:lvl>
+    <w:lvl w:ilvl="6" w:tplc="04090001" w:tentative="1">
+      <w:start w:val="1"/>
+      <w:numFmt w:val="bullet"/>
+      <w:lvlText w:val=""/>
+      <w:lvlJc w:val="left"/>
+      <w:pPr>
+        <w:ind w:left="5040" w:hanging="360"/>
+      </w:pPr>
+      <w:rPr>
+        <w:rFonts w:ascii="Symbol" w:hAnsi="Symbol" w:hint="default"/>
+      </w:rPr>
+    </w:lvl>
+    <w:lvl w:ilvl="7" w:tplc="04090003" w:tentative="1">
+      <w:start w:val="1"/>
+      <w:numFmt w:val="bullet"/>
+      <w:lvlText w:val="o"/>
+      <w:lvlJc w:val="left"/>
+      <w:pPr>
+        <w:ind w:left="5760" w:hanging="360"/>
+      </w:pPr>
+      <w:rPr>
+        <w:rFonts w:ascii="Courier New" w:hAnsi="Courier New" w:cs="Courier New" w:hint="default"/>
+      </w:rPr>
+    </w:lvl>
+    <w:lvl w:ilvl="8" w:tplc="04090005" w:tentative="1">
+      <w:start w:val="1"/>
+      <w:numFmt w:val="bullet"/>
+      <w:lvlText w:val=""/>
+      <w:lvlJc w:val="left"/>
+      <w:pPr>
+        <w:ind w:left="6480" w:hanging="360"/>
+      </w:pPr>
+      <w:rPr>
+        <w:rFonts w:ascii="Wingdings" w:hAnsi="Wingdings" w:hint="default"/>
+      </w:rPr>
+    </w:lvl>
+  </w:abstractNum>
+  <w:abstractNum w:abstractNumId="6" w15:restartNumberingAfterBreak="0">
     <w:nsid w:val="091760E7"/>
     <w:multiLevelType w:val="singleLevel"/>
     <w:tmpl w:val="A19A21BE"/>
@@ -8607,7 +8954,120 @@
       <w:lvlJc w:val="left"/>
     </w:lvl>
   </w:abstractNum>
-  <w:abstractNum w:abstractNumId="6" w15:restartNumberingAfterBreak="0">
+  <w:abstractNum w:abstractNumId="7" w15:restartNumberingAfterBreak="0">
+    <w:nsid w:val="096224B2"/>
+    <w:multiLevelType w:val="hybridMultilevel"/>
+    <w:tmpl w:val="4CCEDDD8"/>
+    <w:lvl w:ilvl="0" w:tplc="04090001">
+      <w:start w:val="1"/>
+      <w:numFmt w:val="bullet"/>
+      <w:lvlText w:val=""/>
+      <w:lvlJc w:val="left"/>
+      <w:pPr>
+        <w:ind w:left="720" w:hanging="360"/>
+      </w:pPr>
+      <w:rPr>
+        <w:rFonts w:ascii="Symbol" w:hAnsi="Symbol" w:hint="default"/>
+      </w:rPr>
+    </w:lvl>
+    <w:lvl w:ilvl="1" w:tplc="04090003">
+      <w:start w:val="1"/>
+      <w:numFmt w:val="bullet"/>
+      <w:lvlText w:val="o"/>
+      <w:lvlJc w:val="left"/>
+      <w:pPr>
+        <w:ind w:left="1440" w:hanging="360"/>
+      </w:pPr>
+      <w:rPr>
+        <w:rFonts w:ascii="Courier New" w:hAnsi="Courier New" w:cs="Courier New" w:hint="default"/>
+      </w:rPr>
+    </w:lvl>
+    <w:lvl w:ilvl="2" w:tplc="04090005" w:tentative="1">
+      <w:start w:val="1"/>
+      <w:numFmt w:val="bullet"/>
+      <w:lvlText w:val=""/>
+      <w:lvlJc w:val="left"/>
+      <w:pPr>
+        <w:ind w:left="2160" w:hanging="360"/>
+      </w:pPr>
+      <w:rPr>
+        <w:rFonts w:ascii="Wingdings" w:hAnsi="Wingdings" w:hint="default"/>
+      </w:rPr>
+    </w:lvl>
+    <w:lvl w:ilvl="3" w:tplc="04090001" w:tentative="1">
+      <w:start w:val="1"/>
+      <w:numFmt w:val="bullet"/>
+      <w:lvlText w:val=""/>
+      <w:lvlJc w:val="left"/>
+      <w:pPr>
+        <w:ind w:left="2880" w:hanging="360"/>
+      </w:pPr>
+      <w:rPr>
+        <w:rFonts w:ascii="Symbol" w:hAnsi="Symbol" w:hint="default"/>
+      </w:rPr>
+    </w:lvl>
+    <w:lvl w:ilvl="4" w:tplc="04090003" w:tentative="1">
+      <w:start w:val="1"/>
+      <w:numFmt w:val="bullet"/>
+      <w:lvlText w:val="o"/>
+      <w:lvlJc w:val="left"/>
+      <w:pPr>
+        <w:ind w:left="3600" w:hanging="360"/>
+      </w:pPr>
+      <w:rPr>
+        <w:rFonts w:ascii="Courier New" w:hAnsi="Courier New" w:cs="Courier New" w:hint="default"/>
+      </w:rPr>
+    </w:lvl>
+    <w:lvl w:ilvl="5" w:tplc="04090005" w:tentative="1">
+      <w:start w:val="1"/>
+      <w:numFmt w:val="bullet"/>
+      <w:lvlText w:val=""/>
+      <w:lvlJc w:val="left"/>
+      <w:pPr>
+        <w:ind w:left="4320" w:hanging="360"/>
+      </w:pPr>
+      <w:rPr>
+        <w:rFonts w:ascii="Wingdings" w:hAnsi="Wingdings" w:hint="default"/>
+      </w:rPr>
+    </w:lvl>
+    <w:lvl w:ilvl="6" w:tplc="04090001" w:tentative="1">
+      <w:start w:val="1"/>
+      <w:numFmt w:val="bullet"/>
+      <w:lvlText w:val=""/>
+      <w:lvlJc w:val="left"/>
+      <w:pPr>
+        <w:ind w:left="5040" w:hanging="360"/>
+      </w:pPr>
+      <w:rPr>
+        <w:rFonts w:ascii="Symbol" w:hAnsi="Symbol" w:hint="default"/>
+      </w:rPr>
+    </w:lvl>
+    <w:lvl w:ilvl="7" w:tplc="04090003" w:tentative="1">
+      <w:start w:val="1"/>
+      <w:numFmt w:val="bullet"/>
+      <w:lvlText w:val="o"/>
+      <w:lvlJc w:val="left"/>
+      <w:pPr>
+        <w:ind w:left="5760" w:hanging="360"/>
+      </w:pPr>
+      <w:rPr>
+        <w:rFonts w:ascii="Courier New" w:hAnsi="Courier New" w:cs="Courier New" w:hint="default"/>
+      </w:rPr>
+    </w:lvl>
+    <w:lvl w:ilvl="8" w:tplc="04090005" w:tentative="1">
+      <w:start w:val="1"/>
+      <w:numFmt w:val="bullet"/>
+      <w:lvlText w:val=""/>
+      <w:lvlJc w:val="left"/>
+      <w:pPr>
+        <w:ind w:left="6480" w:hanging="360"/>
+      </w:pPr>
+      <w:rPr>
+        <w:rFonts w:ascii="Wingdings" w:hAnsi="Wingdings" w:hint="default"/>
+      </w:rPr>
+    </w:lvl>
+  </w:abstractNum>
+  <w:abstractNum w:abstractNumId="8" w15:restartNumberingAfterBreak="0">
     <w:nsid w:val="0CF832F1"/>
     <w:multiLevelType w:val="hybridMultilevel"/>
     <w:tmpl w:val="F0020A4E"/>
@@ -8693,7 +9153,7 @@
       </w:pPr>
     </w:lvl>
   </w:abstractNum>
-  <w:abstractNum w:abstractNumId="7" w15:restartNumberingAfterBreak="0">
+  <w:abstractNum w:abstractNumId="9" w15:restartNumberingAfterBreak="0">
     <w:nsid w:val="0D3C672D"/>
     <w:multiLevelType w:val="hybridMultilevel"/>
     <w:tmpl w:val="CC3EFF4A"/>
@@ -8782,7 +9242,7 @@
       </w:pPr>
     </w:lvl>
   </w:abstractNum>
-  <w:abstractNum w:abstractNumId="8" w15:restartNumberingAfterBreak="0">
+  <w:abstractNum w:abstractNumId="10" w15:restartNumberingAfterBreak="0">
     <w:nsid w:val="199F25A1"/>
     <w:multiLevelType w:val="singleLevel"/>
     <w:tmpl w:val="B8D67778"/>
@@ -8801,7 +9261,7 @@
       </w:rPr>
     </w:lvl>
   </w:abstractNum>
-  <w:abstractNum w:abstractNumId="9" w15:restartNumberingAfterBreak="0">
+  <w:abstractNum w:abstractNumId="11" w15:restartNumberingAfterBreak="0">
     <w:nsid w:val="232C0E7C"/>
     <w:multiLevelType w:val="hybridMultilevel"/>
     <w:tmpl w:val="CB2CFB14"/>
@@ -8914,7 +9374,7 @@
       </w:rPr>
     </w:lvl>
   </w:abstractNum>
-  <w:abstractNum w:abstractNumId="10" w15:restartNumberingAfterBreak="0">
+  <w:abstractNum w:abstractNumId="12" w15:restartNumberingAfterBreak="0">
     <w:nsid w:val="2EFF2345"/>
     <w:multiLevelType w:val="singleLevel"/>
     <w:tmpl w:val="F15AD34A"/>
@@ -8933,7 +9393,233 @@
       </w:rPr>
     </w:lvl>
   </w:abstractNum>
-  <w:abstractNum w:abstractNumId="11" w15:restartNumberingAfterBreak="0">
+  <w:abstractNum w:abstractNumId="13" w15:restartNumberingAfterBreak="0">
+    <w:nsid w:val="37561F67"/>
+    <w:multiLevelType w:val="hybridMultilevel"/>
+    <w:tmpl w:val="4C1EA41C"/>
+    <w:lvl w:ilvl="0" w:tplc="04090001">
+      <w:start w:val="1"/>
+      <w:numFmt w:val="bullet"/>
+      <w:lvlText w:val=""/>
+      <w:lvlJc w:val="left"/>
+      <w:pPr>
+        <w:ind w:left="720" w:hanging="360"/>
+      </w:pPr>
+      <w:rPr>
+        <w:rFonts w:ascii="Symbol" w:hAnsi="Symbol" w:hint="default"/>
+      </w:rPr>
+    </w:lvl>
+    <w:lvl w:ilvl="1" w:tplc="04090003">
+      <w:start w:val="1"/>
+      <w:numFmt w:val="bullet"/>
+      <w:lvlText w:val="o"/>
+      <w:lvlJc w:val="left"/>
+      <w:pPr>
+        <w:ind w:left="1440" w:hanging="360"/>
+      </w:pPr>
+      <w:rPr>
+        <w:rFonts w:ascii="Courier New" w:hAnsi="Courier New" w:cs="Courier New" w:hint="default"/>
+      </w:rPr>
+    </w:lvl>
+    <w:lvl w:ilvl="2" w:tplc="04090005" w:tentative="1">
+      <w:start w:val="1"/>
+      <w:numFmt w:val="bullet"/>
+      <w:lvlText w:val=""/>
+      <w:lvlJc w:val="left"/>
+      <w:pPr>
+        <w:ind w:left="2160" w:hanging="360"/>
+      </w:pPr>
+      <w:rPr>
+        <w:rFonts w:ascii="Wingdings" w:hAnsi="Wingdings" w:hint="default"/>
+      </w:rPr>
+    </w:lvl>
+    <w:lvl w:ilvl="3" w:tplc="04090001" w:tentative="1">
+      <w:start w:val="1"/>
+      <w:numFmt w:val="bullet"/>
+      <w:lvlText w:val=""/>
+      <w:lvlJc w:val="left"/>
+      <w:pPr>
+        <w:ind w:left="2880" w:hanging="360"/>
+      </w:pPr>
+      <w:rPr>
+        <w:rFonts w:ascii="Symbol" w:hAnsi="Symbol" w:hint="default"/>
+      </w:rPr>
+    </w:lvl>
+    <w:lvl w:ilvl="4" w:tplc="04090003" w:tentative="1">
+      <w:start w:val="1"/>
+      <w:numFmt w:val="bullet"/>
+      <w:lvlText w:val="o"/>
+      <w:lvlJc w:val="left"/>
+      <w:pPr>
+        <w:ind w:left="3600" w:hanging="360"/>
+      </w:pPr>
+      <w:rPr>
+        <w:rFonts w:ascii="Courier New" w:hAnsi="Courier New" w:cs="Courier New" w:hint="default"/>
+      </w:rPr>
+    </w:lvl>
+    <w:lvl w:ilvl="5" w:tplc="04090005" w:tentative="1">
+      <w:start w:val="1"/>
+      <w:numFmt w:val="bullet"/>
+      <w:lvlText w:val=""/>
+      <w:lvlJc w:val="left"/>
+      <w:pPr>
+        <w:ind w:left="4320" w:hanging="360"/>
+      </w:pPr>
+      <w:rPr>
+        <w:rFonts w:ascii="Wingdings" w:hAnsi="Wingdings" w:hint="default"/>
+      </w:rPr>
+    </w:lvl>
+    <w:lvl w:ilvl="6" w:tplc="04090001" w:tentative="1">
+      <w:start w:val="1"/>
+      <w:numFmt w:val="bullet"/>
+      <w:lvlText w:val=""/>
+      <w:lvlJc w:val="left"/>
+      <w:pPr>
+        <w:ind w:left="5040" w:hanging="360"/>
+      </w:pPr>
+      <w:rPr>
+        <w:rFonts w:ascii="Symbol" w:hAnsi="Symbol" w:hint="default"/>
+      </w:rPr>
+    </w:lvl>
+    <w:lvl w:ilvl="7" w:tplc="04090003" w:tentative="1">
+      <w:start w:val="1"/>
+      <w:numFmt w:val="bullet"/>
+      <w:lvlText w:val="o"/>
+      <w:lvlJc w:val="left"/>
+      <w:pPr>
+        <w:ind w:left="5760" w:hanging="360"/>
+      </w:pPr>
+      <w:rPr>
+        <w:rFonts w:ascii="Courier New" w:hAnsi="Courier New" w:cs="Courier New" w:hint="default"/>
+      </w:rPr>
+    </w:lvl>
+    <w:lvl w:ilvl="8" w:tplc="04090005" w:tentative="1">
+      <w:start w:val="1"/>
+      <w:numFmt w:val="bullet"/>
+      <w:lvlText w:val=""/>
+      <w:lvlJc w:val="left"/>
+      <w:pPr>
+        <w:ind w:left="6480" w:hanging="360"/>
+      </w:pPr>
+      <w:rPr>
+        <w:rFonts w:ascii="Wingdings" w:hAnsi="Wingdings" w:hint="default"/>
+      </w:rPr>
+    </w:lvl>
+  </w:abstractNum>
+  <w:abstractNum w:abstractNumId="14" w15:restartNumberingAfterBreak="0">
+    <w:nsid w:val="3A2A0A43"/>
+    <w:multiLevelType w:val="hybridMultilevel"/>
+    <w:tmpl w:val="AF3C106A"/>
+    <w:lvl w:ilvl="0" w:tplc="04090001">
+      <w:start w:val="1"/>
+      <w:numFmt w:val="bullet"/>
+      <w:lvlText w:val=""/>
+      <w:lvlJc w:val="left"/>
+      <w:pPr>
+        <w:ind w:left="1080" w:hanging="360"/>
+      </w:pPr>
+      <w:rPr>
+        <w:rFonts w:ascii="Symbol" w:hAnsi="Symbol" w:hint="default"/>
+      </w:rPr>
+    </w:lvl>
+    <w:lvl w:ilvl="1" w:tplc="04090003" w:tentative="1">
+      <w:start w:val="1"/>
+      <w:numFmt w:val="bullet"/>
+      <w:lvlText w:val="o"/>
+      <w:lvlJc w:val="left"/>
+      <w:pPr>
+        <w:ind w:left="1800" w:hanging="360"/>
+      </w:pPr>
+      <w:rPr>
+        <w:rFonts w:ascii="Courier New" w:hAnsi="Courier New" w:cs="Courier New" w:hint="default"/>
+      </w:rPr>
+    </w:lvl>
+    <w:lvl w:ilvl="2" w:tplc="04090005" w:tentative="1">
+      <w:start w:val="1"/>
+      <w:numFmt w:val="bullet"/>
+      <w:lvlText w:val=""/>
+      <w:lvlJc w:val="left"/>
+      <w:pPr>
+        <w:ind w:left="2520" w:hanging="360"/>
+      </w:pPr>
+      <w:rPr>
+        <w:rFonts w:ascii="Wingdings" w:hAnsi="Wingdings" w:hint="default"/>
+      </w:rPr>
+    </w:lvl>
+    <w:lvl w:ilvl="3" w:tplc="04090001" w:tentative="1">
+      <w:start w:val="1"/>
+      <w:numFmt w:val="bullet"/>
+      <w:lvlText w:val=""/>
+      <w:lvlJc w:val="left"/>
+      <w:pPr>
+        <w:ind w:left="3240" w:hanging="360"/>
+      </w:pPr>
+      <w:rPr>
+        <w:rFonts w:ascii="Symbol" w:hAnsi="Symbol" w:hint="default"/>
+      </w:rPr>
+    </w:lvl>
+    <w:lvl w:ilvl="4" w:tplc="04090003" w:tentative="1">
+      <w:start w:val="1"/>
+      <w:numFmt w:val="bullet"/>
+      <w:lvlText w:val="o"/>
+      <w:lvlJc w:val="left"/>
+      <w:pPr>
+        <w:ind w:left="3960" w:hanging="360"/>
+      </w:pPr>
+      <w:rPr>
+        <w:rFonts w:ascii="Courier New" w:hAnsi="Courier New" w:cs="Courier New" w:hint="default"/>
+      </w:rPr>
+    </w:lvl>
+    <w:lvl w:ilvl="5" w:tplc="04090005" w:tentative="1">
+      <w:start w:val="1"/>
+      <w:numFmt w:val="bullet"/>
+      <w:lvlText w:val=""/>
+      <w:lvlJc w:val="left"/>
+      <w:pPr>
+        <w:ind w:left="4680" w:hanging="360"/>
+      </w:pPr>
+      <w:rPr>
+        <w:rFonts w:ascii="Wingdings" w:hAnsi="Wingdings" w:hint="default"/>
+      </w:rPr>
+    </w:lvl>
+    <w:lvl w:ilvl="6" w:tplc="04090001" w:tentative="1">
+      <w:start w:val="1"/>
+      <w:numFmt w:val="bullet"/>
+      <w:lvlText w:val=""/>
+      <w:lvlJc w:val="left"/>
+      <w:pPr>
+        <w:ind w:left="5400" w:hanging="360"/>
+      </w:pPr>
+      <w:rPr>
+        <w:rFonts w:ascii="Symbol" w:hAnsi="Symbol" w:hint="default"/>
+      </w:rPr>
+    </w:lvl>
+    <w:lvl w:ilvl="7" w:tplc="04090003" w:tentative="1">
+      <w:start w:val="1"/>
+      <w:numFmt w:val="bullet"/>
+      <w:lvlText w:val="o"/>
+      <w:lvlJc w:val="left"/>
+      <w:pPr>
+        <w:ind w:left="6120" w:hanging="360"/>
+      </w:pPr>
+      <w:rPr>
+        <w:rFonts w:ascii="Courier New" w:hAnsi="Courier New" w:cs="Courier New" w:hint="default"/>
+      </w:rPr>
+    </w:lvl>
+    <w:lvl w:ilvl="8" w:tplc="04090005" w:tentative="1">
+      <w:start w:val="1"/>
+      <w:numFmt w:val="bullet"/>
+      <w:lvlText w:val=""/>
+      <w:lvlJc w:val="left"/>
+      <w:pPr>
+        <w:ind w:left="6840" w:hanging="360"/>
+      </w:pPr>
+      <w:rPr>
+        <w:rFonts w:ascii="Wingdings" w:hAnsi="Wingdings" w:hint="default"/>
+      </w:rPr>
+    </w:lvl>
+  </w:abstractNum>
+  <w:abstractNum w:abstractNumId="15" w15:restartNumberingAfterBreak="0">
     <w:nsid w:val="45702913"/>
     <w:multiLevelType w:val="singleLevel"/>
     <w:tmpl w:val="F6305A7C"/>
@@ -8945,7 +9631,7 @@
       <w:lvlJc w:val="left"/>
     </w:lvl>
   </w:abstractNum>
-  <w:abstractNum w:abstractNumId="12" w15:restartNumberingAfterBreak="0">
+  <w:abstractNum w:abstractNumId="16" w15:restartNumberingAfterBreak="0">
     <w:nsid w:val="4BC10037"/>
     <w:multiLevelType w:val="singleLevel"/>
     <w:tmpl w:val="F15AD34A"/>
@@ -8964,7 +9650,7 @@
       </w:rPr>
     </w:lvl>
   </w:abstractNum>
-  <w:abstractNum w:abstractNumId="13" w15:restartNumberingAfterBreak="0">
+  <w:abstractNum w:abstractNumId="17" w15:restartNumberingAfterBreak="0">
     <w:nsid w:val="4BD6162F"/>
     <w:multiLevelType w:val="singleLevel"/>
     <w:tmpl w:val="F15AD34A"/>
@@ -8983,7 +9669,7 @@
       </w:rPr>
     </w:lvl>
   </w:abstractNum>
-  <w:abstractNum w:abstractNumId="14" w15:restartNumberingAfterBreak="0">
+  <w:abstractNum w:abstractNumId="18" w15:restartNumberingAfterBreak="0">
     <w:nsid w:val="4BDD1E38"/>
     <w:multiLevelType w:val="hybridMultilevel"/>
     <w:tmpl w:val="FB46515A"/>
@@ -9096,7 +9782,7 @@
       </w:rPr>
     </w:lvl>
   </w:abstractNum>
-  <w:abstractNum w:abstractNumId="15" w15:restartNumberingAfterBreak="0">
+  <w:abstractNum w:abstractNumId="19" w15:restartNumberingAfterBreak="0">
     <w:nsid w:val="4C510602"/>
     <w:multiLevelType w:val="singleLevel"/>
     <w:tmpl w:val="F1444738"/>
@@ -9117,7 +9803,7 @@
       </w:rPr>
     </w:lvl>
   </w:abstractNum>
-  <w:abstractNum w:abstractNumId="16" w15:restartNumberingAfterBreak="0">
+  <w:abstractNum w:abstractNumId="20" w15:restartNumberingAfterBreak="0">
     <w:nsid w:val="4F61077B"/>
     <w:multiLevelType w:val="singleLevel"/>
     <w:tmpl w:val="39CC91A4"/>
@@ -9132,7 +9818,7 @@
       </w:pPr>
     </w:lvl>
   </w:abstractNum>
-  <w:abstractNum w:abstractNumId="17" w15:restartNumberingAfterBreak="0">
+  <w:abstractNum w:abstractNumId="21" w15:restartNumberingAfterBreak="0">
     <w:nsid w:val="51045A21"/>
     <w:multiLevelType w:val="hybridMultilevel"/>
     <w:tmpl w:val="FD880446"/>
@@ -9245,7 +9931,7 @@
       </w:rPr>
     </w:lvl>
   </w:abstractNum>
-  <w:abstractNum w:abstractNumId="18" w15:restartNumberingAfterBreak="0">
+  <w:abstractNum w:abstractNumId="22" w15:restartNumberingAfterBreak="0">
     <w:nsid w:val="579B0C49"/>
     <w:multiLevelType w:val="singleLevel"/>
     <w:tmpl w:val="B8D67778"/>
@@ -9264,7 +9950,7 @@
       </w:rPr>
     </w:lvl>
   </w:abstractNum>
-  <w:abstractNum w:abstractNumId="19" w15:restartNumberingAfterBreak="0">
+  <w:abstractNum w:abstractNumId="23" w15:restartNumberingAfterBreak="0">
     <w:nsid w:val="5F436190"/>
     <w:multiLevelType w:val="singleLevel"/>
     <w:tmpl w:val="D7CE7166"/>
@@ -9285,7 +9971,7 @@
       </w:rPr>
     </w:lvl>
   </w:abstractNum>
-  <w:abstractNum w:abstractNumId="20" w15:restartNumberingAfterBreak="0">
+  <w:abstractNum w:abstractNumId="24" w15:restartNumberingAfterBreak="0">
     <w:nsid w:val="62540DA9"/>
     <w:multiLevelType w:val="singleLevel"/>
     <w:tmpl w:val="B8D67778"/>
@@ -9304,7 +9990,7 @@
       </w:rPr>
     </w:lvl>
   </w:abstractNum>
-  <w:abstractNum w:abstractNumId="21" w15:restartNumberingAfterBreak="0">
+  <w:abstractNum w:abstractNumId="25" w15:restartNumberingAfterBreak="0">
     <w:nsid w:val="63882B2E"/>
     <w:multiLevelType w:val="singleLevel"/>
     <w:tmpl w:val="8D1E4DD4"/>
@@ -9316,7 +10002,7 @@
       <w:lvlJc w:val="left"/>
     </w:lvl>
   </w:abstractNum>
-  <w:abstractNum w:abstractNumId="22" w15:restartNumberingAfterBreak="0">
+  <w:abstractNum w:abstractNumId="26" w15:restartNumberingAfterBreak="0">
     <w:nsid w:val="6C98497C"/>
     <w:multiLevelType w:val="hybridMultilevel"/>
     <w:tmpl w:val="7EC604A2"/>
@@ -9429,7 +10115,7 @@
       </w:rPr>
     </w:lvl>
   </w:abstractNum>
-  <w:abstractNum w:abstractNumId="23" w15:restartNumberingAfterBreak="0">
+  <w:abstractNum w:abstractNumId="27" w15:restartNumberingAfterBreak="0">
     <w:nsid w:val="70507BFC"/>
     <w:multiLevelType w:val="singleLevel"/>
     <w:tmpl w:val="80DE380C"/>
@@ -9441,7 +10127,7 @@
       <w:lvlJc w:val="left"/>
     </w:lvl>
   </w:abstractNum>
-  <w:abstractNum w:abstractNumId="24" w15:restartNumberingAfterBreak="0">
+  <w:abstractNum w:abstractNumId="28" w15:restartNumberingAfterBreak="0">
     <w:nsid w:val="749D7287"/>
     <w:multiLevelType w:val="singleLevel"/>
     <w:tmpl w:val="DE76053A"/>
@@ -9453,7 +10139,7 @@
       <w:lvlJc w:val="left"/>
     </w:lvl>
   </w:abstractNum>
-  <w:abstractNum w:abstractNumId="25" w15:restartNumberingAfterBreak="0">
+  <w:abstractNum w:abstractNumId="29" w15:restartNumberingAfterBreak="0">
     <w:nsid w:val="75D550E5"/>
     <w:multiLevelType w:val="hybridMultilevel"/>
     <w:tmpl w:val="57ACD532"/>
@@ -9566,7 +10252,7 @@
       </w:pPr>
     </w:lvl>
   </w:abstractNum>
-  <w:abstractNum w:abstractNumId="26" w15:restartNumberingAfterBreak="0">
+  <w:abstractNum w:abstractNumId="30" w15:restartNumberingAfterBreak="0">
     <w:nsid w:val="77CA5CEA"/>
     <w:multiLevelType w:val="hybridMultilevel"/>
     <w:tmpl w:val="7DC45528"/>
@@ -9767,13 +10453,13 @@
     </w:lvlOverride>
   </w:num>
   <w:num w:numId="7">
-    <w:abstractNumId w:val="8"/>
+    <w:abstractNumId w:val="10"/>
   </w:num>
   <w:num w:numId="8">
-    <w:abstractNumId w:val="18"/>
+    <w:abstractNumId w:val="22"/>
   </w:num>
   <w:num w:numId="9">
-    <w:abstractNumId w:val="20"/>
+    <w:abstractNumId w:val="24"/>
   </w:num>
   <w:num w:numId="10">
     <w:abstractNumId w:val="4"/>
@@ -9795,7 +10481,7 @@
     </w:lvlOverride>
   </w:num>
   <w:num w:numId="11">
-    <w:abstractNumId w:val="19"/>
+    <w:abstractNumId w:val="23"/>
   </w:num>
   <w:num w:numId="12">
     <w:abstractNumId w:val="4"/>
@@ -9817,7 +10503,7 @@
     </w:lvlOverride>
   </w:num>
   <w:num w:numId="13">
-    <w:abstractNumId w:val="15"/>
+    <w:abstractNumId w:val="19"/>
   </w:num>
   <w:num w:numId="14">
     <w:abstractNumId w:val="4"/>
@@ -9896,25 +10582,25 @@
     </w:lvlOverride>
   </w:num>
   <w:num w:numId="18">
-    <w:abstractNumId w:val="21"/>
+    <w:abstractNumId w:val="25"/>
   </w:num>
   <w:num w:numId="19">
-    <w:abstractNumId w:val="5"/>
+    <w:abstractNumId w:val="6"/>
   </w:num>
   <w:num w:numId="20">
-    <w:abstractNumId w:val="24"/>
+    <w:abstractNumId w:val="28"/>
   </w:num>
   <w:num w:numId="21">
-    <w:abstractNumId w:val="23"/>
+    <w:abstractNumId w:val="27"/>
   </w:num>
   <w:num w:numId="22">
-    <w:abstractNumId w:val="11"/>
+    <w:abstractNumId w:val="15"/>
   </w:num>
   <w:num w:numId="23">
-    <w:abstractNumId w:val="16"/>
+    <w:abstractNumId w:val="20"/>
   </w:num>
   <w:num w:numId="24">
-    <w:abstractNumId w:val="16"/>
+    <w:abstractNumId w:val="20"/>
     <w:lvlOverride w:ilvl="0">
       <w:lvl w:ilvl="0">
         <w:start w:val="1"/>
@@ -9929,7 +10615,7 @@
     </w:lvlOverride>
   </w:num>
   <w:num w:numId="25">
-    <w:abstractNumId w:val="16"/>
+    <w:abstractNumId w:val="20"/>
     <w:lvlOverride w:ilvl="0">
       <w:lvl w:ilvl="0">
         <w:start w:val="1"/>
@@ -9944,7 +10630,7 @@
     </w:lvlOverride>
   </w:num>
   <w:num w:numId="26">
-    <w:abstractNumId w:val="16"/>
+    <w:abstractNumId w:val="20"/>
     <w:lvlOverride w:ilvl="0">
       <w:lvl w:ilvl="0">
         <w:start w:val="1"/>
@@ -9959,7 +10645,7 @@
     </w:lvlOverride>
   </w:num>
   <w:num w:numId="27">
-    <w:abstractNumId w:val="16"/>
+    <w:abstractNumId w:val="20"/>
     <w:lvlOverride w:ilvl="0">
       <w:lvl w:ilvl="0">
         <w:start w:val="1"/>
@@ -9974,10 +10660,10 @@
     </w:lvlOverride>
   </w:num>
   <w:num w:numId="28">
-    <w:abstractNumId w:val="12"/>
+    <w:abstractNumId w:val="16"/>
   </w:num>
   <w:num w:numId="29">
-    <w:abstractNumId w:val="10"/>
+    <w:abstractNumId w:val="12"/>
   </w:num>
   <w:num w:numId="30">
     <w:abstractNumId w:val="3"/>
@@ -9992,13 +10678,13 @@
     <w:abstractNumId w:val="1"/>
   </w:num>
   <w:num w:numId="34">
-    <w:abstractNumId w:val="25"/>
+    <w:abstractNumId w:val="29"/>
   </w:num>
   <w:num w:numId="35">
-    <w:abstractNumId w:val="13"/>
+    <w:abstractNumId w:val="17"/>
   </w:num>
   <w:num w:numId="36">
-    <w:abstractNumId w:val="20"/>
+    <w:abstractNumId w:val="24"/>
     <w:lvlOverride w:ilvl="0">
       <w:lvl w:ilvl="0">
         <w:start w:val="1"/>
@@ -10017,25 +10703,37 @@
     </w:lvlOverride>
   </w:num>
   <w:num w:numId="37">
-    <w:abstractNumId w:val="6"/>
+    <w:abstractNumId w:val="8"/>
   </w:num>
   <w:num w:numId="38">
+    <w:abstractNumId w:val="9"/>
+  </w:num>
+  <w:num w:numId="39">
+    <w:abstractNumId w:val="11"/>
+  </w:num>
+  <w:num w:numId="40">
+    <w:abstractNumId w:val="30"/>
+  </w:num>
+  <w:num w:numId="41">
+    <w:abstractNumId w:val="26"/>
+  </w:num>
+  <w:num w:numId="42">
+    <w:abstractNumId w:val="21"/>
+  </w:num>
+  <w:num w:numId="43">
+    <w:abstractNumId w:val="18"/>
+  </w:num>
+  <w:num w:numId="44">
+    <w:abstractNumId w:val="5"/>
+  </w:num>
+  <w:num w:numId="45">
+    <w:abstractNumId w:val="14"/>
+  </w:num>
+  <w:num w:numId="46">
     <w:abstractNumId w:val="7"/>
   </w:num>
-  <w:num w:numId="39">
-    <w:abstractNumId w:val="9"/>
-  </w:num>
-  <w:num w:numId="40">
-    <w:abstractNumId w:val="26"/>
-  </w:num>
-  <w:num w:numId="41">
-    <w:abstractNumId w:val="22"/>
-  </w:num>
-  <w:num w:numId="42">
-    <w:abstractNumId w:val="17"/>
-  </w:num>
-  <w:num w:numId="43">
-    <w:abstractNumId w:val="14"/>
+  <w:num w:numId="47">
+    <w:abstractNumId w:val="13"/>
   </w:num>
 </w:numbering>
 </file>
@@ -11782,7 +12480,7 @@
 </file>
 
 <file path=customXml/itemProps1.xml><?xml version="1.0" encoding="utf-8"?>
-<ds:datastoreItem xmlns:ds="http://schemas.openxmlformats.org/officeDocument/2006/customXml" ds:itemID="{67B545E0-29A4-432F-8FEA-31ACC22719F6}">
+<ds:datastoreItem xmlns:ds="http://schemas.openxmlformats.org/officeDocument/2006/customXml" ds:itemID="{40C9C2EA-C49D-4E53-9DBE-B2DEF01DE579}">
   <ds:schemaRefs>
     <ds:schemaRef ds:uri="http://schemas.openxmlformats.org/officeDocument/2006/bibliography"/>
   </ds:schemaRefs>

--- a/9tapUserManual.docx
+++ b/9tapUserManual.docx
@@ -163,6 +163,12 @@
     </w:p>
     <w:sdt>
       <w:sdtPr>
+        <w:rPr>
+          <w:rFonts w:ascii="Garamond" w:eastAsia="Times New Roman" w:hAnsi="Garamond" w:cs="Times New Roman"/>
+          <w:color w:val="auto"/>
+          <w:sz w:val="16"/>
+          <w:szCs w:val="20"/>
+        </w:rPr>
         <w:id w:val="1842428249"/>
         <w:docPartObj>
           <w:docPartGallery w:val="Table of Contents"/>
@@ -171,13 +177,9 @@
       </w:sdtPr>
       <w:sdtEndPr>
         <w:rPr>
-          <w:rFonts w:ascii="Garamond" w:eastAsia="Times New Roman" w:hAnsi="Garamond" w:cs="Times New Roman"/>
           <w:b/>
           <w:bCs/>
           <w:noProof/>
-          <w:color w:val="auto"/>
-          <w:sz w:val="16"/>
-          <w:szCs w:val="20"/>
         </w:rPr>
       </w:sdtEndPr>
       <w:sdtContent>
@@ -3324,14 +3326,7 @@
                 <w:noProof/>
                 <w:webHidden/>
               </w:rPr>
-              <w:t>3</w:t>
-            </w:r>
-            <w:r>
-              <w:rPr>
-                <w:noProof/>
-                <w:webHidden/>
-              </w:rPr>
-              <w:t>0</w:t>
+              <w:t>30</w:t>
             </w:r>
             <w:r>
               <w:rPr>
@@ -3399,14 +3394,7 @@
                 <w:noProof/>
                 <w:webHidden/>
               </w:rPr>
-              <w:t>3</w:t>
-            </w:r>
-            <w:r>
-              <w:rPr>
-                <w:noProof/>
-                <w:webHidden/>
-              </w:rPr>
-              <w:t>1</w:t>
+              <w:t>31</w:t>
             </w:r>
             <w:r>
               <w:rPr>
@@ -3474,14 +3462,7 @@
                 <w:noProof/>
                 <w:webHidden/>
               </w:rPr>
-              <w:t>3</w:t>
-            </w:r>
-            <w:r>
-              <w:rPr>
-                <w:noProof/>
-                <w:webHidden/>
-              </w:rPr>
-              <w:t>2</w:t>
+              <w:t>32</w:t>
             </w:r>
             <w:r>
               <w:rPr>
@@ -3561,8 +3542,6 @@
               </w:rPr>
               <w:t>4</w:t>
             </w:r>
-            <w:bookmarkStart w:id="0" w:name="_GoBack"/>
-            <w:bookmarkEnd w:id="0"/>
             <w:r>
               <w:rPr>
                 <w:noProof/>
@@ -3660,7 +3639,7 @@
       <w:pPr>
         <w:pStyle w:val="Heading1"/>
       </w:pPr>
-      <w:bookmarkStart w:id="1" w:name="_Toc508882988"/>
+      <w:bookmarkStart w:id="0" w:name="_Toc508882988"/>
       <w:r>
         <w:lastRenderedPageBreak/>
         <w:t>About</w:t>
@@ -3683,7 +3662,7 @@
       <w:r>
         <w:t xml:space="preserve"> 9 Tap Tour INC</w:t>
       </w:r>
-      <w:bookmarkEnd w:id="1"/>
+      <w:bookmarkEnd w:id="0"/>
     </w:p>
     <w:p>
       <w:pPr>
@@ -3858,7 +3837,7 @@
           <w:szCs w:val="20"/>
         </w:rPr>
       </w:pPr>
-      <w:bookmarkStart w:id="2" w:name="_Toc508882989"/>
+      <w:bookmarkStart w:id="1" w:name="_Toc508882989"/>
       <w:r>
         <w:rPr>
           <w:szCs w:val="20"/>
@@ -3866,7 +3845,7 @@
         <w:lastRenderedPageBreak/>
         <w:t>Dedication:</w:t>
       </w:r>
-      <w:bookmarkEnd w:id="2"/>
+      <w:bookmarkEnd w:id="1"/>
     </w:p>
     <w:p>
       <w:pPr>
@@ -3901,7 +3880,7 @@
           <w:szCs w:val="40"/>
         </w:rPr>
       </w:pPr>
-      <w:bookmarkStart w:id="3" w:name="_Toc508882990"/>
+      <w:bookmarkStart w:id="2" w:name="_Toc508882990"/>
       <w:r>
         <w:rPr>
           <w:sz w:val="40"/>
@@ -3923,7 +3902,7 @@
         </w:rPr>
         <w:t>9-Tap?</w:t>
       </w:r>
-      <w:bookmarkEnd w:id="3"/>
+      <w:bookmarkEnd w:id="2"/>
     </w:p>
     <w:p>
       <w:pPr>
@@ -4028,19 +4007,43 @@
       <w:pPr>
         <w:pStyle w:val="Heading2"/>
       </w:pPr>
-      <w:bookmarkStart w:id="4" w:name="_Toc508882991"/>
+      <w:bookmarkStart w:id="3" w:name="_Toc508882991"/>
       <w:r>
         <w:t>A good place to start</w:t>
       </w:r>
+      <w:bookmarkEnd w:id="3"/>
+    </w:p>
+    <w:p>
+      <w:pPr>
+        <w:pStyle w:val="Heading3"/>
+      </w:pPr>
+      <w:bookmarkStart w:id="4" w:name="_Toc508882992"/>
+      <w:r>
+        <w:t>Quick start guide</w:t>
+      </w:r>
       <w:bookmarkEnd w:id="4"/>
     </w:p>
     <w:p>
       <w:pPr>
+        <w:pStyle w:val="BodyText"/>
+      </w:pPr>
+      <w:r>
+        <w:t xml:space="preserve">You can find this on page </w:t>
+      </w:r>
+      <w:r>
+        <w:t>7</w:t>
+      </w:r>
+      <w:r>
+        <w:t>.</w:t>
+      </w:r>
+    </w:p>
+    <w:p>
+      <w:pPr>
         <w:pStyle w:val="Heading3"/>
       </w:pPr>
-      <w:bookmarkStart w:id="5" w:name="_Toc508882992"/>
-      <w:r>
-        <w:t>Quick start guide</w:t>
+      <w:bookmarkStart w:id="5" w:name="_Toc508882993"/>
+      <w:r>
+        <w:t>Troubleshooting</w:t>
       </w:r>
       <w:bookmarkEnd w:id="5"/>
     </w:p>
@@ -4052,7 +4055,7 @@
         <w:t xml:space="preserve">You can find this on page </w:t>
       </w:r>
       <w:r>
-        <w:t>7</w:t>
+        <w:t>25</w:t>
       </w:r>
       <w:r>
         <w:t>.</w:t>
@@ -4060,37 +4063,13 @@
     </w:p>
     <w:p>
       <w:pPr>
-        <w:pStyle w:val="Heading3"/>
-      </w:pPr>
-      <w:bookmarkStart w:id="6" w:name="_Toc508882993"/>
-      <w:r>
-        <w:t>Troubleshooting</w:t>
+        <w:pStyle w:val="Heading2"/>
+      </w:pPr>
+      <w:bookmarkStart w:id="6" w:name="_Toc508882994"/>
+      <w:r>
+        <w:t>Menus guide</w:t>
       </w:r>
       <w:bookmarkEnd w:id="6"/>
-    </w:p>
-    <w:p>
-      <w:pPr>
-        <w:pStyle w:val="BodyText"/>
-      </w:pPr>
-      <w:r>
-        <w:t xml:space="preserve">You can find this on page </w:t>
-      </w:r>
-      <w:r>
-        <w:t>25</w:t>
-      </w:r>
-      <w:r>
-        <w:t>.</w:t>
-      </w:r>
-    </w:p>
-    <w:p>
-      <w:pPr>
-        <w:pStyle w:val="Heading2"/>
-      </w:pPr>
-      <w:bookmarkStart w:id="7" w:name="_Toc508882994"/>
-      <w:r>
-        <w:t>Menus guide</w:t>
-      </w:r>
-      <w:bookmarkEnd w:id="7"/>
     </w:p>
     <w:p>
       <w:pPr>
@@ -4187,12 +4166,12 @@
       <w:pPr>
         <w:pStyle w:val="Heading1"/>
       </w:pPr>
-      <w:bookmarkStart w:id="8" w:name="_Toc508882995"/>
+      <w:bookmarkStart w:id="7" w:name="_Toc508882995"/>
       <w:r>
         <w:lastRenderedPageBreak/>
         <w:t>Quick Start Guide</w:t>
       </w:r>
-      <w:bookmarkEnd w:id="8"/>
+      <w:bookmarkEnd w:id="7"/>
       <w:r>
         <w:t xml:space="preserve"> </w:t>
       </w:r>
@@ -4216,50 +4195,50 @@
       <w:pPr>
         <w:pStyle w:val="Heading2"/>
       </w:pPr>
-      <w:bookmarkStart w:id="9" w:name="_Toc508882996"/>
+      <w:bookmarkStart w:id="8" w:name="_Toc508882996"/>
       <w:r>
         <w:t>What are the system requirements to run 9-Tap?</w:t>
       </w:r>
+      <w:bookmarkEnd w:id="8"/>
+    </w:p>
+    <w:p>
+      <w:pPr>
+        <w:pStyle w:val="BodyTextKeep"/>
+      </w:pPr>
+      <w:r>
+        <w:t>The system requirements</w:t>
+      </w:r>
+      <w:r>
+        <w:t xml:space="preserve">: </w:t>
+      </w:r>
+      <w:r>
+        <w:t>Windows 7 and above</w:t>
+      </w:r>
+      <w:r>
+        <w:t xml:space="preserve">. </w:t>
+      </w:r>
+      <w:r>
+        <w:t>13MB free disk space.</w:t>
+      </w:r>
+      <w:r>
+        <w:t xml:space="preserve"> </w:t>
+      </w:r>
+      <w:r>
+        <w:t xml:space="preserve">Optimized for 1366 X 768 screen resolution. </w:t>
+      </w:r>
+      <w:r>
+        <w:t>USB port. Dot matrix and ink/laser-jet printers. Microsoft Excel must be installed on the computer for the 9-Tap Tour program to work.</w:t>
+      </w:r>
+    </w:p>
+    <w:p>
+      <w:pPr>
+        <w:pStyle w:val="Heading2"/>
+      </w:pPr>
+      <w:bookmarkStart w:id="9" w:name="_Toc508882997"/>
+      <w:r>
+        <w:t>How do I install 9-Tap?</w:t>
+      </w:r>
       <w:bookmarkEnd w:id="9"/>
-    </w:p>
-    <w:p>
-      <w:pPr>
-        <w:pStyle w:val="BodyTextKeep"/>
-      </w:pPr>
-      <w:r>
-        <w:t>The system requirements</w:t>
-      </w:r>
-      <w:r>
-        <w:t xml:space="preserve">: </w:t>
-      </w:r>
-      <w:r>
-        <w:t>Windows 7 and above</w:t>
-      </w:r>
-      <w:r>
-        <w:t xml:space="preserve">. </w:t>
-      </w:r>
-      <w:r>
-        <w:t>13MB free disk space.</w:t>
-      </w:r>
-      <w:r>
-        <w:t xml:space="preserve"> </w:t>
-      </w:r>
-      <w:r>
-        <w:t xml:space="preserve">Optimized for 1366 X 768 screen resolution. </w:t>
-      </w:r>
-      <w:r>
-        <w:t>USB port. Dot matrix and ink/laser-jet printers. Microsoft Excel must be installed on the computer for the 9-Tap Tour program to work.</w:t>
-      </w:r>
-    </w:p>
-    <w:p>
-      <w:pPr>
-        <w:pStyle w:val="Heading2"/>
-      </w:pPr>
-      <w:bookmarkStart w:id="10" w:name="_Toc508882997"/>
-      <w:r>
-        <w:t>How do I install 9-Tap?</w:t>
-      </w:r>
-      <w:bookmarkEnd w:id="10"/>
     </w:p>
     <w:p>
       <w:pPr>
@@ -4539,11 +4518,11 @@
       <w:pPr>
         <w:pStyle w:val="Heading2"/>
       </w:pPr>
-      <w:bookmarkStart w:id="11" w:name="_Toc508882998"/>
+      <w:bookmarkStart w:id="10" w:name="_Toc508882998"/>
       <w:r>
         <w:t>How do I Launch 9-Tap?</w:t>
       </w:r>
-      <w:bookmarkEnd w:id="11"/>
+      <w:bookmarkEnd w:id="10"/>
     </w:p>
     <w:p>
       <w:pPr>
@@ -4566,11 +4545,35 @@
       <w:pPr>
         <w:pStyle w:val="Heading2"/>
       </w:pPr>
-      <w:bookmarkStart w:id="12" w:name="_Toc508882999"/>
+      <w:bookmarkStart w:id="11" w:name="_Toc508882999"/>
       <w:r>
         <w:lastRenderedPageBreak/>
         <w:t>How do I import existing members?</w:t>
       </w:r>
+      <w:bookmarkEnd w:id="11"/>
+    </w:p>
+    <w:p>
+      <w:pPr>
+        <w:pStyle w:val="BodyText"/>
+      </w:pPr>
+      <w:r>
+        <w:t xml:space="preserve">On the Member Info screen, Find the import button. Click on it. When the file picker screen comes up, navigate to the Excel file you need to import. Select it and </w:t>
+      </w:r>
+      <w:r>
+        <w:t>click</w:t>
+      </w:r>
+      <w:r>
+        <w:t xml:space="preserve"> OK.</w:t>
+      </w:r>
+    </w:p>
+    <w:p>
+      <w:pPr>
+        <w:pStyle w:val="Heading2"/>
+      </w:pPr>
+      <w:bookmarkStart w:id="12" w:name="_Toc508883000"/>
+      <w:r>
+        <w:t>How do I enter a new player?</w:t>
+      </w:r>
       <w:bookmarkEnd w:id="12"/>
     </w:p>
     <w:p>
@@ -4578,22 +4581,34 @@
         <w:pStyle w:val="BodyText"/>
       </w:pPr>
       <w:r>
-        <w:t xml:space="preserve">On the Member Info screen, Find the import button. Click on it. When the file picker screen comes up, navigate to the Excel file you need to import. Select it and </w:t>
-      </w:r>
-      <w:r>
-        <w:t>click</w:t>
-      </w:r>
-      <w:r>
-        <w:t xml:space="preserve"> OK.</w:t>
+        <w:t xml:space="preserve">On the Member Info screen, Click </w:t>
+      </w:r>
+      <w:r>
+        <w:t>“New” button.</w:t>
+      </w:r>
+      <w:r>
+        <w:t xml:space="preserve"> A new blank record will display. Start filling in the player’s information</w:t>
+      </w:r>
+      <w:r>
+        <w:t>, first and last name are required at time of creation</w:t>
+      </w:r>
+      <w:r>
+        <w:t>. Save the record</w:t>
+      </w:r>
+      <w:r>
+        <w:t xml:space="preserve"> by clicking “Save”</w:t>
+      </w:r>
+      <w:r>
+        <w:t>.</w:t>
       </w:r>
     </w:p>
     <w:p>
       <w:pPr>
         <w:pStyle w:val="Heading2"/>
       </w:pPr>
-      <w:bookmarkStart w:id="13" w:name="_Toc508883000"/>
-      <w:r>
-        <w:t>How do I enter a new player?</w:t>
+      <w:bookmarkStart w:id="13" w:name="_Toc508883001"/>
+      <w:r>
+        <w:t>How do I create a tournament?</w:t>
       </w:r>
       <w:bookmarkEnd w:id="13"/>
     </w:p>
@@ -4602,90 +4617,54 @@
         <w:pStyle w:val="BodyText"/>
       </w:pPr>
       <w:r>
-        <w:t xml:space="preserve">On the Member Info screen, Click </w:t>
-      </w:r>
-      <w:r>
-        <w:t>“New” button.</w:t>
-      </w:r>
-      <w:r>
-        <w:t xml:space="preserve"> A new blank record will display. Start filling in the player’s information</w:t>
-      </w:r>
-      <w:r>
-        <w:t>, first and last name are required at time of creation</w:t>
-      </w:r>
-      <w:r>
-        <w:t>. Save the record</w:t>
-      </w:r>
-      <w:r>
-        <w:t xml:space="preserve"> by clicking “Save”</w:t>
+        <w:t xml:space="preserve">On the Member Scores screen, </w:t>
+      </w:r>
+      <w:r>
+        <w:t xml:space="preserve">click on the </w:t>
+      </w:r>
+      <w:r>
+        <w:t>“</w:t>
+      </w:r>
+      <w:r>
+        <w:t>Create/Ed</w:t>
+      </w:r>
+      <w:r>
+        <w:t>it Tournament…</w:t>
+      </w:r>
+      <w:r>
+        <w:t>”</w:t>
+      </w:r>
+      <w:r>
+        <w:t xml:space="preserve"> button. This launches the New Tournament screen. </w:t>
+      </w:r>
+      <w:r>
+        <w:t xml:space="preserve">Use the Tournament Date field to enter the date of the tournament. </w:t>
+      </w:r>
+      <w:r>
+        <w:t xml:space="preserve">Fill in the </w:t>
+      </w:r>
+      <w:r>
+        <w:t>Location field with the name of the bowling alley. Enter the name of the event in the Event field. Enter the sponsors in the Sponsors field. LEAVE THE DOUBLES BOX UNCHECKED</w:t>
       </w:r>
       <w:r>
         <w:t>.</w:t>
       </w:r>
+      <w:r>
+        <w:t xml:space="preserve"> </w:t>
+      </w:r>
+      <w:r>
+        <w:t>If appropriate, check the 3 out of 4 box. Enter the number of squads in the Number of Squads field. If needed enter notes on the tournament in the Notes field. Double check your information, then click “Create Tournament”.</w:t>
+      </w:r>
     </w:p>
     <w:p>
       <w:pPr>
         <w:pStyle w:val="Heading2"/>
       </w:pPr>
-      <w:bookmarkStart w:id="14" w:name="_Toc508883001"/>
-      <w:r>
-        <w:t>How do I create a tournament?</w:t>
+      <w:bookmarkStart w:id="14" w:name="_Toc508883002"/>
+      <w:r>
+        <w:t>How do I enter a bowler’s scores?</w:t>
       </w:r>
       <w:bookmarkEnd w:id="14"/>
-    </w:p>
-    <w:p>
-      <w:pPr>
-        <w:pStyle w:val="BodyText"/>
-      </w:pPr>
-      <w:r>
-        <w:t xml:space="preserve">On the Member Scores screen, </w:t>
-      </w:r>
-      <w:r>
-        <w:t xml:space="preserve">click on the </w:t>
-      </w:r>
-      <w:r>
-        <w:t>“</w:t>
-      </w:r>
-      <w:r>
-        <w:t>Create/Ed</w:t>
-      </w:r>
-      <w:r>
-        <w:t>it Tournament…</w:t>
-      </w:r>
-      <w:r>
-        <w:t>”</w:t>
-      </w:r>
-      <w:r>
-        <w:t xml:space="preserve"> button. This launches the New Tournament screen. </w:t>
-      </w:r>
-      <w:r>
-        <w:t xml:space="preserve">Use the Tournament Date field to enter the date of the tournament. </w:t>
-      </w:r>
-      <w:r>
-        <w:t xml:space="preserve">Fill in the </w:t>
-      </w:r>
-      <w:r>
-        <w:t>Location field with the name of the bowling alley. Enter the name of the event in the Event field. Enter the sponsors in the Sponsors field. LEAVE THE DOUBLES BOX UNCHECKED</w:t>
-      </w:r>
-      <w:r>
-        <w:t>.</w:t>
-      </w:r>
-      <w:r>
-        <w:t xml:space="preserve"> </w:t>
-      </w:r>
-      <w:r>
-        <w:t>If appropriate, check the 3 out of 4 box. Enter the number of squads in the Number of Squads field. If needed enter notes on the tournament in the Notes field. Double check your information, then click “Create Tournament”.</w:t>
-      </w:r>
-    </w:p>
-    <w:p>
-      <w:pPr>
-        <w:pStyle w:val="Heading2"/>
-      </w:pPr>
-      <w:bookmarkStart w:id="15" w:name="_Toc508883002"/>
-      <w:r>
-        <w:t>How do I enter a bowler’s scores?</w:t>
-      </w:r>
-      <w:bookmarkEnd w:id="15"/>
     </w:p>
     <w:p>
       <w:pPr>
@@ -4795,7 +4774,7 @@
           <w:szCs w:val="32"/>
         </w:rPr>
       </w:pPr>
-      <w:bookmarkStart w:id="16" w:name="_Toc508883003"/>
+      <w:bookmarkStart w:id="15" w:name="_Toc508883003"/>
       <w:r>
         <w:rPr>
           <w:szCs w:val="32"/>
@@ -4803,7 +4782,7 @@
         <w:lastRenderedPageBreak/>
         <w:t>Start Menu</w:t>
       </w:r>
-      <w:bookmarkEnd w:id="16"/>
+      <w:bookmarkEnd w:id="15"/>
     </w:p>
     <w:p>
       <w:pPr>
@@ -4902,12 +4881,12 @@
       <w:pPr>
         <w:pStyle w:val="Heading1"/>
       </w:pPr>
-      <w:bookmarkStart w:id="17" w:name="_Toc508883004"/>
+      <w:bookmarkStart w:id="16" w:name="_Toc508883004"/>
       <w:r>
         <w:lastRenderedPageBreak/>
         <w:t>Member Info</w:t>
       </w:r>
-      <w:bookmarkEnd w:id="17"/>
+      <w:bookmarkEnd w:id="16"/>
     </w:p>
     <w:p>
       <w:pPr>
@@ -5010,42 +4989,42 @@
       <w:pPr>
         <w:pStyle w:val="Heading3"/>
       </w:pPr>
-      <w:bookmarkStart w:id="18" w:name="_Toc508883005"/>
+      <w:bookmarkStart w:id="17" w:name="_Toc508883005"/>
       <w:r>
         <w:t>Import Members</w:t>
       </w:r>
+      <w:bookmarkEnd w:id="17"/>
+    </w:p>
+    <w:p>
+      <w:pPr>
+        <w:pStyle w:val="BodyText"/>
+        <w:keepNext/>
+      </w:pPr>
+      <w:r>
+        <w:t>In the Record box, click on the “Import” button. The import file window will open</w:t>
+      </w:r>
+      <w:r>
+        <w:t>, see figure 10</w:t>
+      </w:r>
+      <w:r>
+        <w:t>. Chose the Excel file to be imported, then click “Open”. The member information will now be imported</w:t>
+      </w:r>
+      <w:r>
+        <w:t xml:space="preserve"> to the member database</w:t>
+      </w:r>
+      <w:r>
+        <w:t>. If you are updating from the old version of 9-Tap, please see Chapter 5, Conversion Program.</w:t>
+      </w:r>
+    </w:p>
+    <w:p>
+      <w:pPr>
+        <w:pStyle w:val="Heading3"/>
+      </w:pPr>
+      <w:bookmarkStart w:id="18" w:name="_Toc508883006"/>
+      <w:r>
+        <w:t>New Members</w:t>
+      </w:r>
       <w:bookmarkEnd w:id="18"/>
-    </w:p>
-    <w:p>
-      <w:pPr>
-        <w:pStyle w:val="BodyText"/>
-        <w:keepNext/>
-      </w:pPr>
-      <w:r>
-        <w:t>In the Record box, click on the “Import” button. The import file window will open</w:t>
-      </w:r>
-      <w:r>
-        <w:t>, see figure 10</w:t>
-      </w:r>
-      <w:r>
-        <w:t>. Chose the Excel file to be imported, then click “Open”. The member information will now be imported</w:t>
-      </w:r>
-      <w:r>
-        <w:t xml:space="preserve"> to the member database</w:t>
-      </w:r>
-      <w:r>
-        <w:t>. If you are updating from the old version of 9-Tap, please see Chapter 5, Conversion Program.</w:t>
-      </w:r>
-    </w:p>
-    <w:p>
-      <w:pPr>
-        <w:pStyle w:val="Heading3"/>
-      </w:pPr>
-      <w:bookmarkStart w:id="19" w:name="_Toc508883006"/>
-      <w:r>
-        <w:t>New Members</w:t>
-      </w:r>
-      <w:bookmarkEnd w:id="19"/>
     </w:p>
     <w:p>
       <w:pPr>
@@ -5193,11 +5172,11 @@
       <w:pPr>
         <w:pStyle w:val="Heading3"/>
       </w:pPr>
-      <w:bookmarkStart w:id="20" w:name="_Toc508883007"/>
+      <w:bookmarkStart w:id="19" w:name="_Toc508883007"/>
       <w:r>
         <w:t>Updating a member.</w:t>
       </w:r>
-      <w:bookmarkEnd w:id="20"/>
+      <w:bookmarkEnd w:id="19"/>
     </w:p>
     <w:p>
       <w:pPr>
@@ -5228,7 +5207,7 @@
           <w:szCs w:val="20"/>
         </w:rPr>
       </w:pPr>
-      <w:bookmarkStart w:id="21" w:name="_Toc508883008"/>
+      <w:bookmarkStart w:id="20" w:name="_Toc508883008"/>
       <w:r>
         <w:rPr>
           <w:szCs w:val="20"/>
@@ -5236,7 +5215,7 @@
         <w:lastRenderedPageBreak/>
         <w:t>Stats</w:t>
       </w:r>
-      <w:bookmarkEnd w:id="21"/>
+      <w:bookmarkEnd w:id="20"/>
     </w:p>
     <w:p>
       <w:pPr>
@@ -5326,7 +5305,7 @@
           <w:szCs w:val="20"/>
         </w:rPr>
       </w:pPr>
-      <w:bookmarkStart w:id="22" w:name="_Toc508883009"/>
+      <w:bookmarkStart w:id="21" w:name="_Toc508883009"/>
       <w:r>
         <w:rPr>
           <w:szCs w:val="20"/>
@@ -5334,7 +5313,7 @@
         <w:lastRenderedPageBreak/>
         <w:t>Member Search</w:t>
       </w:r>
-      <w:bookmarkEnd w:id="22"/>
+      <w:bookmarkEnd w:id="21"/>
     </w:p>
     <w:p>
       <w:pPr>
@@ -5470,7 +5449,7 @@
           <w:szCs w:val="20"/>
         </w:rPr>
       </w:pPr>
-      <w:bookmarkStart w:id="23" w:name="_Toc508883010"/>
+      <w:bookmarkStart w:id="22" w:name="_Toc508883010"/>
       <w:r>
         <w:rPr>
           <w:szCs w:val="20"/>
@@ -5478,7 +5457,7 @@
         <w:lastRenderedPageBreak/>
         <w:t>Print Recaps</w:t>
       </w:r>
-      <w:bookmarkEnd w:id="23"/>
+      <w:bookmarkEnd w:id="22"/>
     </w:p>
     <w:p>
       <w:pPr>
@@ -5634,14 +5613,14 @@
           <w:szCs w:val="20"/>
         </w:rPr>
       </w:pPr>
-      <w:bookmarkStart w:id="24" w:name="_Toc508883011"/>
+      <w:bookmarkStart w:id="23" w:name="_Toc508883011"/>
       <w:r>
         <w:rPr>
           <w:szCs w:val="20"/>
         </w:rPr>
         <w:t>Import</w:t>
       </w:r>
-      <w:bookmarkEnd w:id="24"/>
+      <w:bookmarkEnd w:id="23"/>
     </w:p>
     <w:p>
       <w:pPr>
@@ -5728,12 +5707,12 @@
       <w:pPr>
         <w:pStyle w:val="Heading1"/>
       </w:pPr>
-      <w:bookmarkStart w:id="25" w:name="_Toc508883012"/>
+      <w:bookmarkStart w:id="24" w:name="_Toc508883012"/>
       <w:r>
         <w:lastRenderedPageBreak/>
         <w:t>Member Scores</w:t>
       </w:r>
-      <w:bookmarkEnd w:id="25"/>
+      <w:bookmarkEnd w:id="24"/>
     </w:p>
     <w:p>
       <w:pPr>
@@ -5854,7 +5833,7 @@
           <w:szCs w:val="20"/>
         </w:rPr>
       </w:pPr>
-      <w:bookmarkStart w:id="26" w:name="_Toc508883013"/>
+      <w:bookmarkStart w:id="25" w:name="_Toc508883013"/>
       <w:r>
         <w:rPr>
           <w:szCs w:val="20"/>
@@ -5862,7 +5841,7 @@
         <w:lastRenderedPageBreak/>
         <w:t>Tournament Stats</w:t>
       </w:r>
-      <w:bookmarkEnd w:id="26"/>
+      <w:bookmarkEnd w:id="25"/>
     </w:p>
     <w:p>
       <w:pPr>
@@ -5955,7 +5934,7 @@
           <w:szCs w:val="20"/>
         </w:rPr>
       </w:pPr>
-      <w:bookmarkStart w:id="27" w:name="_Toc508883014"/>
+      <w:bookmarkStart w:id="26" w:name="_Toc508883014"/>
       <w:r>
         <w:rPr>
           <w:szCs w:val="20"/>
@@ -5976,7 +5955,7 @@
         </w:rPr>
         <w:t xml:space="preserve"> Tournament</w:t>
       </w:r>
-      <w:bookmarkEnd w:id="27"/>
+      <w:bookmarkEnd w:id="26"/>
     </w:p>
     <w:p>
       <w:pPr>
@@ -6077,12 +6056,12 @@
       <w:pPr>
         <w:pStyle w:val="Heading2"/>
       </w:pPr>
-      <w:bookmarkStart w:id="28" w:name="_Toc508883015"/>
+      <w:bookmarkStart w:id="27" w:name="_Toc508883015"/>
       <w:r>
         <w:lastRenderedPageBreak/>
         <w:t>Tournament Place Standings</w:t>
       </w:r>
-      <w:bookmarkEnd w:id="28"/>
+      <w:bookmarkEnd w:id="27"/>
     </w:p>
     <w:p>
       <w:pPr>
@@ -6175,12 +6154,12 @@
       <w:pPr>
         <w:pStyle w:val="Heading2"/>
       </w:pPr>
-      <w:bookmarkStart w:id="29" w:name="_Toc508883016"/>
+      <w:bookmarkStart w:id="28" w:name="_Toc508883016"/>
       <w:r>
         <w:lastRenderedPageBreak/>
         <w:t>Create/Edit Tournament</w:t>
       </w:r>
-      <w:bookmarkEnd w:id="29"/>
+      <w:bookmarkEnd w:id="28"/>
     </w:p>
     <w:p>
       <w:pPr>
@@ -6293,11 +6272,11 @@
       <w:pPr>
         <w:pStyle w:val="Heading3"/>
       </w:pPr>
-      <w:bookmarkStart w:id="30" w:name="_Toc508883017"/>
+      <w:bookmarkStart w:id="29" w:name="_Toc508883017"/>
       <w:r>
         <w:t>To Update an Existing Tournament</w:t>
       </w:r>
-      <w:bookmarkEnd w:id="30"/>
+      <w:bookmarkEnd w:id="29"/>
     </w:p>
     <w:p>
       <w:pPr>
@@ -6327,11 +6306,11 @@
       <w:pPr>
         <w:pStyle w:val="Heading2"/>
       </w:pPr>
-      <w:bookmarkStart w:id="31" w:name="_Toc508883018"/>
+      <w:bookmarkStart w:id="30" w:name="_Toc508883018"/>
       <w:r>
         <w:t>Search Tournaments</w:t>
       </w:r>
-      <w:bookmarkEnd w:id="31"/>
+      <w:bookmarkEnd w:id="30"/>
     </w:p>
     <w:p>
       <w:pPr>
@@ -6464,10 +6443,37 @@
       <w:pPr>
         <w:pStyle w:val="Heading3"/>
       </w:pPr>
-      <w:bookmarkStart w:id="32" w:name="_Toc508883019"/>
+      <w:bookmarkStart w:id="31" w:name="_Toc508883019"/>
       <w:r>
         <w:t>Search by Location</w:t>
       </w:r>
+      <w:bookmarkEnd w:id="31"/>
+    </w:p>
+    <w:p>
+      <w:pPr>
+        <w:pStyle w:val="BodyText"/>
+      </w:pPr>
+      <w:r>
+        <w:t>To search a tournament by location</w:t>
+      </w:r>
+      <w:r>
+        <w:t>:</w:t>
+      </w:r>
+      <w:r>
+        <w:t xml:space="preserve"> Fill in the name of the </w:t>
+      </w:r>
+      <w:r>
+        <w:t>bowling center in the Location field. Click “Search”. Choose the tournament. Click “Accept”.</w:t>
+      </w:r>
+    </w:p>
+    <w:p>
+      <w:pPr>
+        <w:pStyle w:val="Heading3"/>
+      </w:pPr>
+      <w:bookmarkStart w:id="32" w:name="_Toc508883020"/>
+      <w:r>
+        <w:t>Search by Event</w:t>
+      </w:r>
       <w:bookmarkEnd w:id="32"/>
     </w:p>
     <w:p>
@@ -6475,25 +6481,16 @@
         <w:pStyle w:val="BodyText"/>
       </w:pPr>
       <w:r>
-        <w:t>To search a tournament by location</w:t>
-      </w:r>
-      <w:r>
-        <w:t>:</w:t>
-      </w:r>
-      <w:r>
-        <w:t xml:space="preserve"> Fill in the name of the </w:t>
-      </w:r>
-      <w:r>
-        <w:t>bowling center in the Location field. Click “Search”. Choose the tournament. Click “Accept”.</w:t>
+        <w:t>To find a tournament by event: Fill in the name of the event in the Event field. Click “Search”. Choose the tournament you need from the displayed list. Click “Accept”.</w:t>
       </w:r>
     </w:p>
     <w:p>
       <w:pPr>
         <w:pStyle w:val="Heading3"/>
       </w:pPr>
-      <w:bookmarkStart w:id="33" w:name="_Toc508883020"/>
-      <w:r>
-        <w:t>Search by Event</w:t>
+      <w:bookmarkStart w:id="33" w:name="_Toc508883021"/>
+      <w:r>
+        <w:t>Search by Date</w:t>
       </w:r>
       <w:bookmarkEnd w:id="33"/>
     </w:p>
@@ -6502,24 +6499,6 @@
         <w:pStyle w:val="BodyText"/>
       </w:pPr>
       <w:r>
-        <w:t>To find a tournament by event: Fill in the name of the event in the Event field. Click “Search”. Choose the tournament you need from the displayed list. Click “Accept”.</w:t>
-      </w:r>
-    </w:p>
-    <w:p>
-      <w:pPr>
-        <w:pStyle w:val="Heading3"/>
-      </w:pPr>
-      <w:bookmarkStart w:id="34" w:name="_Toc508883021"/>
-      <w:r>
-        <w:t>Search by Date</w:t>
-      </w:r>
-      <w:bookmarkEnd w:id="34"/>
-    </w:p>
-    <w:p>
-      <w:pPr>
-        <w:pStyle w:val="BodyText"/>
-      </w:pPr>
-      <w:r>
         <w:t xml:space="preserve">To find a tournament by date: Check the Date box. Pick the date range to search with the </w:t>
       </w:r>
       <w:proofErr w:type="gramStart"/>
@@ -6535,12 +6514,12 @@
       <w:pPr>
         <w:pStyle w:val="Heading2"/>
       </w:pPr>
-      <w:bookmarkStart w:id="35" w:name="_Toc508883022"/>
+      <w:bookmarkStart w:id="34" w:name="_Toc508883022"/>
       <w:r>
         <w:lastRenderedPageBreak/>
         <w:t>List Tournaments by year</w:t>
       </w:r>
-      <w:bookmarkEnd w:id="35"/>
+      <w:bookmarkEnd w:id="34"/>
     </w:p>
     <w:p>
       <w:pPr>
@@ -6688,11 +6667,11 @@
       <w:pPr>
         <w:pStyle w:val="Heading2"/>
       </w:pPr>
-      <w:bookmarkStart w:id="36" w:name="_Toc508883023"/>
+      <w:bookmarkStart w:id="35" w:name="_Toc508883023"/>
       <w:r>
         <w:t>Reports</w:t>
       </w:r>
-      <w:bookmarkEnd w:id="36"/>
+      <w:bookmarkEnd w:id="35"/>
     </w:p>
     <w:p>
       <w:pPr>
@@ -6793,12 +6772,148 @@
     <w:p>
       <w:pPr>
         <w:pStyle w:val="Heading2"/>
-      </w:pPr>
-      <w:bookmarkStart w:id="37" w:name="_Toc508883024"/>
+        <w:sectPr>
+          <w:type w:val="continuous"/>
+          <w:pgSz w:w="12240" w:h="15840" w:code="1"/>
+          <w:pgMar w:top="1800" w:right="1195" w:bottom="1440" w:left="3355" w:header="965" w:footer="965" w:gutter="0"/>
+          <w:cols w:space="360"/>
+          <w:titlePg/>
+        </w:sectPr>
+      </w:pPr>
+      <w:bookmarkStart w:id="36" w:name="_Toc508883024"/>
+    </w:p>
+    <w:p>
+      <w:pPr>
+        <w:pStyle w:val="Heading2"/>
+      </w:pPr>
+      <w:r>
+        <w:lastRenderedPageBreak/>
+        <w:t>Tournament Results</w:t>
+      </w:r>
+    </w:p>
+    <w:p>
+      <w:pPr>
+        <w:pStyle w:val="BodyText"/>
+      </w:pPr>
+      <w:r>
+        <w:t>The “Tournament Results” button, on the Member Scores screen, launches the Tournament Results Screen. This screen displays how the members have placed, the member name, handicap, total score, and earnings. If the player won money, it is entered under earnings.</w:t>
+      </w:r>
+      <w:r>
+        <w:t xml:space="preserve"> The changes can then be saved to the database by clicking the “Save Changes” button. Also the tournament results can be exported to an Excel file by clicking the “Export </w:t>
+      </w:r>
+      <w:proofErr w:type="gramStart"/>
+      <w:r>
+        <w:t>To</w:t>
+      </w:r>
+      <w:proofErr w:type="gramEnd"/>
+      <w:r>
+        <w:t xml:space="preserve"> Excel” button.</w:t>
+      </w:r>
+    </w:p>
+    <w:p>
+      <w:pPr>
+        <w:pStyle w:val="BodyText"/>
+        <w:keepNext/>
+      </w:pPr>
+      <w:r>
+        <w:rPr>
+          <w:noProof/>
+        </w:rPr>
+        <w:drawing>
+          <wp:inline distT="0" distB="0" distL="0" distR="0">
+            <wp:extent cx="4848225" cy="4212724"/>
+            <wp:effectExtent l="0" t="0" r="0" b="0"/>
+            <wp:docPr id="20" name="Picture 20"/>
+            <wp:cNvGraphicFramePr>
+              <a:graphicFrameLocks xmlns:a="http://schemas.openxmlformats.org/drawingml/2006/main" noChangeAspect="1"/>
+            </wp:cNvGraphicFramePr>
+            <a:graphic xmlns:a="http://schemas.openxmlformats.org/drawingml/2006/main">
+              <a:graphicData uri="http://schemas.openxmlformats.org/drawingml/2006/picture">
+                <pic:pic xmlns:pic="http://schemas.openxmlformats.org/drawingml/2006/picture">
+                  <pic:nvPicPr>
+                    <pic:cNvPr id="20" name="TournamentResultsScreen.PNG"/>
+                    <pic:cNvPicPr/>
+                  </pic:nvPicPr>
+                  <pic:blipFill>
+                    <a:blip r:embed="rId31">
+                      <a:extLst>
+                        <a:ext uri="{28A0092B-C50C-407E-A947-70E740481C1C}">
+                          <a14:useLocalDpi xmlns:a14="http://schemas.microsoft.com/office/drawing/2010/main" val="0"/>
+                        </a:ext>
+                      </a:extLst>
+                    </a:blip>
+                    <a:stretch>
+                      <a:fillRect/>
+                    </a:stretch>
+                  </pic:blipFill>
+                  <pic:spPr>
+                    <a:xfrm>
+                      <a:off x="0" y="0"/>
+                      <a:ext cx="4910786" cy="4267085"/>
+                    </a:xfrm>
+                    <a:prstGeom prst="rect">
+                      <a:avLst/>
+                    </a:prstGeom>
+                  </pic:spPr>
+                </pic:pic>
+              </a:graphicData>
+            </a:graphic>
+          </wp:inline>
+        </w:drawing>
+      </w:r>
+    </w:p>
+    <w:p>
+      <w:pPr>
+        <w:pStyle w:val="Caption"/>
+        <w:jc w:val="both"/>
+      </w:pPr>
+      <w:r>
+        <w:t xml:space="preserve">Figure </w:t>
+      </w:r>
+      <w:fldSimple w:instr=" SEQ Figure \* ARABIC ">
+        <w:r>
+          <w:rPr>
+            <w:noProof/>
+          </w:rPr>
+          <w:t>17</w:t>
+        </w:r>
+      </w:fldSimple>
+      <w:r>
+        <w:t xml:space="preserve"> Tournament Results screen</w:t>
+      </w:r>
+    </w:p>
+    <w:p>
+      <w:pPr>
+        <w:pStyle w:val="Heading2"/>
+      </w:pPr>
+      <w:r>
+        <w:t>Comments</w:t>
+      </w:r>
+    </w:p>
+    <w:p>
+      <w:pPr>
+        <w:pStyle w:val="BodyText"/>
+      </w:pPr>
+      <w:r>
+        <w:t>On the Member Scores Screen, comments regarding the tournament can be entered in the Comments fi</w:t>
+      </w:r>
+      <w:r>
+        <w:t>el</w:t>
+      </w:r>
+      <w:bookmarkStart w:id="37" w:name="_GoBack"/>
+      <w:bookmarkEnd w:id="37"/>
+      <w:r>
+        <w:t>d.</w:t>
+      </w:r>
+    </w:p>
+    <w:p>
+      <w:pPr>
+        <w:pStyle w:val="Heading2"/>
+      </w:pPr>
       <w:r>
         <w:t>Finalize Tournament</w:t>
       </w:r>
-      <w:bookmarkEnd w:id="37"/>
+      <w:bookmarkEnd w:id="36"/>
     </w:p>
     <w:p>
       <w:pPr>
@@ -6821,7 +6936,11 @@
         <w:t>The Adjusted Average</w:t>
       </w:r>
       <w:r>
-        <w:t xml:space="preserve"> determines the member’s handicap for the next tournament </w:t>
+        <w:t xml:space="preserve"> determines the </w:t>
+      </w:r>
+      <w:r>
+        <w:lastRenderedPageBreak/>
+        <w:t xml:space="preserve">member’s handicap for the next tournament </w:t>
       </w:r>
       <w:r>
         <w:t>in which they are competing</w:t>
@@ -6830,11 +6949,7 @@
         <w:t>.</w:t>
       </w:r>
       <w:r>
-        <w:t xml:space="preserve"> Once the </w:t>
-      </w:r>
-      <w:r>
-        <w:lastRenderedPageBreak/>
-        <w:t>information has been validated, the director checks off the “Director Check” boxes. Then “Finalize” is clicked and the information is saved to the database.</w:t>
+        <w:t xml:space="preserve"> Once the information has been validated, the director checks off the “Director Check” boxes. Then “Finalize” is clicked and the information is saved to the database.</w:t>
       </w:r>
     </w:p>
     <w:p>
@@ -6862,7 +6977,7 @@
                     <pic:cNvPicPr/>
                   </pic:nvPicPr>
                   <pic:blipFill>
-                    <a:blip r:embed="rId31" cstate="print">
+                    <a:blip r:embed="rId32" cstate="print">
                       <a:extLst>
                         <a:ext uri="{28A0092B-C50C-407E-A947-70E740481C1C}">
                           <a14:useLocalDpi xmlns:a14="http://schemas.microsoft.com/office/drawing/2010/main" val="0"/>
@@ -6901,7 +7016,7 @@
           <w:rPr>
             <w:noProof/>
           </w:rPr>
-          <w:t>17</w:t>
+          <w:t>18</w:t>
         </w:r>
       </w:fldSimple>
       <w:r>
@@ -6952,7 +7067,7 @@
                     <pic:cNvPicPr/>
                   </pic:nvPicPr>
                   <pic:blipFill>
-                    <a:blip r:embed="rId32">
+                    <a:blip r:embed="rId33">
                       <a:extLst>
                         <a:ext uri="{28A0092B-C50C-407E-A947-70E740481C1C}">
                           <a14:useLocalDpi xmlns:a14="http://schemas.microsoft.com/office/drawing/2010/main" val="0"/>
@@ -6992,7 +7107,7 @@
           <w:rPr>
             <w:noProof/>
           </w:rPr>
-          <w:t>18</w:t>
+          <w:t>19</w:t>
         </w:r>
       </w:fldSimple>
       <w:r>
@@ -7209,7 +7324,7 @@
                     <pic:cNvPicPr/>
                   </pic:nvPicPr>
                   <pic:blipFill>
-                    <a:blip r:embed="rId33" cstate="print">
+                    <a:blip r:embed="rId34" cstate="print">
                       <a:extLst>
                         <a:ext uri="{28A0092B-C50C-407E-A947-70E740481C1C}">
                           <a14:useLocalDpi xmlns:a14="http://schemas.microsoft.com/office/drawing/2010/main" val="0"/>
@@ -7249,7 +7364,7 @@
           <w:rPr>
             <w:noProof/>
           </w:rPr>
-          <w:t>19</w:t>
+          <w:t>20</w:t>
         </w:r>
       </w:fldSimple>
       <w:r>
@@ -7324,7 +7439,7 @@
                                 <w:rPr>
                                   <w:noProof/>
                                 </w:rPr>
-                                <w:t>20</w:t>
+                                <w:t>21</w:t>
                               </w:r>
                             </w:fldSimple>
                             <w:r>
@@ -7373,7 +7488,7 @@
                           <w:rPr>
                             <w:noProof/>
                           </w:rPr>
-                          <w:t>20</w:t>
+                          <w:t>21</w:t>
                         </w:r>
                       </w:fldSimple>
                       <w:r>
@@ -7416,7 +7531,7 @@
                     <pic:cNvPicPr/>
                   </pic:nvPicPr>
                   <pic:blipFill>
-                    <a:blip r:embed="rId34">
+                    <a:blip r:embed="rId35">
                       <a:extLst>
                         <a:ext uri="{28A0092B-C50C-407E-A947-70E740481C1C}">
                           <a14:useLocalDpi xmlns:a14="http://schemas.microsoft.com/office/drawing/2010/main" val="0"/>
@@ -7454,7 +7569,6 @@
           <w:szCs w:val="24"/>
         </w:rPr>
         <w:sectPr>
-          <w:type w:val="continuous"/>
           <w:pgSz w:w="12240" w:h="15840" w:code="1"/>
           <w:pgMar w:top="1800" w:right="1195" w:bottom="1440" w:left="3355" w:header="965" w:footer="965" w:gutter="0"/>
           <w:cols w:space="360"/>
@@ -7505,17 +7619,13 @@
     </w:p>
     <w:p>
       <w:pPr>
-        <w:rPr>
-          <w:rFonts w:ascii="Arial Black" w:hAnsi="Arial Black"/>
-          <w:color w:val="808080"/>
-          <w:spacing w:val="-25"/>
-          <w:kern w:val="28"/>
-          <w:sz w:val="32"/>
-        </w:rPr>
-      </w:pPr>
-      <w:r>
-        <w:br w:type="page"/>
-      </w:r>
+        <w:sectPr>
+          <w:pgSz w:w="12240" w:h="15840" w:code="1"/>
+          <w:pgMar w:top="1800" w:right="1195" w:bottom="1440" w:left="3355" w:header="965" w:footer="965" w:gutter="0"/>
+          <w:cols w:space="360"/>
+          <w:titlePg/>
+        </w:sectPr>
+      </w:pPr>
     </w:p>
     <w:p>
       <w:pPr>
@@ -7740,7 +7850,13 @@
         </w:numPr>
       </w:pPr>
       <w:r>
-        <w:t>Home—takes you back to the Main Menu.</w:t>
+        <w:t>Home—</w:t>
+      </w:r>
+      <w:r>
+        <w:t xml:space="preserve">this tab </w:t>
+      </w:r>
+      <w:r>
+        <w:t>takes you back to the Main Menu.</w:t>
       </w:r>
     </w:p>
     <w:p>
@@ -7752,7 +7868,13 @@
         </w:numPr>
       </w:pPr>
       <w:r>
-        <w:t xml:space="preserve">Member Info—takes you to the Member Information form. </w:t>
+        <w:t>Member Info—</w:t>
+      </w:r>
+      <w:r>
+        <w:t xml:space="preserve">this tab </w:t>
+      </w:r>
+      <w:r>
+        <w:t xml:space="preserve">takes you to the Member Information form. </w:t>
       </w:r>
     </w:p>
     <w:p>
@@ -7764,7 +7886,19 @@
         </w:numPr>
       </w:pPr>
       <w:r>
-        <w:t>Member Scores—takes you to the Member Scores Form. From there, you can access Tournament creation and editing.</w:t>
+        <w:t>Member Scores—</w:t>
+      </w:r>
+      <w:r>
+        <w:t xml:space="preserve">this tab </w:t>
+      </w:r>
+      <w:r>
+        <w:t>takes you to the Member Scores Form. From there, you can access Tournament creation and editing</w:t>
+      </w:r>
+      <w:r>
+        <w:t xml:space="preserve"> functions</w:t>
+      </w:r>
+      <w:r>
+        <w:t>.</w:t>
       </w:r>
     </w:p>
     <w:p>
@@ -7776,7 +7910,25 @@
         </w:numPr>
       </w:pPr>
       <w:r>
-        <w:t>Tools—take you to the active/inactive member dialog.</w:t>
+        <w:t>Tools—</w:t>
+      </w:r>
+      <w:r>
+        <w:t xml:space="preserve">this tab </w:t>
+      </w:r>
+      <w:r>
+        <w:t>take</w:t>
+      </w:r>
+      <w:r>
+        <w:t>s</w:t>
+      </w:r>
+      <w:r>
+        <w:t xml:space="preserve"> you to the active/inactive member </w:t>
+      </w:r>
+      <w:r>
+        <w:t xml:space="preserve">update </w:t>
+      </w:r>
+      <w:r>
+        <w:t>dialog.</w:t>
       </w:r>
     </w:p>
     <w:p>
@@ -7796,7 +7948,7 @@
         </w:numPr>
       </w:pPr>
       <w:r>
-        <w:t>“Member Info”—Left click on this to go to the member information form. Here is where new member information is entered and saved. Player statistics can be found here too. Also importing member information from Microsoft Excel files is done here</w:t>
+        <w:t>Member Info—Left click on this to go to the member information form. Here is where new member information is entered and saved. Player statistics can be found here too. Also importing member information from Microsoft Excel files is done here</w:t>
       </w:r>
     </w:p>
     <w:p>
@@ -7808,7 +7960,7 @@
         </w:numPr>
       </w:pPr>
       <w:r>
-        <w:t>“Member Scores”—accesses the Member Scores form. From there, access Tournament forms</w:t>
+        <w:t>Member Scores—accesses the Member Scores form. From there, access Tournament forms</w:t>
       </w:r>
     </w:p>
     <w:p>
@@ -7820,7 +7972,7 @@
         </w:numPr>
       </w:pPr>
       <w:r>
-        <w:t>“About”—About the 9Tap Tour</w:t>
+        <w:t>About—About the 9Tap Tour</w:t>
       </w:r>
     </w:p>
     <w:p>
@@ -7832,7 +7984,7 @@
         </w:numPr>
       </w:pPr>
       <w:r>
-        <w:t>“Exit”—exits the 9Tap Tour program</w:t>
+        <w:t>Exit—exits the 9Tap Tour program</w:t>
       </w:r>
     </w:p>
     <w:p>
@@ -7856,7 +8008,7 @@
         </w:numPr>
       </w:pPr>
       <w:r>
-        <w:t>“Add Region”—goes to “Add Region” dialog.</w:t>
+        <w:t>Add Region—goes to “Add Region” dialog.</w:t>
       </w:r>
     </w:p>
     <w:p>
@@ -7872,16 +8024,25 @@
         <w:pStyle w:val="BodyText"/>
       </w:pPr>
       <w:r>
-        <w:t>Once on t</w:t>
+        <w:t>On</w:t>
+      </w:r>
+      <w:r>
+        <w:t xml:space="preserve"> t</w:t>
       </w:r>
       <w:r>
         <w:t>he Member Info screen</w:t>
       </w:r>
       <w:r>
-        <w:t xml:space="preserve"> you can enter a new or update an existing member</w:t>
-      </w:r>
-      <w:r>
-        <w:t>:</w:t>
+        <w:t xml:space="preserve"> you can enter a new</w:t>
+      </w:r>
+      <w:r>
+        <w:t>,</w:t>
+      </w:r>
+      <w:r>
+        <w:t xml:space="preserve"> update an existing member</w:t>
+      </w:r>
+      <w:r>
+        <w:t>, or import existing member information from an Excel file.</w:t>
       </w:r>
     </w:p>
     <w:p>
@@ -7893,7 +8054,7 @@
         </w:numPr>
       </w:pPr>
       <w:r>
-        <w:t xml:space="preserve">“Member Number”—the member number auto generates. </w:t>
+        <w:t xml:space="preserve">Member Number—the member number auto generates. </w:t>
       </w:r>
     </w:p>
     <w:p>
@@ -7905,7 +8066,7 @@
         </w:numPr>
       </w:pPr>
       <w:r>
-        <w:t>“Last Name”—member</w:t>
+        <w:t>Last Name—member</w:t>
       </w:r>
       <w:r>
         <w:t>’s</w:t>
@@ -7926,7 +8087,7 @@
         </w:numPr>
       </w:pPr>
       <w:r>
-        <w:t>“First Name”—member</w:t>
+        <w:t>First Name—member</w:t>
       </w:r>
       <w:r>
         <w:t>’s</w:t>
@@ -7947,7 +8108,7 @@
         </w:numPr>
       </w:pPr>
       <w:r>
-        <w:t>“Middle Initial”—member’s middle initial.</w:t>
+        <w:t>Middle Initial—member’s middle initial.</w:t>
       </w:r>
     </w:p>
     <w:p>
@@ -7960,7 +8121,10 @@
       </w:pPr>
       <w:r>
         <w:lastRenderedPageBreak/>
-        <w:t>Member Information block</w:t>
+        <w:t xml:space="preserve">Member Information </w:t>
+      </w:r>
+      <w:r>
+        <w:t>area.</w:t>
       </w:r>
     </w:p>
     <w:p>
@@ -7972,7 +8136,7 @@
         </w:numPr>
       </w:pPr>
       <w:r>
-        <w:t>“D.O.B.”—member’s date of birth, mm/</w:t>
+        <w:t>D.O.B.—member’s date of birth, mm/</w:t>
       </w:r>
       <w:proofErr w:type="spellStart"/>
       <w:r>
@@ -8000,7 +8164,16 @@
         </w:numPr>
       </w:pPr>
       <w:r>
-        <w:t>“SSN”—the member’s social security number. Not displayed by default.</w:t>
+        <w:t>SSN—member’s social security number</w:t>
+      </w:r>
+      <w:r>
+        <w:t>, n</w:t>
+      </w:r>
+      <w:r>
+        <w:t>ot displayed by default.</w:t>
+      </w:r>
+      <w:r>
+        <w:t xml:space="preserve"> To show the member’s SSN, check the box to the left of the field.</w:t>
       </w:r>
     </w:p>
     <w:p>
@@ -8012,7 +8185,7 @@
         </w:numPr>
       </w:pPr>
       <w:r>
-        <w:t>“Address”—member’s street address.</w:t>
+        <w:t>Address—member’s street address.</w:t>
       </w:r>
     </w:p>
     <w:p>
@@ -8024,7 +8197,7 @@
         </w:numPr>
       </w:pPr>
       <w:r>
-        <w:t>“City”</w:t>
+        <w:t>City</w:t>
       </w:r>
     </w:p>
     <w:p>
@@ -8036,7 +8209,7 @@
         </w:numPr>
       </w:pPr>
       <w:r>
-        <w:t>“State”</w:t>
+        <w:t>State</w:t>
       </w:r>
     </w:p>
     <w:p>
@@ -8048,7 +8221,7 @@
         </w:numPr>
       </w:pPr>
       <w:r>
-        <w:t>“Zip”</w:t>
+        <w:t>Zip</w:t>
       </w:r>
     </w:p>
     <w:p>
@@ -8060,7 +8233,7 @@
         </w:numPr>
       </w:pPr>
       <w:r>
-        <w:t>“Email”—member’s email.</w:t>
+        <w:t>Email—member’s email.</w:t>
       </w:r>
     </w:p>
     <w:p>
@@ -8072,7 +8245,13 @@
         </w:numPr>
       </w:pPr>
       <w:r>
-        <w:t>“Date Joined”—date member joined.</w:t>
+        <w:t xml:space="preserve">Date Joined—date </w:t>
+      </w:r>
+      <w:r>
+        <w:t xml:space="preserve">the </w:t>
+      </w:r>
+      <w:r>
+        <w:t>member joined.</w:t>
       </w:r>
     </w:p>
     <w:p>
@@ -8084,7 +8263,13 @@
         </w:numPr>
       </w:pPr>
       <w:r>
-        <w:t>“Rejoin Date”—date member rejoined.</w:t>
+        <w:t>Rejoin Date—date</w:t>
+      </w:r>
+      <w:r>
+        <w:t xml:space="preserve"> the </w:t>
+      </w:r>
+      <w:r>
+        <w:t>member rejoined.</w:t>
       </w:r>
     </w:p>
     <w:p>
@@ -8096,7 +8281,10 @@
         </w:numPr>
       </w:pPr>
       <w:r>
-        <w:t>“Referrals”—track number of bowlers referred by the member. Once they have five confirmed referrals, the member becomes a lifetime member.</w:t>
+        <w:t>Referrals—track number of bowlers referred by the member. Once they have five confirmed referrals, the member becomes a lifetime member.</w:t>
+      </w:r>
+      <w:r>
+        <w:t xml:space="preserve"> A confirmed referral has joined the tour and bowled in three tournaments.</w:t>
       </w:r>
     </w:p>
     <w:p>
@@ -8108,7 +8296,13 @@
         </w:numPr>
       </w:pPr>
       <w:r>
-        <w:t>“Average”—where the member’s average displays. For a new member, where her average can be entered, with proof.</w:t>
+        <w:t>Average—where the member’s average displays. For a new member, where her average can be entered, with proof</w:t>
+      </w:r>
+      <w:r>
+        <w:t xml:space="preserve"> of the average from another league</w:t>
+      </w:r>
+      <w:r>
+        <w:t>.</w:t>
       </w:r>
     </w:p>
     <w:p>
@@ -8120,7 +8314,7 @@
         </w:numPr>
       </w:pPr>
       <w:r>
-        <w:t>“30 Game Average”—member’s average over the last 30 games he’s bowled.</w:t>
+        <w:t>30 Game Average—member’s average over the last 30 games he’s bowled.</w:t>
       </w:r>
     </w:p>
     <w:p>
@@ -8132,7 +8326,13 @@
         </w:numPr>
       </w:pPr>
       <w:r>
-        <w:t>“Handicap”—member’s calculated handicap.</w:t>
+        <w:t>Handicap—member’s handicap</w:t>
+      </w:r>
+      <w:r>
+        <w:t>, calculated by the program</w:t>
+      </w:r>
+      <w:r>
+        <w:t>.</w:t>
       </w:r>
     </w:p>
     <w:p>
@@ -8144,7 +8344,10 @@
         </w:numPr>
       </w:pPr>
       <w:r>
-        <w:t>“Bonus”—bonus pins.</w:t>
+        <w:t>Bonus—bonus pins.</w:t>
+      </w:r>
+      <w:r>
+        <w:t xml:space="preserve"> If the member gets bonus pins, this is where they are entered.</w:t>
       </w:r>
     </w:p>
     <w:p>
@@ -8156,7 +8359,7 @@
         </w:numPr>
       </w:pPr>
       <w:r>
-        <w:t>“Year End Tournaments”</w:t>
+        <w:t>Year End Tournaments</w:t>
       </w:r>
     </w:p>
     <w:p>
@@ -8168,7 +8371,7 @@
         </w:numPr>
       </w:pPr>
       <w:r>
-        <w:t>“Money Earned”—prize money earned by the member from tournaments.</w:t>
+        <w:t>Money Earned—prize money earned by the member from tournaments.</w:t>
       </w:r>
     </w:p>
     <w:p>
@@ -8180,7 +8383,7 @@
         </w:numPr>
       </w:pPr>
       <w:r>
-        <w:t>“Last Bowled”—date member last bowled.</w:t>
+        <w:t>Last Bowled—date member last bowled.</w:t>
       </w:r>
     </w:p>
     <w:p>
@@ -8192,7 +8395,10 @@
         </w:numPr>
       </w:pPr>
       <w:r>
-        <w:t>Record block</w:t>
+        <w:t xml:space="preserve">Record </w:t>
+      </w:r>
+      <w:r>
+        <w:t>section.</w:t>
       </w:r>
     </w:p>
     <w:p>
@@ -8204,7 +8410,7 @@
         </w:numPr>
       </w:pPr>
       <w:r>
-        <w:t>“New”—starts a new record.</w:t>
+        <w:t>New—starts a new record.</w:t>
       </w:r>
     </w:p>
     <w:p>
@@ -8216,7 +8422,7 @@
         </w:numPr>
       </w:pPr>
       <w:r>
-        <w:t>“Save”—saves member information to the database.</w:t>
+        <w:t>Save—saves member information to the database.</w:t>
       </w:r>
     </w:p>
     <w:p>
@@ -8228,7 +8434,8 @@
         </w:numPr>
       </w:pPr>
       <w:r>
-        <w:t>“Import”—imports member information from an excel file.</w:t>
+        <w:lastRenderedPageBreak/>
+        <w:t>Import—imports member information from an excel file.</w:t>
       </w:r>
     </w:p>
     <w:p>
@@ -8240,8 +8447,19 @@
         </w:numPr>
       </w:pPr>
       <w:r>
-        <w:lastRenderedPageBreak/>
-        <w:t>“Record Number” block. For navigation between records.</w:t>
+        <w:t xml:space="preserve">Record Number </w:t>
+      </w:r>
+      <w:r>
+        <w:t>section</w:t>
+      </w:r>
+      <w:r>
+        <w:t>. For navigation between records</w:t>
+      </w:r>
+      <w:r>
+        <w:t xml:space="preserve"> by record number</w:t>
+      </w:r>
+      <w:r>
+        <w:t>.</w:t>
       </w:r>
     </w:p>
     <w:p>
@@ -8253,7 +8471,7 @@
         </w:numPr>
       </w:pPr>
       <w:r>
-        <w:t>“&lt;”—goes one record back</w:t>
+        <w:t>&lt;—goes one record back</w:t>
       </w:r>
     </w:p>
     <w:p>
@@ -8265,7 +8483,7 @@
         </w:numPr>
       </w:pPr>
       <w:r>
-        <w:t>“&gt;”—goes one record forward</w:t>
+        <w:t>&gt;—goes one record forward</w:t>
       </w:r>
     </w:p>
     <w:p>
@@ -8277,7 +8495,7 @@
         </w:numPr>
       </w:pPr>
       <w:r>
-        <w:t>“First Record”—goes to first record</w:t>
+        <w:t>First Record—goes to first record</w:t>
       </w:r>
     </w:p>
     <w:p>
@@ -8289,7 +8507,7 @@
         </w:numPr>
       </w:pPr>
       <w:r>
-        <w:t>“Last Record”—goes to last record</w:t>
+        <w:t>Last Record—goes to last record</w:t>
       </w:r>
     </w:p>
     <w:p>
@@ -8301,7 +8519,10 @@
         </w:numPr>
       </w:pPr>
       <w:r>
-        <w:t>“Stats” block</w:t>
+        <w:t>Stats</w:t>
+      </w:r>
+      <w:r>
+        <w:t xml:space="preserve"> section</w:t>
       </w:r>
     </w:p>
     <w:p>
@@ -8313,7 +8534,13 @@
         </w:numPr>
       </w:pPr>
       <w:r>
-        <w:t>“Stats”—brings up currently selected member’s statistics.</w:t>
+        <w:t>Stats—</w:t>
+      </w:r>
+      <w:r>
+        <w:t xml:space="preserve"> this button </w:t>
+      </w:r>
+      <w:r>
+        <w:t>brings up currently selected member’s statistics.</w:t>
       </w:r>
     </w:p>
     <w:p>
@@ -8325,7 +8552,10 @@
         </w:numPr>
       </w:pPr>
       <w:r>
-        <w:t>“Search” block</w:t>
+        <w:t xml:space="preserve">Search </w:t>
+      </w:r>
+      <w:r>
+        <w:t>section</w:t>
       </w:r>
     </w:p>
     <w:p>
@@ -8337,7 +8567,13 @@
         </w:numPr>
       </w:pPr>
       <w:r>
-        <w:t>“Member Search”—brings up member search screen, used to search for member records.</w:t>
+        <w:t>Member Search—</w:t>
+      </w:r>
+      <w:r>
+        <w:t xml:space="preserve">this button </w:t>
+      </w:r>
+      <w:r>
+        <w:t>brings up member search screen, used to search for member records.</w:t>
       </w:r>
     </w:p>
     <w:p>
@@ -8349,7 +8585,10 @@
         </w:numPr>
       </w:pPr>
       <w:r>
-        <w:t>“Print Recaps” block</w:t>
+        <w:t xml:space="preserve">Print Recaps </w:t>
+      </w:r>
+      <w:r>
+        <w:t>section</w:t>
       </w:r>
     </w:p>
     <w:p>
@@ -8361,7 +8600,13 @@
         </w:numPr>
       </w:pPr>
       <w:r>
-        <w:t>“Print Single”—prints a single member’s record.</w:t>
+        <w:t>Print Single—</w:t>
+      </w:r>
+      <w:r>
+        <w:t>this button launches your computer’s print dialog. P</w:t>
+      </w:r>
+      <w:r>
+        <w:t>rints a single member’s record.</w:t>
       </w:r>
     </w:p>
     <w:p>
@@ -8373,15 +8618,39 @@
         </w:numPr>
       </w:pPr>
       <w:r>
-        <w:t xml:space="preserve">“Print </w:t>
+        <w:t>Print By Date—</w:t>
+      </w:r>
+      <w:r>
+        <w:t xml:space="preserve">this button </w:t>
+      </w:r>
+      <w:r>
+        <w:t>brings up the print by date dialog</w:t>
+      </w:r>
+      <w:r>
+        <w:t xml:space="preserve"> screen</w:t>
       </w:r>
       <w:proofErr w:type="gramStart"/>
       <w:r>
-        <w:t>By</w:t>
+        <w:t>.</w:t>
+      </w:r>
+      <w:r>
+        <w:t>.</w:t>
       </w:r>
       <w:proofErr w:type="gramEnd"/>
       <w:r>
-        <w:t xml:space="preserve"> Date”—brings up the print by date dialog. To print a range of records by date.</w:t>
+        <w:t xml:space="preserve"> </w:t>
+      </w:r>
+      <w:r>
+        <w:t>P</w:t>
+      </w:r>
+      <w:r>
+        <w:t>rint</w:t>
+      </w:r>
+      <w:r>
+        <w:t>s</w:t>
+      </w:r>
+      <w:r>
+        <w:t xml:space="preserve"> a range of records by date.</w:t>
       </w:r>
     </w:p>
     <w:p>
@@ -8393,7 +8662,7 @@
         </w:numPr>
       </w:pPr>
       <w:r>
-        <w:t xml:space="preserve">“Print </w:t>
+        <w:t xml:space="preserve">Print </w:t>
       </w:r>
       <w:proofErr w:type="gramStart"/>
       <w:r>
@@ -8401,10 +8670,16 @@
       </w:r>
       <w:proofErr w:type="gramEnd"/>
       <w:r>
-        <w:t xml:space="preserve"> Tournament”</w:t>
-      </w:r>
-      <w:r>
-        <w:t>—prints member record by tournament.</w:t>
+        <w:t xml:space="preserve"> Tournament</w:t>
+      </w:r>
+      <w:r>
+        <w:t>—</w:t>
+      </w:r>
+      <w:r>
+        <w:t>this button launches your computer’s print dialog. P</w:t>
+      </w:r>
+      <w:r>
+        <w:t>rints member record by tournament.</w:t>
       </w:r>
     </w:p>
     <w:p>
@@ -8419,6 +8694,590 @@
       <w:pPr>
         <w:pStyle w:val="BodyText"/>
       </w:pPr>
+      <w:r>
+        <w:t>The Member Scores screen is where the members’ scores recaps are entered into the database. It’s also where tournaments are created and edited. In order to enter scores, a tournament must be created and selected.</w:t>
+      </w:r>
+    </w:p>
+    <w:p>
+      <w:pPr>
+        <w:pStyle w:val="BodyText"/>
+        <w:numPr>
+          <w:ilvl w:val="0"/>
+          <w:numId w:val="48"/>
+        </w:numPr>
+      </w:pPr>
+      <w:r>
+        <w:t>Enter Member Number—</w:t>
+      </w:r>
+      <w:r>
+        <w:t>the bowler’s member number is entered here.</w:t>
+      </w:r>
+    </w:p>
+    <w:p>
+      <w:pPr>
+        <w:pStyle w:val="BodyText"/>
+        <w:numPr>
+          <w:ilvl w:val="0"/>
+          <w:numId w:val="48"/>
+        </w:numPr>
+      </w:pPr>
+      <w:r>
+        <w:t>Last Name—after the member number is entered, this field auto-populates with the member’s last name.</w:t>
+      </w:r>
+    </w:p>
+    <w:p>
+      <w:pPr>
+        <w:pStyle w:val="BodyText"/>
+        <w:numPr>
+          <w:ilvl w:val="0"/>
+          <w:numId w:val="48"/>
+        </w:numPr>
+      </w:pPr>
+      <w:r>
+        <w:t>First Name—after the member number is entered, this field auto populates with the member’s first name.</w:t>
+      </w:r>
+    </w:p>
+    <w:p>
+      <w:pPr>
+        <w:pStyle w:val="BodyText"/>
+        <w:numPr>
+          <w:ilvl w:val="0"/>
+          <w:numId w:val="48"/>
+        </w:numPr>
+      </w:pPr>
+      <w:r>
+        <w:t>Middle Initial—after the member is entered, this field auto populates with the member’s middle initial.</w:t>
+      </w:r>
+    </w:p>
+    <w:p>
+      <w:pPr>
+        <w:pStyle w:val="BodyText"/>
+        <w:numPr>
+          <w:ilvl w:val="0"/>
+          <w:numId w:val="48"/>
+        </w:numPr>
+      </w:pPr>
+      <w:r>
+        <w:lastRenderedPageBreak/>
+        <w:t>Squad Number—pick the squad the member bowled in for this tournament.</w:t>
+      </w:r>
+    </w:p>
+    <w:p>
+      <w:pPr>
+        <w:pStyle w:val="BodyText"/>
+        <w:numPr>
+          <w:ilvl w:val="0"/>
+          <w:numId w:val="48"/>
+        </w:numPr>
+      </w:pPr>
+      <w:r>
+        <w:t>Member Status—after the member number is entered, this field auto-populates with the member’s active/inactive status. Scores can only be entered for an active member.</w:t>
+      </w:r>
+    </w:p>
+    <w:p>
+      <w:pPr>
+        <w:pStyle w:val="BodyText"/>
+        <w:numPr>
+          <w:ilvl w:val="0"/>
+          <w:numId w:val="48"/>
+        </w:numPr>
+      </w:pPr>
+      <w:r>
+        <w:t>Stats section</w:t>
+      </w:r>
+    </w:p>
+    <w:p>
+      <w:pPr>
+        <w:pStyle w:val="BodyText"/>
+        <w:numPr>
+          <w:ilvl w:val="1"/>
+          <w:numId w:val="48"/>
+        </w:numPr>
+      </w:pPr>
+      <w:r>
+        <w:t>Scratch Scores—where the member’s four scratch scores are entered. The total is automatically calculated and displayed after the fourth score.</w:t>
+      </w:r>
+    </w:p>
+    <w:p>
+      <w:pPr>
+        <w:pStyle w:val="BodyText"/>
+        <w:numPr>
+          <w:ilvl w:val="1"/>
+          <w:numId w:val="48"/>
+        </w:numPr>
+      </w:pPr>
+      <w:r>
+        <w:t>Handicap Scores—the member’s adjusted scores from her bowling handicap are automatically calculated and displayed.</w:t>
+      </w:r>
+    </w:p>
+    <w:p>
+      <w:pPr>
+        <w:pStyle w:val="BodyText"/>
+        <w:numPr>
+          <w:ilvl w:val="1"/>
+          <w:numId w:val="48"/>
+        </w:numPr>
+      </w:pPr>
+      <w:r>
+        <w:t>Comp Entry—this is checked if the member had a comped entry in the tournament.</w:t>
+      </w:r>
+    </w:p>
+    <w:p>
+      <w:pPr>
+        <w:pStyle w:val="BodyText"/>
+        <w:numPr>
+          <w:ilvl w:val="1"/>
+          <w:numId w:val="48"/>
+        </w:numPr>
+      </w:pPr>
+      <w:r>
+        <w:t>Handicap—the member’s bowling handicap, auto displayed.</w:t>
+      </w:r>
+    </w:p>
+    <w:p>
+      <w:pPr>
+        <w:pStyle w:val="BodyText"/>
+        <w:numPr>
+          <w:ilvl w:val="1"/>
+          <w:numId w:val="48"/>
+        </w:numPr>
+      </w:pPr>
+      <w:r>
+        <w:t>Bonus Pins—if the member has bonus pins, this is where they would be displayed.</w:t>
+      </w:r>
+    </w:p>
+    <w:p>
+      <w:pPr>
+        <w:pStyle w:val="BodyText"/>
+        <w:numPr>
+          <w:ilvl w:val="1"/>
+          <w:numId w:val="48"/>
+        </w:numPr>
+      </w:pPr>
+      <w:r>
+        <w:t>Mon</w:t>
+      </w:r>
+      <w:r>
+        <w:t>ey Won—if the member wins money, it is displayed</w:t>
+      </w:r>
+      <w:r>
+        <w:t xml:space="preserve"> here</w:t>
+      </w:r>
+      <w:r>
+        <w:t>.</w:t>
+      </w:r>
+      <w:r>
+        <w:t xml:space="preserve"> The winnings are entered on the Tournament Results Screen.</w:t>
+      </w:r>
+    </w:p>
+    <w:p>
+      <w:pPr>
+        <w:pStyle w:val="BodyText"/>
+        <w:numPr>
+          <w:ilvl w:val="0"/>
+          <w:numId w:val="49"/>
+        </w:numPr>
+      </w:pPr>
+      <w:r>
+        <w:t>Leaders section</w:t>
+      </w:r>
+    </w:p>
+    <w:p>
+      <w:pPr>
+        <w:pStyle w:val="BodyText"/>
+        <w:numPr>
+          <w:ilvl w:val="1"/>
+          <w:numId w:val="49"/>
+        </w:numPr>
+      </w:pPr>
+      <w:r>
+        <w:t>High Game Handicap</w:t>
+      </w:r>
+      <w:r>
+        <w:t>—displays the tournament standings by handicap high scores.</w:t>
+      </w:r>
+    </w:p>
+    <w:p>
+      <w:pPr>
+        <w:pStyle w:val="BodyText"/>
+        <w:numPr>
+          <w:ilvl w:val="1"/>
+          <w:numId w:val="49"/>
+        </w:numPr>
+      </w:pPr>
+      <w:r>
+        <w:t>High Game Scratch</w:t>
+      </w:r>
+      <w:r>
+        <w:t>—displays the tournament standings by high game scratch scores.</w:t>
+      </w:r>
+    </w:p>
+    <w:p>
+      <w:pPr>
+        <w:pStyle w:val="BodyText"/>
+        <w:numPr>
+          <w:ilvl w:val="1"/>
+          <w:numId w:val="49"/>
+        </w:numPr>
+      </w:pPr>
+      <w:r>
+        <w:t>High Series</w:t>
+      </w:r>
+      <w:r>
+        <w:t>—displays the</w:t>
+      </w:r>
+      <w:r>
+        <w:t xml:space="preserve"> tournament standings by high series scores.</w:t>
+      </w:r>
+    </w:p>
+    <w:p>
+      <w:pPr>
+        <w:pStyle w:val="BodyText"/>
+        <w:numPr>
+          <w:ilvl w:val="1"/>
+          <w:numId w:val="49"/>
+        </w:numPr>
+      </w:pPr>
+      <w:r>
+        <w:t xml:space="preserve">Qualify </w:t>
+      </w:r>
+      <w:proofErr w:type="gramStart"/>
+      <w:r>
+        <w:t>By</w:t>
+      </w:r>
+      <w:proofErr w:type="gramEnd"/>
+      <w:r>
+        <w:t xml:space="preserve"> Squad</w:t>
+      </w:r>
+      <w:r>
+        <w:t>—picks which squads are displayed.</w:t>
+      </w:r>
+    </w:p>
+    <w:p>
+      <w:pPr>
+        <w:pStyle w:val="BodyText"/>
+        <w:numPr>
+          <w:ilvl w:val="1"/>
+          <w:numId w:val="49"/>
+        </w:numPr>
+      </w:pPr>
+      <w:r>
+        <w:t>Score Type</w:t>
+      </w:r>
+      <w:r>
+        <w:t>—picks whether scores are displayed by handicap or scratch.</w:t>
+      </w:r>
+    </w:p>
+    <w:p>
+      <w:pPr>
+        <w:pStyle w:val="BodyText"/>
+        <w:numPr>
+          <w:ilvl w:val="0"/>
+          <w:numId w:val="49"/>
+        </w:numPr>
+      </w:pPr>
+      <w:r>
+        <w:t>Records section</w:t>
+      </w:r>
+    </w:p>
+    <w:p>
+      <w:pPr>
+        <w:pStyle w:val="BodyText"/>
+        <w:numPr>
+          <w:ilvl w:val="1"/>
+          <w:numId w:val="49"/>
+        </w:numPr>
+      </w:pPr>
+      <w:r>
+        <w:t>Add New/Update Record</w:t>
+      </w:r>
+      <w:r>
+        <w:t>—after the member’s scratch scores have been entered and checked for accuracy, this button adds them to the tournament. Before a tournament has been finalized, a member’s scores can be updated.</w:t>
+      </w:r>
+    </w:p>
+    <w:p>
+      <w:pPr>
+        <w:pStyle w:val="BodyText"/>
+        <w:numPr>
+          <w:ilvl w:val="1"/>
+          <w:numId w:val="49"/>
+        </w:numPr>
+      </w:pPr>
+      <w:r>
+        <w:lastRenderedPageBreak/>
+        <w:t>“&lt;”—this button goes one record back.</w:t>
+      </w:r>
+    </w:p>
+    <w:p>
+      <w:pPr>
+        <w:pStyle w:val="BodyText"/>
+        <w:numPr>
+          <w:ilvl w:val="1"/>
+          <w:numId w:val="49"/>
+        </w:numPr>
+      </w:pPr>
+      <w:r>
+        <w:t>“</w:t>
+      </w:r>
+      <w:r>
+        <w:t>&gt;</w:t>
+      </w:r>
+      <w:r>
+        <w:t>”—this button goes one record forward.</w:t>
+      </w:r>
+    </w:p>
+    <w:p>
+      <w:pPr>
+        <w:pStyle w:val="BodyText"/>
+        <w:numPr>
+          <w:ilvl w:val="1"/>
+          <w:numId w:val="49"/>
+        </w:numPr>
+      </w:pPr>
+      <w:r>
+        <w:t>Tournament Stats</w:t>
+      </w:r>
+      <w:r>
+        <w:t>—this button displays the current tournament’s stats.</w:t>
+      </w:r>
+    </w:p>
+    <w:p>
+      <w:pPr>
+        <w:pStyle w:val="BodyText"/>
+        <w:numPr>
+          <w:ilvl w:val="1"/>
+          <w:numId w:val="49"/>
+        </w:numPr>
+      </w:pPr>
+      <w:r>
+        <w:t xml:space="preserve">Delete Member </w:t>
+      </w:r>
+      <w:proofErr w:type="gramStart"/>
+      <w:r>
+        <w:t>From</w:t>
+      </w:r>
+      <w:proofErr w:type="gramEnd"/>
+      <w:r>
+        <w:t xml:space="preserve"> Tournament</w:t>
+      </w:r>
+      <w:r>
+        <w:t>—this button will, before a tournament has been finalized, delete a member from the tournament.</w:t>
+      </w:r>
+    </w:p>
+    <w:p>
+      <w:pPr>
+        <w:pStyle w:val="BodyText"/>
+        <w:numPr>
+          <w:ilvl w:val="1"/>
+          <w:numId w:val="49"/>
+        </w:numPr>
+      </w:pPr>
+      <w:r>
+        <w:t xml:space="preserve">Print Recaps </w:t>
+      </w:r>
+      <w:proofErr w:type="gramStart"/>
+      <w:r>
+        <w:t>By</w:t>
+      </w:r>
+      <w:proofErr w:type="gramEnd"/>
+      <w:r>
+        <w:t xml:space="preserve"> Tournament</w:t>
+      </w:r>
+      <w:r>
+        <w:t>—this button launches the print dialog. Prints out the tournament recaps.</w:t>
+      </w:r>
+    </w:p>
+    <w:p>
+      <w:pPr>
+        <w:pStyle w:val="BodyText"/>
+        <w:numPr>
+          <w:ilvl w:val="0"/>
+          <w:numId w:val="49"/>
+        </w:numPr>
+      </w:pPr>
+      <w:r>
+        <w:t>Tournaments section</w:t>
+      </w:r>
+    </w:p>
+    <w:p>
+      <w:pPr>
+        <w:pStyle w:val="BodyText"/>
+        <w:numPr>
+          <w:ilvl w:val="1"/>
+          <w:numId w:val="49"/>
+        </w:numPr>
+      </w:pPr>
+      <w:r>
+        <w:t>Tournament Place Standings</w:t>
+      </w:r>
+      <w:r>
+        <w:t>—this button displays the current tournaments place standings.</w:t>
+      </w:r>
+    </w:p>
+    <w:p>
+      <w:pPr>
+        <w:pStyle w:val="BodyText"/>
+        <w:numPr>
+          <w:ilvl w:val="1"/>
+          <w:numId w:val="49"/>
+        </w:numPr>
+      </w:pPr>
+      <w:r>
+        <w:t>Create/Edit Tournament</w:t>
+      </w:r>
+      <w:r>
+        <w:t>—this button launched the New Tournament screen. From there you can create a new or edit an existing tournament.</w:t>
+      </w:r>
+    </w:p>
+    <w:p>
+      <w:pPr>
+        <w:pStyle w:val="BodyText"/>
+        <w:numPr>
+          <w:ilvl w:val="1"/>
+          <w:numId w:val="49"/>
+        </w:numPr>
+      </w:pPr>
+      <w:r>
+        <w:t>Tournament File</w:t>
+      </w:r>
+      <w:r>
+        <w:t>—a drop down menu display from which to pick a tournament.</w:t>
+      </w:r>
+    </w:p>
+    <w:p>
+      <w:pPr>
+        <w:pStyle w:val="BodyText"/>
+        <w:numPr>
+          <w:ilvl w:val="1"/>
+          <w:numId w:val="49"/>
+        </w:numPr>
+      </w:pPr>
+      <w:r>
+        <w:t>Search Tournaments</w:t>
+      </w:r>
+      <w:r>
+        <w:t>—this button launched the Tournament Search screen.</w:t>
+      </w:r>
+    </w:p>
+    <w:p>
+      <w:pPr>
+        <w:pStyle w:val="BodyText"/>
+        <w:numPr>
+          <w:ilvl w:val="1"/>
+          <w:numId w:val="49"/>
+        </w:numPr>
+      </w:pPr>
+      <w:r>
+        <w:t xml:space="preserve">List Tournaments </w:t>
+      </w:r>
+      <w:proofErr w:type="gramStart"/>
+      <w:r>
+        <w:t>By</w:t>
+      </w:r>
+      <w:proofErr w:type="gramEnd"/>
+      <w:r>
+        <w:t xml:space="preserve"> Year</w:t>
+      </w:r>
+      <w:r>
+        <w:t>—this button launches the List Tournaments by Year Screen.</w:t>
+      </w:r>
+    </w:p>
+    <w:p>
+      <w:pPr>
+        <w:pStyle w:val="BodyText"/>
+        <w:numPr>
+          <w:ilvl w:val="0"/>
+          <w:numId w:val="49"/>
+        </w:numPr>
+      </w:pPr>
+      <w:r>
+        <w:t>Reports Section</w:t>
+      </w:r>
+      <w:r>
+        <w:t>. The buttons here launch the Member Scores Reports screen. You can chose what the reports contain by way of the buttons.</w:t>
+      </w:r>
+    </w:p>
+    <w:p>
+      <w:pPr>
+        <w:pStyle w:val="BodyText"/>
+        <w:numPr>
+          <w:ilvl w:val="1"/>
+          <w:numId w:val="49"/>
+        </w:numPr>
+      </w:pPr>
+      <w:r>
+        <w:t>Senior</w:t>
+      </w:r>
+      <w:r>
+        <w:t>—this button pulls member scores from those 50 years and older that bowled in the tournament.</w:t>
+      </w:r>
+    </w:p>
+    <w:p>
+      <w:pPr>
+        <w:pStyle w:val="BodyText"/>
+        <w:numPr>
+          <w:ilvl w:val="1"/>
+          <w:numId w:val="49"/>
+        </w:numPr>
+      </w:pPr>
+      <w:r>
+        <w:t>Game</w:t>
+      </w:r>
+      <w:r>
+        <w:t>—this button pulls member scores by game from the tournament.</w:t>
+      </w:r>
+    </w:p>
+    <w:p>
+      <w:pPr>
+        <w:pStyle w:val="BodyText"/>
+        <w:numPr>
+          <w:ilvl w:val="1"/>
+          <w:numId w:val="49"/>
+        </w:numPr>
+      </w:pPr>
+      <w:r>
+        <w:t>Series</w:t>
+      </w:r>
+      <w:r>
+        <w:t>—this button pulls member scores by series from the tournament.</w:t>
+      </w:r>
+    </w:p>
+    <w:p>
+      <w:pPr>
+        <w:pStyle w:val="BodyText"/>
+        <w:numPr>
+          <w:ilvl w:val="0"/>
+          <w:numId w:val="49"/>
+        </w:numPr>
+      </w:pPr>
+      <w:r>
+        <w:t>Tournament Results</w:t>
+      </w:r>
+    </w:p>
+    <w:p>
+      <w:pPr>
+        <w:pStyle w:val="BodyText"/>
+        <w:numPr>
+          <w:ilvl w:val="0"/>
+          <w:numId w:val="49"/>
+        </w:numPr>
+      </w:pPr>
+      <w:r>
+        <w:t>Comments section</w:t>
+      </w:r>
+    </w:p>
+    <w:p>
+      <w:pPr>
+        <w:pStyle w:val="BodyText"/>
+        <w:numPr>
+          <w:ilvl w:val="0"/>
+          <w:numId w:val="49"/>
+        </w:numPr>
+      </w:pPr>
+      <w:r>
+        <w:lastRenderedPageBreak/>
+        <w:t>Finalize Tournament</w:t>
+      </w:r>
     </w:p>
     <w:p>
       <w:pPr>
@@ -8428,9 +9287,9 @@
     <w:p>
       <w:pPr>
         <w:sectPr>
-          <w:headerReference w:type="default" r:id="rId35"/>
-          <w:footerReference w:type="default" r:id="rId36"/>
-          <w:headerReference w:type="first" r:id="rId37"/>
+          <w:headerReference w:type="default" r:id="rId36"/>
+          <w:footerReference w:type="default" r:id="rId37"/>
+          <w:headerReference w:type="first" r:id="rId38"/>
           <w:type w:val="continuous"/>
           <w:pgSz w:w="12240" w:h="15840" w:code="1"/>
           <w:pgMar w:top="1800" w:right="1195" w:bottom="1440" w:left="3355" w:header="720" w:footer="720" w:gutter="0"/>
@@ -8608,7 +9467,7 @@
         <w:rStyle w:val="PageNumber"/>
         <w:noProof/>
       </w:rPr>
-      <w:t>19</w:t>
+      <w:t>32</w:t>
     </w:r>
     <w:r>
       <w:rPr>
@@ -8658,7 +9517,7 @@
         <w:rStyle w:val="PageNumber"/>
         <w:noProof/>
       </w:rPr>
-      <w:t>32</w:t>
+      <w:t>34</w:t>
     </w:r>
     <w:r>
       <w:rPr>
@@ -9804,6 +10663,119 @@
     </w:lvl>
   </w:abstractNum>
   <w:abstractNum w:abstractNumId="20" w15:restartNumberingAfterBreak="0">
+    <w:nsid w:val="4F257BDF"/>
+    <w:multiLevelType w:val="hybridMultilevel"/>
+    <w:tmpl w:val="FD1E0CF6"/>
+    <w:lvl w:ilvl="0" w:tplc="04090001">
+      <w:start w:val="1"/>
+      <w:numFmt w:val="bullet"/>
+      <w:lvlText w:val=""/>
+      <w:lvlJc w:val="left"/>
+      <w:pPr>
+        <w:ind w:left="720" w:hanging="360"/>
+      </w:pPr>
+      <w:rPr>
+        <w:rFonts w:ascii="Symbol" w:hAnsi="Symbol" w:hint="default"/>
+      </w:rPr>
+    </w:lvl>
+    <w:lvl w:ilvl="1" w:tplc="04090003">
+      <w:start w:val="1"/>
+      <w:numFmt w:val="bullet"/>
+      <w:lvlText w:val="o"/>
+      <w:lvlJc w:val="left"/>
+      <w:pPr>
+        <w:ind w:left="1440" w:hanging="360"/>
+      </w:pPr>
+      <w:rPr>
+        <w:rFonts w:ascii="Courier New" w:hAnsi="Courier New" w:cs="Courier New" w:hint="default"/>
+      </w:rPr>
+    </w:lvl>
+    <w:lvl w:ilvl="2" w:tplc="04090005" w:tentative="1">
+      <w:start w:val="1"/>
+      <w:numFmt w:val="bullet"/>
+      <w:lvlText w:val=""/>
+      <w:lvlJc w:val="left"/>
+      <w:pPr>
+        <w:ind w:left="2160" w:hanging="360"/>
+      </w:pPr>
+      <w:rPr>
+        <w:rFonts w:ascii="Wingdings" w:hAnsi="Wingdings" w:hint="default"/>
+      </w:rPr>
+    </w:lvl>
+    <w:lvl w:ilvl="3" w:tplc="04090001" w:tentative="1">
+      <w:start w:val="1"/>
+      <w:numFmt w:val="bullet"/>
+      <w:lvlText w:val=""/>
+      <w:lvlJc w:val="left"/>
+      <w:pPr>
+        <w:ind w:left="2880" w:hanging="360"/>
+      </w:pPr>
+      <w:rPr>
+        <w:rFonts w:ascii="Symbol" w:hAnsi="Symbol" w:hint="default"/>
+      </w:rPr>
+    </w:lvl>
+    <w:lvl w:ilvl="4" w:tplc="04090003" w:tentative="1">
+      <w:start w:val="1"/>
+      <w:numFmt w:val="bullet"/>
+      <w:lvlText w:val="o"/>
+      <w:lvlJc w:val="left"/>
+      <w:pPr>
+        <w:ind w:left="3600" w:hanging="360"/>
+      </w:pPr>
+      <w:rPr>
+        <w:rFonts w:ascii="Courier New" w:hAnsi="Courier New" w:cs="Courier New" w:hint="default"/>
+      </w:rPr>
+    </w:lvl>
+    <w:lvl w:ilvl="5" w:tplc="04090005" w:tentative="1">
+      <w:start w:val="1"/>
+      <w:numFmt w:val="bullet"/>
+      <w:lvlText w:val=""/>
+      <w:lvlJc w:val="left"/>
+      <w:pPr>
+        <w:ind w:left="4320" w:hanging="360"/>
+      </w:pPr>
+      <w:rPr>
+        <w:rFonts w:ascii="Wingdings" w:hAnsi="Wingdings" w:hint="default"/>
+      </w:rPr>
+    </w:lvl>
+    <w:lvl w:ilvl="6" w:tplc="04090001" w:tentative="1">
+      <w:start w:val="1"/>
+      <w:numFmt w:val="bullet"/>
+      <w:lvlText w:val=""/>
+      <w:lvlJc w:val="left"/>
+      <w:pPr>
+        <w:ind w:left="5040" w:hanging="360"/>
+      </w:pPr>
+      <w:rPr>
+        <w:rFonts w:ascii="Symbol" w:hAnsi="Symbol" w:hint="default"/>
+      </w:rPr>
+    </w:lvl>
+    <w:lvl w:ilvl="7" w:tplc="04090003" w:tentative="1">
+      <w:start w:val="1"/>
+      <w:numFmt w:val="bullet"/>
+      <w:lvlText w:val="o"/>
+      <w:lvlJc w:val="left"/>
+      <w:pPr>
+        <w:ind w:left="5760" w:hanging="360"/>
+      </w:pPr>
+      <w:rPr>
+        <w:rFonts w:ascii="Courier New" w:hAnsi="Courier New" w:cs="Courier New" w:hint="default"/>
+      </w:rPr>
+    </w:lvl>
+    <w:lvl w:ilvl="8" w:tplc="04090005" w:tentative="1">
+      <w:start w:val="1"/>
+      <w:numFmt w:val="bullet"/>
+      <w:lvlText w:val=""/>
+      <w:lvlJc w:val="left"/>
+      <w:pPr>
+        <w:ind w:left="6480" w:hanging="360"/>
+      </w:pPr>
+      <w:rPr>
+        <w:rFonts w:ascii="Wingdings" w:hAnsi="Wingdings" w:hint="default"/>
+      </w:rPr>
+    </w:lvl>
+  </w:abstractNum>
+  <w:abstractNum w:abstractNumId="21" w15:restartNumberingAfterBreak="0">
     <w:nsid w:val="4F61077B"/>
     <w:multiLevelType w:val="singleLevel"/>
     <w:tmpl w:val="39CC91A4"/>
@@ -9818,7 +10790,7 @@
       </w:pPr>
     </w:lvl>
   </w:abstractNum>
-  <w:abstractNum w:abstractNumId="21" w15:restartNumberingAfterBreak="0">
+  <w:abstractNum w:abstractNumId="22" w15:restartNumberingAfterBreak="0">
     <w:nsid w:val="51045A21"/>
     <w:multiLevelType w:val="hybridMultilevel"/>
     <w:tmpl w:val="FD880446"/>
@@ -9931,7 +10903,120 @@
       </w:rPr>
     </w:lvl>
   </w:abstractNum>
-  <w:abstractNum w:abstractNumId="22" w15:restartNumberingAfterBreak="0">
+  <w:abstractNum w:abstractNumId="23" w15:restartNumberingAfterBreak="0">
+    <w:nsid w:val="51061699"/>
+    <w:multiLevelType w:val="hybridMultilevel"/>
+    <w:tmpl w:val="4246D3AC"/>
+    <w:lvl w:ilvl="0" w:tplc="04090001">
+      <w:start w:val="1"/>
+      <w:numFmt w:val="bullet"/>
+      <w:lvlText w:val=""/>
+      <w:lvlJc w:val="left"/>
+      <w:pPr>
+        <w:ind w:left="720" w:hanging="360"/>
+      </w:pPr>
+      <w:rPr>
+        <w:rFonts w:ascii="Symbol" w:hAnsi="Symbol" w:hint="default"/>
+      </w:rPr>
+    </w:lvl>
+    <w:lvl w:ilvl="1" w:tplc="04090003">
+      <w:start w:val="1"/>
+      <w:numFmt w:val="bullet"/>
+      <w:lvlText w:val="o"/>
+      <w:lvlJc w:val="left"/>
+      <w:pPr>
+        <w:ind w:left="1440" w:hanging="360"/>
+      </w:pPr>
+      <w:rPr>
+        <w:rFonts w:ascii="Courier New" w:hAnsi="Courier New" w:cs="Courier New" w:hint="default"/>
+      </w:rPr>
+    </w:lvl>
+    <w:lvl w:ilvl="2" w:tplc="04090005" w:tentative="1">
+      <w:start w:val="1"/>
+      <w:numFmt w:val="bullet"/>
+      <w:lvlText w:val=""/>
+      <w:lvlJc w:val="left"/>
+      <w:pPr>
+        <w:ind w:left="2160" w:hanging="360"/>
+      </w:pPr>
+      <w:rPr>
+        <w:rFonts w:ascii="Wingdings" w:hAnsi="Wingdings" w:hint="default"/>
+      </w:rPr>
+    </w:lvl>
+    <w:lvl w:ilvl="3" w:tplc="04090001" w:tentative="1">
+      <w:start w:val="1"/>
+      <w:numFmt w:val="bullet"/>
+      <w:lvlText w:val=""/>
+      <w:lvlJc w:val="left"/>
+      <w:pPr>
+        <w:ind w:left="2880" w:hanging="360"/>
+      </w:pPr>
+      <w:rPr>
+        <w:rFonts w:ascii="Symbol" w:hAnsi="Symbol" w:hint="default"/>
+      </w:rPr>
+    </w:lvl>
+    <w:lvl w:ilvl="4" w:tplc="04090003" w:tentative="1">
+      <w:start w:val="1"/>
+      <w:numFmt w:val="bullet"/>
+      <w:lvlText w:val="o"/>
+      <w:lvlJc w:val="left"/>
+      <w:pPr>
+        <w:ind w:left="3600" w:hanging="360"/>
+      </w:pPr>
+      <w:rPr>
+        <w:rFonts w:ascii="Courier New" w:hAnsi="Courier New" w:cs="Courier New" w:hint="default"/>
+      </w:rPr>
+    </w:lvl>
+    <w:lvl w:ilvl="5" w:tplc="04090005" w:tentative="1">
+      <w:start w:val="1"/>
+      <w:numFmt w:val="bullet"/>
+      <w:lvlText w:val=""/>
+      <w:lvlJc w:val="left"/>
+      <w:pPr>
+        <w:ind w:left="4320" w:hanging="360"/>
+      </w:pPr>
+      <w:rPr>
+        <w:rFonts w:ascii="Wingdings" w:hAnsi="Wingdings" w:hint="default"/>
+      </w:rPr>
+    </w:lvl>
+    <w:lvl w:ilvl="6" w:tplc="04090001" w:tentative="1">
+      <w:start w:val="1"/>
+      <w:numFmt w:val="bullet"/>
+      <w:lvlText w:val=""/>
+      <w:lvlJc w:val="left"/>
+      <w:pPr>
+        <w:ind w:left="5040" w:hanging="360"/>
+      </w:pPr>
+      <w:rPr>
+        <w:rFonts w:ascii="Symbol" w:hAnsi="Symbol" w:hint="default"/>
+      </w:rPr>
+    </w:lvl>
+    <w:lvl w:ilvl="7" w:tplc="04090003" w:tentative="1">
+      <w:start w:val="1"/>
+      <w:numFmt w:val="bullet"/>
+      <w:lvlText w:val="o"/>
+      <w:lvlJc w:val="left"/>
+      <w:pPr>
+        <w:ind w:left="5760" w:hanging="360"/>
+      </w:pPr>
+      <w:rPr>
+        <w:rFonts w:ascii="Courier New" w:hAnsi="Courier New" w:cs="Courier New" w:hint="default"/>
+      </w:rPr>
+    </w:lvl>
+    <w:lvl w:ilvl="8" w:tplc="04090005" w:tentative="1">
+      <w:start w:val="1"/>
+      <w:numFmt w:val="bullet"/>
+      <w:lvlText w:val=""/>
+      <w:lvlJc w:val="left"/>
+      <w:pPr>
+        <w:ind w:left="6480" w:hanging="360"/>
+      </w:pPr>
+      <w:rPr>
+        <w:rFonts w:ascii="Wingdings" w:hAnsi="Wingdings" w:hint="default"/>
+      </w:rPr>
+    </w:lvl>
+  </w:abstractNum>
+  <w:abstractNum w:abstractNumId="24" w15:restartNumberingAfterBreak="0">
     <w:nsid w:val="579B0C49"/>
     <w:multiLevelType w:val="singleLevel"/>
     <w:tmpl w:val="B8D67778"/>
@@ -9950,7 +11035,7 @@
       </w:rPr>
     </w:lvl>
   </w:abstractNum>
-  <w:abstractNum w:abstractNumId="23" w15:restartNumberingAfterBreak="0">
+  <w:abstractNum w:abstractNumId="25" w15:restartNumberingAfterBreak="0">
     <w:nsid w:val="5F436190"/>
     <w:multiLevelType w:val="singleLevel"/>
     <w:tmpl w:val="D7CE7166"/>
@@ -9971,7 +11056,7 @@
       </w:rPr>
     </w:lvl>
   </w:abstractNum>
-  <w:abstractNum w:abstractNumId="24" w15:restartNumberingAfterBreak="0">
+  <w:abstractNum w:abstractNumId="26" w15:restartNumberingAfterBreak="0">
     <w:nsid w:val="62540DA9"/>
     <w:multiLevelType w:val="singleLevel"/>
     <w:tmpl w:val="B8D67778"/>
@@ -9990,7 +11075,7 @@
       </w:rPr>
     </w:lvl>
   </w:abstractNum>
-  <w:abstractNum w:abstractNumId="25" w15:restartNumberingAfterBreak="0">
+  <w:abstractNum w:abstractNumId="27" w15:restartNumberingAfterBreak="0">
     <w:nsid w:val="63882B2E"/>
     <w:multiLevelType w:val="singleLevel"/>
     <w:tmpl w:val="8D1E4DD4"/>
@@ -10002,7 +11087,7 @@
       <w:lvlJc w:val="left"/>
     </w:lvl>
   </w:abstractNum>
-  <w:abstractNum w:abstractNumId="26" w15:restartNumberingAfterBreak="0">
+  <w:abstractNum w:abstractNumId="28" w15:restartNumberingAfterBreak="0">
     <w:nsid w:val="6C98497C"/>
     <w:multiLevelType w:val="hybridMultilevel"/>
     <w:tmpl w:val="7EC604A2"/>
@@ -10115,7 +11200,7 @@
       </w:rPr>
     </w:lvl>
   </w:abstractNum>
-  <w:abstractNum w:abstractNumId="27" w15:restartNumberingAfterBreak="0">
+  <w:abstractNum w:abstractNumId="29" w15:restartNumberingAfterBreak="0">
     <w:nsid w:val="70507BFC"/>
     <w:multiLevelType w:val="singleLevel"/>
     <w:tmpl w:val="80DE380C"/>
@@ -10127,7 +11212,7 @@
       <w:lvlJc w:val="left"/>
     </w:lvl>
   </w:abstractNum>
-  <w:abstractNum w:abstractNumId="28" w15:restartNumberingAfterBreak="0">
+  <w:abstractNum w:abstractNumId="30" w15:restartNumberingAfterBreak="0">
     <w:nsid w:val="749D7287"/>
     <w:multiLevelType w:val="singleLevel"/>
     <w:tmpl w:val="DE76053A"/>
@@ -10139,7 +11224,7 @@
       <w:lvlJc w:val="left"/>
     </w:lvl>
   </w:abstractNum>
-  <w:abstractNum w:abstractNumId="29" w15:restartNumberingAfterBreak="0">
+  <w:abstractNum w:abstractNumId="31" w15:restartNumberingAfterBreak="0">
     <w:nsid w:val="75D550E5"/>
     <w:multiLevelType w:val="hybridMultilevel"/>
     <w:tmpl w:val="57ACD532"/>
@@ -10252,7 +11337,7 @@
       </w:pPr>
     </w:lvl>
   </w:abstractNum>
-  <w:abstractNum w:abstractNumId="30" w15:restartNumberingAfterBreak="0">
+  <w:abstractNum w:abstractNumId="32" w15:restartNumberingAfterBreak="0">
     <w:nsid w:val="77CA5CEA"/>
     <w:multiLevelType w:val="hybridMultilevel"/>
     <w:tmpl w:val="7DC45528"/>
@@ -10456,10 +11541,10 @@
     <w:abstractNumId w:val="10"/>
   </w:num>
   <w:num w:numId="8">
-    <w:abstractNumId w:val="22"/>
+    <w:abstractNumId w:val="24"/>
   </w:num>
   <w:num w:numId="9">
-    <w:abstractNumId w:val="24"/>
+    <w:abstractNumId w:val="26"/>
   </w:num>
   <w:num w:numId="10">
     <w:abstractNumId w:val="4"/>
@@ -10481,7 +11566,7 @@
     </w:lvlOverride>
   </w:num>
   <w:num w:numId="11">
-    <w:abstractNumId w:val="23"/>
+    <w:abstractNumId w:val="25"/>
   </w:num>
   <w:num w:numId="12">
     <w:abstractNumId w:val="4"/>
@@ -10582,25 +11667,25 @@
     </w:lvlOverride>
   </w:num>
   <w:num w:numId="18">
-    <w:abstractNumId w:val="25"/>
+    <w:abstractNumId w:val="27"/>
   </w:num>
   <w:num w:numId="19">
     <w:abstractNumId w:val="6"/>
   </w:num>
   <w:num w:numId="20">
-    <w:abstractNumId w:val="28"/>
+    <w:abstractNumId w:val="30"/>
   </w:num>
   <w:num w:numId="21">
-    <w:abstractNumId w:val="27"/>
+    <w:abstractNumId w:val="29"/>
   </w:num>
   <w:num w:numId="22">
     <w:abstractNumId w:val="15"/>
   </w:num>
   <w:num w:numId="23">
-    <w:abstractNumId w:val="20"/>
+    <w:abstractNumId w:val="21"/>
   </w:num>
   <w:num w:numId="24">
-    <w:abstractNumId w:val="20"/>
+    <w:abstractNumId w:val="21"/>
     <w:lvlOverride w:ilvl="0">
       <w:lvl w:ilvl="0">
         <w:start w:val="1"/>
@@ -10615,7 +11700,7 @@
     </w:lvlOverride>
   </w:num>
   <w:num w:numId="25">
-    <w:abstractNumId w:val="20"/>
+    <w:abstractNumId w:val="21"/>
     <w:lvlOverride w:ilvl="0">
       <w:lvl w:ilvl="0">
         <w:start w:val="1"/>
@@ -10630,7 +11715,7 @@
     </w:lvlOverride>
   </w:num>
   <w:num w:numId="26">
-    <w:abstractNumId w:val="20"/>
+    <w:abstractNumId w:val="21"/>
     <w:lvlOverride w:ilvl="0">
       <w:lvl w:ilvl="0">
         <w:start w:val="1"/>
@@ -10645,7 +11730,7 @@
     </w:lvlOverride>
   </w:num>
   <w:num w:numId="27">
-    <w:abstractNumId w:val="20"/>
+    <w:abstractNumId w:val="21"/>
     <w:lvlOverride w:ilvl="0">
       <w:lvl w:ilvl="0">
         <w:start w:val="1"/>
@@ -10678,13 +11763,13 @@
     <w:abstractNumId w:val="1"/>
   </w:num>
   <w:num w:numId="34">
-    <w:abstractNumId w:val="29"/>
+    <w:abstractNumId w:val="31"/>
   </w:num>
   <w:num w:numId="35">
     <w:abstractNumId w:val="17"/>
   </w:num>
   <w:num w:numId="36">
-    <w:abstractNumId w:val="24"/>
+    <w:abstractNumId w:val="26"/>
     <w:lvlOverride w:ilvl="0">
       <w:lvl w:ilvl="0">
         <w:start w:val="1"/>
@@ -10712,13 +11797,13 @@
     <w:abstractNumId w:val="11"/>
   </w:num>
   <w:num w:numId="40">
-    <w:abstractNumId w:val="30"/>
+    <w:abstractNumId w:val="32"/>
   </w:num>
   <w:num w:numId="41">
-    <w:abstractNumId w:val="26"/>
+    <w:abstractNumId w:val="28"/>
   </w:num>
   <w:num w:numId="42">
-    <w:abstractNumId w:val="21"/>
+    <w:abstractNumId w:val="22"/>
   </w:num>
   <w:num w:numId="43">
     <w:abstractNumId w:val="18"/>
@@ -10734,6 +11819,12 @@
   </w:num>
   <w:num w:numId="47">
     <w:abstractNumId w:val="13"/>
+  </w:num>
+  <w:num w:numId="48">
+    <w:abstractNumId w:val="23"/>
+  </w:num>
+  <w:num w:numId="49">
+    <w:abstractNumId w:val="20"/>
   </w:num>
 </w:numbering>
 </file>
@@ -12480,7 +13571,7 @@
 </file>
 
 <file path=customXml/itemProps1.xml><?xml version="1.0" encoding="utf-8"?>
-<ds:datastoreItem xmlns:ds="http://schemas.openxmlformats.org/officeDocument/2006/customXml" ds:itemID="{40C9C2EA-C49D-4E53-9DBE-B2DEF01DE579}">
+<ds:datastoreItem xmlns:ds="http://schemas.openxmlformats.org/officeDocument/2006/customXml" ds:itemID="{37685D63-FDDE-43BC-AF5C-95B4CAD66661}">
   <ds:schemaRefs>
     <ds:schemaRef ds:uri="http://schemas.openxmlformats.org/officeDocument/2006/bibliography"/>
   </ds:schemaRefs>

--- a/9tapUserManual.docx
+++ b/9tapUserManual.docx
@@ -1,6 +1,6 @@
 
 <file path=word/document.xml><?xml version="1.0" encoding="utf-8"?>
-<w:document xmlns:wpc="http://schemas.microsoft.com/office/word/2010/wordprocessingCanvas" xmlns:mc="http://schemas.openxmlformats.org/markup-compatibility/2006" xmlns:o="urn:schemas-microsoft-com:office:office" xmlns:r="http://schemas.openxmlformats.org/officeDocument/2006/relationships" xmlns:m="http://schemas.openxmlformats.org/officeDocument/2006/math" xmlns:v="urn:schemas-microsoft-com:vml" xmlns:wp14="http://schemas.microsoft.com/office/word/2010/wordprocessingDrawing" xmlns:wp="http://schemas.openxmlformats.org/drawingml/2006/wordprocessingDrawing" xmlns:w10="urn:schemas-microsoft-com:office:word" xmlns:w="http://schemas.openxmlformats.org/wordprocessingml/2006/main" xmlns:w14="http://schemas.microsoft.com/office/word/2010/wordml" xmlns:w15="http://schemas.microsoft.com/office/word/2012/wordml" xmlns:wpg="http://schemas.microsoft.com/office/word/2010/wordprocessingGroup" xmlns:wpi="http://schemas.microsoft.com/office/word/2010/wordprocessingInk" xmlns:wne="http://schemas.microsoft.com/office/word/2006/wordml" xmlns:wps="http://schemas.microsoft.com/office/word/2010/wordprocessingShape" mc:Ignorable="w14 w15 wp14">
+<w:document xmlns:wpc="http://schemas.microsoft.com/office/word/2010/wordprocessingCanvas" xmlns:cx="http://schemas.microsoft.com/office/drawing/2014/chartex" xmlns:cx1="http://schemas.microsoft.com/office/drawing/2015/9/8/chartex" xmlns:cx2="http://schemas.microsoft.com/office/drawing/2015/10/21/chartex" xmlns:cx3="http://schemas.microsoft.com/office/drawing/2016/5/9/chartex" xmlns:cx4="http://schemas.microsoft.com/office/drawing/2016/5/10/chartex" xmlns:cx5="http://schemas.microsoft.com/office/drawing/2016/5/11/chartex" xmlns:cx6="http://schemas.microsoft.com/office/drawing/2016/5/12/chartex" xmlns:cx7="http://schemas.microsoft.com/office/drawing/2016/5/13/chartex" xmlns:cx8="http://schemas.microsoft.com/office/drawing/2016/5/14/chartex" xmlns:mc="http://schemas.openxmlformats.org/markup-compatibility/2006" xmlns:aink="http://schemas.microsoft.com/office/drawing/2016/ink" xmlns:am3d="http://schemas.microsoft.com/office/drawing/2017/model3d" xmlns:o="urn:schemas-microsoft-com:office:office" xmlns:r="http://schemas.openxmlformats.org/officeDocument/2006/relationships" xmlns:m="http://schemas.openxmlformats.org/officeDocument/2006/math" xmlns:v="urn:schemas-microsoft-com:vml" xmlns:wp14="http://schemas.microsoft.com/office/word/2010/wordprocessingDrawing" xmlns:wp="http://schemas.openxmlformats.org/drawingml/2006/wordprocessingDrawing" xmlns:w10="urn:schemas-microsoft-com:office:word" xmlns:w="http://schemas.openxmlformats.org/wordprocessingml/2006/main" xmlns:w14="http://schemas.microsoft.com/office/word/2010/wordml" xmlns:w15="http://schemas.microsoft.com/office/word/2012/wordml" xmlns:w16cid="http://schemas.microsoft.com/office/word/2016/wordml/cid" xmlns:w16se="http://schemas.microsoft.com/office/word/2015/wordml/symex" xmlns:wpg="http://schemas.microsoft.com/office/word/2010/wordprocessingGroup" xmlns:wpi="http://schemas.microsoft.com/office/word/2010/wordprocessingInk" xmlns:wne="http://schemas.microsoft.com/office/word/2006/wordml" xmlns:wps="http://schemas.microsoft.com/office/word/2010/wordprocessingShape" mc:Ignorable="w14 w15 w16se w16cid wp14">
   <w:body>
     <w:p>
       <w:pPr>
@@ -235,7 +235,7 @@
           <w:r>
             <w:fldChar w:fldCharType="separate"/>
           </w:r>
-          <w:hyperlink w:anchor="_Toc508962029" w:history="1">
+          <w:hyperlink w:anchor="_Toc509165828" w:history="1">
             <w:r>
               <w:rPr>
                 <w:rStyle w:val="Hyperlink"/>
@@ -262,7 +262,7 @@
                 <w:noProof/>
                 <w:webHidden/>
               </w:rPr>
-              <w:instrText xml:space="preserve"> PAGEREF _Toc508962029 \h </w:instrText>
+              <w:instrText xml:space="preserve"> PAGEREF _Toc509165828 \h </w:instrText>
             </w:r>
             <w:r>
               <w:rPr>
@@ -303,7 +303,7 @@
               <w:szCs w:val="22"/>
             </w:rPr>
           </w:pPr>
-          <w:hyperlink w:anchor="_Toc508962030" w:history="1">
+          <w:hyperlink w:anchor="_Toc509165829" w:history="1">
             <w:r>
               <w:rPr>
                 <w:rStyle w:val="Hyperlink"/>
@@ -330,7 +330,7 @@
                 <w:noProof/>
                 <w:webHidden/>
               </w:rPr>
-              <w:instrText xml:space="preserve"> PAGEREF _Toc508962030 \h </w:instrText>
+              <w:instrText xml:space="preserve"> PAGEREF _Toc509165829 \h </w:instrText>
             </w:r>
             <w:r>
               <w:rPr>
@@ -374,7 +374,7 @@
               <w:szCs w:val="22"/>
             </w:rPr>
           </w:pPr>
-          <w:hyperlink w:anchor="_Toc508962031" w:history="1">
+          <w:hyperlink w:anchor="_Toc509165830" w:history="1">
             <w:r>
               <w:rPr>
                 <w:rStyle w:val="Hyperlink"/>
@@ -401,7 +401,7 @@
                 <w:noProof/>
                 <w:webHidden/>
               </w:rPr>
-              <w:instrText xml:space="preserve"> PAGEREF _Toc508962031 \h </w:instrText>
+              <w:instrText xml:space="preserve"> PAGEREF _Toc509165830 \h </w:instrText>
             </w:r>
             <w:r>
               <w:rPr>
@@ -442,7 +442,7 @@
               <w:szCs w:val="22"/>
             </w:rPr>
           </w:pPr>
-          <w:hyperlink w:anchor="_Toc508962032" w:history="1">
+          <w:hyperlink w:anchor="_Toc509165831" w:history="1">
             <w:r>
               <w:rPr>
                 <w:rStyle w:val="Hyperlink"/>
@@ -469,7 +469,7 @@
                 <w:noProof/>
                 <w:webHidden/>
               </w:rPr>
-              <w:instrText xml:space="preserve"> PAGEREF _Toc508962032 \h </w:instrText>
+              <w:instrText xml:space="preserve"> PAGEREF _Toc509165831 \h </w:instrText>
             </w:r>
             <w:r>
               <w:rPr>
@@ -513,64 +513,34 @@
               <w:szCs w:val="22"/>
             </w:rPr>
           </w:pPr>
-          <w:hyperlink w:anchor="_Toc508962033" w:history="1">
+          <w:hyperlink w:anchor="_Toc509165832" w:history="1">
             <w:r>
               <w:rPr>
                 <w:rStyle w:val="Hyperlink"/>
                 <w:noProof/>
               </w:rPr>
-              <w:t>Quick start</w:t>
-            </w:r>
-            <w:r>
-              <w:rPr>
-                <w:rStyle w:val="Hyperlink"/>
-                <w:noProof/>
+              <w:t>Quick start guide</w:t>
+            </w:r>
+            <w:r>
+              <w:rPr>
+                <w:noProof/>
+                <w:webHidden/>
+              </w:rPr>
+              <w:tab/>
+            </w:r>
+            <w:r>
+              <w:rPr>
+                <w:noProof/>
+                <w:webHidden/>
               </w:rPr>
               <w:fldChar w:fldCharType="begin"/>
             </w:r>
             <w:r>
-              <w:instrText xml:space="preserve"> E "</w:instrText>
-            </w:r>
-            <w:r>
-              <w:instrText>Quick start</w:instrText>
-            </w:r>
-            <w:r>
-              <w:instrText xml:space="preserve">" </w:instrText>
-            </w:r>
-            <w:r>
-              <w:rPr>
-                <w:rStyle w:val="Hyperlink"/>
-                <w:noProof/>
-              </w:rPr>
-              <w:fldChar w:fldCharType="end"/>
-            </w:r>
-            <w:r>
-              <w:rPr>
-                <w:rStyle w:val="Hyperlink"/>
-                <w:noProof/>
-              </w:rPr>
-              <w:t xml:space="preserve"> guide</w:t>
-            </w:r>
-            <w:r>
-              <w:rPr>
-                <w:noProof/>
-                <w:webHidden/>
-              </w:rPr>
-              <w:tab/>
-            </w:r>
-            <w:r>
-              <w:rPr>
-                <w:noProof/>
-                <w:webHidden/>
-              </w:rPr>
-              <w:fldChar w:fldCharType="begin"/>
-            </w:r>
-            <w:r>
-              <w:rPr>
-                <w:noProof/>
-                <w:webHidden/>
-              </w:rPr>
-              <w:instrText xml:space="preserve"> PAGEREF _Toc508962033 \h </w:instrText>
+              <w:rPr>
+                <w:noProof/>
+                <w:webHidden/>
+              </w:rPr>
+              <w:instrText xml:space="preserve"> PAGEREF _Toc509165832 \h </w:instrText>
             </w:r>
             <w:r>
               <w:rPr>
@@ -614,7 +584,7 @@
               <w:szCs w:val="22"/>
             </w:rPr>
           </w:pPr>
-          <w:hyperlink w:anchor="_Toc508962034" w:history="1">
+          <w:hyperlink w:anchor="_Toc509165833" w:history="1">
             <w:r>
               <w:rPr>
                 <w:rStyle w:val="Hyperlink"/>
@@ -624,70 +594,24 @@
             </w:r>
             <w:r>
               <w:rPr>
-                <w:rStyle w:val="Hyperlink"/>
-                <w:noProof/>
+                <w:noProof/>
+                <w:webHidden/>
+              </w:rPr>
+              <w:tab/>
+            </w:r>
+            <w:r>
+              <w:rPr>
+                <w:noProof/>
+                <w:webHidden/>
               </w:rPr>
               <w:fldChar w:fldCharType="begin"/>
             </w:r>
             <w:r>
-              <w:instrText xml:space="preserve"> E "</w:instrText>
-            </w:r>
-            <w:r>
-              <w:instrText>Troubleshooting</w:instrText>
-            </w:r>
-            <w:r>
-              <w:instrText xml:space="preserve">" </w:instrText>
-            </w:r>
-            <w:r>
-              <w:rPr>
-                <w:rStyle w:val="Hyperlink"/>
-                <w:noProof/>
-              </w:rPr>
-              <w:fldChar w:fldCharType="end"/>
-            </w:r>
-            <w:r>
-              <w:rPr>
-                <w:rStyle w:val="Hyperlink"/>
-                <w:noProof/>
-              </w:rPr>
-              <w:fldChar w:fldCharType="begin"/>
-            </w:r>
-            <w:r>
-              <w:instrText xml:space="preserve"> E "</w:instrText>
-            </w:r>
-            <w:r>
-              <w:instrText>Troubleshooting</w:instrText>
-            </w:r>
-            <w:r>
-              <w:instrText xml:space="preserve">" </w:instrText>
-            </w:r>
-            <w:r>
-              <w:rPr>
-                <w:rStyle w:val="Hyperlink"/>
-                <w:noProof/>
-              </w:rPr>
-              <w:fldChar w:fldCharType="end"/>
-            </w:r>
-            <w:r>
-              <w:rPr>
-                <w:noProof/>
-                <w:webHidden/>
-              </w:rPr>
-              <w:tab/>
-            </w:r>
-            <w:r>
-              <w:rPr>
-                <w:noProof/>
-                <w:webHidden/>
-              </w:rPr>
-              <w:fldChar w:fldCharType="begin"/>
-            </w:r>
-            <w:r>
-              <w:rPr>
-                <w:noProof/>
-                <w:webHidden/>
-              </w:rPr>
-              <w:instrText xml:space="preserve"> PAGEREF _Toc508962034 \h </w:instrText>
+              <w:rPr>
+                <w:noProof/>
+                <w:webHidden/>
+              </w:rPr>
+              <w:instrText xml:space="preserve"> PAGEREF _Toc509165833 \h </w:instrText>
             </w:r>
             <w:r>
               <w:rPr>
@@ -728,57 +652,34 @@
               <w:szCs w:val="22"/>
             </w:rPr>
           </w:pPr>
-          <w:hyperlink w:anchor="_Toc508962035" w:history="1">
+          <w:hyperlink w:anchor="_Toc509165834" w:history="1">
             <w:r>
               <w:rPr>
                 <w:rStyle w:val="Hyperlink"/>
                 <w:noProof/>
               </w:rPr>
-              <w:t>Menus guide</w:t>
-            </w:r>
-            <w:r>
-              <w:rPr>
-                <w:rStyle w:val="Hyperlink"/>
-                <w:noProof/>
+              <w:t>Menus Guide</w:t>
+            </w:r>
+            <w:r>
+              <w:rPr>
+                <w:noProof/>
+                <w:webHidden/>
+              </w:rPr>
+              <w:tab/>
+            </w:r>
+            <w:r>
+              <w:rPr>
+                <w:noProof/>
+                <w:webHidden/>
               </w:rPr>
               <w:fldChar w:fldCharType="begin"/>
             </w:r>
             <w:r>
-              <w:instrText xml:space="preserve"> E "</w:instrText>
-            </w:r>
-            <w:r>
-              <w:instrText>Menus guide</w:instrText>
-            </w:r>
-            <w:r>
-              <w:instrText xml:space="preserve">" </w:instrText>
-            </w:r>
-            <w:r>
-              <w:rPr>
-                <w:rStyle w:val="Hyperlink"/>
-                <w:noProof/>
-              </w:rPr>
-              <w:fldChar w:fldCharType="end"/>
-            </w:r>
-            <w:r>
-              <w:rPr>
-                <w:noProof/>
-                <w:webHidden/>
-              </w:rPr>
-              <w:tab/>
-            </w:r>
-            <w:r>
-              <w:rPr>
-                <w:noProof/>
-                <w:webHidden/>
-              </w:rPr>
-              <w:fldChar w:fldCharType="begin"/>
-            </w:r>
-            <w:r>
-              <w:rPr>
-                <w:noProof/>
-                <w:webHidden/>
-              </w:rPr>
-              <w:instrText xml:space="preserve"> PAGEREF _Toc508962035 \h </w:instrText>
+              <w:rPr>
+                <w:noProof/>
+                <w:webHidden/>
+              </w:rPr>
+              <w:instrText xml:space="preserve"> PAGEREF _Toc509165834 \h </w:instrText>
             </w:r>
             <w:r>
               <w:rPr>
@@ -822,64 +723,34 @@
               <w:szCs w:val="22"/>
             </w:rPr>
           </w:pPr>
-          <w:hyperlink w:anchor="_Toc508962036" w:history="1">
+          <w:hyperlink w:anchor="_Toc509165835" w:history="1">
             <w:r>
               <w:rPr>
                 <w:rStyle w:val="Hyperlink"/>
                 <w:noProof/>
               </w:rPr>
-              <w:t>Quick Start</w:t>
-            </w:r>
-            <w:r>
-              <w:rPr>
-                <w:rStyle w:val="Hyperlink"/>
-                <w:noProof/>
+              <w:t>Quick Start Guide</w:t>
+            </w:r>
+            <w:r>
+              <w:rPr>
+                <w:noProof/>
+                <w:webHidden/>
+              </w:rPr>
+              <w:tab/>
+            </w:r>
+            <w:r>
+              <w:rPr>
+                <w:noProof/>
+                <w:webHidden/>
               </w:rPr>
               <w:fldChar w:fldCharType="begin"/>
             </w:r>
             <w:r>
-              <w:instrText xml:space="preserve"> E "</w:instrText>
-            </w:r>
-            <w:r>
-              <w:instrText>Quick Start</w:instrText>
-            </w:r>
-            <w:r>
-              <w:instrText xml:space="preserve">" </w:instrText>
-            </w:r>
-            <w:r>
-              <w:rPr>
-                <w:rStyle w:val="Hyperlink"/>
-                <w:noProof/>
-              </w:rPr>
-              <w:fldChar w:fldCharType="end"/>
-            </w:r>
-            <w:r>
-              <w:rPr>
-                <w:rStyle w:val="Hyperlink"/>
-                <w:noProof/>
-              </w:rPr>
-              <w:t xml:space="preserve"> Guide</w:t>
-            </w:r>
-            <w:r>
-              <w:rPr>
-                <w:noProof/>
-                <w:webHidden/>
-              </w:rPr>
-              <w:tab/>
-            </w:r>
-            <w:r>
-              <w:rPr>
-                <w:noProof/>
-                <w:webHidden/>
-              </w:rPr>
-              <w:fldChar w:fldCharType="begin"/>
-            </w:r>
-            <w:r>
-              <w:rPr>
-                <w:noProof/>
-                <w:webHidden/>
-              </w:rPr>
-              <w:instrText xml:space="preserve"> PAGEREF _Toc508962036 \h </w:instrText>
+              <w:rPr>
+                <w:noProof/>
+                <w:webHidden/>
+              </w:rPr>
+              <w:instrText xml:space="preserve"> PAGEREF _Toc509165835 \h </w:instrText>
             </w:r>
             <w:r>
               <w:rPr>
@@ -920,7 +791,7 @@
               <w:szCs w:val="22"/>
             </w:rPr>
           </w:pPr>
-          <w:hyperlink w:anchor="_Toc508962037" w:history="1">
+          <w:hyperlink w:anchor="_Toc509165836" w:history="1">
             <w:r>
               <w:rPr>
                 <w:rStyle w:val="Hyperlink"/>
@@ -947,7 +818,7 @@
                 <w:noProof/>
                 <w:webHidden/>
               </w:rPr>
-              <w:instrText xml:space="preserve"> PAGEREF _Toc508962037 \h </w:instrText>
+              <w:instrText xml:space="preserve"> PAGEREF _Toc509165836 \h </w:instrText>
             </w:r>
             <w:r>
               <w:rPr>
@@ -988,7 +859,7 @@
               <w:szCs w:val="22"/>
             </w:rPr>
           </w:pPr>
-          <w:hyperlink w:anchor="_Toc508962038" w:history="1">
+          <w:hyperlink w:anchor="_Toc509165837" w:history="1">
             <w:r>
               <w:rPr>
                 <w:rStyle w:val="Hyperlink"/>
@@ -1003,6 +874,8 @@
               </w:rPr>
               <w:tab/>
             </w:r>
+            <w:bookmarkStart w:id="0" w:name="_GoBack"/>
+            <w:bookmarkEnd w:id="0"/>
             <w:r>
               <w:rPr>
                 <w:noProof/>
@@ -1015,7 +888,7 @@
                 <w:noProof/>
                 <w:webHidden/>
               </w:rPr>
-              <w:instrText xml:space="preserve"> PAGEREF _Toc508962038 \h </w:instrText>
+              <w:instrText xml:space="preserve"> PAGEREF _Toc509165837 \h </w:instrText>
             </w:r>
             <w:r>
               <w:rPr>
@@ -1056,7 +929,7 @@
               <w:szCs w:val="22"/>
             </w:rPr>
           </w:pPr>
-          <w:hyperlink w:anchor="_Toc508962039" w:history="1">
+          <w:hyperlink w:anchor="_Toc509165838" w:history="1">
             <w:r>
               <w:rPr>
                 <w:rStyle w:val="Hyperlink"/>
@@ -1083,7 +956,7 @@
                 <w:noProof/>
                 <w:webHidden/>
               </w:rPr>
-              <w:instrText xml:space="preserve"> PAGEREF _Toc508962039 \h </w:instrText>
+              <w:instrText xml:space="preserve"> PAGEREF _Toc509165838 \h </w:instrText>
             </w:r>
             <w:r>
               <w:rPr>
@@ -1124,64 +997,34 @@
               <w:szCs w:val="22"/>
             </w:rPr>
           </w:pPr>
-          <w:hyperlink w:anchor="_Toc508962040" w:history="1">
+          <w:hyperlink w:anchor="_Toc509165839" w:history="1">
             <w:r>
               <w:rPr>
                 <w:rStyle w:val="Hyperlink"/>
                 <w:noProof/>
               </w:rPr>
-              <w:t>How do I import existing</w:t>
-            </w:r>
-            <w:r>
-              <w:rPr>
-                <w:rStyle w:val="Hyperlink"/>
-                <w:noProof/>
+              <w:t>How do I import existing members?</w:t>
+            </w:r>
+            <w:r>
+              <w:rPr>
+                <w:noProof/>
+                <w:webHidden/>
+              </w:rPr>
+              <w:tab/>
+            </w:r>
+            <w:r>
+              <w:rPr>
+                <w:noProof/>
+                <w:webHidden/>
               </w:rPr>
               <w:fldChar w:fldCharType="begin"/>
             </w:r>
             <w:r>
-              <w:instrText xml:space="preserve"> E "</w:instrText>
-            </w:r>
-            <w:r>
-              <w:instrText>import existing</w:instrText>
-            </w:r>
-            <w:r>
-              <w:instrText xml:space="preserve">" </w:instrText>
-            </w:r>
-            <w:r>
-              <w:rPr>
-                <w:rStyle w:val="Hyperlink"/>
-                <w:noProof/>
-              </w:rPr>
-              <w:fldChar w:fldCharType="end"/>
-            </w:r>
-            <w:r>
-              <w:rPr>
-                <w:rStyle w:val="Hyperlink"/>
-                <w:noProof/>
-              </w:rPr>
-              <w:t xml:space="preserve"> members?</w:t>
-            </w:r>
-            <w:r>
-              <w:rPr>
-                <w:noProof/>
-                <w:webHidden/>
-              </w:rPr>
-              <w:tab/>
-            </w:r>
-            <w:r>
-              <w:rPr>
-                <w:noProof/>
-                <w:webHidden/>
-              </w:rPr>
-              <w:fldChar w:fldCharType="begin"/>
-            </w:r>
-            <w:r>
-              <w:rPr>
-                <w:noProof/>
-                <w:webHidden/>
-              </w:rPr>
-              <w:instrText xml:space="preserve"> PAGEREF _Toc508962040 \h </w:instrText>
+              <w:rPr>
+                <w:noProof/>
+                <w:webHidden/>
+              </w:rPr>
+              <w:instrText xml:space="preserve"> PAGEREF _Toc509165839 \h </w:instrText>
             </w:r>
             <w:r>
               <w:rPr>
@@ -1222,7 +1065,7 @@
               <w:szCs w:val="22"/>
             </w:rPr>
           </w:pPr>
-          <w:hyperlink w:anchor="_Toc508962041" w:history="1">
+          <w:hyperlink w:anchor="_Toc509165840" w:history="1">
             <w:r>
               <w:rPr>
                 <w:rStyle w:val="Hyperlink"/>
@@ -1249,7 +1092,7 @@
                 <w:noProof/>
                 <w:webHidden/>
               </w:rPr>
-              <w:instrText xml:space="preserve"> PAGEREF _Toc508962041 \h </w:instrText>
+              <w:instrText xml:space="preserve"> PAGEREF _Toc509165840 \h </w:instrText>
             </w:r>
             <w:r>
               <w:rPr>
@@ -1290,7 +1133,7 @@
               <w:szCs w:val="22"/>
             </w:rPr>
           </w:pPr>
-          <w:hyperlink w:anchor="_Toc508962042" w:history="1">
+          <w:hyperlink w:anchor="_Toc509165841" w:history="1">
             <w:r>
               <w:rPr>
                 <w:rStyle w:val="Hyperlink"/>
@@ -1317,7 +1160,7 @@
                 <w:noProof/>
                 <w:webHidden/>
               </w:rPr>
-              <w:instrText xml:space="preserve"> PAGEREF _Toc508962042 \h </w:instrText>
+              <w:instrText xml:space="preserve"> PAGEREF _Toc509165841 \h </w:instrText>
             </w:r>
             <w:r>
               <w:rPr>
@@ -1358,7 +1201,7 @@
               <w:szCs w:val="22"/>
             </w:rPr>
           </w:pPr>
-          <w:hyperlink w:anchor="_Toc508962043" w:history="1">
+          <w:hyperlink w:anchor="_Toc509165842" w:history="1">
             <w:r>
               <w:rPr>
                 <w:rStyle w:val="Hyperlink"/>
@@ -1385,7 +1228,7 @@
                 <w:noProof/>
                 <w:webHidden/>
               </w:rPr>
-              <w:instrText xml:space="preserve"> PAGEREF _Toc508962043 \h </w:instrText>
+              <w:instrText xml:space="preserve"> PAGEREF _Toc509165842 \h </w:instrText>
             </w:r>
             <w:r>
               <w:rPr>
@@ -1429,7 +1272,7 @@
               <w:szCs w:val="22"/>
             </w:rPr>
           </w:pPr>
-          <w:hyperlink w:anchor="_Toc508962044" w:history="1">
+          <w:hyperlink w:anchor="_Toc509165843" w:history="1">
             <w:r>
               <w:rPr>
                 <w:rStyle w:val="Hyperlink"/>
@@ -1439,50 +1282,24 @@
             </w:r>
             <w:r>
               <w:rPr>
-                <w:rStyle w:val="Hyperlink"/>
-                <w:noProof/>
+                <w:noProof/>
+                <w:webHidden/>
+              </w:rPr>
+              <w:tab/>
+            </w:r>
+            <w:r>
+              <w:rPr>
+                <w:noProof/>
+                <w:webHidden/>
               </w:rPr>
               <w:fldChar w:fldCharType="begin"/>
             </w:r>
             <w:r>
-              <w:instrText xml:space="preserve"> E "</w:instrText>
-            </w:r>
-            <w:r>
-              <w:rPr>
-                <w:szCs w:val="32"/>
-              </w:rPr>
-              <w:instrText>Main Menu</w:instrText>
-            </w:r>
-            <w:r>
-              <w:instrText xml:space="preserve">" </w:instrText>
-            </w:r>
-            <w:r>
-              <w:rPr>
-                <w:rStyle w:val="Hyperlink"/>
-                <w:noProof/>
-              </w:rPr>
-              <w:fldChar w:fldCharType="end"/>
-            </w:r>
-            <w:r>
-              <w:rPr>
-                <w:noProof/>
-                <w:webHidden/>
-              </w:rPr>
-              <w:tab/>
-            </w:r>
-            <w:r>
-              <w:rPr>
-                <w:noProof/>
-                <w:webHidden/>
-              </w:rPr>
-              <w:fldChar w:fldCharType="begin"/>
-            </w:r>
-            <w:r>
-              <w:rPr>
-                <w:noProof/>
-                <w:webHidden/>
-              </w:rPr>
-              <w:instrText xml:space="preserve"> PAGEREF _Toc508962044 \h </w:instrText>
+              <w:rPr>
+                <w:noProof/>
+                <w:webHidden/>
+              </w:rPr>
+              <w:instrText xml:space="preserve"> PAGEREF _Toc509165843 \h </w:instrText>
             </w:r>
             <w:r>
               <w:rPr>
@@ -1526,7 +1343,7 @@
               <w:szCs w:val="22"/>
             </w:rPr>
           </w:pPr>
-          <w:hyperlink w:anchor="_Toc508962045" w:history="1">
+          <w:hyperlink w:anchor="_Toc509165844" w:history="1">
             <w:r>
               <w:rPr>
                 <w:rStyle w:val="Hyperlink"/>
@@ -1536,47 +1353,24 @@
             </w:r>
             <w:r>
               <w:rPr>
-                <w:rStyle w:val="Hyperlink"/>
-                <w:noProof/>
+                <w:noProof/>
+                <w:webHidden/>
+              </w:rPr>
+              <w:tab/>
+            </w:r>
+            <w:r>
+              <w:rPr>
+                <w:noProof/>
+                <w:webHidden/>
               </w:rPr>
               <w:fldChar w:fldCharType="begin"/>
             </w:r>
             <w:r>
-              <w:instrText xml:space="preserve"> E "</w:instrText>
-            </w:r>
-            <w:r>
-              <w:instrText>Member Info</w:instrText>
-            </w:r>
-            <w:r>
-              <w:instrText xml:space="preserve">" </w:instrText>
-            </w:r>
-            <w:r>
-              <w:rPr>
-                <w:rStyle w:val="Hyperlink"/>
-                <w:noProof/>
-              </w:rPr>
-              <w:fldChar w:fldCharType="end"/>
-            </w:r>
-            <w:r>
-              <w:rPr>
-                <w:noProof/>
-                <w:webHidden/>
-              </w:rPr>
-              <w:tab/>
-            </w:r>
-            <w:r>
-              <w:rPr>
-                <w:noProof/>
-                <w:webHidden/>
-              </w:rPr>
-              <w:fldChar w:fldCharType="begin"/>
-            </w:r>
-            <w:r>
-              <w:rPr>
-                <w:noProof/>
-                <w:webHidden/>
-              </w:rPr>
-              <w:instrText xml:space="preserve"> PAGEREF _Toc508962045 \h </w:instrText>
+              <w:rPr>
+                <w:noProof/>
+                <w:webHidden/>
+              </w:rPr>
+              <w:instrText xml:space="preserve"> PAGEREF _Toc509165844 \h </w:instrText>
             </w:r>
             <w:r>
               <w:rPr>
@@ -1620,13 +1414,13 @@
               <w:szCs w:val="22"/>
             </w:rPr>
           </w:pPr>
-          <w:hyperlink w:anchor="_Toc508962046" w:history="1">
+          <w:hyperlink w:anchor="_Toc509165845" w:history="1">
             <w:r>
               <w:rPr>
                 <w:rStyle w:val="Hyperlink"/>
                 <w:noProof/>
               </w:rPr>
-              <w:t>Import Members</w:t>
+              <w:t>Import Existing Member</w:t>
             </w:r>
             <w:r>
               <w:rPr>
@@ -1647,7 +1441,7 @@
                 <w:noProof/>
                 <w:webHidden/>
               </w:rPr>
-              <w:instrText xml:space="preserve"> PAGEREF _Toc508962046 \h </w:instrText>
+              <w:instrText xml:space="preserve"> PAGEREF _Toc509165845 \h </w:instrText>
             </w:r>
             <w:r>
               <w:rPr>
@@ -1691,7 +1485,7 @@
               <w:szCs w:val="22"/>
             </w:rPr>
           </w:pPr>
-          <w:hyperlink w:anchor="_Toc508962047" w:history="1">
+          <w:hyperlink w:anchor="_Toc509165846" w:history="1">
             <w:r>
               <w:rPr>
                 <w:rStyle w:val="Hyperlink"/>
@@ -1701,47 +1495,24 @@
             </w:r>
             <w:r>
               <w:rPr>
-                <w:rStyle w:val="Hyperlink"/>
-                <w:noProof/>
+                <w:noProof/>
+                <w:webHidden/>
+              </w:rPr>
+              <w:tab/>
+            </w:r>
+            <w:r>
+              <w:rPr>
+                <w:noProof/>
+                <w:webHidden/>
               </w:rPr>
               <w:fldChar w:fldCharType="begin"/>
             </w:r>
             <w:r>
-              <w:instrText xml:space="preserve"> E "</w:instrText>
-            </w:r>
-            <w:r>
-              <w:instrText>New Members</w:instrText>
-            </w:r>
-            <w:r>
-              <w:instrText xml:space="preserve">" </w:instrText>
-            </w:r>
-            <w:r>
-              <w:rPr>
-                <w:rStyle w:val="Hyperlink"/>
-                <w:noProof/>
-              </w:rPr>
-              <w:fldChar w:fldCharType="end"/>
-            </w:r>
-            <w:r>
-              <w:rPr>
-                <w:noProof/>
-                <w:webHidden/>
-              </w:rPr>
-              <w:tab/>
-            </w:r>
-            <w:r>
-              <w:rPr>
-                <w:noProof/>
-                <w:webHidden/>
-              </w:rPr>
-              <w:fldChar w:fldCharType="begin"/>
-            </w:r>
-            <w:r>
-              <w:rPr>
-                <w:noProof/>
-                <w:webHidden/>
-              </w:rPr>
-              <w:instrText xml:space="preserve"> PAGEREF _Toc508962047 \h </w:instrText>
+              <w:rPr>
+                <w:noProof/>
+                <w:webHidden/>
+              </w:rPr>
+              <w:instrText xml:space="preserve"> PAGEREF _Toc509165846 \h </w:instrText>
             </w:r>
             <w:r>
               <w:rPr>
@@ -1785,13 +1556,13 @@
               <w:szCs w:val="22"/>
             </w:rPr>
           </w:pPr>
-          <w:hyperlink w:anchor="_Toc508962048" w:history="1">
+          <w:hyperlink w:anchor="_Toc509165847" w:history="1">
             <w:r>
               <w:rPr>
                 <w:rStyle w:val="Hyperlink"/>
                 <w:noProof/>
               </w:rPr>
-              <w:t>Updating a member</w:t>
+              <w:t>Updating Members</w:t>
             </w:r>
             <w:r>
               <w:rPr>
@@ -1812,7 +1583,7 @@
                 <w:noProof/>
                 <w:webHidden/>
               </w:rPr>
-              <w:instrText xml:space="preserve"> PAGEREF _Toc508962048 \h </w:instrText>
+              <w:instrText xml:space="preserve"> PAGEREF _Toc509165847 \h </w:instrText>
             </w:r>
             <w:r>
               <w:rPr>
@@ -1853,7 +1624,7 @@
               <w:szCs w:val="22"/>
             </w:rPr>
           </w:pPr>
-          <w:hyperlink w:anchor="_Toc508962049" w:history="1">
+          <w:hyperlink w:anchor="_Toc509165848" w:history="1">
             <w:r>
               <w:rPr>
                 <w:rStyle w:val="Hyperlink"/>
@@ -1863,47 +1634,24 @@
             </w:r>
             <w:r>
               <w:rPr>
-                <w:rStyle w:val="Hyperlink"/>
-                <w:noProof/>
+                <w:noProof/>
+                <w:webHidden/>
+              </w:rPr>
+              <w:tab/>
+            </w:r>
+            <w:r>
+              <w:rPr>
+                <w:noProof/>
+                <w:webHidden/>
               </w:rPr>
               <w:fldChar w:fldCharType="begin"/>
             </w:r>
             <w:r>
-              <w:instrText xml:space="preserve"> E "</w:instrText>
-            </w:r>
-            <w:r>
-              <w:instrText>Stats</w:instrText>
-            </w:r>
-            <w:r>
-              <w:instrText xml:space="preserve">" </w:instrText>
-            </w:r>
-            <w:r>
-              <w:rPr>
-                <w:rStyle w:val="Hyperlink"/>
-                <w:noProof/>
-              </w:rPr>
-              <w:fldChar w:fldCharType="end"/>
-            </w:r>
-            <w:r>
-              <w:rPr>
-                <w:noProof/>
-                <w:webHidden/>
-              </w:rPr>
-              <w:tab/>
-            </w:r>
-            <w:r>
-              <w:rPr>
-                <w:noProof/>
-                <w:webHidden/>
-              </w:rPr>
-              <w:fldChar w:fldCharType="begin"/>
-            </w:r>
-            <w:r>
-              <w:rPr>
-                <w:noProof/>
-                <w:webHidden/>
-              </w:rPr>
-              <w:instrText xml:space="preserve"> PAGEREF _Toc508962049 \h </w:instrText>
+              <w:rPr>
+                <w:noProof/>
+                <w:webHidden/>
+              </w:rPr>
+              <w:instrText xml:space="preserve"> PAGEREF _Toc509165848 \h </w:instrText>
             </w:r>
             <w:r>
               <w:rPr>
@@ -1944,7 +1692,7 @@
               <w:szCs w:val="22"/>
             </w:rPr>
           </w:pPr>
-          <w:hyperlink w:anchor="_Toc508962050" w:history="1">
+          <w:hyperlink w:anchor="_Toc509165849" w:history="1">
             <w:r>
               <w:rPr>
                 <w:rStyle w:val="Hyperlink"/>
@@ -1954,47 +1702,24 @@
             </w:r>
             <w:r>
               <w:rPr>
-                <w:rStyle w:val="Hyperlink"/>
-                <w:noProof/>
+                <w:noProof/>
+                <w:webHidden/>
+              </w:rPr>
+              <w:tab/>
+            </w:r>
+            <w:r>
+              <w:rPr>
+                <w:noProof/>
+                <w:webHidden/>
               </w:rPr>
               <w:fldChar w:fldCharType="begin"/>
             </w:r>
             <w:r>
-              <w:instrText xml:space="preserve"> E "</w:instrText>
-            </w:r>
-            <w:r>
-              <w:instrText>Member Search</w:instrText>
-            </w:r>
-            <w:r>
-              <w:instrText xml:space="preserve">" </w:instrText>
-            </w:r>
-            <w:r>
-              <w:rPr>
-                <w:rStyle w:val="Hyperlink"/>
-                <w:noProof/>
-              </w:rPr>
-              <w:fldChar w:fldCharType="end"/>
-            </w:r>
-            <w:r>
-              <w:rPr>
-                <w:noProof/>
-                <w:webHidden/>
-              </w:rPr>
-              <w:tab/>
-            </w:r>
-            <w:r>
-              <w:rPr>
-                <w:noProof/>
-                <w:webHidden/>
-              </w:rPr>
-              <w:fldChar w:fldCharType="begin"/>
-            </w:r>
-            <w:r>
-              <w:rPr>
-                <w:noProof/>
-                <w:webHidden/>
-              </w:rPr>
-              <w:instrText xml:space="preserve"> PAGEREF _Toc508962050 \h </w:instrText>
+              <w:rPr>
+                <w:noProof/>
+                <w:webHidden/>
+              </w:rPr>
+              <w:instrText xml:space="preserve"> PAGEREF _Toc509165849 \h </w:instrText>
             </w:r>
             <w:r>
               <w:rPr>
@@ -2035,7 +1760,7 @@
               <w:szCs w:val="22"/>
             </w:rPr>
           </w:pPr>
-          <w:hyperlink w:anchor="_Toc508962051" w:history="1">
+          <w:hyperlink w:anchor="_Toc509165850" w:history="1">
             <w:r>
               <w:rPr>
                 <w:rStyle w:val="Hyperlink"/>
@@ -2045,47 +1770,24 @@
             </w:r>
             <w:r>
               <w:rPr>
-                <w:rStyle w:val="Hyperlink"/>
-                <w:noProof/>
+                <w:noProof/>
+                <w:webHidden/>
+              </w:rPr>
+              <w:tab/>
+            </w:r>
+            <w:r>
+              <w:rPr>
+                <w:noProof/>
+                <w:webHidden/>
               </w:rPr>
               <w:fldChar w:fldCharType="begin"/>
             </w:r>
             <w:r>
-              <w:instrText xml:space="preserve"> E "</w:instrText>
-            </w:r>
-            <w:r>
-              <w:instrText>Print Recaps</w:instrText>
-            </w:r>
-            <w:r>
-              <w:instrText xml:space="preserve">" </w:instrText>
-            </w:r>
-            <w:r>
-              <w:rPr>
-                <w:rStyle w:val="Hyperlink"/>
-                <w:noProof/>
-              </w:rPr>
-              <w:fldChar w:fldCharType="end"/>
-            </w:r>
-            <w:r>
-              <w:rPr>
-                <w:noProof/>
-                <w:webHidden/>
-              </w:rPr>
-              <w:tab/>
-            </w:r>
-            <w:r>
-              <w:rPr>
-                <w:noProof/>
-                <w:webHidden/>
-              </w:rPr>
-              <w:fldChar w:fldCharType="begin"/>
-            </w:r>
-            <w:r>
-              <w:rPr>
-                <w:noProof/>
-                <w:webHidden/>
-              </w:rPr>
-              <w:instrText xml:space="preserve"> PAGEREF _Toc508962051 \h </w:instrText>
+              <w:rPr>
+                <w:noProof/>
+                <w:webHidden/>
+              </w:rPr>
+              <w:instrText xml:space="preserve"> PAGEREF _Toc509165850 \h </w:instrText>
             </w:r>
             <w:r>
               <w:rPr>
@@ -2126,7 +1828,7 @@
               <w:szCs w:val="22"/>
             </w:rPr>
           </w:pPr>
-          <w:hyperlink w:anchor="_Toc508962052" w:history="1">
+          <w:hyperlink w:anchor="_Toc509165851" w:history="1">
             <w:r>
               <w:rPr>
                 <w:rStyle w:val="Hyperlink"/>
@@ -2153,7 +1855,7 @@
                 <w:noProof/>
                 <w:webHidden/>
               </w:rPr>
-              <w:instrText xml:space="preserve"> PAGEREF _Toc508962052 \h </w:instrText>
+              <w:instrText xml:space="preserve"> PAGEREF _Toc509165851 \h </w:instrText>
             </w:r>
             <w:r>
               <w:rPr>
@@ -2197,7 +1899,7 @@
               <w:szCs w:val="22"/>
             </w:rPr>
           </w:pPr>
-          <w:hyperlink w:anchor="_Toc508962053" w:history="1">
+          <w:hyperlink w:anchor="_Toc509165852" w:history="1">
             <w:r>
               <w:rPr>
                 <w:rStyle w:val="Hyperlink"/>
@@ -2207,47 +1909,24 @@
             </w:r>
             <w:r>
               <w:rPr>
-                <w:rStyle w:val="Hyperlink"/>
-                <w:noProof/>
+                <w:noProof/>
+                <w:webHidden/>
+              </w:rPr>
+              <w:tab/>
+            </w:r>
+            <w:r>
+              <w:rPr>
+                <w:noProof/>
+                <w:webHidden/>
               </w:rPr>
               <w:fldChar w:fldCharType="begin"/>
             </w:r>
             <w:r>
-              <w:instrText xml:space="preserve"> E "</w:instrText>
-            </w:r>
-            <w:r>
-              <w:instrText>Member Scores</w:instrText>
-            </w:r>
-            <w:r>
-              <w:instrText xml:space="preserve">" </w:instrText>
-            </w:r>
-            <w:r>
-              <w:rPr>
-                <w:rStyle w:val="Hyperlink"/>
-                <w:noProof/>
-              </w:rPr>
-              <w:fldChar w:fldCharType="end"/>
-            </w:r>
-            <w:r>
-              <w:rPr>
-                <w:noProof/>
-                <w:webHidden/>
-              </w:rPr>
-              <w:tab/>
-            </w:r>
-            <w:r>
-              <w:rPr>
-                <w:noProof/>
-                <w:webHidden/>
-              </w:rPr>
-              <w:fldChar w:fldCharType="begin"/>
-            </w:r>
-            <w:r>
-              <w:rPr>
-                <w:noProof/>
-                <w:webHidden/>
-              </w:rPr>
-              <w:instrText xml:space="preserve"> PAGEREF _Toc508962053 \h </w:instrText>
+              <w:rPr>
+                <w:noProof/>
+                <w:webHidden/>
+              </w:rPr>
+              <w:instrText xml:space="preserve"> PAGEREF _Toc509165852 \h </w:instrText>
             </w:r>
             <w:r>
               <w:rPr>
@@ -2288,7 +1967,7 @@
               <w:szCs w:val="22"/>
             </w:rPr>
           </w:pPr>
-          <w:hyperlink w:anchor="_Toc508962054" w:history="1">
+          <w:hyperlink w:anchor="_Toc509165853" w:history="1">
             <w:r>
               <w:rPr>
                 <w:rStyle w:val="Hyperlink"/>
@@ -2298,47 +1977,24 @@
             </w:r>
             <w:r>
               <w:rPr>
-                <w:rStyle w:val="Hyperlink"/>
-                <w:noProof/>
+                <w:noProof/>
+                <w:webHidden/>
+              </w:rPr>
+              <w:tab/>
+            </w:r>
+            <w:r>
+              <w:rPr>
+                <w:noProof/>
+                <w:webHidden/>
               </w:rPr>
               <w:fldChar w:fldCharType="begin"/>
             </w:r>
             <w:r>
-              <w:instrText xml:space="preserve"> E "</w:instrText>
-            </w:r>
-            <w:r>
-              <w:instrText>Stats</w:instrText>
-            </w:r>
-            <w:r>
-              <w:instrText xml:space="preserve">" </w:instrText>
-            </w:r>
-            <w:r>
-              <w:rPr>
-                <w:rStyle w:val="Hyperlink"/>
-                <w:noProof/>
-              </w:rPr>
-              <w:fldChar w:fldCharType="end"/>
-            </w:r>
-            <w:r>
-              <w:rPr>
-                <w:noProof/>
-                <w:webHidden/>
-              </w:rPr>
-              <w:tab/>
-            </w:r>
-            <w:r>
-              <w:rPr>
-                <w:noProof/>
-                <w:webHidden/>
-              </w:rPr>
-              <w:fldChar w:fldCharType="begin"/>
-            </w:r>
-            <w:r>
-              <w:rPr>
-                <w:noProof/>
-                <w:webHidden/>
-              </w:rPr>
-              <w:instrText xml:space="preserve"> PAGEREF _Toc508962054 \h </w:instrText>
+              <w:rPr>
+                <w:noProof/>
+                <w:webHidden/>
+              </w:rPr>
+              <w:instrText xml:space="preserve"> PAGEREF _Toc509165853 \h </w:instrText>
             </w:r>
             <w:r>
               <w:rPr>
@@ -2379,64 +2035,34 @@
               <w:szCs w:val="22"/>
             </w:rPr>
           </w:pPr>
-          <w:hyperlink w:anchor="_Toc508962055" w:history="1">
+          <w:hyperlink w:anchor="_Toc509165854" w:history="1">
             <w:r>
               <w:rPr>
                 <w:rStyle w:val="Hyperlink"/>
                 <w:noProof/>
               </w:rPr>
-              <w:t>Print Recaps</w:t>
-            </w:r>
-            <w:r>
-              <w:rPr>
-                <w:rStyle w:val="Hyperlink"/>
-                <w:noProof/>
+              <w:t>Print Recaps By Tournament</w:t>
+            </w:r>
+            <w:r>
+              <w:rPr>
+                <w:noProof/>
+                <w:webHidden/>
+              </w:rPr>
+              <w:tab/>
+            </w:r>
+            <w:r>
+              <w:rPr>
+                <w:noProof/>
+                <w:webHidden/>
               </w:rPr>
               <w:fldChar w:fldCharType="begin"/>
             </w:r>
             <w:r>
-              <w:instrText xml:space="preserve"> E "</w:instrText>
-            </w:r>
-            <w:r>
-              <w:instrText>Print Recaps</w:instrText>
-            </w:r>
-            <w:r>
-              <w:instrText xml:space="preserve">" </w:instrText>
-            </w:r>
-            <w:r>
-              <w:rPr>
-                <w:rStyle w:val="Hyperlink"/>
-                <w:noProof/>
-              </w:rPr>
-              <w:fldChar w:fldCharType="end"/>
-            </w:r>
-            <w:r>
-              <w:rPr>
-                <w:rStyle w:val="Hyperlink"/>
-                <w:noProof/>
-              </w:rPr>
-              <w:t xml:space="preserve"> By Tournament</w:t>
-            </w:r>
-            <w:r>
-              <w:rPr>
-                <w:noProof/>
-                <w:webHidden/>
-              </w:rPr>
-              <w:tab/>
-            </w:r>
-            <w:r>
-              <w:rPr>
-                <w:noProof/>
-                <w:webHidden/>
-              </w:rPr>
-              <w:fldChar w:fldCharType="begin"/>
-            </w:r>
-            <w:r>
-              <w:rPr>
-                <w:noProof/>
-                <w:webHidden/>
-              </w:rPr>
-              <w:instrText xml:space="preserve"> PAGEREF _Toc508962055 \h </w:instrText>
+              <w:rPr>
+                <w:noProof/>
+                <w:webHidden/>
+              </w:rPr>
+              <w:instrText xml:space="preserve"> PAGEREF _Toc509165854 \h </w:instrText>
             </w:r>
             <w:r>
               <w:rPr>
@@ -2477,7 +2103,7 @@
               <w:szCs w:val="22"/>
             </w:rPr>
           </w:pPr>
-          <w:hyperlink w:anchor="_Toc508962056" w:history="1">
+          <w:hyperlink w:anchor="_Toc509165855" w:history="1">
             <w:r>
               <w:rPr>
                 <w:rStyle w:val="Hyperlink"/>
@@ -2487,47 +2113,24 @@
             </w:r>
             <w:r>
               <w:rPr>
-                <w:rStyle w:val="Hyperlink"/>
-                <w:noProof/>
+                <w:noProof/>
+                <w:webHidden/>
+              </w:rPr>
+              <w:tab/>
+            </w:r>
+            <w:r>
+              <w:rPr>
+                <w:noProof/>
+                <w:webHidden/>
               </w:rPr>
               <w:fldChar w:fldCharType="begin"/>
             </w:r>
             <w:r>
-              <w:instrText xml:space="preserve"> E "</w:instrText>
-            </w:r>
-            <w:r>
-              <w:instrText>Tournament Place Standings</w:instrText>
-            </w:r>
-            <w:r>
-              <w:instrText xml:space="preserve">" </w:instrText>
-            </w:r>
-            <w:r>
-              <w:rPr>
-                <w:rStyle w:val="Hyperlink"/>
-                <w:noProof/>
-              </w:rPr>
-              <w:fldChar w:fldCharType="end"/>
-            </w:r>
-            <w:r>
-              <w:rPr>
-                <w:noProof/>
-                <w:webHidden/>
-              </w:rPr>
-              <w:tab/>
-            </w:r>
-            <w:r>
-              <w:rPr>
-                <w:noProof/>
-                <w:webHidden/>
-              </w:rPr>
-              <w:fldChar w:fldCharType="begin"/>
-            </w:r>
-            <w:r>
-              <w:rPr>
-                <w:noProof/>
-                <w:webHidden/>
-              </w:rPr>
-              <w:instrText xml:space="preserve"> PAGEREF _Toc508962056 \h </w:instrText>
+              <w:rPr>
+                <w:noProof/>
+                <w:webHidden/>
+              </w:rPr>
+              <w:instrText xml:space="preserve"> PAGEREF _Toc509165855 \h </w:instrText>
             </w:r>
             <w:r>
               <w:rPr>
@@ -2568,7 +2171,7 @@
               <w:szCs w:val="22"/>
             </w:rPr>
           </w:pPr>
-          <w:hyperlink w:anchor="_Toc508962057" w:history="1">
+          <w:hyperlink w:anchor="_Toc509165856" w:history="1">
             <w:r>
               <w:rPr>
                 <w:rStyle w:val="Hyperlink"/>
@@ -2578,47 +2181,24 @@
             </w:r>
             <w:r>
               <w:rPr>
-                <w:rStyle w:val="Hyperlink"/>
-                <w:noProof/>
+                <w:noProof/>
+                <w:webHidden/>
+              </w:rPr>
+              <w:tab/>
+            </w:r>
+            <w:r>
+              <w:rPr>
+                <w:noProof/>
+                <w:webHidden/>
               </w:rPr>
               <w:fldChar w:fldCharType="begin"/>
             </w:r>
             <w:r>
-              <w:instrText xml:space="preserve"> E "</w:instrText>
-            </w:r>
-            <w:r>
-              <w:instrText>Create/Edit Tournament</w:instrText>
-            </w:r>
-            <w:r>
-              <w:instrText xml:space="preserve">" </w:instrText>
-            </w:r>
-            <w:r>
-              <w:rPr>
-                <w:rStyle w:val="Hyperlink"/>
-                <w:noProof/>
-              </w:rPr>
-              <w:fldChar w:fldCharType="end"/>
-            </w:r>
-            <w:r>
-              <w:rPr>
-                <w:noProof/>
-                <w:webHidden/>
-              </w:rPr>
-              <w:tab/>
-            </w:r>
-            <w:r>
-              <w:rPr>
-                <w:noProof/>
-                <w:webHidden/>
-              </w:rPr>
-              <w:fldChar w:fldCharType="begin"/>
-            </w:r>
-            <w:r>
-              <w:rPr>
-                <w:noProof/>
-                <w:webHidden/>
-              </w:rPr>
-              <w:instrText xml:space="preserve"> PAGEREF _Toc508962057 \h </w:instrText>
+              <w:rPr>
+                <w:noProof/>
+                <w:webHidden/>
+              </w:rPr>
+              <w:instrText xml:space="preserve"> PAGEREF _Toc509165856 \h </w:instrText>
             </w:r>
             <w:r>
               <w:rPr>
@@ -2662,7 +2242,7 @@
               <w:szCs w:val="22"/>
             </w:rPr>
           </w:pPr>
-          <w:hyperlink w:anchor="_Toc508962058" w:history="1">
+          <w:hyperlink w:anchor="_Toc509165857" w:history="1">
             <w:r>
               <w:rPr>
                 <w:rStyle w:val="Hyperlink"/>
@@ -2689,7 +2269,7 @@
                 <w:noProof/>
                 <w:webHidden/>
               </w:rPr>
-              <w:instrText xml:space="preserve"> PAGEREF _Toc508962058 \h </w:instrText>
+              <w:instrText xml:space="preserve"> PAGEREF _Toc509165857 \h </w:instrText>
             </w:r>
             <w:r>
               <w:rPr>
@@ -2730,7 +2310,7 @@
               <w:szCs w:val="22"/>
             </w:rPr>
           </w:pPr>
-          <w:hyperlink w:anchor="_Toc508962059" w:history="1">
+          <w:hyperlink w:anchor="_Toc509165858" w:history="1">
             <w:r>
               <w:rPr>
                 <w:rStyle w:val="Hyperlink"/>
@@ -2740,47 +2320,24 @@
             </w:r>
             <w:r>
               <w:rPr>
-                <w:rStyle w:val="Hyperlink"/>
-                <w:noProof/>
+                <w:noProof/>
+                <w:webHidden/>
+              </w:rPr>
+              <w:tab/>
+            </w:r>
+            <w:r>
+              <w:rPr>
+                <w:noProof/>
+                <w:webHidden/>
               </w:rPr>
               <w:fldChar w:fldCharType="begin"/>
             </w:r>
             <w:r>
-              <w:instrText xml:space="preserve"> E "</w:instrText>
-            </w:r>
-            <w:r>
-              <w:instrText>Search Tournaments</w:instrText>
-            </w:r>
-            <w:r>
-              <w:instrText xml:space="preserve">" </w:instrText>
-            </w:r>
-            <w:r>
-              <w:rPr>
-                <w:rStyle w:val="Hyperlink"/>
-                <w:noProof/>
-              </w:rPr>
-              <w:fldChar w:fldCharType="end"/>
-            </w:r>
-            <w:r>
-              <w:rPr>
-                <w:noProof/>
-                <w:webHidden/>
-              </w:rPr>
-              <w:tab/>
-            </w:r>
-            <w:r>
-              <w:rPr>
-                <w:noProof/>
-                <w:webHidden/>
-              </w:rPr>
-              <w:fldChar w:fldCharType="begin"/>
-            </w:r>
-            <w:r>
-              <w:rPr>
-                <w:noProof/>
-                <w:webHidden/>
-              </w:rPr>
-              <w:instrText xml:space="preserve"> PAGEREF _Toc508962059 \h </w:instrText>
+              <w:rPr>
+                <w:noProof/>
+                <w:webHidden/>
+              </w:rPr>
+              <w:instrText xml:space="preserve"> PAGEREF _Toc509165858 \h </w:instrText>
             </w:r>
             <w:r>
               <w:rPr>
@@ -2824,7 +2381,7 @@
               <w:szCs w:val="22"/>
             </w:rPr>
           </w:pPr>
-          <w:hyperlink w:anchor="_Toc508962060" w:history="1">
+          <w:hyperlink w:anchor="_Toc509165859" w:history="1">
             <w:r>
               <w:rPr>
                 <w:rStyle w:val="Hyperlink"/>
@@ -2851,7 +2408,7 @@
                 <w:noProof/>
                 <w:webHidden/>
               </w:rPr>
-              <w:instrText xml:space="preserve"> PAGEREF _Toc508962060 \h </w:instrText>
+              <w:instrText xml:space="preserve"> PAGEREF _Toc509165859 \h </w:instrText>
             </w:r>
             <w:r>
               <w:rPr>
@@ -2895,7 +2452,7 @@
               <w:szCs w:val="22"/>
             </w:rPr>
           </w:pPr>
-          <w:hyperlink w:anchor="_Toc508962061" w:history="1">
+          <w:hyperlink w:anchor="_Toc509165860" w:history="1">
             <w:r>
               <w:rPr>
                 <w:rStyle w:val="Hyperlink"/>
@@ -2922,7 +2479,7 @@
                 <w:noProof/>
                 <w:webHidden/>
               </w:rPr>
-              <w:instrText xml:space="preserve"> PAGEREF _Toc508962061 \h </w:instrText>
+              <w:instrText xml:space="preserve"> PAGEREF _Toc509165860 \h </w:instrText>
             </w:r>
             <w:r>
               <w:rPr>
@@ -2966,7 +2523,7 @@
               <w:szCs w:val="22"/>
             </w:rPr>
           </w:pPr>
-          <w:hyperlink w:anchor="_Toc508962062" w:history="1">
+          <w:hyperlink w:anchor="_Toc509165861" w:history="1">
             <w:r>
               <w:rPr>
                 <w:rStyle w:val="Hyperlink"/>
@@ -2993,7 +2550,7 @@
                 <w:noProof/>
                 <w:webHidden/>
               </w:rPr>
-              <w:instrText xml:space="preserve"> PAGEREF _Toc508962062 \h </w:instrText>
+              <w:instrText xml:space="preserve"> PAGEREF _Toc509165861 \h </w:instrText>
             </w:r>
             <w:r>
               <w:rPr>
@@ -3034,13 +2591,13 @@
               <w:szCs w:val="22"/>
             </w:rPr>
           </w:pPr>
-          <w:hyperlink w:anchor="_Toc508962063" w:history="1">
+          <w:hyperlink w:anchor="_Toc509165862" w:history="1">
             <w:r>
               <w:rPr>
                 <w:rStyle w:val="Hyperlink"/>
                 <w:noProof/>
               </w:rPr>
-              <w:t>List Tournaments by year</w:t>
+              <w:t>List Tournaments By Year</w:t>
             </w:r>
             <w:r>
               <w:rPr>
@@ -3061,7 +2618,7 @@
                 <w:noProof/>
                 <w:webHidden/>
               </w:rPr>
-              <w:instrText xml:space="preserve"> PAGEREF _Toc508962063 \h </w:instrText>
+              <w:instrText xml:space="preserve"> PAGEREF _Toc509165862 \h </w:instrText>
             </w:r>
             <w:r>
               <w:rPr>
@@ -3102,7 +2659,7 @@
               <w:szCs w:val="22"/>
             </w:rPr>
           </w:pPr>
-          <w:hyperlink w:anchor="_Toc508962064" w:history="1">
+          <w:hyperlink w:anchor="_Toc509165863" w:history="1">
             <w:r>
               <w:rPr>
                 <w:rStyle w:val="Hyperlink"/>
@@ -3112,47 +2669,24 @@
             </w:r>
             <w:r>
               <w:rPr>
-                <w:rStyle w:val="Hyperlink"/>
-                <w:noProof/>
+                <w:noProof/>
+                <w:webHidden/>
+              </w:rPr>
+              <w:tab/>
+            </w:r>
+            <w:r>
+              <w:rPr>
+                <w:noProof/>
+                <w:webHidden/>
               </w:rPr>
               <w:fldChar w:fldCharType="begin"/>
             </w:r>
             <w:r>
-              <w:instrText xml:space="preserve"> E "</w:instrText>
-            </w:r>
-            <w:r>
-              <w:instrText>Reports</w:instrText>
-            </w:r>
-            <w:r>
-              <w:instrText xml:space="preserve">" </w:instrText>
-            </w:r>
-            <w:r>
-              <w:rPr>
-                <w:rStyle w:val="Hyperlink"/>
-                <w:noProof/>
-              </w:rPr>
-              <w:fldChar w:fldCharType="end"/>
-            </w:r>
-            <w:r>
-              <w:rPr>
-                <w:noProof/>
-                <w:webHidden/>
-              </w:rPr>
-              <w:tab/>
-            </w:r>
-            <w:r>
-              <w:rPr>
-                <w:noProof/>
-                <w:webHidden/>
-              </w:rPr>
-              <w:fldChar w:fldCharType="begin"/>
-            </w:r>
-            <w:r>
-              <w:rPr>
-                <w:noProof/>
-                <w:webHidden/>
-              </w:rPr>
-              <w:instrText xml:space="preserve"> PAGEREF _Toc508962064 \h </w:instrText>
+              <w:rPr>
+                <w:noProof/>
+                <w:webHidden/>
+              </w:rPr>
+              <w:instrText xml:space="preserve"> PAGEREF _Toc509165863 \h </w:instrText>
             </w:r>
             <w:r>
               <w:rPr>
@@ -3193,7 +2727,7 @@
               <w:szCs w:val="22"/>
             </w:rPr>
           </w:pPr>
-          <w:hyperlink w:anchor="_Toc508962065" w:history="1">
+          <w:hyperlink w:anchor="_Toc509165864" w:history="1">
             <w:r>
               <w:rPr>
                 <w:rStyle w:val="Hyperlink"/>
@@ -3203,47 +2737,24 @@
             </w:r>
             <w:r>
               <w:rPr>
-                <w:rStyle w:val="Hyperlink"/>
-                <w:noProof/>
+                <w:noProof/>
+                <w:webHidden/>
+              </w:rPr>
+              <w:tab/>
+            </w:r>
+            <w:r>
+              <w:rPr>
+                <w:noProof/>
+                <w:webHidden/>
               </w:rPr>
               <w:fldChar w:fldCharType="begin"/>
             </w:r>
             <w:r>
-              <w:instrText xml:space="preserve"> E "</w:instrText>
-            </w:r>
-            <w:r>
-              <w:instrText>Tournament Results</w:instrText>
-            </w:r>
-            <w:r>
-              <w:instrText xml:space="preserve">" </w:instrText>
-            </w:r>
-            <w:r>
-              <w:rPr>
-                <w:rStyle w:val="Hyperlink"/>
-                <w:noProof/>
-              </w:rPr>
-              <w:fldChar w:fldCharType="end"/>
-            </w:r>
-            <w:r>
-              <w:rPr>
-                <w:noProof/>
-                <w:webHidden/>
-              </w:rPr>
-              <w:tab/>
-            </w:r>
-            <w:r>
-              <w:rPr>
-                <w:noProof/>
-                <w:webHidden/>
-              </w:rPr>
-              <w:fldChar w:fldCharType="begin"/>
-            </w:r>
-            <w:r>
-              <w:rPr>
-                <w:noProof/>
-                <w:webHidden/>
-              </w:rPr>
-              <w:instrText xml:space="preserve"> PAGEREF _Toc508962065 \h </w:instrText>
+              <w:rPr>
+                <w:noProof/>
+                <w:webHidden/>
+              </w:rPr>
+              <w:instrText xml:space="preserve"> PAGEREF _Toc509165864 \h </w:instrText>
             </w:r>
             <w:r>
               <w:rPr>
@@ -3284,7 +2795,7 @@
               <w:szCs w:val="22"/>
             </w:rPr>
           </w:pPr>
-          <w:hyperlink w:anchor="_Toc508962066" w:history="1">
+          <w:hyperlink w:anchor="_Toc509165865" w:history="1">
             <w:r>
               <w:rPr>
                 <w:rStyle w:val="Hyperlink"/>
@@ -3294,47 +2805,24 @@
             </w:r>
             <w:r>
               <w:rPr>
-                <w:rStyle w:val="Hyperlink"/>
-                <w:noProof/>
+                <w:noProof/>
+                <w:webHidden/>
+              </w:rPr>
+              <w:tab/>
+            </w:r>
+            <w:r>
+              <w:rPr>
+                <w:noProof/>
+                <w:webHidden/>
               </w:rPr>
               <w:fldChar w:fldCharType="begin"/>
             </w:r>
             <w:r>
-              <w:instrText xml:space="preserve"> E "</w:instrText>
-            </w:r>
-            <w:r>
-              <w:instrText>Comments</w:instrText>
-            </w:r>
-            <w:r>
-              <w:instrText xml:space="preserve">" </w:instrText>
-            </w:r>
-            <w:r>
-              <w:rPr>
-                <w:rStyle w:val="Hyperlink"/>
-                <w:noProof/>
-              </w:rPr>
-              <w:fldChar w:fldCharType="end"/>
-            </w:r>
-            <w:r>
-              <w:rPr>
-                <w:noProof/>
-                <w:webHidden/>
-              </w:rPr>
-              <w:tab/>
-            </w:r>
-            <w:r>
-              <w:rPr>
-                <w:noProof/>
-                <w:webHidden/>
-              </w:rPr>
-              <w:fldChar w:fldCharType="begin"/>
-            </w:r>
-            <w:r>
-              <w:rPr>
-                <w:noProof/>
-                <w:webHidden/>
-              </w:rPr>
-              <w:instrText xml:space="preserve"> PAGEREF _Toc508962066 \h </w:instrText>
+              <w:rPr>
+                <w:noProof/>
+                <w:webHidden/>
+              </w:rPr>
+              <w:instrText xml:space="preserve"> PAGEREF _Toc509165865 \h </w:instrText>
             </w:r>
             <w:r>
               <w:rPr>
@@ -3375,7 +2863,7 @@
               <w:szCs w:val="22"/>
             </w:rPr>
           </w:pPr>
-          <w:hyperlink w:anchor="_Toc508962067" w:history="1">
+          <w:hyperlink w:anchor="_Toc509165866" w:history="1">
             <w:r>
               <w:rPr>
                 <w:rStyle w:val="Hyperlink"/>
@@ -3385,47 +2873,24 @@
             </w:r>
             <w:r>
               <w:rPr>
-                <w:rStyle w:val="Hyperlink"/>
-                <w:noProof/>
+                <w:noProof/>
+                <w:webHidden/>
+              </w:rPr>
+              <w:tab/>
+            </w:r>
+            <w:r>
+              <w:rPr>
+                <w:noProof/>
+                <w:webHidden/>
               </w:rPr>
               <w:fldChar w:fldCharType="begin"/>
             </w:r>
             <w:r>
-              <w:instrText xml:space="preserve"> E "</w:instrText>
-            </w:r>
-            <w:r>
-              <w:instrText>Finalize Tournament</w:instrText>
-            </w:r>
-            <w:r>
-              <w:instrText xml:space="preserve">" </w:instrText>
-            </w:r>
-            <w:r>
-              <w:rPr>
-                <w:rStyle w:val="Hyperlink"/>
-                <w:noProof/>
-              </w:rPr>
-              <w:fldChar w:fldCharType="end"/>
-            </w:r>
-            <w:r>
-              <w:rPr>
-                <w:noProof/>
-                <w:webHidden/>
-              </w:rPr>
-              <w:tab/>
-            </w:r>
-            <w:r>
-              <w:rPr>
-                <w:noProof/>
-                <w:webHidden/>
-              </w:rPr>
-              <w:fldChar w:fldCharType="begin"/>
-            </w:r>
-            <w:r>
-              <w:rPr>
-                <w:noProof/>
-                <w:webHidden/>
-              </w:rPr>
-              <w:instrText xml:space="preserve"> PAGEREF _Toc508962067 \h </w:instrText>
+              <w:rPr>
+                <w:noProof/>
+                <w:webHidden/>
+              </w:rPr>
+              <w:instrText xml:space="preserve"> PAGEREF _Toc509165866 \h </w:instrText>
             </w:r>
             <w:r>
               <w:rPr>
@@ -3469,7 +2934,7 @@
               <w:szCs w:val="22"/>
             </w:rPr>
           </w:pPr>
-          <w:hyperlink w:anchor="_Toc508962068" w:history="1">
+          <w:hyperlink w:anchor="_Toc509165867" w:history="1">
             <w:r>
               <w:rPr>
                 <w:rStyle w:val="Hyperlink"/>
@@ -3479,47 +2944,24 @@
             </w:r>
             <w:r>
               <w:rPr>
-                <w:rStyle w:val="Hyperlink"/>
-                <w:noProof/>
+                <w:noProof/>
+                <w:webHidden/>
+              </w:rPr>
+              <w:tab/>
+            </w:r>
+            <w:r>
+              <w:rPr>
+                <w:noProof/>
+                <w:webHidden/>
               </w:rPr>
               <w:fldChar w:fldCharType="begin"/>
             </w:r>
             <w:r>
-              <w:instrText xml:space="preserve"> E "</w:instrText>
-            </w:r>
-            <w:r>
-              <w:instrText>Tools</w:instrText>
-            </w:r>
-            <w:r>
-              <w:instrText xml:space="preserve">" </w:instrText>
-            </w:r>
-            <w:r>
-              <w:rPr>
-                <w:rStyle w:val="Hyperlink"/>
-                <w:noProof/>
-              </w:rPr>
-              <w:fldChar w:fldCharType="end"/>
-            </w:r>
-            <w:r>
-              <w:rPr>
-                <w:noProof/>
-                <w:webHidden/>
-              </w:rPr>
-              <w:tab/>
-            </w:r>
-            <w:r>
-              <w:rPr>
-                <w:noProof/>
-                <w:webHidden/>
-              </w:rPr>
-              <w:fldChar w:fldCharType="begin"/>
-            </w:r>
-            <w:r>
-              <w:rPr>
-                <w:noProof/>
-                <w:webHidden/>
-              </w:rPr>
-              <w:instrText xml:space="preserve"> PAGEREF _Toc508962068 \h </w:instrText>
+              <w:rPr>
+                <w:noProof/>
+                <w:webHidden/>
+              </w:rPr>
+              <w:instrText xml:space="preserve"> PAGEREF _Toc509165867 \h </w:instrText>
             </w:r>
             <w:r>
               <w:rPr>
@@ -3563,78 +3005,34 @@
               <w:szCs w:val="22"/>
             </w:rPr>
           </w:pPr>
-          <w:hyperlink w:anchor="_Toc508962069" w:history="1">
+          <w:hyperlink w:anchor="_Toc509165868" w:history="1">
             <w:r>
               <w:rPr>
                 <w:rStyle w:val="Hyperlink"/>
                 <w:noProof/>
               </w:rPr>
-              <w:t>Trouble</w:t>
-            </w:r>
-            <w:r>
-              <w:rPr>
-                <w:rStyle w:val="Hyperlink"/>
-                <w:noProof/>
-              </w:rPr>
-              <w:t>s</w:t>
-            </w:r>
-            <w:r>
-              <w:rPr>
-                <w:rStyle w:val="Hyperlink"/>
-                <w:noProof/>
-              </w:rPr>
-              <w:t>hooting</w:t>
-            </w:r>
-            <w:r>
-              <w:rPr>
-                <w:rStyle w:val="Hyperlink"/>
-                <w:noProof/>
+              <w:t>Troubleshooting 9-Tap</w:t>
+            </w:r>
+            <w:r>
+              <w:rPr>
+                <w:noProof/>
+                <w:webHidden/>
+              </w:rPr>
+              <w:tab/>
+            </w:r>
+            <w:r>
+              <w:rPr>
+                <w:noProof/>
+                <w:webHidden/>
               </w:rPr>
               <w:fldChar w:fldCharType="begin"/>
             </w:r>
             <w:r>
-              <w:instrText xml:space="preserve"> E "</w:instrText>
-            </w:r>
-            <w:r>
-              <w:instrText>Troubleshooting</w:instrText>
-            </w:r>
-            <w:r>
-              <w:instrText xml:space="preserve">" </w:instrText>
-            </w:r>
-            <w:r>
-              <w:rPr>
-                <w:rStyle w:val="Hyperlink"/>
-                <w:noProof/>
-              </w:rPr>
-              <w:fldChar w:fldCharType="end"/>
-            </w:r>
-            <w:r>
-              <w:rPr>
-                <w:rStyle w:val="Hyperlink"/>
-                <w:noProof/>
-              </w:rPr>
-              <w:t xml:space="preserve"> 9-Tap</w:t>
-            </w:r>
-            <w:r>
-              <w:rPr>
-                <w:noProof/>
-                <w:webHidden/>
-              </w:rPr>
-              <w:tab/>
-            </w:r>
-            <w:r>
-              <w:rPr>
-                <w:noProof/>
-                <w:webHidden/>
-              </w:rPr>
-              <w:fldChar w:fldCharType="begin"/>
-            </w:r>
-            <w:r>
-              <w:rPr>
-                <w:noProof/>
-                <w:webHidden/>
-              </w:rPr>
-              <w:instrText xml:space="preserve"> PAGEREF _Toc508962069 \h </w:instrText>
+              <w:rPr>
+                <w:noProof/>
+                <w:webHidden/>
+              </w:rPr>
+              <w:instrText xml:space="preserve"> PAGEREF _Toc509165868 \h </w:instrText>
             </w:r>
             <w:r>
               <w:rPr>
@@ -3675,7 +3073,7 @@
               <w:szCs w:val="22"/>
             </w:rPr>
           </w:pPr>
-          <w:hyperlink w:anchor="_Toc508962070" w:history="1">
+          <w:hyperlink w:anchor="_Toc509165869" w:history="1">
             <w:r>
               <w:rPr>
                 <w:rStyle w:val="Hyperlink"/>
@@ -3702,7 +3100,7 @@
                 <w:noProof/>
                 <w:webHidden/>
               </w:rPr>
-              <w:instrText xml:space="preserve"> PAGEREF _Toc508962070 \h </w:instrText>
+              <w:instrText xml:space="preserve"> PAGEREF _Toc509165869 \h </w:instrText>
             </w:r>
             <w:r>
               <w:rPr>
@@ -3743,7 +3141,7 @@
               <w:szCs w:val="22"/>
             </w:rPr>
           </w:pPr>
-          <w:hyperlink w:anchor="_Toc508962071" w:history="1">
+          <w:hyperlink w:anchor="_Toc509165870" w:history="1">
             <w:r>
               <w:rPr>
                 <w:rStyle w:val="Hyperlink"/>
@@ -3770,7 +3168,7 @@
                 <w:noProof/>
                 <w:webHidden/>
               </w:rPr>
-              <w:instrText xml:space="preserve"> PAGEREF _Toc508962071 \h </w:instrText>
+              <w:instrText xml:space="preserve"> PAGEREF _Toc509165870 \h </w:instrText>
             </w:r>
             <w:r>
               <w:rPr>
@@ -3811,7 +3209,7 @@
               <w:szCs w:val="22"/>
             </w:rPr>
           </w:pPr>
-          <w:hyperlink w:anchor="_Toc508962072" w:history="1">
+          <w:hyperlink w:anchor="_Toc509165871" w:history="1">
             <w:r>
               <w:rPr>
                 <w:rStyle w:val="Hyperlink"/>
@@ -3838,7 +3236,7 @@
                 <w:noProof/>
                 <w:webHidden/>
               </w:rPr>
-              <w:instrText xml:space="preserve"> PAGEREF _Toc508962072 \h </w:instrText>
+              <w:instrText xml:space="preserve"> PAGEREF _Toc509165871 \h </w:instrText>
             </w:r>
             <w:r>
               <w:rPr>
@@ -3858,7 +3256,7 @@
                 <w:noProof/>
                 <w:webHidden/>
               </w:rPr>
-              <w:t>28</w:t>
+              <w:t>29</w:t>
             </w:r>
             <w:r>
               <w:rPr>
@@ -3882,7 +3280,7 @@
               <w:szCs w:val="22"/>
             </w:rPr>
           </w:pPr>
-          <w:hyperlink w:anchor="_Toc508962073" w:history="1">
+          <w:hyperlink w:anchor="_Toc509165872" w:history="1">
             <w:r>
               <w:rPr>
                 <w:rStyle w:val="Hyperlink"/>
@@ -3909,7 +3307,7 @@
                 <w:noProof/>
                 <w:webHidden/>
               </w:rPr>
-              <w:instrText xml:space="preserve"> PAGEREF _Toc508962073 \h </w:instrText>
+              <w:instrText xml:space="preserve"> PAGEREF _Toc509165872 \h </w:instrText>
             </w:r>
             <w:r>
               <w:rPr>
@@ -3929,7 +3327,7 @@
                 <w:noProof/>
                 <w:webHidden/>
               </w:rPr>
-              <w:t>30</w:t>
+              <w:t>31</w:t>
             </w:r>
             <w:r>
               <w:rPr>
@@ -3953,7 +3351,7 @@
               <w:szCs w:val="22"/>
             </w:rPr>
           </w:pPr>
-          <w:hyperlink w:anchor="_Toc508962074" w:history="1">
+          <w:hyperlink w:anchor="_Toc509165873" w:history="1">
             <w:r>
               <w:rPr>
                 <w:rStyle w:val="Hyperlink"/>
@@ -3980,7 +3378,7 @@
                 <w:noProof/>
                 <w:webHidden/>
               </w:rPr>
-              <w:instrText xml:space="preserve"> PAGEREF _Toc508962074 \h </w:instrText>
+              <w:instrText xml:space="preserve"> PAGEREF _Toc509165873 \h </w:instrText>
             </w:r>
             <w:r>
               <w:rPr>
@@ -4000,7 +3398,7 @@
                 <w:noProof/>
                 <w:webHidden/>
               </w:rPr>
-              <w:t>32</w:t>
+              <w:t>33</w:t>
             </w:r>
             <w:r>
               <w:rPr>
@@ -4021,7 +3419,7 @@
               <w:szCs w:val="22"/>
             </w:rPr>
           </w:pPr>
-          <w:hyperlink w:anchor="_Toc508962075" w:history="1">
+          <w:hyperlink w:anchor="_Toc509165874" w:history="1">
             <w:r>
               <w:rPr>
                 <w:rStyle w:val="Hyperlink"/>
@@ -4031,50 +3429,24 @@
             </w:r>
             <w:r>
               <w:rPr>
-                <w:rStyle w:val="Hyperlink"/>
-                <w:noProof/>
+                <w:noProof/>
+                <w:webHidden/>
+              </w:rPr>
+              <w:tab/>
+            </w:r>
+            <w:r>
+              <w:rPr>
+                <w:noProof/>
+                <w:webHidden/>
               </w:rPr>
               <w:fldChar w:fldCharType="begin"/>
             </w:r>
             <w:r>
-              <w:instrText xml:space="preserve"> E "</w:instrText>
-            </w:r>
-            <w:r>
-              <w:rPr>
-                <w:szCs w:val="32"/>
-              </w:rPr>
-              <w:instrText>Main Menu</w:instrText>
-            </w:r>
-            <w:r>
-              <w:instrText xml:space="preserve">" </w:instrText>
-            </w:r>
-            <w:r>
-              <w:rPr>
-                <w:rStyle w:val="Hyperlink"/>
-                <w:noProof/>
-              </w:rPr>
-              <w:fldChar w:fldCharType="end"/>
-            </w:r>
-            <w:r>
-              <w:rPr>
-                <w:noProof/>
-                <w:webHidden/>
-              </w:rPr>
-              <w:tab/>
-            </w:r>
-            <w:r>
-              <w:rPr>
-                <w:noProof/>
-                <w:webHidden/>
-              </w:rPr>
-              <w:fldChar w:fldCharType="begin"/>
-            </w:r>
-            <w:r>
-              <w:rPr>
-                <w:noProof/>
-                <w:webHidden/>
-              </w:rPr>
-              <w:instrText xml:space="preserve"> PAGEREF _Toc508962075 \h </w:instrText>
+              <w:rPr>
+                <w:noProof/>
+                <w:webHidden/>
+              </w:rPr>
+              <w:instrText xml:space="preserve"> PAGEREF _Toc509165874 \h </w:instrText>
             </w:r>
             <w:r>
               <w:rPr>
@@ -4094,7 +3466,7 @@
                 <w:noProof/>
                 <w:webHidden/>
               </w:rPr>
-              <w:t>32</w:t>
+              <w:t>33</w:t>
             </w:r>
             <w:r>
               <w:rPr>
@@ -4115,7 +3487,7 @@
               <w:szCs w:val="22"/>
             </w:rPr>
           </w:pPr>
-          <w:hyperlink w:anchor="_Toc508962076" w:history="1">
+          <w:hyperlink w:anchor="_Toc509165875" w:history="1">
             <w:r>
               <w:rPr>
                 <w:rStyle w:val="Hyperlink"/>
@@ -4125,47 +3497,24 @@
             </w:r>
             <w:r>
               <w:rPr>
-                <w:rStyle w:val="Hyperlink"/>
-                <w:noProof/>
+                <w:noProof/>
+                <w:webHidden/>
+              </w:rPr>
+              <w:tab/>
+            </w:r>
+            <w:r>
+              <w:rPr>
+                <w:noProof/>
+                <w:webHidden/>
               </w:rPr>
               <w:fldChar w:fldCharType="begin"/>
             </w:r>
             <w:r>
-              <w:instrText xml:space="preserve"> E "</w:instrText>
-            </w:r>
-            <w:r>
-              <w:instrText>Member Info</w:instrText>
-            </w:r>
-            <w:r>
-              <w:instrText xml:space="preserve">" </w:instrText>
-            </w:r>
-            <w:r>
-              <w:rPr>
-                <w:rStyle w:val="Hyperlink"/>
-                <w:noProof/>
-              </w:rPr>
-              <w:fldChar w:fldCharType="end"/>
-            </w:r>
-            <w:r>
-              <w:rPr>
-                <w:noProof/>
-                <w:webHidden/>
-              </w:rPr>
-              <w:tab/>
-            </w:r>
-            <w:r>
-              <w:rPr>
-                <w:noProof/>
-                <w:webHidden/>
-              </w:rPr>
-              <w:fldChar w:fldCharType="begin"/>
-            </w:r>
-            <w:r>
-              <w:rPr>
-                <w:noProof/>
-                <w:webHidden/>
-              </w:rPr>
-              <w:instrText xml:space="preserve"> PAGEREF _Toc508962076 \h </w:instrText>
+              <w:rPr>
+                <w:noProof/>
+                <w:webHidden/>
+              </w:rPr>
+              <w:instrText xml:space="preserve"> PAGEREF _Toc509165875 \h </w:instrText>
             </w:r>
             <w:r>
               <w:rPr>
@@ -4185,7 +3534,7 @@
                 <w:noProof/>
                 <w:webHidden/>
               </w:rPr>
-              <w:t>32</w:t>
+              <w:t>33</w:t>
             </w:r>
             <w:r>
               <w:rPr>
@@ -4206,7 +3555,7 @@
               <w:szCs w:val="22"/>
             </w:rPr>
           </w:pPr>
-          <w:hyperlink w:anchor="_Toc508962077" w:history="1">
+          <w:hyperlink w:anchor="_Toc509165876" w:history="1">
             <w:r>
               <w:rPr>
                 <w:rStyle w:val="Hyperlink"/>
@@ -4216,47 +3565,24 @@
             </w:r>
             <w:r>
               <w:rPr>
-                <w:rStyle w:val="Hyperlink"/>
-                <w:noProof/>
+                <w:noProof/>
+                <w:webHidden/>
+              </w:rPr>
+              <w:tab/>
+            </w:r>
+            <w:r>
+              <w:rPr>
+                <w:noProof/>
+                <w:webHidden/>
               </w:rPr>
               <w:fldChar w:fldCharType="begin"/>
             </w:r>
             <w:r>
-              <w:instrText xml:space="preserve"> E "</w:instrText>
-            </w:r>
-            <w:r>
-              <w:instrText>Member Scores</w:instrText>
-            </w:r>
-            <w:r>
-              <w:instrText xml:space="preserve">" </w:instrText>
-            </w:r>
-            <w:r>
-              <w:rPr>
-                <w:rStyle w:val="Hyperlink"/>
-                <w:noProof/>
-              </w:rPr>
-              <w:fldChar w:fldCharType="end"/>
-            </w:r>
-            <w:r>
-              <w:rPr>
-                <w:noProof/>
-                <w:webHidden/>
-              </w:rPr>
-              <w:tab/>
-            </w:r>
-            <w:r>
-              <w:rPr>
-                <w:noProof/>
-                <w:webHidden/>
-              </w:rPr>
-              <w:fldChar w:fldCharType="begin"/>
-            </w:r>
-            <w:r>
-              <w:rPr>
-                <w:noProof/>
-                <w:webHidden/>
-              </w:rPr>
-              <w:instrText xml:space="preserve"> PAGEREF _Toc508962077 \h </w:instrText>
+              <w:rPr>
+                <w:noProof/>
+                <w:webHidden/>
+              </w:rPr>
+              <w:instrText xml:space="preserve"> PAGEREF _Toc509165876 \h </w:instrText>
             </w:r>
             <w:r>
               <w:rPr>
@@ -4276,7 +3602,7 @@
                 <w:noProof/>
                 <w:webHidden/>
               </w:rPr>
-              <w:t>34</w:t>
+              <w:t>35</w:t>
             </w:r>
             <w:r>
               <w:rPr>
@@ -4297,7 +3623,7 @@
               <w:szCs w:val="22"/>
             </w:rPr>
           </w:pPr>
-          <w:hyperlink w:anchor="_Toc508962078" w:history="1">
+          <w:hyperlink w:anchor="_Toc509165877" w:history="1">
             <w:r>
               <w:rPr>
                 <w:rStyle w:val="Hyperlink"/>
@@ -4307,47 +3633,24 @@
             </w:r>
             <w:r>
               <w:rPr>
-                <w:rStyle w:val="Hyperlink"/>
-                <w:noProof/>
+                <w:noProof/>
+                <w:webHidden/>
+              </w:rPr>
+              <w:tab/>
+            </w:r>
+            <w:r>
+              <w:rPr>
+                <w:noProof/>
+                <w:webHidden/>
               </w:rPr>
               <w:fldChar w:fldCharType="begin"/>
             </w:r>
             <w:r>
-              <w:instrText xml:space="preserve"> E "</w:instrText>
-            </w:r>
-            <w:r>
-              <w:instrText>Tools</w:instrText>
-            </w:r>
-            <w:r>
-              <w:instrText xml:space="preserve">" </w:instrText>
-            </w:r>
-            <w:r>
-              <w:rPr>
-                <w:rStyle w:val="Hyperlink"/>
-                <w:noProof/>
-              </w:rPr>
-              <w:fldChar w:fldCharType="end"/>
-            </w:r>
-            <w:r>
-              <w:rPr>
-                <w:noProof/>
-                <w:webHidden/>
-              </w:rPr>
-              <w:tab/>
-            </w:r>
-            <w:r>
-              <w:rPr>
-                <w:noProof/>
-                <w:webHidden/>
-              </w:rPr>
-              <w:fldChar w:fldCharType="begin"/>
-            </w:r>
-            <w:r>
-              <w:rPr>
-                <w:noProof/>
-                <w:webHidden/>
-              </w:rPr>
-              <w:instrText xml:space="preserve"> PAGEREF _Toc508962078 \h </w:instrText>
+              <w:rPr>
+                <w:noProof/>
+                <w:webHidden/>
+              </w:rPr>
+              <w:instrText xml:space="preserve"> PAGEREF _Toc509165877 \h </w:instrText>
             </w:r>
             <w:r>
               <w:rPr>
@@ -4367,7 +3670,7 @@
                 <w:noProof/>
                 <w:webHidden/>
               </w:rPr>
-              <w:t>37</w:t>
+              <w:t>38</w:t>
             </w:r>
             <w:r>
               <w:rPr>
@@ -4388,7 +3691,7 @@
               <w:szCs w:val="22"/>
             </w:rPr>
           </w:pPr>
-          <w:hyperlink w:anchor="_Toc508962079" w:history="1">
+          <w:hyperlink w:anchor="_Toc509165878" w:history="1">
             <w:r>
               <w:rPr>
                 <w:rStyle w:val="Hyperlink"/>
@@ -4415,7 +3718,7 @@
                 <w:noProof/>
                 <w:webHidden/>
               </w:rPr>
-              <w:instrText xml:space="preserve"> PAGEREF _Toc508962079 \h </w:instrText>
+              <w:instrText xml:space="preserve"> PAGEREF _Toc509165878 \h </w:instrText>
             </w:r>
             <w:r>
               <w:rPr>
@@ -4435,7 +3738,7 @@
                 <w:noProof/>
                 <w:webHidden/>
               </w:rPr>
-              <w:t>37</w:t>
+              <w:t>38</w:t>
             </w:r>
             <w:r>
               <w:rPr>
@@ -4456,7 +3759,7 @@
               <w:szCs w:val="22"/>
             </w:rPr>
           </w:pPr>
-          <w:hyperlink w:anchor="_Toc508962080" w:history="1">
+          <w:hyperlink w:anchor="_Toc509165879" w:history="1">
             <w:r>
               <w:rPr>
                 <w:rStyle w:val="Hyperlink"/>
@@ -4466,47 +3769,24 @@
             </w:r>
             <w:r>
               <w:rPr>
-                <w:rStyle w:val="Hyperlink"/>
-                <w:noProof/>
+                <w:noProof/>
+                <w:webHidden/>
+              </w:rPr>
+              <w:tab/>
+            </w:r>
+            <w:r>
+              <w:rPr>
+                <w:noProof/>
+                <w:webHidden/>
               </w:rPr>
               <w:fldChar w:fldCharType="begin"/>
             </w:r>
             <w:r>
-              <w:instrText xml:space="preserve"> E "</w:instrText>
-            </w:r>
-            <w:r>
-              <w:instrText>Exit</w:instrText>
-            </w:r>
-            <w:r>
-              <w:instrText xml:space="preserve">" </w:instrText>
-            </w:r>
-            <w:r>
-              <w:rPr>
-                <w:rStyle w:val="Hyperlink"/>
-                <w:noProof/>
-              </w:rPr>
-              <w:fldChar w:fldCharType="end"/>
-            </w:r>
-            <w:r>
-              <w:rPr>
-                <w:noProof/>
-                <w:webHidden/>
-              </w:rPr>
-              <w:tab/>
-            </w:r>
-            <w:r>
-              <w:rPr>
-                <w:noProof/>
-                <w:webHidden/>
-              </w:rPr>
-              <w:fldChar w:fldCharType="begin"/>
-            </w:r>
-            <w:r>
-              <w:rPr>
-                <w:noProof/>
-                <w:webHidden/>
-              </w:rPr>
-              <w:instrText xml:space="preserve"> PAGEREF _Toc508962080 \h </w:instrText>
+              <w:rPr>
+                <w:noProof/>
+                <w:webHidden/>
+              </w:rPr>
+              <w:instrText xml:space="preserve"> PAGEREF _Toc509165879 \h </w:instrText>
             </w:r>
             <w:r>
               <w:rPr>
@@ -4526,7 +3806,7 @@
                 <w:noProof/>
                 <w:webHidden/>
               </w:rPr>
-              <w:t>37</w:t>
+              <w:t>38</w:t>
             </w:r>
             <w:r>
               <w:rPr>
@@ -4550,7 +3830,7 @@
               <w:szCs w:val="22"/>
             </w:rPr>
           </w:pPr>
-          <w:hyperlink w:anchor="_Toc508962081" w:history="1">
+          <w:hyperlink w:anchor="_Toc509165880" w:history="1">
             <w:r>
               <w:rPr>
                 <w:rStyle w:val="Hyperlink"/>
@@ -4577,7 +3857,7 @@
                 <w:noProof/>
                 <w:webHidden/>
               </w:rPr>
-              <w:instrText xml:space="preserve"> PAGEREF _Toc508962081 \h </w:instrText>
+              <w:instrText xml:space="preserve"> PAGEREF _Toc509165880 \h </w:instrText>
             </w:r>
             <w:r>
               <w:rPr>
@@ -4597,7 +3877,7 @@
                 <w:noProof/>
                 <w:webHidden/>
               </w:rPr>
-              <w:t>38</w:t>
+              <w:t>39</w:t>
             </w:r>
             <w:r>
               <w:rPr>
@@ -4696,7 +3976,7 @@
       <w:pPr>
         <w:pStyle w:val="Heading1"/>
       </w:pPr>
-      <w:bookmarkStart w:id="0" w:name="_Toc508962029"/>
+      <w:bookmarkStart w:id="1" w:name="_Toc509165828"/>
       <w:r>
         <w:lastRenderedPageBreak/>
         <w:t>About</w:t>
@@ -4737,7 +4017,7 @@
       <w:r>
         <w:t xml:space="preserve"> INC</w:t>
       </w:r>
-      <w:bookmarkEnd w:id="0"/>
+      <w:bookmarkEnd w:id="1"/>
     </w:p>
     <w:p>
       <w:pPr>
@@ -4912,8 +4192,8 @@
           <w:szCs w:val="20"/>
         </w:rPr>
       </w:pPr>
-      <w:bookmarkStart w:id="1" w:name="_Toc508882989"/>
-      <w:bookmarkStart w:id="2" w:name="_Toc508962030"/>
+      <w:bookmarkStart w:id="2" w:name="_Toc508882989"/>
+      <w:bookmarkStart w:id="3" w:name="_Toc509165829"/>
       <w:r>
         <w:rPr>
           <w:szCs w:val="20"/>
@@ -4921,8 +4201,8 @@
         <w:lastRenderedPageBreak/>
         <w:t>Dedication:</w:t>
       </w:r>
-      <w:bookmarkEnd w:id="1"/>
       <w:bookmarkEnd w:id="2"/>
+      <w:bookmarkEnd w:id="3"/>
     </w:p>
     <w:p>
       <w:pPr>
@@ -4957,7 +4237,7 @@
           <w:szCs w:val="40"/>
         </w:rPr>
       </w:pPr>
-      <w:bookmarkStart w:id="3" w:name="_Toc508962031"/>
+      <w:bookmarkStart w:id="4" w:name="_Toc509165830"/>
       <w:r>
         <w:rPr>
           <w:sz w:val="40"/>
@@ -4979,7 +4259,7 @@
         </w:rPr>
         <w:t>9-Tap?</w:t>
       </w:r>
-      <w:bookmarkEnd w:id="3"/>
+      <w:bookmarkEnd w:id="4"/>
     </w:p>
     <w:p>
       <w:pPr>
@@ -5052,27 +4332,14 @@
       <w:r>
         <w:t xml:space="preserve">Figure </w:t>
       </w:r>
-      <w:r>
-        <w:fldChar w:fldCharType="begin"/>
-      </w:r>
-      <w:r>
-        <w:instrText xml:space="preserve"> SEQ Figure \* ARABIC </w:instrText>
-      </w:r>
-      <w:r>
-        <w:fldChar w:fldCharType="separate"/>
-      </w:r>
-      <w:r>
-        <w:rPr>
-          <w:noProof/>
-        </w:rPr>
-        <w:t>1</w:t>
-      </w:r>
-      <w:r>
-        <w:rPr>
-          <w:noProof/>
-        </w:rPr>
-        <w:fldChar w:fldCharType="end"/>
-      </w:r>
+      <w:fldSimple w:instr=" SEQ Figure \* ARABIC ">
+        <w:r>
+          <w:rPr>
+            <w:noProof/>
+          </w:rPr>
+          <w:t>1</w:t>
+        </w:r>
+      </w:fldSimple>
       <w:r>
         <w:t>: 9-Tap Main Menu</w:t>
       </w:r>
@@ -5133,17 +4400,17 @@
       <w:pPr>
         <w:pStyle w:val="Heading2"/>
       </w:pPr>
-      <w:bookmarkStart w:id="4" w:name="_Toc508962032"/>
+      <w:bookmarkStart w:id="5" w:name="_Toc509165831"/>
       <w:r>
         <w:t>A good place to start</w:t>
       </w:r>
-      <w:bookmarkEnd w:id="4"/>
+      <w:bookmarkEnd w:id="5"/>
     </w:p>
     <w:p>
       <w:pPr>
         <w:pStyle w:val="Heading3"/>
       </w:pPr>
-      <w:bookmarkStart w:id="5" w:name="_Toc508962033"/>
+      <w:bookmarkStart w:id="6" w:name="_Toc509165832"/>
       <w:r>
         <w:t>Quick start</w:t>
       </w:r>
@@ -5180,7 +4447,7 @@
       <w:r>
         <w:t xml:space="preserve"> guide</w:t>
       </w:r>
-      <w:bookmarkEnd w:id="5"/>
+      <w:bookmarkEnd w:id="6"/>
     </w:p>
     <w:p>
       <w:pPr>
@@ -5200,11 +4467,11 @@
       <w:pPr>
         <w:pStyle w:val="Heading3"/>
       </w:pPr>
-      <w:bookmarkStart w:id="6" w:name="_Toc508962034"/>
+      <w:bookmarkStart w:id="7" w:name="_Toc509165833"/>
       <w:r>
         <w:t>Troubleshooting</w:t>
       </w:r>
-      <w:bookmarkEnd w:id="6"/>
+      <w:bookmarkEnd w:id="7"/>
       <w:r>
         <w:fldChar w:fldCharType="begin"/>
       </w:r>
@@ -5254,7 +4521,7 @@
       <w:pPr>
         <w:pStyle w:val="Heading2"/>
       </w:pPr>
-      <w:bookmarkStart w:id="7" w:name="_Toc508962035"/>
+      <w:bookmarkStart w:id="8" w:name="_Toc509165834"/>
       <w:r>
         <w:t xml:space="preserve">Menus </w:t>
       </w:r>
@@ -5264,7 +4531,7 @@
       <w:r>
         <w:t>uide</w:t>
       </w:r>
-      <w:bookmarkEnd w:id="7"/>
+      <w:bookmarkEnd w:id="8"/>
       <w:r>
         <w:fldChar w:fldCharType="begin"/>
       </w:r>
@@ -5427,7 +4694,7 @@
       <w:pPr>
         <w:pStyle w:val="Heading1"/>
       </w:pPr>
-      <w:bookmarkStart w:id="8" w:name="_Toc508962036"/>
+      <w:bookmarkStart w:id="9" w:name="_Toc509165835"/>
       <w:r>
         <w:lastRenderedPageBreak/>
         <w:t>Quick Start</w:t>
@@ -5465,7 +4732,7 @@
       <w:r>
         <w:t xml:space="preserve"> Guide</w:t>
       </w:r>
-      <w:bookmarkEnd w:id="8"/>
+      <w:bookmarkEnd w:id="9"/>
     </w:p>
     <w:p>
       <w:pPr>
@@ -5473,7 +4740,7 @@
         <w:framePr w:wrap="around"/>
       </w:pPr>
       <w:r>
-        <w:t xml:space="preserve">hELPFUL </w:t>
+        <w:t xml:space="preserve">Helpful </w:t>
       </w:r>
       <w:r>
         <w:t>Tips</w:t>
@@ -5486,7 +4753,7 @@
       <w:pPr>
         <w:pStyle w:val="Heading2"/>
       </w:pPr>
-      <w:bookmarkStart w:id="9" w:name="_Toc508962037"/>
+      <w:bookmarkStart w:id="10" w:name="_Toc509165836"/>
       <w:r>
         <w:t>What are the system requirements</w:t>
       </w:r>
@@ -5523,7 +4790,7 @@
       <w:r>
         <w:t xml:space="preserve"> to run 9-Tap?</w:t>
       </w:r>
-      <w:bookmarkEnd w:id="9"/>
+      <w:bookmarkEnd w:id="10"/>
     </w:p>
     <w:p>
       <w:pPr>
@@ -5558,7 +4825,7 @@
       <w:pPr>
         <w:pStyle w:val="Heading2"/>
       </w:pPr>
-      <w:bookmarkStart w:id="10" w:name="_Toc508962038"/>
+      <w:bookmarkStart w:id="11" w:name="_Toc509165837"/>
       <w:r>
         <w:t>How do I install 9-Tap</w:t>
       </w:r>
@@ -5580,7 +4847,7 @@
       <w:r>
         <w:t>?</w:t>
       </w:r>
-      <w:bookmarkEnd w:id="10"/>
+      <w:bookmarkEnd w:id="11"/>
     </w:p>
     <w:p>
       <w:pPr>
@@ -5860,11 +5127,11 @@
       <w:pPr>
         <w:pStyle w:val="Heading2"/>
       </w:pPr>
-      <w:bookmarkStart w:id="11" w:name="_Toc508962039"/>
+      <w:bookmarkStart w:id="12" w:name="_Toc509165838"/>
       <w:r>
         <w:t>How do I Launch 9-Tap?</w:t>
       </w:r>
-      <w:bookmarkEnd w:id="11"/>
+      <w:bookmarkEnd w:id="12"/>
     </w:p>
     <w:p>
       <w:pPr>
@@ -5887,7 +5154,7 @@
       <w:pPr>
         <w:pStyle w:val="Heading2"/>
       </w:pPr>
-      <w:bookmarkStart w:id="12" w:name="_Toc508962040"/>
+      <w:bookmarkStart w:id="13" w:name="_Toc509165839"/>
       <w:r>
         <w:lastRenderedPageBreak/>
         <w:t>How do I import existing</w:t>
@@ -5910,7 +5177,7 @@
       <w:r>
         <w:t xml:space="preserve"> members?</w:t>
       </w:r>
-      <w:bookmarkEnd w:id="12"/>
+      <w:bookmarkEnd w:id="13"/>
     </w:p>
     <w:p>
       <w:pPr>
@@ -5972,11 +5239,11 @@
       <w:pPr>
         <w:pStyle w:val="Heading2"/>
       </w:pPr>
-      <w:bookmarkStart w:id="13" w:name="_Toc508962041"/>
+      <w:bookmarkStart w:id="14" w:name="_Toc509165840"/>
       <w:r>
         <w:t>How do I enter a new player?</w:t>
       </w:r>
-      <w:bookmarkEnd w:id="13"/>
+      <w:bookmarkEnd w:id="14"/>
     </w:p>
     <w:p>
       <w:pPr>
@@ -6041,11 +5308,11 @@
       <w:pPr>
         <w:pStyle w:val="Heading2"/>
       </w:pPr>
-      <w:bookmarkStart w:id="14" w:name="_Toc508962042"/>
+      <w:bookmarkStart w:id="15" w:name="_Toc509165841"/>
       <w:r>
         <w:t>How do I create a tournament?</w:t>
       </w:r>
-      <w:bookmarkEnd w:id="14"/>
+      <w:bookmarkEnd w:id="15"/>
     </w:p>
     <w:p>
       <w:pPr>
@@ -6161,11 +5428,11 @@
       <w:pPr>
         <w:pStyle w:val="Heading2"/>
       </w:pPr>
-      <w:bookmarkStart w:id="15" w:name="_Toc508962043"/>
+      <w:bookmarkStart w:id="16" w:name="_Toc509165842"/>
       <w:r>
         <w:t>How do I enter a bowler’s scores?</w:t>
       </w:r>
-      <w:bookmarkEnd w:id="15"/>
+      <w:bookmarkEnd w:id="16"/>
     </w:p>
     <w:p>
       <w:pPr>
@@ -6211,7 +5478,13 @@
         <w:t>a</w:t>
       </w:r>
       <w:r>
-        <w:t xml:space="preserve"> tournament from the drop down menu. Once the tournament is selected, enter the member</w:t>
+        <w:t xml:space="preserve"> tournament from the </w:t>
+      </w:r>
+      <w:r>
+        <w:t>drop-down</w:t>
+      </w:r>
+      <w:r>
+        <w:t xml:space="preserve"> menu. Once the tournament is selected, enter the member</w:t>
       </w:r>
       <w:r>
         <w:t>’s</w:t>
@@ -6223,7 +5496,13 @@
         <w:t>Select</w:t>
       </w:r>
       <w:r>
-        <w:t xml:space="preserve"> which squad they bowled in. Enter the player’s scratch scores in a three digit format. 9-Tap will tab through as the scores are entered. Before clicking “Add New/Update Record</w:t>
+        <w:t xml:space="preserve"> which squad they bowled in. Enter the player’s scratch scores in a </w:t>
+      </w:r>
+      <w:r>
+        <w:t>three-digit</w:t>
+      </w:r>
+      <w:r>
+        <w:t xml:space="preserve"> format. 9-Tap will tab through as the scores are entered. Before clicking “Add New/Update Record</w:t>
       </w:r>
       <w:r>
         <w:fldChar w:fldCharType="begin"/>
@@ -6353,7 +5632,7 @@
           <w:szCs w:val="32"/>
         </w:rPr>
       </w:pPr>
-      <w:bookmarkStart w:id="16" w:name="_Toc508962044"/>
+      <w:bookmarkStart w:id="17" w:name="_Toc509165843"/>
       <w:r>
         <w:rPr>
           <w:szCs w:val="32"/>
@@ -6361,7 +5640,7 @@
         <w:lastRenderedPageBreak/>
         <w:t>Main Menu</w:t>
       </w:r>
-      <w:bookmarkEnd w:id="16"/>
+      <w:bookmarkEnd w:id="17"/>
       <w:r>
         <w:rPr>
           <w:szCs w:val="32"/>
@@ -6426,7 +5705,13 @@
         <w:keepNext/>
       </w:pPr>
       <w:r>
-        <w:t>After launching 9-Tap, The main menu screen will display. This</w:t>
+        <w:t xml:space="preserve">After launching 9-Tap, </w:t>
+      </w:r>
+      <w:r>
+        <w:t>the</w:t>
+      </w:r>
+      <w:r>
+        <w:t xml:space="preserve"> main menu screen will display. This</w:t>
       </w:r>
       <w:r>
         <w:t xml:space="preserve"> is where you access the various functions of the program. Member Info</w:t>
@@ -6660,27 +5945,14 @@
       <w:r>
         <w:t xml:space="preserve">Figure </w:t>
       </w:r>
-      <w:r>
-        <w:fldChar w:fldCharType="begin"/>
-      </w:r>
-      <w:r>
-        <w:instrText xml:space="preserve"> SEQ Figure \* ARABIC </w:instrText>
-      </w:r>
-      <w:r>
-        <w:fldChar w:fldCharType="separate"/>
-      </w:r>
-      <w:r>
-        <w:rPr>
-          <w:noProof/>
-        </w:rPr>
-        <w:t>2</w:t>
-      </w:r>
-      <w:r>
-        <w:rPr>
-          <w:noProof/>
-        </w:rPr>
-        <w:fldChar w:fldCharType="end"/>
-      </w:r>
+      <w:fldSimple w:instr=" SEQ Figure \* ARABIC ">
+        <w:r>
+          <w:rPr>
+            <w:noProof/>
+          </w:rPr>
+          <w:t>2</w:t>
+        </w:r>
+      </w:fldSimple>
       <w:r>
         <w:t>: Main Menu</w:t>
       </w:r>
@@ -6725,12 +5997,12 @@
       <w:pPr>
         <w:pStyle w:val="Heading1"/>
       </w:pPr>
-      <w:bookmarkStart w:id="17" w:name="_Toc508962045"/>
+      <w:bookmarkStart w:id="18" w:name="_Toc509165844"/>
       <w:r>
         <w:lastRenderedPageBreak/>
         <w:t>Member Info</w:t>
       </w:r>
-      <w:bookmarkEnd w:id="17"/>
+      <w:bookmarkEnd w:id="18"/>
       <w:r>
         <w:fldChar w:fldCharType="begin"/>
       </w:r>
@@ -6880,27 +6152,14 @@
       <w:r>
         <w:t xml:space="preserve">Figure </w:t>
       </w:r>
-      <w:r>
-        <w:fldChar w:fldCharType="begin"/>
-      </w:r>
-      <w:r>
-        <w:instrText xml:space="preserve"> SEQ Figure \* ARABIC </w:instrText>
-      </w:r>
-      <w:r>
-        <w:fldChar w:fldCharType="separate"/>
-      </w:r>
-      <w:r>
-        <w:rPr>
-          <w:noProof/>
-        </w:rPr>
-        <w:t>3</w:t>
-      </w:r>
-      <w:r>
-        <w:rPr>
-          <w:noProof/>
-        </w:rPr>
-        <w:fldChar w:fldCharType="end"/>
-      </w:r>
+      <w:fldSimple w:instr=" SEQ Figure \* ARABIC ">
+        <w:r>
+          <w:rPr>
+            <w:noProof/>
+          </w:rPr>
+          <w:t>3</w:t>
+        </w:r>
+      </w:fldSimple>
       <w:r>
         <w:t>: Member Information</w:t>
       </w:r>
@@ -6909,7 +6168,7 @@
       <w:pPr>
         <w:pStyle w:val="Heading3"/>
       </w:pPr>
-      <w:bookmarkStart w:id="18" w:name="_Toc508962046"/>
+      <w:bookmarkStart w:id="19" w:name="_Toc509165845"/>
       <w:r>
         <w:t>Import</w:t>
       </w:r>
@@ -6935,9 +6194,9 @@
         <w:t xml:space="preserve">Existing </w:t>
       </w:r>
       <w:r>
-        <w:t>Members</w:t>
-      </w:r>
-      <w:bookmarkEnd w:id="18"/>
+        <w:t>Member</w:t>
+      </w:r>
+      <w:bookmarkEnd w:id="19"/>
       <w:r>
         <w:fldChar w:fldCharType="begin"/>
       </w:r>
@@ -7017,7 +6276,13 @@
         <w:t>, see figure 10</w:t>
       </w:r>
       <w:r>
-        <w:t>. Chose the Excel file to be imported, then click “Open”. The member information will now be imported</w:t>
+        <w:t>. Chose the Excel file to be imported,</w:t>
+      </w:r>
+      <w:r>
+        <w:t xml:space="preserve"> double checking it’s the correct member’s file,</w:t>
+      </w:r>
+      <w:r>
+        <w:t xml:space="preserve"> then click “Open”. The member information will now be imported</w:t>
       </w:r>
       <w:r>
         <w:t xml:space="preserve"> to the member database</w:t>
@@ -7030,11 +6295,11 @@
       <w:pPr>
         <w:pStyle w:val="Heading3"/>
       </w:pPr>
-      <w:bookmarkStart w:id="19" w:name="_Toc508962047"/>
+      <w:bookmarkStart w:id="20" w:name="_Toc509165846"/>
       <w:r>
         <w:t>New Members</w:t>
       </w:r>
-      <w:bookmarkEnd w:id="19"/>
+      <w:bookmarkEnd w:id="20"/>
       <w:r>
         <w:fldChar w:fldCharType="begin"/>
       </w:r>
@@ -7177,17 +6442,23 @@
         <w:t>.</w:t>
       </w:r>
       <w:r>
-        <w:t xml:space="preserve"> If applicable, enter the member’s middle initial, then hit tab. You are now at the D.O.B. field, enter the member’s date of birth. Hit tab to go to the SSN field. The member Social Security Number is entered here. By default it is hidden, to display the SSN, check the box to the left of the SSN field. Tab to the Address field to begin enter</w:t>
-      </w:r>
-      <w:r>
-        <w:t>ing the members address information. Tab to the next field as the information is entered.</w:t>
-      </w:r>
-      <w:r>
-        <w:t xml:space="preserve"> After his email </w:t>
+        <w:t xml:space="preserve"> If applicable, enter the member’s middle initial, then hit tab. You are now at the D.O.B. field, enter the member’s date of birth. Hit tab to go to the SSN field. The member Social Security Number is entered here. By </w:t>
+      </w:r>
+      <w:r>
+        <w:t>default,</w:t>
+      </w:r>
+      <w:r>
+        <w:t xml:space="preserve"> it is hidden, to display the SSN, check the box to the left of the SSN field. Tab to the Address field to begin enter</w:t>
+      </w:r>
+      <w:r>
+        <w:t xml:space="preserve">ing the members </w:t>
       </w:r>
       <w:r>
         <w:lastRenderedPageBreak/>
-        <w:t>has been entered, tab to Date Joined. Enter the member’s join date, then hit tab. If applicable enter the member’s rejoin date, then hit tab. If the player has any referrals, enter them in the Referral</w:t>
+        <w:t>address information. Tab to the next field as the information is entered.</w:t>
+      </w:r>
+      <w:r>
+        <w:t xml:space="preserve"> After his email has been entered, tab to Date Joined. Enter the member’s join date, then hit tab. If applicable enter the member’s rejoin date, then hit tab. If the player has any referrals, enter them in the Referral</w:t>
       </w:r>
       <w:r>
         <w:t xml:space="preserve"> field, hit tab twice.</w:t>
@@ -7308,27 +6579,14 @@
       <w:r>
         <w:t xml:space="preserve">Figure </w:t>
       </w:r>
-      <w:r>
-        <w:fldChar w:fldCharType="begin"/>
-      </w:r>
-      <w:r>
-        <w:instrText xml:space="preserve"> SEQ Figure \* ARABIC </w:instrText>
-      </w:r>
-      <w:r>
-        <w:fldChar w:fldCharType="separate"/>
-      </w:r>
-      <w:r>
-        <w:rPr>
-          <w:noProof/>
-        </w:rPr>
-        <w:t>4</w:t>
-      </w:r>
-      <w:r>
-        <w:rPr>
-          <w:noProof/>
-        </w:rPr>
-        <w:fldChar w:fldCharType="end"/>
-      </w:r>
+      <w:fldSimple w:instr=" SEQ Figure \* ARABIC ">
+        <w:r>
+          <w:rPr>
+            <w:noProof/>
+          </w:rPr>
+          <w:t>4</w:t>
+        </w:r>
+      </w:fldSimple>
       <w:r>
         <w:t>: Member Information</w:t>
       </w:r>
@@ -7337,14 +6595,14 @@
       <w:pPr>
         <w:pStyle w:val="Heading3"/>
       </w:pPr>
-      <w:bookmarkStart w:id="20" w:name="_Toc508962048"/>
+      <w:bookmarkStart w:id="21" w:name="_Toc509165847"/>
       <w:r>
         <w:t xml:space="preserve">Updating </w:t>
       </w:r>
-      <w:bookmarkEnd w:id="20"/>
       <w:r>
         <w:t>Members</w:t>
       </w:r>
+      <w:bookmarkEnd w:id="21"/>
       <w:r>
         <w:fldChar w:fldCharType="begin"/>
       </w:r>
@@ -7428,6 +6686,7 @@
         <w:pStyle w:val="BodyText"/>
       </w:pPr>
       <w:r>
+        <w:lastRenderedPageBreak/>
         <w:t>Select the member to be updated and click “Select”. The member will now be displayed on the Member Info</w:t>
       </w:r>
       <w:r>
@@ -7471,15 +6730,14 @@
           <w:szCs w:val="20"/>
         </w:rPr>
       </w:pPr>
-      <w:bookmarkStart w:id="21" w:name="_Toc508962049"/>
+      <w:bookmarkStart w:id="22" w:name="_Toc509165848"/>
       <w:r>
         <w:rPr>
           <w:szCs w:val="20"/>
         </w:rPr>
-        <w:lastRenderedPageBreak/>
         <w:t>Stats</w:t>
       </w:r>
-      <w:bookmarkEnd w:id="21"/>
+      <w:bookmarkEnd w:id="22"/>
       <w:r>
         <w:rPr>
           <w:szCs w:val="20"/>
@@ -7631,27 +6889,14 @@
       <w:r>
         <w:t xml:space="preserve">Figure </w:t>
       </w:r>
-      <w:r>
-        <w:fldChar w:fldCharType="begin"/>
-      </w:r>
-      <w:r>
-        <w:instrText xml:space="preserve"> SEQ Figure \* ARABIC </w:instrText>
-      </w:r>
-      <w:r>
-        <w:fldChar w:fldCharType="separate"/>
-      </w:r>
-      <w:r>
-        <w:rPr>
-          <w:noProof/>
-        </w:rPr>
-        <w:t>5</w:t>
-      </w:r>
-      <w:r>
-        <w:rPr>
-          <w:noProof/>
-        </w:rPr>
-        <w:fldChar w:fldCharType="end"/>
-      </w:r>
+      <w:fldSimple w:instr=" SEQ Figure \* ARABIC ">
+        <w:r>
+          <w:rPr>
+            <w:noProof/>
+          </w:rPr>
+          <w:t>5</w:t>
+        </w:r>
+      </w:fldSimple>
       <w:r>
         <w:t>: Stats</w:t>
       </w:r>
@@ -7696,7 +6941,7 @@
           <w:szCs w:val="20"/>
         </w:rPr>
       </w:pPr>
-      <w:bookmarkStart w:id="22" w:name="_Toc508962050"/>
+      <w:bookmarkStart w:id="23" w:name="_Toc509165849"/>
       <w:r>
         <w:rPr>
           <w:szCs w:val="20"/>
@@ -7704,7 +6949,7 @@
         <w:lastRenderedPageBreak/>
         <w:t>Member Search</w:t>
       </w:r>
-      <w:bookmarkEnd w:id="22"/>
+      <w:bookmarkEnd w:id="23"/>
       <w:r>
         <w:rPr>
           <w:szCs w:val="20"/>
@@ -7902,27 +7147,14 @@
       <w:r>
         <w:t xml:space="preserve">Figure </w:t>
       </w:r>
-      <w:r>
-        <w:fldChar w:fldCharType="begin"/>
-      </w:r>
-      <w:r>
-        <w:instrText xml:space="preserve"> SEQ Figure \* ARABIC </w:instrText>
-      </w:r>
-      <w:r>
-        <w:fldChar w:fldCharType="separate"/>
-      </w:r>
-      <w:r>
-        <w:rPr>
-          <w:noProof/>
-        </w:rPr>
-        <w:t>6</w:t>
-      </w:r>
-      <w:r>
-        <w:rPr>
-          <w:noProof/>
-        </w:rPr>
-        <w:fldChar w:fldCharType="end"/>
-      </w:r>
+      <w:fldSimple w:instr=" SEQ Figure \* ARABIC ">
+        <w:r>
+          <w:rPr>
+            <w:noProof/>
+          </w:rPr>
+          <w:t>6</w:t>
+        </w:r>
+      </w:fldSimple>
       <w:r>
         <w:t>: Member search, blank and with results</w:t>
       </w:r>
@@ -7934,7 +7166,7 @@
           <w:szCs w:val="20"/>
         </w:rPr>
       </w:pPr>
-      <w:bookmarkStart w:id="23" w:name="_Toc508962051"/>
+      <w:bookmarkStart w:id="24" w:name="_Toc509165850"/>
       <w:r>
         <w:rPr>
           <w:szCs w:val="20"/>
@@ -7942,7 +7174,7 @@
         <w:lastRenderedPageBreak/>
         <w:t>Print Recaps</w:t>
       </w:r>
-      <w:bookmarkEnd w:id="23"/>
+      <w:bookmarkEnd w:id="24"/>
       <w:r>
         <w:rPr>
           <w:szCs w:val="20"/>
@@ -8116,27 +7348,14 @@
       <w:r>
         <w:t xml:space="preserve">Figure </w:t>
       </w:r>
-      <w:r>
-        <w:fldChar w:fldCharType="begin"/>
-      </w:r>
-      <w:r>
-        <w:instrText xml:space="preserve"> SEQ Figure \* ARABIC </w:instrText>
-      </w:r>
-      <w:r>
-        <w:fldChar w:fldCharType="separate"/>
-      </w:r>
-      <w:r>
-        <w:rPr>
-          <w:noProof/>
-        </w:rPr>
-        <w:t>7</w:t>
-      </w:r>
-      <w:r>
-        <w:rPr>
-          <w:noProof/>
-        </w:rPr>
-        <w:fldChar w:fldCharType="end"/>
-      </w:r>
+      <w:fldSimple w:instr=" SEQ Figure \* ARABIC ">
+        <w:r>
+          <w:rPr>
+            <w:noProof/>
+          </w:rPr>
+          <w:t>7</w:t>
+        </w:r>
+      </w:fldSimple>
       <w:r>
         <w:t>: basic printer dialog</w:t>
       </w:r>
@@ -8151,14 +7370,14 @@
           <w:szCs w:val="20"/>
         </w:rPr>
       </w:pPr>
-      <w:bookmarkStart w:id="24" w:name="_Toc508962052"/>
+      <w:bookmarkStart w:id="25" w:name="_Toc509165851"/>
       <w:r>
         <w:rPr>
           <w:szCs w:val="20"/>
         </w:rPr>
         <w:t>Import</w:t>
       </w:r>
-      <w:bookmarkEnd w:id="24"/>
+      <w:bookmarkEnd w:id="25"/>
       <w:r>
         <w:rPr>
           <w:szCs w:val="20"/>
@@ -8289,27 +7508,14 @@
       <w:r>
         <w:t xml:space="preserve">Figure </w:t>
       </w:r>
-      <w:r>
-        <w:fldChar w:fldCharType="begin"/>
-      </w:r>
-      <w:r>
-        <w:instrText xml:space="preserve"> SEQ Figure \* ARABIC </w:instrText>
-      </w:r>
-      <w:r>
-        <w:fldChar w:fldCharType="separate"/>
-      </w:r>
-      <w:r>
-        <w:rPr>
-          <w:noProof/>
-        </w:rPr>
-        <w:t>8</w:t>
-      </w:r>
-      <w:r>
-        <w:rPr>
-          <w:noProof/>
-        </w:rPr>
-        <w:fldChar w:fldCharType="end"/>
-      </w:r>
+      <w:fldSimple w:instr=" SEQ Figure \* ARABIC ">
+        <w:r>
+          <w:rPr>
+            <w:noProof/>
+          </w:rPr>
+          <w:t>8</w:t>
+        </w:r>
+      </w:fldSimple>
       <w:r>
         <w:t>: Importing existing player information</w:t>
       </w:r>
@@ -8318,12 +7524,12 @@
       <w:pPr>
         <w:pStyle w:val="Heading1"/>
       </w:pPr>
-      <w:bookmarkStart w:id="25" w:name="_Toc508962053"/>
+      <w:bookmarkStart w:id="26" w:name="_Toc509165852"/>
       <w:r>
         <w:lastRenderedPageBreak/>
         <w:t>Member Scores</w:t>
       </w:r>
-      <w:bookmarkEnd w:id="25"/>
+      <w:bookmarkEnd w:id="26"/>
       <w:r>
         <w:fldChar w:fldCharType="begin"/>
       </w:r>
@@ -8346,7 +7552,13 @@
         <w:keepNext/>
       </w:pPr>
       <w:r>
-        <w:t>The member scores screen is where tournaments are created and member score</w:t>
+        <w:t xml:space="preserve">The member scores screen is where tournaments are </w:t>
+      </w:r>
+      <w:r>
+        <w:t>created,</w:t>
+      </w:r>
+      <w:r>
+        <w:t xml:space="preserve"> and member score</w:t>
       </w:r>
       <w:r>
         <w:t>s</w:t>
@@ -8429,27 +7641,14 @@
       <w:r>
         <w:t xml:space="preserve">Figure </w:t>
       </w:r>
-      <w:r>
-        <w:fldChar w:fldCharType="begin"/>
-      </w:r>
-      <w:r>
-        <w:instrText xml:space="preserve"> SEQ Figure \* ARABIC </w:instrText>
-      </w:r>
-      <w:r>
-        <w:fldChar w:fldCharType="separate"/>
-      </w:r>
-      <w:r>
-        <w:rPr>
-          <w:noProof/>
-        </w:rPr>
-        <w:t>9</w:t>
-      </w:r>
-      <w:r>
-        <w:rPr>
-          <w:noProof/>
-        </w:rPr>
-        <w:fldChar w:fldCharType="end"/>
-      </w:r>
+      <w:fldSimple w:instr=" SEQ Figure \* ARABIC ">
+        <w:r>
+          <w:rPr>
+            <w:noProof/>
+          </w:rPr>
+          <w:t>9</w:t>
+        </w:r>
+      </w:fldSimple>
       <w:r>
         <w:t>: Member Scores</w:t>
       </w:r>
@@ -8546,7 +7745,22 @@
         <w:fldChar w:fldCharType="end"/>
       </w:r>
       <w:r>
-        <w:t xml:space="preserve"> field, enter the bowler’s first scratch score in the first Scratch Scores field. Use a three digit format. 9-Tap will then auto-tab to the next score field. Continue entering the member scores until the final Scratch Scores field has been filled in. Double check the entries for accuracy. Then click the “Add New/Update Record</w:t>
+        <w:t xml:space="preserve"> field, </w:t>
+      </w:r>
+      <w:r>
+        <w:t xml:space="preserve">if the </w:t>
+      </w:r>
+      <w:r>
+        <w:t>member has been comped into the tournament, be sure to check the comped box. E</w:t>
+      </w:r>
+      <w:r>
+        <w:t xml:space="preserve">nter the bowler’s first scratch score in the first Scratch Scores field. Use a </w:t>
+      </w:r>
+      <w:r>
+        <w:t>three-digit</w:t>
+      </w:r>
+      <w:r>
+        <w:t xml:space="preserve"> format. 9-Tap will then auto-tab to the next score field. Continue entering the member scores until the final Scratch Scores field has been filled in. Double check the entries for accuracy. Then click the “Add New/Update Record</w:t>
       </w:r>
       <w:r>
         <w:fldChar w:fldCharType="begin"/>
@@ -8577,7 +7791,7 @@
           <w:szCs w:val="20"/>
         </w:rPr>
       </w:pPr>
-      <w:bookmarkStart w:id="26" w:name="_Toc508962054"/>
+      <w:bookmarkStart w:id="27" w:name="_Toc509165853"/>
       <w:r>
         <w:rPr>
           <w:szCs w:val="20"/>
@@ -8585,7 +7799,7 @@
         <w:lastRenderedPageBreak/>
         <w:t>Tournament Stats</w:t>
       </w:r>
-      <w:bookmarkEnd w:id="26"/>
+      <w:bookmarkEnd w:id="27"/>
       <w:r>
         <w:rPr>
           <w:szCs w:val="20"/>
@@ -8758,27 +7972,14 @@
       <w:r>
         <w:t xml:space="preserve">Figure </w:t>
       </w:r>
-      <w:r>
-        <w:fldChar w:fldCharType="begin"/>
-      </w:r>
-      <w:r>
-        <w:instrText xml:space="preserve"> SEQ Figure \* ARABIC </w:instrText>
-      </w:r>
-      <w:r>
-        <w:fldChar w:fldCharType="separate"/>
-      </w:r>
-      <w:r>
-        <w:rPr>
-          <w:noProof/>
-        </w:rPr>
-        <w:t>10</w:t>
-      </w:r>
-      <w:r>
-        <w:rPr>
-          <w:noProof/>
-        </w:rPr>
-        <w:fldChar w:fldCharType="end"/>
-      </w:r>
+      <w:fldSimple w:instr=" SEQ Figure \* ARABIC ">
+        <w:r>
+          <w:rPr>
+            <w:noProof/>
+          </w:rPr>
+          <w:t>10</w:t>
+        </w:r>
+      </w:fldSimple>
       <w:r>
         <w:t>: Tournament Stats</w:t>
       </w:r>
@@ -8823,7 +8024,7 @@
           <w:szCs w:val="20"/>
         </w:rPr>
       </w:pPr>
-      <w:bookmarkStart w:id="27" w:name="_Toc508962055"/>
+      <w:bookmarkStart w:id="28" w:name="_Toc509165854"/>
       <w:r>
         <w:rPr>
           <w:szCs w:val="20"/>
@@ -8860,7 +8061,7 @@
         </w:rPr>
         <w:t xml:space="preserve"> By Tournament</w:t>
       </w:r>
-      <w:bookmarkEnd w:id="27"/>
+      <w:bookmarkEnd w:id="28"/>
       <w:r>
         <w:rPr>
           <w:szCs w:val="20"/>
@@ -9033,27 +8234,14 @@
       <w:r>
         <w:t xml:space="preserve">Figure </w:t>
       </w:r>
-      <w:r>
-        <w:fldChar w:fldCharType="begin"/>
-      </w:r>
-      <w:r>
-        <w:instrText xml:space="preserve"> SEQ Figure \* ARABIC </w:instrText>
-      </w:r>
-      <w:r>
-        <w:fldChar w:fldCharType="separate"/>
-      </w:r>
-      <w:r>
-        <w:rPr>
-          <w:noProof/>
-        </w:rPr>
-        <w:t>11</w:t>
-      </w:r>
-      <w:r>
-        <w:rPr>
-          <w:noProof/>
-        </w:rPr>
-        <w:fldChar w:fldCharType="end"/>
-      </w:r>
+      <w:fldSimple w:instr=" SEQ Figure \* ARABIC ">
+        <w:r>
+          <w:rPr>
+            <w:noProof/>
+          </w:rPr>
+          <w:t>11</w:t>
+        </w:r>
+      </w:fldSimple>
       <w:r>
         <w:t xml:space="preserve"> Print Dialog</w:t>
       </w:r>
@@ -9062,12 +8250,12 @@
       <w:pPr>
         <w:pStyle w:val="Heading2"/>
       </w:pPr>
-      <w:bookmarkStart w:id="28" w:name="_Toc508962056"/>
+      <w:bookmarkStart w:id="29" w:name="_Toc509165855"/>
       <w:r>
         <w:lastRenderedPageBreak/>
         <w:t>Tournament Place Standings</w:t>
       </w:r>
-      <w:bookmarkEnd w:id="28"/>
+      <w:bookmarkEnd w:id="29"/>
       <w:r>
         <w:fldChar w:fldCharType="begin"/>
       </w:r>
@@ -9195,27 +8383,14 @@
       <w:r>
         <w:t xml:space="preserve">Figure </w:t>
       </w:r>
-      <w:r>
-        <w:fldChar w:fldCharType="begin"/>
-      </w:r>
-      <w:r>
-        <w:instrText xml:space="preserve"> SEQ Figure \* ARABIC </w:instrText>
-      </w:r>
-      <w:r>
-        <w:fldChar w:fldCharType="separate"/>
-      </w:r>
-      <w:r>
-        <w:rPr>
-          <w:noProof/>
-        </w:rPr>
-        <w:t>12</w:t>
-      </w:r>
-      <w:r>
-        <w:rPr>
-          <w:noProof/>
-        </w:rPr>
-        <w:fldChar w:fldCharType="end"/>
-      </w:r>
+      <w:fldSimple w:instr=" SEQ Figure \* ARABIC ">
+        <w:r>
+          <w:rPr>
+            <w:noProof/>
+          </w:rPr>
+          <w:t>12</w:t>
+        </w:r>
+      </w:fldSimple>
       <w:r>
         <w:t>: Tournament Place Standings</w:t>
       </w:r>
@@ -9239,12 +8414,12 @@
       <w:pPr>
         <w:pStyle w:val="Heading2"/>
       </w:pPr>
-      <w:bookmarkStart w:id="29" w:name="_Toc508962057"/>
+      <w:bookmarkStart w:id="30" w:name="_Toc509165856"/>
       <w:r>
         <w:lastRenderedPageBreak/>
         <w:t>Create/Edit Tournament</w:t>
       </w:r>
-      <w:bookmarkEnd w:id="29"/>
+      <w:bookmarkEnd w:id="30"/>
       <w:r>
         <w:fldChar w:fldCharType="begin"/>
       </w:r>
@@ -9386,27 +8561,14 @@
       <w:r>
         <w:t xml:space="preserve">Figure </w:t>
       </w:r>
-      <w:r>
-        <w:fldChar w:fldCharType="begin"/>
-      </w:r>
-      <w:r>
-        <w:instrText xml:space="preserve"> SEQ Figure \* ARABIC </w:instrText>
-      </w:r>
-      <w:r>
-        <w:fldChar w:fldCharType="separate"/>
-      </w:r>
-      <w:r>
-        <w:rPr>
-          <w:noProof/>
-        </w:rPr>
-        <w:t>13</w:t>
-      </w:r>
-      <w:r>
-        <w:rPr>
-          <w:noProof/>
-        </w:rPr>
-        <w:fldChar w:fldCharType="end"/>
-      </w:r>
+      <w:fldSimple w:instr=" SEQ Figure \* ARABIC ">
+        <w:r>
+          <w:rPr>
+            <w:noProof/>
+          </w:rPr>
+          <w:t>13</w:t>
+        </w:r>
+      </w:fldSimple>
       <w:r>
         <w:t xml:space="preserve">: </w:t>
       </w:r>
@@ -9439,11 +8601,11 @@
       <w:pPr>
         <w:pStyle w:val="Heading3"/>
       </w:pPr>
-      <w:bookmarkStart w:id="30" w:name="_Toc508962058"/>
+      <w:bookmarkStart w:id="31" w:name="_Toc509165857"/>
       <w:r>
         <w:t>To Update an Existing Tournament</w:t>
       </w:r>
-      <w:bookmarkEnd w:id="30"/>
+      <w:bookmarkEnd w:id="31"/>
     </w:p>
     <w:p>
       <w:pPr>
@@ -9527,11 +8689,11 @@
       <w:pPr>
         <w:pStyle w:val="Heading2"/>
       </w:pPr>
-      <w:bookmarkStart w:id="31" w:name="_Toc508962059"/>
+      <w:bookmarkStart w:id="32" w:name="_Toc509165858"/>
       <w:r>
         <w:t>Search Tournaments</w:t>
       </w:r>
-      <w:bookmarkEnd w:id="31"/>
+      <w:bookmarkEnd w:id="32"/>
       <w:r>
         <w:fldChar w:fldCharType="begin"/>
       </w:r>
@@ -9699,27 +8861,14 @@
       <w:r>
         <w:t xml:space="preserve">Figure </w:t>
       </w:r>
-      <w:r>
-        <w:fldChar w:fldCharType="begin"/>
-      </w:r>
-      <w:r>
-        <w:instrText xml:space="preserve"> SEQ Figure \* ARABIC </w:instrText>
-      </w:r>
-      <w:r>
-        <w:fldChar w:fldCharType="separate"/>
-      </w:r>
-      <w:r>
-        <w:rPr>
-          <w:noProof/>
-        </w:rPr>
-        <w:t>14</w:t>
-      </w:r>
-      <w:r>
-        <w:rPr>
-          <w:noProof/>
-        </w:rPr>
-        <w:fldChar w:fldCharType="end"/>
-      </w:r>
+      <w:fldSimple w:instr=" SEQ Figure \* ARABIC ">
+        <w:r>
+          <w:rPr>
+            <w:noProof/>
+          </w:rPr>
+          <w:t>14</w:t>
+        </w:r>
+      </w:fldSimple>
       <w:r>
         <w:t>: Tournament Search Forms</w:t>
       </w:r>
@@ -9728,11 +8877,11 @@
       <w:pPr>
         <w:pStyle w:val="Heading3"/>
       </w:pPr>
-      <w:bookmarkStart w:id="32" w:name="_Toc508962060"/>
+      <w:bookmarkStart w:id="33" w:name="_Toc509165859"/>
       <w:r>
         <w:t>Search by Location</w:t>
       </w:r>
-      <w:bookmarkEnd w:id="32"/>
+      <w:bookmarkEnd w:id="33"/>
       <w:r>
         <w:fldChar w:fldCharType="begin"/>
       </w:r>
@@ -9770,11 +8919,11 @@
       <w:pPr>
         <w:pStyle w:val="Heading3"/>
       </w:pPr>
-      <w:bookmarkStart w:id="33" w:name="_Toc508962061"/>
+      <w:bookmarkStart w:id="34" w:name="_Toc509165860"/>
       <w:r>
         <w:t>Search by Event</w:t>
       </w:r>
-      <w:bookmarkEnd w:id="33"/>
+      <w:bookmarkEnd w:id="34"/>
       <w:r>
         <w:fldChar w:fldCharType="begin"/>
       </w:r>
@@ -9818,11 +8967,11 @@
       <w:pPr>
         <w:pStyle w:val="Heading3"/>
       </w:pPr>
-      <w:bookmarkStart w:id="34" w:name="_Toc508962062"/>
+      <w:bookmarkStart w:id="35" w:name="_Toc509165861"/>
       <w:r>
         <w:t>Search by Date</w:t>
       </w:r>
-      <w:bookmarkEnd w:id="34"/>
+      <w:bookmarkEnd w:id="35"/>
       <w:r>
         <w:fldChar w:fldCharType="begin"/>
       </w:r>
@@ -9851,7 +9000,7 @@
       <w:pPr>
         <w:pStyle w:val="Heading2"/>
       </w:pPr>
-      <w:bookmarkStart w:id="35" w:name="_Toc508962063"/>
+      <w:bookmarkStart w:id="36" w:name="_Toc509165862"/>
       <w:r>
         <w:lastRenderedPageBreak/>
         <w:t>List Tournaments</w:t>
@@ -9877,7 +9026,7 @@
       <w:r>
         <w:t>ear</w:t>
       </w:r>
-      <w:bookmarkEnd w:id="35"/>
+      <w:bookmarkEnd w:id="36"/>
       <w:r>
         <w:fldChar w:fldCharType="begin"/>
       </w:r>
@@ -10067,27 +9216,14 @@
       <w:r>
         <w:t xml:space="preserve">Figure </w:t>
       </w:r>
-      <w:r>
-        <w:fldChar w:fldCharType="begin"/>
-      </w:r>
-      <w:r>
-        <w:instrText xml:space="preserve"> SEQ Figure \* ARABIC </w:instrText>
-      </w:r>
-      <w:r>
-        <w:fldChar w:fldCharType="separate"/>
-      </w:r>
-      <w:r>
-        <w:rPr>
-          <w:noProof/>
-        </w:rPr>
-        <w:t>15</w:t>
-      </w:r>
-      <w:r>
-        <w:rPr>
-          <w:noProof/>
-        </w:rPr>
-        <w:fldChar w:fldCharType="end"/>
-      </w:r>
+      <w:fldSimple w:instr=" SEQ Figure \* ARABIC ">
+        <w:r>
+          <w:rPr>
+            <w:noProof/>
+          </w:rPr>
+          <w:t>15</w:t>
+        </w:r>
+      </w:fldSimple>
       <w:r>
         <w:t>: Tournaments</w:t>
       </w:r>
@@ -10114,11 +9250,11 @@
       <w:pPr>
         <w:pStyle w:val="Heading2"/>
       </w:pPr>
-      <w:bookmarkStart w:id="36" w:name="_Toc508962064"/>
+      <w:bookmarkStart w:id="37" w:name="_Toc509165863"/>
       <w:r>
         <w:t>Reports</w:t>
       </w:r>
-      <w:bookmarkEnd w:id="36"/>
+      <w:bookmarkEnd w:id="37"/>
       <w:r>
         <w:fldChar w:fldCharType="begin"/>
       </w:r>
@@ -10217,6 +9353,9 @@
       </w:r>
       <w:r>
         <w:t xml:space="preserve"> dialog. Enter the number of top places in the field and click “Print”. This goes to the print dialog where it can be printed to pdf and saved or printed directly.</w:t>
+      </w:r>
+      <w:r>
+        <w:t xml:space="preserve"> After a squad has bowled, you can use this to print off the results so far in the tournament. </w:t>
       </w:r>
     </w:p>
     <w:p>
@@ -10280,27 +9419,14 @@
       <w:r>
         <w:t xml:space="preserve">Figure </w:t>
       </w:r>
-      <w:r>
-        <w:fldChar w:fldCharType="begin"/>
-      </w:r>
-      <w:r>
-        <w:instrText xml:space="preserve"> SEQ Figure \* ARABIC </w:instrText>
-      </w:r>
-      <w:r>
-        <w:fldChar w:fldCharType="separate"/>
-      </w:r>
-      <w:r>
-        <w:rPr>
-          <w:noProof/>
-        </w:rPr>
-        <w:t>16</w:t>
-      </w:r>
-      <w:r>
-        <w:rPr>
-          <w:noProof/>
-        </w:rPr>
-        <w:fldChar w:fldCharType="end"/>
-      </w:r>
+      <w:fldSimple w:instr=" SEQ Figure \* ARABIC ">
+        <w:r>
+          <w:rPr>
+            <w:noProof/>
+          </w:rPr>
+          <w:t>16</w:t>
+        </w:r>
+      </w:fldSimple>
       <w:r>
         <w:t xml:space="preserve"> Member Scores</w:t>
       </w:r>
@@ -10402,12 +9528,12 @@
       <w:pPr>
         <w:pStyle w:val="Heading2"/>
       </w:pPr>
-      <w:bookmarkStart w:id="37" w:name="_Toc508962065"/>
+      <w:bookmarkStart w:id="38" w:name="_Toc509165864"/>
       <w:r>
         <w:lastRenderedPageBreak/>
         <w:t>Tournament Results</w:t>
       </w:r>
-      <w:bookmarkEnd w:id="37"/>
+      <w:bookmarkEnd w:id="38"/>
       <w:r>
         <w:fldChar w:fldCharType="begin"/>
       </w:r>
@@ -10468,7 +9594,13 @@
         <w:t xml:space="preserve"> screen, launches the Tournament Results Screen. This screen displays how the members have placed, the member name, handicap, total score, and earnings. If the player won money, it is entered under earnings.</w:t>
       </w:r>
       <w:r>
-        <w:t xml:space="preserve"> The changes can then be saved to the database by clicking the “Save Changes” button. Also the tournament results can be exported to an Excel file by clicking the “Export To Excel” button.</w:t>
+        <w:t xml:space="preserve"> The changes can then be saved to the database by clicking the “Save Changes” button. </w:t>
+      </w:r>
+      <w:r>
+        <w:t>Also,</w:t>
+      </w:r>
+      <w:r>
+        <w:t xml:space="preserve"> the tournament results can be exported to an Excel file by clicking the “Export To Excel” button.</w:t>
       </w:r>
     </w:p>
     <w:p>
@@ -10531,27 +9663,14 @@
       <w:r>
         <w:t xml:space="preserve">Figure </w:t>
       </w:r>
-      <w:r>
-        <w:fldChar w:fldCharType="begin"/>
-      </w:r>
-      <w:r>
-        <w:instrText xml:space="preserve"> SEQ Figure \* ARABIC </w:instrText>
-      </w:r>
-      <w:r>
-        <w:fldChar w:fldCharType="separate"/>
-      </w:r>
-      <w:r>
-        <w:rPr>
-          <w:noProof/>
-        </w:rPr>
-        <w:t>17</w:t>
-      </w:r>
-      <w:r>
-        <w:rPr>
-          <w:noProof/>
-        </w:rPr>
-        <w:fldChar w:fldCharType="end"/>
-      </w:r>
+      <w:fldSimple w:instr=" SEQ Figure \* ARABIC ">
+        <w:r>
+          <w:rPr>
+            <w:noProof/>
+          </w:rPr>
+          <w:t>17</w:t>
+        </w:r>
+      </w:fldSimple>
       <w:r>
         <w:t xml:space="preserve"> Tournament Results</w:t>
       </w:r>
@@ -10578,11 +9697,11 @@
       <w:pPr>
         <w:pStyle w:val="Heading2"/>
       </w:pPr>
-      <w:bookmarkStart w:id="38" w:name="_Toc508962066"/>
+      <w:bookmarkStart w:id="39" w:name="_Toc509165865"/>
       <w:r>
         <w:t>Comments</w:t>
       </w:r>
-      <w:bookmarkEnd w:id="38"/>
+      <w:bookmarkEnd w:id="39"/>
       <w:r>
         <w:fldChar w:fldCharType="begin"/>
       </w:r>
@@ -10653,11 +9772,11 @@
       <w:pPr>
         <w:pStyle w:val="Heading2"/>
       </w:pPr>
-      <w:bookmarkStart w:id="39" w:name="_Toc508962067"/>
+      <w:bookmarkStart w:id="40" w:name="_Toc509165866"/>
       <w:r>
         <w:t>Finalize Tournament</w:t>
       </w:r>
-      <w:bookmarkEnd w:id="39"/>
+      <w:bookmarkEnd w:id="40"/>
       <w:r>
         <w:fldChar w:fldCharType="begin"/>
       </w:r>
@@ -10716,10 +9835,26 @@
         <w:fldChar w:fldCharType="end"/>
       </w:r>
       <w:r>
-        <w:t xml:space="preserve"> screen. This screen is used by the tournament director to finalize the member scores for the selected tournament. The director determines if the scores are valid. If needed the director can </w:t>
-      </w:r>
-      <w:r>
-        <w:t>uncheck the “Valid Score” box for the respective score so it is not included in calculating the bowler’s average The director then enters the adjusted average in the ADJ AVG field</w:t>
+        <w:t xml:space="preserve"> screen. This screen is used by the tournament director to finalize the member scores for the selected tournament. </w:t>
+      </w:r>
+      <w:r>
+        <w:t xml:space="preserve">Scores that are 50 or more pins under the member’s average are highlighted yellow. </w:t>
+      </w:r>
+      <w:r>
+        <w:t xml:space="preserve">The director determines if the scores are valid. If needed the director can </w:t>
+      </w:r>
+      <w:r>
+        <w:t xml:space="preserve">uncheck the “Valid Score” box for the respective score so it is not included in calculating the bowler’s average </w:t>
+      </w:r>
+      <w:r>
+        <w:t>the</w:t>
+      </w:r>
+      <w:r>
+        <w:t xml:space="preserve"> director then enters </w:t>
+      </w:r>
+      <w:r>
+        <w:lastRenderedPageBreak/>
+        <w:t>the adjusted average in the ADJ AVG field</w:t>
       </w:r>
       <w:r>
         <w:t>.</w:t>
@@ -10746,11 +9881,7 @@
         <w:fldChar w:fldCharType="end"/>
       </w:r>
       <w:r>
-        <w:t xml:space="preserve"> determines the </w:t>
-      </w:r>
-      <w:r>
-        <w:lastRenderedPageBreak/>
-        <w:t xml:space="preserve">member’s handicap for the next tournament </w:t>
+        <w:t xml:space="preserve"> determines the member’s handicap for the next tournament </w:t>
       </w:r>
       <w:r>
         <w:t>in which they are competing</w:t>
@@ -10820,27 +9951,14 @@
       <w:r>
         <w:t xml:space="preserve">Figure </w:t>
       </w:r>
-      <w:r>
-        <w:fldChar w:fldCharType="begin"/>
-      </w:r>
-      <w:r>
-        <w:instrText xml:space="preserve"> SEQ Figure \* ARABIC </w:instrText>
-      </w:r>
-      <w:r>
-        <w:fldChar w:fldCharType="separate"/>
-      </w:r>
-      <w:r>
-        <w:rPr>
-          <w:noProof/>
-        </w:rPr>
-        <w:t>18</w:t>
-      </w:r>
-      <w:r>
-        <w:rPr>
-          <w:noProof/>
-        </w:rPr>
-        <w:fldChar w:fldCharType="end"/>
-      </w:r>
+      <w:fldSimple w:instr=" SEQ Figure \* ARABIC ">
+        <w:r>
+          <w:rPr>
+            <w:noProof/>
+          </w:rPr>
+          <w:t>18</w:t>
+        </w:r>
+      </w:fldSimple>
       <w:r>
         <w:t xml:space="preserve"> Finalize Tournament</w:t>
       </w:r>
@@ -10867,12 +9985,12 @@
       <w:pPr>
         <w:pStyle w:val="Heading1"/>
       </w:pPr>
-      <w:bookmarkStart w:id="40" w:name="_Toc508962068"/>
+      <w:bookmarkStart w:id="41" w:name="_Toc509165867"/>
       <w:r>
         <w:lastRenderedPageBreak/>
         <w:t>Tools</w:t>
       </w:r>
-      <w:bookmarkEnd w:id="40"/>
+      <w:bookmarkEnd w:id="41"/>
       <w:r>
         <w:fldChar w:fldCharType="begin"/>
       </w:r>
@@ -10976,27 +10094,14 @@
       <w:r>
         <w:t xml:space="preserve">Figure </w:t>
       </w:r>
-      <w:r>
-        <w:fldChar w:fldCharType="begin"/>
-      </w:r>
-      <w:r>
-        <w:instrText xml:space="preserve"> SEQ Figure \* ARABIC </w:instrText>
-      </w:r>
-      <w:r>
-        <w:fldChar w:fldCharType="separate"/>
-      </w:r>
-      <w:r>
-        <w:rPr>
-          <w:noProof/>
-        </w:rPr>
-        <w:t>19</w:t>
-      </w:r>
-      <w:r>
-        <w:rPr>
-          <w:noProof/>
-        </w:rPr>
-        <w:fldChar w:fldCharType="end"/>
-      </w:r>
+      <w:fldSimple w:instr=" SEQ Figure \* ARABIC ">
+        <w:r>
+          <w:rPr>
+            <w:noProof/>
+          </w:rPr>
+          <w:t>19</w:t>
+        </w:r>
+      </w:fldSimple>
       <w:r>
         <w:t>: Update Inactive status</w:t>
       </w:r>
@@ -11083,7 +10188,7 @@
       <w:pPr>
         <w:pStyle w:val="Heading1"/>
       </w:pPr>
-      <w:bookmarkStart w:id="41" w:name="_Toc508962069"/>
+      <w:bookmarkStart w:id="42" w:name="_Toc509165868"/>
       <w:r>
         <w:lastRenderedPageBreak/>
         <w:t>Troubles</w:t>
@@ -11109,7 +10214,7 @@
       <w:r>
         <w:t xml:space="preserve"> 9-Tap</w:t>
       </w:r>
-      <w:bookmarkEnd w:id="41"/>
+      <w:bookmarkEnd w:id="42"/>
     </w:p>
     <w:p>
       <w:pPr>
@@ -11119,7 +10224,7 @@
           <w:szCs w:val="24"/>
         </w:rPr>
       </w:pPr>
-      <w:bookmarkStart w:id="42" w:name="_Toc508962070"/>
+      <w:bookmarkStart w:id="43" w:name="_Toc509165869"/>
       <w:r>
         <w:rPr>
           <w:sz w:val="24"/>
@@ -11141,7 +10246,7 @@
         </w:rPr>
         <w:t>:</w:t>
       </w:r>
-      <w:bookmarkEnd w:id="42"/>
+      <w:bookmarkEnd w:id="43"/>
     </w:p>
     <w:p>
       <w:pPr>
@@ -11202,16 +10307,33 @@
     </w:p>
     <w:p>
       <w:pPr>
+        <w:pStyle w:val="BodyText"/>
+      </w:pPr>
+      <w:r>
+        <w:t xml:space="preserve">On the Member Scores screen, </w:t>
+      </w:r>
+      <w:r>
+        <w:t xml:space="preserve">as you are entering the member for the first time; </w:t>
+      </w:r>
+      <w:r>
+        <w:t xml:space="preserve">if the member has been comped into the tournament, make sure the </w:t>
+      </w:r>
+      <w:r>
+        <w:t>Comp Entry box has been checked before clicking the “Add New/Update Record button. This cannot be adjusted after the member’s scores have been entered and saved.</w:t>
+      </w:r>
+    </w:p>
+    <w:p>
+      <w:pPr>
         <w:pStyle w:val="Heading2"/>
       </w:pPr>
-      <w:bookmarkStart w:id="43" w:name="_Toc508962071"/>
+      <w:bookmarkStart w:id="44" w:name="_Toc509165870"/>
       <w:r>
         <w:t>Screen “splitting”</w:t>
       </w:r>
       <w:r>
         <w:t xml:space="preserve"> on resize</w:t>
       </w:r>
-      <w:bookmarkEnd w:id="43"/>
+      <w:bookmarkEnd w:id="44"/>
     </w:p>
     <w:p>
       <w:pPr>
@@ -11288,27 +10410,14 @@
       <w:r>
         <w:t xml:space="preserve">Figure </w:t>
       </w:r>
-      <w:r>
-        <w:fldChar w:fldCharType="begin"/>
-      </w:r>
-      <w:r>
-        <w:instrText xml:space="preserve"> SEQ Figure \* ARABIC </w:instrText>
-      </w:r>
-      <w:r>
-        <w:fldChar w:fldCharType="separate"/>
-      </w:r>
-      <w:r>
-        <w:rPr>
-          <w:noProof/>
-        </w:rPr>
-        <w:t>20</w:t>
-      </w:r>
-      <w:r>
-        <w:rPr>
-          <w:noProof/>
-        </w:rPr>
-        <w:fldChar w:fldCharType="end"/>
-      </w:r>
+      <w:fldSimple w:instr=" SEQ Figure \* ARABIC ">
+        <w:r>
+          <w:rPr>
+            <w:noProof/>
+          </w:rPr>
+          <w:t>20</w:t>
+        </w:r>
+      </w:fldSimple>
       <w:r>
         <w:t xml:space="preserve"> Showing split screen error</w:t>
       </w:r>
@@ -11376,27 +10485,14 @@
                             <w:r>
                               <w:t xml:space="preserve">Figure </w:t>
                             </w:r>
-                            <w:r>
-                              <w:fldChar w:fldCharType="begin"/>
-                            </w:r>
-                            <w:r>
-                              <w:instrText xml:space="preserve"> SEQ Figure \* ARABIC </w:instrText>
-                            </w:r>
-                            <w:r>
-                              <w:fldChar w:fldCharType="separate"/>
-                            </w:r>
-                            <w:r>
-                              <w:rPr>
-                                <w:noProof/>
-                              </w:rPr>
-                              <w:t>21</w:t>
-                            </w:r>
-                            <w:r>
-                              <w:rPr>
-                                <w:noProof/>
-                              </w:rPr>
-                              <w:fldChar w:fldCharType="end"/>
-                            </w:r>
+                            <w:fldSimple w:instr=" SEQ Figure \* ARABIC ">
+                              <w:r>
+                                <w:rPr>
+                                  <w:noProof/>
+                                </w:rPr>
+                                <w:t>21</w:t>
+                              </w:r>
+                            </w:fldSimple>
                             <w:r>
                               <w:t xml:space="preserve"> Inner screen maximize</w:t>
                             </w:r>
@@ -11438,27 +10534,14 @@
                       <w:r>
                         <w:t xml:space="preserve">Figure </w:t>
                       </w:r>
-                      <w:r>
-                        <w:fldChar w:fldCharType="begin"/>
-                      </w:r>
-                      <w:r>
-                        <w:instrText xml:space="preserve"> SEQ Figure \* ARABIC </w:instrText>
-                      </w:r>
-                      <w:r>
-                        <w:fldChar w:fldCharType="separate"/>
-                      </w:r>
-                      <w:r>
-                        <w:rPr>
-                          <w:noProof/>
-                        </w:rPr>
-                        <w:t>21</w:t>
-                      </w:r>
-                      <w:r>
-                        <w:rPr>
-                          <w:noProof/>
-                        </w:rPr>
-                        <w:fldChar w:fldCharType="end"/>
-                      </w:r>
+                      <w:fldSimple w:instr=" SEQ Figure \* ARABIC ">
+                        <w:r>
+                          <w:rPr>
+                            <w:noProof/>
+                          </w:rPr>
+                          <w:t>21</w:t>
+                        </w:r>
+                      </w:fldSimple>
                       <w:r>
                         <w:t xml:space="preserve"> Inner screen maximize</w:t>
                       </w:r>
@@ -11526,7 +10609,11 @@
         </w:drawing>
       </w:r>
       <w:r>
-        <w:t>If the display splits, you can click maximize for the individual screens. They will return to normal. You can then continue working with the program.</w:t>
+        <w:t xml:space="preserve">If the display splits, you can click maximize for the individual screens. They will return to normal. </w:t>
+      </w:r>
+      <w:r>
+        <w:lastRenderedPageBreak/>
+        <w:t>You can then continue working with the program.</w:t>
       </w:r>
     </w:p>
     <w:p>
@@ -11552,7 +10639,7 @@
           <w:szCs w:val="24"/>
         </w:rPr>
       </w:pPr>
-      <w:bookmarkStart w:id="44" w:name="_Toc508962072"/>
+      <w:bookmarkStart w:id="45" w:name="_Toc509165871"/>
       <w:r>
         <w:rPr>
           <w:sz w:val="24"/>
@@ -11561,7 +10648,7 @@
         <w:lastRenderedPageBreak/>
         <w:t>ReadMe File</w:t>
       </w:r>
-      <w:bookmarkEnd w:id="44"/>
+      <w:bookmarkEnd w:id="45"/>
       <w:r>
         <w:rPr>
           <w:sz w:val="24"/>
@@ -11680,7 +10767,7 @@
       <w:pPr>
         <w:pStyle w:val="Heading1"/>
       </w:pPr>
-      <w:bookmarkStart w:id="45" w:name="_Toc508962073"/>
+      <w:bookmarkStart w:id="46" w:name="_Toc509165872"/>
       <w:r>
         <w:lastRenderedPageBreak/>
         <w:t>Conver</w:t>
@@ -11688,7 +10775,7 @@
       <w:r>
         <w:t>sion Program</w:t>
       </w:r>
-      <w:bookmarkEnd w:id="45"/>
+      <w:bookmarkEnd w:id="46"/>
       <w:r>
         <w:fldChar w:fldCharType="begin"/>
       </w:r>
@@ -11720,6 +10807,22 @@
       </w:r>
       <w:r>
         <w:t>)</w:t>
+      </w:r>
+    </w:p>
+    <w:p>
+      <w:pPr>
+        <w:pStyle w:val="BodyText"/>
+      </w:pPr>
+      <w:r>
+        <w:t>For changing to this new version of the software. The conversion program imports member information and member statistics. This process can take over four hours depending on your computer. First the .dat member file is imported. Then the Excel files for the members are imported.</w:t>
+      </w:r>
+    </w:p>
+    <w:p>
+      <w:pPr>
+        <w:pStyle w:val="BodyText"/>
+      </w:pPr>
+      <w:r>
+        <w:t xml:space="preserve">If you are pressed for time you can import just the .dat files. Then, as needed, use the “Import” button on the member information screen to import individual members. </w:t>
       </w:r>
     </w:p>
     <w:p>
@@ -11785,12 +10888,12 @@
       <w:pPr>
         <w:pStyle w:val="Heading1"/>
       </w:pPr>
-      <w:bookmarkStart w:id="46" w:name="_Toc508962074"/>
+      <w:bookmarkStart w:id="47" w:name="_Toc509165873"/>
       <w:r>
         <w:lastRenderedPageBreak/>
         <w:t>General Information</w:t>
       </w:r>
-      <w:bookmarkEnd w:id="46"/>
+      <w:bookmarkEnd w:id="47"/>
       <w:r>
         <w:fldChar w:fldCharType="begin"/>
       </w:r>
@@ -11826,7 +10929,7 @@
           <w:szCs w:val="22"/>
         </w:rPr>
       </w:pPr>
-      <w:bookmarkStart w:id="47" w:name="_Toc508962075"/>
+      <w:bookmarkStart w:id="48" w:name="_Toc509165874"/>
       <w:r>
         <w:rPr>
           <w:sz w:val="22"/>
@@ -11834,7 +10937,7 @@
         </w:rPr>
         <w:t>Main Menu</w:t>
       </w:r>
-      <w:bookmarkEnd w:id="47"/>
+      <w:bookmarkEnd w:id="48"/>
       <w:r>
         <w:rPr>
           <w:sz w:val="22"/>
@@ -11916,7 +11019,21 @@
           <w:sz w:val="24"/>
           <w:szCs w:val="24"/>
         </w:rPr>
-        <w:t xml:space="preserve"> To enter bowler information or scores there are two main ways to get there, the tabs across the top and the left hand buttons.</w:t>
+        <w:t xml:space="preserve"> To enter bowler information or scores there are two main ways to get there, the tabs across the top and the </w:t>
+      </w:r>
+      <w:r>
+        <w:rPr>
+          <w:sz w:val="24"/>
+          <w:szCs w:val="24"/>
+        </w:rPr>
+        <w:t>left-hand</w:t>
+      </w:r>
+      <w:r>
+        <w:rPr>
+          <w:sz w:val="24"/>
+          <w:szCs w:val="24"/>
+        </w:rPr>
+        <w:t xml:space="preserve"> buttons.</w:t>
       </w:r>
     </w:p>
     <w:p>
@@ -12115,7 +11232,13 @@
         <w:pStyle w:val="BodyText"/>
       </w:pPr>
       <w:r>
-        <w:t>The left hand buttons are:</w:t>
+        <w:t xml:space="preserve">The </w:t>
+      </w:r>
+      <w:r>
+        <w:t>left-hand</w:t>
+      </w:r>
+      <w:r>
+        <w:t xml:space="preserve"> buttons are:</w:t>
       </w:r>
     </w:p>
     <w:p>
@@ -12314,11 +11437,11 @@
       <w:pPr>
         <w:pStyle w:val="Heading2"/>
       </w:pPr>
-      <w:bookmarkStart w:id="48" w:name="_Toc508962076"/>
+      <w:bookmarkStart w:id="49" w:name="_Toc509165875"/>
       <w:r>
         <w:t>Member Info</w:t>
       </w:r>
-      <w:bookmarkEnd w:id="48"/>
+      <w:bookmarkEnd w:id="49"/>
       <w:r>
         <w:fldChar w:fldCharType="begin"/>
       </w:r>
@@ -12571,8 +11694,6 @@
       <w:r>
         <w:t>—member’s state.</w:t>
       </w:r>
-      <w:bookmarkStart w:id="49" w:name="_GoBack"/>
-      <w:bookmarkEnd w:id="49"/>
     </w:p>
     <w:p>
       <w:pPr>
@@ -13375,7 +12496,7 @@
       <w:pPr>
         <w:pStyle w:val="Heading2"/>
       </w:pPr>
-      <w:bookmarkStart w:id="50" w:name="_Toc508962077"/>
+      <w:bookmarkStart w:id="50" w:name="_Toc509165876"/>
       <w:r>
         <w:t>Member Scores</w:t>
       </w:r>
@@ -13434,7 +12555,13 @@
         <w:fldChar w:fldCharType="end"/>
       </w:r>
       <w:r>
-        <w:t xml:space="preserve"> screen is where the members’ scores recaps are entered into the database. It’s also where tournaments are created and edited. In order to enter scores, a tournament must be created and selected.</w:t>
+        <w:t xml:space="preserve"> screen is where the members’ scores recaps are entered into the database. It’s also where tournaments are created and edited. </w:t>
+      </w:r>
+      <w:r>
+        <w:t>To</w:t>
+      </w:r>
+      <w:r>
+        <w:t xml:space="preserve"> enter scores, a tournament must be created and selected.</w:t>
       </w:r>
     </w:p>
     <w:p>
@@ -14695,7 +13822,7 @@
       <w:pPr>
         <w:pStyle w:val="Heading2"/>
       </w:pPr>
-      <w:bookmarkStart w:id="51" w:name="_Toc508962078"/>
+      <w:bookmarkStart w:id="51" w:name="_Toc509165877"/>
       <w:r>
         <w:t>Tools</w:t>
       </w:r>
@@ -14728,7 +13855,7 @@
       <w:pPr>
         <w:pStyle w:val="Heading2"/>
       </w:pPr>
-      <w:bookmarkStart w:id="52" w:name="_Toc508962079"/>
+      <w:bookmarkStart w:id="52" w:name="_Toc509165878"/>
       <w:r>
         <w:t>About</w:t>
       </w:r>
@@ -14782,7 +13909,7 @@
       <w:pPr>
         <w:pStyle w:val="Heading2"/>
       </w:pPr>
-      <w:bookmarkStart w:id="53" w:name="_Toc508962080"/>
+      <w:bookmarkStart w:id="53" w:name="_Toc509165879"/>
       <w:r>
         <w:t>Exit</w:t>
       </w:r>
@@ -14863,7 +13990,7 @@
       <w:pPr>
         <w:pStyle w:val="Heading1"/>
       </w:pPr>
-      <w:bookmarkStart w:id="57" w:name="_Toc508962081"/>
+      <w:bookmarkStart w:id="57" w:name="_Toc509165880"/>
       <w:r>
         <w:t>Index</w:t>
       </w:r>
@@ -14909,7 +14036,7 @@
         <w:rPr>
           <w:noProof/>
         </w:rPr>
-        <w:t>About, 32, 37</w:t>
+        <w:t>About, 33, 38</w:t>
       </w:r>
     </w:p>
     <w:p>
@@ -14943,7 +14070,7 @@
         <w:rPr>
           <w:noProof/>
         </w:rPr>
-        <w:t>Add Region, 11, 32</w:t>
+        <w:t>Add Region, 11, 33</w:t>
       </w:r>
     </w:p>
     <w:p>
@@ -14960,7 +14087,7 @@
         <w:rPr>
           <w:noProof/>
         </w:rPr>
-        <w:t>Average, 13, 24, 33</w:t>
+        <w:t>Average, 13, 24, 34</w:t>
       </w:r>
     </w:p>
     <w:p>
@@ -14977,7 +14104,7 @@
         <w:rPr>
           <w:noProof/>
         </w:rPr>
-        <w:t>Bonus, 33, 35</w:t>
+        <w:t>Bonus, 34, 36</w:t>
       </w:r>
     </w:p>
     <w:p>
@@ -14994,7 +14121,7 @@
         <w:rPr>
           <w:noProof/>
         </w:rPr>
-        <w:t>Comments, 23, 37</w:t>
+        <w:t>Comments, 23, 38</w:t>
       </w:r>
     </w:p>
     <w:p>
@@ -15011,7 +14138,7 @@
         <w:rPr>
           <w:noProof/>
         </w:rPr>
-        <w:t>Comp Entry, 35</w:t>
+        <w:t>Comp Entry, 36</w:t>
       </w:r>
     </w:p>
     <w:p>
@@ -15028,7 +14155,7 @@
         <w:rPr>
           <w:noProof/>
         </w:rPr>
-        <w:t>Conversion Program, 30</w:t>
+        <w:t>Conversion Program, 31</w:t>
       </w:r>
     </w:p>
     <w:p>
@@ -15045,7 +14172,7 @@
         <w:rPr>
           <w:noProof/>
         </w:rPr>
-        <w:t>Create/Edit Tournament, 9, 20, 36</w:t>
+        <w:t>Create/Edit Tournament, 9, 20, 37</w:t>
       </w:r>
     </w:p>
     <w:p>
@@ -15062,7 +14189,7 @@
         <w:rPr>
           <w:noProof/>
         </w:rPr>
-        <w:t>Delete Member From Tournament, 36</w:t>
+        <w:t>Delete Member From Tournament, 37</w:t>
       </w:r>
     </w:p>
     <w:p>
@@ -15096,7 +14223,7 @@
         <w:rPr>
           <w:noProof/>
         </w:rPr>
-        <w:t>Exit, 11, 32, 37</w:t>
+        <w:t>Exit, 11, 33, 38</w:t>
       </w:r>
     </w:p>
     <w:p>
@@ -15113,7 +14240,7 @@
         <w:rPr>
           <w:noProof/>
         </w:rPr>
-        <w:t>Finalize Tournament, 23, 37</w:t>
+        <w:t>Finalize Tournament, 23, 38</w:t>
       </w:r>
     </w:p>
     <w:p>
@@ -15130,7 +14257,7 @@
         <w:rPr>
           <w:noProof/>
         </w:rPr>
-        <w:t>General Information, 32</w:t>
+        <w:t>General Information, 33</w:t>
       </w:r>
     </w:p>
     <w:p>
@@ -15147,7 +14274,7 @@
         <w:rPr>
           <w:noProof/>
         </w:rPr>
-        <w:t>Handicap, 33, 35, 36</w:t>
+        <w:t>Handicap, 34, 36</w:t>
       </w:r>
     </w:p>
     <w:p>
@@ -15198,7 +14325,7 @@
         <w:rPr>
           <w:noProof/>
         </w:rPr>
-        <w:t>Home, 32</w:t>
+        <w:t>Home, 33</w:t>
       </w:r>
     </w:p>
     <w:p>
@@ -15215,7 +14342,7 @@
         <w:rPr>
           <w:noProof/>
         </w:rPr>
-        <w:t>import existing, 16, 32</w:t>
+        <w:t>import existing, 16, 33</w:t>
       </w:r>
     </w:p>
     <w:p>
@@ -15283,7 +14410,7 @@
         <w:rPr>
           <w:noProof/>
         </w:rPr>
-        <w:t>Main Menu, 5, 11, 32, 37</w:t>
+        <w:t>Main Menu, 5, 11, 33, 38</w:t>
       </w:r>
     </w:p>
     <w:p>
@@ -15300,7 +14427,7 @@
         <w:rPr>
           <w:noProof/>
         </w:rPr>
-        <w:t>Member Info, 9, 11, 12, 14, 32</w:t>
+        <w:t>Member Info, 9, 11, 12, 14, 33</w:t>
       </w:r>
     </w:p>
     <w:p>
@@ -15334,7 +14461,7 @@
         <w:rPr>
           <w:noProof/>
         </w:rPr>
-        <w:t>Member Scores, 9, 11, 17, 18, 19, 20, 21, 22, 23, 32, 35</w:t>
+        <w:t>Member Scores, 9, 11, 17, 18, 19, 20, 21, 22, 23, 33, 35</w:t>
       </w:r>
     </w:p>
     <w:p>
@@ -15368,7 +14495,7 @@
         <w:rPr>
           <w:noProof/>
         </w:rPr>
-        <w:t>Member Search, 13, 15, 34</w:t>
+        <w:t>Member Search, 13, 15, 35</w:t>
       </w:r>
     </w:p>
     <w:p>
@@ -15385,7 +14512,7 @@
         <w:rPr>
           <w:noProof/>
         </w:rPr>
-        <w:t>Member Status, 35</w:t>
+        <w:t>Member Status, 36</w:t>
       </w:r>
     </w:p>
     <w:p>
@@ -15449,7 +14576,7 @@
         <w:rPr>
           <w:noProof/>
         </w:rPr>
-        <w:t>Money Won, 35</w:t>
+        <w:t>Money Won, 36</w:t>
       </w:r>
     </w:p>
     <w:p>
@@ -15483,7 +14610,7 @@
         <w:rPr>
           <w:noProof/>
         </w:rPr>
-        <w:t>Print Recaps, 16, 34</w:t>
+        <w:t>Print Recaps, 16, 35</w:t>
       </w:r>
     </w:p>
     <w:p>
@@ -15500,7 +14627,7 @@
         <w:rPr>
           <w:noProof/>
         </w:rPr>
-        <w:t>Print Recaps By Tournament, 18, 36</w:t>
+        <w:t>Print Recaps By Tournament, 18, 37</w:t>
       </w:r>
     </w:p>
     <w:p>
@@ -15568,7 +14695,7 @@
         <w:rPr>
           <w:noProof/>
         </w:rPr>
-        <w:t>ReadMe File, 28</w:t>
+        <w:t>ReadMe File, 29</w:t>
       </w:r>
     </w:p>
     <w:p>
@@ -15585,7 +14712,7 @@
         <w:rPr>
           <w:noProof/>
         </w:rPr>
-        <w:t>Record, 9, 12, 17, 18, 34, 36</w:t>
+        <w:t>Record, 9, 12, 17, 18, 34, 35, 36</w:t>
       </w:r>
     </w:p>
     <w:p>
@@ -15602,7 +14729,7 @@
         <w:rPr>
           <w:noProof/>
         </w:rPr>
-        <w:t>Region, 11, 32</w:t>
+        <w:t>Region, 11, 33</w:t>
       </w:r>
     </w:p>
     <w:p>
@@ -15704,7 +14831,7 @@
         <w:rPr>
           <w:noProof/>
         </w:rPr>
-        <w:t>Search Tournaments, 21, 37</w:t>
+        <w:t>Search Tournaments, 20, 21, 37</w:t>
       </w:r>
     </w:p>
     <w:p>
@@ -15721,7 +14848,7 @@
         <w:rPr>
           <w:noProof/>
         </w:rPr>
-        <w:t>Squad Number, 17, 35</w:t>
+        <w:t>Squad Number, 17, 36</w:t>
       </w:r>
     </w:p>
     <w:p>
@@ -15738,7 +14865,7 @@
         <w:rPr>
           <w:noProof/>
         </w:rPr>
-        <w:t>Stats, 14, 17, 34, 35</w:t>
+        <w:t>Stats, 14, 17, 35, 36</w:t>
       </w:r>
     </w:p>
     <w:p>
@@ -15772,7 +14899,7 @@
         <w:rPr>
           <w:noProof/>
         </w:rPr>
-        <w:t>Tools, 25, 32, 37</w:t>
+        <w:t>Tools, 25, 33, 38</w:t>
       </w:r>
     </w:p>
     <w:p>
@@ -15789,7 +14916,7 @@
         <w:rPr>
           <w:noProof/>
         </w:rPr>
-        <w:t>Tournament File, 17, 36</w:t>
+        <w:t>Tournament File, 17, 37</w:t>
       </w:r>
     </w:p>
     <w:p>
@@ -15806,7 +14933,7 @@
         <w:rPr>
           <w:noProof/>
         </w:rPr>
-        <w:t>Tournament Place Standings, 19, 36</w:t>
+        <w:t>Tournament Place Standings, 19, 37</w:t>
       </w:r>
     </w:p>
     <w:p>
@@ -15823,7 +14950,7 @@
         <w:rPr>
           <w:noProof/>
         </w:rPr>
-        <w:t>Tournament Results, 23, 35, 37</w:t>
+        <w:t>Tournament Results, 23, 36, 37</w:t>
       </w:r>
     </w:p>
     <w:p>
@@ -15840,7 +14967,7 @@
         <w:rPr>
           <w:noProof/>
         </w:rPr>
-        <w:t>Tournament Stats, 18, 36</w:t>
+        <w:t>Tournament Stats, 18, 37</w:t>
       </w:r>
     </w:p>
     <w:p>
@@ -15857,7 +14984,7 @@
         <w:rPr>
           <w:noProof/>
         </w:rPr>
-        <w:t>Tournaments, 36</w:t>
+        <w:t>Tournaments, 37</w:t>
       </w:r>
     </w:p>
     <w:p>
@@ -15955,7 +15082,7 @@
 </file>
 
 <file path=word/endnotes.xml><?xml version="1.0" encoding="utf-8"?>
-<w:endnotes xmlns:wpc="http://schemas.microsoft.com/office/word/2010/wordprocessingCanvas" xmlns:mc="http://schemas.openxmlformats.org/markup-compatibility/2006" xmlns:o="urn:schemas-microsoft-com:office:office" xmlns:r="http://schemas.openxmlformats.org/officeDocument/2006/relationships" xmlns:m="http://schemas.openxmlformats.org/officeDocument/2006/math" xmlns:v="urn:schemas-microsoft-com:vml" xmlns:wp14="http://schemas.microsoft.com/office/word/2010/wordprocessingDrawing" xmlns:wp="http://schemas.openxmlformats.org/drawingml/2006/wordprocessingDrawing" xmlns:w10="urn:schemas-microsoft-com:office:word" xmlns:w="http://schemas.openxmlformats.org/wordprocessingml/2006/main" xmlns:w14="http://schemas.microsoft.com/office/word/2010/wordml" xmlns:w15="http://schemas.microsoft.com/office/word/2012/wordml" xmlns:wpg="http://schemas.microsoft.com/office/word/2010/wordprocessingGroup" xmlns:wpi="http://schemas.microsoft.com/office/word/2010/wordprocessingInk" xmlns:wne="http://schemas.microsoft.com/office/word/2006/wordml" xmlns:wps="http://schemas.microsoft.com/office/word/2010/wordprocessingShape" mc:Ignorable="w14 w15 wp14">
+<w:endnotes xmlns:wpc="http://schemas.microsoft.com/office/word/2010/wordprocessingCanvas" xmlns:cx="http://schemas.microsoft.com/office/drawing/2014/chartex" xmlns:cx1="http://schemas.microsoft.com/office/drawing/2015/9/8/chartex" xmlns:cx2="http://schemas.microsoft.com/office/drawing/2015/10/21/chartex" xmlns:cx3="http://schemas.microsoft.com/office/drawing/2016/5/9/chartex" xmlns:cx4="http://schemas.microsoft.com/office/drawing/2016/5/10/chartex" xmlns:cx5="http://schemas.microsoft.com/office/drawing/2016/5/11/chartex" xmlns:cx6="http://schemas.microsoft.com/office/drawing/2016/5/12/chartex" xmlns:cx7="http://schemas.microsoft.com/office/drawing/2016/5/13/chartex" xmlns:cx8="http://schemas.microsoft.com/office/drawing/2016/5/14/chartex" xmlns:mc="http://schemas.openxmlformats.org/markup-compatibility/2006" xmlns:aink="http://schemas.microsoft.com/office/drawing/2016/ink" xmlns:am3d="http://schemas.microsoft.com/office/drawing/2017/model3d" xmlns:o="urn:schemas-microsoft-com:office:office" xmlns:r="http://schemas.openxmlformats.org/officeDocument/2006/relationships" xmlns:m="http://schemas.openxmlformats.org/officeDocument/2006/math" xmlns:v="urn:schemas-microsoft-com:vml" xmlns:wp14="http://schemas.microsoft.com/office/word/2010/wordprocessingDrawing" xmlns:wp="http://schemas.openxmlformats.org/drawingml/2006/wordprocessingDrawing" xmlns:w10="urn:schemas-microsoft-com:office:word" xmlns:w="http://schemas.openxmlformats.org/wordprocessingml/2006/main" xmlns:w14="http://schemas.microsoft.com/office/word/2010/wordml" xmlns:w15="http://schemas.microsoft.com/office/word/2012/wordml" xmlns:w16cid="http://schemas.microsoft.com/office/word/2016/wordml/cid" xmlns:w16se="http://schemas.microsoft.com/office/word/2015/wordml/symex" xmlns:wpg="http://schemas.microsoft.com/office/word/2010/wordprocessingGroup" xmlns:wpi="http://schemas.microsoft.com/office/word/2010/wordprocessingInk" xmlns:wne="http://schemas.microsoft.com/office/word/2006/wordml" xmlns:wps="http://schemas.microsoft.com/office/word/2010/wordprocessingShape" mc:Ignorable="w14 w15 w16se w16cid wp14">
   <w:endnote w:type="separator" w:id="-1">
     <w:p>
       <w:r>
@@ -15974,7 +15101,7 @@
 </file>
 
 <file path=word/footer1.xml><?xml version="1.0" encoding="utf-8"?>
-<w:ftr xmlns:wpc="http://schemas.microsoft.com/office/word/2010/wordprocessingCanvas" xmlns:mc="http://schemas.openxmlformats.org/markup-compatibility/2006" xmlns:o="urn:schemas-microsoft-com:office:office" xmlns:r="http://schemas.openxmlformats.org/officeDocument/2006/relationships" xmlns:m="http://schemas.openxmlformats.org/officeDocument/2006/math" xmlns:v="urn:schemas-microsoft-com:vml" xmlns:wp14="http://schemas.microsoft.com/office/word/2010/wordprocessingDrawing" xmlns:wp="http://schemas.openxmlformats.org/drawingml/2006/wordprocessingDrawing" xmlns:w10="urn:schemas-microsoft-com:office:word" xmlns:w="http://schemas.openxmlformats.org/wordprocessingml/2006/main" xmlns:w14="http://schemas.microsoft.com/office/word/2010/wordml" xmlns:w15="http://schemas.microsoft.com/office/word/2012/wordml" xmlns:wpg="http://schemas.microsoft.com/office/word/2010/wordprocessingGroup" xmlns:wpi="http://schemas.microsoft.com/office/word/2010/wordprocessingInk" xmlns:wne="http://schemas.microsoft.com/office/word/2006/wordml" xmlns:wps="http://schemas.microsoft.com/office/word/2010/wordprocessingShape" mc:Ignorable="w14 w15 wp14">
+<w:ftr xmlns:wpc="http://schemas.microsoft.com/office/word/2010/wordprocessingCanvas" xmlns:cx="http://schemas.microsoft.com/office/drawing/2014/chartex" xmlns:cx1="http://schemas.microsoft.com/office/drawing/2015/9/8/chartex" xmlns:cx2="http://schemas.microsoft.com/office/drawing/2015/10/21/chartex" xmlns:cx3="http://schemas.microsoft.com/office/drawing/2016/5/9/chartex" xmlns:cx4="http://schemas.microsoft.com/office/drawing/2016/5/10/chartex" xmlns:cx5="http://schemas.microsoft.com/office/drawing/2016/5/11/chartex" xmlns:cx6="http://schemas.microsoft.com/office/drawing/2016/5/12/chartex" xmlns:cx7="http://schemas.microsoft.com/office/drawing/2016/5/13/chartex" xmlns:cx8="http://schemas.microsoft.com/office/drawing/2016/5/14/chartex" xmlns:mc="http://schemas.openxmlformats.org/markup-compatibility/2006" xmlns:aink="http://schemas.microsoft.com/office/drawing/2016/ink" xmlns:am3d="http://schemas.microsoft.com/office/drawing/2017/model3d" xmlns:o="urn:schemas-microsoft-com:office:office" xmlns:r="http://schemas.openxmlformats.org/officeDocument/2006/relationships" xmlns:m="http://schemas.openxmlformats.org/officeDocument/2006/math" xmlns:v="urn:schemas-microsoft-com:vml" xmlns:wp14="http://schemas.microsoft.com/office/word/2010/wordprocessingDrawing" xmlns:wp="http://schemas.openxmlformats.org/drawingml/2006/wordprocessingDrawing" xmlns:w10="urn:schemas-microsoft-com:office:word" xmlns:w="http://schemas.openxmlformats.org/wordprocessingml/2006/main" xmlns:w14="http://schemas.microsoft.com/office/word/2010/wordml" xmlns:w15="http://schemas.microsoft.com/office/word/2012/wordml" xmlns:w16cid="http://schemas.microsoft.com/office/word/2016/wordml/cid" xmlns:w16se="http://schemas.microsoft.com/office/word/2015/wordml/symex" xmlns:wpg="http://schemas.microsoft.com/office/word/2010/wordprocessingGroup" xmlns:wpi="http://schemas.microsoft.com/office/word/2010/wordprocessingInk" xmlns:wne="http://schemas.microsoft.com/office/word/2006/wordml" xmlns:wps="http://schemas.microsoft.com/office/word/2010/wordprocessingShape" mc:Ignorable="w14 w15 w16se w16cid wp14">
   <w:p>
     <w:pPr>
       <w:pStyle w:val="Footer"/>
@@ -16015,7 +15142,7 @@
 </file>
 
 <file path=word/footer2.xml><?xml version="1.0" encoding="utf-8"?>
-<w:ftr xmlns:wpc="http://schemas.microsoft.com/office/word/2010/wordprocessingCanvas" xmlns:mc="http://schemas.openxmlformats.org/markup-compatibility/2006" xmlns:o="urn:schemas-microsoft-com:office:office" xmlns:r="http://schemas.openxmlformats.org/officeDocument/2006/relationships" xmlns:m="http://schemas.openxmlformats.org/officeDocument/2006/math" xmlns:v="urn:schemas-microsoft-com:vml" xmlns:wp14="http://schemas.microsoft.com/office/word/2010/wordprocessingDrawing" xmlns:wp="http://schemas.openxmlformats.org/drawingml/2006/wordprocessingDrawing" xmlns:w10="urn:schemas-microsoft-com:office:word" xmlns:w="http://schemas.openxmlformats.org/wordprocessingml/2006/main" xmlns:w14="http://schemas.microsoft.com/office/word/2010/wordml" xmlns:w15="http://schemas.microsoft.com/office/word/2012/wordml" xmlns:wpg="http://schemas.microsoft.com/office/word/2010/wordprocessingGroup" xmlns:wpi="http://schemas.microsoft.com/office/word/2010/wordprocessingInk" xmlns:wne="http://schemas.microsoft.com/office/word/2006/wordml" xmlns:wps="http://schemas.microsoft.com/office/word/2010/wordprocessingShape" mc:Ignorable="w14 w15 wp14">
+<w:ftr xmlns:wpc="http://schemas.microsoft.com/office/word/2010/wordprocessingCanvas" xmlns:cx="http://schemas.microsoft.com/office/drawing/2014/chartex" xmlns:cx1="http://schemas.microsoft.com/office/drawing/2015/9/8/chartex" xmlns:cx2="http://schemas.microsoft.com/office/drawing/2015/10/21/chartex" xmlns:cx3="http://schemas.microsoft.com/office/drawing/2016/5/9/chartex" xmlns:cx4="http://schemas.microsoft.com/office/drawing/2016/5/10/chartex" xmlns:cx5="http://schemas.microsoft.com/office/drawing/2016/5/11/chartex" xmlns:cx6="http://schemas.microsoft.com/office/drawing/2016/5/12/chartex" xmlns:cx7="http://schemas.microsoft.com/office/drawing/2016/5/13/chartex" xmlns:cx8="http://schemas.microsoft.com/office/drawing/2016/5/14/chartex" xmlns:mc="http://schemas.openxmlformats.org/markup-compatibility/2006" xmlns:aink="http://schemas.microsoft.com/office/drawing/2016/ink" xmlns:am3d="http://schemas.microsoft.com/office/drawing/2017/model3d" xmlns:o="urn:schemas-microsoft-com:office:office" xmlns:r="http://schemas.openxmlformats.org/officeDocument/2006/relationships" xmlns:m="http://schemas.openxmlformats.org/officeDocument/2006/math" xmlns:v="urn:schemas-microsoft-com:vml" xmlns:wp14="http://schemas.microsoft.com/office/word/2010/wordprocessingDrawing" xmlns:wp="http://schemas.openxmlformats.org/drawingml/2006/wordprocessingDrawing" xmlns:w10="urn:schemas-microsoft-com:office:word" xmlns:w="http://schemas.openxmlformats.org/wordprocessingml/2006/main" xmlns:w14="http://schemas.microsoft.com/office/word/2010/wordml" xmlns:w15="http://schemas.microsoft.com/office/word/2012/wordml" xmlns:w16cid="http://schemas.microsoft.com/office/word/2016/wordml/cid" xmlns:w16se="http://schemas.microsoft.com/office/word/2015/wordml/symex" xmlns:wpg="http://schemas.microsoft.com/office/word/2010/wordprocessingGroup" xmlns:wpi="http://schemas.microsoft.com/office/word/2010/wordprocessingInk" xmlns:wne="http://schemas.microsoft.com/office/word/2006/wordml" xmlns:wps="http://schemas.microsoft.com/office/word/2010/wordprocessingShape" mc:Ignorable="w14 w15 w16se w16cid wp14">
   <w:p>
     <w:pPr>
       <w:pStyle w:val="Footer"/>
@@ -16025,7 +15152,7 @@
 </file>
 
 <file path=word/footer3.xml><?xml version="1.0" encoding="utf-8"?>
-<w:ftr xmlns:wpc="http://schemas.microsoft.com/office/word/2010/wordprocessingCanvas" xmlns:mc="http://schemas.openxmlformats.org/markup-compatibility/2006" xmlns:o="urn:schemas-microsoft-com:office:office" xmlns:r="http://schemas.openxmlformats.org/officeDocument/2006/relationships" xmlns:m="http://schemas.openxmlformats.org/officeDocument/2006/math" xmlns:v="urn:schemas-microsoft-com:vml" xmlns:wp14="http://schemas.microsoft.com/office/word/2010/wordprocessingDrawing" xmlns:wp="http://schemas.openxmlformats.org/drawingml/2006/wordprocessingDrawing" xmlns:w10="urn:schemas-microsoft-com:office:word" xmlns:w="http://schemas.openxmlformats.org/wordprocessingml/2006/main" xmlns:w14="http://schemas.microsoft.com/office/word/2010/wordml" xmlns:w15="http://schemas.microsoft.com/office/word/2012/wordml" xmlns:wpg="http://schemas.microsoft.com/office/word/2010/wordprocessingGroup" xmlns:wpi="http://schemas.microsoft.com/office/word/2010/wordprocessingInk" xmlns:wne="http://schemas.microsoft.com/office/word/2006/wordml" xmlns:wps="http://schemas.microsoft.com/office/word/2010/wordprocessingShape" mc:Ignorable="w14 w15 wp14">
+<w:ftr xmlns:wpc="http://schemas.microsoft.com/office/word/2010/wordprocessingCanvas" xmlns:cx="http://schemas.microsoft.com/office/drawing/2014/chartex" xmlns:cx1="http://schemas.microsoft.com/office/drawing/2015/9/8/chartex" xmlns:cx2="http://schemas.microsoft.com/office/drawing/2015/10/21/chartex" xmlns:cx3="http://schemas.microsoft.com/office/drawing/2016/5/9/chartex" xmlns:cx4="http://schemas.microsoft.com/office/drawing/2016/5/10/chartex" xmlns:cx5="http://schemas.microsoft.com/office/drawing/2016/5/11/chartex" xmlns:cx6="http://schemas.microsoft.com/office/drawing/2016/5/12/chartex" xmlns:cx7="http://schemas.microsoft.com/office/drawing/2016/5/13/chartex" xmlns:cx8="http://schemas.microsoft.com/office/drawing/2016/5/14/chartex" xmlns:mc="http://schemas.openxmlformats.org/markup-compatibility/2006" xmlns:aink="http://schemas.microsoft.com/office/drawing/2016/ink" xmlns:am3d="http://schemas.microsoft.com/office/drawing/2017/model3d" xmlns:o="urn:schemas-microsoft-com:office:office" xmlns:r="http://schemas.openxmlformats.org/officeDocument/2006/relationships" xmlns:m="http://schemas.openxmlformats.org/officeDocument/2006/math" xmlns:v="urn:schemas-microsoft-com:vml" xmlns:wp14="http://schemas.microsoft.com/office/word/2010/wordprocessingDrawing" xmlns:wp="http://schemas.openxmlformats.org/drawingml/2006/wordprocessingDrawing" xmlns:w10="urn:schemas-microsoft-com:office:word" xmlns:w="http://schemas.openxmlformats.org/wordprocessingml/2006/main" xmlns:w14="http://schemas.microsoft.com/office/word/2010/wordml" xmlns:w15="http://schemas.microsoft.com/office/word/2012/wordml" xmlns:w16cid="http://schemas.microsoft.com/office/word/2016/wordml/cid" xmlns:w16se="http://schemas.microsoft.com/office/word/2015/wordml/symex" xmlns:wpg="http://schemas.microsoft.com/office/word/2010/wordprocessingGroup" xmlns:wpi="http://schemas.microsoft.com/office/word/2010/wordprocessingInk" xmlns:wne="http://schemas.microsoft.com/office/word/2006/wordml" xmlns:wps="http://schemas.microsoft.com/office/word/2010/wordprocessingShape" mc:Ignorable="w14 w15 w16se w16cid wp14">
   <w:p>
     <w:pPr>
       <w:pStyle w:val="Footer"/>
@@ -16035,7 +15162,7 @@
 </file>
 
 <file path=word/footer4.xml><?xml version="1.0" encoding="utf-8"?>
-<w:ftr xmlns:wpc="http://schemas.microsoft.com/office/word/2010/wordprocessingCanvas" xmlns:mc="http://schemas.openxmlformats.org/markup-compatibility/2006" xmlns:o="urn:schemas-microsoft-com:office:office" xmlns:r="http://schemas.openxmlformats.org/officeDocument/2006/relationships" xmlns:m="http://schemas.openxmlformats.org/officeDocument/2006/math" xmlns:v="urn:schemas-microsoft-com:vml" xmlns:wp14="http://schemas.microsoft.com/office/word/2010/wordprocessingDrawing" xmlns:wp="http://schemas.openxmlformats.org/drawingml/2006/wordprocessingDrawing" xmlns:w10="urn:schemas-microsoft-com:office:word" xmlns:w="http://schemas.openxmlformats.org/wordprocessingml/2006/main" xmlns:w14="http://schemas.microsoft.com/office/word/2010/wordml" xmlns:w15="http://schemas.microsoft.com/office/word/2012/wordml" xmlns:wpg="http://schemas.microsoft.com/office/word/2010/wordprocessingGroup" xmlns:wpi="http://schemas.microsoft.com/office/word/2010/wordprocessingInk" xmlns:wne="http://schemas.microsoft.com/office/word/2006/wordml" xmlns:wps="http://schemas.microsoft.com/office/word/2010/wordprocessingShape" mc:Ignorable="w14 w15 wp14">
+<w:ftr xmlns:wpc="http://schemas.microsoft.com/office/word/2010/wordprocessingCanvas" xmlns:cx="http://schemas.microsoft.com/office/drawing/2014/chartex" xmlns:cx1="http://schemas.microsoft.com/office/drawing/2015/9/8/chartex" xmlns:cx2="http://schemas.microsoft.com/office/drawing/2015/10/21/chartex" xmlns:cx3="http://schemas.microsoft.com/office/drawing/2016/5/9/chartex" xmlns:cx4="http://schemas.microsoft.com/office/drawing/2016/5/10/chartex" xmlns:cx5="http://schemas.microsoft.com/office/drawing/2016/5/11/chartex" xmlns:cx6="http://schemas.microsoft.com/office/drawing/2016/5/12/chartex" xmlns:cx7="http://schemas.microsoft.com/office/drawing/2016/5/13/chartex" xmlns:cx8="http://schemas.microsoft.com/office/drawing/2016/5/14/chartex" xmlns:mc="http://schemas.openxmlformats.org/markup-compatibility/2006" xmlns:aink="http://schemas.microsoft.com/office/drawing/2016/ink" xmlns:am3d="http://schemas.microsoft.com/office/drawing/2017/model3d" xmlns:o="urn:schemas-microsoft-com:office:office" xmlns:r="http://schemas.openxmlformats.org/officeDocument/2006/relationships" xmlns:m="http://schemas.openxmlformats.org/officeDocument/2006/math" xmlns:v="urn:schemas-microsoft-com:vml" xmlns:wp14="http://schemas.microsoft.com/office/word/2010/wordprocessingDrawing" xmlns:wp="http://schemas.openxmlformats.org/drawingml/2006/wordprocessingDrawing" xmlns:w10="urn:schemas-microsoft-com:office:word" xmlns:w="http://schemas.openxmlformats.org/wordprocessingml/2006/main" xmlns:w14="http://schemas.microsoft.com/office/word/2010/wordml" xmlns:w15="http://schemas.microsoft.com/office/word/2012/wordml" xmlns:w16cid="http://schemas.microsoft.com/office/word/2016/wordml/cid" xmlns:w16se="http://schemas.microsoft.com/office/word/2015/wordml/symex" xmlns:wpg="http://schemas.microsoft.com/office/word/2010/wordprocessingGroup" xmlns:wpi="http://schemas.microsoft.com/office/word/2010/wordprocessingInk" xmlns:wne="http://schemas.microsoft.com/office/word/2006/wordml" xmlns:wps="http://schemas.microsoft.com/office/word/2010/wordprocessingShape" mc:Ignorable="w14 w15 w16se w16cid wp14">
   <w:p>
     <w:pPr>
       <w:pStyle w:val="Footer"/>
@@ -16067,7 +15194,7 @@
         <w:rStyle w:val="PageNumber"/>
         <w:noProof/>
       </w:rPr>
-      <w:t>32</w:t>
+      <w:t>5</w:t>
     </w:r>
     <w:r>
       <w:rPr>
@@ -16085,7 +15212,7 @@
 </file>
 
 <file path=word/footer5.xml><?xml version="1.0" encoding="utf-8"?>
-<w:ftr xmlns:wpc="http://schemas.microsoft.com/office/word/2010/wordprocessingCanvas" xmlns:mc="http://schemas.openxmlformats.org/markup-compatibility/2006" xmlns:o="urn:schemas-microsoft-com:office:office" xmlns:r="http://schemas.openxmlformats.org/officeDocument/2006/relationships" xmlns:m="http://schemas.openxmlformats.org/officeDocument/2006/math" xmlns:v="urn:schemas-microsoft-com:vml" xmlns:wp14="http://schemas.microsoft.com/office/word/2010/wordprocessingDrawing" xmlns:wp="http://schemas.openxmlformats.org/drawingml/2006/wordprocessingDrawing" xmlns:w10="urn:schemas-microsoft-com:office:word" xmlns:w="http://schemas.openxmlformats.org/wordprocessingml/2006/main" xmlns:w14="http://schemas.microsoft.com/office/word/2010/wordml" xmlns:w15="http://schemas.microsoft.com/office/word/2012/wordml" xmlns:wpg="http://schemas.microsoft.com/office/word/2010/wordprocessingGroup" xmlns:wpi="http://schemas.microsoft.com/office/word/2010/wordprocessingInk" xmlns:wne="http://schemas.microsoft.com/office/word/2006/wordml" xmlns:wps="http://schemas.microsoft.com/office/word/2010/wordprocessingShape" mc:Ignorable="w14 w15 wp14">
+<w:ftr xmlns:wpc="http://schemas.microsoft.com/office/word/2010/wordprocessingCanvas" xmlns:cx="http://schemas.microsoft.com/office/drawing/2014/chartex" xmlns:cx1="http://schemas.microsoft.com/office/drawing/2015/9/8/chartex" xmlns:cx2="http://schemas.microsoft.com/office/drawing/2015/10/21/chartex" xmlns:cx3="http://schemas.microsoft.com/office/drawing/2016/5/9/chartex" xmlns:cx4="http://schemas.microsoft.com/office/drawing/2016/5/10/chartex" xmlns:cx5="http://schemas.microsoft.com/office/drawing/2016/5/11/chartex" xmlns:cx6="http://schemas.microsoft.com/office/drawing/2016/5/12/chartex" xmlns:cx7="http://schemas.microsoft.com/office/drawing/2016/5/13/chartex" xmlns:cx8="http://schemas.microsoft.com/office/drawing/2016/5/14/chartex" xmlns:mc="http://schemas.openxmlformats.org/markup-compatibility/2006" xmlns:aink="http://schemas.microsoft.com/office/drawing/2016/ink" xmlns:am3d="http://schemas.microsoft.com/office/drawing/2017/model3d" xmlns:o="urn:schemas-microsoft-com:office:office" xmlns:r="http://schemas.openxmlformats.org/officeDocument/2006/relationships" xmlns:m="http://schemas.openxmlformats.org/officeDocument/2006/math" xmlns:v="urn:schemas-microsoft-com:vml" xmlns:wp14="http://schemas.microsoft.com/office/word/2010/wordprocessingDrawing" xmlns:wp="http://schemas.openxmlformats.org/drawingml/2006/wordprocessingDrawing" xmlns:w10="urn:schemas-microsoft-com:office:word" xmlns:w="http://schemas.openxmlformats.org/wordprocessingml/2006/main" xmlns:w14="http://schemas.microsoft.com/office/word/2010/wordml" xmlns:w15="http://schemas.microsoft.com/office/word/2012/wordml" xmlns:w16cid="http://schemas.microsoft.com/office/word/2016/wordml/cid" xmlns:w16se="http://schemas.microsoft.com/office/word/2015/wordml/symex" xmlns:wpg="http://schemas.microsoft.com/office/word/2010/wordprocessingGroup" xmlns:wpi="http://schemas.microsoft.com/office/word/2010/wordprocessingInk" xmlns:wne="http://schemas.microsoft.com/office/word/2006/wordml" xmlns:wps="http://schemas.microsoft.com/office/word/2010/wordprocessingShape" mc:Ignorable="w14 w15 w16se w16cid wp14">
   <w:p>
     <w:pPr>
       <w:pStyle w:val="Footer"/>
@@ -16117,7 +15244,7 @@
         <w:rStyle w:val="PageNumber"/>
         <w:noProof/>
       </w:rPr>
-      <w:t>33</w:t>
+      <w:t>39</w:t>
     </w:r>
     <w:r>
       <w:rPr>
@@ -16135,7 +15262,7 @@
 </file>
 
 <file path=word/footnotes.xml><?xml version="1.0" encoding="utf-8"?>
-<w:footnotes xmlns:wpc="http://schemas.microsoft.com/office/word/2010/wordprocessingCanvas" xmlns:mc="http://schemas.openxmlformats.org/markup-compatibility/2006" xmlns:o="urn:schemas-microsoft-com:office:office" xmlns:r="http://schemas.openxmlformats.org/officeDocument/2006/relationships" xmlns:m="http://schemas.openxmlformats.org/officeDocument/2006/math" xmlns:v="urn:schemas-microsoft-com:vml" xmlns:wp14="http://schemas.microsoft.com/office/word/2010/wordprocessingDrawing" xmlns:wp="http://schemas.openxmlformats.org/drawingml/2006/wordprocessingDrawing" xmlns:w10="urn:schemas-microsoft-com:office:word" xmlns:w="http://schemas.openxmlformats.org/wordprocessingml/2006/main" xmlns:w14="http://schemas.microsoft.com/office/word/2010/wordml" xmlns:w15="http://schemas.microsoft.com/office/word/2012/wordml" xmlns:wpg="http://schemas.microsoft.com/office/word/2010/wordprocessingGroup" xmlns:wpi="http://schemas.microsoft.com/office/word/2010/wordprocessingInk" xmlns:wne="http://schemas.microsoft.com/office/word/2006/wordml" xmlns:wps="http://schemas.microsoft.com/office/word/2010/wordprocessingShape" mc:Ignorable="w14 w15 wp14">
+<w:footnotes xmlns:wpc="http://schemas.microsoft.com/office/word/2010/wordprocessingCanvas" xmlns:cx="http://schemas.microsoft.com/office/drawing/2014/chartex" xmlns:cx1="http://schemas.microsoft.com/office/drawing/2015/9/8/chartex" xmlns:cx2="http://schemas.microsoft.com/office/drawing/2015/10/21/chartex" xmlns:cx3="http://schemas.microsoft.com/office/drawing/2016/5/9/chartex" xmlns:cx4="http://schemas.microsoft.com/office/drawing/2016/5/10/chartex" xmlns:cx5="http://schemas.microsoft.com/office/drawing/2016/5/11/chartex" xmlns:cx6="http://schemas.microsoft.com/office/drawing/2016/5/12/chartex" xmlns:cx7="http://schemas.microsoft.com/office/drawing/2016/5/13/chartex" xmlns:cx8="http://schemas.microsoft.com/office/drawing/2016/5/14/chartex" xmlns:mc="http://schemas.openxmlformats.org/markup-compatibility/2006" xmlns:aink="http://schemas.microsoft.com/office/drawing/2016/ink" xmlns:am3d="http://schemas.microsoft.com/office/drawing/2017/model3d" xmlns:o="urn:schemas-microsoft-com:office:office" xmlns:r="http://schemas.openxmlformats.org/officeDocument/2006/relationships" xmlns:m="http://schemas.openxmlformats.org/officeDocument/2006/math" xmlns:v="urn:schemas-microsoft-com:vml" xmlns:wp14="http://schemas.microsoft.com/office/word/2010/wordprocessingDrawing" xmlns:wp="http://schemas.openxmlformats.org/drawingml/2006/wordprocessingDrawing" xmlns:w10="urn:schemas-microsoft-com:office:word" xmlns:w="http://schemas.openxmlformats.org/wordprocessingml/2006/main" xmlns:w14="http://schemas.microsoft.com/office/word/2010/wordml" xmlns:w15="http://schemas.microsoft.com/office/word/2012/wordml" xmlns:w16cid="http://schemas.microsoft.com/office/word/2016/wordml/cid" xmlns:w16se="http://schemas.microsoft.com/office/word/2015/wordml/symex" xmlns:wpg="http://schemas.microsoft.com/office/word/2010/wordprocessingGroup" xmlns:wpi="http://schemas.microsoft.com/office/word/2010/wordprocessingInk" xmlns:wne="http://schemas.microsoft.com/office/word/2006/wordml" xmlns:wps="http://schemas.microsoft.com/office/word/2010/wordprocessingShape" mc:Ignorable="w14 w15 w16se w16cid wp14">
   <w:footnote w:type="separator" w:id="-1">
     <w:p>
       <w:r>
@@ -16154,7 +15281,7 @@
 </file>
 
 <file path=word/header1.xml><?xml version="1.0" encoding="utf-8"?>
-<w:hdr xmlns:wpc="http://schemas.microsoft.com/office/word/2010/wordprocessingCanvas" xmlns:mc="http://schemas.openxmlformats.org/markup-compatibility/2006" xmlns:o="urn:schemas-microsoft-com:office:office" xmlns:r="http://schemas.openxmlformats.org/officeDocument/2006/relationships" xmlns:m="http://schemas.openxmlformats.org/officeDocument/2006/math" xmlns:v="urn:schemas-microsoft-com:vml" xmlns:wp14="http://schemas.microsoft.com/office/word/2010/wordprocessingDrawing" xmlns:wp="http://schemas.openxmlformats.org/drawingml/2006/wordprocessingDrawing" xmlns:w10="urn:schemas-microsoft-com:office:word" xmlns:w="http://schemas.openxmlformats.org/wordprocessingml/2006/main" xmlns:w14="http://schemas.microsoft.com/office/word/2010/wordml" xmlns:w15="http://schemas.microsoft.com/office/word/2012/wordml" xmlns:wpg="http://schemas.microsoft.com/office/word/2010/wordprocessingGroup" xmlns:wpi="http://schemas.microsoft.com/office/word/2010/wordprocessingInk" xmlns:wne="http://schemas.microsoft.com/office/word/2006/wordml" xmlns:wps="http://schemas.microsoft.com/office/word/2010/wordprocessingShape" mc:Ignorable="w14 w15 wp14">
+<w:hdr xmlns:wpc="http://schemas.microsoft.com/office/word/2010/wordprocessingCanvas" xmlns:cx="http://schemas.microsoft.com/office/drawing/2014/chartex" xmlns:cx1="http://schemas.microsoft.com/office/drawing/2015/9/8/chartex" xmlns:cx2="http://schemas.microsoft.com/office/drawing/2015/10/21/chartex" xmlns:cx3="http://schemas.microsoft.com/office/drawing/2016/5/9/chartex" xmlns:cx4="http://schemas.microsoft.com/office/drawing/2016/5/10/chartex" xmlns:cx5="http://schemas.microsoft.com/office/drawing/2016/5/11/chartex" xmlns:cx6="http://schemas.microsoft.com/office/drawing/2016/5/12/chartex" xmlns:cx7="http://schemas.microsoft.com/office/drawing/2016/5/13/chartex" xmlns:cx8="http://schemas.microsoft.com/office/drawing/2016/5/14/chartex" xmlns:mc="http://schemas.openxmlformats.org/markup-compatibility/2006" xmlns:aink="http://schemas.microsoft.com/office/drawing/2016/ink" xmlns:am3d="http://schemas.microsoft.com/office/drawing/2017/model3d" xmlns:o="urn:schemas-microsoft-com:office:office" xmlns:r="http://schemas.openxmlformats.org/officeDocument/2006/relationships" xmlns:m="http://schemas.openxmlformats.org/officeDocument/2006/math" xmlns:v="urn:schemas-microsoft-com:vml" xmlns:wp14="http://schemas.microsoft.com/office/word/2010/wordprocessingDrawing" xmlns:wp="http://schemas.openxmlformats.org/drawingml/2006/wordprocessingDrawing" xmlns:w10="urn:schemas-microsoft-com:office:word" xmlns:w="http://schemas.openxmlformats.org/wordprocessingml/2006/main" xmlns:w14="http://schemas.microsoft.com/office/word/2010/wordml" xmlns:w15="http://schemas.microsoft.com/office/word/2012/wordml" xmlns:w16cid="http://schemas.microsoft.com/office/word/2016/wordml/cid" xmlns:w16se="http://schemas.microsoft.com/office/word/2015/wordml/symex" xmlns:wpg="http://schemas.microsoft.com/office/word/2010/wordprocessingGroup" xmlns:wpi="http://schemas.microsoft.com/office/word/2010/wordprocessingInk" xmlns:wne="http://schemas.microsoft.com/office/word/2006/wordml" xmlns:wps="http://schemas.microsoft.com/office/word/2010/wordprocessingShape" mc:Ignorable="w14 w15 w16se w16cid wp14">
   <w:p>
     <w:pPr>
       <w:pStyle w:val="Header"/>
@@ -16167,7 +15294,7 @@
 </file>
 
 <file path=word/header2.xml><?xml version="1.0" encoding="utf-8"?>
-<w:hdr xmlns:wpc="http://schemas.microsoft.com/office/word/2010/wordprocessingCanvas" xmlns:mc="http://schemas.openxmlformats.org/markup-compatibility/2006" xmlns:o="urn:schemas-microsoft-com:office:office" xmlns:r="http://schemas.openxmlformats.org/officeDocument/2006/relationships" xmlns:m="http://schemas.openxmlformats.org/officeDocument/2006/math" xmlns:v="urn:schemas-microsoft-com:vml" xmlns:wp14="http://schemas.microsoft.com/office/word/2010/wordprocessingDrawing" xmlns:wp="http://schemas.openxmlformats.org/drawingml/2006/wordprocessingDrawing" xmlns:w10="urn:schemas-microsoft-com:office:word" xmlns:w="http://schemas.openxmlformats.org/wordprocessingml/2006/main" xmlns:w14="http://schemas.microsoft.com/office/word/2010/wordml" xmlns:w15="http://schemas.microsoft.com/office/word/2012/wordml" xmlns:wpg="http://schemas.microsoft.com/office/word/2010/wordprocessingGroup" xmlns:wpi="http://schemas.microsoft.com/office/word/2010/wordprocessingInk" xmlns:wne="http://schemas.microsoft.com/office/word/2006/wordml" xmlns:wps="http://schemas.microsoft.com/office/word/2010/wordprocessingShape" mc:Ignorable="w14 w15 wp14">
+<w:hdr xmlns:wpc="http://schemas.microsoft.com/office/word/2010/wordprocessingCanvas" xmlns:cx="http://schemas.microsoft.com/office/drawing/2014/chartex" xmlns:cx1="http://schemas.microsoft.com/office/drawing/2015/9/8/chartex" xmlns:cx2="http://schemas.microsoft.com/office/drawing/2015/10/21/chartex" xmlns:cx3="http://schemas.microsoft.com/office/drawing/2016/5/9/chartex" xmlns:cx4="http://schemas.microsoft.com/office/drawing/2016/5/10/chartex" xmlns:cx5="http://schemas.microsoft.com/office/drawing/2016/5/11/chartex" xmlns:cx6="http://schemas.microsoft.com/office/drawing/2016/5/12/chartex" xmlns:cx7="http://schemas.microsoft.com/office/drawing/2016/5/13/chartex" xmlns:cx8="http://schemas.microsoft.com/office/drawing/2016/5/14/chartex" xmlns:mc="http://schemas.openxmlformats.org/markup-compatibility/2006" xmlns:aink="http://schemas.microsoft.com/office/drawing/2016/ink" xmlns:am3d="http://schemas.microsoft.com/office/drawing/2017/model3d" xmlns:o="urn:schemas-microsoft-com:office:office" xmlns:r="http://schemas.openxmlformats.org/officeDocument/2006/relationships" xmlns:m="http://schemas.openxmlformats.org/officeDocument/2006/math" xmlns:v="urn:schemas-microsoft-com:vml" xmlns:wp14="http://schemas.microsoft.com/office/word/2010/wordprocessingDrawing" xmlns:wp="http://schemas.openxmlformats.org/drawingml/2006/wordprocessingDrawing" xmlns:w10="urn:schemas-microsoft-com:office:word" xmlns:w="http://schemas.openxmlformats.org/wordprocessingml/2006/main" xmlns:w14="http://schemas.microsoft.com/office/word/2010/wordml" xmlns:w15="http://schemas.microsoft.com/office/word/2012/wordml" xmlns:w16cid="http://schemas.microsoft.com/office/word/2016/wordml/cid" xmlns:w16se="http://schemas.microsoft.com/office/word/2015/wordml/symex" xmlns:wpg="http://schemas.microsoft.com/office/word/2010/wordprocessingGroup" xmlns:wpi="http://schemas.microsoft.com/office/word/2010/wordprocessingInk" xmlns:wne="http://schemas.microsoft.com/office/word/2006/wordml" xmlns:wps="http://schemas.microsoft.com/office/word/2010/wordprocessingShape" mc:Ignorable="w14 w15 w16se w16cid wp14">
   <w:p>
     <w:pPr>
       <w:pStyle w:val="Header"/>
@@ -16180,20 +15307,26 @@
 </file>
 
 <file path=word/header3.xml><?xml version="1.0" encoding="utf-8"?>
-<w:hdr xmlns:wpc="http://schemas.microsoft.com/office/word/2010/wordprocessingCanvas" xmlns:mc="http://schemas.openxmlformats.org/markup-compatibility/2006" xmlns:o="urn:schemas-microsoft-com:office:office" xmlns:r="http://schemas.openxmlformats.org/officeDocument/2006/relationships" xmlns:m="http://schemas.openxmlformats.org/officeDocument/2006/math" xmlns:v="urn:schemas-microsoft-com:vml" xmlns:wp14="http://schemas.microsoft.com/office/word/2010/wordprocessingDrawing" xmlns:wp="http://schemas.openxmlformats.org/drawingml/2006/wordprocessingDrawing" xmlns:w10="urn:schemas-microsoft-com:office:word" xmlns:w="http://schemas.openxmlformats.org/wordprocessingml/2006/main" xmlns:w14="http://schemas.microsoft.com/office/word/2010/wordml" xmlns:w15="http://schemas.microsoft.com/office/word/2012/wordml" xmlns:wpg="http://schemas.microsoft.com/office/word/2010/wordprocessingGroup" xmlns:wpi="http://schemas.microsoft.com/office/word/2010/wordprocessingInk" xmlns:wne="http://schemas.microsoft.com/office/word/2006/wordml" xmlns:wps="http://schemas.microsoft.com/office/word/2010/wordprocessingShape" mc:Ignorable="w14 w15 wp14">
+<w:hdr xmlns:wpc="http://schemas.microsoft.com/office/word/2010/wordprocessingCanvas" xmlns:cx="http://schemas.microsoft.com/office/drawing/2014/chartex" xmlns:cx1="http://schemas.microsoft.com/office/drawing/2015/9/8/chartex" xmlns:cx2="http://schemas.microsoft.com/office/drawing/2015/10/21/chartex" xmlns:cx3="http://schemas.microsoft.com/office/drawing/2016/5/9/chartex" xmlns:cx4="http://schemas.microsoft.com/office/drawing/2016/5/10/chartex" xmlns:cx5="http://schemas.microsoft.com/office/drawing/2016/5/11/chartex" xmlns:cx6="http://schemas.microsoft.com/office/drawing/2016/5/12/chartex" xmlns:cx7="http://schemas.microsoft.com/office/drawing/2016/5/13/chartex" xmlns:cx8="http://schemas.microsoft.com/office/drawing/2016/5/14/chartex" xmlns:mc="http://schemas.openxmlformats.org/markup-compatibility/2006" xmlns:aink="http://schemas.microsoft.com/office/drawing/2016/ink" xmlns:am3d="http://schemas.microsoft.com/office/drawing/2017/model3d" xmlns:o="urn:schemas-microsoft-com:office:office" xmlns:r="http://schemas.openxmlformats.org/officeDocument/2006/relationships" xmlns:m="http://schemas.openxmlformats.org/officeDocument/2006/math" xmlns:v="urn:schemas-microsoft-com:vml" xmlns:wp14="http://schemas.microsoft.com/office/word/2010/wordprocessingDrawing" xmlns:wp="http://schemas.openxmlformats.org/drawingml/2006/wordprocessingDrawing" xmlns:w10="urn:schemas-microsoft-com:office:word" xmlns:w="http://schemas.openxmlformats.org/wordprocessingml/2006/main" xmlns:w14="http://schemas.microsoft.com/office/word/2010/wordml" xmlns:w15="http://schemas.microsoft.com/office/word/2012/wordml" xmlns:w16cid="http://schemas.microsoft.com/office/word/2016/wordml/cid" xmlns:w16se="http://schemas.microsoft.com/office/word/2015/wordml/symex" xmlns:wpg="http://schemas.microsoft.com/office/word/2010/wordprocessingGroup" xmlns:wpi="http://schemas.microsoft.com/office/word/2010/wordprocessingInk" xmlns:wne="http://schemas.microsoft.com/office/word/2006/wordml" xmlns:wps="http://schemas.microsoft.com/office/word/2010/wordprocessingShape" mc:Ignorable="w14 w15 w16se w16cid wp14">
   <w:p>
     <w:pPr>
       <w:pStyle w:val="Header"/>
     </w:pPr>
     <w:r>
-      <w:t>9 Tap Tour</w:t>
+      <w:t>9</w:t>
+    </w:r>
+    <w:r>
+      <w:t>-</w:t>
+    </w:r>
+    <w:r>
+      <w:t>Tap Tour</w:t>
     </w:r>
   </w:p>
 </w:hdr>
 </file>
 
 <file path=word/header4.xml><?xml version="1.0" encoding="utf-8"?>
-<w:hdr xmlns:wpc="http://schemas.microsoft.com/office/word/2010/wordprocessingCanvas" xmlns:mc="http://schemas.openxmlformats.org/markup-compatibility/2006" xmlns:o="urn:schemas-microsoft-com:office:office" xmlns:r="http://schemas.openxmlformats.org/officeDocument/2006/relationships" xmlns:m="http://schemas.openxmlformats.org/officeDocument/2006/math" xmlns:v="urn:schemas-microsoft-com:vml" xmlns:wp14="http://schemas.microsoft.com/office/word/2010/wordprocessingDrawing" xmlns:wp="http://schemas.openxmlformats.org/drawingml/2006/wordprocessingDrawing" xmlns:w10="urn:schemas-microsoft-com:office:word" xmlns:w="http://schemas.openxmlformats.org/wordprocessingml/2006/main" xmlns:w14="http://schemas.microsoft.com/office/word/2010/wordml" xmlns:w15="http://schemas.microsoft.com/office/word/2012/wordml" xmlns:wpg="http://schemas.microsoft.com/office/word/2010/wordprocessingGroup" xmlns:wpi="http://schemas.microsoft.com/office/word/2010/wordprocessingInk" xmlns:wne="http://schemas.microsoft.com/office/word/2006/wordml" xmlns:wps="http://schemas.microsoft.com/office/word/2010/wordprocessingShape" mc:Ignorable="w14 w15 wp14">
+<w:hdr xmlns:wpc="http://schemas.microsoft.com/office/word/2010/wordprocessingCanvas" xmlns:cx="http://schemas.microsoft.com/office/drawing/2014/chartex" xmlns:cx1="http://schemas.microsoft.com/office/drawing/2015/9/8/chartex" xmlns:cx2="http://schemas.microsoft.com/office/drawing/2015/10/21/chartex" xmlns:cx3="http://schemas.microsoft.com/office/drawing/2016/5/9/chartex" xmlns:cx4="http://schemas.microsoft.com/office/drawing/2016/5/10/chartex" xmlns:cx5="http://schemas.microsoft.com/office/drawing/2016/5/11/chartex" xmlns:cx6="http://schemas.microsoft.com/office/drawing/2016/5/12/chartex" xmlns:cx7="http://schemas.microsoft.com/office/drawing/2016/5/13/chartex" xmlns:cx8="http://schemas.microsoft.com/office/drawing/2016/5/14/chartex" xmlns:mc="http://schemas.openxmlformats.org/markup-compatibility/2006" xmlns:aink="http://schemas.microsoft.com/office/drawing/2016/ink" xmlns:am3d="http://schemas.microsoft.com/office/drawing/2017/model3d" xmlns:o="urn:schemas-microsoft-com:office:office" xmlns:r="http://schemas.openxmlformats.org/officeDocument/2006/relationships" xmlns:m="http://schemas.openxmlformats.org/officeDocument/2006/math" xmlns:v="urn:schemas-microsoft-com:vml" xmlns:wp14="http://schemas.microsoft.com/office/word/2010/wordprocessingDrawing" xmlns:wp="http://schemas.openxmlformats.org/drawingml/2006/wordprocessingDrawing" xmlns:w10="urn:schemas-microsoft-com:office:word" xmlns:w="http://schemas.openxmlformats.org/wordprocessingml/2006/main" xmlns:w14="http://schemas.microsoft.com/office/word/2010/wordml" xmlns:w15="http://schemas.microsoft.com/office/word/2012/wordml" xmlns:w16cid="http://schemas.microsoft.com/office/word/2016/wordml/cid" xmlns:w16se="http://schemas.microsoft.com/office/word/2015/wordml/symex" xmlns:wpg="http://schemas.microsoft.com/office/word/2010/wordprocessingGroup" xmlns:wpi="http://schemas.microsoft.com/office/word/2010/wordprocessingInk" xmlns:wne="http://schemas.microsoft.com/office/word/2006/wordml" xmlns:wps="http://schemas.microsoft.com/office/word/2010/wordprocessingShape" mc:Ignorable="w14 w15 w16se w16cid wp14">
   <w:p>
     <w:pPr>
       <w:pStyle w:val="Header"/>
@@ -16203,7 +15336,7 @@
 </file>
 
 <file path=word/numbering.xml><?xml version="1.0" encoding="utf-8"?>
-<w:numbering xmlns:wpc="http://schemas.microsoft.com/office/word/2010/wordprocessingCanvas" xmlns:mc="http://schemas.openxmlformats.org/markup-compatibility/2006" xmlns:o="urn:schemas-microsoft-com:office:office" xmlns:r="http://schemas.openxmlformats.org/officeDocument/2006/relationships" xmlns:m="http://schemas.openxmlformats.org/officeDocument/2006/math" xmlns:v="urn:schemas-microsoft-com:vml" xmlns:wp14="http://schemas.microsoft.com/office/word/2010/wordprocessingDrawing" xmlns:wp="http://schemas.openxmlformats.org/drawingml/2006/wordprocessingDrawing" xmlns:w10="urn:schemas-microsoft-com:office:word" xmlns:w="http://schemas.openxmlformats.org/wordprocessingml/2006/main" xmlns:w14="http://schemas.microsoft.com/office/word/2010/wordml" xmlns:w15="http://schemas.microsoft.com/office/word/2012/wordml" xmlns:wpg="http://schemas.microsoft.com/office/word/2010/wordprocessingGroup" xmlns:wpi="http://schemas.microsoft.com/office/word/2010/wordprocessingInk" xmlns:wne="http://schemas.microsoft.com/office/word/2006/wordml" xmlns:wps="http://schemas.microsoft.com/office/word/2010/wordprocessingShape" mc:Ignorable="w14 w15 wp14">
+<w:numbering xmlns:wpc="http://schemas.microsoft.com/office/word/2010/wordprocessingCanvas" xmlns:cx="http://schemas.microsoft.com/office/drawing/2014/chartex" xmlns:cx1="http://schemas.microsoft.com/office/drawing/2015/9/8/chartex" xmlns:cx2="http://schemas.microsoft.com/office/drawing/2015/10/21/chartex" xmlns:cx3="http://schemas.microsoft.com/office/drawing/2016/5/9/chartex" xmlns:cx4="http://schemas.microsoft.com/office/drawing/2016/5/10/chartex" xmlns:cx5="http://schemas.microsoft.com/office/drawing/2016/5/11/chartex" xmlns:cx6="http://schemas.microsoft.com/office/drawing/2016/5/12/chartex" xmlns:cx7="http://schemas.microsoft.com/office/drawing/2016/5/13/chartex" xmlns:cx8="http://schemas.microsoft.com/office/drawing/2016/5/14/chartex" xmlns:mc="http://schemas.openxmlformats.org/markup-compatibility/2006" xmlns:aink="http://schemas.microsoft.com/office/drawing/2016/ink" xmlns:am3d="http://schemas.microsoft.com/office/drawing/2017/model3d" xmlns:o="urn:schemas-microsoft-com:office:office" xmlns:r="http://schemas.openxmlformats.org/officeDocument/2006/relationships" xmlns:m="http://schemas.openxmlformats.org/officeDocument/2006/math" xmlns:v="urn:schemas-microsoft-com:vml" xmlns:wp14="http://schemas.microsoft.com/office/word/2010/wordprocessingDrawing" xmlns:wp="http://schemas.openxmlformats.org/drawingml/2006/wordprocessingDrawing" xmlns:w10="urn:schemas-microsoft-com:office:word" xmlns:w="http://schemas.openxmlformats.org/wordprocessingml/2006/main" xmlns:w14="http://schemas.microsoft.com/office/word/2010/wordml" xmlns:w15="http://schemas.microsoft.com/office/word/2012/wordml" xmlns:w16cid="http://schemas.microsoft.com/office/word/2016/wordml/cid" xmlns:w16se="http://schemas.microsoft.com/office/word/2015/wordml/symex" xmlns:wpg="http://schemas.microsoft.com/office/word/2010/wordprocessingGroup" xmlns:wpi="http://schemas.microsoft.com/office/word/2010/wordprocessingInk" xmlns:wne="http://schemas.microsoft.com/office/word/2006/wordml" xmlns:wps="http://schemas.microsoft.com/office/word/2010/wordprocessingShape" mc:Ignorable="w14 w15 w16se w16cid wp14">
   <w:abstractNum w:abstractNumId="0" w15:restartNumberingAfterBreak="0">
     <w:nsid w:val="FFFFFF7E"/>
     <w:multiLevelType w:val="singleLevel"/>
@@ -18430,7 +17563,7 @@
 </file>
 
 <file path=word/styles.xml><?xml version="1.0" encoding="utf-8"?>
-<w:styles xmlns:mc="http://schemas.openxmlformats.org/markup-compatibility/2006" xmlns:r="http://schemas.openxmlformats.org/officeDocument/2006/relationships" xmlns:w="http://schemas.openxmlformats.org/wordprocessingml/2006/main" xmlns:w14="http://schemas.microsoft.com/office/word/2010/wordml" xmlns:w15="http://schemas.microsoft.com/office/word/2012/wordml" mc:Ignorable="w14 w15">
+<w:styles xmlns:mc="http://schemas.openxmlformats.org/markup-compatibility/2006" xmlns:r="http://schemas.openxmlformats.org/officeDocument/2006/relationships" xmlns:w="http://schemas.openxmlformats.org/wordprocessingml/2006/main" xmlns:w14="http://schemas.microsoft.com/office/word/2010/wordml" xmlns:w15="http://schemas.microsoft.com/office/word/2012/wordml" xmlns:w16cid="http://schemas.microsoft.com/office/word/2016/wordml/cid" xmlns:w16se="http://schemas.microsoft.com/office/word/2015/wordml/symex" mc:Ignorable="w14 w15 w16se w16cid">
   <w:docDefaults>
     <w:rPrDefault>
       <w:rPr>
@@ -18440,7 +17573,7 @@
     </w:rPrDefault>
     <w:pPrDefault/>
   </w:docDefaults>
-  <w:latentStyles w:defLockedState="0" w:defUIPriority="99" w:defSemiHidden="0" w:defUnhideWhenUsed="0" w:defQFormat="0" w:count="371">
+  <w:latentStyles w:defLockedState="0" w:defUIPriority="99" w:defSemiHidden="0" w:defUnhideWhenUsed="0" w:defQFormat="0" w:count="375">
     <w:lsdException w:name="Normal" w:uiPriority="0" w:qFormat="1"/>
     <w:lsdException w:name="heading 1" w:uiPriority="9" w:qFormat="1"/>
     <w:lsdException w:name="heading 2" w:uiPriority="9" w:qFormat="1"/>
@@ -18546,7 +17679,6 @@
     <w:lsdException w:name="HTML Sample" w:semiHidden="1" w:unhideWhenUsed="1"/>
     <w:lsdException w:name="HTML Typewriter" w:semiHidden="1" w:unhideWhenUsed="1"/>
     <w:lsdException w:name="HTML Variable" w:semiHidden="1" w:unhideWhenUsed="1"/>
-    <w:lsdException w:name="Normal Table" w:semiHidden="1" w:unhideWhenUsed="1"/>
     <w:lsdException w:name="annotation subject" w:semiHidden="1" w:unhideWhenUsed="1"/>
     <w:lsdException w:name="No List" w:semiHidden="1" w:unhideWhenUsed="1"/>
     <w:lsdException w:name="Outline List 1" w:semiHidden="1" w:unhideWhenUsed="1"/>
@@ -18590,10 +17722,8 @@
     <w:lsdException w:name="Table Elegant" w:semiHidden="1" w:unhideWhenUsed="1"/>
     <w:lsdException w:name="Table Professional" w:semiHidden="1" w:unhideWhenUsed="1"/>
     <w:lsdException w:name="Table Subtle 1" w:semiHidden="1" w:unhideWhenUsed="1"/>
-    <w:lsdException w:name="Table Subtle 2" w:semiHidden="1" w:unhideWhenUsed="1"/>
     <w:lsdException w:name="Table Web 1" w:semiHidden="1" w:unhideWhenUsed="1"/>
     <w:lsdException w:name="Table Web 2" w:semiHidden="1" w:unhideWhenUsed="1"/>
-    <w:lsdException w:name="Table Web 3" w:semiHidden="1" w:unhideWhenUsed="1"/>
     <w:lsdException w:name="Balloon Text" w:semiHidden="1" w:unhideWhenUsed="1"/>
     <w:lsdException w:name="Table Grid" w:uiPriority="39"/>
     <w:lsdException w:name="Table Theme" w:semiHidden="1" w:unhideWhenUsed="1"/>
@@ -18812,6 +17942,10 @@
     <w:lsdException w:name="List Table 5 Dark Accent 6" w:uiPriority="50"/>
     <w:lsdException w:name="List Table 6 Colorful Accent 6" w:uiPriority="51"/>
     <w:lsdException w:name="List Table 7 Colorful Accent 6" w:uiPriority="52"/>
+    <w:lsdException w:name="Mention" w:semiHidden="1" w:unhideWhenUsed="1"/>
+    <w:lsdException w:name="Smart Hyperlink" w:semiHidden="1" w:unhideWhenUsed="1"/>
+    <w:lsdException w:name="Hashtag" w:semiHidden="1" w:unhideWhenUsed="1"/>
+    <w:lsdException w:name="Unresolved Mention" w:semiHidden="1" w:unhideWhenUsed="1"/>
   </w:latentStyles>
   <w:style w:type="paragraph" w:default="1" w:styleId="Normal">
     <w:name w:val="Normal"/>
@@ -20172,7 +19306,7 @@
 </file>
 
 <file path=customXml/itemProps1.xml><?xml version="1.0" encoding="utf-8"?>
-<ds:datastoreItem xmlns:ds="http://schemas.openxmlformats.org/officeDocument/2006/customXml" ds:itemID="{71AB2425-8638-4D4B-99E9-34B625939B0C}">
+<ds:datastoreItem xmlns:ds="http://schemas.openxmlformats.org/officeDocument/2006/customXml" ds:itemID="{A3FA454F-7393-4CB3-B49C-8C618A23DE30}">
   <ds:schemaRefs>
     <ds:schemaRef ds:uri="http://schemas.openxmlformats.org/officeDocument/2006/bibliography"/>
   </ds:schemaRefs>

--- a/9tapUserManual.docx
+++ b/9tapUserManual.docx
@@ -1,6 +1,6 @@
 
 <file path=word/document.xml><?xml version="1.0" encoding="utf-8"?>
-<w:document xmlns:wpc="http://schemas.microsoft.com/office/word/2010/wordprocessingCanvas" xmlns:cx="http://schemas.microsoft.com/office/drawing/2014/chartex" xmlns:cx1="http://schemas.microsoft.com/office/drawing/2015/9/8/chartex" xmlns:cx2="http://schemas.microsoft.com/office/drawing/2015/10/21/chartex" xmlns:cx3="http://schemas.microsoft.com/office/drawing/2016/5/9/chartex" xmlns:cx4="http://schemas.microsoft.com/office/drawing/2016/5/10/chartex" xmlns:cx5="http://schemas.microsoft.com/office/drawing/2016/5/11/chartex" xmlns:cx6="http://schemas.microsoft.com/office/drawing/2016/5/12/chartex" xmlns:cx7="http://schemas.microsoft.com/office/drawing/2016/5/13/chartex" xmlns:cx8="http://schemas.microsoft.com/office/drawing/2016/5/14/chartex" xmlns:mc="http://schemas.openxmlformats.org/markup-compatibility/2006" xmlns:aink="http://schemas.microsoft.com/office/drawing/2016/ink" xmlns:am3d="http://schemas.microsoft.com/office/drawing/2017/model3d" xmlns:o="urn:schemas-microsoft-com:office:office" xmlns:r="http://schemas.openxmlformats.org/officeDocument/2006/relationships" xmlns:m="http://schemas.openxmlformats.org/officeDocument/2006/math" xmlns:v="urn:schemas-microsoft-com:vml" xmlns:wp14="http://schemas.microsoft.com/office/word/2010/wordprocessingDrawing" xmlns:wp="http://schemas.openxmlformats.org/drawingml/2006/wordprocessingDrawing" xmlns:w10="urn:schemas-microsoft-com:office:word" xmlns:w="http://schemas.openxmlformats.org/wordprocessingml/2006/main" xmlns:w14="http://schemas.microsoft.com/office/word/2010/wordml" xmlns:w15="http://schemas.microsoft.com/office/word/2012/wordml" xmlns:w16cid="http://schemas.microsoft.com/office/word/2016/wordml/cid" xmlns:w16se="http://schemas.microsoft.com/office/word/2015/wordml/symex" xmlns:wpg="http://schemas.microsoft.com/office/word/2010/wordprocessingGroup" xmlns:wpi="http://schemas.microsoft.com/office/word/2010/wordprocessingInk" xmlns:wne="http://schemas.microsoft.com/office/word/2006/wordml" xmlns:wps="http://schemas.microsoft.com/office/word/2010/wordprocessingShape" mc:Ignorable="w14 w15 w16se w16cid wp14">
+<w:document xmlns:wpc="http://schemas.microsoft.com/office/word/2010/wordprocessingCanvas" xmlns:mc="http://schemas.openxmlformats.org/markup-compatibility/2006" xmlns:o="urn:schemas-microsoft-com:office:office" xmlns:r="http://schemas.openxmlformats.org/officeDocument/2006/relationships" xmlns:m="http://schemas.openxmlformats.org/officeDocument/2006/math" xmlns:v="urn:schemas-microsoft-com:vml" xmlns:wp14="http://schemas.microsoft.com/office/word/2010/wordprocessingDrawing" xmlns:wp="http://schemas.openxmlformats.org/drawingml/2006/wordprocessingDrawing" xmlns:w10="urn:schemas-microsoft-com:office:word" xmlns:w="http://schemas.openxmlformats.org/wordprocessingml/2006/main" xmlns:w14="http://schemas.microsoft.com/office/word/2010/wordml" xmlns:w15="http://schemas.microsoft.com/office/word/2012/wordml" xmlns:wpg="http://schemas.microsoft.com/office/word/2010/wordprocessingGroup" xmlns:wpi="http://schemas.microsoft.com/office/word/2010/wordprocessingInk" xmlns:wne="http://schemas.microsoft.com/office/word/2006/wordml" xmlns:wps="http://schemas.microsoft.com/office/word/2010/wordprocessingShape" mc:Ignorable="w14 w15 wp14">
   <w:body>
     <w:p>
       <w:pPr>
@@ -53,7 +53,19 @@
         <w:rPr>
           <w:spacing w:val="-180"/>
         </w:rPr>
-        <w:t>User Manual</w:t>
+        <w:t>Use</w:t>
+      </w:r>
+      <w:r>
+        <w:rPr>
+          <w:spacing w:val="-180"/>
+        </w:rPr>
+        <w:t xml:space="preserve">r </w:t>
+      </w:r>
+      <w:r>
+        <w:rPr>
+          <w:spacing w:val="-180"/>
+        </w:rPr>
+        <w:t>Manual</w:t>
       </w:r>
     </w:p>
     <w:p>
@@ -874,8 +886,6 @@
               </w:rPr>
               <w:tab/>
             </w:r>
-            <w:bookmarkStart w:id="0" w:name="_GoBack"/>
-            <w:bookmarkEnd w:id="0"/>
             <w:r>
               <w:rPr>
                 <w:noProof/>
@@ -3824,69 +3834,86 @@
               <w:tab w:val="right" w:leader="dot" w:pos="7910"/>
             </w:tabs>
             <w:rPr>
+              <w:noProof/>
+            </w:rPr>
+          </w:pPr>
+          <w:hyperlink w:anchor="_Toc509165880" w:history="1">
+            <w:r>
+              <w:rPr>
+                <w:rStyle w:val="Hyperlink"/>
+                <w:noProof/>
+              </w:rPr>
+              <w:t>Index</w:t>
+            </w:r>
+            <w:r>
+              <w:rPr>
+                <w:noProof/>
+                <w:webHidden/>
+              </w:rPr>
+              <w:tab/>
+            </w:r>
+            <w:r>
+              <w:rPr>
+                <w:noProof/>
+                <w:webHidden/>
+              </w:rPr>
+              <w:fldChar w:fldCharType="begin"/>
+            </w:r>
+            <w:r>
+              <w:rPr>
+                <w:noProof/>
+                <w:webHidden/>
+              </w:rPr>
+              <w:instrText xml:space="preserve"> PAGEREF _Toc509165880 \h </w:instrText>
+            </w:r>
+            <w:r>
+              <w:rPr>
+                <w:noProof/>
+                <w:webHidden/>
+              </w:rPr>
+            </w:r>
+            <w:r>
+              <w:rPr>
+                <w:noProof/>
+                <w:webHidden/>
+              </w:rPr>
+              <w:fldChar w:fldCharType="separate"/>
+            </w:r>
+            <w:r>
+              <w:rPr>
+                <w:noProof/>
+                <w:webHidden/>
+              </w:rPr>
+              <w:t>39</w:t>
+            </w:r>
+            <w:r>
+              <w:rPr>
+                <w:noProof/>
+                <w:webHidden/>
+              </w:rPr>
+              <w:fldChar w:fldCharType="end"/>
+            </w:r>
+          </w:hyperlink>
+        </w:p>
+        <w:p>
+          <w:pPr>
+            <w:pStyle w:val="TOC1"/>
+            <w:tabs>
+              <w:tab w:val="right" w:leader="dot" w:pos="7910"/>
+            </w:tabs>
+            <w:rPr>
               <w:rFonts w:asciiTheme="minorHAnsi" w:eastAsiaTheme="minorEastAsia" w:hAnsiTheme="minorHAnsi" w:cstheme="minorBidi"/>
               <w:noProof/>
               <w:sz w:val="22"/>
               <w:szCs w:val="22"/>
             </w:rPr>
           </w:pPr>
-          <w:hyperlink w:anchor="_Toc509165880" w:history="1">
-            <w:r>
-              <w:rPr>
-                <w:rStyle w:val="Hyperlink"/>
-                <w:noProof/>
-              </w:rPr>
-              <w:t>Index</w:t>
-            </w:r>
-            <w:r>
-              <w:rPr>
-                <w:noProof/>
-                <w:webHidden/>
-              </w:rPr>
-              <w:tab/>
-            </w:r>
-            <w:r>
-              <w:rPr>
-                <w:noProof/>
-                <w:webHidden/>
-              </w:rPr>
-              <w:fldChar w:fldCharType="begin"/>
-            </w:r>
-            <w:r>
-              <w:rPr>
-                <w:noProof/>
-                <w:webHidden/>
-              </w:rPr>
-              <w:instrText xml:space="preserve"> PAGEREF _Toc509165880 \h </w:instrText>
-            </w:r>
-            <w:r>
-              <w:rPr>
-                <w:noProof/>
-                <w:webHidden/>
-              </w:rPr>
-            </w:r>
-            <w:r>
-              <w:rPr>
-                <w:noProof/>
-                <w:webHidden/>
-              </w:rPr>
-              <w:fldChar w:fldCharType="separate"/>
-            </w:r>
-            <w:r>
-              <w:rPr>
-                <w:noProof/>
-                <w:webHidden/>
-              </w:rPr>
-              <w:t>39</w:t>
-            </w:r>
-            <w:r>
-              <w:rPr>
-                <w:noProof/>
-                <w:webHidden/>
-              </w:rPr>
-              <w:fldChar w:fldCharType="end"/>
-            </w:r>
-          </w:hyperlink>
+          <w:r>
+            <w:rPr>
+              <w:noProof/>
+            </w:rPr>
+            <w:t>Glossary …………………………………………………………40</w:t>
+          </w:r>
         </w:p>
         <w:p>
           <w:r>
@@ -3976,7 +4003,7 @@
       <w:pPr>
         <w:pStyle w:val="Heading1"/>
       </w:pPr>
-      <w:bookmarkStart w:id="1" w:name="_Toc509165828"/>
+      <w:bookmarkStart w:id="0" w:name="_Toc509165828"/>
       <w:r>
         <w:lastRenderedPageBreak/>
         <w:t>About</w:t>
@@ -4017,7 +4044,7 @@
       <w:r>
         <w:t xml:space="preserve"> INC</w:t>
       </w:r>
-      <w:bookmarkEnd w:id="1"/>
+      <w:bookmarkEnd w:id="0"/>
     </w:p>
     <w:p>
       <w:pPr>
@@ -4192,8 +4219,8 @@
           <w:szCs w:val="20"/>
         </w:rPr>
       </w:pPr>
-      <w:bookmarkStart w:id="2" w:name="_Toc508882989"/>
-      <w:bookmarkStart w:id="3" w:name="_Toc509165829"/>
+      <w:bookmarkStart w:id="1" w:name="_Toc508882989"/>
+      <w:bookmarkStart w:id="2" w:name="_Toc509165829"/>
       <w:r>
         <w:rPr>
           <w:szCs w:val="20"/>
@@ -4201,8 +4228,8 @@
         <w:lastRenderedPageBreak/>
         <w:t>Dedication:</w:t>
       </w:r>
+      <w:bookmarkEnd w:id="1"/>
       <w:bookmarkEnd w:id="2"/>
-      <w:bookmarkEnd w:id="3"/>
     </w:p>
     <w:p>
       <w:pPr>
@@ -4237,12 +4264,13 @@
           <w:szCs w:val="40"/>
         </w:rPr>
       </w:pPr>
-      <w:bookmarkStart w:id="4" w:name="_Toc509165830"/>
+      <w:bookmarkStart w:id="3" w:name="_Toc509165830"/>
       <w:r>
         <w:rPr>
           <w:sz w:val="40"/>
           <w:szCs w:val="40"/>
         </w:rPr>
+        <w:lastRenderedPageBreak/>
         <w:t>What is</w:t>
       </w:r>
       <w:r>
@@ -4259,7 +4287,7 @@
         </w:rPr>
         <w:t>9-Tap?</w:t>
       </w:r>
-      <w:bookmarkEnd w:id="4"/>
+      <w:bookmarkEnd w:id="3"/>
     </w:p>
     <w:p>
       <w:pPr>
@@ -4400,20 +4428,79 @@
       <w:pPr>
         <w:pStyle w:val="Heading2"/>
       </w:pPr>
-      <w:bookmarkStart w:id="5" w:name="_Toc509165831"/>
-      <w:r>
+      <w:bookmarkStart w:id="4" w:name="_Toc509165831"/>
+      <w:r>
+        <w:lastRenderedPageBreak/>
         <w:t>A good place to start</w:t>
       </w:r>
+      <w:bookmarkEnd w:id="4"/>
+    </w:p>
+    <w:p>
+      <w:pPr>
+        <w:pStyle w:val="Heading3"/>
+      </w:pPr>
+      <w:bookmarkStart w:id="5" w:name="_Toc509165832"/>
+      <w:r>
+        <w:t>Quick start</w:t>
+      </w:r>
+      <w:r>
+        <w:fldChar w:fldCharType="begin"/>
+      </w:r>
+      <w:r>
+        <w:instrText xml:space="preserve"> XE "</w:instrText>
+      </w:r>
+      <w:r>
+        <w:instrText>Quick start</w:instrText>
+      </w:r>
+      <w:r>
+        <w:instrText xml:space="preserve">" </w:instrText>
+      </w:r>
+      <w:r>
+        <w:fldChar w:fldCharType="end"/>
+      </w:r>
+      <w:r>
+        <w:fldChar w:fldCharType="begin"/>
+      </w:r>
+      <w:r>
+        <w:instrText xml:space="preserve"> E "</w:instrText>
+      </w:r>
+      <w:r>
+        <w:instrText>Quick start</w:instrText>
+      </w:r>
+      <w:r>
+        <w:instrText xml:space="preserve">" </w:instrText>
+      </w:r>
+      <w:r>
+        <w:fldChar w:fldCharType="end"/>
+      </w:r>
+      <w:r>
+        <w:t xml:space="preserve"> guide</w:t>
+      </w:r>
       <w:bookmarkEnd w:id="5"/>
     </w:p>
     <w:p>
       <w:pPr>
+        <w:pStyle w:val="BodyText"/>
+      </w:pPr>
+      <w:r>
+        <w:t xml:space="preserve">You can find this on page </w:t>
+      </w:r>
+      <w:r>
+        <w:t>7</w:t>
+      </w:r>
+      <w:r>
+        <w:t>.</w:t>
+      </w:r>
+    </w:p>
+    <w:p>
+      <w:pPr>
         <w:pStyle w:val="Heading3"/>
       </w:pPr>
-      <w:bookmarkStart w:id="6" w:name="_Toc509165832"/>
-      <w:r>
-        <w:t>Quick start</w:t>
-      </w:r>
+      <w:bookmarkStart w:id="6" w:name="_Toc509165833"/>
+      <w:r>
+        <w:t>Troubleshooting</w:t>
+      </w:r>
+      <w:bookmarkEnd w:id="6"/>
       <w:r>
         <w:fldChar w:fldCharType="begin"/>
       </w:r>
@@ -4421,7 +4508,7 @@
         <w:instrText xml:space="preserve"> XE "</w:instrText>
       </w:r>
       <w:r>
-        <w:instrText>Quick start</w:instrText>
+        <w:instrText>Troubleshooting</w:instrText>
       </w:r>
       <w:r>
         <w:instrText xml:space="preserve">" </w:instrText>
@@ -4436,18 +4523,14 @@
         <w:instrText xml:space="preserve"> E "</w:instrText>
       </w:r>
       <w:r>
-        <w:instrText>Quick start</w:instrText>
-      </w:r>
-      <w:r>
-        <w:instrText xml:space="preserve">" </w:instrText>
-      </w:r>
-      <w:r>
-        <w:fldChar w:fldCharType="end"/>
-      </w:r>
-      <w:r>
-        <w:t xml:space="preserve"> guide</w:t>
-      </w:r>
-      <w:bookmarkEnd w:id="6"/>
+        <w:instrText>Troubleshooting</w:instrText>
+      </w:r>
+      <w:r>
+        <w:instrText xml:space="preserve">" </w:instrText>
+      </w:r>
+      <w:r>
+        <w:fldChar w:fldCharType="end"/>
+      </w:r>
     </w:p>
     <w:p>
       <w:pPr>
@@ -4457,7 +4540,7 @@
         <w:t xml:space="preserve">You can find this on page </w:t>
       </w:r>
       <w:r>
-        <w:t>7</w:t>
+        <w:t>25</w:t>
       </w:r>
       <w:r>
         <w:t>.</w:t>
@@ -4465,73 +4548,19 @@
     </w:p>
     <w:p>
       <w:pPr>
-        <w:pStyle w:val="Heading3"/>
-      </w:pPr>
-      <w:bookmarkStart w:id="7" w:name="_Toc509165833"/>
-      <w:r>
-        <w:t>Troubleshooting</w:t>
+        <w:pStyle w:val="Heading2"/>
+      </w:pPr>
+      <w:bookmarkStart w:id="7" w:name="_Toc509165834"/>
+      <w:r>
+        <w:t xml:space="preserve">Menus </w:t>
+      </w:r>
+      <w:r>
+        <w:t>G</w:t>
+      </w:r>
+      <w:r>
+        <w:t>uide</w:t>
       </w:r>
       <w:bookmarkEnd w:id="7"/>
-      <w:r>
-        <w:fldChar w:fldCharType="begin"/>
-      </w:r>
-      <w:r>
-        <w:instrText xml:space="preserve"> XE "</w:instrText>
-      </w:r>
-      <w:r>
-        <w:instrText>Troubleshooting</w:instrText>
-      </w:r>
-      <w:r>
-        <w:instrText xml:space="preserve">" </w:instrText>
-      </w:r>
-      <w:r>
-        <w:fldChar w:fldCharType="end"/>
-      </w:r>
-      <w:r>
-        <w:fldChar w:fldCharType="begin"/>
-      </w:r>
-      <w:r>
-        <w:instrText xml:space="preserve"> E "</w:instrText>
-      </w:r>
-      <w:r>
-        <w:instrText>Troubleshooting</w:instrText>
-      </w:r>
-      <w:r>
-        <w:instrText xml:space="preserve">" </w:instrText>
-      </w:r>
-      <w:r>
-        <w:fldChar w:fldCharType="end"/>
-      </w:r>
-    </w:p>
-    <w:p>
-      <w:pPr>
-        <w:pStyle w:val="BodyText"/>
-      </w:pPr>
-      <w:r>
-        <w:t xml:space="preserve">You can find this on page </w:t>
-      </w:r>
-      <w:r>
-        <w:t>25</w:t>
-      </w:r>
-      <w:r>
-        <w:t>.</w:t>
-      </w:r>
-    </w:p>
-    <w:p>
-      <w:pPr>
-        <w:pStyle w:val="Heading2"/>
-      </w:pPr>
-      <w:bookmarkStart w:id="8" w:name="_Toc509165834"/>
-      <w:r>
-        <w:t xml:space="preserve">Menus </w:t>
-      </w:r>
-      <w:r>
-        <w:t>G</w:t>
-      </w:r>
-      <w:r>
-        <w:t>uide</w:t>
-      </w:r>
-      <w:bookmarkEnd w:id="8"/>
       <w:r>
         <w:fldChar w:fldCharType="begin"/>
       </w:r>
@@ -4694,7 +4723,7 @@
       <w:pPr>
         <w:pStyle w:val="Heading1"/>
       </w:pPr>
-      <w:bookmarkStart w:id="9" w:name="_Toc509165835"/>
+      <w:bookmarkStart w:id="8" w:name="_Toc509165835"/>
       <w:r>
         <w:lastRenderedPageBreak/>
         <w:t>Quick Start</w:t>
@@ -4732,7 +4761,7 @@
       <w:r>
         <w:t xml:space="preserve"> Guide</w:t>
       </w:r>
-      <w:bookmarkEnd w:id="9"/>
+      <w:bookmarkEnd w:id="8"/>
     </w:p>
     <w:p>
       <w:pPr>
@@ -4753,7 +4782,7 @@
       <w:pPr>
         <w:pStyle w:val="Heading2"/>
       </w:pPr>
-      <w:bookmarkStart w:id="10" w:name="_Toc509165836"/>
+      <w:bookmarkStart w:id="9" w:name="_Toc509165836"/>
       <w:r>
         <w:t>What are the system requirements</w:t>
       </w:r>
@@ -4790,64 +4819,64 @@
       <w:r>
         <w:t xml:space="preserve"> to run 9-Tap?</w:t>
       </w:r>
+      <w:bookmarkEnd w:id="9"/>
+    </w:p>
+    <w:p>
+      <w:pPr>
+        <w:pStyle w:val="BodyTextKeep"/>
+      </w:pPr>
+      <w:r>
+        <w:t>The system requirements</w:t>
+      </w:r>
+      <w:r>
+        <w:t xml:space="preserve">: </w:t>
+      </w:r>
+      <w:r>
+        <w:t>Windows 7 and above</w:t>
+      </w:r>
+      <w:r>
+        <w:t xml:space="preserve">. </w:t>
+      </w:r>
+      <w:r>
+        <w:t>13MB free disk space.</w:t>
+      </w:r>
+      <w:r>
+        <w:t xml:space="preserve"> </w:t>
+      </w:r>
+      <w:r>
+        <w:t xml:space="preserve">Optimized for 1366 X 768 screen resolution. </w:t>
+      </w:r>
+      <w:r>
+        <w:t>USB port. Dot matrix and ink/laser-jet printers. Microsoft Excel must be installed on the computer for the 9-Tap Tour program to work.</w:t>
+      </w:r>
+    </w:p>
+    <w:p>
+      <w:pPr>
+        <w:pStyle w:val="Heading2"/>
+      </w:pPr>
+      <w:bookmarkStart w:id="10" w:name="_Toc509165837"/>
+      <w:r>
+        <w:t>How do I install 9-Tap</w:t>
+      </w:r>
+      <w:r>
+        <w:fldChar w:fldCharType="begin"/>
+      </w:r>
+      <w:r>
+        <w:instrText xml:space="preserve"> E "</w:instrText>
+      </w:r>
+      <w:r>
+        <w:instrText>install 9-Tap</w:instrText>
+      </w:r>
+      <w:r>
+        <w:instrText xml:space="preserve">" </w:instrText>
+      </w:r>
+      <w:r>
+        <w:fldChar w:fldCharType="end"/>
+      </w:r>
+      <w:r>
+        <w:t>?</w:t>
+      </w:r>
       <w:bookmarkEnd w:id="10"/>
-    </w:p>
-    <w:p>
-      <w:pPr>
-        <w:pStyle w:val="BodyTextKeep"/>
-      </w:pPr>
-      <w:r>
-        <w:t>The system requirements</w:t>
-      </w:r>
-      <w:r>
-        <w:t xml:space="preserve">: </w:t>
-      </w:r>
-      <w:r>
-        <w:t>Windows 7 and above</w:t>
-      </w:r>
-      <w:r>
-        <w:t xml:space="preserve">. </w:t>
-      </w:r>
-      <w:r>
-        <w:t>13MB free disk space.</w:t>
-      </w:r>
-      <w:r>
-        <w:t xml:space="preserve"> </w:t>
-      </w:r>
-      <w:r>
-        <w:t xml:space="preserve">Optimized for 1366 X 768 screen resolution. </w:t>
-      </w:r>
-      <w:r>
-        <w:t>USB port. Dot matrix and ink/laser-jet printers. Microsoft Excel must be installed on the computer for the 9-Tap Tour program to work.</w:t>
-      </w:r>
-    </w:p>
-    <w:p>
-      <w:pPr>
-        <w:pStyle w:val="Heading2"/>
-      </w:pPr>
-      <w:bookmarkStart w:id="11" w:name="_Toc509165837"/>
-      <w:r>
-        <w:t>How do I install 9-Tap</w:t>
-      </w:r>
-      <w:r>
-        <w:fldChar w:fldCharType="begin"/>
-      </w:r>
-      <w:r>
-        <w:instrText xml:space="preserve"> E "</w:instrText>
-      </w:r>
-      <w:r>
-        <w:instrText>install 9-Tap</w:instrText>
-      </w:r>
-      <w:r>
-        <w:instrText xml:space="preserve">" </w:instrText>
-      </w:r>
-      <w:r>
-        <w:fldChar w:fldCharType="end"/>
-      </w:r>
-      <w:r>
-        <w:t>?</w:t>
-      </w:r>
-      <w:bookmarkEnd w:id="11"/>
     </w:p>
     <w:p>
       <w:pPr>
@@ -4924,7 +4953,13 @@
         </w:numPr>
       </w:pPr>
       <w:r>
-        <w:t>End User License agreement. Read the agreement, and if you agree to the terms and conditions chose “I agree.” Then click the “I Agree” button to continue the installation process.</w:t>
+        <w:t>End User License agreement. Read the agreement, and if you agree to the terms and conditions cho</w:t>
+      </w:r>
+      <w:r>
+        <w:t>o</w:t>
+      </w:r>
+      <w:r>
+        <w:t>se “I agree.” Then click the “I Agree” button to continue the installation process.</w:t>
       </w:r>
     </w:p>
     <w:p>
@@ -4936,7 +4971,13 @@
         </w:numPr>
       </w:pPr>
       <w:r>
-        <w:t>Next, chose an install location for the program. Either accept the default location or choose another location. Once you’re satisfied with your choice, click “Next” to continue installing.</w:t>
+        <w:t>Next, cho</w:t>
+      </w:r>
+      <w:r>
+        <w:t>o</w:t>
+      </w:r>
+      <w:r>
+        <w:t>se an install location for the program. Either accept the default location or choose another location. Once you’re satisfied with your choice, click “Next” to continue installing.</w:t>
       </w:r>
     </w:p>
     <w:p>
@@ -4948,7 +4989,13 @@
         </w:numPr>
       </w:pPr>
       <w:r>
-        <w:t>Select a Start Menu Folder for 9 Tap Tour. Either accept the default location or chose another. If you don’t want a Start Menu folder to be created check the box “Do Not Create A Start Menu Folder”. Once you are satisfied with your selection click the “Next” button to continue.</w:t>
+        <w:t>Select a Start Menu Folder for 9 Tap Tour. Either accept the default location or cho</w:t>
+      </w:r>
+      <w:r>
+        <w:t>o</w:t>
+      </w:r>
+      <w:r>
+        <w:t>se another. If you don’t want a Start Menu folder to be created check the box “Do Not Create A Start Menu Folder”. Once you are satisfied with your selection click the “Next” button to continue.</w:t>
       </w:r>
     </w:p>
     <w:p>
@@ -4960,7 +5007,13 @@
         </w:numPr>
       </w:pPr>
       <w:r>
-        <w:t>Select the shortcuts you want created. Chose to create shortcuts on the Desktop, Quick Launch Toolbar, or neither. Once you are satisfied with your selection click on the “Next” button to continue.</w:t>
+        <w:t>Select the shortcuts you want created. Cho</w:t>
+      </w:r>
+      <w:r>
+        <w:t>o</w:t>
+      </w:r>
+      <w:r>
+        <w:t>se to create shortcuts on the Desktop, Quick Launch Toolbar, or neither. Once you are satisfied with your selection click on the “Next” button to continue.</w:t>
       </w:r>
     </w:p>
     <w:p>
@@ -5060,7 +5113,13 @@
         </w:numPr>
       </w:pPr>
       <w:r>
-        <w:t>End User License agreement. Read the agreement, and if you agree to the terms and conditions chose “I agree.” Then click the “I Agree” button to continue the installation process.</w:t>
+        <w:t>End User License agreement. Read the agreement, and if you agree to the terms and conditions cho</w:t>
+      </w:r>
+      <w:r>
+        <w:t>o</w:t>
+      </w:r>
+      <w:r>
+        <w:t>se “I agree.” Then click the “I Agree” button to continue the installation process.</w:t>
       </w:r>
     </w:p>
     <w:p>
@@ -5072,7 +5131,13 @@
         </w:numPr>
       </w:pPr>
       <w:r>
-        <w:t>Next, chose an install location for the program. Either accept the default location or choose another location. Once you’re satisfied with your choice, click “Next” to continue installing.</w:t>
+        <w:t>Next, cho</w:t>
+      </w:r>
+      <w:r>
+        <w:t>o</w:t>
+      </w:r>
+      <w:r>
+        <w:t>se an install location for the program. Either accept the default location or choose another location. Once you’re satisfied with your choice, click “Next” to continue installing.</w:t>
       </w:r>
     </w:p>
     <w:p>
@@ -5084,7 +5149,13 @@
         </w:numPr>
       </w:pPr>
       <w:r>
-        <w:t>Select a Start Menu Folder for 9 Tap Tour. Either accept the default location or chose another. If you don’t want a Start Menu folder to be created check the box “Do Not Create A Start Menu Folder”. Once you are satisfied with your selection click the “Next” button to continue.</w:t>
+        <w:t>Select a Start Menu Folder for 9 Tap Tour. Either accept the default location or cho</w:t>
+      </w:r>
+      <w:r>
+        <w:t>o</w:t>
+      </w:r>
+      <w:r>
+        <w:t>se another. If you don’t want a Start Menu folder to be created check the box “Do Not Create A Start Menu Folder”. Once you are satisfied with your selection click the “Next” button to continue.</w:t>
       </w:r>
     </w:p>
     <w:p>
@@ -5096,7 +5167,13 @@
         </w:numPr>
       </w:pPr>
       <w:r>
-        <w:t>Select the shortcuts you want created. Chose to create shortcuts on the Desktop, Quick Launch Toolbar, or neither. Once you are satisfied with your selection click on the “Next” button to continue.</w:t>
+        <w:t>Select the shortcuts you want created. Cho</w:t>
+      </w:r>
+      <w:r>
+        <w:t>o</w:t>
+      </w:r>
+      <w:r>
+        <w:t>se to create shortcuts on the Desktop, Quick Launch Toolbar, or neither. Once you are satisfied with your selection click on the “Next” button to continue.</w:t>
       </w:r>
     </w:p>
     <w:p>
@@ -5127,11 +5204,11 @@
       <w:pPr>
         <w:pStyle w:val="Heading2"/>
       </w:pPr>
-      <w:bookmarkStart w:id="12" w:name="_Toc509165838"/>
+      <w:bookmarkStart w:id="11" w:name="_Toc509165838"/>
       <w:r>
         <w:t>How do I Launch 9-Tap?</w:t>
       </w:r>
-      <w:bookmarkEnd w:id="12"/>
+      <w:bookmarkEnd w:id="11"/>
     </w:p>
     <w:p>
       <w:pPr>
@@ -5154,7 +5231,7 @@
       <w:pPr>
         <w:pStyle w:val="Heading2"/>
       </w:pPr>
-      <w:bookmarkStart w:id="13" w:name="_Toc509165839"/>
+      <w:bookmarkStart w:id="12" w:name="_Toc509165839"/>
       <w:r>
         <w:lastRenderedPageBreak/>
         <w:t>How do I import existing</w:t>
@@ -5177,6 +5254,72 @@
       <w:r>
         <w:t xml:space="preserve"> members?</w:t>
       </w:r>
+      <w:bookmarkEnd w:id="12"/>
+    </w:p>
+    <w:p>
+      <w:pPr>
+        <w:pStyle w:val="BodyText"/>
+      </w:pPr>
+      <w:r>
+        <w:t>On the Member Info</w:t>
+      </w:r>
+      <w:r>
+        <w:fldChar w:fldCharType="begin"/>
+      </w:r>
+      <w:r>
+        <w:instrText xml:space="preserve"> XE "</w:instrText>
+      </w:r>
+      <w:r>
+        <w:instrText>Member Info</w:instrText>
+      </w:r>
+      <w:r>
+        <w:instrText xml:space="preserve">" </w:instrText>
+      </w:r>
+      <w:r>
+        <w:fldChar w:fldCharType="end"/>
+      </w:r>
+      <w:r>
+        <w:fldChar w:fldCharType="begin"/>
+      </w:r>
+      <w:r>
+        <w:instrText xml:space="preserve"> E "</w:instrText>
+      </w:r>
+      <w:r>
+        <w:instrText>Member Info</w:instrText>
+      </w:r>
+      <w:r>
+        <w:instrText xml:space="preserve">" </w:instrText>
+      </w:r>
+      <w:r>
+        <w:fldChar w:fldCharType="end"/>
+      </w:r>
+      <w:r>
+        <w:t xml:space="preserve"> screen, </w:t>
+      </w:r>
+      <w:r>
+        <w:t>f</w:t>
+      </w:r>
+      <w:r>
+        <w:t xml:space="preserve">ind the import button. Click on it. When the file picker screen comes up, navigate to the Excel file you need to import. Select it and </w:t>
+      </w:r>
+      <w:r>
+        <w:t>click</w:t>
+      </w:r>
+      <w:r>
+        <w:t xml:space="preserve"> OK</w:t>
+      </w:r>
+      <w:r>
+        <w:t xml:space="preserve"> Also see the Conversion Program chapter.</w:t>
+      </w:r>
+    </w:p>
+    <w:p>
+      <w:pPr>
+        <w:pStyle w:val="Heading2"/>
+      </w:pPr>
+      <w:bookmarkStart w:id="13" w:name="_Toc509165840"/>
+      <w:r>
+        <w:t>How do I enter a new player?</w:t>
+      </w:r>
       <w:bookmarkEnd w:id="13"/>
     </w:p>
     <w:p>
@@ -5217,40 +5360,163 @@
         <w:fldChar w:fldCharType="end"/>
       </w:r>
       <w:r>
+        <w:t xml:space="preserve"> screen, Click </w:t>
+      </w:r>
+      <w:r>
+        <w:t>“New” button.</w:t>
+      </w:r>
+      <w:r>
+        <w:t xml:space="preserve"> A new blank record will display. Start filling in the player’s information</w:t>
+      </w:r>
+      <w:r>
+        <w:t>, first and last name are required at time of creation</w:t>
+      </w:r>
+      <w:r>
+        <w:t>. Save the record</w:t>
+      </w:r>
+      <w:r>
+        <w:t xml:space="preserve"> by clicking “Save”</w:t>
+      </w:r>
+      <w:r>
+        <w:t>.</w:t>
+      </w:r>
+    </w:p>
+    <w:p>
+      <w:pPr>
+        <w:pStyle w:val="Heading2"/>
+      </w:pPr>
+      <w:bookmarkStart w:id="14" w:name="_Toc509165841"/>
+      <w:r>
+        <w:t>How do I create a tournament?</w:t>
+      </w:r>
+      <w:bookmarkEnd w:id="14"/>
+    </w:p>
+    <w:p>
+      <w:pPr>
+        <w:pStyle w:val="BodyText"/>
+      </w:pPr>
+      <w:r>
+        <w:t>On the Member Scores</w:t>
+      </w:r>
+      <w:r>
+        <w:fldChar w:fldCharType="begin"/>
+      </w:r>
+      <w:r>
+        <w:instrText xml:space="preserve"> XE "</w:instrText>
+      </w:r>
+      <w:r>
+        <w:instrText>Member Scores</w:instrText>
+      </w:r>
+      <w:r>
+        <w:instrText xml:space="preserve">" </w:instrText>
+      </w:r>
+      <w:r>
+        <w:fldChar w:fldCharType="end"/>
+      </w:r>
+      <w:r>
+        <w:fldChar w:fldCharType="begin"/>
+      </w:r>
+      <w:r>
+        <w:instrText xml:space="preserve"> E "</w:instrText>
+      </w:r>
+      <w:r>
+        <w:instrText>Member Scores</w:instrText>
+      </w:r>
+      <w:r>
+        <w:instrText xml:space="preserve">" </w:instrText>
+      </w:r>
+      <w:r>
+        <w:fldChar w:fldCharType="end"/>
+      </w:r>
+      <w:r>
         <w:t xml:space="preserve"> screen, </w:t>
       </w:r>
       <w:r>
-        <w:t>f</w:t>
-      </w:r>
-      <w:r>
-        <w:t xml:space="preserve">ind the import button. Click on it. When the file picker screen comes up, navigate to the Excel file you need to import. Select it and </w:t>
-      </w:r>
-      <w:r>
-        <w:t>click</w:t>
-      </w:r>
-      <w:r>
-        <w:t xml:space="preserve"> OK</w:t>
-      </w:r>
-      <w:r>
-        <w:t xml:space="preserve"> Also see the Conversion Program chapter.</w:t>
+        <w:t xml:space="preserve">click on the </w:t>
+      </w:r>
+      <w:r>
+        <w:t>“</w:t>
+      </w:r>
+      <w:r>
+        <w:t>Create/Ed</w:t>
+      </w:r>
+      <w:r>
+        <w:t>it Tournament</w:t>
+      </w:r>
+      <w:r>
+        <w:fldChar w:fldCharType="begin"/>
+      </w:r>
+      <w:r>
+        <w:instrText xml:space="preserve"> XE "</w:instrText>
+      </w:r>
+      <w:r>
+        <w:instrText>Create/Edit Tournament</w:instrText>
+      </w:r>
+      <w:r>
+        <w:instrText xml:space="preserve">" </w:instrText>
+      </w:r>
+      <w:r>
+        <w:fldChar w:fldCharType="end"/>
+      </w:r>
+      <w:r>
+        <w:fldChar w:fldCharType="begin"/>
+      </w:r>
+      <w:r>
+        <w:instrText xml:space="preserve"> E "</w:instrText>
+      </w:r>
+      <w:r>
+        <w:instrText>Create/Edit Tournament</w:instrText>
+      </w:r>
+      <w:r>
+        <w:instrText xml:space="preserve">" </w:instrText>
+      </w:r>
+      <w:r>
+        <w:fldChar w:fldCharType="end"/>
+      </w:r>
+      <w:r>
+        <w:t>…</w:t>
+      </w:r>
+      <w:r>
+        <w:t>”</w:t>
+      </w:r>
+      <w:r>
+        <w:t xml:space="preserve"> button. This launches the New Tournament screen. </w:t>
+      </w:r>
+      <w:r>
+        <w:t xml:space="preserve">Use the Tournament Date field to enter the date of the tournament. </w:t>
+      </w:r>
+      <w:r>
+        <w:t xml:space="preserve">Fill in the </w:t>
+      </w:r>
+      <w:r>
+        <w:t>Location field with the name of the bowling alley. Enter the name of the event in the Event field. Enter the sponsors in the Sponsors field. LEAVE THE DOUBLES BOX UNCHECKED</w:t>
+      </w:r>
+      <w:r>
+        <w:t>.</w:t>
+      </w:r>
+      <w:r>
+        <w:t xml:space="preserve"> </w:t>
+      </w:r>
+      <w:r>
+        <w:t>If appropriate, check the 3 out of 4 box. Enter the number of squads in the Number of Squads field. If needed enter notes on the tournament in the Notes field. Double check your information, then click “Create Tournament”.</w:t>
       </w:r>
     </w:p>
     <w:p>
       <w:pPr>
         <w:pStyle w:val="Heading2"/>
       </w:pPr>
-      <w:bookmarkStart w:id="14" w:name="_Toc509165840"/>
-      <w:r>
-        <w:t>How do I enter a new player?</w:t>
-      </w:r>
-      <w:bookmarkEnd w:id="14"/>
-    </w:p>
-    <w:p>
-      <w:pPr>
-        <w:pStyle w:val="BodyText"/>
-      </w:pPr>
-      <w:r>
-        <w:t>On the Member Info</w:t>
+      <w:bookmarkStart w:id="15" w:name="_Toc509165842"/>
+      <w:r>
+        <w:t>How do I enter a bowler’s scores?</w:t>
+      </w:r>
+      <w:bookmarkEnd w:id="15"/>
+    </w:p>
+    <w:p>
+      <w:pPr>
+        <w:pStyle w:val="BodyText"/>
+      </w:pPr>
+      <w:r>
+        <w:t>On the Member Scores</w:t>
       </w:r>
       <w:r>
         <w:fldChar w:fldCharType="begin"/>
@@ -5259,7 +5525,7 @@
         <w:instrText xml:space="preserve"> XE "</w:instrText>
       </w:r>
       <w:r>
-        <w:instrText>Member Info</w:instrText>
+        <w:instrText>Member Scores</w:instrText>
       </w:r>
       <w:r>
         <w:instrText xml:space="preserve">" </w:instrText>
@@ -5274,52 +5540,46 @@
         <w:instrText xml:space="preserve"> E "</w:instrText>
       </w:r>
       <w:r>
-        <w:instrText>Member Info</w:instrText>
-      </w:r>
-      <w:r>
-        <w:instrText xml:space="preserve">" </w:instrText>
-      </w:r>
-      <w:r>
-        <w:fldChar w:fldCharType="end"/>
-      </w:r>
-      <w:r>
-        <w:t xml:space="preserve"> screen, Click </w:t>
-      </w:r>
-      <w:r>
-        <w:t>“New” button.</w:t>
-      </w:r>
-      <w:r>
-        <w:t xml:space="preserve"> A new blank record will display. Start filling in the player’s information</w:t>
-      </w:r>
-      <w:r>
-        <w:t>, first and last name are required at time of creation</w:t>
-      </w:r>
-      <w:r>
-        <w:t>. Save the record</w:t>
-      </w:r>
-      <w:r>
-        <w:t xml:space="preserve"> by clicking “Save”</w:t>
-      </w:r>
-      <w:r>
-        <w:t>.</w:t>
-      </w:r>
-    </w:p>
-    <w:p>
-      <w:pPr>
-        <w:pStyle w:val="Heading2"/>
-      </w:pPr>
-      <w:bookmarkStart w:id="15" w:name="_Toc509165841"/>
-      <w:r>
-        <w:t>How do I create a tournament?</w:t>
-      </w:r>
-      <w:bookmarkEnd w:id="15"/>
-    </w:p>
-    <w:p>
-      <w:pPr>
-        <w:pStyle w:val="BodyText"/>
-      </w:pPr>
-      <w:r>
-        <w:t>On the Member Scores</w:t>
+        <w:instrText>Member Scores</w:instrText>
+      </w:r>
+      <w:r>
+        <w:instrText xml:space="preserve">" </w:instrText>
+      </w:r>
+      <w:r>
+        <w:fldChar w:fldCharType="end"/>
+      </w:r>
+      <w:r>
+        <w:t xml:space="preserve"> screen, in the Tournament Files section, select </w:t>
+      </w:r>
+      <w:r>
+        <w:t>a</w:t>
+      </w:r>
+      <w:r>
+        <w:t xml:space="preserve"> tournament from the </w:t>
+      </w:r>
+      <w:r>
+        <w:t>drop-down</w:t>
+      </w:r>
+      <w:r>
+        <w:t xml:space="preserve"> menu. Once the tournament is selected, enter the member</w:t>
+      </w:r>
+      <w:r>
+        <w:t>’s</w:t>
+      </w:r>
+      <w:r>
+        <w:t xml:space="preserve"> number and click enter. The player information and status will auto-populate. </w:t>
+      </w:r>
+      <w:r>
+        <w:t>Select</w:t>
+      </w:r>
+      <w:r>
+        <w:t xml:space="preserve"> which squad they bowled in. Enter the player’s scratch scores in a </w:t>
+      </w:r>
+      <w:r>
+        <w:t>three-digit</w:t>
+      </w:r>
+      <w:r>
+        <w:t xml:space="preserve"> format. 9-Tap will tab through as the scores are entered. Before clicking “Add New/Update Record</w:t>
       </w:r>
       <w:r>
         <w:fldChar w:fldCharType="begin"/>
@@ -5328,189 +5588,6 @@
         <w:instrText xml:space="preserve"> XE "</w:instrText>
       </w:r>
       <w:r>
-        <w:instrText>Member Scores</w:instrText>
-      </w:r>
-      <w:r>
-        <w:instrText xml:space="preserve">" </w:instrText>
-      </w:r>
-      <w:r>
-        <w:fldChar w:fldCharType="end"/>
-      </w:r>
-      <w:r>
-        <w:fldChar w:fldCharType="begin"/>
-      </w:r>
-      <w:r>
-        <w:instrText xml:space="preserve"> E "</w:instrText>
-      </w:r>
-      <w:r>
-        <w:instrText>Member Scores</w:instrText>
-      </w:r>
-      <w:r>
-        <w:instrText xml:space="preserve">" </w:instrText>
-      </w:r>
-      <w:r>
-        <w:fldChar w:fldCharType="end"/>
-      </w:r>
-      <w:r>
-        <w:t xml:space="preserve"> screen, </w:t>
-      </w:r>
-      <w:r>
-        <w:t xml:space="preserve">click on the </w:t>
-      </w:r>
-      <w:r>
-        <w:t>“</w:t>
-      </w:r>
-      <w:r>
-        <w:t>Create/Ed</w:t>
-      </w:r>
-      <w:r>
-        <w:t>it Tournament</w:t>
-      </w:r>
-      <w:r>
-        <w:fldChar w:fldCharType="begin"/>
-      </w:r>
-      <w:r>
-        <w:instrText xml:space="preserve"> XE "</w:instrText>
-      </w:r>
-      <w:r>
-        <w:instrText>Create/Edit Tournament</w:instrText>
-      </w:r>
-      <w:r>
-        <w:instrText xml:space="preserve">" </w:instrText>
-      </w:r>
-      <w:r>
-        <w:fldChar w:fldCharType="end"/>
-      </w:r>
-      <w:r>
-        <w:fldChar w:fldCharType="begin"/>
-      </w:r>
-      <w:r>
-        <w:instrText xml:space="preserve"> E "</w:instrText>
-      </w:r>
-      <w:r>
-        <w:instrText>Create/Edit Tournament</w:instrText>
-      </w:r>
-      <w:r>
-        <w:instrText xml:space="preserve">" </w:instrText>
-      </w:r>
-      <w:r>
-        <w:fldChar w:fldCharType="end"/>
-      </w:r>
-      <w:r>
-        <w:t>…</w:t>
-      </w:r>
-      <w:r>
-        <w:t>”</w:t>
-      </w:r>
-      <w:r>
-        <w:t xml:space="preserve"> button. This launches the New Tournament screen. </w:t>
-      </w:r>
-      <w:r>
-        <w:t xml:space="preserve">Use the Tournament Date field to enter the date of the tournament. </w:t>
-      </w:r>
-      <w:r>
-        <w:t xml:space="preserve">Fill in the </w:t>
-      </w:r>
-      <w:r>
-        <w:t>Location field with the name of the bowling alley. Enter the name of the event in the Event field. Enter the sponsors in the Sponsors field. LEAVE THE DOUBLES BOX UNCHECKED</w:t>
-      </w:r>
-      <w:r>
-        <w:t>.</w:t>
-      </w:r>
-      <w:r>
-        <w:t xml:space="preserve"> </w:t>
-      </w:r>
-      <w:r>
-        <w:t>If appropriate, check the 3 out of 4 box. Enter the number of squads in the Number of Squads field. If needed enter notes on the tournament in the Notes field. Double check your information, then click “Create Tournament”.</w:t>
-      </w:r>
-    </w:p>
-    <w:p>
-      <w:pPr>
-        <w:pStyle w:val="Heading2"/>
-      </w:pPr>
-      <w:bookmarkStart w:id="16" w:name="_Toc509165842"/>
-      <w:r>
-        <w:t>How do I enter a bowler’s scores?</w:t>
-      </w:r>
-      <w:bookmarkEnd w:id="16"/>
-    </w:p>
-    <w:p>
-      <w:pPr>
-        <w:pStyle w:val="BodyText"/>
-      </w:pPr>
-      <w:r>
-        <w:t>On the Member Scores</w:t>
-      </w:r>
-      <w:r>
-        <w:fldChar w:fldCharType="begin"/>
-      </w:r>
-      <w:r>
-        <w:instrText xml:space="preserve"> XE "</w:instrText>
-      </w:r>
-      <w:r>
-        <w:instrText>Member Scores</w:instrText>
-      </w:r>
-      <w:r>
-        <w:instrText xml:space="preserve">" </w:instrText>
-      </w:r>
-      <w:r>
-        <w:fldChar w:fldCharType="end"/>
-      </w:r>
-      <w:r>
-        <w:fldChar w:fldCharType="begin"/>
-      </w:r>
-      <w:r>
-        <w:instrText xml:space="preserve"> E "</w:instrText>
-      </w:r>
-      <w:r>
-        <w:instrText>Member Scores</w:instrText>
-      </w:r>
-      <w:r>
-        <w:instrText xml:space="preserve">" </w:instrText>
-      </w:r>
-      <w:r>
-        <w:fldChar w:fldCharType="end"/>
-      </w:r>
-      <w:r>
-        <w:t xml:space="preserve"> screen, in the Tournament Files section, select </w:t>
-      </w:r>
-      <w:r>
-        <w:t>a</w:t>
-      </w:r>
-      <w:r>
-        <w:t xml:space="preserve"> tournament from the </w:t>
-      </w:r>
-      <w:r>
-        <w:t>drop-down</w:t>
-      </w:r>
-      <w:r>
-        <w:t xml:space="preserve"> menu. Once the tournament is selected, enter the member</w:t>
-      </w:r>
-      <w:r>
-        <w:t>’s</w:t>
-      </w:r>
-      <w:r>
-        <w:t xml:space="preserve"> number and click enter. The player information and status will auto-populate. </w:t>
-      </w:r>
-      <w:r>
-        <w:t>Select</w:t>
-      </w:r>
-      <w:r>
-        <w:t xml:space="preserve"> which squad they bowled in. Enter the player’s scratch scores in a </w:t>
-      </w:r>
-      <w:r>
-        <w:t>three-digit</w:t>
-      </w:r>
-      <w:r>
-        <w:t xml:space="preserve"> format. 9-Tap will tab through as the scores are entered. Before clicking “Add New/Update Record</w:t>
-      </w:r>
-      <w:r>
-        <w:fldChar w:fldCharType="begin"/>
-      </w:r>
-      <w:r>
-        <w:instrText xml:space="preserve"> XE "</w:instrText>
-      </w:r>
-      <w:r>
         <w:instrText>Record</w:instrText>
       </w:r>
       <w:r>
@@ -5522,6 +5599,20 @@
       <w:r>
         <w:t xml:space="preserve">” double check that the entered scores are correct. </w:t>
       </w:r>
+    </w:p>
+    <w:p>
+      <w:pPr>
+        <w:pStyle w:val="BodyText"/>
+      </w:pPr>
+    </w:p>
+    <w:p>
+      <w:pPr>
+        <w:pStyle w:val="BodyText"/>
+        <w:rPr>
+          <w:rFonts w:ascii="Arial Black" w:hAnsi="Arial Black"/>
+          <w:sz w:val="20"/>
+        </w:rPr>
+      </w:pPr>
     </w:p>
     <w:p>
       <w:pPr>
@@ -5632,7 +5723,7 @@
           <w:szCs w:val="32"/>
         </w:rPr>
       </w:pPr>
-      <w:bookmarkStart w:id="17" w:name="_Toc509165843"/>
+      <w:bookmarkStart w:id="16" w:name="_Toc509165843"/>
       <w:r>
         <w:rPr>
           <w:szCs w:val="32"/>
@@ -5640,7 +5731,7 @@
         <w:lastRenderedPageBreak/>
         <w:t>Main Menu</w:t>
       </w:r>
-      <w:bookmarkEnd w:id="17"/>
+      <w:bookmarkEnd w:id="16"/>
       <w:r>
         <w:rPr>
           <w:szCs w:val="32"/>
@@ -5997,12 +6088,12 @@
       <w:pPr>
         <w:pStyle w:val="Heading1"/>
       </w:pPr>
-      <w:bookmarkStart w:id="18" w:name="_Toc509165844"/>
+      <w:bookmarkStart w:id="17" w:name="_Toc509165844"/>
       <w:r>
         <w:lastRenderedPageBreak/>
         <w:t>Member Info</w:t>
       </w:r>
-      <w:bookmarkEnd w:id="18"/>
+      <w:bookmarkEnd w:id="17"/>
       <w:r>
         <w:fldChar w:fldCharType="begin"/>
       </w:r>
@@ -6168,7 +6259,7 @@
       <w:pPr>
         <w:pStyle w:val="Heading3"/>
       </w:pPr>
-      <w:bookmarkStart w:id="19" w:name="_Toc509165845"/>
+      <w:bookmarkStart w:id="18" w:name="_Toc509165845"/>
       <w:r>
         <w:t>Import</w:t>
       </w:r>
@@ -6196,110 +6287,116 @@
       <w:r>
         <w:t>Member</w:t>
       </w:r>
+      <w:bookmarkEnd w:id="18"/>
+      <w:r>
+        <w:fldChar w:fldCharType="begin"/>
+      </w:r>
+      <w:r>
+        <w:instrText xml:space="preserve"> XE "</w:instrText>
+      </w:r>
+      <w:r>
+        <w:instrText>Import Existing Members</w:instrText>
+      </w:r>
+      <w:r>
+        <w:instrText xml:space="preserve">" </w:instrText>
+      </w:r>
+      <w:r>
+        <w:fldChar w:fldCharType="end"/>
+      </w:r>
+      <w:r>
+        <w:fldChar w:fldCharType="begin"/>
+      </w:r>
+      <w:r>
+        <w:instrText xml:space="preserve"> E "</w:instrText>
+      </w:r>
+      <w:r>
+        <w:instrText>Import Members</w:instrText>
+      </w:r>
+      <w:r>
+        <w:instrText xml:space="preserve">" </w:instrText>
+      </w:r>
+      <w:r>
+        <w:fldChar w:fldCharType="end"/>
+      </w:r>
+    </w:p>
+    <w:p>
+      <w:pPr>
+        <w:pStyle w:val="BodyText"/>
+        <w:keepNext/>
+      </w:pPr>
+      <w:r>
+        <w:t>In the Record</w:t>
+      </w:r>
+      <w:r>
+        <w:fldChar w:fldCharType="begin"/>
+      </w:r>
+      <w:r>
+        <w:instrText xml:space="preserve"> XE "</w:instrText>
+      </w:r>
+      <w:r>
+        <w:instrText>Record</w:instrText>
+      </w:r>
+      <w:r>
+        <w:instrText xml:space="preserve">" </w:instrText>
+      </w:r>
+      <w:r>
+        <w:fldChar w:fldCharType="end"/>
+      </w:r>
+      <w:r>
+        <w:t xml:space="preserve"> box, click on the “Import</w:t>
+      </w:r>
+      <w:r>
+        <w:fldChar w:fldCharType="begin"/>
+      </w:r>
+      <w:r>
+        <w:instrText xml:space="preserve"> E "</w:instrText>
+      </w:r>
+      <w:r>
+        <w:instrText>Import</w:instrText>
+      </w:r>
+      <w:r>
+        <w:instrText xml:space="preserve">" </w:instrText>
+      </w:r>
+      <w:r>
+        <w:fldChar w:fldCharType="end"/>
+      </w:r>
+      <w:r>
+        <w:t>” button. The import file window will open</w:t>
+      </w:r>
+      <w:r>
+        <w:t>, see figure 10</w:t>
+      </w:r>
+      <w:r>
+        <w:t>. Cho</w:t>
+      </w:r>
+      <w:r>
+        <w:t>o</w:t>
+      </w:r>
+      <w:r>
+        <w:t>se the Excel file to be imported,</w:t>
+      </w:r>
+      <w:r>
+        <w:t xml:space="preserve"> double checking it’s the correct member’s file,</w:t>
+      </w:r>
+      <w:r>
+        <w:t xml:space="preserve"> then click “Open”. The member information will now be imported</w:t>
+      </w:r>
+      <w:r>
+        <w:t xml:space="preserve"> to the member database</w:t>
+      </w:r>
+      <w:r>
+        <w:t>. If you are updating from the old version of 9-Tap, please see Chapter 5, Conversion Program.</w:t>
+      </w:r>
+    </w:p>
+    <w:p>
+      <w:pPr>
+        <w:pStyle w:val="Heading3"/>
+      </w:pPr>
+      <w:bookmarkStart w:id="19" w:name="_Toc509165846"/>
+      <w:r>
+        <w:t>New Members</w:t>
+      </w:r>
       <w:bookmarkEnd w:id="19"/>
-      <w:r>
-        <w:fldChar w:fldCharType="begin"/>
-      </w:r>
-      <w:r>
-        <w:instrText xml:space="preserve"> XE "</w:instrText>
-      </w:r>
-      <w:r>
-        <w:instrText>Import Existing Members</w:instrText>
-      </w:r>
-      <w:r>
-        <w:instrText xml:space="preserve">" </w:instrText>
-      </w:r>
-      <w:r>
-        <w:fldChar w:fldCharType="end"/>
-      </w:r>
-      <w:r>
-        <w:fldChar w:fldCharType="begin"/>
-      </w:r>
-      <w:r>
-        <w:instrText xml:space="preserve"> E "</w:instrText>
-      </w:r>
-      <w:r>
-        <w:instrText>Import Members</w:instrText>
-      </w:r>
-      <w:r>
-        <w:instrText xml:space="preserve">" </w:instrText>
-      </w:r>
-      <w:r>
-        <w:fldChar w:fldCharType="end"/>
-      </w:r>
-    </w:p>
-    <w:p>
-      <w:pPr>
-        <w:pStyle w:val="BodyText"/>
-        <w:keepNext/>
-      </w:pPr>
-      <w:r>
-        <w:t>In the Record</w:t>
-      </w:r>
-      <w:r>
-        <w:fldChar w:fldCharType="begin"/>
-      </w:r>
-      <w:r>
-        <w:instrText xml:space="preserve"> XE "</w:instrText>
-      </w:r>
-      <w:r>
-        <w:instrText>Record</w:instrText>
-      </w:r>
-      <w:r>
-        <w:instrText xml:space="preserve">" </w:instrText>
-      </w:r>
-      <w:r>
-        <w:fldChar w:fldCharType="end"/>
-      </w:r>
-      <w:r>
-        <w:t xml:space="preserve"> box, click on the “Import</w:t>
-      </w:r>
-      <w:r>
-        <w:fldChar w:fldCharType="begin"/>
-      </w:r>
-      <w:r>
-        <w:instrText xml:space="preserve"> E "</w:instrText>
-      </w:r>
-      <w:r>
-        <w:instrText>Import</w:instrText>
-      </w:r>
-      <w:r>
-        <w:instrText xml:space="preserve">" </w:instrText>
-      </w:r>
-      <w:r>
-        <w:fldChar w:fldCharType="end"/>
-      </w:r>
-      <w:r>
-        <w:t>” button. The import file window will open</w:t>
-      </w:r>
-      <w:r>
-        <w:t>, see figure 10</w:t>
-      </w:r>
-      <w:r>
-        <w:t>. Chose the Excel file to be imported,</w:t>
-      </w:r>
-      <w:r>
-        <w:t xml:space="preserve"> double checking it’s the correct member’s file,</w:t>
-      </w:r>
-      <w:r>
-        <w:t xml:space="preserve"> then click “Open”. The member information will now be imported</w:t>
-      </w:r>
-      <w:r>
-        <w:t xml:space="preserve"> to the member database</w:t>
-      </w:r>
-      <w:r>
-        <w:t>. If you are updating from the old version of 9-Tap, please see Chapter 5, Conversion Program.</w:t>
-      </w:r>
-    </w:p>
-    <w:p>
-      <w:pPr>
-        <w:pStyle w:val="Heading3"/>
-      </w:pPr>
-      <w:bookmarkStart w:id="20" w:name="_Toc509165846"/>
-      <w:r>
-        <w:t>New Members</w:t>
-      </w:r>
-      <w:bookmarkEnd w:id="20"/>
       <w:r>
         <w:fldChar w:fldCharType="begin"/>
       </w:r>
@@ -6595,14 +6692,14 @@
       <w:pPr>
         <w:pStyle w:val="Heading3"/>
       </w:pPr>
-      <w:bookmarkStart w:id="21" w:name="_Toc509165847"/>
+      <w:bookmarkStart w:id="20" w:name="_Toc509165847"/>
       <w:r>
         <w:t xml:space="preserve">Updating </w:t>
       </w:r>
       <w:r>
         <w:t>Members</w:t>
       </w:r>
-      <w:bookmarkEnd w:id="21"/>
+      <w:bookmarkEnd w:id="20"/>
       <w:r>
         <w:fldChar w:fldCharType="begin"/>
       </w:r>
@@ -6730,14 +6827,14 @@
           <w:szCs w:val="20"/>
         </w:rPr>
       </w:pPr>
-      <w:bookmarkStart w:id="22" w:name="_Toc509165848"/>
+      <w:bookmarkStart w:id="21" w:name="_Toc509165848"/>
       <w:r>
         <w:rPr>
           <w:szCs w:val="20"/>
         </w:rPr>
         <w:t>Stats</w:t>
       </w:r>
-      <w:bookmarkEnd w:id="22"/>
+      <w:bookmarkEnd w:id="21"/>
       <w:r>
         <w:rPr>
           <w:szCs w:val="20"/>
@@ -6941,7 +7038,7 @@
           <w:szCs w:val="20"/>
         </w:rPr>
       </w:pPr>
-      <w:bookmarkStart w:id="23" w:name="_Toc509165849"/>
+      <w:bookmarkStart w:id="22" w:name="_Toc509165849"/>
       <w:r>
         <w:rPr>
           <w:szCs w:val="20"/>
@@ -6949,7 +7046,7 @@
         <w:lastRenderedPageBreak/>
         <w:t>Member Search</w:t>
       </w:r>
-      <w:bookmarkEnd w:id="23"/>
+      <w:bookmarkEnd w:id="22"/>
       <w:r>
         <w:rPr>
           <w:szCs w:val="20"/>
@@ -7166,7 +7263,7 @@
           <w:szCs w:val="20"/>
         </w:rPr>
       </w:pPr>
-      <w:bookmarkStart w:id="24" w:name="_Toc509165850"/>
+      <w:bookmarkStart w:id="23" w:name="_Toc509165850"/>
       <w:r>
         <w:rPr>
           <w:szCs w:val="20"/>
@@ -7174,7 +7271,7 @@
         <w:lastRenderedPageBreak/>
         <w:t>Print Recaps</w:t>
       </w:r>
-      <w:bookmarkEnd w:id="24"/>
+      <w:bookmarkEnd w:id="23"/>
       <w:r>
         <w:rPr>
           <w:szCs w:val="20"/>
@@ -7370,14 +7467,14 @@
           <w:szCs w:val="20"/>
         </w:rPr>
       </w:pPr>
-      <w:bookmarkStart w:id="25" w:name="_Toc509165851"/>
+      <w:bookmarkStart w:id="24" w:name="_Toc509165851"/>
       <w:r>
         <w:rPr>
           <w:szCs w:val="20"/>
         </w:rPr>
         <w:t>Import</w:t>
       </w:r>
-      <w:bookmarkEnd w:id="25"/>
+      <w:bookmarkEnd w:id="24"/>
       <w:r>
         <w:rPr>
           <w:szCs w:val="20"/>
@@ -7524,12 +7621,12 @@
       <w:pPr>
         <w:pStyle w:val="Heading1"/>
       </w:pPr>
-      <w:bookmarkStart w:id="26" w:name="_Toc509165852"/>
+      <w:bookmarkStart w:id="25" w:name="_Toc509165852"/>
       <w:r>
         <w:lastRenderedPageBreak/>
         <w:t>Member Scores</w:t>
       </w:r>
-      <w:bookmarkEnd w:id="26"/>
+      <w:bookmarkEnd w:id="25"/>
       <w:r>
         <w:fldChar w:fldCharType="begin"/>
       </w:r>
@@ -7791,7 +7888,7 @@
           <w:szCs w:val="20"/>
         </w:rPr>
       </w:pPr>
-      <w:bookmarkStart w:id="27" w:name="_Toc509165853"/>
+      <w:bookmarkStart w:id="26" w:name="_Toc509165853"/>
       <w:r>
         <w:rPr>
           <w:szCs w:val="20"/>
@@ -7799,7 +7896,7 @@
         <w:lastRenderedPageBreak/>
         <w:t>Tournament Stats</w:t>
       </w:r>
-      <w:bookmarkEnd w:id="27"/>
+      <w:bookmarkEnd w:id="26"/>
       <w:r>
         <w:rPr>
           <w:szCs w:val="20"/>
@@ -7855,7 +7952,10 @@
         <w:keepNext/>
       </w:pPr>
       <w:r>
-        <w:t>Underneath the member record navigation buttons on the Member Scores</w:t>
+        <w:t>To the right of</w:t>
+      </w:r>
+      <w:r>
+        <w:t xml:space="preserve"> the member record navigation buttons on the Member Scores</w:t>
       </w:r>
       <w:r>
         <w:fldChar w:fldCharType="begin"/>
@@ -8024,7 +8124,7 @@
           <w:szCs w:val="20"/>
         </w:rPr>
       </w:pPr>
-      <w:bookmarkStart w:id="28" w:name="_Toc509165854"/>
+      <w:bookmarkStart w:id="27" w:name="_Toc509165854"/>
       <w:r>
         <w:rPr>
           <w:szCs w:val="20"/>
@@ -8061,7 +8161,7 @@
         </w:rPr>
         <w:t xml:space="preserve"> By Tournament</w:t>
       </w:r>
-      <w:bookmarkEnd w:id="28"/>
+      <w:bookmarkEnd w:id="27"/>
       <w:r>
         <w:rPr>
           <w:szCs w:val="20"/>
@@ -8093,25 +8193,10 @@
         <w:keepNext/>
       </w:pPr>
       <w:r>
-        <w:t>In the Record</w:t>
-      </w:r>
-      <w:r>
-        <w:fldChar w:fldCharType="begin"/>
-      </w:r>
-      <w:r>
-        <w:instrText xml:space="preserve"> XE "</w:instrText>
-      </w:r>
-      <w:r>
-        <w:instrText>Record</w:instrText>
-      </w:r>
-      <w:r>
-        <w:instrText xml:space="preserve">" </w:instrText>
-      </w:r>
-      <w:r>
-        <w:fldChar w:fldCharType="end"/>
-      </w:r>
-      <w:r>
-        <w:t xml:space="preserve"> field on the Member Scores</w:t>
+        <w:t>Below the Tournament Stats button on</w:t>
+      </w:r>
+      <w:r>
+        <w:t xml:space="preserve"> the Member Scores</w:t>
       </w:r>
       <w:r>
         <w:fldChar w:fldCharType="begin"/>
@@ -8250,12 +8335,12 @@
       <w:pPr>
         <w:pStyle w:val="Heading2"/>
       </w:pPr>
-      <w:bookmarkStart w:id="29" w:name="_Toc509165855"/>
+      <w:bookmarkStart w:id="28" w:name="_Toc509165855"/>
       <w:r>
         <w:lastRenderedPageBreak/>
         <w:t>Tournament Place Standings</w:t>
       </w:r>
-      <w:bookmarkEnd w:id="29"/>
+      <w:bookmarkEnd w:id="28"/>
       <w:r>
         <w:fldChar w:fldCharType="begin"/>
       </w:r>
@@ -8414,12 +8499,12 @@
       <w:pPr>
         <w:pStyle w:val="Heading2"/>
       </w:pPr>
-      <w:bookmarkStart w:id="30" w:name="_Toc509165856"/>
+      <w:bookmarkStart w:id="29" w:name="_Toc509165856"/>
       <w:r>
         <w:lastRenderedPageBreak/>
         <w:t>Create/Edit Tournament</w:t>
       </w:r>
-      <w:bookmarkEnd w:id="30"/>
+      <w:bookmarkEnd w:id="29"/>
       <w:r>
         <w:fldChar w:fldCharType="begin"/>
       </w:r>
@@ -8601,11 +8686,11 @@
       <w:pPr>
         <w:pStyle w:val="Heading3"/>
       </w:pPr>
-      <w:bookmarkStart w:id="31" w:name="_Toc509165857"/>
+      <w:bookmarkStart w:id="30" w:name="_Toc509165857"/>
       <w:r>
         <w:t>To Update an Existing Tournament</w:t>
       </w:r>
-      <w:bookmarkEnd w:id="31"/>
+      <w:bookmarkEnd w:id="30"/>
     </w:p>
     <w:p>
       <w:pPr>
@@ -8689,11 +8774,11 @@
       <w:pPr>
         <w:pStyle w:val="Heading2"/>
       </w:pPr>
-      <w:bookmarkStart w:id="32" w:name="_Toc509165858"/>
+      <w:bookmarkStart w:id="31" w:name="_Toc509165858"/>
       <w:r>
         <w:t>Search Tournaments</w:t>
       </w:r>
-      <w:bookmarkEnd w:id="32"/>
+      <w:bookmarkEnd w:id="31"/>
       <w:r>
         <w:fldChar w:fldCharType="begin"/>
       </w:r>
@@ -8877,10 +8962,52 @@
       <w:pPr>
         <w:pStyle w:val="Heading3"/>
       </w:pPr>
-      <w:bookmarkStart w:id="33" w:name="_Toc509165859"/>
+      <w:bookmarkStart w:id="32" w:name="_Toc509165859"/>
       <w:r>
         <w:t>Search by Location</w:t>
       </w:r>
+      <w:bookmarkEnd w:id="32"/>
+      <w:r>
+        <w:fldChar w:fldCharType="begin"/>
+      </w:r>
+      <w:r>
+        <w:instrText xml:space="preserve"> XE "</w:instrText>
+      </w:r>
+      <w:r>
+        <w:instrText>Search by Location</w:instrText>
+      </w:r>
+      <w:r>
+        <w:instrText xml:space="preserve">" </w:instrText>
+      </w:r>
+      <w:r>
+        <w:fldChar w:fldCharType="end"/>
+      </w:r>
+    </w:p>
+    <w:p>
+      <w:pPr>
+        <w:pStyle w:val="BodyText"/>
+      </w:pPr>
+      <w:r>
+        <w:t>To search a tournament by location</w:t>
+      </w:r>
+      <w:r>
+        <w:t>:</w:t>
+      </w:r>
+      <w:r>
+        <w:t xml:space="preserve"> Fill in the name of the </w:t>
+      </w:r>
+      <w:r>
+        <w:t>bowling center in the Location field. Click “Search”. Choose the tournament. Click “Accept”.</w:t>
+      </w:r>
+    </w:p>
+    <w:p>
+      <w:pPr>
+        <w:pStyle w:val="Heading3"/>
+      </w:pPr>
+      <w:bookmarkStart w:id="33" w:name="_Toc509165860"/>
+      <w:r>
+        <w:t>Search by Event</w:t>
+      </w:r>
       <w:bookmarkEnd w:id="33"/>
       <w:r>
         <w:fldChar w:fldCharType="begin"/>
@@ -8889,39 +9016,45 @@
         <w:instrText xml:space="preserve"> XE "</w:instrText>
       </w:r>
       <w:r>
-        <w:instrText>Search by Location</w:instrText>
-      </w:r>
-      <w:r>
-        <w:instrText xml:space="preserve">" </w:instrText>
-      </w:r>
-      <w:r>
-        <w:fldChar w:fldCharType="end"/>
-      </w:r>
-    </w:p>
-    <w:p>
-      <w:pPr>
-        <w:pStyle w:val="BodyText"/>
-      </w:pPr>
-      <w:r>
-        <w:t>To search a tournament by location</w:t>
-      </w:r>
-      <w:r>
-        <w:t>:</w:t>
-      </w:r>
-      <w:r>
-        <w:t xml:space="preserve"> Fill in the name of the </w:t>
-      </w:r>
-      <w:r>
-        <w:t>bowling center in the Location field. Click “Search”. Choose the tournament. Click “Accept”.</w:t>
+        <w:instrText>Search by Event</w:instrText>
+      </w:r>
+      <w:r>
+        <w:instrText xml:space="preserve">" </w:instrText>
+      </w:r>
+      <w:r>
+        <w:fldChar w:fldCharType="end"/>
+      </w:r>
+      <w:r>
+        <w:fldChar w:fldCharType="begin"/>
+      </w:r>
+      <w:r>
+        <w:instrText>E "</w:instrText>
+      </w:r>
+      <w:r>
+        <w:instrText>Search by Event</w:instrText>
+      </w:r>
+      <w:r>
+        <w:instrText xml:space="preserve">" </w:instrText>
+      </w:r>
+      <w:r>
+        <w:fldChar w:fldCharType="end"/>
+      </w:r>
+    </w:p>
+    <w:p>
+      <w:pPr>
+        <w:pStyle w:val="BodyText"/>
+      </w:pPr>
+      <w:r>
+        <w:t>To find a tournament by event: Fill in the name of the event in the Event field. Click “Search”. Choose the tournament you need from the displayed list. Click “Accept”.</w:t>
       </w:r>
     </w:p>
     <w:p>
       <w:pPr>
         <w:pStyle w:val="Heading3"/>
       </w:pPr>
-      <w:bookmarkStart w:id="34" w:name="_Toc509165860"/>
-      <w:r>
-        <w:t>Search by Event</w:t>
+      <w:bookmarkStart w:id="34" w:name="_Toc509165861"/>
+      <w:r>
+        <w:t>Search by Date</w:t>
       </w:r>
       <w:bookmarkEnd w:id="34"/>
       <w:r>
@@ -8931,54 +9064,6 @@
         <w:instrText xml:space="preserve"> XE "</w:instrText>
       </w:r>
       <w:r>
-        <w:instrText>Search by Event</w:instrText>
-      </w:r>
-      <w:r>
-        <w:instrText xml:space="preserve">" </w:instrText>
-      </w:r>
-      <w:r>
-        <w:fldChar w:fldCharType="end"/>
-      </w:r>
-      <w:r>
-        <w:fldChar w:fldCharType="begin"/>
-      </w:r>
-      <w:r>
-        <w:instrText>E "</w:instrText>
-      </w:r>
-      <w:r>
-        <w:instrText>Search by Event</w:instrText>
-      </w:r>
-      <w:r>
-        <w:instrText xml:space="preserve">" </w:instrText>
-      </w:r>
-      <w:r>
-        <w:fldChar w:fldCharType="end"/>
-      </w:r>
-    </w:p>
-    <w:p>
-      <w:pPr>
-        <w:pStyle w:val="BodyText"/>
-      </w:pPr>
-      <w:r>
-        <w:t>To find a tournament by event: Fill in the name of the event in the Event field. Click “Search”. Choose the tournament you need from the displayed list. Click “Accept”.</w:t>
-      </w:r>
-    </w:p>
-    <w:p>
-      <w:pPr>
-        <w:pStyle w:val="Heading3"/>
-      </w:pPr>
-      <w:bookmarkStart w:id="35" w:name="_Toc509165861"/>
-      <w:r>
-        <w:t>Search by Date</w:t>
-      </w:r>
-      <w:bookmarkEnd w:id="35"/>
-      <w:r>
-        <w:fldChar w:fldCharType="begin"/>
-      </w:r>
-      <w:r>
-        <w:instrText xml:space="preserve"> XE "</w:instrText>
-      </w:r>
-      <w:r>
         <w:instrText>Search by Date</w:instrText>
       </w:r>
       <w:r>
@@ -9000,7 +9085,7 @@
       <w:pPr>
         <w:pStyle w:val="Heading2"/>
       </w:pPr>
-      <w:bookmarkStart w:id="36" w:name="_Toc509165862"/>
+      <w:bookmarkStart w:id="35" w:name="_Toc509165862"/>
       <w:r>
         <w:lastRenderedPageBreak/>
         <w:t>List Tournaments</w:t>
@@ -9026,7 +9111,7 @@
       <w:r>
         <w:t>ear</w:t>
       </w:r>
-      <w:bookmarkEnd w:id="36"/>
+      <w:bookmarkEnd w:id="35"/>
       <w:r>
         <w:fldChar w:fldCharType="begin"/>
       </w:r>
@@ -9250,11 +9335,11 @@
       <w:pPr>
         <w:pStyle w:val="Heading2"/>
       </w:pPr>
-      <w:bookmarkStart w:id="37" w:name="_Toc509165863"/>
+      <w:bookmarkStart w:id="36" w:name="_Toc509165863"/>
       <w:r>
         <w:t>Reports</w:t>
       </w:r>
-      <w:bookmarkEnd w:id="37"/>
+      <w:bookmarkEnd w:id="36"/>
       <w:r>
         <w:fldChar w:fldCharType="begin"/>
       </w:r>
@@ -9528,12 +9613,12 @@
       <w:pPr>
         <w:pStyle w:val="Heading2"/>
       </w:pPr>
-      <w:bookmarkStart w:id="38" w:name="_Toc509165864"/>
+      <w:bookmarkStart w:id="37" w:name="_Toc509165864"/>
       <w:r>
         <w:lastRenderedPageBreak/>
         <w:t>Tournament Results</w:t>
       </w:r>
-      <w:bookmarkEnd w:id="38"/>
+      <w:bookmarkEnd w:id="37"/>
       <w:r>
         <w:fldChar w:fldCharType="begin"/>
       </w:r>
@@ -9697,251 +9782,268 @@
       <w:pPr>
         <w:pStyle w:val="Heading2"/>
       </w:pPr>
-      <w:bookmarkStart w:id="39" w:name="_Toc509165865"/>
+      <w:bookmarkStart w:id="38" w:name="_Toc509165865"/>
       <w:r>
         <w:t>Comments</w:t>
       </w:r>
+      <w:bookmarkEnd w:id="38"/>
+      <w:r>
+        <w:fldChar w:fldCharType="begin"/>
+      </w:r>
+      <w:r>
+        <w:instrText xml:space="preserve"> XE "</w:instrText>
+      </w:r>
+      <w:r>
+        <w:instrText>Comments</w:instrText>
+      </w:r>
+      <w:r>
+        <w:instrText xml:space="preserve">" </w:instrText>
+      </w:r>
+      <w:r>
+        <w:fldChar w:fldCharType="end"/>
+      </w:r>
+    </w:p>
+    <w:p>
+      <w:pPr>
+        <w:pStyle w:val="BodyText"/>
+      </w:pPr>
+      <w:r>
+        <w:t>On the Member Scores</w:t>
+      </w:r>
+      <w:r>
+        <w:fldChar w:fldCharType="begin"/>
+      </w:r>
+      <w:r>
+        <w:instrText xml:space="preserve"> XE "</w:instrText>
+      </w:r>
+      <w:r>
+        <w:instrText>Member Scores</w:instrText>
+      </w:r>
+      <w:r>
+        <w:instrText xml:space="preserve">" </w:instrText>
+      </w:r>
+      <w:r>
+        <w:fldChar w:fldCharType="end"/>
+      </w:r>
+      <w:r>
+        <w:t xml:space="preserve"> Screen, comments regarding the tournament can be entered in the Comments</w:t>
+      </w:r>
+      <w:r>
+        <w:fldChar w:fldCharType="begin"/>
+      </w:r>
+      <w:r>
+        <w:instrText xml:space="preserve"> XE "</w:instrText>
+      </w:r>
+      <w:r>
+        <w:instrText>Comments</w:instrText>
+      </w:r>
+      <w:r>
+        <w:instrText xml:space="preserve">" </w:instrText>
+      </w:r>
+      <w:r>
+        <w:fldChar w:fldCharType="end"/>
+      </w:r>
+      <w:r>
+        <w:t xml:space="preserve"> fi</w:t>
+      </w:r>
+      <w:r>
+        <w:t>el</w:t>
+      </w:r>
+      <w:r>
+        <w:t>d.</w:t>
+      </w:r>
+    </w:p>
+    <w:p>
+      <w:pPr>
+        <w:pStyle w:val="BodyText"/>
+      </w:pPr>
+    </w:p>
+    <w:p>
+      <w:pPr>
+        <w:pStyle w:val="Heading1"/>
+      </w:pPr>
+      <w:bookmarkStart w:id="39" w:name="_Toc509165866"/>
+      <w:r>
+        <w:lastRenderedPageBreak/>
+        <w:t>Finalize Tournament</w:t>
+      </w:r>
+    </w:p>
+    <w:p>
+      <w:pPr>
+        <w:pStyle w:val="Heading2"/>
+      </w:pPr>
+      <w:r>
+        <w:t>Finalize Tournament</w:t>
+      </w:r>
       <w:bookmarkEnd w:id="39"/>
       <w:r>
+        <w:t xml:space="preserve"> Basics</w:t>
+      </w:r>
+      <w:r>
         <w:fldChar w:fldCharType="begin"/>
       </w:r>
       <w:r>
         <w:instrText xml:space="preserve"> XE "</w:instrText>
       </w:r>
       <w:r>
-        <w:instrText>Comments</w:instrText>
-      </w:r>
-      <w:r>
-        <w:instrText xml:space="preserve">" </w:instrText>
-      </w:r>
-      <w:r>
-        <w:fldChar w:fldCharType="end"/>
-      </w:r>
-    </w:p>
-    <w:p>
-      <w:pPr>
-        <w:pStyle w:val="BodyText"/>
-      </w:pPr>
-      <w:r>
-        <w:t>On the Member Scores</w:t>
-      </w:r>
-      <w:r>
-        <w:fldChar w:fldCharType="begin"/>
-      </w:r>
-      <w:r>
-        <w:instrText xml:space="preserve"> XE "</w:instrText>
-      </w:r>
-      <w:r>
-        <w:instrText>Member Scores</w:instrText>
-      </w:r>
-      <w:r>
-        <w:instrText xml:space="preserve">" </w:instrText>
-      </w:r>
-      <w:r>
-        <w:fldChar w:fldCharType="end"/>
-      </w:r>
-      <w:r>
-        <w:t xml:space="preserve"> Screen, comments regarding the tournament can be entered in the Comments</w:t>
-      </w:r>
-      <w:r>
-        <w:fldChar w:fldCharType="begin"/>
-      </w:r>
-      <w:r>
-        <w:instrText xml:space="preserve"> XE "</w:instrText>
-      </w:r>
-      <w:r>
-        <w:instrText>Comments</w:instrText>
-      </w:r>
-      <w:r>
-        <w:instrText xml:space="preserve">" </w:instrText>
-      </w:r>
-      <w:r>
-        <w:fldChar w:fldCharType="end"/>
-      </w:r>
-      <w:r>
-        <w:t xml:space="preserve"> fi</w:t>
-      </w:r>
-      <w:r>
-        <w:t>el</w:t>
-      </w:r>
-      <w:r>
-        <w:t>d.</w:t>
-      </w:r>
+        <w:instrText>Finalize Tournament</w:instrText>
+      </w:r>
+      <w:r>
+        <w:instrText xml:space="preserve">" </w:instrText>
+      </w:r>
+      <w:r>
+        <w:fldChar w:fldCharType="end"/>
+      </w:r>
+    </w:p>
+    <w:p>
+      <w:pPr>
+        <w:pStyle w:val="BodyText"/>
+        <w:keepNext/>
+      </w:pPr>
+      <w:r>
+        <w:t>After a tournament is completed, it needs to be reviewed and finalized by the director of the tournament. To begin this process click the Finalize Tournament button located underneath the Reports section on the Member Scores screen. Once the Finalize Tournament window is open, it is up to the director to review each player’s score before finalizing the tournament.</w:t>
+      </w:r>
+    </w:p>
+    <w:p>
+      <w:pPr>
+        <w:pStyle w:val="BodyText"/>
+        <w:keepNext/>
+      </w:pPr>
     </w:p>
     <w:p>
       <w:pPr>
         <w:pStyle w:val="Heading2"/>
       </w:pPr>
-      <w:bookmarkStart w:id="40" w:name="_Toc509165866"/>
-      <w:r>
-        <w:t>Finalize Tournament</w:t>
-      </w:r>
-      <w:bookmarkEnd w:id="40"/>
-      <w:r>
-        <w:fldChar w:fldCharType="begin"/>
-      </w:r>
-      <w:r>
-        <w:instrText xml:space="preserve"> XE "</w:instrText>
-      </w:r>
-      <w:r>
-        <w:instrText>Finalize Tournament</w:instrText>
-      </w:r>
-      <w:r>
-        <w:instrText xml:space="preserve">" </w:instrText>
-      </w:r>
-      <w:r>
-        <w:fldChar w:fldCharType="end"/>
-      </w:r>
-    </w:p>
-    <w:p>
-      <w:pPr>
-        <w:pStyle w:val="BodyText"/>
+      <w:r>
+        <w:t>Understanding the Finalize Tournament layout</w:t>
+      </w:r>
+    </w:p>
+    <w:p>
+      <w:pPr>
+        <w:pStyle w:val="BodyText"/>
+      </w:pPr>
+      <w:r>
+        <w:t>The layout of the window is split into two sub windows, one above, and one below. The color of a cell determines a few things. A red cell is a score that has been invalidated</w:t>
+      </w:r>
+      <w:r>
+        <w:t xml:space="preserve"> by the direc</w:t>
+      </w:r>
+      <w:r>
+        <w:t>tor</w:t>
+      </w:r>
+      <w:r>
+        <w:t>, while an orange cell is a score that is 50 or more below a player’s average score for a given game</w:t>
+      </w:r>
+      <w:r>
+        <w:t xml:space="preserve">; </w:t>
+      </w:r>
+      <w:r>
+        <w:t>lastly</w:t>
+      </w:r>
+      <w:r>
+        <w:t xml:space="preserve">, </w:t>
+      </w:r>
+      <w:r>
+        <w:t>a blue cell means it has been</w:t>
+      </w:r>
+      <w:r>
+        <w:t xml:space="preserve"> selected.</w:t>
+      </w:r>
+      <w:r>
+        <w:t xml:space="preserve"> Furthermore, furthest left are empty cells which denote a fe</w:t>
+      </w:r>
+      <w:r>
+        <w:t>w things which allow for better visibility. A black arrow in the l</w:t>
+      </w:r>
+      <w:r>
+        <w:t xml:space="preserve">eftmost corner means something </w:t>
+      </w:r>
+      <w:r>
+        <w:t>in that row is selected, while a pencil means something in that row is currently being edited.</w:t>
+      </w:r>
+      <w:r>
+        <w:t xml:space="preserve"> Clicking the leftmost cell will highlight the entire row in blue, and clicking the top leftmost cell will highlight </w:t>
+      </w:r>
+      <w:r>
+        <w:t>everything.</w:t>
+      </w:r>
+      <w:r>
+        <w:t xml:space="preserve"> </w:t>
+      </w:r>
+    </w:p>
+    <w:p>
+      <w:pPr>
+        <w:pStyle w:val="BodyText"/>
+      </w:pPr>
+      <w:r>
+        <w:t>The director may also modify some of the cells if it is required. The following cells can be modified by double cli</w:t>
+      </w:r>
+      <w:r>
+        <w:t>cking them: Scratch Total, Handicap Total, Entry AVG, ADJ AVG, Pro Pot, and Notes.</w:t>
+      </w:r>
+    </w:p>
+    <w:p>
+      <w:pPr>
+        <w:pStyle w:val="BodyText"/>
+      </w:pPr>
+      <w:r>
+        <w:t>The data in the table can also be easily organized. Double click</w:t>
+      </w:r>
+      <w:r>
+        <w:t>ing one of the columns such as N</w:t>
+      </w:r>
+      <w:r>
+        <w:t>ame, or Scratch Total will reorder the data by descending and do</w:t>
+      </w:r>
+      <w:r>
+        <w:t>uble clicking once more will re</w:t>
+      </w:r>
+      <w:r>
+        <w:t>or</w:t>
+      </w:r>
+      <w:r>
+        <w:t xml:space="preserve">der it by ascending; however, columns with </w:t>
+      </w:r>
+      <w:r>
+        <w:t>checkboxes in them cannot be re</w:t>
+      </w:r>
+      <w:r>
+        <w:t>ordered.</w:t>
+      </w:r>
+    </w:p>
+    <w:p>
+      <w:pPr>
         <w:keepNext/>
       </w:pPr>
       <w:r>
-        <w:t>On the Member Scores</w:t>
-      </w:r>
-      <w:r>
-        <w:fldChar w:fldCharType="begin"/>
-      </w:r>
-      <w:r>
-        <w:instrText xml:space="preserve"> XE "</w:instrText>
-      </w:r>
-      <w:r>
-        <w:instrText>Member Scores</w:instrText>
-      </w:r>
-      <w:r>
-        <w:instrText xml:space="preserve">" </w:instrText>
-      </w:r>
-      <w:r>
-        <w:fldChar w:fldCharType="end"/>
-      </w:r>
-      <w:r>
-        <w:t xml:space="preserve"> screen, the “Finalize Tournament” button launches the Finalize Tournament</w:t>
-      </w:r>
-      <w:r>
-        <w:fldChar w:fldCharType="begin"/>
-      </w:r>
-      <w:r>
-        <w:instrText xml:space="preserve"> XE "</w:instrText>
-      </w:r>
-      <w:r>
-        <w:instrText>Finalize Tournament</w:instrText>
-      </w:r>
-      <w:r>
-        <w:instrText xml:space="preserve">" </w:instrText>
-      </w:r>
-      <w:r>
-        <w:fldChar w:fldCharType="end"/>
-      </w:r>
-      <w:r>
-        <w:t xml:space="preserve"> screen. This screen is used by the tournament director to finalize the member scores for the selected tournament. </w:t>
-      </w:r>
-      <w:r>
-        <w:t xml:space="preserve">Scores that are 50 or more pins under the member’s average are highlighted yellow. </w:t>
-      </w:r>
-      <w:r>
-        <w:t xml:space="preserve">The director determines if the scores are valid. If needed the director can </w:t>
-      </w:r>
-      <w:r>
-        <w:t xml:space="preserve">uncheck the “Valid Score” box for the respective score so it is not included in calculating the bowler’s average </w:t>
-      </w:r>
-      <w:r>
-        <w:t>the</w:t>
-      </w:r>
-      <w:r>
-        <w:t xml:space="preserve"> director then enters </w:t>
-      </w:r>
-      <w:r>
+        <w:rPr>
+          <w:noProof/>
+        </w:rPr>
         <w:lastRenderedPageBreak/>
-        <w:t>the adjusted average in the ADJ AVG field</w:t>
-      </w:r>
-      <w:r>
-        <w:t>.</w:t>
-      </w:r>
-      <w:r>
-        <w:t xml:space="preserve"> </w:t>
-      </w:r>
-      <w:r>
-        <w:t>The Adjusted Average</w:t>
-      </w:r>
-      <w:r>
-        <w:fldChar w:fldCharType="begin"/>
-      </w:r>
-      <w:r>
-        <w:instrText xml:space="preserve"> XE "</w:instrText>
-      </w:r>
-      <w:r>
-        <w:instrText>Average</w:instrText>
-      </w:r>
-      <w:r>
-        <w:instrText xml:space="preserve">" </w:instrText>
-      </w:r>
-      <w:r>
-        <w:fldChar w:fldCharType="end"/>
-      </w:r>
-      <w:r>
-        <w:t xml:space="preserve"> determines the member’s handicap for the next tournament </w:t>
-      </w:r>
-      <w:r>
-        <w:t>in which they are competing</w:t>
-      </w:r>
-      <w:r>
-        <w:t>.</w:t>
-      </w:r>
-      <w:r>
-        <w:t xml:space="preserve"> Once the information has been validated, the director checks off the “Director Check” boxes. Then “Finalize” is clicked and the information is saved to the database.</w:t>
-      </w:r>
-    </w:p>
-    <w:p>
-      <w:pPr>
-        <w:keepNext/>
-      </w:pPr>
-      <w:r>
-        <w:rPr>
-          <w:noProof/>
-        </w:rPr>
-        <w:drawing>
-          <wp:inline distT="0" distB="0" distL="0" distR="0">
-            <wp:extent cx="4883150" cy="2618105"/>
-            <wp:effectExtent l="0" t="0" r="0" b="0"/>
-            <wp:docPr id="21" name="Picture 21"/>
-            <wp:cNvGraphicFramePr>
-              <a:graphicFrameLocks xmlns:a="http://schemas.openxmlformats.org/drawingml/2006/main" noChangeAspect="1"/>
-            </wp:cNvGraphicFramePr>
-            <a:graphic xmlns:a="http://schemas.openxmlformats.org/drawingml/2006/main">
-              <a:graphicData uri="http://schemas.openxmlformats.org/drawingml/2006/picture">
-                <pic:pic xmlns:pic="http://schemas.openxmlformats.org/drawingml/2006/picture">
-                  <pic:nvPicPr>
-                    <pic:cNvPr id="21" name="FinalizeTournament.PNG"/>
-                    <pic:cNvPicPr/>
-                  </pic:nvPicPr>
-                  <pic:blipFill>
-                    <a:blip r:embed="rId32" cstate="print">
-                      <a:extLst>
-                        <a:ext uri="{28A0092B-C50C-407E-A947-70E740481C1C}">
-                          <a14:useLocalDpi xmlns:a14="http://schemas.microsoft.com/office/drawing/2010/main" val="0"/>
-                        </a:ext>
-                      </a:extLst>
-                    </a:blip>
-                    <a:stretch>
-                      <a:fillRect/>
-                    </a:stretch>
-                  </pic:blipFill>
-                  <pic:spPr>
-                    <a:xfrm>
-                      <a:off x="0" y="0"/>
-                      <a:ext cx="4883150" cy="2618105"/>
-                    </a:xfrm>
-                    <a:prstGeom prst="rect">
-                      <a:avLst/>
-                    </a:prstGeom>
-                  </pic:spPr>
-                </pic:pic>
-              </a:graphicData>
-            </a:graphic>
-          </wp:inline>
-        </w:drawing>
+        <w:pict>
+          <v:shapetype id="_x0000_t75" coordsize="21600,21600" o:spt="75" o:preferrelative="t" path="m@4@5l@4@11@9@11@9@5xe" filled="f" stroked="f">
+            <v:stroke joinstyle="miter"/>
+            <v:formulas>
+              <v:f eqn="if lineDrawn pixelLineWidth 0"/>
+              <v:f eqn="sum @0 1 0"/>
+              <v:f eqn="sum 0 0 @1"/>
+              <v:f eqn="prod @2 1 2"/>
+              <v:f eqn="prod @3 21600 pixelWidth"/>
+              <v:f eqn="prod @3 21600 pixelHeight"/>
+              <v:f eqn="sum @0 0 1"/>
+              <v:f eqn="prod @6 1 2"/>
+              <v:f eqn="prod @7 21600 pixelWidth"/>
+              <v:f eqn="sum @8 21600 0"/>
+              <v:f eqn="prod @7 21600 pixelHeight"/>
+              <v:f eqn="sum @10 21600 0"/>
+            </v:formulas>
+            <v:path o:extrusionok="f" gradientshapeok="t" o:connecttype="rect"/>
+            <o:lock v:ext="edit" aspectratio="t"/>
+          </v:shapetype>
+          <v:shape id="_x0000_i1025" type="#_x0000_t75" style="width:384pt;height:222.75pt">
+            <v:imagedata r:id="rId32" o:title="FinalizeTournamentWindow"/>
+          </v:shape>
+        </w:pict>
       </w:r>
     </w:p>
     <w:p>
@@ -9983,14 +10085,381 @@
     </w:p>
     <w:p>
       <w:pPr>
+        <w:pStyle w:val="BodyText"/>
+        <w:keepNext/>
+      </w:pPr>
+    </w:p>
+    <w:p>
+      <w:pPr>
+        <w:pStyle w:val="BodyText"/>
+        <w:keepNext/>
+      </w:pPr>
+      <w:r>
+        <w:t>Referring to Figure 18, t</w:t>
+      </w:r>
+      <w:r>
+        <w:t>he topmos</w:t>
+      </w:r>
+      <w:r>
+        <w:t>t window displays a wide array of information for each player in the given tournament.</w:t>
+      </w:r>
+    </w:p>
+    <w:p>
+      <w:pPr>
+        <w:pStyle w:val="BodyText"/>
+        <w:keepNext/>
+      </w:pPr>
+      <w:r>
+        <w:t xml:space="preserve"> Going from left to right this information is as follows:</w:t>
+      </w:r>
+    </w:p>
+    <w:p>
+      <w:pPr>
+        <w:pStyle w:val="BodyText"/>
+        <w:keepNext/>
+        <w:numPr>
+          <w:ilvl w:val="0"/>
+          <w:numId w:val="50"/>
+        </w:numPr>
+      </w:pPr>
+      <w:r>
+        <w:rPr>
+          <w:b/>
+          <w:u w:val="single"/>
+        </w:rPr>
+        <w:t>Index</w:t>
+      </w:r>
+      <w:r>
+        <w:t xml:space="preserve"> – the index of the player in the database.</w:t>
+      </w:r>
+    </w:p>
+    <w:p>
+      <w:pPr>
+        <w:pStyle w:val="BodyText"/>
+        <w:keepNext/>
+        <w:numPr>
+          <w:ilvl w:val="0"/>
+          <w:numId w:val="50"/>
+        </w:numPr>
+      </w:pPr>
+      <w:r>
+        <w:rPr>
+          <w:b/>
+          <w:u w:val="single"/>
+        </w:rPr>
+        <w:t>GameID</w:t>
+      </w:r>
+      <w:r>
+        <w:t xml:space="preserve"> –Needs work</w:t>
+      </w:r>
+    </w:p>
+    <w:p>
+      <w:pPr>
+        <w:pStyle w:val="BodyText"/>
+        <w:keepNext/>
+        <w:numPr>
+          <w:ilvl w:val="0"/>
+          <w:numId w:val="50"/>
+        </w:numPr>
+      </w:pPr>
+      <w:r>
+        <w:rPr>
+          <w:b/>
+          <w:u w:val="single"/>
+        </w:rPr>
+        <w:t>Game 1-4 and ValidScore 1-4</w:t>
+      </w:r>
+      <w:r>
+        <w:t xml:space="preserve"> - t</w:t>
+      </w:r>
+      <w:r>
+        <w:t>hat player’s score for each game</w:t>
+      </w:r>
+      <w:r>
+        <w:t xml:space="preserve"> they played, and a checkbox used to determine whether that player’s score is valid for that set of pins. E.G. a sandbagged score will be unchecked and thus invalidated.</w:t>
+      </w:r>
+    </w:p>
+    <w:p>
+      <w:pPr>
+        <w:pStyle w:val="BodyText"/>
+        <w:keepNext/>
+        <w:numPr>
+          <w:ilvl w:val="0"/>
+          <w:numId w:val="50"/>
+        </w:numPr>
+      </w:pPr>
+      <w:r>
+        <w:rPr>
+          <w:b/>
+          <w:u w:val="single"/>
+        </w:rPr>
+        <w:t>Scratch Total</w:t>
+      </w:r>
+      <w:r>
+        <w:t xml:space="preserve"> – The player’s total score before handicaps are taken into account.</w:t>
+      </w:r>
+    </w:p>
+    <w:p>
+      <w:pPr>
+        <w:pStyle w:val="BodyText"/>
+        <w:keepNext/>
+        <w:numPr>
+          <w:ilvl w:val="0"/>
+          <w:numId w:val="50"/>
+        </w:numPr>
+      </w:pPr>
+      <w:r>
+        <w:rPr>
+          <w:b/>
+          <w:u w:val="single"/>
+        </w:rPr>
+        <w:t xml:space="preserve">Handicap Total </w:t>
+      </w:r>
+      <w:r>
+        <w:t>– The player’s total score after handicaps are taken into account.</w:t>
+      </w:r>
+    </w:p>
+    <w:p>
+      <w:pPr>
+        <w:pStyle w:val="BodyText"/>
+        <w:keepNext/>
+        <w:numPr>
+          <w:ilvl w:val="0"/>
+          <w:numId w:val="50"/>
+        </w:numPr>
+      </w:pPr>
+      <w:r>
+        <w:rPr>
+          <w:b/>
+          <w:u w:val="single"/>
+        </w:rPr>
+        <w:t>Entry AVG</w:t>
+      </w:r>
+      <w:r>
+        <w:t xml:space="preserve"> – The average for the current entry of the player.</w:t>
+      </w:r>
+    </w:p>
+    <w:p>
+      <w:pPr>
+        <w:pStyle w:val="BodyText"/>
+        <w:keepNext/>
+        <w:numPr>
+          <w:ilvl w:val="0"/>
+          <w:numId w:val="50"/>
+        </w:numPr>
+      </w:pPr>
+      <w:r>
+        <w:rPr>
+          <w:b/>
+          <w:u w:val="single"/>
+        </w:rPr>
+        <w:t>30 Entry AVG</w:t>
+      </w:r>
+      <w:r>
+        <w:t xml:space="preserve"> – The average for the last 30 entries of the player.</w:t>
+      </w:r>
+    </w:p>
+    <w:p>
+      <w:pPr>
+        <w:pStyle w:val="BodyText"/>
+        <w:keepNext/>
+        <w:numPr>
+          <w:ilvl w:val="0"/>
+          <w:numId w:val="50"/>
+        </w:numPr>
+      </w:pPr>
+      <w:r>
+        <w:rPr>
+          <w:b/>
+          <w:u w:val="single"/>
+        </w:rPr>
+        <w:t>ADJ AVG</w:t>
+      </w:r>
+      <w:r>
+        <w:t xml:space="preserve"> – Adjusted Average.</w:t>
+      </w:r>
+      <w:r>
+        <w:t xml:space="preserve"> The average that has been adjusted by the director if need be. E.G. if a player sandbags a score, the average can be adjusted and entered in here.</w:t>
+      </w:r>
+    </w:p>
+    <w:p>
+      <w:pPr>
+        <w:pStyle w:val="BodyText"/>
+        <w:keepNext/>
+        <w:numPr>
+          <w:ilvl w:val="0"/>
+          <w:numId w:val="50"/>
+        </w:numPr>
+      </w:pPr>
+      <w:r>
+        <w:rPr>
+          <w:b/>
+          <w:u w:val="single"/>
+        </w:rPr>
+        <w:t>Director Check</w:t>
+      </w:r>
+      <w:r>
+        <w:t xml:space="preserve"> – Checkbox to confirm a director has checked and validated</w:t>
+      </w:r>
+      <w:r>
+        <w:t xml:space="preserve"> a player’s score.</w:t>
+      </w:r>
+    </w:p>
+    <w:p>
+      <w:pPr>
+        <w:pStyle w:val="BodyText"/>
+        <w:keepNext/>
+        <w:numPr>
+          <w:ilvl w:val="0"/>
+          <w:numId w:val="50"/>
+        </w:numPr>
+        <w:rPr>
+          <w:b/>
+          <w:u w:val="single"/>
+        </w:rPr>
+      </w:pPr>
+      <w:r>
+        <w:rPr>
+          <w:b/>
+          <w:u w:val="single"/>
+        </w:rPr>
+        <w:t>Squad</w:t>
+      </w:r>
+      <w:r>
+        <w:rPr>
+          <w:b/>
+          <w:u w:val="single"/>
+        </w:rPr>
+        <w:t xml:space="preserve"> </w:t>
+      </w:r>
+      <w:r>
+        <w:t>–</w:t>
+      </w:r>
+      <w:r>
+        <w:t xml:space="preserve"> T</w:t>
+      </w:r>
+      <w:r>
+        <w:t>he squad of this player’s game.</w:t>
+      </w:r>
+    </w:p>
+    <w:p>
+      <w:pPr>
+        <w:pStyle w:val="BodyText"/>
+        <w:keepNext/>
+        <w:numPr>
+          <w:ilvl w:val="0"/>
+          <w:numId w:val="50"/>
+        </w:numPr>
+        <w:rPr>
+          <w:b/>
+          <w:u w:val="single"/>
+        </w:rPr>
+      </w:pPr>
+      <w:r>
+        <w:rPr>
+          <w:b/>
+          <w:u w:val="single"/>
+        </w:rPr>
+        <w:t xml:space="preserve">Handicap </w:t>
+      </w:r>
+      <w:r>
+        <w:t>– The player’s current handicap.</w:t>
+      </w:r>
+    </w:p>
+    <w:p>
+      <w:pPr>
+        <w:pStyle w:val="BodyText"/>
+        <w:keepNext/>
+        <w:numPr>
+          <w:ilvl w:val="0"/>
+          <w:numId w:val="50"/>
+        </w:numPr>
+        <w:rPr>
+          <w:b/>
+          <w:u w:val="single"/>
+        </w:rPr>
+      </w:pPr>
+      <w:r>
+        <w:rPr>
+          <w:b/>
+          <w:u w:val="single"/>
+        </w:rPr>
+        <w:t>Bonus</w:t>
+      </w:r>
+      <w:r>
+        <w:t xml:space="preserve"> – Current player’s bonus.</w:t>
+      </w:r>
+    </w:p>
+    <w:p>
+      <w:pPr>
+        <w:pStyle w:val="BodyText"/>
+        <w:keepNext/>
+        <w:numPr>
+          <w:ilvl w:val="0"/>
+          <w:numId w:val="50"/>
+        </w:numPr>
+        <w:rPr>
+          <w:b/>
+          <w:u w:val="single"/>
+        </w:rPr>
+      </w:pPr>
+      <w:r>
+        <w:rPr>
+          <w:b/>
+          <w:u w:val="single"/>
+        </w:rPr>
+        <w:t xml:space="preserve"> Pro Pot</w:t>
+      </w:r>
+      <w:r>
+        <w:rPr>
+          <w:i/>
+          <w:u w:val="single"/>
+        </w:rPr>
+        <w:t xml:space="preserve"> </w:t>
+      </w:r>
+      <w:r>
+        <w:t>– Needs work</w:t>
+      </w:r>
+    </w:p>
+    <w:p>
+      <w:pPr>
+        <w:pStyle w:val="BodyText"/>
+        <w:keepNext/>
+        <w:numPr>
+          <w:ilvl w:val="0"/>
+          <w:numId w:val="50"/>
+        </w:numPr>
+        <w:rPr>
+          <w:b/>
+          <w:u w:val="single"/>
+        </w:rPr>
+      </w:pPr>
+      <w:r>
+        <w:rPr>
+          <w:b/>
+          <w:u w:val="single"/>
+        </w:rPr>
+        <w:t>Notes</w:t>
+      </w:r>
+      <w:r>
+        <w:t xml:space="preserve"> – notes on the current player can be entered here.</w:t>
+      </w:r>
+    </w:p>
+    <w:p>
+      <w:pPr>
+        <w:pStyle w:val="Caption"/>
+      </w:pPr>
+    </w:p>
+    <w:p>
+      <w:pPr>
         <w:pStyle w:val="Heading1"/>
       </w:pPr>
-      <w:bookmarkStart w:id="41" w:name="_Toc509165867"/>
+      <w:bookmarkStart w:id="40" w:name="_Toc509165867"/>
       <w:r>
         <w:lastRenderedPageBreak/>
         <w:t>Tools</w:t>
       </w:r>
-      <w:bookmarkEnd w:id="41"/>
+      <w:bookmarkEnd w:id="40"/>
       <w:r>
         <w:fldChar w:fldCharType="begin"/>
       </w:r>
@@ -10188,7 +10657,7 @@
       <w:pPr>
         <w:pStyle w:val="Heading1"/>
       </w:pPr>
-      <w:bookmarkStart w:id="42" w:name="_Toc509165868"/>
+      <w:bookmarkStart w:id="41" w:name="_Toc509165868"/>
       <w:r>
         <w:lastRenderedPageBreak/>
         <w:t>Troubles</w:t>
@@ -10214,7 +10683,7 @@
       <w:r>
         <w:t xml:space="preserve"> 9-Tap</w:t>
       </w:r>
-      <w:bookmarkEnd w:id="42"/>
+      <w:bookmarkEnd w:id="41"/>
     </w:p>
     <w:p>
       <w:pPr>
@@ -10224,7 +10693,7 @@
           <w:szCs w:val="24"/>
         </w:rPr>
       </w:pPr>
-      <w:bookmarkStart w:id="43" w:name="_Toc509165869"/>
+      <w:bookmarkStart w:id="42" w:name="_Toc509165869"/>
       <w:r>
         <w:rPr>
           <w:sz w:val="24"/>
@@ -10246,94 +10715,94 @@
         </w:rPr>
         <w:t>:</w:t>
       </w:r>
+      <w:bookmarkEnd w:id="42"/>
+    </w:p>
+    <w:p>
+      <w:pPr>
+        <w:pStyle w:val="BodyText"/>
+      </w:pPr>
+      <w:r>
+        <w:rPr>
+          <w:b/>
+        </w:rPr>
+        <w:t xml:space="preserve">If </w:t>
+      </w:r>
+      <w:r>
+        <w:rPr>
+          <w:b/>
+        </w:rPr>
+        <w:t xml:space="preserve">the </w:t>
+      </w:r>
+      <w:r>
+        <w:rPr>
+          <w:b/>
+        </w:rPr>
+        <w:t xml:space="preserve">tournament has </w:t>
+      </w:r>
+      <w:r>
+        <w:rPr>
+          <w:b/>
+        </w:rPr>
+        <w:t>five (5) or fewer</w:t>
+      </w:r>
+      <w:r>
+        <w:rPr>
+          <w:b/>
+        </w:rPr>
+        <w:t xml:space="preserve"> participants, DO NOT USE PROGRAM. Keep track of player data manually</w:t>
+      </w:r>
+      <w:r>
+        <w:t>.</w:t>
+      </w:r>
+    </w:p>
+    <w:p>
+      <w:pPr>
+        <w:pStyle w:val="BodyText"/>
+      </w:pPr>
+      <w:r>
+        <w:t>Doubles tournaments are not supported by the software at this time</w:t>
+      </w:r>
+      <w:r>
+        <w:t>. LEAVE DOUBLES UNCHECKED ON THE NEW TOURNAMENT SCREEN/DIALOG.</w:t>
+      </w:r>
+    </w:p>
+    <w:p>
+      <w:pPr>
+        <w:pStyle w:val="BodyText"/>
+      </w:pPr>
+      <w:r>
+        <w:t>Do not start a new tournament before the current tournament you are working on has been finalized.</w:t>
+      </w:r>
+    </w:p>
+    <w:p>
+      <w:pPr>
+        <w:pStyle w:val="BodyText"/>
+      </w:pPr>
+      <w:r>
+        <w:t xml:space="preserve">On the Member Scores screen, </w:t>
+      </w:r>
+      <w:r>
+        <w:t xml:space="preserve">as you are entering the member for the first time; </w:t>
+      </w:r>
+      <w:r>
+        <w:t xml:space="preserve">if the member has been comped into the tournament, make sure the </w:t>
+      </w:r>
+      <w:r>
+        <w:t>Comp Entry box has been checked before clicking the “Add New/Update Record button. This cannot be adjusted after the member’s scores have been entered and saved.</w:t>
+      </w:r>
+    </w:p>
+    <w:p>
+      <w:pPr>
+        <w:pStyle w:val="Heading2"/>
+      </w:pPr>
+      <w:bookmarkStart w:id="43" w:name="_Toc509165870"/>
+      <w:r>
+        <w:t>Screen “splitting”</w:t>
+      </w:r>
+      <w:r>
+        <w:t xml:space="preserve"> on resize</w:t>
+      </w:r>
       <w:bookmarkEnd w:id="43"/>
-    </w:p>
-    <w:p>
-      <w:pPr>
-        <w:pStyle w:val="BodyText"/>
-      </w:pPr>
-      <w:r>
-        <w:rPr>
-          <w:b/>
-        </w:rPr>
-        <w:t xml:space="preserve">If </w:t>
-      </w:r>
-      <w:r>
-        <w:rPr>
-          <w:b/>
-        </w:rPr>
-        <w:t xml:space="preserve">the </w:t>
-      </w:r>
-      <w:r>
-        <w:rPr>
-          <w:b/>
-        </w:rPr>
-        <w:t xml:space="preserve">tournament has </w:t>
-      </w:r>
-      <w:r>
-        <w:rPr>
-          <w:b/>
-        </w:rPr>
-        <w:t>five (5) or fewer</w:t>
-      </w:r>
-      <w:r>
-        <w:rPr>
-          <w:b/>
-        </w:rPr>
-        <w:t xml:space="preserve"> participants, DO NOT USE PROGRAM. Keep track of player data manually</w:t>
-      </w:r>
-      <w:r>
-        <w:t>.</w:t>
-      </w:r>
-    </w:p>
-    <w:p>
-      <w:pPr>
-        <w:pStyle w:val="BodyText"/>
-      </w:pPr>
-      <w:r>
-        <w:t>Doubles tournaments are not supported by the software at this time</w:t>
-      </w:r>
-      <w:r>
-        <w:t>. LEAVE DOUBLES UNCHECKED ON THE NEW TOURNAMENT SCREEN/DIALOG.</w:t>
-      </w:r>
-    </w:p>
-    <w:p>
-      <w:pPr>
-        <w:pStyle w:val="BodyText"/>
-      </w:pPr>
-      <w:r>
-        <w:t>Do not start a new tournament before the current tournament you are working on has been finalized.</w:t>
-      </w:r>
-    </w:p>
-    <w:p>
-      <w:pPr>
-        <w:pStyle w:val="BodyText"/>
-      </w:pPr>
-      <w:r>
-        <w:t xml:space="preserve">On the Member Scores screen, </w:t>
-      </w:r>
-      <w:r>
-        <w:t xml:space="preserve">as you are entering the member for the first time; </w:t>
-      </w:r>
-      <w:r>
-        <w:t xml:space="preserve">if the member has been comped into the tournament, make sure the </w:t>
-      </w:r>
-      <w:r>
-        <w:t>Comp Entry box has been checked before clicking the “Add New/Update Record button. This cannot be adjusted after the member’s scores have been entered and saved.</w:t>
-      </w:r>
-    </w:p>
-    <w:p>
-      <w:pPr>
-        <w:pStyle w:val="Heading2"/>
-      </w:pPr>
-      <w:bookmarkStart w:id="44" w:name="_Toc509165870"/>
-      <w:r>
-        <w:t>Screen “splitting”</w:t>
-      </w:r>
-      <w:r>
-        <w:t xml:space="preserve"> on resize</w:t>
-      </w:r>
-      <w:bookmarkEnd w:id="44"/>
     </w:p>
     <w:p>
       <w:pPr>
@@ -10639,7 +11108,7 @@
           <w:szCs w:val="24"/>
         </w:rPr>
       </w:pPr>
-      <w:bookmarkStart w:id="45" w:name="_Toc509165871"/>
+      <w:bookmarkStart w:id="44" w:name="_Toc509165871"/>
       <w:r>
         <w:rPr>
           <w:sz w:val="24"/>
@@ -10648,7 +11117,7 @@
         <w:lastRenderedPageBreak/>
         <w:t>ReadMe File</w:t>
       </w:r>
-      <w:bookmarkEnd w:id="45"/>
+      <w:bookmarkEnd w:id="44"/>
       <w:r>
         <w:rPr>
           <w:sz w:val="24"/>
@@ -10767,7 +11236,7 @@
       <w:pPr>
         <w:pStyle w:val="Heading1"/>
       </w:pPr>
-      <w:bookmarkStart w:id="46" w:name="_Toc509165872"/>
+      <w:bookmarkStart w:id="45" w:name="_Toc509165872"/>
       <w:r>
         <w:lastRenderedPageBreak/>
         <w:t>Conver</w:t>
@@ -10775,7 +11244,7 @@
       <w:r>
         <w:t>sion Program</w:t>
       </w:r>
-      <w:bookmarkEnd w:id="46"/>
+      <w:bookmarkEnd w:id="45"/>
       <w:r>
         <w:fldChar w:fldCharType="begin"/>
       </w:r>
@@ -10888,12 +11357,12 @@
       <w:pPr>
         <w:pStyle w:val="Heading1"/>
       </w:pPr>
-      <w:bookmarkStart w:id="47" w:name="_Toc509165873"/>
+      <w:bookmarkStart w:id="46" w:name="_Toc509165873"/>
       <w:r>
         <w:lastRenderedPageBreak/>
         <w:t>General Information</w:t>
       </w:r>
-      <w:bookmarkEnd w:id="47"/>
+      <w:bookmarkEnd w:id="46"/>
       <w:r>
         <w:fldChar w:fldCharType="begin"/>
       </w:r>
@@ -10929,15 +11398,16 @@
           <w:szCs w:val="22"/>
         </w:rPr>
       </w:pPr>
-      <w:bookmarkStart w:id="48" w:name="_Toc509165874"/>
+      <w:bookmarkStart w:id="47" w:name="_Toc509165874"/>
       <w:r>
         <w:rPr>
           <w:sz w:val="22"/>
           <w:szCs w:val="22"/>
         </w:rPr>
+        <w:lastRenderedPageBreak/>
         <w:t>Main Menu</w:t>
       </w:r>
-      <w:bookmarkEnd w:id="48"/>
+      <w:bookmarkEnd w:id="47"/>
       <w:r>
         <w:rPr>
           <w:sz w:val="22"/>
@@ -11437,11 +11907,11 @@
       <w:pPr>
         <w:pStyle w:val="Heading2"/>
       </w:pPr>
-      <w:bookmarkStart w:id="49" w:name="_Toc509165875"/>
+      <w:bookmarkStart w:id="48" w:name="_Toc509165875"/>
       <w:r>
         <w:t>Member Info</w:t>
       </w:r>
-      <w:bookmarkEnd w:id="49"/>
+      <w:bookmarkEnd w:id="48"/>
       <w:r>
         <w:fldChar w:fldCharType="begin"/>
       </w:r>
@@ -12496,11 +12966,11 @@
       <w:pPr>
         <w:pStyle w:val="Heading2"/>
       </w:pPr>
-      <w:bookmarkStart w:id="50" w:name="_Toc509165876"/>
+      <w:bookmarkStart w:id="49" w:name="_Toc509165876"/>
       <w:r>
         <w:t>Member Scores</w:t>
       </w:r>
-      <w:bookmarkEnd w:id="50"/>
+      <w:bookmarkEnd w:id="49"/>
       <w:r>
         <w:fldChar w:fldCharType="begin"/>
       </w:r>
@@ -13676,7 +14146,13 @@
         <w:fldChar w:fldCharType="end"/>
       </w:r>
       <w:r>
-        <w:t xml:space="preserve"> screen. You can chose what the reports contain by way of the buttons.</w:t>
+        <w:t xml:space="preserve"> screen. You can cho</w:t>
+      </w:r>
+      <w:r>
+        <w:t>o</w:t>
+      </w:r>
+      <w:r>
+        <w:t>se what the reports contain by way of the buttons.</w:t>
       </w:r>
     </w:p>
     <w:p>
@@ -13822,10 +14298,43 @@
       <w:pPr>
         <w:pStyle w:val="Heading2"/>
       </w:pPr>
-      <w:bookmarkStart w:id="51" w:name="_Toc509165877"/>
+      <w:bookmarkStart w:id="50" w:name="_Toc509165877"/>
       <w:r>
         <w:t>Tools</w:t>
       </w:r>
+      <w:bookmarkEnd w:id="50"/>
+      <w:r>
+        <w:fldChar w:fldCharType="begin"/>
+      </w:r>
+      <w:r>
+        <w:instrText xml:space="preserve"> XE "</w:instrText>
+      </w:r>
+      <w:r>
+        <w:instrText>Tools</w:instrText>
+      </w:r>
+      <w:r>
+        <w:instrText xml:space="preserve">" </w:instrText>
+      </w:r>
+      <w:r>
+        <w:fldChar w:fldCharType="end"/>
+      </w:r>
+    </w:p>
+    <w:p>
+      <w:pPr>
+        <w:pStyle w:val="BodyText"/>
+      </w:pPr>
+      <w:r>
+        <w:t>The update member status screen is launched from the tools tab.</w:t>
+      </w:r>
+    </w:p>
+    <w:p>
+      <w:pPr>
+        <w:pStyle w:val="Heading2"/>
+      </w:pPr>
+      <w:bookmarkStart w:id="51" w:name="_Toc509165878"/>
+      <w:r>
+        <w:t>About</w:t>
+      </w:r>
       <w:bookmarkEnd w:id="51"/>
       <w:r>
         <w:fldChar w:fldCharType="begin"/>
@@ -13834,86 +14343,53 @@
         <w:instrText xml:space="preserve"> XE "</w:instrText>
       </w:r>
       <w:r>
-        <w:instrText>Tools</w:instrText>
-      </w:r>
-      <w:r>
-        <w:instrText xml:space="preserve">" </w:instrText>
-      </w:r>
-      <w:r>
-        <w:fldChar w:fldCharType="end"/>
-      </w:r>
-    </w:p>
-    <w:p>
-      <w:pPr>
-        <w:pStyle w:val="BodyText"/>
-      </w:pPr>
-      <w:r>
-        <w:t>The update member status screen is launched from the tools tab.</w:t>
+        <w:instrText>About</w:instrText>
+      </w:r>
+      <w:r>
+        <w:instrText xml:space="preserve">" </w:instrText>
+      </w:r>
+      <w:r>
+        <w:fldChar w:fldCharType="end"/>
+      </w:r>
+    </w:p>
+    <w:p>
+      <w:pPr>
+        <w:pStyle w:val="BodyText"/>
+      </w:pPr>
+      <w:r>
+        <w:t>Clicking the “About” button on the Main Menu</w:t>
+      </w:r>
+      <w:r>
+        <w:fldChar w:fldCharType="begin"/>
+      </w:r>
+      <w:r>
+        <w:instrText xml:space="preserve"> XE "</w:instrText>
+      </w:r>
+      <w:r>
+        <w:rPr>
+          <w:szCs w:val="32"/>
+        </w:rPr>
+        <w:instrText>Main Menu</w:instrText>
+      </w:r>
+      <w:r>
+        <w:instrText xml:space="preserve">" </w:instrText>
+      </w:r>
+      <w:r>
+        <w:fldChar w:fldCharType="end"/>
+      </w:r>
+      <w:r>
+        <w:t xml:space="preserve"> launches the About 9-Tap screen.</w:t>
       </w:r>
     </w:p>
     <w:p>
       <w:pPr>
         <w:pStyle w:val="Heading2"/>
       </w:pPr>
-      <w:bookmarkStart w:id="52" w:name="_Toc509165878"/>
-      <w:r>
-        <w:t>About</w:t>
+      <w:bookmarkStart w:id="52" w:name="_Toc509165879"/>
+      <w:r>
+        <w:t>Exit</w:t>
       </w:r>
       <w:bookmarkEnd w:id="52"/>
-      <w:r>
-        <w:fldChar w:fldCharType="begin"/>
-      </w:r>
-      <w:r>
-        <w:instrText xml:space="preserve"> XE "</w:instrText>
-      </w:r>
-      <w:r>
-        <w:instrText>About</w:instrText>
-      </w:r>
-      <w:r>
-        <w:instrText xml:space="preserve">" </w:instrText>
-      </w:r>
-      <w:r>
-        <w:fldChar w:fldCharType="end"/>
-      </w:r>
-    </w:p>
-    <w:p>
-      <w:pPr>
-        <w:pStyle w:val="BodyText"/>
-      </w:pPr>
-      <w:r>
-        <w:t>Clicking the “About” button on the Main Menu</w:t>
-      </w:r>
-      <w:r>
-        <w:fldChar w:fldCharType="begin"/>
-      </w:r>
-      <w:r>
-        <w:instrText xml:space="preserve"> XE "</w:instrText>
-      </w:r>
-      <w:r>
-        <w:rPr>
-          <w:szCs w:val="32"/>
-        </w:rPr>
-        <w:instrText>Main Menu</w:instrText>
-      </w:r>
-      <w:r>
-        <w:instrText xml:space="preserve">" </w:instrText>
-      </w:r>
-      <w:r>
-        <w:fldChar w:fldCharType="end"/>
-      </w:r>
-      <w:r>
-        <w:t xml:space="preserve"> launches the About 9-Tap screen.</w:t>
-      </w:r>
-    </w:p>
-    <w:p>
-      <w:pPr>
-        <w:pStyle w:val="Heading2"/>
-      </w:pPr>
-      <w:bookmarkStart w:id="53" w:name="_Toc509165879"/>
-      <w:r>
-        <w:t>Exit</w:t>
-      </w:r>
-      <w:bookmarkEnd w:id="53"/>
       <w:r>
         <w:fldChar w:fldCharType="begin"/>
       </w:r>
@@ -13973,9 +14449,9 @@
           <w:cols w:space="720"/>
         </w:sectPr>
       </w:pPr>
-      <w:bookmarkStart w:id="54" w:name="_Toc35154388"/>
-      <w:bookmarkStart w:id="55" w:name="_Toc35154911"/>
-      <w:bookmarkStart w:id="56" w:name="_Toc36023011"/>
+      <w:bookmarkStart w:id="53" w:name="_Toc35154388"/>
+      <w:bookmarkStart w:id="54" w:name="_Toc35154911"/>
+      <w:bookmarkStart w:id="55" w:name="_Toc36023011"/>
     </w:p>
     <w:p>
       <w:pPr>
@@ -13990,14 +14466,15 @@
       <w:pPr>
         <w:pStyle w:val="Heading1"/>
       </w:pPr>
-      <w:bookmarkStart w:id="57" w:name="_Toc509165880"/>
-      <w:r>
+      <w:bookmarkStart w:id="56" w:name="_Toc509165880"/>
+      <w:r>
+        <w:lastRenderedPageBreak/>
         <w:t>Index</w:t>
       </w:r>
+      <w:bookmarkEnd w:id="53"/>
       <w:bookmarkEnd w:id="54"/>
       <w:bookmarkEnd w:id="55"/>
       <w:bookmarkEnd w:id="56"/>
-      <w:bookmarkEnd w:id="57"/>
     </w:p>
     <w:p>
       <w:pPr>
@@ -14036,6 +14513,7 @@
         <w:rPr>
           <w:noProof/>
         </w:rPr>
+        <w:lastRenderedPageBreak/>
         <w:t>About, 33, 38</w:t>
       </w:r>
     </w:p>
@@ -14529,6 +15007,7 @@
         <w:rPr>
           <w:noProof/>
         </w:rPr>
+        <w:lastRenderedPageBreak/>
         <w:t>Menus Guide, 5, 10</w:t>
       </w:r>
     </w:p>
@@ -15063,12 +15542,191 @@
         </w:sectPr>
       </w:pPr>
       <w:r>
-        <w:fldChar w:fldCharType="end"/>
-      </w:r>
-    </w:p>
-    <w:p>
-      <w:pPr>
-        <w:pStyle w:val="BodyText"/>
+        <w:lastRenderedPageBreak/>
+        <w:fldChar w:fldCharType="end"/>
+      </w:r>
+    </w:p>
+    <w:p>
+      <w:pPr>
+        <w:rPr>
+          <w:spacing w:val="-5"/>
+          <w:sz w:val="24"/>
+        </w:rPr>
+      </w:pPr>
+      <w:r>
+        <w:lastRenderedPageBreak/>
+        <w:br w:type="page"/>
+      </w:r>
+    </w:p>
+    <w:p>
+      <w:pPr>
+        <w:pStyle w:val="Heading1"/>
+      </w:pPr>
+      <w:r>
+        <w:lastRenderedPageBreak/>
+        <w:t>Glossary</w:t>
+      </w:r>
+    </w:p>
+    <w:p>
+      <w:pPr>
+        <w:pStyle w:val="BodyText"/>
+        <w:rPr>
+          <w:szCs w:val="24"/>
+        </w:rPr>
+      </w:pPr>
+      <w:r>
+        <w:rPr>
+          <w:b/>
+          <w:sz w:val="28"/>
+          <w:szCs w:val="28"/>
+        </w:rPr>
+        <w:t>Pot</w:t>
+      </w:r>
+      <w:r>
+        <w:rPr>
+          <w:b/>
+          <w:sz w:val="28"/>
+          <w:szCs w:val="28"/>
+        </w:rPr>
+        <w:t xml:space="preserve">         </w:t>
+      </w:r>
+      <w:r>
+        <w:rPr>
+          <w:szCs w:val="24"/>
+        </w:rPr>
+        <w:t>A sum of money a player wagers during a game.</w:t>
+      </w:r>
+    </w:p>
+    <w:p>
+      <w:pPr>
+        <w:pStyle w:val="BodyText"/>
+        <w:rPr>
+          <w:b/>
+          <w:sz w:val="28"/>
+          <w:szCs w:val="28"/>
+        </w:rPr>
+      </w:pPr>
+      <w:r>
+        <w:rPr>
+          <w:b/>
+          <w:sz w:val="28"/>
+          <w:szCs w:val="28"/>
+        </w:rPr>
+        <w:t>Progressive Pot</w:t>
+      </w:r>
+      <w:r>
+        <w:rPr>
+          <w:b/>
+          <w:sz w:val="28"/>
+          <w:szCs w:val="28"/>
+        </w:rPr>
+        <w:t xml:space="preserve">  </w:t>
+      </w:r>
+      <w:r>
+        <w:rPr>
+          <w:b/>
+          <w:sz w:val="28"/>
+          <w:szCs w:val="28"/>
+        </w:rPr>
+        <w:tab/>
+      </w:r>
+      <w:r>
+        <w:rPr>
+          <w:szCs w:val="24"/>
+        </w:rPr>
+        <w:t>A</w:t>
+      </w:r>
+      <w:r>
+        <w:rPr>
+          <w:szCs w:val="24"/>
+        </w:rPr>
+        <w:t xml:space="preserve"> jackpot which increases</w:t>
+      </w:r>
+      <w:r>
+        <w:rPr>
+          <w:szCs w:val="24"/>
+        </w:rPr>
+        <w:t xml:space="preserve"> each time the game is played and the jackpot is not won.</w:t>
+      </w:r>
+      <w:r>
+        <w:rPr>
+          <w:b/>
+          <w:sz w:val="28"/>
+          <w:szCs w:val="28"/>
+        </w:rPr>
+        <w:t xml:space="preserve"> </w:t>
+      </w:r>
+    </w:p>
+    <w:p>
+      <w:pPr>
+        <w:pStyle w:val="BodyText"/>
+        <w:rPr>
+          <w:szCs w:val="24"/>
+        </w:rPr>
+      </w:pPr>
+      <w:r>
+        <w:rPr>
+          <w:b/>
+          <w:sz w:val="28"/>
+          <w:szCs w:val="28"/>
+        </w:rPr>
+        <w:t xml:space="preserve">USBC   </w:t>
+      </w:r>
+      <w:r>
+        <w:rPr>
+          <w:szCs w:val="24"/>
+        </w:rPr>
+        <w:t xml:space="preserve"> United States Bowling Congress</w:t>
+      </w:r>
+    </w:p>
+    <w:p>
+      <w:pPr>
+        <w:pStyle w:val="BodyText"/>
+        <w:rPr>
+          <w:szCs w:val="24"/>
+        </w:rPr>
+      </w:pPr>
+      <w:r>
+        <w:rPr>
+          <w:b/>
+          <w:sz w:val="28"/>
+          <w:szCs w:val="28"/>
+        </w:rPr>
+        <w:t>HDCP</w:t>
+      </w:r>
+      <w:r>
+        <w:rPr>
+          <w:b/>
+          <w:sz w:val="28"/>
+          <w:szCs w:val="28"/>
+        </w:rPr>
+        <w:t xml:space="preserve"> </w:t>
+      </w:r>
+      <w:r>
+        <w:rPr>
+          <w:szCs w:val="24"/>
+        </w:rPr>
+        <w:t>Handicap</w:t>
+      </w:r>
+      <w:bookmarkStart w:id="57" w:name="_GoBack"/>
+      <w:bookmarkEnd w:id="57"/>
+    </w:p>
+    <w:p>
+      <w:pPr>
+        <w:pStyle w:val="BodyText"/>
+        <w:rPr>
+          <w:b/>
+          <w:sz w:val="28"/>
+          <w:szCs w:val="28"/>
+        </w:rPr>
+      </w:pPr>
+    </w:p>
+    <w:p>
+      <w:pPr>
+        <w:pStyle w:val="BodyText"/>
+        <w:rPr>
+          <w:szCs w:val="24"/>
+        </w:rPr>
       </w:pPr>
     </w:p>
     <w:sectPr>
@@ -15082,7 +15740,7 @@
 </file>
 
 <file path=word/endnotes.xml><?xml version="1.0" encoding="utf-8"?>
-<w:endnotes xmlns:wpc="http://schemas.microsoft.com/office/word/2010/wordprocessingCanvas" xmlns:cx="http://schemas.microsoft.com/office/drawing/2014/chartex" xmlns:cx1="http://schemas.microsoft.com/office/drawing/2015/9/8/chartex" xmlns:cx2="http://schemas.microsoft.com/office/drawing/2015/10/21/chartex" xmlns:cx3="http://schemas.microsoft.com/office/drawing/2016/5/9/chartex" xmlns:cx4="http://schemas.microsoft.com/office/drawing/2016/5/10/chartex" xmlns:cx5="http://schemas.microsoft.com/office/drawing/2016/5/11/chartex" xmlns:cx6="http://schemas.microsoft.com/office/drawing/2016/5/12/chartex" xmlns:cx7="http://schemas.microsoft.com/office/drawing/2016/5/13/chartex" xmlns:cx8="http://schemas.microsoft.com/office/drawing/2016/5/14/chartex" xmlns:mc="http://schemas.openxmlformats.org/markup-compatibility/2006" xmlns:aink="http://schemas.microsoft.com/office/drawing/2016/ink" xmlns:am3d="http://schemas.microsoft.com/office/drawing/2017/model3d" xmlns:o="urn:schemas-microsoft-com:office:office" xmlns:r="http://schemas.openxmlformats.org/officeDocument/2006/relationships" xmlns:m="http://schemas.openxmlformats.org/officeDocument/2006/math" xmlns:v="urn:schemas-microsoft-com:vml" xmlns:wp14="http://schemas.microsoft.com/office/word/2010/wordprocessingDrawing" xmlns:wp="http://schemas.openxmlformats.org/drawingml/2006/wordprocessingDrawing" xmlns:w10="urn:schemas-microsoft-com:office:word" xmlns:w="http://schemas.openxmlformats.org/wordprocessingml/2006/main" xmlns:w14="http://schemas.microsoft.com/office/word/2010/wordml" xmlns:w15="http://schemas.microsoft.com/office/word/2012/wordml" xmlns:w16cid="http://schemas.microsoft.com/office/word/2016/wordml/cid" xmlns:w16se="http://schemas.microsoft.com/office/word/2015/wordml/symex" xmlns:wpg="http://schemas.microsoft.com/office/word/2010/wordprocessingGroup" xmlns:wpi="http://schemas.microsoft.com/office/word/2010/wordprocessingInk" xmlns:wne="http://schemas.microsoft.com/office/word/2006/wordml" xmlns:wps="http://schemas.microsoft.com/office/word/2010/wordprocessingShape" mc:Ignorable="w14 w15 w16se w16cid wp14">
+<w:endnotes xmlns:wpc="http://schemas.microsoft.com/office/word/2010/wordprocessingCanvas" xmlns:mc="http://schemas.openxmlformats.org/markup-compatibility/2006" xmlns:o="urn:schemas-microsoft-com:office:office" xmlns:r="http://schemas.openxmlformats.org/officeDocument/2006/relationships" xmlns:m="http://schemas.openxmlformats.org/officeDocument/2006/math" xmlns:v="urn:schemas-microsoft-com:vml" xmlns:wp14="http://schemas.microsoft.com/office/word/2010/wordprocessingDrawing" xmlns:wp="http://schemas.openxmlformats.org/drawingml/2006/wordprocessingDrawing" xmlns:w10="urn:schemas-microsoft-com:office:word" xmlns:w="http://schemas.openxmlformats.org/wordprocessingml/2006/main" xmlns:w14="http://schemas.microsoft.com/office/word/2010/wordml" xmlns:w15="http://schemas.microsoft.com/office/word/2012/wordml" xmlns:wpg="http://schemas.microsoft.com/office/word/2010/wordprocessingGroup" xmlns:wpi="http://schemas.microsoft.com/office/word/2010/wordprocessingInk" xmlns:wne="http://schemas.microsoft.com/office/word/2006/wordml" xmlns:wps="http://schemas.microsoft.com/office/word/2010/wordprocessingShape" mc:Ignorable="w14 w15 wp14">
   <w:endnote w:type="separator" w:id="-1">
     <w:p>
       <w:r>
@@ -15101,7 +15759,7 @@
 </file>
 
 <file path=word/footer1.xml><?xml version="1.0" encoding="utf-8"?>
-<w:ftr xmlns:wpc="http://schemas.microsoft.com/office/word/2010/wordprocessingCanvas" xmlns:cx="http://schemas.microsoft.com/office/drawing/2014/chartex" xmlns:cx1="http://schemas.microsoft.com/office/drawing/2015/9/8/chartex" xmlns:cx2="http://schemas.microsoft.com/office/drawing/2015/10/21/chartex" xmlns:cx3="http://schemas.microsoft.com/office/drawing/2016/5/9/chartex" xmlns:cx4="http://schemas.microsoft.com/office/drawing/2016/5/10/chartex" xmlns:cx5="http://schemas.microsoft.com/office/drawing/2016/5/11/chartex" xmlns:cx6="http://schemas.microsoft.com/office/drawing/2016/5/12/chartex" xmlns:cx7="http://schemas.microsoft.com/office/drawing/2016/5/13/chartex" xmlns:cx8="http://schemas.microsoft.com/office/drawing/2016/5/14/chartex" xmlns:mc="http://schemas.openxmlformats.org/markup-compatibility/2006" xmlns:aink="http://schemas.microsoft.com/office/drawing/2016/ink" xmlns:am3d="http://schemas.microsoft.com/office/drawing/2017/model3d" xmlns:o="urn:schemas-microsoft-com:office:office" xmlns:r="http://schemas.openxmlformats.org/officeDocument/2006/relationships" xmlns:m="http://schemas.openxmlformats.org/officeDocument/2006/math" xmlns:v="urn:schemas-microsoft-com:vml" xmlns:wp14="http://schemas.microsoft.com/office/word/2010/wordprocessingDrawing" xmlns:wp="http://schemas.openxmlformats.org/drawingml/2006/wordprocessingDrawing" xmlns:w10="urn:schemas-microsoft-com:office:word" xmlns:w="http://schemas.openxmlformats.org/wordprocessingml/2006/main" xmlns:w14="http://schemas.microsoft.com/office/word/2010/wordml" xmlns:w15="http://schemas.microsoft.com/office/word/2012/wordml" xmlns:w16cid="http://schemas.microsoft.com/office/word/2016/wordml/cid" xmlns:w16se="http://schemas.microsoft.com/office/word/2015/wordml/symex" xmlns:wpg="http://schemas.microsoft.com/office/word/2010/wordprocessingGroup" xmlns:wpi="http://schemas.microsoft.com/office/word/2010/wordprocessingInk" xmlns:wne="http://schemas.microsoft.com/office/word/2006/wordml" xmlns:wps="http://schemas.microsoft.com/office/word/2010/wordprocessingShape" mc:Ignorable="w14 w15 w16se w16cid wp14">
+<w:ftr xmlns:wpc="http://schemas.microsoft.com/office/word/2010/wordprocessingCanvas" xmlns:mc="http://schemas.openxmlformats.org/markup-compatibility/2006" xmlns:o="urn:schemas-microsoft-com:office:office" xmlns:r="http://schemas.openxmlformats.org/officeDocument/2006/relationships" xmlns:m="http://schemas.openxmlformats.org/officeDocument/2006/math" xmlns:v="urn:schemas-microsoft-com:vml" xmlns:wp14="http://schemas.microsoft.com/office/word/2010/wordprocessingDrawing" xmlns:wp="http://schemas.openxmlformats.org/drawingml/2006/wordprocessingDrawing" xmlns:w10="urn:schemas-microsoft-com:office:word" xmlns:w="http://schemas.openxmlformats.org/wordprocessingml/2006/main" xmlns:w14="http://schemas.microsoft.com/office/word/2010/wordml" xmlns:w15="http://schemas.microsoft.com/office/word/2012/wordml" xmlns:wpg="http://schemas.microsoft.com/office/word/2010/wordprocessingGroup" xmlns:wpi="http://schemas.microsoft.com/office/word/2010/wordprocessingInk" xmlns:wne="http://schemas.microsoft.com/office/word/2006/wordml" xmlns:wps="http://schemas.microsoft.com/office/word/2010/wordprocessingShape" mc:Ignorable="w14 w15 wp14">
   <w:p>
     <w:pPr>
       <w:pStyle w:val="Footer"/>
@@ -15142,7 +15800,7 @@
 </file>
 
 <file path=word/footer2.xml><?xml version="1.0" encoding="utf-8"?>
-<w:ftr xmlns:wpc="http://schemas.microsoft.com/office/word/2010/wordprocessingCanvas" xmlns:cx="http://schemas.microsoft.com/office/drawing/2014/chartex" xmlns:cx1="http://schemas.microsoft.com/office/drawing/2015/9/8/chartex" xmlns:cx2="http://schemas.microsoft.com/office/drawing/2015/10/21/chartex" xmlns:cx3="http://schemas.microsoft.com/office/drawing/2016/5/9/chartex" xmlns:cx4="http://schemas.microsoft.com/office/drawing/2016/5/10/chartex" xmlns:cx5="http://schemas.microsoft.com/office/drawing/2016/5/11/chartex" xmlns:cx6="http://schemas.microsoft.com/office/drawing/2016/5/12/chartex" xmlns:cx7="http://schemas.microsoft.com/office/drawing/2016/5/13/chartex" xmlns:cx8="http://schemas.microsoft.com/office/drawing/2016/5/14/chartex" xmlns:mc="http://schemas.openxmlformats.org/markup-compatibility/2006" xmlns:aink="http://schemas.microsoft.com/office/drawing/2016/ink" xmlns:am3d="http://schemas.microsoft.com/office/drawing/2017/model3d" xmlns:o="urn:schemas-microsoft-com:office:office" xmlns:r="http://schemas.openxmlformats.org/officeDocument/2006/relationships" xmlns:m="http://schemas.openxmlformats.org/officeDocument/2006/math" xmlns:v="urn:schemas-microsoft-com:vml" xmlns:wp14="http://schemas.microsoft.com/office/word/2010/wordprocessingDrawing" xmlns:wp="http://schemas.openxmlformats.org/drawingml/2006/wordprocessingDrawing" xmlns:w10="urn:schemas-microsoft-com:office:word" xmlns:w="http://schemas.openxmlformats.org/wordprocessingml/2006/main" xmlns:w14="http://schemas.microsoft.com/office/word/2010/wordml" xmlns:w15="http://schemas.microsoft.com/office/word/2012/wordml" xmlns:w16cid="http://schemas.microsoft.com/office/word/2016/wordml/cid" xmlns:w16se="http://schemas.microsoft.com/office/word/2015/wordml/symex" xmlns:wpg="http://schemas.microsoft.com/office/word/2010/wordprocessingGroup" xmlns:wpi="http://schemas.microsoft.com/office/word/2010/wordprocessingInk" xmlns:wne="http://schemas.microsoft.com/office/word/2006/wordml" xmlns:wps="http://schemas.microsoft.com/office/word/2010/wordprocessingShape" mc:Ignorable="w14 w15 w16se w16cid wp14">
+<w:ftr xmlns:wpc="http://schemas.microsoft.com/office/word/2010/wordprocessingCanvas" xmlns:mc="http://schemas.openxmlformats.org/markup-compatibility/2006" xmlns:o="urn:schemas-microsoft-com:office:office" xmlns:r="http://schemas.openxmlformats.org/officeDocument/2006/relationships" xmlns:m="http://schemas.openxmlformats.org/officeDocument/2006/math" xmlns:v="urn:schemas-microsoft-com:vml" xmlns:wp14="http://schemas.microsoft.com/office/word/2010/wordprocessingDrawing" xmlns:wp="http://schemas.openxmlformats.org/drawingml/2006/wordprocessingDrawing" xmlns:w10="urn:schemas-microsoft-com:office:word" xmlns:w="http://schemas.openxmlformats.org/wordprocessingml/2006/main" xmlns:w14="http://schemas.microsoft.com/office/word/2010/wordml" xmlns:w15="http://schemas.microsoft.com/office/word/2012/wordml" xmlns:wpg="http://schemas.microsoft.com/office/word/2010/wordprocessingGroup" xmlns:wpi="http://schemas.microsoft.com/office/word/2010/wordprocessingInk" xmlns:wne="http://schemas.microsoft.com/office/word/2006/wordml" xmlns:wps="http://schemas.microsoft.com/office/word/2010/wordprocessingShape" mc:Ignorable="w14 w15 wp14">
   <w:p>
     <w:pPr>
       <w:pStyle w:val="Footer"/>
@@ -15152,7 +15810,7 @@
 </file>
 
 <file path=word/footer3.xml><?xml version="1.0" encoding="utf-8"?>
-<w:ftr xmlns:wpc="http://schemas.microsoft.com/office/word/2010/wordprocessingCanvas" xmlns:cx="http://schemas.microsoft.com/office/drawing/2014/chartex" xmlns:cx1="http://schemas.microsoft.com/office/drawing/2015/9/8/chartex" xmlns:cx2="http://schemas.microsoft.com/office/drawing/2015/10/21/chartex" xmlns:cx3="http://schemas.microsoft.com/office/drawing/2016/5/9/chartex" xmlns:cx4="http://schemas.microsoft.com/office/drawing/2016/5/10/chartex" xmlns:cx5="http://schemas.microsoft.com/office/drawing/2016/5/11/chartex" xmlns:cx6="http://schemas.microsoft.com/office/drawing/2016/5/12/chartex" xmlns:cx7="http://schemas.microsoft.com/office/drawing/2016/5/13/chartex" xmlns:cx8="http://schemas.microsoft.com/office/drawing/2016/5/14/chartex" xmlns:mc="http://schemas.openxmlformats.org/markup-compatibility/2006" xmlns:aink="http://schemas.microsoft.com/office/drawing/2016/ink" xmlns:am3d="http://schemas.microsoft.com/office/drawing/2017/model3d" xmlns:o="urn:schemas-microsoft-com:office:office" xmlns:r="http://schemas.openxmlformats.org/officeDocument/2006/relationships" xmlns:m="http://schemas.openxmlformats.org/officeDocument/2006/math" xmlns:v="urn:schemas-microsoft-com:vml" xmlns:wp14="http://schemas.microsoft.com/office/word/2010/wordprocessingDrawing" xmlns:wp="http://schemas.openxmlformats.org/drawingml/2006/wordprocessingDrawing" xmlns:w10="urn:schemas-microsoft-com:office:word" xmlns:w="http://schemas.openxmlformats.org/wordprocessingml/2006/main" xmlns:w14="http://schemas.microsoft.com/office/word/2010/wordml" xmlns:w15="http://schemas.microsoft.com/office/word/2012/wordml" xmlns:w16cid="http://schemas.microsoft.com/office/word/2016/wordml/cid" xmlns:w16se="http://schemas.microsoft.com/office/word/2015/wordml/symex" xmlns:wpg="http://schemas.microsoft.com/office/word/2010/wordprocessingGroup" xmlns:wpi="http://schemas.microsoft.com/office/word/2010/wordprocessingInk" xmlns:wne="http://schemas.microsoft.com/office/word/2006/wordml" xmlns:wps="http://schemas.microsoft.com/office/word/2010/wordprocessingShape" mc:Ignorable="w14 w15 w16se w16cid wp14">
+<w:ftr xmlns:wpc="http://schemas.microsoft.com/office/word/2010/wordprocessingCanvas" xmlns:mc="http://schemas.openxmlformats.org/markup-compatibility/2006" xmlns:o="urn:schemas-microsoft-com:office:office" xmlns:r="http://schemas.openxmlformats.org/officeDocument/2006/relationships" xmlns:m="http://schemas.openxmlformats.org/officeDocument/2006/math" xmlns:v="urn:schemas-microsoft-com:vml" xmlns:wp14="http://schemas.microsoft.com/office/word/2010/wordprocessingDrawing" xmlns:wp="http://schemas.openxmlformats.org/drawingml/2006/wordprocessingDrawing" xmlns:w10="urn:schemas-microsoft-com:office:word" xmlns:w="http://schemas.openxmlformats.org/wordprocessingml/2006/main" xmlns:w14="http://schemas.microsoft.com/office/word/2010/wordml" xmlns:w15="http://schemas.microsoft.com/office/word/2012/wordml" xmlns:wpg="http://schemas.microsoft.com/office/word/2010/wordprocessingGroup" xmlns:wpi="http://schemas.microsoft.com/office/word/2010/wordprocessingInk" xmlns:wne="http://schemas.microsoft.com/office/word/2006/wordml" xmlns:wps="http://schemas.microsoft.com/office/word/2010/wordprocessingShape" mc:Ignorable="w14 w15 wp14">
   <w:p>
     <w:pPr>
       <w:pStyle w:val="Footer"/>
@@ -15162,7 +15820,7 @@
 </file>
 
 <file path=word/footer4.xml><?xml version="1.0" encoding="utf-8"?>
-<w:ftr xmlns:wpc="http://schemas.microsoft.com/office/word/2010/wordprocessingCanvas" xmlns:cx="http://schemas.microsoft.com/office/drawing/2014/chartex" xmlns:cx1="http://schemas.microsoft.com/office/drawing/2015/9/8/chartex" xmlns:cx2="http://schemas.microsoft.com/office/drawing/2015/10/21/chartex" xmlns:cx3="http://schemas.microsoft.com/office/drawing/2016/5/9/chartex" xmlns:cx4="http://schemas.microsoft.com/office/drawing/2016/5/10/chartex" xmlns:cx5="http://schemas.microsoft.com/office/drawing/2016/5/11/chartex" xmlns:cx6="http://schemas.microsoft.com/office/drawing/2016/5/12/chartex" xmlns:cx7="http://schemas.microsoft.com/office/drawing/2016/5/13/chartex" xmlns:cx8="http://schemas.microsoft.com/office/drawing/2016/5/14/chartex" xmlns:mc="http://schemas.openxmlformats.org/markup-compatibility/2006" xmlns:aink="http://schemas.microsoft.com/office/drawing/2016/ink" xmlns:am3d="http://schemas.microsoft.com/office/drawing/2017/model3d" xmlns:o="urn:schemas-microsoft-com:office:office" xmlns:r="http://schemas.openxmlformats.org/officeDocument/2006/relationships" xmlns:m="http://schemas.openxmlformats.org/officeDocument/2006/math" xmlns:v="urn:schemas-microsoft-com:vml" xmlns:wp14="http://schemas.microsoft.com/office/word/2010/wordprocessingDrawing" xmlns:wp="http://schemas.openxmlformats.org/drawingml/2006/wordprocessingDrawing" xmlns:w10="urn:schemas-microsoft-com:office:word" xmlns:w="http://schemas.openxmlformats.org/wordprocessingml/2006/main" xmlns:w14="http://schemas.microsoft.com/office/word/2010/wordml" xmlns:w15="http://schemas.microsoft.com/office/word/2012/wordml" xmlns:w16cid="http://schemas.microsoft.com/office/word/2016/wordml/cid" xmlns:w16se="http://schemas.microsoft.com/office/word/2015/wordml/symex" xmlns:wpg="http://schemas.microsoft.com/office/word/2010/wordprocessingGroup" xmlns:wpi="http://schemas.microsoft.com/office/word/2010/wordprocessingInk" xmlns:wne="http://schemas.microsoft.com/office/word/2006/wordml" xmlns:wps="http://schemas.microsoft.com/office/word/2010/wordprocessingShape" mc:Ignorable="w14 w15 w16se w16cid wp14">
+<w:ftr xmlns:wpc="http://schemas.microsoft.com/office/word/2010/wordprocessingCanvas" xmlns:mc="http://schemas.openxmlformats.org/markup-compatibility/2006" xmlns:o="urn:schemas-microsoft-com:office:office" xmlns:r="http://schemas.openxmlformats.org/officeDocument/2006/relationships" xmlns:m="http://schemas.openxmlformats.org/officeDocument/2006/math" xmlns:v="urn:schemas-microsoft-com:vml" xmlns:wp14="http://schemas.microsoft.com/office/word/2010/wordprocessingDrawing" xmlns:wp="http://schemas.openxmlformats.org/drawingml/2006/wordprocessingDrawing" xmlns:w10="urn:schemas-microsoft-com:office:word" xmlns:w="http://schemas.openxmlformats.org/wordprocessingml/2006/main" xmlns:w14="http://schemas.microsoft.com/office/word/2010/wordml" xmlns:w15="http://schemas.microsoft.com/office/word/2012/wordml" xmlns:wpg="http://schemas.microsoft.com/office/word/2010/wordprocessingGroup" xmlns:wpi="http://schemas.microsoft.com/office/word/2010/wordprocessingInk" xmlns:wne="http://schemas.microsoft.com/office/word/2006/wordml" xmlns:wps="http://schemas.microsoft.com/office/word/2010/wordprocessingShape" mc:Ignorable="w14 w15 wp14">
   <w:p>
     <w:pPr>
       <w:pStyle w:val="Footer"/>
@@ -15194,7 +15852,7 @@
         <w:rStyle w:val="PageNumber"/>
         <w:noProof/>
       </w:rPr>
-      <w:t>5</w:t>
+      <w:t>35</w:t>
     </w:r>
     <w:r>
       <w:rPr>
@@ -15212,7 +15870,7 @@
 </file>
 
 <file path=word/footer5.xml><?xml version="1.0" encoding="utf-8"?>
-<w:ftr xmlns:wpc="http://schemas.microsoft.com/office/word/2010/wordprocessingCanvas" xmlns:cx="http://schemas.microsoft.com/office/drawing/2014/chartex" xmlns:cx1="http://schemas.microsoft.com/office/drawing/2015/9/8/chartex" xmlns:cx2="http://schemas.microsoft.com/office/drawing/2015/10/21/chartex" xmlns:cx3="http://schemas.microsoft.com/office/drawing/2016/5/9/chartex" xmlns:cx4="http://schemas.microsoft.com/office/drawing/2016/5/10/chartex" xmlns:cx5="http://schemas.microsoft.com/office/drawing/2016/5/11/chartex" xmlns:cx6="http://schemas.microsoft.com/office/drawing/2016/5/12/chartex" xmlns:cx7="http://schemas.microsoft.com/office/drawing/2016/5/13/chartex" xmlns:cx8="http://schemas.microsoft.com/office/drawing/2016/5/14/chartex" xmlns:mc="http://schemas.openxmlformats.org/markup-compatibility/2006" xmlns:aink="http://schemas.microsoft.com/office/drawing/2016/ink" xmlns:am3d="http://schemas.microsoft.com/office/drawing/2017/model3d" xmlns:o="urn:schemas-microsoft-com:office:office" xmlns:r="http://schemas.openxmlformats.org/officeDocument/2006/relationships" xmlns:m="http://schemas.openxmlformats.org/officeDocument/2006/math" xmlns:v="urn:schemas-microsoft-com:vml" xmlns:wp14="http://schemas.microsoft.com/office/word/2010/wordprocessingDrawing" xmlns:wp="http://schemas.openxmlformats.org/drawingml/2006/wordprocessingDrawing" xmlns:w10="urn:schemas-microsoft-com:office:word" xmlns:w="http://schemas.openxmlformats.org/wordprocessingml/2006/main" xmlns:w14="http://schemas.microsoft.com/office/word/2010/wordml" xmlns:w15="http://schemas.microsoft.com/office/word/2012/wordml" xmlns:w16cid="http://schemas.microsoft.com/office/word/2016/wordml/cid" xmlns:w16se="http://schemas.microsoft.com/office/word/2015/wordml/symex" xmlns:wpg="http://schemas.microsoft.com/office/word/2010/wordprocessingGroup" xmlns:wpi="http://schemas.microsoft.com/office/word/2010/wordprocessingInk" xmlns:wne="http://schemas.microsoft.com/office/word/2006/wordml" xmlns:wps="http://schemas.microsoft.com/office/word/2010/wordprocessingShape" mc:Ignorable="w14 w15 w16se w16cid wp14">
+<w:ftr xmlns:wpc="http://schemas.microsoft.com/office/word/2010/wordprocessingCanvas" xmlns:mc="http://schemas.openxmlformats.org/markup-compatibility/2006" xmlns:o="urn:schemas-microsoft-com:office:office" xmlns:r="http://schemas.openxmlformats.org/officeDocument/2006/relationships" xmlns:m="http://schemas.openxmlformats.org/officeDocument/2006/math" xmlns:v="urn:schemas-microsoft-com:vml" xmlns:wp14="http://schemas.microsoft.com/office/word/2010/wordprocessingDrawing" xmlns:wp="http://schemas.openxmlformats.org/drawingml/2006/wordprocessingDrawing" xmlns:w10="urn:schemas-microsoft-com:office:word" xmlns:w="http://schemas.openxmlformats.org/wordprocessingml/2006/main" xmlns:w14="http://schemas.microsoft.com/office/word/2010/wordml" xmlns:w15="http://schemas.microsoft.com/office/word/2012/wordml" xmlns:wpg="http://schemas.microsoft.com/office/word/2010/wordprocessingGroup" xmlns:wpi="http://schemas.microsoft.com/office/word/2010/wordprocessingInk" xmlns:wne="http://schemas.microsoft.com/office/word/2006/wordml" xmlns:wps="http://schemas.microsoft.com/office/word/2010/wordprocessingShape" mc:Ignorable="w14 w15 wp14">
   <w:p>
     <w:pPr>
       <w:pStyle w:val="Footer"/>
@@ -15244,7 +15902,7 @@
         <w:rStyle w:val="PageNumber"/>
         <w:noProof/>
       </w:rPr>
-      <w:t>39</w:t>
+      <w:t>40</w:t>
     </w:r>
     <w:r>
       <w:rPr>
@@ -15262,7 +15920,7 @@
 </file>
 
 <file path=word/footnotes.xml><?xml version="1.0" encoding="utf-8"?>
-<w:footnotes xmlns:wpc="http://schemas.microsoft.com/office/word/2010/wordprocessingCanvas" xmlns:cx="http://schemas.microsoft.com/office/drawing/2014/chartex" xmlns:cx1="http://schemas.microsoft.com/office/drawing/2015/9/8/chartex" xmlns:cx2="http://schemas.microsoft.com/office/drawing/2015/10/21/chartex" xmlns:cx3="http://schemas.microsoft.com/office/drawing/2016/5/9/chartex" xmlns:cx4="http://schemas.microsoft.com/office/drawing/2016/5/10/chartex" xmlns:cx5="http://schemas.microsoft.com/office/drawing/2016/5/11/chartex" xmlns:cx6="http://schemas.microsoft.com/office/drawing/2016/5/12/chartex" xmlns:cx7="http://schemas.microsoft.com/office/drawing/2016/5/13/chartex" xmlns:cx8="http://schemas.microsoft.com/office/drawing/2016/5/14/chartex" xmlns:mc="http://schemas.openxmlformats.org/markup-compatibility/2006" xmlns:aink="http://schemas.microsoft.com/office/drawing/2016/ink" xmlns:am3d="http://schemas.microsoft.com/office/drawing/2017/model3d" xmlns:o="urn:schemas-microsoft-com:office:office" xmlns:r="http://schemas.openxmlformats.org/officeDocument/2006/relationships" xmlns:m="http://schemas.openxmlformats.org/officeDocument/2006/math" xmlns:v="urn:schemas-microsoft-com:vml" xmlns:wp14="http://schemas.microsoft.com/office/word/2010/wordprocessingDrawing" xmlns:wp="http://schemas.openxmlformats.org/drawingml/2006/wordprocessingDrawing" xmlns:w10="urn:schemas-microsoft-com:office:word" xmlns:w="http://schemas.openxmlformats.org/wordprocessingml/2006/main" xmlns:w14="http://schemas.microsoft.com/office/word/2010/wordml" xmlns:w15="http://schemas.microsoft.com/office/word/2012/wordml" xmlns:w16cid="http://schemas.microsoft.com/office/word/2016/wordml/cid" xmlns:w16se="http://schemas.microsoft.com/office/word/2015/wordml/symex" xmlns:wpg="http://schemas.microsoft.com/office/word/2010/wordprocessingGroup" xmlns:wpi="http://schemas.microsoft.com/office/word/2010/wordprocessingInk" xmlns:wne="http://schemas.microsoft.com/office/word/2006/wordml" xmlns:wps="http://schemas.microsoft.com/office/word/2010/wordprocessingShape" mc:Ignorable="w14 w15 w16se w16cid wp14">
+<w:footnotes xmlns:wpc="http://schemas.microsoft.com/office/word/2010/wordprocessingCanvas" xmlns:mc="http://schemas.openxmlformats.org/markup-compatibility/2006" xmlns:o="urn:schemas-microsoft-com:office:office" xmlns:r="http://schemas.openxmlformats.org/officeDocument/2006/relationships" xmlns:m="http://schemas.openxmlformats.org/officeDocument/2006/math" xmlns:v="urn:schemas-microsoft-com:vml" xmlns:wp14="http://schemas.microsoft.com/office/word/2010/wordprocessingDrawing" xmlns:wp="http://schemas.openxmlformats.org/drawingml/2006/wordprocessingDrawing" xmlns:w10="urn:schemas-microsoft-com:office:word" xmlns:w="http://schemas.openxmlformats.org/wordprocessingml/2006/main" xmlns:w14="http://schemas.microsoft.com/office/word/2010/wordml" xmlns:w15="http://schemas.microsoft.com/office/word/2012/wordml" xmlns:wpg="http://schemas.microsoft.com/office/word/2010/wordprocessingGroup" xmlns:wpi="http://schemas.microsoft.com/office/word/2010/wordprocessingInk" xmlns:wne="http://schemas.microsoft.com/office/word/2006/wordml" xmlns:wps="http://schemas.microsoft.com/office/word/2010/wordprocessingShape" mc:Ignorable="w14 w15 wp14">
   <w:footnote w:type="separator" w:id="-1">
     <w:p>
       <w:r>
@@ -15281,7 +15939,7 @@
 </file>
 
 <file path=word/header1.xml><?xml version="1.0" encoding="utf-8"?>
-<w:hdr xmlns:wpc="http://schemas.microsoft.com/office/word/2010/wordprocessingCanvas" xmlns:cx="http://schemas.microsoft.com/office/drawing/2014/chartex" xmlns:cx1="http://schemas.microsoft.com/office/drawing/2015/9/8/chartex" xmlns:cx2="http://schemas.microsoft.com/office/drawing/2015/10/21/chartex" xmlns:cx3="http://schemas.microsoft.com/office/drawing/2016/5/9/chartex" xmlns:cx4="http://schemas.microsoft.com/office/drawing/2016/5/10/chartex" xmlns:cx5="http://schemas.microsoft.com/office/drawing/2016/5/11/chartex" xmlns:cx6="http://schemas.microsoft.com/office/drawing/2016/5/12/chartex" xmlns:cx7="http://schemas.microsoft.com/office/drawing/2016/5/13/chartex" xmlns:cx8="http://schemas.microsoft.com/office/drawing/2016/5/14/chartex" xmlns:mc="http://schemas.openxmlformats.org/markup-compatibility/2006" xmlns:aink="http://schemas.microsoft.com/office/drawing/2016/ink" xmlns:am3d="http://schemas.microsoft.com/office/drawing/2017/model3d" xmlns:o="urn:schemas-microsoft-com:office:office" xmlns:r="http://schemas.openxmlformats.org/officeDocument/2006/relationships" xmlns:m="http://schemas.openxmlformats.org/officeDocument/2006/math" xmlns:v="urn:schemas-microsoft-com:vml" xmlns:wp14="http://schemas.microsoft.com/office/word/2010/wordprocessingDrawing" xmlns:wp="http://schemas.openxmlformats.org/drawingml/2006/wordprocessingDrawing" xmlns:w10="urn:schemas-microsoft-com:office:word" xmlns:w="http://schemas.openxmlformats.org/wordprocessingml/2006/main" xmlns:w14="http://schemas.microsoft.com/office/word/2010/wordml" xmlns:w15="http://schemas.microsoft.com/office/word/2012/wordml" xmlns:w16cid="http://schemas.microsoft.com/office/word/2016/wordml/cid" xmlns:w16se="http://schemas.microsoft.com/office/word/2015/wordml/symex" xmlns:wpg="http://schemas.microsoft.com/office/word/2010/wordprocessingGroup" xmlns:wpi="http://schemas.microsoft.com/office/word/2010/wordprocessingInk" xmlns:wne="http://schemas.microsoft.com/office/word/2006/wordml" xmlns:wps="http://schemas.microsoft.com/office/word/2010/wordprocessingShape" mc:Ignorable="w14 w15 w16se w16cid wp14">
+<w:hdr xmlns:wpc="http://schemas.microsoft.com/office/word/2010/wordprocessingCanvas" xmlns:mc="http://schemas.openxmlformats.org/markup-compatibility/2006" xmlns:o="urn:schemas-microsoft-com:office:office" xmlns:r="http://schemas.openxmlformats.org/officeDocument/2006/relationships" xmlns:m="http://schemas.openxmlformats.org/officeDocument/2006/math" xmlns:v="urn:schemas-microsoft-com:vml" xmlns:wp14="http://schemas.microsoft.com/office/word/2010/wordprocessingDrawing" xmlns:wp="http://schemas.openxmlformats.org/drawingml/2006/wordprocessingDrawing" xmlns:w10="urn:schemas-microsoft-com:office:word" xmlns:w="http://schemas.openxmlformats.org/wordprocessingml/2006/main" xmlns:w14="http://schemas.microsoft.com/office/word/2010/wordml" xmlns:w15="http://schemas.microsoft.com/office/word/2012/wordml" xmlns:wpg="http://schemas.microsoft.com/office/word/2010/wordprocessingGroup" xmlns:wpi="http://schemas.microsoft.com/office/word/2010/wordprocessingInk" xmlns:wne="http://schemas.microsoft.com/office/word/2006/wordml" xmlns:wps="http://schemas.microsoft.com/office/word/2010/wordprocessingShape" mc:Ignorable="w14 w15 wp14">
   <w:p>
     <w:pPr>
       <w:pStyle w:val="Header"/>
@@ -15294,7 +15952,7 @@
 </file>
 
 <file path=word/header2.xml><?xml version="1.0" encoding="utf-8"?>
-<w:hdr xmlns:wpc="http://schemas.microsoft.com/office/word/2010/wordprocessingCanvas" xmlns:cx="http://schemas.microsoft.com/office/drawing/2014/chartex" xmlns:cx1="http://schemas.microsoft.com/office/drawing/2015/9/8/chartex" xmlns:cx2="http://schemas.microsoft.com/office/drawing/2015/10/21/chartex" xmlns:cx3="http://schemas.microsoft.com/office/drawing/2016/5/9/chartex" xmlns:cx4="http://schemas.microsoft.com/office/drawing/2016/5/10/chartex" xmlns:cx5="http://schemas.microsoft.com/office/drawing/2016/5/11/chartex" xmlns:cx6="http://schemas.microsoft.com/office/drawing/2016/5/12/chartex" xmlns:cx7="http://schemas.microsoft.com/office/drawing/2016/5/13/chartex" xmlns:cx8="http://schemas.microsoft.com/office/drawing/2016/5/14/chartex" xmlns:mc="http://schemas.openxmlformats.org/markup-compatibility/2006" xmlns:aink="http://schemas.microsoft.com/office/drawing/2016/ink" xmlns:am3d="http://schemas.microsoft.com/office/drawing/2017/model3d" xmlns:o="urn:schemas-microsoft-com:office:office" xmlns:r="http://schemas.openxmlformats.org/officeDocument/2006/relationships" xmlns:m="http://schemas.openxmlformats.org/officeDocument/2006/math" xmlns:v="urn:schemas-microsoft-com:vml" xmlns:wp14="http://schemas.microsoft.com/office/word/2010/wordprocessingDrawing" xmlns:wp="http://schemas.openxmlformats.org/drawingml/2006/wordprocessingDrawing" xmlns:w10="urn:schemas-microsoft-com:office:word" xmlns:w="http://schemas.openxmlformats.org/wordprocessingml/2006/main" xmlns:w14="http://schemas.microsoft.com/office/word/2010/wordml" xmlns:w15="http://schemas.microsoft.com/office/word/2012/wordml" xmlns:w16cid="http://schemas.microsoft.com/office/word/2016/wordml/cid" xmlns:w16se="http://schemas.microsoft.com/office/word/2015/wordml/symex" xmlns:wpg="http://schemas.microsoft.com/office/word/2010/wordprocessingGroup" xmlns:wpi="http://schemas.microsoft.com/office/word/2010/wordprocessingInk" xmlns:wne="http://schemas.microsoft.com/office/word/2006/wordml" xmlns:wps="http://schemas.microsoft.com/office/word/2010/wordprocessingShape" mc:Ignorable="w14 w15 w16se w16cid wp14">
+<w:hdr xmlns:wpc="http://schemas.microsoft.com/office/word/2010/wordprocessingCanvas" xmlns:mc="http://schemas.openxmlformats.org/markup-compatibility/2006" xmlns:o="urn:schemas-microsoft-com:office:office" xmlns:r="http://schemas.openxmlformats.org/officeDocument/2006/relationships" xmlns:m="http://schemas.openxmlformats.org/officeDocument/2006/math" xmlns:v="urn:schemas-microsoft-com:vml" xmlns:wp14="http://schemas.microsoft.com/office/word/2010/wordprocessingDrawing" xmlns:wp="http://schemas.openxmlformats.org/drawingml/2006/wordprocessingDrawing" xmlns:w10="urn:schemas-microsoft-com:office:word" xmlns:w="http://schemas.openxmlformats.org/wordprocessingml/2006/main" xmlns:w14="http://schemas.microsoft.com/office/word/2010/wordml" xmlns:w15="http://schemas.microsoft.com/office/word/2012/wordml" xmlns:wpg="http://schemas.microsoft.com/office/word/2010/wordprocessingGroup" xmlns:wpi="http://schemas.microsoft.com/office/word/2010/wordprocessingInk" xmlns:wne="http://schemas.microsoft.com/office/word/2006/wordml" xmlns:wps="http://schemas.microsoft.com/office/word/2010/wordprocessingShape" mc:Ignorable="w14 w15 wp14">
   <w:p>
     <w:pPr>
       <w:pStyle w:val="Header"/>
@@ -15307,26 +15965,20 @@
 </file>
 
 <file path=word/header3.xml><?xml version="1.0" encoding="utf-8"?>
-<w:hdr xmlns:wpc="http://schemas.microsoft.com/office/word/2010/wordprocessingCanvas" xmlns:cx="http://schemas.microsoft.com/office/drawing/2014/chartex" xmlns:cx1="http://schemas.microsoft.com/office/drawing/2015/9/8/chartex" xmlns:cx2="http://schemas.microsoft.com/office/drawing/2015/10/21/chartex" xmlns:cx3="http://schemas.microsoft.com/office/drawing/2016/5/9/chartex" xmlns:cx4="http://schemas.microsoft.com/office/drawing/2016/5/10/chartex" xmlns:cx5="http://schemas.microsoft.com/office/drawing/2016/5/11/chartex" xmlns:cx6="http://schemas.microsoft.com/office/drawing/2016/5/12/chartex" xmlns:cx7="http://schemas.microsoft.com/office/drawing/2016/5/13/chartex" xmlns:cx8="http://schemas.microsoft.com/office/drawing/2016/5/14/chartex" xmlns:mc="http://schemas.openxmlformats.org/markup-compatibility/2006" xmlns:aink="http://schemas.microsoft.com/office/drawing/2016/ink" xmlns:am3d="http://schemas.microsoft.com/office/drawing/2017/model3d" xmlns:o="urn:schemas-microsoft-com:office:office" xmlns:r="http://schemas.openxmlformats.org/officeDocument/2006/relationships" xmlns:m="http://schemas.openxmlformats.org/officeDocument/2006/math" xmlns:v="urn:schemas-microsoft-com:vml" xmlns:wp14="http://schemas.microsoft.com/office/word/2010/wordprocessingDrawing" xmlns:wp="http://schemas.openxmlformats.org/drawingml/2006/wordprocessingDrawing" xmlns:w10="urn:schemas-microsoft-com:office:word" xmlns:w="http://schemas.openxmlformats.org/wordprocessingml/2006/main" xmlns:w14="http://schemas.microsoft.com/office/word/2010/wordml" xmlns:w15="http://schemas.microsoft.com/office/word/2012/wordml" xmlns:w16cid="http://schemas.microsoft.com/office/word/2016/wordml/cid" xmlns:w16se="http://schemas.microsoft.com/office/word/2015/wordml/symex" xmlns:wpg="http://schemas.microsoft.com/office/word/2010/wordprocessingGroup" xmlns:wpi="http://schemas.microsoft.com/office/word/2010/wordprocessingInk" xmlns:wne="http://schemas.microsoft.com/office/word/2006/wordml" xmlns:wps="http://schemas.microsoft.com/office/word/2010/wordprocessingShape" mc:Ignorable="w14 w15 w16se w16cid wp14">
+<w:hdr xmlns:wpc="http://schemas.microsoft.com/office/word/2010/wordprocessingCanvas" xmlns:mc="http://schemas.openxmlformats.org/markup-compatibility/2006" xmlns:o="urn:schemas-microsoft-com:office:office" xmlns:r="http://schemas.openxmlformats.org/officeDocument/2006/relationships" xmlns:m="http://schemas.openxmlformats.org/officeDocument/2006/math" xmlns:v="urn:schemas-microsoft-com:vml" xmlns:wp14="http://schemas.microsoft.com/office/word/2010/wordprocessingDrawing" xmlns:wp="http://schemas.openxmlformats.org/drawingml/2006/wordprocessingDrawing" xmlns:w10="urn:schemas-microsoft-com:office:word" xmlns:w="http://schemas.openxmlformats.org/wordprocessingml/2006/main" xmlns:w14="http://schemas.microsoft.com/office/word/2010/wordml" xmlns:w15="http://schemas.microsoft.com/office/word/2012/wordml" xmlns:wpg="http://schemas.microsoft.com/office/word/2010/wordprocessingGroup" xmlns:wpi="http://schemas.microsoft.com/office/word/2010/wordprocessingInk" xmlns:wne="http://schemas.microsoft.com/office/word/2006/wordml" xmlns:wps="http://schemas.microsoft.com/office/word/2010/wordprocessingShape" mc:Ignorable="w14 w15 wp14">
   <w:p>
     <w:pPr>
       <w:pStyle w:val="Header"/>
     </w:pPr>
     <w:r>
-      <w:t>9</w:t>
-    </w:r>
-    <w:r>
-      <w:t>-</w:t>
-    </w:r>
-    <w:r>
-      <w:t>Tap Tour</w:t>
+      <w:t>9-Tap Tour</w:t>
     </w:r>
   </w:p>
 </w:hdr>
 </file>
 
 <file path=word/header4.xml><?xml version="1.0" encoding="utf-8"?>
-<w:hdr xmlns:wpc="http://schemas.microsoft.com/office/word/2010/wordprocessingCanvas" xmlns:cx="http://schemas.microsoft.com/office/drawing/2014/chartex" xmlns:cx1="http://schemas.microsoft.com/office/drawing/2015/9/8/chartex" xmlns:cx2="http://schemas.microsoft.com/office/drawing/2015/10/21/chartex" xmlns:cx3="http://schemas.microsoft.com/office/drawing/2016/5/9/chartex" xmlns:cx4="http://schemas.microsoft.com/office/drawing/2016/5/10/chartex" xmlns:cx5="http://schemas.microsoft.com/office/drawing/2016/5/11/chartex" xmlns:cx6="http://schemas.microsoft.com/office/drawing/2016/5/12/chartex" xmlns:cx7="http://schemas.microsoft.com/office/drawing/2016/5/13/chartex" xmlns:cx8="http://schemas.microsoft.com/office/drawing/2016/5/14/chartex" xmlns:mc="http://schemas.openxmlformats.org/markup-compatibility/2006" xmlns:aink="http://schemas.microsoft.com/office/drawing/2016/ink" xmlns:am3d="http://schemas.microsoft.com/office/drawing/2017/model3d" xmlns:o="urn:schemas-microsoft-com:office:office" xmlns:r="http://schemas.openxmlformats.org/officeDocument/2006/relationships" xmlns:m="http://schemas.openxmlformats.org/officeDocument/2006/math" xmlns:v="urn:schemas-microsoft-com:vml" xmlns:wp14="http://schemas.microsoft.com/office/word/2010/wordprocessingDrawing" xmlns:wp="http://schemas.openxmlformats.org/drawingml/2006/wordprocessingDrawing" xmlns:w10="urn:schemas-microsoft-com:office:word" xmlns:w="http://schemas.openxmlformats.org/wordprocessingml/2006/main" xmlns:w14="http://schemas.microsoft.com/office/word/2010/wordml" xmlns:w15="http://schemas.microsoft.com/office/word/2012/wordml" xmlns:w16cid="http://schemas.microsoft.com/office/word/2016/wordml/cid" xmlns:w16se="http://schemas.microsoft.com/office/word/2015/wordml/symex" xmlns:wpg="http://schemas.microsoft.com/office/word/2010/wordprocessingGroup" xmlns:wpi="http://schemas.microsoft.com/office/word/2010/wordprocessingInk" xmlns:wne="http://schemas.microsoft.com/office/word/2006/wordml" xmlns:wps="http://schemas.microsoft.com/office/word/2010/wordprocessingShape" mc:Ignorable="w14 w15 w16se w16cid wp14">
+<w:hdr xmlns:wpc="http://schemas.microsoft.com/office/word/2010/wordprocessingCanvas" xmlns:mc="http://schemas.openxmlformats.org/markup-compatibility/2006" xmlns:o="urn:schemas-microsoft-com:office:office" xmlns:r="http://schemas.openxmlformats.org/officeDocument/2006/relationships" xmlns:m="http://schemas.openxmlformats.org/officeDocument/2006/math" xmlns:v="urn:schemas-microsoft-com:vml" xmlns:wp14="http://schemas.microsoft.com/office/word/2010/wordprocessingDrawing" xmlns:wp="http://schemas.openxmlformats.org/drawingml/2006/wordprocessingDrawing" xmlns:w10="urn:schemas-microsoft-com:office:word" xmlns:w="http://schemas.openxmlformats.org/wordprocessingml/2006/main" xmlns:w14="http://schemas.microsoft.com/office/word/2010/wordml" xmlns:w15="http://schemas.microsoft.com/office/word/2012/wordml" xmlns:wpg="http://schemas.microsoft.com/office/word/2010/wordprocessingGroup" xmlns:wpi="http://schemas.microsoft.com/office/word/2010/wordprocessingInk" xmlns:wne="http://schemas.microsoft.com/office/word/2006/wordml" xmlns:wps="http://schemas.microsoft.com/office/word/2010/wordprocessingShape" mc:Ignorable="w14 w15 wp14">
   <w:p>
     <w:pPr>
       <w:pStyle w:val="Header"/>
@@ -15336,8 +15988,8 @@
 </file>
 
 <file path=word/numbering.xml><?xml version="1.0" encoding="utf-8"?>
-<w:numbering xmlns:wpc="http://schemas.microsoft.com/office/word/2010/wordprocessingCanvas" xmlns:cx="http://schemas.microsoft.com/office/drawing/2014/chartex" xmlns:cx1="http://schemas.microsoft.com/office/drawing/2015/9/8/chartex" xmlns:cx2="http://schemas.microsoft.com/office/drawing/2015/10/21/chartex" xmlns:cx3="http://schemas.microsoft.com/office/drawing/2016/5/9/chartex" xmlns:cx4="http://schemas.microsoft.com/office/drawing/2016/5/10/chartex" xmlns:cx5="http://schemas.microsoft.com/office/drawing/2016/5/11/chartex" xmlns:cx6="http://schemas.microsoft.com/office/drawing/2016/5/12/chartex" xmlns:cx7="http://schemas.microsoft.com/office/drawing/2016/5/13/chartex" xmlns:cx8="http://schemas.microsoft.com/office/drawing/2016/5/14/chartex" xmlns:mc="http://schemas.openxmlformats.org/markup-compatibility/2006" xmlns:aink="http://schemas.microsoft.com/office/drawing/2016/ink" xmlns:am3d="http://schemas.microsoft.com/office/drawing/2017/model3d" xmlns:o="urn:schemas-microsoft-com:office:office" xmlns:r="http://schemas.openxmlformats.org/officeDocument/2006/relationships" xmlns:m="http://schemas.openxmlformats.org/officeDocument/2006/math" xmlns:v="urn:schemas-microsoft-com:vml" xmlns:wp14="http://schemas.microsoft.com/office/word/2010/wordprocessingDrawing" xmlns:wp="http://schemas.openxmlformats.org/drawingml/2006/wordprocessingDrawing" xmlns:w10="urn:schemas-microsoft-com:office:word" xmlns:w="http://schemas.openxmlformats.org/wordprocessingml/2006/main" xmlns:w14="http://schemas.microsoft.com/office/word/2010/wordml" xmlns:w15="http://schemas.microsoft.com/office/word/2012/wordml" xmlns:w16cid="http://schemas.microsoft.com/office/word/2016/wordml/cid" xmlns:w16se="http://schemas.microsoft.com/office/word/2015/wordml/symex" xmlns:wpg="http://schemas.microsoft.com/office/word/2010/wordprocessingGroup" xmlns:wpi="http://schemas.microsoft.com/office/word/2010/wordprocessingInk" xmlns:wne="http://schemas.microsoft.com/office/word/2006/wordml" xmlns:wps="http://schemas.microsoft.com/office/word/2010/wordprocessingShape" mc:Ignorable="w14 w15 w16se w16cid wp14">
-  <w:abstractNum w:abstractNumId="0" w15:restartNumberingAfterBreak="0">
+<w:numbering xmlns:wpc="http://schemas.microsoft.com/office/word/2010/wordprocessingCanvas" xmlns:mc="http://schemas.openxmlformats.org/markup-compatibility/2006" xmlns:o="urn:schemas-microsoft-com:office:office" xmlns:r="http://schemas.openxmlformats.org/officeDocument/2006/relationships" xmlns:m="http://schemas.openxmlformats.org/officeDocument/2006/math" xmlns:v="urn:schemas-microsoft-com:vml" xmlns:wp14="http://schemas.microsoft.com/office/word/2010/wordprocessingDrawing" xmlns:wp="http://schemas.openxmlformats.org/drawingml/2006/wordprocessingDrawing" xmlns:w10="urn:schemas-microsoft-com:office:word" xmlns:w="http://schemas.openxmlformats.org/wordprocessingml/2006/main" xmlns:w14="http://schemas.microsoft.com/office/word/2010/wordml" xmlns:w15="http://schemas.microsoft.com/office/word/2012/wordml" xmlns:wpg="http://schemas.microsoft.com/office/word/2010/wordprocessingGroup" xmlns:wpi="http://schemas.microsoft.com/office/word/2010/wordprocessingInk" xmlns:wne="http://schemas.microsoft.com/office/word/2006/wordml" xmlns:wps="http://schemas.microsoft.com/office/word/2010/wordprocessingShape" mc:Ignorable="w14 w15 wp14">
+  <w:abstractNum w:abstractNumId="0">
     <w:nsid w:val="FFFFFF7E"/>
     <w:multiLevelType w:val="singleLevel"/>
     <w:tmpl w:val="015ED472"/>
@@ -15354,7 +16006,7 @@
       </w:pPr>
     </w:lvl>
   </w:abstractNum>
-  <w:abstractNum w:abstractNumId="1" w15:restartNumberingAfterBreak="0">
+  <w:abstractNum w:abstractNumId="1">
     <w:nsid w:val="FFFFFF7F"/>
     <w:multiLevelType w:val="singleLevel"/>
     <w:tmpl w:val="B3BEF5CC"/>
@@ -15371,7 +16023,7 @@
       </w:pPr>
     </w:lvl>
   </w:abstractNum>
-  <w:abstractNum w:abstractNumId="2" w15:restartNumberingAfterBreak="0">
+  <w:abstractNum w:abstractNumId="2">
     <w:nsid w:val="FFFFFF81"/>
     <w:multiLevelType w:val="singleLevel"/>
     <w:tmpl w:val="BDAE33B0"/>
@@ -15391,7 +16043,7 @@
       </w:rPr>
     </w:lvl>
   </w:abstractNum>
-  <w:abstractNum w:abstractNumId="3" w15:restartNumberingAfterBreak="0">
+  <w:abstractNum w:abstractNumId="3">
     <w:nsid w:val="FFFFFF82"/>
     <w:multiLevelType w:val="singleLevel"/>
     <w:tmpl w:val="C1A6A5C4"/>
@@ -15411,7 +16063,7 @@
       </w:rPr>
     </w:lvl>
   </w:abstractNum>
-  <w:abstractNum w:abstractNumId="4" w15:restartNumberingAfterBreak="0">
+  <w:abstractNum w:abstractNumId="4">
     <w:nsid w:val="FFFFFFFE"/>
     <w:multiLevelType w:val="singleLevel"/>
     <w:tmpl w:val="FFFFFFFF"/>
@@ -15421,7 +16073,7 @@
       <w:lvlJc w:val="left"/>
     </w:lvl>
   </w:abstractNum>
-  <w:abstractNum w:abstractNumId="5" w15:restartNumberingAfterBreak="0">
+  <w:abstractNum w:abstractNumId="5">
     <w:nsid w:val="00DD5F7E"/>
     <w:multiLevelType w:val="hybridMultilevel"/>
     <w:tmpl w:val="4B72C4DA"/>
@@ -15534,7 +16186,7 @@
       </w:rPr>
     </w:lvl>
   </w:abstractNum>
-  <w:abstractNum w:abstractNumId="6" w15:restartNumberingAfterBreak="0">
+  <w:abstractNum w:abstractNumId="6">
     <w:nsid w:val="091760E7"/>
     <w:multiLevelType w:val="singleLevel"/>
     <w:tmpl w:val="A19A21BE"/>
@@ -15546,7 +16198,7 @@
       <w:lvlJc w:val="left"/>
     </w:lvl>
   </w:abstractNum>
-  <w:abstractNum w:abstractNumId="7" w15:restartNumberingAfterBreak="0">
+  <w:abstractNum w:abstractNumId="7">
     <w:nsid w:val="096224B2"/>
     <w:multiLevelType w:val="hybridMultilevel"/>
     <w:tmpl w:val="4CCEDDD8"/>
@@ -15659,7 +16311,7 @@
       </w:rPr>
     </w:lvl>
   </w:abstractNum>
-  <w:abstractNum w:abstractNumId="8" w15:restartNumberingAfterBreak="0">
+  <w:abstractNum w:abstractNumId="8">
     <w:nsid w:val="0CF832F1"/>
     <w:multiLevelType w:val="hybridMultilevel"/>
     <w:tmpl w:val="F0020A4E"/>
@@ -15745,7 +16397,7 @@
       </w:pPr>
     </w:lvl>
   </w:abstractNum>
-  <w:abstractNum w:abstractNumId="9" w15:restartNumberingAfterBreak="0">
+  <w:abstractNum w:abstractNumId="9">
     <w:nsid w:val="0D3C672D"/>
     <w:multiLevelType w:val="hybridMultilevel"/>
     <w:tmpl w:val="CC3EFF4A"/>
@@ -15834,7 +16486,7 @@
       </w:pPr>
     </w:lvl>
   </w:abstractNum>
-  <w:abstractNum w:abstractNumId="10" w15:restartNumberingAfterBreak="0">
+  <w:abstractNum w:abstractNumId="10">
     <w:nsid w:val="199F25A1"/>
     <w:multiLevelType w:val="singleLevel"/>
     <w:tmpl w:val="B8D67778"/>
@@ -15853,7 +16505,7 @@
       </w:rPr>
     </w:lvl>
   </w:abstractNum>
-  <w:abstractNum w:abstractNumId="11" w15:restartNumberingAfterBreak="0">
+  <w:abstractNum w:abstractNumId="11">
     <w:nsid w:val="232C0E7C"/>
     <w:multiLevelType w:val="hybridMultilevel"/>
     <w:tmpl w:val="CB2CFB14"/>
@@ -15966,7 +16618,7 @@
       </w:rPr>
     </w:lvl>
   </w:abstractNum>
-  <w:abstractNum w:abstractNumId="12" w15:restartNumberingAfterBreak="0">
+  <w:abstractNum w:abstractNumId="12">
     <w:nsid w:val="2EFF2345"/>
     <w:multiLevelType w:val="singleLevel"/>
     <w:tmpl w:val="F15AD34A"/>
@@ -15985,7 +16637,7 @@
       </w:rPr>
     </w:lvl>
   </w:abstractNum>
-  <w:abstractNum w:abstractNumId="13" w15:restartNumberingAfterBreak="0">
+  <w:abstractNum w:abstractNumId="13">
     <w:nsid w:val="37561F67"/>
     <w:multiLevelType w:val="hybridMultilevel"/>
     <w:tmpl w:val="4C1EA41C"/>
@@ -16098,7 +16750,7 @@
       </w:rPr>
     </w:lvl>
   </w:abstractNum>
-  <w:abstractNum w:abstractNumId="14" w15:restartNumberingAfterBreak="0">
+  <w:abstractNum w:abstractNumId="14">
     <w:nsid w:val="3A2A0A43"/>
     <w:multiLevelType w:val="hybridMultilevel"/>
     <w:tmpl w:val="AF3C106A"/>
@@ -16211,7 +16863,7 @@
       </w:rPr>
     </w:lvl>
   </w:abstractNum>
-  <w:abstractNum w:abstractNumId="15" w15:restartNumberingAfterBreak="0">
+  <w:abstractNum w:abstractNumId="15">
     <w:nsid w:val="45702913"/>
     <w:multiLevelType w:val="singleLevel"/>
     <w:tmpl w:val="F6305A7C"/>
@@ -16223,7 +16875,7 @@
       <w:lvlJc w:val="left"/>
     </w:lvl>
   </w:abstractNum>
-  <w:abstractNum w:abstractNumId="16" w15:restartNumberingAfterBreak="0">
+  <w:abstractNum w:abstractNumId="16">
     <w:nsid w:val="4BC10037"/>
     <w:multiLevelType w:val="singleLevel"/>
     <w:tmpl w:val="F15AD34A"/>
@@ -16242,7 +16894,7 @@
       </w:rPr>
     </w:lvl>
   </w:abstractNum>
-  <w:abstractNum w:abstractNumId="17" w15:restartNumberingAfterBreak="0">
+  <w:abstractNum w:abstractNumId="17">
     <w:nsid w:val="4BD6162F"/>
     <w:multiLevelType w:val="singleLevel"/>
     <w:tmpl w:val="F15AD34A"/>
@@ -16261,7 +16913,7 @@
       </w:rPr>
     </w:lvl>
   </w:abstractNum>
-  <w:abstractNum w:abstractNumId="18" w15:restartNumberingAfterBreak="0">
+  <w:abstractNum w:abstractNumId="18">
     <w:nsid w:val="4BDD1E38"/>
     <w:multiLevelType w:val="hybridMultilevel"/>
     <w:tmpl w:val="FB46515A"/>
@@ -16374,7 +17026,7 @@
       </w:rPr>
     </w:lvl>
   </w:abstractNum>
-  <w:abstractNum w:abstractNumId="19" w15:restartNumberingAfterBreak="0">
+  <w:abstractNum w:abstractNumId="19">
     <w:nsid w:val="4C510602"/>
     <w:multiLevelType w:val="singleLevel"/>
     <w:tmpl w:val="F1444738"/>
@@ -16395,7 +17047,7 @@
       </w:rPr>
     </w:lvl>
   </w:abstractNum>
-  <w:abstractNum w:abstractNumId="20" w15:restartNumberingAfterBreak="0">
+  <w:abstractNum w:abstractNumId="20">
     <w:nsid w:val="4F257BDF"/>
     <w:multiLevelType w:val="hybridMultilevel"/>
     <w:tmpl w:val="FD1E0CF6"/>
@@ -16508,7 +17160,7 @@
       </w:rPr>
     </w:lvl>
   </w:abstractNum>
-  <w:abstractNum w:abstractNumId="21" w15:restartNumberingAfterBreak="0">
+  <w:abstractNum w:abstractNumId="21">
     <w:nsid w:val="4F61077B"/>
     <w:multiLevelType w:val="singleLevel"/>
     <w:tmpl w:val="39CC91A4"/>
@@ -16523,7 +17175,7 @@
       </w:pPr>
     </w:lvl>
   </w:abstractNum>
-  <w:abstractNum w:abstractNumId="22" w15:restartNumberingAfterBreak="0">
+  <w:abstractNum w:abstractNumId="22">
     <w:nsid w:val="51045A21"/>
     <w:multiLevelType w:val="hybridMultilevel"/>
     <w:tmpl w:val="FD880446"/>
@@ -16636,7 +17288,7 @@
       </w:rPr>
     </w:lvl>
   </w:abstractNum>
-  <w:abstractNum w:abstractNumId="23" w15:restartNumberingAfterBreak="0">
+  <w:abstractNum w:abstractNumId="23">
     <w:nsid w:val="51061699"/>
     <w:multiLevelType w:val="hybridMultilevel"/>
     <w:tmpl w:val="4246D3AC"/>
@@ -16749,7 +17401,93 @@
       </w:rPr>
     </w:lvl>
   </w:abstractNum>
-  <w:abstractNum w:abstractNumId="24" w15:restartNumberingAfterBreak="0">
+  <w:abstractNum w:abstractNumId="24">
+    <w:nsid w:val="54016DC4"/>
+    <w:multiLevelType w:val="hybridMultilevel"/>
+    <w:tmpl w:val="752C7A2A"/>
+    <w:lvl w:ilvl="0" w:tplc="0409000F">
+      <w:start w:val="1"/>
+      <w:numFmt w:val="decimal"/>
+      <w:lvlText w:val="%1."/>
+      <w:lvlJc w:val="left"/>
+      <w:pPr>
+        <w:ind w:left="720" w:hanging="360"/>
+      </w:pPr>
+    </w:lvl>
+    <w:lvl w:ilvl="1" w:tplc="04090019" w:tentative="1">
+      <w:start w:val="1"/>
+      <w:numFmt w:val="lowerLetter"/>
+      <w:lvlText w:val="%2."/>
+      <w:lvlJc w:val="left"/>
+      <w:pPr>
+        <w:ind w:left="1440" w:hanging="360"/>
+      </w:pPr>
+    </w:lvl>
+    <w:lvl w:ilvl="2" w:tplc="0409001B" w:tentative="1">
+      <w:start w:val="1"/>
+      <w:numFmt w:val="lowerRoman"/>
+      <w:lvlText w:val="%3."/>
+      <w:lvlJc w:val="right"/>
+      <w:pPr>
+        <w:ind w:left="2160" w:hanging="180"/>
+      </w:pPr>
+    </w:lvl>
+    <w:lvl w:ilvl="3" w:tplc="0409000F" w:tentative="1">
+      <w:start w:val="1"/>
+      <w:numFmt w:val="decimal"/>
+      <w:lvlText w:val="%4."/>
+      <w:lvlJc w:val="left"/>
+      <w:pPr>
+        <w:ind w:left="2880" w:hanging="360"/>
+      </w:pPr>
+    </w:lvl>
+    <w:lvl w:ilvl="4" w:tplc="04090019" w:tentative="1">
+      <w:start w:val="1"/>
+      <w:numFmt w:val="lowerLetter"/>
+      <w:lvlText w:val="%5."/>
+      <w:lvlJc w:val="left"/>
+      <w:pPr>
+        <w:ind w:left="3600" w:hanging="360"/>
+      </w:pPr>
+    </w:lvl>
+    <w:lvl w:ilvl="5" w:tplc="0409001B" w:tentative="1">
+      <w:start w:val="1"/>
+      <w:numFmt w:val="lowerRoman"/>
+      <w:lvlText w:val="%6."/>
+      <w:lvlJc w:val="right"/>
+      <w:pPr>
+        <w:ind w:left="4320" w:hanging="180"/>
+      </w:pPr>
+    </w:lvl>
+    <w:lvl w:ilvl="6" w:tplc="0409000F" w:tentative="1">
+      <w:start w:val="1"/>
+      <w:numFmt w:val="decimal"/>
+      <w:lvlText w:val="%7."/>
+      <w:lvlJc w:val="left"/>
+      <w:pPr>
+        <w:ind w:left="5040" w:hanging="360"/>
+      </w:pPr>
+    </w:lvl>
+    <w:lvl w:ilvl="7" w:tplc="04090019" w:tentative="1">
+      <w:start w:val="1"/>
+      <w:numFmt w:val="lowerLetter"/>
+      <w:lvlText w:val="%8."/>
+      <w:lvlJc w:val="left"/>
+      <w:pPr>
+        <w:ind w:left="5760" w:hanging="360"/>
+      </w:pPr>
+    </w:lvl>
+    <w:lvl w:ilvl="8" w:tplc="0409001B" w:tentative="1">
+      <w:start w:val="1"/>
+      <w:numFmt w:val="lowerRoman"/>
+      <w:lvlText w:val="%9."/>
+      <w:lvlJc w:val="right"/>
+      <w:pPr>
+        <w:ind w:left="6480" w:hanging="180"/>
+      </w:pPr>
+    </w:lvl>
+  </w:abstractNum>
+  <w:abstractNum w:abstractNumId="25">
     <w:nsid w:val="579B0C49"/>
     <w:multiLevelType w:val="singleLevel"/>
     <w:tmpl w:val="B8D67778"/>
@@ -16768,7 +17506,7 @@
       </w:rPr>
     </w:lvl>
   </w:abstractNum>
-  <w:abstractNum w:abstractNumId="25" w15:restartNumberingAfterBreak="0">
+  <w:abstractNum w:abstractNumId="26">
     <w:nsid w:val="5F436190"/>
     <w:multiLevelType w:val="singleLevel"/>
     <w:tmpl w:val="D7CE7166"/>
@@ -16789,7 +17527,7 @@
       </w:rPr>
     </w:lvl>
   </w:abstractNum>
-  <w:abstractNum w:abstractNumId="26" w15:restartNumberingAfterBreak="0">
+  <w:abstractNum w:abstractNumId="27">
     <w:nsid w:val="62540DA9"/>
     <w:multiLevelType w:val="singleLevel"/>
     <w:tmpl w:val="B8D67778"/>
@@ -16808,7 +17546,7 @@
       </w:rPr>
     </w:lvl>
   </w:abstractNum>
-  <w:abstractNum w:abstractNumId="27" w15:restartNumberingAfterBreak="0">
+  <w:abstractNum w:abstractNumId="28">
     <w:nsid w:val="63882B2E"/>
     <w:multiLevelType w:val="singleLevel"/>
     <w:tmpl w:val="8D1E4DD4"/>
@@ -16820,7 +17558,7 @@
       <w:lvlJc w:val="left"/>
     </w:lvl>
   </w:abstractNum>
-  <w:abstractNum w:abstractNumId="28" w15:restartNumberingAfterBreak="0">
+  <w:abstractNum w:abstractNumId="29">
     <w:nsid w:val="6C98497C"/>
     <w:multiLevelType w:val="hybridMultilevel"/>
     <w:tmpl w:val="7EC604A2"/>
@@ -16933,7 +17671,7 @@
       </w:rPr>
     </w:lvl>
   </w:abstractNum>
-  <w:abstractNum w:abstractNumId="29" w15:restartNumberingAfterBreak="0">
+  <w:abstractNum w:abstractNumId="30">
     <w:nsid w:val="70507BFC"/>
     <w:multiLevelType w:val="singleLevel"/>
     <w:tmpl w:val="80DE380C"/>
@@ -16945,7 +17683,7 @@
       <w:lvlJc w:val="left"/>
     </w:lvl>
   </w:abstractNum>
-  <w:abstractNum w:abstractNumId="30" w15:restartNumberingAfterBreak="0">
+  <w:abstractNum w:abstractNumId="31">
     <w:nsid w:val="749D7287"/>
     <w:multiLevelType w:val="singleLevel"/>
     <w:tmpl w:val="DE76053A"/>
@@ -16957,7 +17695,7 @@
       <w:lvlJc w:val="left"/>
     </w:lvl>
   </w:abstractNum>
-  <w:abstractNum w:abstractNumId="31" w15:restartNumberingAfterBreak="0">
+  <w:abstractNum w:abstractNumId="32">
     <w:nsid w:val="75D550E5"/>
     <w:multiLevelType w:val="hybridMultilevel"/>
     <w:tmpl w:val="57ACD532"/>
@@ -17070,7 +17808,7 @@
       </w:pPr>
     </w:lvl>
   </w:abstractNum>
-  <w:abstractNum w:abstractNumId="32" w15:restartNumberingAfterBreak="0">
+  <w:abstractNum w:abstractNumId="33">
     <w:nsid w:val="77CA5CEA"/>
     <w:multiLevelType w:val="hybridMultilevel"/>
     <w:tmpl w:val="7DC45528"/>
@@ -17274,10 +18012,10 @@
     <w:abstractNumId w:val="10"/>
   </w:num>
   <w:num w:numId="8">
-    <w:abstractNumId w:val="24"/>
+    <w:abstractNumId w:val="25"/>
   </w:num>
   <w:num w:numId="9">
-    <w:abstractNumId w:val="26"/>
+    <w:abstractNumId w:val="27"/>
   </w:num>
   <w:num w:numId="10">
     <w:abstractNumId w:val="4"/>
@@ -17299,7 +18037,7 @@
     </w:lvlOverride>
   </w:num>
   <w:num w:numId="11">
-    <w:abstractNumId w:val="25"/>
+    <w:abstractNumId w:val="26"/>
   </w:num>
   <w:num w:numId="12">
     <w:abstractNumId w:val="4"/>
@@ -17400,16 +18138,16 @@
     </w:lvlOverride>
   </w:num>
   <w:num w:numId="18">
-    <w:abstractNumId w:val="27"/>
+    <w:abstractNumId w:val="28"/>
   </w:num>
   <w:num w:numId="19">
     <w:abstractNumId w:val="6"/>
   </w:num>
   <w:num w:numId="20">
-    <w:abstractNumId w:val="30"/>
+    <w:abstractNumId w:val="31"/>
   </w:num>
   <w:num w:numId="21">
-    <w:abstractNumId w:val="29"/>
+    <w:abstractNumId w:val="30"/>
   </w:num>
   <w:num w:numId="22">
     <w:abstractNumId w:val="15"/>
@@ -17496,13 +18234,13 @@
     <w:abstractNumId w:val="1"/>
   </w:num>
   <w:num w:numId="34">
-    <w:abstractNumId w:val="31"/>
+    <w:abstractNumId w:val="32"/>
   </w:num>
   <w:num w:numId="35">
     <w:abstractNumId w:val="17"/>
   </w:num>
   <w:num w:numId="36">
-    <w:abstractNumId w:val="26"/>
+    <w:abstractNumId w:val="27"/>
     <w:lvlOverride w:ilvl="0">
       <w:lvl w:ilvl="0">
         <w:start w:val="1"/>
@@ -17530,10 +18268,10 @@
     <w:abstractNumId w:val="11"/>
   </w:num>
   <w:num w:numId="40">
-    <w:abstractNumId w:val="32"/>
+    <w:abstractNumId w:val="33"/>
   </w:num>
   <w:num w:numId="41">
-    <w:abstractNumId w:val="28"/>
+    <w:abstractNumId w:val="29"/>
   </w:num>
   <w:num w:numId="42">
     <w:abstractNumId w:val="22"/>
@@ -17559,11 +18297,14 @@
   <w:num w:numId="49">
     <w:abstractNumId w:val="20"/>
   </w:num>
+  <w:num w:numId="50">
+    <w:abstractNumId w:val="24"/>
+  </w:num>
 </w:numbering>
 </file>
 
 <file path=word/styles.xml><?xml version="1.0" encoding="utf-8"?>
-<w:styles xmlns:mc="http://schemas.openxmlformats.org/markup-compatibility/2006" xmlns:r="http://schemas.openxmlformats.org/officeDocument/2006/relationships" xmlns:w="http://schemas.openxmlformats.org/wordprocessingml/2006/main" xmlns:w14="http://schemas.microsoft.com/office/word/2010/wordml" xmlns:w15="http://schemas.microsoft.com/office/word/2012/wordml" xmlns:w16cid="http://schemas.microsoft.com/office/word/2016/wordml/cid" xmlns:w16se="http://schemas.microsoft.com/office/word/2015/wordml/symex" mc:Ignorable="w14 w15 w16se w16cid">
+<w:styles xmlns:mc="http://schemas.openxmlformats.org/markup-compatibility/2006" xmlns:r="http://schemas.openxmlformats.org/officeDocument/2006/relationships" xmlns:w="http://schemas.openxmlformats.org/wordprocessingml/2006/main" xmlns:w14="http://schemas.microsoft.com/office/word/2010/wordml" xmlns:w15="http://schemas.microsoft.com/office/word/2012/wordml" mc:Ignorable="w14 w15">
   <w:docDefaults>
     <w:rPrDefault>
       <w:rPr>
@@ -17573,7 +18314,7 @@
     </w:rPrDefault>
     <w:pPrDefault/>
   </w:docDefaults>
-  <w:latentStyles w:defLockedState="0" w:defUIPriority="99" w:defSemiHidden="0" w:defUnhideWhenUsed="0" w:defQFormat="0" w:count="375">
+  <w:latentStyles w:defLockedState="0" w:defUIPriority="99" w:defSemiHidden="0" w:defUnhideWhenUsed="0" w:defQFormat="0" w:count="371">
     <w:lsdException w:name="Normal" w:uiPriority="0" w:qFormat="1"/>
     <w:lsdException w:name="heading 1" w:uiPriority="9" w:qFormat="1"/>
     <w:lsdException w:name="heading 2" w:uiPriority="9" w:qFormat="1"/>
@@ -17679,6 +18420,7 @@
     <w:lsdException w:name="HTML Sample" w:semiHidden="1" w:unhideWhenUsed="1"/>
     <w:lsdException w:name="HTML Typewriter" w:semiHidden="1" w:unhideWhenUsed="1"/>
     <w:lsdException w:name="HTML Variable" w:semiHidden="1" w:unhideWhenUsed="1"/>
+    <w:lsdException w:name="Normal Table" w:semiHidden="1" w:unhideWhenUsed="1"/>
     <w:lsdException w:name="annotation subject" w:semiHidden="1" w:unhideWhenUsed="1"/>
     <w:lsdException w:name="No List" w:semiHidden="1" w:unhideWhenUsed="1"/>
     <w:lsdException w:name="Outline List 1" w:semiHidden="1" w:unhideWhenUsed="1"/>
@@ -17722,8 +18464,10 @@
     <w:lsdException w:name="Table Elegant" w:semiHidden="1" w:unhideWhenUsed="1"/>
     <w:lsdException w:name="Table Professional" w:semiHidden="1" w:unhideWhenUsed="1"/>
     <w:lsdException w:name="Table Subtle 1" w:semiHidden="1" w:unhideWhenUsed="1"/>
+    <w:lsdException w:name="Table Subtle 2" w:semiHidden="1" w:unhideWhenUsed="1"/>
     <w:lsdException w:name="Table Web 1" w:semiHidden="1" w:unhideWhenUsed="1"/>
     <w:lsdException w:name="Table Web 2" w:semiHidden="1" w:unhideWhenUsed="1"/>
+    <w:lsdException w:name="Table Web 3" w:semiHidden="1" w:unhideWhenUsed="1"/>
     <w:lsdException w:name="Balloon Text" w:semiHidden="1" w:unhideWhenUsed="1"/>
     <w:lsdException w:name="Table Grid" w:uiPriority="39"/>
     <w:lsdException w:name="Table Theme" w:semiHidden="1" w:unhideWhenUsed="1"/>
@@ -17942,10 +18686,6 @@
     <w:lsdException w:name="List Table 5 Dark Accent 6" w:uiPriority="50"/>
     <w:lsdException w:name="List Table 6 Colorful Accent 6" w:uiPriority="51"/>
     <w:lsdException w:name="List Table 7 Colorful Accent 6" w:uiPriority="52"/>
-    <w:lsdException w:name="Mention" w:semiHidden="1" w:unhideWhenUsed="1"/>
-    <w:lsdException w:name="Smart Hyperlink" w:semiHidden="1" w:unhideWhenUsed="1"/>
-    <w:lsdException w:name="Hashtag" w:semiHidden="1" w:unhideWhenUsed="1"/>
-    <w:lsdException w:name="Unresolved Mention" w:semiHidden="1" w:unhideWhenUsed="1"/>
   </w:latentStyles>
   <w:style w:type="paragraph" w:default="1" w:styleId="Normal">
     <w:name w:val="Normal"/>
@@ -19306,7 +20046,7 @@
 </file>
 
 <file path=customXml/itemProps1.xml><?xml version="1.0" encoding="utf-8"?>
-<ds:datastoreItem xmlns:ds="http://schemas.openxmlformats.org/officeDocument/2006/customXml" ds:itemID="{A3FA454F-7393-4CB3-B49C-8C618A23DE30}">
+<ds:datastoreItem xmlns:ds="http://schemas.openxmlformats.org/officeDocument/2006/customXml" ds:itemID="{0A2C076E-70DD-4FAA-9458-E62E20B28128}">
   <ds:schemaRefs>
     <ds:schemaRef ds:uri="http://schemas.openxmlformats.org/officeDocument/2006/bibliography"/>
   </ds:schemaRefs>

--- a/9tapUserManual.docx
+++ b/9tapUserManual.docx
@@ -2920,7 +2920,7 @@
                 <w:noProof/>
                 <w:webHidden/>
               </w:rPr>
-              <w:t>23</w:t>
+              <w:t>24</w:t>
             </w:r>
             <w:r>
               <w:rPr>
@@ -2991,7 +2991,7 @@
                 <w:noProof/>
                 <w:webHidden/>
               </w:rPr>
-              <w:t>25</w:t>
+              <w:t>27</w:t>
             </w:r>
             <w:r>
               <w:rPr>
@@ -3062,7 +3062,7 @@
                 <w:noProof/>
                 <w:webHidden/>
               </w:rPr>
-              <w:t>27</w:t>
+              <w:t>29</w:t>
             </w:r>
             <w:r>
               <w:rPr>
@@ -3130,7 +3130,7 @@
                 <w:noProof/>
                 <w:webHidden/>
               </w:rPr>
-              <w:t>27</w:t>
+              <w:t>29</w:t>
             </w:r>
             <w:r>
               <w:rPr>
@@ -3198,7 +3198,7 @@
                 <w:noProof/>
                 <w:webHidden/>
               </w:rPr>
-              <w:t>27</w:t>
+              <w:t>29</w:t>
             </w:r>
             <w:r>
               <w:rPr>
@@ -3266,7 +3266,7 @@
                 <w:noProof/>
                 <w:webHidden/>
               </w:rPr>
-              <w:t>29</w:t>
+              <w:t>31</w:t>
             </w:r>
             <w:r>
               <w:rPr>
@@ -3337,7 +3337,7 @@
                 <w:noProof/>
                 <w:webHidden/>
               </w:rPr>
-              <w:t>31</w:t>
+              <w:t>33</w:t>
             </w:r>
             <w:r>
               <w:rPr>
@@ -3408,7 +3408,7 @@
                 <w:noProof/>
                 <w:webHidden/>
               </w:rPr>
-              <w:t>33</w:t>
+              <w:t>35</w:t>
             </w:r>
             <w:r>
               <w:rPr>
@@ -3476,7 +3476,7 @@
                 <w:noProof/>
                 <w:webHidden/>
               </w:rPr>
-              <w:t>33</w:t>
+              <w:t>35</w:t>
             </w:r>
             <w:r>
               <w:rPr>
@@ -3544,7 +3544,7 @@
                 <w:noProof/>
                 <w:webHidden/>
               </w:rPr>
-              <w:t>33</w:t>
+              <w:t>35</w:t>
             </w:r>
             <w:r>
               <w:rPr>
@@ -3612,7 +3612,7 @@
                 <w:noProof/>
                 <w:webHidden/>
               </w:rPr>
-              <w:t>35</w:t>
+              <w:t>37</w:t>
             </w:r>
             <w:r>
               <w:rPr>
@@ -3680,7 +3680,7 @@
                 <w:noProof/>
                 <w:webHidden/>
               </w:rPr>
-              <w:t>38</w:t>
+              <w:t>40</w:t>
             </w:r>
             <w:r>
               <w:rPr>
@@ -3748,7 +3748,7 @@
                 <w:noProof/>
                 <w:webHidden/>
               </w:rPr>
-              <w:t>38</w:t>
+              <w:t>40</w:t>
             </w:r>
             <w:r>
               <w:rPr>
@@ -3816,7 +3816,7 @@
                 <w:noProof/>
                 <w:webHidden/>
               </w:rPr>
-              <w:t>38</w:t>
+              <w:t>40</w:t>
             </w:r>
             <w:r>
               <w:rPr>
@@ -3884,7 +3884,7 @@
                 <w:noProof/>
                 <w:webHidden/>
               </w:rPr>
-              <w:t>39</w:t>
+              <w:t>41</w:t>
             </w:r>
             <w:r>
               <w:rPr>
@@ -4019,6 +4019,16 @@
       </w:r>
       <w:r>
         <w:instrText xml:space="preserve">" </w:instrText>
+      </w:r>
+      <w:r>
+        <w:fldChar w:fldCharType="separate"/>
+      </w:r>
+      <w:r>
+        <w:rPr>
+          <w:b/>
+          <w:bCs/>
+        </w:rPr>
+        <w:t>Error! Bookmark not defined.</w:t>
       </w:r>
       <w:r>
         <w:fldChar w:fldCharType="end"/>
@@ -4360,14 +4370,27 @@
       <w:r>
         <w:t xml:space="preserve">Figure </w:t>
       </w:r>
-      <w:fldSimple w:instr=" SEQ Figure \* ARABIC ">
-        <w:r>
-          <w:rPr>
-            <w:noProof/>
-          </w:rPr>
-          <w:t>1</w:t>
-        </w:r>
-      </w:fldSimple>
+      <w:r>
+        <w:fldChar w:fldCharType="begin"/>
+      </w:r>
+      <w:r>
+        <w:instrText xml:space="preserve"> SEQ Figure \* ARABIC </w:instrText>
+      </w:r>
+      <w:r>
+        <w:fldChar w:fldCharType="separate"/>
+      </w:r>
+      <w:r>
+        <w:rPr>
+          <w:noProof/>
+        </w:rPr>
+        <w:t>1</w:t>
+      </w:r>
+      <w:r>
+        <w:rPr>
+          <w:noProof/>
+        </w:rPr>
+        <w:fldChar w:fldCharType="end"/>
+      </w:r>
       <w:r>
         <w:t>: 9-Tap Main Menu</w:t>
       </w:r>
@@ -4403,6 +4426,16 @@
       </w:r>
       <w:r>
         <w:instrText xml:space="preserve">" </w:instrText>
+      </w:r>
+      <w:r>
+        <w:fldChar w:fldCharType="separate"/>
+      </w:r>
+      <w:r>
+        <w:rPr>
+          <w:b/>
+          <w:bCs/>
+        </w:rPr>
+        <w:t>Error! Bookmark not defined.</w:t>
       </w:r>
       <w:r>
         <w:fldChar w:fldCharType="end"/>
@@ -4471,6 +4504,16 @@
         <w:instrText xml:space="preserve">" </w:instrText>
       </w:r>
       <w:r>
+        <w:fldChar w:fldCharType="separate"/>
+      </w:r>
+      <w:r>
+        <w:rPr>
+          <w:b/>
+          <w:bCs/>
+        </w:rPr>
+        <w:t>Error! Bookmark not defined.</w:t>
+      </w:r>
+      <w:r>
         <w:fldChar w:fldCharType="end"/>
       </w:r>
       <w:r>
@@ -4529,6 +4572,16 @@
         <w:instrText xml:space="preserve">" </w:instrText>
       </w:r>
       <w:r>
+        <w:fldChar w:fldCharType="separate"/>
+      </w:r>
+      <w:r>
+        <w:rPr>
+          <w:b/>
+          <w:bCs/>
+        </w:rPr>
+        <w:t>Error! Bookmark not defined.</w:t>
+      </w:r>
+      <w:r>
         <w:fldChar w:fldCharType="end"/>
       </w:r>
     </w:p>
@@ -4595,6 +4648,16 @@
         <w:instrText xml:space="preserve">" </w:instrText>
       </w:r>
       <w:r>
+        <w:fldChar w:fldCharType="separate"/>
+      </w:r>
+      <w:r>
+        <w:rPr>
+          <w:b/>
+          <w:bCs/>
+        </w:rPr>
+        <w:t>Error! Bookmark not defined.</w:t>
+      </w:r>
+      <w:r>
         <w:fldChar w:fldCharType="end"/>
       </w:r>
       <w:r>
@@ -4608,6 +4671,16 @@
       </w:r>
       <w:r>
         <w:instrText xml:space="preserve">" </w:instrText>
+      </w:r>
+      <w:r>
+        <w:fldChar w:fldCharType="separate"/>
+      </w:r>
+      <w:r>
+        <w:rPr>
+          <w:b/>
+          <w:bCs/>
+        </w:rPr>
+        <w:t>Error! Bookmark not defined.</w:t>
       </w:r>
       <w:r>
         <w:fldChar w:fldCharType="end"/>
@@ -4701,6 +4774,16 @@
         <w:instrText xml:space="preserve">" </w:instrText>
       </w:r>
       <w:r>
+        <w:fldChar w:fldCharType="separate"/>
+      </w:r>
+      <w:r>
+        <w:rPr>
+          <w:b/>
+          <w:bCs/>
+        </w:rPr>
+        <w:t>Error! Bookmark not defined.</w:t>
+      </w:r>
+      <w:r>
         <w:fldChar w:fldCharType="end"/>
       </w:r>
       <w:r>
@@ -4756,6 +4839,16 @@
         <w:instrText xml:space="preserve">" </w:instrText>
       </w:r>
       <w:r>
+        <w:fldChar w:fldCharType="separate"/>
+      </w:r>
+      <w:r>
+        <w:rPr>
+          <w:b/>
+          <w:bCs/>
+        </w:rPr>
+        <w:t>Error! Bookmark not defined.</w:t>
+      </w:r>
+      <w:r>
         <w:fldChar w:fldCharType="end"/>
       </w:r>
       <w:r>
@@ -4814,6 +4907,16 @@
         <w:instrText xml:space="preserve">" </w:instrText>
       </w:r>
       <w:r>
+        <w:fldChar w:fldCharType="separate"/>
+      </w:r>
+      <w:r>
+        <w:rPr>
+          <w:b/>
+          <w:bCs/>
+        </w:rPr>
+        <w:t>Error! Bookmark not defined.</w:t>
+      </w:r>
+      <w:r>
         <w:fldChar w:fldCharType="end"/>
       </w:r>
       <w:r>
@@ -4869,6 +4972,16 @@
       </w:r>
       <w:r>
         <w:instrText xml:space="preserve">" </w:instrText>
+      </w:r>
+      <w:r>
+        <w:fldChar w:fldCharType="separate"/>
+      </w:r>
+      <w:r>
+        <w:rPr>
+          <w:b/>
+          <w:bCs/>
+        </w:rPr>
+        <w:t>Error! Bookmark not defined.</w:t>
       </w:r>
       <w:r>
         <w:fldChar w:fldCharType="end"/>
@@ -5037,11 +5150,8 @@
         </w:numPr>
       </w:pPr>
       <w:r>
-        <w:t xml:space="preserve">The 9 Tap Tour program has now been successfully installed. Choose “Run 9 Tap Tour” to immediately launch the program, or “View ReadMe.txt” to view </w:t>
-      </w:r>
-      <w:r>
         <w:lastRenderedPageBreak/>
-        <w:t>the ReadMe file where you can view updated program information made after the game manual was printed.</w:t>
+        <w:t>The 9 Tap Tour program has now been successfully installed. Choose “Run 9 Tap Tour” to immediately launch the program, or “View ReadMe.txt” to view the ReadMe file where you can view updated program information made after the game manual was printed.</w:t>
       </w:r>
     </w:p>
     <w:p>
@@ -5249,6 +5359,16 @@
         <w:instrText xml:space="preserve">" </w:instrText>
       </w:r>
       <w:r>
+        <w:fldChar w:fldCharType="separate"/>
+      </w:r>
+      <w:r>
+        <w:rPr>
+          <w:b/>
+          <w:bCs/>
+        </w:rPr>
+        <w:t>Error! Bookmark not defined.</w:t>
+      </w:r>
+      <w:r>
         <w:fldChar w:fldCharType="end"/>
       </w:r>
       <w:r>
@@ -5291,6 +5411,16 @@
         <w:instrText xml:space="preserve">" </w:instrText>
       </w:r>
       <w:r>
+        <w:fldChar w:fldCharType="separate"/>
+      </w:r>
+      <w:r>
+        <w:rPr>
+          <w:b/>
+          <w:bCs/>
+        </w:rPr>
+        <w:t>Error! Bookmark not defined.</w:t>
+      </w:r>
+      <w:r>
         <w:fldChar w:fldCharType="end"/>
       </w:r>
       <w:r>
@@ -5357,6 +5487,16 @@
         <w:instrText xml:space="preserve">" </w:instrText>
       </w:r>
       <w:r>
+        <w:fldChar w:fldCharType="separate"/>
+      </w:r>
+      <w:r>
+        <w:rPr>
+          <w:b/>
+          <w:bCs/>
+        </w:rPr>
+        <w:t>Error! Bookmark not defined.</w:t>
+      </w:r>
+      <w:r>
         <w:fldChar w:fldCharType="end"/>
       </w:r>
       <w:r>
@@ -5426,6 +5566,16 @@
         <w:instrText xml:space="preserve">" </w:instrText>
       </w:r>
       <w:r>
+        <w:fldChar w:fldCharType="separate"/>
+      </w:r>
+      <w:r>
+        <w:rPr>
+          <w:b/>
+          <w:bCs/>
+        </w:rPr>
+        <w:t>Error! Bookmark not defined.</w:t>
+      </w:r>
+      <w:r>
         <w:fldChar w:fldCharType="end"/>
       </w:r>
       <w:r>
@@ -5471,6 +5621,16 @@
         <w:instrText xml:space="preserve">" </w:instrText>
       </w:r>
       <w:r>
+        <w:fldChar w:fldCharType="separate"/>
+      </w:r>
+      <w:r>
+        <w:rPr>
+          <w:b/>
+          <w:bCs/>
+        </w:rPr>
+        <w:t>Error! Bookmark not defined.</w:t>
+      </w:r>
+      <w:r>
         <w:fldChar w:fldCharType="end"/>
       </w:r>
       <w:r>
@@ -5544,6 +5704,16 @@
       </w:r>
       <w:r>
         <w:instrText xml:space="preserve">" </w:instrText>
+      </w:r>
+      <w:r>
+        <w:fldChar w:fldCharType="separate"/>
+      </w:r>
+      <w:r>
+        <w:rPr>
+          <w:b/>
+          <w:bCs/>
+        </w:rPr>
+        <w:t>Error! Bookmark not defined.</w:t>
       </w:r>
       <w:r>
         <w:fldChar w:fldCharType="end"/>
@@ -5778,6 +5948,20 @@
         <w:rPr>
           <w:szCs w:val="32"/>
         </w:rPr>
+        <w:fldChar w:fldCharType="separate"/>
+      </w:r>
+      <w:r>
+        <w:rPr>
+          <w:b/>
+          <w:bCs/>
+          <w:szCs w:val="32"/>
+        </w:rPr>
+        <w:t>Error! Bookmark not defined.</w:t>
+      </w:r>
+      <w:r>
+        <w:rPr>
+          <w:szCs w:val="32"/>
+        </w:rPr>
         <w:fldChar w:fldCharType="end"/>
       </w:r>
     </w:p>
@@ -5835,6 +6019,16 @@
         <w:instrText xml:space="preserve">" </w:instrText>
       </w:r>
       <w:r>
+        <w:fldChar w:fldCharType="separate"/>
+      </w:r>
+      <w:r>
+        <w:rPr>
+          <w:b/>
+          <w:bCs/>
+        </w:rPr>
+        <w:t>Error! Bookmark not defined.</w:t>
+      </w:r>
+      <w:r>
         <w:fldChar w:fldCharType="end"/>
       </w:r>
       <w:r>
@@ -5868,6 +6062,16 @@
         <w:instrText xml:space="preserve">" </w:instrText>
       </w:r>
       <w:r>
+        <w:fldChar w:fldCharType="separate"/>
+      </w:r>
+      <w:r>
+        <w:rPr>
+          <w:b/>
+          <w:bCs/>
+        </w:rPr>
+        <w:t>Error! Bookmark not defined.</w:t>
+      </w:r>
+      <w:r>
         <w:fldChar w:fldCharType="end"/>
       </w:r>
       <w:r>
@@ -5886,6 +6090,16 @@
         <w:instrText xml:space="preserve">" </w:instrText>
       </w:r>
       <w:r>
+        <w:fldChar w:fldCharType="separate"/>
+      </w:r>
+      <w:r>
+        <w:rPr>
+          <w:b/>
+          <w:bCs/>
+        </w:rPr>
+        <w:t>Error! Bookmark not defined.</w:t>
+      </w:r>
+      <w:r>
         <w:fldChar w:fldCharType="end"/>
       </w:r>
       <w:r>
@@ -5919,6 +6133,16 @@
         <w:instrText xml:space="preserve">" </w:instrText>
       </w:r>
       <w:r>
+        <w:fldChar w:fldCharType="separate"/>
+      </w:r>
+      <w:r>
+        <w:rPr>
+          <w:b/>
+          <w:bCs/>
+        </w:rPr>
+        <w:t>Error! Bookmark not defined.</w:t>
+      </w:r>
+      <w:r>
         <w:fldChar w:fldCharType="end"/>
       </w:r>
       <w:r>
@@ -5950,6 +6174,16 @@
       </w:r>
       <w:r>
         <w:instrText xml:space="preserve">" </w:instrText>
+      </w:r>
+      <w:r>
+        <w:fldChar w:fldCharType="separate"/>
+      </w:r>
+      <w:r>
+        <w:rPr>
+          <w:b/>
+          <w:bCs/>
+        </w:rPr>
+        <w:t>Error! Bookmark not defined.</w:t>
       </w:r>
       <w:r>
         <w:fldChar w:fldCharType="end"/>
@@ -6036,14 +6270,27 @@
       <w:r>
         <w:t xml:space="preserve">Figure </w:t>
       </w:r>
-      <w:fldSimple w:instr=" SEQ Figure \* ARABIC ">
-        <w:r>
-          <w:rPr>
-            <w:noProof/>
-          </w:rPr>
-          <w:t>2</w:t>
-        </w:r>
-      </w:fldSimple>
+      <w:r>
+        <w:fldChar w:fldCharType="begin"/>
+      </w:r>
+      <w:r>
+        <w:instrText xml:space="preserve"> SEQ Figure \* ARABIC </w:instrText>
+      </w:r>
+      <w:r>
+        <w:fldChar w:fldCharType="separate"/>
+      </w:r>
+      <w:r>
+        <w:rPr>
+          <w:noProof/>
+        </w:rPr>
+        <w:t>2</w:t>
+      </w:r>
+      <w:r>
+        <w:rPr>
+          <w:noProof/>
+        </w:rPr>
+        <w:fldChar w:fldCharType="end"/>
+      </w:r>
       <w:r>
         <w:t>: Main Menu</w:t>
       </w:r>
@@ -6063,6 +6310,16 @@
         <w:instrText xml:space="preserve">" </w:instrText>
       </w:r>
       <w:r>
+        <w:fldChar w:fldCharType="separate"/>
+      </w:r>
+      <w:r>
+        <w:rPr>
+          <w:b/>
+          <w:bCs/>
+        </w:rPr>
+        <w:t>Error! Bookmark not defined.</w:t>
+      </w:r>
+      <w:r>
         <w:fldChar w:fldCharType="end"/>
       </w:r>
       <w:r>
@@ -6079,6 +6336,16 @@
       </w:r>
       <w:r>
         <w:instrText xml:space="preserve">" </w:instrText>
+      </w:r>
+      <w:r>
+        <w:fldChar w:fldCharType="separate"/>
+      </w:r>
+      <w:r>
+        <w:rPr>
+          <w:b/>
+          <w:bCs/>
+        </w:rPr>
+        <w:t>Error! Bookmark not defined.</w:t>
       </w:r>
       <w:r>
         <w:fldChar w:fldCharType="end"/>
@@ -6122,6 +6389,16 @@
         <w:instrText xml:space="preserve">" </w:instrText>
       </w:r>
       <w:r>
+        <w:fldChar w:fldCharType="separate"/>
+      </w:r>
+      <w:r>
+        <w:rPr>
+          <w:b/>
+          <w:bCs/>
+        </w:rPr>
+        <w:t>Error! Bookmark not defined.</w:t>
+      </w:r>
+      <w:r>
         <w:fldChar w:fldCharType="end"/>
       </w:r>
     </w:p>
@@ -6159,6 +6436,16 @@
       </w:r>
       <w:r>
         <w:instrText xml:space="preserve">" </w:instrText>
+      </w:r>
+      <w:r>
+        <w:fldChar w:fldCharType="separate"/>
+      </w:r>
+      <w:r>
+        <w:rPr>
+          <w:b/>
+          <w:bCs/>
+        </w:rPr>
+        <w:t>Error! Bookmark not defined.</w:t>
       </w:r>
       <w:r>
         <w:fldChar w:fldCharType="end"/>
@@ -6243,14 +6530,27 @@
       <w:r>
         <w:t xml:space="preserve">Figure </w:t>
       </w:r>
-      <w:fldSimple w:instr=" SEQ Figure \* ARABIC ">
-        <w:r>
-          <w:rPr>
-            <w:noProof/>
-          </w:rPr>
-          <w:t>3</w:t>
-        </w:r>
-      </w:fldSimple>
+      <w:r>
+        <w:fldChar w:fldCharType="begin"/>
+      </w:r>
+      <w:r>
+        <w:instrText xml:space="preserve"> SEQ Figure \* ARABIC </w:instrText>
+      </w:r>
+      <w:r>
+        <w:fldChar w:fldCharType="separate"/>
+      </w:r>
+      <w:r>
+        <w:rPr>
+          <w:noProof/>
+        </w:rPr>
+        <w:t>3</w:t>
+      </w:r>
+      <w:r>
+        <w:rPr>
+          <w:noProof/>
+        </w:rPr>
+        <w:fldChar w:fldCharType="end"/>
+      </w:r>
       <w:r>
         <w:t>: Member Information</w:t>
       </w:r>
@@ -6276,6 +6576,16 @@
         <w:instrText xml:space="preserve">" </w:instrText>
       </w:r>
       <w:r>
+        <w:fldChar w:fldCharType="separate"/>
+      </w:r>
+      <w:r>
+        <w:rPr>
+          <w:b/>
+          <w:bCs/>
+        </w:rPr>
+        <w:t>Error! Bookmark not defined.</w:t>
+      </w:r>
+      <w:r>
         <w:fldChar w:fldCharType="end"/>
       </w:r>
       <w:r>
@@ -6316,6 +6626,16 @@
         <w:instrText xml:space="preserve">" </w:instrText>
       </w:r>
       <w:r>
+        <w:fldChar w:fldCharType="separate"/>
+      </w:r>
+      <w:r>
+        <w:rPr>
+          <w:b/>
+          <w:bCs/>
+        </w:rPr>
+        <w:t>Error! Bookmark not defined.</w:t>
+      </w:r>
+      <w:r>
         <w:fldChar w:fldCharType="end"/>
       </w:r>
     </w:p>
@@ -6358,6 +6678,16 @@
         <w:instrText xml:space="preserve">" </w:instrText>
       </w:r>
       <w:r>
+        <w:fldChar w:fldCharType="separate"/>
+      </w:r>
+      <w:r>
+        <w:rPr>
+          <w:b/>
+          <w:bCs/>
+        </w:rPr>
+        <w:t>Error! Bookmark not defined.</w:t>
+      </w:r>
+      <w:r>
         <w:fldChar w:fldCharType="end"/>
       </w:r>
       <w:r>
@@ -6425,6 +6755,16 @@
         <w:instrText xml:space="preserve">" </w:instrText>
       </w:r>
       <w:r>
+        <w:fldChar w:fldCharType="separate"/>
+      </w:r>
+      <w:r>
+        <w:rPr>
+          <w:b/>
+          <w:bCs/>
+        </w:rPr>
+        <w:t>Error! Bookmark not defined.</w:t>
+      </w:r>
+      <w:r>
         <w:fldChar w:fldCharType="end"/>
       </w:r>
     </w:p>
@@ -6464,6 +6804,16 @@
         <w:instrText xml:space="preserve">" </w:instrText>
       </w:r>
       <w:r>
+        <w:fldChar w:fldCharType="separate"/>
+      </w:r>
+      <w:r>
+        <w:rPr>
+          <w:b/>
+          <w:bCs/>
+        </w:rPr>
+        <w:t>Error! Bookmark not defined.</w:t>
+      </w:r>
+      <w:r>
         <w:fldChar w:fldCharType="end"/>
       </w:r>
       <w:r>
@@ -6512,6 +6862,16 @@
         <w:instrText xml:space="preserve">" </w:instrText>
       </w:r>
       <w:r>
+        <w:fldChar w:fldCharType="separate"/>
+      </w:r>
+      <w:r>
+        <w:rPr>
+          <w:b/>
+          <w:bCs/>
+        </w:rPr>
+        <w:t>Error! Bookmark not defined.</w:t>
+      </w:r>
+      <w:r>
         <w:fldChar w:fldCharType="end"/>
       </w:r>
       <w:r>
@@ -6530,6 +6890,16 @@
         <w:instrText xml:space="preserve">" </w:instrText>
       </w:r>
       <w:r>
+        <w:fldChar w:fldCharType="separate"/>
+      </w:r>
+      <w:r>
+        <w:rPr>
+          <w:b/>
+          <w:bCs/>
+        </w:rPr>
+        <w:t>Error! Bookmark not defined.</w:t>
+      </w:r>
+      <w:r>
         <w:fldChar w:fldCharType="end"/>
       </w:r>
       <w:r>
@@ -6539,7 +6909,11 @@
         <w:t>.</w:t>
       </w:r>
       <w:r>
-        <w:t xml:space="preserve"> If applicable, enter the member’s middle initial, then hit tab. You are now at the D.O.B. field, enter the member’s date of birth. Hit tab to go to the SSN field. The member Social Security Number is entered here. By </w:t>
+        <w:t xml:space="preserve"> If applicable, enter the member’s middle initial, then hit tab. You are now at the D.O.B. field, enter the member’s date of birth. Hit tab to go to the SSN field. The member </w:t>
+      </w:r>
+      <w:r>
+        <w:lastRenderedPageBreak/>
+        <w:t xml:space="preserve">Social Security Number is entered here. By </w:t>
       </w:r>
       <w:r>
         <w:t>default,</w:t>
@@ -6548,11 +6922,7 @@
         <w:t xml:space="preserve"> it is hidden, to display the SSN, check the box to the left of the SSN field. Tab to the Address field to begin enter</w:t>
       </w:r>
       <w:r>
-        <w:t xml:space="preserve">ing the members </w:t>
-      </w:r>
-      <w:r>
-        <w:lastRenderedPageBreak/>
-        <w:t>address information. Tab to the next field as the information is entered.</w:t>
+        <w:t>ing the members address information. Tab to the next field as the information is entered.</w:t>
       </w:r>
       <w:r>
         <w:t xml:space="preserve"> After his email has been entered, tab to Date Joined. Enter the member’s join date, then hit tab. If applicable enter the member’s rejoin date, then hit tab. If the player has any referrals, enter them in the Referral</w:t>
@@ -6595,6 +6965,16 @@
       </w:r>
       <w:r>
         <w:instrText xml:space="preserve">" </w:instrText>
+      </w:r>
+      <w:r>
+        <w:fldChar w:fldCharType="separate"/>
+      </w:r>
+      <w:r>
+        <w:rPr>
+          <w:b/>
+          <w:bCs/>
+        </w:rPr>
+        <w:t>Error! Bookmark not defined.</w:t>
       </w:r>
       <w:r>
         <w:fldChar w:fldCharType="end"/>
@@ -6676,14 +7056,27 @@
       <w:r>
         <w:t xml:space="preserve">Figure </w:t>
       </w:r>
-      <w:fldSimple w:instr=" SEQ Figure \* ARABIC ">
-        <w:r>
-          <w:rPr>
-            <w:noProof/>
-          </w:rPr>
-          <w:t>4</w:t>
-        </w:r>
-      </w:fldSimple>
+      <w:r>
+        <w:fldChar w:fldCharType="begin"/>
+      </w:r>
+      <w:r>
+        <w:instrText xml:space="preserve"> SEQ Figure \* ARABIC </w:instrText>
+      </w:r>
+      <w:r>
+        <w:fldChar w:fldCharType="separate"/>
+      </w:r>
+      <w:r>
+        <w:rPr>
+          <w:noProof/>
+        </w:rPr>
+        <w:t>4</w:t>
+      </w:r>
+      <w:r>
+        <w:rPr>
+          <w:noProof/>
+        </w:rPr>
+        <w:fldChar w:fldCharType="end"/>
+      </w:r>
       <w:r>
         <w:t>: Member Information</w:t>
       </w:r>
@@ -6728,6 +7121,16 @@
         <w:instrText xml:space="preserve">" </w:instrText>
       </w:r>
       <w:r>
+        <w:fldChar w:fldCharType="separate"/>
+      </w:r>
+      <w:r>
+        <w:rPr>
+          <w:b/>
+          <w:bCs/>
+        </w:rPr>
+        <w:t>Error! Bookmark not defined.</w:t>
+      </w:r>
+      <w:r>
         <w:fldChar w:fldCharType="end"/>
       </w:r>
     </w:p>
@@ -6766,13 +7169,27 @@
         <w:instrText xml:space="preserve">" </w:instrText>
       </w:r>
       <w:r>
+        <w:fldChar w:fldCharType="separate"/>
+      </w:r>
+      <w:r>
+        <w:rPr>
+          <w:b/>
+          <w:bCs/>
+        </w:rPr>
+        <w:t>Error! Bookmark not defined.</w:t>
+      </w:r>
+      <w:r>
         <w:fldChar w:fldCharType="end"/>
       </w:r>
       <w:r>
         <w:t xml:space="preserve">” button. The member search screen will display (figure 7). Members can be searched by number, name, average, handicap, or bonus. </w:t>
       </w:r>
       <w:r>
-        <w:t xml:space="preserve">Enter the search parameters and click “Search”. The results display at the bottom of the screen. </w:t>
+        <w:t xml:space="preserve">Enter the search parameters and click “Search”. The </w:t>
+      </w:r>
+      <w:r>
+        <w:lastRenderedPageBreak/>
+        <w:t xml:space="preserve">results display at the bottom of the screen. </w:t>
       </w:r>
       <w:r>
         <w:t>To display all members in the database, leave the fields blank and click “Search”</w:t>
@@ -6783,7 +7200,6 @@
         <w:pStyle w:val="BodyText"/>
       </w:pPr>
       <w:r>
-        <w:lastRenderedPageBreak/>
         <w:t>Select the member to be updated and click “Select”. The member will now be displayed on the Member Info</w:t>
       </w:r>
       <w:r>
@@ -6814,6 +7230,16 @@
         <w:instrText xml:space="preserve">" </w:instrText>
       </w:r>
       <w:r>
+        <w:fldChar w:fldCharType="separate"/>
+      </w:r>
+      <w:r>
+        <w:rPr>
+          <w:b/>
+          <w:bCs/>
+        </w:rPr>
+        <w:t>Error! Bookmark not defined.</w:t>
+      </w:r>
+      <w:r>
         <w:fldChar w:fldCharType="end"/>
       </w:r>
       <w:r>
@@ -6881,6 +7307,20 @@
         <w:rPr>
           <w:szCs w:val="20"/>
         </w:rPr>
+        <w:fldChar w:fldCharType="separate"/>
+      </w:r>
+      <w:r>
+        <w:rPr>
+          <w:b/>
+          <w:bCs/>
+          <w:szCs w:val="20"/>
+        </w:rPr>
+        <w:t>Error! Bookmark not defined.</w:t>
+      </w:r>
+      <w:r>
+        <w:rPr>
+          <w:szCs w:val="20"/>
+        </w:rPr>
         <w:fldChar w:fldCharType="end"/>
       </w:r>
     </w:p>
@@ -6905,6 +7345,16 @@
         <w:instrText xml:space="preserve">" </w:instrText>
       </w:r>
       <w:r>
+        <w:fldChar w:fldCharType="separate"/>
+      </w:r>
+      <w:r>
+        <w:rPr>
+          <w:b/>
+          <w:bCs/>
+        </w:rPr>
+        <w:t>Error! Bookmark not defined.</w:t>
+      </w:r>
+      <w:r>
         <w:fldChar w:fldCharType="end"/>
       </w:r>
       <w:r>
@@ -6918,6 +7368,16 @@
       </w:r>
       <w:r>
         <w:instrText xml:space="preserve">" </w:instrText>
+      </w:r>
+      <w:r>
+        <w:fldChar w:fldCharType="separate"/>
+      </w:r>
+      <w:r>
+        <w:rPr>
+          <w:b/>
+          <w:bCs/>
+        </w:rPr>
+        <w:t>Error! Bookmark not defined.</w:t>
       </w:r>
       <w:r>
         <w:fldChar w:fldCharType="end"/>
@@ -6986,14 +7446,27 @@
       <w:r>
         <w:t xml:space="preserve">Figure </w:t>
       </w:r>
-      <w:fldSimple w:instr=" SEQ Figure \* ARABIC ">
-        <w:r>
-          <w:rPr>
-            <w:noProof/>
-          </w:rPr>
-          <w:t>5</w:t>
-        </w:r>
-      </w:fldSimple>
+      <w:r>
+        <w:fldChar w:fldCharType="begin"/>
+      </w:r>
+      <w:r>
+        <w:instrText xml:space="preserve"> SEQ Figure \* ARABIC </w:instrText>
+      </w:r>
+      <w:r>
+        <w:fldChar w:fldCharType="separate"/>
+      </w:r>
+      <w:r>
+        <w:rPr>
+          <w:noProof/>
+        </w:rPr>
+        <w:t>5</w:t>
+      </w:r>
+      <w:r>
+        <w:rPr>
+          <w:noProof/>
+        </w:rPr>
+        <w:fldChar w:fldCharType="end"/>
+      </w:r>
       <w:r>
         <w:t>: Stats</w:t>
       </w:r>
@@ -7010,6 +7483,16 @@
         <w:instrText xml:space="preserve">" </w:instrText>
       </w:r>
       <w:r>
+        <w:fldChar w:fldCharType="separate"/>
+      </w:r>
+      <w:r>
+        <w:rPr>
+          <w:b/>
+          <w:bCs/>
+        </w:rPr>
+        <w:t>Error! Bookmark not defined.</w:t>
+      </w:r>
+      <w:r>
         <w:fldChar w:fldCharType="end"/>
       </w:r>
       <w:r>
@@ -7023,6 +7506,16 @@
       </w:r>
       <w:r>
         <w:instrText xml:space="preserve">" </w:instrText>
+      </w:r>
+      <w:r>
+        <w:fldChar w:fldCharType="separate"/>
+      </w:r>
+      <w:r>
+        <w:rPr>
+          <w:b/>
+          <w:bCs/>
+        </w:rPr>
+        <w:t>Error! Bookmark not defined.</w:t>
       </w:r>
       <w:r>
         <w:fldChar w:fldCharType="end"/>
@@ -7093,6 +7586,20 @@
         <w:rPr>
           <w:szCs w:val="20"/>
         </w:rPr>
+        <w:fldChar w:fldCharType="separate"/>
+      </w:r>
+      <w:r>
+        <w:rPr>
+          <w:b/>
+          <w:bCs/>
+          <w:szCs w:val="20"/>
+        </w:rPr>
+        <w:t>Error! Bookmark not defined.</w:t>
+      </w:r>
+      <w:r>
+        <w:rPr>
+          <w:szCs w:val="20"/>
+        </w:rPr>
         <w:fldChar w:fldCharType="end"/>
       </w:r>
     </w:p>
@@ -7117,6 +7624,16 @@
         <w:instrText xml:space="preserve">" </w:instrText>
       </w:r>
       <w:r>
+        <w:fldChar w:fldCharType="separate"/>
+      </w:r>
+      <w:r>
+        <w:rPr>
+          <w:b/>
+          <w:bCs/>
+        </w:rPr>
+        <w:t>Error! Bookmark not defined.</w:t>
+      </w:r>
+      <w:r>
         <w:fldChar w:fldCharType="end"/>
       </w:r>
       <w:r>
@@ -7130,6 +7647,16 @@
       </w:r>
       <w:r>
         <w:instrText xml:space="preserve">" </w:instrText>
+      </w:r>
+      <w:r>
+        <w:fldChar w:fldCharType="separate"/>
+      </w:r>
+      <w:r>
+        <w:rPr>
+          <w:b/>
+          <w:bCs/>
+        </w:rPr>
+        <w:t>Error! Bookmark not defined.</w:t>
       </w:r>
       <w:r>
         <w:fldChar w:fldCharType="end"/>
@@ -7244,14 +7771,27 @@
       <w:r>
         <w:t xml:space="preserve">Figure </w:t>
       </w:r>
-      <w:fldSimple w:instr=" SEQ Figure \* ARABIC ">
-        <w:r>
-          <w:rPr>
-            <w:noProof/>
-          </w:rPr>
-          <w:t>6</w:t>
-        </w:r>
-      </w:fldSimple>
+      <w:r>
+        <w:fldChar w:fldCharType="begin"/>
+      </w:r>
+      <w:r>
+        <w:instrText xml:space="preserve"> SEQ Figure \* ARABIC </w:instrText>
+      </w:r>
+      <w:r>
+        <w:fldChar w:fldCharType="separate"/>
+      </w:r>
+      <w:r>
+        <w:rPr>
+          <w:noProof/>
+        </w:rPr>
+        <w:t>6</w:t>
+      </w:r>
+      <w:r>
+        <w:rPr>
+          <w:noProof/>
+        </w:rPr>
+        <w:fldChar w:fldCharType="end"/>
+      </w:r>
       <w:r>
         <w:t>: Member search, blank and with results</w:t>
       </w:r>
@@ -7313,6 +7853,20 @@
       </w:r>
       <w:r>
         <w:instrText xml:space="preserve">" </w:instrText>
+      </w:r>
+      <w:r>
+        <w:rPr>
+          <w:szCs w:val="20"/>
+        </w:rPr>
+        <w:fldChar w:fldCharType="separate"/>
+      </w:r>
+      <w:r>
+        <w:rPr>
+          <w:b/>
+          <w:bCs/>
+          <w:szCs w:val="20"/>
+        </w:rPr>
+        <w:t>Error! Bookmark not defined.</w:t>
       </w:r>
       <w:r>
         <w:rPr>
@@ -7445,14 +7999,27 @@
       <w:r>
         <w:t xml:space="preserve">Figure </w:t>
       </w:r>
-      <w:fldSimple w:instr=" SEQ Figure \* ARABIC ">
-        <w:r>
-          <w:rPr>
-            <w:noProof/>
-          </w:rPr>
-          <w:t>7</w:t>
-        </w:r>
-      </w:fldSimple>
+      <w:r>
+        <w:fldChar w:fldCharType="begin"/>
+      </w:r>
+      <w:r>
+        <w:instrText xml:space="preserve"> SEQ Figure \* ARABIC </w:instrText>
+      </w:r>
+      <w:r>
+        <w:fldChar w:fldCharType="separate"/>
+      </w:r>
+      <w:r>
+        <w:rPr>
+          <w:noProof/>
+        </w:rPr>
+        <w:t>7</w:t>
+      </w:r>
+      <w:r>
+        <w:rPr>
+          <w:noProof/>
+        </w:rPr>
+        <w:fldChar w:fldCharType="end"/>
+      </w:r>
       <w:r>
         <w:t>: basic printer dialog</w:t>
       </w:r>
@@ -7497,6 +8064,20 @@
         <w:rPr>
           <w:szCs w:val="20"/>
         </w:rPr>
+        <w:fldChar w:fldCharType="separate"/>
+      </w:r>
+      <w:r>
+        <w:rPr>
+          <w:b/>
+          <w:bCs/>
+          <w:szCs w:val="20"/>
+        </w:rPr>
+        <w:t>Error! Bookmark not defined.</w:t>
+      </w:r>
+      <w:r>
+        <w:rPr>
+          <w:szCs w:val="20"/>
+        </w:rPr>
         <w:fldChar w:fldCharType="end"/>
       </w:r>
     </w:p>
@@ -7519,6 +8100,16 @@
       </w:r>
       <w:r>
         <w:instrText xml:space="preserve">" </w:instrText>
+      </w:r>
+      <w:r>
+        <w:fldChar w:fldCharType="separate"/>
+      </w:r>
+      <w:r>
+        <w:rPr>
+          <w:b/>
+          <w:bCs/>
+        </w:rPr>
+        <w:t>Error! Bookmark not defined.</w:t>
       </w:r>
       <w:r>
         <w:fldChar w:fldCharType="end"/>
@@ -7605,14 +8196,27 @@
       <w:r>
         <w:t xml:space="preserve">Figure </w:t>
       </w:r>
-      <w:fldSimple w:instr=" SEQ Figure \* ARABIC ">
-        <w:r>
-          <w:rPr>
-            <w:noProof/>
-          </w:rPr>
-          <w:t>8</w:t>
-        </w:r>
-      </w:fldSimple>
+      <w:r>
+        <w:fldChar w:fldCharType="begin"/>
+      </w:r>
+      <w:r>
+        <w:instrText xml:space="preserve"> SEQ Figure \* ARABIC </w:instrText>
+      </w:r>
+      <w:r>
+        <w:fldChar w:fldCharType="separate"/>
+      </w:r>
+      <w:r>
+        <w:rPr>
+          <w:noProof/>
+        </w:rPr>
+        <w:t>8</w:t>
+      </w:r>
+      <w:r>
+        <w:rPr>
+          <w:noProof/>
+        </w:rPr>
+        <w:fldChar w:fldCharType="end"/>
+      </w:r>
       <w:r>
         <w:t>: Importing existing player information</w:t>
       </w:r>
@@ -7738,14 +8342,27 @@
       <w:r>
         <w:t xml:space="preserve">Figure </w:t>
       </w:r>
-      <w:fldSimple w:instr=" SEQ Figure \* ARABIC ">
-        <w:r>
-          <w:rPr>
-            <w:noProof/>
-          </w:rPr>
-          <w:t>9</w:t>
-        </w:r>
-      </w:fldSimple>
+      <w:r>
+        <w:fldChar w:fldCharType="begin"/>
+      </w:r>
+      <w:r>
+        <w:instrText xml:space="preserve"> SEQ Figure \* ARABIC </w:instrText>
+      </w:r>
+      <w:r>
+        <w:fldChar w:fldCharType="separate"/>
+      </w:r>
+      <w:r>
+        <w:rPr>
+          <w:noProof/>
+        </w:rPr>
+        <w:t>9</w:t>
+      </w:r>
+      <w:r>
+        <w:rPr>
+          <w:noProof/>
+        </w:rPr>
+        <w:fldChar w:fldCharType="end"/>
+      </w:r>
       <w:r>
         <w:t>: Member Scores</w:t>
       </w:r>
@@ -7760,6 +8377,16 @@
       </w:r>
       <w:r>
         <w:instrText xml:space="preserve">" </w:instrText>
+      </w:r>
+      <w:r>
+        <w:fldChar w:fldCharType="separate"/>
+      </w:r>
+      <w:r>
+        <w:rPr>
+          <w:b/>
+          <w:bCs/>
+        </w:rPr>
+        <w:t>Error! Bookmark not defined.</w:t>
       </w:r>
       <w:r>
         <w:fldChar w:fldCharType="end"/>
@@ -7943,6 +8570,20 @@
         <w:rPr>
           <w:szCs w:val="20"/>
         </w:rPr>
+        <w:fldChar w:fldCharType="separate"/>
+      </w:r>
+      <w:r>
+        <w:rPr>
+          <w:b/>
+          <w:bCs/>
+          <w:szCs w:val="20"/>
+        </w:rPr>
+        <w:t>Error! Bookmark not defined.</w:t>
+      </w:r>
+      <w:r>
+        <w:rPr>
+          <w:szCs w:val="20"/>
+        </w:rPr>
         <w:fldChar w:fldCharType="end"/>
       </w:r>
     </w:p>
@@ -8004,6 +8645,16 @@
       </w:r>
       <w:r>
         <w:instrText xml:space="preserve">" </w:instrText>
+      </w:r>
+      <w:r>
+        <w:fldChar w:fldCharType="separate"/>
+      </w:r>
+      <w:r>
+        <w:rPr>
+          <w:b/>
+          <w:bCs/>
+        </w:rPr>
+        <w:t>Error! Bookmark not defined.</w:t>
       </w:r>
       <w:r>
         <w:fldChar w:fldCharType="end"/>
@@ -8072,14 +8723,27 @@
       <w:r>
         <w:t xml:space="preserve">Figure </w:t>
       </w:r>
-      <w:fldSimple w:instr=" SEQ Figure \* ARABIC ">
-        <w:r>
-          <w:rPr>
-            <w:noProof/>
-          </w:rPr>
-          <w:t>10</w:t>
-        </w:r>
-      </w:fldSimple>
+      <w:r>
+        <w:fldChar w:fldCharType="begin"/>
+      </w:r>
+      <w:r>
+        <w:instrText xml:space="preserve"> SEQ Figure \* ARABIC </w:instrText>
+      </w:r>
+      <w:r>
+        <w:fldChar w:fldCharType="separate"/>
+      </w:r>
+      <w:r>
+        <w:rPr>
+          <w:noProof/>
+        </w:rPr>
+        <w:t>10</w:t>
+      </w:r>
+      <w:r>
+        <w:rPr>
+          <w:noProof/>
+        </w:rPr>
+        <w:fldChar w:fldCharType="end"/>
+      </w:r>
       <w:r>
         <w:t>: Tournament Stats</w:t>
       </w:r>
@@ -8111,6 +8775,16 @@
         <w:instrText xml:space="preserve">" </w:instrText>
       </w:r>
       <w:r>
+        <w:fldChar w:fldCharType="separate"/>
+      </w:r>
+      <w:r>
+        <w:rPr>
+          <w:b/>
+          <w:bCs/>
+        </w:rPr>
+        <w:t>Error! Bookmark not defined.</w:t>
+      </w:r>
+      <w:r>
         <w:fldChar w:fldCharType="end"/>
       </w:r>
       <w:r>
@@ -8153,12 +8827,26 @@
         <w:rPr>
           <w:szCs w:val="20"/>
         </w:rPr>
-        <w:fldChar w:fldCharType="end"/>
-      </w:r>
-      <w:r>
-        <w:rPr>
+        <w:fldChar w:fldCharType="separate"/>
+      </w:r>
+      <w:r>
+        <w:rPr>
+          <w:b/>
+          <w:bCs/>
           <w:szCs w:val="20"/>
         </w:rPr>
+        <w:t>Error! Bookmark not defined.</w:t>
+      </w:r>
+      <w:r>
+        <w:rPr>
+          <w:szCs w:val="20"/>
+        </w:rPr>
+        <w:fldChar w:fldCharType="end"/>
+      </w:r>
+      <w:r>
+        <w:rPr>
+          <w:szCs w:val="20"/>
+        </w:rPr>
         <w:t xml:space="preserve"> By Tournament</w:t>
       </w:r>
       <w:bookmarkEnd w:id="27"/>
@@ -8233,6 +8921,16 @@
       </w:r>
       <w:r>
         <w:instrText xml:space="preserve">" </w:instrText>
+      </w:r>
+      <w:r>
+        <w:fldChar w:fldCharType="separate"/>
+      </w:r>
+      <w:r>
+        <w:rPr>
+          <w:b/>
+          <w:bCs/>
+        </w:rPr>
+        <w:t>Error! Bookmark not defined.</w:t>
       </w:r>
       <w:r>
         <w:fldChar w:fldCharType="end"/>
@@ -8319,14 +9017,27 @@
       <w:r>
         <w:t xml:space="preserve">Figure </w:t>
       </w:r>
-      <w:fldSimple w:instr=" SEQ Figure \* ARABIC ">
-        <w:r>
-          <w:rPr>
-            <w:noProof/>
-          </w:rPr>
-          <w:t>11</w:t>
-        </w:r>
-      </w:fldSimple>
+      <w:r>
+        <w:fldChar w:fldCharType="begin"/>
+      </w:r>
+      <w:r>
+        <w:instrText xml:space="preserve"> SEQ Figure \* ARABIC </w:instrText>
+      </w:r>
+      <w:r>
+        <w:fldChar w:fldCharType="separate"/>
+      </w:r>
+      <w:r>
+        <w:rPr>
+          <w:noProof/>
+        </w:rPr>
+        <w:t>11</w:t>
+      </w:r>
+      <w:r>
+        <w:rPr>
+          <w:noProof/>
+        </w:rPr>
+        <w:fldChar w:fldCharType="end"/>
+      </w:r>
       <w:r>
         <w:t xml:space="preserve"> Print Dialog</w:t>
       </w:r>
@@ -8468,14 +9179,27 @@
       <w:r>
         <w:t xml:space="preserve">Figure </w:t>
       </w:r>
-      <w:fldSimple w:instr=" SEQ Figure \* ARABIC ">
-        <w:r>
-          <w:rPr>
-            <w:noProof/>
-          </w:rPr>
-          <w:t>12</w:t>
-        </w:r>
-      </w:fldSimple>
+      <w:r>
+        <w:fldChar w:fldCharType="begin"/>
+      </w:r>
+      <w:r>
+        <w:instrText xml:space="preserve"> SEQ Figure \* ARABIC </w:instrText>
+      </w:r>
+      <w:r>
+        <w:fldChar w:fldCharType="separate"/>
+      </w:r>
+      <w:r>
+        <w:rPr>
+          <w:noProof/>
+        </w:rPr>
+        <w:t>12</w:t>
+      </w:r>
+      <w:r>
+        <w:rPr>
+          <w:noProof/>
+        </w:rPr>
+        <w:fldChar w:fldCharType="end"/>
+      </w:r>
       <w:r>
         <w:t>: Tournament Place Standings</w:t>
       </w:r>
@@ -8490,6 +9214,16 @@
       </w:r>
       <w:r>
         <w:instrText xml:space="preserve">" </w:instrText>
+      </w:r>
+      <w:r>
+        <w:fldChar w:fldCharType="separate"/>
+      </w:r>
+      <w:r>
+        <w:rPr>
+          <w:b/>
+          <w:bCs/>
+        </w:rPr>
+        <w:t>Error! Bookmark not defined.</w:t>
       </w:r>
       <w:r>
         <w:fldChar w:fldCharType="end"/>
@@ -8646,14 +9380,27 @@
       <w:r>
         <w:t xml:space="preserve">Figure </w:t>
       </w:r>
-      <w:fldSimple w:instr=" SEQ Figure \* ARABIC ">
-        <w:r>
-          <w:rPr>
-            <w:noProof/>
-          </w:rPr>
-          <w:t>13</w:t>
-        </w:r>
-      </w:fldSimple>
+      <w:r>
+        <w:fldChar w:fldCharType="begin"/>
+      </w:r>
+      <w:r>
+        <w:instrText xml:space="preserve"> SEQ Figure \* ARABIC </w:instrText>
+      </w:r>
+      <w:r>
+        <w:fldChar w:fldCharType="separate"/>
+      </w:r>
+      <w:r>
+        <w:rPr>
+          <w:noProof/>
+        </w:rPr>
+        <w:t>13</w:t>
+      </w:r>
+      <w:r>
+        <w:rPr>
+          <w:noProof/>
+        </w:rPr>
+        <w:fldChar w:fldCharType="end"/>
+      </w:r>
       <w:r>
         <w:t xml:space="preserve">: </w:t>
       </w:r>
@@ -8674,6 +9421,16 @@
       </w:r>
       <w:r>
         <w:instrText xml:space="preserve">" </w:instrText>
+      </w:r>
+      <w:r>
+        <w:fldChar w:fldCharType="separate"/>
+      </w:r>
+      <w:r>
+        <w:rPr>
+          <w:b/>
+          <w:bCs/>
+        </w:rPr>
+        <w:t>Error! Bookmark not defined.</w:t>
       </w:r>
       <w:r>
         <w:fldChar w:fldCharType="end"/>
@@ -8946,14 +9703,27 @@
       <w:r>
         <w:t xml:space="preserve">Figure </w:t>
       </w:r>
-      <w:fldSimple w:instr=" SEQ Figure \* ARABIC ">
-        <w:r>
-          <w:rPr>
-            <w:noProof/>
-          </w:rPr>
-          <w:t>14</w:t>
-        </w:r>
-      </w:fldSimple>
+      <w:r>
+        <w:fldChar w:fldCharType="begin"/>
+      </w:r>
+      <w:r>
+        <w:instrText xml:space="preserve"> SEQ Figure \* ARABIC </w:instrText>
+      </w:r>
+      <w:r>
+        <w:fldChar w:fldCharType="separate"/>
+      </w:r>
+      <w:r>
+        <w:rPr>
+          <w:noProof/>
+        </w:rPr>
+        <w:t>14</w:t>
+      </w:r>
+      <w:r>
+        <w:rPr>
+          <w:noProof/>
+        </w:rPr>
+        <w:fldChar w:fldCharType="end"/>
+      </w:r>
       <w:r>
         <w:t>: Tournament Search Forms</w:t>
       </w:r>
@@ -9035,6 +9805,16 @@
       </w:r>
       <w:r>
         <w:instrText xml:space="preserve">" </w:instrText>
+      </w:r>
+      <w:r>
+        <w:fldChar w:fldCharType="separate"/>
+      </w:r>
+      <w:r>
+        <w:rPr>
+          <w:b/>
+          <w:bCs/>
+        </w:rPr>
+        <w:t>Error! Bookmark not defined.</w:t>
       </w:r>
       <w:r>
         <w:fldChar w:fldCharType="end"/>
@@ -9103,6 +9883,16 @@
         <w:instrText xml:space="preserve">" </w:instrText>
       </w:r>
       <w:r>
+        <w:fldChar w:fldCharType="separate"/>
+      </w:r>
+      <w:r>
+        <w:rPr>
+          <w:b/>
+          <w:bCs/>
+        </w:rPr>
+        <w:t>Error! Bookmark not defined.</w:t>
+      </w:r>
+      <w:r>
         <w:fldChar w:fldCharType="end"/>
       </w:r>
       <w:r>
@@ -9140,6 +9930,16 @@
         <w:instrText xml:space="preserve">" </w:instrText>
       </w:r>
       <w:r>
+        <w:fldChar w:fldCharType="separate"/>
+      </w:r>
+      <w:r>
+        <w:rPr>
+          <w:b/>
+          <w:bCs/>
+        </w:rPr>
+        <w:t>Error! Bookmark not defined.</w:t>
+      </w:r>
+      <w:r>
         <w:fldChar w:fldCharType="end"/>
       </w:r>
     </w:p>
@@ -9162,6 +9962,16 @@
       </w:r>
       <w:r>
         <w:instrText xml:space="preserve">" </w:instrText>
+      </w:r>
+      <w:r>
+        <w:fldChar w:fldCharType="separate"/>
+      </w:r>
+      <w:r>
+        <w:rPr>
+          <w:b/>
+          <w:bCs/>
+        </w:rPr>
+        <w:t>Error! Bookmark not defined.</w:t>
       </w:r>
       <w:r>
         <w:fldChar w:fldCharType="end"/>
@@ -9301,14 +10111,27 @@
       <w:r>
         <w:t xml:space="preserve">Figure </w:t>
       </w:r>
-      <w:fldSimple w:instr=" SEQ Figure \* ARABIC ">
-        <w:r>
-          <w:rPr>
-            <w:noProof/>
-          </w:rPr>
-          <w:t>15</w:t>
-        </w:r>
-      </w:fldSimple>
+      <w:r>
+        <w:fldChar w:fldCharType="begin"/>
+      </w:r>
+      <w:r>
+        <w:instrText xml:space="preserve"> SEQ Figure \* ARABIC </w:instrText>
+      </w:r>
+      <w:r>
+        <w:fldChar w:fldCharType="separate"/>
+      </w:r>
+      <w:r>
+        <w:rPr>
+          <w:noProof/>
+        </w:rPr>
+        <w:t>15</w:t>
+      </w:r>
+      <w:r>
+        <w:rPr>
+          <w:noProof/>
+        </w:rPr>
+        <w:fldChar w:fldCharType="end"/>
+      </w:r>
       <w:r>
         <w:t>: Tournaments</w:t>
       </w:r>
@@ -9325,6 +10148,16 @@
         <w:instrText xml:space="preserve">" </w:instrText>
       </w:r>
       <w:r>
+        <w:fldChar w:fldCharType="separate"/>
+      </w:r>
+      <w:r>
+        <w:rPr>
+          <w:b/>
+          <w:bCs/>
+        </w:rPr>
+        <w:t>Error! Bookmark not defined.</w:t>
+      </w:r>
+      <w:r>
         <w:fldChar w:fldCharType="end"/>
       </w:r>
       <w:r>
@@ -9414,6 +10247,16 @@
       </w:r>
       <w:r>
         <w:instrText xml:space="preserve">" </w:instrText>
+      </w:r>
+      <w:r>
+        <w:fldChar w:fldCharType="separate"/>
+      </w:r>
+      <w:r>
+        <w:rPr>
+          <w:b/>
+          <w:bCs/>
+        </w:rPr>
+        <w:t>Error! Bookmark not defined.</w:t>
       </w:r>
       <w:r>
         <w:fldChar w:fldCharType="end"/>
@@ -9504,14 +10347,27 @@
       <w:r>
         <w:t xml:space="preserve">Figure </w:t>
       </w:r>
-      <w:fldSimple w:instr=" SEQ Figure \* ARABIC ">
-        <w:r>
-          <w:rPr>
-            <w:noProof/>
-          </w:rPr>
-          <w:t>16</w:t>
-        </w:r>
-      </w:fldSimple>
+      <w:r>
+        <w:fldChar w:fldCharType="begin"/>
+      </w:r>
+      <w:r>
+        <w:instrText xml:space="preserve"> SEQ Figure \* ARABIC </w:instrText>
+      </w:r>
+      <w:r>
+        <w:fldChar w:fldCharType="separate"/>
+      </w:r>
+      <w:r>
+        <w:rPr>
+          <w:noProof/>
+        </w:rPr>
+        <w:t>16</w:t>
+      </w:r>
+      <w:r>
+        <w:rPr>
+          <w:noProof/>
+        </w:rPr>
+        <w:fldChar w:fldCharType="end"/>
+      </w:r>
       <w:r>
         <w:t xml:space="preserve"> Member Scores</w:t>
       </w:r>
@@ -9528,6 +10384,16 @@
         <w:instrText xml:space="preserve">" </w:instrText>
       </w:r>
       <w:r>
+        <w:fldChar w:fldCharType="separate"/>
+      </w:r>
+      <w:r>
+        <w:rPr>
+          <w:b/>
+          <w:bCs/>
+        </w:rPr>
+        <w:t>Error! Bookmark not defined.</w:t>
+      </w:r>
+      <w:r>
         <w:fldChar w:fldCharType="end"/>
       </w:r>
       <w:r>
@@ -9543,6 +10409,16 @@
         <w:instrText xml:space="preserve">" </w:instrText>
       </w:r>
       <w:r>
+        <w:fldChar w:fldCharType="separate"/>
+      </w:r>
+      <w:r>
+        <w:rPr>
+          <w:b/>
+          <w:bCs/>
+        </w:rPr>
+        <w:t>Error! Bookmark not defined.</w:t>
+      </w:r>
+      <w:r>
         <w:fldChar w:fldCharType="end"/>
       </w:r>
       <w:r>
@@ -9576,6 +10452,16 @@
         <w:instrText xml:space="preserve">" </w:instrText>
       </w:r>
       <w:r>
+        <w:fldChar w:fldCharType="separate"/>
+      </w:r>
+      <w:r>
+        <w:rPr>
+          <w:b/>
+          <w:bCs/>
+        </w:rPr>
+        <w:t>Error! Bookmark not defined.</w:t>
+      </w:r>
+      <w:r>
         <w:fldChar w:fldCharType="end"/>
       </w:r>
       <w:r>
@@ -9589,6 +10475,16 @@
       </w:r>
       <w:r>
         <w:instrText xml:space="preserve">" </w:instrText>
+      </w:r>
+      <w:r>
+        <w:fldChar w:fldCharType="separate"/>
+      </w:r>
+      <w:r>
+        <w:rPr>
+          <w:b/>
+          <w:bCs/>
+        </w:rPr>
+        <w:t>Error! Bookmark not defined.</w:t>
       </w:r>
       <w:r>
         <w:fldChar w:fldCharType="end"/>
@@ -9748,14 +10644,27 @@
       <w:r>
         <w:t xml:space="preserve">Figure </w:t>
       </w:r>
-      <w:fldSimple w:instr=" SEQ Figure \* ARABIC ">
-        <w:r>
-          <w:rPr>
-            <w:noProof/>
-          </w:rPr>
-          <w:t>17</w:t>
-        </w:r>
-      </w:fldSimple>
+      <w:r>
+        <w:fldChar w:fldCharType="begin"/>
+      </w:r>
+      <w:r>
+        <w:instrText xml:space="preserve"> SEQ Figure \* ARABIC </w:instrText>
+      </w:r>
+      <w:r>
+        <w:fldChar w:fldCharType="separate"/>
+      </w:r>
+      <w:r>
+        <w:rPr>
+          <w:noProof/>
+        </w:rPr>
+        <w:t>17</w:t>
+      </w:r>
+      <w:r>
+        <w:rPr>
+          <w:noProof/>
+        </w:rPr>
+        <w:fldChar w:fldCharType="end"/>
+      </w:r>
       <w:r>
         <w:t xml:space="preserve"> Tournament Results</w:t>
       </w:r>
@@ -9770,6 +10679,16 @@
       </w:r>
       <w:r>
         <w:instrText xml:space="preserve">" </w:instrText>
+      </w:r>
+      <w:r>
+        <w:fldChar w:fldCharType="separate"/>
+      </w:r>
+      <w:r>
+        <w:rPr>
+          <w:b/>
+          <w:bCs/>
+        </w:rPr>
+        <w:t>Error! Bookmark not defined.</w:t>
       </w:r>
       <w:r>
         <w:fldChar w:fldCharType="end"/>
@@ -9901,7 +10820,16 @@
         <w:keepNext/>
       </w:pPr>
       <w:r>
-        <w:t>After a tournament is completed, it needs to be reviewed and finalized by the director of the tournament. To begin this process click the Finalize Tournament button located underneath the Reports section on the Member Scores screen. Once the Finalize Tournament window is open, it is up to the director to review each player’s score before finalizing the tournament.</w:t>
+        <w:t>After all of the recaps for the tournament are entered into the Member Scores tab, they need</w:t>
+      </w:r>
+      <w:r>
+        <w:t xml:space="preserve"> to be reviewed and finalized by the director of the tournament. To begin this process click the Finalize Tournament button located underneath the Reports section on the Member Scores screen. Once the Finalize Tournament window is open, it is up to the director to rev</w:t>
+      </w:r>
+      <w:r>
+        <w:t>iew each player’s recap</w:t>
+      </w:r>
+      <w:r>
+        <w:t xml:space="preserve"> before finalizing the tournament.</w:t>
       </w:r>
     </w:p>
     <w:p>
@@ -9987,16 +10915,28 @@
         <w:pStyle w:val="BodyText"/>
       </w:pPr>
       <w:r>
-        <w:t>The data in the table can also be easily organized. Double click</w:t>
+        <w:t>The data in the table can a</w:t>
+      </w:r>
+      <w:r>
+        <w:t xml:space="preserve">lso be </w:t>
+      </w:r>
+      <w:r>
+        <w:t>organized. C</w:t>
+      </w:r>
+      <w:r>
+        <w:t>lick</w:t>
       </w:r>
       <w:r>
         <w:t>ing one of the columns such as N</w:t>
       </w:r>
       <w:r>
-        <w:t>ame, or Scratch Total will reorder the data by descending and do</w:t>
-      </w:r>
-      <w:r>
-        <w:t>uble clicking once more will re</w:t>
+        <w:t>ame, or Scratch Total will reord</w:t>
+      </w:r>
+      <w:r>
+        <w:t>er the data by descending and</w:t>
+      </w:r>
+      <w:r>
+        <w:t xml:space="preserve"> clicking once more will re</w:t>
       </w:r>
       <w:r>
         <w:t>or</w:t>
@@ -10009,6 +10949,57 @@
       </w:r>
       <w:r>
         <w:t>ordered.</w:t>
+      </w:r>
+      <w:r>
+        <w:t xml:space="preserve"> In addition to this, any cell or combination of cells that are highl</w:t>
+      </w:r>
+      <w:r>
+        <w:t xml:space="preserve">ighted can be copied </w:t>
+      </w:r>
+      <w:bookmarkStart w:id="40" w:name="_GoBack"/>
+      <w:bookmarkEnd w:id="40"/>
+      <w:r>
+        <w:t>by pressing the ctrl and c buttons on the keyboard while cells are highlighted.</w:t>
+      </w:r>
+      <w:r>
+        <w:t xml:space="preserve"> Checkboxes such as Valid Score, or Director Check will be pasted in text as True or False.</w:t>
+      </w:r>
+    </w:p>
+    <w:p>
+      <w:pPr>
+        <w:pStyle w:val="Heading2"/>
+      </w:pPr>
+      <w:r>
+        <w:t>Finalizing a tournament</w:t>
+      </w:r>
+    </w:p>
+    <w:p>
+      <w:pPr>
+        <w:pStyle w:val="BodyText"/>
+      </w:pPr>
+      <w:r>
+        <w:t>In order for the tournament to be finalized a</w:t>
+      </w:r>
+      <w:r>
+        <w:t>ll the director needs to do is check every one of the Director Check boxes to confirm that they’</w:t>
+      </w:r>
+      <w:r>
+        <w:t>ve inspected that player’s recap</w:t>
+      </w:r>
+      <w:r>
+        <w:t>. This means modifying scores, averages, adding a bonus or a pro pot, and adding any notes that may be needed for a particular player.</w:t>
+      </w:r>
+      <w:r>
+        <w:t xml:space="preserve"> After all of this is done, the director checks off the Director Check box for that player. </w:t>
+      </w:r>
+      <w:r>
+        <w:t>Once all of the boxes are checked, the tournament can be finalized by clicking the Finalize button at the bottom of the form. If it so happens that the director fails to check a player’s box, upon attempting to f</w:t>
+      </w:r>
+      <w:r>
+        <w:t>inalize the tournament that box</w:t>
+      </w:r>
+      <w:r>
+        <w:t xml:space="preserve"> will be highlighted in red.</w:t>
       </w:r>
     </w:p>
     <w:p>
@@ -10053,14 +11044,27 @@
       <w:r>
         <w:t xml:space="preserve">Figure </w:t>
       </w:r>
-      <w:fldSimple w:instr=" SEQ Figure \* ARABIC ">
-        <w:r>
-          <w:rPr>
-            <w:noProof/>
-          </w:rPr>
-          <w:t>18</w:t>
-        </w:r>
-      </w:fldSimple>
+      <w:r>
+        <w:fldChar w:fldCharType="begin"/>
+      </w:r>
+      <w:r>
+        <w:instrText xml:space="preserve"> SEQ Figure \* ARABIC </w:instrText>
+      </w:r>
+      <w:r>
+        <w:fldChar w:fldCharType="separate"/>
+      </w:r>
+      <w:r>
+        <w:rPr>
+          <w:noProof/>
+        </w:rPr>
+        <w:t>18</w:t>
+      </w:r>
+      <w:r>
+        <w:rPr>
+          <w:noProof/>
+        </w:rPr>
+        <w:fldChar w:fldCharType="end"/>
+      </w:r>
       <w:r>
         <w:t xml:space="preserve"> Finalize Tournament</w:t>
       </w:r>
@@ -10075,6 +11079,16 @@
       </w:r>
       <w:r>
         <w:instrText xml:space="preserve">" </w:instrText>
+      </w:r>
+      <w:r>
+        <w:fldChar w:fldCharType="separate"/>
+      </w:r>
+      <w:r>
+        <w:rPr>
+          <w:b/>
+          <w:bCs/>
+        </w:rPr>
+        <w:t>Error! Bookmark not defined.</w:t>
       </w:r>
       <w:r>
         <w:fldChar w:fldCharType="end"/>
@@ -10454,12 +11468,12 @@
       <w:pPr>
         <w:pStyle w:val="Heading1"/>
       </w:pPr>
-      <w:bookmarkStart w:id="40" w:name="_Toc509165867"/>
+      <w:bookmarkStart w:id="41" w:name="_Toc509165867"/>
       <w:r>
         <w:lastRenderedPageBreak/>
         <w:t>Tools</w:t>
       </w:r>
-      <w:bookmarkEnd w:id="40"/>
+      <w:bookmarkEnd w:id="41"/>
       <w:r>
         <w:fldChar w:fldCharType="begin"/>
       </w:r>
@@ -10563,14 +11577,27 @@
       <w:r>
         <w:t xml:space="preserve">Figure </w:t>
       </w:r>
-      <w:fldSimple w:instr=" SEQ Figure \* ARABIC ">
-        <w:r>
-          <w:rPr>
-            <w:noProof/>
-          </w:rPr>
-          <w:t>19</w:t>
-        </w:r>
-      </w:fldSimple>
+      <w:r>
+        <w:fldChar w:fldCharType="begin"/>
+      </w:r>
+      <w:r>
+        <w:instrText xml:space="preserve"> SEQ Figure \* ARABIC </w:instrText>
+      </w:r>
+      <w:r>
+        <w:fldChar w:fldCharType="separate"/>
+      </w:r>
+      <w:r>
+        <w:rPr>
+          <w:noProof/>
+        </w:rPr>
+        <w:t>19</w:t>
+      </w:r>
+      <w:r>
+        <w:rPr>
+          <w:noProof/>
+        </w:rPr>
+        <w:fldChar w:fldCharType="end"/>
+      </w:r>
       <w:r>
         <w:t>: Update Inactive status</w:t>
       </w:r>
@@ -10657,7 +11684,7 @@
       <w:pPr>
         <w:pStyle w:val="Heading1"/>
       </w:pPr>
-      <w:bookmarkStart w:id="41" w:name="_Toc509165868"/>
+      <w:bookmarkStart w:id="42" w:name="_Toc509165868"/>
       <w:r>
         <w:lastRenderedPageBreak/>
         <w:t>Troubles</w:t>
@@ -10683,7 +11710,7 @@
       <w:r>
         <w:t xml:space="preserve"> 9-Tap</w:t>
       </w:r>
-      <w:bookmarkEnd w:id="41"/>
+      <w:bookmarkEnd w:id="42"/>
     </w:p>
     <w:p>
       <w:pPr>
@@ -10693,7 +11720,7 @@
           <w:szCs w:val="24"/>
         </w:rPr>
       </w:pPr>
-      <w:bookmarkStart w:id="42" w:name="_Toc509165869"/>
+      <w:bookmarkStart w:id="43" w:name="_Toc509165869"/>
       <w:r>
         <w:rPr>
           <w:sz w:val="24"/>
@@ -10715,7 +11742,7 @@
         </w:rPr>
         <w:t>:</w:t>
       </w:r>
-      <w:bookmarkEnd w:id="42"/>
+      <w:bookmarkEnd w:id="43"/>
     </w:p>
     <w:p>
       <w:pPr>
@@ -10795,14 +11822,14 @@
       <w:pPr>
         <w:pStyle w:val="Heading2"/>
       </w:pPr>
-      <w:bookmarkStart w:id="43" w:name="_Toc509165870"/>
+      <w:bookmarkStart w:id="44" w:name="_Toc509165870"/>
       <w:r>
         <w:t>Screen “splitting”</w:t>
       </w:r>
       <w:r>
         <w:t xml:space="preserve"> on resize</w:t>
       </w:r>
-      <w:bookmarkEnd w:id="43"/>
+      <w:bookmarkEnd w:id="44"/>
     </w:p>
     <w:p>
       <w:pPr>
@@ -10879,14 +11906,27 @@
       <w:r>
         <w:t xml:space="preserve">Figure </w:t>
       </w:r>
-      <w:fldSimple w:instr=" SEQ Figure \* ARABIC ">
-        <w:r>
-          <w:rPr>
-            <w:noProof/>
-          </w:rPr>
-          <w:t>20</w:t>
-        </w:r>
-      </w:fldSimple>
+      <w:r>
+        <w:fldChar w:fldCharType="begin"/>
+      </w:r>
+      <w:r>
+        <w:instrText xml:space="preserve"> SEQ Figure \* ARABIC </w:instrText>
+      </w:r>
+      <w:r>
+        <w:fldChar w:fldCharType="separate"/>
+      </w:r>
+      <w:r>
+        <w:rPr>
+          <w:noProof/>
+        </w:rPr>
+        <w:t>20</w:t>
+      </w:r>
+      <w:r>
+        <w:rPr>
+          <w:noProof/>
+        </w:rPr>
+        <w:fldChar w:fldCharType="end"/>
+      </w:r>
       <w:r>
         <w:t xml:space="preserve"> Showing split screen error</w:t>
       </w:r>
@@ -10908,7 +11948,7 @@
         <mc:AlternateContent>
           <mc:Choice Requires="wps">
             <w:drawing>
-              <wp:anchor distT="0" distB="0" distL="114300" distR="114300" simplePos="0" relativeHeight="251712512" behindDoc="0" locked="0" layoutInCell="1" allowOverlap="1" wp14:anchorId="2EB0F7D5" wp14:editId="56206372">
+              <wp:anchor distT="0" distB="0" distL="114300" distR="114300" simplePos="0" relativeHeight="251659264" behindDoc="0" locked="0" layoutInCell="1" allowOverlap="1" wp14:anchorId="2EB0F7D5" wp14:editId="56206372">
                 <wp:simplePos x="0" y="0"/>
                 <wp:positionH relativeFrom="column">
                   <wp:posOffset>3175</wp:posOffset>
@@ -10954,14 +11994,27 @@
                             <w:r>
                               <w:t xml:space="preserve">Figure </w:t>
                             </w:r>
-                            <w:fldSimple w:instr=" SEQ Figure \* ARABIC ">
-                              <w:r>
-                                <w:rPr>
-                                  <w:noProof/>
-                                </w:rPr>
-                                <w:t>21</w:t>
-                              </w:r>
-                            </w:fldSimple>
+                            <w:r>
+                              <w:fldChar w:fldCharType="begin"/>
+                            </w:r>
+                            <w:r>
+                              <w:instrText xml:space="preserve"> SEQ Figure \* ARABIC </w:instrText>
+                            </w:r>
+                            <w:r>
+                              <w:fldChar w:fldCharType="separate"/>
+                            </w:r>
+                            <w:r>
+                              <w:rPr>
+                                <w:noProof/>
+                              </w:rPr>
+                              <w:t>21</w:t>
+                            </w:r>
+                            <w:r>
+                              <w:rPr>
+                                <w:noProof/>
+                              </w:rPr>
+                              <w:fldChar w:fldCharType="end"/>
+                            </w:r>
                             <w:r>
                               <w:t xml:space="preserve"> Inner screen maximize</w:t>
                             </w:r>
@@ -10989,7 +12042,7 @@
                 <v:stroke joinstyle="miter"/>
                 <v:path gradientshapeok="t" o:connecttype="rect"/>
               </v:shapetype>
-              <v:shape id="Text Box 24" o:spid="_x0000_s1026" type="#_x0000_t202" style="position:absolute;left:0;text-align:left;margin-left:.25pt;margin-top:98.8pt;width:154.5pt;height:13.5pt;z-index:251712512;visibility:visible;mso-wrap-style:square;mso-height-percent:0;mso-wrap-distance-left:9pt;mso-wrap-distance-top:0;mso-wrap-distance-right:9pt;mso-wrap-distance-bottom:0;mso-position-horizontal:absolute;mso-position-horizontal-relative:text;mso-position-vertical:absolute;mso-position-vertical-relative:text;mso-height-percent:0;mso-height-relative:margin;v-text-anchor:top" o:gfxdata="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" stroked="f">
+              <v:shape id="Text Box 24" o:spid="_x0000_s1026" type="#_x0000_t202" style="position:absolute;left:0;text-align:left;margin-left:.25pt;margin-top:98.8pt;width:154.5pt;height:13.5pt;z-index:251659264;visibility:visible;mso-wrap-style:square;mso-height-percent:0;mso-wrap-distance-left:9pt;mso-wrap-distance-top:0;mso-wrap-distance-right:9pt;mso-wrap-distance-bottom:0;mso-position-horizontal:absolute;mso-position-horizontal-relative:text;mso-position-vertical:absolute;mso-position-vertical-relative:text;mso-height-percent:0;mso-height-relative:margin;v-text-anchor:top" o:gfxdata="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" stroked="f">
                 <v:textbox inset="0,0,0,0">
                   <w:txbxContent>
                     <w:p>
@@ -11003,14 +12056,27 @@
                       <w:r>
                         <w:t xml:space="preserve">Figure </w:t>
                       </w:r>
-                      <w:fldSimple w:instr=" SEQ Figure \* ARABIC ">
-                        <w:r>
-                          <w:rPr>
-                            <w:noProof/>
-                          </w:rPr>
-                          <w:t>21</w:t>
-                        </w:r>
-                      </w:fldSimple>
+                      <w:r>
+                        <w:fldChar w:fldCharType="begin"/>
+                      </w:r>
+                      <w:r>
+                        <w:instrText xml:space="preserve"> SEQ Figure \* ARABIC </w:instrText>
+                      </w:r>
+                      <w:r>
+                        <w:fldChar w:fldCharType="separate"/>
+                      </w:r>
+                      <w:r>
+                        <w:rPr>
+                          <w:noProof/>
+                        </w:rPr>
+                        <w:t>21</w:t>
+                      </w:r>
+                      <w:r>
+                        <w:rPr>
+                          <w:noProof/>
+                        </w:rPr>
+                        <w:fldChar w:fldCharType="end"/>
+                      </w:r>
                       <w:r>
                         <w:t xml:space="preserve"> Inner screen maximize</w:t>
                       </w:r>
@@ -11028,7 +12094,7 @@
           <w:noProof/>
         </w:rPr>
         <w:drawing>
-          <wp:anchor distT="0" distB="0" distL="114300" distR="114300" simplePos="0" relativeHeight="251656192" behindDoc="0" locked="0" layoutInCell="1" allowOverlap="1">
+          <wp:anchor distT="0" distB="0" distL="114300" distR="114300" simplePos="0" relativeHeight="251657216" behindDoc="0" locked="0" layoutInCell="1" allowOverlap="1">
             <wp:simplePos x="0" y="0"/>
             <wp:positionH relativeFrom="column">
               <wp:posOffset>3175</wp:posOffset>
@@ -11108,7 +12174,7 @@
           <w:szCs w:val="24"/>
         </w:rPr>
       </w:pPr>
-      <w:bookmarkStart w:id="44" w:name="_Toc509165871"/>
+      <w:bookmarkStart w:id="45" w:name="_Toc509165871"/>
       <w:r>
         <w:rPr>
           <w:sz w:val="24"/>
@@ -11117,7 +12183,7 @@
         <w:lastRenderedPageBreak/>
         <w:t>ReadMe File</w:t>
       </w:r>
-      <w:bookmarkEnd w:id="44"/>
+      <w:bookmarkEnd w:id="45"/>
       <w:r>
         <w:rPr>
           <w:sz w:val="24"/>
@@ -11236,7 +12302,7 @@
       <w:pPr>
         <w:pStyle w:val="Heading1"/>
       </w:pPr>
-      <w:bookmarkStart w:id="45" w:name="_Toc509165872"/>
+      <w:bookmarkStart w:id="46" w:name="_Toc509165872"/>
       <w:r>
         <w:lastRenderedPageBreak/>
         <w:t>Conver</w:t>
@@ -11244,7 +12310,7 @@
       <w:r>
         <w:t>sion Program</w:t>
       </w:r>
-      <w:bookmarkEnd w:id="45"/>
+      <w:bookmarkEnd w:id="46"/>
       <w:r>
         <w:fldChar w:fldCharType="begin"/>
       </w:r>
@@ -11357,12 +12423,12 @@
       <w:pPr>
         <w:pStyle w:val="Heading1"/>
       </w:pPr>
-      <w:bookmarkStart w:id="46" w:name="_Toc509165873"/>
+      <w:bookmarkStart w:id="47" w:name="_Toc509165873"/>
       <w:r>
         <w:lastRenderedPageBreak/>
         <w:t>General Information</w:t>
       </w:r>
-      <w:bookmarkEnd w:id="46"/>
+      <w:bookmarkEnd w:id="47"/>
       <w:r>
         <w:fldChar w:fldCharType="begin"/>
       </w:r>
@@ -11398,7 +12464,7 @@
           <w:szCs w:val="22"/>
         </w:rPr>
       </w:pPr>
-      <w:bookmarkStart w:id="47" w:name="_Toc509165874"/>
+      <w:bookmarkStart w:id="48" w:name="_Toc509165874"/>
       <w:r>
         <w:rPr>
           <w:sz w:val="22"/>
@@ -11407,7 +12473,7 @@
         <w:lastRenderedPageBreak/>
         <w:t>Main Menu</w:t>
       </w:r>
-      <w:bookmarkEnd w:id="47"/>
+      <w:bookmarkEnd w:id="48"/>
       <w:r>
         <w:rPr>
           <w:sz w:val="22"/>
@@ -11907,11 +12973,11 @@
       <w:pPr>
         <w:pStyle w:val="Heading2"/>
       </w:pPr>
-      <w:bookmarkStart w:id="48" w:name="_Toc509165875"/>
+      <w:bookmarkStart w:id="49" w:name="_Toc509165875"/>
       <w:r>
         <w:t>Member Info</w:t>
       </w:r>
-      <w:bookmarkEnd w:id="48"/>
+      <w:bookmarkEnd w:id="49"/>
       <w:r>
         <w:fldChar w:fldCharType="begin"/>
       </w:r>
@@ -12761,6 +13827,16 @@
         <w:instrText xml:space="preserve">" </w:instrText>
       </w:r>
       <w:r>
+        <w:fldChar w:fldCharType="separate"/>
+      </w:r>
+      <w:r>
+        <w:rPr>
+          <w:b/>
+          <w:bCs/>
+        </w:rPr>
+        <w:t>Error! Bookmark not defined.</w:t>
+      </w:r>
+      <w:r>
         <w:fldChar w:fldCharType="end"/>
       </w:r>
       <w:r>
@@ -12827,6 +13903,16 @@
         <w:instrText xml:space="preserve">" </w:instrText>
       </w:r>
       <w:r>
+        <w:fldChar w:fldCharType="separate"/>
+      </w:r>
+      <w:r>
+        <w:rPr>
+          <w:b/>
+          <w:bCs/>
+        </w:rPr>
+        <w:t>Error! Bookmark not defined.</w:t>
+      </w:r>
+      <w:r>
         <w:fldChar w:fldCharType="end"/>
       </w:r>
       <w:r>
@@ -12878,6 +13964,16 @@
         <w:instrText xml:space="preserve">" </w:instrText>
       </w:r>
       <w:r>
+        <w:fldChar w:fldCharType="separate"/>
+      </w:r>
+      <w:r>
+        <w:rPr>
+          <w:b/>
+          <w:bCs/>
+        </w:rPr>
+        <w:t>Error! Bookmark not defined.</w:t>
+      </w:r>
+      <w:r>
         <w:fldChar w:fldCharType="end"/>
       </w:r>
       <w:r>
@@ -12966,11 +14062,11 @@
       <w:pPr>
         <w:pStyle w:val="Heading2"/>
       </w:pPr>
-      <w:bookmarkStart w:id="49" w:name="_Toc509165876"/>
+      <w:bookmarkStart w:id="50" w:name="_Toc509165876"/>
       <w:r>
         <w:t>Member Scores</w:t>
       </w:r>
-      <w:bookmarkEnd w:id="49"/>
+      <w:bookmarkEnd w:id="50"/>
       <w:r>
         <w:fldChar w:fldCharType="begin"/>
       </w:r>
@@ -13020,6 +14116,16 @@
       </w:r>
       <w:r>
         <w:instrText xml:space="preserve">" </w:instrText>
+      </w:r>
+      <w:r>
+        <w:fldChar w:fldCharType="separate"/>
+      </w:r>
+      <w:r>
+        <w:rPr>
+          <w:b/>
+          <w:bCs/>
+        </w:rPr>
+        <w:t>Error! Bookmark not defined.</w:t>
       </w:r>
       <w:r>
         <w:fldChar w:fldCharType="end"/>
@@ -13073,6 +14179,16 @@
         <w:instrText xml:space="preserve">" </w:instrText>
       </w:r>
       <w:r>
+        <w:fldChar w:fldCharType="separate"/>
+      </w:r>
+      <w:r>
+        <w:rPr>
+          <w:b/>
+          <w:bCs/>
+        </w:rPr>
+        <w:t>Error! Bookmark not defined.</w:t>
+      </w:r>
+      <w:r>
         <w:fldChar w:fldCharType="end"/>
       </w:r>
       <w:r>
@@ -13106,6 +14222,16 @@
         <w:instrText xml:space="preserve">" </w:instrText>
       </w:r>
       <w:r>
+        <w:fldChar w:fldCharType="separate"/>
+      </w:r>
+      <w:r>
+        <w:rPr>
+          <w:b/>
+          <w:bCs/>
+        </w:rPr>
+        <w:t>Error! Bookmark not defined.</w:t>
+      </w:r>
+      <w:r>
         <w:fldChar w:fldCharType="end"/>
       </w:r>
       <w:r>
@@ -13136,6 +14262,16 @@
         <w:instrText xml:space="preserve">" </w:instrText>
       </w:r>
       <w:r>
+        <w:fldChar w:fldCharType="separate"/>
+      </w:r>
+      <w:r>
+        <w:rPr>
+          <w:b/>
+          <w:bCs/>
+        </w:rPr>
+        <w:t>Error! Bookmark not defined.</w:t>
+      </w:r>
+      <w:r>
         <w:fldChar w:fldCharType="end"/>
       </w:r>
       <w:r>
@@ -13151,6 +14287,7 @@
         </w:numPr>
       </w:pPr>
       <w:r>
+        <w:lastRenderedPageBreak/>
         <w:t>Middle Initial</w:t>
       </w:r>
       <w:r>
@@ -13164,6 +14301,16 @@
       </w:r>
       <w:r>
         <w:instrText xml:space="preserve">" </w:instrText>
+      </w:r>
+      <w:r>
+        <w:fldChar w:fldCharType="separate"/>
+      </w:r>
+      <w:r>
+        <w:rPr>
+          <w:b/>
+          <w:bCs/>
+        </w:rPr>
+        <w:t>Error! Bookmark not defined.</w:t>
       </w:r>
       <w:r>
         <w:fldChar w:fldCharType="end"/>
@@ -13181,7 +14328,6 @@
         </w:numPr>
       </w:pPr>
       <w:r>
-        <w:lastRenderedPageBreak/>
         <w:t>Squad Number</w:t>
       </w:r>
       <w:r>
@@ -13210,6 +14356,16 @@
       </w:r>
       <w:r>
         <w:instrText xml:space="preserve">" </w:instrText>
+      </w:r>
+      <w:r>
+        <w:fldChar w:fldCharType="separate"/>
+      </w:r>
+      <w:r>
+        <w:rPr>
+          <w:b/>
+          <w:bCs/>
+        </w:rPr>
+        <w:t>Error! Bookmark not defined.</w:t>
       </w:r>
       <w:r>
         <w:fldChar w:fldCharType="end"/>
@@ -13257,6 +14413,16 @@
         <w:instrText xml:space="preserve">" </w:instrText>
       </w:r>
       <w:r>
+        <w:fldChar w:fldCharType="separate"/>
+      </w:r>
+      <w:r>
+        <w:rPr>
+          <w:b/>
+          <w:bCs/>
+        </w:rPr>
+        <w:t>Error! Bookmark not defined.</w:t>
+      </w:r>
+      <w:r>
         <w:fldChar w:fldCharType="end"/>
       </w:r>
       <w:r>
@@ -13302,6 +14468,16 @@
         <w:instrText xml:space="preserve">" </w:instrText>
       </w:r>
       <w:r>
+        <w:fldChar w:fldCharType="separate"/>
+      </w:r>
+      <w:r>
+        <w:rPr>
+          <w:b/>
+          <w:bCs/>
+        </w:rPr>
+        <w:t>Error! Bookmark not defined.</w:t>
+      </w:r>
+      <w:r>
         <w:fldChar w:fldCharType="end"/>
       </w:r>
       <w:r>
@@ -13332,6 +14508,16 @@
         <w:instrText xml:space="preserve">" </w:instrText>
       </w:r>
       <w:r>
+        <w:fldChar w:fldCharType="separate"/>
+      </w:r>
+      <w:r>
+        <w:rPr>
+          <w:b/>
+          <w:bCs/>
+        </w:rPr>
+        <w:t>Error! Bookmark not defined.</w:t>
+      </w:r>
+      <w:r>
         <w:fldChar w:fldCharType="end"/>
       </w:r>
       <w:r>
@@ -13725,6 +14911,7 @@
         </w:numPr>
       </w:pPr>
       <w:r>
+        <w:lastRenderedPageBreak/>
         <w:t>Add New/Update Record</w:t>
       </w:r>
       <w:r>
@@ -13755,7 +14942,6 @@
         </w:numPr>
       </w:pPr>
       <w:r>
-        <w:lastRenderedPageBreak/>
         <w:t>“&lt;”—this button goes one record back.</w:t>
       </w:r>
     </w:p>
@@ -13816,6 +15002,16 @@
         <w:instrText xml:space="preserve">" </w:instrText>
       </w:r>
       <w:r>
+        <w:fldChar w:fldCharType="separate"/>
+      </w:r>
+      <w:r>
+        <w:rPr>
+          <w:b/>
+          <w:bCs/>
+        </w:rPr>
+        <w:t>Error! Bookmark not defined.</w:t>
+      </w:r>
+      <w:r>
         <w:fldChar w:fldCharType="end"/>
       </w:r>
       <w:r>
@@ -13876,6 +15072,16 @@
         <w:instrText xml:space="preserve">" </w:instrText>
       </w:r>
       <w:r>
+        <w:fldChar w:fldCharType="separate"/>
+      </w:r>
+      <w:r>
+        <w:rPr>
+          <w:b/>
+          <w:bCs/>
+        </w:rPr>
+        <w:t>Error! Bookmark not defined.</w:t>
+      </w:r>
+      <w:r>
         <w:fldChar w:fldCharType="end"/>
       </w:r>
       <w:r>
@@ -14125,6 +15331,16 @@
         <w:instrText xml:space="preserve">" </w:instrText>
       </w:r>
       <w:r>
+        <w:fldChar w:fldCharType="separate"/>
+      </w:r>
+      <w:r>
+        <w:rPr>
+          <w:b/>
+          <w:bCs/>
+        </w:rPr>
+        <w:t>Error! Bookmark not defined.</w:t>
+      </w:r>
+      <w:r>
         <w:fldChar w:fldCharType="end"/>
       </w:r>
       <w:r>
@@ -14209,6 +15425,7 @@
         </w:numPr>
       </w:pPr>
       <w:r>
+        <w:lastRenderedPageBreak/>
         <w:t>Tournament Results</w:t>
       </w:r>
       <w:r>
@@ -14239,7 +15456,6 @@
         </w:numPr>
       </w:pPr>
       <w:r>
-        <w:lastRenderedPageBreak/>
         <w:t>Comments</w:t>
       </w:r>
       <w:r>
@@ -14298,11 +15514,11 @@
       <w:pPr>
         <w:pStyle w:val="Heading2"/>
       </w:pPr>
-      <w:bookmarkStart w:id="50" w:name="_Toc509165877"/>
+      <w:bookmarkStart w:id="51" w:name="_Toc509165877"/>
       <w:r>
         <w:t>Tools</w:t>
       </w:r>
-      <w:bookmarkEnd w:id="50"/>
+      <w:bookmarkEnd w:id="51"/>
       <w:r>
         <w:fldChar w:fldCharType="begin"/>
       </w:r>
@@ -14331,11 +15547,11 @@
       <w:pPr>
         <w:pStyle w:val="Heading2"/>
       </w:pPr>
-      <w:bookmarkStart w:id="51" w:name="_Toc509165878"/>
+      <w:bookmarkStart w:id="52" w:name="_Toc509165878"/>
       <w:r>
         <w:t>About</w:t>
       </w:r>
-      <w:bookmarkEnd w:id="51"/>
+      <w:bookmarkEnd w:id="52"/>
       <w:r>
         <w:fldChar w:fldCharType="begin"/>
       </w:r>
@@ -14385,11 +15601,11 @@
       <w:pPr>
         <w:pStyle w:val="Heading2"/>
       </w:pPr>
-      <w:bookmarkStart w:id="52" w:name="_Toc509165879"/>
+      <w:bookmarkStart w:id="53" w:name="_Toc509165879"/>
       <w:r>
         <w:t>Exit</w:t>
       </w:r>
-      <w:bookmarkEnd w:id="52"/>
+      <w:bookmarkEnd w:id="53"/>
       <w:r>
         <w:fldChar w:fldCharType="begin"/>
       </w:r>
@@ -14449,9 +15665,9 @@
           <w:cols w:space="720"/>
         </w:sectPr>
       </w:pPr>
-      <w:bookmarkStart w:id="53" w:name="_Toc35154388"/>
-      <w:bookmarkStart w:id="54" w:name="_Toc35154911"/>
-      <w:bookmarkStart w:id="55" w:name="_Toc36023011"/>
+      <w:bookmarkStart w:id="54" w:name="_Toc35154388"/>
+      <w:bookmarkStart w:id="55" w:name="_Toc35154911"/>
+      <w:bookmarkStart w:id="56" w:name="_Toc36023011"/>
     </w:p>
     <w:p>
       <w:pPr>
@@ -14466,15 +15682,15 @@
       <w:pPr>
         <w:pStyle w:val="Heading1"/>
       </w:pPr>
-      <w:bookmarkStart w:id="56" w:name="_Toc509165880"/>
+      <w:bookmarkStart w:id="57" w:name="_Toc509165880"/>
       <w:r>
         <w:lastRenderedPageBreak/>
         <w:t>Index</w:t>
       </w:r>
-      <w:bookmarkEnd w:id="53"/>
       <w:bookmarkEnd w:id="54"/>
       <w:bookmarkEnd w:id="55"/>
       <w:bookmarkEnd w:id="56"/>
+      <w:bookmarkEnd w:id="57"/>
     </w:p>
     <w:p>
       <w:pPr>
@@ -15708,8 +16924,6 @@
         </w:rPr>
         <w:t>Handicap</w:t>
       </w:r>
-      <w:bookmarkStart w:id="57" w:name="_GoBack"/>
-      <w:bookmarkEnd w:id="57"/>
     </w:p>
     <w:p>
       <w:pPr>
@@ -15852,7 +17066,7 @@
         <w:rStyle w:val="PageNumber"/>
         <w:noProof/>
       </w:rPr>
-      <w:t>35</w:t>
+      <w:t>33</w:t>
     </w:r>
     <w:r>
       <w:rPr>
@@ -15902,7 +17116,7 @@
         <w:rStyle w:val="PageNumber"/>
         <w:noProof/>
       </w:rPr>
-      <w:t>40</w:t>
+      <w:t>42</w:t>
     </w:r>
     <w:r>
       <w:rPr>
@@ -20046,7 +21260,7 @@
 </file>
 
 <file path=customXml/itemProps1.xml><?xml version="1.0" encoding="utf-8"?>
-<ds:datastoreItem xmlns:ds="http://schemas.openxmlformats.org/officeDocument/2006/customXml" ds:itemID="{0A2C076E-70DD-4FAA-9458-E62E20B28128}">
+<ds:datastoreItem xmlns:ds="http://schemas.openxmlformats.org/officeDocument/2006/customXml" ds:itemID="{4C76EB0D-5A3F-4563-9C32-5CB1C4ABFBCF}">
   <ds:schemaRefs>
     <ds:schemaRef ds:uri="http://schemas.openxmlformats.org/officeDocument/2006/bibliography"/>
   </ds:schemaRefs>

--- a/9tapUserManual.docx
+++ b/9tapUserManual.docx
@@ -2991,7 +2991,7 @@
                 <w:noProof/>
                 <w:webHidden/>
               </w:rPr>
-              <w:t>27</w:t>
+              <w:t>29</w:t>
             </w:r>
             <w:r>
               <w:rPr>
@@ -3062,7 +3062,7 @@
                 <w:noProof/>
                 <w:webHidden/>
               </w:rPr>
-              <w:t>29</w:t>
+              <w:t>31</w:t>
             </w:r>
             <w:r>
               <w:rPr>
@@ -3130,7 +3130,7 @@
                 <w:noProof/>
                 <w:webHidden/>
               </w:rPr>
-              <w:t>29</w:t>
+              <w:t>31</w:t>
             </w:r>
             <w:r>
               <w:rPr>
@@ -3198,7 +3198,7 @@
                 <w:noProof/>
                 <w:webHidden/>
               </w:rPr>
-              <w:t>29</w:t>
+              <w:t>31</w:t>
             </w:r>
             <w:r>
               <w:rPr>
@@ -3266,7 +3266,7 @@
                 <w:noProof/>
                 <w:webHidden/>
               </w:rPr>
-              <w:t>31</w:t>
+              <w:t>33</w:t>
             </w:r>
             <w:r>
               <w:rPr>
@@ -3337,7 +3337,7 @@
                 <w:noProof/>
                 <w:webHidden/>
               </w:rPr>
-              <w:t>33</w:t>
+              <w:t>35</w:t>
             </w:r>
             <w:r>
               <w:rPr>
@@ -3408,7 +3408,7 @@
                 <w:noProof/>
                 <w:webHidden/>
               </w:rPr>
-              <w:t>35</w:t>
+              <w:t>37</w:t>
             </w:r>
             <w:r>
               <w:rPr>
@@ -3476,7 +3476,7 @@
                 <w:noProof/>
                 <w:webHidden/>
               </w:rPr>
-              <w:t>35</w:t>
+              <w:t>37</w:t>
             </w:r>
             <w:r>
               <w:rPr>
@@ -3544,7 +3544,7 @@
                 <w:noProof/>
                 <w:webHidden/>
               </w:rPr>
-              <w:t>35</w:t>
+              <w:t>37</w:t>
             </w:r>
             <w:r>
               <w:rPr>
@@ -3612,7 +3612,7 @@
                 <w:noProof/>
                 <w:webHidden/>
               </w:rPr>
-              <w:t>37</w:t>
+              <w:t>39</w:t>
             </w:r>
             <w:r>
               <w:rPr>
@@ -3680,7 +3680,7 @@
                 <w:noProof/>
                 <w:webHidden/>
               </w:rPr>
-              <w:t>40</w:t>
+              <w:t>42</w:t>
             </w:r>
             <w:r>
               <w:rPr>
@@ -3748,7 +3748,7 @@
                 <w:noProof/>
                 <w:webHidden/>
               </w:rPr>
-              <w:t>40</w:t>
+              <w:t>42</w:t>
             </w:r>
             <w:r>
               <w:rPr>
@@ -3816,7 +3816,7 @@
                 <w:noProof/>
                 <w:webHidden/>
               </w:rPr>
-              <w:t>40</w:t>
+              <w:t>42</w:t>
             </w:r>
             <w:r>
               <w:rPr>
@@ -3884,7 +3884,7 @@
                 <w:noProof/>
                 <w:webHidden/>
               </w:rPr>
-              <w:t>41</w:t>
+              <w:t>43</w:t>
             </w:r>
             <w:r>
               <w:rPr>
@@ -4370,27 +4370,14 @@
       <w:r>
         <w:t xml:space="preserve">Figure </w:t>
       </w:r>
-      <w:r>
-        <w:fldChar w:fldCharType="begin"/>
-      </w:r>
-      <w:r>
-        <w:instrText xml:space="preserve"> SEQ Figure \* ARABIC </w:instrText>
-      </w:r>
-      <w:r>
-        <w:fldChar w:fldCharType="separate"/>
-      </w:r>
-      <w:r>
-        <w:rPr>
-          <w:noProof/>
-        </w:rPr>
-        <w:t>1</w:t>
-      </w:r>
-      <w:r>
-        <w:rPr>
-          <w:noProof/>
-        </w:rPr>
-        <w:fldChar w:fldCharType="end"/>
-      </w:r>
+      <w:fldSimple w:instr=" SEQ Figure \* ARABIC ">
+        <w:r>
+          <w:rPr>
+            <w:noProof/>
+          </w:rPr>
+          <w:t>1</w:t>
+        </w:r>
+      </w:fldSimple>
       <w:r>
         <w:t>: 9-Tap Main Menu</w:t>
       </w:r>
@@ -6270,27 +6257,14 @@
       <w:r>
         <w:t xml:space="preserve">Figure </w:t>
       </w:r>
-      <w:r>
-        <w:fldChar w:fldCharType="begin"/>
-      </w:r>
-      <w:r>
-        <w:instrText xml:space="preserve"> SEQ Figure \* ARABIC </w:instrText>
-      </w:r>
-      <w:r>
-        <w:fldChar w:fldCharType="separate"/>
-      </w:r>
-      <w:r>
-        <w:rPr>
-          <w:noProof/>
-        </w:rPr>
-        <w:t>2</w:t>
-      </w:r>
-      <w:r>
-        <w:rPr>
-          <w:noProof/>
-        </w:rPr>
-        <w:fldChar w:fldCharType="end"/>
-      </w:r>
+      <w:fldSimple w:instr=" SEQ Figure \* ARABIC ">
+        <w:r>
+          <w:rPr>
+            <w:noProof/>
+          </w:rPr>
+          <w:t>2</w:t>
+        </w:r>
+      </w:fldSimple>
       <w:r>
         <w:t>: Main Menu</w:t>
       </w:r>
@@ -6530,27 +6504,14 @@
       <w:r>
         <w:t xml:space="preserve">Figure </w:t>
       </w:r>
-      <w:r>
-        <w:fldChar w:fldCharType="begin"/>
-      </w:r>
-      <w:r>
-        <w:instrText xml:space="preserve"> SEQ Figure \* ARABIC </w:instrText>
-      </w:r>
-      <w:r>
-        <w:fldChar w:fldCharType="separate"/>
-      </w:r>
-      <w:r>
-        <w:rPr>
-          <w:noProof/>
-        </w:rPr>
-        <w:t>3</w:t>
-      </w:r>
-      <w:r>
-        <w:rPr>
-          <w:noProof/>
-        </w:rPr>
-        <w:fldChar w:fldCharType="end"/>
-      </w:r>
+      <w:fldSimple w:instr=" SEQ Figure \* ARABIC ">
+        <w:r>
+          <w:rPr>
+            <w:noProof/>
+          </w:rPr>
+          <w:t>3</w:t>
+        </w:r>
+      </w:fldSimple>
       <w:r>
         <w:t>: Member Information</w:t>
       </w:r>
@@ -7056,27 +7017,14 @@
       <w:r>
         <w:t xml:space="preserve">Figure </w:t>
       </w:r>
-      <w:r>
-        <w:fldChar w:fldCharType="begin"/>
-      </w:r>
-      <w:r>
-        <w:instrText xml:space="preserve"> SEQ Figure \* ARABIC </w:instrText>
-      </w:r>
-      <w:r>
-        <w:fldChar w:fldCharType="separate"/>
-      </w:r>
-      <w:r>
-        <w:rPr>
-          <w:noProof/>
-        </w:rPr>
-        <w:t>4</w:t>
-      </w:r>
-      <w:r>
-        <w:rPr>
-          <w:noProof/>
-        </w:rPr>
-        <w:fldChar w:fldCharType="end"/>
-      </w:r>
+      <w:fldSimple w:instr=" SEQ Figure \* ARABIC ">
+        <w:r>
+          <w:rPr>
+            <w:noProof/>
+          </w:rPr>
+          <w:t>4</w:t>
+        </w:r>
+      </w:fldSimple>
       <w:r>
         <w:t>: Member Information</w:t>
       </w:r>
@@ -7446,27 +7394,14 @@
       <w:r>
         <w:t xml:space="preserve">Figure </w:t>
       </w:r>
-      <w:r>
-        <w:fldChar w:fldCharType="begin"/>
-      </w:r>
-      <w:r>
-        <w:instrText xml:space="preserve"> SEQ Figure \* ARABIC </w:instrText>
-      </w:r>
-      <w:r>
-        <w:fldChar w:fldCharType="separate"/>
-      </w:r>
-      <w:r>
-        <w:rPr>
-          <w:noProof/>
-        </w:rPr>
-        <w:t>5</w:t>
-      </w:r>
-      <w:r>
-        <w:rPr>
-          <w:noProof/>
-        </w:rPr>
-        <w:fldChar w:fldCharType="end"/>
-      </w:r>
+      <w:fldSimple w:instr=" SEQ Figure \* ARABIC ">
+        <w:r>
+          <w:rPr>
+            <w:noProof/>
+          </w:rPr>
+          <w:t>5</w:t>
+        </w:r>
+      </w:fldSimple>
       <w:r>
         <w:t>: Stats</w:t>
       </w:r>
@@ -7771,27 +7706,14 @@
       <w:r>
         <w:t xml:space="preserve">Figure </w:t>
       </w:r>
-      <w:r>
-        <w:fldChar w:fldCharType="begin"/>
-      </w:r>
-      <w:r>
-        <w:instrText xml:space="preserve"> SEQ Figure \* ARABIC </w:instrText>
-      </w:r>
-      <w:r>
-        <w:fldChar w:fldCharType="separate"/>
-      </w:r>
-      <w:r>
-        <w:rPr>
-          <w:noProof/>
-        </w:rPr>
-        <w:t>6</w:t>
-      </w:r>
-      <w:r>
-        <w:rPr>
-          <w:noProof/>
-        </w:rPr>
-        <w:fldChar w:fldCharType="end"/>
-      </w:r>
+      <w:fldSimple w:instr=" SEQ Figure \* ARABIC ">
+        <w:r>
+          <w:rPr>
+            <w:noProof/>
+          </w:rPr>
+          <w:t>6</w:t>
+        </w:r>
+      </w:fldSimple>
       <w:r>
         <w:t>: Member search, blank and with results</w:t>
       </w:r>
@@ -7999,27 +7921,14 @@
       <w:r>
         <w:t xml:space="preserve">Figure </w:t>
       </w:r>
-      <w:r>
-        <w:fldChar w:fldCharType="begin"/>
-      </w:r>
-      <w:r>
-        <w:instrText xml:space="preserve"> SEQ Figure \* ARABIC </w:instrText>
-      </w:r>
-      <w:r>
-        <w:fldChar w:fldCharType="separate"/>
-      </w:r>
-      <w:r>
-        <w:rPr>
-          <w:noProof/>
-        </w:rPr>
-        <w:t>7</w:t>
-      </w:r>
-      <w:r>
-        <w:rPr>
-          <w:noProof/>
-        </w:rPr>
-        <w:fldChar w:fldCharType="end"/>
-      </w:r>
+      <w:fldSimple w:instr=" SEQ Figure \* ARABIC ">
+        <w:r>
+          <w:rPr>
+            <w:noProof/>
+          </w:rPr>
+          <w:t>7</w:t>
+        </w:r>
+      </w:fldSimple>
       <w:r>
         <w:t>: basic printer dialog</w:t>
       </w:r>
@@ -8196,27 +8105,14 @@
       <w:r>
         <w:t xml:space="preserve">Figure </w:t>
       </w:r>
-      <w:r>
-        <w:fldChar w:fldCharType="begin"/>
-      </w:r>
-      <w:r>
-        <w:instrText xml:space="preserve"> SEQ Figure \* ARABIC </w:instrText>
-      </w:r>
-      <w:r>
-        <w:fldChar w:fldCharType="separate"/>
-      </w:r>
-      <w:r>
-        <w:rPr>
-          <w:noProof/>
-        </w:rPr>
-        <w:t>8</w:t>
-      </w:r>
-      <w:r>
-        <w:rPr>
-          <w:noProof/>
-        </w:rPr>
-        <w:fldChar w:fldCharType="end"/>
-      </w:r>
+      <w:fldSimple w:instr=" SEQ Figure \* ARABIC ">
+        <w:r>
+          <w:rPr>
+            <w:noProof/>
+          </w:rPr>
+          <w:t>8</w:t>
+        </w:r>
+      </w:fldSimple>
       <w:r>
         <w:t>: Importing existing player information</w:t>
       </w:r>
@@ -8342,27 +8238,14 @@
       <w:r>
         <w:t xml:space="preserve">Figure </w:t>
       </w:r>
-      <w:r>
-        <w:fldChar w:fldCharType="begin"/>
-      </w:r>
-      <w:r>
-        <w:instrText xml:space="preserve"> SEQ Figure \* ARABIC </w:instrText>
-      </w:r>
-      <w:r>
-        <w:fldChar w:fldCharType="separate"/>
-      </w:r>
-      <w:r>
-        <w:rPr>
-          <w:noProof/>
-        </w:rPr>
-        <w:t>9</w:t>
-      </w:r>
-      <w:r>
-        <w:rPr>
-          <w:noProof/>
-        </w:rPr>
-        <w:fldChar w:fldCharType="end"/>
-      </w:r>
+      <w:fldSimple w:instr=" SEQ Figure \* ARABIC ">
+        <w:r>
+          <w:rPr>
+            <w:noProof/>
+          </w:rPr>
+          <w:t>9</w:t>
+        </w:r>
+      </w:fldSimple>
       <w:r>
         <w:t>: Member Scores</w:t>
       </w:r>
@@ -8723,27 +8606,14 @@
       <w:r>
         <w:t xml:space="preserve">Figure </w:t>
       </w:r>
-      <w:r>
-        <w:fldChar w:fldCharType="begin"/>
-      </w:r>
-      <w:r>
-        <w:instrText xml:space="preserve"> SEQ Figure \* ARABIC </w:instrText>
-      </w:r>
-      <w:r>
-        <w:fldChar w:fldCharType="separate"/>
-      </w:r>
-      <w:r>
-        <w:rPr>
-          <w:noProof/>
-        </w:rPr>
-        <w:t>10</w:t>
-      </w:r>
-      <w:r>
-        <w:rPr>
-          <w:noProof/>
-        </w:rPr>
-        <w:fldChar w:fldCharType="end"/>
-      </w:r>
+      <w:fldSimple w:instr=" SEQ Figure \* ARABIC ">
+        <w:r>
+          <w:rPr>
+            <w:noProof/>
+          </w:rPr>
+          <w:t>10</w:t>
+        </w:r>
+      </w:fldSimple>
       <w:r>
         <w:t>: Tournament Stats</w:t>
       </w:r>
@@ -9017,27 +8887,14 @@
       <w:r>
         <w:t xml:space="preserve">Figure </w:t>
       </w:r>
-      <w:r>
-        <w:fldChar w:fldCharType="begin"/>
-      </w:r>
-      <w:r>
-        <w:instrText xml:space="preserve"> SEQ Figure \* ARABIC </w:instrText>
-      </w:r>
-      <w:r>
-        <w:fldChar w:fldCharType="separate"/>
-      </w:r>
-      <w:r>
-        <w:rPr>
-          <w:noProof/>
-        </w:rPr>
-        <w:t>11</w:t>
-      </w:r>
-      <w:r>
-        <w:rPr>
-          <w:noProof/>
-        </w:rPr>
-        <w:fldChar w:fldCharType="end"/>
-      </w:r>
+      <w:fldSimple w:instr=" SEQ Figure \* ARABIC ">
+        <w:r>
+          <w:rPr>
+            <w:noProof/>
+          </w:rPr>
+          <w:t>11</w:t>
+        </w:r>
+      </w:fldSimple>
       <w:r>
         <w:t xml:space="preserve"> Print Dialog</w:t>
       </w:r>
@@ -9179,27 +9036,14 @@
       <w:r>
         <w:t xml:space="preserve">Figure </w:t>
       </w:r>
-      <w:r>
-        <w:fldChar w:fldCharType="begin"/>
-      </w:r>
-      <w:r>
-        <w:instrText xml:space="preserve"> SEQ Figure \* ARABIC </w:instrText>
-      </w:r>
-      <w:r>
-        <w:fldChar w:fldCharType="separate"/>
-      </w:r>
-      <w:r>
-        <w:rPr>
-          <w:noProof/>
-        </w:rPr>
-        <w:t>12</w:t>
-      </w:r>
-      <w:r>
-        <w:rPr>
-          <w:noProof/>
-        </w:rPr>
-        <w:fldChar w:fldCharType="end"/>
-      </w:r>
+      <w:fldSimple w:instr=" SEQ Figure \* ARABIC ">
+        <w:r>
+          <w:rPr>
+            <w:noProof/>
+          </w:rPr>
+          <w:t>12</w:t>
+        </w:r>
+      </w:fldSimple>
       <w:r>
         <w:t>: Tournament Place Standings</w:t>
       </w:r>
@@ -9380,27 +9224,14 @@
       <w:r>
         <w:t xml:space="preserve">Figure </w:t>
       </w:r>
-      <w:r>
-        <w:fldChar w:fldCharType="begin"/>
-      </w:r>
-      <w:r>
-        <w:instrText xml:space="preserve"> SEQ Figure \* ARABIC </w:instrText>
-      </w:r>
-      <w:r>
-        <w:fldChar w:fldCharType="separate"/>
-      </w:r>
-      <w:r>
-        <w:rPr>
-          <w:noProof/>
-        </w:rPr>
-        <w:t>13</w:t>
-      </w:r>
-      <w:r>
-        <w:rPr>
-          <w:noProof/>
-        </w:rPr>
-        <w:fldChar w:fldCharType="end"/>
-      </w:r>
+      <w:fldSimple w:instr=" SEQ Figure \* ARABIC ">
+        <w:r>
+          <w:rPr>
+            <w:noProof/>
+          </w:rPr>
+          <w:t>13</w:t>
+        </w:r>
+      </w:fldSimple>
       <w:r>
         <w:t xml:space="preserve">: </w:t>
       </w:r>
@@ -9703,27 +9534,14 @@
       <w:r>
         <w:t xml:space="preserve">Figure </w:t>
       </w:r>
-      <w:r>
-        <w:fldChar w:fldCharType="begin"/>
-      </w:r>
-      <w:r>
-        <w:instrText xml:space="preserve"> SEQ Figure \* ARABIC </w:instrText>
-      </w:r>
-      <w:r>
-        <w:fldChar w:fldCharType="separate"/>
-      </w:r>
-      <w:r>
-        <w:rPr>
-          <w:noProof/>
-        </w:rPr>
-        <w:t>14</w:t>
-      </w:r>
-      <w:r>
-        <w:rPr>
-          <w:noProof/>
-        </w:rPr>
-        <w:fldChar w:fldCharType="end"/>
-      </w:r>
+      <w:fldSimple w:instr=" SEQ Figure \* ARABIC ">
+        <w:r>
+          <w:rPr>
+            <w:noProof/>
+          </w:rPr>
+          <w:t>14</w:t>
+        </w:r>
+      </w:fldSimple>
       <w:r>
         <w:t>: Tournament Search Forms</w:t>
       </w:r>
@@ -10111,27 +9929,14 @@
       <w:r>
         <w:t xml:space="preserve">Figure </w:t>
       </w:r>
-      <w:r>
-        <w:fldChar w:fldCharType="begin"/>
-      </w:r>
-      <w:r>
-        <w:instrText xml:space="preserve"> SEQ Figure \* ARABIC </w:instrText>
-      </w:r>
-      <w:r>
-        <w:fldChar w:fldCharType="separate"/>
-      </w:r>
-      <w:r>
-        <w:rPr>
-          <w:noProof/>
-        </w:rPr>
-        <w:t>15</w:t>
-      </w:r>
-      <w:r>
-        <w:rPr>
-          <w:noProof/>
-        </w:rPr>
-        <w:fldChar w:fldCharType="end"/>
-      </w:r>
+      <w:fldSimple w:instr=" SEQ Figure \* ARABIC ">
+        <w:r>
+          <w:rPr>
+            <w:noProof/>
+          </w:rPr>
+          <w:t>15</w:t>
+        </w:r>
+      </w:fldSimple>
       <w:r>
         <w:t>: Tournaments</w:t>
       </w:r>
@@ -10347,27 +10152,14 @@
       <w:r>
         <w:t xml:space="preserve">Figure </w:t>
       </w:r>
-      <w:r>
-        <w:fldChar w:fldCharType="begin"/>
-      </w:r>
-      <w:r>
-        <w:instrText xml:space="preserve"> SEQ Figure \* ARABIC </w:instrText>
-      </w:r>
-      <w:r>
-        <w:fldChar w:fldCharType="separate"/>
-      </w:r>
-      <w:r>
-        <w:rPr>
-          <w:noProof/>
-        </w:rPr>
-        <w:t>16</w:t>
-      </w:r>
-      <w:r>
-        <w:rPr>
-          <w:noProof/>
-        </w:rPr>
-        <w:fldChar w:fldCharType="end"/>
-      </w:r>
+      <w:fldSimple w:instr=" SEQ Figure \* ARABIC ">
+        <w:r>
+          <w:rPr>
+            <w:noProof/>
+          </w:rPr>
+          <w:t>16</w:t>
+        </w:r>
+      </w:fldSimple>
       <w:r>
         <w:t xml:space="preserve"> Member Scores</w:t>
       </w:r>
@@ -10644,27 +10436,14 @@
       <w:r>
         <w:t xml:space="preserve">Figure </w:t>
       </w:r>
-      <w:r>
-        <w:fldChar w:fldCharType="begin"/>
-      </w:r>
-      <w:r>
-        <w:instrText xml:space="preserve"> SEQ Figure \* ARABIC </w:instrText>
-      </w:r>
-      <w:r>
-        <w:fldChar w:fldCharType="separate"/>
-      </w:r>
-      <w:r>
-        <w:rPr>
-          <w:noProof/>
-        </w:rPr>
-        <w:t>17</w:t>
-      </w:r>
-      <w:r>
-        <w:rPr>
-          <w:noProof/>
-        </w:rPr>
-        <w:fldChar w:fldCharType="end"/>
-      </w:r>
+      <w:fldSimple w:instr=" SEQ Figure \* ARABIC ">
+        <w:r>
+          <w:rPr>
+            <w:noProof/>
+          </w:rPr>
+          <w:t>17</w:t>
+        </w:r>
+      </w:fldSimple>
       <w:r>
         <w:t xml:space="preserve"> Tournament Results</w:t>
       </w:r>
@@ -10930,10 +10709,19 @@
         <w:t>ing one of the columns such as N</w:t>
       </w:r>
       <w:r>
-        <w:t>ame, or Scratch Total will reord</w:t>
-      </w:r>
-      <w:r>
-        <w:t>er the data by descending and</w:t>
+        <w:t xml:space="preserve">ame </w:t>
+      </w:r>
+      <w:r>
+        <w:t>or Scratch Total will reord</w:t>
+      </w:r>
+      <w:r>
+        <w:t>er the data by descending</w:t>
+      </w:r>
+      <w:r>
+        <w:t>,</w:t>
+      </w:r>
+      <w:r>
+        <w:t xml:space="preserve"> and</w:t>
       </w:r>
       <w:r>
         <w:t xml:space="preserve"> clicking once more will re</w:t>
@@ -10955,14 +10743,43 @@
       </w:r>
       <w:r>
         <w:t xml:space="preserve">ighted can be copied </w:t>
+      </w:r>
+      <w:r>
+        <w:t>by pressing the ctrl and c buttons on the keyboard while cells are highlighted.</w:t>
+      </w:r>
+      <w:r>
+        <w:t xml:space="preserve"> Checkboxes such as Valid Score, or Director Check will be pasted in text as True or False.</w:t>
+      </w:r>
+    </w:p>
+    <w:p>
+      <w:pPr>
+        <w:pStyle w:val="BodyText"/>
+      </w:pPr>
+      <w:r>
+        <w:t>The bottom sub window contains information for a selected player.</w:t>
+      </w:r>
+      <w:r>
+        <w:t xml:space="preserve"> Every game the selected player has participated in will be displayed here. In addition to this, the date the game was played and the player’s place in the tournament are displayed as well.</w:t>
+      </w:r>
+      <w:r>
+        <w:t xml:space="preserve"> Between the two sub windows you’ll see the index of the selected player on the left, their</w:t>
+      </w:r>
+      <w:r>
+        <w:t xml:space="preserve"> name in the middle, and their starting average</w:t>
       </w:r>
       <w:bookmarkStart w:id="40" w:name="_GoBack"/>
       <w:bookmarkEnd w:id="40"/>
       <w:r>
-        <w:t>by pressing the ctrl and c buttons on the keyboard while cells are highlighted.</w:t>
-      </w:r>
-      <w:r>
-        <w:t xml:space="preserve"> Checkboxes such as Valid Score, or Director Check will be pasted in text as True or False.</w:t>
+        <w:t xml:space="preserve"> on the right.</w:t>
+      </w:r>
+      <w:r>
+        <w:t xml:space="preserve"> This second sub window can be organized like the above one.</w:t>
+      </w:r>
+      <w:r>
+        <w:t xml:space="preserve"> Game scores, adjusted average, notes, and the date can be modified here. Changing a score will not automatically recalculate the scratch total in the lower sub window.</w:t>
+      </w:r>
+      <w:r>
+        <w:t xml:space="preserve"> </w:t>
       </w:r>
     </w:p>
     <w:p>
@@ -10987,7 +10804,11 @@
         <w:t>ve inspected that player’s recap</w:t>
       </w:r>
       <w:r>
-        <w:t>. This means modifying scores, averages, adding a bonus or a pro pot, and adding any notes that may be needed for a particular player.</w:t>
+        <w:t xml:space="preserve">. This means modifying scores, averages, adding a bonus or a pro pot, and adding any </w:t>
+      </w:r>
+      <w:r>
+        <w:lastRenderedPageBreak/>
+        <w:t>notes that may be needed for a particular player.</w:t>
       </w:r>
       <w:r>
         <w:t xml:space="preserve"> After all of this is done, the director checks off the Director Check box for that player. </w:t>
@@ -11010,7 +10831,6 @@
         <w:rPr>
           <w:noProof/>
         </w:rPr>
-        <w:lastRenderedPageBreak/>
         <w:pict>
           <v:shapetype id="_x0000_t75" coordsize="21600,21600" o:spt="75" o:preferrelative="t" path="m@4@5l@4@11@9@11@9@5xe" filled="f" stroked="f">
             <v:stroke joinstyle="miter"/>
@@ -11031,7 +10851,7 @@
             <v:path o:extrusionok="f" gradientshapeok="t" o:connecttype="rect"/>
             <o:lock v:ext="edit" aspectratio="t"/>
           </v:shapetype>
-          <v:shape id="_x0000_i1025" type="#_x0000_t75" style="width:384pt;height:222.75pt">
+          <v:shape id="_x0000_i1025" type="#_x0000_t75" style="width:384.45pt;height:222.8pt">
             <v:imagedata r:id="rId32" o:title="FinalizeTournamentWindow"/>
           </v:shape>
         </w:pict>
@@ -11044,27 +10864,14 @@
       <w:r>
         <w:t xml:space="preserve">Figure </w:t>
       </w:r>
-      <w:r>
-        <w:fldChar w:fldCharType="begin"/>
-      </w:r>
-      <w:r>
-        <w:instrText xml:space="preserve"> SEQ Figure \* ARABIC </w:instrText>
-      </w:r>
-      <w:r>
-        <w:fldChar w:fldCharType="separate"/>
-      </w:r>
-      <w:r>
-        <w:rPr>
-          <w:noProof/>
-        </w:rPr>
-        <w:t>18</w:t>
-      </w:r>
-      <w:r>
-        <w:rPr>
-          <w:noProof/>
-        </w:rPr>
-        <w:fldChar w:fldCharType="end"/>
-      </w:r>
+      <w:fldSimple w:instr=" SEQ Figure \* ARABIC ">
+        <w:r>
+          <w:rPr>
+            <w:noProof/>
+          </w:rPr>
+          <w:t>18</w:t>
+        </w:r>
+      </w:fldSimple>
       <w:r>
         <w:t xml:space="preserve"> Finalize Tournament</w:t>
       </w:r>
@@ -11102,13 +10909,8 @@
         <w:pStyle w:val="BodyText"/>
         <w:keepNext/>
       </w:pPr>
-    </w:p>
-    <w:p>
-      <w:pPr>
-        <w:pStyle w:val="BodyText"/>
-        <w:keepNext/>
-      </w:pPr>
-      <w:r>
+      <w:r>
+        <w:lastRenderedPageBreak/>
         <w:t>Referring to Figure 18, t</w:t>
       </w:r>
       <w:r>
@@ -11146,6 +10948,59 @@
       <w:r>
         <w:t xml:space="preserve"> – the index of the player in the database.</w:t>
       </w:r>
+      <w:r>
+        <w:t xml:space="preserve">  </w:t>
+      </w:r>
+    </w:p>
+    <w:p>
+      <w:pPr>
+        <w:pStyle w:val="BodyText"/>
+        <w:keepNext/>
+        <w:ind w:left="720"/>
+      </w:pPr>
+      <w:r>
+        <w:t xml:space="preserve"> </w:t>
+      </w:r>
+      <w:r>
+        <w:rPr>
+          <w:noProof/>
+        </w:rPr>
+        <w:drawing>
+          <wp:inline distT="0" distB="0" distL="0" distR="0" wp14:anchorId="429B53C0" wp14:editId="5BE8D580">
+            <wp:extent cx="526212" cy="841940"/>
+            <wp:effectExtent l="0" t="0" r="7620" b="0"/>
+            <wp:docPr id="27" name="Picture 27"/>
+            <wp:cNvGraphicFramePr>
+              <a:graphicFrameLocks xmlns:a="http://schemas.openxmlformats.org/drawingml/2006/main" noChangeAspect="1"/>
+            </wp:cNvGraphicFramePr>
+            <a:graphic xmlns:a="http://schemas.openxmlformats.org/drawingml/2006/main">
+              <a:graphicData uri="http://schemas.openxmlformats.org/drawingml/2006/picture">
+                <pic:pic xmlns:pic="http://schemas.openxmlformats.org/drawingml/2006/picture">
+                  <pic:nvPicPr>
+                    <pic:cNvPr id="1" name=""/>
+                    <pic:cNvPicPr/>
+                  </pic:nvPicPr>
+                  <pic:blipFill>
+                    <a:blip r:embed="rId33"/>
+                    <a:stretch>
+                      <a:fillRect/>
+                    </a:stretch>
+                  </pic:blipFill>
+                  <pic:spPr>
+                    <a:xfrm>
+                      <a:off x="0" y="0"/>
+                      <a:ext cx="585111" cy="936179"/>
+                    </a:xfrm>
+                    <a:prstGeom prst="rect">
+                      <a:avLst/>
+                    </a:prstGeom>
+                  </pic:spPr>
+                </pic:pic>
+              </a:graphicData>
+            </a:graphic>
+          </wp:inline>
+        </w:drawing>
+      </w:r>
     </w:p>
     <w:p>
       <w:pPr>
@@ -11171,26 +11026,53 @@
       <w:pPr>
         <w:pStyle w:val="BodyText"/>
         <w:keepNext/>
-        <w:numPr>
-          <w:ilvl w:val="0"/>
-          <w:numId w:val="50"/>
-        </w:numPr>
-      </w:pPr>
-      <w:r>
-        <w:rPr>
-          <w:b/>
-          <w:u w:val="single"/>
-        </w:rPr>
-        <w:t>Game 1-4 and ValidScore 1-4</w:t>
-      </w:r>
-      <w:r>
-        <w:t xml:space="preserve"> - t</w:t>
-      </w:r>
-      <w:r>
-        <w:t>hat player’s score for each game</w:t>
-      </w:r>
-      <w:r>
-        <w:t xml:space="preserve"> they played, and a checkbox used to determine whether that player’s score is valid for that set of pins. E.G. a sandbagged score will be unchecked and thus invalidated.</w:t>
+        <w:ind w:left="720"/>
+      </w:pPr>
+      <w:r>
+        <w:t xml:space="preserve">  </w:t>
+      </w:r>
+      <w:r>
+        <w:rPr>
+          <w:noProof/>
+        </w:rPr>
+        <w:drawing>
+          <wp:inline distT="0" distB="0" distL="0" distR="0" wp14:anchorId="7FC40CEB" wp14:editId="1F30954D">
+            <wp:extent cx="473914" cy="770111"/>
+            <wp:effectExtent l="0" t="0" r="2540" b="0"/>
+            <wp:docPr id="29" name="Picture 29"/>
+            <wp:cNvGraphicFramePr>
+              <a:graphicFrameLocks xmlns:a="http://schemas.openxmlformats.org/drawingml/2006/main" noChangeAspect="1"/>
+            </wp:cNvGraphicFramePr>
+            <a:graphic xmlns:a="http://schemas.openxmlformats.org/drawingml/2006/main">
+              <a:graphicData uri="http://schemas.openxmlformats.org/drawingml/2006/picture">
+                <pic:pic xmlns:pic="http://schemas.openxmlformats.org/drawingml/2006/picture">
+                  <pic:nvPicPr>
+                    <pic:cNvPr id="1" name=""/>
+                    <pic:cNvPicPr/>
+                  </pic:nvPicPr>
+                  <pic:blipFill>
+                    <a:blip r:embed="rId34"/>
+                    <a:stretch>
+                      <a:fillRect/>
+                    </a:stretch>
+                  </pic:blipFill>
+                  <pic:spPr>
+                    <a:xfrm>
+                      <a:off x="0" y="0"/>
+                      <a:ext cx="506426" cy="822944"/>
+                    </a:xfrm>
+                    <a:prstGeom prst="rect">
+                      <a:avLst/>
+                    </a:prstGeom>
+                  </pic:spPr>
+                </pic:pic>
+              </a:graphicData>
+            </a:graphic>
+          </wp:inline>
+        </w:drawing>
+      </w:r>
+      <w:r>
+        <w:t xml:space="preserve">   </w:t>
       </w:r>
     </w:p>
     <w:p>
@@ -11207,10 +11089,75 @@
           <w:b/>
           <w:u w:val="single"/>
         </w:rPr>
-        <w:t>Scratch Total</w:t>
-      </w:r>
-      <w:r>
-        <w:t xml:space="preserve"> – The player’s total score before handicaps are taken into account.</w:t>
+        <w:t>Game 1-4 and ValidScore 1-4</w:t>
+      </w:r>
+      <w:r>
+        <w:t xml:space="preserve"> - t</w:t>
+      </w:r>
+      <w:r>
+        <w:t>hat player’s score for each game</w:t>
+      </w:r>
+      <w:r>
+        <w:t xml:space="preserve"> they played, and a checkbox used to determine whether that player’s score is valid for that set of pins. E.G. a sandbagged score will be</w:t>
+      </w:r>
+      <w:r>
+        <w:t xml:space="preserve"> unchecked and thus invalidated.</w:t>
+      </w:r>
+    </w:p>
+    <w:p>
+      <w:pPr>
+        <w:pStyle w:val="BodyText"/>
+        <w:keepNext/>
+        <w:ind w:left="720"/>
+        <w:rPr>
+          <w:noProof/>
+        </w:rPr>
+      </w:pPr>
+      <w:r>
+        <w:rPr>
+          <w:noProof/>
+        </w:rPr>
+        <w:t xml:space="preserve"> </w:t>
+      </w:r>
+      <w:r>
+        <w:rPr>
+          <w:noProof/>
+        </w:rPr>
+        <w:drawing>
+          <wp:inline distT="0" distB="0" distL="0" distR="0" wp14:anchorId="4E4B003F" wp14:editId="0003F4CF">
+            <wp:extent cx="491706" cy="697328"/>
+            <wp:effectExtent l="0" t="0" r="3810" b="7620"/>
+            <wp:docPr id="31" name="Picture 31"/>
+            <wp:cNvGraphicFramePr>
+              <a:graphicFrameLocks xmlns:a="http://schemas.openxmlformats.org/drawingml/2006/main" noChangeAspect="1"/>
+            </wp:cNvGraphicFramePr>
+            <a:graphic xmlns:a="http://schemas.openxmlformats.org/drawingml/2006/main">
+              <a:graphicData uri="http://schemas.openxmlformats.org/drawingml/2006/picture">
+                <pic:pic xmlns:pic="http://schemas.openxmlformats.org/drawingml/2006/picture">
+                  <pic:nvPicPr>
+                    <pic:cNvPr id="1" name=""/>
+                    <pic:cNvPicPr/>
+                  </pic:nvPicPr>
+                  <pic:blipFill>
+                    <a:blip r:embed="rId35"/>
+                    <a:stretch>
+                      <a:fillRect/>
+                    </a:stretch>
+                  </pic:blipFill>
+                  <pic:spPr>
+                    <a:xfrm>
+                      <a:off x="0" y="0"/>
+                      <a:ext cx="515572" cy="731175"/>
+                    </a:xfrm>
+                    <a:prstGeom prst="rect">
+                      <a:avLst/>
+                    </a:prstGeom>
+                  </pic:spPr>
+                </pic:pic>
+              </a:graphicData>
+            </a:graphic>
+          </wp:inline>
+        </w:drawing>
       </w:r>
     </w:p>
     <w:p>
@@ -11227,10 +11174,57 @@
           <w:b/>
           <w:u w:val="single"/>
         </w:rPr>
-        <w:t xml:space="preserve">Handicap Total </w:t>
-      </w:r>
-      <w:r>
-        <w:t>– The player’s total score after handicaps are taken into account.</w:t>
+        <w:t>Scratch Total</w:t>
+      </w:r>
+      <w:r>
+        <w:t xml:space="preserve"> – The player’s total score before handicaps are taken into account.</w:t>
+      </w:r>
+    </w:p>
+    <w:p>
+      <w:pPr>
+        <w:pStyle w:val="BodyText"/>
+        <w:keepNext/>
+        <w:ind w:left="720"/>
+      </w:pPr>
+      <w:r>
+        <w:rPr>
+          <w:noProof/>
+        </w:rPr>
+        <w:drawing>
+          <wp:inline distT="0" distB="0" distL="0" distR="0" wp14:anchorId="0D472E01" wp14:editId="22125B12">
+            <wp:extent cx="542925" cy="752475"/>
+            <wp:effectExtent l="0" t="0" r="9525" b="9525"/>
+            <wp:docPr id="35" name="Picture 35"/>
+            <wp:cNvGraphicFramePr>
+              <a:graphicFrameLocks xmlns:a="http://schemas.openxmlformats.org/drawingml/2006/main" noChangeAspect="1"/>
+            </wp:cNvGraphicFramePr>
+            <a:graphic xmlns:a="http://schemas.openxmlformats.org/drawingml/2006/main">
+              <a:graphicData uri="http://schemas.openxmlformats.org/drawingml/2006/picture">
+                <pic:pic xmlns:pic="http://schemas.openxmlformats.org/drawingml/2006/picture">
+                  <pic:nvPicPr>
+                    <pic:cNvPr id="1" name=""/>
+                    <pic:cNvPicPr/>
+                  </pic:nvPicPr>
+                  <pic:blipFill>
+                    <a:blip r:embed="rId36"/>
+                    <a:stretch>
+                      <a:fillRect/>
+                    </a:stretch>
+                  </pic:blipFill>
+                  <pic:spPr>
+                    <a:xfrm>
+                      <a:off x="0" y="0"/>
+                      <a:ext cx="542925" cy="752475"/>
+                    </a:xfrm>
+                    <a:prstGeom prst="rect">
+                      <a:avLst/>
+                    </a:prstGeom>
+                  </pic:spPr>
+                </pic:pic>
+              </a:graphicData>
+            </a:graphic>
+          </wp:inline>
+        </w:drawing>
       </w:r>
     </w:p>
     <w:p>
@@ -11247,10 +11241,57 @@
           <w:b/>
           <w:u w:val="single"/>
         </w:rPr>
-        <w:t>Entry AVG</w:t>
-      </w:r>
-      <w:r>
-        <w:t xml:space="preserve"> – The average for the current entry of the player.</w:t>
+        <w:t xml:space="preserve">Handicap Total </w:t>
+      </w:r>
+      <w:r>
+        <w:t>– The player’s total score after handicaps are taken into account.</w:t>
+      </w:r>
+    </w:p>
+    <w:p>
+      <w:pPr>
+        <w:pStyle w:val="BodyText"/>
+        <w:keepNext/>
+        <w:ind w:left="720"/>
+      </w:pPr>
+      <w:r>
+        <w:rPr>
+          <w:noProof/>
+        </w:rPr>
+        <w:drawing>
+          <wp:inline distT="0" distB="0" distL="0" distR="0" wp14:anchorId="5B092339" wp14:editId="45625D94">
+            <wp:extent cx="533400" cy="752475"/>
+            <wp:effectExtent l="0" t="0" r="0" b="9525"/>
+            <wp:docPr id="40" name="Picture 40"/>
+            <wp:cNvGraphicFramePr>
+              <a:graphicFrameLocks xmlns:a="http://schemas.openxmlformats.org/drawingml/2006/main" noChangeAspect="1"/>
+            </wp:cNvGraphicFramePr>
+            <a:graphic xmlns:a="http://schemas.openxmlformats.org/drawingml/2006/main">
+              <a:graphicData uri="http://schemas.openxmlformats.org/drawingml/2006/picture">
+                <pic:pic xmlns:pic="http://schemas.openxmlformats.org/drawingml/2006/picture">
+                  <pic:nvPicPr>
+                    <pic:cNvPr id="1" name=""/>
+                    <pic:cNvPicPr/>
+                  </pic:nvPicPr>
+                  <pic:blipFill>
+                    <a:blip r:embed="rId37"/>
+                    <a:stretch>
+                      <a:fillRect/>
+                    </a:stretch>
+                  </pic:blipFill>
+                  <pic:spPr>
+                    <a:xfrm>
+                      <a:off x="0" y="0"/>
+                      <a:ext cx="533400" cy="752475"/>
+                    </a:xfrm>
+                    <a:prstGeom prst="rect">
+                      <a:avLst/>
+                    </a:prstGeom>
+                  </pic:spPr>
+                </pic:pic>
+              </a:graphicData>
+            </a:graphic>
+          </wp:inline>
+        </w:drawing>
       </w:r>
     </w:p>
     <w:p>
@@ -11267,10 +11308,58 @@
           <w:b/>
           <w:u w:val="single"/>
         </w:rPr>
-        <w:t>30 Entry AVG</w:t>
-      </w:r>
-      <w:r>
-        <w:t xml:space="preserve"> – The average for the last 30 entries of the player.</w:t>
+        <w:t>Entry AVG</w:t>
+      </w:r>
+      <w:r>
+        <w:t xml:space="preserve"> – The average for the current entry of the player.</w:t>
+      </w:r>
+    </w:p>
+    <w:p>
+      <w:pPr>
+        <w:pStyle w:val="BodyText"/>
+        <w:keepNext/>
+        <w:ind w:left="720"/>
+      </w:pPr>
+      <w:r>
+        <w:rPr>
+          <w:noProof/>
+        </w:rPr>
+        <w:lastRenderedPageBreak/>
+        <w:drawing>
+          <wp:inline distT="0" distB="0" distL="0" distR="0" wp14:anchorId="412BDA32" wp14:editId="5AADEA86">
+            <wp:extent cx="533400" cy="733425"/>
+            <wp:effectExtent l="0" t="0" r="0" b="9525"/>
+            <wp:docPr id="41" name="Picture 41"/>
+            <wp:cNvGraphicFramePr>
+              <a:graphicFrameLocks xmlns:a="http://schemas.openxmlformats.org/drawingml/2006/main" noChangeAspect="1"/>
+            </wp:cNvGraphicFramePr>
+            <a:graphic xmlns:a="http://schemas.openxmlformats.org/drawingml/2006/main">
+              <a:graphicData uri="http://schemas.openxmlformats.org/drawingml/2006/picture">
+                <pic:pic xmlns:pic="http://schemas.openxmlformats.org/drawingml/2006/picture">
+                  <pic:nvPicPr>
+                    <pic:cNvPr id="1" name=""/>
+                    <pic:cNvPicPr/>
+                  </pic:nvPicPr>
+                  <pic:blipFill>
+                    <a:blip r:embed="rId38"/>
+                    <a:stretch>
+                      <a:fillRect/>
+                    </a:stretch>
+                  </pic:blipFill>
+                  <pic:spPr>
+                    <a:xfrm>
+                      <a:off x="0" y="0"/>
+                      <a:ext cx="533400" cy="733425"/>
+                    </a:xfrm>
+                    <a:prstGeom prst="rect">
+                      <a:avLst/>
+                    </a:prstGeom>
+                  </pic:spPr>
+                </pic:pic>
+              </a:graphicData>
+            </a:graphic>
+          </wp:inline>
+        </w:drawing>
       </w:r>
     </w:p>
     <w:p>
@@ -11287,13 +11376,57 @@
           <w:b/>
           <w:u w:val="single"/>
         </w:rPr>
-        <w:t>ADJ AVG</w:t>
-      </w:r>
-      <w:r>
-        <w:t xml:space="preserve"> – Adjusted Average.</w:t>
-      </w:r>
-      <w:r>
-        <w:t xml:space="preserve"> The average that has been adjusted by the director if need be. E.G. if a player sandbags a score, the average can be adjusted and entered in here.</w:t>
+        <w:t>30 Entry AVG</w:t>
+      </w:r>
+      <w:r>
+        <w:t xml:space="preserve"> – The average for the last 30 entries of the player.</w:t>
+      </w:r>
+    </w:p>
+    <w:p>
+      <w:pPr>
+        <w:pStyle w:val="BodyText"/>
+        <w:keepNext/>
+        <w:ind w:left="720"/>
+      </w:pPr>
+      <w:r>
+        <w:rPr>
+          <w:noProof/>
+        </w:rPr>
+        <w:drawing>
+          <wp:inline distT="0" distB="0" distL="0" distR="0" wp14:anchorId="157E3374" wp14:editId="08B5DF7E">
+            <wp:extent cx="514350" cy="781050"/>
+            <wp:effectExtent l="0" t="0" r="0" b="0"/>
+            <wp:docPr id="42" name="Picture 42"/>
+            <wp:cNvGraphicFramePr>
+              <a:graphicFrameLocks xmlns:a="http://schemas.openxmlformats.org/drawingml/2006/main" noChangeAspect="1"/>
+            </wp:cNvGraphicFramePr>
+            <a:graphic xmlns:a="http://schemas.openxmlformats.org/drawingml/2006/main">
+              <a:graphicData uri="http://schemas.openxmlformats.org/drawingml/2006/picture">
+                <pic:pic xmlns:pic="http://schemas.openxmlformats.org/drawingml/2006/picture">
+                  <pic:nvPicPr>
+                    <pic:cNvPr id="1" name=""/>
+                    <pic:cNvPicPr/>
+                  </pic:nvPicPr>
+                  <pic:blipFill>
+                    <a:blip r:embed="rId39"/>
+                    <a:stretch>
+                      <a:fillRect/>
+                    </a:stretch>
+                  </pic:blipFill>
+                  <pic:spPr>
+                    <a:xfrm>
+                      <a:off x="0" y="0"/>
+                      <a:ext cx="514350" cy="781050"/>
+                    </a:xfrm>
+                    <a:prstGeom prst="rect">
+                      <a:avLst/>
+                    </a:prstGeom>
+                  </pic:spPr>
+                </pic:pic>
+              </a:graphicData>
+            </a:graphic>
+          </wp:inline>
+        </w:drawing>
       </w:r>
     </w:p>
     <w:p>
@@ -11310,13 +11443,60 @@
           <w:b/>
           <w:u w:val="single"/>
         </w:rPr>
-        <w:t>Director Check</w:t>
-      </w:r>
-      <w:r>
-        <w:t xml:space="preserve"> – Checkbox to confirm a director has checked and validated</w:t>
-      </w:r>
-      <w:r>
-        <w:t xml:space="preserve"> a player’s score.</w:t>
+        <w:t>ADJ AVG</w:t>
+      </w:r>
+      <w:r>
+        <w:t xml:space="preserve"> – Adjusted Average.</w:t>
+      </w:r>
+      <w:r>
+        <w:t xml:space="preserve"> The average that has been adjusted by the director if need be. E.G. if a player sandbags a score, the average can be adjusted and entered in here.</w:t>
+      </w:r>
+    </w:p>
+    <w:p>
+      <w:pPr>
+        <w:pStyle w:val="BodyText"/>
+        <w:keepNext/>
+        <w:ind w:left="720"/>
+      </w:pPr>
+      <w:r>
+        <w:rPr>
+          <w:noProof/>
+        </w:rPr>
+        <w:drawing>
+          <wp:inline distT="0" distB="0" distL="0" distR="0" wp14:anchorId="3272CA0B" wp14:editId="230A1468">
+            <wp:extent cx="514350" cy="762000"/>
+            <wp:effectExtent l="0" t="0" r="0" b="0"/>
+            <wp:docPr id="43" name="Picture 43"/>
+            <wp:cNvGraphicFramePr>
+              <a:graphicFrameLocks xmlns:a="http://schemas.openxmlformats.org/drawingml/2006/main" noChangeAspect="1"/>
+            </wp:cNvGraphicFramePr>
+            <a:graphic xmlns:a="http://schemas.openxmlformats.org/drawingml/2006/main">
+              <a:graphicData uri="http://schemas.openxmlformats.org/drawingml/2006/picture">
+                <pic:pic xmlns:pic="http://schemas.openxmlformats.org/drawingml/2006/picture">
+                  <pic:nvPicPr>
+                    <pic:cNvPr id="1" name=""/>
+                    <pic:cNvPicPr/>
+                  </pic:nvPicPr>
+                  <pic:blipFill>
+                    <a:blip r:embed="rId40"/>
+                    <a:stretch>
+                      <a:fillRect/>
+                    </a:stretch>
+                  </pic:blipFill>
+                  <pic:spPr>
+                    <a:xfrm>
+                      <a:off x="0" y="0"/>
+                      <a:ext cx="514350" cy="762000"/>
+                    </a:xfrm>
+                    <a:prstGeom prst="rect">
+                      <a:avLst/>
+                    </a:prstGeom>
+                  </pic:spPr>
+                </pic:pic>
+              </a:graphicData>
+            </a:graphic>
+          </wp:inline>
+        </w:drawing>
       </w:r>
     </w:p>
     <w:p>
@@ -11327,33 +11507,66 @@
           <w:ilvl w:val="0"/>
           <w:numId w:val="50"/>
         </w:numPr>
+      </w:pPr>
+      <w:r>
         <w:rPr>
           <w:b/>
           <w:u w:val="single"/>
         </w:rPr>
-      </w:pPr>
-      <w:r>
-        <w:rPr>
-          <w:b/>
-          <w:u w:val="single"/>
-        </w:rPr>
-        <w:t>Squad</w:t>
-      </w:r>
-      <w:r>
-        <w:rPr>
-          <w:b/>
-          <w:u w:val="single"/>
-        </w:rPr>
-        <w:t xml:space="preserve"> </w:t>
-      </w:r>
-      <w:r>
-        <w:t>–</w:t>
-      </w:r>
-      <w:r>
-        <w:t xml:space="preserve"> T</w:t>
-      </w:r>
-      <w:r>
-        <w:t>he squad of this player’s game.</w:t>
+        <w:t>Director Check</w:t>
+      </w:r>
+      <w:r>
+        <w:t xml:space="preserve"> – Checkbox to confirm a director has checked and validated</w:t>
+      </w:r>
+      <w:r>
+        <w:t xml:space="preserve"> a player’s score.</w:t>
+      </w:r>
+    </w:p>
+    <w:p>
+      <w:pPr>
+        <w:pStyle w:val="BodyText"/>
+        <w:keepNext/>
+        <w:ind w:left="720"/>
+      </w:pPr>
+      <w:r>
+        <w:rPr>
+          <w:noProof/>
+        </w:rPr>
+        <w:drawing>
+          <wp:inline distT="0" distB="0" distL="0" distR="0" wp14:anchorId="7F50A187" wp14:editId="032B21D1">
+            <wp:extent cx="542925" cy="733425"/>
+            <wp:effectExtent l="0" t="0" r="9525" b="9525"/>
+            <wp:docPr id="45" name="Picture 45"/>
+            <wp:cNvGraphicFramePr>
+              <a:graphicFrameLocks xmlns:a="http://schemas.openxmlformats.org/drawingml/2006/main" noChangeAspect="1"/>
+            </wp:cNvGraphicFramePr>
+            <a:graphic xmlns:a="http://schemas.openxmlformats.org/drawingml/2006/main">
+              <a:graphicData uri="http://schemas.openxmlformats.org/drawingml/2006/picture">
+                <pic:pic xmlns:pic="http://schemas.openxmlformats.org/drawingml/2006/picture">
+                  <pic:nvPicPr>
+                    <pic:cNvPr id="1" name=""/>
+                    <pic:cNvPicPr/>
+                  </pic:nvPicPr>
+                  <pic:blipFill>
+                    <a:blip r:embed="rId41"/>
+                    <a:stretch>
+                      <a:fillRect/>
+                    </a:stretch>
+                  </pic:blipFill>
+                  <pic:spPr>
+                    <a:xfrm>
+                      <a:off x="0" y="0"/>
+                      <a:ext cx="542925" cy="733425"/>
+                    </a:xfrm>
+                    <a:prstGeom prst="rect">
+                      <a:avLst/>
+                    </a:prstGeom>
+                  </pic:spPr>
+                </pic:pic>
+              </a:graphicData>
+            </a:graphic>
+          </wp:inline>
+        </w:drawing>
       </w:r>
     </w:p>
     <w:p>
@@ -11374,10 +11587,74 @@
           <w:b/>
           <w:u w:val="single"/>
         </w:rPr>
-        <w:t xml:space="preserve">Handicap </w:t>
-      </w:r>
-      <w:r>
-        <w:t>– The player’s current handicap.</w:t>
+        <w:t>Squad</w:t>
+      </w:r>
+      <w:r>
+        <w:rPr>
+          <w:b/>
+          <w:u w:val="single"/>
+        </w:rPr>
+        <w:t xml:space="preserve"> </w:t>
+      </w:r>
+      <w:r>
+        <w:t>–</w:t>
+      </w:r>
+      <w:r>
+        <w:t xml:space="preserve"> T</w:t>
+      </w:r>
+      <w:r>
+        <w:t>he squad of this player’s game.</w:t>
+      </w:r>
+    </w:p>
+    <w:p>
+      <w:pPr>
+        <w:pStyle w:val="BodyText"/>
+        <w:keepNext/>
+        <w:ind w:left="720"/>
+        <w:rPr>
+          <w:b/>
+          <w:u w:val="single"/>
+        </w:rPr>
+      </w:pPr>
+      <w:r>
+        <w:rPr>
+          <w:noProof/>
+        </w:rPr>
+        <w:drawing>
+          <wp:inline distT="0" distB="0" distL="0" distR="0" wp14:anchorId="7AC6F896" wp14:editId="14C61E1A">
+            <wp:extent cx="504825" cy="781050"/>
+            <wp:effectExtent l="0" t="0" r="9525" b="0"/>
+            <wp:docPr id="46" name="Picture 46"/>
+            <wp:cNvGraphicFramePr>
+              <a:graphicFrameLocks xmlns:a="http://schemas.openxmlformats.org/drawingml/2006/main" noChangeAspect="1"/>
+            </wp:cNvGraphicFramePr>
+            <a:graphic xmlns:a="http://schemas.openxmlformats.org/drawingml/2006/main">
+              <a:graphicData uri="http://schemas.openxmlformats.org/drawingml/2006/picture">
+                <pic:pic xmlns:pic="http://schemas.openxmlformats.org/drawingml/2006/picture">
+                  <pic:nvPicPr>
+                    <pic:cNvPr id="1" name=""/>
+                    <pic:cNvPicPr/>
+                  </pic:nvPicPr>
+                  <pic:blipFill>
+                    <a:blip r:embed="rId42"/>
+                    <a:stretch>
+                      <a:fillRect/>
+                    </a:stretch>
+                  </pic:blipFill>
+                  <pic:spPr>
+                    <a:xfrm>
+                      <a:off x="0" y="0"/>
+                      <a:ext cx="504825" cy="781050"/>
+                    </a:xfrm>
+                    <a:prstGeom prst="rect">
+                      <a:avLst/>
+                    </a:prstGeom>
+                  </pic:spPr>
+                </pic:pic>
+              </a:graphicData>
+            </a:graphic>
+          </wp:inline>
+        </w:drawing>
       </w:r>
     </w:p>
     <w:p>
@@ -11398,10 +11675,61 @@
           <w:b/>
           <w:u w:val="single"/>
         </w:rPr>
-        <w:t>Bonus</w:t>
-      </w:r>
-      <w:r>
-        <w:t xml:space="preserve"> – Current player’s bonus.</w:t>
+        <w:t xml:space="preserve">Handicap </w:t>
+      </w:r>
+      <w:r>
+        <w:t>– The player’s current handicap.</w:t>
+      </w:r>
+    </w:p>
+    <w:p>
+      <w:pPr>
+        <w:pStyle w:val="BodyText"/>
+        <w:keepNext/>
+        <w:ind w:left="720"/>
+        <w:rPr>
+          <w:b/>
+          <w:u w:val="single"/>
+        </w:rPr>
+      </w:pPr>
+      <w:r>
+        <w:rPr>
+          <w:noProof/>
+        </w:rPr>
+        <w:drawing>
+          <wp:inline distT="0" distB="0" distL="0" distR="0" wp14:anchorId="4946DE74" wp14:editId="16A79906">
+            <wp:extent cx="561975" cy="762000"/>
+            <wp:effectExtent l="0" t="0" r="9525" b="0"/>
+            <wp:docPr id="47" name="Picture 47"/>
+            <wp:cNvGraphicFramePr>
+              <a:graphicFrameLocks xmlns:a="http://schemas.openxmlformats.org/drawingml/2006/main" noChangeAspect="1"/>
+            </wp:cNvGraphicFramePr>
+            <a:graphic xmlns:a="http://schemas.openxmlformats.org/drawingml/2006/main">
+              <a:graphicData uri="http://schemas.openxmlformats.org/drawingml/2006/picture">
+                <pic:pic xmlns:pic="http://schemas.openxmlformats.org/drawingml/2006/picture">
+                  <pic:nvPicPr>
+                    <pic:cNvPr id="1" name=""/>
+                    <pic:cNvPicPr/>
+                  </pic:nvPicPr>
+                  <pic:blipFill>
+                    <a:blip r:embed="rId43"/>
+                    <a:stretch>
+                      <a:fillRect/>
+                    </a:stretch>
+                  </pic:blipFill>
+                  <pic:spPr>
+                    <a:xfrm>
+                      <a:off x="0" y="0"/>
+                      <a:ext cx="561975" cy="762000"/>
+                    </a:xfrm>
+                    <a:prstGeom prst="rect">
+                      <a:avLst/>
+                    </a:prstGeom>
+                  </pic:spPr>
+                </pic:pic>
+              </a:graphicData>
+            </a:graphic>
+          </wp:inline>
+        </w:drawing>
       </w:r>
     </w:p>
     <w:p>
@@ -11422,17 +11750,62 @@
           <w:b/>
           <w:u w:val="single"/>
         </w:rPr>
-        <w:t xml:space="preserve"> Pro Pot</w:t>
-      </w:r>
-      <w:r>
-        <w:rPr>
-          <w:i/>
+        <w:t>Bonus</w:t>
+      </w:r>
+      <w:r>
+        <w:t xml:space="preserve"> – Current player’s bonus.</w:t>
+      </w:r>
+    </w:p>
+    <w:p>
+      <w:pPr>
+        <w:pStyle w:val="BodyText"/>
+        <w:keepNext/>
+        <w:ind w:left="720"/>
+        <w:rPr>
+          <w:b/>
           <w:u w:val="single"/>
         </w:rPr>
-        <w:t xml:space="preserve"> </w:t>
-      </w:r>
-      <w:r>
-        <w:t>– Needs work</w:t>
+      </w:pPr>
+      <w:r>
+        <w:rPr>
+          <w:noProof/>
+        </w:rPr>
+        <w:lastRenderedPageBreak/>
+        <w:drawing>
+          <wp:inline distT="0" distB="0" distL="0" distR="0" wp14:anchorId="35A42E1C" wp14:editId="7F36AF82">
+            <wp:extent cx="533400" cy="752475"/>
+            <wp:effectExtent l="0" t="0" r="0" b="9525"/>
+            <wp:docPr id="48" name="Picture 48"/>
+            <wp:cNvGraphicFramePr>
+              <a:graphicFrameLocks xmlns:a="http://schemas.openxmlformats.org/drawingml/2006/main" noChangeAspect="1"/>
+            </wp:cNvGraphicFramePr>
+            <a:graphic xmlns:a="http://schemas.openxmlformats.org/drawingml/2006/main">
+              <a:graphicData uri="http://schemas.openxmlformats.org/drawingml/2006/picture">
+                <pic:pic xmlns:pic="http://schemas.openxmlformats.org/drawingml/2006/picture">
+                  <pic:nvPicPr>
+                    <pic:cNvPr id="1" name=""/>
+                    <pic:cNvPicPr/>
+                  </pic:nvPicPr>
+                  <pic:blipFill>
+                    <a:blip r:embed="rId44"/>
+                    <a:stretch>
+                      <a:fillRect/>
+                    </a:stretch>
+                  </pic:blipFill>
+                  <pic:spPr>
+                    <a:xfrm>
+                      <a:off x="0" y="0"/>
+                      <a:ext cx="533400" cy="752475"/>
+                    </a:xfrm>
+                    <a:prstGeom prst="rect">
+                      <a:avLst/>
+                    </a:prstGeom>
+                  </pic:spPr>
+                </pic:pic>
+              </a:graphicData>
+            </a:graphic>
+          </wp:inline>
+        </w:drawing>
       </w:r>
     </w:p>
     <w:p>
@@ -11453,10 +11826,143 @@
           <w:b/>
           <w:u w:val="single"/>
         </w:rPr>
+        <w:t xml:space="preserve"> Pro Pot</w:t>
+      </w:r>
+      <w:r>
+        <w:rPr>
+          <w:i/>
+          <w:u w:val="single"/>
+        </w:rPr>
+        <w:t xml:space="preserve"> </w:t>
+      </w:r>
+      <w:r>
+        <w:t>– Needs work</w:t>
+      </w:r>
+    </w:p>
+    <w:p>
+      <w:pPr>
+        <w:pStyle w:val="BodyText"/>
+        <w:keepNext/>
+        <w:ind w:left="720"/>
+        <w:rPr>
+          <w:b/>
+          <w:u w:val="single"/>
+        </w:rPr>
+      </w:pPr>
+      <w:r>
+        <w:rPr>
+          <w:noProof/>
+        </w:rPr>
+        <w:drawing>
+          <wp:inline distT="0" distB="0" distL="0" distR="0" wp14:anchorId="3BA00C19" wp14:editId="1E4B13D5">
+            <wp:extent cx="533400" cy="733425"/>
+            <wp:effectExtent l="0" t="0" r="0" b="9525"/>
+            <wp:docPr id="49" name="Picture 49"/>
+            <wp:cNvGraphicFramePr>
+              <a:graphicFrameLocks xmlns:a="http://schemas.openxmlformats.org/drawingml/2006/main" noChangeAspect="1"/>
+            </wp:cNvGraphicFramePr>
+            <a:graphic xmlns:a="http://schemas.openxmlformats.org/drawingml/2006/main">
+              <a:graphicData uri="http://schemas.openxmlformats.org/drawingml/2006/picture">
+                <pic:pic xmlns:pic="http://schemas.openxmlformats.org/drawingml/2006/picture">
+                  <pic:nvPicPr>
+                    <pic:cNvPr id="1" name=""/>
+                    <pic:cNvPicPr/>
+                  </pic:nvPicPr>
+                  <pic:blipFill>
+                    <a:blip r:embed="rId45"/>
+                    <a:stretch>
+                      <a:fillRect/>
+                    </a:stretch>
+                  </pic:blipFill>
+                  <pic:spPr>
+                    <a:xfrm>
+                      <a:off x="0" y="0"/>
+                      <a:ext cx="533400" cy="733425"/>
+                    </a:xfrm>
+                    <a:prstGeom prst="rect">
+                      <a:avLst/>
+                    </a:prstGeom>
+                  </pic:spPr>
+                </pic:pic>
+              </a:graphicData>
+            </a:graphic>
+          </wp:inline>
+        </w:drawing>
+      </w:r>
+    </w:p>
+    <w:p>
+      <w:pPr>
+        <w:pStyle w:val="BodyText"/>
+        <w:keepNext/>
+        <w:numPr>
+          <w:ilvl w:val="0"/>
+          <w:numId w:val="50"/>
+        </w:numPr>
+        <w:rPr>
+          <w:b/>
+          <w:u w:val="single"/>
+        </w:rPr>
+      </w:pPr>
+      <w:r>
+        <w:rPr>
+          <w:b/>
+          <w:u w:val="single"/>
+        </w:rPr>
         <w:t>Notes</w:t>
       </w:r>
       <w:r>
         <w:t xml:space="preserve"> – notes on the current player can be entered here.</w:t>
+      </w:r>
+    </w:p>
+    <w:p>
+      <w:pPr>
+        <w:pStyle w:val="BodyText"/>
+        <w:keepNext/>
+        <w:ind w:left="720"/>
+        <w:rPr>
+          <w:b/>
+          <w:u w:val="single"/>
+        </w:rPr>
+      </w:pPr>
+      <w:r>
+        <w:rPr>
+          <w:noProof/>
+        </w:rPr>
+        <w:drawing>
+          <wp:inline distT="0" distB="0" distL="0" distR="0" wp14:anchorId="6134A815" wp14:editId="2364058E">
+            <wp:extent cx="533400" cy="733425"/>
+            <wp:effectExtent l="0" t="0" r="0" b="9525"/>
+            <wp:docPr id="50" name="Picture 50"/>
+            <wp:cNvGraphicFramePr>
+              <a:graphicFrameLocks xmlns:a="http://schemas.openxmlformats.org/drawingml/2006/main" noChangeAspect="1"/>
+            </wp:cNvGraphicFramePr>
+            <a:graphic xmlns:a="http://schemas.openxmlformats.org/drawingml/2006/main">
+              <a:graphicData uri="http://schemas.openxmlformats.org/drawingml/2006/picture">
+                <pic:pic xmlns:pic="http://schemas.openxmlformats.org/drawingml/2006/picture">
+                  <pic:nvPicPr>
+                    <pic:cNvPr id="1" name=""/>
+                    <pic:cNvPicPr/>
+                  </pic:nvPicPr>
+                  <pic:blipFill>
+                    <a:blip r:embed="rId46"/>
+                    <a:stretch>
+                      <a:fillRect/>
+                    </a:stretch>
+                  </pic:blipFill>
+                  <pic:spPr>
+                    <a:xfrm>
+                      <a:off x="0" y="0"/>
+                      <a:ext cx="533400" cy="733425"/>
+                    </a:xfrm>
+                    <a:prstGeom prst="rect">
+                      <a:avLst/>
+                    </a:prstGeom>
+                  </pic:spPr>
+                </pic:pic>
+              </a:graphicData>
+            </a:graphic>
+          </wp:inline>
+        </w:drawing>
       </w:r>
     </w:p>
     <w:p>
@@ -11542,7 +12048,7 @@
                     <pic:cNvPicPr/>
                   </pic:nvPicPr>
                   <pic:blipFill>
-                    <a:blip r:embed="rId33">
+                    <a:blip r:embed="rId47">
                       <a:extLst>
                         <a:ext uri="{28A0092B-C50C-407E-A947-70E740481C1C}">
                           <a14:useLocalDpi xmlns:a14="http://schemas.microsoft.com/office/drawing/2010/main" val="0"/>
@@ -11577,27 +12083,14 @@
       <w:r>
         <w:t xml:space="preserve">Figure </w:t>
       </w:r>
-      <w:r>
-        <w:fldChar w:fldCharType="begin"/>
-      </w:r>
-      <w:r>
-        <w:instrText xml:space="preserve"> SEQ Figure \* ARABIC </w:instrText>
-      </w:r>
-      <w:r>
-        <w:fldChar w:fldCharType="separate"/>
-      </w:r>
-      <w:r>
-        <w:rPr>
-          <w:noProof/>
-        </w:rPr>
-        <w:t>19</w:t>
-      </w:r>
-      <w:r>
-        <w:rPr>
-          <w:noProof/>
-        </w:rPr>
-        <w:fldChar w:fldCharType="end"/>
-      </w:r>
+      <w:fldSimple w:instr=" SEQ Figure \* ARABIC ">
+        <w:r>
+          <w:rPr>
+            <w:noProof/>
+          </w:rPr>
+          <w:t>19</w:t>
+        </w:r>
+      </w:fldSimple>
       <w:r>
         <w:t>: Update Inactive status</w:t>
       </w:r>
@@ -11871,7 +12364,7 @@
                     <pic:cNvPicPr/>
                   </pic:nvPicPr>
                   <pic:blipFill>
-                    <a:blip r:embed="rId34" cstate="print">
+                    <a:blip r:embed="rId48" cstate="print">
                       <a:extLst>
                         <a:ext uri="{28A0092B-C50C-407E-A947-70E740481C1C}">
                           <a14:useLocalDpi xmlns:a14="http://schemas.microsoft.com/office/drawing/2010/main" val="0"/>
@@ -11906,27 +12399,14 @@
       <w:r>
         <w:t xml:space="preserve">Figure </w:t>
       </w:r>
-      <w:r>
-        <w:fldChar w:fldCharType="begin"/>
-      </w:r>
-      <w:r>
-        <w:instrText xml:space="preserve"> SEQ Figure \* ARABIC </w:instrText>
-      </w:r>
-      <w:r>
-        <w:fldChar w:fldCharType="separate"/>
-      </w:r>
-      <w:r>
-        <w:rPr>
-          <w:noProof/>
-        </w:rPr>
-        <w:t>20</w:t>
-      </w:r>
-      <w:r>
-        <w:rPr>
-          <w:noProof/>
-        </w:rPr>
-        <w:fldChar w:fldCharType="end"/>
-      </w:r>
+      <w:fldSimple w:instr=" SEQ Figure \* ARABIC ">
+        <w:r>
+          <w:rPr>
+            <w:noProof/>
+          </w:rPr>
+          <w:t>20</w:t>
+        </w:r>
+      </w:fldSimple>
       <w:r>
         <w:t xml:space="preserve"> Showing split screen error</w:t>
       </w:r>
@@ -11948,7 +12428,7 @@
         <mc:AlternateContent>
           <mc:Choice Requires="wps">
             <w:drawing>
-              <wp:anchor distT="0" distB="0" distL="114300" distR="114300" simplePos="0" relativeHeight="251659264" behindDoc="0" locked="0" layoutInCell="1" allowOverlap="1" wp14:anchorId="2EB0F7D5" wp14:editId="56206372">
+              <wp:anchor distT="0" distB="0" distL="114300" distR="114300" simplePos="0" relativeHeight="251658240" behindDoc="0" locked="0" layoutInCell="1" allowOverlap="1" wp14:anchorId="2EB0F7D5" wp14:editId="56206372">
                 <wp:simplePos x="0" y="0"/>
                 <wp:positionH relativeFrom="column">
                   <wp:posOffset>3175</wp:posOffset>
@@ -11994,27 +12474,14 @@
                             <w:r>
                               <w:t xml:space="preserve">Figure </w:t>
                             </w:r>
-                            <w:r>
-                              <w:fldChar w:fldCharType="begin"/>
-                            </w:r>
-                            <w:r>
-                              <w:instrText xml:space="preserve"> SEQ Figure \* ARABIC </w:instrText>
-                            </w:r>
-                            <w:r>
-                              <w:fldChar w:fldCharType="separate"/>
-                            </w:r>
-                            <w:r>
-                              <w:rPr>
-                                <w:noProof/>
-                              </w:rPr>
-                              <w:t>21</w:t>
-                            </w:r>
-                            <w:r>
-                              <w:rPr>
-                                <w:noProof/>
-                              </w:rPr>
-                              <w:fldChar w:fldCharType="end"/>
-                            </w:r>
+                            <w:fldSimple w:instr=" SEQ Figure \* ARABIC ">
+                              <w:r>
+                                <w:rPr>
+                                  <w:noProof/>
+                                </w:rPr>
+                                <w:t>21</w:t>
+                              </w:r>
+                            </w:fldSimple>
                             <w:r>
                               <w:t xml:space="preserve"> Inner screen maximize</w:t>
                             </w:r>
@@ -12042,7 +12509,7 @@
                 <v:stroke joinstyle="miter"/>
                 <v:path gradientshapeok="t" o:connecttype="rect"/>
               </v:shapetype>
-              <v:shape id="Text Box 24" o:spid="_x0000_s1026" type="#_x0000_t202" style="position:absolute;left:0;text-align:left;margin-left:.25pt;margin-top:98.8pt;width:154.5pt;height:13.5pt;z-index:251659264;visibility:visible;mso-wrap-style:square;mso-height-percent:0;mso-wrap-distance-left:9pt;mso-wrap-distance-top:0;mso-wrap-distance-right:9pt;mso-wrap-distance-bottom:0;mso-position-horizontal:absolute;mso-position-horizontal-relative:text;mso-position-vertical:absolute;mso-position-vertical-relative:text;mso-height-percent:0;mso-height-relative:margin;v-text-anchor:top" o:gfxdata="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" stroked="f">
+              <v:shape id="Text Box 24" o:spid="_x0000_s1026" type="#_x0000_t202" style="position:absolute;left:0;text-align:left;margin-left:.25pt;margin-top:98.8pt;width:154.5pt;height:13.5pt;z-index:251658240;visibility:visible;mso-wrap-style:square;mso-height-percent:0;mso-wrap-distance-left:9pt;mso-wrap-distance-top:0;mso-wrap-distance-right:9pt;mso-wrap-distance-bottom:0;mso-position-horizontal:absolute;mso-position-horizontal-relative:text;mso-position-vertical:absolute;mso-position-vertical-relative:text;mso-height-percent:0;mso-height-relative:margin;v-text-anchor:top" o:gfxdata="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" stroked="f">
                 <v:textbox inset="0,0,0,0">
                   <w:txbxContent>
                     <w:p>
@@ -12056,27 +12523,14 @@
                       <w:r>
                         <w:t xml:space="preserve">Figure </w:t>
                       </w:r>
-                      <w:r>
-                        <w:fldChar w:fldCharType="begin"/>
-                      </w:r>
-                      <w:r>
-                        <w:instrText xml:space="preserve"> SEQ Figure \* ARABIC </w:instrText>
-                      </w:r>
-                      <w:r>
-                        <w:fldChar w:fldCharType="separate"/>
-                      </w:r>
-                      <w:r>
-                        <w:rPr>
-                          <w:noProof/>
-                        </w:rPr>
-                        <w:t>21</w:t>
-                      </w:r>
-                      <w:r>
-                        <w:rPr>
-                          <w:noProof/>
-                        </w:rPr>
-                        <w:fldChar w:fldCharType="end"/>
-                      </w:r>
+                      <w:fldSimple w:instr=" SEQ Figure \* ARABIC ">
+                        <w:r>
+                          <w:rPr>
+                            <w:noProof/>
+                          </w:rPr>
+                          <w:t>21</w:t>
+                        </w:r>
+                      </w:fldSimple>
                       <w:r>
                         <w:t xml:space="preserve"> Inner screen maximize</w:t>
                       </w:r>
@@ -12094,7 +12548,7 @@
           <w:noProof/>
         </w:rPr>
         <w:drawing>
-          <wp:anchor distT="0" distB="0" distL="114300" distR="114300" simplePos="0" relativeHeight="251657216" behindDoc="0" locked="0" layoutInCell="1" allowOverlap="1">
+          <wp:anchor distT="0" distB="0" distL="114300" distR="114300" simplePos="0" relativeHeight="251656192" behindDoc="0" locked="0" layoutInCell="1" allowOverlap="1">
             <wp:simplePos x="0" y="0"/>
             <wp:positionH relativeFrom="column">
               <wp:posOffset>3175</wp:posOffset>
@@ -12117,7 +12571,7 @@
                     <pic:cNvPicPr/>
                   </pic:nvPicPr>
                   <pic:blipFill>
-                    <a:blip r:embed="rId35">
+                    <a:blip r:embed="rId49">
                       <a:extLst>
                         <a:ext uri="{28A0092B-C50C-407E-A947-70E740481C1C}">
                           <a14:useLocalDpi xmlns:a14="http://schemas.microsoft.com/office/drawing/2010/main" val="0"/>
@@ -15656,9 +16110,9 @@
     <w:p>
       <w:pPr>
         <w:sectPr>
-          <w:headerReference w:type="default" r:id="rId36"/>
-          <w:footerReference w:type="default" r:id="rId37"/>
-          <w:headerReference w:type="first" r:id="rId38"/>
+          <w:headerReference w:type="default" r:id="rId50"/>
+          <w:footerReference w:type="default" r:id="rId51"/>
+          <w:headerReference w:type="first" r:id="rId52"/>
           <w:type w:val="continuous"/>
           <w:pgSz w:w="12240" w:h="15840" w:code="1"/>
           <w:pgMar w:top="1800" w:right="1195" w:bottom="1440" w:left="3355" w:header="720" w:footer="720" w:gutter="0"/>
@@ -17066,7 +17520,7 @@
         <w:rStyle w:val="PageNumber"/>
         <w:noProof/>
       </w:rPr>
-      <w:t>33</w:t>
+      <w:t>32</w:t>
     </w:r>
     <w:r>
       <w:rPr>
@@ -17116,7 +17570,7 @@
         <w:rStyle w:val="PageNumber"/>
         <w:noProof/>
       </w:rPr>
-      <w:t>42</w:t>
+      <w:t>44</w:t>
     </w:r>
     <w:r>
       <w:rPr>
@@ -18628,7 +19082,7 @@
         <w:ind w:left="720" w:hanging="360"/>
       </w:pPr>
     </w:lvl>
-    <w:lvl w:ilvl="1" w:tplc="04090019" w:tentative="1">
+    <w:lvl w:ilvl="1" w:tplc="04090019">
       <w:start w:val="1"/>
       <w:numFmt w:val="lowerLetter"/>
       <w:lvlText w:val="%2."/>
@@ -20991,6 +21445,17 @@
       <w:szCs w:val="32"/>
     </w:rPr>
   </w:style>
+  <w:style w:type="paragraph" w:styleId="ListParagraph">
+    <w:name w:val="List Paragraph"/>
+    <w:basedOn w:val="Normal"/>
+    <w:uiPriority w:val="34"/>
+    <w:qFormat/>
+    <w:rsid w:val="00A40A38"/>
+    <w:pPr>
+      <w:ind w:left="720"/>
+      <w:contextualSpacing/>
+    </w:pPr>
+  </w:style>
 </w:styles>
 </file>
 
@@ -21260,7 +21725,7 @@
 </file>
 
 <file path=customXml/itemProps1.xml><?xml version="1.0" encoding="utf-8"?>
-<ds:datastoreItem xmlns:ds="http://schemas.openxmlformats.org/officeDocument/2006/customXml" ds:itemID="{4C76EB0D-5A3F-4563-9C32-5CB1C4ABFBCF}">
+<ds:datastoreItem xmlns:ds="http://schemas.openxmlformats.org/officeDocument/2006/customXml" ds:itemID="{1801B586-5C3F-4F53-A5E6-559D77872F46}">
   <ds:schemaRefs>
     <ds:schemaRef ds:uri="http://schemas.openxmlformats.org/officeDocument/2006/bibliography"/>
   </ds:schemaRefs>

--- a/9tapUserManual.docx
+++ b/9tapUserManual.docx
@@ -10767,61 +10767,69 @@
       <w:r>
         <w:t xml:space="preserve"> name in the middle, and their starting average</w:t>
       </w:r>
+      <w:r>
+        <w:t xml:space="preserve"> on the right.</w:t>
+      </w:r>
+      <w:r>
+        <w:t xml:space="preserve"> This second sub window can be organized like the above one.</w:t>
+      </w:r>
+      <w:r>
+        <w:t xml:space="preserve"> Game scores, adjusted average, notes, and the date can be modified here. Changing a score will not automatically recalculate the scratch total in the lower sub window.</w:t>
+      </w:r>
+      <w:r>
+        <w:t xml:space="preserve"> </w:t>
+      </w:r>
+    </w:p>
+    <w:p>
+      <w:pPr>
+        <w:pStyle w:val="Heading2"/>
+      </w:pPr>
+      <w:r>
+        <w:t>Finalizing a tournament</w:t>
+      </w:r>
+    </w:p>
+    <w:p>
+      <w:pPr>
+        <w:pStyle w:val="BodyText"/>
+      </w:pPr>
+      <w:r>
+        <w:t>In order for the tournament to be finalized a</w:t>
+      </w:r>
+      <w:r>
+        <w:t>ll the director needs to do is check every one of the Director Check boxes to confirm that they’</w:t>
+      </w:r>
+      <w:r>
+        <w:t>ve inspected that player’s recap</w:t>
+      </w:r>
+      <w:r>
+        <w:t xml:space="preserve">. This means modifying scores, averages, adding a bonus or a pro pot, and adding any </w:t>
+      </w:r>
+      <w:r>
+        <w:lastRenderedPageBreak/>
+        <w:t>notes that may be needed for a particular player.</w:t>
+      </w:r>
+      <w:r>
+        <w:t xml:space="preserve"> After all of this is done, the director checks off the Director Check box for that player. </w:t>
+      </w:r>
+      <w:r>
+        <w:t>Once all of the boxes are checked, the tournament can be finalized by clicking the Finalize button at the bottom of the form. If it so happens that the director fails to check a player’s box, upon attempting to f</w:t>
+      </w:r>
+      <w:r>
+        <w:t>inalize the tournament that box</w:t>
+      </w:r>
+      <w:r>
+        <w:t xml:space="preserve"> will be highlighted in red.</w:t>
+      </w:r>
+    </w:p>
+    <w:p>
+      <w:pPr>
+        <w:pStyle w:val="Heading2"/>
+      </w:pPr>
+      <w:r>
+        <w:t>The Finalize Tournament window</w:t>
+      </w:r>
       <w:bookmarkStart w:id="40" w:name="_GoBack"/>
       <w:bookmarkEnd w:id="40"/>
-      <w:r>
-        <w:t xml:space="preserve"> on the right.</w:t>
-      </w:r>
-      <w:r>
-        <w:t xml:space="preserve"> This second sub window can be organized like the above one.</w:t>
-      </w:r>
-      <w:r>
-        <w:t xml:space="preserve"> Game scores, adjusted average, notes, and the date can be modified here. Changing a score will not automatically recalculate the scratch total in the lower sub window.</w:t>
-      </w:r>
-      <w:r>
-        <w:t xml:space="preserve"> </w:t>
-      </w:r>
-    </w:p>
-    <w:p>
-      <w:pPr>
-        <w:pStyle w:val="Heading2"/>
-      </w:pPr>
-      <w:r>
-        <w:t>Finalizing a tournament</w:t>
-      </w:r>
-    </w:p>
-    <w:p>
-      <w:pPr>
-        <w:pStyle w:val="BodyText"/>
-      </w:pPr>
-      <w:r>
-        <w:t>In order for the tournament to be finalized a</w:t>
-      </w:r>
-      <w:r>
-        <w:t>ll the director needs to do is check every one of the Director Check boxes to confirm that they’</w:t>
-      </w:r>
-      <w:r>
-        <w:t>ve inspected that player’s recap</w:t>
-      </w:r>
-      <w:r>
-        <w:t xml:space="preserve">. This means modifying scores, averages, adding a bonus or a pro pot, and adding any </w:t>
-      </w:r>
-      <w:r>
-        <w:lastRenderedPageBreak/>
-        <w:t>notes that may be needed for a particular player.</w:t>
-      </w:r>
-      <w:r>
-        <w:t xml:space="preserve"> After all of this is done, the director checks off the Director Check box for that player. </w:t>
-      </w:r>
-      <w:r>
-        <w:t>Once all of the boxes are checked, the tournament can be finalized by clicking the Finalize button at the bottom of the form. If it so happens that the director fails to check a player’s box, upon attempting to f</w:t>
-      </w:r>
-      <w:r>
-        <w:t>inalize the tournament that box</w:t>
-      </w:r>
-      <w:r>
-        <w:t xml:space="preserve"> will be highlighted in red.</w:t>
-      </w:r>
     </w:p>
     <w:p>
       <w:pPr>
@@ -12428,7 +12436,7 @@
         <mc:AlternateContent>
           <mc:Choice Requires="wps">
             <w:drawing>
-              <wp:anchor distT="0" distB="0" distL="114300" distR="114300" simplePos="0" relativeHeight="251658240" behindDoc="0" locked="0" layoutInCell="1" allowOverlap="1" wp14:anchorId="2EB0F7D5" wp14:editId="56206372">
+              <wp:anchor distT="0" distB="0" distL="114300" distR="114300" simplePos="0" relativeHeight="251659264" behindDoc="0" locked="0" layoutInCell="1" allowOverlap="1" wp14:anchorId="2EB0F7D5" wp14:editId="56206372">
                 <wp:simplePos x="0" y="0"/>
                 <wp:positionH relativeFrom="column">
                   <wp:posOffset>3175</wp:posOffset>
@@ -12509,7 +12517,7 @@
                 <v:stroke joinstyle="miter"/>
                 <v:path gradientshapeok="t" o:connecttype="rect"/>
               </v:shapetype>
-              <v:shape id="Text Box 24" o:spid="_x0000_s1026" type="#_x0000_t202" style="position:absolute;left:0;text-align:left;margin-left:.25pt;margin-top:98.8pt;width:154.5pt;height:13.5pt;z-index:251658240;visibility:visible;mso-wrap-style:square;mso-height-percent:0;mso-wrap-distance-left:9pt;mso-wrap-distance-top:0;mso-wrap-distance-right:9pt;mso-wrap-distance-bottom:0;mso-position-horizontal:absolute;mso-position-horizontal-relative:text;mso-position-vertical:absolute;mso-position-vertical-relative:text;mso-height-percent:0;mso-height-relative:margin;v-text-anchor:top" o:gfxdata="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" stroked="f">
+              <v:shape id="Text Box 24" o:spid="_x0000_s1026" type="#_x0000_t202" style="position:absolute;left:0;text-align:left;margin-left:.25pt;margin-top:98.8pt;width:154.5pt;height:13.5pt;z-index:251659264;visibility:visible;mso-wrap-style:square;mso-height-percent:0;mso-wrap-distance-left:9pt;mso-wrap-distance-top:0;mso-wrap-distance-right:9pt;mso-wrap-distance-bottom:0;mso-position-horizontal:absolute;mso-position-horizontal-relative:text;mso-position-vertical:absolute;mso-position-vertical-relative:text;mso-height-percent:0;mso-height-relative:margin;v-text-anchor:top" o:gfxdata="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" stroked="f">
                 <v:textbox inset="0,0,0,0">
                   <w:txbxContent>
                     <w:p>
@@ -12548,7 +12556,7 @@
           <w:noProof/>
         </w:rPr>
         <w:drawing>
-          <wp:anchor distT="0" distB="0" distL="114300" distR="114300" simplePos="0" relativeHeight="251656192" behindDoc="0" locked="0" layoutInCell="1" allowOverlap="1">
+          <wp:anchor distT="0" distB="0" distL="114300" distR="114300" simplePos="0" relativeHeight="251657216" behindDoc="0" locked="0" layoutInCell="1" allowOverlap="1">
             <wp:simplePos x="0" y="0"/>
             <wp:positionH relativeFrom="column">
               <wp:posOffset>3175</wp:posOffset>
@@ -21725,7 +21733,7 @@
 </file>
 
 <file path=customXml/itemProps1.xml><?xml version="1.0" encoding="utf-8"?>
-<ds:datastoreItem xmlns:ds="http://schemas.openxmlformats.org/officeDocument/2006/customXml" ds:itemID="{1801B586-5C3F-4F53-A5E6-559D77872F46}">
+<ds:datastoreItem xmlns:ds="http://schemas.openxmlformats.org/officeDocument/2006/customXml" ds:itemID="{7D1D9413-F1C4-43E8-B7CA-6DE28E10E0A7}">
   <ds:schemaRefs>
     <ds:schemaRef ds:uri="http://schemas.openxmlformats.org/officeDocument/2006/bibliography"/>
   </ds:schemaRefs>

--- a/9tapUserManual.docx
+++ b/9tapUserManual.docx
@@ -10784,52 +10784,58 @@
       <w:pPr>
         <w:pStyle w:val="Heading2"/>
       </w:pPr>
-      <w:r>
-        <w:t>Finalizing a tournament</w:t>
-      </w:r>
-    </w:p>
-    <w:p>
-      <w:pPr>
-        <w:pStyle w:val="BodyText"/>
-      </w:pPr>
-      <w:r>
-        <w:t>In order for the tournament to be finalized a</w:t>
-      </w:r>
-      <w:r>
-        <w:t>ll the director needs to do is check every one of the Director Check boxes to confirm that they’</w:t>
-      </w:r>
-      <w:r>
-        <w:t>ve inspected that player’s recap</w:t>
-      </w:r>
-      <w:r>
-        <w:t xml:space="preserve">. This means modifying scores, averages, adding a bonus or a pro pot, and adding any </w:t>
-      </w:r>
-      <w:r>
-        <w:lastRenderedPageBreak/>
-        <w:t>notes that may be needed for a particular player.</w:t>
-      </w:r>
-      <w:r>
-        <w:t xml:space="preserve"> After all of this is done, the director checks off the Director Check box for that player. </w:t>
-      </w:r>
-      <w:r>
-        <w:t>Once all of the boxes are checked, the tournament can be finalized by clicking the Finalize button at the bottom of the form. If it so happens that the director fails to check a player’s box, upon attempting to f</w:t>
-      </w:r>
-      <w:r>
-        <w:t>inalize the tournament that box</w:t>
-      </w:r>
-      <w:r>
-        <w:t xml:space="preserve"> will be highlighted in red.</w:t>
-      </w:r>
     </w:p>
     <w:p>
       <w:pPr>
         <w:pStyle w:val="Heading2"/>
       </w:pPr>
-      <w:r>
-        <w:t>The Finalize Tournament window</w:t>
-      </w:r>
+    </w:p>
+    <w:p>
+      <w:pPr>
+        <w:pStyle w:val="Heading2"/>
+      </w:pPr>
       <w:bookmarkStart w:id="40" w:name="_GoBack"/>
       <w:bookmarkEnd w:id="40"/>
+      <w:r>
+        <w:t>Finalizing a tournament</w:t>
+      </w:r>
+    </w:p>
+    <w:p>
+      <w:pPr>
+        <w:pStyle w:val="BodyText"/>
+      </w:pPr>
+      <w:r>
+        <w:t>In order for the tournament to be finalized a</w:t>
+      </w:r>
+      <w:r>
+        <w:t>ll the director needs to do is check every one of the Director Check boxes to confirm that they’</w:t>
+      </w:r>
+      <w:r>
+        <w:t>ve inspected that player’s recap</w:t>
+      </w:r>
+      <w:r>
+        <w:t>. This means modifying scores, averages, adding a bonus or a pro pot, and adding any notes that may be needed for a particular player.</w:t>
+      </w:r>
+      <w:r>
+        <w:t xml:space="preserve"> After all of this is done, the director checks off the Director Check box for that player. </w:t>
+      </w:r>
+      <w:r>
+        <w:t>Once all of the boxes are checked, the tournament can be finalized by clicking the Finalize button at the bottom of the form. If it so happens that the director fails to check a player’s box, upon attempting to f</w:t>
+      </w:r>
+      <w:r>
+        <w:t>inalize the tournament that box</w:t>
+      </w:r>
+      <w:r>
+        <w:t xml:space="preserve"> will be highlighted in red.</w:t>
+      </w:r>
+    </w:p>
+    <w:p>
+      <w:pPr>
+        <w:pStyle w:val="Heading2"/>
+      </w:pPr>
+      <w:r>
+        <w:t>The Finalize Tournament window</w:t>
+      </w:r>
     </w:p>
     <w:p>
       <w:pPr>
@@ -12436,7 +12442,7 @@
         <mc:AlternateContent>
           <mc:Choice Requires="wps">
             <w:drawing>
-              <wp:anchor distT="0" distB="0" distL="114300" distR="114300" simplePos="0" relativeHeight="251659264" behindDoc="0" locked="0" layoutInCell="1" allowOverlap="1" wp14:anchorId="2EB0F7D5" wp14:editId="56206372">
+              <wp:anchor distT="0" distB="0" distL="114300" distR="114300" simplePos="0" relativeHeight="251658240" behindDoc="0" locked="0" layoutInCell="1" allowOverlap="1" wp14:anchorId="2EB0F7D5" wp14:editId="56206372">
                 <wp:simplePos x="0" y="0"/>
                 <wp:positionH relativeFrom="column">
                   <wp:posOffset>3175</wp:posOffset>
@@ -12517,7 +12523,7 @@
                 <v:stroke joinstyle="miter"/>
                 <v:path gradientshapeok="t" o:connecttype="rect"/>
               </v:shapetype>
-              <v:shape id="Text Box 24" o:spid="_x0000_s1026" type="#_x0000_t202" style="position:absolute;left:0;text-align:left;margin-left:.25pt;margin-top:98.8pt;width:154.5pt;height:13.5pt;z-index:251659264;visibility:visible;mso-wrap-style:square;mso-height-percent:0;mso-wrap-distance-left:9pt;mso-wrap-distance-top:0;mso-wrap-distance-right:9pt;mso-wrap-distance-bottom:0;mso-position-horizontal:absolute;mso-position-horizontal-relative:text;mso-position-vertical:absolute;mso-position-vertical-relative:text;mso-height-percent:0;mso-height-relative:margin;v-text-anchor:top" o:gfxdata="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" stroked="f">
+              <v:shape id="Text Box 24" o:spid="_x0000_s1026" type="#_x0000_t202" style="position:absolute;left:0;text-align:left;margin-left:.25pt;margin-top:98.8pt;width:154.5pt;height:13.5pt;z-index:251658240;visibility:visible;mso-wrap-style:square;mso-height-percent:0;mso-wrap-distance-left:9pt;mso-wrap-distance-top:0;mso-wrap-distance-right:9pt;mso-wrap-distance-bottom:0;mso-position-horizontal:absolute;mso-position-horizontal-relative:text;mso-position-vertical:absolute;mso-position-vertical-relative:text;mso-height-percent:0;mso-height-relative:margin;v-text-anchor:top" o:gfxdata="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" stroked="f">
                 <v:textbox inset="0,0,0,0">
                   <w:txbxContent>
                     <w:p>
@@ -12556,7 +12562,7 @@
           <w:noProof/>
         </w:rPr>
         <w:drawing>
-          <wp:anchor distT="0" distB="0" distL="114300" distR="114300" simplePos="0" relativeHeight="251657216" behindDoc="0" locked="0" layoutInCell="1" allowOverlap="1">
+          <wp:anchor distT="0" distB="0" distL="114300" distR="114300" simplePos="0" relativeHeight="251656192" behindDoc="0" locked="0" layoutInCell="1" allowOverlap="1">
             <wp:simplePos x="0" y="0"/>
             <wp:positionH relativeFrom="column">
               <wp:posOffset>3175</wp:posOffset>
@@ -17528,7 +17534,7 @@
         <w:rStyle w:val="PageNumber"/>
         <w:noProof/>
       </w:rPr>
-      <w:t>32</w:t>
+      <w:t>25</w:t>
     </w:r>
     <w:r>
       <w:rPr>
@@ -21733,7 +21739,7 @@
 </file>
 
 <file path=customXml/itemProps1.xml><?xml version="1.0" encoding="utf-8"?>
-<ds:datastoreItem xmlns:ds="http://schemas.openxmlformats.org/officeDocument/2006/customXml" ds:itemID="{7D1D9413-F1C4-43E8-B7CA-6DE28E10E0A7}">
+<ds:datastoreItem xmlns:ds="http://schemas.openxmlformats.org/officeDocument/2006/customXml" ds:itemID="{D8C1E52D-BB91-4CFE-B75C-8BC8DF7ADF45}">
   <ds:schemaRefs>
     <ds:schemaRef ds:uri="http://schemas.openxmlformats.org/officeDocument/2006/bibliography"/>
   </ds:schemaRefs>

--- a/9tapUserManual.docx
+++ b/9tapUserManual.docx
@@ -173,6 +173,7 @@
         </w:sectPr>
       </w:pPr>
     </w:p>
+    <w:bookmarkStart w:id="0" w:name="_GoBack" w:displacedByCustomXml="next"/>
     <w:sdt>
       <w:sdtPr>
         <w:rPr>
@@ -225,6 +226,7 @@
             <w:t>able of Contents</w:t>
           </w:r>
         </w:p>
+        <w:bookmarkEnd w:id="0"/>
         <w:p>
           <w:pPr>
             <w:pStyle w:val="TOC1"/>
@@ -4003,7 +4005,7 @@
       <w:pPr>
         <w:pStyle w:val="Heading1"/>
       </w:pPr>
-      <w:bookmarkStart w:id="0" w:name="_Toc509165828"/>
+      <w:bookmarkStart w:id="1" w:name="_Toc509165828"/>
       <w:r>
         <w:lastRenderedPageBreak/>
         <w:t>About</w:t>
@@ -4054,7 +4056,7 @@
       <w:r>
         <w:t xml:space="preserve"> INC</w:t>
       </w:r>
-      <w:bookmarkEnd w:id="0"/>
+      <w:bookmarkEnd w:id="1"/>
     </w:p>
     <w:p>
       <w:pPr>
@@ -4229,8 +4231,8 @@
           <w:szCs w:val="20"/>
         </w:rPr>
       </w:pPr>
-      <w:bookmarkStart w:id="1" w:name="_Toc508882989"/>
-      <w:bookmarkStart w:id="2" w:name="_Toc509165829"/>
+      <w:bookmarkStart w:id="2" w:name="_Toc508882989"/>
+      <w:bookmarkStart w:id="3" w:name="_Toc509165829"/>
       <w:r>
         <w:rPr>
           <w:szCs w:val="20"/>
@@ -4238,8 +4240,8 @@
         <w:lastRenderedPageBreak/>
         <w:t>Dedication:</w:t>
       </w:r>
-      <w:bookmarkEnd w:id="1"/>
       <w:bookmarkEnd w:id="2"/>
+      <w:bookmarkEnd w:id="3"/>
     </w:p>
     <w:p>
       <w:pPr>
@@ -4274,7 +4276,7 @@
           <w:szCs w:val="40"/>
         </w:rPr>
       </w:pPr>
-      <w:bookmarkStart w:id="3" w:name="_Toc509165830"/>
+      <w:bookmarkStart w:id="4" w:name="_Toc509165830"/>
       <w:r>
         <w:rPr>
           <w:sz w:val="40"/>
@@ -4297,7 +4299,7 @@
         </w:rPr>
         <w:t>9-Tap?</w:t>
       </w:r>
-      <w:bookmarkEnd w:id="3"/>
+      <w:bookmarkEnd w:id="4"/>
     </w:p>
     <w:p>
       <w:pPr>
@@ -4320,7 +4322,7 @@
           <w:noProof/>
         </w:rPr>
         <w:drawing>
-          <wp:inline distT="0" distB="0" distL="0" distR="0">
+          <wp:inline distT="0" distB="0" distL="0" distR="0" wp14:anchorId="4B6E86AC" wp14:editId="6A3163E7">
             <wp:extent cx="4883150" cy="2623280"/>
             <wp:effectExtent l="0" t="0" r="0" b="5715"/>
             <wp:docPr id="3" name="Picture 3"/>
@@ -4448,18 +4450,18 @@
       <w:pPr>
         <w:pStyle w:val="Heading2"/>
       </w:pPr>
-      <w:bookmarkStart w:id="4" w:name="_Toc509165831"/>
+      <w:bookmarkStart w:id="5" w:name="_Toc509165831"/>
       <w:r>
         <w:lastRenderedPageBreak/>
         <w:t>A good place to start</w:t>
       </w:r>
-      <w:bookmarkEnd w:id="4"/>
+      <w:bookmarkEnd w:id="5"/>
     </w:p>
     <w:p>
       <w:pPr>
         <w:pStyle w:val="Heading3"/>
       </w:pPr>
-      <w:bookmarkStart w:id="5" w:name="_Toc509165832"/>
+      <w:bookmarkStart w:id="6" w:name="_Toc509165832"/>
       <w:r>
         <w:t>Quick start</w:t>
       </w:r>
@@ -4504,9 +4506,14 @@
         <w:fldChar w:fldCharType="end"/>
       </w:r>
       <w:r>
-        <w:t xml:space="preserve"> guide</w:t>
-      </w:r>
-      <w:bookmarkEnd w:id="5"/>
+        <w:t xml:space="preserve"> </w:t>
+      </w:r>
+      <w:proofErr w:type="gramStart"/>
+      <w:r>
+        <w:t>guide</w:t>
+      </w:r>
+      <w:bookmarkEnd w:id="6"/>
+      <w:proofErr w:type="gramEnd"/>
     </w:p>
     <w:p>
       <w:pPr>
@@ -4526,11 +4533,11 @@
       <w:pPr>
         <w:pStyle w:val="Heading3"/>
       </w:pPr>
-      <w:bookmarkStart w:id="6" w:name="_Toc509165833"/>
+      <w:bookmarkStart w:id="7" w:name="_Toc509165833"/>
       <w:r>
         <w:t>Troubleshooting</w:t>
       </w:r>
-      <w:bookmarkEnd w:id="6"/>
+      <w:bookmarkEnd w:id="7"/>
       <w:r>
         <w:fldChar w:fldCharType="begin"/>
       </w:r>
@@ -4590,7 +4597,7 @@
       <w:pPr>
         <w:pStyle w:val="Heading2"/>
       </w:pPr>
-      <w:bookmarkStart w:id="7" w:name="_Toc509165834"/>
+      <w:bookmarkStart w:id="8" w:name="_Toc509165834"/>
       <w:r>
         <w:t xml:space="preserve">Menus </w:t>
       </w:r>
@@ -4600,7 +4607,7 @@
       <w:r>
         <w:t>uide</w:t>
       </w:r>
-      <w:bookmarkEnd w:id="7"/>
+      <w:bookmarkEnd w:id="8"/>
       <w:r>
         <w:fldChar w:fldCharType="begin"/>
       </w:r>
@@ -4793,7 +4800,7 @@
       <w:pPr>
         <w:pStyle w:val="Heading1"/>
       </w:pPr>
-      <w:bookmarkStart w:id="8" w:name="_Toc509165835"/>
+      <w:bookmarkStart w:id="9" w:name="_Toc509165835"/>
       <w:r>
         <w:lastRenderedPageBreak/>
         <w:t>Quick Start</w:t>
@@ -4841,7 +4848,7 @@
       <w:r>
         <w:t xml:space="preserve"> Guide</w:t>
       </w:r>
-      <w:bookmarkEnd w:id="8"/>
+      <w:bookmarkEnd w:id="9"/>
     </w:p>
     <w:p>
       <w:pPr>
@@ -4862,7 +4869,7 @@
       <w:pPr>
         <w:pStyle w:val="Heading2"/>
       </w:pPr>
-      <w:bookmarkStart w:id="9" w:name="_Toc509165836"/>
+      <w:bookmarkStart w:id="10" w:name="_Toc509165836"/>
       <w:r>
         <w:t>What are the system requirements</w:t>
       </w:r>
@@ -4907,9 +4914,17 @@
         <w:fldChar w:fldCharType="end"/>
       </w:r>
       <w:r>
-        <w:t xml:space="preserve"> to run 9-Tap?</w:t>
-      </w:r>
-      <w:bookmarkEnd w:id="9"/>
+        <w:t xml:space="preserve"> </w:t>
+      </w:r>
+      <w:proofErr w:type="gramStart"/>
+      <w:r>
+        <w:t>to</w:t>
+      </w:r>
+      <w:proofErr w:type="gramEnd"/>
+      <w:r>
+        <w:t xml:space="preserve"> run 9-Tap?</w:t>
+      </w:r>
+      <w:bookmarkEnd w:id="10"/>
     </w:p>
     <w:p>
       <w:pPr>
@@ -4944,7 +4959,7 @@
       <w:pPr>
         <w:pStyle w:val="Heading2"/>
       </w:pPr>
-      <w:bookmarkStart w:id="10" w:name="_Toc509165837"/>
+      <w:bookmarkStart w:id="11" w:name="_Toc509165837"/>
       <w:r>
         <w:t>How do I install 9-Tap</w:t>
       </w:r>
@@ -4968,7 +4983,15 @@
           <w:b/>
           <w:bCs/>
         </w:rPr>
-        <w:t>Error! Bookmark not defined.</w:t>
+        <w:t xml:space="preserve">Error! Bookmark not </w:t>
+      </w:r>
+      <w:proofErr w:type="gramStart"/>
+      <w:r>
+        <w:rPr>
+          <w:b/>
+          <w:bCs/>
+        </w:rPr>
+        <w:t>defined.</w:t>
       </w:r>
       <w:r>
         <w:fldChar w:fldCharType="end"/>
@@ -4976,7 +4999,8 @@
       <w:r>
         <w:t>?</w:t>
       </w:r>
-      <w:bookmarkEnd w:id="10"/>
+      <w:bookmarkEnd w:id="11"/>
+      <w:proofErr w:type="gramEnd"/>
     </w:p>
     <w:p>
       <w:pPr>
@@ -5095,7 +5119,15 @@
         <w:t>o</w:t>
       </w:r>
       <w:r>
-        <w:t>se another. If you don’t want a Start Menu folder to be created check the box “Do Not Create A Start Menu Folder”. Once you are satisfied with your selection click the “Next” button to continue.</w:t>
+        <w:t xml:space="preserve">se another. If you don’t want a Start Menu folder to be created check the box “Do Not Create </w:t>
+      </w:r>
+      <w:proofErr w:type="gramStart"/>
+      <w:r>
+        <w:t>A</w:t>
+      </w:r>
+      <w:proofErr w:type="gramEnd"/>
+      <w:r>
+        <w:t xml:space="preserve"> Start Menu Folder”. Once you are satisfied with your selection click the “Next” button to continue.</w:t>
       </w:r>
     </w:p>
     <w:p>
@@ -5252,7 +5284,15 @@
         <w:t>o</w:t>
       </w:r>
       <w:r>
-        <w:t>se another. If you don’t want a Start Menu folder to be created check the box “Do Not Create A Start Menu Folder”. Once you are satisfied with your selection click the “Next” button to continue.</w:t>
+        <w:t xml:space="preserve">se another. If you don’t want a Start Menu folder to be created check the box “Do Not Create </w:t>
+      </w:r>
+      <w:proofErr w:type="gramStart"/>
+      <w:r>
+        <w:t>A</w:t>
+      </w:r>
+      <w:proofErr w:type="gramEnd"/>
+      <w:r>
+        <w:t xml:space="preserve"> Start Menu Folder”. Once you are satisfied with your selection click the “Next” button to continue.</w:t>
       </w:r>
     </w:p>
     <w:p>
@@ -5301,11 +5341,11 @@
       <w:pPr>
         <w:pStyle w:val="Heading2"/>
       </w:pPr>
-      <w:bookmarkStart w:id="11" w:name="_Toc509165838"/>
+      <w:bookmarkStart w:id="12" w:name="_Toc509165838"/>
       <w:r>
         <w:t>How do I Launch 9-Tap?</w:t>
       </w:r>
-      <w:bookmarkEnd w:id="11"/>
+      <w:bookmarkEnd w:id="12"/>
     </w:p>
     <w:p>
       <w:pPr>
@@ -5328,7 +5368,7 @@
       <w:pPr>
         <w:pStyle w:val="Heading2"/>
       </w:pPr>
-      <w:bookmarkStart w:id="12" w:name="_Toc509165839"/>
+      <w:bookmarkStart w:id="13" w:name="_Toc509165839"/>
       <w:r>
         <w:lastRenderedPageBreak/>
         <w:t>How do I import existing</w:t>
@@ -5359,9 +5399,17 @@
         <w:fldChar w:fldCharType="end"/>
       </w:r>
       <w:r>
-        <w:t xml:space="preserve"> members?</w:t>
-      </w:r>
-      <w:bookmarkEnd w:id="12"/>
+        <w:t xml:space="preserve"> </w:t>
+      </w:r>
+      <w:proofErr w:type="gramStart"/>
+      <w:r>
+        <w:t>members</w:t>
+      </w:r>
+      <w:proofErr w:type="gramEnd"/>
+      <w:r>
+        <w:t>?</w:t>
+      </w:r>
+      <w:bookmarkEnd w:id="13"/>
     </w:p>
     <w:p>
       <w:pPr>
@@ -5411,7 +5459,15 @@
         <w:fldChar w:fldCharType="end"/>
       </w:r>
       <w:r>
-        <w:t xml:space="preserve"> screen, </w:t>
+        <w:t xml:space="preserve"> </w:t>
+      </w:r>
+      <w:proofErr w:type="gramStart"/>
+      <w:r>
+        <w:t>screen</w:t>
+      </w:r>
+      <w:proofErr w:type="gramEnd"/>
+      <w:r>
+        <w:t xml:space="preserve">, </w:t>
       </w:r>
       <w:r>
         <w:t>f</w:t>
@@ -5433,11 +5489,11 @@
       <w:pPr>
         <w:pStyle w:val="Heading2"/>
       </w:pPr>
-      <w:bookmarkStart w:id="13" w:name="_Toc509165840"/>
+      <w:bookmarkStart w:id="14" w:name="_Toc509165840"/>
       <w:r>
         <w:t>How do I enter a new player?</w:t>
       </w:r>
-      <w:bookmarkEnd w:id="13"/>
+      <w:bookmarkEnd w:id="14"/>
     </w:p>
     <w:p>
       <w:pPr>
@@ -5487,7 +5543,15 @@
         <w:fldChar w:fldCharType="end"/>
       </w:r>
       <w:r>
-        <w:t xml:space="preserve"> screen, Click </w:t>
+        <w:t xml:space="preserve"> </w:t>
+      </w:r>
+      <w:proofErr w:type="gramStart"/>
+      <w:r>
+        <w:t>screen</w:t>
+      </w:r>
+      <w:proofErr w:type="gramEnd"/>
+      <w:r>
+        <w:t xml:space="preserve">, Click </w:t>
       </w:r>
       <w:r>
         <w:t>“New” button.</w:t>
@@ -5512,11 +5576,11 @@
       <w:pPr>
         <w:pStyle w:val="Heading2"/>
       </w:pPr>
-      <w:bookmarkStart w:id="14" w:name="_Toc509165841"/>
+      <w:bookmarkStart w:id="15" w:name="_Toc509165841"/>
       <w:r>
         <w:t>How do I create a tournament?</w:t>
       </w:r>
-      <w:bookmarkEnd w:id="14"/>
+      <w:bookmarkEnd w:id="15"/>
     </w:p>
     <w:p>
       <w:pPr>
@@ -5566,7 +5630,15 @@
         <w:fldChar w:fldCharType="end"/>
       </w:r>
       <w:r>
-        <w:t xml:space="preserve"> screen, </w:t>
+        <w:t xml:space="preserve"> </w:t>
+      </w:r>
+      <w:proofErr w:type="gramStart"/>
+      <w:r>
+        <w:t>screen</w:t>
+      </w:r>
+      <w:proofErr w:type="gramEnd"/>
+      <w:r>
+        <w:t xml:space="preserve">, </w:t>
       </w:r>
       <w:r>
         <w:t xml:space="preserve">click on the </w:t>
@@ -5652,11 +5724,11 @@
       <w:pPr>
         <w:pStyle w:val="Heading2"/>
       </w:pPr>
-      <w:bookmarkStart w:id="15" w:name="_Toc509165842"/>
+      <w:bookmarkStart w:id="16" w:name="_Toc509165842"/>
       <w:r>
         <w:t>How do I enter a bowler’s scores?</w:t>
       </w:r>
-      <w:bookmarkEnd w:id="15"/>
+      <w:bookmarkEnd w:id="16"/>
     </w:p>
     <w:p>
       <w:pPr>
@@ -5706,7 +5778,15 @@
         <w:fldChar w:fldCharType="end"/>
       </w:r>
       <w:r>
-        <w:t xml:space="preserve"> screen, in the Tournament Files section, select </w:t>
+        <w:t xml:space="preserve"> </w:t>
+      </w:r>
+      <w:proofErr w:type="gramStart"/>
+      <w:r>
+        <w:t>screen</w:t>
+      </w:r>
+      <w:proofErr w:type="gramEnd"/>
+      <w:r>
+        <w:t xml:space="preserve">, in the Tournament Files section, select </w:t>
       </w:r>
       <w:r>
         <w:t>a</w:t>
@@ -5880,7 +5960,7 @@
           <w:szCs w:val="32"/>
         </w:rPr>
       </w:pPr>
-      <w:bookmarkStart w:id="16" w:name="_Toc509165843"/>
+      <w:bookmarkStart w:id="17" w:name="_Toc509165843"/>
       <w:r>
         <w:rPr>
           <w:szCs w:val="32"/>
@@ -5888,7 +5968,7 @@
         <w:lastRenderedPageBreak/>
         <w:t>Main Menu</w:t>
       </w:r>
-      <w:bookmarkEnd w:id="16"/>
+      <w:bookmarkEnd w:id="17"/>
       <w:r>
         <w:rPr>
           <w:szCs w:val="32"/>
@@ -6013,56 +6093,40 @@
           <w:b/>
           <w:bCs/>
         </w:rPr>
-        <w:t>Error! Bookmark not defined.</w:t>
-      </w:r>
-      <w:r>
-        <w:fldChar w:fldCharType="end"/>
-      </w:r>
-      <w:r>
-        <w:t>, button and tab. Member Scores</w:t>
-      </w:r>
-      <w:r>
-        <w:fldChar w:fldCharType="begin"/>
-      </w:r>
-      <w:r>
-        <w:instrText xml:space="preserve"> XE "</w:instrText>
-      </w:r>
-      <w:r>
-        <w:instrText>Member Scores</w:instrText>
-      </w:r>
-      <w:r>
-        <w:instrText xml:space="preserve">" </w:instrText>
-      </w:r>
-      <w:r>
-        <w:fldChar w:fldCharType="end"/>
-      </w:r>
-      <w:r>
-        <w:fldChar w:fldCharType="begin"/>
-      </w:r>
-      <w:r>
-        <w:instrText xml:space="preserve"> E "</w:instrText>
-      </w:r>
-      <w:r>
-        <w:instrText>Member Scores</w:instrText>
-      </w:r>
-      <w:r>
-        <w:instrText xml:space="preserve">" </w:instrText>
-      </w:r>
-      <w:r>
-        <w:fldChar w:fldCharType="separate"/>
-      </w:r>
+        <w:t xml:space="preserve">Error! Bookmark not </w:t>
+      </w:r>
+      <w:proofErr w:type="gramStart"/>
       <w:r>
         <w:rPr>
           <w:b/>
           <w:bCs/>
         </w:rPr>
-        <w:t>Error! Bookmark not defined.</w:t>
-      </w:r>
-      <w:r>
-        <w:fldChar w:fldCharType="end"/>
-      </w:r>
-      <w:r>
-        <w:t>, button and tab. The About</w:t>
+        <w:t>defined.</w:t>
+      </w:r>
+      <w:r>
+        <w:fldChar w:fldCharType="end"/>
+      </w:r>
+      <w:r>
+        <w:t>,</w:t>
+      </w:r>
+      <w:proofErr w:type="gramEnd"/>
+      <w:r>
+        <w:t xml:space="preserve"> button and tab. Member Scores</w:t>
+      </w:r>
+      <w:r>
+        <w:fldChar w:fldCharType="begin"/>
+      </w:r>
+      <w:r>
+        <w:instrText xml:space="preserve"> XE "</w:instrText>
+      </w:r>
+      <w:r>
+        <w:instrText>Member Scores</w:instrText>
+      </w:r>
+      <w:r>
+        <w:instrText xml:space="preserve">" </w:instrText>
+      </w:r>
+      <w:r>
+        <w:fldChar w:fldCharType="end"/>
       </w:r>
       <w:r>
         <w:fldChar w:fldCharType="begin"/>
@@ -6071,7 +6135,7 @@
         <w:instrText xml:space="preserve"> E "</w:instrText>
       </w:r>
       <w:r>
-        <w:instrText>About</w:instrText>
+        <w:instrText>Member Scores</w:instrText>
       </w:r>
       <w:r>
         <w:instrText xml:space="preserve">" </w:instrText>
@@ -6084,71 +6148,25 @@
           <w:b/>
           <w:bCs/>
         </w:rPr>
-        <w:t>Error! Bookmark not defined.</w:t>
-      </w:r>
-      <w:r>
-        <w:fldChar w:fldCharType="end"/>
-      </w:r>
-      <w:r>
-        <w:t xml:space="preserve"> and Exit</w:t>
-      </w:r>
-      <w:r>
-        <w:fldChar w:fldCharType="begin"/>
-      </w:r>
-      <w:r>
-        <w:instrText xml:space="preserve"> XE "</w:instrText>
-      </w:r>
-      <w:r>
-        <w:instrText>Exit</w:instrText>
-      </w:r>
-      <w:r>
-        <w:instrText xml:space="preserve">" </w:instrText>
-      </w:r>
-      <w:r>
-        <w:fldChar w:fldCharType="end"/>
-      </w:r>
-      <w:r>
-        <w:fldChar w:fldCharType="begin"/>
-      </w:r>
-      <w:r>
-        <w:instrText xml:space="preserve"> E "</w:instrText>
-      </w:r>
-      <w:r>
-        <w:instrText>Exit</w:instrText>
-      </w:r>
-      <w:r>
-        <w:instrText xml:space="preserve">" </w:instrText>
-      </w:r>
-      <w:r>
-        <w:fldChar w:fldCharType="separate"/>
-      </w:r>
+        <w:t xml:space="preserve">Error! Bookmark not </w:t>
+      </w:r>
+      <w:proofErr w:type="gramStart"/>
       <w:r>
         <w:rPr>
           <w:b/>
           <w:bCs/>
         </w:rPr>
-        <w:t>Error! Bookmark not defined.</w:t>
-      </w:r>
-      <w:r>
-        <w:fldChar w:fldCharType="end"/>
-      </w:r>
-      <w:r>
-        <w:t xml:space="preserve"> buttons. The Region</w:t>
-      </w:r>
-      <w:r>
-        <w:fldChar w:fldCharType="begin"/>
-      </w:r>
-      <w:r>
-        <w:instrText xml:space="preserve"> XE "</w:instrText>
-      </w:r>
-      <w:r>
-        <w:instrText>Region</w:instrText>
-      </w:r>
-      <w:r>
-        <w:instrText xml:space="preserve">" </w:instrText>
-      </w:r>
-      <w:r>
-        <w:fldChar w:fldCharType="end"/>
+        <w:t>defined.</w:t>
+      </w:r>
+      <w:r>
+        <w:fldChar w:fldCharType="end"/>
+      </w:r>
+      <w:r>
+        <w:t>,</w:t>
+      </w:r>
+      <w:proofErr w:type="gramEnd"/>
+      <w:r>
+        <w:t xml:space="preserve"> button and tab. The About</w:t>
       </w:r>
       <w:r>
         <w:fldChar w:fldCharType="begin"/>
@@ -6157,7 +6175,7 @@
         <w:instrText xml:space="preserve"> E "</w:instrText>
       </w:r>
       <w:r>
-        <w:instrText>Region</w:instrText>
+        <w:instrText>About</w:instrText>
       </w:r>
       <w:r>
         <w:instrText xml:space="preserve">" </w:instrText>
@@ -6176,7 +6194,15 @@
         <w:fldChar w:fldCharType="end"/>
       </w:r>
       <w:r>
-        <w:t xml:space="preserve"> picker. And the “Add Region</w:t>
+        <w:t xml:space="preserve"> </w:t>
+      </w:r>
+      <w:proofErr w:type="gramStart"/>
+      <w:r>
+        <w:t>and</w:t>
+      </w:r>
+      <w:proofErr w:type="gramEnd"/>
+      <w:r>
+        <w:t xml:space="preserve"> Exit</w:t>
       </w:r>
       <w:r>
         <w:fldChar w:fldCharType="begin"/>
@@ -6185,6 +6211,108 @@
         <w:instrText xml:space="preserve"> XE "</w:instrText>
       </w:r>
       <w:r>
+        <w:instrText>Exit</w:instrText>
+      </w:r>
+      <w:r>
+        <w:instrText xml:space="preserve">" </w:instrText>
+      </w:r>
+      <w:r>
+        <w:fldChar w:fldCharType="end"/>
+      </w:r>
+      <w:r>
+        <w:fldChar w:fldCharType="begin"/>
+      </w:r>
+      <w:r>
+        <w:instrText xml:space="preserve"> E "</w:instrText>
+      </w:r>
+      <w:r>
+        <w:instrText>Exit</w:instrText>
+      </w:r>
+      <w:r>
+        <w:instrText xml:space="preserve">" </w:instrText>
+      </w:r>
+      <w:r>
+        <w:fldChar w:fldCharType="separate"/>
+      </w:r>
+      <w:r>
+        <w:rPr>
+          <w:b/>
+          <w:bCs/>
+        </w:rPr>
+        <w:t>Error! Bookmark not defined.</w:t>
+      </w:r>
+      <w:r>
+        <w:fldChar w:fldCharType="end"/>
+      </w:r>
+      <w:r>
+        <w:t xml:space="preserve"> </w:t>
+      </w:r>
+      <w:proofErr w:type="gramStart"/>
+      <w:r>
+        <w:t>buttons</w:t>
+      </w:r>
+      <w:proofErr w:type="gramEnd"/>
+      <w:r>
+        <w:t>. The Region</w:t>
+      </w:r>
+      <w:r>
+        <w:fldChar w:fldCharType="begin"/>
+      </w:r>
+      <w:r>
+        <w:instrText xml:space="preserve"> XE "</w:instrText>
+      </w:r>
+      <w:r>
+        <w:instrText>Region</w:instrText>
+      </w:r>
+      <w:r>
+        <w:instrText xml:space="preserve">" </w:instrText>
+      </w:r>
+      <w:r>
+        <w:fldChar w:fldCharType="end"/>
+      </w:r>
+      <w:r>
+        <w:fldChar w:fldCharType="begin"/>
+      </w:r>
+      <w:r>
+        <w:instrText xml:space="preserve"> E "</w:instrText>
+      </w:r>
+      <w:r>
+        <w:instrText>Region</w:instrText>
+      </w:r>
+      <w:r>
+        <w:instrText xml:space="preserve">" </w:instrText>
+      </w:r>
+      <w:r>
+        <w:fldChar w:fldCharType="separate"/>
+      </w:r>
+      <w:r>
+        <w:rPr>
+          <w:b/>
+          <w:bCs/>
+        </w:rPr>
+        <w:t>Error! Bookmark not defined.</w:t>
+      </w:r>
+      <w:r>
+        <w:fldChar w:fldCharType="end"/>
+      </w:r>
+      <w:r>
+        <w:t xml:space="preserve"> </w:t>
+      </w:r>
+      <w:proofErr w:type="gramStart"/>
+      <w:r>
+        <w:t>picker</w:t>
+      </w:r>
+      <w:proofErr w:type="gramEnd"/>
+      <w:r>
+        <w:t>. And the “Add Region</w:t>
+      </w:r>
+      <w:r>
+        <w:fldChar w:fldCharType="begin"/>
+      </w:r>
+      <w:r>
+        <w:instrText xml:space="preserve"> XE "</w:instrText>
+      </w:r>
+      <w:r>
         <w:instrText>Add Region</w:instrText>
       </w:r>
       <w:r>
@@ -6207,7 +6335,7 @@
           <w:noProof/>
         </w:rPr>
         <w:drawing>
-          <wp:inline distT="0" distB="0" distL="0" distR="0">
+          <wp:inline distT="0" distB="0" distL="0" distR="0" wp14:anchorId="03D27295" wp14:editId="3B82738E">
             <wp:extent cx="4883150" cy="2623280"/>
             <wp:effectExtent l="0" t="0" r="0" b="5715"/>
             <wp:docPr id="4" name="Picture 4"/>
@@ -6329,12 +6457,12 @@
       <w:pPr>
         <w:pStyle w:val="Heading1"/>
       </w:pPr>
-      <w:bookmarkStart w:id="17" w:name="_Toc509165844"/>
+      <w:bookmarkStart w:id="18" w:name="_Toc509165844"/>
       <w:r>
         <w:lastRenderedPageBreak/>
         <w:t>Member Info</w:t>
       </w:r>
-      <w:bookmarkEnd w:id="17"/>
+      <w:bookmarkEnd w:id="18"/>
       <w:r>
         <w:fldChar w:fldCharType="begin"/>
       </w:r>
@@ -6425,7 +6553,15 @@
         <w:fldChar w:fldCharType="end"/>
       </w:r>
       <w:r>
-        <w:t xml:space="preserve"> screen is where new players are entered</w:t>
+        <w:t xml:space="preserve"> </w:t>
+      </w:r>
+      <w:proofErr w:type="gramStart"/>
+      <w:r>
+        <w:t>screen</w:t>
+      </w:r>
+      <w:proofErr w:type="gramEnd"/>
+      <w:r>
+        <w:t xml:space="preserve"> is where new players are entered</w:t>
       </w:r>
       <w:r>
         <w:t>; member information is updated; and member information can be imported from Excel files</w:t>
@@ -6447,7 +6583,7 @@
           <w:noProof/>
         </w:rPr>
         <w:drawing>
-          <wp:inline distT="0" distB="0" distL="0" distR="0" wp14:anchorId="311BC661" wp14:editId="11963595">
+          <wp:inline distT="0" distB="0" distL="0" distR="0" wp14:anchorId="1697D59F" wp14:editId="59EAEFBB">
             <wp:extent cx="4448175" cy="3980962"/>
             <wp:effectExtent l="0" t="0" r="0" b="635"/>
             <wp:docPr id="19" name="Picture 19" descr="The form where member information is entered and edited." title="member info form"/>
@@ -6520,7 +6656,7 @@
       <w:pPr>
         <w:pStyle w:val="Heading3"/>
       </w:pPr>
-      <w:bookmarkStart w:id="18" w:name="_Toc509165845"/>
+      <w:bookmarkStart w:id="19" w:name="_Toc509165845"/>
       <w:r>
         <w:t>Import</w:t>
       </w:r>
@@ -6558,7 +6694,7 @@
       <w:r>
         <w:t>Member</w:t>
       </w:r>
-      <w:bookmarkEnd w:id="18"/>
+      <w:bookmarkEnd w:id="19"/>
       <w:r>
         <w:fldChar w:fldCharType="begin"/>
       </w:r>
@@ -6683,11 +6819,11 @@
       <w:pPr>
         <w:pStyle w:val="Heading3"/>
       </w:pPr>
-      <w:bookmarkStart w:id="19" w:name="_Toc509165846"/>
+      <w:bookmarkStart w:id="20" w:name="_Toc509165846"/>
       <w:r>
         <w:t>New Members</w:t>
       </w:r>
-      <w:bookmarkEnd w:id="19"/>
+      <w:bookmarkEnd w:id="20"/>
       <w:r>
         <w:fldChar w:fldCharType="begin"/>
       </w:r>
@@ -6778,7 +6914,15 @@
         <w:fldChar w:fldCharType="end"/>
       </w:r>
       <w:r>
-        <w:t xml:space="preserve"> screen. Click the “New” button in the Record</w:t>
+        <w:t xml:space="preserve"> </w:t>
+      </w:r>
+      <w:proofErr w:type="gramStart"/>
+      <w:r>
+        <w:t>screen</w:t>
+      </w:r>
+      <w:proofErr w:type="gramEnd"/>
+      <w:r>
+        <w:t>. Click the “New” button in the Record</w:t>
       </w:r>
       <w:r>
         <w:fldChar w:fldCharType="begin"/>
@@ -6836,7 +6980,15 @@
         <w:fldChar w:fldCharType="end"/>
       </w:r>
       <w:r>
-        <w:t xml:space="preserve"> field, then hit tab. enter the member’s first name in the First Name</w:t>
+        <w:t xml:space="preserve"> </w:t>
+      </w:r>
+      <w:proofErr w:type="gramStart"/>
+      <w:r>
+        <w:t>field</w:t>
+      </w:r>
+      <w:proofErr w:type="gramEnd"/>
+      <w:r>
+        <w:t>, then hit tab. enter the member’s first name in the First Name</w:t>
       </w:r>
       <w:r>
         <w:fldChar w:fldCharType="begin"/>
@@ -6864,7 +7016,15 @@
         <w:fldChar w:fldCharType="end"/>
       </w:r>
       <w:r>
-        <w:t xml:space="preserve"> field, then hit tab</w:t>
+        <w:t xml:space="preserve"> </w:t>
+      </w:r>
+      <w:proofErr w:type="gramStart"/>
+      <w:r>
+        <w:t>field</w:t>
+      </w:r>
+      <w:proofErr w:type="gramEnd"/>
+      <w:r>
+        <w:t>, then hit tab</w:t>
       </w:r>
       <w:r>
         <w:t>.</w:t>
@@ -6941,13 +7101,29 @@
         <w:fldChar w:fldCharType="end"/>
       </w:r>
       <w:r>
-        <w:t xml:space="preserve"> field. To enter the member average from elsewhere, she has to have proof of it, </w:t>
+        <w:t xml:space="preserve"> </w:t>
+      </w:r>
+      <w:proofErr w:type="gramStart"/>
+      <w:r>
+        <w:t>field</w:t>
+      </w:r>
+      <w:proofErr w:type="gramEnd"/>
+      <w:r>
+        <w:t xml:space="preserve">. To enter the member average from elsewhere, she has to have proof of it, </w:t>
       </w:r>
       <w:r>
         <w:t>for example:</w:t>
       </w:r>
       <w:r>
-        <w:t xml:space="preserve"> her published average from another league. Tab through until you are in the Status box. Choose if the member is inactive or active. If the member is 55 years old or older, check the “Senior” box. In the gender box, select the member’s gender. Enter the date of the member’s last payment. Enter any notes in the note field, if applicable. Click “Save”. The new member is now added to the member database. Note: Last name and first name are required fields.</w:t>
+        <w:t xml:space="preserve"> her published average from another league. Tab through until you are in the Status box. Choose if the member is inactive or active. If the member is 55 years old or older, check the “</w:t>
+      </w:r>
+      <w:proofErr w:type="gramStart"/>
+      <w:r>
+        <w:t>Senior</w:t>
+      </w:r>
+      <w:proofErr w:type="gramEnd"/>
+      <w:r>
+        <w:t>” box. In the gender box, select the member’s gender. Enter the date of the member’s last payment. Enter any notes in the note field, if applicable. Click “Save”. The new member is now added to the member database. Note: Last name and first name are required fields.</w:t>
       </w:r>
     </w:p>
     <w:p>
@@ -6960,7 +7136,7 @@
           <w:noProof/>
         </w:rPr>
         <w:drawing>
-          <wp:inline distT="0" distB="0" distL="0" distR="0">
+          <wp:inline distT="0" distB="0" distL="0" distR="0" wp14:anchorId="24FBB0E7" wp14:editId="66BE4AD5">
             <wp:extent cx="4448175" cy="3980962"/>
             <wp:effectExtent l="0" t="0" r="0" b="635"/>
             <wp:docPr id="5" name="Picture 5" descr="The form where member information is entered and edited." title="member info form"/>
@@ -7033,14 +7209,14 @@
       <w:pPr>
         <w:pStyle w:val="Heading3"/>
       </w:pPr>
-      <w:bookmarkStart w:id="20" w:name="_Toc509165847"/>
+      <w:bookmarkStart w:id="21" w:name="_Toc509165847"/>
       <w:r>
         <w:t xml:space="preserve">Updating </w:t>
       </w:r>
       <w:r>
         <w:t>Members</w:t>
       </w:r>
-      <w:bookmarkEnd w:id="20"/>
+      <w:bookmarkEnd w:id="21"/>
       <w:r>
         <w:fldChar w:fldCharType="begin"/>
       </w:r>
@@ -7191,7 +7367,15 @@
         <w:fldChar w:fldCharType="end"/>
       </w:r>
       <w:r>
-        <w:t xml:space="preserve"> screen. Make updates to the member’s information. Then click “Save”. The updates will be saved to the member database.</w:t>
+        <w:t xml:space="preserve"> </w:t>
+      </w:r>
+      <w:proofErr w:type="gramStart"/>
+      <w:r>
+        <w:t>screen</w:t>
+      </w:r>
+      <w:proofErr w:type="gramEnd"/>
+      <w:r>
+        <w:t>. Make updates to the member’s information. Then click “Save”. The updates will be saved to the member database.</w:t>
       </w:r>
     </w:p>
     <w:p>
@@ -7201,14 +7385,14 @@
           <w:szCs w:val="20"/>
         </w:rPr>
       </w:pPr>
-      <w:bookmarkStart w:id="21" w:name="_Toc509165848"/>
+      <w:bookmarkStart w:id="22" w:name="_Toc509165848"/>
       <w:r>
         <w:rPr>
           <w:szCs w:val="20"/>
         </w:rPr>
         <w:t>Stats</w:t>
       </w:r>
-      <w:bookmarkEnd w:id="21"/>
+      <w:bookmarkEnd w:id="22"/>
       <w:r>
         <w:rPr>
           <w:szCs w:val="20"/>
@@ -7344,7 +7528,7 @@
           <w:noProof/>
         </w:rPr>
         <w:drawing>
-          <wp:inline distT="0" distB="0" distL="0" distR="0">
+          <wp:inline distT="0" distB="0" distL="0" distR="0" wp14:anchorId="2D49C112" wp14:editId="01809467">
             <wp:extent cx="4905375" cy="2844352"/>
             <wp:effectExtent l="0" t="0" r="0" b="0"/>
             <wp:docPr id="7" name="Picture 7"/>
@@ -7466,7 +7650,7 @@
           <w:szCs w:val="20"/>
         </w:rPr>
       </w:pPr>
-      <w:bookmarkStart w:id="22" w:name="_Toc509165849"/>
+      <w:bookmarkStart w:id="23" w:name="_Toc509165849"/>
       <w:r>
         <w:rPr>
           <w:szCs w:val="20"/>
@@ -7474,7 +7658,7 @@
         <w:lastRenderedPageBreak/>
         <w:t>Member Search</w:t>
       </w:r>
-      <w:bookmarkEnd w:id="22"/>
+      <w:bookmarkEnd w:id="23"/>
       <w:r>
         <w:rPr>
           <w:szCs w:val="20"/>
@@ -7610,7 +7794,7 @@
           <w:noProof/>
         </w:rPr>
         <w:drawing>
-          <wp:inline distT="0" distB="0" distL="0" distR="0">
+          <wp:inline distT="0" distB="0" distL="0" distR="0" wp14:anchorId="3CC9E41F" wp14:editId="284155A7">
             <wp:extent cx="4883150" cy="3178175"/>
             <wp:effectExtent l="0" t="0" r="0" b="3175"/>
             <wp:docPr id="8" name="Picture 8"/>
@@ -7656,7 +7840,7 @@
           <w:noProof/>
         </w:rPr>
         <w:drawing>
-          <wp:inline distT="0" distB="0" distL="0" distR="0">
+          <wp:inline distT="0" distB="0" distL="0" distR="0" wp14:anchorId="6D7FA52F" wp14:editId="54F0DAC8">
             <wp:extent cx="4883150" cy="3164840"/>
             <wp:effectExtent l="0" t="0" r="0" b="0"/>
             <wp:docPr id="9" name="Picture 9"/>
@@ -7725,7 +7909,7 @@
           <w:szCs w:val="20"/>
         </w:rPr>
       </w:pPr>
-      <w:bookmarkStart w:id="23" w:name="_Toc509165850"/>
+      <w:bookmarkStart w:id="24" w:name="_Toc509165850"/>
       <w:r>
         <w:rPr>
           <w:szCs w:val="20"/>
@@ -7733,7 +7917,7 @@
         <w:lastRenderedPageBreak/>
         <w:t>Print Recaps</w:t>
       </w:r>
-      <w:bookmarkEnd w:id="23"/>
+      <w:bookmarkEnd w:id="24"/>
       <w:r>
         <w:rPr>
           <w:szCs w:val="20"/>
@@ -7825,7 +8009,7 @@
           <w:noProof/>
         </w:rPr>
         <w:drawing>
-          <wp:inline distT="0" distB="0" distL="0" distR="0">
+          <wp:inline distT="0" distB="0" distL="0" distR="0" wp14:anchorId="37061B46" wp14:editId="0051267F">
             <wp:extent cx="2628900" cy="2000755"/>
             <wp:effectExtent l="0" t="0" r="0" b="0"/>
             <wp:docPr id="10" name="Picture 10"/>
@@ -7871,7 +8055,7 @@
           <w:noProof/>
         </w:rPr>
         <w:drawing>
-          <wp:inline distT="0" distB="0" distL="0" distR="0" wp14:anchorId="313672C7" wp14:editId="10DE0174">
+          <wp:inline distT="0" distB="0" distL="0" distR="0" wp14:anchorId="443E965A" wp14:editId="301AC7B9">
             <wp:extent cx="1590632" cy="2000422"/>
             <wp:effectExtent l="0" t="0" r="0" b="0"/>
             <wp:docPr id="2" name="Picture 2"/>
@@ -7933,7 +8117,15 @@
         <w:t>: basic printer dialog</w:t>
       </w:r>
       <w:r>
-        <w:t>, Print By Date form.</w:t>
+        <w:t xml:space="preserve">, Print </w:t>
+      </w:r>
+      <w:proofErr w:type="gramStart"/>
+      <w:r>
+        <w:t>By</w:t>
+      </w:r>
+      <w:proofErr w:type="gramEnd"/>
+      <w:r>
+        <w:t xml:space="preserve"> Date form.</w:t>
       </w:r>
     </w:p>
     <w:p>
@@ -7943,14 +8135,14 @@
           <w:szCs w:val="20"/>
         </w:rPr>
       </w:pPr>
-      <w:bookmarkStart w:id="24" w:name="_Toc509165851"/>
+      <w:bookmarkStart w:id="25" w:name="_Toc509165851"/>
       <w:r>
         <w:rPr>
           <w:szCs w:val="20"/>
         </w:rPr>
         <w:t>Import</w:t>
       </w:r>
-      <w:bookmarkEnd w:id="24"/>
+      <w:bookmarkEnd w:id="25"/>
       <w:r>
         <w:rPr>
           <w:szCs w:val="20"/>
@@ -8055,7 +8247,7 @@
           <w:noProof/>
         </w:rPr>
         <w:drawing>
-          <wp:inline distT="0" distB="0" distL="0" distR="0">
+          <wp:inline distT="0" distB="0" distL="0" distR="0" wp14:anchorId="0E6CE1F2" wp14:editId="0224BD4F">
             <wp:extent cx="4883150" cy="2945765"/>
             <wp:effectExtent l="0" t="0" r="0" b="6985"/>
             <wp:docPr id="12" name="Picture 12"/>
@@ -8121,12 +8313,12 @@
       <w:pPr>
         <w:pStyle w:val="Heading1"/>
       </w:pPr>
-      <w:bookmarkStart w:id="25" w:name="_Toc509165852"/>
+      <w:bookmarkStart w:id="26" w:name="_Toc509165852"/>
       <w:r>
         <w:lastRenderedPageBreak/>
         <w:t>Member Scores</w:t>
       </w:r>
-      <w:bookmarkEnd w:id="25"/>
+      <w:bookmarkEnd w:id="26"/>
       <w:r>
         <w:fldChar w:fldCharType="begin"/>
       </w:r>
@@ -8180,7 +8372,7 @@
           <w:noProof/>
         </w:rPr>
         <w:drawing>
-          <wp:inline distT="0" distB="0" distL="0" distR="0">
+          <wp:inline distT="0" distB="0" distL="0" distR="0" wp14:anchorId="567F429C" wp14:editId="6B2B3C61">
             <wp:extent cx="4858133" cy="4365206"/>
             <wp:effectExtent l="0" t="0" r="0" b="0"/>
             <wp:docPr id="6" name="Picture 6"/>
@@ -8398,7 +8590,7 @@
           <w:szCs w:val="20"/>
         </w:rPr>
       </w:pPr>
-      <w:bookmarkStart w:id="26" w:name="_Toc509165853"/>
+      <w:bookmarkStart w:id="27" w:name="_Toc509165853"/>
       <w:r>
         <w:rPr>
           <w:szCs w:val="20"/>
@@ -8406,7 +8598,7 @@
         <w:lastRenderedPageBreak/>
         <w:t>Tournament Stats</w:t>
       </w:r>
-      <w:bookmarkEnd w:id="26"/>
+      <w:bookmarkEnd w:id="27"/>
       <w:r>
         <w:rPr>
           <w:szCs w:val="20"/>
@@ -8556,7 +8748,7 @@
           <w:noProof/>
         </w:rPr>
         <w:drawing>
-          <wp:inline distT="0" distB="0" distL="0" distR="0">
+          <wp:inline distT="0" distB="0" distL="0" distR="0" wp14:anchorId="74B840AF" wp14:editId="5B9665B2">
             <wp:extent cx="4883150" cy="2634615"/>
             <wp:effectExtent l="0" t="0" r="0" b="0"/>
             <wp:docPr id="14" name="Picture 14"/>
@@ -8668,7 +8860,7 @@
           <w:szCs w:val="20"/>
         </w:rPr>
       </w:pPr>
-      <w:bookmarkStart w:id="27" w:name="_Toc509165854"/>
+      <w:bookmarkStart w:id="28" w:name="_Toc509165854"/>
       <w:r>
         <w:rPr>
           <w:szCs w:val="20"/>
@@ -8719,7 +8911,7 @@
         </w:rPr>
         <w:t xml:space="preserve"> By Tournament</w:t>
       </w:r>
-      <w:bookmarkEnd w:id="27"/>
+      <w:bookmarkEnd w:id="28"/>
       <w:r>
         <w:rPr>
           <w:szCs w:val="20"/>
@@ -8837,7 +9029,7 @@
           <w:noProof/>
         </w:rPr>
         <w:drawing>
-          <wp:inline distT="0" distB="0" distL="0" distR="0" wp14:anchorId="6CFDD092" wp14:editId="603770B7">
+          <wp:inline distT="0" distB="0" distL="0" distR="0" wp14:anchorId="33C83BB3" wp14:editId="23A71A4C">
             <wp:extent cx="2628900" cy="2000755"/>
             <wp:effectExtent l="0" t="0" r="0" b="0"/>
             <wp:docPr id="11" name="Picture 11"/>
@@ -8903,12 +9095,12 @@
       <w:pPr>
         <w:pStyle w:val="Heading2"/>
       </w:pPr>
-      <w:bookmarkStart w:id="28" w:name="_Toc509165855"/>
+      <w:bookmarkStart w:id="29" w:name="_Toc509165855"/>
       <w:r>
         <w:lastRenderedPageBreak/>
         <w:t>Tournament Place Standings</w:t>
       </w:r>
-      <w:bookmarkEnd w:id="28"/>
+      <w:bookmarkEnd w:id="29"/>
       <w:r>
         <w:fldChar w:fldCharType="begin"/>
       </w:r>
@@ -8986,7 +9178,7 @@
           <w:noProof/>
         </w:rPr>
         <w:drawing>
-          <wp:inline distT="0" distB="0" distL="0" distR="0">
+          <wp:inline distT="0" distB="0" distL="0" distR="0" wp14:anchorId="5CA88809" wp14:editId="4877A479">
             <wp:extent cx="4883150" cy="2475865"/>
             <wp:effectExtent l="0" t="0" r="0" b="635"/>
             <wp:docPr id="15" name="Picture 15"/>
@@ -9077,12 +9269,12 @@
       <w:pPr>
         <w:pStyle w:val="Heading2"/>
       </w:pPr>
-      <w:bookmarkStart w:id="29" w:name="_Toc509165856"/>
+      <w:bookmarkStart w:id="30" w:name="_Toc509165856"/>
       <w:r>
         <w:lastRenderedPageBreak/>
         <w:t>Create/Edit Tournament</w:t>
       </w:r>
-      <w:bookmarkEnd w:id="29"/>
+      <w:bookmarkEnd w:id="30"/>
       <w:r>
         <w:fldChar w:fldCharType="begin"/>
       </w:r>
@@ -9166,7 +9358,7 @@
           <w:noProof/>
         </w:rPr>
         <w:drawing>
-          <wp:inline distT="0" distB="0" distL="0" distR="0">
+          <wp:inline distT="0" distB="0" distL="0" distR="0" wp14:anchorId="30EDA2AE" wp14:editId="2786B631">
             <wp:extent cx="2829320" cy="5125165"/>
             <wp:effectExtent l="19050" t="19050" r="28575" b="18415"/>
             <wp:docPr id="16" name="Picture 16"/>
@@ -9274,11 +9466,11 @@
       <w:pPr>
         <w:pStyle w:val="Heading3"/>
       </w:pPr>
-      <w:bookmarkStart w:id="30" w:name="_Toc509165857"/>
+      <w:bookmarkStart w:id="31" w:name="_Toc509165857"/>
       <w:r>
         <w:t>To Update an Existing Tournament</w:t>
       </w:r>
-      <w:bookmarkEnd w:id="30"/>
+      <w:bookmarkEnd w:id="31"/>
     </w:p>
     <w:p>
       <w:pPr>
@@ -9362,11 +9554,11 @@
       <w:pPr>
         <w:pStyle w:val="Heading2"/>
       </w:pPr>
-      <w:bookmarkStart w:id="31" w:name="_Toc509165858"/>
+      <w:bookmarkStart w:id="32" w:name="_Toc509165858"/>
       <w:r>
         <w:t>Search Tournaments</w:t>
       </w:r>
-      <w:bookmarkEnd w:id="31"/>
+      <w:bookmarkEnd w:id="32"/>
       <w:r>
         <w:fldChar w:fldCharType="begin"/>
       </w:r>
@@ -9438,7 +9630,7 @@
           <w:noProof/>
         </w:rPr>
         <w:drawing>
-          <wp:inline distT="0" distB="0" distL="0" distR="0">
+          <wp:inline distT="0" distB="0" distL="0" distR="0" wp14:anchorId="76084C7D" wp14:editId="376B5DAF">
             <wp:extent cx="2311386" cy="3486150"/>
             <wp:effectExtent l="0" t="0" r="0" b="0"/>
             <wp:docPr id="17" name="Picture 17"/>
@@ -9484,7 +9676,7 @@
           <w:noProof/>
         </w:rPr>
         <w:drawing>
-          <wp:inline distT="0" distB="0" distL="0" distR="0">
+          <wp:inline distT="0" distB="0" distL="0" distR="0" wp14:anchorId="2CF5C93C" wp14:editId="6C35C149">
             <wp:extent cx="2466975" cy="3704508"/>
             <wp:effectExtent l="0" t="0" r="0" b="0"/>
             <wp:docPr id="18" name="Picture 18"/>
@@ -9550,11 +9742,11 @@
       <w:pPr>
         <w:pStyle w:val="Heading3"/>
       </w:pPr>
-      <w:bookmarkStart w:id="32" w:name="_Toc509165859"/>
+      <w:bookmarkStart w:id="33" w:name="_Toc509165859"/>
       <w:r>
         <w:t>Search by Location</w:t>
       </w:r>
-      <w:bookmarkEnd w:id="32"/>
+      <w:bookmarkEnd w:id="33"/>
       <w:r>
         <w:fldChar w:fldCharType="begin"/>
       </w:r>
@@ -9592,11 +9784,11 @@
       <w:pPr>
         <w:pStyle w:val="Heading3"/>
       </w:pPr>
-      <w:bookmarkStart w:id="33" w:name="_Toc509165860"/>
+      <w:bookmarkStart w:id="34" w:name="_Toc509165860"/>
       <w:r>
         <w:t>Search by Event</w:t>
       </w:r>
-      <w:bookmarkEnd w:id="33"/>
+      <w:bookmarkEnd w:id="34"/>
       <w:r>
         <w:fldChar w:fldCharType="begin"/>
       </w:r>
@@ -9650,11 +9842,11 @@
       <w:pPr>
         <w:pStyle w:val="Heading3"/>
       </w:pPr>
-      <w:bookmarkStart w:id="34" w:name="_Toc509165861"/>
+      <w:bookmarkStart w:id="35" w:name="_Toc509165861"/>
       <w:r>
         <w:t>Search by Date</w:t>
       </w:r>
-      <w:bookmarkEnd w:id="34"/>
+      <w:bookmarkEnd w:id="35"/>
       <w:r>
         <w:fldChar w:fldCharType="begin"/>
       </w:r>
@@ -9676,14 +9868,22 @@
         <w:pStyle w:val="BodyText"/>
       </w:pPr>
       <w:r>
-        <w:t>To find a tournament by date: Check the Date box. Pick the date range to search with the From and To date fields. Click “Search”. Choose the tournament you need from the list. Click “Accept”.</w:t>
+        <w:t xml:space="preserve">To find a tournament by date: Check the Date box. Pick the date range to search with the </w:t>
+      </w:r>
+      <w:proofErr w:type="gramStart"/>
+      <w:r>
+        <w:t>From</w:t>
+      </w:r>
+      <w:proofErr w:type="gramEnd"/>
+      <w:r>
+        <w:t xml:space="preserve"> and To date fields. Click “Search”. Choose the tournament you need from the list. Click “Accept”.</w:t>
       </w:r>
     </w:p>
     <w:p>
       <w:pPr>
         <w:pStyle w:val="Heading2"/>
       </w:pPr>
-      <w:bookmarkStart w:id="35" w:name="_Toc509165862"/>
+      <w:bookmarkStart w:id="36" w:name="_Toc509165862"/>
       <w:r>
         <w:lastRenderedPageBreak/>
         <w:t>List Tournaments</w:t>
@@ -9719,7 +9919,7 @@
       <w:r>
         <w:t>ear</w:t>
       </w:r>
-      <w:bookmarkEnd w:id="35"/>
+      <w:bookmarkEnd w:id="36"/>
       <w:r>
         <w:fldChar w:fldCharType="begin"/>
       </w:r>
@@ -9826,7 +10026,7 @@
           <w:noProof/>
         </w:rPr>
         <w:drawing>
-          <wp:inline distT="0" distB="0" distL="0" distR="0">
+          <wp:inline distT="0" distB="0" distL="0" distR="0" wp14:anchorId="6544FA17" wp14:editId="223B25D7">
             <wp:extent cx="2420909" cy="1562100"/>
             <wp:effectExtent l="0" t="0" r="0" b="0"/>
             <wp:docPr id="1" name="Picture 1"/>
@@ -9872,7 +10072,7 @@
           <w:noProof/>
         </w:rPr>
         <w:drawing>
-          <wp:inline distT="0" distB="0" distL="0" distR="0">
+          <wp:inline distT="0" distB="0" distL="0" distR="0" wp14:anchorId="522768A5" wp14:editId="4CE65CFB">
             <wp:extent cx="2420620" cy="1561843"/>
             <wp:effectExtent l="0" t="0" r="0" b="635"/>
             <wp:docPr id="25" name="Picture 25" descr="F:\cptc\2018-Winter\cpw205\UserManual9tapTour\9tapScreenShots\TournamentsByYear.PNG"/>
@@ -9966,18 +10166,26 @@
         <w:fldChar w:fldCharType="end"/>
       </w:r>
       <w:r>
-        <w:t xml:space="preserve"> by Year</w:t>
+        <w:t xml:space="preserve"> </w:t>
+      </w:r>
+      <w:proofErr w:type="gramStart"/>
+      <w:r>
+        <w:t>by</w:t>
+      </w:r>
+      <w:proofErr w:type="gramEnd"/>
+      <w:r>
+        <w:t xml:space="preserve"> Year</w:t>
       </w:r>
     </w:p>
     <w:p>
       <w:pPr>
         <w:pStyle w:val="Heading2"/>
       </w:pPr>
-      <w:bookmarkStart w:id="36" w:name="_Toc509165863"/>
+      <w:bookmarkStart w:id="37" w:name="_Toc509165863"/>
       <w:r>
         <w:t>Reports</w:t>
       </w:r>
-      <w:bookmarkEnd w:id="36"/>
+      <w:bookmarkEnd w:id="37"/>
       <w:r>
         <w:fldChar w:fldCharType="begin"/>
       </w:r>
@@ -10024,7 +10232,15 @@
         <w:t xml:space="preserve"> the member scores reports</w:t>
       </w:r>
       <w:r>
-        <w:t xml:space="preserve"> by way of their respective buttons “Seniors”, “Game”, and “Series”. Clicking the appropriate button for the needed report. This will bring up the Member Scores</w:t>
+        <w:t xml:space="preserve"> by way of their respective buttons “</w:t>
+      </w:r>
+      <w:proofErr w:type="gramStart"/>
+      <w:r>
+        <w:t>Seniors</w:t>
+      </w:r>
+      <w:proofErr w:type="gramEnd"/>
+      <w:r>
+        <w:t>”, “Game”, and “Series”. Clicking the appropriate button for the needed report. This will bring up the Member Scores</w:t>
       </w:r>
       <w:r>
         <w:fldChar w:fldCharType="begin"/>
@@ -10102,7 +10318,7 @@
           <w:noProof/>
         </w:rPr>
         <w:drawing>
-          <wp:inline distT="0" distB="0" distL="0" distR="0">
+          <wp:inline distT="0" distB="0" distL="0" distR="0" wp14:anchorId="3C89D742" wp14:editId="0F13E329">
             <wp:extent cx="2171700" cy="2178892"/>
             <wp:effectExtent l="0" t="0" r="0" b="0"/>
             <wp:docPr id="26" name="Picture 26"/>
@@ -10282,8 +10498,13 @@
         <w:fldChar w:fldCharType="end"/>
       </w:r>
       <w:r>
-        <w:t xml:space="preserve"> screen</w:t>
-      </w:r>
+        <w:t xml:space="preserve"> </w:t>
+      </w:r>
+      <w:proofErr w:type="gramStart"/>
+      <w:r>
+        <w:t>screen</w:t>
+      </w:r>
+      <w:proofErr w:type="gramEnd"/>
     </w:p>
     <w:p>
       <w:pPr>
@@ -10301,12 +10522,12 @@
       <w:pPr>
         <w:pStyle w:val="Heading2"/>
       </w:pPr>
-      <w:bookmarkStart w:id="37" w:name="_Toc509165864"/>
+      <w:bookmarkStart w:id="38" w:name="_Toc509165864"/>
       <w:r>
         <w:lastRenderedPageBreak/>
         <w:t>Tournament Results</w:t>
       </w:r>
-      <w:bookmarkEnd w:id="37"/>
+      <w:bookmarkEnd w:id="38"/>
       <w:r>
         <w:fldChar w:fldCharType="begin"/>
       </w:r>
@@ -10373,7 +10594,13 @@
         <w:t>Also,</w:t>
       </w:r>
       <w:r>
-        <w:t xml:space="preserve"> the tournament results can be exported to an Excel file by clicking the “Export To Excel” button.</w:t>
+        <w:t xml:space="preserve"> the tournament results can be exported to an Exce</w:t>
+      </w:r>
+      <w:r>
+        <w:t>l file by clicking the “Export t</w:t>
+      </w:r>
+      <w:r>
+        <w:t>o Excel” button.</w:t>
       </w:r>
     </w:p>
     <w:p>
@@ -10386,7 +10613,7 @@
           <w:noProof/>
         </w:rPr>
         <w:drawing>
-          <wp:inline distT="0" distB="0" distL="0" distR="0">
+          <wp:inline distT="0" distB="0" distL="0" distR="0" wp14:anchorId="08FE49C1" wp14:editId="1E602AE3">
             <wp:extent cx="4848225" cy="4212724"/>
             <wp:effectExtent l="0" t="0" r="0" b="0"/>
             <wp:docPr id="20" name="Picture 20"/>
@@ -10473,18 +10700,23 @@
         <w:fldChar w:fldCharType="end"/>
       </w:r>
       <w:r>
-        <w:t xml:space="preserve"> screen</w:t>
-      </w:r>
+        <w:t xml:space="preserve"> </w:t>
+      </w:r>
+      <w:proofErr w:type="gramStart"/>
+      <w:r>
+        <w:t>screen</w:t>
+      </w:r>
+      <w:proofErr w:type="gramEnd"/>
     </w:p>
     <w:p>
       <w:pPr>
         <w:pStyle w:val="Heading2"/>
       </w:pPr>
-      <w:bookmarkStart w:id="38" w:name="_Toc509165865"/>
+      <w:bookmarkStart w:id="39" w:name="_Toc509165865"/>
       <w:r>
         <w:t>Comments</w:t>
       </w:r>
-      <w:bookmarkEnd w:id="38"/>
+      <w:bookmarkEnd w:id="39"/>
       <w:r>
         <w:fldChar w:fldCharType="begin"/>
       </w:r>
@@ -10560,7 +10792,7 @@
       <w:pPr>
         <w:pStyle w:val="Heading1"/>
       </w:pPr>
-      <w:bookmarkStart w:id="39" w:name="_Toc509165866"/>
+      <w:bookmarkStart w:id="40" w:name="_Toc509165866"/>
       <w:r>
         <w:lastRenderedPageBreak/>
         <w:t>Finalize Tournament</w:t>
@@ -10570,10 +10802,25 @@
       <w:pPr>
         <w:pStyle w:val="Heading2"/>
       </w:pPr>
-      <w:r>
-        <w:t>Finalize Tournament</w:t>
-      </w:r>
-      <w:bookmarkEnd w:id="39"/>
+      <w:commentRangeStart w:id="41"/>
+      <w:r>
+        <w:t>Finalize</w:t>
+      </w:r>
+      <w:commentRangeEnd w:id="41"/>
+      <w:r>
+        <w:rPr>
+          <w:rStyle w:val="CommentReference"/>
+          <w:rFonts w:ascii="Garamond" w:hAnsi="Garamond"/>
+          <w:spacing w:val="0"/>
+          <w:kern w:val="0"/>
+          <w:szCs w:val="20"/>
+        </w:rPr>
+        <w:commentReference w:id="41"/>
+      </w:r>
+      <w:r>
+        <w:t xml:space="preserve"> Tournament</w:t>
+      </w:r>
+      <w:bookmarkEnd w:id="40"/>
       <w:r>
         <w:t xml:space="preserve"> Basics</w:t>
       </w:r>
@@ -10782,57 +11029,56 @@
     </w:p>
     <w:p>
       <w:pPr>
+        <w:pStyle w:val="BodyText"/>
+      </w:pPr>
+    </w:p>
+    <w:p>
+      <w:pPr>
+        <w:pStyle w:val="BodyText"/>
+      </w:pPr>
+    </w:p>
+    <w:p>
+      <w:pPr>
         <w:pStyle w:val="Heading2"/>
       </w:pPr>
+      <w:r>
+        <w:lastRenderedPageBreak/>
+        <w:t>Finalizing a tournament</w:t>
+      </w:r>
+    </w:p>
+    <w:p>
+      <w:pPr>
+        <w:pStyle w:val="BodyText"/>
+      </w:pPr>
+      <w:r>
+        <w:t>In order for the tournament to be finalized a</w:t>
+      </w:r>
+      <w:r>
+        <w:t>ll the director needs to do is check every one of the Director Check boxes to confirm that they’</w:t>
+      </w:r>
+      <w:r>
+        <w:t>ve inspected that player’s recap</w:t>
+      </w:r>
+      <w:r>
+        <w:t>. This means modifying scores, averages, adding a bonus or a pro pot, and adding any notes that may be needed for a particular player.</w:t>
+      </w:r>
+      <w:r>
+        <w:t xml:space="preserve"> After all of this is done, the director checks off the Director Check box for that player. </w:t>
+      </w:r>
+      <w:r>
+        <w:t>Once all of the boxes are checked, the tournament can be finalized by clicking the Finalize button at the bottom of the form. If it so happens that the director fails to check a player’s box, upon attempting to f</w:t>
+      </w:r>
+      <w:r>
+        <w:t>inalize the tournament that box</w:t>
+      </w:r>
+      <w:r>
+        <w:t xml:space="preserve"> will be highlighted in red.</w:t>
+      </w:r>
     </w:p>
     <w:p>
       <w:pPr>
         <w:pStyle w:val="Heading2"/>
       </w:pPr>
-    </w:p>
-    <w:p>
-      <w:pPr>
-        <w:pStyle w:val="Heading2"/>
-      </w:pPr>
-      <w:bookmarkStart w:id="40" w:name="_GoBack"/>
-      <w:bookmarkEnd w:id="40"/>
-      <w:r>
-        <w:t>Finalizing a tournament</w:t>
-      </w:r>
-    </w:p>
-    <w:p>
-      <w:pPr>
-        <w:pStyle w:val="BodyText"/>
-      </w:pPr>
-      <w:r>
-        <w:t>In order for the tournament to be finalized a</w:t>
-      </w:r>
-      <w:r>
-        <w:t>ll the director needs to do is check every one of the Director Check boxes to confirm that they’</w:t>
-      </w:r>
-      <w:r>
-        <w:t>ve inspected that player’s recap</w:t>
-      </w:r>
-      <w:r>
-        <w:t>. This means modifying scores, averages, adding a bonus or a pro pot, and adding any notes that may be needed for a particular player.</w:t>
-      </w:r>
-      <w:r>
-        <w:t xml:space="preserve"> After all of this is done, the director checks off the Director Check box for that player. </w:t>
-      </w:r>
-      <w:r>
-        <w:t>Once all of the boxes are checked, the tournament can be finalized by clicking the Finalize button at the bottom of the form. If it so happens that the director fails to check a player’s box, upon attempting to f</w:t>
-      </w:r>
-      <w:r>
-        <w:t>inalize the tournament that box</w:t>
-      </w:r>
-      <w:r>
-        <w:t xml:space="preserve"> will be highlighted in red.</w:t>
-      </w:r>
-    </w:p>
-    <w:p>
-      <w:pPr>
-        <w:pStyle w:val="Heading2"/>
-      </w:pPr>
       <w:r>
         <w:t>The Finalize Tournament window</w:t>
       </w:r>
@@ -10845,7 +11091,7 @@
         <w:rPr>
           <w:noProof/>
         </w:rPr>
-        <w:pict>
+        <w:pict w14:anchorId="225EA388">
           <v:shapetype id="_x0000_t75" coordsize="21600,21600" o:spt="75" o:preferrelative="t" path="m@4@5l@4@11@9@11@9@5xe" filled="f" stroked="f">
             <v:stroke joinstyle="miter"/>
             <v:formulas>
@@ -10866,7 +11112,7 @@
             <o:lock v:ext="edit" aspectratio="t"/>
           </v:shapetype>
           <v:shape id="_x0000_i1025" type="#_x0000_t75" style="width:384.45pt;height:222.8pt">
-            <v:imagedata r:id="rId32" o:title="FinalizeTournamentWindow"/>
+            <v:imagedata r:id="rId34" o:title="FinalizeTournamentWindow"/>
           </v:shape>
         </w:pict>
       </w:r>
@@ -10889,6 +11135,7 @@
       <w:r>
         <w:t xml:space="preserve"> Finalize Tournament</w:t>
       </w:r>
+      <w:commentRangeStart w:id="42"/>
       <w:r>
         <w:fldChar w:fldCharType="begin"/>
       </w:r>
@@ -10913,6 +11160,14 @@
       </w:r>
       <w:r>
         <w:fldChar w:fldCharType="end"/>
+      </w:r>
+      <w:commentRangeEnd w:id="42"/>
+      <w:r>
+        <w:rPr>
+          <w:rStyle w:val="CommentReference"/>
+          <w:spacing w:val="0"/>
+        </w:rPr>
+        <w:commentReference w:id="42"/>
       </w:r>
       <w:r>
         <w:t xml:space="preserve"> Screen</w:t>
@@ -10980,168 +11235,10 @@
           <w:noProof/>
         </w:rPr>
         <w:drawing>
-          <wp:inline distT="0" distB="0" distL="0" distR="0" wp14:anchorId="429B53C0" wp14:editId="5BE8D580">
+          <wp:inline distT="0" distB="0" distL="0" distR="0" wp14:anchorId="19188140" wp14:editId="5C233B95">
             <wp:extent cx="526212" cy="841940"/>
             <wp:effectExtent l="0" t="0" r="7620" b="0"/>
             <wp:docPr id="27" name="Picture 27"/>
-            <wp:cNvGraphicFramePr>
-              <a:graphicFrameLocks xmlns:a="http://schemas.openxmlformats.org/drawingml/2006/main" noChangeAspect="1"/>
-            </wp:cNvGraphicFramePr>
-            <a:graphic xmlns:a="http://schemas.openxmlformats.org/drawingml/2006/main">
-              <a:graphicData uri="http://schemas.openxmlformats.org/drawingml/2006/picture">
-                <pic:pic xmlns:pic="http://schemas.openxmlformats.org/drawingml/2006/picture">
-                  <pic:nvPicPr>
-                    <pic:cNvPr id="1" name=""/>
-                    <pic:cNvPicPr/>
-                  </pic:nvPicPr>
-                  <pic:blipFill>
-                    <a:blip r:embed="rId33"/>
-                    <a:stretch>
-                      <a:fillRect/>
-                    </a:stretch>
-                  </pic:blipFill>
-                  <pic:spPr>
-                    <a:xfrm>
-                      <a:off x="0" y="0"/>
-                      <a:ext cx="585111" cy="936179"/>
-                    </a:xfrm>
-                    <a:prstGeom prst="rect">
-                      <a:avLst/>
-                    </a:prstGeom>
-                  </pic:spPr>
-                </pic:pic>
-              </a:graphicData>
-            </a:graphic>
-          </wp:inline>
-        </w:drawing>
-      </w:r>
-    </w:p>
-    <w:p>
-      <w:pPr>
-        <w:pStyle w:val="BodyText"/>
-        <w:keepNext/>
-        <w:numPr>
-          <w:ilvl w:val="0"/>
-          <w:numId w:val="50"/>
-        </w:numPr>
-      </w:pPr>
-      <w:r>
-        <w:rPr>
-          <w:b/>
-          <w:u w:val="single"/>
-        </w:rPr>
-        <w:t>GameID</w:t>
-      </w:r>
-      <w:r>
-        <w:t xml:space="preserve"> –Needs work</w:t>
-      </w:r>
-    </w:p>
-    <w:p>
-      <w:pPr>
-        <w:pStyle w:val="BodyText"/>
-        <w:keepNext/>
-        <w:ind w:left="720"/>
-      </w:pPr>
-      <w:r>
-        <w:t xml:space="preserve">  </w:t>
-      </w:r>
-      <w:r>
-        <w:rPr>
-          <w:noProof/>
-        </w:rPr>
-        <w:drawing>
-          <wp:inline distT="0" distB="0" distL="0" distR="0" wp14:anchorId="7FC40CEB" wp14:editId="1F30954D">
-            <wp:extent cx="473914" cy="770111"/>
-            <wp:effectExtent l="0" t="0" r="2540" b="0"/>
-            <wp:docPr id="29" name="Picture 29"/>
-            <wp:cNvGraphicFramePr>
-              <a:graphicFrameLocks xmlns:a="http://schemas.openxmlformats.org/drawingml/2006/main" noChangeAspect="1"/>
-            </wp:cNvGraphicFramePr>
-            <a:graphic xmlns:a="http://schemas.openxmlformats.org/drawingml/2006/main">
-              <a:graphicData uri="http://schemas.openxmlformats.org/drawingml/2006/picture">
-                <pic:pic xmlns:pic="http://schemas.openxmlformats.org/drawingml/2006/picture">
-                  <pic:nvPicPr>
-                    <pic:cNvPr id="1" name=""/>
-                    <pic:cNvPicPr/>
-                  </pic:nvPicPr>
-                  <pic:blipFill>
-                    <a:blip r:embed="rId34"/>
-                    <a:stretch>
-                      <a:fillRect/>
-                    </a:stretch>
-                  </pic:blipFill>
-                  <pic:spPr>
-                    <a:xfrm>
-                      <a:off x="0" y="0"/>
-                      <a:ext cx="506426" cy="822944"/>
-                    </a:xfrm>
-                    <a:prstGeom prst="rect">
-                      <a:avLst/>
-                    </a:prstGeom>
-                  </pic:spPr>
-                </pic:pic>
-              </a:graphicData>
-            </a:graphic>
-          </wp:inline>
-        </w:drawing>
-      </w:r>
-      <w:r>
-        <w:t xml:space="preserve">   </w:t>
-      </w:r>
-    </w:p>
-    <w:p>
-      <w:pPr>
-        <w:pStyle w:val="BodyText"/>
-        <w:keepNext/>
-        <w:numPr>
-          <w:ilvl w:val="0"/>
-          <w:numId w:val="50"/>
-        </w:numPr>
-      </w:pPr>
-      <w:r>
-        <w:rPr>
-          <w:b/>
-          <w:u w:val="single"/>
-        </w:rPr>
-        <w:t>Game 1-4 and ValidScore 1-4</w:t>
-      </w:r>
-      <w:r>
-        <w:t xml:space="preserve"> - t</w:t>
-      </w:r>
-      <w:r>
-        <w:t>hat player’s score for each game</w:t>
-      </w:r>
-      <w:r>
-        <w:t xml:space="preserve"> they played, and a checkbox used to determine whether that player’s score is valid for that set of pins. E.G. a sandbagged score will be</w:t>
-      </w:r>
-      <w:r>
-        <w:t xml:space="preserve"> unchecked and thus invalidated.</w:t>
-      </w:r>
-    </w:p>
-    <w:p>
-      <w:pPr>
-        <w:pStyle w:val="BodyText"/>
-        <w:keepNext/>
-        <w:ind w:left="720"/>
-        <w:rPr>
-          <w:noProof/>
-        </w:rPr>
-      </w:pPr>
-      <w:r>
-        <w:rPr>
-          <w:noProof/>
-        </w:rPr>
-        <w:t xml:space="preserve"> </w:t>
-      </w:r>
-      <w:r>
-        <w:rPr>
-          <w:noProof/>
-        </w:rPr>
-        <w:drawing>
-          <wp:inline distT="0" distB="0" distL="0" distR="0" wp14:anchorId="4E4B003F" wp14:editId="0003F4CF">
-            <wp:extent cx="491706" cy="697328"/>
-            <wp:effectExtent l="0" t="0" r="3810" b="7620"/>
-            <wp:docPr id="31" name="Picture 31"/>
             <wp:cNvGraphicFramePr>
               <a:graphicFrameLocks xmlns:a="http://schemas.openxmlformats.org/drawingml/2006/main" noChangeAspect="1"/>
             </wp:cNvGraphicFramePr>
@@ -11161,7 +11258,7 @@
                   <pic:spPr>
                     <a:xfrm>
                       <a:off x="0" y="0"/>
-                      <a:ext cx="515572" cy="731175"/>
+                      <a:ext cx="585111" cy="936179"/>
                     </a:xfrm>
                     <a:prstGeom prst="rect">
                       <a:avLst/>
@@ -11188,10 +11285,10 @@
           <w:b/>
           <w:u w:val="single"/>
         </w:rPr>
-        <w:t>Scratch Total</w:t>
-      </w:r>
-      <w:r>
-        <w:t xml:space="preserve"> – The player’s total score before handicaps are taken into account.</w:t>
+        <w:t>GameID</w:t>
+      </w:r>
+      <w:r>
+        <w:t xml:space="preserve"> –Needs work</w:t>
       </w:r>
     </w:p>
     <w:p>
@@ -11201,14 +11298,17 @@
         <w:ind w:left="720"/>
       </w:pPr>
       <w:r>
+        <w:t xml:space="preserve">  </w:t>
+      </w:r>
+      <w:r>
         <w:rPr>
           <w:noProof/>
         </w:rPr>
         <w:drawing>
-          <wp:inline distT="0" distB="0" distL="0" distR="0" wp14:anchorId="0D472E01" wp14:editId="22125B12">
-            <wp:extent cx="542925" cy="752475"/>
-            <wp:effectExtent l="0" t="0" r="9525" b="9525"/>
-            <wp:docPr id="35" name="Picture 35"/>
+          <wp:inline distT="0" distB="0" distL="0" distR="0" wp14:anchorId="4EB199F8" wp14:editId="0E6CACF1">
+            <wp:extent cx="473914" cy="770111"/>
+            <wp:effectExtent l="0" t="0" r="2540" b="0"/>
+            <wp:docPr id="29" name="Picture 29"/>
             <wp:cNvGraphicFramePr>
               <a:graphicFrameLocks xmlns:a="http://schemas.openxmlformats.org/drawingml/2006/main" noChangeAspect="1"/>
             </wp:cNvGraphicFramePr>
@@ -11228,7 +11328,7 @@
                   <pic:spPr>
                     <a:xfrm>
                       <a:off x="0" y="0"/>
-                      <a:ext cx="542925" cy="752475"/>
+                      <a:ext cx="506426" cy="822944"/>
                     </a:xfrm>
                     <a:prstGeom prst="rect">
                       <a:avLst/>
@@ -11240,6 +11340,9 @@
           </wp:inline>
         </w:drawing>
       </w:r>
+      <w:r>
+        <w:t xml:space="preserve">   </w:t>
+      </w:r>
     </w:p>
     <w:p>
       <w:pPr>
@@ -11255,10 +11358,19 @@
           <w:b/>
           <w:u w:val="single"/>
         </w:rPr>
-        <w:t xml:space="preserve">Handicap Total </w:t>
-      </w:r>
-      <w:r>
-        <w:t>– The player’s total score after handicaps are taken into account.</w:t>
+        <w:t>Game 1-4 and ValidScore 1-4</w:t>
+      </w:r>
+      <w:r>
+        <w:t xml:space="preserve"> - t</w:t>
+      </w:r>
+      <w:r>
+        <w:t>hat player’s score for each game</w:t>
+      </w:r>
+      <w:r>
+        <w:t xml:space="preserve"> they played, and a checkbox used to determine whether that player’s score is valid for that set of pins. E.G. a sandbagged score will be</w:t>
+      </w:r>
+      <w:r>
+        <w:t xml:space="preserve"> unchecked and thus invalidated.</w:t>
       </w:r>
     </w:p>
     <w:p>
@@ -11266,16 +11378,25 @@
         <w:pStyle w:val="BodyText"/>
         <w:keepNext/>
         <w:ind w:left="720"/>
-      </w:pPr>
-      <w:r>
         <w:rPr>
           <w:noProof/>
         </w:rPr>
+      </w:pPr>
+      <w:r>
+        <w:rPr>
+          <w:noProof/>
+        </w:rPr>
+        <w:t xml:space="preserve"> </w:t>
+      </w:r>
+      <w:r>
+        <w:rPr>
+          <w:noProof/>
+        </w:rPr>
         <w:drawing>
-          <wp:inline distT="0" distB="0" distL="0" distR="0" wp14:anchorId="5B092339" wp14:editId="45625D94">
-            <wp:extent cx="533400" cy="752475"/>
-            <wp:effectExtent l="0" t="0" r="0" b="9525"/>
-            <wp:docPr id="40" name="Picture 40"/>
+          <wp:inline distT="0" distB="0" distL="0" distR="0" wp14:anchorId="7A3357F6" wp14:editId="1EC28456">
+            <wp:extent cx="491706" cy="697328"/>
+            <wp:effectExtent l="0" t="0" r="3810" b="7620"/>
+            <wp:docPr id="31" name="Picture 31"/>
             <wp:cNvGraphicFramePr>
               <a:graphicFrameLocks xmlns:a="http://schemas.openxmlformats.org/drawingml/2006/main" noChangeAspect="1"/>
             </wp:cNvGraphicFramePr>
@@ -11295,7 +11416,7 @@
                   <pic:spPr>
                     <a:xfrm>
                       <a:off x="0" y="0"/>
-                      <a:ext cx="533400" cy="752475"/>
+                      <a:ext cx="515572" cy="731175"/>
                     </a:xfrm>
                     <a:prstGeom prst="rect">
                       <a:avLst/>
@@ -11322,10 +11443,10 @@
           <w:b/>
           <w:u w:val="single"/>
         </w:rPr>
-        <w:t>Entry AVG</w:t>
-      </w:r>
-      <w:r>
-        <w:t xml:space="preserve"> – The average for the current entry of the player.</w:t>
+        <w:t>Scratch Total</w:t>
+      </w:r>
+      <w:r>
+        <w:t xml:space="preserve"> – The player’s total score before handicaps are taken into account.</w:t>
       </w:r>
     </w:p>
     <w:p>
@@ -11338,12 +11459,11 @@
         <w:rPr>
           <w:noProof/>
         </w:rPr>
-        <w:lastRenderedPageBreak/>
         <w:drawing>
-          <wp:inline distT="0" distB="0" distL="0" distR="0" wp14:anchorId="412BDA32" wp14:editId="5AADEA86">
-            <wp:extent cx="533400" cy="733425"/>
-            <wp:effectExtent l="0" t="0" r="0" b="9525"/>
-            <wp:docPr id="41" name="Picture 41"/>
+          <wp:inline distT="0" distB="0" distL="0" distR="0" wp14:anchorId="275B9669" wp14:editId="7FA5F256">
+            <wp:extent cx="542925" cy="752475"/>
+            <wp:effectExtent l="0" t="0" r="9525" b="9525"/>
+            <wp:docPr id="35" name="Picture 35"/>
             <wp:cNvGraphicFramePr>
               <a:graphicFrameLocks xmlns:a="http://schemas.openxmlformats.org/drawingml/2006/main" noChangeAspect="1"/>
             </wp:cNvGraphicFramePr>
@@ -11363,7 +11483,7 @@
                   <pic:spPr>
                     <a:xfrm>
                       <a:off x="0" y="0"/>
-                      <a:ext cx="533400" cy="733425"/>
+                      <a:ext cx="542925" cy="752475"/>
                     </a:xfrm>
                     <a:prstGeom prst="rect">
                       <a:avLst/>
@@ -11390,10 +11510,10 @@
           <w:b/>
           <w:u w:val="single"/>
         </w:rPr>
-        <w:t>30 Entry AVG</w:t>
-      </w:r>
-      <w:r>
-        <w:t xml:space="preserve"> – The average for the last 30 entries of the player.</w:t>
+        <w:t xml:space="preserve">Handicap Total </w:t>
+      </w:r>
+      <w:r>
+        <w:t>– The player’s total score after handicaps are taken into account.</w:t>
       </w:r>
     </w:p>
     <w:p>
@@ -11407,10 +11527,10 @@
           <w:noProof/>
         </w:rPr>
         <w:drawing>
-          <wp:inline distT="0" distB="0" distL="0" distR="0" wp14:anchorId="157E3374" wp14:editId="08B5DF7E">
-            <wp:extent cx="514350" cy="781050"/>
-            <wp:effectExtent l="0" t="0" r="0" b="0"/>
-            <wp:docPr id="42" name="Picture 42"/>
+          <wp:inline distT="0" distB="0" distL="0" distR="0" wp14:anchorId="1C4ED64A" wp14:editId="177F90E7">
+            <wp:extent cx="533400" cy="752475"/>
+            <wp:effectExtent l="0" t="0" r="0" b="9525"/>
+            <wp:docPr id="40" name="Picture 40"/>
             <wp:cNvGraphicFramePr>
               <a:graphicFrameLocks xmlns:a="http://schemas.openxmlformats.org/drawingml/2006/main" noChangeAspect="1"/>
             </wp:cNvGraphicFramePr>
@@ -11430,7 +11550,7 @@
                   <pic:spPr>
                     <a:xfrm>
                       <a:off x="0" y="0"/>
-                      <a:ext cx="514350" cy="781050"/>
+                      <a:ext cx="533400" cy="752475"/>
                     </a:xfrm>
                     <a:prstGeom prst="rect">
                       <a:avLst/>
@@ -11457,13 +11577,10 @@
           <w:b/>
           <w:u w:val="single"/>
         </w:rPr>
-        <w:t>ADJ AVG</w:t>
-      </w:r>
-      <w:r>
-        <w:t xml:space="preserve"> – Adjusted Average.</w:t>
-      </w:r>
-      <w:r>
-        <w:t xml:space="preserve"> The average that has been adjusted by the director if need be. E.G. if a player sandbags a score, the average can be adjusted and entered in here.</w:t>
+        <w:t>Entry AVG</w:t>
+      </w:r>
+      <w:r>
+        <w:t xml:space="preserve"> – The average for the current entry of the player.</w:t>
       </w:r>
     </w:p>
     <w:p>
@@ -11476,11 +11593,12 @@
         <w:rPr>
           <w:noProof/>
         </w:rPr>
+        <w:lastRenderedPageBreak/>
         <w:drawing>
-          <wp:inline distT="0" distB="0" distL="0" distR="0" wp14:anchorId="3272CA0B" wp14:editId="230A1468">
-            <wp:extent cx="514350" cy="762000"/>
-            <wp:effectExtent l="0" t="0" r="0" b="0"/>
-            <wp:docPr id="43" name="Picture 43"/>
+          <wp:inline distT="0" distB="0" distL="0" distR="0" wp14:anchorId="13E6B45B" wp14:editId="14A1B0A6">
+            <wp:extent cx="533400" cy="733425"/>
+            <wp:effectExtent l="0" t="0" r="0" b="9525"/>
+            <wp:docPr id="41" name="Picture 41"/>
             <wp:cNvGraphicFramePr>
               <a:graphicFrameLocks xmlns:a="http://schemas.openxmlformats.org/drawingml/2006/main" noChangeAspect="1"/>
             </wp:cNvGraphicFramePr>
@@ -11500,7 +11618,7 @@
                   <pic:spPr>
                     <a:xfrm>
                       <a:off x="0" y="0"/>
-                      <a:ext cx="514350" cy="762000"/>
+                      <a:ext cx="533400" cy="733425"/>
                     </a:xfrm>
                     <a:prstGeom prst="rect">
                       <a:avLst/>
@@ -11527,13 +11645,10 @@
           <w:b/>
           <w:u w:val="single"/>
         </w:rPr>
-        <w:t>Director Check</w:t>
-      </w:r>
-      <w:r>
-        <w:t xml:space="preserve"> – Checkbox to confirm a director has checked and validated</w:t>
-      </w:r>
-      <w:r>
-        <w:t xml:space="preserve"> a player’s score.</w:t>
+        <w:t>30 Entry AVG</w:t>
+      </w:r>
+      <w:r>
+        <w:t xml:space="preserve"> – The average for the last 30 entries of the player.</w:t>
       </w:r>
     </w:p>
     <w:p>
@@ -11547,10 +11662,10 @@
           <w:noProof/>
         </w:rPr>
         <w:drawing>
-          <wp:inline distT="0" distB="0" distL="0" distR="0" wp14:anchorId="7F50A187" wp14:editId="032B21D1">
-            <wp:extent cx="542925" cy="733425"/>
-            <wp:effectExtent l="0" t="0" r="9525" b="9525"/>
-            <wp:docPr id="45" name="Picture 45"/>
+          <wp:inline distT="0" distB="0" distL="0" distR="0" wp14:anchorId="1A027C84" wp14:editId="6C6F8DDF">
+            <wp:extent cx="514350" cy="781050"/>
+            <wp:effectExtent l="0" t="0" r="0" b="0"/>
+            <wp:docPr id="42" name="Picture 42"/>
             <wp:cNvGraphicFramePr>
               <a:graphicFrameLocks xmlns:a="http://schemas.openxmlformats.org/drawingml/2006/main" noChangeAspect="1"/>
             </wp:cNvGraphicFramePr>
@@ -11570,7 +11685,7 @@
                   <pic:spPr>
                     <a:xfrm>
                       <a:off x="0" y="0"/>
-                      <a:ext cx="542925" cy="733425"/>
+                      <a:ext cx="514350" cy="781050"/>
                     </a:xfrm>
                     <a:prstGeom prst="rect">
                       <a:avLst/>
@@ -11591,33 +11706,19 @@
           <w:ilvl w:val="0"/>
           <w:numId w:val="50"/>
         </w:numPr>
+      </w:pPr>
+      <w:r>
         <w:rPr>
           <w:b/>
           <w:u w:val="single"/>
         </w:rPr>
-      </w:pPr>
-      <w:r>
-        <w:rPr>
-          <w:b/>
-          <w:u w:val="single"/>
-        </w:rPr>
-        <w:t>Squad</w:t>
-      </w:r>
-      <w:r>
-        <w:rPr>
-          <w:b/>
-          <w:u w:val="single"/>
-        </w:rPr>
-        <w:t xml:space="preserve"> </w:t>
-      </w:r>
-      <w:r>
-        <w:t>–</w:t>
-      </w:r>
-      <w:r>
-        <w:t xml:space="preserve"> T</w:t>
-      </w:r>
-      <w:r>
-        <w:t>he squad of this player’s game.</w:t>
+        <w:t>ADJ AVG</w:t>
+      </w:r>
+      <w:r>
+        <w:t xml:space="preserve"> – Adjusted Average.</w:t>
+      </w:r>
+      <w:r>
+        <w:t xml:space="preserve"> The average that has been adjusted by the director if need be. E.G. if a player sandbags a score, the average can be adjusted and entered in here.</w:t>
       </w:r>
     </w:p>
     <w:p>
@@ -11625,20 +11726,16 @@
         <w:pStyle w:val="BodyText"/>
         <w:keepNext/>
         <w:ind w:left="720"/>
-        <w:rPr>
-          <w:b/>
-          <w:u w:val="single"/>
-        </w:rPr>
       </w:pPr>
       <w:r>
         <w:rPr>
           <w:noProof/>
         </w:rPr>
         <w:drawing>
-          <wp:inline distT="0" distB="0" distL="0" distR="0" wp14:anchorId="7AC6F896" wp14:editId="14C61E1A">
-            <wp:extent cx="504825" cy="781050"/>
-            <wp:effectExtent l="0" t="0" r="9525" b="0"/>
-            <wp:docPr id="46" name="Picture 46"/>
+          <wp:inline distT="0" distB="0" distL="0" distR="0" wp14:anchorId="0EA28D84" wp14:editId="0D1BAAD7">
+            <wp:extent cx="514350" cy="762000"/>
+            <wp:effectExtent l="0" t="0" r="0" b="0"/>
+            <wp:docPr id="43" name="Picture 43"/>
             <wp:cNvGraphicFramePr>
               <a:graphicFrameLocks xmlns:a="http://schemas.openxmlformats.org/drawingml/2006/main" noChangeAspect="1"/>
             </wp:cNvGraphicFramePr>
@@ -11658,7 +11755,7 @@
                   <pic:spPr>
                     <a:xfrm>
                       <a:off x="0" y="0"/>
-                      <a:ext cx="504825" cy="781050"/>
+                      <a:ext cx="514350" cy="762000"/>
                     </a:xfrm>
                     <a:prstGeom prst="rect">
                       <a:avLst/>
@@ -11679,20 +11776,19 @@
           <w:ilvl w:val="0"/>
           <w:numId w:val="50"/>
         </w:numPr>
+      </w:pPr>
+      <w:r>
         <w:rPr>
           <w:b/>
           <w:u w:val="single"/>
         </w:rPr>
-      </w:pPr>
-      <w:r>
-        <w:rPr>
-          <w:b/>
-          <w:u w:val="single"/>
-        </w:rPr>
-        <w:t xml:space="preserve">Handicap </w:t>
-      </w:r>
-      <w:r>
-        <w:t>– The player’s current handicap.</w:t>
+        <w:t>Director Check</w:t>
+      </w:r>
+      <w:r>
+        <w:t xml:space="preserve"> – Checkbox to confirm a director has checked and validated</w:t>
+      </w:r>
+      <w:r>
+        <w:t xml:space="preserve"> a player’s score.</w:t>
       </w:r>
     </w:p>
     <w:p>
@@ -11700,20 +11796,16 @@
         <w:pStyle w:val="BodyText"/>
         <w:keepNext/>
         <w:ind w:left="720"/>
-        <w:rPr>
-          <w:b/>
-          <w:u w:val="single"/>
-        </w:rPr>
       </w:pPr>
       <w:r>
         <w:rPr>
           <w:noProof/>
         </w:rPr>
         <w:drawing>
-          <wp:inline distT="0" distB="0" distL="0" distR="0" wp14:anchorId="4946DE74" wp14:editId="16A79906">
-            <wp:extent cx="561975" cy="762000"/>
-            <wp:effectExtent l="0" t="0" r="9525" b="0"/>
-            <wp:docPr id="47" name="Picture 47"/>
+          <wp:inline distT="0" distB="0" distL="0" distR="0" wp14:anchorId="7975C22F" wp14:editId="35A77B3D">
+            <wp:extent cx="542925" cy="733425"/>
+            <wp:effectExtent l="0" t="0" r="9525" b="9525"/>
+            <wp:docPr id="45" name="Picture 45"/>
             <wp:cNvGraphicFramePr>
               <a:graphicFrameLocks xmlns:a="http://schemas.openxmlformats.org/drawingml/2006/main" noChangeAspect="1"/>
             </wp:cNvGraphicFramePr>
@@ -11733,7 +11825,7 @@
                   <pic:spPr>
                     <a:xfrm>
                       <a:off x="0" y="0"/>
-                      <a:ext cx="561975" cy="762000"/>
+                      <a:ext cx="542925" cy="733425"/>
                     </a:xfrm>
                     <a:prstGeom prst="rect">
                       <a:avLst/>
@@ -11764,10 +11856,23 @@
           <w:b/>
           <w:u w:val="single"/>
         </w:rPr>
-        <w:t>Bonus</w:t>
-      </w:r>
-      <w:r>
-        <w:t xml:space="preserve"> – Current player’s bonus.</w:t>
+        <w:t>Squad</w:t>
+      </w:r>
+      <w:r>
+        <w:rPr>
+          <w:b/>
+          <w:u w:val="single"/>
+        </w:rPr>
+        <w:t xml:space="preserve"> </w:t>
+      </w:r>
+      <w:r>
+        <w:t>–</w:t>
+      </w:r>
+      <w:r>
+        <w:t xml:space="preserve"> T</w:t>
+      </w:r>
+      <w:r>
+        <w:t>he squad of this player’s game.</w:t>
       </w:r>
     </w:p>
     <w:p>
@@ -11784,12 +11889,11 @@
         <w:rPr>
           <w:noProof/>
         </w:rPr>
-        <w:lastRenderedPageBreak/>
         <w:drawing>
-          <wp:inline distT="0" distB="0" distL="0" distR="0" wp14:anchorId="35A42E1C" wp14:editId="7F36AF82">
-            <wp:extent cx="533400" cy="752475"/>
-            <wp:effectExtent l="0" t="0" r="0" b="9525"/>
-            <wp:docPr id="48" name="Picture 48"/>
+          <wp:inline distT="0" distB="0" distL="0" distR="0" wp14:anchorId="752F97DE" wp14:editId="3DE20F24">
+            <wp:extent cx="504825" cy="781050"/>
+            <wp:effectExtent l="0" t="0" r="9525" b="0"/>
+            <wp:docPr id="46" name="Picture 46"/>
             <wp:cNvGraphicFramePr>
               <a:graphicFrameLocks xmlns:a="http://schemas.openxmlformats.org/drawingml/2006/main" noChangeAspect="1"/>
             </wp:cNvGraphicFramePr>
@@ -11809,7 +11913,7 @@
                   <pic:spPr>
                     <a:xfrm>
                       <a:off x="0" y="0"/>
-                      <a:ext cx="533400" cy="752475"/>
+                      <a:ext cx="504825" cy="781050"/>
                     </a:xfrm>
                     <a:prstGeom prst="rect">
                       <a:avLst/>
@@ -11840,17 +11944,10 @@
           <w:b/>
           <w:u w:val="single"/>
         </w:rPr>
-        <w:t xml:space="preserve"> Pro Pot</w:t>
-      </w:r>
-      <w:r>
-        <w:rPr>
-          <w:i/>
-          <w:u w:val="single"/>
-        </w:rPr>
-        <w:t xml:space="preserve"> </w:t>
-      </w:r>
-      <w:r>
-        <w:t>– Needs work</w:t>
+        <w:t xml:space="preserve">Handicap </w:t>
+      </w:r>
+      <w:r>
+        <w:t>– The player’s current handicap.</w:t>
       </w:r>
     </w:p>
     <w:p>
@@ -11868,10 +11965,10 @@
           <w:noProof/>
         </w:rPr>
         <w:drawing>
-          <wp:inline distT="0" distB="0" distL="0" distR="0" wp14:anchorId="3BA00C19" wp14:editId="1E4B13D5">
-            <wp:extent cx="533400" cy="733425"/>
-            <wp:effectExtent l="0" t="0" r="0" b="9525"/>
-            <wp:docPr id="49" name="Picture 49"/>
+          <wp:inline distT="0" distB="0" distL="0" distR="0" wp14:anchorId="246BBCB5" wp14:editId="5433436B">
+            <wp:extent cx="561975" cy="762000"/>
+            <wp:effectExtent l="0" t="0" r="9525" b="0"/>
+            <wp:docPr id="47" name="Picture 47"/>
             <wp:cNvGraphicFramePr>
               <a:graphicFrameLocks xmlns:a="http://schemas.openxmlformats.org/drawingml/2006/main" noChangeAspect="1"/>
             </wp:cNvGraphicFramePr>
@@ -11891,7 +11988,7 @@
                   <pic:spPr>
                     <a:xfrm>
                       <a:off x="0" y="0"/>
-                      <a:ext cx="533400" cy="733425"/>
+                      <a:ext cx="561975" cy="762000"/>
                     </a:xfrm>
                     <a:prstGeom prst="rect">
                       <a:avLst/>
@@ -11922,10 +12019,10 @@
           <w:b/>
           <w:u w:val="single"/>
         </w:rPr>
-        <w:t>Notes</w:t>
-      </w:r>
-      <w:r>
-        <w:t xml:space="preserve"> – notes on the current player can be entered here.</w:t>
+        <w:t>Bonus</w:t>
+      </w:r>
+      <w:r>
+        <w:t xml:space="preserve"> – Current player’s bonus.</w:t>
       </w:r>
     </w:p>
     <w:p>
@@ -11942,11 +12039,12 @@
         <w:rPr>
           <w:noProof/>
         </w:rPr>
+        <w:lastRenderedPageBreak/>
         <w:drawing>
-          <wp:inline distT="0" distB="0" distL="0" distR="0" wp14:anchorId="6134A815" wp14:editId="2364058E">
-            <wp:extent cx="533400" cy="733425"/>
+          <wp:inline distT="0" distB="0" distL="0" distR="0" wp14:anchorId="4DAE4DA4" wp14:editId="32E56A64">
+            <wp:extent cx="533400" cy="752475"/>
             <wp:effectExtent l="0" t="0" r="0" b="9525"/>
-            <wp:docPr id="50" name="Picture 50"/>
+            <wp:docPr id="48" name="Picture 48"/>
             <wp:cNvGraphicFramePr>
               <a:graphicFrameLocks xmlns:a="http://schemas.openxmlformats.org/drawingml/2006/main" noChangeAspect="1"/>
             </wp:cNvGraphicFramePr>
@@ -11966,6 +12064,88 @@
                   <pic:spPr>
                     <a:xfrm>
                       <a:off x="0" y="0"/>
+                      <a:ext cx="533400" cy="752475"/>
+                    </a:xfrm>
+                    <a:prstGeom prst="rect">
+                      <a:avLst/>
+                    </a:prstGeom>
+                  </pic:spPr>
+                </pic:pic>
+              </a:graphicData>
+            </a:graphic>
+          </wp:inline>
+        </w:drawing>
+      </w:r>
+    </w:p>
+    <w:p>
+      <w:pPr>
+        <w:pStyle w:val="BodyText"/>
+        <w:keepNext/>
+        <w:numPr>
+          <w:ilvl w:val="0"/>
+          <w:numId w:val="50"/>
+        </w:numPr>
+        <w:rPr>
+          <w:b/>
+          <w:u w:val="single"/>
+        </w:rPr>
+      </w:pPr>
+      <w:r>
+        <w:rPr>
+          <w:b/>
+          <w:u w:val="single"/>
+        </w:rPr>
+        <w:t xml:space="preserve"> Pro Pot</w:t>
+      </w:r>
+      <w:r>
+        <w:rPr>
+          <w:i/>
+          <w:u w:val="single"/>
+        </w:rPr>
+        <w:t xml:space="preserve"> </w:t>
+      </w:r>
+      <w:r>
+        <w:t>– Needs work</w:t>
+      </w:r>
+    </w:p>
+    <w:p>
+      <w:pPr>
+        <w:pStyle w:val="BodyText"/>
+        <w:keepNext/>
+        <w:ind w:left="720"/>
+        <w:rPr>
+          <w:b/>
+          <w:u w:val="single"/>
+        </w:rPr>
+      </w:pPr>
+      <w:r>
+        <w:rPr>
+          <w:noProof/>
+        </w:rPr>
+        <w:drawing>
+          <wp:inline distT="0" distB="0" distL="0" distR="0" wp14:anchorId="262F41B1" wp14:editId="7DF7E216">
+            <wp:extent cx="533400" cy="733425"/>
+            <wp:effectExtent l="0" t="0" r="0" b="9525"/>
+            <wp:docPr id="49" name="Picture 49"/>
+            <wp:cNvGraphicFramePr>
+              <a:graphicFrameLocks xmlns:a="http://schemas.openxmlformats.org/drawingml/2006/main" noChangeAspect="1"/>
+            </wp:cNvGraphicFramePr>
+            <a:graphic xmlns:a="http://schemas.openxmlformats.org/drawingml/2006/main">
+              <a:graphicData uri="http://schemas.openxmlformats.org/drawingml/2006/picture">
+                <pic:pic xmlns:pic="http://schemas.openxmlformats.org/drawingml/2006/picture">
+                  <pic:nvPicPr>
+                    <pic:cNvPr id="1" name=""/>
+                    <pic:cNvPicPr/>
+                  </pic:nvPicPr>
+                  <pic:blipFill>
+                    <a:blip r:embed="rId47"/>
+                    <a:stretch>
+                      <a:fillRect/>
+                    </a:stretch>
+                  </pic:blipFill>
+                  <pic:spPr>
+                    <a:xfrm>
+                      <a:off x="0" y="0"/>
                       <a:ext cx="533400" cy="733425"/>
                     </a:xfrm>
                     <a:prstGeom prst="rect">
@@ -11981,6 +12161,81 @@
     </w:p>
     <w:p>
       <w:pPr>
+        <w:pStyle w:val="BodyText"/>
+        <w:keepNext/>
+        <w:numPr>
+          <w:ilvl w:val="0"/>
+          <w:numId w:val="50"/>
+        </w:numPr>
+        <w:rPr>
+          <w:b/>
+          <w:u w:val="single"/>
+        </w:rPr>
+      </w:pPr>
+      <w:r>
+        <w:rPr>
+          <w:b/>
+          <w:u w:val="single"/>
+        </w:rPr>
+        <w:t>Notes</w:t>
+      </w:r>
+      <w:r>
+        <w:t xml:space="preserve"> – notes on the current player can be entered here.</w:t>
+      </w:r>
+    </w:p>
+    <w:p>
+      <w:pPr>
+        <w:pStyle w:val="BodyText"/>
+        <w:keepNext/>
+        <w:ind w:left="720"/>
+        <w:rPr>
+          <w:b/>
+          <w:u w:val="single"/>
+        </w:rPr>
+      </w:pPr>
+      <w:r>
+        <w:rPr>
+          <w:noProof/>
+        </w:rPr>
+        <w:drawing>
+          <wp:inline distT="0" distB="0" distL="0" distR="0" wp14:anchorId="29A96E70" wp14:editId="63FE8FAF">
+            <wp:extent cx="533400" cy="733425"/>
+            <wp:effectExtent l="0" t="0" r="0" b="9525"/>
+            <wp:docPr id="50" name="Picture 50"/>
+            <wp:cNvGraphicFramePr>
+              <a:graphicFrameLocks xmlns:a="http://schemas.openxmlformats.org/drawingml/2006/main" noChangeAspect="1"/>
+            </wp:cNvGraphicFramePr>
+            <a:graphic xmlns:a="http://schemas.openxmlformats.org/drawingml/2006/main">
+              <a:graphicData uri="http://schemas.openxmlformats.org/drawingml/2006/picture">
+                <pic:pic xmlns:pic="http://schemas.openxmlformats.org/drawingml/2006/picture">
+                  <pic:nvPicPr>
+                    <pic:cNvPr id="1" name=""/>
+                    <pic:cNvPicPr/>
+                  </pic:nvPicPr>
+                  <pic:blipFill>
+                    <a:blip r:embed="rId48"/>
+                    <a:stretch>
+                      <a:fillRect/>
+                    </a:stretch>
+                  </pic:blipFill>
+                  <pic:spPr>
+                    <a:xfrm>
+                      <a:off x="0" y="0"/>
+                      <a:ext cx="533400" cy="733425"/>
+                    </a:xfrm>
+                    <a:prstGeom prst="rect">
+                      <a:avLst/>
+                    </a:prstGeom>
+                  </pic:spPr>
+                </pic:pic>
+              </a:graphicData>
+            </a:graphic>
+          </wp:inline>
+        </w:drawing>
+      </w:r>
+    </w:p>
+    <w:p>
+      <w:pPr>
         <w:pStyle w:val="Caption"/>
       </w:pPr>
     </w:p>
@@ -11988,12 +12243,12 @@
       <w:pPr>
         <w:pStyle w:val="Heading1"/>
       </w:pPr>
-      <w:bookmarkStart w:id="41" w:name="_Toc509165867"/>
+      <w:bookmarkStart w:id="43" w:name="_Toc509165867"/>
       <w:r>
         <w:lastRenderedPageBreak/>
         <w:t>Tools</w:t>
       </w:r>
-      <w:bookmarkEnd w:id="41"/>
+      <w:bookmarkEnd w:id="43"/>
       <w:r>
         <w:fldChar w:fldCharType="begin"/>
       </w:r>
@@ -12047,7 +12302,7 @@
           <w:noProof/>
         </w:rPr>
         <w:drawing>
-          <wp:inline distT="0" distB="0" distL="0" distR="0" wp14:anchorId="6166FE6E" wp14:editId="473BA504">
+          <wp:inline distT="0" distB="0" distL="0" distR="0" wp14:anchorId="37DB13FA" wp14:editId="6A9A2AC5">
             <wp:extent cx="2343150" cy="3836334"/>
             <wp:effectExtent l="0" t="0" r="0" b="0"/>
             <wp:docPr id="13" name="Picture 13"/>
@@ -12062,7 +12317,7 @@
                     <pic:cNvPicPr/>
                   </pic:nvPicPr>
                   <pic:blipFill>
-                    <a:blip r:embed="rId47">
+                    <a:blip r:embed="rId49">
                       <a:extLst>
                         <a:ext uri="{28A0092B-C50C-407E-A947-70E740481C1C}">
                           <a14:useLocalDpi xmlns:a14="http://schemas.microsoft.com/office/drawing/2010/main" val="0"/>
@@ -12191,7 +12446,7 @@
       <w:pPr>
         <w:pStyle w:val="Heading1"/>
       </w:pPr>
-      <w:bookmarkStart w:id="42" w:name="_Toc509165868"/>
+      <w:bookmarkStart w:id="44" w:name="_Toc509165868"/>
       <w:r>
         <w:lastRenderedPageBreak/>
         <w:t>Troubles</w:t>
@@ -12217,7 +12472,7 @@
       <w:r>
         <w:t xml:space="preserve"> 9-Tap</w:t>
       </w:r>
-      <w:bookmarkEnd w:id="42"/>
+      <w:bookmarkEnd w:id="44"/>
     </w:p>
     <w:p>
       <w:pPr>
@@ -12227,7 +12482,7 @@
           <w:szCs w:val="24"/>
         </w:rPr>
       </w:pPr>
-      <w:bookmarkStart w:id="43" w:name="_Toc509165869"/>
+      <w:bookmarkStart w:id="45" w:name="_Toc509165869"/>
       <w:r>
         <w:rPr>
           <w:sz w:val="24"/>
@@ -12249,7 +12504,7 @@
         </w:rPr>
         <w:t>:</w:t>
       </w:r>
-      <w:bookmarkEnd w:id="43"/>
+      <w:bookmarkEnd w:id="45"/>
     </w:p>
     <w:p>
       <w:pPr>
@@ -12329,14 +12584,14 @@
       <w:pPr>
         <w:pStyle w:val="Heading2"/>
       </w:pPr>
-      <w:bookmarkStart w:id="44" w:name="_Toc509165870"/>
+      <w:bookmarkStart w:id="46" w:name="_Toc509165870"/>
       <w:r>
         <w:t>Screen “splitting”</w:t>
       </w:r>
       <w:r>
         <w:t xml:space="preserve"> on resize</w:t>
       </w:r>
-      <w:bookmarkEnd w:id="44"/>
+      <w:bookmarkEnd w:id="46"/>
     </w:p>
     <w:p>
       <w:pPr>
@@ -12363,7 +12618,7 @@
           <w:noProof/>
         </w:rPr>
         <w:drawing>
-          <wp:inline distT="0" distB="0" distL="0" distR="0">
+          <wp:inline distT="0" distB="0" distL="0" distR="0" wp14:anchorId="3767B650" wp14:editId="20C9E060">
             <wp:extent cx="3810000" cy="2979628"/>
             <wp:effectExtent l="0" t="0" r="0" b="0"/>
             <wp:docPr id="22" name="Picture 22"/>
@@ -12378,7 +12633,7 @@
                     <pic:cNvPicPr/>
                   </pic:nvPicPr>
                   <pic:blipFill>
-                    <a:blip r:embed="rId48" cstate="print">
+                    <a:blip r:embed="rId50" cstate="print">
                       <a:extLst>
                         <a:ext uri="{28A0092B-C50C-407E-A947-70E740481C1C}">
                           <a14:useLocalDpi xmlns:a14="http://schemas.microsoft.com/office/drawing/2010/main" val="0"/>
@@ -12442,7 +12697,7 @@
         <mc:AlternateContent>
           <mc:Choice Requires="wps">
             <w:drawing>
-              <wp:anchor distT="0" distB="0" distL="114300" distR="114300" simplePos="0" relativeHeight="251658240" behindDoc="0" locked="0" layoutInCell="1" allowOverlap="1" wp14:anchorId="2EB0F7D5" wp14:editId="56206372">
+              <wp:anchor distT="0" distB="0" distL="114300" distR="114300" simplePos="0" relativeHeight="251658240" behindDoc="0" locked="0" layoutInCell="1" allowOverlap="1" wp14:anchorId="7BB17706" wp14:editId="62300B34">
                 <wp:simplePos x="0" y="0"/>
                 <wp:positionH relativeFrom="column">
                   <wp:posOffset>3175</wp:posOffset>
@@ -12519,7 +12774,7 @@
           </mc:Choice>
           <mc:Fallback>
             <w:pict>
-              <v:shapetype w14:anchorId="2EB0F7D5" id="_x0000_t202" coordsize="21600,21600" o:spt="202" path="m,l,21600r21600,l21600,xe">
+              <v:shapetype w14:anchorId="7BB17706" id="_x0000_t202" coordsize="21600,21600" o:spt="202" path="m,l,21600r21600,l21600,xe">
                 <v:stroke joinstyle="miter"/>
                 <v:path gradientshapeok="t" o:connecttype="rect"/>
               </v:shapetype>
@@ -12562,7 +12817,7 @@
           <w:noProof/>
         </w:rPr>
         <w:drawing>
-          <wp:anchor distT="0" distB="0" distL="114300" distR="114300" simplePos="0" relativeHeight="251656192" behindDoc="0" locked="0" layoutInCell="1" allowOverlap="1">
+          <wp:anchor distT="0" distB="0" distL="114300" distR="114300" simplePos="0" relativeHeight="251656192" behindDoc="0" locked="0" layoutInCell="1" allowOverlap="1" wp14:anchorId="682AA4A0" wp14:editId="46FA8D0E">
             <wp:simplePos x="0" y="0"/>
             <wp:positionH relativeFrom="column">
               <wp:posOffset>3175</wp:posOffset>
@@ -12585,7 +12840,7 @@
                     <pic:cNvPicPr/>
                   </pic:nvPicPr>
                   <pic:blipFill>
-                    <a:blip r:embed="rId49">
+                    <a:blip r:embed="rId51">
                       <a:extLst>
                         <a:ext uri="{28A0092B-C50C-407E-A947-70E740481C1C}">
                           <a14:useLocalDpi xmlns:a14="http://schemas.microsoft.com/office/drawing/2010/main" val="0"/>
@@ -12642,7 +12897,7 @@
           <w:szCs w:val="24"/>
         </w:rPr>
       </w:pPr>
-      <w:bookmarkStart w:id="45" w:name="_Toc509165871"/>
+      <w:bookmarkStart w:id="47" w:name="_Toc509165871"/>
       <w:r>
         <w:rPr>
           <w:sz w:val="24"/>
@@ -12651,7 +12906,7 @@
         <w:lastRenderedPageBreak/>
         <w:t>ReadMe File</w:t>
       </w:r>
-      <w:bookmarkEnd w:id="45"/>
+      <w:bookmarkEnd w:id="47"/>
       <w:r>
         <w:rPr>
           <w:sz w:val="24"/>
@@ -12770,7 +13025,7 @@
       <w:pPr>
         <w:pStyle w:val="Heading1"/>
       </w:pPr>
-      <w:bookmarkStart w:id="46" w:name="_Toc509165872"/>
+      <w:bookmarkStart w:id="48" w:name="_Toc509165872"/>
       <w:r>
         <w:lastRenderedPageBreak/>
         <w:t>Conver</w:t>
@@ -12778,7 +13033,7 @@
       <w:r>
         <w:t>sion Program</w:t>
       </w:r>
-      <w:bookmarkEnd w:id="46"/>
+      <w:bookmarkEnd w:id="48"/>
       <w:r>
         <w:fldChar w:fldCharType="begin"/>
       </w:r>
@@ -12891,12 +13146,12 @@
       <w:pPr>
         <w:pStyle w:val="Heading1"/>
       </w:pPr>
-      <w:bookmarkStart w:id="47" w:name="_Toc509165873"/>
+      <w:bookmarkStart w:id="49" w:name="_Toc509165873"/>
       <w:r>
         <w:lastRenderedPageBreak/>
         <w:t>General Information</w:t>
       </w:r>
-      <w:bookmarkEnd w:id="47"/>
+      <w:bookmarkEnd w:id="49"/>
       <w:r>
         <w:fldChar w:fldCharType="begin"/>
       </w:r>
@@ -12932,7 +13187,7 @@
           <w:szCs w:val="22"/>
         </w:rPr>
       </w:pPr>
-      <w:bookmarkStart w:id="48" w:name="_Toc509165874"/>
+      <w:bookmarkStart w:id="50" w:name="_Toc509165874"/>
       <w:r>
         <w:rPr>
           <w:sz w:val="22"/>
@@ -12941,7 +13196,7 @@
         <w:lastRenderedPageBreak/>
         <w:t>Main Menu</w:t>
       </w:r>
-      <w:bookmarkEnd w:id="48"/>
+      <w:bookmarkEnd w:id="50"/>
       <w:r>
         <w:rPr>
           <w:sz w:val="22"/>
@@ -13441,11 +13696,11 @@
       <w:pPr>
         <w:pStyle w:val="Heading2"/>
       </w:pPr>
-      <w:bookmarkStart w:id="49" w:name="_Toc509165875"/>
+      <w:bookmarkStart w:id="51" w:name="_Toc509165875"/>
       <w:r>
         <w:t>Member Info</w:t>
       </w:r>
-      <w:bookmarkEnd w:id="49"/>
+      <w:bookmarkEnd w:id="51"/>
       <w:r>
         <w:fldChar w:fldCharType="begin"/>
       </w:r>
@@ -14311,7 +14566,13 @@
         <w:t>—</w:t>
       </w:r>
       <w:r>
-        <w:t xml:space="preserve"> this button </w:t>
+        <w:t xml:space="preserve"> </w:t>
+      </w:r>
+      <w:r>
+        <w:t>This</w:t>
+      </w:r>
+      <w:r>
+        <w:t xml:space="preserve"> button </w:t>
       </w:r>
       <w:r>
         <w:t>brings up currently selected member’s statistics.</w:t>
@@ -14530,11 +14791,11 @@
       <w:pPr>
         <w:pStyle w:val="Heading2"/>
       </w:pPr>
-      <w:bookmarkStart w:id="50" w:name="_Toc509165876"/>
+      <w:bookmarkStart w:id="52" w:name="_Toc509165876"/>
       <w:r>
         <w:t>Member Scores</w:t>
       </w:r>
-      <w:bookmarkEnd w:id="50"/>
+      <w:bookmarkEnd w:id="52"/>
       <w:r>
         <w:fldChar w:fldCharType="begin"/>
       </w:r>
@@ -15982,11 +16243,11 @@
       <w:pPr>
         <w:pStyle w:val="Heading2"/>
       </w:pPr>
-      <w:bookmarkStart w:id="51" w:name="_Toc509165877"/>
+      <w:bookmarkStart w:id="53" w:name="_Toc509165877"/>
       <w:r>
         <w:t>Tools</w:t>
       </w:r>
-      <w:bookmarkEnd w:id="51"/>
+      <w:bookmarkEnd w:id="53"/>
       <w:r>
         <w:fldChar w:fldCharType="begin"/>
       </w:r>
@@ -16015,11 +16276,11 @@
       <w:pPr>
         <w:pStyle w:val="Heading2"/>
       </w:pPr>
-      <w:bookmarkStart w:id="52" w:name="_Toc509165878"/>
+      <w:bookmarkStart w:id="54" w:name="_Toc509165878"/>
       <w:r>
         <w:t>About</w:t>
       </w:r>
-      <w:bookmarkEnd w:id="52"/>
+      <w:bookmarkEnd w:id="54"/>
       <w:r>
         <w:fldChar w:fldCharType="begin"/>
       </w:r>
@@ -16069,11 +16330,11 @@
       <w:pPr>
         <w:pStyle w:val="Heading2"/>
       </w:pPr>
-      <w:bookmarkStart w:id="53" w:name="_Toc509165879"/>
+      <w:bookmarkStart w:id="55" w:name="_Toc509165879"/>
       <w:r>
         <w:t>Exit</w:t>
       </w:r>
-      <w:bookmarkEnd w:id="53"/>
+      <w:bookmarkEnd w:id="55"/>
       <w:r>
         <w:fldChar w:fldCharType="begin"/>
       </w:r>
@@ -16124,18 +16385,18 @@
     <w:p>
       <w:pPr>
         <w:sectPr>
-          <w:headerReference w:type="default" r:id="rId50"/>
-          <w:footerReference w:type="default" r:id="rId51"/>
-          <w:headerReference w:type="first" r:id="rId52"/>
+          <w:headerReference w:type="default" r:id="rId52"/>
+          <w:footerReference w:type="default" r:id="rId53"/>
+          <w:headerReference w:type="first" r:id="rId54"/>
           <w:type w:val="continuous"/>
           <w:pgSz w:w="12240" w:h="15840" w:code="1"/>
           <w:pgMar w:top="1800" w:right="1195" w:bottom="1440" w:left="3355" w:header="720" w:footer="720" w:gutter="0"/>
           <w:cols w:space="720"/>
         </w:sectPr>
       </w:pPr>
-      <w:bookmarkStart w:id="54" w:name="_Toc35154388"/>
-      <w:bookmarkStart w:id="55" w:name="_Toc35154911"/>
-      <w:bookmarkStart w:id="56" w:name="_Toc36023011"/>
+      <w:bookmarkStart w:id="56" w:name="_Toc35154388"/>
+      <w:bookmarkStart w:id="57" w:name="_Toc35154911"/>
+      <w:bookmarkStart w:id="58" w:name="_Toc36023011"/>
     </w:p>
     <w:p>
       <w:pPr>
@@ -16150,15 +16411,15 @@
       <w:pPr>
         <w:pStyle w:val="Heading1"/>
       </w:pPr>
-      <w:bookmarkStart w:id="57" w:name="_Toc509165880"/>
+      <w:bookmarkStart w:id="59" w:name="_Toc509165880"/>
       <w:r>
         <w:lastRenderedPageBreak/>
         <w:t>Index</w:t>
       </w:r>
-      <w:bookmarkEnd w:id="54"/>
-      <w:bookmarkEnd w:id="55"/>
       <w:bookmarkEnd w:id="56"/>
       <w:bookmarkEnd w:id="57"/>
+      <w:bookmarkEnd w:id="58"/>
+      <w:bookmarkEnd w:id="59"/>
     </w:p>
     <w:p>
       <w:pPr>
@@ -17419,6 +17680,52 @@
     </w:sectPr>
   </w:body>
 </w:document>
+</file>
+
+<file path=word/comments.xml><?xml version="1.0" encoding="utf-8"?>
+<w:comments xmlns:wpc="http://schemas.microsoft.com/office/word/2010/wordprocessingCanvas" xmlns:mc="http://schemas.openxmlformats.org/markup-compatibility/2006" xmlns:o="urn:schemas-microsoft-com:office:office" xmlns:r="http://schemas.openxmlformats.org/officeDocument/2006/relationships" xmlns:m="http://schemas.openxmlformats.org/officeDocument/2006/math" xmlns:v="urn:schemas-microsoft-com:vml" xmlns:wp14="http://schemas.microsoft.com/office/word/2010/wordprocessingDrawing" xmlns:wp="http://schemas.openxmlformats.org/drawingml/2006/wordprocessingDrawing" xmlns:w10="urn:schemas-microsoft-com:office:word" xmlns:w="http://schemas.openxmlformats.org/wordprocessingml/2006/main" xmlns:w14="http://schemas.microsoft.com/office/word/2010/wordml" xmlns:w15="http://schemas.microsoft.com/office/word/2012/wordml" xmlns:wpg="http://schemas.microsoft.com/office/word/2010/wordprocessingGroup" xmlns:wpi="http://schemas.microsoft.com/office/word/2010/wordprocessingInk" xmlns:wne="http://schemas.microsoft.com/office/word/2006/wordml" xmlns:wps="http://schemas.microsoft.com/office/word/2010/wordprocessingShape" mc:Ignorable="w14 w15 wp14">
+  <w:comment w:id="41" w:author="Timothy Fair" w:date="2018-07-25T14:36:00Z" w:initials="TF">
+    <w:p>
+      <w:pPr>
+        <w:pStyle w:val="CommentText"/>
+      </w:pPr>
+      <w:r>
+        <w:rPr>
+          <w:rStyle w:val="CommentReference"/>
+        </w:rPr>
+        <w:annotationRef/>
+      </w:r>
+    </w:p>
+  </w:comment>
+  <w:comment w:id="42" w:author="Timothy Fair" w:date="2018-07-25T14:36:00Z" w:initials="TF">
+    <w:p>
+      <w:pPr>
+        <w:pStyle w:val="CommentText"/>
+      </w:pPr>
+      <w:r>
+        <w:rPr>
+          <w:rStyle w:val="CommentReference"/>
+        </w:rPr>
+        <w:annotationRef/>
+      </w:r>
+      <w:r>
+        <w:t>For an unknown reason the document enters compatibility mode and bookmarks break, showing these errors all across the manual.</w:t>
+      </w:r>
+    </w:p>
+    <w:p>
+      <w:pPr>
+        <w:pStyle w:val="CommentText"/>
+      </w:pPr>
+    </w:p>
+  </w:comment>
+</w:comments>
+</file>
+
+<file path=word/commentsExtended.xml><?xml version="1.0" encoding="utf-8"?>
+<w15:commentsEx xmlns:wpc="http://schemas.microsoft.com/office/word/2010/wordprocessingCanvas" xmlns:mc="http://schemas.openxmlformats.org/markup-compatibility/2006" xmlns:o="urn:schemas-microsoft-com:office:office" xmlns:r="http://schemas.openxmlformats.org/officeDocument/2006/relationships" xmlns:m="http://schemas.openxmlformats.org/officeDocument/2006/math" xmlns:v="urn:schemas-microsoft-com:vml" xmlns:wp14="http://schemas.microsoft.com/office/word/2010/wordprocessingDrawing" xmlns:wp="http://schemas.openxmlformats.org/drawingml/2006/wordprocessingDrawing" xmlns:w10="urn:schemas-microsoft-com:office:word" xmlns:w="http://schemas.openxmlformats.org/wordprocessingml/2006/main" xmlns:w14="http://schemas.microsoft.com/office/word/2010/wordml" xmlns:w15="http://schemas.microsoft.com/office/word/2012/wordml" xmlns:wpg="http://schemas.microsoft.com/office/word/2010/wordprocessingGroup" xmlns:wpi="http://schemas.microsoft.com/office/word/2010/wordprocessingInk" xmlns:wne="http://schemas.microsoft.com/office/word/2006/wordml" xmlns:wps="http://schemas.microsoft.com/office/word/2010/wordprocessingShape" mc:Ignorable="w14 w15 wp14">
+  <w15:commentEx w15:paraId="15022064" w15:done="0"/>
+  <w15:commentEx w15:paraId="7F6E4FCA" w15:done="0"/>
+</w15:commentsEx>
 </file>
 
 <file path=word/endnotes.xml><?xml version="1.0" encoding="utf-8"?>
@@ -17534,7 +17841,7 @@
         <w:rStyle w:val="PageNumber"/>
         <w:noProof/>
       </w:rPr>
-      <w:t>25</w:t>
+      <w:t>19</w:t>
     </w:r>
     <w:r>
       <w:rPr>
@@ -19983,6 +20290,14 @@
     <w:abstractNumId w:val="24"/>
   </w:num>
 </w:numbering>
+</file>
+
+<file path=word/people.xml><?xml version="1.0" encoding="utf-8"?>
+<w15:people xmlns:wpc="http://schemas.microsoft.com/office/word/2010/wordprocessingCanvas" xmlns:mc="http://schemas.openxmlformats.org/markup-compatibility/2006" xmlns:o="urn:schemas-microsoft-com:office:office" xmlns:r="http://schemas.openxmlformats.org/officeDocument/2006/relationships" xmlns:m="http://schemas.openxmlformats.org/officeDocument/2006/math" xmlns:v="urn:schemas-microsoft-com:vml" xmlns:wp14="http://schemas.microsoft.com/office/word/2010/wordprocessingDrawing" xmlns:wp="http://schemas.openxmlformats.org/drawingml/2006/wordprocessingDrawing" xmlns:w10="urn:schemas-microsoft-com:office:word" xmlns:w="http://schemas.openxmlformats.org/wordprocessingml/2006/main" xmlns:w14="http://schemas.microsoft.com/office/word/2010/wordml" xmlns:w15="http://schemas.microsoft.com/office/word/2012/wordml" xmlns:wpg="http://schemas.microsoft.com/office/word/2010/wordprocessingGroup" xmlns:wpi="http://schemas.microsoft.com/office/word/2010/wordprocessingInk" xmlns:wne="http://schemas.microsoft.com/office/word/2006/wordml" xmlns:wps="http://schemas.microsoft.com/office/word/2010/wordprocessingShape" mc:Ignorable="w14 w15 wp14">
+  <w15:person w15:author="Timothy Fair">
+    <w15:presenceInfo w15:providerId="AD" w15:userId="S-1-5-21-1752004977-2820985605-2366059907-1857"/>
+  </w15:person>
+</w15:people>
 </file>
 
 <file path=word/styles.xml><?xml version="1.0" encoding="utf-8"?>
@@ -21739,7 +22054,7 @@
 </file>
 
 <file path=customXml/itemProps1.xml><?xml version="1.0" encoding="utf-8"?>
-<ds:datastoreItem xmlns:ds="http://schemas.openxmlformats.org/officeDocument/2006/customXml" ds:itemID="{D8C1E52D-BB91-4CFE-B75C-8BC8DF7ADF45}">
+<ds:datastoreItem xmlns:ds="http://schemas.openxmlformats.org/officeDocument/2006/customXml" ds:itemID="{A090FC03-AD01-4378-880D-FC5F1307A7C4}">
   <ds:schemaRefs>
     <ds:schemaRef ds:uri="http://schemas.openxmlformats.org/officeDocument/2006/bibliography"/>
   </ds:schemaRefs>

--- a/9tapUserManual.docx
+++ b/9tapUserManual.docx
@@ -173,7 +173,6 @@
         </w:sectPr>
       </w:pPr>
     </w:p>
-    <w:bookmarkStart w:id="0" w:name="_GoBack" w:displacedByCustomXml="next"/>
     <w:sdt>
       <w:sdtPr>
         <w:rPr>
@@ -226,7 +225,6 @@
             <w:t>able of Contents</w:t>
           </w:r>
         </w:p>
-        <w:bookmarkEnd w:id="0"/>
         <w:p>
           <w:pPr>
             <w:pStyle w:val="TOC1"/>
@@ -4005,7 +4003,7 @@
       <w:pPr>
         <w:pStyle w:val="Heading1"/>
       </w:pPr>
-      <w:bookmarkStart w:id="1" w:name="_Toc509165828"/>
+      <w:bookmarkStart w:id="0" w:name="_Toc509165828"/>
       <w:r>
         <w:lastRenderedPageBreak/>
         <w:t>About</w:t>
@@ -4056,7 +4054,7 @@
       <w:r>
         <w:t xml:space="preserve"> INC</w:t>
       </w:r>
-      <w:bookmarkEnd w:id="1"/>
+      <w:bookmarkEnd w:id="0"/>
     </w:p>
     <w:p>
       <w:pPr>
@@ -4231,8 +4229,8 @@
           <w:szCs w:val="20"/>
         </w:rPr>
       </w:pPr>
-      <w:bookmarkStart w:id="2" w:name="_Toc508882989"/>
-      <w:bookmarkStart w:id="3" w:name="_Toc509165829"/>
+      <w:bookmarkStart w:id="1" w:name="_Toc508882989"/>
+      <w:bookmarkStart w:id="2" w:name="_Toc509165829"/>
       <w:r>
         <w:rPr>
           <w:szCs w:val="20"/>
@@ -4240,8 +4238,8 @@
         <w:lastRenderedPageBreak/>
         <w:t>Dedication:</w:t>
       </w:r>
+      <w:bookmarkEnd w:id="1"/>
       <w:bookmarkEnd w:id="2"/>
-      <w:bookmarkEnd w:id="3"/>
     </w:p>
     <w:p>
       <w:pPr>
@@ -4276,7 +4274,7 @@
           <w:szCs w:val="40"/>
         </w:rPr>
       </w:pPr>
-      <w:bookmarkStart w:id="4" w:name="_Toc509165830"/>
+      <w:bookmarkStart w:id="3" w:name="_Toc509165830"/>
       <w:r>
         <w:rPr>
           <w:sz w:val="40"/>
@@ -4299,7 +4297,7 @@
         </w:rPr>
         <w:t>9-Tap?</w:t>
       </w:r>
-      <w:bookmarkEnd w:id="4"/>
+      <w:bookmarkEnd w:id="3"/>
     </w:p>
     <w:p>
       <w:pPr>
@@ -4372,14 +4370,27 @@
       <w:r>
         <w:t xml:space="preserve">Figure </w:t>
       </w:r>
-      <w:fldSimple w:instr=" SEQ Figure \* ARABIC ">
-        <w:r>
-          <w:rPr>
-            <w:noProof/>
-          </w:rPr>
-          <w:t>1</w:t>
-        </w:r>
-      </w:fldSimple>
+      <w:r>
+        <w:fldChar w:fldCharType="begin"/>
+      </w:r>
+      <w:r>
+        <w:instrText xml:space="preserve"> SEQ Figure \* ARABIC </w:instrText>
+      </w:r>
+      <w:r>
+        <w:fldChar w:fldCharType="separate"/>
+      </w:r>
+      <w:r>
+        <w:rPr>
+          <w:noProof/>
+        </w:rPr>
+        <w:t>1</w:t>
+      </w:r>
+      <w:r>
+        <w:rPr>
+          <w:noProof/>
+        </w:rPr>
+        <w:fldChar w:fldCharType="end"/>
+      </w:r>
       <w:r>
         <w:t>: 9-Tap Main Menu</w:t>
       </w:r>
@@ -4450,18 +4461,18 @@
       <w:pPr>
         <w:pStyle w:val="Heading2"/>
       </w:pPr>
-      <w:bookmarkStart w:id="5" w:name="_Toc509165831"/>
+      <w:bookmarkStart w:id="4" w:name="_Toc509165831"/>
       <w:r>
         <w:lastRenderedPageBreak/>
         <w:t>A good place to start</w:t>
       </w:r>
-      <w:bookmarkEnd w:id="5"/>
+      <w:bookmarkEnd w:id="4"/>
     </w:p>
     <w:p>
       <w:pPr>
         <w:pStyle w:val="Heading3"/>
       </w:pPr>
-      <w:bookmarkStart w:id="6" w:name="_Toc509165832"/>
+      <w:bookmarkStart w:id="5" w:name="_Toc509165832"/>
       <w:r>
         <w:t>Quick start</w:t>
       </w:r>
@@ -4506,38 +4517,33 @@
         <w:fldChar w:fldCharType="end"/>
       </w:r>
       <w:r>
-        <w:t xml:space="preserve"> </w:t>
-      </w:r>
-      <w:proofErr w:type="gramStart"/>
-      <w:r>
-        <w:t>guide</w:t>
+        <w:t xml:space="preserve"> guide</w:t>
+      </w:r>
+      <w:bookmarkEnd w:id="5"/>
+    </w:p>
+    <w:p>
+      <w:pPr>
+        <w:pStyle w:val="BodyText"/>
+      </w:pPr>
+      <w:r>
+        <w:t xml:space="preserve">You can find this on page </w:t>
+      </w:r>
+      <w:r>
+        <w:t>7</w:t>
+      </w:r>
+      <w:r>
+        <w:t>.</w:t>
+      </w:r>
+    </w:p>
+    <w:p>
+      <w:pPr>
+        <w:pStyle w:val="Heading3"/>
+      </w:pPr>
+      <w:bookmarkStart w:id="6" w:name="_Toc509165833"/>
+      <w:r>
+        <w:t>Troubleshooting</w:t>
       </w:r>
       <w:bookmarkEnd w:id="6"/>
-      <w:proofErr w:type="gramEnd"/>
-    </w:p>
-    <w:p>
-      <w:pPr>
-        <w:pStyle w:val="BodyText"/>
-      </w:pPr>
-      <w:r>
-        <w:t xml:space="preserve">You can find this on page </w:t>
-      </w:r>
-      <w:r>
-        <w:t>7</w:t>
-      </w:r>
-      <w:r>
-        <w:t>.</w:t>
-      </w:r>
-    </w:p>
-    <w:p>
-      <w:pPr>
-        <w:pStyle w:val="Heading3"/>
-      </w:pPr>
-      <w:bookmarkStart w:id="7" w:name="_Toc509165833"/>
-      <w:r>
-        <w:t>Troubleshooting</w:t>
-      </w:r>
-      <w:bookmarkEnd w:id="7"/>
       <w:r>
         <w:fldChar w:fldCharType="begin"/>
       </w:r>
@@ -4597,7 +4603,7 @@
       <w:pPr>
         <w:pStyle w:val="Heading2"/>
       </w:pPr>
-      <w:bookmarkStart w:id="8" w:name="_Toc509165834"/>
+      <w:bookmarkStart w:id="7" w:name="_Toc509165834"/>
       <w:r>
         <w:t xml:space="preserve">Menus </w:t>
       </w:r>
@@ -4607,7 +4613,7 @@
       <w:r>
         <w:t>uide</w:t>
       </w:r>
-      <w:bookmarkEnd w:id="8"/>
+      <w:bookmarkEnd w:id="7"/>
       <w:r>
         <w:fldChar w:fldCharType="begin"/>
       </w:r>
@@ -4800,7 +4806,7 @@
       <w:pPr>
         <w:pStyle w:val="Heading1"/>
       </w:pPr>
-      <w:bookmarkStart w:id="9" w:name="_Toc509165835"/>
+      <w:bookmarkStart w:id="8" w:name="_Toc509165835"/>
       <w:r>
         <w:lastRenderedPageBreak/>
         <w:t>Quick Start</w:t>
@@ -4848,7 +4854,7 @@
       <w:r>
         <w:t xml:space="preserve"> Guide</w:t>
       </w:r>
-      <w:bookmarkEnd w:id="9"/>
+      <w:bookmarkEnd w:id="8"/>
     </w:p>
     <w:p>
       <w:pPr>
@@ -4869,7 +4875,7 @@
       <w:pPr>
         <w:pStyle w:val="Heading2"/>
       </w:pPr>
-      <w:bookmarkStart w:id="10" w:name="_Toc509165836"/>
+      <w:bookmarkStart w:id="9" w:name="_Toc509165836"/>
       <w:r>
         <w:t>What are the system requirements</w:t>
       </w:r>
@@ -4914,40 +4920,32 @@
         <w:fldChar w:fldCharType="end"/>
       </w:r>
       <w:r>
+        <w:t xml:space="preserve"> to run 9-Tap?</w:t>
+      </w:r>
+      <w:bookmarkEnd w:id="9"/>
+    </w:p>
+    <w:p>
+      <w:pPr>
+        <w:pStyle w:val="BodyTextKeep"/>
+      </w:pPr>
+      <w:r>
+        <w:t>The system requirements</w:t>
+      </w:r>
+      <w:r>
+        <w:t xml:space="preserve">: </w:t>
+      </w:r>
+      <w:r>
+        <w:t>Windows 7 and above</w:t>
+      </w:r>
+      <w:r>
+        <w:t xml:space="preserve">. </w:t>
+      </w:r>
+      <w:r>
+        <w:t>13MB free disk space.</w:t>
+      </w:r>
+      <w:r>
         <w:t xml:space="preserve"> </w:t>
       </w:r>
-      <w:proofErr w:type="gramStart"/>
-      <w:r>
-        <w:t>to</w:t>
-      </w:r>
-      <w:proofErr w:type="gramEnd"/>
-      <w:r>
-        <w:t xml:space="preserve"> run 9-Tap?</w:t>
-      </w:r>
-      <w:bookmarkEnd w:id="10"/>
-    </w:p>
-    <w:p>
-      <w:pPr>
-        <w:pStyle w:val="BodyTextKeep"/>
-      </w:pPr>
-      <w:r>
-        <w:t>The system requirements</w:t>
-      </w:r>
-      <w:r>
-        <w:t xml:space="preserve">: </w:t>
-      </w:r>
-      <w:r>
-        <w:t>Windows 7 and above</w:t>
-      </w:r>
-      <w:r>
-        <w:t xml:space="preserve">. </w:t>
-      </w:r>
-      <w:r>
-        <w:t>13MB free disk space.</w:t>
-      </w:r>
-      <w:r>
-        <w:t xml:space="preserve"> </w:t>
-      </w:r>
       <w:r>
         <w:t xml:space="preserve">Optimized for 1366 X 768 screen resolution. </w:t>
       </w:r>
@@ -4959,7 +4957,7 @@
       <w:pPr>
         <w:pStyle w:val="Heading2"/>
       </w:pPr>
-      <w:bookmarkStart w:id="11" w:name="_Toc509165837"/>
+      <w:bookmarkStart w:id="10" w:name="_Toc509165837"/>
       <w:r>
         <w:t>How do I install 9-Tap</w:t>
       </w:r>
@@ -4983,15 +4981,7 @@
           <w:b/>
           <w:bCs/>
         </w:rPr>
-        <w:t xml:space="preserve">Error! Bookmark not </w:t>
-      </w:r>
-      <w:proofErr w:type="gramStart"/>
-      <w:r>
-        <w:rPr>
-          <w:b/>
-          <w:bCs/>
-        </w:rPr>
-        <w:t>defined.</w:t>
+        <w:t>Error! Bookmark not defined.</w:t>
       </w:r>
       <w:r>
         <w:fldChar w:fldCharType="end"/>
@@ -4999,8 +4989,7 @@
       <w:r>
         <w:t>?</w:t>
       </w:r>
-      <w:bookmarkEnd w:id="11"/>
-      <w:proofErr w:type="gramEnd"/>
+      <w:bookmarkEnd w:id="10"/>
     </w:p>
     <w:p>
       <w:pPr>
@@ -5119,15 +5108,7 @@
         <w:t>o</w:t>
       </w:r>
       <w:r>
-        <w:t xml:space="preserve">se another. If you don’t want a Start Menu folder to be created check the box “Do Not Create </w:t>
-      </w:r>
-      <w:proofErr w:type="gramStart"/>
-      <w:r>
-        <w:t>A</w:t>
-      </w:r>
-      <w:proofErr w:type="gramEnd"/>
-      <w:r>
-        <w:t xml:space="preserve"> Start Menu Folder”. Once you are satisfied with your selection click the “Next” button to continue.</w:t>
+        <w:t>se another. If you don’t want a Start Menu folder to be created check the box “Do Not Create A Start Menu Folder”. Once you are satisfied with your selection click the “Next” button to continue.</w:t>
       </w:r>
     </w:p>
     <w:p>
@@ -5284,15 +5265,7 @@
         <w:t>o</w:t>
       </w:r>
       <w:r>
-        <w:t xml:space="preserve">se another. If you don’t want a Start Menu folder to be created check the box “Do Not Create </w:t>
-      </w:r>
-      <w:proofErr w:type="gramStart"/>
-      <w:r>
-        <w:t>A</w:t>
-      </w:r>
-      <w:proofErr w:type="gramEnd"/>
-      <w:r>
-        <w:t xml:space="preserve"> Start Menu Folder”. Once you are satisfied with your selection click the “Next” button to continue.</w:t>
+        <w:t>se another. If you don’t want a Start Menu folder to be created check the box “Do Not Create A Start Menu Folder”. Once you are satisfied with your selection click the “Next” button to continue.</w:t>
       </w:r>
     </w:p>
     <w:p>
@@ -5341,11 +5314,11 @@
       <w:pPr>
         <w:pStyle w:val="Heading2"/>
       </w:pPr>
-      <w:bookmarkStart w:id="12" w:name="_Toc509165838"/>
+      <w:bookmarkStart w:id="11" w:name="_Toc509165838"/>
       <w:r>
         <w:t>How do I Launch 9-Tap?</w:t>
       </w:r>
-      <w:bookmarkEnd w:id="12"/>
+      <w:bookmarkEnd w:id="11"/>
     </w:p>
     <w:p>
       <w:pPr>
@@ -5368,7 +5341,7 @@
       <w:pPr>
         <w:pStyle w:val="Heading2"/>
       </w:pPr>
-      <w:bookmarkStart w:id="13" w:name="_Toc509165839"/>
+      <w:bookmarkStart w:id="12" w:name="_Toc509165839"/>
       <w:r>
         <w:lastRenderedPageBreak/>
         <w:t>How do I import existing</w:t>
@@ -5399,17 +5372,9 @@
         <w:fldChar w:fldCharType="end"/>
       </w:r>
       <w:r>
-        <w:t xml:space="preserve"> </w:t>
-      </w:r>
-      <w:proofErr w:type="gramStart"/>
-      <w:r>
-        <w:t>members</w:t>
-      </w:r>
-      <w:proofErr w:type="gramEnd"/>
-      <w:r>
-        <w:t>?</w:t>
-      </w:r>
-      <w:bookmarkEnd w:id="13"/>
+        <w:t xml:space="preserve"> members?</w:t>
+      </w:r>
+      <w:bookmarkEnd w:id="12"/>
     </w:p>
     <w:p>
       <w:pPr>
@@ -5459,15 +5424,7 @@
         <w:fldChar w:fldCharType="end"/>
       </w:r>
       <w:r>
-        <w:t xml:space="preserve"> </w:t>
-      </w:r>
-      <w:proofErr w:type="gramStart"/>
-      <w:r>
-        <w:t>screen</w:t>
-      </w:r>
-      <w:proofErr w:type="gramEnd"/>
-      <w:r>
-        <w:t xml:space="preserve">, </w:t>
+        <w:t xml:space="preserve"> screen, </w:t>
       </w:r>
       <w:r>
         <w:t>f</w:t>
@@ -5489,11 +5446,11 @@
       <w:pPr>
         <w:pStyle w:val="Heading2"/>
       </w:pPr>
-      <w:bookmarkStart w:id="14" w:name="_Toc509165840"/>
+      <w:bookmarkStart w:id="13" w:name="_Toc509165840"/>
       <w:r>
         <w:t>How do I enter a new player?</w:t>
       </w:r>
-      <w:bookmarkEnd w:id="14"/>
+      <w:bookmarkEnd w:id="13"/>
     </w:p>
     <w:p>
       <w:pPr>
@@ -5543,15 +5500,7 @@
         <w:fldChar w:fldCharType="end"/>
       </w:r>
       <w:r>
-        <w:t xml:space="preserve"> </w:t>
-      </w:r>
-      <w:proofErr w:type="gramStart"/>
-      <w:r>
-        <w:t>screen</w:t>
-      </w:r>
-      <w:proofErr w:type="gramEnd"/>
-      <w:r>
-        <w:t xml:space="preserve">, Click </w:t>
+        <w:t xml:space="preserve"> screen, Click </w:t>
       </w:r>
       <w:r>
         <w:t>“New” button.</w:t>
@@ -5576,11 +5525,11 @@
       <w:pPr>
         <w:pStyle w:val="Heading2"/>
       </w:pPr>
-      <w:bookmarkStart w:id="15" w:name="_Toc509165841"/>
+      <w:bookmarkStart w:id="14" w:name="_Toc509165841"/>
       <w:r>
         <w:t>How do I create a tournament?</w:t>
       </w:r>
-      <w:bookmarkEnd w:id="15"/>
+      <w:bookmarkEnd w:id="14"/>
     </w:p>
     <w:p>
       <w:pPr>
@@ -5630,15 +5579,7 @@
         <w:fldChar w:fldCharType="end"/>
       </w:r>
       <w:r>
-        <w:t xml:space="preserve"> </w:t>
-      </w:r>
-      <w:proofErr w:type="gramStart"/>
-      <w:r>
-        <w:t>screen</w:t>
-      </w:r>
-      <w:proofErr w:type="gramEnd"/>
-      <w:r>
-        <w:t xml:space="preserve">, </w:t>
+        <w:t xml:space="preserve"> screen, </w:t>
       </w:r>
       <w:r>
         <w:t xml:space="preserve">click on the </w:t>
@@ -5724,11 +5665,11 @@
       <w:pPr>
         <w:pStyle w:val="Heading2"/>
       </w:pPr>
-      <w:bookmarkStart w:id="16" w:name="_Toc509165842"/>
+      <w:bookmarkStart w:id="15" w:name="_Toc509165842"/>
       <w:r>
         <w:t>How do I enter a bowler’s scores?</w:t>
       </w:r>
-      <w:bookmarkEnd w:id="16"/>
+      <w:bookmarkEnd w:id="15"/>
     </w:p>
     <w:p>
       <w:pPr>
@@ -5778,15 +5719,7 @@
         <w:fldChar w:fldCharType="end"/>
       </w:r>
       <w:r>
-        <w:t xml:space="preserve"> </w:t>
-      </w:r>
-      <w:proofErr w:type="gramStart"/>
-      <w:r>
-        <w:t>screen</w:t>
-      </w:r>
-      <w:proofErr w:type="gramEnd"/>
-      <w:r>
-        <w:t xml:space="preserve">, in the Tournament Files section, select </w:t>
+        <w:t xml:space="preserve"> screen, in the Tournament Files section, select </w:t>
       </w:r>
       <w:r>
         <w:t>a</w:t>
@@ -5960,7 +5893,7 @@
           <w:szCs w:val="32"/>
         </w:rPr>
       </w:pPr>
-      <w:bookmarkStart w:id="17" w:name="_Toc509165843"/>
+      <w:bookmarkStart w:id="16" w:name="_Toc509165843"/>
       <w:r>
         <w:rPr>
           <w:szCs w:val="32"/>
@@ -5968,7 +5901,7 @@
         <w:lastRenderedPageBreak/>
         <w:t>Main Menu</w:t>
       </w:r>
-      <w:bookmarkEnd w:id="17"/>
+      <w:bookmarkEnd w:id="16"/>
       <w:r>
         <w:rPr>
           <w:szCs w:val="32"/>
@@ -6093,40 +6026,56 @@
           <w:b/>
           <w:bCs/>
         </w:rPr>
-        <w:t xml:space="preserve">Error! Bookmark not </w:t>
-      </w:r>
-      <w:proofErr w:type="gramStart"/>
+        <w:t>Error! Bookmark not defined.</w:t>
+      </w:r>
+      <w:r>
+        <w:fldChar w:fldCharType="end"/>
+      </w:r>
+      <w:r>
+        <w:t>, button and tab. Member Scores</w:t>
+      </w:r>
+      <w:r>
+        <w:fldChar w:fldCharType="begin"/>
+      </w:r>
+      <w:r>
+        <w:instrText xml:space="preserve"> XE "</w:instrText>
+      </w:r>
+      <w:r>
+        <w:instrText>Member Scores</w:instrText>
+      </w:r>
+      <w:r>
+        <w:instrText xml:space="preserve">" </w:instrText>
+      </w:r>
+      <w:r>
+        <w:fldChar w:fldCharType="end"/>
+      </w:r>
+      <w:r>
+        <w:fldChar w:fldCharType="begin"/>
+      </w:r>
+      <w:r>
+        <w:instrText xml:space="preserve"> E "</w:instrText>
+      </w:r>
+      <w:r>
+        <w:instrText>Member Scores</w:instrText>
+      </w:r>
+      <w:r>
+        <w:instrText xml:space="preserve">" </w:instrText>
+      </w:r>
+      <w:r>
+        <w:fldChar w:fldCharType="separate"/>
+      </w:r>
       <w:r>
         <w:rPr>
           <w:b/>
           <w:bCs/>
         </w:rPr>
-        <w:t>defined.</w:t>
-      </w:r>
-      <w:r>
-        <w:fldChar w:fldCharType="end"/>
-      </w:r>
-      <w:r>
-        <w:t>,</w:t>
-      </w:r>
-      <w:proofErr w:type="gramEnd"/>
-      <w:r>
-        <w:t xml:space="preserve"> button and tab. Member Scores</w:t>
-      </w:r>
-      <w:r>
-        <w:fldChar w:fldCharType="begin"/>
-      </w:r>
-      <w:r>
-        <w:instrText xml:space="preserve"> XE "</w:instrText>
-      </w:r>
-      <w:r>
-        <w:instrText>Member Scores</w:instrText>
-      </w:r>
-      <w:r>
-        <w:instrText xml:space="preserve">" </w:instrText>
-      </w:r>
-      <w:r>
-        <w:fldChar w:fldCharType="end"/>
+        <w:t>Error! Bookmark not defined.</w:t>
+      </w:r>
+      <w:r>
+        <w:fldChar w:fldCharType="end"/>
+      </w:r>
+      <w:r>
+        <w:t>, button and tab. The About</w:t>
       </w:r>
       <w:r>
         <w:fldChar w:fldCharType="begin"/>
@@ -6135,7 +6084,7 @@
         <w:instrText xml:space="preserve"> E "</w:instrText>
       </w:r>
       <w:r>
-        <w:instrText>Member Scores</w:instrText>
+        <w:instrText>About</w:instrText>
       </w:r>
       <w:r>
         <w:instrText xml:space="preserve">" </w:instrText>
@@ -6148,25 +6097,71 @@
           <w:b/>
           <w:bCs/>
         </w:rPr>
-        <w:t xml:space="preserve">Error! Bookmark not </w:t>
-      </w:r>
-      <w:proofErr w:type="gramStart"/>
+        <w:t>Error! Bookmark not defined.</w:t>
+      </w:r>
+      <w:r>
+        <w:fldChar w:fldCharType="end"/>
+      </w:r>
+      <w:r>
+        <w:t xml:space="preserve"> and Exit</w:t>
+      </w:r>
+      <w:r>
+        <w:fldChar w:fldCharType="begin"/>
+      </w:r>
+      <w:r>
+        <w:instrText xml:space="preserve"> XE "</w:instrText>
+      </w:r>
+      <w:r>
+        <w:instrText>Exit</w:instrText>
+      </w:r>
+      <w:r>
+        <w:instrText xml:space="preserve">" </w:instrText>
+      </w:r>
+      <w:r>
+        <w:fldChar w:fldCharType="end"/>
+      </w:r>
+      <w:r>
+        <w:fldChar w:fldCharType="begin"/>
+      </w:r>
+      <w:r>
+        <w:instrText xml:space="preserve"> E "</w:instrText>
+      </w:r>
+      <w:r>
+        <w:instrText>Exit</w:instrText>
+      </w:r>
+      <w:r>
+        <w:instrText xml:space="preserve">" </w:instrText>
+      </w:r>
+      <w:r>
+        <w:fldChar w:fldCharType="separate"/>
+      </w:r>
       <w:r>
         <w:rPr>
           <w:b/>
           <w:bCs/>
         </w:rPr>
-        <w:t>defined.</w:t>
-      </w:r>
-      <w:r>
-        <w:fldChar w:fldCharType="end"/>
-      </w:r>
-      <w:r>
-        <w:t>,</w:t>
-      </w:r>
-      <w:proofErr w:type="gramEnd"/>
-      <w:r>
-        <w:t xml:space="preserve"> button and tab. The About</w:t>
+        <w:t>Error! Bookmark not defined.</w:t>
+      </w:r>
+      <w:r>
+        <w:fldChar w:fldCharType="end"/>
+      </w:r>
+      <w:r>
+        <w:t xml:space="preserve"> buttons. The Region</w:t>
+      </w:r>
+      <w:r>
+        <w:fldChar w:fldCharType="begin"/>
+      </w:r>
+      <w:r>
+        <w:instrText xml:space="preserve"> XE "</w:instrText>
+      </w:r>
+      <w:r>
+        <w:instrText>Region</w:instrText>
+      </w:r>
+      <w:r>
+        <w:instrText xml:space="preserve">" </w:instrText>
+      </w:r>
+      <w:r>
+        <w:fldChar w:fldCharType="end"/>
       </w:r>
       <w:r>
         <w:fldChar w:fldCharType="begin"/>
@@ -6175,7 +6170,7 @@
         <w:instrText xml:space="preserve"> E "</w:instrText>
       </w:r>
       <w:r>
-        <w:instrText>About</w:instrText>
+        <w:instrText>Region</w:instrText>
       </w:r>
       <w:r>
         <w:instrText xml:space="preserve">" </w:instrText>
@@ -6194,117 +6189,7 @@
         <w:fldChar w:fldCharType="end"/>
       </w:r>
       <w:r>
-        <w:t xml:space="preserve"> </w:t>
-      </w:r>
-      <w:proofErr w:type="gramStart"/>
-      <w:r>
-        <w:t>and</w:t>
-      </w:r>
-      <w:proofErr w:type="gramEnd"/>
-      <w:r>
-        <w:t xml:space="preserve"> Exit</w:t>
-      </w:r>
-      <w:r>
-        <w:fldChar w:fldCharType="begin"/>
-      </w:r>
-      <w:r>
-        <w:instrText xml:space="preserve"> XE "</w:instrText>
-      </w:r>
-      <w:r>
-        <w:instrText>Exit</w:instrText>
-      </w:r>
-      <w:r>
-        <w:instrText xml:space="preserve">" </w:instrText>
-      </w:r>
-      <w:r>
-        <w:fldChar w:fldCharType="end"/>
-      </w:r>
-      <w:r>
-        <w:fldChar w:fldCharType="begin"/>
-      </w:r>
-      <w:r>
-        <w:instrText xml:space="preserve"> E "</w:instrText>
-      </w:r>
-      <w:r>
-        <w:instrText>Exit</w:instrText>
-      </w:r>
-      <w:r>
-        <w:instrText xml:space="preserve">" </w:instrText>
-      </w:r>
-      <w:r>
-        <w:fldChar w:fldCharType="separate"/>
-      </w:r>
-      <w:r>
-        <w:rPr>
-          <w:b/>
-          <w:bCs/>
-        </w:rPr>
-        <w:t>Error! Bookmark not defined.</w:t>
-      </w:r>
-      <w:r>
-        <w:fldChar w:fldCharType="end"/>
-      </w:r>
-      <w:r>
-        <w:t xml:space="preserve"> </w:t>
-      </w:r>
-      <w:proofErr w:type="gramStart"/>
-      <w:r>
-        <w:t>buttons</w:t>
-      </w:r>
-      <w:proofErr w:type="gramEnd"/>
-      <w:r>
-        <w:t>. The Region</w:t>
-      </w:r>
-      <w:r>
-        <w:fldChar w:fldCharType="begin"/>
-      </w:r>
-      <w:r>
-        <w:instrText xml:space="preserve"> XE "</w:instrText>
-      </w:r>
-      <w:r>
-        <w:instrText>Region</w:instrText>
-      </w:r>
-      <w:r>
-        <w:instrText xml:space="preserve">" </w:instrText>
-      </w:r>
-      <w:r>
-        <w:fldChar w:fldCharType="end"/>
-      </w:r>
-      <w:r>
-        <w:fldChar w:fldCharType="begin"/>
-      </w:r>
-      <w:r>
-        <w:instrText xml:space="preserve"> E "</w:instrText>
-      </w:r>
-      <w:r>
-        <w:instrText>Region</w:instrText>
-      </w:r>
-      <w:r>
-        <w:instrText xml:space="preserve">" </w:instrText>
-      </w:r>
-      <w:r>
-        <w:fldChar w:fldCharType="separate"/>
-      </w:r>
-      <w:r>
-        <w:rPr>
-          <w:b/>
-          <w:bCs/>
-        </w:rPr>
-        <w:t>Error! Bookmark not defined.</w:t>
-      </w:r>
-      <w:r>
-        <w:fldChar w:fldCharType="end"/>
-      </w:r>
-      <w:r>
-        <w:t xml:space="preserve"> </w:t>
-      </w:r>
-      <w:proofErr w:type="gramStart"/>
-      <w:r>
-        <w:t>picker</w:t>
-      </w:r>
-      <w:proofErr w:type="gramEnd"/>
-      <w:r>
-        <w:t>. And the “Add Region</w:t>
+        <w:t xml:space="preserve"> picker. And the “Add Region</w:t>
       </w:r>
       <w:r>
         <w:fldChar w:fldCharType="begin"/>
@@ -6385,14 +6270,27 @@
       <w:r>
         <w:t xml:space="preserve">Figure </w:t>
       </w:r>
-      <w:fldSimple w:instr=" SEQ Figure \* ARABIC ">
-        <w:r>
-          <w:rPr>
-            <w:noProof/>
-          </w:rPr>
-          <w:t>2</w:t>
-        </w:r>
-      </w:fldSimple>
+      <w:r>
+        <w:fldChar w:fldCharType="begin"/>
+      </w:r>
+      <w:r>
+        <w:instrText xml:space="preserve"> SEQ Figure \* ARABIC </w:instrText>
+      </w:r>
+      <w:r>
+        <w:fldChar w:fldCharType="separate"/>
+      </w:r>
+      <w:r>
+        <w:rPr>
+          <w:noProof/>
+        </w:rPr>
+        <w:t>2</w:t>
+      </w:r>
+      <w:r>
+        <w:rPr>
+          <w:noProof/>
+        </w:rPr>
+        <w:fldChar w:fldCharType="end"/>
+      </w:r>
       <w:r>
         <w:t>: Main Menu</w:t>
       </w:r>
@@ -6457,12 +6355,12 @@
       <w:pPr>
         <w:pStyle w:val="Heading1"/>
       </w:pPr>
-      <w:bookmarkStart w:id="18" w:name="_Toc509165844"/>
+      <w:bookmarkStart w:id="17" w:name="_Toc509165844"/>
       <w:r>
         <w:lastRenderedPageBreak/>
         <w:t>Member Info</w:t>
       </w:r>
-      <w:bookmarkEnd w:id="18"/>
+      <w:bookmarkEnd w:id="17"/>
       <w:r>
         <w:fldChar w:fldCharType="begin"/>
       </w:r>
@@ -6553,15 +6451,7 @@
         <w:fldChar w:fldCharType="end"/>
       </w:r>
       <w:r>
-        <w:t xml:space="preserve"> </w:t>
-      </w:r>
-      <w:proofErr w:type="gramStart"/>
-      <w:r>
-        <w:t>screen</w:t>
-      </w:r>
-      <w:proofErr w:type="gramEnd"/>
-      <w:r>
-        <w:t xml:space="preserve"> is where new players are entered</w:t>
+        <w:t xml:space="preserve"> screen is where new players are entered</w:t>
       </w:r>
       <w:r>
         <w:t>; member information is updated; and member information can be imported from Excel files</w:t>
@@ -6640,14 +6530,27 @@
       <w:r>
         <w:t xml:space="preserve">Figure </w:t>
       </w:r>
-      <w:fldSimple w:instr=" SEQ Figure \* ARABIC ">
-        <w:r>
-          <w:rPr>
-            <w:noProof/>
-          </w:rPr>
-          <w:t>3</w:t>
-        </w:r>
-      </w:fldSimple>
+      <w:r>
+        <w:fldChar w:fldCharType="begin"/>
+      </w:r>
+      <w:r>
+        <w:instrText xml:space="preserve"> SEQ Figure \* ARABIC </w:instrText>
+      </w:r>
+      <w:r>
+        <w:fldChar w:fldCharType="separate"/>
+      </w:r>
+      <w:r>
+        <w:rPr>
+          <w:noProof/>
+        </w:rPr>
+        <w:t>3</w:t>
+      </w:r>
+      <w:r>
+        <w:rPr>
+          <w:noProof/>
+        </w:rPr>
+        <w:fldChar w:fldCharType="end"/>
+      </w:r>
       <w:r>
         <w:t>: Member Information</w:t>
       </w:r>
@@ -6656,7 +6559,7 @@
       <w:pPr>
         <w:pStyle w:val="Heading3"/>
       </w:pPr>
-      <w:bookmarkStart w:id="19" w:name="_Toc509165845"/>
+      <w:bookmarkStart w:id="18" w:name="_Toc509165845"/>
       <w:r>
         <w:t>Import</w:t>
       </w:r>
@@ -6694,7 +6597,7 @@
       <w:r>
         <w:t>Member</w:t>
       </w:r>
-      <w:bookmarkEnd w:id="19"/>
+      <w:bookmarkEnd w:id="18"/>
       <w:r>
         <w:fldChar w:fldCharType="begin"/>
       </w:r>
@@ -6819,11 +6722,11 @@
       <w:pPr>
         <w:pStyle w:val="Heading3"/>
       </w:pPr>
-      <w:bookmarkStart w:id="20" w:name="_Toc509165846"/>
+      <w:bookmarkStart w:id="19" w:name="_Toc509165846"/>
       <w:r>
         <w:t>New Members</w:t>
       </w:r>
-      <w:bookmarkEnd w:id="20"/>
+      <w:bookmarkEnd w:id="19"/>
       <w:r>
         <w:fldChar w:fldCharType="begin"/>
       </w:r>
@@ -6914,15 +6817,7 @@
         <w:fldChar w:fldCharType="end"/>
       </w:r>
       <w:r>
-        <w:t xml:space="preserve"> </w:t>
-      </w:r>
-      <w:proofErr w:type="gramStart"/>
-      <w:r>
-        <w:t>screen</w:t>
-      </w:r>
-      <w:proofErr w:type="gramEnd"/>
-      <w:r>
-        <w:t>. Click the “New” button in the Record</w:t>
+        <w:t xml:space="preserve"> screen. Click the “New” button in the Record</w:t>
       </w:r>
       <w:r>
         <w:fldChar w:fldCharType="begin"/>
@@ -6980,15 +6875,7 @@
         <w:fldChar w:fldCharType="end"/>
       </w:r>
       <w:r>
-        <w:t xml:space="preserve"> </w:t>
-      </w:r>
-      <w:proofErr w:type="gramStart"/>
-      <w:r>
-        <w:t>field</w:t>
-      </w:r>
-      <w:proofErr w:type="gramEnd"/>
-      <w:r>
-        <w:t>, then hit tab. enter the member’s first name in the First Name</w:t>
+        <w:t xml:space="preserve"> field, then hit tab. enter the member’s first name in the First Name</w:t>
       </w:r>
       <w:r>
         <w:fldChar w:fldCharType="begin"/>
@@ -7016,15 +6903,7 @@
         <w:fldChar w:fldCharType="end"/>
       </w:r>
       <w:r>
-        <w:t xml:space="preserve"> </w:t>
-      </w:r>
-      <w:proofErr w:type="gramStart"/>
-      <w:r>
-        <w:t>field</w:t>
-      </w:r>
-      <w:proofErr w:type="gramEnd"/>
-      <w:r>
-        <w:t>, then hit tab</w:t>
+        <w:t xml:space="preserve"> field, then hit tab</w:t>
       </w:r>
       <w:r>
         <w:t>.</w:t>
@@ -7101,29 +6980,13 @@
         <w:fldChar w:fldCharType="end"/>
       </w:r>
       <w:r>
-        <w:t xml:space="preserve"> </w:t>
-      </w:r>
-      <w:proofErr w:type="gramStart"/>
-      <w:r>
-        <w:t>field</w:t>
-      </w:r>
-      <w:proofErr w:type="gramEnd"/>
-      <w:r>
-        <w:t xml:space="preserve">. To enter the member average from elsewhere, she has to have proof of it, </w:t>
+        <w:t xml:space="preserve"> field. To enter the member average from elsewhere, she has to have proof of it, </w:t>
       </w:r>
       <w:r>
         <w:t>for example:</w:t>
       </w:r>
       <w:r>
-        <w:t xml:space="preserve"> her published average from another league. Tab through until you are in the Status box. Choose if the member is inactive or active. If the member is 55 years old or older, check the “</w:t>
-      </w:r>
-      <w:proofErr w:type="gramStart"/>
-      <w:r>
-        <w:t>Senior</w:t>
-      </w:r>
-      <w:proofErr w:type="gramEnd"/>
-      <w:r>
-        <w:t>” box. In the gender box, select the member’s gender. Enter the date of the member’s last payment. Enter any notes in the note field, if applicable. Click “Save”. The new member is now added to the member database. Note: Last name and first name are required fields.</w:t>
+        <w:t xml:space="preserve"> her published average from another league. Tab through until you are in the Status box. Choose if the member is inactive or active. If the member is 55 years old or older, check the “Senior” box. In the gender box, select the member’s gender. Enter the date of the member’s last payment. Enter any notes in the note field, if applicable. Click “Save”. The new member is now added to the member database. Note: Last name and first name are required fields.</w:t>
       </w:r>
     </w:p>
     <w:p>
@@ -7193,14 +7056,27 @@
       <w:r>
         <w:t xml:space="preserve">Figure </w:t>
       </w:r>
-      <w:fldSimple w:instr=" SEQ Figure \* ARABIC ">
-        <w:r>
-          <w:rPr>
-            <w:noProof/>
-          </w:rPr>
-          <w:t>4</w:t>
-        </w:r>
-      </w:fldSimple>
+      <w:r>
+        <w:fldChar w:fldCharType="begin"/>
+      </w:r>
+      <w:r>
+        <w:instrText xml:space="preserve"> SEQ Figure \* ARABIC </w:instrText>
+      </w:r>
+      <w:r>
+        <w:fldChar w:fldCharType="separate"/>
+      </w:r>
+      <w:r>
+        <w:rPr>
+          <w:noProof/>
+        </w:rPr>
+        <w:t>4</w:t>
+      </w:r>
+      <w:r>
+        <w:rPr>
+          <w:noProof/>
+        </w:rPr>
+        <w:fldChar w:fldCharType="end"/>
+      </w:r>
       <w:r>
         <w:t>: Member Information</w:t>
       </w:r>
@@ -7209,14 +7085,14 @@
       <w:pPr>
         <w:pStyle w:val="Heading3"/>
       </w:pPr>
-      <w:bookmarkStart w:id="21" w:name="_Toc509165847"/>
+      <w:bookmarkStart w:id="20" w:name="_Toc509165847"/>
       <w:r>
         <w:t xml:space="preserve">Updating </w:t>
       </w:r>
       <w:r>
         <w:t>Members</w:t>
       </w:r>
-      <w:bookmarkEnd w:id="21"/>
+      <w:bookmarkEnd w:id="20"/>
       <w:r>
         <w:fldChar w:fldCharType="begin"/>
       </w:r>
@@ -7367,15 +7243,7 @@
         <w:fldChar w:fldCharType="end"/>
       </w:r>
       <w:r>
-        <w:t xml:space="preserve"> </w:t>
-      </w:r>
-      <w:proofErr w:type="gramStart"/>
-      <w:r>
-        <w:t>screen</w:t>
-      </w:r>
-      <w:proofErr w:type="gramEnd"/>
-      <w:r>
-        <w:t>. Make updates to the member’s information. Then click “Save”. The updates will be saved to the member database.</w:t>
+        <w:t xml:space="preserve"> screen. Make updates to the member’s information. Then click “Save”. The updates will be saved to the member database.</w:t>
       </w:r>
     </w:p>
     <w:p>
@@ -7385,14 +7253,14 @@
           <w:szCs w:val="20"/>
         </w:rPr>
       </w:pPr>
-      <w:bookmarkStart w:id="22" w:name="_Toc509165848"/>
+      <w:bookmarkStart w:id="21" w:name="_Toc509165848"/>
       <w:r>
         <w:rPr>
           <w:szCs w:val="20"/>
         </w:rPr>
         <w:t>Stats</w:t>
       </w:r>
-      <w:bookmarkEnd w:id="22"/>
+      <w:bookmarkEnd w:id="21"/>
       <w:r>
         <w:rPr>
           <w:szCs w:val="20"/>
@@ -7578,14 +7446,27 @@
       <w:r>
         <w:t xml:space="preserve">Figure </w:t>
       </w:r>
-      <w:fldSimple w:instr=" SEQ Figure \* ARABIC ">
-        <w:r>
-          <w:rPr>
-            <w:noProof/>
-          </w:rPr>
-          <w:t>5</w:t>
-        </w:r>
-      </w:fldSimple>
+      <w:r>
+        <w:fldChar w:fldCharType="begin"/>
+      </w:r>
+      <w:r>
+        <w:instrText xml:space="preserve"> SEQ Figure \* ARABIC </w:instrText>
+      </w:r>
+      <w:r>
+        <w:fldChar w:fldCharType="separate"/>
+      </w:r>
+      <w:r>
+        <w:rPr>
+          <w:noProof/>
+        </w:rPr>
+        <w:t>5</w:t>
+      </w:r>
+      <w:r>
+        <w:rPr>
+          <w:noProof/>
+        </w:rPr>
+        <w:fldChar w:fldCharType="end"/>
+      </w:r>
       <w:r>
         <w:t>: Stats</w:t>
       </w:r>
@@ -7650,7 +7531,7 @@
           <w:szCs w:val="20"/>
         </w:rPr>
       </w:pPr>
-      <w:bookmarkStart w:id="23" w:name="_Toc509165849"/>
+      <w:bookmarkStart w:id="22" w:name="_Toc509165849"/>
       <w:r>
         <w:rPr>
           <w:szCs w:val="20"/>
@@ -7658,7 +7539,7 @@
         <w:lastRenderedPageBreak/>
         <w:t>Member Search</w:t>
       </w:r>
-      <w:bookmarkEnd w:id="23"/>
+      <w:bookmarkEnd w:id="22"/>
       <w:r>
         <w:rPr>
           <w:szCs w:val="20"/>
@@ -7890,14 +7771,27 @@
       <w:r>
         <w:t xml:space="preserve">Figure </w:t>
       </w:r>
-      <w:fldSimple w:instr=" SEQ Figure \* ARABIC ">
-        <w:r>
-          <w:rPr>
-            <w:noProof/>
-          </w:rPr>
-          <w:t>6</w:t>
-        </w:r>
-      </w:fldSimple>
+      <w:r>
+        <w:fldChar w:fldCharType="begin"/>
+      </w:r>
+      <w:r>
+        <w:instrText xml:space="preserve"> SEQ Figure \* ARABIC </w:instrText>
+      </w:r>
+      <w:r>
+        <w:fldChar w:fldCharType="separate"/>
+      </w:r>
+      <w:r>
+        <w:rPr>
+          <w:noProof/>
+        </w:rPr>
+        <w:t>6</w:t>
+      </w:r>
+      <w:r>
+        <w:rPr>
+          <w:noProof/>
+        </w:rPr>
+        <w:fldChar w:fldCharType="end"/>
+      </w:r>
       <w:r>
         <w:t>: Member search, blank and with results</w:t>
       </w:r>
@@ -7909,7 +7803,7 @@
           <w:szCs w:val="20"/>
         </w:rPr>
       </w:pPr>
-      <w:bookmarkStart w:id="24" w:name="_Toc509165850"/>
+      <w:bookmarkStart w:id="23" w:name="_Toc509165850"/>
       <w:r>
         <w:rPr>
           <w:szCs w:val="20"/>
@@ -7917,7 +7811,7 @@
         <w:lastRenderedPageBreak/>
         <w:t>Print Recaps</w:t>
       </w:r>
-      <w:bookmarkEnd w:id="24"/>
+      <w:bookmarkEnd w:id="23"/>
       <w:r>
         <w:rPr>
           <w:szCs w:val="20"/>
@@ -8105,27 +7999,32 @@
       <w:r>
         <w:t xml:space="preserve">Figure </w:t>
       </w:r>
-      <w:fldSimple w:instr=" SEQ Figure \* ARABIC ">
-        <w:r>
-          <w:rPr>
-            <w:noProof/>
-          </w:rPr>
-          <w:t>7</w:t>
-        </w:r>
-      </w:fldSimple>
+      <w:r>
+        <w:fldChar w:fldCharType="begin"/>
+      </w:r>
+      <w:r>
+        <w:instrText xml:space="preserve"> SEQ Figure \* ARABIC </w:instrText>
+      </w:r>
+      <w:r>
+        <w:fldChar w:fldCharType="separate"/>
+      </w:r>
+      <w:r>
+        <w:rPr>
+          <w:noProof/>
+        </w:rPr>
+        <w:t>7</w:t>
+      </w:r>
+      <w:r>
+        <w:rPr>
+          <w:noProof/>
+        </w:rPr>
+        <w:fldChar w:fldCharType="end"/>
+      </w:r>
       <w:r>
         <w:t>: basic printer dialog</w:t>
       </w:r>
       <w:r>
-        <w:t xml:space="preserve">, Print </w:t>
-      </w:r>
-      <w:proofErr w:type="gramStart"/>
-      <w:r>
-        <w:t>By</w:t>
-      </w:r>
-      <w:proofErr w:type="gramEnd"/>
-      <w:r>
-        <w:t xml:space="preserve"> Date form.</w:t>
+        <w:t>, Print By Date form.</w:t>
       </w:r>
     </w:p>
     <w:p>
@@ -8135,14 +8034,14 @@
           <w:szCs w:val="20"/>
         </w:rPr>
       </w:pPr>
-      <w:bookmarkStart w:id="25" w:name="_Toc509165851"/>
+      <w:bookmarkStart w:id="24" w:name="_Toc509165851"/>
       <w:r>
         <w:rPr>
           <w:szCs w:val="20"/>
         </w:rPr>
         <w:t>Import</w:t>
       </w:r>
-      <w:bookmarkEnd w:id="25"/>
+      <w:bookmarkEnd w:id="24"/>
       <w:r>
         <w:rPr>
           <w:szCs w:val="20"/>
@@ -8297,14 +8196,27 @@
       <w:r>
         <w:t xml:space="preserve">Figure </w:t>
       </w:r>
-      <w:fldSimple w:instr=" SEQ Figure \* ARABIC ">
-        <w:r>
-          <w:rPr>
-            <w:noProof/>
-          </w:rPr>
-          <w:t>8</w:t>
-        </w:r>
-      </w:fldSimple>
+      <w:r>
+        <w:fldChar w:fldCharType="begin"/>
+      </w:r>
+      <w:r>
+        <w:instrText xml:space="preserve"> SEQ Figure \* ARABIC </w:instrText>
+      </w:r>
+      <w:r>
+        <w:fldChar w:fldCharType="separate"/>
+      </w:r>
+      <w:r>
+        <w:rPr>
+          <w:noProof/>
+        </w:rPr>
+        <w:t>8</w:t>
+      </w:r>
+      <w:r>
+        <w:rPr>
+          <w:noProof/>
+        </w:rPr>
+        <w:fldChar w:fldCharType="end"/>
+      </w:r>
       <w:r>
         <w:t>: Importing existing player information</w:t>
       </w:r>
@@ -8313,12 +8225,12 @@
       <w:pPr>
         <w:pStyle w:val="Heading1"/>
       </w:pPr>
-      <w:bookmarkStart w:id="26" w:name="_Toc509165852"/>
+      <w:bookmarkStart w:id="25" w:name="_Toc509165852"/>
       <w:r>
         <w:lastRenderedPageBreak/>
         <w:t>Member Scores</w:t>
       </w:r>
-      <w:bookmarkEnd w:id="26"/>
+      <w:bookmarkEnd w:id="25"/>
       <w:r>
         <w:fldChar w:fldCharType="begin"/>
       </w:r>
@@ -8430,14 +8342,27 @@
       <w:r>
         <w:t xml:space="preserve">Figure </w:t>
       </w:r>
-      <w:fldSimple w:instr=" SEQ Figure \* ARABIC ">
-        <w:r>
-          <w:rPr>
-            <w:noProof/>
-          </w:rPr>
-          <w:t>9</w:t>
-        </w:r>
-      </w:fldSimple>
+      <w:r>
+        <w:fldChar w:fldCharType="begin"/>
+      </w:r>
+      <w:r>
+        <w:instrText xml:space="preserve"> SEQ Figure \* ARABIC </w:instrText>
+      </w:r>
+      <w:r>
+        <w:fldChar w:fldCharType="separate"/>
+      </w:r>
+      <w:r>
+        <w:rPr>
+          <w:noProof/>
+        </w:rPr>
+        <w:t>9</w:t>
+      </w:r>
+      <w:r>
+        <w:rPr>
+          <w:noProof/>
+        </w:rPr>
+        <w:fldChar w:fldCharType="end"/>
+      </w:r>
       <w:r>
         <w:t>: Member Scores</w:t>
       </w:r>
@@ -8590,7 +8515,7 @@
           <w:szCs w:val="20"/>
         </w:rPr>
       </w:pPr>
-      <w:bookmarkStart w:id="27" w:name="_Toc509165853"/>
+      <w:bookmarkStart w:id="26" w:name="_Toc509165853"/>
       <w:r>
         <w:rPr>
           <w:szCs w:val="20"/>
@@ -8598,7 +8523,7 @@
         <w:lastRenderedPageBreak/>
         <w:t>Tournament Stats</w:t>
       </w:r>
-      <w:bookmarkEnd w:id="27"/>
+      <w:bookmarkEnd w:id="26"/>
       <w:r>
         <w:rPr>
           <w:szCs w:val="20"/>
@@ -8798,14 +8723,27 @@
       <w:r>
         <w:t xml:space="preserve">Figure </w:t>
       </w:r>
-      <w:fldSimple w:instr=" SEQ Figure \* ARABIC ">
-        <w:r>
-          <w:rPr>
-            <w:noProof/>
-          </w:rPr>
-          <w:t>10</w:t>
-        </w:r>
-      </w:fldSimple>
+      <w:r>
+        <w:fldChar w:fldCharType="begin"/>
+      </w:r>
+      <w:r>
+        <w:instrText xml:space="preserve"> SEQ Figure \* ARABIC </w:instrText>
+      </w:r>
+      <w:r>
+        <w:fldChar w:fldCharType="separate"/>
+      </w:r>
+      <w:r>
+        <w:rPr>
+          <w:noProof/>
+        </w:rPr>
+        <w:t>10</w:t>
+      </w:r>
+      <w:r>
+        <w:rPr>
+          <w:noProof/>
+        </w:rPr>
+        <w:fldChar w:fldCharType="end"/>
+      </w:r>
       <w:r>
         <w:t>: Tournament Stats</w:t>
       </w:r>
@@ -8860,7 +8798,7 @@
           <w:szCs w:val="20"/>
         </w:rPr>
       </w:pPr>
-      <w:bookmarkStart w:id="28" w:name="_Toc509165854"/>
+      <w:bookmarkStart w:id="27" w:name="_Toc509165854"/>
       <w:r>
         <w:rPr>
           <w:szCs w:val="20"/>
@@ -8911,7 +8849,7 @@
         </w:rPr>
         <w:t xml:space="preserve"> By Tournament</w:t>
       </w:r>
-      <w:bookmarkEnd w:id="28"/>
+      <w:bookmarkEnd w:id="27"/>
       <w:r>
         <w:rPr>
           <w:szCs w:val="20"/>
@@ -9079,14 +9017,27 @@
       <w:r>
         <w:t xml:space="preserve">Figure </w:t>
       </w:r>
-      <w:fldSimple w:instr=" SEQ Figure \* ARABIC ">
-        <w:r>
-          <w:rPr>
-            <w:noProof/>
-          </w:rPr>
-          <w:t>11</w:t>
-        </w:r>
-      </w:fldSimple>
+      <w:r>
+        <w:fldChar w:fldCharType="begin"/>
+      </w:r>
+      <w:r>
+        <w:instrText xml:space="preserve"> SEQ Figure \* ARABIC </w:instrText>
+      </w:r>
+      <w:r>
+        <w:fldChar w:fldCharType="separate"/>
+      </w:r>
+      <w:r>
+        <w:rPr>
+          <w:noProof/>
+        </w:rPr>
+        <w:t>11</w:t>
+      </w:r>
+      <w:r>
+        <w:rPr>
+          <w:noProof/>
+        </w:rPr>
+        <w:fldChar w:fldCharType="end"/>
+      </w:r>
       <w:r>
         <w:t xml:space="preserve"> Print Dialog</w:t>
       </w:r>
@@ -9095,12 +9046,12 @@
       <w:pPr>
         <w:pStyle w:val="Heading2"/>
       </w:pPr>
-      <w:bookmarkStart w:id="29" w:name="_Toc509165855"/>
+      <w:bookmarkStart w:id="28" w:name="_Toc509165855"/>
       <w:r>
         <w:lastRenderedPageBreak/>
         <w:t>Tournament Place Standings</w:t>
       </w:r>
-      <w:bookmarkEnd w:id="29"/>
+      <w:bookmarkEnd w:id="28"/>
       <w:r>
         <w:fldChar w:fldCharType="begin"/>
       </w:r>
@@ -9228,14 +9179,27 @@
       <w:r>
         <w:t xml:space="preserve">Figure </w:t>
       </w:r>
-      <w:fldSimple w:instr=" SEQ Figure \* ARABIC ">
-        <w:r>
-          <w:rPr>
-            <w:noProof/>
-          </w:rPr>
-          <w:t>12</w:t>
-        </w:r>
-      </w:fldSimple>
+      <w:r>
+        <w:fldChar w:fldCharType="begin"/>
+      </w:r>
+      <w:r>
+        <w:instrText xml:space="preserve"> SEQ Figure \* ARABIC </w:instrText>
+      </w:r>
+      <w:r>
+        <w:fldChar w:fldCharType="separate"/>
+      </w:r>
+      <w:r>
+        <w:rPr>
+          <w:noProof/>
+        </w:rPr>
+        <w:t>12</w:t>
+      </w:r>
+      <w:r>
+        <w:rPr>
+          <w:noProof/>
+        </w:rPr>
+        <w:fldChar w:fldCharType="end"/>
+      </w:r>
       <w:r>
         <w:t>: Tournament Place Standings</w:t>
       </w:r>
@@ -9269,12 +9233,12 @@
       <w:pPr>
         <w:pStyle w:val="Heading2"/>
       </w:pPr>
-      <w:bookmarkStart w:id="30" w:name="_Toc509165856"/>
+      <w:bookmarkStart w:id="29" w:name="_Toc509165856"/>
       <w:r>
         <w:lastRenderedPageBreak/>
         <w:t>Create/Edit Tournament</w:t>
       </w:r>
-      <w:bookmarkEnd w:id="30"/>
+      <w:bookmarkEnd w:id="29"/>
       <w:r>
         <w:fldChar w:fldCharType="begin"/>
       </w:r>
@@ -9416,14 +9380,27 @@
       <w:r>
         <w:t xml:space="preserve">Figure </w:t>
       </w:r>
-      <w:fldSimple w:instr=" SEQ Figure \* ARABIC ">
-        <w:r>
-          <w:rPr>
-            <w:noProof/>
-          </w:rPr>
-          <w:t>13</w:t>
-        </w:r>
-      </w:fldSimple>
+      <w:r>
+        <w:fldChar w:fldCharType="begin"/>
+      </w:r>
+      <w:r>
+        <w:instrText xml:space="preserve"> SEQ Figure \* ARABIC </w:instrText>
+      </w:r>
+      <w:r>
+        <w:fldChar w:fldCharType="separate"/>
+      </w:r>
+      <w:r>
+        <w:rPr>
+          <w:noProof/>
+        </w:rPr>
+        <w:t>13</w:t>
+      </w:r>
+      <w:r>
+        <w:rPr>
+          <w:noProof/>
+        </w:rPr>
+        <w:fldChar w:fldCharType="end"/>
+      </w:r>
       <w:r>
         <w:t xml:space="preserve">: </w:t>
       </w:r>
@@ -9466,11 +9443,11 @@
       <w:pPr>
         <w:pStyle w:val="Heading3"/>
       </w:pPr>
-      <w:bookmarkStart w:id="31" w:name="_Toc509165857"/>
+      <w:bookmarkStart w:id="30" w:name="_Toc509165857"/>
       <w:r>
         <w:t>To Update an Existing Tournament</w:t>
       </w:r>
-      <w:bookmarkEnd w:id="31"/>
+      <w:bookmarkEnd w:id="30"/>
     </w:p>
     <w:p>
       <w:pPr>
@@ -9554,11 +9531,11 @@
       <w:pPr>
         <w:pStyle w:val="Heading2"/>
       </w:pPr>
-      <w:bookmarkStart w:id="32" w:name="_Toc509165858"/>
+      <w:bookmarkStart w:id="31" w:name="_Toc509165858"/>
       <w:r>
         <w:t>Search Tournaments</w:t>
       </w:r>
-      <w:bookmarkEnd w:id="32"/>
+      <w:bookmarkEnd w:id="31"/>
       <w:r>
         <w:fldChar w:fldCharType="begin"/>
       </w:r>
@@ -9726,14 +9703,27 @@
       <w:r>
         <w:t xml:space="preserve">Figure </w:t>
       </w:r>
-      <w:fldSimple w:instr=" SEQ Figure \* ARABIC ">
-        <w:r>
-          <w:rPr>
-            <w:noProof/>
-          </w:rPr>
-          <w:t>14</w:t>
-        </w:r>
-      </w:fldSimple>
+      <w:r>
+        <w:fldChar w:fldCharType="begin"/>
+      </w:r>
+      <w:r>
+        <w:instrText xml:space="preserve"> SEQ Figure \* ARABIC </w:instrText>
+      </w:r>
+      <w:r>
+        <w:fldChar w:fldCharType="separate"/>
+      </w:r>
+      <w:r>
+        <w:rPr>
+          <w:noProof/>
+        </w:rPr>
+        <w:t>14</w:t>
+      </w:r>
+      <w:r>
+        <w:rPr>
+          <w:noProof/>
+        </w:rPr>
+        <w:fldChar w:fldCharType="end"/>
+      </w:r>
       <w:r>
         <w:t>: Tournament Search Forms</w:t>
       </w:r>
@@ -9742,53 +9732,53 @@
       <w:pPr>
         <w:pStyle w:val="Heading3"/>
       </w:pPr>
-      <w:bookmarkStart w:id="33" w:name="_Toc509165859"/>
+      <w:bookmarkStart w:id="32" w:name="_Toc509165859"/>
       <w:r>
         <w:t>Search by Location</w:t>
       </w:r>
+      <w:bookmarkEnd w:id="32"/>
+      <w:r>
+        <w:fldChar w:fldCharType="begin"/>
+      </w:r>
+      <w:r>
+        <w:instrText xml:space="preserve"> XE "</w:instrText>
+      </w:r>
+      <w:r>
+        <w:instrText>Search by Location</w:instrText>
+      </w:r>
+      <w:r>
+        <w:instrText xml:space="preserve">" </w:instrText>
+      </w:r>
+      <w:r>
+        <w:fldChar w:fldCharType="end"/>
+      </w:r>
+    </w:p>
+    <w:p>
+      <w:pPr>
+        <w:pStyle w:val="BodyText"/>
+      </w:pPr>
+      <w:r>
+        <w:t>To search a tournament by location</w:t>
+      </w:r>
+      <w:r>
+        <w:t>:</w:t>
+      </w:r>
+      <w:r>
+        <w:t xml:space="preserve"> Fill in the name of the </w:t>
+      </w:r>
+      <w:r>
+        <w:t>bowling center in the Location field. Click “Search”. Choose the tournament. Click “Accept”.</w:t>
+      </w:r>
+    </w:p>
+    <w:p>
+      <w:pPr>
+        <w:pStyle w:val="Heading3"/>
+      </w:pPr>
+      <w:bookmarkStart w:id="33" w:name="_Toc509165860"/>
+      <w:r>
+        <w:t>Search by Event</w:t>
+      </w:r>
       <w:bookmarkEnd w:id="33"/>
-      <w:r>
-        <w:fldChar w:fldCharType="begin"/>
-      </w:r>
-      <w:r>
-        <w:instrText xml:space="preserve"> XE "</w:instrText>
-      </w:r>
-      <w:r>
-        <w:instrText>Search by Location</w:instrText>
-      </w:r>
-      <w:r>
-        <w:instrText xml:space="preserve">" </w:instrText>
-      </w:r>
-      <w:r>
-        <w:fldChar w:fldCharType="end"/>
-      </w:r>
-    </w:p>
-    <w:p>
-      <w:pPr>
-        <w:pStyle w:val="BodyText"/>
-      </w:pPr>
-      <w:r>
-        <w:t>To search a tournament by location</w:t>
-      </w:r>
-      <w:r>
-        <w:t>:</w:t>
-      </w:r>
-      <w:r>
-        <w:t xml:space="preserve"> Fill in the name of the </w:t>
-      </w:r>
-      <w:r>
-        <w:t>bowling center in the Location field. Click “Search”. Choose the tournament. Click “Accept”.</w:t>
-      </w:r>
-    </w:p>
-    <w:p>
-      <w:pPr>
-        <w:pStyle w:val="Heading3"/>
-      </w:pPr>
-      <w:bookmarkStart w:id="34" w:name="_Toc509165860"/>
-      <w:r>
-        <w:t>Search by Event</w:t>
-      </w:r>
-      <w:bookmarkEnd w:id="34"/>
       <w:r>
         <w:fldChar w:fldCharType="begin"/>
       </w:r>
@@ -9842,11 +9832,11 @@
       <w:pPr>
         <w:pStyle w:val="Heading3"/>
       </w:pPr>
-      <w:bookmarkStart w:id="35" w:name="_Toc509165861"/>
+      <w:bookmarkStart w:id="34" w:name="_Toc509165861"/>
       <w:r>
         <w:t>Search by Date</w:t>
       </w:r>
-      <w:bookmarkEnd w:id="35"/>
+      <w:bookmarkEnd w:id="34"/>
       <w:r>
         <w:fldChar w:fldCharType="begin"/>
       </w:r>
@@ -9868,22 +9858,14 @@
         <w:pStyle w:val="BodyText"/>
       </w:pPr>
       <w:r>
-        <w:t xml:space="preserve">To find a tournament by date: Check the Date box. Pick the date range to search with the </w:t>
-      </w:r>
-      <w:proofErr w:type="gramStart"/>
-      <w:r>
-        <w:t>From</w:t>
-      </w:r>
-      <w:proofErr w:type="gramEnd"/>
-      <w:r>
-        <w:t xml:space="preserve"> and To date fields. Click “Search”. Choose the tournament you need from the list. Click “Accept”.</w:t>
+        <w:t>To find a tournament by date: Check the Date box. Pick the date range to search with the From and To date fields. Click “Search”. Choose the tournament you need from the list. Click “Accept”.</w:t>
       </w:r>
     </w:p>
     <w:p>
       <w:pPr>
         <w:pStyle w:val="Heading2"/>
       </w:pPr>
-      <w:bookmarkStart w:id="36" w:name="_Toc509165862"/>
+      <w:bookmarkStart w:id="35" w:name="_Toc509165862"/>
       <w:r>
         <w:lastRenderedPageBreak/>
         <w:t>List Tournaments</w:t>
@@ -9919,7 +9901,7 @@
       <w:r>
         <w:t>ear</w:t>
       </w:r>
-      <w:bookmarkEnd w:id="36"/>
+      <w:bookmarkEnd w:id="35"/>
       <w:r>
         <w:fldChar w:fldCharType="begin"/>
       </w:r>
@@ -10129,14 +10111,27 @@
       <w:r>
         <w:t xml:space="preserve">Figure </w:t>
       </w:r>
-      <w:fldSimple w:instr=" SEQ Figure \* ARABIC ">
-        <w:r>
-          <w:rPr>
-            <w:noProof/>
-          </w:rPr>
-          <w:t>15</w:t>
-        </w:r>
-      </w:fldSimple>
+      <w:r>
+        <w:fldChar w:fldCharType="begin"/>
+      </w:r>
+      <w:r>
+        <w:instrText xml:space="preserve"> SEQ Figure \* ARABIC </w:instrText>
+      </w:r>
+      <w:r>
+        <w:fldChar w:fldCharType="separate"/>
+      </w:r>
+      <w:r>
+        <w:rPr>
+          <w:noProof/>
+        </w:rPr>
+        <w:t>15</w:t>
+      </w:r>
+      <w:r>
+        <w:rPr>
+          <w:noProof/>
+        </w:rPr>
+        <w:fldChar w:fldCharType="end"/>
+      </w:r>
       <w:r>
         <w:t>: Tournaments</w:t>
       </w:r>
@@ -10166,26 +10161,18 @@
         <w:fldChar w:fldCharType="end"/>
       </w:r>
       <w:r>
-        <w:t xml:space="preserve"> </w:t>
-      </w:r>
-      <w:proofErr w:type="gramStart"/>
-      <w:r>
-        <w:t>by</w:t>
-      </w:r>
-      <w:proofErr w:type="gramEnd"/>
-      <w:r>
-        <w:t xml:space="preserve"> Year</w:t>
+        <w:t xml:space="preserve"> by Year</w:t>
       </w:r>
     </w:p>
     <w:p>
       <w:pPr>
         <w:pStyle w:val="Heading2"/>
       </w:pPr>
-      <w:bookmarkStart w:id="37" w:name="_Toc509165863"/>
+      <w:bookmarkStart w:id="36" w:name="_Toc509165863"/>
       <w:r>
         <w:t>Reports</w:t>
       </w:r>
-      <w:bookmarkEnd w:id="37"/>
+      <w:bookmarkEnd w:id="36"/>
       <w:r>
         <w:fldChar w:fldCharType="begin"/>
       </w:r>
@@ -10232,15 +10219,7 @@
         <w:t xml:space="preserve"> the member scores reports</w:t>
       </w:r>
       <w:r>
-        <w:t xml:space="preserve"> by way of their respective buttons “</w:t>
-      </w:r>
-      <w:proofErr w:type="gramStart"/>
-      <w:r>
-        <w:t>Seniors</w:t>
-      </w:r>
-      <w:proofErr w:type="gramEnd"/>
-      <w:r>
-        <w:t>”, “Game”, and “Series”. Clicking the appropriate button for the needed report. This will bring up the Member Scores</w:t>
+        <w:t xml:space="preserve"> by way of their respective buttons “Seniors”, “Game”, and “Series”. Clicking the appropriate button for the needed report. This will bring up the Member Scores</w:t>
       </w:r>
       <w:r>
         <w:fldChar w:fldCharType="begin"/>
@@ -10368,14 +10347,27 @@
       <w:r>
         <w:t xml:space="preserve">Figure </w:t>
       </w:r>
-      <w:fldSimple w:instr=" SEQ Figure \* ARABIC ">
-        <w:r>
-          <w:rPr>
-            <w:noProof/>
-          </w:rPr>
-          <w:t>16</w:t>
-        </w:r>
-      </w:fldSimple>
+      <w:r>
+        <w:fldChar w:fldCharType="begin"/>
+      </w:r>
+      <w:r>
+        <w:instrText xml:space="preserve"> SEQ Figure \* ARABIC </w:instrText>
+      </w:r>
+      <w:r>
+        <w:fldChar w:fldCharType="separate"/>
+      </w:r>
+      <w:r>
+        <w:rPr>
+          <w:noProof/>
+        </w:rPr>
+        <w:t>16</w:t>
+      </w:r>
+      <w:r>
+        <w:rPr>
+          <w:noProof/>
+        </w:rPr>
+        <w:fldChar w:fldCharType="end"/>
+      </w:r>
       <w:r>
         <w:t xml:space="preserve"> Member Scores</w:t>
       </w:r>
@@ -10498,13 +10490,8 @@
         <w:fldChar w:fldCharType="end"/>
       </w:r>
       <w:r>
-        <w:t xml:space="preserve"> </w:t>
-      </w:r>
-      <w:proofErr w:type="gramStart"/>
-      <w:r>
-        <w:t>screen</w:t>
-      </w:r>
-      <w:proofErr w:type="gramEnd"/>
+        <w:t xml:space="preserve"> screen</w:t>
+      </w:r>
     </w:p>
     <w:p>
       <w:pPr>
@@ -10522,12 +10509,12 @@
       <w:pPr>
         <w:pStyle w:val="Heading2"/>
       </w:pPr>
-      <w:bookmarkStart w:id="38" w:name="_Toc509165864"/>
+      <w:bookmarkStart w:id="37" w:name="_Toc509165864"/>
       <w:r>
         <w:lastRenderedPageBreak/>
         <w:t>Tournament Results</w:t>
       </w:r>
-      <w:bookmarkEnd w:id="38"/>
+      <w:bookmarkEnd w:id="37"/>
       <w:r>
         <w:fldChar w:fldCharType="begin"/>
       </w:r>
@@ -10663,14 +10650,27 @@
       <w:r>
         <w:t xml:space="preserve">Figure </w:t>
       </w:r>
-      <w:fldSimple w:instr=" SEQ Figure \* ARABIC ">
-        <w:r>
-          <w:rPr>
-            <w:noProof/>
-          </w:rPr>
-          <w:t>17</w:t>
-        </w:r>
-      </w:fldSimple>
+      <w:r>
+        <w:fldChar w:fldCharType="begin"/>
+      </w:r>
+      <w:r>
+        <w:instrText xml:space="preserve"> SEQ Figure \* ARABIC </w:instrText>
+      </w:r>
+      <w:r>
+        <w:fldChar w:fldCharType="separate"/>
+      </w:r>
+      <w:r>
+        <w:rPr>
+          <w:noProof/>
+        </w:rPr>
+        <w:t>17</w:t>
+      </w:r>
+      <w:r>
+        <w:rPr>
+          <w:noProof/>
+        </w:rPr>
+        <w:fldChar w:fldCharType="end"/>
+      </w:r>
       <w:r>
         <w:t xml:space="preserve"> Tournament Results</w:t>
       </w:r>
@@ -10700,23 +10700,18 @@
         <w:fldChar w:fldCharType="end"/>
       </w:r>
       <w:r>
-        <w:t xml:space="preserve"> </w:t>
-      </w:r>
-      <w:proofErr w:type="gramStart"/>
-      <w:r>
-        <w:t>screen</w:t>
-      </w:r>
-      <w:proofErr w:type="gramEnd"/>
+        <w:t xml:space="preserve"> screen</w:t>
+      </w:r>
     </w:p>
     <w:p>
       <w:pPr>
         <w:pStyle w:val="Heading2"/>
       </w:pPr>
-      <w:bookmarkStart w:id="39" w:name="_Toc509165865"/>
+      <w:bookmarkStart w:id="38" w:name="_Toc509165865"/>
       <w:r>
         <w:t>Comments</w:t>
       </w:r>
-      <w:bookmarkEnd w:id="39"/>
+      <w:bookmarkEnd w:id="38"/>
       <w:r>
         <w:fldChar w:fldCharType="begin"/>
       </w:r>
@@ -10792,7 +10787,7 @@
       <w:pPr>
         <w:pStyle w:val="Heading1"/>
       </w:pPr>
-      <w:bookmarkStart w:id="40" w:name="_Toc509165866"/>
+      <w:bookmarkStart w:id="39" w:name="_Toc509165866"/>
       <w:r>
         <w:lastRenderedPageBreak/>
         <w:t>Finalize Tournament</w:t>
@@ -10802,11 +10797,11 @@
       <w:pPr>
         <w:pStyle w:val="Heading2"/>
       </w:pPr>
-      <w:commentRangeStart w:id="41"/>
+      <w:commentRangeStart w:id="40"/>
       <w:r>
         <w:t>Finalize</w:t>
       </w:r>
-      <w:commentRangeEnd w:id="41"/>
+      <w:commentRangeEnd w:id="40"/>
       <w:r>
         <w:rPr>
           <w:rStyle w:val="CommentReference"/>
@@ -10815,12 +10810,12 @@
           <w:kern w:val="0"/>
           <w:szCs w:val="20"/>
         </w:rPr>
-        <w:commentReference w:id="41"/>
+        <w:commentReference w:id="40"/>
       </w:r>
       <w:r>
         <w:t xml:space="preserve"> Tournament</w:t>
       </w:r>
-      <w:bookmarkEnd w:id="40"/>
+      <w:bookmarkEnd w:id="39"/>
       <w:r>
         <w:t xml:space="preserve"> Basics</w:t>
       </w:r>
@@ -11051,10 +11046,16 @@
         <w:pStyle w:val="BodyText"/>
       </w:pPr>
       <w:r>
-        <w:t>In order for the tournament to be finalized a</w:t>
-      </w:r>
-      <w:r>
-        <w:t>ll the director needs to do is check every one of the Director Check boxes to confirm that they’</w:t>
+        <w:t xml:space="preserve">In order for </w:t>
+      </w:r>
+      <w:r>
+        <w:t xml:space="preserve">the tournament to be finalized </w:t>
+      </w:r>
+      <w:r>
+        <w:t>the director needs to</w:t>
+      </w:r>
+      <w:r>
+        <w:t xml:space="preserve"> check every one of the Director Check boxes to confirm that they’</w:t>
       </w:r>
       <w:r>
         <w:t>ve inspected that player’s recap</w:t>
@@ -11062,6 +11063,11 @@
       <w:r>
         <w:t>. This means modifying scores, averages, adding a bonus or a pro pot, and adding any notes that may be needed for a particular player.</w:t>
       </w:r>
+      <w:r>
+        <w:t xml:space="preserve"> Manually adjusting the average is also required.</w:t>
+      </w:r>
+      <w:bookmarkStart w:id="41" w:name="_GoBack"/>
+      <w:bookmarkEnd w:id="41"/>
       <w:r>
         <w:t xml:space="preserve"> After all of this is done, the director checks off the Director Check box for that player. </w:t>
       </w:r>
@@ -11124,14 +11130,27 @@
       <w:r>
         <w:t xml:space="preserve">Figure </w:t>
       </w:r>
-      <w:fldSimple w:instr=" SEQ Figure \* ARABIC ">
-        <w:r>
-          <w:rPr>
-            <w:noProof/>
-          </w:rPr>
-          <w:t>18</w:t>
-        </w:r>
-      </w:fldSimple>
+      <w:r>
+        <w:fldChar w:fldCharType="begin"/>
+      </w:r>
+      <w:r>
+        <w:instrText xml:space="preserve"> SEQ Figure \* ARABIC </w:instrText>
+      </w:r>
+      <w:r>
+        <w:fldChar w:fldCharType="separate"/>
+      </w:r>
+      <w:r>
+        <w:rPr>
+          <w:noProof/>
+        </w:rPr>
+        <w:t>18</w:t>
+      </w:r>
+      <w:r>
+        <w:rPr>
+          <w:noProof/>
+        </w:rPr>
+        <w:fldChar w:fldCharType="end"/>
+      </w:r>
       <w:r>
         <w:t xml:space="preserve"> Finalize Tournament</w:t>
       </w:r>
@@ -11180,7 +11199,16 @@
       </w:pPr>
       <w:r>
         <w:lastRenderedPageBreak/>
-        <w:t>Referring to Figure 18, t</w:t>
+        <w:t xml:space="preserve">Referring to </w:t>
+      </w:r>
+      <w:r>
+        <w:rPr>
+          <w:u w:val="single"/>
+        </w:rPr>
+        <w:t>Figure 18</w:t>
+      </w:r>
+      <w:r>
+        <w:t>, t</w:t>
       </w:r>
       <w:r>
         <w:t>he topmos</w:t>
@@ -11718,7 +11746,7 @@
         <w:t xml:space="preserve"> – Adjusted Average.</w:t>
       </w:r>
       <w:r>
-        <w:t xml:space="preserve"> The average that has been adjusted by the director if need be. E.G. if a player sandbags a score, the average can be adjusted and entered in here.</w:t>
+        <w:t xml:space="preserve"> An average that must be manually entered by the director.</w:t>
       </w:r>
     </w:p>
     <w:p>
@@ -12180,7 +12208,10 @@
         <w:t>Notes</w:t>
       </w:r>
       <w:r>
-        <w:t xml:space="preserve"> – notes on the current player can be entered here.</w:t>
+        <w:t xml:space="preserve"> – notes on the cur</w:t>
+      </w:r>
+      <w:r>
+        <w:t>rent player.</w:t>
       </w:r>
     </w:p>
     <w:p>
@@ -12352,14 +12383,27 @@
       <w:r>
         <w:t xml:space="preserve">Figure </w:t>
       </w:r>
-      <w:fldSimple w:instr=" SEQ Figure \* ARABIC ">
-        <w:r>
-          <w:rPr>
-            <w:noProof/>
-          </w:rPr>
-          <w:t>19</w:t>
-        </w:r>
-      </w:fldSimple>
+      <w:r>
+        <w:fldChar w:fldCharType="begin"/>
+      </w:r>
+      <w:r>
+        <w:instrText xml:space="preserve"> SEQ Figure \* ARABIC </w:instrText>
+      </w:r>
+      <w:r>
+        <w:fldChar w:fldCharType="separate"/>
+      </w:r>
+      <w:r>
+        <w:rPr>
+          <w:noProof/>
+        </w:rPr>
+        <w:t>19</w:t>
+      </w:r>
+      <w:r>
+        <w:rPr>
+          <w:noProof/>
+        </w:rPr>
+        <w:fldChar w:fldCharType="end"/>
+      </w:r>
       <w:r>
         <w:t>: Update Inactive status</w:t>
       </w:r>
@@ -12668,14 +12712,27 @@
       <w:r>
         <w:t xml:space="preserve">Figure </w:t>
       </w:r>
-      <w:fldSimple w:instr=" SEQ Figure \* ARABIC ">
-        <w:r>
-          <w:rPr>
-            <w:noProof/>
-          </w:rPr>
-          <w:t>20</w:t>
-        </w:r>
-      </w:fldSimple>
+      <w:r>
+        <w:fldChar w:fldCharType="begin"/>
+      </w:r>
+      <w:r>
+        <w:instrText xml:space="preserve"> SEQ Figure \* ARABIC </w:instrText>
+      </w:r>
+      <w:r>
+        <w:fldChar w:fldCharType="separate"/>
+      </w:r>
+      <w:r>
+        <w:rPr>
+          <w:noProof/>
+        </w:rPr>
+        <w:t>20</w:t>
+      </w:r>
+      <w:r>
+        <w:rPr>
+          <w:noProof/>
+        </w:rPr>
+        <w:fldChar w:fldCharType="end"/>
+      </w:r>
       <w:r>
         <w:t xml:space="preserve"> Showing split screen error</w:t>
       </w:r>
@@ -12697,7 +12754,7 @@
         <mc:AlternateContent>
           <mc:Choice Requires="wps">
             <w:drawing>
-              <wp:anchor distT="0" distB="0" distL="114300" distR="114300" simplePos="0" relativeHeight="251658240" behindDoc="0" locked="0" layoutInCell="1" allowOverlap="1" wp14:anchorId="7BB17706" wp14:editId="62300B34">
+              <wp:anchor distT="0" distB="0" distL="114300" distR="114300" simplePos="0" relativeHeight="251659264" behindDoc="0" locked="0" layoutInCell="1" allowOverlap="1" wp14:anchorId="7BB17706" wp14:editId="62300B34">
                 <wp:simplePos x="0" y="0"/>
                 <wp:positionH relativeFrom="column">
                   <wp:posOffset>3175</wp:posOffset>
@@ -12743,14 +12800,27 @@
                             <w:r>
                               <w:t xml:space="preserve">Figure </w:t>
                             </w:r>
-                            <w:fldSimple w:instr=" SEQ Figure \* ARABIC ">
-                              <w:r>
-                                <w:rPr>
-                                  <w:noProof/>
-                                </w:rPr>
-                                <w:t>21</w:t>
-                              </w:r>
-                            </w:fldSimple>
+                            <w:r>
+                              <w:fldChar w:fldCharType="begin"/>
+                            </w:r>
+                            <w:r>
+                              <w:instrText xml:space="preserve"> SEQ Figure \* ARABIC </w:instrText>
+                            </w:r>
+                            <w:r>
+                              <w:fldChar w:fldCharType="separate"/>
+                            </w:r>
+                            <w:r>
+                              <w:rPr>
+                                <w:noProof/>
+                              </w:rPr>
+                              <w:t>21</w:t>
+                            </w:r>
+                            <w:r>
+                              <w:rPr>
+                                <w:noProof/>
+                              </w:rPr>
+                              <w:fldChar w:fldCharType="end"/>
+                            </w:r>
                             <w:r>
                               <w:t xml:space="preserve"> Inner screen maximize</w:t>
                             </w:r>
@@ -12778,7 +12848,7 @@
                 <v:stroke joinstyle="miter"/>
                 <v:path gradientshapeok="t" o:connecttype="rect"/>
               </v:shapetype>
-              <v:shape id="Text Box 24" o:spid="_x0000_s1026" type="#_x0000_t202" style="position:absolute;left:0;text-align:left;margin-left:.25pt;margin-top:98.8pt;width:154.5pt;height:13.5pt;z-index:251658240;visibility:visible;mso-wrap-style:square;mso-height-percent:0;mso-wrap-distance-left:9pt;mso-wrap-distance-top:0;mso-wrap-distance-right:9pt;mso-wrap-distance-bottom:0;mso-position-horizontal:absolute;mso-position-horizontal-relative:text;mso-position-vertical:absolute;mso-position-vertical-relative:text;mso-height-percent:0;mso-height-relative:margin;v-text-anchor:top" o:gfxdata="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" stroked="f">
+              <v:shape id="Text Box 24" o:spid="_x0000_s1026" type="#_x0000_t202" style="position:absolute;left:0;text-align:left;margin-left:.25pt;margin-top:98.8pt;width:154.5pt;height:13.5pt;z-index:251659264;visibility:visible;mso-wrap-style:square;mso-height-percent:0;mso-wrap-distance-left:9pt;mso-wrap-distance-top:0;mso-wrap-distance-right:9pt;mso-wrap-distance-bottom:0;mso-position-horizontal:absolute;mso-position-horizontal-relative:text;mso-position-vertical:absolute;mso-position-vertical-relative:text;mso-height-percent:0;mso-height-relative:margin;v-text-anchor:top" o:gfxdata="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" stroked="f">
                 <v:textbox inset="0,0,0,0">
                   <w:txbxContent>
                     <w:p>
@@ -12792,14 +12862,27 @@
                       <w:r>
                         <w:t xml:space="preserve">Figure </w:t>
                       </w:r>
-                      <w:fldSimple w:instr=" SEQ Figure \* ARABIC ">
-                        <w:r>
-                          <w:rPr>
-                            <w:noProof/>
-                          </w:rPr>
-                          <w:t>21</w:t>
-                        </w:r>
-                      </w:fldSimple>
+                      <w:r>
+                        <w:fldChar w:fldCharType="begin"/>
+                      </w:r>
+                      <w:r>
+                        <w:instrText xml:space="preserve"> SEQ Figure \* ARABIC </w:instrText>
+                      </w:r>
+                      <w:r>
+                        <w:fldChar w:fldCharType="separate"/>
+                      </w:r>
+                      <w:r>
+                        <w:rPr>
+                          <w:noProof/>
+                        </w:rPr>
+                        <w:t>21</w:t>
+                      </w:r>
+                      <w:r>
+                        <w:rPr>
+                          <w:noProof/>
+                        </w:rPr>
+                        <w:fldChar w:fldCharType="end"/>
+                      </w:r>
                       <w:r>
                         <w:t xml:space="preserve"> Inner screen maximize</w:t>
                       </w:r>
@@ -12817,7 +12900,7 @@
           <w:noProof/>
         </w:rPr>
         <w:drawing>
-          <wp:anchor distT="0" distB="0" distL="114300" distR="114300" simplePos="0" relativeHeight="251656192" behindDoc="0" locked="0" layoutInCell="1" allowOverlap="1" wp14:anchorId="682AA4A0" wp14:editId="46FA8D0E">
+          <wp:anchor distT="0" distB="0" distL="114300" distR="114300" simplePos="0" relativeHeight="251657216" behindDoc="0" locked="0" layoutInCell="1" allowOverlap="1" wp14:anchorId="682AA4A0" wp14:editId="46FA8D0E">
             <wp:simplePos x="0" y="0"/>
             <wp:positionH relativeFrom="column">
               <wp:posOffset>3175</wp:posOffset>
@@ -17684,7 +17767,7 @@
 
 <file path=word/comments.xml><?xml version="1.0" encoding="utf-8"?>
 <w:comments xmlns:wpc="http://schemas.microsoft.com/office/word/2010/wordprocessingCanvas" xmlns:mc="http://schemas.openxmlformats.org/markup-compatibility/2006" xmlns:o="urn:schemas-microsoft-com:office:office" xmlns:r="http://schemas.openxmlformats.org/officeDocument/2006/relationships" xmlns:m="http://schemas.openxmlformats.org/officeDocument/2006/math" xmlns:v="urn:schemas-microsoft-com:vml" xmlns:wp14="http://schemas.microsoft.com/office/word/2010/wordprocessingDrawing" xmlns:wp="http://schemas.openxmlformats.org/drawingml/2006/wordprocessingDrawing" xmlns:w10="urn:schemas-microsoft-com:office:word" xmlns:w="http://schemas.openxmlformats.org/wordprocessingml/2006/main" xmlns:w14="http://schemas.microsoft.com/office/word/2010/wordml" xmlns:w15="http://schemas.microsoft.com/office/word/2012/wordml" xmlns:wpg="http://schemas.microsoft.com/office/word/2010/wordprocessingGroup" xmlns:wpi="http://schemas.microsoft.com/office/word/2010/wordprocessingInk" xmlns:wne="http://schemas.microsoft.com/office/word/2006/wordml" xmlns:wps="http://schemas.microsoft.com/office/word/2010/wordprocessingShape" mc:Ignorable="w14 w15 wp14">
-  <w:comment w:id="41" w:author="Timothy Fair" w:date="2018-07-25T14:36:00Z" w:initials="TF">
+  <w:comment w:id="40" w:author="Timothy Fair" w:date="2018-07-25T14:36:00Z" w:initials="TF">
     <w:p>
       <w:pPr>
         <w:pStyle w:val="CommentText"/>
@@ -17841,7 +17924,7 @@
         <w:rStyle w:val="PageNumber"/>
         <w:noProof/>
       </w:rPr>
-      <w:t>19</w:t>
+      <w:t>32</w:t>
     </w:r>
     <w:r>
       <w:rPr>
@@ -22054,7 +22137,7 @@
 </file>
 
 <file path=customXml/itemProps1.xml><?xml version="1.0" encoding="utf-8"?>
-<ds:datastoreItem xmlns:ds="http://schemas.openxmlformats.org/officeDocument/2006/customXml" ds:itemID="{A090FC03-AD01-4378-880D-FC5F1307A7C4}">
+<ds:datastoreItem xmlns:ds="http://schemas.openxmlformats.org/officeDocument/2006/customXml" ds:itemID="{175123AF-0B56-4B10-BA86-7AB4D29D79B5}">
   <ds:schemaRefs>
     <ds:schemaRef ds:uri="http://schemas.openxmlformats.org/officeDocument/2006/bibliography"/>
   </ds:schemaRefs>

--- a/9tapUserManual.docx
+++ b/9tapUserManual.docx
@@ -4319,47 +4319,30 @@
         <w:rPr>
           <w:noProof/>
         </w:rPr>
-        <w:drawing>
-          <wp:inline distT="0" distB="0" distL="0" distR="0" wp14:anchorId="4B6E86AC" wp14:editId="6A3163E7">
-            <wp:extent cx="4883150" cy="2623280"/>
-            <wp:effectExtent l="0" t="0" r="0" b="5715"/>
-            <wp:docPr id="3" name="Picture 3"/>
-            <wp:cNvGraphicFramePr>
-              <a:graphicFrameLocks xmlns:a="http://schemas.openxmlformats.org/drawingml/2006/main" noChangeAspect="1"/>
-            </wp:cNvGraphicFramePr>
-            <a:graphic xmlns:a="http://schemas.openxmlformats.org/drawingml/2006/main">
-              <a:graphicData uri="http://schemas.openxmlformats.org/drawingml/2006/picture">
-                <pic:pic xmlns:pic="http://schemas.openxmlformats.org/drawingml/2006/picture">
-                  <pic:nvPicPr>
-                    <pic:cNvPr id="3" name="MainMenu.PNG"/>
-                    <pic:cNvPicPr/>
-                  </pic:nvPicPr>
-                  <pic:blipFill>
-                    <a:blip r:embed="rId14" cstate="print">
-                      <a:extLst>
-                        <a:ext uri="{28A0092B-C50C-407E-A947-70E740481C1C}">
-                          <a14:useLocalDpi xmlns:a14="http://schemas.microsoft.com/office/drawing/2010/main" val="0"/>
-                        </a:ext>
-                      </a:extLst>
-                    </a:blip>
-                    <a:stretch>
-                      <a:fillRect/>
-                    </a:stretch>
-                  </pic:blipFill>
-                  <pic:spPr>
-                    <a:xfrm>
-                      <a:off x="0" y="0"/>
-                      <a:ext cx="4883150" cy="2623280"/>
-                    </a:xfrm>
-                    <a:prstGeom prst="rect">
-                      <a:avLst/>
-                    </a:prstGeom>
-                  </pic:spPr>
-                </pic:pic>
-              </a:graphicData>
-            </a:graphic>
-          </wp:inline>
-        </w:drawing>
+        <w:pict w14:anchorId="0D60ED77">
+          <v:shapetype id="_x0000_t75" coordsize="21600,21600" o:spt="75" o:preferrelative="t" path="m@4@5l@4@11@9@11@9@5xe" filled="f" stroked="f">
+            <v:stroke joinstyle="miter"/>
+            <v:formulas>
+              <v:f eqn="if lineDrawn pixelLineWidth 0"/>
+              <v:f eqn="sum @0 1 0"/>
+              <v:f eqn="sum 0 0 @1"/>
+              <v:f eqn="prod @2 1 2"/>
+              <v:f eqn="prod @3 21600 pixelWidth"/>
+              <v:f eqn="prod @3 21600 pixelHeight"/>
+              <v:f eqn="sum @0 0 1"/>
+              <v:f eqn="prod @6 1 2"/>
+              <v:f eqn="prod @7 21600 pixelWidth"/>
+              <v:f eqn="sum @8 21600 0"/>
+              <v:f eqn="prod @7 21600 pixelHeight"/>
+              <v:f eqn="sum @10 21600 0"/>
+            </v:formulas>
+            <v:path o:extrusionok="f" gradientshapeok="t" o:connecttype="rect"/>
+            <o:lock v:ext="edit" aspectratio="t"/>
+          </v:shapetype>
+          <v:shape id="_x0000_i1026" type="#_x0000_t75" style="width:383.25pt;height:195pt">
+            <v:imagedata r:id="rId14" o:title="9TapMainMenu"/>
+          </v:shape>
+        </w:pict>
       </w:r>
     </w:p>
     <w:p>
@@ -4370,27 +4353,14 @@
       <w:r>
         <w:t xml:space="preserve">Figure </w:t>
       </w:r>
-      <w:r>
-        <w:fldChar w:fldCharType="begin"/>
-      </w:r>
-      <w:r>
-        <w:instrText xml:space="preserve"> SEQ Figure \* ARABIC </w:instrText>
-      </w:r>
-      <w:r>
-        <w:fldChar w:fldCharType="separate"/>
-      </w:r>
-      <w:r>
-        <w:rPr>
-          <w:noProof/>
-        </w:rPr>
-        <w:t>1</w:t>
-      </w:r>
-      <w:r>
-        <w:rPr>
-          <w:noProof/>
-        </w:rPr>
-        <w:fldChar w:fldCharType="end"/>
-      </w:r>
+      <w:fldSimple w:instr=" SEQ Figure \* ARABIC ">
+        <w:r>
+          <w:rPr>
+            <w:noProof/>
+          </w:rPr>
+          <w:t>1</w:t>
+        </w:r>
+      </w:fldSimple>
       <w:r>
         <w:t>: 9-Tap Main Menu</w:t>
       </w:r>
@@ -6209,6 +6179,11 @@
       <w:r>
         <w:t>” button. Also, the tools tab accesses the active/inactive member dialog.</w:t>
       </w:r>
+      <w:r>
+        <w:t xml:space="preserve"> The Delete Region Data button will delete all data from the selected regions’ database. The user will be prompted upon clicking this button to make sure if they want to delete this data.</w:t>
+      </w:r>
+      <w:bookmarkStart w:id="17" w:name="_GoBack"/>
+      <w:bookmarkEnd w:id="17"/>
     </w:p>
     <w:p>
       <w:pPr>
@@ -6220,10 +6195,10 @@
           <w:noProof/>
         </w:rPr>
         <w:drawing>
-          <wp:inline distT="0" distB="0" distL="0" distR="0" wp14:anchorId="03D27295" wp14:editId="3B82738E">
-            <wp:extent cx="4883150" cy="2623280"/>
-            <wp:effectExtent l="0" t="0" r="0" b="5715"/>
-            <wp:docPr id="4" name="Picture 4"/>
+          <wp:inline distT="0" distB="0" distL="0" distR="0" wp14:anchorId="13131FC4" wp14:editId="6F4984C2">
+            <wp:extent cx="4883150" cy="2485090"/>
+            <wp:effectExtent l="0" t="0" r="0" b="0"/>
+            <wp:docPr id="21" name="Picture 21" descr="C:\Users\Tfair\Desktop\DocumentationBackup-9Tap\9TapMainMenu.png"/>
             <wp:cNvGraphicFramePr>
               <a:graphicFrameLocks xmlns:a="http://schemas.openxmlformats.org/drawingml/2006/main" noChangeAspect="1"/>
             </wp:cNvGraphicFramePr>
@@ -6231,29 +6206,36 @@
               <a:graphicData uri="http://schemas.openxmlformats.org/drawingml/2006/picture">
                 <pic:pic xmlns:pic="http://schemas.openxmlformats.org/drawingml/2006/picture">
                   <pic:nvPicPr>
-                    <pic:cNvPr id="4" name="MainMenu.PNG"/>
-                    <pic:cNvPicPr/>
+                    <pic:cNvPr id="0" name="Picture 3" descr="C:\Users\Tfair\Desktop\DocumentationBackup-9Tap\9TapMainMenu.png"/>
+                    <pic:cNvPicPr>
+                      <a:picLocks noChangeAspect="1" noChangeArrowheads="1"/>
+                    </pic:cNvPicPr>
                   </pic:nvPicPr>
                   <pic:blipFill>
-                    <a:blip r:embed="rId14" cstate="print">
+                    <a:blip r:embed="rId15" cstate="print">
                       <a:extLst>
                         <a:ext uri="{28A0092B-C50C-407E-A947-70E740481C1C}">
                           <a14:useLocalDpi xmlns:a14="http://schemas.microsoft.com/office/drawing/2010/main" val="0"/>
                         </a:ext>
                       </a:extLst>
                     </a:blip>
+                    <a:srcRect/>
                     <a:stretch>
                       <a:fillRect/>
                     </a:stretch>
                   </pic:blipFill>
-                  <pic:spPr>
+                  <pic:spPr bwMode="auto">
                     <a:xfrm>
                       <a:off x="0" y="0"/>
-                      <a:ext cx="4883150" cy="2623280"/>
+                      <a:ext cx="4883150" cy="2485090"/>
                     </a:xfrm>
                     <a:prstGeom prst="rect">
                       <a:avLst/>
                     </a:prstGeom>
+                    <a:noFill/>
+                    <a:ln>
+                      <a:noFill/>
+                    </a:ln>
                   </pic:spPr>
                 </pic:pic>
               </a:graphicData>
@@ -6270,27 +6252,14 @@
       <w:r>
         <w:t xml:space="preserve">Figure </w:t>
       </w:r>
-      <w:r>
-        <w:fldChar w:fldCharType="begin"/>
-      </w:r>
-      <w:r>
-        <w:instrText xml:space="preserve"> SEQ Figure \* ARABIC </w:instrText>
-      </w:r>
-      <w:r>
-        <w:fldChar w:fldCharType="separate"/>
-      </w:r>
-      <w:r>
-        <w:rPr>
-          <w:noProof/>
-        </w:rPr>
-        <w:t>2</w:t>
-      </w:r>
-      <w:r>
-        <w:rPr>
-          <w:noProof/>
-        </w:rPr>
-        <w:fldChar w:fldCharType="end"/>
-      </w:r>
+      <w:fldSimple w:instr=" SEQ Figure \* ARABIC ">
+        <w:r>
+          <w:rPr>
+            <w:noProof/>
+          </w:rPr>
+          <w:t>2</w:t>
+        </w:r>
+      </w:fldSimple>
       <w:r>
         <w:t>: Main Menu</w:t>
       </w:r>
@@ -6355,12 +6324,12 @@
       <w:pPr>
         <w:pStyle w:val="Heading1"/>
       </w:pPr>
-      <w:bookmarkStart w:id="17" w:name="_Toc509165844"/>
+      <w:bookmarkStart w:id="18" w:name="_Toc509165844"/>
       <w:r>
         <w:lastRenderedPageBreak/>
         <w:t>Member Info</w:t>
       </w:r>
-      <w:bookmarkEnd w:id="17"/>
+      <w:bookmarkEnd w:id="18"/>
       <w:r>
         <w:fldChar w:fldCharType="begin"/>
       </w:r>
@@ -6466,17 +6435,14 @@
         <w:keepNext/>
       </w:pPr>
       <w:r>
-        <w:t xml:space="preserve"> </w:t>
-      </w:r>
-      <w:r>
         <w:rPr>
           <w:noProof/>
         </w:rPr>
         <w:drawing>
-          <wp:inline distT="0" distB="0" distL="0" distR="0" wp14:anchorId="1697D59F" wp14:editId="59EAEFBB">
-            <wp:extent cx="4448175" cy="3980962"/>
-            <wp:effectExtent l="0" t="0" r="0" b="635"/>
-            <wp:docPr id="19" name="Picture 19" descr="The form where member information is entered and edited." title="member info form"/>
+          <wp:inline distT="0" distB="0" distL="0" distR="0" wp14:anchorId="0241B9F5" wp14:editId="090BE295">
+            <wp:extent cx="4883150" cy="2539683"/>
+            <wp:effectExtent l="0" t="0" r="0" b="0"/>
+            <wp:docPr id="28" name="Picture 28" descr="C:\Users\Tfair\Desktop\DocumentationBackup-9Tap\9TapMemberInfo.png"/>
             <wp:cNvGraphicFramePr>
               <a:graphicFrameLocks xmlns:a="http://schemas.openxmlformats.org/drawingml/2006/main" noChangeAspect="1"/>
             </wp:cNvGraphicFramePr>
@@ -6484,36 +6450,36 @@
               <a:graphicData uri="http://schemas.openxmlformats.org/drawingml/2006/picture">
                 <pic:pic xmlns:pic="http://schemas.openxmlformats.org/drawingml/2006/picture">
                   <pic:nvPicPr>
-                    <pic:cNvPr id="5" name="MemberInfoForm.PNG"/>
-                    <pic:cNvPicPr/>
+                    <pic:cNvPr id="0" name="Picture 4" descr="C:\Users\Tfair\Desktop\DocumentationBackup-9Tap\9TapMemberInfo.png"/>
+                    <pic:cNvPicPr>
+                      <a:picLocks noChangeAspect="1" noChangeArrowheads="1"/>
+                    </pic:cNvPicPr>
                   </pic:nvPicPr>
-                  <pic:blipFill rotWithShape="1">
-                    <a:blip r:embed="rId15">
+                  <pic:blipFill>
+                    <a:blip r:embed="rId16" cstate="print">
                       <a:extLst>
                         <a:ext uri="{28A0092B-C50C-407E-A947-70E740481C1C}">
                           <a14:useLocalDpi xmlns:a14="http://schemas.microsoft.com/office/drawing/2010/main" val="0"/>
                         </a:ext>
                       </a:extLst>
                     </a:blip>
-                    <a:srcRect l="1" r="40077"/>
-                    <a:stretch/>
+                    <a:srcRect/>
+                    <a:stretch>
+                      <a:fillRect/>
+                    </a:stretch>
                   </pic:blipFill>
                   <pic:spPr bwMode="auto">
                     <a:xfrm>
                       <a:off x="0" y="0"/>
-                      <a:ext cx="4467314" cy="3998091"/>
+                      <a:ext cx="4883150" cy="2539683"/>
                     </a:xfrm>
                     <a:prstGeom prst="rect">
                       <a:avLst/>
                     </a:prstGeom>
+                    <a:noFill/>
                     <a:ln>
                       <a:noFill/>
                     </a:ln>
-                    <a:extLst>
-                      <a:ext uri="{53640926-AAD7-44D8-BBD7-CCE9431645EC}">
-                        <a14:shadowObscured xmlns:a14="http://schemas.microsoft.com/office/drawing/2010/main"/>
-                      </a:ext>
-                    </a:extLst>
                   </pic:spPr>
                 </pic:pic>
               </a:graphicData>
@@ -6521,6 +6487,9 @@
           </wp:inline>
         </w:drawing>
       </w:r>
+      <w:r>
+        <w:t xml:space="preserve"> </w:t>
+      </w:r>
     </w:p>
     <w:p>
       <w:pPr>
@@ -6530,27 +6499,14 @@
       <w:r>
         <w:t xml:space="preserve">Figure </w:t>
       </w:r>
-      <w:r>
-        <w:fldChar w:fldCharType="begin"/>
-      </w:r>
-      <w:r>
-        <w:instrText xml:space="preserve"> SEQ Figure \* ARABIC </w:instrText>
-      </w:r>
-      <w:r>
-        <w:fldChar w:fldCharType="separate"/>
-      </w:r>
-      <w:r>
-        <w:rPr>
-          <w:noProof/>
-        </w:rPr>
-        <w:t>3</w:t>
-      </w:r>
-      <w:r>
-        <w:rPr>
-          <w:noProof/>
-        </w:rPr>
-        <w:fldChar w:fldCharType="end"/>
-      </w:r>
+      <w:fldSimple w:instr=" SEQ Figure \* ARABIC ">
+        <w:r>
+          <w:rPr>
+            <w:noProof/>
+          </w:rPr>
+          <w:t>3</w:t>
+        </w:r>
+      </w:fldSimple>
       <w:r>
         <w:t>: Member Information</w:t>
       </w:r>
@@ -6559,8 +6515,9 @@
       <w:pPr>
         <w:pStyle w:val="Heading3"/>
       </w:pPr>
-      <w:bookmarkStart w:id="18" w:name="_Toc509165845"/>
-      <w:r>
+      <w:bookmarkStart w:id="19" w:name="_Toc509165845"/>
+      <w:r>
+        <w:lastRenderedPageBreak/>
         <w:t>Import</w:t>
       </w:r>
       <w:r>
@@ -6597,7 +6554,7 @@
       <w:r>
         <w:t>Member</w:t>
       </w:r>
-      <w:bookmarkEnd w:id="18"/>
+      <w:bookmarkEnd w:id="19"/>
       <w:r>
         <w:fldChar w:fldCharType="begin"/>
       </w:r>
@@ -6722,11 +6679,11 @@
       <w:pPr>
         <w:pStyle w:val="Heading3"/>
       </w:pPr>
-      <w:bookmarkStart w:id="19" w:name="_Toc509165846"/>
+      <w:bookmarkStart w:id="20" w:name="_Toc509165846"/>
       <w:r>
         <w:t>New Members</w:t>
       </w:r>
-      <w:bookmarkEnd w:id="19"/>
+      <w:bookmarkEnd w:id="20"/>
       <w:r>
         <w:fldChar w:fldCharType="begin"/>
       </w:r>
@@ -6909,11 +6866,7 @@
         <w:t>.</w:t>
       </w:r>
       <w:r>
-        <w:t xml:space="preserve"> If applicable, enter the member’s middle initial, then hit tab. You are now at the D.O.B. field, enter the member’s date of birth. Hit tab to go to the SSN field. The member </w:t>
-      </w:r>
-      <w:r>
-        <w:lastRenderedPageBreak/>
-        <w:t xml:space="preserve">Social Security Number is entered here. By </w:t>
+        <w:t xml:space="preserve"> If applicable, enter the member’s middle initial, then hit tab. You are now at the D.O.B. field, enter the member’s date of birth. Hit tab to go to the SSN field. The member Social Security Number is entered here. By </w:t>
       </w:r>
       <w:r>
         <w:t>default,</w:t>
@@ -6999,10 +6952,10 @@
           <w:noProof/>
         </w:rPr>
         <w:drawing>
-          <wp:inline distT="0" distB="0" distL="0" distR="0" wp14:anchorId="24FBB0E7" wp14:editId="66BE4AD5">
-            <wp:extent cx="4448175" cy="3980962"/>
-            <wp:effectExtent l="0" t="0" r="0" b="635"/>
-            <wp:docPr id="5" name="Picture 5" descr="The form where member information is entered and edited." title="member info form"/>
+          <wp:inline distT="0" distB="0" distL="0" distR="0" wp14:anchorId="100D6018" wp14:editId="4F2D6461">
+            <wp:extent cx="4883150" cy="2539683"/>
+            <wp:effectExtent l="0" t="0" r="0" b="0"/>
+            <wp:docPr id="30" name="Picture 30" descr="C:\Users\Tfair\Desktop\DocumentationBackup-9Tap\9TapMemberInfo.png"/>
             <wp:cNvGraphicFramePr>
               <a:graphicFrameLocks xmlns:a="http://schemas.openxmlformats.org/drawingml/2006/main" noChangeAspect="1"/>
             </wp:cNvGraphicFramePr>
@@ -7010,36 +6963,36 @@
               <a:graphicData uri="http://schemas.openxmlformats.org/drawingml/2006/picture">
                 <pic:pic xmlns:pic="http://schemas.openxmlformats.org/drawingml/2006/picture">
                   <pic:nvPicPr>
-                    <pic:cNvPr id="5" name="MemberInfoForm.PNG"/>
-                    <pic:cNvPicPr/>
+                    <pic:cNvPr id="0" name="Picture 5" descr="C:\Users\Tfair\Desktop\DocumentationBackup-9Tap\9TapMemberInfo.png"/>
+                    <pic:cNvPicPr>
+                      <a:picLocks noChangeAspect="1" noChangeArrowheads="1"/>
+                    </pic:cNvPicPr>
                   </pic:nvPicPr>
-                  <pic:blipFill rotWithShape="1">
-                    <a:blip r:embed="rId15">
+                  <pic:blipFill>
+                    <a:blip r:embed="rId16" cstate="print">
                       <a:extLst>
                         <a:ext uri="{28A0092B-C50C-407E-A947-70E740481C1C}">
                           <a14:useLocalDpi xmlns:a14="http://schemas.microsoft.com/office/drawing/2010/main" val="0"/>
                         </a:ext>
                       </a:extLst>
                     </a:blip>
-                    <a:srcRect l="1" r="40077"/>
-                    <a:stretch/>
+                    <a:srcRect/>
+                    <a:stretch>
+                      <a:fillRect/>
+                    </a:stretch>
                   </pic:blipFill>
                   <pic:spPr bwMode="auto">
                     <a:xfrm>
                       <a:off x="0" y="0"/>
-                      <a:ext cx="4467314" cy="3998091"/>
+                      <a:ext cx="4883150" cy="2539683"/>
                     </a:xfrm>
                     <a:prstGeom prst="rect">
                       <a:avLst/>
                     </a:prstGeom>
+                    <a:noFill/>
                     <a:ln>
                       <a:noFill/>
                     </a:ln>
-                    <a:extLst>
-                      <a:ext uri="{53640926-AAD7-44D8-BBD7-CCE9431645EC}">
-                        <a14:shadowObscured xmlns:a14="http://schemas.microsoft.com/office/drawing/2010/main"/>
-                      </a:ext>
-                    </a:extLst>
                   </pic:spPr>
                 </pic:pic>
               </a:graphicData>
@@ -7054,29 +7007,17 @@
         <w:jc w:val="both"/>
       </w:pPr>
       <w:r>
+        <w:lastRenderedPageBreak/>
         <w:t xml:space="preserve">Figure </w:t>
       </w:r>
-      <w:r>
-        <w:fldChar w:fldCharType="begin"/>
-      </w:r>
-      <w:r>
-        <w:instrText xml:space="preserve"> SEQ Figure \* ARABIC </w:instrText>
-      </w:r>
-      <w:r>
-        <w:fldChar w:fldCharType="separate"/>
-      </w:r>
-      <w:r>
-        <w:rPr>
-          <w:noProof/>
-        </w:rPr>
-        <w:t>4</w:t>
-      </w:r>
-      <w:r>
-        <w:rPr>
-          <w:noProof/>
-        </w:rPr>
-        <w:fldChar w:fldCharType="end"/>
-      </w:r>
+      <w:fldSimple w:instr=" SEQ Figure \* ARABIC ">
+        <w:r>
+          <w:rPr>
+            <w:noProof/>
+          </w:rPr>
+          <w:t>4</w:t>
+        </w:r>
+      </w:fldSimple>
       <w:r>
         <w:t>: Member Information</w:t>
       </w:r>
@@ -7085,14 +7026,14 @@
       <w:pPr>
         <w:pStyle w:val="Heading3"/>
       </w:pPr>
-      <w:bookmarkStart w:id="20" w:name="_Toc509165847"/>
+      <w:bookmarkStart w:id="21" w:name="_Toc509165847"/>
       <w:r>
         <w:t xml:space="preserve">Updating </w:t>
       </w:r>
       <w:r>
         <w:t>Members</w:t>
       </w:r>
-      <w:bookmarkEnd w:id="20"/>
+      <w:bookmarkEnd w:id="21"/>
       <w:r>
         <w:fldChar w:fldCharType="begin"/>
       </w:r>
@@ -7185,11 +7126,7 @@
         <w:t xml:space="preserve">” button. The member search screen will display (figure 7). Members can be searched by number, name, average, handicap, or bonus. </w:t>
       </w:r>
       <w:r>
-        <w:t xml:space="preserve">Enter the search parameters and click “Search”. The </w:t>
-      </w:r>
-      <w:r>
-        <w:lastRenderedPageBreak/>
-        <w:t xml:space="preserve">results display at the bottom of the screen. </w:t>
+        <w:t xml:space="preserve">Enter the search parameters and click “Search”. The results display at the bottom of the screen. </w:t>
       </w:r>
       <w:r>
         <w:t>To display all members in the database, leave the fields blank and click “Search”</w:t>
@@ -7253,14 +7190,14 @@
           <w:szCs w:val="20"/>
         </w:rPr>
       </w:pPr>
-      <w:bookmarkStart w:id="21" w:name="_Toc509165848"/>
+      <w:bookmarkStart w:id="22" w:name="_Toc509165848"/>
       <w:r>
         <w:rPr>
           <w:szCs w:val="20"/>
         </w:rPr>
         <w:t>Stats</w:t>
       </w:r>
-      <w:bookmarkEnd w:id="21"/>
+      <w:bookmarkEnd w:id="22"/>
       <w:r>
         <w:rPr>
           <w:szCs w:val="20"/>
@@ -7396,10 +7333,10 @@
           <w:noProof/>
         </w:rPr>
         <w:drawing>
-          <wp:inline distT="0" distB="0" distL="0" distR="0" wp14:anchorId="2D49C112" wp14:editId="01809467">
-            <wp:extent cx="4905375" cy="2844352"/>
+          <wp:inline distT="0" distB="0" distL="0" distR="0" wp14:anchorId="22B87C68" wp14:editId="132FB4B7">
+            <wp:extent cx="4883150" cy="2806685"/>
             <wp:effectExtent l="0" t="0" r="0" b="0"/>
-            <wp:docPr id="7" name="Picture 7"/>
+            <wp:docPr id="32" name="Picture 32" descr="C:\Users\Tfair\Desktop\DocumentationBackup-9Tap\9TapStats.png"/>
             <wp:cNvGraphicFramePr>
               <a:graphicFrameLocks xmlns:a="http://schemas.openxmlformats.org/drawingml/2006/main" noChangeAspect="1"/>
             </wp:cNvGraphicFramePr>
@@ -7407,29 +7344,36 @@
               <a:graphicData uri="http://schemas.openxmlformats.org/drawingml/2006/picture">
                 <pic:pic xmlns:pic="http://schemas.openxmlformats.org/drawingml/2006/picture">
                   <pic:nvPicPr>
-                    <pic:cNvPr id="7" name="StatsForm.PNG"/>
-                    <pic:cNvPicPr/>
+                    <pic:cNvPr id="0" name="Picture 6" descr="C:\Users\Tfair\Desktop\DocumentationBackup-9Tap\9TapStats.png"/>
+                    <pic:cNvPicPr>
+                      <a:picLocks noChangeAspect="1" noChangeArrowheads="1"/>
+                    </pic:cNvPicPr>
                   </pic:nvPicPr>
                   <pic:blipFill>
-                    <a:blip r:embed="rId16">
+                    <a:blip r:embed="rId17">
                       <a:extLst>
                         <a:ext uri="{28A0092B-C50C-407E-A947-70E740481C1C}">
                           <a14:useLocalDpi xmlns:a14="http://schemas.microsoft.com/office/drawing/2010/main" val="0"/>
                         </a:ext>
                       </a:extLst>
                     </a:blip>
+                    <a:srcRect/>
                     <a:stretch>
                       <a:fillRect/>
                     </a:stretch>
                   </pic:blipFill>
-                  <pic:spPr>
+                  <pic:spPr bwMode="auto">
                     <a:xfrm>
                       <a:off x="0" y="0"/>
-                      <a:ext cx="5009579" cy="2904774"/>
+                      <a:ext cx="4883150" cy="2806685"/>
                     </a:xfrm>
                     <a:prstGeom prst="rect">
                       <a:avLst/>
                     </a:prstGeom>
+                    <a:noFill/>
+                    <a:ln>
+                      <a:noFill/>
+                    </a:ln>
                   </pic:spPr>
                 </pic:pic>
               </a:graphicData>
@@ -7446,27 +7390,14 @@
       <w:r>
         <w:t xml:space="preserve">Figure </w:t>
       </w:r>
-      <w:r>
-        <w:fldChar w:fldCharType="begin"/>
-      </w:r>
-      <w:r>
-        <w:instrText xml:space="preserve"> SEQ Figure \* ARABIC </w:instrText>
-      </w:r>
-      <w:r>
-        <w:fldChar w:fldCharType="separate"/>
-      </w:r>
-      <w:r>
-        <w:rPr>
-          <w:noProof/>
-        </w:rPr>
-        <w:t>5</w:t>
-      </w:r>
-      <w:r>
-        <w:rPr>
-          <w:noProof/>
-        </w:rPr>
-        <w:fldChar w:fldCharType="end"/>
-      </w:r>
+      <w:fldSimple w:instr=" SEQ Figure \* ARABIC ">
+        <w:r>
+          <w:rPr>
+            <w:noProof/>
+          </w:rPr>
+          <w:t>5</w:t>
+        </w:r>
+      </w:fldSimple>
       <w:r>
         <w:t>: Stats</w:t>
       </w:r>
@@ -7531,7 +7462,7 @@
           <w:szCs w:val="20"/>
         </w:rPr>
       </w:pPr>
-      <w:bookmarkStart w:id="22" w:name="_Toc509165849"/>
+      <w:bookmarkStart w:id="23" w:name="_Toc509165849"/>
       <w:r>
         <w:rPr>
           <w:szCs w:val="20"/>
@@ -7539,7 +7470,7 @@
         <w:lastRenderedPageBreak/>
         <w:t>Member Search</w:t>
       </w:r>
-      <w:bookmarkEnd w:id="22"/>
+      <w:bookmarkEnd w:id="23"/>
       <w:r>
         <w:rPr>
           <w:szCs w:val="20"/>
@@ -7690,7 +7621,7 @@
                     <pic:cNvPicPr/>
                   </pic:nvPicPr>
                   <pic:blipFill>
-                    <a:blip r:embed="rId17">
+                    <a:blip r:embed="rId18">
                       <a:extLst>
                         <a:ext uri="{28A0092B-C50C-407E-A947-70E740481C1C}">
                           <a14:useLocalDpi xmlns:a14="http://schemas.microsoft.com/office/drawing/2010/main" val="0"/>
@@ -7736,7 +7667,7 @@
                     <pic:cNvPicPr/>
                   </pic:nvPicPr>
                   <pic:blipFill>
-                    <a:blip r:embed="rId18">
+                    <a:blip r:embed="rId19">
                       <a:extLst>
                         <a:ext uri="{28A0092B-C50C-407E-A947-70E740481C1C}">
                           <a14:useLocalDpi xmlns:a14="http://schemas.microsoft.com/office/drawing/2010/main" val="0"/>
@@ -7771,27 +7702,14 @@
       <w:r>
         <w:t xml:space="preserve">Figure </w:t>
       </w:r>
-      <w:r>
-        <w:fldChar w:fldCharType="begin"/>
-      </w:r>
-      <w:r>
-        <w:instrText xml:space="preserve"> SEQ Figure \* ARABIC </w:instrText>
-      </w:r>
-      <w:r>
-        <w:fldChar w:fldCharType="separate"/>
-      </w:r>
-      <w:r>
-        <w:rPr>
-          <w:noProof/>
-        </w:rPr>
-        <w:t>6</w:t>
-      </w:r>
-      <w:r>
-        <w:rPr>
-          <w:noProof/>
-        </w:rPr>
-        <w:fldChar w:fldCharType="end"/>
-      </w:r>
+      <w:fldSimple w:instr=" SEQ Figure \* ARABIC ">
+        <w:r>
+          <w:rPr>
+            <w:noProof/>
+          </w:rPr>
+          <w:t>6</w:t>
+        </w:r>
+      </w:fldSimple>
       <w:r>
         <w:t>: Member search, blank and with results</w:t>
       </w:r>
@@ -7803,7 +7721,7 @@
           <w:szCs w:val="20"/>
         </w:rPr>
       </w:pPr>
-      <w:bookmarkStart w:id="23" w:name="_Toc509165850"/>
+      <w:bookmarkStart w:id="24" w:name="_Toc509165850"/>
       <w:r>
         <w:rPr>
           <w:szCs w:val="20"/>
@@ -7811,7 +7729,7 @@
         <w:lastRenderedPageBreak/>
         <w:t>Print Recaps</w:t>
       </w:r>
-      <w:bookmarkEnd w:id="23"/>
+      <w:bookmarkEnd w:id="24"/>
       <w:r>
         <w:rPr>
           <w:szCs w:val="20"/>
@@ -7918,7 +7836,7 @@
                     <pic:cNvPicPr/>
                   </pic:nvPicPr>
                   <pic:blipFill>
-                    <a:blip r:embed="rId19">
+                    <a:blip r:embed="rId20">
                       <a:extLst>
                         <a:ext uri="{28A0092B-C50C-407E-A947-70E740481C1C}">
                           <a14:useLocalDpi xmlns:a14="http://schemas.microsoft.com/office/drawing/2010/main" val="0"/>
@@ -7964,7 +7882,7 @@
                     <pic:cNvPicPr/>
                   </pic:nvPicPr>
                   <pic:blipFill>
-                    <a:blip r:embed="rId20">
+                    <a:blip r:embed="rId21">
                       <a:extLst>
                         <a:ext uri="{28A0092B-C50C-407E-A947-70E740481C1C}">
                           <a14:useLocalDpi xmlns:a14="http://schemas.microsoft.com/office/drawing/2010/main" val="0"/>
@@ -7999,27 +7917,14 @@
       <w:r>
         <w:t xml:space="preserve">Figure </w:t>
       </w:r>
-      <w:r>
-        <w:fldChar w:fldCharType="begin"/>
-      </w:r>
-      <w:r>
-        <w:instrText xml:space="preserve"> SEQ Figure \* ARABIC </w:instrText>
-      </w:r>
-      <w:r>
-        <w:fldChar w:fldCharType="separate"/>
-      </w:r>
-      <w:r>
-        <w:rPr>
-          <w:noProof/>
-        </w:rPr>
-        <w:t>7</w:t>
-      </w:r>
-      <w:r>
-        <w:rPr>
-          <w:noProof/>
-        </w:rPr>
-        <w:fldChar w:fldCharType="end"/>
-      </w:r>
+      <w:fldSimple w:instr=" SEQ Figure \* ARABIC ">
+        <w:r>
+          <w:rPr>
+            <w:noProof/>
+          </w:rPr>
+          <w:t>7</w:t>
+        </w:r>
+      </w:fldSimple>
       <w:r>
         <w:t>: basic printer dialog</w:t>
       </w:r>
@@ -8034,14 +7939,14 @@
           <w:szCs w:val="20"/>
         </w:rPr>
       </w:pPr>
-      <w:bookmarkStart w:id="24" w:name="_Toc509165851"/>
+      <w:bookmarkStart w:id="25" w:name="_Toc509165851"/>
       <w:r>
         <w:rPr>
           <w:szCs w:val="20"/>
         </w:rPr>
         <w:t>Import</w:t>
       </w:r>
-      <w:bookmarkEnd w:id="24"/>
+      <w:bookmarkEnd w:id="25"/>
       <w:r>
         <w:rPr>
           <w:szCs w:val="20"/>
@@ -8161,7 +8066,7 @@
                     <pic:cNvPicPr/>
                   </pic:nvPicPr>
                   <pic:blipFill>
-                    <a:blip r:embed="rId21">
+                    <a:blip r:embed="rId22">
                       <a:extLst>
                         <a:ext uri="{28A0092B-C50C-407E-A947-70E740481C1C}">
                           <a14:useLocalDpi xmlns:a14="http://schemas.microsoft.com/office/drawing/2010/main" val="0"/>
@@ -8196,27 +8101,14 @@
       <w:r>
         <w:t xml:space="preserve">Figure </w:t>
       </w:r>
-      <w:r>
-        <w:fldChar w:fldCharType="begin"/>
-      </w:r>
-      <w:r>
-        <w:instrText xml:space="preserve"> SEQ Figure \* ARABIC </w:instrText>
-      </w:r>
-      <w:r>
-        <w:fldChar w:fldCharType="separate"/>
-      </w:r>
-      <w:r>
-        <w:rPr>
-          <w:noProof/>
-        </w:rPr>
-        <w:t>8</w:t>
-      </w:r>
-      <w:r>
-        <w:rPr>
-          <w:noProof/>
-        </w:rPr>
-        <w:fldChar w:fldCharType="end"/>
-      </w:r>
+      <w:fldSimple w:instr=" SEQ Figure \* ARABIC ">
+        <w:r>
+          <w:rPr>
+            <w:noProof/>
+          </w:rPr>
+          <w:t>8</w:t>
+        </w:r>
+      </w:fldSimple>
       <w:r>
         <w:t>: Importing existing player information</w:t>
       </w:r>
@@ -8225,12 +8117,12 @@
       <w:pPr>
         <w:pStyle w:val="Heading1"/>
       </w:pPr>
-      <w:bookmarkStart w:id="25" w:name="_Toc509165852"/>
+      <w:bookmarkStart w:id="26" w:name="_Toc509165852"/>
       <w:r>
         <w:lastRenderedPageBreak/>
         <w:t>Member Scores</w:t>
       </w:r>
-      <w:bookmarkEnd w:id="25"/>
+      <w:bookmarkEnd w:id="26"/>
       <w:r>
         <w:fldChar w:fldCharType="begin"/>
       </w:r>
@@ -8284,10 +8176,10 @@
           <w:noProof/>
         </w:rPr>
         <w:drawing>
-          <wp:inline distT="0" distB="0" distL="0" distR="0" wp14:anchorId="567F429C" wp14:editId="6B2B3C61">
-            <wp:extent cx="4858133" cy="4365206"/>
-            <wp:effectExtent l="0" t="0" r="0" b="0"/>
-            <wp:docPr id="6" name="Picture 6"/>
+          <wp:inline distT="0" distB="0" distL="0" distR="0" wp14:anchorId="672FF604" wp14:editId="12787516">
+            <wp:extent cx="4883150" cy="2549908"/>
+            <wp:effectExtent l="0" t="0" r="0" b="3175"/>
+            <wp:docPr id="33" name="Picture 33" descr="C:\Users\Tfair\Desktop\DocumentationBackup-9Tap\9TapMemberScores.png"/>
             <wp:cNvGraphicFramePr>
               <a:graphicFrameLocks xmlns:a="http://schemas.openxmlformats.org/drawingml/2006/main" noChangeAspect="1"/>
             </wp:cNvGraphicFramePr>
@@ -8295,17 +8187,20 @@
               <a:graphicData uri="http://schemas.openxmlformats.org/drawingml/2006/picture">
                 <pic:pic xmlns:pic="http://schemas.openxmlformats.org/drawingml/2006/picture">
                   <pic:nvPicPr>
-                    <pic:cNvPr id="6" name="MemberScoresForm.PNG"/>
-                    <pic:cNvPicPr/>
+                    <pic:cNvPr id="0" name="Picture 7" descr="C:\Users\Tfair\Desktop\DocumentationBackup-9Tap\9TapMemberScores.png"/>
+                    <pic:cNvPicPr>
+                      <a:picLocks noChangeAspect="1" noChangeArrowheads="1"/>
+                    </pic:cNvPicPr>
                   </pic:nvPicPr>
                   <pic:blipFill>
-                    <a:blip r:embed="rId22">
+                    <a:blip r:embed="rId23" cstate="print">
                       <a:extLst>
                         <a:ext uri="{28A0092B-C50C-407E-A947-70E740481C1C}">
                           <a14:useLocalDpi xmlns:a14="http://schemas.microsoft.com/office/drawing/2010/main" val="0"/>
                         </a:ext>
                       </a:extLst>
                     </a:blip>
+                    <a:srcRect/>
                     <a:stretch>
                       <a:fillRect/>
                     </a:stretch>
@@ -8313,19 +8208,15 @@
                   <pic:spPr bwMode="auto">
                     <a:xfrm>
                       <a:off x="0" y="0"/>
-                      <a:ext cx="4858133" cy="4365206"/>
+                      <a:ext cx="4883150" cy="2549908"/>
                     </a:xfrm>
                     <a:prstGeom prst="rect">
                       <a:avLst/>
                     </a:prstGeom>
+                    <a:noFill/>
                     <a:ln>
                       <a:noFill/>
                     </a:ln>
-                    <a:extLst>
-                      <a:ext uri="{53640926-AAD7-44D8-BBD7-CCE9431645EC}">
-                        <a14:shadowObscured xmlns:a14="http://schemas.microsoft.com/office/drawing/2010/main"/>
-                      </a:ext>
-                    </a:extLst>
                   </pic:spPr>
                 </pic:pic>
               </a:graphicData>
@@ -8342,27 +8233,14 @@
       <w:r>
         <w:t xml:space="preserve">Figure </w:t>
       </w:r>
-      <w:r>
-        <w:fldChar w:fldCharType="begin"/>
-      </w:r>
-      <w:r>
-        <w:instrText xml:space="preserve"> SEQ Figure \* ARABIC </w:instrText>
-      </w:r>
-      <w:r>
-        <w:fldChar w:fldCharType="separate"/>
-      </w:r>
-      <w:r>
-        <w:rPr>
-          <w:noProof/>
-        </w:rPr>
-        <w:t>9</w:t>
-      </w:r>
-      <w:r>
-        <w:rPr>
-          <w:noProof/>
-        </w:rPr>
-        <w:fldChar w:fldCharType="end"/>
-      </w:r>
+      <w:fldSimple w:instr=" SEQ Figure \* ARABIC ">
+        <w:r>
+          <w:rPr>
+            <w:noProof/>
+          </w:rPr>
+          <w:t>9</w:t>
+        </w:r>
+      </w:fldSimple>
       <w:r>
         <w:t>: Member Scores</w:t>
       </w:r>
@@ -8475,7 +8353,13 @@
         <w:t xml:space="preserve">if the </w:t>
       </w:r>
       <w:r>
-        <w:t>member has been comped into the tournament, be sure to check the comped box. E</w:t>
+        <w:t>member has been comped into the tournam</w:t>
+      </w:r>
+      <w:r>
+        <w:t>ent, be sure to check the Comp Entry</w:t>
+      </w:r>
+      <w:r>
+        <w:t xml:space="preserve"> box. E</w:t>
       </w:r>
       <w:r>
         <w:t xml:space="preserve">nter the bowler’s first scratch score in the first Scratch Scores field. Use a </w:t>
@@ -8515,7 +8399,7 @@
           <w:szCs w:val="20"/>
         </w:rPr>
       </w:pPr>
-      <w:bookmarkStart w:id="26" w:name="_Toc509165853"/>
+      <w:bookmarkStart w:id="27" w:name="_Toc509165853"/>
       <w:r>
         <w:rPr>
           <w:szCs w:val="20"/>
@@ -8523,7 +8407,7 @@
         <w:lastRenderedPageBreak/>
         <w:t>Tournament Stats</w:t>
       </w:r>
-      <w:bookmarkEnd w:id="26"/>
+      <w:bookmarkEnd w:id="27"/>
       <w:r>
         <w:rPr>
           <w:szCs w:val="20"/>
@@ -8688,7 +8572,7 @@
                     <pic:cNvPicPr/>
                   </pic:nvPicPr>
                   <pic:blipFill>
-                    <a:blip r:embed="rId23" cstate="print">
+                    <a:blip r:embed="rId24" cstate="print">
                       <a:extLst>
                         <a:ext uri="{28A0092B-C50C-407E-A947-70E740481C1C}">
                           <a14:useLocalDpi xmlns:a14="http://schemas.microsoft.com/office/drawing/2010/main" val="0"/>
@@ -8723,27 +8607,14 @@
       <w:r>
         <w:t xml:space="preserve">Figure </w:t>
       </w:r>
-      <w:r>
-        <w:fldChar w:fldCharType="begin"/>
-      </w:r>
-      <w:r>
-        <w:instrText xml:space="preserve"> SEQ Figure \* ARABIC </w:instrText>
-      </w:r>
-      <w:r>
-        <w:fldChar w:fldCharType="separate"/>
-      </w:r>
-      <w:r>
-        <w:rPr>
-          <w:noProof/>
-        </w:rPr>
-        <w:t>10</w:t>
-      </w:r>
-      <w:r>
-        <w:rPr>
-          <w:noProof/>
-        </w:rPr>
-        <w:fldChar w:fldCharType="end"/>
-      </w:r>
+      <w:fldSimple w:instr=" SEQ Figure \* ARABIC ">
+        <w:r>
+          <w:rPr>
+            <w:noProof/>
+          </w:rPr>
+          <w:t>10</w:t>
+        </w:r>
+      </w:fldSimple>
       <w:r>
         <w:t>: Tournament Stats</w:t>
       </w:r>
@@ -8798,7 +8669,7 @@
           <w:szCs w:val="20"/>
         </w:rPr>
       </w:pPr>
-      <w:bookmarkStart w:id="27" w:name="_Toc509165854"/>
+      <w:bookmarkStart w:id="28" w:name="_Toc509165854"/>
       <w:r>
         <w:rPr>
           <w:szCs w:val="20"/>
@@ -8849,7 +8720,7 @@
         </w:rPr>
         <w:t xml:space="preserve"> By Tournament</w:t>
       </w:r>
-      <w:bookmarkEnd w:id="27"/>
+      <w:bookmarkEnd w:id="28"/>
       <w:r>
         <w:rPr>
           <w:szCs w:val="20"/>
@@ -8982,7 +8853,7 @@
                     <pic:cNvPicPr/>
                   </pic:nvPicPr>
                   <pic:blipFill>
-                    <a:blip r:embed="rId19">
+                    <a:blip r:embed="rId20">
                       <a:extLst>
                         <a:ext uri="{28A0092B-C50C-407E-A947-70E740481C1C}">
                           <a14:useLocalDpi xmlns:a14="http://schemas.microsoft.com/office/drawing/2010/main" val="0"/>
@@ -9017,27 +8888,14 @@
       <w:r>
         <w:t xml:space="preserve">Figure </w:t>
       </w:r>
-      <w:r>
-        <w:fldChar w:fldCharType="begin"/>
-      </w:r>
-      <w:r>
-        <w:instrText xml:space="preserve"> SEQ Figure \* ARABIC </w:instrText>
-      </w:r>
-      <w:r>
-        <w:fldChar w:fldCharType="separate"/>
-      </w:r>
-      <w:r>
-        <w:rPr>
-          <w:noProof/>
-        </w:rPr>
-        <w:t>11</w:t>
-      </w:r>
-      <w:r>
-        <w:rPr>
-          <w:noProof/>
-        </w:rPr>
-        <w:fldChar w:fldCharType="end"/>
-      </w:r>
+      <w:fldSimple w:instr=" SEQ Figure \* ARABIC ">
+        <w:r>
+          <w:rPr>
+            <w:noProof/>
+          </w:rPr>
+          <w:t>11</w:t>
+        </w:r>
+      </w:fldSimple>
       <w:r>
         <w:t xml:space="preserve"> Print Dialog</w:t>
       </w:r>
@@ -9046,12 +8904,12 @@
       <w:pPr>
         <w:pStyle w:val="Heading2"/>
       </w:pPr>
-      <w:bookmarkStart w:id="28" w:name="_Toc509165855"/>
+      <w:bookmarkStart w:id="29" w:name="_Toc509165855"/>
       <w:r>
         <w:lastRenderedPageBreak/>
         <w:t>Tournament Place Standings</w:t>
       </w:r>
-      <w:bookmarkEnd w:id="28"/>
+      <w:bookmarkEnd w:id="29"/>
       <w:r>
         <w:fldChar w:fldCharType="begin"/>
       </w:r>
@@ -9144,7 +9002,7 @@
                     <pic:cNvPicPr/>
                   </pic:nvPicPr>
                   <pic:blipFill>
-                    <a:blip r:embed="rId24" cstate="print">
+                    <a:blip r:embed="rId25" cstate="print">
                       <a:extLst>
                         <a:ext uri="{28A0092B-C50C-407E-A947-70E740481C1C}">
                           <a14:useLocalDpi xmlns:a14="http://schemas.microsoft.com/office/drawing/2010/main" val="0"/>
@@ -9179,27 +9037,14 @@
       <w:r>
         <w:t xml:space="preserve">Figure </w:t>
       </w:r>
-      <w:r>
-        <w:fldChar w:fldCharType="begin"/>
-      </w:r>
-      <w:r>
-        <w:instrText xml:space="preserve"> SEQ Figure \* ARABIC </w:instrText>
-      </w:r>
-      <w:r>
-        <w:fldChar w:fldCharType="separate"/>
-      </w:r>
-      <w:r>
-        <w:rPr>
-          <w:noProof/>
-        </w:rPr>
-        <w:t>12</w:t>
-      </w:r>
-      <w:r>
-        <w:rPr>
-          <w:noProof/>
-        </w:rPr>
-        <w:fldChar w:fldCharType="end"/>
-      </w:r>
+      <w:fldSimple w:instr=" SEQ Figure \* ARABIC ">
+        <w:r>
+          <w:rPr>
+            <w:noProof/>
+          </w:rPr>
+          <w:t>12</w:t>
+        </w:r>
+      </w:fldSimple>
       <w:r>
         <w:t>: Tournament Place Standings</w:t>
       </w:r>
@@ -9233,12 +9078,12 @@
       <w:pPr>
         <w:pStyle w:val="Heading2"/>
       </w:pPr>
-      <w:bookmarkStart w:id="29" w:name="_Toc509165856"/>
+      <w:bookmarkStart w:id="30" w:name="_Toc509165856"/>
       <w:r>
         <w:lastRenderedPageBreak/>
         <w:t>Create/Edit Tournament</w:t>
       </w:r>
-      <w:bookmarkEnd w:id="29"/>
+      <w:bookmarkEnd w:id="30"/>
       <w:r>
         <w:fldChar w:fldCharType="begin"/>
       </w:r>
@@ -9337,7 +9182,7 @@
                     <pic:cNvPicPr/>
                   </pic:nvPicPr>
                   <pic:blipFill>
-                    <a:blip r:embed="rId25">
+                    <a:blip r:embed="rId26">
                       <a:extLst>
                         <a:ext uri="{28A0092B-C50C-407E-A947-70E740481C1C}">
                           <a14:useLocalDpi xmlns:a14="http://schemas.microsoft.com/office/drawing/2010/main" val="0"/>
@@ -9380,27 +9225,14 @@
       <w:r>
         <w:t xml:space="preserve">Figure </w:t>
       </w:r>
-      <w:r>
-        <w:fldChar w:fldCharType="begin"/>
-      </w:r>
-      <w:r>
-        <w:instrText xml:space="preserve"> SEQ Figure \* ARABIC </w:instrText>
-      </w:r>
-      <w:r>
-        <w:fldChar w:fldCharType="separate"/>
-      </w:r>
-      <w:r>
-        <w:rPr>
-          <w:noProof/>
-        </w:rPr>
-        <w:t>13</w:t>
-      </w:r>
-      <w:r>
-        <w:rPr>
-          <w:noProof/>
-        </w:rPr>
-        <w:fldChar w:fldCharType="end"/>
-      </w:r>
+      <w:fldSimple w:instr=" SEQ Figure \* ARABIC ">
+        <w:r>
+          <w:rPr>
+            <w:noProof/>
+          </w:rPr>
+          <w:t>13</w:t>
+        </w:r>
+      </w:fldSimple>
       <w:r>
         <w:t xml:space="preserve">: </w:t>
       </w:r>
@@ -9443,11 +9275,11 @@
       <w:pPr>
         <w:pStyle w:val="Heading3"/>
       </w:pPr>
-      <w:bookmarkStart w:id="30" w:name="_Toc509165857"/>
+      <w:bookmarkStart w:id="31" w:name="_Toc509165857"/>
       <w:r>
         <w:t>To Update an Existing Tournament</w:t>
       </w:r>
-      <w:bookmarkEnd w:id="30"/>
+      <w:bookmarkEnd w:id="31"/>
     </w:p>
     <w:p>
       <w:pPr>
@@ -9531,11 +9363,11 @@
       <w:pPr>
         <w:pStyle w:val="Heading2"/>
       </w:pPr>
-      <w:bookmarkStart w:id="31" w:name="_Toc509165858"/>
+      <w:bookmarkStart w:id="32" w:name="_Toc509165858"/>
       <w:r>
         <w:t>Search Tournaments</w:t>
       </w:r>
-      <w:bookmarkEnd w:id="31"/>
+      <w:bookmarkEnd w:id="32"/>
       <w:r>
         <w:fldChar w:fldCharType="begin"/>
       </w:r>
@@ -9622,7 +9454,7 @@
                     <pic:cNvPicPr/>
                   </pic:nvPicPr>
                   <pic:blipFill>
-                    <a:blip r:embed="rId26">
+                    <a:blip r:embed="rId27">
                       <a:extLst>
                         <a:ext uri="{28A0092B-C50C-407E-A947-70E740481C1C}">
                           <a14:useLocalDpi xmlns:a14="http://schemas.microsoft.com/office/drawing/2010/main" val="0"/>
@@ -9668,7 +9500,7 @@
                     <pic:cNvPicPr/>
                   </pic:nvPicPr>
                   <pic:blipFill>
-                    <a:blip r:embed="rId27">
+                    <a:blip r:embed="rId28">
                       <a:extLst>
                         <a:ext uri="{28A0092B-C50C-407E-A947-70E740481C1C}">
                           <a14:useLocalDpi xmlns:a14="http://schemas.microsoft.com/office/drawing/2010/main" val="0"/>
@@ -9703,27 +9535,14 @@
       <w:r>
         <w:t xml:space="preserve">Figure </w:t>
       </w:r>
-      <w:r>
-        <w:fldChar w:fldCharType="begin"/>
-      </w:r>
-      <w:r>
-        <w:instrText xml:space="preserve"> SEQ Figure \* ARABIC </w:instrText>
-      </w:r>
-      <w:r>
-        <w:fldChar w:fldCharType="separate"/>
-      </w:r>
-      <w:r>
-        <w:rPr>
-          <w:noProof/>
-        </w:rPr>
-        <w:t>14</w:t>
-      </w:r>
-      <w:r>
-        <w:rPr>
-          <w:noProof/>
-        </w:rPr>
-        <w:fldChar w:fldCharType="end"/>
-      </w:r>
+      <w:fldSimple w:instr=" SEQ Figure \* ARABIC ">
+        <w:r>
+          <w:rPr>
+            <w:noProof/>
+          </w:rPr>
+          <w:t>14</w:t>
+        </w:r>
+      </w:fldSimple>
       <w:r>
         <w:t>: Tournament Search Forms</w:t>
       </w:r>
@@ -9732,11 +9551,11 @@
       <w:pPr>
         <w:pStyle w:val="Heading3"/>
       </w:pPr>
-      <w:bookmarkStart w:id="32" w:name="_Toc509165859"/>
+      <w:bookmarkStart w:id="33" w:name="_Toc509165859"/>
       <w:r>
         <w:t>Search by Location</w:t>
       </w:r>
-      <w:bookmarkEnd w:id="32"/>
+      <w:bookmarkEnd w:id="33"/>
       <w:r>
         <w:fldChar w:fldCharType="begin"/>
       </w:r>
@@ -9774,11 +9593,11 @@
       <w:pPr>
         <w:pStyle w:val="Heading3"/>
       </w:pPr>
-      <w:bookmarkStart w:id="33" w:name="_Toc509165860"/>
+      <w:bookmarkStart w:id="34" w:name="_Toc509165860"/>
       <w:r>
         <w:t>Search by Event</w:t>
       </w:r>
-      <w:bookmarkEnd w:id="33"/>
+      <w:bookmarkEnd w:id="34"/>
       <w:r>
         <w:fldChar w:fldCharType="begin"/>
       </w:r>
@@ -9832,11 +9651,11 @@
       <w:pPr>
         <w:pStyle w:val="Heading3"/>
       </w:pPr>
-      <w:bookmarkStart w:id="34" w:name="_Toc509165861"/>
+      <w:bookmarkStart w:id="35" w:name="_Toc509165861"/>
       <w:r>
         <w:t>Search by Date</w:t>
       </w:r>
-      <w:bookmarkEnd w:id="34"/>
+      <w:bookmarkEnd w:id="35"/>
       <w:r>
         <w:fldChar w:fldCharType="begin"/>
       </w:r>
@@ -9865,7 +9684,7 @@
       <w:pPr>
         <w:pStyle w:val="Heading2"/>
       </w:pPr>
-      <w:bookmarkStart w:id="35" w:name="_Toc509165862"/>
+      <w:bookmarkStart w:id="36" w:name="_Toc509165862"/>
       <w:r>
         <w:lastRenderedPageBreak/>
         <w:t>List Tournaments</w:t>
@@ -9901,7 +9720,7 @@
       <w:r>
         <w:t>ear</w:t>
       </w:r>
-      <w:bookmarkEnd w:id="35"/>
+      <w:bookmarkEnd w:id="36"/>
       <w:r>
         <w:fldChar w:fldCharType="begin"/>
       </w:r>
@@ -10023,7 +9842,7 @@
                     <pic:cNvPicPr/>
                   </pic:nvPicPr>
                   <pic:blipFill>
-                    <a:blip r:embed="rId28" cstate="print">
+                    <a:blip r:embed="rId29" cstate="print">
                       <a:extLst>
                         <a:ext uri="{28A0092B-C50C-407E-A947-70E740481C1C}">
                           <a14:useLocalDpi xmlns:a14="http://schemas.microsoft.com/office/drawing/2010/main" val="0"/>
@@ -10071,7 +9890,7 @@
                     </pic:cNvPicPr>
                   </pic:nvPicPr>
                   <pic:blipFill>
-                    <a:blip r:embed="rId29" cstate="print">
+                    <a:blip r:embed="rId30" cstate="print">
                       <a:extLst>
                         <a:ext uri="{28A0092B-C50C-407E-A947-70E740481C1C}">
                           <a14:useLocalDpi xmlns:a14="http://schemas.microsoft.com/office/drawing/2010/main" val="0"/>
@@ -10111,27 +9930,14 @@
       <w:r>
         <w:t xml:space="preserve">Figure </w:t>
       </w:r>
-      <w:r>
-        <w:fldChar w:fldCharType="begin"/>
-      </w:r>
-      <w:r>
-        <w:instrText xml:space="preserve"> SEQ Figure \* ARABIC </w:instrText>
-      </w:r>
-      <w:r>
-        <w:fldChar w:fldCharType="separate"/>
-      </w:r>
-      <w:r>
-        <w:rPr>
-          <w:noProof/>
-        </w:rPr>
-        <w:t>15</w:t>
-      </w:r>
-      <w:r>
-        <w:rPr>
-          <w:noProof/>
-        </w:rPr>
-        <w:fldChar w:fldCharType="end"/>
-      </w:r>
+      <w:fldSimple w:instr=" SEQ Figure \* ARABIC ">
+        <w:r>
+          <w:rPr>
+            <w:noProof/>
+          </w:rPr>
+          <w:t>15</w:t>
+        </w:r>
+      </w:fldSimple>
       <w:r>
         <w:t>: Tournaments</w:t>
       </w:r>
@@ -10168,11 +9974,11 @@
       <w:pPr>
         <w:pStyle w:val="Heading2"/>
       </w:pPr>
-      <w:bookmarkStart w:id="36" w:name="_Toc509165863"/>
+      <w:bookmarkStart w:id="37" w:name="_Toc509165863"/>
       <w:r>
         <w:t>Reports</w:t>
       </w:r>
-      <w:bookmarkEnd w:id="36"/>
+      <w:bookmarkEnd w:id="37"/>
       <w:r>
         <w:fldChar w:fldCharType="begin"/>
       </w:r>
@@ -10312,7 +10118,7 @@
                     <pic:cNvPicPr/>
                   </pic:nvPicPr>
                   <pic:blipFill>
-                    <a:blip r:embed="rId30">
+                    <a:blip r:embed="rId31">
                       <a:extLst>
                         <a:ext uri="{28A0092B-C50C-407E-A947-70E740481C1C}">
                           <a14:useLocalDpi xmlns:a14="http://schemas.microsoft.com/office/drawing/2010/main" val="0"/>
@@ -10347,27 +10153,14 @@
       <w:r>
         <w:t xml:space="preserve">Figure </w:t>
       </w:r>
-      <w:r>
-        <w:fldChar w:fldCharType="begin"/>
-      </w:r>
-      <w:r>
-        <w:instrText xml:space="preserve"> SEQ Figure \* ARABIC </w:instrText>
-      </w:r>
-      <w:r>
-        <w:fldChar w:fldCharType="separate"/>
-      </w:r>
-      <w:r>
-        <w:rPr>
-          <w:noProof/>
-        </w:rPr>
-        <w:t>16</w:t>
-      </w:r>
-      <w:r>
-        <w:rPr>
-          <w:noProof/>
-        </w:rPr>
-        <w:fldChar w:fldCharType="end"/>
-      </w:r>
+      <w:fldSimple w:instr=" SEQ Figure \* ARABIC ">
+        <w:r>
+          <w:rPr>
+            <w:noProof/>
+          </w:rPr>
+          <w:t>16</w:t>
+        </w:r>
+      </w:fldSimple>
       <w:r>
         <w:t xml:space="preserve"> Member Scores</w:t>
       </w:r>
@@ -10509,12 +10302,12 @@
       <w:pPr>
         <w:pStyle w:val="Heading2"/>
       </w:pPr>
-      <w:bookmarkStart w:id="37" w:name="_Toc509165864"/>
+      <w:bookmarkStart w:id="38" w:name="_Toc509165864"/>
       <w:r>
         <w:lastRenderedPageBreak/>
         <w:t>Tournament Results</w:t>
       </w:r>
-      <w:bookmarkEnd w:id="37"/>
+      <w:bookmarkEnd w:id="38"/>
       <w:r>
         <w:fldChar w:fldCharType="begin"/>
       </w:r>
@@ -10615,7 +10408,7 @@
                     <pic:cNvPicPr/>
                   </pic:nvPicPr>
                   <pic:blipFill>
-                    <a:blip r:embed="rId31">
+                    <a:blip r:embed="rId32">
                       <a:extLst>
                         <a:ext uri="{28A0092B-C50C-407E-A947-70E740481C1C}">
                           <a14:useLocalDpi xmlns:a14="http://schemas.microsoft.com/office/drawing/2010/main" val="0"/>
@@ -10650,27 +10443,14 @@
       <w:r>
         <w:t xml:space="preserve">Figure </w:t>
       </w:r>
-      <w:r>
-        <w:fldChar w:fldCharType="begin"/>
-      </w:r>
-      <w:r>
-        <w:instrText xml:space="preserve"> SEQ Figure \* ARABIC </w:instrText>
-      </w:r>
-      <w:r>
-        <w:fldChar w:fldCharType="separate"/>
-      </w:r>
-      <w:r>
-        <w:rPr>
-          <w:noProof/>
-        </w:rPr>
-        <w:t>17</w:t>
-      </w:r>
-      <w:r>
-        <w:rPr>
-          <w:noProof/>
-        </w:rPr>
-        <w:fldChar w:fldCharType="end"/>
-      </w:r>
+      <w:fldSimple w:instr=" SEQ Figure \* ARABIC ">
+        <w:r>
+          <w:rPr>
+            <w:noProof/>
+          </w:rPr>
+          <w:t>17</w:t>
+        </w:r>
+      </w:fldSimple>
       <w:r>
         <w:t xml:space="preserve"> Tournament Results</w:t>
       </w:r>
@@ -10707,11 +10487,11 @@
       <w:pPr>
         <w:pStyle w:val="Heading2"/>
       </w:pPr>
-      <w:bookmarkStart w:id="38" w:name="_Toc509165865"/>
+      <w:bookmarkStart w:id="39" w:name="_Toc509165865"/>
       <w:r>
         <w:t>Comments</w:t>
       </w:r>
-      <w:bookmarkEnd w:id="38"/>
+      <w:bookmarkEnd w:id="39"/>
       <w:r>
         <w:fldChar w:fldCharType="begin"/>
       </w:r>
@@ -10787,7 +10567,7 @@
       <w:pPr>
         <w:pStyle w:val="Heading1"/>
       </w:pPr>
-      <w:bookmarkStart w:id="39" w:name="_Toc509165866"/>
+      <w:bookmarkStart w:id="40" w:name="_Toc509165866"/>
       <w:r>
         <w:lastRenderedPageBreak/>
         <w:t>Finalize Tournament</w:t>
@@ -10797,11 +10577,11 @@
       <w:pPr>
         <w:pStyle w:val="Heading2"/>
       </w:pPr>
-      <w:commentRangeStart w:id="40"/>
+      <w:commentRangeStart w:id="41"/>
       <w:r>
         <w:t>Finalize</w:t>
       </w:r>
-      <w:commentRangeEnd w:id="40"/>
+      <w:commentRangeEnd w:id="41"/>
       <w:r>
         <w:rPr>
           <w:rStyle w:val="CommentReference"/>
@@ -10810,12 +10590,12 @@
           <w:kern w:val="0"/>
           <w:szCs w:val="20"/>
         </w:rPr>
-        <w:commentReference w:id="40"/>
+        <w:commentReference w:id="41"/>
       </w:r>
       <w:r>
         <w:t xml:space="preserve"> Tournament</w:t>
       </w:r>
-      <w:bookmarkEnd w:id="39"/>
+      <w:bookmarkEnd w:id="40"/>
       <w:r>
         <w:t xml:space="preserve"> Basics</w:t>
       </w:r>
@@ -11066,8 +10846,6 @@
       <w:r>
         <w:t xml:space="preserve"> Manually adjusting the average is also required.</w:t>
       </w:r>
-      <w:bookmarkStart w:id="41" w:name="_GoBack"/>
-      <w:bookmarkEnd w:id="41"/>
       <w:r>
         <w:t xml:space="preserve"> After all of this is done, the director checks off the Director Check box for that player. </w:t>
       </w:r>
@@ -11098,27 +10876,8 @@
           <w:noProof/>
         </w:rPr>
         <w:pict w14:anchorId="225EA388">
-          <v:shapetype id="_x0000_t75" coordsize="21600,21600" o:spt="75" o:preferrelative="t" path="m@4@5l@4@11@9@11@9@5xe" filled="f" stroked="f">
-            <v:stroke joinstyle="miter"/>
-            <v:formulas>
-              <v:f eqn="if lineDrawn pixelLineWidth 0"/>
-              <v:f eqn="sum @0 1 0"/>
-              <v:f eqn="sum 0 0 @1"/>
-              <v:f eqn="prod @2 1 2"/>
-              <v:f eqn="prod @3 21600 pixelWidth"/>
-              <v:f eqn="prod @3 21600 pixelHeight"/>
-              <v:f eqn="sum @0 0 1"/>
-              <v:f eqn="prod @6 1 2"/>
-              <v:f eqn="prod @7 21600 pixelWidth"/>
-              <v:f eqn="sum @8 21600 0"/>
-              <v:f eqn="prod @7 21600 pixelHeight"/>
-              <v:f eqn="sum @10 21600 0"/>
-            </v:formulas>
-            <v:path o:extrusionok="f" gradientshapeok="t" o:connecttype="rect"/>
-            <o:lock v:ext="edit" aspectratio="t"/>
-          </v:shapetype>
-          <v:shape id="_x0000_i1025" type="#_x0000_t75" style="width:384.45pt;height:222.8pt">
-            <v:imagedata r:id="rId34" o:title="FinalizeTournamentWindow"/>
+          <v:shape id="_x0000_i1025" type="#_x0000_t75" style="width:384pt;height:222.75pt">
+            <v:imagedata r:id="rId35" o:title="FinalizeTournamentWindow"/>
           </v:shape>
         </w:pict>
       </w:r>
@@ -11130,27 +10889,14 @@
       <w:r>
         <w:t xml:space="preserve">Figure </w:t>
       </w:r>
-      <w:r>
-        <w:fldChar w:fldCharType="begin"/>
-      </w:r>
-      <w:r>
-        <w:instrText xml:space="preserve"> SEQ Figure \* ARABIC </w:instrText>
-      </w:r>
-      <w:r>
-        <w:fldChar w:fldCharType="separate"/>
-      </w:r>
-      <w:r>
-        <w:rPr>
-          <w:noProof/>
-        </w:rPr>
-        <w:t>18</w:t>
-      </w:r>
-      <w:r>
-        <w:rPr>
-          <w:noProof/>
-        </w:rPr>
-        <w:fldChar w:fldCharType="end"/>
-      </w:r>
+      <w:fldSimple w:instr=" SEQ Figure \* ARABIC ">
+        <w:r>
+          <w:rPr>
+            <w:noProof/>
+          </w:rPr>
+          <w:t>18</w:t>
+        </w:r>
+      </w:fldSimple>
       <w:r>
         <w:t xml:space="preserve"> Finalize Tournament</w:t>
       </w:r>
@@ -11267,76 +11013,6 @@
             <wp:extent cx="526212" cy="841940"/>
             <wp:effectExtent l="0" t="0" r="7620" b="0"/>
             <wp:docPr id="27" name="Picture 27"/>
-            <wp:cNvGraphicFramePr>
-              <a:graphicFrameLocks xmlns:a="http://schemas.openxmlformats.org/drawingml/2006/main" noChangeAspect="1"/>
-            </wp:cNvGraphicFramePr>
-            <a:graphic xmlns:a="http://schemas.openxmlformats.org/drawingml/2006/main">
-              <a:graphicData uri="http://schemas.openxmlformats.org/drawingml/2006/picture">
-                <pic:pic xmlns:pic="http://schemas.openxmlformats.org/drawingml/2006/picture">
-                  <pic:nvPicPr>
-                    <pic:cNvPr id="1" name=""/>
-                    <pic:cNvPicPr/>
-                  </pic:nvPicPr>
-                  <pic:blipFill>
-                    <a:blip r:embed="rId35"/>
-                    <a:stretch>
-                      <a:fillRect/>
-                    </a:stretch>
-                  </pic:blipFill>
-                  <pic:spPr>
-                    <a:xfrm>
-                      <a:off x="0" y="0"/>
-                      <a:ext cx="585111" cy="936179"/>
-                    </a:xfrm>
-                    <a:prstGeom prst="rect">
-                      <a:avLst/>
-                    </a:prstGeom>
-                  </pic:spPr>
-                </pic:pic>
-              </a:graphicData>
-            </a:graphic>
-          </wp:inline>
-        </w:drawing>
-      </w:r>
-    </w:p>
-    <w:p>
-      <w:pPr>
-        <w:pStyle w:val="BodyText"/>
-        <w:keepNext/>
-        <w:numPr>
-          <w:ilvl w:val="0"/>
-          <w:numId w:val="50"/>
-        </w:numPr>
-      </w:pPr>
-      <w:r>
-        <w:rPr>
-          <w:b/>
-          <w:u w:val="single"/>
-        </w:rPr>
-        <w:t>GameID</w:t>
-      </w:r>
-      <w:r>
-        <w:t xml:space="preserve"> –Needs work</w:t>
-      </w:r>
-    </w:p>
-    <w:p>
-      <w:pPr>
-        <w:pStyle w:val="BodyText"/>
-        <w:keepNext/>
-        <w:ind w:left="720"/>
-      </w:pPr>
-      <w:r>
-        <w:t xml:space="preserve">  </w:t>
-      </w:r>
-      <w:r>
-        <w:rPr>
-          <w:noProof/>
-        </w:rPr>
-        <w:drawing>
-          <wp:inline distT="0" distB="0" distL="0" distR="0" wp14:anchorId="4EB199F8" wp14:editId="0E6CACF1">
-            <wp:extent cx="473914" cy="770111"/>
-            <wp:effectExtent l="0" t="0" r="2540" b="0"/>
-            <wp:docPr id="29" name="Picture 29"/>
             <wp:cNvGraphicFramePr>
               <a:graphicFrameLocks xmlns:a="http://schemas.openxmlformats.org/drawingml/2006/main" noChangeAspect="1"/>
             </wp:cNvGraphicFramePr>
@@ -11356,7 +11032,7 @@
                   <pic:spPr>
                     <a:xfrm>
                       <a:off x="0" y="0"/>
-                      <a:ext cx="506426" cy="822944"/>
+                      <a:ext cx="585111" cy="936179"/>
                     </a:xfrm>
                     <a:prstGeom prst="rect">
                       <a:avLst/>
@@ -11368,9 +11044,6 @@
           </wp:inline>
         </w:drawing>
       </w:r>
-      <w:r>
-        <w:t xml:space="preserve">   </w:t>
-      </w:r>
     </w:p>
     <w:p>
       <w:pPr>
@@ -11386,19 +11059,10 @@
           <w:b/>
           <w:u w:val="single"/>
         </w:rPr>
-        <w:t>Game 1-4 and ValidScore 1-4</w:t>
-      </w:r>
-      <w:r>
-        <w:t xml:space="preserve"> - t</w:t>
-      </w:r>
-      <w:r>
-        <w:t>hat player’s score for each game</w:t>
-      </w:r>
-      <w:r>
-        <w:t xml:space="preserve"> they played, and a checkbox used to determine whether that player’s score is valid for that set of pins. E.G. a sandbagged score will be</w:t>
-      </w:r>
-      <w:r>
-        <w:t xml:space="preserve"> unchecked and thus invalidated.</w:t>
+        <w:t>GameID</w:t>
+      </w:r>
+      <w:r>
+        <w:t xml:space="preserve"> –Needs work</w:t>
       </w:r>
     </w:p>
     <w:p>
@@ -11406,25 +11070,19 @@
         <w:pStyle w:val="BodyText"/>
         <w:keepNext/>
         <w:ind w:left="720"/>
+      </w:pPr>
+      <w:r>
+        <w:t xml:space="preserve">  </w:t>
+      </w:r>
+      <w:r>
         <w:rPr>
           <w:noProof/>
         </w:rPr>
-      </w:pPr>
-      <w:r>
-        <w:rPr>
-          <w:noProof/>
-        </w:rPr>
-        <w:t xml:space="preserve"> </w:t>
-      </w:r>
-      <w:r>
-        <w:rPr>
-          <w:noProof/>
-        </w:rPr>
         <w:drawing>
-          <wp:inline distT="0" distB="0" distL="0" distR="0" wp14:anchorId="7A3357F6" wp14:editId="1EC28456">
-            <wp:extent cx="491706" cy="697328"/>
-            <wp:effectExtent l="0" t="0" r="3810" b="7620"/>
-            <wp:docPr id="31" name="Picture 31"/>
+          <wp:inline distT="0" distB="0" distL="0" distR="0" wp14:anchorId="4EB199F8" wp14:editId="0E6CACF1">
+            <wp:extent cx="473914" cy="770111"/>
+            <wp:effectExtent l="0" t="0" r="2540" b="0"/>
+            <wp:docPr id="29" name="Picture 29"/>
             <wp:cNvGraphicFramePr>
               <a:graphicFrameLocks xmlns:a="http://schemas.openxmlformats.org/drawingml/2006/main" noChangeAspect="1"/>
             </wp:cNvGraphicFramePr>
@@ -11444,7 +11102,7 @@
                   <pic:spPr>
                     <a:xfrm>
                       <a:off x="0" y="0"/>
-                      <a:ext cx="515572" cy="731175"/>
+                      <a:ext cx="506426" cy="822944"/>
                     </a:xfrm>
                     <a:prstGeom prst="rect">
                       <a:avLst/>
@@ -11456,6 +11114,9 @@
           </wp:inline>
         </w:drawing>
       </w:r>
+      <w:r>
+        <w:t xml:space="preserve">   </w:t>
+      </w:r>
     </w:p>
     <w:p>
       <w:pPr>
@@ -11471,10 +11132,19 @@
           <w:b/>
           <w:u w:val="single"/>
         </w:rPr>
-        <w:t>Scratch Total</w:t>
-      </w:r>
-      <w:r>
-        <w:t xml:space="preserve"> – The player’s total score before handicaps are taken into account.</w:t>
+        <w:t>Game 1-4 and ValidScore 1-4</w:t>
+      </w:r>
+      <w:r>
+        <w:t xml:space="preserve"> - t</w:t>
+      </w:r>
+      <w:r>
+        <w:t>hat player’s score for each game</w:t>
+      </w:r>
+      <w:r>
+        <w:t xml:space="preserve"> they played, and a checkbox used to determine whether that player’s score is valid for that set of pins. E.G. a sandbagged score will be</w:t>
+      </w:r>
+      <w:r>
+        <w:t xml:space="preserve"> unchecked and thus invalidated.</w:t>
       </w:r>
     </w:p>
     <w:p>
@@ -11482,16 +11152,25 @@
         <w:pStyle w:val="BodyText"/>
         <w:keepNext/>
         <w:ind w:left="720"/>
-      </w:pPr>
-      <w:r>
         <w:rPr>
           <w:noProof/>
         </w:rPr>
+      </w:pPr>
+      <w:r>
+        <w:rPr>
+          <w:noProof/>
+        </w:rPr>
+        <w:t xml:space="preserve"> </w:t>
+      </w:r>
+      <w:r>
+        <w:rPr>
+          <w:noProof/>
+        </w:rPr>
         <w:drawing>
-          <wp:inline distT="0" distB="0" distL="0" distR="0" wp14:anchorId="275B9669" wp14:editId="7FA5F256">
-            <wp:extent cx="542925" cy="752475"/>
-            <wp:effectExtent l="0" t="0" r="9525" b="9525"/>
-            <wp:docPr id="35" name="Picture 35"/>
+          <wp:inline distT="0" distB="0" distL="0" distR="0" wp14:anchorId="7A3357F6" wp14:editId="1EC28456">
+            <wp:extent cx="491706" cy="697328"/>
+            <wp:effectExtent l="0" t="0" r="3810" b="7620"/>
+            <wp:docPr id="31" name="Picture 31"/>
             <wp:cNvGraphicFramePr>
               <a:graphicFrameLocks xmlns:a="http://schemas.openxmlformats.org/drawingml/2006/main" noChangeAspect="1"/>
             </wp:cNvGraphicFramePr>
@@ -11511,7 +11190,7 @@
                   <pic:spPr>
                     <a:xfrm>
                       <a:off x="0" y="0"/>
-                      <a:ext cx="542925" cy="752475"/>
+                      <a:ext cx="515572" cy="731175"/>
                     </a:xfrm>
                     <a:prstGeom prst="rect">
                       <a:avLst/>
@@ -11538,10 +11217,10 @@
           <w:b/>
           <w:u w:val="single"/>
         </w:rPr>
-        <w:t xml:space="preserve">Handicap Total </w:t>
-      </w:r>
-      <w:r>
-        <w:t>– The player’s total score after handicaps are taken into account.</w:t>
+        <w:t>Scratch Total</w:t>
+      </w:r>
+      <w:r>
+        <w:t xml:space="preserve"> – The player’s total score before handicaps are taken into account.</w:t>
       </w:r>
     </w:p>
     <w:p>
@@ -11555,10 +11234,10 @@
           <w:noProof/>
         </w:rPr>
         <w:drawing>
-          <wp:inline distT="0" distB="0" distL="0" distR="0" wp14:anchorId="1C4ED64A" wp14:editId="177F90E7">
-            <wp:extent cx="533400" cy="752475"/>
-            <wp:effectExtent l="0" t="0" r="0" b="9525"/>
-            <wp:docPr id="40" name="Picture 40"/>
+          <wp:inline distT="0" distB="0" distL="0" distR="0" wp14:anchorId="275B9669" wp14:editId="7FA5F256">
+            <wp:extent cx="542925" cy="752475"/>
+            <wp:effectExtent l="0" t="0" r="9525" b="9525"/>
+            <wp:docPr id="35" name="Picture 35"/>
             <wp:cNvGraphicFramePr>
               <a:graphicFrameLocks xmlns:a="http://schemas.openxmlformats.org/drawingml/2006/main" noChangeAspect="1"/>
             </wp:cNvGraphicFramePr>
@@ -11578,7 +11257,7 @@
                   <pic:spPr>
                     <a:xfrm>
                       <a:off x="0" y="0"/>
-                      <a:ext cx="533400" cy="752475"/>
+                      <a:ext cx="542925" cy="752475"/>
                     </a:xfrm>
                     <a:prstGeom prst="rect">
                       <a:avLst/>
@@ -11605,10 +11284,10 @@
           <w:b/>
           <w:u w:val="single"/>
         </w:rPr>
-        <w:t>Entry AVG</w:t>
-      </w:r>
-      <w:r>
-        <w:t xml:space="preserve"> – The average for the current entry of the player.</w:t>
+        <w:t xml:space="preserve">Handicap Total </w:t>
+      </w:r>
+      <w:r>
+        <w:t>– The player’s total score after handicaps are taken into account.</w:t>
       </w:r>
     </w:p>
     <w:p>
@@ -11621,12 +11300,11 @@
         <w:rPr>
           <w:noProof/>
         </w:rPr>
-        <w:lastRenderedPageBreak/>
         <w:drawing>
-          <wp:inline distT="0" distB="0" distL="0" distR="0" wp14:anchorId="13E6B45B" wp14:editId="14A1B0A6">
-            <wp:extent cx="533400" cy="733425"/>
+          <wp:inline distT="0" distB="0" distL="0" distR="0" wp14:anchorId="1C4ED64A" wp14:editId="177F90E7">
+            <wp:extent cx="533400" cy="752475"/>
             <wp:effectExtent l="0" t="0" r="0" b="9525"/>
-            <wp:docPr id="41" name="Picture 41"/>
+            <wp:docPr id="40" name="Picture 40"/>
             <wp:cNvGraphicFramePr>
               <a:graphicFrameLocks xmlns:a="http://schemas.openxmlformats.org/drawingml/2006/main" noChangeAspect="1"/>
             </wp:cNvGraphicFramePr>
@@ -11646,7 +11324,7 @@
                   <pic:spPr>
                     <a:xfrm>
                       <a:off x="0" y="0"/>
-                      <a:ext cx="533400" cy="733425"/>
+                      <a:ext cx="533400" cy="752475"/>
                     </a:xfrm>
                     <a:prstGeom prst="rect">
                       <a:avLst/>
@@ -11673,10 +11351,10 @@
           <w:b/>
           <w:u w:val="single"/>
         </w:rPr>
-        <w:t>30 Entry AVG</w:t>
-      </w:r>
-      <w:r>
-        <w:t xml:space="preserve"> – The average for the last 30 entries of the player.</w:t>
+        <w:t>Entry AVG</w:t>
+      </w:r>
+      <w:r>
+        <w:t xml:space="preserve"> – The average for the current entry of the player.</w:t>
       </w:r>
     </w:p>
     <w:p>
@@ -11689,11 +11367,12 @@
         <w:rPr>
           <w:noProof/>
         </w:rPr>
+        <w:lastRenderedPageBreak/>
         <w:drawing>
-          <wp:inline distT="0" distB="0" distL="0" distR="0" wp14:anchorId="1A027C84" wp14:editId="6C6F8DDF">
-            <wp:extent cx="514350" cy="781050"/>
-            <wp:effectExtent l="0" t="0" r="0" b="0"/>
-            <wp:docPr id="42" name="Picture 42"/>
+          <wp:inline distT="0" distB="0" distL="0" distR="0" wp14:anchorId="13E6B45B" wp14:editId="14A1B0A6">
+            <wp:extent cx="533400" cy="733425"/>
+            <wp:effectExtent l="0" t="0" r="0" b="9525"/>
+            <wp:docPr id="41" name="Picture 41"/>
             <wp:cNvGraphicFramePr>
               <a:graphicFrameLocks xmlns:a="http://schemas.openxmlformats.org/drawingml/2006/main" noChangeAspect="1"/>
             </wp:cNvGraphicFramePr>
@@ -11713,7 +11392,7 @@
                   <pic:spPr>
                     <a:xfrm>
                       <a:off x="0" y="0"/>
-                      <a:ext cx="514350" cy="781050"/>
+                      <a:ext cx="533400" cy="733425"/>
                     </a:xfrm>
                     <a:prstGeom prst="rect">
                       <a:avLst/>
@@ -11740,13 +11419,10 @@
           <w:b/>
           <w:u w:val="single"/>
         </w:rPr>
-        <w:t>ADJ AVG</w:t>
-      </w:r>
-      <w:r>
-        <w:t xml:space="preserve"> – Adjusted Average.</w:t>
-      </w:r>
-      <w:r>
-        <w:t xml:space="preserve"> An average that must be manually entered by the director.</w:t>
+        <w:t>30 Entry AVG</w:t>
+      </w:r>
+      <w:r>
+        <w:t xml:space="preserve"> – The average for the last 30 entries of the player.</w:t>
       </w:r>
     </w:p>
     <w:p>
@@ -11760,10 +11436,10 @@
           <w:noProof/>
         </w:rPr>
         <w:drawing>
-          <wp:inline distT="0" distB="0" distL="0" distR="0" wp14:anchorId="0EA28D84" wp14:editId="0D1BAAD7">
-            <wp:extent cx="514350" cy="762000"/>
+          <wp:inline distT="0" distB="0" distL="0" distR="0" wp14:anchorId="1A027C84" wp14:editId="6C6F8DDF">
+            <wp:extent cx="514350" cy="781050"/>
             <wp:effectExtent l="0" t="0" r="0" b="0"/>
-            <wp:docPr id="43" name="Picture 43"/>
+            <wp:docPr id="42" name="Picture 42"/>
             <wp:cNvGraphicFramePr>
               <a:graphicFrameLocks xmlns:a="http://schemas.openxmlformats.org/drawingml/2006/main" noChangeAspect="1"/>
             </wp:cNvGraphicFramePr>
@@ -11783,7 +11459,7 @@
                   <pic:spPr>
                     <a:xfrm>
                       <a:off x="0" y="0"/>
-                      <a:ext cx="514350" cy="762000"/>
+                      <a:ext cx="514350" cy="781050"/>
                     </a:xfrm>
                     <a:prstGeom prst="rect">
                       <a:avLst/>
@@ -11810,13 +11486,13 @@
           <w:b/>
           <w:u w:val="single"/>
         </w:rPr>
-        <w:t>Director Check</w:t>
-      </w:r>
-      <w:r>
-        <w:t xml:space="preserve"> – Checkbox to confirm a director has checked and validated</w:t>
-      </w:r>
-      <w:r>
-        <w:t xml:space="preserve"> a player’s score.</w:t>
+        <w:t>ADJ AVG</w:t>
+      </w:r>
+      <w:r>
+        <w:t xml:space="preserve"> – Adjusted Average.</w:t>
+      </w:r>
+      <w:r>
+        <w:t xml:space="preserve"> An average that must be manually entered by the director.</w:t>
       </w:r>
     </w:p>
     <w:p>
@@ -11830,10 +11506,10 @@
           <w:noProof/>
         </w:rPr>
         <w:drawing>
-          <wp:inline distT="0" distB="0" distL="0" distR="0" wp14:anchorId="7975C22F" wp14:editId="35A77B3D">
-            <wp:extent cx="542925" cy="733425"/>
-            <wp:effectExtent l="0" t="0" r="9525" b="9525"/>
-            <wp:docPr id="45" name="Picture 45"/>
+          <wp:inline distT="0" distB="0" distL="0" distR="0" wp14:anchorId="0EA28D84" wp14:editId="0D1BAAD7">
+            <wp:extent cx="514350" cy="762000"/>
+            <wp:effectExtent l="0" t="0" r="0" b="0"/>
+            <wp:docPr id="43" name="Picture 43"/>
             <wp:cNvGraphicFramePr>
               <a:graphicFrameLocks xmlns:a="http://schemas.openxmlformats.org/drawingml/2006/main" noChangeAspect="1"/>
             </wp:cNvGraphicFramePr>
@@ -11853,7 +11529,7 @@
                   <pic:spPr>
                     <a:xfrm>
                       <a:off x="0" y="0"/>
-                      <a:ext cx="542925" cy="733425"/>
+                      <a:ext cx="514350" cy="762000"/>
                     </a:xfrm>
                     <a:prstGeom prst="rect">
                       <a:avLst/>
@@ -11874,33 +11550,19 @@
           <w:ilvl w:val="0"/>
           <w:numId w:val="50"/>
         </w:numPr>
+      </w:pPr>
+      <w:r>
         <w:rPr>
           <w:b/>
           <w:u w:val="single"/>
         </w:rPr>
-      </w:pPr>
-      <w:r>
-        <w:rPr>
-          <w:b/>
-          <w:u w:val="single"/>
-        </w:rPr>
-        <w:t>Squad</w:t>
-      </w:r>
-      <w:r>
-        <w:rPr>
-          <w:b/>
-          <w:u w:val="single"/>
-        </w:rPr>
-        <w:t xml:space="preserve"> </w:t>
-      </w:r>
-      <w:r>
-        <w:t>–</w:t>
-      </w:r>
-      <w:r>
-        <w:t xml:space="preserve"> T</w:t>
-      </w:r>
-      <w:r>
-        <w:t>he squad of this player’s game.</w:t>
+        <w:t>Director Check</w:t>
+      </w:r>
+      <w:r>
+        <w:t xml:space="preserve"> – Checkbox to confirm a director has checked and validated</w:t>
+      </w:r>
+      <w:r>
+        <w:t xml:space="preserve"> a player’s score.</w:t>
       </w:r>
     </w:p>
     <w:p>
@@ -11908,20 +11570,16 @@
         <w:pStyle w:val="BodyText"/>
         <w:keepNext/>
         <w:ind w:left="720"/>
-        <w:rPr>
-          <w:b/>
-          <w:u w:val="single"/>
-        </w:rPr>
       </w:pPr>
       <w:r>
         <w:rPr>
           <w:noProof/>
         </w:rPr>
         <w:drawing>
-          <wp:inline distT="0" distB="0" distL="0" distR="0" wp14:anchorId="752F97DE" wp14:editId="3DE20F24">
-            <wp:extent cx="504825" cy="781050"/>
-            <wp:effectExtent l="0" t="0" r="9525" b="0"/>
-            <wp:docPr id="46" name="Picture 46"/>
+          <wp:inline distT="0" distB="0" distL="0" distR="0" wp14:anchorId="7975C22F" wp14:editId="35A77B3D">
+            <wp:extent cx="542925" cy="733425"/>
+            <wp:effectExtent l="0" t="0" r="9525" b="9525"/>
+            <wp:docPr id="45" name="Picture 45"/>
             <wp:cNvGraphicFramePr>
               <a:graphicFrameLocks xmlns:a="http://schemas.openxmlformats.org/drawingml/2006/main" noChangeAspect="1"/>
             </wp:cNvGraphicFramePr>
@@ -11941,7 +11599,7 @@
                   <pic:spPr>
                     <a:xfrm>
                       <a:off x="0" y="0"/>
-                      <a:ext cx="504825" cy="781050"/>
+                      <a:ext cx="542925" cy="733425"/>
                     </a:xfrm>
                     <a:prstGeom prst="rect">
                       <a:avLst/>
@@ -11972,10 +11630,23 @@
           <w:b/>
           <w:u w:val="single"/>
         </w:rPr>
-        <w:t xml:space="preserve">Handicap </w:t>
-      </w:r>
-      <w:r>
-        <w:t>– The player’s current handicap.</w:t>
+        <w:t>Squad</w:t>
+      </w:r>
+      <w:r>
+        <w:rPr>
+          <w:b/>
+          <w:u w:val="single"/>
+        </w:rPr>
+        <w:t xml:space="preserve"> </w:t>
+      </w:r>
+      <w:r>
+        <w:t>–</w:t>
+      </w:r>
+      <w:r>
+        <w:t xml:space="preserve"> T</w:t>
+      </w:r>
+      <w:r>
+        <w:t>he squad of this player’s game.</w:t>
       </w:r>
     </w:p>
     <w:p>
@@ -11993,10 +11664,10 @@
           <w:noProof/>
         </w:rPr>
         <w:drawing>
-          <wp:inline distT="0" distB="0" distL="0" distR="0" wp14:anchorId="246BBCB5" wp14:editId="5433436B">
-            <wp:extent cx="561975" cy="762000"/>
+          <wp:inline distT="0" distB="0" distL="0" distR="0" wp14:anchorId="752F97DE" wp14:editId="3DE20F24">
+            <wp:extent cx="504825" cy="781050"/>
             <wp:effectExtent l="0" t="0" r="9525" b="0"/>
-            <wp:docPr id="47" name="Picture 47"/>
+            <wp:docPr id="46" name="Picture 46"/>
             <wp:cNvGraphicFramePr>
               <a:graphicFrameLocks xmlns:a="http://schemas.openxmlformats.org/drawingml/2006/main" noChangeAspect="1"/>
             </wp:cNvGraphicFramePr>
@@ -12016,7 +11687,7 @@
                   <pic:spPr>
                     <a:xfrm>
                       <a:off x="0" y="0"/>
-                      <a:ext cx="561975" cy="762000"/>
+                      <a:ext cx="504825" cy="781050"/>
                     </a:xfrm>
                     <a:prstGeom prst="rect">
                       <a:avLst/>
@@ -12047,10 +11718,10 @@
           <w:b/>
           <w:u w:val="single"/>
         </w:rPr>
-        <w:t>Bonus</w:t>
-      </w:r>
-      <w:r>
-        <w:t xml:space="preserve"> – Current player’s bonus.</w:t>
+        <w:t xml:space="preserve">Handicap </w:t>
+      </w:r>
+      <w:r>
+        <w:t>– The player’s current handicap.</w:t>
       </w:r>
     </w:p>
     <w:p>
@@ -12067,12 +11738,11 @@
         <w:rPr>
           <w:noProof/>
         </w:rPr>
-        <w:lastRenderedPageBreak/>
         <w:drawing>
-          <wp:inline distT="0" distB="0" distL="0" distR="0" wp14:anchorId="4DAE4DA4" wp14:editId="32E56A64">
-            <wp:extent cx="533400" cy="752475"/>
-            <wp:effectExtent l="0" t="0" r="0" b="9525"/>
-            <wp:docPr id="48" name="Picture 48"/>
+          <wp:inline distT="0" distB="0" distL="0" distR="0" wp14:anchorId="246BBCB5" wp14:editId="5433436B">
+            <wp:extent cx="561975" cy="762000"/>
+            <wp:effectExtent l="0" t="0" r="9525" b="0"/>
+            <wp:docPr id="47" name="Picture 47"/>
             <wp:cNvGraphicFramePr>
               <a:graphicFrameLocks xmlns:a="http://schemas.openxmlformats.org/drawingml/2006/main" noChangeAspect="1"/>
             </wp:cNvGraphicFramePr>
@@ -12092,7 +11762,7 @@
                   <pic:spPr>
                     <a:xfrm>
                       <a:off x="0" y="0"/>
-                      <a:ext cx="533400" cy="752475"/>
+                      <a:ext cx="561975" cy="762000"/>
                     </a:xfrm>
                     <a:prstGeom prst="rect">
                       <a:avLst/>
@@ -12123,17 +11793,10 @@
           <w:b/>
           <w:u w:val="single"/>
         </w:rPr>
-        <w:t xml:space="preserve"> Pro Pot</w:t>
-      </w:r>
-      <w:r>
-        <w:rPr>
-          <w:i/>
-          <w:u w:val="single"/>
-        </w:rPr>
-        <w:t xml:space="preserve"> </w:t>
-      </w:r>
-      <w:r>
-        <w:t>– Needs work</w:t>
+        <w:t>Bonus</w:t>
+      </w:r>
+      <w:r>
+        <w:t xml:space="preserve"> – Current player’s bonus.</w:t>
       </w:r>
     </w:p>
     <w:p>
@@ -12150,11 +11813,12 @@
         <w:rPr>
           <w:noProof/>
         </w:rPr>
+        <w:lastRenderedPageBreak/>
         <w:drawing>
-          <wp:inline distT="0" distB="0" distL="0" distR="0" wp14:anchorId="262F41B1" wp14:editId="7DF7E216">
-            <wp:extent cx="533400" cy="733425"/>
+          <wp:inline distT="0" distB="0" distL="0" distR="0" wp14:anchorId="4DAE4DA4" wp14:editId="32E56A64">
+            <wp:extent cx="533400" cy="752475"/>
             <wp:effectExtent l="0" t="0" r="0" b="9525"/>
-            <wp:docPr id="49" name="Picture 49"/>
+            <wp:docPr id="48" name="Picture 48"/>
             <wp:cNvGraphicFramePr>
               <a:graphicFrameLocks xmlns:a="http://schemas.openxmlformats.org/drawingml/2006/main" noChangeAspect="1"/>
             </wp:cNvGraphicFramePr>
@@ -12174,7 +11838,7 @@
                   <pic:spPr>
                     <a:xfrm>
                       <a:off x="0" y="0"/>
-                      <a:ext cx="533400" cy="733425"/>
+                      <a:ext cx="533400" cy="752475"/>
                     </a:xfrm>
                     <a:prstGeom prst="rect">
                       <a:avLst/>
@@ -12205,13 +11869,17 @@
           <w:b/>
           <w:u w:val="single"/>
         </w:rPr>
-        <w:t>Notes</w:t>
-      </w:r>
-      <w:r>
-        <w:t xml:space="preserve"> – notes on the cur</w:t>
-      </w:r>
-      <w:r>
-        <w:t>rent player.</w:t>
+        <w:t xml:space="preserve"> Pro Pot</w:t>
+      </w:r>
+      <w:r>
+        <w:rPr>
+          <w:i/>
+          <w:u w:val="single"/>
+        </w:rPr>
+        <w:t xml:space="preserve"> </w:t>
+      </w:r>
+      <w:r>
+        <w:t>– Needs work</w:t>
       </w:r>
     </w:p>
     <w:p>
@@ -12229,10 +11897,10 @@
           <w:noProof/>
         </w:rPr>
         <w:drawing>
-          <wp:inline distT="0" distB="0" distL="0" distR="0" wp14:anchorId="29A96E70" wp14:editId="63FE8FAF">
+          <wp:inline distT="0" distB="0" distL="0" distR="0" wp14:anchorId="262F41B1" wp14:editId="7DF7E216">
             <wp:extent cx="533400" cy="733425"/>
             <wp:effectExtent l="0" t="0" r="0" b="9525"/>
-            <wp:docPr id="50" name="Picture 50"/>
+            <wp:docPr id="49" name="Picture 49"/>
             <wp:cNvGraphicFramePr>
               <a:graphicFrameLocks xmlns:a="http://schemas.openxmlformats.org/drawingml/2006/main" noChangeAspect="1"/>
             </wp:cNvGraphicFramePr>
@@ -12267,6 +11935,84 @@
     </w:p>
     <w:p>
       <w:pPr>
+        <w:pStyle w:val="BodyText"/>
+        <w:keepNext/>
+        <w:numPr>
+          <w:ilvl w:val="0"/>
+          <w:numId w:val="50"/>
+        </w:numPr>
+        <w:rPr>
+          <w:b/>
+          <w:u w:val="single"/>
+        </w:rPr>
+      </w:pPr>
+      <w:r>
+        <w:rPr>
+          <w:b/>
+          <w:u w:val="single"/>
+        </w:rPr>
+        <w:t>Notes</w:t>
+      </w:r>
+      <w:r>
+        <w:t xml:space="preserve"> – notes on the cur</w:t>
+      </w:r>
+      <w:r>
+        <w:t>rent player.</w:t>
+      </w:r>
+    </w:p>
+    <w:p>
+      <w:pPr>
+        <w:pStyle w:val="BodyText"/>
+        <w:keepNext/>
+        <w:ind w:left="720"/>
+        <w:rPr>
+          <w:b/>
+          <w:u w:val="single"/>
+        </w:rPr>
+      </w:pPr>
+      <w:r>
+        <w:rPr>
+          <w:noProof/>
+        </w:rPr>
+        <w:drawing>
+          <wp:inline distT="0" distB="0" distL="0" distR="0" wp14:anchorId="29A96E70" wp14:editId="63FE8FAF">
+            <wp:extent cx="533400" cy="733425"/>
+            <wp:effectExtent l="0" t="0" r="0" b="9525"/>
+            <wp:docPr id="50" name="Picture 50"/>
+            <wp:cNvGraphicFramePr>
+              <a:graphicFrameLocks xmlns:a="http://schemas.openxmlformats.org/drawingml/2006/main" noChangeAspect="1"/>
+            </wp:cNvGraphicFramePr>
+            <a:graphic xmlns:a="http://schemas.openxmlformats.org/drawingml/2006/main">
+              <a:graphicData uri="http://schemas.openxmlformats.org/drawingml/2006/picture">
+                <pic:pic xmlns:pic="http://schemas.openxmlformats.org/drawingml/2006/picture">
+                  <pic:nvPicPr>
+                    <pic:cNvPr id="1" name=""/>
+                    <pic:cNvPicPr/>
+                  </pic:nvPicPr>
+                  <pic:blipFill>
+                    <a:blip r:embed="rId49"/>
+                    <a:stretch>
+                      <a:fillRect/>
+                    </a:stretch>
+                  </pic:blipFill>
+                  <pic:spPr>
+                    <a:xfrm>
+                      <a:off x="0" y="0"/>
+                      <a:ext cx="533400" cy="733425"/>
+                    </a:xfrm>
+                    <a:prstGeom prst="rect">
+                      <a:avLst/>
+                    </a:prstGeom>
+                  </pic:spPr>
+                </pic:pic>
+              </a:graphicData>
+            </a:graphic>
+          </wp:inline>
+        </w:drawing>
+      </w:r>
+    </w:p>
+    <w:p>
+      <w:pPr>
         <w:pStyle w:val="Caption"/>
       </w:pPr>
     </w:p>
@@ -12348,7 +12094,7 @@
                     <pic:cNvPicPr/>
                   </pic:nvPicPr>
                   <pic:blipFill>
-                    <a:blip r:embed="rId49">
+                    <a:blip r:embed="rId50">
                       <a:extLst>
                         <a:ext uri="{28A0092B-C50C-407E-A947-70E740481C1C}">
                           <a14:useLocalDpi xmlns:a14="http://schemas.microsoft.com/office/drawing/2010/main" val="0"/>
@@ -12383,27 +12129,14 @@
       <w:r>
         <w:t xml:space="preserve">Figure </w:t>
       </w:r>
-      <w:r>
-        <w:fldChar w:fldCharType="begin"/>
-      </w:r>
-      <w:r>
-        <w:instrText xml:space="preserve"> SEQ Figure \* ARABIC </w:instrText>
-      </w:r>
-      <w:r>
-        <w:fldChar w:fldCharType="separate"/>
-      </w:r>
-      <w:r>
-        <w:rPr>
-          <w:noProof/>
-        </w:rPr>
-        <w:t>19</w:t>
-      </w:r>
-      <w:r>
-        <w:rPr>
-          <w:noProof/>
-        </w:rPr>
-        <w:fldChar w:fldCharType="end"/>
-      </w:r>
+      <w:fldSimple w:instr=" SEQ Figure \* ARABIC ">
+        <w:r>
+          <w:rPr>
+            <w:noProof/>
+          </w:rPr>
+          <w:t>19</w:t>
+        </w:r>
+      </w:fldSimple>
       <w:r>
         <w:t>: Update Inactive status</w:t>
       </w:r>
@@ -12650,6 +12383,15 @@
       </w:r>
       <w:r>
         <w:t>.</w:t>
+      </w:r>
+    </w:p>
+    <w:p>
+      <w:pPr>
+        <w:pStyle w:val="BodyText"/>
+        <w:keepNext/>
+      </w:pPr>
+      <w:r>
+        <w:t>NOTE: As of  7/30/2018 the program no longer seems to split into other windows as described above.</w:t>
       </w:r>
     </w:p>
     <w:p>
@@ -12677,7 +12419,7 @@
                     <pic:cNvPicPr/>
                   </pic:nvPicPr>
                   <pic:blipFill>
-                    <a:blip r:embed="rId50" cstate="print">
+                    <a:blip r:embed="rId51" cstate="print">
                       <a:extLst>
                         <a:ext uri="{28A0092B-C50C-407E-A947-70E740481C1C}">
                           <a14:useLocalDpi xmlns:a14="http://schemas.microsoft.com/office/drawing/2010/main" val="0"/>
@@ -12712,27 +12454,14 @@
       <w:r>
         <w:t xml:space="preserve">Figure </w:t>
       </w:r>
-      <w:r>
-        <w:fldChar w:fldCharType="begin"/>
-      </w:r>
-      <w:r>
-        <w:instrText xml:space="preserve"> SEQ Figure \* ARABIC </w:instrText>
-      </w:r>
-      <w:r>
-        <w:fldChar w:fldCharType="separate"/>
-      </w:r>
-      <w:r>
-        <w:rPr>
-          <w:noProof/>
-        </w:rPr>
-        <w:t>20</w:t>
-      </w:r>
-      <w:r>
-        <w:rPr>
-          <w:noProof/>
-        </w:rPr>
-        <w:fldChar w:fldCharType="end"/>
-      </w:r>
+      <w:fldSimple w:instr=" SEQ Figure \* ARABIC ">
+        <w:r>
+          <w:rPr>
+            <w:noProof/>
+          </w:rPr>
+          <w:t>20</w:t>
+        </w:r>
+      </w:fldSimple>
       <w:r>
         <w:t xml:space="preserve"> Showing split screen error</w:t>
       </w:r>
@@ -12800,27 +12529,14 @@
                             <w:r>
                               <w:t xml:space="preserve">Figure </w:t>
                             </w:r>
-                            <w:r>
-                              <w:fldChar w:fldCharType="begin"/>
-                            </w:r>
-                            <w:r>
-                              <w:instrText xml:space="preserve"> SEQ Figure \* ARABIC </w:instrText>
-                            </w:r>
-                            <w:r>
-                              <w:fldChar w:fldCharType="separate"/>
-                            </w:r>
-                            <w:r>
-                              <w:rPr>
-                                <w:noProof/>
-                              </w:rPr>
-                              <w:t>21</w:t>
-                            </w:r>
-                            <w:r>
-                              <w:rPr>
-                                <w:noProof/>
-                              </w:rPr>
-                              <w:fldChar w:fldCharType="end"/>
-                            </w:r>
+                            <w:fldSimple w:instr=" SEQ Figure \* ARABIC ">
+                              <w:r>
+                                <w:rPr>
+                                  <w:noProof/>
+                                </w:rPr>
+                                <w:t>21</w:t>
+                              </w:r>
+                            </w:fldSimple>
                             <w:r>
                               <w:t xml:space="preserve"> Inner screen maximize</w:t>
                             </w:r>
@@ -12862,27 +12578,14 @@
                       <w:r>
                         <w:t xml:space="preserve">Figure </w:t>
                       </w:r>
-                      <w:r>
-                        <w:fldChar w:fldCharType="begin"/>
-                      </w:r>
-                      <w:r>
-                        <w:instrText xml:space="preserve"> SEQ Figure \* ARABIC </w:instrText>
-                      </w:r>
-                      <w:r>
-                        <w:fldChar w:fldCharType="separate"/>
-                      </w:r>
-                      <w:r>
-                        <w:rPr>
-                          <w:noProof/>
-                        </w:rPr>
-                        <w:t>21</w:t>
-                      </w:r>
-                      <w:r>
-                        <w:rPr>
-                          <w:noProof/>
-                        </w:rPr>
-                        <w:fldChar w:fldCharType="end"/>
-                      </w:r>
+                      <w:fldSimple w:instr=" SEQ Figure \* ARABIC ">
+                        <w:r>
+                          <w:rPr>
+                            <w:noProof/>
+                          </w:rPr>
+                          <w:t>21</w:t>
+                        </w:r>
+                      </w:fldSimple>
                       <w:r>
                         <w:t xml:space="preserve"> Inner screen maximize</w:t>
                       </w:r>
@@ -12923,7 +12626,7 @@
                     <pic:cNvPicPr/>
                   </pic:nvPicPr>
                   <pic:blipFill>
-                    <a:blip r:embed="rId51">
+                    <a:blip r:embed="rId52">
                       <a:extLst>
                         <a:ext uri="{28A0092B-C50C-407E-A947-70E740481C1C}">
                           <a14:useLocalDpi xmlns:a14="http://schemas.microsoft.com/office/drawing/2010/main" val="0"/>
@@ -12950,11 +12653,7 @@
         </w:drawing>
       </w:r>
       <w:r>
-        <w:t xml:space="preserve">If the display splits, you can click maximize for the individual screens. They will return to normal. </w:t>
-      </w:r>
-      <w:r>
-        <w:lastRenderedPageBreak/>
-        <w:t>You can then continue working with the program.</w:t>
+        <w:t>If the display splits, you can click maximize for the individual screens. They will return to normal. You can then continue working with the program.</w:t>
       </w:r>
     </w:p>
     <w:p>
@@ -16468,9 +16167,9 @@
     <w:p>
       <w:pPr>
         <w:sectPr>
-          <w:headerReference w:type="default" r:id="rId52"/>
-          <w:footerReference w:type="default" r:id="rId53"/>
-          <w:headerReference w:type="first" r:id="rId54"/>
+          <w:headerReference w:type="default" r:id="rId53"/>
+          <w:footerReference w:type="default" r:id="rId54"/>
+          <w:headerReference w:type="first" r:id="rId55"/>
           <w:type w:val="continuous"/>
           <w:pgSz w:w="12240" w:h="15840" w:code="1"/>
           <w:pgMar w:top="1800" w:right="1195" w:bottom="1440" w:left="3355" w:header="720" w:footer="720" w:gutter="0"/>
@@ -17767,7 +17466,7 @@
 
 <file path=word/comments.xml><?xml version="1.0" encoding="utf-8"?>
 <w:comments xmlns:wpc="http://schemas.microsoft.com/office/word/2010/wordprocessingCanvas" xmlns:mc="http://schemas.openxmlformats.org/markup-compatibility/2006" xmlns:o="urn:schemas-microsoft-com:office:office" xmlns:r="http://schemas.openxmlformats.org/officeDocument/2006/relationships" xmlns:m="http://schemas.openxmlformats.org/officeDocument/2006/math" xmlns:v="urn:schemas-microsoft-com:vml" xmlns:wp14="http://schemas.microsoft.com/office/word/2010/wordprocessingDrawing" xmlns:wp="http://schemas.openxmlformats.org/drawingml/2006/wordprocessingDrawing" xmlns:w10="urn:schemas-microsoft-com:office:word" xmlns:w="http://schemas.openxmlformats.org/wordprocessingml/2006/main" xmlns:w14="http://schemas.microsoft.com/office/word/2010/wordml" xmlns:w15="http://schemas.microsoft.com/office/word/2012/wordml" xmlns:wpg="http://schemas.microsoft.com/office/word/2010/wordprocessingGroup" xmlns:wpi="http://schemas.microsoft.com/office/word/2010/wordprocessingInk" xmlns:wne="http://schemas.microsoft.com/office/word/2006/wordml" xmlns:wps="http://schemas.microsoft.com/office/word/2010/wordprocessingShape" mc:Ignorable="w14 w15 wp14">
-  <w:comment w:id="40" w:author="Timothy Fair" w:date="2018-07-25T14:36:00Z" w:initials="TF">
+  <w:comment w:id="41" w:author="Timothy Fair" w:date="2018-07-25T14:36:00Z" w:initials="TF">
     <w:p>
       <w:pPr>
         <w:pStyle w:val="CommentText"/>
@@ -17924,7 +17623,7 @@
         <w:rStyle w:val="PageNumber"/>
         <w:noProof/>
       </w:rPr>
-      <w:t>32</w:t>
+      <w:t>20</w:t>
     </w:r>
     <w:r>
       <w:rPr>
@@ -17974,7 +17673,7 @@
         <w:rStyle w:val="PageNumber"/>
         <w:noProof/>
       </w:rPr>
-      <w:t>44</w:t>
+      <w:t>43</w:t>
     </w:r>
     <w:r>
       <w:rPr>
@@ -22137,7 +21836,7 @@
 </file>
 
 <file path=customXml/itemProps1.xml><?xml version="1.0" encoding="utf-8"?>
-<ds:datastoreItem xmlns:ds="http://schemas.openxmlformats.org/officeDocument/2006/customXml" ds:itemID="{175123AF-0B56-4B10-BA86-7AB4D29D79B5}">
+<ds:datastoreItem xmlns:ds="http://schemas.openxmlformats.org/officeDocument/2006/customXml" ds:itemID="{C560B855-FFAF-45DA-AEB0-3014908E87D5}">
   <ds:schemaRefs>
     <ds:schemaRef ds:uri="http://schemas.openxmlformats.org/officeDocument/2006/bibliography"/>
   </ds:schemaRefs>

--- a/9tapUserManual.docx
+++ b/9tapUserManual.docx
@@ -1471,7 +1471,7 @@
                 <w:noProof/>
                 <w:webHidden/>
               </w:rPr>
-              <w:t>12</w:t>
+              <w:t>13</w:t>
             </w:r>
             <w:r>
               <w:rPr>
@@ -1542,7 +1542,7 @@
                 <w:noProof/>
                 <w:webHidden/>
               </w:rPr>
-              <w:t>12</w:t>
+              <w:t>13</w:t>
             </w:r>
             <w:r>
               <w:rPr>
@@ -1613,7 +1613,7 @@
                 <w:noProof/>
                 <w:webHidden/>
               </w:rPr>
-              <w:t>13</w:t>
+              <w:t>14</w:t>
             </w:r>
             <w:r>
               <w:rPr>
@@ -2299,7 +2299,7 @@
                 <w:noProof/>
                 <w:webHidden/>
               </w:rPr>
-              <w:t>20</w:t>
+              <w:t>21</w:t>
             </w:r>
             <w:r>
               <w:rPr>
@@ -2580,7 +2580,7 @@
                 <w:noProof/>
                 <w:webHidden/>
               </w:rPr>
-              <w:t>21</w:t>
+              <w:t>22</w:t>
             </w:r>
             <w:r>
               <w:rPr>
@@ -2716,7 +2716,7 @@
                 <w:noProof/>
                 <w:webHidden/>
               </w:rPr>
-              <w:t>22</w:t>
+              <w:t>23</w:t>
             </w:r>
             <w:r>
               <w:rPr>
@@ -2784,7 +2784,7 @@
                 <w:noProof/>
                 <w:webHidden/>
               </w:rPr>
-              <w:t>23</w:t>
+              <w:t>24</w:t>
             </w:r>
             <w:r>
               <w:rPr>
@@ -2852,7 +2852,7 @@
                 <w:noProof/>
                 <w:webHidden/>
               </w:rPr>
-              <w:t>23</w:t>
+              <w:t>24</w:t>
             </w:r>
             <w:r>
               <w:rPr>
@@ -2920,7 +2920,7 @@
                 <w:noProof/>
                 <w:webHidden/>
               </w:rPr>
-              <w:t>24</w:t>
+              <w:t>25</w:t>
             </w:r>
             <w:r>
               <w:rPr>
@@ -2991,7 +2991,7 @@
                 <w:noProof/>
                 <w:webHidden/>
               </w:rPr>
-              <w:t>29</w:t>
+              <w:t>30</w:t>
             </w:r>
             <w:r>
               <w:rPr>
@@ -3062,7 +3062,7 @@
                 <w:noProof/>
                 <w:webHidden/>
               </w:rPr>
-              <w:t>31</w:t>
+              <w:t>32</w:t>
             </w:r>
             <w:r>
               <w:rPr>
@@ -3130,7 +3130,7 @@
                 <w:noProof/>
                 <w:webHidden/>
               </w:rPr>
-              <w:t>31</w:t>
+              <w:t>32</w:t>
             </w:r>
             <w:r>
               <w:rPr>
@@ -3198,7 +3198,7 @@
                 <w:noProof/>
                 <w:webHidden/>
               </w:rPr>
-              <w:t>31</w:t>
+              <w:t>32</w:t>
             </w:r>
             <w:r>
               <w:rPr>
@@ -3266,7 +3266,7 @@
                 <w:noProof/>
                 <w:webHidden/>
               </w:rPr>
-              <w:t>33</w:t>
+              <w:t>34</w:t>
             </w:r>
             <w:r>
               <w:rPr>
@@ -3337,7 +3337,7 @@
                 <w:noProof/>
                 <w:webHidden/>
               </w:rPr>
-              <w:t>35</w:t>
+              <w:t>36</w:t>
             </w:r>
             <w:r>
               <w:rPr>
@@ -3408,7 +3408,7 @@
                 <w:noProof/>
                 <w:webHidden/>
               </w:rPr>
-              <w:t>37</w:t>
+              <w:t>38</w:t>
             </w:r>
             <w:r>
               <w:rPr>
@@ -3476,7 +3476,7 @@
                 <w:noProof/>
                 <w:webHidden/>
               </w:rPr>
-              <w:t>37</w:t>
+              <w:t>38</w:t>
             </w:r>
             <w:r>
               <w:rPr>
@@ -3544,7 +3544,7 @@
                 <w:noProof/>
                 <w:webHidden/>
               </w:rPr>
-              <w:t>37</w:t>
+              <w:t>38</w:t>
             </w:r>
             <w:r>
               <w:rPr>
@@ -3612,7 +3612,7 @@
                 <w:noProof/>
                 <w:webHidden/>
               </w:rPr>
-              <w:t>39</w:t>
+              <w:t>40</w:t>
             </w:r>
             <w:r>
               <w:rPr>
@@ -3680,7 +3680,7 @@
                 <w:noProof/>
                 <w:webHidden/>
               </w:rPr>
-              <w:t>42</w:t>
+              <w:t>43</w:t>
             </w:r>
             <w:r>
               <w:rPr>
@@ -3748,7 +3748,7 @@
                 <w:noProof/>
                 <w:webHidden/>
               </w:rPr>
-              <w:t>42</w:t>
+              <w:t>43</w:t>
             </w:r>
             <w:r>
               <w:rPr>
@@ -3816,7 +3816,7 @@
                 <w:noProof/>
                 <w:webHidden/>
               </w:rPr>
-              <w:t>42</w:t>
+              <w:t>43</w:t>
             </w:r>
             <w:r>
               <w:rPr>
@@ -3884,7 +3884,7 @@
                 <w:noProof/>
                 <w:webHidden/>
               </w:rPr>
-              <w:t>43</w:t>
+              <w:t>44</w:t>
             </w:r>
             <w:r>
               <w:rPr>
@@ -4339,7 +4339,7 @@
             <v:path o:extrusionok="f" gradientshapeok="t" o:connecttype="rect"/>
             <o:lock v:ext="edit" aspectratio="t"/>
           </v:shapetype>
-          <v:shape id="_x0000_i1026" type="#_x0000_t75" style="width:383.25pt;height:195pt">
+          <v:shape id="_x0000_i1025" type="#_x0000_t75" style="width:383.25pt;height:195pt">
             <v:imagedata r:id="rId14" o:title="9TapMainMenu"/>
           </v:shape>
         </w:pict>
@@ -4353,14 +4353,27 @@
       <w:r>
         <w:t xml:space="preserve">Figure </w:t>
       </w:r>
-      <w:fldSimple w:instr=" SEQ Figure \* ARABIC ">
-        <w:r>
-          <w:rPr>
-            <w:noProof/>
-          </w:rPr>
-          <w:t>1</w:t>
-        </w:r>
-      </w:fldSimple>
+      <w:r>
+        <w:fldChar w:fldCharType="begin"/>
+      </w:r>
+      <w:r>
+        <w:instrText xml:space="preserve"> SEQ Figure \* ARABIC </w:instrText>
+      </w:r>
+      <w:r>
+        <w:fldChar w:fldCharType="separate"/>
+      </w:r>
+      <w:r>
+        <w:rPr>
+          <w:noProof/>
+        </w:rPr>
+        <w:t>1</w:t>
+      </w:r>
+      <w:r>
+        <w:rPr>
+          <w:noProof/>
+        </w:rPr>
+        <w:fldChar w:fldCharType="end"/>
+      </w:r>
       <w:r>
         <w:t>: 9-Tap Main Menu</w:t>
       </w:r>
@@ -6182,8 +6195,6 @@
       <w:r>
         <w:t xml:space="preserve"> The Delete Region Data button will delete all data from the selected regions’ database. The user will be prompted upon clicking this button to make sure if they want to delete this data.</w:t>
       </w:r>
-      <w:bookmarkStart w:id="17" w:name="_GoBack"/>
-      <w:bookmarkEnd w:id="17"/>
     </w:p>
     <w:p>
       <w:pPr>
@@ -6252,14 +6263,27 @@
       <w:r>
         <w:t xml:space="preserve">Figure </w:t>
       </w:r>
-      <w:fldSimple w:instr=" SEQ Figure \* ARABIC ">
-        <w:r>
-          <w:rPr>
-            <w:noProof/>
-          </w:rPr>
-          <w:t>2</w:t>
-        </w:r>
-      </w:fldSimple>
+      <w:r>
+        <w:fldChar w:fldCharType="begin"/>
+      </w:r>
+      <w:r>
+        <w:instrText xml:space="preserve"> SEQ Figure \* ARABIC </w:instrText>
+      </w:r>
+      <w:r>
+        <w:fldChar w:fldCharType="separate"/>
+      </w:r>
+      <w:r>
+        <w:rPr>
+          <w:noProof/>
+        </w:rPr>
+        <w:t>2</w:t>
+      </w:r>
+      <w:r>
+        <w:rPr>
+          <w:noProof/>
+        </w:rPr>
+        <w:fldChar w:fldCharType="end"/>
+      </w:r>
       <w:r>
         <w:t>: Main Menu</w:t>
       </w:r>
@@ -6324,12 +6348,12 @@
       <w:pPr>
         <w:pStyle w:val="Heading1"/>
       </w:pPr>
-      <w:bookmarkStart w:id="18" w:name="_Toc509165844"/>
+      <w:bookmarkStart w:id="17" w:name="_Toc509165844"/>
       <w:r>
         <w:lastRenderedPageBreak/>
         <w:t>Member Info</w:t>
       </w:r>
-      <w:bookmarkEnd w:id="18"/>
+      <w:bookmarkEnd w:id="17"/>
       <w:r>
         <w:fldChar w:fldCharType="begin"/>
       </w:r>
@@ -6499,14 +6523,27 @@
       <w:r>
         <w:t xml:space="preserve">Figure </w:t>
       </w:r>
-      <w:fldSimple w:instr=" SEQ Figure \* ARABIC ">
-        <w:r>
-          <w:rPr>
-            <w:noProof/>
-          </w:rPr>
-          <w:t>3</w:t>
-        </w:r>
-      </w:fldSimple>
+      <w:r>
+        <w:fldChar w:fldCharType="begin"/>
+      </w:r>
+      <w:r>
+        <w:instrText xml:space="preserve"> SEQ Figure \* ARABIC </w:instrText>
+      </w:r>
+      <w:r>
+        <w:fldChar w:fldCharType="separate"/>
+      </w:r>
+      <w:r>
+        <w:rPr>
+          <w:noProof/>
+        </w:rPr>
+        <w:t>3</w:t>
+      </w:r>
+      <w:r>
+        <w:rPr>
+          <w:noProof/>
+        </w:rPr>
+        <w:fldChar w:fldCharType="end"/>
+      </w:r>
       <w:r>
         <w:t>: Member Information</w:t>
       </w:r>
@@ -6515,7 +6552,7 @@
       <w:pPr>
         <w:pStyle w:val="Heading3"/>
       </w:pPr>
-      <w:bookmarkStart w:id="19" w:name="_Toc509165845"/>
+      <w:bookmarkStart w:id="18" w:name="_Toc509165845"/>
       <w:r>
         <w:lastRenderedPageBreak/>
         <w:t>Import</w:t>
@@ -6554,7 +6591,7 @@
       <w:r>
         <w:t>Member</w:t>
       </w:r>
-      <w:bookmarkEnd w:id="19"/>
+      <w:bookmarkEnd w:id="18"/>
       <w:r>
         <w:fldChar w:fldCharType="begin"/>
       </w:r>
@@ -6679,11 +6716,11 @@
       <w:pPr>
         <w:pStyle w:val="Heading3"/>
       </w:pPr>
-      <w:bookmarkStart w:id="20" w:name="_Toc509165846"/>
+      <w:bookmarkStart w:id="19" w:name="_Toc509165846"/>
       <w:r>
         <w:t>New Members</w:t>
       </w:r>
-      <w:bookmarkEnd w:id="20"/>
+      <w:bookmarkEnd w:id="19"/>
       <w:r>
         <w:fldChar w:fldCharType="begin"/>
       </w:r>
@@ -7010,14 +7047,27 @@
         <w:lastRenderedPageBreak/>
         <w:t xml:space="preserve">Figure </w:t>
       </w:r>
-      <w:fldSimple w:instr=" SEQ Figure \* ARABIC ">
-        <w:r>
-          <w:rPr>
-            <w:noProof/>
-          </w:rPr>
-          <w:t>4</w:t>
-        </w:r>
-      </w:fldSimple>
+      <w:r>
+        <w:fldChar w:fldCharType="begin"/>
+      </w:r>
+      <w:r>
+        <w:instrText xml:space="preserve"> SEQ Figure \* ARABIC </w:instrText>
+      </w:r>
+      <w:r>
+        <w:fldChar w:fldCharType="separate"/>
+      </w:r>
+      <w:r>
+        <w:rPr>
+          <w:noProof/>
+        </w:rPr>
+        <w:t>4</w:t>
+      </w:r>
+      <w:r>
+        <w:rPr>
+          <w:noProof/>
+        </w:rPr>
+        <w:fldChar w:fldCharType="end"/>
+      </w:r>
       <w:r>
         <w:t>: Member Information</w:t>
       </w:r>
@@ -7026,14 +7076,14 @@
       <w:pPr>
         <w:pStyle w:val="Heading3"/>
       </w:pPr>
-      <w:bookmarkStart w:id="21" w:name="_Toc509165847"/>
+      <w:bookmarkStart w:id="20" w:name="_Toc509165847"/>
       <w:r>
         <w:t xml:space="preserve">Updating </w:t>
       </w:r>
       <w:r>
         <w:t>Members</w:t>
       </w:r>
-      <w:bookmarkEnd w:id="21"/>
+      <w:bookmarkEnd w:id="20"/>
       <w:r>
         <w:fldChar w:fldCharType="begin"/>
       </w:r>
@@ -7190,14 +7240,14 @@
           <w:szCs w:val="20"/>
         </w:rPr>
       </w:pPr>
-      <w:bookmarkStart w:id="22" w:name="_Toc509165848"/>
+      <w:bookmarkStart w:id="21" w:name="_Toc509165848"/>
       <w:r>
         <w:rPr>
           <w:szCs w:val="20"/>
         </w:rPr>
         <w:t>Stats</w:t>
       </w:r>
-      <w:bookmarkEnd w:id="22"/>
+      <w:bookmarkEnd w:id="21"/>
       <w:r>
         <w:rPr>
           <w:szCs w:val="20"/>
@@ -7390,14 +7440,27 @@
       <w:r>
         <w:t xml:space="preserve">Figure </w:t>
       </w:r>
-      <w:fldSimple w:instr=" SEQ Figure \* ARABIC ">
-        <w:r>
-          <w:rPr>
-            <w:noProof/>
-          </w:rPr>
-          <w:t>5</w:t>
-        </w:r>
-      </w:fldSimple>
+      <w:r>
+        <w:fldChar w:fldCharType="begin"/>
+      </w:r>
+      <w:r>
+        <w:instrText xml:space="preserve"> SEQ Figure \* ARABIC </w:instrText>
+      </w:r>
+      <w:r>
+        <w:fldChar w:fldCharType="separate"/>
+      </w:r>
+      <w:r>
+        <w:rPr>
+          <w:noProof/>
+        </w:rPr>
+        <w:t>5</w:t>
+      </w:r>
+      <w:r>
+        <w:rPr>
+          <w:noProof/>
+        </w:rPr>
+        <w:fldChar w:fldCharType="end"/>
+      </w:r>
       <w:r>
         <w:t>: Stats</w:t>
       </w:r>
@@ -7462,7 +7525,7 @@
           <w:szCs w:val="20"/>
         </w:rPr>
       </w:pPr>
-      <w:bookmarkStart w:id="23" w:name="_Toc509165849"/>
+      <w:bookmarkStart w:id="22" w:name="_Toc509165849"/>
       <w:r>
         <w:rPr>
           <w:szCs w:val="20"/>
@@ -7470,7 +7533,7 @@
         <w:lastRenderedPageBreak/>
         <w:t>Member Search</w:t>
       </w:r>
-      <w:bookmarkEnd w:id="23"/>
+      <w:bookmarkEnd w:id="22"/>
       <w:r>
         <w:rPr>
           <w:szCs w:val="20"/>
@@ -7702,14 +7765,27 @@
       <w:r>
         <w:t xml:space="preserve">Figure </w:t>
       </w:r>
-      <w:fldSimple w:instr=" SEQ Figure \* ARABIC ">
-        <w:r>
-          <w:rPr>
-            <w:noProof/>
-          </w:rPr>
-          <w:t>6</w:t>
-        </w:r>
-      </w:fldSimple>
+      <w:r>
+        <w:fldChar w:fldCharType="begin"/>
+      </w:r>
+      <w:r>
+        <w:instrText xml:space="preserve"> SEQ Figure \* ARABIC </w:instrText>
+      </w:r>
+      <w:r>
+        <w:fldChar w:fldCharType="separate"/>
+      </w:r>
+      <w:r>
+        <w:rPr>
+          <w:noProof/>
+        </w:rPr>
+        <w:t>6</w:t>
+      </w:r>
+      <w:r>
+        <w:rPr>
+          <w:noProof/>
+        </w:rPr>
+        <w:fldChar w:fldCharType="end"/>
+      </w:r>
       <w:r>
         <w:t>: Member search, blank and with results</w:t>
       </w:r>
@@ -7721,7 +7797,7 @@
           <w:szCs w:val="20"/>
         </w:rPr>
       </w:pPr>
-      <w:bookmarkStart w:id="24" w:name="_Toc509165850"/>
+      <w:bookmarkStart w:id="23" w:name="_Toc509165850"/>
       <w:r>
         <w:rPr>
           <w:szCs w:val="20"/>
@@ -7729,7 +7805,7 @@
         <w:lastRenderedPageBreak/>
         <w:t>Print Recaps</w:t>
       </w:r>
-      <w:bookmarkEnd w:id="24"/>
+      <w:bookmarkEnd w:id="23"/>
       <w:r>
         <w:rPr>
           <w:szCs w:val="20"/>
@@ -7917,14 +7993,27 @@
       <w:r>
         <w:t xml:space="preserve">Figure </w:t>
       </w:r>
-      <w:fldSimple w:instr=" SEQ Figure \* ARABIC ">
-        <w:r>
-          <w:rPr>
-            <w:noProof/>
-          </w:rPr>
-          <w:t>7</w:t>
-        </w:r>
-      </w:fldSimple>
+      <w:r>
+        <w:fldChar w:fldCharType="begin"/>
+      </w:r>
+      <w:r>
+        <w:instrText xml:space="preserve"> SEQ Figure \* ARABIC </w:instrText>
+      </w:r>
+      <w:r>
+        <w:fldChar w:fldCharType="separate"/>
+      </w:r>
+      <w:r>
+        <w:rPr>
+          <w:noProof/>
+        </w:rPr>
+        <w:t>7</w:t>
+      </w:r>
+      <w:r>
+        <w:rPr>
+          <w:noProof/>
+        </w:rPr>
+        <w:fldChar w:fldCharType="end"/>
+      </w:r>
       <w:r>
         <w:t>: basic printer dialog</w:t>
       </w:r>
@@ -7939,14 +8028,14 @@
           <w:szCs w:val="20"/>
         </w:rPr>
       </w:pPr>
-      <w:bookmarkStart w:id="25" w:name="_Toc509165851"/>
+      <w:bookmarkStart w:id="24" w:name="_Toc509165851"/>
       <w:r>
         <w:rPr>
           <w:szCs w:val="20"/>
         </w:rPr>
         <w:t>Import</w:t>
       </w:r>
-      <w:bookmarkEnd w:id="25"/>
+      <w:bookmarkEnd w:id="24"/>
       <w:r>
         <w:rPr>
           <w:szCs w:val="20"/>
@@ -8101,14 +8190,27 @@
       <w:r>
         <w:t xml:space="preserve">Figure </w:t>
       </w:r>
-      <w:fldSimple w:instr=" SEQ Figure \* ARABIC ">
-        <w:r>
-          <w:rPr>
-            <w:noProof/>
-          </w:rPr>
-          <w:t>8</w:t>
-        </w:r>
-      </w:fldSimple>
+      <w:r>
+        <w:fldChar w:fldCharType="begin"/>
+      </w:r>
+      <w:r>
+        <w:instrText xml:space="preserve"> SEQ Figure \* ARABIC </w:instrText>
+      </w:r>
+      <w:r>
+        <w:fldChar w:fldCharType="separate"/>
+      </w:r>
+      <w:r>
+        <w:rPr>
+          <w:noProof/>
+        </w:rPr>
+        <w:t>8</w:t>
+      </w:r>
+      <w:r>
+        <w:rPr>
+          <w:noProof/>
+        </w:rPr>
+        <w:fldChar w:fldCharType="end"/>
+      </w:r>
       <w:r>
         <w:t>: Importing existing player information</w:t>
       </w:r>
@@ -8117,12 +8219,12 @@
       <w:pPr>
         <w:pStyle w:val="Heading1"/>
       </w:pPr>
-      <w:bookmarkStart w:id="26" w:name="_Toc509165852"/>
+      <w:bookmarkStart w:id="25" w:name="_Toc509165852"/>
       <w:r>
         <w:lastRenderedPageBreak/>
         <w:t>Member Scores</w:t>
       </w:r>
-      <w:bookmarkEnd w:id="26"/>
+      <w:bookmarkEnd w:id="25"/>
       <w:r>
         <w:fldChar w:fldCharType="begin"/>
       </w:r>
@@ -8233,14 +8335,27 @@
       <w:r>
         <w:t xml:space="preserve">Figure </w:t>
       </w:r>
-      <w:fldSimple w:instr=" SEQ Figure \* ARABIC ">
-        <w:r>
-          <w:rPr>
-            <w:noProof/>
-          </w:rPr>
-          <w:t>9</w:t>
-        </w:r>
-      </w:fldSimple>
+      <w:r>
+        <w:fldChar w:fldCharType="begin"/>
+      </w:r>
+      <w:r>
+        <w:instrText xml:space="preserve"> SEQ Figure \* ARABIC </w:instrText>
+      </w:r>
+      <w:r>
+        <w:fldChar w:fldCharType="separate"/>
+      </w:r>
+      <w:r>
+        <w:rPr>
+          <w:noProof/>
+        </w:rPr>
+        <w:t>9</w:t>
+      </w:r>
+      <w:r>
+        <w:rPr>
+          <w:noProof/>
+        </w:rPr>
+        <w:fldChar w:fldCharType="end"/>
+      </w:r>
       <w:r>
         <w:t>: Member Scores</w:t>
       </w:r>
@@ -8399,7 +8514,7 @@
           <w:szCs w:val="20"/>
         </w:rPr>
       </w:pPr>
-      <w:bookmarkStart w:id="27" w:name="_Toc509165853"/>
+      <w:bookmarkStart w:id="26" w:name="_Toc509165853"/>
       <w:r>
         <w:rPr>
           <w:szCs w:val="20"/>
@@ -8407,7 +8522,7 @@
         <w:lastRenderedPageBreak/>
         <w:t>Tournament Stats</w:t>
       </w:r>
-      <w:bookmarkEnd w:id="27"/>
+      <w:bookmarkEnd w:id="26"/>
       <w:r>
         <w:rPr>
           <w:szCs w:val="20"/>
@@ -8607,14 +8722,27 @@
       <w:r>
         <w:t xml:space="preserve">Figure </w:t>
       </w:r>
-      <w:fldSimple w:instr=" SEQ Figure \* ARABIC ">
-        <w:r>
-          <w:rPr>
-            <w:noProof/>
-          </w:rPr>
-          <w:t>10</w:t>
-        </w:r>
-      </w:fldSimple>
+      <w:r>
+        <w:fldChar w:fldCharType="begin"/>
+      </w:r>
+      <w:r>
+        <w:instrText xml:space="preserve"> SEQ Figure \* ARABIC </w:instrText>
+      </w:r>
+      <w:r>
+        <w:fldChar w:fldCharType="separate"/>
+      </w:r>
+      <w:r>
+        <w:rPr>
+          <w:noProof/>
+        </w:rPr>
+        <w:t>10</w:t>
+      </w:r>
+      <w:r>
+        <w:rPr>
+          <w:noProof/>
+        </w:rPr>
+        <w:fldChar w:fldCharType="end"/>
+      </w:r>
       <w:r>
         <w:t>: Tournament Stats</w:t>
       </w:r>
@@ -8669,7 +8797,7 @@
           <w:szCs w:val="20"/>
         </w:rPr>
       </w:pPr>
-      <w:bookmarkStart w:id="28" w:name="_Toc509165854"/>
+      <w:bookmarkStart w:id="27" w:name="_Toc509165854"/>
       <w:r>
         <w:rPr>
           <w:szCs w:val="20"/>
@@ -8720,7 +8848,7 @@
         </w:rPr>
         <w:t xml:space="preserve"> By Tournament</w:t>
       </w:r>
-      <w:bookmarkEnd w:id="28"/>
+      <w:bookmarkEnd w:id="27"/>
       <w:r>
         <w:rPr>
           <w:szCs w:val="20"/>
@@ -8888,14 +9016,27 @@
       <w:r>
         <w:t xml:space="preserve">Figure </w:t>
       </w:r>
-      <w:fldSimple w:instr=" SEQ Figure \* ARABIC ">
-        <w:r>
-          <w:rPr>
-            <w:noProof/>
-          </w:rPr>
-          <w:t>11</w:t>
-        </w:r>
-      </w:fldSimple>
+      <w:r>
+        <w:fldChar w:fldCharType="begin"/>
+      </w:r>
+      <w:r>
+        <w:instrText xml:space="preserve"> SEQ Figure \* ARABIC </w:instrText>
+      </w:r>
+      <w:r>
+        <w:fldChar w:fldCharType="separate"/>
+      </w:r>
+      <w:r>
+        <w:rPr>
+          <w:noProof/>
+        </w:rPr>
+        <w:t>11</w:t>
+      </w:r>
+      <w:r>
+        <w:rPr>
+          <w:noProof/>
+        </w:rPr>
+        <w:fldChar w:fldCharType="end"/>
+      </w:r>
       <w:r>
         <w:t xml:space="preserve"> Print Dialog</w:t>
       </w:r>
@@ -8904,12 +9045,12 @@
       <w:pPr>
         <w:pStyle w:val="Heading2"/>
       </w:pPr>
-      <w:bookmarkStart w:id="29" w:name="_Toc509165855"/>
+      <w:bookmarkStart w:id="28" w:name="_Toc509165855"/>
       <w:r>
         <w:lastRenderedPageBreak/>
         <w:t>Tournament Place Standings</w:t>
       </w:r>
-      <w:bookmarkEnd w:id="29"/>
+      <w:bookmarkEnd w:id="28"/>
       <w:r>
         <w:fldChar w:fldCharType="begin"/>
       </w:r>
@@ -9037,14 +9178,27 @@
       <w:r>
         <w:t xml:space="preserve">Figure </w:t>
       </w:r>
-      <w:fldSimple w:instr=" SEQ Figure \* ARABIC ">
-        <w:r>
-          <w:rPr>
-            <w:noProof/>
-          </w:rPr>
-          <w:t>12</w:t>
-        </w:r>
-      </w:fldSimple>
+      <w:r>
+        <w:fldChar w:fldCharType="begin"/>
+      </w:r>
+      <w:r>
+        <w:instrText xml:space="preserve"> SEQ Figure \* ARABIC </w:instrText>
+      </w:r>
+      <w:r>
+        <w:fldChar w:fldCharType="separate"/>
+      </w:r>
+      <w:r>
+        <w:rPr>
+          <w:noProof/>
+        </w:rPr>
+        <w:t>12</w:t>
+      </w:r>
+      <w:r>
+        <w:rPr>
+          <w:noProof/>
+        </w:rPr>
+        <w:fldChar w:fldCharType="end"/>
+      </w:r>
       <w:r>
         <w:t>: Tournament Place Standings</w:t>
       </w:r>
@@ -9078,26 +9232,214 @@
       <w:pPr>
         <w:pStyle w:val="Heading2"/>
       </w:pPr>
-      <w:bookmarkStart w:id="30" w:name="_Toc509165856"/>
+      <w:bookmarkStart w:id="29" w:name="_Toc509165856"/>
       <w:r>
         <w:lastRenderedPageBreak/>
-        <w:t>Create/Edit Tournament</w:t>
-      </w:r>
+        <w:t xml:space="preserve"> How to create or e</w:t>
+      </w:r>
+      <w:r>
+        <w:t>dit Tournament</w:t>
+      </w:r>
+      <w:bookmarkEnd w:id="29"/>
+      <w:r>
+        <w:fldChar w:fldCharType="begin"/>
+      </w:r>
+      <w:r>
+        <w:instrText xml:space="preserve"> XE "</w:instrText>
+      </w:r>
+      <w:r>
+        <w:instrText>Create/Edit Tournament</w:instrText>
+      </w:r>
+      <w:r>
+        <w:instrText xml:space="preserve">" </w:instrText>
+      </w:r>
+      <w:r>
+        <w:fldChar w:fldCharType="end"/>
+      </w:r>
+    </w:p>
+    <w:p>
+      <w:pPr>
+        <w:pStyle w:val="BodyText"/>
+        <w:keepNext/>
+      </w:pPr>
+      <w:r>
+        <w:t>Before scores can be</w:t>
+      </w:r>
+      <w:r>
+        <w:t xml:space="preserve"> added into a tournament, a tournament </w:t>
+      </w:r>
+      <w:r>
+        <w:t>needs to be created first. This can be done from the Member Scores tab. To begin</w:t>
+      </w:r>
+      <w:r>
+        <w:t>, click the Create/</w:t>
+      </w:r>
+      <w:r>
+        <w:t>Edit Tournament button located below the Stats s</w:t>
+      </w:r>
+      <w:r>
+        <w:t>ection</w:t>
+      </w:r>
+      <w:r>
+        <w:t>.</w:t>
+      </w:r>
+      <w:r>
+        <w:t xml:space="preserve"> </w:t>
+      </w:r>
+      <w:r>
+        <w:t>This will open a form</w:t>
+      </w:r>
+      <w:r>
+        <w:t xml:space="preserve"> to create a tournament.</w:t>
+      </w:r>
+    </w:p>
+    <w:p>
+      <w:pPr>
+        <w:pStyle w:val="BodyText"/>
+        <w:keepNext/>
+      </w:pPr>
+      <w:r>
+        <w:t>Populate this form</w:t>
+      </w:r>
+      <w:r>
+        <w:t xml:space="preserve"> with the following </w:t>
+      </w:r>
+      <w:r>
+        <w:t>information: the location of th</w:t>
+      </w:r>
+      <w:r>
+        <w:t xml:space="preserve">e tournament, </w:t>
+      </w:r>
+      <w:r>
+        <w:t>the name of the tournament, and any sponsors that support the tournament.</w:t>
+      </w:r>
+      <w:r>
+        <w:t xml:space="preserve"> The da</w:t>
+      </w:r>
+      <w:r>
+        <w:t xml:space="preserve">te will default to today’s date. </w:t>
+      </w:r>
+      <w:r>
+        <w:t>If the tournament</w:t>
+      </w:r>
+      <w:r>
+        <w:t xml:space="preserve"> is a 3 Out of 4 tourne</w:t>
+      </w:r>
+      <w:r>
+        <w:t>y, then check the appropriate box</w:t>
+      </w:r>
+      <w:r>
+        <w:t>. Finally, enter the number of squads</w:t>
+      </w:r>
+      <w:r>
+        <w:t xml:space="preserve"> and </w:t>
+      </w:r>
+      <w:r>
+        <w:t>any notes for</w:t>
+      </w:r>
+      <w:r>
+        <w:t xml:space="preserve"> the tournament.</w:t>
+      </w:r>
+      <w:r>
+        <w:t xml:space="preserve"> </w:t>
+      </w:r>
+      <w:r>
+        <w:t>Review</w:t>
+      </w:r>
+      <w:r>
+        <w:t xml:space="preserve"> these fields again if necessary for accuracy and if the user wants to clear the entire form and start over, there is a Clea</w:t>
+      </w:r>
+      <w:r>
+        <w:t xml:space="preserve">r button at the top of the </w:t>
+      </w:r>
+      <w:r>
+        <w:t>form.</w:t>
+      </w:r>
+      <w:r>
+        <w:t xml:space="preserve"> Once all of the information is </w:t>
+      </w:r>
+      <w:r>
+        <w:t>proofread, click the Create Tournament button at the bottom</w:t>
+      </w:r>
+      <w:r>
+        <w:t xml:space="preserve"> of the form to add the </w:t>
+      </w:r>
+      <w:r>
+        <w:t>tournament</w:t>
+      </w:r>
+      <w:r>
+        <w:t xml:space="preserve"> to the 9-</w:t>
+      </w:r>
+      <w:r>
+        <w:t>Tap database.</w:t>
+      </w:r>
+    </w:p>
+    <w:p>
+      <w:pPr>
+        <w:pStyle w:val="BodyText"/>
+        <w:keepNext/>
+      </w:pPr>
+      <w:r>
+        <w:t>There are some additional details</w:t>
+      </w:r>
+      <w:r>
+        <w:t xml:space="preserve"> to note when it c</w:t>
+      </w:r>
+      <w:r>
+        <w:t>omes to creating</w:t>
+      </w:r>
+      <w:r>
+        <w:t xml:space="preserve"> a tournament. </w:t>
+      </w:r>
+      <w:r>
+        <w:t>If the squads box is empty or is not between one and eight,</w:t>
+      </w:r>
+      <w:r>
+        <w:t xml:space="preserve"> the user</w:t>
+      </w:r>
+      <w:r>
+        <w:t xml:space="preserve"> will be prompted </w:t>
+      </w:r>
+      <w:r>
+        <w:t>to input</w:t>
+      </w:r>
+      <w:bookmarkStart w:id="30" w:name="_GoBack"/>
       <w:bookmarkEnd w:id="30"/>
       <w:r>
-        <w:fldChar w:fldCharType="begin"/>
-      </w:r>
-      <w:r>
-        <w:instrText xml:space="preserve"> XE "</w:instrText>
-      </w:r>
-      <w:r>
-        <w:instrText>Create/Edit Tournament</w:instrText>
-      </w:r>
-      <w:r>
-        <w:instrText xml:space="preserve">" </w:instrText>
-      </w:r>
-      <w:r>
-        <w:fldChar w:fldCharType="end"/>
+        <w:t xml:space="preserve"> the required information</w:t>
+      </w:r>
+      <w:r>
+        <w:t xml:space="preserve"> </w:t>
+      </w:r>
+      <w:r>
+        <w:t xml:space="preserve">when </w:t>
+      </w:r>
+      <w:r>
+        <w:t>they click the Create Tournament button</w:t>
+      </w:r>
+      <w:r>
+        <w:t>.</w:t>
+      </w:r>
+      <w:r>
+        <w:t xml:space="preserve"> The only</w:t>
+      </w:r>
+      <w:r>
+        <w:t xml:space="preserve"> requirements to create a tournament</w:t>
+      </w:r>
+      <w:r>
+        <w:t xml:space="preserve"> are</w:t>
+      </w:r>
+      <w:r>
+        <w:t xml:space="preserve"> </w:t>
+      </w:r>
+      <w:r>
+        <w:t xml:space="preserve">the location of the tournament </w:t>
+      </w:r>
+      <w:r>
+        <w:t>and the num</w:t>
+      </w:r>
+      <w:r>
+        <w:t>ber of squads in the tournament. Event and Sponsors may be left blank.</w:t>
       </w:r>
     </w:p>
     <w:p>
@@ -9106,71 +9448,14 @@
         <w:keepNext/>
       </w:pPr>
       <w:r>
-        <w:t>From the Member Scores</w:t>
-      </w:r>
-      <w:r>
-        <w:fldChar w:fldCharType="begin"/>
-      </w:r>
-      <w:r>
-        <w:instrText xml:space="preserve"> XE "</w:instrText>
-      </w:r>
-      <w:r>
-        <w:instrText>Member Scores</w:instrText>
-      </w:r>
-      <w:r>
-        <w:instrText xml:space="preserve">" </w:instrText>
-      </w:r>
-      <w:r>
-        <w:fldChar w:fldCharType="end"/>
-      </w:r>
-      <w:r>
-        <w:t xml:space="preserve"> screen, click on the “Create/Edit Tournament</w:t>
-      </w:r>
-      <w:r>
-        <w:fldChar w:fldCharType="begin"/>
-      </w:r>
-      <w:r>
-        <w:instrText xml:space="preserve"> XE "</w:instrText>
-      </w:r>
-      <w:r>
-        <w:instrText>Create/Edit Tournament</w:instrText>
-      </w:r>
-      <w:r>
-        <w:instrText xml:space="preserve">" </w:instrText>
-      </w:r>
-      <w:r>
-        <w:fldChar w:fldCharType="end"/>
-      </w:r>
-      <w:r>
-        <w:t>…” button. You should now see the New Tournament screen.</w:t>
-      </w:r>
-      <w:r>
-        <w:t xml:space="preserve"> Select the tournament date. Fill in the name of the bowling center in the Location field. Put the name of the event in the Event field. List the sponsors in the </w:t>
-      </w:r>
-      <w:r>
-        <w:t>Sponsors</w:t>
-      </w:r>
-      <w:r>
-        <w:t xml:space="preserve"> field. DO NOT CHECK THE DOUBLES BOX. If it’s a three out of four tournament, check the “3 out of 4” box. Fill in the number of squads in the Number of Squads field. The default is 4.</w:t>
-      </w:r>
-      <w:r>
-        <w:t xml:space="preserve"> Any necessary tournament notes should be entered in the Notes field. Double check the entries for accuracy. Click “Create Tournament” to save the entry.</w:t>
-      </w:r>
-    </w:p>
-    <w:p>
-      <w:pPr>
-        <w:pStyle w:val="BodyText"/>
-        <w:keepNext/>
-      </w:pPr>
-      <w:r>
         <w:rPr>
           <w:noProof/>
         </w:rPr>
         <w:drawing>
-          <wp:inline distT="0" distB="0" distL="0" distR="0" wp14:anchorId="30EDA2AE" wp14:editId="2786B631">
-            <wp:extent cx="2829320" cy="5125165"/>
-            <wp:effectExtent l="19050" t="19050" r="28575" b="18415"/>
-            <wp:docPr id="16" name="Picture 16"/>
+          <wp:inline distT="0" distB="0" distL="0" distR="0" wp14:anchorId="06BE2E10" wp14:editId="0C01238A">
+            <wp:extent cx="2837815" cy="4364990"/>
+            <wp:effectExtent l="0" t="0" r="635" b="0"/>
+            <wp:docPr id="3" name="Picture 3" descr="C:\Users\Tfair\Desktop\DocumentationBackup-9Tap\9TapCreateEditTourney.png"/>
             <wp:cNvGraphicFramePr>
               <a:graphicFrameLocks xmlns:a="http://schemas.openxmlformats.org/drawingml/2006/main" noChangeAspect="1"/>
             </wp:cNvGraphicFramePr>
@@ -9178,8 +9463,10 @@
               <a:graphicData uri="http://schemas.openxmlformats.org/drawingml/2006/picture">
                 <pic:pic xmlns:pic="http://schemas.openxmlformats.org/drawingml/2006/picture">
                   <pic:nvPicPr>
-                    <pic:cNvPr id="16" name="NewTournamentForm.PNG"/>
-                    <pic:cNvPicPr/>
+                    <pic:cNvPr id="0" name="Picture 3" descr="C:\Users\Tfair\Desktop\DocumentationBackup-9Tap\9TapCreateEditTourney.png"/>
+                    <pic:cNvPicPr>
+                      <a:picLocks noChangeAspect="1" noChangeArrowheads="1"/>
+                    </pic:cNvPicPr>
                   </pic:nvPicPr>
                   <pic:blipFill>
                     <a:blip r:embed="rId26">
@@ -9189,26 +9476,23 @@
                         </a:ext>
                       </a:extLst>
                     </a:blip>
+                    <a:srcRect/>
                     <a:stretch>
                       <a:fillRect/>
                     </a:stretch>
                   </pic:blipFill>
-                  <pic:spPr>
+                  <pic:spPr bwMode="auto">
                     <a:xfrm>
                       <a:off x="0" y="0"/>
-                      <a:ext cx="2829320" cy="5125165"/>
+                      <a:ext cx="2837815" cy="4364990"/>
                     </a:xfrm>
                     <a:prstGeom prst="rect">
                       <a:avLst/>
                     </a:prstGeom>
+                    <a:noFill/>
                     <a:ln>
-                      <a:solidFill>
-                        <a:schemeClr val="bg1">
-                          <a:lumMod val="85000"/>
-                        </a:schemeClr>
-                      </a:solidFill>
+                      <a:noFill/>
                     </a:ln>
-                    <a:effectLst/>
                   </pic:spPr>
                 </pic:pic>
               </a:graphicData>
@@ -9223,16 +9507,30 @@
         <w:jc w:val="both"/>
       </w:pPr>
       <w:r>
+        <w:lastRenderedPageBreak/>
         <w:t xml:space="preserve">Figure </w:t>
       </w:r>
-      <w:fldSimple w:instr=" SEQ Figure \* ARABIC ">
-        <w:r>
-          <w:rPr>
-            <w:noProof/>
-          </w:rPr>
-          <w:t>13</w:t>
-        </w:r>
-      </w:fldSimple>
+      <w:r>
+        <w:fldChar w:fldCharType="begin"/>
+      </w:r>
+      <w:r>
+        <w:instrText xml:space="preserve"> SEQ Figure \* ARABIC </w:instrText>
+      </w:r>
+      <w:r>
+        <w:fldChar w:fldCharType="separate"/>
+      </w:r>
+      <w:r>
+        <w:rPr>
+          <w:noProof/>
+        </w:rPr>
+        <w:t>13</w:t>
+      </w:r>
+      <w:r>
+        <w:rPr>
+          <w:noProof/>
+        </w:rPr>
+        <w:fldChar w:fldCharType="end"/>
+      </w:r>
       <w:r>
         <w:t xml:space="preserve">: </w:t>
       </w:r>
@@ -9277,7 +9575,10 @@
       </w:pPr>
       <w:bookmarkStart w:id="31" w:name="_Toc509165857"/>
       <w:r>
-        <w:t>To Update an Existing Tournament</w:t>
+        <w:t xml:space="preserve"> How t</w:t>
+      </w:r>
+      <w:r>
+        <w:t>o Update an Existing Tournament</w:t>
       </w:r>
       <w:bookmarkEnd w:id="31"/>
     </w:p>
@@ -9352,11 +9653,7 @@
         <w:t xml:space="preserve">See Search Tournaments </w:t>
       </w:r>
       <w:r>
-        <w:t xml:space="preserve">for the search function. Once the </w:t>
-      </w:r>
-      <w:r>
-        <w:lastRenderedPageBreak/>
-        <w:t>tournament to edit has been selected, you can then edit the pertinent information and save the entry.</w:t>
+        <w:t>for the search function. Once the tournament to edit has been selected, you can then edit the pertinent information and save the entry.</w:t>
       </w:r>
     </w:p>
     <w:p>
@@ -9535,14 +9832,27 @@
       <w:r>
         <w:t xml:space="preserve">Figure </w:t>
       </w:r>
-      <w:fldSimple w:instr=" SEQ Figure \* ARABIC ">
-        <w:r>
-          <w:rPr>
-            <w:noProof/>
-          </w:rPr>
-          <w:t>14</w:t>
-        </w:r>
-      </w:fldSimple>
+      <w:r>
+        <w:fldChar w:fldCharType="begin"/>
+      </w:r>
+      <w:r>
+        <w:instrText xml:space="preserve"> SEQ Figure \* ARABIC </w:instrText>
+      </w:r>
+      <w:r>
+        <w:fldChar w:fldCharType="separate"/>
+      </w:r>
+      <w:r>
+        <w:rPr>
+          <w:noProof/>
+        </w:rPr>
+        <w:t>14</w:t>
+      </w:r>
+      <w:r>
+        <w:rPr>
+          <w:noProof/>
+        </w:rPr>
+        <w:fldChar w:fldCharType="end"/>
+      </w:r>
       <w:r>
         <w:t>: Tournament Search Forms</w:t>
       </w:r>
@@ -9646,6 +9956,45 @@
       <w:r>
         <w:t>To find a tournament by event: Fill in the name of the event in the Event field. Click “Search”. Choose the tournament you need from the displayed list. Click “Accept”.</w:t>
       </w:r>
+      <w:r>
+        <w:t xml:space="preserve"> </w:t>
+      </w:r>
+    </w:p>
+    <w:p>
+      <w:pPr>
+        <w:pStyle w:val="BodyText"/>
+      </w:pPr>
+      <w:r>
+        <w:lastRenderedPageBreak/>
+        <w:t>One important thing to note is that searching by event and location can be done with just a letter found in the name of the loc</w:t>
+      </w:r>
+      <w:r>
+        <w:t>ation or the event</w:t>
+      </w:r>
+      <w:r>
+        <w:t>.</w:t>
+      </w:r>
+      <w:r>
+        <w:t xml:space="preserve"> For example, there are two tourname</w:t>
+      </w:r>
+      <w:r>
+        <w:t>nts: one in San Francisco</w:t>
+      </w:r>
+      <w:r>
+        <w:t>, and another in Seattle.</w:t>
+      </w:r>
+      <w:r>
+        <w:t xml:space="preserve"> Entering “S” in the search bar will yield both</w:t>
+      </w:r>
+      <w:r>
+        <w:t xml:space="preserve"> of these</w:t>
+      </w:r>
+      <w:r>
+        <w:t xml:space="preserve"> in the</w:t>
+      </w:r>
+      <w:r>
+        <w:t xml:space="preserve"> results.</w:t>
+      </w:r>
     </w:p>
     <w:p>
       <w:pPr>
@@ -9686,7 +10035,6 @@
       </w:pPr>
       <w:bookmarkStart w:id="36" w:name="_Toc509165862"/>
       <w:r>
-        <w:lastRenderedPageBreak/>
         <w:t>List Tournaments</w:t>
       </w:r>
       <w:r>
@@ -9930,14 +10278,27 @@
       <w:r>
         <w:t xml:space="preserve">Figure </w:t>
       </w:r>
-      <w:fldSimple w:instr=" SEQ Figure \* ARABIC ">
-        <w:r>
-          <w:rPr>
-            <w:noProof/>
-          </w:rPr>
-          <w:t>15</w:t>
-        </w:r>
-      </w:fldSimple>
+      <w:r>
+        <w:fldChar w:fldCharType="begin"/>
+      </w:r>
+      <w:r>
+        <w:instrText xml:space="preserve"> SEQ Figure \* ARABIC </w:instrText>
+      </w:r>
+      <w:r>
+        <w:fldChar w:fldCharType="separate"/>
+      </w:r>
+      <w:r>
+        <w:rPr>
+          <w:noProof/>
+        </w:rPr>
+        <w:t>15</w:t>
+      </w:r>
+      <w:r>
+        <w:rPr>
+          <w:noProof/>
+        </w:rPr>
+        <w:fldChar w:fldCharType="end"/>
+      </w:r>
       <w:r>
         <w:t>: Tournaments</w:t>
       </w:r>
@@ -9976,6 +10337,7 @@
       </w:pPr>
       <w:bookmarkStart w:id="37" w:name="_Toc509165863"/>
       <w:r>
+        <w:lastRenderedPageBreak/>
         <w:t>Reports</w:t>
       </w:r>
       <w:bookmarkEnd w:id="37"/>
@@ -10153,14 +10515,27 @@
       <w:r>
         <w:t xml:space="preserve">Figure </w:t>
       </w:r>
-      <w:fldSimple w:instr=" SEQ Figure \* ARABIC ">
-        <w:r>
-          <w:rPr>
-            <w:noProof/>
-          </w:rPr>
-          <w:t>16</w:t>
-        </w:r>
-      </w:fldSimple>
+      <w:r>
+        <w:fldChar w:fldCharType="begin"/>
+      </w:r>
+      <w:r>
+        <w:instrText xml:space="preserve"> SEQ Figure \* ARABIC </w:instrText>
+      </w:r>
+      <w:r>
+        <w:fldChar w:fldCharType="separate"/>
+      </w:r>
+      <w:r>
+        <w:rPr>
+          <w:noProof/>
+        </w:rPr>
+        <w:t>16</w:t>
+      </w:r>
+      <w:r>
+        <w:rPr>
+          <w:noProof/>
+        </w:rPr>
+        <w:fldChar w:fldCharType="end"/>
+      </w:r>
       <w:r>
         <w:t xml:space="preserve"> Member Scores</w:t>
       </w:r>
@@ -10443,14 +10818,27 @@
       <w:r>
         <w:t xml:space="preserve">Figure </w:t>
       </w:r>
-      <w:fldSimple w:instr=" SEQ Figure \* ARABIC ">
-        <w:r>
-          <w:rPr>
-            <w:noProof/>
-          </w:rPr>
-          <w:t>17</w:t>
-        </w:r>
-      </w:fldSimple>
+      <w:r>
+        <w:fldChar w:fldCharType="begin"/>
+      </w:r>
+      <w:r>
+        <w:instrText xml:space="preserve"> SEQ Figure \* ARABIC </w:instrText>
+      </w:r>
+      <w:r>
+        <w:fldChar w:fldCharType="separate"/>
+      </w:r>
+      <w:r>
+        <w:rPr>
+          <w:noProof/>
+        </w:rPr>
+        <w:t>17</w:t>
+      </w:r>
+      <w:r>
+        <w:rPr>
+          <w:noProof/>
+        </w:rPr>
+        <w:fldChar w:fldCharType="end"/>
+      </w:r>
       <w:r>
         <w:t xml:space="preserve"> Tournament Results</w:t>
       </w:r>
@@ -10876,7 +11264,7 @@
           <w:noProof/>
         </w:rPr>
         <w:pict w14:anchorId="225EA388">
-          <v:shape id="_x0000_i1025" type="#_x0000_t75" style="width:384pt;height:222.75pt">
+          <v:shape id="_x0000_i1026" type="#_x0000_t75" style="width:384.45pt;height:222.8pt">
             <v:imagedata r:id="rId35" o:title="FinalizeTournamentWindow"/>
           </v:shape>
         </w:pict>
@@ -10889,14 +11277,27 @@
       <w:r>
         <w:t xml:space="preserve">Figure </w:t>
       </w:r>
-      <w:fldSimple w:instr=" SEQ Figure \* ARABIC ">
-        <w:r>
-          <w:rPr>
-            <w:noProof/>
-          </w:rPr>
-          <w:t>18</w:t>
-        </w:r>
-      </w:fldSimple>
+      <w:r>
+        <w:fldChar w:fldCharType="begin"/>
+      </w:r>
+      <w:r>
+        <w:instrText xml:space="preserve"> SEQ Figure \* ARABIC </w:instrText>
+      </w:r>
+      <w:r>
+        <w:fldChar w:fldCharType="separate"/>
+      </w:r>
+      <w:r>
+        <w:rPr>
+          <w:noProof/>
+        </w:rPr>
+        <w:t>18</w:t>
+      </w:r>
+      <w:r>
+        <w:rPr>
+          <w:noProof/>
+        </w:rPr>
+        <w:fldChar w:fldCharType="end"/>
+      </w:r>
       <w:r>
         <w:t xml:space="preserve"> Finalize Tournament</w:t>
       </w:r>
@@ -12129,14 +12530,27 @@
       <w:r>
         <w:t xml:space="preserve">Figure </w:t>
       </w:r>
-      <w:fldSimple w:instr=" SEQ Figure \* ARABIC ">
-        <w:r>
-          <w:rPr>
-            <w:noProof/>
-          </w:rPr>
-          <w:t>19</w:t>
-        </w:r>
-      </w:fldSimple>
+      <w:r>
+        <w:fldChar w:fldCharType="begin"/>
+      </w:r>
+      <w:r>
+        <w:instrText xml:space="preserve"> SEQ Figure \* ARABIC </w:instrText>
+      </w:r>
+      <w:r>
+        <w:fldChar w:fldCharType="separate"/>
+      </w:r>
+      <w:r>
+        <w:rPr>
+          <w:noProof/>
+        </w:rPr>
+        <w:t>19</w:t>
+      </w:r>
+      <w:r>
+        <w:rPr>
+          <w:noProof/>
+        </w:rPr>
+        <w:fldChar w:fldCharType="end"/>
+      </w:r>
       <w:r>
         <w:t>: Update Inactive status</w:t>
       </w:r>
@@ -12454,14 +12868,27 @@
       <w:r>
         <w:t xml:space="preserve">Figure </w:t>
       </w:r>
-      <w:fldSimple w:instr=" SEQ Figure \* ARABIC ">
-        <w:r>
-          <w:rPr>
-            <w:noProof/>
-          </w:rPr>
-          <w:t>20</w:t>
-        </w:r>
-      </w:fldSimple>
+      <w:r>
+        <w:fldChar w:fldCharType="begin"/>
+      </w:r>
+      <w:r>
+        <w:instrText xml:space="preserve"> SEQ Figure \* ARABIC </w:instrText>
+      </w:r>
+      <w:r>
+        <w:fldChar w:fldCharType="separate"/>
+      </w:r>
+      <w:r>
+        <w:rPr>
+          <w:noProof/>
+        </w:rPr>
+        <w:t>20</w:t>
+      </w:r>
+      <w:r>
+        <w:rPr>
+          <w:noProof/>
+        </w:rPr>
+        <w:fldChar w:fldCharType="end"/>
+      </w:r>
       <w:r>
         <w:t xml:space="preserve"> Showing split screen error</w:t>
       </w:r>
@@ -12483,7 +12910,7 @@
         <mc:AlternateContent>
           <mc:Choice Requires="wps">
             <w:drawing>
-              <wp:anchor distT="0" distB="0" distL="114300" distR="114300" simplePos="0" relativeHeight="251659264" behindDoc="0" locked="0" layoutInCell="1" allowOverlap="1" wp14:anchorId="7BB17706" wp14:editId="62300B34">
+              <wp:anchor distT="0" distB="0" distL="114300" distR="114300" simplePos="0" relativeHeight="251664384" behindDoc="0" locked="0" layoutInCell="1" allowOverlap="1" wp14:anchorId="7BB17706" wp14:editId="62300B34">
                 <wp:simplePos x="0" y="0"/>
                 <wp:positionH relativeFrom="column">
                   <wp:posOffset>3175</wp:posOffset>
@@ -12529,14 +12956,27 @@
                             <w:r>
                               <w:t xml:space="preserve">Figure </w:t>
                             </w:r>
-                            <w:fldSimple w:instr=" SEQ Figure \* ARABIC ">
-                              <w:r>
-                                <w:rPr>
-                                  <w:noProof/>
-                                </w:rPr>
-                                <w:t>21</w:t>
-                              </w:r>
-                            </w:fldSimple>
+                            <w:r>
+                              <w:fldChar w:fldCharType="begin"/>
+                            </w:r>
+                            <w:r>
+                              <w:instrText xml:space="preserve"> SEQ Figure \* ARABIC </w:instrText>
+                            </w:r>
+                            <w:r>
+                              <w:fldChar w:fldCharType="separate"/>
+                            </w:r>
+                            <w:r>
+                              <w:rPr>
+                                <w:noProof/>
+                              </w:rPr>
+                              <w:t>21</w:t>
+                            </w:r>
+                            <w:r>
+                              <w:rPr>
+                                <w:noProof/>
+                              </w:rPr>
+                              <w:fldChar w:fldCharType="end"/>
+                            </w:r>
                             <w:r>
                               <w:t xml:space="preserve"> Inner screen maximize</w:t>
                             </w:r>
@@ -12564,7 +13004,7 @@
                 <v:stroke joinstyle="miter"/>
                 <v:path gradientshapeok="t" o:connecttype="rect"/>
               </v:shapetype>
-              <v:shape id="Text Box 24" o:spid="_x0000_s1026" type="#_x0000_t202" style="position:absolute;left:0;text-align:left;margin-left:.25pt;margin-top:98.8pt;width:154.5pt;height:13.5pt;z-index:251659264;visibility:visible;mso-wrap-style:square;mso-height-percent:0;mso-wrap-distance-left:9pt;mso-wrap-distance-top:0;mso-wrap-distance-right:9pt;mso-wrap-distance-bottom:0;mso-position-horizontal:absolute;mso-position-horizontal-relative:text;mso-position-vertical:absolute;mso-position-vertical-relative:text;mso-height-percent:0;mso-height-relative:margin;v-text-anchor:top" o:gfxdata="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" stroked="f">
+              <v:shape id="Text Box 24" o:spid="_x0000_s1026" type="#_x0000_t202" style="position:absolute;left:0;text-align:left;margin-left:.25pt;margin-top:98.8pt;width:154.5pt;height:13.5pt;z-index:251664384;visibility:visible;mso-wrap-style:square;mso-height-percent:0;mso-wrap-distance-left:9pt;mso-wrap-distance-top:0;mso-wrap-distance-right:9pt;mso-wrap-distance-bottom:0;mso-position-horizontal:absolute;mso-position-horizontal-relative:text;mso-position-vertical:absolute;mso-position-vertical-relative:text;mso-height-percent:0;mso-height-relative:margin;v-text-anchor:top" o:gfxdata="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" stroked="f">
                 <v:textbox inset="0,0,0,0">
                   <w:txbxContent>
                     <w:p>
@@ -12578,14 +13018,27 @@
                       <w:r>
                         <w:t xml:space="preserve">Figure </w:t>
                       </w:r>
-                      <w:fldSimple w:instr=" SEQ Figure \* ARABIC ">
-                        <w:r>
-                          <w:rPr>
-                            <w:noProof/>
-                          </w:rPr>
-                          <w:t>21</w:t>
-                        </w:r>
-                      </w:fldSimple>
+                      <w:r>
+                        <w:fldChar w:fldCharType="begin"/>
+                      </w:r>
+                      <w:r>
+                        <w:instrText xml:space="preserve"> SEQ Figure \* ARABIC </w:instrText>
+                      </w:r>
+                      <w:r>
+                        <w:fldChar w:fldCharType="separate"/>
+                      </w:r>
+                      <w:r>
+                        <w:rPr>
+                          <w:noProof/>
+                        </w:rPr>
+                        <w:t>21</w:t>
+                      </w:r>
+                      <w:r>
+                        <w:rPr>
+                          <w:noProof/>
+                        </w:rPr>
+                        <w:fldChar w:fldCharType="end"/>
+                      </w:r>
                       <w:r>
                         <w:t xml:space="preserve"> Inner screen maximize</w:t>
                       </w:r>
@@ -12603,7 +13056,7 @@
           <w:noProof/>
         </w:rPr>
         <w:drawing>
-          <wp:anchor distT="0" distB="0" distL="114300" distR="114300" simplePos="0" relativeHeight="251657216" behindDoc="0" locked="0" layoutInCell="1" allowOverlap="1" wp14:anchorId="682AA4A0" wp14:editId="46FA8D0E">
+          <wp:anchor distT="0" distB="0" distL="114300" distR="114300" simplePos="0" relativeHeight="251656192" behindDoc="0" locked="0" layoutInCell="1" allowOverlap="1" wp14:anchorId="682AA4A0" wp14:editId="46FA8D0E">
             <wp:simplePos x="0" y="0"/>
             <wp:positionH relativeFrom="column">
               <wp:posOffset>3175</wp:posOffset>
@@ -17623,7 +18076,7 @@
         <w:rStyle w:val="PageNumber"/>
         <w:noProof/>
       </w:rPr>
-      <w:t>20</w:t>
+      <w:t>29</w:t>
     </w:r>
     <w:r>
       <w:rPr>
@@ -17673,7 +18126,7 @@
         <w:rStyle w:val="PageNumber"/>
         <w:noProof/>
       </w:rPr>
-      <w:t>43</w:t>
+      <w:t>45</w:t>
     </w:r>
     <w:r>
       <w:rPr>
@@ -21836,7 +22289,7 @@
 </file>
 
 <file path=customXml/itemProps1.xml><?xml version="1.0" encoding="utf-8"?>
-<ds:datastoreItem xmlns:ds="http://schemas.openxmlformats.org/officeDocument/2006/customXml" ds:itemID="{C560B855-FFAF-45DA-AEB0-3014908E87D5}">
+<ds:datastoreItem xmlns:ds="http://schemas.openxmlformats.org/officeDocument/2006/customXml" ds:itemID="{B011774D-5127-4AD7-A835-AE40441DAD15}">
   <ds:schemaRefs>
     <ds:schemaRef ds:uri="http://schemas.openxmlformats.org/officeDocument/2006/bibliography"/>
   </ds:schemaRefs>

--- a/9tapUserManual.docx
+++ b/9tapUserManual.docx
@@ -4353,27 +4353,14 @@
       <w:r>
         <w:t xml:space="preserve">Figure </w:t>
       </w:r>
-      <w:r>
-        <w:fldChar w:fldCharType="begin"/>
-      </w:r>
-      <w:r>
-        <w:instrText xml:space="preserve"> SEQ Figure \* ARABIC </w:instrText>
-      </w:r>
-      <w:r>
-        <w:fldChar w:fldCharType="separate"/>
-      </w:r>
-      <w:r>
-        <w:rPr>
-          <w:noProof/>
-        </w:rPr>
-        <w:t>1</w:t>
-      </w:r>
-      <w:r>
-        <w:rPr>
-          <w:noProof/>
-        </w:rPr>
-        <w:fldChar w:fldCharType="end"/>
-      </w:r>
+      <w:fldSimple w:instr=" SEQ Figure \* ARABIC ">
+        <w:r>
+          <w:rPr>
+            <w:noProof/>
+          </w:rPr>
+          <w:t>1</w:t>
+        </w:r>
+      </w:fldSimple>
       <w:r>
         <w:t>: 9-Tap Main Menu</w:t>
       </w:r>
@@ -5632,13 +5619,10 @@
         <w:t xml:space="preserve">Fill in the </w:t>
       </w:r>
       <w:r>
-        <w:t>Location field with the name of the bowling alley. Enter the name of the event in the Event field. Enter the sponsors in the Sponsors field. LEAVE THE DOUBLES BOX UNCHECKED</w:t>
-      </w:r>
-      <w:r>
-        <w:t>.</w:t>
-      </w:r>
-      <w:r>
-        <w:t xml:space="preserve"> </w:t>
+        <w:t>Location field with the name of the bowling alley. Enter the name of the event in the Event field. Enter the sponsors in the Sp</w:t>
+      </w:r>
+      <w:r>
+        <w:t xml:space="preserve">onsors field. </w:t>
       </w:r>
       <w:r>
         <w:t>If appropriate, check the 3 out of 4 box. Enter the number of squads in the Number of Squads field. If needed enter notes on the tournament in the Notes field. Double check your information, then click “Create Tournament”.</w:t>
@@ -6263,27 +6247,14 @@
       <w:r>
         <w:t xml:space="preserve">Figure </w:t>
       </w:r>
-      <w:r>
-        <w:fldChar w:fldCharType="begin"/>
-      </w:r>
-      <w:r>
-        <w:instrText xml:space="preserve"> SEQ Figure \* ARABIC </w:instrText>
-      </w:r>
-      <w:r>
-        <w:fldChar w:fldCharType="separate"/>
-      </w:r>
-      <w:r>
-        <w:rPr>
-          <w:noProof/>
-        </w:rPr>
-        <w:t>2</w:t>
-      </w:r>
-      <w:r>
-        <w:rPr>
-          <w:noProof/>
-        </w:rPr>
-        <w:fldChar w:fldCharType="end"/>
-      </w:r>
+      <w:fldSimple w:instr=" SEQ Figure \* ARABIC ">
+        <w:r>
+          <w:rPr>
+            <w:noProof/>
+          </w:rPr>
+          <w:t>2</w:t>
+        </w:r>
+      </w:fldSimple>
       <w:r>
         <w:t>: Main Menu</w:t>
       </w:r>
@@ -6523,27 +6494,14 @@
       <w:r>
         <w:t xml:space="preserve">Figure </w:t>
       </w:r>
-      <w:r>
-        <w:fldChar w:fldCharType="begin"/>
-      </w:r>
-      <w:r>
-        <w:instrText xml:space="preserve"> SEQ Figure \* ARABIC </w:instrText>
-      </w:r>
-      <w:r>
-        <w:fldChar w:fldCharType="separate"/>
-      </w:r>
-      <w:r>
-        <w:rPr>
-          <w:noProof/>
-        </w:rPr>
-        <w:t>3</w:t>
-      </w:r>
-      <w:r>
-        <w:rPr>
-          <w:noProof/>
-        </w:rPr>
-        <w:fldChar w:fldCharType="end"/>
-      </w:r>
+      <w:fldSimple w:instr=" SEQ Figure \* ARABIC ">
+        <w:r>
+          <w:rPr>
+            <w:noProof/>
+          </w:rPr>
+          <w:t>3</w:t>
+        </w:r>
+      </w:fldSimple>
       <w:r>
         <w:t>: Member Information</w:t>
       </w:r>
@@ -7047,27 +7005,14 @@
         <w:lastRenderedPageBreak/>
         <w:t xml:space="preserve">Figure </w:t>
       </w:r>
-      <w:r>
-        <w:fldChar w:fldCharType="begin"/>
-      </w:r>
-      <w:r>
-        <w:instrText xml:space="preserve"> SEQ Figure \* ARABIC </w:instrText>
-      </w:r>
-      <w:r>
-        <w:fldChar w:fldCharType="separate"/>
-      </w:r>
-      <w:r>
-        <w:rPr>
-          <w:noProof/>
-        </w:rPr>
-        <w:t>4</w:t>
-      </w:r>
-      <w:r>
-        <w:rPr>
-          <w:noProof/>
-        </w:rPr>
-        <w:fldChar w:fldCharType="end"/>
-      </w:r>
+      <w:fldSimple w:instr=" SEQ Figure \* ARABIC ">
+        <w:r>
+          <w:rPr>
+            <w:noProof/>
+          </w:rPr>
+          <w:t>4</w:t>
+        </w:r>
+      </w:fldSimple>
       <w:r>
         <w:t>: Member Information</w:t>
       </w:r>
@@ -7440,27 +7385,14 @@
       <w:r>
         <w:t xml:space="preserve">Figure </w:t>
       </w:r>
-      <w:r>
-        <w:fldChar w:fldCharType="begin"/>
-      </w:r>
-      <w:r>
-        <w:instrText xml:space="preserve"> SEQ Figure \* ARABIC </w:instrText>
-      </w:r>
-      <w:r>
-        <w:fldChar w:fldCharType="separate"/>
-      </w:r>
-      <w:r>
-        <w:rPr>
-          <w:noProof/>
-        </w:rPr>
-        <w:t>5</w:t>
-      </w:r>
-      <w:r>
-        <w:rPr>
-          <w:noProof/>
-        </w:rPr>
-        <w:fldChar w:fldCharType="end"/>
-      </w:r>
+      <w:fldSimple w:instr=" SEQ Figure \* ARABIC ">
+        <w:r>
+          <w:rPr>
+            <w:noProof/>
+          </w:rPr>
+          <w:t>5</w:t>
+        </w:r>
+      </w:fldSimple>
       <w:r>
         <w:t>: Stats</w:t>
       </w:r>
@@ -7765,27 +7697,14 @@
       <w:r>
         <w:t xml:space="preserve">Figure </w:t>
       </w:r>
-      <w:r>
-        <w:fldChar w:fldCharType="begin"/>
-      </w:r>
-      <w:r>
-        <w:instrText xml:space="preserve"> SEQ Figure \* ARABIC </w:instrText>
-      </w:r>
-      <w:r>
-        <w:fldChar w:fldCharType="separate"/>
-      </w:r>
-      <w:r>
-        <w:rPr>
-          <w:noProof/>
-        </w:rPr>
-        <w:t>6</w:t>
-      </w:r>
-      <w:r>
-        <w:rPr>
-          <w:noProof/>
-        </w:rPr>
-        <w:fldChar w:fldCharType="end"/>
-      </w:r>
+      <w:fldSimple w:instr=" SEQ Figure \* ARABIC ">
+        <w:r>
+          <w:rPr>
+            <w:noProof/>
+          </w:rPr>
+          <w:t>6</w:t>
+        </w:r>
+      </w:fldSimple>
       <w:r>
         <w:t>: Member search, blank and with results</w:t>
       </w:r>
@@ -7993,27 +7912,14 @@
       <w:r>
         <w:t xml:space="preserve">Figure </w:t>
       </w:r>
-      <w:r>
-        <w:fldChar w:fldCharType="begin"/>
-      </w:r>
-      <w:r>
-        <w:instrText xml:space="preserve"> SEQ Figure \* ARABIC </w:instrText>
-      </w:r>
-      <w:r>
-        <w:fldChar w:fldCharType="separate"/>
-      </w:r>
-      <w:r>
-        <w:rPr>
-          <w:noProof/>
-        </w:rPr>
-        <w:t>7</w:t>
-      </w:r>
-      <w:r>
-        <w:rPr>
-          <w:noProof/>
-        </w:rPr>
-        <w:fldChar w:fldCharType="end"/>
-      </w:r>
+      <w:fldSimple w:instr=" SEQ Figure \* ARABIC ">
+        <w:r>
+          <w:rPr>
+            <w:noProof/>
+          </w:rPr>
+          <w:t>7</w:t>
+        </w:r>
+      </w:fldSimple>
       <w:r>
         <w:t>: basic printer dialog</w:t>
       </w:r>
@@ -8190,27 +8096,14 @@
       <w:r>
         <w:t xml:space="preserve">Figure </w:t>
       </w:r>
-      <w:r>
-        <w:fldChar w:fldCharType="begin"/>
-      </w:r>
-      <w:r>
-        <w:instrText xml:space="preserve"> SEQ Figure \* ARABIC </w:instrText>
-      </w:r>
-      <w:r>
-        <w:fldChar w:fldCharType="separate"/>
-      </w:r>
-      <w:r>
-        <w:rPr>
-          <w:noProof/>
-        </w:rPr>
-        <w:t>8</w:t>
-      </w:r>
-      <w:r>
-        <w:rPr>
-          <w:noProof/>
-        </w:rPr>
-        <w:fldChar w:fldCharType="end"/>
-      </w:r>
+      <w:fldSimple w:instr=" SEQ Figure \* ARABIC ">
+        <w:r>
+          <w:rPr>
+            <w:noProof/>
+          </w:rPr>
+          <w:t>8</w:t>
+        </w:r>
+      </w:fldSimple>
       <w:r>
         <w:t>: Importing existing player information</w:t>
       </w:r>
@@ -8265,7 +8158,10 @@
         <w:t xml:space="preserve"> A tournament must be created before the member scores can be entered.</w:t>
       </w:r>
       <w:r>
-        <w:t xml:space="preserve"> See Create/Update Tournament.</w:t>
+        <w:t xml:space="preserve"> See </w:t>
+      </w:r>
+      <w:r>
+        <w:t>How to create or edit a tournament.</w:t>
       </w:r>
     </w:p>
     <w:p>
@@ -8335,27 +8231,14 @@
       <w:r>
         <w:t xml:space="preserve">Figure </w:t>
       </w:r>
-      <w:r>
-        <w:fldChar w:fldCharType="begin"/>
-      </w:r>
-      <w:r>
-        <w:instrText xml:space="preserve"> SEQ Figure \* ARABIC </w:instrText>
-      </w:r>
-      <w:r>
-        <w:fldChar w:fldCharType="separate"/>
-      </w:r>
-      <w:r>
-        <w:rPr>
-          <w:noProof/>
-        </w:rPr>
-        <w:t>9</w:t>
-      </w:r>
-      <w:r>
-        <w:rPr>
-          <w:noProof/>
-        </w:rPr>
-        <w:fldChar w:fldCharType="end"/>
-      </w:r>
+      <w:fldSimple w:instr=" SEQ Figure \* ARABIC ">
+        <w:r>
+          <w:rPr>
+            <w:noProof/>
+          </w:rPr>
+          <w:t>9</w:t>
+        </w:r>
+      </w:fldSimple>
       <w:r>
         <w:t>: Member Scores</w:t>
       </w:r>
@@ -8722,27 +8605,14 @@
       <w:r>
         <w:t xml:space="preserve">Figure </w:t>
       </w:r>
-      <w:r>
-        <w:fldChar w:fldCharType="begin"/>
-      </w:r>
-      <w:r>
-        <w:instrText xml:space="preserve"> SEQ Figure \* ARABIC </w:instrText>
-      </w:r>
-      <w:r>
-        <w:fldChar w:fldCharType="separate"/>
-      </w:r>
-      <w:r>
-        <w:rPr>
-          <w:noProof/>
-        </w:rPr>
-        <w:t>10</w:t>
-      </w:r>
-      <w:r>
-        <w:rPr>
-          <w:noProof/>
-        </w:rPr>
-        <w:fldChar w:fldCharType="end"/>
-      </w:r>
+      <w:fldSimple w:instr=" SEQ Figure \* ARABIC ">
+        <w:r>
+          <w:rPr>
+            <w:noProof/>
+          </w:rPr>
+          <w:t>10</w:t>
+        </w:r>
+      </w:fldSimple>
       <w:r>
         <w:t>: Tournament Stats</w:t>
       </w:r>
@@ -9016,27 +8886,14 @@
       <w:r>
         <w:t xml:space="preserve">Figure </w:t>
       </w:r>
-      <w:r>
-        <w:fldChar w:fldCharType="begin"/>
-      </w:r>
-      <w:r>
-        <w:instrText xml:space="preserve"> SEQ Figure \* ARABIC </w:instrText>
-      </w:r>
-      <w:r>
-        <w:fldChar w:fldCharType="separate"/>
-      </w:r>
-      <w:r>
-        <w:rPr>
-          <w:noProof/>
-        </w:rPr>
-        <w:t>11</w:t>
-      </w:r>
-      <w:r>
-        <w:rPr>
-          <w:noProof/>
-        </w:rPr>
-        <w:fldChar w:fldCharType="end"/>
-      </w:r>
+      <w:fldSimple w:instr=" SEQ Figure \* ARABIC ">
+        <w:r>
+          <w:rPr>
+            <w:noProof/>
+          </w:rPr>
+          <w:t>11</w:t>
+        </w:r>
+      </w:fldSimple>
       <w:r>
         <w:t xml:space="preserve"> Print Dialog</w:t>
       </w:r>
@@ -9178,27 +9035,14 @@
       <w:r>
         <w:t xml:space="preserve">Figure </w:t>
       </w:r>
-      <w:r>
-        <w:fldChar w:fldCharType="begin"/>
-      </w:r>
-      <w:r>
-        <w:instrText xml:space="preserve"> SEQ Figure \* ARABIC </w:instrText>
-      </w:r>
-      <w:r>
-        <w:fldChar w:fldCharType="separate"/>
-      </w:r>
-      <w:r>
-        <w:rPr>
-          <w:noProof/>
-        </w:rPr>
-        <w:t>12</w:t>
-      </w:r>
-      <w:r>
-        <w:rPr>
-          <w:noProof/>
-        </w:rPr>
-        <w:fldChar w:fldCharType="end"/>
-      </w:r>
+      <w:fldSimple w:instr=" SEQ Figure \* ARABIC ">
+        <w:r>
+          <w:rPr>
+            <w:noProof/>
+          </w:rPr>
+          <w:t>12</w:t>
+        </w:r>
+      </w:fldSimple>
       <w:r>
         <w:t>: Tournament Place Standings</w:t>
       </w:r>
@@ -9284,13 +9128,88 @@
         <w:t>.</w:t>
       </w:r>
       <w:r>
+        <w:t xml:space="preserve"> This will open a form to create a tournament.</w:t>
+      </w:r>
+    </w:p>
+    <w:p>
+      <w:pPr>
+        <w:pStyle w:val="BodyText"/>
+        <w:keepNext/>
+      </w:pPr>
+      <w:r>
+        <w:t>Populate this form</w:t>
+      </w:r>
+      <w:r>
+        <w:t xml:space="preserve"> with the following </w:t>
+      </w:r>
+      <w:r>
+        <w:t>information: the location of th</w:t>
+      </w:r>
+      <w:r>
+        <w:t xml:space="preserve">e tournament, </w:t>
+      </w:r>
+      <w:r>
+        <w:t>the name of the tournament, and any sponsors that support the tournament.</w:t>
+      </w:r>
+      <w:r>
+        <w:t xml:space="preserve"> The da</w:t>
+      </w:r>
+      <w:r>
+        <w:t xml:space="preserve">te will default to today’s date. </w:t>
+      </w:r>
+      <w:r>
+        <w:t>If the tournament</w:t>
+      </w:r>
+      <w:r>
+        <w:t xml:space="preserve"> is a 3 Out of 4 tourne</w:t>
+      </w:r>
+      <w:r>
+        <w:t>y, then check the appropriate box</w:t>
+      </w:r>
+      <w:r>
+        <w:t>. Finally, enter the number of squads</w:t>
+      </w:r>
+      <w:r>
+        <w:t xml:space="preserve"> and </w:t>
+      </w:r>
+      <w:r>
+        <w:t>any notes for</w:t>
+      </w:r>
+      <w:r>
+        <w:t xml:space="preserve"> the tournament.</w:t>
+      </w:r>
+      <w:r>
         <w:t xml:space="preserve"> </w:t>
       </w:r>
       <w:r>
-        <w:t>This will open a form</w:t>
-      </w:r>
-      <w:r>
-        <w:t xml:space="preserve"> to create a tournament.</w:t>
+        <w:t>Review</w:t>
+      </w:r>
+      <w:r>
+        <w:t xml:space="preserve"> these fields again if necessary for accuracy and if the user wants to clear the entire form and start over, there is a Clea</w:t>
+      </w:r>
+      <w:r>
+        <w:t xml:space="preserve">r button at the top of the </w:t>
+      </w:r>
+      <w:r>
+        <w:t>form.</w:t>
+      </w:r>
+      <w:r>
+        <w:t xml:space="preserve"> Once all of the information is </w:t>
+      </w:r>
+      <w:r>
+        <w:t>proofread, click the Create Tournament button at the bottom</w:t>
+      </w:r>
+      <w:r>
+        <w:t xml:space="preserve"> of the form to add the </w:t>
+      </w:r>
+      <w:r>
+        <w:t>tournament</w:t>
+      </w:r>
+      <w:r>
+        <w:t xml:space="preserve"> to the 9-</w:t>
+      </w:r>
+      <w:r>
+        <w:t>Tap database.</w:t>
       </w:r>
     </w:p>
     <w:p>
@@ -9299,87 +9218,6 @@
         <w:keepNext/>
       </w:pPr>
       <w:r>
-        <w:t>Populate this form</w:t>
-      </w:r>
-      <w:r>
-        <w:t xml:space="preserve"> with the following </w:t>
-      </w:r>
-      <w:r>
-        <w:t>information: the location of th</w:t>
-      </w:r>
-      <w:r>
-        <w:t xml:space="preserve">e tournament, </w:t>
-      </w:r>
-      <w:r>
-        <w:t>the name of the tournament, and any sponsors that support the tournament.</w:t>
-      </w:r>
-      <w:r>
-        <w:t xml:space="preserve"> The da</w:t>
-      </w:r>
-      <w:r>
-        <w:t xml:space="preserve">te will default to today’s date. </w:t>
-      </w:r>
-      <w:r>
-        <w:t>If the tournament</w:t>
-      </w:r>
-      <w:r>
-        <w:t xml:space="preserve"> is a 3 Out of 4 tourne</w:t>
-      </w:r>
-      <w:r>
-        <w:t>y, then check the appropriate box</w:t>
-      </w:r>
-      <w:r>
-        <w:t>. Finally, enter the number of squads</w:t>
-      </w:r>
-      <w:r>
-        <w:t xml:space="preserve"> and </w:t>
-      </w:r>
-      <w:r>
-        <w:t>any notes for</w:t>
-      </w:r>
-      <w:r>
-        <w:t xml:space="preserve"> the tournament.</w:t>
-      </w:r>
-      <w:r>
-        <w:t xml:space="preserve"> </w:t>
-      </w:r>
-      <w:r>
-        <w:t>Review</w:t>
-      </w:r>
-      <w:r>
-        <w:t xml:space="preserve"> these fields again if necessary for accuracy and if the user wants to clear the entire form and start over, there is a Clea</w:t>
-      </w:r>
-      <w:r>
-        <w:t xml:space="preserve">r button at the top of the </w:t>
-      </w:r>
-      <w:r>
-        <w:t>form.</w:t>
-      </w:r>
-      <w:r>
-        <w:t xml:space="preserve"> Once all of the information is </w:t>
-      </w:r>
-      <w:r>
-        <w:t>proofread, click the Create Tournament button at the bottom</w:t>
-      </w:r>
-      <w:r>
-        <w:t xml:space="preserve"> of the form to add the </w:t>
-      </w:r>
-      <w:r>
-        <w:t>tournament</w:t>
-      </w:r>
-      <w:r>
-        <w:t xml:space="preserve"> to the 9-</w:t>
-      </w:r>
-      <w:r>
-        <w:t>Tap database.</w:t>
-      </w:r>
-    </w:p>
-    <w:p>
-      <w:pPr>
-        <w:pStyle w:val="BodyText"/>
-        <w:keepNext/>
-      </w:pPr>
-      <w:r>
         <w:t>There are some additional details</w:t>
       </w:r>
       <w:r>
@@ -9403,8 +9241,6 @@
       <w:r>
         <w:t>to input</w:t>
       </w:r>
-      <w:bookmarkStart w:id="30" w:name="_GoBack"/>
-      <w:bookmarkEnd w:id="30"/>
       <w:r>
         <w:t xml:space="preserve"> the required information</w:t>
       </w:r>
@@ -9510,27 +9346,14 @@
         <w:lastRenderedPageBreak/>
         <w:t xml:space="preserve">Figure </w:t>
       </w:r>
-      <w:r>
-        <w:fldChar w:fldCharType="begin"/>
-      </w:r>
-      <w:r>
-        <w:instrText xml:space="preserve"> SEQ Figure \* ARABIC </w:instrText>
-      </w:r>
-      <w:r>
-        <w:fldChar w:fldCharType="separate"/>
-      </w:r>
-      <w:r>
-        <w:rPr>
-          <w:noProof/>
-        </w:rPr>
-        <w:t>13</w:t>
-      </w:r>
-      <w:r>
-        <w:rPr>
-          <w:noProof/>
-        </w:rPr>
-        <w:fldChar w:fldCharType="end"/>
-      </w:r>
+      <w:fldSimple w:instr=" SEQ Figure \* ARABIC ">
+        <w:r>
+          <w:rPr>
+            <w:noProof/>
+          </w:rPr>
+          <w:t>13</w:t>
+        </w:r>
+      </w:fldSimple>
       <w:r>
         <w:t xml:space="preserve">: </w:t>
       </w:r>
@@ -9573,98 +9396,98 @@
       <w:pPr>
         <w:pStyle w:val="Heading3"/>
       </w:pPr>
-      <w:bookmarkStart w:id="31" w:name="_Toc509165857"/>
+      <w:bookmarkStart w:id="30" w:name="_Toc509165857"/>
       <w:r>
         <w:t xml:space="preserve"> How t</w:t>
       </w:r>
       <w:r>
         <w:t>o Update an Existing Tournament</w:t>
       </w:r>
+      <w:bookmarkEnd w:id="30"/>
+    </w:p>
+    <w:p>
+      <w:pPr>
+        <w:pStyle w:val="BodyText"/>
+      </w:pPr>
+      <w:r>
+        <w:t>Click on the “Create/Edit Tournament</w:t>
+      </w:r>
+      <w:r>
+        <w:fldChar w:fldCharType="begin"/>
+      </w:r>
+      <w:r>
+        <w:instrText xml:space="preserve"> XE "</w:instrText>
+      </w:r>
+      <w:r>
+        <w:instrText>Create/Edit Tournament</w:instrText>
+      </w:r>
+      <w:r>
+        <w:instrText xml:space="preserve">" </w:instrText>
+      </w:r>
+      <w:r>
+        <w:fldChar w:fldCharType="end"/>
+      </w:r>
+      <w:r>
+        <w:t>” button. On the New Tournament screen, click “Edit Existing Tournament…</w:t>
+      </w:r>
+      <w:r>
+        <w:fldChar w:fldCharType="begin"/>
+      </w:r>
+      <w:r>
+        <w:instrText xml:space="preserve"> XE "</w:instrText>
+      </w:r>
+      <w:r>
+        <w:instrText>Edit Existing Tournament…</w:instrText>
+      </w:r>
+      <w:r>
+        <w:instrText xml:space="preserve">" </w:instrText>
+      </w:r>
+      <w:r>
+        <w:fldChar w:fldCharType="end"/>
+      </w:r>
+      <w:r>
+        <w:t>” This will bring up the “Search Tournaments</w:t>
+      </w:r>
+      <w:r>
+        <w:fldChar w:fldCharType="begin"/>
+      </w:r>
+      <w:r>
+        <w:instrText xml:space="preserve"> XE "</w:instrText>
+      </w:r>
+      <w:r>
+        <w:instrText>Search Tournaments</w:instrText>
+      </w:r>
+      <w:r>
+        <w:instrText xml:space="preserve">" </w:instrText>
+      </w:r>
+      <w:r>
+        <w:fldChar w:fldCharType="end"/>
+      </w:r>
+      <w:r>
+        <w:t>”</w:t>
+      </w:r>
+      <w:r>
+        <w:t xml:space="preserve"> screen</w:t>
+      </w:r>
+      <w:r>
+        <w:t xml:space="preserve">, figure 14. </w:t>
+      </w:r>
+      <w:r>
+        <w:t xml:space="preserve">See Search Tournaments </w:t>
+      </w:r>
+      <w:r>
+        <w:t>for the search function. Once the tournament to edit has been selected, you can then edit the pertinent information and save the entry.</w:t>
+      </w:r>
+    </w:p>
+    <w:p>
+      <w:pPr>
+        <w:pStyle w:val="Heading2"/>
+      </w:pPr>
+      <w:bookmarkStart w:id="31" w:name="_Toc509165858"/>
+      <w:r>
+        <w:t>Search Tournaments</w:t>
+      </w:r>
       <w:bookmarkEnd w:id="31"/>
-    </w:p>
-    <w:p>
-      <w:pPr>
-        <w:pStyle w:val="BodyText"/>
-      </w:pPr>
-      <w:r>
-        <w:t>Click on the “Create/Edit Tournament</w:t>
-      </w:r>
-      <w:r>
-        <w:fldChar w:fldCharType="begin"/>
-      </w:r>
-      <w:r>
-        <w:instrText xml:space="preserve"> XE "</w:instrText>
-      </w:r>
-      <w:r>
-        <w:instrText>Create/Edit Tournament</w:instrText>
-      </w:r>
-      <w:r>
-        <w:instrText xml:space="preserve">" </w:instrText>
-      </w:r>
-      <w:r>
-        <w:fldChar w:fldCharType="end"/>
-      </w:r>
-      <w:r>
-        <w:t>” button. On the New Tournament screen, click “Edit Existing Tournament…</w:t>
-      </w:r>
-      <w:r>
-        <w:fldChar w:fldCharType="begin"/>
-      </w:r>
-      <w:r>
-        <w:instrText xml:space="preserve"> XE "</w:instrText>
-      </w:r>
-      <w:r>
-        <w:instrText>Edit Existing Tournament…</w:instrText>
-      </w:r>
-      <w:r>
-        <w:instrText xml:space="preserve">" </w:instrText>
-      </w:r>
-      <w:r>
-        <w:fldChar w:fldCharType="end"/>
-      </w:r>
-      <w:r>
-        <w:t>” This will bring up the “Search Tournaments</w:t>
-      </w:r>
-      <w:r>
-        <w:fldChar w:fldCharType="begin"/>
-      </w:r>
-      <w:r>
-        <w:instrText xml:space="preserve"> XE "</w:instrText>
-      </w:r>
-      <w:r>
-        <w:instrText>Search Tournaments</w:instrText>
-      </w:r>
-      <w:r>
-        <w:instrText xml:space="preserve">" </w:instrText>
-      </w:r>
-      <w:r>
-        <w:fldChar w:fldCharType="end"/>
-      </w:r>
-      <w:r>
-        <w:t>”</w:t>
-      </w:r>
-      <w:r>
-        <w:t xml:space="preserve"> screen</w:t>
-      </w:r>
-      <w:r>
-        <w:t xml:space="preserve">, figure 14. </w:t>
-      </w:r>
-      <w:r>
-        <w:t xml:space="preserve">See Search Tournaments </w:t>
-      </w:r>
-      <w:r>
-        <w:t>for the search function. Once the tournament to edit has been selected, you can then edit the pertinent information and save the entry.</w:t>
-      </w:r>
-    </w:p>
-    <w:p>
-      <w:pPr>
-        <w:pStyle w:val="Heading2"/>
-      </w:pPr>
-      <w:bookmarkStart w:id="32" w:name="_Toc509165858"/>
-      <w:r>
-        <w:t>Search Tournaments</w:t>
-      </w:r>
-      <w:bookmarkEnd w:id="32"/>
       <w:r>
         <w:fldChar w:fldCharType="begin"/>
       </w:r>
@@ -9832,27 +9655,14 @@
       <w:r>
         <w:t xml:space="preserve">Figure </w:t>
       </w:r>
-      <w:r>
-        <w:fldChar w:fldCharType="begin"/>
-      </w:r>
-      <w:r>
-        <w:instrText xml:space="preserve"> SEQ Figure \* ARABIC </w:instrText>
-      </w:r>
-      <w:r>
-        <w:fldChar w:fldCharType="separate"/>
-      </w:r>
-      <w:r>
-        <w:rPr>
-          <w:noProof/>
-        </w:rPr>
-        <w:t>14</w:t>
-      </w:r>
-      <w:r>
-        <w:rPr>
-          <w:noProof/>
-        </w:rPr>
-        <w:fldChar w:fldCharType="end"/>
-      </w:r>
+      <w:fldSimple w:instr=" SEQ Figure \* ARABIC ">
+        <w:r>
+          <w:rPr>
+            <w:noProof/>
+          </w:rPr>
+          <w:t>14</w:t>
+        </w:r>
+      </w:fldSimple>
       <w:r>
         <w:t>: Tournament Search Forms</w:t>
       </w:r>
@@ -9861,53 +9671,53 @@
       <w:pPr>
         <w:pStyle w:val="Heading3"/>
       </w:pPr>
-      <w:bookmarkStart w:id="33" w:name="_Toc509165859"/>
+      <w:bookmarkStart w:id="32" w:name="_Toc509165859"/>
       <w:r>
         <w:t>Search by Location</w:t>
       </w:r>
+      <w:bookmarkEnd w:id="32"/>
+      <w:r>
+        <w:fldChar w:fldCharType="begin"/>
+      </w:r>
+      <w:r>
+        <w:instrText xml:space="preserve"> XE "</w:instrText>
+      </w:r>
+      <w:r>
+        <w:instrText>Search by Location</w:instrText>
+      </w:r>
+      <w:r>
+        <w:instrText xml:space="preserve">" </w:instrText>
+      </w:r>
+      <w:r>
+        <w:fldChar w:fldCharType="end"/>
+      </w:r>
+    </w:p>
+    <w:p>
+      <w:pPr>
+        <w:pStyle w:val="BodyText"/>
+      </w:pPr>
+      <w:r>
+        <w:t>To search a tournament by location</w:t>
+      </w:r>
+      <w:r>
+        <w:t>:</w:t>
+      </w:r>
+      <w:r>
+        <w:t xml:space="preserve"> Fill in the name of the </w:t>
+      </w:r>
+      <w:r>
+        <w:t>bowling center in the Location field. Click “Search”. Choose the tournament. Click “Accept”.</w:t>
+      </w:r>
+    </w:p>
+    <w:p>
+      <w:pPr>
+        <w:pStyle w:val="Heading3"/>
+      </w:pPr>
+      <w:bookmarkStart w:id="33" w:name="_Toc509165860"/>
+      <w:r>
+        <w:t>Search by Event</w:t>
+      </w:r>
       <w:bookmarkEnd w:id="33"/>
-      <w:r>
-        <w:fldChar w:fldCharType="begin"/>
-      </w:r>
-      <w:r>
-        <w:instrText xml:space="preserve"> XE "</w:instrText>
-      </w:r>
-      <w:r>
-        <w:instrText>Search by Location</w:instrText>
-      </w:r>
-      <w:r>
-        <w:instrText xml:space="preserve">" </w:instrText>
-      </w:r>
-      <w:r>
-        <w:fldChar w:fldCharType="end"/>
-      </w:r>
-    </w:p>
-    <w:p>
-      <w:pPr>
-        <w:pStyle w:val="BodyText"/>
-      </w:pPr>
-      <w:r>
-        <w:t>To search a tournament by location</w:t>
-      </w:r>
-      <w:r>
-        <w:t>:</w:t>
-      </w:r>
-      <w:r>
-        <w:t xml:space="preserve"> Fill in the name of the </w:t>
-      </w:r>
-      <w:r>
-        <w:t>bowling center in the Location field. Click “Search”. Choose the tournament. Click “Accept”.</w:t>
-      </w:r>
-    </w:p>
-    <w:p>
-      <w:pPr>
-        <w:pStyle w:val="Heading3"/>
-      </w:pPr>
-      <w:bookmarkStart w:id="34" w:name="_Toc509165860"/>
-      <w:r>
-        <w:t>Search by Event</w:t>
-      </w:r>
-      <w:bookmarkEnd w:id="34"/>
       <w:r>
         <w:fldChar w:fldCharType="begin"/>
       </w:r>
@@ -9966,7 +9776,10 @@
       </w:pPr>
       <w:r>
         <w:lastRenderedPageBreak/>
-        <w:t>One important thing to note is that searching by event and location can be done with just a letter found in the name of the loc</w:t>
+        <w:t>S</w:t>
+      </w:r>
+      <w:r>
+        <w:t>earching by event and location can be done with just a letter found in the name of the loc</w:t>
       </w:r>
       <w:r>
         <w:t>ation or the event</w:t>
@@ -10000,11 +9813,11 @@
       <w:pPr>
         <w:pStyle w:val="Heading3"/>
       </w:pPr>
-      <w:bookmarkStart w:id="35" w:name="_Toc509165861"/>
+      <w:bookmarkStart w:id="34" w:name="_Toc509165861"/>
       <w:r>
         <w:t>Search by Date</w:t>
       </w:r>
-      <w:bookmarkEnd w:id="35"/>
+      <w:bookmarkEnd w:id="34"/>
       <w:r>
         <w:fldChar w:fldCharType="begin"/>
       </w:r>
@@ -10033,7 +9846,7 @@
       <w:pPr>
         <w:pStyle w:val="Heading2"/>
       </w:pPr>
-      <w:bookmarkStart w:id="36" w:name="_Toc509165862"/>
+      <w:bookmarkStart w:id="35" w:name="_Toc509165862"/>
       <w:r>
         <w:t>List Tournaments</w:t>
       </w:r>
@@ -10068,7 +9881,7 @@
       <w:r>
         <w:t>ear</w:t>
       </w:r>
-      <w:bookmarkEnd w:id="36"/>
+      <w:bookmarkEnd w:id="35"/>
       <w:r>
         <w:fldChar w:fldCharType="begin"/>
       </w:r>
@@ -10278,27 +10091,14 @@
       <w:r>
         <w:t xml:space="preserve">Figure </w:t>
       </w:r>
-      <w:r>
-        <w:fldChar w:fldCharType="begin"/>
-      </w:r>
-      <w:r>
-        <w:instrText xml:space="preserve"> SEQ Figure \* ARABIC </w:instrText>
-      </w:r>
-      <w:r>
-        <w:fldChar w:fldCharType="separate"/>
-      </w:r>
-      <w:r>
-        <w:rPr>
-          <w:noProof/>
-        </w:rPr>
-        <w:t>15</w:t>
-      </w:r>
-      <w:r>
-        <w:rPr>
-          <w:noProof/>
-        </w:rPr>
-        <w:fldChar w:fldCharType="end"/>
-      </w:r>
+  